--- a/tcc/TCC.docx
+++ b/tcc/TCC.docx
@@ -13,9 +13,9 @@
           <w:color w:val="000000" w:themeColor="text1"/>
         </w:rPr>
       </w:pPr>
-      <w:bookmarkStart w:id="0" w:name="folha-de-rosto"/>
-      <w:bookmarkStart w:id="1" w:name="_Hlk217046442"/>
-      <w:bookmarkEnd w:id="1"/>
+      <w:bookmarkStart w:id="0" w:name="_Hlk217046442"/>
+      <w:bookmarkStart w:id="1" w:name="folha-de-rosto"/>
+      <w:bookmarkEnd w:id="0"/>
       <w:r>
         <w:rPr>
           <w:rFonts w:ascii="Times New Roman" w:eastAsiaTheme="majorEastAsia" w:hAnsi="Times New Roman" w:cs="Times New Roman"/>
@@ -211,7 +211,6 @@
     <w:p>
       <w:pPr>
         <w:pStyle w:val="Corpodetexto"/>
-        <w:jc w:val="center"/>
         <w:rPr>
           <w:rFonts w:ascii="Times New Roman" w:eastAsiaTheme="majorEastAsia" w:hAnsi="Times New Roman" w:cs="Times New Roman"/>
           <w:b/>
@@ -448,7 +447,7 @@
         </w:rPr>
       </w:pPr>
       <w:bookmarkStart w:id="2" w:name="sumário"/>
-      <w:bookmarkEnd w:id="0"/>
+      <w:bookmarkEnd w:id="1"/>
     </w:p>
     <w:p>
       <w:pPr>
@@ -12444,6 +12443,11 @@
     <w:p>
       <w:pPr>
         <w:pStyle w:val="Corpodetexto"/>
+      </w:pPr>
+    </w:p>
+    <w:p>
+      <w:pPr>
+        <w:pStyle w:val="Corpodetexto"/>
         <w:rPr>
           <w:rFonts w:ascii="Times New Roman" w:hAnsi="Times New Roman" w:cs="Times New Roman"/>
           <w:b/>
@@ -12474,316 +12478,323 @@
     <w:p>
       <w:pPr>
         <w:pStyle w:val="Corpodetexto"/>
-        <w:rPr>
-          <w:rFonts w:ascii="Times New Roman" w:hAnsi="Times New Roman" w:cs="Times New Roman"/>
-          <w:color w:val="000000" w:themeColor="text1"/>
-        </w:rPr>
-      </w:pPr>
-      <w:r>
-        <w:rPr>
-          <w:rFonts w:ascii="Times New Roman" w:hAnsi="Times New Roman" w:cs="Times New Roman"/>
-          <w:color w:val="000000" w:themeColor="text1"/>
-        </w:rPr>
-        <w:t xml:space="preserve">BRASIL. </w:t>
-      </w:r>
-      <w:r>
-        <w:rPr>
-          <w:rFonts w:ascii="Times New Roman" w:hAnsi="Times New Roman" w:cs="Times New Roman"/>
+      </w:pPr>
+    </w:p>
+    <w:p>
+      <w:pPr>
+        <w:pStyle w:val="NormalWeb"/>
+      </w:pPr>
+      <w:r>
+        <w:t xml:space="preserve">BRASIL. [Portal da Legislação]. </w:t>
+      </w:r>
+      <w:r>
+        <w:rPr>
           <w:b/>
           <w:bCs/>
-          <w:color w:val="000000" w:themeColor="text1"/>
         </w:rPr>
         <w:t>Lei nº 13.146, de 6 de julho de 2015</w:t>
       </w:r>
       <w:r>
-        <w:rPr>
-          <w:rFonts w:ascii="Times New Roman" w:hAnsi="Times New Roman" w:cs="Times New Roman"/>
-          <w:color w:val="000000" w:themeColor="text1"/>
-        </w:rPr>
-        <w:t>. Institui a Lei Brasileira de Inclusão da Pessoa com Deficiência (Estatuto da Pessoa com Deficiência). Diário Oficial da União, Brasília, DF, 7 jul. 2015.</w:t>
-      </w:r>
-    </w:p>
-    <w:p>
-      <w:pPr>
-        <w:pStyle w:val="Corpodetexto"/>
-        <w:rPr>
-          <w:rFonts w:ascii="Times New Roman" w:hAnsi="Times New Roman" w:cs="Times New Roman"/>
-          <w:color w:val="000000" w:themeColor="text1"/>
-        </w:rPr>
-      </w:pPr>
-      <w:r>
-        <w:rPr>
-          <w:rFonts w:ascii="Times New Roman" w:hAnsi="Times New Roman" w:cs="Times New Roman"/>
-          <w:color w:val="000000" w:themeColor="text1"/>
-        </w:rPr>
-        <w:t xml:space="preserve">BRASIL. </w:t>
-      </w:r>
-      <w:r>
-        <w:rPr>
-          <w:rFonts w:ascii="Times New Roman" w:hAnsi="Times New Roman" w:cs="Times New Roman"/>
-          <w:b/>
-          <w:bCs/>
-          <w:color w:val="000000" w:themeColor="text1"/>
-        </w:rPr>
-        <w:t>Lei nº 13.709, de 14 de agosto de 2018</w:t>
-      </w:r>
-      <w:r>
-        <w:rPr>
-          <w:rFonts w:ascii="Times New Roman" w:hAnsi="Times New Roman" w:cs="Times New Roman"/>
-          <w:color w:val="000000" w:themeColor="text1"/>
-        </w:rPr>
-        <w:t>. Lei Geral de Proteção de Dados Pessoais (LGPD). Diário Oficial da União, Brasília, DF, 15 ago. 2018.</w:t>
-      </w:r>
-    </w:p>
-    <w:p>
-      <w:pPr>
-        <w:pStyle w:val="Corpodetexto"/>
-        <w:rPr>
-          <w:rFonts w:ascii="Times New Roman" w:hAnsi="Times New Roman" w:cs="Times New Roman"/>
-          <w:color w:val="000000" w:themeColor="text1"/>
-        </w:rPr>
-      </w:pPr>
-      <w:r>
-        <w:rPr>
-          <w:rFonts w:ascii="Times New Roman" w:hAnsi="Times New Roman" w:cs="Times New Roman"/>
-          <w:color w:val="000000" w:themeColor="text1"/>
-        </w:rPr>
-        <w:t xml:space="preserve">GESTÃO ATÍPICOS. </w:t>
-      </w:r>
-      <w:r>
-        <w:rPr>
-          <w:rFonts w:ascii="Times New Roman" w:hAnsi="Times New Roman" w:cs="Times New Roman"/>
-          <w:b/>
-          <w:bCs/>
-          <w:color w:val="000000" w:themeColor="text1"/>
-        </w:rPr>
-        <w:t>Repositório do Código Fonte</w:t>
-      </w:r>
-      <w:r>
-        <w:rPr>
-          <w:rFonts w:ascii="Times New Roman" w:hAnsi="Times New Roman" w:cs="Times New Roman"/>
-          <w:color w:val="000000" w:themeColor="text1"/>
-        </w:rPr>
-        <w:t xml:space="preserve">. Versão 1.0. 2025. Disponível em: </w:t>
+        <w:t xml:space="preserve">. Institui a Lei Brasileira de Inclusão da Pessoa com Deficiência (Estatuto da Pessoa com Deficiência). Brasília, DF: Presidência da República, [2015]. Disponível em: </w:t>
       </w:r>
       <w:hyperlink r:id="rId8" w:tgtFrame="_blank" w:history="1">
         <w:r>
           <w:rPr>
             <w:rStyle w:val="Hyperlink"/>
-            <w:rFonts w:ascii="Times New Roman" w:hAnsi="Times New Roman" w:cs="Times New Roman"/>
-            <w:color w:val="000000" w:themeColor="text1"/>
+          </w:rPr>
+          <w:t>http://www.planalto.gov.br/ccivil_03/_ato2015-2018/2015/lei/l13146.htm</w:t>
+        </w:r>
+      </w:hyperlink>
+      <w:r>
+        <w:t>. Acesso em: 15 dez. 2025.</w:t>
+      </w:r>
+    </w:p>
+    <w:p>
+      <w:pPr>
+        <w:pStyle w:val="NormalWeb"/>
+      </w:pPr>
+      <w:r>
+        <w:t xml:space="preserve">BRASIL. [Portal da Legislação]. </w:t>
+      </w:r>
+      <w:r>
+        <w:rPr>
+          <w:b/>
+          <w:bCs/>
+        </w:rPr>
+        <w:t>Lei nº 13.709, de 14 de agosto de 2018</w:t>
+      </w:r>
+      <w:r>
+        <w:t xml:space="preserve">. Lei Geral de Proteção de Dados Pessoais (LGPD). Brasília, DF: Presidência da República, [2018]. Disponível em: </w:t>
+      </w:r>
+      <w:hyperlink r:id="rId9" w:tgtFrame="_blank" w:history="1">
+        <w:r>
+          <w:rPr>
+            <w:rStyle w:val="Hyperlink"/>
+          </w:rPr>
+          <w:t>http://www.planalto.gov.br/ccivil_03/_ato2017-2020/2018/lei/l13709.htm</w:t>
+        </w:r>
+      </w:hyperlink>
+      <w:r>
+        <w:t>. Acesso em: 15 dez. 2025.</w:t>
+      </w:r>
+    </w:p>
+    <w:p>
+      <w:pPr>
+        <w:pStyle w:val="NormalWeb"/>
+      </w:pPr>
+      <w:r>
+        <w:t xml:space="preserve">BRASIL. </w:t>
+      </w:r>
+      <w:r>
+        <w:rPr>
+          <w:b/>
+          <w:bCs/>
+        </w:rPr>
+        <w:t>Decreto nº 10.502, de 30 de setembro de 2020</w:t>
+      </w:r>
+      <w:r>
+        <w:t>. Institui a Política Nacional de Educação Especial: Equitativa, Inclusiva e com Aprendizado ao Longo da Vida. Brasília, DF: Presidência da República, 2020.</w:t>
+      </w:r>
+    </w:p>
+    <w:p>
+      <w:pPr>
+        <w:pStyle w:val="NormalWeb"/>
+      </w:pPr>
+      <w:r>
+        <w:t xml:space="preserve">LIMA, Marcos Guilherme Oliveira. </w:t>
+      </w:r>
+      <w:r>
+        <w:rPr>
+          <w:b/>
+          <w:bCs/>
+        </w:rPr>
+        <w:t>Gestão Atípicos: Sistema Web para Gestão Especializada de Alunos Atípicos na Educação Inclusiva</w:t>
+      </w:r>
+      <w:r>
+        <w:t xml:space="preserve">. 2025. Repositório de código (GitHub). Disponível em: </w:t>
+      </w:r>
+      <w:hyperlink r:id="rId10" w:tgtFrame="_blank" w:history="1">
+        <w:r>
+          <w:rPr>
+            <w:rStyle w:val="Hyperlink"/>
           </w:rPr>
           <w:t>https://github.com/z12guilherme/gestao_atipicos</w:t>
         </w:r>
       </w:hyperlink>
       <w:r>
-        <w:rPr>
-          <w:rFonts w:ascii="Times New Roman" w:hAnsi="Times New Roman" w:cs="Times New Roman"/>
-          <w:color w:val="000000" w:themeColor="text1"/>
-        </w:rPr>
         <w:t>. Acesso em: 19 dez. 2025.</w:t>
       </w:r>
     </w:p>
     <w:p>
       <w:pPr>
-        <w:pStyle w:val="Corpodetexto"/>
-        <w:rPr>
-          <w:rFonts w:ascii="Times New Roman" w:hAnsi="Times New Roman" w:cs="Times New Roman"/>
-          <w:color w:val="000000" w:themeColor="text1"/>
-        </w:rPr>
-      </w:pPr>
-      <w:r>
-        <w:rPr>
-          <w:rFonts w:ascii="Times New Roman" w:hAnsi="Times New Roman" w:cs="Times New Roman"/>
-          <w:color w:val="000000" w:themeColor="text1"/>
-        </w:rPr>
+        <w:pStyle w:val="NormalWeb"/>
+      </w:pPr>
+      <w:r>
         <w:t xml:space="preserve">MICROSOFT. </w:t>
       </w:r>
       <w:r>
         <w:rPr>
-          <w:rFonts w:ascii="Times New Roman" w:hAnsi="Times New Roman" w:cs="Times New Roman"/>
           <w:b/>
           <w:bCs/>
-          <w:color w:val="000000" w:themeColor="text1"/>
         </w:rPr>
         <w:t xml:space="preserve">The STRIDE </w:t>
       </w:r>
       <w:proofErr w:type="spellStart"/>
       <w:r>
         <w:rPr>
-          <w:rFonts w:ascii="Times New Roman" w:hAnsi="Times New Roman" w:cs="Times New Roman"/>
           <w:b/>
           <w:bCs/>
-          <w:color w:val="000000" w:themeColor="text1"/>
         </w:rPr>
         <w:t>Threat</w:t>
       </w:r>
       <w:proofErr w:type="spellEnd"/>
       <w:r>
         <w:rPr>
-          <w:rFonts w:ascii="Times New Roman" w:hAnsi="Times New Roman" w:cs="Times New Roman"/>
           <w:b/>
           <w:bCs/>
-          <w:color w:val="000000" w:themeColor="text1"/>
         </w:rPr>
         <w:t xml:space="preserve"> Model</w:t>
       </w:r>
       <w:r>
-        <w:rPr>
-          <w:rFonts w:ascii="Times New Roman" w:hAnsi="Times New Roman" w:cs="Times New Roman"/>
-          <w:color w:val="000000" w:themeColor="text1"/>
-        </w:rPr>
-        <w:t xml:space="preserve">. Disponível em: </w:t>
-      </w:r>
-      <w:hyperlink r:id="rId9" w:tgtFrame="_blank" w:history="1">
+        <w:t xml:space="preserve">. Azure Security Center, 2025. Disponível em: </w:t>
+      </w:r>
+      <w:hyperlink r:id="rId11" w:tgtFrame="_blank" w:history="1">
         <w:r>
           <w:rPr>
             <w:rStyle w:val="Hyperlink"/>
-            <w:rFonts w:ascii="Times New Roman" w:hAnsi="Times New Roman" w:cs="Times New Roman"/>
-            <w:color w:val="000000" w:themeColor="text1"/>
           </w:rPr>
           <w:t>https://learn.microsoft.com/en-us/azure/security/develop/threat-modeling-tool-threats</w:t>
         </w:r>
       </w:hyperlink>
       <w:r>
-        <w:rPr>
-          <w:rFonts w:ascii="Times New Roman" w:hAnsi="Times New Roman" w:cs="Times New Roman"/>
-          <w:color w:val="000000" w:themeColor="text1"/>
-        </w:rPr>
         <w:t>. Acesso em: 15 dez. 2025.</w:t>
       </w:r>
     </w:p>
     <w:p>
       <w:pPr>
-        <w:pStyle w:val="Corpodetexto"/>
-        <w:rPr>
-          <w:rFonts w:ascii="Times New Roman" w:hAnsi="Times New Roman" w:cs="Times New Roman"/>
-          <w:color w:val="000000" w:themeColor="text1"/>
-        </w:rPr>
-      </w:pPr>
-      <w:r>
-        <w:rPr>
-          <w:rFonts w:ascii="Times New Roman" w:hAnsi="Times New Roman" w:cs="Times New Roman"/>
-          <w:color w:val="000000" w:themeColor="text1"/>
-        </w:rPr>
-        <w:t xml:space="preserve">OWASP. </w:t>
-      </w:r>
-      <w:r>
-        <w:rPr>
-          <w:rFonts w:ascii="Times New Roman" w:hAnsi="Times New Roman" w:cs="Times New Roman"/>
+        <w:pStyle w:val="NormalWeb"/>
+      </w:pPr>
+      <w:r>
+        <w:t xml:space="preserve">OWASP FOUNDATION. </w:t>
+      </w:r>
+      <w:proofErr w:type="spellStart"/>
+      <w:r>
+        <w:rPr>
           <w:b/>
           <w:bCs/>
-          <w:color w:val="000000" w:themeColor="text1"/>
-        </w:rPr>
-        <w:t>OWASP Top 10</w:t>
-      </w:r>
-      <w:r>
-        <w:rPr>
-          <w:rFonts w:ascii="Times New Roman" w:hAnsi="Times New Roman" w:cs="Times New Roman"/>
-          <w:color w:val="000000" w:themeColor="text1"/>
-        </w:rPr>
-        <w:t xml:space="preserve">. 2021. Disponível em: </w:t>
-      </w:r>
-      <w:hyperlink r:id="rId10" w:tgtFrame="_blank" w:history="1">
+        </w:rPr>
+        <w:t>Application</w:t>
+      </w:r>
+      <w:proofErr w:type="spellEnd"/>
+      <w:r>
+        <w:rPr>
+          <w:b/>
+          <w:bCs/>
+        </w:rPr>
+        <w:t xml:space="preserve"> Security </w:t>
+      </w:r>
+      <w:proofErr w:type="spellStart"/>
+      <w:r>
+        <w:rPr>
+          <w:b/>
+          <w:bCs/>
+        </w:rPr>
+        <w:t>Verification</w:t>
+      </w:r>
+      <w:proofErr w:type="spellEnd"/>
+      <w:r>
+        <w:rPr>
+          <w:b/>
+          <w:bCs/>
+        </w:rPr>
+        <w:t xml:space="preserve"> Standard (ASVS)</w:t>
+      </w:r>
+      <w:r>
+        <w:t xml:space="preserve">. </w:t>
+      </w:r>
+      <w:proofErr w:type="spellStart"/>
+      <w:r>
+        <w:t>Version</w:t>
+      </w:r>
+      <w:proofErr w:type="spellEnd"/>
+      <w:r>
+        <w:t xml:space="preserve"> 4.0.3. 2021. Disponível em: </w:t>
+      </w:r>
+      <w:hyperlink r:id="rId12" w:tgtFrame="_blank" w:history="1">
         <w:r>
           <w:rPr>
             <w:rStyle w:val="Hyperlink"/>
-            <w:rFonts w:ascii="Times New Roman" w:hAnsi="Times New Roman" w:cs="Times New Roman"/>
-            <w:color w:val="000000" w:themeColor="text1"/>
+          </w:rPr>
+          <w:t>https://owasp.org/www-project-application-security-verification-standard/</w:t>
+        </w:r>
+      </w:hyperlink>
+      <w:r>
+        <w:t>. Acesso em: 15 dez. 2025.</w:t>
+      </w:r>
+    </w:p>
+    <w:p>
+      <w:pPr>
+        <w:pStyle w:val="NormalWeb"/>
+      </w:pPr>
+      <w:r>
+        <w:t xml:space="preserve">OWASP FOUNDATION. </w:t>
+      </w:r>
+      <w:r>
+        <w:rPr>
+          <w:b/>
+          <w:bCs/>
+        </w:rPr>
+        <w:t>OWASP Top 10:2021</w:t>
+      </w:r>
+      <w:r>
+        <w:t xml:space="preserve">. The Most </w:t>
+      </w:r>
+      <w:proofErr w:type="spellStart"/>
+      <w:r>
+        <w:t>Critical</w:t>
+      </w:r>
+      <w:proofErr w:type="spellEnd"/>
+      <w:r>
+        <w:t xml:space="preserve"> Web </w:t>
+      </w:r>
+      <w:proofErr w:type="spellStart"/>
+      <w:r>
+        <w:t>Application</w:t>
+      </w:r>
+      <w:proofErr w:type="spellEnd"/>
+      <w:r>
+        <w:t xml:space="preserve"> Security </w:t>
+      </w:r>
+      <w:proofErr w:type="spellStart"/>
+      <w:r>
+        <w:t>Risks</w:t>
+      </w:r>
+      <w:proofErr w:type="spellEnd"/>
+      <w:r>
+        <w:t xml:space="preserve">. Disponível em: </w:t>
+      </w:r>
+      <w:hyperlink r:id="rId13" w:tgtFrame="_blank" w:history="1">
+        <w:r>
+          <w:rPr>
+            <w:rStyle w:val="Hyperlink"/>
           </w:rPr>
           <w:t>https://owasp.org/www-project-top-ten/</w:t>
         </w:r>
       </w:hyperlink>
       <w:r>
-        <w:rPr>
-          <w:rFonts w:ascii="Times New Roman" w:hAnsi="Times New Roman" w:cs="Times New Roman"/>
-          <w:color w:val="000000" w:themeColor="text1"/>
-        </w:rPr>
         <w:t>. Acesso em: 15 dez. 2025.</w:t>
       </w:r>
     </w:p>
     <w:p>
       <w:pPr>
-        <w:pStyle w:val="Corpodetexto"/>
-        <w:rPr>
-          <w:rFonts w:ascii="Times New Roman" w:hAnsi="Times New Roman" w:cs="Times New Roman"/>
-          <w:color w:val="000000" w:themeColor="text1"/>
-        </w:rPr>
-      </w:pPr>
-      <w:r>
-        <w:rPr>
-          <w:rFonts w:ascii="Times New Roman" w:hAnsi="Times New Roman" w:cs="Times New Roman"/>
-          <w:color w:val="000000" w:themeColor="text1"/>
-        </w:rPr>
-        <w:t xml:space="preserve">SUPABASE. </w:t>
-      </w:r>
-      <w:r>
-        <w:rPr>
-          <w:rFonts w:ascii="Times New Roman" w:hAnsi="Times New Roman" w:cs="Times New Roman"/>
+        <w:pStyle w:val="NormalWeb"/>
+      </w:pPr>
+      <w:r>
+        <w:t xml:space="preserve">SUPABASE INC. </w:t>
+      </w:r>
+      <w:r>
+        <w:rPr>
           <w:b/>
           <w:bCs/>
-          <w:color w:val="000000" w:themeColor="text1"/>
         </w:rPr>
         <w:t xml:space="preserve">Row </w:t>
       </w:r>
       <w:proofErr w:type="spellStart"/>
       <w:r>
         <w:rPr>
-          <w:rFonts w:ascii="Times New Roman" w:hAnsi="Times New Roman" w:cs="Times New Roman"/>
           <w:b/>
           <w:bCs/>
-          <w:color w:val="000000" w:themeColor="text1"/>
         </w:rPr>
         <w:t>Level</w:t>
       </w:r>
       <w:proofErr w:type="spellEnd"/>
       <w:r>
         <w:rPr>
-          <w:rFonts w:ascii="Times New Roman" w:hAnsi="Times New Roman" w:cs="Times New Roman"/>
           <w:b/>
           <w:bCs/>
-          <w:color w:val="000000" w:themeColor="text1"/>
         </w:rPr>
         <w:t xml:space="preserve"> Security</w:t>
       </w:r>
       <w:r>
-        <w:rPr>
-          <w:rFonts w:ascii="Times New Roman" w:hAnsi="Times New Roman" w:cs="Times New Roman"/>
-          <w:color w:val="000000" w:themeColor="text1"/>
-        </w:rPr>
         <w:t xml:space="preserve">. </w:t>
       </w:r>
       <w:proofErr w:type="spellStart"/>
       <w:r>
-        <w:rPr>
-          <w:rFonts w:ascii="Times New Roman" w:hAnsi="Times New Roman" w:cs="Times New Roman"/>
-          <w:color w:val="000000" w:themeColor="text1"/>
-        </w:rPr>
         <w:t>Documentation</w:t>
       </w:r>
       <w:proofErr w:type="spellEnd"/>
       <w:r>
-        <w:rPr>
-          <w:rFonts w:ascii="Times New Roman" w:hAnsi="Times New Roman" w:cs="Times New Roman"/>
-          <w:color w:val="000000" w:themeColor="text1"/>
-        </w:rPr>
-        <w:t xml:space="preserve">. Disponível em: </w:t>
-      </w:r>
-      <w:hyperlink r:id="rId11" w:tgtFrame="_blank" w:history="1">
+        <w:t xml:space="preserve">. 2025. Disponível em: </w:t>
+      </w:r>
+      <w:hyperlink r:id="rId14" w:tgtFrame="_blank" w:history="1">
         <w:r>
           <w:rPr>
             <w:rStyle w:val="Hyperlink"/>
-            <w:rFonts w:ascii="Times New Roman" w:hAnsi="Times New Roman" w:cs="Times New Roman"/>
-            <w:color w:val="000000" w:themeColor="text1"/>
           </w:rPr>
           <w:t>https://supabase.com/docs/guides/auth/row-level-security</w:t>
         </w:r>
       </w:hyperlink>
       <w:r>
-        <w:rPr>
-          <w:rFonts w:ascii="Times New Roman" w:hAnsi="Times New Roman" w:cs="Times New Roman"/>
-          <w:color w:val="000000" w:themeColor="text1"/>
-        </w:rPr>
         <w:t>. Acesso em: 15 dez. 2025.</w:t>
       </w:r>
     </w:p>
@@ -12804,86 +12815,6 @@
       </w:pPr>
       <w:bookmarkStart w:id="237" w:name="referências"/>
       <w:bookmarkEnd w:id="5"/>
-    </w:p>
-    <w:p>
-      <w:pPr>
-        <w:pStyle w:val="Compact"/>
-        <w:rPr>
-          <w:rFonts w:ascii="Times New Roman" w:hAnsi="Times New Roman" w:cs="Times New Roman"/>
-        </w:rPr>
-      </w:pPr>
-    </w:p>
-    <w:p>
-      <w:pPr>
-        <w:pStyle w:val="Compact"/>
-        <w:rPr>
-          <w:rFonts w:ascii="Times New Roman" w:hAnsi="Times New Roman" w:cs="Times New Roman"/>
-        </w:rPr>
-      </w:pPr>
-    </w:p>
-    <w:p>
-      <w:pPr>
-        <w:pStyle w:val="Compact"/>
-        <w:rPr>
-          <w:rFonts w:ascii="Times New Roman" w:hAnsi="Times New Roman" w:cs="Times New Roman"/>
-        </w:rPr>
-      </w:pPr>
-    </w:p>
-    <w:p>
-      <w:pPr>
-        <w:pStyle w:val="Compact"/>
-        <w:rPr>
-          <w:rFonts w:ascii="Times New Roman" w:hAnsi="Times New Roman" w:cs="Times New Roman"/>
-        </w:rPr>
-      </w:pPr>
-    </w:p>
-    <w:p>
-      <w:pPr>
-        <w:pStyle w:val="Compact"/>
-        <w:rPr>
-          <w:rFonts w:ascii="Times New Roman" w:hAnsi="Times New Roman" w:cs="Times New Roman"/>
-        </w:rPr>
-      </w:pPr>
-    </w:p>
-    <w:p>
-      <w:pPr>
-        <w:pStyle w:val="Compact"/>
-        <w:rPr>
-          <w:rFonts w:ascii="Times New Roman" w:hAnsi="Times New Roman" w:cs="Times New Roman"/>
-        </w:rPr>
-      </w:pPr>
-    </w:p>
-    <w:p>
-      <w:pPr>
-        <w:pStyle w:val="Compact"/>
-        <w:rPr>
-          <w:rFonts w:ascii="Times New Roman" w:hAnsi="Times New Roman" w:cs="Times New Roman"/>
-        </w:rPr>
-      </w:pPr>
-    </w:p>
-    <w:p>
-      <w:pPr>
-        <w:pStyle w:val="Compact"/>
-        <w:rPr>
-          <w:rFonts w:ascii="Times New Roman" w:hAnsi="Times New Roman" w:cs="Times New Roman"/>
-        </w:rPr>
-      </w:pPr>
-    </w:p>
-    <w:p>
-      <w:pPr>
-        <w:pStyle w:val="Compact"/>
-        <w:rPr>
-          <w:rFonts w:ascii="Times New Roman" w:hAnsi="Times New Roman" w:cs="Times New Roman"/>
-        </w:rPr>
-      </w:pPr>
-    </w:p>
-    <w:p>
-      <w:pPr>
-        <w:pStyle w:val="Compact"/>
-        <w:rPr>
-          <w:rFonts w:ascii="Times New Roman" w:hAnsi="Times New Roman" w:cs="Times New Roman"/>
-        </w:rPr>
-      </w:pPr>
     </w:p>
     <w:p>
       <w:pPr>
@@ -12979,7 +12910,6 @@
         <w:rPr>
           <w:rFonts w:ascii="Times New Roman" w:hAnsi="Times New Roman" w:cs="Times New Roman"/>
         </w:rPr>
-        <w:lastRenderedPageBreak/>
         <w:t>Anexo A – Capturas de Tela</w:t>
       </w:r>
       <w:bookmarkEnd w:id="238"/>
@@ -13026,7 +12956,7 @@
                     </pic:cNvPicPr>
                   </pic:nvPicPr>
                   <pic:blipFill>
-                    <a:blip r:embed="rId12"/>
+                    <a:blip r:embed="rId15"/>
                     <a:stretch>
                       <a:fillRect/>
                     </a:stretch>
@@ -13066,15 +12996,7 @@
           <w:b/>
           <w:bCs/>
         </w:rPr>
-        <w:t xml:space="preserve">Painel do </w:t>
-      </w:r>
-      <w:r>
-        <w:rPr>
-          <w:rFonts w:ascii="Times New Roman" w:hAnsi="Times New Roman" w:cs="Times New Roman"/>
-          <w:b/>
-          <w:bCs/>
-        </w:rPr>
-        <w:t>Responsável</w:t>
+        <w:t>Painel do Responsável</w:t>
       </w:r>
       <w:r>
         <w:rPr>
@@ -13103,7 +13025,7 @@
                     </pic:cNvPicPr>
                   </pic:nvPicPr>
                   <pic:blipFill>
-                    <a:blip r:embed="rId13"/>
+                    <a:blip r:embed="rId16"/>
                     <a:stretch>
                       <a:fillRect/>
                     </a:stretch>
@@ -13173,7 +13095,7 @@
                     </pic:cNvPicPr>
                   </pic:nvPicPr>
                   <pic:blipFill>
-                    <a:blip r:embed="rId14"/>
+                    <a:blip r:embed="rId17"/>
                     <a:stretch>
                       <a:fillRect/>
                     </a:stretch>
@@ -13254,7 +13176,7 @@
                     <pic:cNvPicPr/>
                   </pic:nvPicPr>
                   <pic:blipFill>
-                    <a:blip r:embed="rId15" cstate="print">
+                    <a:blip r:embed="rId18" cstate="print">
                       <a:extLst>
                         <a:ext uri="{28A0092B-C50C-407E-A947-70E740481C1C}">
                           <a14:useLocalDpi xmlns:a14="http://schemas.microsoft.com/office/drawing/2010/main" val="0"/>
@@ -15627,7 +15549,7 @@
         </w:rPr>
         <w:t xml:space="preserve">SIEM dedicado: infraestrutura de monitoramento em tempo real (repositório: </w:t>
       </w:r>
-      <w:hyperlink r:id="rId16" w:tgtFrame="_blank" w:history="1">
+      <w:hyperlink r:id="rId19" w:tgtFrame="_blank" w:history="1">
         <w:r>
           <w:rPr>
             <w:rStyle w:val="Hyperlink"/>
@@ -15856,6 +15778,24 @@
     <w:p>
       <w:pPr>
         <w:pStyle w:val="Corpodetexto"/>
+        <w:ind w:left="720"/>
+        <w:rPr>
+          <w:rFonts w:ascii="Times New Roman" w:hAnsi="Times New Roman" w:cs="Times New Roman"/>
+        </w:rPr>
+      </w:pPr>
+    </w:p>
+    <w:p>
+      <w:pPr>
+        <w:pStyle w:val="Corpodetexto"/>
+        <w:ind w:left="720"/>
+        <w:rPr>
+          <w:rFonts w:ascii="Times New Roman" w:hAnsi="Times New Roman" w:cs="Times New Roman"/>
+        </w:rPr>
+      </w:pPr>
+    </w:p>
+    <w:p>
+      <w:pPr>
+        <w:pStyle w:val="Corpodetexto"/>
         <w:rPr>
           <w:rFonts w:ascii="Times New Roman" w:hAnsi="Times New Roman" w:cs="Times New Roman"/>
           <w:b/>
@@ -15876,6 +15816,7 @@
           <w:b/>
           <w:bCs/>
         </w:rPr>
+        <w:lastRenderedPageBreak/>
         <w:t>9. CONCLUSÃO</w:t>
       </w:r>
     </w:p>
@@ -15890,7 +15831,6 @@
         <w:rPr>
           <w:rFonts w:ascii="Times New Roman" w:hAnsi="Times New Roman" w:cs="Times New Roman"/>
         </w:rPr>
-        <w:lastRenderedPageBreak/>
         <w:t>Os testes realizados demonstram que a aplicação Gestão Atípicos apresenta elevado nível de maturidade em segurança, não tendo sido identificadas vulnerabilidades exploráveis. A arquitetura adotada (</w:t>
       </w:r>
       <w:proofErr w:type="spellStart"/>
@@ -18469,6 +18409,7 @@
     <w:lsdException w:name="toc 8" w:uiPriority="39"/>
     <w:lsdException w:name="toc 9" w:uiPriority="39"/>
     <w:lsdException w:name="Hyperlink" w:uiPriority="99"/>
+    <w:lsdException w:name="Normal (Web)" w:uiPriority="99"/>
     <w:lsdException w:name="Normal Table" w:semiHidden="1" w:unhideWhenUsed="1"/>
     <w:lsdException w:name="Table Simple 1" w:semiHidden="1" w:unhideWhenUsed="1"/>
     <w:lsdException w:name="Table Simple 2" w:semiHidden="1" w:unhideWhenUsed="1"/>
@@ -19533,6 +19474,7 @@
   <w:style w:type="paragraph" w:styleId="NormalWeb">
     <w:name w:val="Normal (Web)"/>
     <w:basedOn w:val="Normal"/>
+    <w:uiPriority w:val="99"/>
     <w:rsid w:val="00F37A71"/>
     <w:rPr>
       <w:rFonts w:ascii="Times New Roman" w:hAnsi="Times New Roman" w:cs="Times New Roman"/>

--- a/tcc/TCC.docx
+++ b/tcc/TCC.docx
@@ -4415,6 +4415,13 @@
           <w:color w:val="000000" w:themeColor="text1"/>
         </w:rPr>
       </w:pPr>
+      <w:r>
+        <w:rPr>
+          <w:rFonts w:ascii="Times New Roman" w:hAnsi="Times New Roman" w:cs="Times New Roman"/>
+          <w:color w:val="000000" w:themeColor="text1"/>
+        </w:rPr>
+        <w:t xml:space="preserve"> </w:t>
+      </w:r>
       <w:r>
         <w:rPr>
           <w:rFonts w:ascii="Times New Roman" w:hAnsi="Times New Roman" w:cs="Times New Roman"/>

--- a/tcc/TCC.docx
+++ b/tcc/TCC.docx
@@ -895,9 +895,9 @@
               <w:rFonts w:eastAsiaTheme="minorEastAsia"/>
               <w:b w:val="0"/>
               <w:bCs w:val="0"/>
-              <w:kern w:val="2"/>
+              <w:sz w:val="22"/>
+              <w:szCs w:val="22"/>
               <w:lang w:eastAsia="pt-BR"/>
-              <w14:ligatures w14:val="standardContextual"/>
             </w:rPr>
           </w:pPr>
           <w:r>
@@ -921,7 +921,7 @@
             </w:rPr>
             <w:fldChar w:fldCharType="separate"/>
           </w:r>
-          <w:hyperlink w:anchor="_Toc216999669" w:history="1">
+          <w:hyperlink w:anchor="_Toc217659093" w:history="1">
             <w:r>
               <w:rPr>
                 <w:rStyle w:val="Hyperlink"/>
@@ -945,7 +945,7 @@
               <w:rPr>
                 <w:webHidden/>
               </w:rPr>
-              <w:instrText xml:space="preserve"> PAGEREF _Toc216999669 \h </w:instrText>
+              <w:instrText xml:space="preserve"> PAGEREF _Toc217659093 \h </w:instrText>
             </w:r>
             <w:r>
               <w:rPr>
@@ -979,12 +979,12 @@
               <w:rFonts w:eastAsiaTheme="minorEastAsia"/>
               <w:b w:val="0"/>
               <w:bCs w:val="0"/>
-              <w:kern w:val="2"/>
+              <w:sz w:val="22"/>
+              <w:szCs w:val="22"/>
               <w:lang w:eastAsia="pt-BR"/>
-              <w14:ligatures w14:val="standardContextual"/>
             </w:rPr>
           </w:pPr>
-          <w:hyperlink w:anchor="_Toc216999670" w:history="1">
+          <w:hyperlink w:anchor="_Toc217659094" w:history="1">
             <w:r>
               <w:rPr>
                 <w:rStyle w:val="Hyperlink"/>
@@ -1008,7 +1008,7 @@
               <w:rPr>
                 <w:webHidden/>
               </w:rPr>
-              <w:instrText xml:space="preserve"> PAGEREF _Toc216999670 \h </w:instrText>
+              <w:instrText xml:space="preserve"> PAGEREF _Toc217659094 \h </w:instrText>
             </w:r>
             <w:r>
               <w:rPr>
@@ -1042,12 +1042,12 @@
               <w:rFonts w:eastAsiaTheme="minorEastAsia"/>
               <w:b w:val="0"/>
               <w:bCs w:val="0"/>
-              <w:kern w:val="2"/>
+              <w:sz w:val="22"/>
+              <w:szCs w:val="22"/>
               <w:lang w:eastAsia="pt-BR"/>
-              <w14:ligatures w14:val="standardContextual"/>
             </w:rPr>
           </w:pPr>
-          <w:hyperlink w:anchor="_Toc216999671" w:history="1">
+          <w:hyperlink w:anchor="_Toc217659095" w:history="1">
             <w:r>
               <w:rPr>
                 <w:rStyle w:val="Hyperlink"/>
@@ -1071,7 +1071,7 @@
               <w:rPr>
                 <w:webHidden/>
               </w:rPr>
-              <w:instrText xml:space="preserve"> PAGEREF _Toc216999671 \h </w:instrText>
+              <w:instrText xml:space="preserve"> PAGEREF _Toc217659095 \h </w:instrText>
             </w:r>
             <w:r>
               <w:rPr>
@@ -1107,12 +1107,12 @@
             <w:rPr>
               <w:rFonts w:eastAsiaTheme="minorEastAsia"/>
               <w:noProof/>
-              <w:kern w:val="2"/>
+              <w:sz w:val="22"/>
+              <w:szCs w:val="22"/>
               <w:lang w:eastAsia="pt-BR"/>
-              <w14:ligatures w14:val="standardContextual"/>
             </w:rPr>
           </w:pPr>
-          <w:hyperlink w:anchor="_Toc216999672" w:history="1">
+          <w:hyperlink w:anchor="_Toc217659096" w:history="1">
             <w:r>
               <w:rPr>
                 <w:rStyle w:val="Hyperlink"/>
@@ -1158,7 +1158,7 @@
                 <w:noProof/>
                 <w:webHidden/>
               </w:rPr>
-              <w:instrText xml:space="preserve"> PAGEREF _Toc216999672 \h </w:instrText>
+              <w:instrText xml:space="preserve"> PAGEREF _Toc217659096 \h </w:instrText>
             </w:r>
             <w:r>
               <w:rPr>
@@ -1198,12 +1198,12 @@
             <w:rPr>
               <w:rFonts w:eastAsiaTheme="minorEastAsia"/>
               <w:noProof/>
-              <w:kern w:val="2"/>
+              <w:sz w:val="22"/>
+              <w:szCs w:val="22"/>
               <w:lang w:eastAsia="pt-BR"/>
-              <w14:ligatures w14:val="standardContextual"/>
             </w:rPr>
           </w:pPr>
-          <w:hyperlink w:anchor="_Toc216999674" w:history="1">
+          <w:hyperlink w:anchor="_Toc217659098" w:history="1">
             <w:r>
               <w:rPr>
                 <w:rStyle w:val="Hyperlink"/>
@@ -1232,7 +1232,7 @@
                 <w:noProof/>
                 <w:webHidden/>
               </w:rPr>
-              <w:instrText xml:space="preserve"> PAGEREF _Toc216999674 \h </w:instrText>
+              <w:instrText xml:space="preserve"> PAGEREF _Toc217659098 \h </w:instrText>
             </w:r>
             <w:r>
               <w:rPr>
@@ -1272,12 +1272,12 @@
             <w:rPr>
               <w:rFonts w:eastAsiaTheme="minorEastAsia"/>
               <w:noProof/>
-              <w:kern w:val="2"/>
+              <w:sz w:val="22"/>
+              <w:szCs w:val="22"/>
               <w:lang w:eastAsia="pt-BR"/>
-              <w14:ligatures w14:val="standardContextual"/>
             </w:rPr>
           </w:pPr>
-          <w:hyperlink w:anchor="_Toc216999676" w:history="1">
+          <w:hyperlink w:anchor="_Toc217659100" w:history="1">
             <w:r>
               <w:rPr>
                 <w:rStyle w:val="Hyperlink"/>
@@ -1323,7 +1323,7 @@
                 <w:noProof/>
                 <w:webHidden/>
               </w:rPr>
-              <w:instrText xml:space="preserve"> PAGEREF _Toc216999676 \h </w:instrText>
+              <w:instrText xml:space="preserve"> PAGEREF _Toc217659100 \h </w:instrText>
             </w:r>
             <w:r>
               <w:rPr>
@@ -1363,12 +1363,12 @@
             <w:rPr>
               <w:rFonts w:eastAsiaTheme="minorEastAsia"/>
               <w:noProof/>
-              <w:kern w:val="2"/>
+              <w:sz w:val="22"/>
+              <w:szCs w:val="22"/>
               <w:lang w:eastAsia="pt-BR"/>
-              <w14:ligatures w14:val="standardContextual"/>
             </w:rPr>
           </w:pPr>
-          <w:hyperlink w:anchor="_Toc216999683" w:history="1">
+          <w:hyperlink w:anchor="_Toc217659107" w:history="1">
             <w:r>
               <w:rPr>
                 <w:rStyle w:val="Hyperlink"/>
@@ -1397,7 +1397,7 @@
                 <w:noProof/>
                 <w:webHidden/>
               </w:rPr>
-              <w:instrText xml:space="preserve"> PAGEREF _Toc216999683 \h </w:instrText>
+              <w:instrText xml:space="preserve"> PAGEREF _Toc217659107 \h </w:instrText>
             </w:r>
             <w:r>
               <w:rPr>
@@ -1435,12 +1435,12 @@
               <w:rFonts w:eastAsiaTheme="minorEastAsia"/>
               <w:b w:val="0"/>
               <w:bCs w:val="0"/>
-              <w:kern w:val="2"/>
+              <w:sz w:val="22"/>
+              <w:szCs w:val="22"/>
               <w:lang w:eastAsia="pt-BR"/>
-              <w14:ligatures w14:val="standardContextual"/>
             </w:rPr>
           </w:pPr>
-          <w:hyperlink w:anchor="_Toc216999685" w:history="1">
+          <w:hyperlink w:anchor="_Toc217659109" w:history="1">
             <w:r>
               <w:rPr>
                 <w:rStyle w:val="Hyperlink"/>
@@ -1464,7 +1464,7 @@
               <w:rPr>
                 <w:webHidden/>
               </w:rPr>
-              <w:instrText xml:space="preserve"> PAGEREF _Toc216999685 \h </w:instrText>
+              <w:instrText xml:space="preserve"> PAGEREF _Toc217659109 \h </w:instrText>
             </w:r>
             <w:r>
               <w:rPr>
@@ -1500,12 +1500,12 @@
             <w:rPr>
               <w:rFonts w:eastAsiaTheme="minorEastAsia"/>
               <w:noProof/>
-              <w:kern w:val="2"/>
+              <w:sz w:val="22"/>
+              <w:szCs w:val="22"/>
               <w:lang w:eastAsia="pt-BR"/>
-              <w14:ligatures w14:val="standardContextual"/>
             </w:rPr>
           </w:pPr>
-          <w:hyperlink w:anchor="_Toc216999686" w:history="1">
+          <w:hyperlink w:anchor="_Toc217659110" w:history="1">
             <w:r>
               <w:rPr>
                 <w:rStyle w:val="Hyperlink"/>
@@ -1525,6 +1525,14 @@
             </w:r>
             <w:r>
               <w:rPr>
+                <w:rStyle w:val="Hyperlink"/>
+                <w:rFonts w:ascii="Times New Roman" w:hAnsi="Times New Roman" w:cs="Times New Roman"/>
+                <w:noProof/>
+              </w:rPr>
+              <w:t>:</w:t>
+            </w:r>
+            <w:r>
+              <w:rPr>
                 <w:noProof/>
                 <w:webHidden/>
               </w:rPr>
@@ -1542,7 +1550,7 @@
                 <w:noProof/>
                 <w:webHidden/>
               </w:rPr>
-              <w:instrText xml:space="preserve"> PAGEREF _Toc216999686 \h </w:instrText>
+              <w:instrText xml:space="preserve"> PAGEREF _Toc217659110 \h </w:instrText>
             </w:r>
             <w:r>
               <w:rPr>
@@ -1582,27 +1590,19 @@
             <w:rPr>
               <w:rFonts w:eastAsiaTheme="minorEastAsia"/>
               <w:noProof/>
-              <w:kern w:val="2"/>
+              <w:sz w:val="22"/>
+              <w:szCs w:val="22"/>
               <w:lang w:eastAsia="pt-BR"/>
-              <w14:ligatures w14:val="standardContextual"/>
             </w:rPr>
           </w:pPr>
-          <w:hyperlink w:anchor="_Toc216999687" w:history="1">
+          <w:hyperlink w:anchor="_Toc217659112" w:history="1">
             <w:r>
               <w:rPr>
                 <w:rStyle w:val="Hyperlink"/>
                 <w:b/>
                 <w:noProof/>
               </w:rPr>
-              <w:t>2.2 Legislação e Privacidade de Dados (LGPD)</w:t>
-            </w:r>
-            <w:r>
-              <w:rPr>
-                <w:rStyle w:val="Hyperlink"/>
-                <w:rFonts w:ascii="Times New Roman" w:hAnsi="Times New Roman" w:cs="Times New Roman"/>
-                <w:noProof/>
-              </w:rPr>
-              <w:t>.</w:t>
+              <w:t>2.2 Legislação e Privacidade de Dados (LGPD):</w:t>
             </w:r>
             <w:r>
               <w:rPr>
@@ -1623,7 +1623,7 @@
                 <w:noProof/>
                 <w:webHidden/>
               </w:rPr>
-              <w:instrText xml:space="preserve"> PAGEREF _Toc216999687 \h </w:instrText>
+              <w:instrText xml:space="preserve"> PAGEREF _Toc217659112 \h </w:instrText>
             </w:r>
             <w:r>
               <w:rPr>
@@ -1663,15 +1663,16 @@
             <w:rPr>
               <w:rFonts w:eastAsiaTheme="minorEastAsia"/>
               <w:noProof/>
-              <w:kern w:val="2"/>
+              <w:sz w:val="22"/>
+              <w:szCs w:val="22"/>
               <w:lang w:eastAsia="pt-BR"/>
-              <w14:ligatures w14:val="standardContextual"/>
             </w:rPr>
           </w:pPr>
-          <w:hyperlink w:anchor="_Toc216999688" w:history="1">
+          <w:hyperlink w:anchor="_Toc217659114" w:history="1">
             <w:r>
               <w:rPr>
                 <w:rStyle w:val="Hyperlink"/>
+                <w:rFonts w:ascii="Times New Roman" w:hAnsi="Times New Roman" w:cs="Times New Roman"/>
                 <w:b/>
                 <w:noProof/>
               </w:rPr>
@@ -1679,6 +1680,14 @@
             </w:r>
             <w:r>
               <w:rPr>
+                <w:rStyle w:val="Hyperlink"/>
+                <w:rFonts w:ascii="Times New Roman" w:hAnsi="Times New Roman" w:cs="Times New Roman"/>
+                <w:noProof/>
+              </w:rPr>
+              <w:t>:</w:t>
+            </w:r>
+            <w:r>
+              <w:rPr>
                 <w:noProof/>
                 <w:webHidden/>
               </w:rPr>
@@ -1696,7 +1705,7 @@
                 <w:noProof/>
                 <w:webHidden/>
               </w:rPr>
-              <w:instrText xml:space="preserve"> PAGEREF _Toc216999688 \h </w:instrText>
+              <w:instrText xml:space="preserve"> PAGEREF _Toc217659114 \h </w:instrText>
             </w:r>
             <w:r>
               <w:rPr>
@@ -1736,12 +1745,12 @@
             <w:rPr>
               <w:rFonts w:eastAsiaTheme="minorEastAsia"/>
               <w:noProof/>
-              <w:kern w:val="2"/>
+              <w:sz w:val="22"/>
+              <w:szCs w:val="22"/>
               <w:lang w:eastAsia="pt-BR"/>
-              <w14:ligatures w14:val="standardContextual"/>
             </w:rPr>
           </w:pPr>
-          <w:hyperlink w:anchor="_Toc216999689" w:history="1">
+          <w:hyperlink w:anchor="_Toc217659116" w:history="1">
             <w:r>
               <w:rPr>
                 <w:rStyle w:val="Hyperlink"/>
@@ -1749,7 +1758,7 @@
                 <w:b/>
                 <w:noProof/>
               </w:rPr>
-              <w:t>2.4 Modelagem de Ameaças (STRIDE)</w:t>
+              <w:t>2.4 Modelagem de Ameaças (STRIDE):</w:t>
             </w:r>
             <w:r>
               <w:rPr>
@@ -1770,7 +1779,7 @@
                 <w:noProof/>
                 <w:webHidden/>
               </w:rPr>
-              <w:instrText xml:space="preserve"> PAGEREF _Toc216999689 \h </w:instrText>
+              <w:instrText xml:space="preserve"> PAGEREF _Toc217659116 \h </w:instrText>
             </w:r>
             <w:r>
               <w:rPr>
@@ -1810,12 +1819,12 @@
             <w:rPr>
               <w:rFonts w:eastAsiaTheme="minorEastAsia"/>
               <w:noProof/>
-              <w:kern w:val="2"/>
+              <w:sz w:val="22"/>
+              <w:szCs w:val="22"/>
               <w:lang w:eastAsia="pt-BR"/>
-              <w14:ligatures w14:val="standardContextual"/>
             </w:rPr>
           </w:pPr>
-          <w:hyperlink w:anchor="_Toc216999690" w:history="1">
+          <w:hyperlink w:anchor="_Toc217659118" w:history="1">
             <w:r>
               <w:rPr>
                 <w:rStyle w:val="Hyperlink"/>
@@ -1823,7 +1832,7 @@
                 <w:b/>
                 <w:noProof/>
               </w:rPr>
-              <w:t>2.5 Controle de Acesso e Row Level Security (RLS)</w:t>
+              <w:t>2.5 Controle de Acesso e Row Level Security (RLS):</w:t>
             </w:r>
             <w:r>
               <w:rPr>
@@ -1844,7 +1853,7 @@
                 <w:noProof/>
                 <w:webHidden/>
               </w:rPr>
-              <w:instrText xml:space="preserve"> PAGEREF _Toc216999690 \h </w:instrText>
+              <w:instrText xml:space="preserve"> PAGEREF _Toc217659118 \h </w:instrText>
             </w:r>
             <w:r>
               <w:rPr>
@@ -1884,12 +1893,12 @@
             <w:rPr>
               <w:rFonts w:eastAsiaTheme="minorEastAsia"/>
               <w:noProof/>
-              <w:kern w:val="2"/>
+              <w:sz w:val="22"/>
+              <w:szCs w:val="22"/>
               <w:lang w:eastAsia="pt-BR"/>
-              <w14:ligatures w14:val="standardContextual"/>
             </w:rPr>
           </w:pPr>
-          <w:hyperlink w:anchor="_Toc216999691" w:history="1">
+          <w:hyperlink w:anchor="_Toc217659120" w:history="1">
             <w:r>
               <w:rPr>
                 <w:rStyle w:val="Hyperlink"/>
@@ -1897,7 +1906,7 @@
                 <w:b/>
                 <w:noProof/>
               </w:rPr>
-              <w:t>2.6 Arquitetura Moderna e Serverless</w:t>
+              <w:t>2.6 Arquitetura Moderna e Serverless:</w:t>
             </w:r>
             <w:r>
               <w:rPr>
@@ -1918,7 +1927,7 @@
                 <w:noProof/>
                 <w:webHidden/>
               </w:rPr>
-              <w:instrText xml:space="preserve"> PAGEREF _Toc216999691 \h </w:instrText>
+              <w:instrText xml:space="preserve"> PAGEREF _Toc217659120 \h </w:instrText>
             </w:r>
             <w:r>
               <w:rPr>
@@ -1956,12 +1965,12 @@
               <w:rFonts w:eastAsiaTheme="minorEastAsia"/>
               <w:b w:val="0"/>
               <w:bCs w:val="0"/>
-              <w:kern w:val="2"/>
+              <w:sz w:val="22"/>
+              <w:szCs w:val="22"/>
               <w:lang w:eastAsia="pt-BR"/>
-              <w14:ligatures w14:val="standardContextual"/>
             </w:rPr>
           </w:pPr>
-          <w:hyperlink w:anchor="_Toc216999692" w:history="1">
+          <w:hyperlink w:anchor="_Toc217659122" w:history="1">
             <w:r>
               <w:rPr>
                 <w:rStyle w:val="Hyperlink"/>
@@ -1985,7 +1994,7 @@
               <w:rPr>
                 <w:webHidden/>
               </w:rPr>
-              <w:instrText xml:space="preserve"> PAGEREF _Toc216999692 \h </w:instrText>
+              <w:instrText xml:space="preserve"> PAGEREF _Toc217659122 \h </w:instrText>
             </w:r>
             <w:r>
               <w:rPr>
@@ -2021,12 +2030,12 @@
             <w:rPr>
               <w:rFonts w:eastAsiaTheme="minorEastAsia"/>
               <w:noProof/>
-              <w:kern w:val="2"/>
+              <w:sz w:val="22"/>
+              <w:szCs w:val="22"/>
               <w:lang w:eastAsia="pt-BR"/>
-              <w14:ligatures w14:val="standardContextual"/>
             </w:rPr>
           </w:pPr>
-          <w:hyperlink w:anchor="_Toc216999694" w:history="1">
+          <w:hyperlink w:anchor="_Toc217659124" w:history="1">
             <w:r>
               <w:rPr>
                 <w:rStyle w:val="Hyperlink"/>
@@ -2034,15 +2043,7 @@
                 <w:b/>
                 <w:noProof/>
               </w:rPr>
-              <w:t>3.1 Levantamento de Requisitos e Elicitação</w:t>
-            </w:r>
-            <w:r>
-              <w:rPr>
-                <w:rStyle w:val="Hyperlink"/>
-                <w:rFonts w:ascii="Times New Roman" w:hAnsi="Times New Roman" w:cs="Times New Roman"/>
-                <w:noProof/>
-              </w:rPr>
-              <w:t>.</w:t>
+              <w:t>3.1 Levantamento de Requisitos e Elicitação:</w:t>
             </w:r>
             <w:r>
               <w:rPr>
@@ -2063,7 +2064,7 @@
                 <w:noProof/>
                 <w:webHidden/>
               </w:rPr>
-              <w:instrText xml:space="preserve"> PAGEREF _Toc216999694 \h </w:instrText>
+              <w:instrText xml:space="preserve"> PAGEREF _Toc217659124 \h </w:instrText>
             </w:r>
             <w:r>
               <w:rPr>
@@ -2103,12 +2104,12 @@
             <w:rPr>
               <w:rFonts w:eastAsiaTheme="minorEastAsia"/>
               <w:noProof/>
-              <w:kern w:val="2"/>
+              <w:sz w:val="22"/>
+              <w:szCs w:val="22"/>
               <w:lang w:eastAsia="pt-BR"/>
-              <w14:ligatures w14:val="standardContextual"/>
             </w:rPr>
           </w:pPr>
-          <w:hyperlink w:anchor="_Toc216999695" w:history="1">
+          <w:hyperlink w:anchor="_Toc217659126" w:history="1">
             <w:r>
               <w:rPr>
                 <w:rStyle w:val="Hyperlink"/>
@@ -2116,15 +2117,23 @@
                 <w:b/>
                 <w:noProof/>
               </w:rPr>
-              <w:t>3.2 Design de Interface e Modelagem de Dados</w:t>
-            </w:r>
-            <w:r>
-              <w:rPr>
-                <w:rStyle w:val="Hyperlink"/>
+              <w:t>3.2</w:t>
+            </w:r>
+            <w:r>
+              <w:rPr>
+                <w:rStyle w:val="Forte"/>
                 <w:rFonts w:ascii="Times New Roman" w:hAnsi="Times New Roman" w:cs="Times New Roman"/>
-                <w:noProof/>
-              </w:rPr>
-              <w:t>.</w:t>
+                <w:color w:val="000000" w:themeColor="text1"/>
+              </w:rPr>
+              <w:t xml:space="preserve"> </w:t>
+            </w:r>
+            <w:r>
+              <w:rPr>
+                <w:rStyle w:val="Forte"/>
+                <w:rFonts w:ascii="Times New Roman" w:hAnsi="Times New Roman" w:cs="Times New Roman"/>
+                <w:color w:val="000000" w:themeColor="text1"/>
+              </w:rPr>
+              <w:t>Desenvolvimento da Aplicação e Mobilidade (PWA)</w:t>
             </w:r>
             <w:r>
               <w:rPr>
@@ -2145,7 +2154,7 @@
                 <w:noProof/>
                 <w:webHidden/>
               </w:rPr>
-              <w:instrText xml:space="preserve"> PAGEREF _Toc216999695 \h </w:instrText>
+              <w:instrText xml:space="preserve"> PAGEREF _Toc217659126 \h </w:instrText>
             </w:r>
             <w:r>
               <w:rPr>
@@ -2165,7 +2174,14 @@
                 <w:noProof/>
                 <w:webHidden/>
               </w:rPr>
-              <w:t>10</w:t>
+              <w:t>1</w:t>
+            </w:r>
+            <w:r>
+              <w:rPr>
+                <w:noProof/>
+                <w:webHidden/>
+              </w:rPr>
+              <w:t>0</w:t>
             </w:r>
             <w:r>
               <w:rPr>
@@ -2185,12 +2201,12 @@
             <w:rPr>
               <w:rFonts w:eastAsiaTheme="minorEastAsia"/>
               <w:noProof/>
-              <w:kern w:val="2"/>
+              <w:sz w:val="22"/>
+              <w:szCs w:val="22"/>
               <w:lang w:eastAsia="pt-BR"/>
-              <w14:ligatures w14:val="standardContextual"/>
             </w:rPr>
           </w:pPr>
-          <w:hyperlink w:anchor="_Toc216999696" w:history="1">
+          <w:hyperlink w:anchor="_Toc217659127" w:history="1">
             <w:r>
               <w:rPr>
                 <w:rStyle w:val="Hyperlink"/>
@@ -2198,15 +2214,7 @@
                 <w:b/>
                 <w:noProof/>
               </w:rPr>
-              <w:t>3.3 Desenvolvimento e Implantação Contínua (CI/CD)</w:t>
-            </w:r>
-            <w:r>
-              <w:rPr>
-                <w:rStyle w:val="Hyperlink"/>
-                <w:rFonts w:ascii="Times New Roman" w:hAnsi="Times New Roman" w:cs="Times New Roman"/>
-                <w:noProof/>
-              </w:rPr>
-              <w:t>.</w:t>
+              <w:t>3.3 Design de Interface e Modelagem de Dados:</w:t>
             </w:r>
             <w:r>
               <w:rPr>
@@ -2227,7 +2235,7 @@
                 <w:noProof/>
                 <w:webHidden/>
               </w:rPr>
-              <w:instrText xml:space="preserve"> PAGEREF _Toc216999696 \h </w:instrText>
+              <w:instrText xml:space="preserve"> PAGEREF _Toc217659127 \h </w:instrText>
             </w:r>
             <w:r>
               <w:rPr>
@@ -2247,7 +2255,7 @@
                 <w:noProof/>
                 <w:webHidden/>
               </w:rPr>
-              <w:t>10</w:t>
+              <w:t>11</w:t>
             </w:r>
             <w:r>
               <w:rPr>
@@ -2267,12 +2275,12 @@
             <w:rPr>
               <w:rFonts w:eastAsiaTheme="minorEastAsia"/>
               <w:noProof/>
-              <w:kern w:val="2"/>
+              <w:sz w:val="22"/>
+              <w:szCs w:val="22"/>
               <w:lang w:eastAsia="pt-BR"/>
-              <w14:ligatures w14:val="standardContextual"/>
             </w:rPr>
           </w:pPr>
-          <w:hyperlink w:anchor="_Toc216999697" w:history="1">
+          <w:hyperlink w:anchor="_Toc217659129" w:history="1">
             <w:r>
               <w:rPr>
                 <w:rStyle w:val="Hyperlink"/>
@@ -2280,42 +2288,7 @@
                 <w:b/>
                 <w:noProof/>
               </w:rPr>
-              <w:t>3.3</w:t>
-            </w:r>
-            <w:r>
-              <w:rPr>
-                <w:rStyle w:val="Hyperlink"/>
-                <w:rFonts w:ascii="Times New Roman" w:hAnsi="Times New Roman" w:cs="Times New Roman"/>
-                <w:b/>
-                <w:noProof/>
-              </w:rPr>
-              <w:t>.</w:t>
-            </w:r>
-            <w:r>
-              <w:rPr>
-                <w:rStyle w:val="Hyperlink"/>
-                <w:rFonts w:ascii="Times New Roman" w:hAnsi="Times New Roman" w:cs="Times New Roman"/>
-                <w:b/>
-                <w:noProof/>
-              </w:rPr>
-              <w:t>1</w:t>
-            </w:r>
-            <w:r>
-              <w:rPr>
-                <w:rStyle w:val="Hyperlink"/>
-                <w:rFonts w:ascii="Times New Roman" w:hAnsi="Times New Roman" w:cs="Times New Roman"/>
-                <w:noProof/>
-              </w:rPr>
-              <w:t xml:space="preserve"> </w:t>
-            </w:r>
-            <w:r>
-              <w:rPr>
-                <w:rStyle w:val="Hyperlink"/>
-                <w:rFonts w:ascii="Times New Roman" w:hAnsi="Times New Roman" w:cs="Times New Roman"/>
-                <w:b/>
-                <w:noProof/>
-              </w:rPr>
-              <w:t>Controle de Vers</w:t>
+              <w:t>3.3 Desenvolvimento e Implantação Contínua (CI/CD):</w:t>
             </w:r>
             <w:r>
               <w:rPr>
@@ -2336,7 +2309,7 @@
                 <w:noProof/>
                 <w:webHidden/>
               </w:rPr>
-              <w:instrText xml:space="preserve"> PAGEREF _Toc216999697 \h </w:instrText>
+              <w:instrText xml:space="preserve"> PAGEREF _Toc217659129 \h </w:instrText>
             </w:r>
             <w:r>
               <w:rPr>
@@ -2356,7 +2329,7 @@
                 <w:noProof/>
                 <w:webHidden/>
               </w:rPr>
-              <w:t>10</w:t>
+              <w:t>11</w:t>
             </w:r>
             <w:r>
               <w:rPr>
@@ -2376,12 +2349,12 @@
             <w:rPr>
               <w:rFonts w:eastAsiaTheme="minorEastAsia"/>
               <w:noProof/>
-              <w:kern w:val="2"/>
+              <w:sz w:val="22"/>
+              <w:szCs w:val="22"/>
               <w:lang w:eastAsia="pt-BR"/>
-              <w14:ligatures w14:val="standardContextual"/>
             </w:rPr>
           </w:pPr>
-          <w:hyperlink w:anchor="_Toc216999698" w:history="1">
+          <w:hyperlink w:anchor="_Toc217659131" w:history="1">
             <w:r>
               <w:rPr>
                 <w:rStyle w:val="Hyperlink"/>
@@ -2389,7 +2362,15 @@
                 <w:b/>
                 <w:noProof/>
               </w:rPr>
-              <w:t>3.3</w:t>
+              <w:t>3.3.1</w:t>
+            </w:r>
+            <w:r>
+              <w:rPr>
+                <w:rStyle w:val="Hyperlink"/>
+                <w:rFonts w:ascii="Times New Roman" w:hAnsi="Times New Roman" w:cs="Times New Roman"/>
+                <w:noProof/>
+              </w:rPr>
+              <w:t xml:space="preserve"> </w:t>
             </w:r>
             <w:r>
               <w:rPr>
@@ -2398,33 +2379,15 @@
                 <w:b/>
                 <w:noProof/>
               </w:rPr>
-              <w:t>.</w:t>
+              <w:t>Controle de Versão</w:t>
             </w:r>
             <w:r>
               <w:rPr>
                 <w:rStyle w:val="Hyperlink"/>
                 <w:rFonts w:ascii="Times New Roman" w:hAnsi="Times New Roman" w:cs="Times New Roman"/>
-                <w:b/>
-                <w:noProof/>
-              </w:rPr>
-              <w:t>2</w:t>
-            </w:r>
-            <w:r>
-              <w:rPr>
-                <w:rStyle w:val="Hyperlink"/>
-                <w:rFonts w:ascii="Times New Roman" w:hAnsi="Times New Roman" w:cs="Times New Roman"/>
-                <w:noProof/>
-              </w:rPr>
-              <w:t xml:space="preserve"> </w:t>
-            </w:r>
-            <w:r>
-              <w:rPr>
-                <w:rStyle w:val="Hyperlink"/>
-                <w:rFonts w:ascii="Times New Roman" w:hAnsi="Times New Roman" w:cs="Times New Roman"/>
-                <w:b/>
-                <w:noProof/>
-              </w:rPr>
-              <w:t>Automação</w:t>
+                <w:noProof/>
+              </w:rPr>
+              <w:t>: O código foi gerenciado via Git/GitHub.</w:t>
             </w:r>
             <w:r>
               <w:rPr>
@@ -2445,7 +2408,7 @@
                 <w:noProof/>
                 <w:webHidden/>
               </w:rPr>
-              <w:instrText xml:space="preserve"> PAGEREF _Toc216999698 \h </w:instrText>
+              <w:instrText xml:space="preserve"> PAGEREF _Toc217659131 \h </w:instrText>
             </w:r>
             <w:r>
               <w:rPr>
@@ -2465,7 +2428,7 @@
                 <w:noProof/>
                 <w:webHidden/>
               </w:rPr>
-              <w:t>10</w:t>
+              <w:t>11</w:t>
             </w:r>
             <w:r>
               <w:rPr>
@@ -2485,12 +2448,12 @@
             <w:rPr>
               <w:rFonts w:eastAsiaTheme="minorEastAsia"/>
               <w:noProof/>
-              <w:kern w:val="2"/>
+              <w:sz w:val="22"/>
+              <w:szCs w:val="22"/>
               <w:lang w:eastAsia="pt-BR"/>
-              <w14:ligatures w14:val="standardContextual"/>
             </w:rPr>
           </w:pPr>
-          <w:hyperlink w:anchor="_Toc216999699" w:history="1">
+          <w:hyperlink w:anchor="_Toc217659132" w:history="1">
             <w:r>
               <w:rPr>
                 <w:rStyle w:val="Hyperlink"/>
@@ -2498,7 +2461,15 @@
                 <w:b/>
                 <w:noProof/>
               </w:rPr>
-              <w:t>3.3</w:t>
+              <w:t>3.3.2</w:t>
+            </w:r>
+            <w:r>
+              <w:rPr>
+                <w:rStyle w:val="Hyperlink"/>
+                <w:rFonts w:ascii="Times New Roman" w:hAnsi="Times New Roman" w:cs="Times New Roman"/>
+                <w:noProof/>
+              </w:rPr>
+              <w:t xml:space="preserve"> </w:t>
             </w:r>
             <w:r>
               <w:rPr>
@@ -2507,16 +2478,15 @@
                 <w:b/>
                 <w:noProof/>
               </w:rPr>
-              <w:t>.</w:t>
+              <w:t>Automação</w:t>
             </w:r>
             <w:r>
               <w:rPr>
                 <w:rStyle w:val="Hyperlink"/>
                 <w:rFonts w:ascii="Times New Roman" w:hAnsi="Times New Roman" w:cs="Times New Roman"/>
-                <w:b/>
-                <w:noProof/>
-              </w:rPr>
-              <w:t>3 Hospedagem</w:t>
+                <w:noProof/>
+              </w:rPr>
+              <w:t>: Utilizou-se o GitHub Actions para automatizar rotinas de build e testes a cada novo commit.</w:t>
             </w:r>
             <w:r>
               <w:rPr>
@@ -2537,7 +2507,7 @@
                 <w:noProof/>
                 <w:webHidden/>
               </w:rPr>
-              <w:instrText xml:space="preserve"> PAGEREF _Toc216999699 \h </w:instrText>
+              <w:instrText xml:space="preserve"> PAGEREF _Toc217659132 \h </w:instrText>
             </w:r>
             <w:r>
               <w:rPr>
@@ -2557,7 +2527,7 @@
                 <w:noProof/>
                 <w:webHidden/>
               </w:rPr>
-              <w:t>10</w:t>
+              <w:t>11</w:t>
             </w:r>
             <w:r>
               <w:rPr>
@@ -2577,12 +2547,12 @@
             <w:rPr>
               <w:rFonts w:eastAsiaTheme="minorEastAsia"/>
               <w:noProof/>
-              <w:kern w:val="2"/>
+              <w:sz w:val="22"/>
+              <w:szCs w:val="22"/>
               <w:lang w:eastAsia="pt-BR"/>
-              <w14:ligatures w14:val="standardContextual"/>
             </w:rPr>
           </w:pPr>
-          <w:hyperlink w:anchor="_Toc216999700" w:history="1">
+          <w:hyperlink w:anchor="_Toc217659133" w:history="1">
             <w:r>
               <w:rPr>
                 <w:rStyle w:val="Hyperlink"/>
@@ -2590,7 +2560,15 @@
                 <w:b/>
                 <w:noProof/>
               </w:rPr>
-              <w:t>3.4 Estratégia de Testes e Segurança</w:t>
+              <w:t>3.3.3 Hospedagem</w:t>
+            </w:r>
+            <w:r>
+              <w:rPr>
+                <w:rStyle w:val="Hyperlink"/>
+                <w:rFonts w:ascii="Times New Roman" w:hAnsi="Times New Roman" w:cs="Times New Roman"/>
+                <w:noProof/>
+              </w:rPr>
+              <w:t>: A implantação (deploy) foi realizada na plataforma Vercel, permitindo a disponibilização imediata das novas funcionalidades em ambiente de produção.</w:t>
             </w:r>
             <w:r>
               <w:rPr>
@@ -2611,7 +2589,7 @@
                 <w:noProof/>
                 <w:webHidden/>
               </w:rPr>
-              <w:instrText xml:space="preserve"> PAGEREF _Toc216999700 \h </w:instrText>
+              <w:instrText xml:space="preserve"> PAGEREF _Toc217659133 \h </w:instrText>
             </w:r>
             <w:r>
               <w:rPr>
@@ -2631,7 +2609,7 @@
                 <w:noProof/>
                 <w:webHidden/>
               </w:rPr>
-              <w:t>10</w:t>
+              <w:t>11</w:t>
             </w:r>
             <w:r>
               <w:rPr>
@@ -2651,12 +2629,12 @@
             <w:rPr>
               <w:rFonts w:eastAsiaTheme="minorEastAsia"/>
               <w:noProof/>
-              <w:kern w:val="2"/>
+              <w:sz w:val="22"/>
+              <w:szCs w:val="22"/>
               <w:lang w:eastAsia="pt-BR"/>
-              <w14:ligatures w14:val="standardContextual"/>
             </w:rPr>
           </w:pPr>
-          <w:hyperlink w:anchor="_Toc216999701" w:history="1">
+          <w:hyperlink w:anchor="_Toc217659134" w:history="1">
             <w:r>
               <w:rPr>
                 <w:rStyle w:val="Hyperlink"/>
@@ -2664,33 +2642,15 @@
                 <w:b/>
                 <w:noProof/>
               </w:rPr>
-              <w:t>3.4</w:t>
+              <w:t>3.4 Estratégia de Testes e Segurança</w:t>
             </w:r>
             <w:r>
               <w:rPr>
                 <w:rStyle w:val="Hyperlink"/>
                 <w:rFonts w:ascii="Times New Roman" w:hAnsi="Times New Roman" w:cs="Times New Roman"/>
-                <w:b/>
-                <w:noProof/>
-              </w:rPr>
-              <w:t>.</w:t>
-            </w:r>
-            <w:r>
-              <w:rPr>
-                <w:rStyle w:val="Hyperlink"/>
-                <w:rFonts w:ascii="Times New Roman" w:hAnsi="Times New Roman" w:cs="Times New Roman"/>
-                <w:b/>
-                <w:noProof/>
-              </w:rPr>
-              <w:t>1 Testes Unitários</w:t>
-            </w:r>
-            <w:r>
-              <w:rPr>
-                <w:rStyle w:val="Hyperlink"/>
-                <w:rFonts w:ascii="Times New Roman" w:hAnsi="Times New Roman" w:cs="Times New Roman"/>
-                <w:noProof/>
-              </w:rPr>
-              <w:t>.</w:t>
+                <w:noProof/>
+              </w:rPr>
+              <w:t xml:space="preserve"> Para assegurar a robustez da aplicação, foram aplicadas diferentes camadas de verificação:</w:t>
             </w:r>
             <w:r>
               <w:rPr>
@@ -2711,7 +2671,7 @@
                 <w:noProof/>
                 <w:webHidden/>
               </w:rPr>
-              <w:instrText xml:space="preserve"> PAGEREF _Toc216999701 \h </w:instrText>
+              <w:instrText xml:space="preserve"> PAGEREF _Toc217659134 \h </w:instrText>
             </w:r>
             <w:r>
               <w:rPr>
@@ -2731,7 +2691,7 @@
                 <w:noProof/>
                 <w:webHidden/>
               </w:rPr>
-              <w:t>10</w:t>
+              <w:t>11</w:t>
             </w:r>
             <w:r>
               <w:rPr>
@@ -2751,12 +2711,12 @@
             <w:rPr>
               <w:rFonts w:eastAsiaTheme="minorEastAsia"/>
               <w:noProof/>
-              <w:kern w:val="2"/>
+              <w:sz w:val="22"/>
+              <w:szCs w:val="22"/>
               <w:lang w:eastAsia="pt-BR"/>
-              <w14:ligatures w14:val="standardContextual"/>
             </w:rPr>
           </w:pPr>
-          <w:hyperlink w:anchor="_Toc216999702" w:history="1">
+          <w:hyperlink w:anchor="_Toc217659135" w:history="1">
             <w:r>
               <w:rPr>
                 <w:rStyle w:val="Hyperlink"/>
@@ -2764,33 +2724,15 @@
                 <w:b/>
                 <w:noProof/>
               </w:rPr>
-              <w:t>3.4</w:t>
+              <w:t>3.4.1 Testes Unitários</w:t>
             </w:r>
             <w:r>
               <w:rPr>
                 <w:rStyle w:val="Hyperlink"/>
                 <w:rFonts w:ascii="Times New Roman" w:hAnsi="Times New Roman" w:cs="Times New Roman"/>
-                <w:b/>
-                <w:noProof/>
-              </w:rPr>
-              <w:t>.</w:t>
-            </w:r>
-            <w:r>
-              <w:rPr>
-                <w:rStyle w:val="Hyperlink"/>
-                <w:rFonts w:ascii="Times New Roman" w:hAnsi="Times New Roman" w:cs="Times New Roman"/>
-                <w:b/>
-                <w:noProof/>
-              </w:rPr>
-              <w:t>2 Testes de Integração</w:t>
-            </w:r>
-            <w:r>
-              <w:rPr>
-                <w:rStyle w:val="Hyperlink"/>
-                <w:rFonts w:ascii="Times New Roman" w:hAnsi="Times New Roman" w:cs="Times New Roman"/>
-                <w:noProof/>
-              </w:rPr>
-              <w:t>.</w:t>
+                <w:noProof/>
+              </w:rPr>
+              <w:t>: Para validar a lógica de componentes isolados do sistema.</w:t>
             </w:r>
             <w:r>
               <w:rPr>
@@ -2811,7 +2753,7 @@
                 <w:noProof/>
                 <w:webHidden/>
               </w:rPr>
-              <w:instrText xml:space="preserve"> PAGEREF _Toc216999702 \h </w:instrText>
+              <w:instrText xml:space="preserve"> PAGEREF _Toc217659135 \h </w:instrText>
             </w:r>
             <w:r>
               <w:rPr>
@@ -2831,7 +2773,7 @@
                 <w:noProof/>
                 <w:webHidden/>
               </w:rPr>
-              <w:t>10</w:t>
+              <w:t>11</w:t>
             </w:r>
             <w:r>
               <w:rPr>
@@ -2851,12 +2793,12 @@
             <w:rPr>
               <w:rFonts w:eastAsiaTheme="minorEastAsia"/>
               <w:noProof/>
-              <w:kern w:val="2"/>
+              <w:sz w:val="22"/>
+              <w:szCs w:val="22"/>
               <w:lang w:eastAsia="pt-BR"/>
-              <w14:ligatures w14:val="standardContextual"/>
             </w:rPr>
           </w:pPr>
-          <w:hyperlink w:anchor="_Toc216999703" w:history="1">
+          <w:hyperlink w:anchor="_Toc217659136" w:history="1">
             <w:r>
               <w:rPr>
                 <w:rStyle w:val="Hyperlink"/>
@@ -2864,7 +2806,15 @@
                 <w:b/>
                 <w:noProof/>
               </w:rPr>
-              <w:t>3.5 Segurança Ofensiva (Pentest)</w:t>
+              <w:t>3.4.2 Testes de Integração</w:t>
+            </w:r>
+            <w:r>
+              <w:rPr>
+                <w:rStyle w:val="Hyperlink"/>
+                <w:rFonts w:ascii="Times New Roman" w:hAnsi="Times New Roman" w:cs="Times New Roman"/>
+                <w:noProof/>
+              </w:rPr>
+              <w:t>: Para garantir que os módulos do sistema funcionem corretamente quando combinados.</w:t>
             </w:r>
             <w:r>
               <w:rPr>
@@ -2885,7 +2835,7 @@
                 <w:noProof/>
                 <w:webHidden/>
               </w:rPr>
-              <w:instrText xml:space="preserve"> PAGEREF _Toc216999703 \h </w:instrText>
+              <w:instrText xml:space="preserve"> PAGEREF _Toc217659136 \h </w:instrText>
             </w:r>
             <w:r>
               <w:rPr>
@@ -2905,7 +2855,7 @@
                 <w:noProof/>
                 <w:webHidden/>
               </w:rPr>
-              <w:t>10</w:t>
+              <w:t>11</w:t>
             </w:r>
             <w:r>
               <w:rPr>
@@ -2915,6 +2865,84 @@
               <w:fldChar w:fldCharType="end"/>
             </w:r>
           </w:hyperlink>
+        </w:p>
+        <w:p>
+          <w:pPr>
+            <w:pStyle w:val="Sumrio2"/>
+            <w:tabs>
+              <w:tab w:val="right" w:leader="dot" w:pos="9395"/>
+            </w:tabs>
+            <w:rPr>
+              <w:rStyle w:val="Hyperlink"/>
+              <w:noProof/>
+            </w:rPr>
+          </w:pPr>
+          <w:hyperlink w:anchor="_Toc217659137" w:history="1">
+            <w:r>
+              <w:rPr>
+                <w:rStyle w:val="Hyperlink"/>
+                <w:rFonts w:ascii="Times New Roman" w:hAnsi="Times New Roman" w:cs="Times New Roman"/>
+                <w:b/>
+                <w:noProof/>
+              </w:rPr>
+              <w:t>3.5 Segurança Ofensiva (Pentest):</w:t>
+            </w:r>
+            <w:r>
+              <w:rPr>
+                <w:noProof/>
+                <w:webHidden/>
+              </w:rPr>
+              <w:tab/>
+            </w:r>
+            <w:r>
+              <w:rPr>
+                <w:noProof/>
+                <w:webHidden/>
+              </w:rPr>
+              <w:fldChar w:fldCharType="begin"/>
+            </w:r>
+            <w:r>
+              <w:rPr>
+                <w:noProof/>
+                <w:webHidden/>
+              </w:rPr>
+              <w:instrText xml:space="preserve"> PAGEREF _Toc217659137 \h </w:instrText>
+            </w:r>
+            <w:r>
+              <w:rPr>
+                <w:noProof/>
+                <w:webHidden/>
+              </w:rPr>
+            </w:r>
+            <w:r>
+              <w:rPr>
+                <w:noProof/>
+                <w:webHidden/>
+              </w:rPr>
+              <w:fldChar w:fldCharType="separate"/>
+            </w:r>
+            <w:r>
+              <w:rPr>
+                <w:noProof/>
+                <w:webHidden/>
+              </w:rPr>
+              <w:t>11</w:t>
+            </w:r>
+            <w:r>
+              <w:rPr>
+                <w:noProof/>
+                <w:webHidden/>
+              </w:rPr>
+              <w:fldChar w:fldCharType="end"/>
+            </w:r>
+          </w:hyperlink>
+        </w:p>
+        <w:p>
+          <w:pPr>
+            <w:rPr>
+              <w:noProof/>
+            </w:rPr>
+          </w:pPr>
         </w:p>
         <w:p>
           <w:pPr>
@@ -2923,12 +2951,12 @@
               <w:rFonts w:eastAsiaTheme="minorEastAsia"/>
               <w:b w:val="0"/>
               <w:bCs w:val="0"/>
-              <w:kern w:val="2"/>
+              <w:sz w:val="22"/>
+              <w:szCs w:val="22"/>
               <w:lang w:eastAsia="pt-BR"/>
-              <w14:ligatures w14:val="standardContextual"/>
             </w:rPr>
           </w:pPr>
-          <w:hyperlink w:anchor="_Toc216999704" w:history="1">
+          <w:hyperlink w:anchor="_Toc217659139" w:history="1">
             <w:r>
               <w:rPr>
                 <w:rStyle w:val="Hyperlink"/>
@@ -2952,7 +2980,7 @@
               <w:rPr>
                 <w:webHidden/>
               </w:rPr>
-              <w:instrText xml:space="preserve"> PAGEREF _Toc216999704 \h </w:instrText>
+              <w:instrText xml:space="preserve"> PAGEREF _Toc217659139 \h </w:instrText>
             </w:r>
             <w:r>
               <w:rPr>
@@ -2988,12 +3016,12 @@
             <w:rPr>
               <w:rFonts w:eastAsiaTheme="minorEastAsia"/>
               <w:noProof/>
-              <w:kern w:val="2"/>
+              <w:sz w:val="22"/>
+              <w:szCs w:val="22"/>
               <w:lang w:eastAsia="pt-BR"/>
-              <w14:ligatures w14:val="standardContextual"/>
             </w:rPr>
           </w:pPr>
-          <w:hyperlink w:anchor="_Toc216999705" w:history="1">
+          <w:hyperlink w:anchor="_Toc217659140" w:history="1">
             <w:r>
               <w:rPr>
                 <w:rStyle w:val="Hyperlink"/>
@@ -3022,7 +3050,7 @@
                 <w:noProof/>
                 <w:webHidden/>
               </w:rPr>
-              <w:instrText xml:space="preserve"> PAGEREF _Toc216999705 \h </w:instrText>
+              <w:instrText xml:space="preserve"> PAGEREF _Toc217659140 \h </w:instrText>
             </w:r>
             <w:r>
               <w:rPr>
@@ -3042,7 +3070,7 @@
                 <w:noProof/>
                 <w:webHidden/>
               </w:rPr>
-              <w:t>11</w:t>
+              <w:t>12</w:t>
             </w:r>
             <w:r>
               <w:rPr>
@@ -3062,12 +3090,12 @@
             <w:rPr>
               <w:rFonts w:eastAsiaTheme="minorEastAsia"/>
               <w:noProof/>
-              <w:kern w:val="2"/>
+              <w:sz w:val="22"/>
+              <w:szCs w:val="22"/>
               <w:lang w:eastAsia="pt-BR"/>
-              <w14:ligatures w14:val="standardContextual"/>
             </w:rPr>
           </w:pPr>
-          <w:hyperlink w:anchor="_Toc216999706" w:history="1">
+          <w:hyperlink w:anchor="_Toc217659141" w:history="1">
             <w:r>
               <w:rPr>
                 <w:rStyle w:val="Hyperlink"/>
@@ -3096,7 +3124,7 @@
                 <w:noProof/>
                 <w:webHidden/>
               </w:rPr>
-              <w:instrText xml:space="preserve"> PAGEREF _Toc216999706 \h </w:instrText>
+              <w:instrText xml:space="preserve"> PAGEREF _Toc217659141 \h </w:instrText>
             </w:r>
             <w:r>
               <w:rPr>
@@ -3116,7 +3144,7 @@
                 <w:noProof/>
                 <w:webHidden/>
               </w:rPr>
-              <w:t>11</w:t>
+              <w:t>12</w:t>
             </w:r>
             <w:r>
               <w:rPr>
@@ -3136,12 +3164,12 @@
             <w:rPr>
               <w:rFonts w:eastAsiaTheme="minorEastAsia"/>
               <w:noProof/>
-              <w:kern w:val="2"/>
+              <w:sz w:val="22"/>
+              <w:szCs w:val="22"/>
               <w:lang w:eastAsia="pt-BR"/>
-              <w14:ligatures w14:val="standardContextual"/>
             </w:rPr>
           </w:pPr>
-          <w:hyperlink w:anchor="_Toc216999708" w:history="1">
+          <w:hyperlink w:anchor="_Toc217659143" w:history="1">
             <w:r>
               <w:rPr>
                 <w:rStyle w:val="Hyperlink"/>
@@ -3170,7 +3198,7 @@
                 <w:noProof/>
                 <w:webHidden/>
               </w:rPr>
-              <w:instrText xml:space="preserve"> PAGEREF _Toc216999708 \h </w:instrText>
+              <w:instrText xml:space="preserve"> PAGEREF _Toc217659143 \h </w:instrText>
             </w:r>
             <w:r>
               <w:rPr>
@@ -3190,7 +3218,7 @@
                 <w:noProof/>
                 <w:webHidden/>
               </w:rPr>
-              <w:t>12</w:t>
+              <w:t>13</w:t>
             </w:r>
             <w:r>
               <w:rPr>
@@ -3210,12 +3238,12 @@
             <w:rPr>
               <w:rFonts w:eastAsiaTheme="minorEastAsia"/>
               <w:noProof/>
-              <w:kern w:val="2"/>
+              <w:sz w:val="22"/>
+              <w:szCs w:val="22"/>
               <w:lang w:eastAsia="pt-BR"/>
-              <w14:ligatures w14:val="standardContextual"/>
             </w:rPr>
           </w:pPr>
-          <w:hyperlink w:anchor="_Toc216999711" w:history="1">
+          <w:hyperlink w:anchor="_Toc217659146" w:history="1">
             <w:r>
               <w:rPr>
                 <w:rStyle w:val="Hyperlink"/>
@@ -3244,7 +3272,7 @@
                 <w:noProof/>
                 <w:webHidden/>
               </w:rPr>
-              <w:instrText xml:space="preserve"> PAGEREF _Toc216999711 \h </w:instrText>
+              <w:instrText xml:space="preserve"> PAGEREF _Toc217659146 \h </w:instrText>
             </w:r>
             <w:r>
               <w:rPr>
@@ -3264,7 +3292,7 @@
                 <w:noProof/>
                 <w:webHidden/>
               </w:rPr>
-              <w:t>12</w:t>
+              <w:t>13</w:t>
             </w:r>
             <w:r>
               <w:rPr>
@@ -3284,12 +3312,12 @@
             <w:rPr>
               <w:rFonts w:eastAsiaTheme="minorEastAsia"/>
               <w:noProof/>
-              <w:kern w:val="2"/>
+              <w:sz w:val="22"/>
+              <w:szCs w:val="22"/>
               <w:lang w:eastAsia="pt-BR"/>
-              <w14:ligatures w14:val="standardContextual"/>
             </w:rPr>
           </w:pPr>
-          <w:hyperlink w:anchor="_Toc216999716" w:history="1">
+          <w:hyperlink w:anchor="_Toc217659151" w:history="1">
             <w:r>
               <w:rPr>
                 <w:rStyle w:val="Hyperlink"/>
@@ -3318,7 +3346,7 @@
                 <w:noProof/>
                 <w:webHidden/>
               </w:rPr>
-              <w:instrText xml:space="preserve"> PAGEREF _Toc216999716 \h </w:instrText>
+              <w:instrText xml:space="preserve"> PAGEREF _Toc217659151 \h </w:instrText>
             </w:r>
             <w:r>
               <w:rPr>
@@ -3338,7 +3366,7 @@
                 <w:noProof/>
                 <w:webHidden/>
               </w:rPr>
-              <w:t>13</w:t>
+              <w:t>14</w:t>
             </w:r>
             <w:r>
               <w:rPr>
@@ -3356,12 +3384,12 @@
               <w:rFonts w:eastAsiaTheme="minorEastAsia"/>
               <w:b w:val="0"/>
               <w:bCs w:val="0"/>
-              <w:kern w:val="2"/>
+              <w:sz w:val="22"/>
+              <w:szCs w:val="22"/>
               <w:lang w:eastAsia="pt-BR"/>
-              <w14:ligatures w14:val="standardContextual"/>
             </w:rPr>
           </w:pPr>
-          <w:hyperlink w:anchor="_Toc216999742" w:history="1">
+          <w:hyperlink w:anchor="_Toc217659177" w:history="1">
             <w:r>
               <w:rPr>
                 <w:rStyle w:val="Hyperlink"/>
@@ -3385,7 +3413,7 @@
               <w:rPr>
                 <w:webHidden/>
               </w:rPr>
-              <w:instrText xml:space="preserve"> PAGEREF _Toc216999742 \h </w:instrText>
+              <w:instrText xml:space="preserve"> PAGEREF _Toc217659177 \h </w:instrText>
             </w:r>
             <w:r>
               <w:rPr>
@@ -3402,7 +3430,7 @@
               <w:rPr>
                 <w:webHidden/>
               </w:rPr>
-              <w:t>14</w:t>
+              <w:t>15</w:t>
             </w:r>
             <w:r>
               <w:rPr>
@@ -3421,12 +3449,12 @@
             <w:rPr>
               <w:rFonts w:eastAsiaTheme="minorEastAsia"/>
               <w:noProof/>
-              <w:kern w:val="2"/>
+              <w:sz w:val="22"/>
+              <w:szCs w:val="22"/>
               <w:lang w:eastAsia="pt-BR"/>
-              <w14:ligatures w14:val="standardContextual"/>
             </w:rPr>
           </w:pPr>
-          <w:hyperlink w:anchor="_Toc216999743" w:history="1">
+          <w:hyperlink w:anchor="_Toc217659178" w:history="1">
             <w:r>
               <w:rPr>
                 <w:rStyle w:val="Hyperlink"/>
@@ -3455,7 +3483,7 @@
                 <w:noProof/>
                 <w:webHidden/>
               </w:rPr>
-              <w:instrText xml:space="preserve"> PAGEREF _Toc216999743 \h </w:instrText>
+              <w:instrText xml:space="preserve"> PAGEREF _Toc217659178 \h </w:instrText>
             </w:r>
             <w:r>
               <w:rPr>
@@ -3475,7 +3503,7 @@
                 <w:noProof/>
                 <w:webHidden/>
               </w:rPr>
-              <w:t>14</w:t>
+              <w:t>15</w:t>
             </w:r>
             <w:r>
               <w:rPr>
@@ -3495,12 +3523,12 @@
             <w:rPr>
               <w:rFonts w:eastAsiaTheme="minorEastAsia"/>
               <w:noProof/>
-              <w:kern w:val="2"/>
+              <w:sz w:val="22"/>
+              <w:szCs w:val="22"/>
               <w:lang w:eastAsia="pt-BR"/>
-              <w14:ligatures w14:val="standardContextual"/>
             </w:rPr>
           </w:pPr>
-          <w:hyperlink w:anchor="_Toc216999745" w:history="1">
+          <w:hyperlink w:anchor="_Toc217659180" w:history="1">
             <w:r>
               <w:rPr>
                 <w:rStyle w:val="Hyperlink"/>
@@ -3529,7 +3557,7 @@
                 <w:noProof/>
                 <w:webHidden/>
               </w:rPr>
-              <w:instrText xml:space="preserve"> PAGEREF _Toc216999745 \h </w:instrText>
+              <w:instrText xml:space="preserve"> PAGEREF _Toc217659180 \h </w:instrText>
             </w:r>
             <w:r>
               <w:rPr>
@@ -3549,7 +3577,7 @@
                 <w:noProof/>
                 <w:webHidden/>
               </w:rPr>
-              <w:t>14</w:t>
+              <w:t>15</w:t>
             </w:r>
             <w:r>
               <w:rPr>
@@ -3569,12 +3597,12 @@
             <w:rPr>
               <w:rFonts w:eastAsiaTheme="minorEastAsia"/>
               <w:noProof/>
-              <w:kern w:val="2"/>
+              <w:sz w:val="22"/>
+              <w:szCs w:val="22"/>
               <w:lang w:eastAsia="pt-BR"/>
-              <w14:ligatures w14:val="standardContextual"/>
             </w:rPr>
           </w:pPr>
-          <w:hyperlink w:anchor="_Toc216999747" w:history="1">
+          <w:hyperlink w:anchor="_Toc217659182" w:history="1">
             <w:r>
               <w:rPr>
                 <w:rStyle w:val="Hyperlink"/>
@@ -3603,7 +3631,7 @@
                 <w:noProof/>
                 <w:webHidden/>
               </w:rPr>
-              <w:instrText xml:space="preserve"> PAGEREF _Toc216999747 \h </w:instrText>
+              <w:instrText xml:space="preserve"> PAGEREF _Toc217659182 \h </w:instrText>
             </w:r>
             <w:r>
               <w:rPr>
@@ -3623,7 +3651,7 @@
                 <w:noProof/>
                 <w:webHidden/>
               </w:rPr>
-              <w:t>14</w:t>
+              <w:t>15</w:t>
             </w:r>
             <w:r>
               <w:rPr>
@@ -3643,12 +3671,12 @@
             <w:rPr>
               <w:rFonts w:eastAsiaTheme="minorEastAsia"/>
               <w:noProof/>
-              <w:kern w:val="2"/>
+              <w:sz w:val="22"/>
+              <w:szCs w:val="22"/>
               <w:lang w:eastAsia="pt-BR"/>
-              <w14:ligatures w14:val="standardContextual"/>
             </w:rPr>
           </w:pPr>
-          <w:hyperlink w:anchor="_Toc216999748" w:history="1">
+          <w:hyperlink w:anchor="_Toc217659183" w:history="1">
             <w:r>
               <w:rPr>
                 <w:rStyle w:val="Hyperlink"/>
@@ -3677,7 +3705,7 @@
                 <w:noProof/>
                 <w:webHidden/>
               </w:rPr>
-              <w:instrText xml:space="preserve"> PAGEREF _Toc216999748 \h </w:instrText>
+              <w:instrText xml:space="preserve"> PAGEREF _Toc217659183 \h </w:instrText>
             </w:r>
             <w:r>
               <w:rPr>
@@ -3697,7 +3725,7 @@
                 <w:noProof/>
                 <w:webHidden/>
               </w:rPr>
-              <w:t>14</w:t>
+              <w:t>15</w:t>
             </w:r>
             <w:r>
               <w:rPr>
@@ -3717,12 +3745,12 @@
             <w:rPr>
               <w:rFonts w:eastAsiaTheme="minorEastAsia"/>
               <w:noProof/>
-              <w:kern w:val="2"/>
+              <w:sz w:val="22"/>
+              <w:szCs w:val="22"/>
               <w:lang w:eastAsia="pt-BR"/>
-              <w14:ligatures w14:val="standardContextual"/>
             </w:rPr>
           </w:pPr>
-          <w:hyperlink w:anchor="_Toc216999749" w:history="1">
+          <w:hyperlink w:anchor="_Toc217659184" w:history="1">
             <w:r>
               <w:rPr>
                 <w:rStyle w:val="Hyperlink"/>
@@ -3751,7 +3779,7 @@
                 <w:noProof/>
                 <w:webHidden/>
               </w:rPr>
-              <w:instrText xml:space="preserve"> PAGEREF _Toc216999749 \h </w:instrText>
+              <w:instrText xml:space="preserve"> PAGEREF _Toc217659184 \h </w:instrText>
             </w:r>
             <w:r>
               <w:rPr>
@@ -3771,7 +3799,7 @@
                 <w:noProof/>
                 <w:webHidden/>
               </w:rPr>
-              <w:t>15</w:t>
+              <w:t>16</w:t>
             </w:r>
             <w:r>
               <w:rPr>
@@ -3791,12 +3819,12 @@
             <w:rPr>
               <w:rFonts w:eastAsiaTheme="minorEastAsia"/>
               <w:noProof/>
-              <w:kern w:val="2"/>
+              <w:sz w:val="22"/>
+              <w:szCs w:val="22"/>
               <w:lang w:eastAsia="pt-BR"/>
-              <w14:ligatures w14:val="standardContextual"/>
             </w:rPr>
           </w:pPr>
-          <w:hyperlink w:anchor="_Toc216999754" w:history="1">
+          <w:hyperlink w:anchor="_Toc217659189" w:history="1">
             <w:r>
               <w:rPr>
                 <w:rStyle w:val="Hyperlink"/>
@@ -3825,7 +3853,7 @@
                 <w:noProof/>
                 <w:webHidden/>
               </w:rPr>
-              <w:instrText xml:space="preserve"> PAGEREF _Toc216999754 \h </w:instrText>
+              <w:instrText xml:space="preserve"> PAGEREF _Toc217659189 \h </w:instrText>
             </w:r>
             <w:r>
               <w:rPr>
@@ -3845,7 +3873,7 @@
                 <w:noProof/>
                 <w:webHidden/>
               </w:rPr>
-              <w:t>15</w:t>
+              <w:t>16</w:t>
             </w:r>
             <w:r>
               <w:rPr>
@@ -3865,12 +3893,12 @@
             <w:rPr>
               <w:rFonts w:eastAsiaTheme="minorEastAsia"/>
               <w:noProof/>
-              <w:kern w:val="2"/>
+              <w:sz w:val="22"/>
+              <w:szCs w:val="22"/>
               <w:lang w:eastAsia="pt-BR"/>
-              <w14:ligatures w14:val="standardContextual"/>
             </w:rPr>
           </w:pPr>
-          <w:hyperlink w:anchor="_Toc216999756" w:history="1">
+          <w:hyperlink w:anchor="_Toc217659191" w:history="1">
             <w:r>
               <w:rPr>
                 <w:rStyle w:val="Hyperlink"/>
@@ -3899,7 +3927,7 @@
                 <w:noProof/>
                 <w:webHidden/>
               </w:rPr>
-              <w:instrText xml:space="preserve"> PAGEREF _Toc216999756 \h </w:instrText>
+              <w:instrText xml:space="preserve"> PAGEREF _Toc217659191 \h </w:instrText>
             </w:r>
             <w:r>
               <w:rPr>
@@ -3919,11 +3947,74 @@
                 <w:noProof/>
                 <w:webHidden/>
               </w:rPr>
-              <w:t>15</w:t>
-            </w:r>
-            <w:r>
-              <w:rPr>
-                <w:noProof/>
+              <w:t>16</w:t>
+            </w:r>
+            <w:r>
+              <w:rPr>
+                <w:noProof/>
+                <w:webHidden/>
+              </w:rPr>
+              <w:fldChar w:fldCharType="end"/>
+            </w:r>
+          </w:hyperlink>
+        </w:p>
+        <w:p>
+          <w:pPr>
+            <w:pStyle w:val="Sumrio1"/>
+            <w:rPr>
+              <w:rFonts w:eastAsiaTheme="minorEastAsia"/>
+              <w:b w:val="0"/>
+              <w:bCs w:val="0"/>
+              <w:sz w:val="22"/>
+              <w:szCs w:val="22"/>
+              <w:lang w:eastAsia="pt-BR"/>
+            </w:rPr>
+          </w:pPr>
+          <w:hyperlink w:anchor="_Toc217659198" w:history="1">
+            <w:r>
+              <w:rPr>
+                <w:rStyle w:val="Hyperlink"/>
+                <w:rFonts w:ascii="Times New Roman" w:hAnsi="Times New Roman" w:cs="Times New Roman"/>
+              </w:rPr>
+              <w:t>6. CONCLUSÃO</w:t>
+            </w:r>
+            <w:r>
+              <w:rPr>
+                <w:webHidden/>
+              </w:rPr>
+              <w:tab/>
+            </w:r>
+            <w:r>
+              <w:rPr>
+                <w:webHidden/>
+              </w:rPr>
+              <w:fldChar w:fldCharType="begin"/>
+            </w:r>
+            <w:r>
+              <w:rPr>
+                <w:webHidden/>
+              </w:rPr>
+              <w:instrText xml:space="preserve"> PAGEREF _Toc217659198 \h </w:instrText>
+            </w:r>
+            <w:r>
+              <w:rPr>
+                <w:webHidden/>
+              </w:rPr>
+            </w:r>
+            <w:r>
+              <w:rPr>
+                <w:webHidden/>
+              </w:rPr>
+              <w:fldChar w:fldCharType="separate"/>
+            </w:r>
+            <w:r>
+              <w:rPr>
+                <w:webHidden/>
+              </w:rPr>
+              <w:t>17</w:t>
+            </w:r>
+            <w:r>
+              <w:rPr>
                 <w:webHidden/>
               </w:rPr>
               <w:fldChar w:fldCharType="end"/>
@@ -3939,12 +4030,12 @@
             <w:rPr>
               <w:rFonts w:eastAsiaTheme="minorEastAsia"/>
               <w:noProof/>
-              <w:kern w:val="2"/>
+              <w:sz w:val="22"/>
+              <w:szCs w:val="22"/>
               <w:lang w:eastAsia="pt-BR"/>
-              <w14:ligatures w14:val="standardContextual"/>
             </w:rPr>
           </w:pPr>
-          <w:hyperlink w:anchor="_Toc216999761" w:history="1">
+          <w:hyperlink w:anchor="_Toc217659200" w:history="1">
             <w:r>
               <w:rPr>
                 <w:rStyle w:val="Hyperlink"/>
@@ -3952,7 +4043,7 @@
                 <w:b/>
                 <w:noProof/>
               </w:rPr>
-              <w:t>5.8 Rate Limiting e Disponibilidade</w:t>
+              <w:t>6.1 Limitações e Trabalhos Futuros:</w:t>
             </w:r>
             <w:r>
               <w:rPr>
@@ -3973,7 +4064,7 @@
                 <w:noProof/>
                 <w:webHidden/>
               </w:rPr>
-              <w:instrText xml:space="preserve"> PAGEREF _Toc216999761 \h </w:instrText>
+              <w:instrText xml:space="preserve"> PAGEREF _Toc217659200 \h </w:instrText>
             </w:r>
             <w:r>
               <w:rPr>
@@ -3993,7 +4084,7 @@
                 <w:noProof/>
                 <w:webHidden/>
               </w:rPr>
-              <w:t>15</w:t>
+              <w:t>17</w:t>
             </w:r>
             <w:r>
               <w:rPr>
@@ -4011,18 +4102,18 @@
               <w:rFonts w:eastAsiaTheme="minorEastAsia"/>
               <w:b w:val="0"/>
               <w:bCs w:val="0"/>
-              <w:kern w:val="2"/>
+              <w:sz w:val="22"/>
+              <w:szCs w:val="22"/>
               <w:lang w:eastAsia="pt-BR"/>
-              <w14:ligatures w14:val="standardContextual"/>
             </w:rPr>
           </w:pPr>
-          <w:hyperlink w:anchor="_Toc216999763" w:history="1">
+          <w:hyperlink w:anchor="_Toc217659206" w:history="1">
             <w:r>
               <w:rPr>
                 <w:rStyle w:val="Hyperlink"/>
                 <w:rFonts w:ascii="Times New Roman" w:hAnsi="Times New Roman" w:cs="Times New Roman"/>
               </w:rPr>
-              <w:t>6. CONCLUSÃO</w:t>
+              <w:t>REFERÊNCIAS</w:t>
             </w:r>
             <w:r>
               <w:rPr>
@@ -4040,7 +4131,7 @@
               <w:rPr>
                 <w:webHidden/>
               </w:rPr>
-              <w:instrText xml:space="preserve"> PAGEREF _Toc216999763 \h </w:instrText>
+              <w:instrText xml:space="preserve"> PAGEREF _Toc217659206 \h </w:instrText>
             </w:r>
             <w:r>
               <w:rPr>
@@ -4057,92 +4148,10 @@
               <w:rPr>
                 <w:webHidden/>
               </w:rPr>
-              <w:t>16</w:t>
-            </w:r>
-            <w:r>
-              <w:rPr>
-                <w:webHidden/>
-              </w:rPr>
-              <w:fldChar w:fldCharType="end"/>
-            </w:r>
-          </w:hyperlink>
-        </w:p>
-        <w:p>
-          <w:pPr>
-            <w:pStyle w:val="Sumrio2"/>
-            <w:tabs>
-              <w:tab w:val="right" w:leader="dot" w:pos="9395"/>
-            </w:tabs>
-            <w:rPr>
-              <w:rFonts w:eastAsiaTheme="minorEastAsia"/>
-              <w:noProof/>
-              <w:kern w:val="2"/>
-              <w:lang w:eastAsia="pt-BR"/>
-              <w14:ligatures w14:val="standardContextual"/>
-            </w:rPr>
-          </w:pPr>
-          <w:hyperlink w:anchor="_Toc216999765" w:history="1">
-            <w:r>
-              <w:rPr>
-                <w:rStyle w:val="Hyperlink"/>
-                <w:rFonts w:ascii="Times New Roman" w:hAnsi="Times New Roman" w:cs="Times New Roman"/>
-                <w:b/>
-                <w:noProof/>
-              </w:rPr>
-              <w:t>6.1 Limitações e Trabalhos Futuros</w:t>
-            </w:r>
-            <w:r>
-              <w:rPr>
-                <w:rStyle w:val="Hyperlink"/>
-                <w:rFonts w:ascii="Times New Roman" w:hAnsi="Times New Roman" w:cs="Times New Roman"/>
-                <w:noProof/>
-              </w:rPr>
-              <w:t>.</w:t>
-            </w:r>
-            <w:r>
-              <w:rPr>
-                <w:noProof/>
-                <w:webHidden/>
-              </w:rPr>
-              <w:tab/>
-            </w:r>
-            <w:r>
-              <w:rPr>
-                <w:noProof/>
-                <w:webHidden/>
-              </w:rPr>
-              <w:fldChar w:fldCharType="begin"/>
-            </w:r>
-            <w:r>
-              <w:rPr>
-                <w:noProof/>
-                <w:webHidden/>
-              </w:rPr>
-              <w:instrText xml:space="preserve"> PAGEREF _Toc216999765 \h </w:instrText>
-            </w:r>
-            <w:r>
-              <w:rPr>
-                <w:noProof/>
-                <w:webHidden/>
-              </w:rPr>
-            </w:r>
-            <w:r>
-              <w:rPr>
-                <w:noProof/>
-                <w:webHidden/>
-              </w:rPr>
-              <w:fldChar w:fldCharType="separate"/>
-            </w:r>
-            <w:r>
-              <w:rPr>
-                <w:noProof/>
-                <w:webHidden/>
-              </w:rPr>
-              <w:t>16</w:t>
-            </w:r>
-            <w:r>
-              <w:rPr>
-                <w:noProof/>
+              <w:t>18</w:t>
+            </w:r>
+            <w:r>
+              <w:rPr>
                 <w:webHidden/>
               </w:rPr>
               <w:fldChar w:fldCharType="end"/>
@@ -4156,18 +4165,18 @@
               <w:rFonts w:eastAsiaTheme="minorEastAsia"/>
               <w:b w:val="0"/>
               <w:bCs w:val="0"/>
-              <w:kern w:val="2"/>
+              <w:sz w:val="22"/>
+              <w:szCs w:val="22"/>
               <w:lang w:eastAsia="pt-BR"/>
-              <w14:ligatures w14:val="standardContextual"/>
             </w:rPr>
           </w:pPr>
-          <w:hyperlink w:anchor="_Toc216999771" w:history="1">
+          <w:hyperlink w:anchor="_Toc217659207" w:history="1">
             <w:r>
               <w:rPr>
                 <w:rStyle w:val="Hyperlink"/>
                 <w:rFonts w:ascii="Times New Roman" w:hAnsi="Times New Roman" w:cs="Times New Roman"/>
               </w:rPr>
-              <w:t>REFERÊNCIAS</w:t>
+              <w:t>Anexo A – Capturas de Tela</w:t>
             </w:r>
             <w:r>
               <w:rPr>
@@ -4185,7 +4194,7 @@
               <w:rPr>
                 <w:webHidden/>
               </w:rPr>
-              <w:instrText xml:space="preserve"> PAGEREF _Toc216999771 \h </w:instrText>
+              <w:instrText xml:space="preserve"> PAGEREF _Toc217659207 \h </w:instrText>
             </w:r>
             <w:r>
               <w:rPr>
@@ -4202,7 +4211,7 @@
               <w:rPr>
                 <w:webHidden/>
               </w:rPr>
-              <w:t>17</w:t>
+              <w:t>19</w:t>
             </w:r>
             <w:r>
               <w:rPr>
@@ -4219,18 +4228,18 @@
               <w:rFonts w:eastAsiaTheme="minorEastAsia"/>
               <w:b w:val="0"/>
               <w:bCs w:val="0"/>
-              <w:kern w:val="2"/>
+              <w:sz w:val="22"/>
+              <w:szCs w:val="22"/>
               <w:lang w:eastAsia="pt-BR"/>
-              <w14:ligatures w14:val="standardContextual"/>
             </w:rPr>
           </w:pPr>
-          <w:hyperlink w:anchor="_Toc216999772" w:history="1">
+          <w:hyperlink w:anchor="_Toc217659208" w:history="1">
             <w:r>
               <w:rPr>
                 <w:rStyle w:val="Hyperlink"/>
                 <w:rFonts w:ascii="Times New Roman" w:hAnsi="Times New Roman" w:cs="Times New Roman"/>
               </w:rPr>
-              <w:t>Anexo A – Capturas de Tela</w:t>
+              <w:t>Anexo B – Relatório de Pentest</w:t>
             </w:r>
             <w:r>
               <w:rPr>
@@ -4248,7 +4257,7 @@
               <w:rPr>
                 <w:webHidden/>
               </w:rPr>
-              <w:instrText xml:space="preserve"> PAGEREF _Toc216999772 \h </w:instrText>
+              <w:instrText xml:space="preserve"> PAGEREF _Toc217659208 \h </w:instrText>
             </w:r>
             <w:r>
               <w:rPr>
@@ -4265,70 +4274,7 @@
               <w:rPr>
                 <w:webHidden/>
               </w:rPr>
-              <w:t>18</w:t>
-            </w:r>
-            <w:r>
-              <w:rPr>
-                <w:webHidden/>
-              </w:rPr>
-              <w:fldChar w:fldCharType="end"/>
-            </w:r>
-          </w:hyperlink>
-        </w:p>
-        <w:p>
-          <w:pPr>
-            <w:pStyle w:val="Sumrio1"/>
-            <w:rPr>
-              <w:rFonts w:eastAsiaTheme="minorEastAsia"/>
-              <w:b w:val="0"/>
-              <w:bCs w:val="0"/>
-              <w:kern w:val="2"/>
-              <w:lang w:eastAsia="pt-BR"/>
-              <w14:ligatures w14:val="standardContextual"/>
-            </w:rPr>
-          </w:pPr>
-          <w:hyperlink w:anchor="_Toc216999773" w:history="1">
-            <w:r>
-              <w:rPr>
-                <w:rStyle w:val="Hyperlink"/>
-                <w:rFonts w:ascii="Times New Roman" w:hAnsi="Times New Roman" w:cs="Times New Roman"/>
-              </w:rPr>
-              <w:t>Anexo B – Relatório de Pentest</w:t>
-            </w:r>
-            <w:r>
-              <w:rPr>
-                <w:webHidden/>
-              </w:rPr>
-              <w:tab/>
-            </w:r>
-            <w:r>
-              <w:rPr>
-                <w:webHidden/>
-              </w:rPr>
-              <w:fldChar w:fldCharType="begin"/>
-            </w:r>
-            <w:r>
-              <w:rPr>
-                <w:webHidden/>
-              </w:rPr>
-              <w:instrText xml:space="preserve"> PAGEREF _Toc216999773 \h </w:instrText>
-            </w:r>
-            <w:r>
-              <w:rPr>
-                <w:webHidden/>
-              </w:rPr>
-            </w:r>
-            <w:r>
-              <w:rPr>
-                <w:webHidden/>
-              </w:rPr>
-              <w:fldChar w:fldCharType="separate"/>
-            </w:r>
-            <w:r>
-              <w:rPr>
-                <w:webHidden/>
-              </w:rPr>
-              <w:t>20</w:t>
+              <w:t>21</w:t>
             </w:r>
             <w:r>
               <w:rPr>
@@ -4395,7 +4341,7 @@
           <w:color w:val="000000" w:themeColor="text1"/>
         </w:rPr>
       </w:pPr>
-      <w:bookmarkStart w:id="3" w:name="_Toc216999669"/>
+      <w:bookmarkStart w:id="3" w:name="_Toc217659093"/>
       <w:r>
         <w:rPr>
           <w:rFonts w:ascii="Times New Roman" w:hAnsi="Times New Roman" w:cs="Times New Roman"/>
@@ -4606,7 +4552,7 @@
           <w:color w:val="000000" w:themeColor="text1"/>
         </w:rPr>
       </w:pPr>
-      <w:bookmarkStart w:id="4" w:name="_Toc216999670"/>
+      <w:bookmarkStart w:id="4" w:name="_Toc217659094"/>
       <w:r>
         <w:rPr>
           <w:rFonts w:ascii="Times New Roman" w:hAnsi="Times New Roman" w:cs="Times New Roman"/>
@@ -6252,7 +6198,7 @@
           <w:color w:val="000000" w:themeColor="text1"/>
         </w:rPr>
       </w:pPr>
-      <w:bookmarkStart w:id="6" w:name="_Toc216999671"/>
+      <w:bookmarkStart w:id="6" w:name="_Toc217659095"/>
       <w:r>
         <w:rPr>
           <w:rFonts w:ascii="Times New Roman" w:hAnsi="Times New Roman" w:cs="Times New Roman"/>
@@ -6274,7 +6220,7 @@
           <w:szCs w:val="32"/>
         </w:rPr>
       </w:pPr>
-      <w:bookmarkStart w:id="7" w:name="_Toc216999672"/>
+      <w:bookmarkStart w:id="7" w:name="_Toc217659096"/>
       <w:r>
         <w:rPr>
           <w:rFonts w:ascii="Times New Roman" w:eastAsiaTheme="minorHAnsi" w:hAnsi="Times New Roman" w:cs="Times New Roman"/>
@@ -6328,6 +6274,7 @@
       </w:r>
       <w:bookmarkStart w:id="8" w:name="_Toc216997351"/>
       <w:bookmarkStart w:id="9" w:name="_Toc216999673"/>
+      <w:bookmarkStart w:id="10" w:name="_Toc217659097"/>
       <w:r>
         <w:rPr>
           <w:rFonts w:ascii="Times New Roman" w:eastAsiaTheme="minorHAnsi" w:hAnsi="Times New Roman" w:cs="Times New Roman"/>
@@ -6336,6 +6283,7 @@
       </w:r>
       <w:bookmarkEnd w:id="8"/>
       <w:bookmarkEnd w:id="9"/>
+      <w:bookmarkEnd w:id="10"/>
     </w:p>
     <w:p>
       <w:pPr>
@@ -6348,7 +6296,7 @@
           <w:szCs w:val="32"/>
         </w:rPr>
       </w:pPr>
-      <w:bookmarkStart w:id="10" w:name="_Toc216999674"/>
+      <w:bookmarkStart w:id="11" w:name="_Toc217659098"/>
       <w:r>
         <w:rPr>
           <w:rFonts w:ascii="Times New Roman" w:hAnsi="Times New Roman" w:cs="Times New Roman"/>
@@ -6367,7 +6315,7 @@
         </w:rPr>
         <w:t>:</w:t>
       </w:r>
-      <w:bookmarkEnd w:id="10"/>
+      <w:bookmarkEnd w:id="11"/>
     </w:p>
     <w:p>
       <w:pPr>
@@ -6383,16 +6331,18 @@
         </w:rPr>
         <w:t xml:space="preserve"> </w:t>
       </w:r>
-      <w:bookmarkStart w:id="11" w:name="_Toc216997353"/>
-      <w:bookmarkStart w:id="12" w:name="_Toc216999675"/>
+      <w:bookmarkStart w:id="12" w:name="_Toc216997353"/>
+      <w:bookmarkStart w:id="13" w:name="_Toc216999675"/>
+      <w:bookmarkStart w:id="14" w:name="_Toc217659099"/>
       <w:r>
         <w:rPr>
           <w:rFonts w:ascii="Times New Roman" w:hAnsi="Times New Roman" w:cs="Times New Roman"/>
         </w:rPr>
         <w:t>Como desenvolver um sistema web seguro, acessível e funcional que centralize a gestão de alunos atípicos, facilitando o trabalho de gestores, cuidadores e responsáveis?</w:t>
       </w:r>
-      <w:bookmarkEnd w:id="11"/>
       <w:bookmarkEnd w:id="12"/>
+      <w:bookmarkEnd w:id="13"/>
+      <w:bookmarkEnd w:id="14"/>
     </w:p>
     <w:p>
       <w:pPr>
@@ -6404,7 +6354,7 @@
           <w:szCs w:val="32"/>
         </w:rPr>
       </w:pPr>
-      <w:bookmarkStart w:id="13" w:name="_Toc216999676"/>
+      <w:bookmarkStart w:id="15" w:name="_Toc217659100"/>
       <w:r>
         <w:rPr>
           <w:rFonts w:ascii="Times New Roman" w:hAnsi="Times New Roman" w:cs="Times New Roman"/>
@@ -6431,7 +6381,7 @@
         </w:rPr>
         <w:t>Objetivo Geral:</w:t>
       </w:r>
-      <w:bookmarkEnd w:id="13"/>
+      <w:bookmarkEnd w:id="15"/>
       <w:r>
         <w:rPr>
           <w:rFonts w:ascii="Times New Roman" w:hAnsi="Times New Roman" w:cs="Times New Roman"/>
@@ -6449,40 +6399,18 @@
           <w:rFonts w:ascii="Times New Roman" w:hAnsi="Times New Roman" w:cs="Times New Roman"/>
         </w:rPr>
       </w:pPr>
-      <w:bookmarkStart w:id="14" w:name="_Toc216997355"/>
-      <w:bookmarkStart w:id="15" w:name="_Toc216999677"/>
+      <w:bookmarkStart w:id="16" w:name="_Toc216997355"/>
+      <w:bookmarkStart w:id="17" w:name="_Toc216999677"/>
+      <w:bookmarkStart w:id="18" w:name="_Toc217659101"/>
       <w:r>
         <w:rPr>
           <w:rFonts w:ascii="Times New Roman" w:hAnsi="Times New Roman" w:cs="Times New Roman"/>
         </w:rPr>
         <w:t>Desenvolver e implantar um sistema web para gestão especializada de alunos atípicos.</w:t>
-      </w:r>
-      <w:bookmarkEnd w:id="14"/>
-      <w:bookmarkEnd w:id="15"/>
-    </w:p>
-    <w:p>
-      <w:pPr>
-        <w:pStyle w:val="Ttulo2"/>
-        <w:jc w:val="both"/>
-        <w:rPr>
-          <w:rFonts w:ascii="Times New Roman" w:hAnsi="Times New Roman" w:cs="Times New Roman"/>
-        </w:rPr>
-      </w:pPr>
-      <w:bookmarkStart w:id="16" w:name="_Toc216995782"/>
-      <w:bookmarkStart w:id="17" w:name="_Toc216996095"/>
-      <w:bookmarkStart w:id="18" w:name="_Toc216997356"/>
-      <w:bookmarkStart w:id="19" w:name="_Toc216999678"/>
-      <w:r>
-        <w:rPr>
-          <w:rFonts w:ascii="Times New Roman" w:hAnsi="Times New Roman" w:cs="Times New Roman"/>
-          <w:b/>
-        </w:rPr>
-        <w:t>Objetivos Específicos:</w:t>
       </w:r>
       <w:bookmarkEnd w:id="16"/>
       <w:bookmarkEnd w:id="17"/>
       <w:bookmarkEnd w:id="18"/>
-      <w:bookmarkEnd w:id="19"/>
     </w:p>
     <w:p>
       <w:pPr>
@@ -6492,16 +6420,19 @@
           <w:rFonts w:ascii="Times New Roman" w:hAnsi="Times New Roman" w:cs="Times New Roman"/>
         </w:rPr>
       </w:pPr>
-      <w:bookmarkStart w:id="20" w:name="_Toc216995783"/>
-      <w:bookmarkStart w:id="21" w:name="_Toc216996096"/>
-      <w:bookmarkStart w:id="22" w:name="_Toc216997357"/>
-      <w:bookmarkStart w:id="23" w:name="_Toc216999679"/>
-      <w:r>
-        <w:rPr>
-          <w:rFonts w:ascii="Times New Roman" w:hAnsi="Times New Roman" w:cs="Times New Roman"/>
-        </w:rPr>
-        <w:t>Implementar perfis de acesso diferenciados;</w:t>
-      </w:r>
+      <w:bookmarkStart w:id="19" w:name="_Toc216995782"/>
+      <w:bookmarkStart w:id="20" w:name="_Toc216996095"/>
+      <w:bookmarkStart w:id="21" w:name="_Toc216997356"/>
+      <w:bookmarkStart w:id="22" w:name="_Toc216999678"/>
+      <w:bookmarkStart w:id="23" w:name="_Toc217659102"/>
+      <w:r>
+        <w:rPr>
+          <w:rFonts w:ascii="Times New Roman" w:hAnsi="Times New Roman" w:cs="Times New Roman"/>
+          <w:b/>
+        </w:rPr>
+        <w:t>Objetivos Específicos:</w:t>
+      </w:r>
+      <w:bookmarkEnd w:id="19"/>
       <w:bookmarkEnd w:id="20"/>
       <w:bookmarkEnd w:id="21"/>
       <w:bookmarkEnd w:id="22"/>
@@ -6515,20 +6446,22 @@
           <w:rFonts w:ascii="Times New Roman" w:hAnsi="Times New Roman" w:cs="Times New Roman"/>
         </w:rPr>
       </w:pPr>
-      <w:bookmarkStart w:id="24" w:name="_Toc216995784"/>
-      <w:bookmarkStart w:id="25" w:name="_Toc216996097"/>
-      <w:bookmarkStart w:id="26" w:name="_Toc216997358"/>
-      <w:bookmarkStart w:id="27" w:name="_Toc216999680"/>
-      <w:r>
-        <w:rPr>
-          <w:rFonts w:ascii="Times New Roman" w:hAnsi="Times New Roman" w:cs="Times New Roman"/>
-        </w:rPr>
-        <w:t>Garantir conformidade com LGPD e boas práticas de segurança;</w:t>
+      <w:bookmarkStart w:id="24" w:name="_Toc216995783"/>
+      <w:bookmarkStart w:id="25" w:name="_Toc216996096"/>
+      <w:bookmarkStart w:id="26" w:name="_Toc216997357"/>
+      <w:bookmarkStart w:id="27" w:name="_Toc216999679"/>
+      <w:bookmarkStart w:id="28" w:name="_Toc217659103"/>
+      <w:r>
+        <w:rPr>
+          <w:rFonts w:ascii="Times New Roman" w:hAnsi="Times New Roman" w:cs="Times New Roman"/>
+        </w:rPr>
+        <w:t>Implementar perfis de acesso diferenciados;</w:t>
       </w:r>
       <w:bookmarkEnd w:id="24"/>
       <w:bookmarkEnd w:id="25"/>
       <w:bookmarkEnd w:id="26"/>
       <w:bookmarkEnd w:id="27"/>
+      <w:bookmarkEnd w:id="28"/>
     </w:p>
     <w:p>
       <w:pPr>
@@ -6538,20 +6471,22 @@
           <w:rFonts w:ascii="Times New Roman" w:hAnsi="Times New Roman" w:cs="Times New Roman"/>
         </w:rPr>
       </w:pPr>
-      <w:bookmarkStart w:id="28" w:name="_Toc216995785"/>
-      <w:bookmarkStart w:id="29" w:name="_Toc216996098"/>
-      <w:bookmarkStart w:id="30" w:name="_Toc216997359"/>
-      <w:bookmarkStart w:id="31" w:name="_Toc216999681"/>
-      <w:r>
-        <w:rPr>
-          <w:rFonts w:ascii="Times New Roman" w:hAnsi="Times New Roman" w:cs="Times New Roman"/>
-        </w:rPr>
-        <w:t>Permitir importação/exportação em massa via planilhas;</w:t>
-      </w:r>
-      <w:bookmarkEnd w:id="28"/>
+      <w:bookmarkStart w:id="29" w:name="_Toc216995784"/>
+      <w:bookmarkStart w:id="30" w:name="_Toc216996097"/>
+      <w:bookmarkStart w:id="31" w:name="_Toc216997358"/>
+      <w:bookmarkStart w:id="32" w:name="_Toc216999680"/>
+      <w:bookmarkStart w:id="33" w:name="_Toc217659104"/>
+      <w:r>
+        <w:rPr>
+          <w:rFonts w:ascii="Times New Roman" w:hAnsi="Times New Roman" w:cs="Times New Roman"/>
+        </w:rPr>
+        <w:t>Garantir conformidade com LGPD e boas práticas de segurança;</w:t>
+      </w:r>
       <w:bookmarkEnd w:id="29"/>
       <w:bookmarkEnd w:id="30"/>
       <w:bookmarkEnd w:id="31"/>
+      <w:bookmarkEnd w:id="32"/>
+      <w:bookmarkEnd w:id="33"/>
     </w:p>
     <w:p>
       <w:pPr>
@@ -6561,20 +6496,22 @@
           <w:rFonts w:ascii="Times New Roman" w:hAnsi="Times New Roman" w:cs="Times New Roman"/>
         </w:rPr>
       </w:pPr>
-      <w:bookmarkStart w:id="32" w:name="_Toc216995786"/>
-      <w:bookmarkStart w:id="33" w:name="_Toc216996099"/>
-      <w:bookmarkStart w:id="34" w:name="_Toc216997360"/>
-      <w:bookmarkStart w:id="35" w:name="_Toc216999682"/>
-      <w:r>
-        <w:rPr>
-          <w:rFonts w:ascii="Times New Roman" w:hAnsi="Times New Roman" w:cs="Times New Roman"/>
-        </w:rPr>
-        <w:t>Disponibilizar o sistema em produção para testes reais.</w:t>
-      </w:r>
-      <w:bookmarkEnd w:id="32"/>
-      <w:bookmarkEnd w:id="33"/>
+      <w:bookmarkStart w:id="34" w:name="_Toc216995785"/>
+      <w:bookmarkStart w:id="35" w:name="_Toc216996098"/>
+      <w:bookmarkStart w:id="36" w:name="_Toc216997359"/>
+      <w:bookmarkStart w:id="37" w:name="_Toc216999681"/>
+      <w:bookmarkStart w:id="38" w:name="_Toc217659105"/>
+      <w:r>
+        <w:rPr>
+          <w:rFonts w:ascii="Times New Roman" w:hAnsi="Times New Roman" w:cs="Times New Roman"/>
+        </w:rPr>
+        <w:t>Permitir importação/exportação em massa via planilhas;</w:t>
+      </w:r>
       <w:bookmarkEnd w:id="34"/>
       <w:bookmarkEnd w:id="35"/>
+      <w:bookmarkEnd w:id="36"/>
+      <w:bookmarkEnd w:id="37"/>
+      <w:bookmarkEnd w:id="38"/>
     </w:p>
     <w:p>
       <w:pPr>
@@ -6582,12 +6519,37 @@
         <w:jc w:val="both"/>
         <w:rPr>
           <w:rFonts w:ascii="Times New Roman" w:hAnsi="Times New Roman" w:cs="Times New Roman"/>
+        </w:rPr>
+      </w:pPr>
+      <w:bookmarkStart w:id="39" w:name="_Toc216995786"/>
+      <w:bookmarkStart w:id="40" w:name="_Toc216996099"/>
+      <w:bookmarkStart w:id="41" w:name="_Toc216997360"/>
+      <w:bookmarkStart w:id="42" w:name="_Toc216999682"/>
+      <w:bookmarkStart w:id="43" w:name="_Toc217659106"/>
+      <w:r>
+        <w:rPr>
+          <w:rFonts w:ascii="Times New Roman" w:hAnsi="Times New Roman" w:cs="Times New Roman"/>
+        </w:rPr>
+        <w:t>Disponibilizar o sistema em produção para testes reais.</w:t>
+      </w:r>
+      <w:bookmarkEnd w:id="39"/>
+      <w:bookmarkEnd w:id="40"/>
+      <w:bookmarkEnd w:id="41"/>
+      <w:bookmarkEnd w:id="42"/>
+      <w:bookmarkEnd w:id="43"/>
+    </w:p>
+    <w:p>
+      <w:pPr>
+        <w:pStyle w:val="Ttulo2"/>
+        <w:jc w:val="both"/>
+        <w:rPr>
+          <w:rFonts w:ascii="Times New Roman" w:hAnsi="Times New Roman" w:cs="Times New Roman"/>
           <w:b/>
           <w:sz w:val="28"/>
           <w:szCs w:val="32"/>
         </w:rPr>
       </w:pPr>
-      <w:bookmarkStart w:id="36" w:name="_Toc216999683"/>
+      <w:bookmarkStart w:id="44" w:name="_Toc217659107"/>
       <w:r>
         <w:rPr>
           <w:rFonts w:ascii="Times New Roman" w:hAnsi="Times New Roman" w:cs="Times New Roman"/>
@@ -6606,7 +6568,7 @@
         </w:rPr>
         <w:t>:</w:t>
       </w:r>
-      <w:bookmarkEnd w:id="36"/>
+      <w:bookmarkEnd w:id="44"/>
     </w:p>
     <w:p>
       <w:pPr>
@@ -6622,8 +6584,9 @@
         </w:rPr>
         <w:t xml:space="preserve"> </w:t>
       </w:r>
-      <w:bookmarkStart w:id="37" w:name="_Toc216997362"/>
-      <w:bookmarkStart w:id="38" w:name="_Toc216999684"/>
+      <w:bookmarkStart w:id="45" w:name="_Toc216997362"/>
+      <w:bookmarkStart w:id="46" w:name="_Toc216999684"/>
+      <w:bookmarkStart w:id="47" w:name="_Toc217659108"/>
       <w:r>
         <w:rPr>
           <w:rFonts w:ascii="Times New Roman" w:hAnsi="Times New Roman" w:cs="Times New Roman"/>
@@ -6654,8 +6617,9 @@
         </w:rPr>
         <w:t>.</w:t>
       </w:r>
-      <w:bookmarkEnd w:id="37"/>
-      <w:bookmarkEnd w:id="38"/>
+      <w:bookmarkEnd w:id="45"/>
+      <w:bookmarkEnd w:id="46"/>
+      <w:bookmarkEnd w:id="47"/>
     </w:p>
     <w:p>
       <w:pPr>
@@ -6682,7 +6646,7 @@
           <w:color w:val="000000" w:themeColor="text1"/>
         </w:rPr>
       </w:pPr>
-      <w:bookmarkStart w:id="39" w:name="_Toc216999685"/>
+      <w:bookmarkStart w:id="48" w:name="_Toc217659109"/>
       <w:r>
         <w:rPr>
           <w:rFonts w:ascii="Times New Roman" w:hAnsi="Times New Roman" w:cs="Times New Roman"/>
@@ -6691,7 +6655,7 @@
         <w:lastRenderedPageBreak/>
         <w:t>2. REFERENCIAL TEÓRICO</w:t>
       </w:r>
-      <w:bookmarkEnd w:id="39"/>
+      <w:bookmarkEnd w:id="48"/>
     </w:p>
     <w:p>
       <w:pPr>
@@ -6732,7 +6696,7 @@
           <w:szCs w:val="24"/>
         </w:rPr>
       </w:pPr>
-      <w:bookmarkStart w:id="40" w:name="_Toc216999686"/>
+      <w:bookmarkStart w:id="49" w:name="_Toc217659110"/>
       <w:r>
         <w:rPr>
           <w:b/>
@@ -6757,6 +6721,7 @@
         </w:rPr>
         <w:t>:</w:t>
       </w:r>
+      <w:bookmarkEnd w:id="49"/>
       <w:r>
         <w:rPr>
           <w:rFonts w:ascii="Times New Roman" w:hAnsi="Times New Roman" w:cs="Times New Roman"/>
@@ -6773,13 +6738,14 @@
           <w:rFonts w:ascii="Times New Roman" w:hAnsi="Times New Roman" w:cs="Times New Roman"/>
         </w:rPr>
       </w:pPr>
+      <w:bookmarkStart w:id="50" w:name="_Toc217659111"/>
       <w:r>
         <w:rPr>
           <w:rFonts w:ascii="Times New Roman" w:hAnsi="Times New Roman" w:cs="Times New Roman"/>
         </w:rPr>
         <w:t>A educação inclusiva é um paradigma que visa garantir o acesso, a permanência e a aprendizagem de todos os alunos, independentemente de suas condições físicas, intelectuais ou sensoriais. No Brasil, a Política Nacional de Educação Especial (PNEE) e o Estatuto da Pessoa com Deficiência (Lei nº 13.146/2015) estabelecem que o sistema educacional deve ser inclusivo em todos os níveis. Nesse contexto, o Atendimento Educacional Especializado (AEE) surge não como um substituto ao ensino regular, mas como um serviço complementar ou suplementar. O AEE identifica, elabora e organiza recursos pedagógicos e de acessibilidade que eliminem as barreiras para a plena participação dos alunos, considerando suas necessidades específicas (BRASIL, 2020). A gestão eficiente desses dados é crucial para garantir que o plano de ensino individualizado seja cumprido.</w:t>
       </w:r>
-      <w:bookmarkEnd w:id="40"/>
+      <w:bookmarkEnd w:id="50"/>
     </w:p>
     <w:p>
       <w:pPr>
@@ -6788,7 +6754,7 @@
           <w:rFonts w:ascii="Times New Roman" w:hAnsi="Times New Roman" w:cs="Times New Roman"/>
         </w:rPr>
       </w:pPr>
-      <w:bookmarkStart w:id="41" w:name="_Toc216999687"/>
+      <w:bookmarkStart w:id="51" w:name="_Toc217659112"/>
       <w:r>
         <w:rPr>
           <w:b/>
@@ -6798,6 +6764,7 @@
         </w:rPr>
         <w:t>2.2 Legislação e Privacidade de Dados (LGPD):</w:t>
       </w:r>
+      <w:bookmarkEnd w:id="51"/>
       <w:r>
         <w:rPr>
           <w:rFonts w:ascii="Times New Roman" w:hAnsi="Times New Roman" w:cs="Times New Roman"/>
@@ -6812,19 +6779,20 @@
           <w:rFonts w:ascii="Times New Roman" w:hAnsi="Times New Roman" w:cs="Times New Roman"/>
         </w:rPr>
       </w:pPr>
+      <w:bookmarkStart w:id="52" w:name="_Toc217659113"/>
       <w:r>
         <w:rPr>
           <w:rFonts w:ascii="Times New Roman" w:hAnsi="Times New Roman" w:cs="Times New Roman"/>
         </w:rPr>
         <w:t>A Lei Geral de Proteção de Dados Pessoais (LGPD – Lei nº 13.709/2018) impõe rigorosas diretrizes sobre a coleta e tratamento de informações pessoais. Quando se trata de dados de crianças e adolescentes, o Artigo 14 da lei exige que o tratamento seja realizado em seu "melhor interesse", mediante consentimento específico de um dos pais ou responsável legal. No ambiente escolar, dados de saúde (laudos médicos, terapias, diagnósticos) são classificados como dados sensíveis. O armazenamento dessas informações em meios físicos ou planilhas sem controle de acesso adequado expõe as instituições a riscos elevados de vazamento e incidentes de segurança, tornando mandatória a adoção de sistemas que garantam a confidencialidade e a integridade desses registros.</w:t>
       </w:r>
-      <w:bookmarkEnd w:id="41"/>
+      <w:bookmarkEnd w:id="52"/>
     </w:p>
     <w:p>
       <w:pPr>
         <w:pStyle w:val="Ttulo2"/>
       </w:pPr>
-      <w:bookmarkStart w:id="42" w:name="_Toc216999688"/>
+      <w:bookmarkStart w:id="53" w:name="_Toc217659114"/>
       <w:r>
         <w:rPr>
           <w:rFonts w:ascii="Times New Roman" w:hAnsi="Times New Roman" w:cs="Times New Roman"/>
@@ -6843,6 +6811,7 @@
         </w:rPr>
         <w:t>:</w:t>
       </w:r>
+      <w:bookmarkEnd w:id="53"/>
       <w:r>
         <w:t xml:space="preserve"> </w:t>
       </w:r>
@@ -6851,6 +6820,7 @@
       <w:pPr>
         <w:pStyle w:val="Ttulo2"/>
       </w:pPr>
+      <w:bookmarkStart w:id="54" w:name="_Toc217659115"/>
       <w:r>
         <w:t xml:space="preserve">A segurança no desenvolvimento de software é orientada por padrões internacionais. A </w:t>
       </w:r>
@@ -6925,7 +6895,7 @@
       <w:r>
         <w:t>, mitigando vetores de ataque conhecidos.</w:t>
       </w:r>
-      <w:bookmarkEnd w:id="42"/>
+      <w:bookmarkEnd w:id="54"/>
     </w:p>
     <w:p>
       <w:pPr>
@@ -6943,7 +6913,7 @@
           <w:rFonts w:ascii="Times New Roman" w:hAnsi="Times New Roman" w:cs="Times New Roman"/>
         </w:rPr>
       </w:pPr>
-      <w:bookmarkStart w:id="43" w:name="_Toc216999689"/>
+      <w:bookmarkStart w:id="55" w:name="_Toc217659116"/>
       <w:r>
         <w:rPr>
           <w:rFonts w:ascii="Times New Roman" w:hAnsi="Times New Roman" w:cs="Times New Roman"/>
@@ -6955,6 +6925,7 @@
         <w:lastRenderedPageBreak/>
         <w:t>2.4 Modelagem de Ameaças (STRIDE):</w:t>
       </w:r>
+      <w:bookmarkEnd w:id="55"/>
       <w:r>
         <w:rPr>
           <w:rFonts w:ascii="Times New Roman" w:hAnsi="Times New Roman" w:cs="Times New Roman"/>
@@ -6971,13 +6942,14 @@
           <w:rFonts w:ascii="Times New Roman" w:hAnsi="Times New Roman" w:cs="Times New Roman"/>
         </w:rPr>
       </w:pPr>
+      <w:bookmarkStart w:id="56" w:name="_Toc217659117"/>
       <w:r>
         <w:rPr>
           <w:rFonts w:ascii="Times New Roman" w:hAnsi="Times New Roman" w:cs="Times New Roman"/>
         </w:rPr>
         <w:t>A modelagem de ameaças é uma abordagem proativa para identificar falhas de segurança ainda na fase de design do software. A metodologia STRIDE, desenvolvida pela Microsoft, é utilizada para categorizar ameaças em seis tipos:</w:t>
       </w:r>
-      <w:bookmarkEnd w:id="43"/>
+      <w:bookmarkEnd w:id="56"/>
     </w:p>
     <w:p>
       <w:pPr>
@@ -7278,7 +7250,7 @@
           <w:szCs w:val="32"/>
         </w:rPr>
       </w:pPr>
-      <w:bookmarkStart w:id="44" w:name="_Toc216999690"/>
+      <w:bookmarkStart w:id="57" w:name="_Toc217659118"/>
       <w:r>
         <w:rPr>
           <w:rFonts w:ascii="Times New Roman" w:hAnsi="Times New Roman" w:cs="Times New Roman"/>
@@ -7311,6 +7283,7 @@
         </w:rPr>
         <w:t xml:space="preserve"> Security (RLS):</w:t>
       </w:r>
+      <w:bookmarkEnd w:id="57"/>
       <w:r>
         <w:rPr>
           <w:rFonts w:ascii="Times New Roman" w:hAnsi="Times New Roman" w:cs="Times New Roman"/>
@@ -7327,6 +7300,7 @@
           <w:rFonts w:ascii="Times New Roman" w:hAnsi="Times New Roman" w:cs="Times New Roman"/>
         </w:rPr>
       </w:pPr>
+      <w:bookmarkStart w:id="58" w:name="_Toc217659119"/>
       <w:r>
         <w:rPr>
           <w:rFonts w:ascii="Times New Roman" w:hAnsi="Times New Roman" w:cs="Times New Roman"/>
@@ -7391,7 +7365,7 @@
         </w:rPr>
         <w:t xml:space="preserve"> (SaaS) que lidam com dados sensíveis.</w:t>
       </w:r>
-      <w:bookmarkEnd w:id="44"/>
+      <w:bookmarkEnd w:id="58"/>
     </w:p>
     <w:p>
       <w:pPr>
@@ -7411,7 +7385,7 @@
           <w:szCs w:val="32"/>
         </w:rPr>
       </w:pPr>
-      <w:bookmarkStart w:id="45" w:name="_Toc216999691"/>
+      <w:bookmarkStart w:id="59" w:name="_Toc217659120"/>
       <w:r>
         <w:rPr>
           <w:rFonts w:ascii="Times New Roman" w:hAnsi="Times New Roman" w:cs="Times New Roman"/>
@@ -7444,6 +7418,7 @@
         </w:rPr>
         <w:t>:</w:t>
       </w:r>
+      <w:bookmarkEnd w:id="59"/>
       <w:r>
         <w:rPr>
           <w:rFonts w:ascii="Times New Roman" w:hAnsi="Times New Roman" w:cs="Times New Roman"/>
@@ -7460,11 +7435,26 @@
           <w:rFonts w:ascii="Times New Roman" w:hAnsi="Times New Roman" w:cs="Times New Roman"/>
         </w:rPr>
       </w:pPr>
-      <w:r>
-        <w:rPr>
-          <w:rFonts w:ascii="Times New Roman" w:hAnsi="Times New Roman" w:cs="Times New Roman"/>
-        </w:rPr>
-        <w:t xml:space="preserve">Para atender aos requisitos de escalabilidade e manutenibilidade, optou-se por uma arquitetura baseada em microsserviços e computação em nuvem. O desenvolvimento </w:t>
+      <w:bookmarkStart w:id="60" w:name="_Toc217659121"/>
+      <w:r>
+        <w:rPr>
+          <w:rFonts w:ascii="Times New Roman" w:hAnsi="Times New Roman" w:cs="Times New Roman"/>
+        </w:rPr>
+        <w:t xml:space="preserve">Para atender aos requisitos de escalabilidade e manutenibilidade, optou-se por uma arquitetura baseada em </w:t>
+      </w:r>
+      <w:proofErr w:type="spellStart"/>
+      <w:r>
+        <w:rPr>
+          <w:rFonts w:ascii="Times New Roman" w:hAnsi="Times New Roman" w:cs="Times New Roman"/>
+        </w:rPr>
+        <w:t>microsserviços</w:t>
+      </w:r>
+      <w:proofErr w:type="spellEnd"/>
+      <w:r>
+        <w:rPr>
+          <w:rFonts w:ascii="Times New Roman" w:hAnsi="Times New Roman" w:cs="Times New Roman"/>
+        </w:rPr>
+        <w:t xml:space="preserve"> e computação em nuvem. O desenvolvimento </w:t>
       </w:r>
       <w:proofErr w:type="spellStart"/>
       <w:r>
@@ -7578,7 +7568,7 @@
         </w:rPr>
         <w:t>. Essa abordagem remove a necessidade de gerenciamento manual de servidores, delegando a infraestrutura, a autenticação e o banco de dados para serviços gerenciados, o que reduz custos operacionais e permite foco total nas regras de negócio e na segurança da aplicação.</w:t>
       </w:r>
-      <w:bookmarkEnd w:id="45"/>
+      <w:bookmarkEnd w:id="60"/>
     </w:p>
     <w:p>
       <w:pPr>
@@ -7607,7 +7597,7 @@
           <w:szCs w:val="28"/>
         </w:rPr>
       </w:pPr>
-      <w:bookmarkStart w:id="46" w:name="_Toc216999692"/>
+      <w:bookmarkStart w:id="61" w:name="_Toc217659122"/>
       <w:r>
         <w:rPr>
           <w:rFonts w:ascii="Times New Roman" w:hAnsi="Times New Roman" w:cs="Times New Roman"/>
@@ -7618,7 +7608,7 @@
         <w:lastRenderedPageBreak/>
         <w:t>3. METODOLOGIA</w:t>
       </w:r>
-      <w:bookmarkEnd w:id="46"/>
+      <w:bookmarkEnd w:id="61"/>
     </w:p>
     <w:p>
       <w:pPr>
@@ -7628,15 +7618,16 @@
           <w:rFonts w:ascii="Times New Roman" w:hAnsi="Times New Roman" w:cs="Times New Roman"/>
         </w:rPr>
       </w:pPr>
-      <w:bookmarkStart w:id="47" w:name="_Toc216996109"/>
-      <w:bookmarkStart w:id="48" w:name="_Toc216997377"/>
+      <w:bookmarkStart w:id="62" w:name="_Toc216996109"/>
+      <w:bookmarkStart w:id="63" w:name="_Toc216997377"/>
       <w:r>
         <w:rPr>
           <w:rFonts w:ascii="Times New Roman" w:hAnsi="Times New Roman" w:cs="Times New Roman"/>
         </w:rPr>
         <w:t xml:space="preserve"> </w:t>
       </w:r>
-      <w:bookmarkStart w:id="49" w:name="_Toc216999693"/>
+      <w:bookmarkStart w:id="64" w:name="_Toc216999693"/>
+      <w:bookmarkStart w:id="65" w:name="_Toc217659123"/>
       <w:r>
         <w:rPr>
           <w:rFonts w:ascii="Times New Roman" w:hAnsi="Times New Roman" w:cs="Times New Roman"/>
@@ -7657,9 +7648,10 @@
         </w:rPr>
         <w:t>), permitindo feedback contínuo e ajustes rápidos de escopo. As etapas metodológicas foram divididas conforme descrito a seguir.</w:t>
       </w:r>
-      <w:bookmarkEnd w:id="47"/>
-      <w:bookmarkEnd w:id="48"/>
-      <w:bookmarkEnd w:id="49"/>
+      <w:bookmarkEnd w:id="62"/>
+      <w:bookmarkEnd w:id="63"/>
+      <w:bookmarkEnd w:id="64"/>
+      <w:bookmarkEnd w:id="65"/>
     </w:p>
     <w:p>
       <w:pPr>
@@ -7671,7 +7663,7 @@
           <w:szCs w:val="32"/>
         </w:rPr>
       </w:pPr>
-      <w:bookmarkStart w:id="50" w:name="_Toc216999694"/>
+      <w:bookmarkStart w:id="66" w:name="_Toc217659124"/>
       <w:r>
         <w:rPr>
           <w:rFonts w:ascii="Times New Roman" w:hAnsi="Times New Roman" w:cs="Times New Roman"/>
@@ -7680,8 +7672,9 @@
           <w:sz w:val="28"/>
           <w:szCs w:val="32"/>
         </w:rPr>
-        <w:t>3.1 Levantamento de Requisitos e Elicitação</w:t>
-      </w:r>
+        <w:t xml:space="preserve">3.1 Levantamento de Requisitos e </w:t>
+      </w:r>
+      <w:proofErr w:type="spellStart"/>
       <w:r>
         <w:rPr>
           <w:rFonts w:ascii="Times New Roman" w:hAnsi="Times New Roman" w:cs="Times New Roman"/>
@@ -7690,44 +7683,9 @@
           <w:sz w:val="28"/>
           <w:szCs w:val="32"/>
         </w:rPr>
-        <w:t>:</w:t>
-      </w:r>
-      <w:r>
-        <w:rPr>
-          <w:rFonts w:ascii="Times New Roman" w:hAnsi="Times New Roman" w:cs="Times New Roman"/>
-          <w:sz w:val="28"/>
-          <w:szCs w:val="32"/>
-        </w:rPr>
-        <w:t xml:space="preserve"> </w:t>
-      </w:r>
-    </w:p>
-    <w:p>
-      <w:pPr>
-        <w:pStyle w:val="Ttulo2"/>
-        <w:jc w:val="both"/>
-        <w:rPr>
-          <w:rFonts w:ascii="Times New Roman" w:hAnsi="Times New Roman" w:cs="Times New Roman"/>
-        </w:rPr>
-      </w:pPr>
-      <w:r>
-        <w:rPr>
-          <w:rFonts w:ascii="Times New Roman" w:hAnsi="Times New Roman" w:cs="Times New Roman"/>
-        </w:rPr>
-        <w:t>A etapa inicial consistiu na elicitação de requisitos funcionais e não funcionais. Para tanto, foram realizadas entrevistas não estruturadas (conversas abertas) com profissionais da área da educação. O objetivo dessas interações foi mapear as reais necessidades do público-alvo, identificar "dores" nos processos atuais e validar a viabilidade da proposta. As informações coletadas foram documentadas e priorizadas para orientar o desenvolvimento.</w:t>
-      </w:r>
-      <w:bookmarkEnd w:id="50"/>
-    </w:p>
-    <w:p>
-      <w:pPr>
-        <w:pStyle w:val="Ttulo2"/>
-        <w:jc w:val="both"/>
-        <w:rPr>
-          <w:rFonts w:ascii="Times New Roman" w:hAnsi="Times New Roman" w:cs="Times New Roman"/>
-          <w:sz w:val="28"/>
-          <w:szCs w:val="32"/>
-        </w:rPr>
-      </w:pPr>
-      <w:bookmarkStart w:id="51" w:name="_Toc216999695"/>
+        <w:t>Elicitação</w:t>
+      </w:r>
+      <w:proofErr w:type="spellEnd"/>
       <w:r>
         <w:rPr>
           <w:rFonts w:ascii="Times New Roman" w:hAnsi="Times New Roman" w:cs="Times New Roman"/>
@@ -7736,8 +7694,515 @@
           <w:sz w:val="28"/>
           <w:szCs w:val="32"/>
         </w:rPr>
-        <w:t>3.2 Design de Interface e Modelagem de Dados</w:t>
-      </w:r>
+        <w:t>:</w:t>
+      </w:r>
+      <w:bookmarkEnd w:id="66"/>
+      <w:r>
+        <w:rPr>
+          <w:rFonts w:ascii="Times New Roman" w:hAnsi="Times New Roman" w:cs="Times New Roman"/>
+          <w:sz w:val="28"/>
+          <w:szCs w:val="32"/>
+        </w:rPr>
+        <w:t xml:space="preserve"> </w:t>
+      </w:r>
+    </w:p>
+    <w:p>
+      <w:pPr>
+        <w:pStyle w:val="Ttulo2"/>
+        <w:jc w:val="both"/>
+        <w:rPr>
+          <w:rFonts w:ascii="Times New Roman" w:hAnsi="Times New Roman" w:cs="Times New Roman"/>
+        </w:rPr>
+      </w:pPr>
+      <w:bookmarkStart w:id="67" w:name="_Toc217659125"/>
+      <w:r>
+        <w:rPr>
+          <w:rFonts w:ascii="Times New Roman" w:hAnsi="Times New Roman" w:cs="Times New Roman"/>
+        </w:rPr>
+        <w:t xml:space="preserve">A etapa inicial consistiu na </w:t>
+      </w:r>
+      <w:proofErr w:type="spellStart"/>
+      <w:r>
+        <w:rPr>
+          <w:rFonts w:ascii="Times New Roman" w:hAnsi="Times New Roman" w:cs="Times New Roman"/>
+        </w:rPr>
+        <w:t>elicitação</w:t>
+      </w:r>
+      <w:proofErr w:type="spellEnd"/>
+      <w:r>
+        <w:rPr>
+          <w:rFonts w:ascii="Times New Roman" w:hAnsi="Times New Roman" w:cs="Times New Roman"/>
+        </w:rPr>
+        <w:t xml:space="preserve"> de requisitos funcionais e não funcionais. Para tanto, foram realizadas entrevistas não estruturadas (conversas abertas) com profissionais da área da educação. O objetivo dessas interações foi mapear as reais necessidades do público-alvo, identificar "dores" nos processos atuais e validar a viabilidade da proposta. As informações coletadas foram documentadas e priorizadas para orientar o desenvolvimento.</w:t>
+      </w:r>
+      <w:bookmarkEnd w:id="67"/>
+    </w:p>
+    <w:p>
+      <w:pPr>
+        <w:pStyle w:val="Ttulo2"/>
+        <w:rPr>
+          <w:rStyle w:val="Forte"/>
+          <w:rFonts w:ascii="Times New Roman" w:hAnsi="Times New Roman" w:cs="Times New Roman"/>
+          <w:b w:val="0"/>
+          <w:bCs/>
+          <w:sz w:val="28"/>
+        </w:rPr>
+      </w:pPr>
+      <w:bookmarkStart w:id="68" w:name="_Toc217659126"/>
+      <w:r>
+        <w:rPr>
+          <w:rFonts w:ascii="Times New Roman" w:hAnsi="Times New Roman" w:cs="Times New Roman"/>
+          <w:b/>
+          <w:bCs w:val="0"/>
+          <w:sz w:val="28"/>
+        </w:rPr>
+        <w:t xml:space="preserve">3.2 </w:t>
+      </w:r>
+      <w:bookmarkEnd w:id="68"/>
+      <w:r>
+        <w:rPr>
+          <w:rStyle w:val="Forte"/>
+          <w:rFonts w:ascii="Times New Roman" w:hAnsi="Times New Roman" w:cs="Times New Roman"/>
+          <w:sz w:val="28"/>
+        </w:rPr>
+        <w:t>Desenvolvimento da Aplicação e Mobilidade (PWA)</w:t>
+      </w:r>
+    </w:p>
+    <w:p>
+      <w:pPr>
+        <w:spacing w:before="100" w:beforeAutospacing="1" w:after="100" w:afterAutospacing="1"/>
+        <w:rPr>
+          <w:rFonts w:ascii="Segoe UI" w:eastAsia="Times New Roman" w:hAnsi="Segoe UI" w:cs="Segoe UI"/>
+          <w:color w:val="000000" w:themeColor="text1"/>
+          <w:sz w:val="20"/>
+          <w:szCs w:val="20"/>
+          <w:lang w:eastAsia="pt-BR"/>
+        </w:rPr>
+      </w:pPr>
+      <w:r>
+        <w:rPr>
+          <w:rFonts w:ascii="Segoe UI" w:eastAsia="Times New Roman" w:hAnsi="Segoe UI" w:cs="Segoe UI"/>
+          <w:color w:val="000000" w:themeColor="text1"/>
+          <w:sz w:val="20"/>
+          <w:szCs w:val="20"/>
+          <w:lang w:eastAsia="pt-BR"/>
+        </w:rPr>
+        <w:t>O "Gestão Atípicos", foi concebido sob o paradigma de </w:t>
+      </w:r>
+      <w:proofErr w:type="spellStart"/>
+      <w:r>
+        <w:rPr>
+          <w:rFonts w:ascii="Segoe UI" w:eastAsia="Times New Roman" w:hAnsi="Segoe UI" w:cs="Segoe UI"/>
+          <w:b/>
+          <w:bCs/>
+          <w:color w:val="000000" w:themeColor="text1"/>
+          <w:lang w:eastAsia="pt-BR"/>
+        </w:rPr>
+        <w:t>Progressive</w:t>
+      </w:r>
+      <w:proofErr w:type="spellEnd"/>
+      <w:r>
+        <w:rPr>
+          <w:rFonts w:ascii="Segoe UI" w:eastAsia="Times New Roman" w:hAnsi="Segoe UI" w:cs="Segoe UI"/>
+          <w:b/>
+          <w:bCs/>
+          <w:color w:val="000000" w:themeColor="text1"/>
+          <w:lang w:eastAsia="pt-BR"/>
+        </w:rPr>
+        <w:t xml:space="preserve"> Web App (PWA)</w:t>
+      </w:r>
+      <w:r>
+        <w:rPr>
+          <w:rFonts w:ascii="Segoe UI" w:eastAsia="Times New Roman" w:hAnsi="Segoe UI" w:cs="Segoe UI"/>
+          <w:color w:val="000000" w:themeColor="text1"/>
+          <w:sz w:val="20"/>
+          <w:szCs w:val="20"/>
+          <w:lang w:eastAsia="pt-BR"/>
+        </w:rPr>
+        <w:t>. Esta abordagem arquitetural foi selecionada para garantir que o sistema possua a onipresença da web aliada à experiência de uso de aplicativos nativos, atendendo à necessidade de acessibilidade multiplataforma (desktop e mobile) sem a complexidade de manutenção de códigos-fonte distintos para cada sistema operacional.</w:t>
+      </w:r>
+    </w:p>
+    <w:p>
+      <w:pPr>
+        <w:spacing w:before="100" w:beforeAutospacing="1" w:after="100" w:afterAutospacing="1"/>
+        <w:rPr>
+          <w:rFonts w:ascii="Segoe UI" w:eastAsia="Times New Roman" w:hAnsi="Segoe UI" w:cs="Segoe UI"/>
+          <w:color w:val="000000" w:themeColor="text1"/>
+          <w:sz w:val="20"/>
+          <w:szCs w:val="20"/>
+          <w:lang w:eastAsia="pt-BR"/>
+        </w:rPr>
+      </w:pPr>
+      <w:r>
+        <w:rPr>
+          <w:rFonts w:ascii="Segoe UI" w:eastAsia="Times New Roman" w:hAnsi="Segoe UI" w:cs="Segoe UI"/>
+          <w:color w:val="000000" w:themeColor="text1"/>
+          <w:sz w:val="20"/>
+          <w:szCs w:val="20"/>
+          <w:lang w:eastAsia="pt-BR"/>
+        </w:rPr>
+        <w:t>A construção da aplicação utilizou a biblioteca </w:t>
+      </w:r>
+      <w:proofErr w:type="spellStart"/>
+      <w:r>
+        <w:rPr>
+          <w:rFonts w:ascii="Segoe UI" w:eastAsia="Times New Roman" w:hAnsi="Segoe UI" w:cs="Segoe UI"/>
+          <w:b/>
+          <w:bCs/>
+          <w:color w:val="000000" w:themeColor="text1"/>
+          <w:lang w:eastAsia="pt-BR"/>
+        </w:rPr>
+        <w:t>React</w:t>
+      </w:r>
+      <w:proofErr w:type="spellEnd"/>
+      <w:r>
+        <w:rPr>
+          <w:rFonts w:ascii="Segoe UI" w:eastAsia="Times New Roman" w:hAnsi="Segoe UI" w:cs="Segoe UI"/>
+          <w:color w:val="000000" w:themeColor="text1"/>
+          <w:sz w:val="20"/>
+          <w:szCs w:val="20"/>
+          <w:lang w:eastAsia="pt-BR"/>
+        </w:rPr>
+        <w:t> em conjunto com a linguagem </w:t>
+      </w:r>
+      <w:proofErr w:type="spellStart"/>
+      <w:r>
+        <w:rPr>
+          <w:rFonts w:ascii="Segoe UI" w:eastAsia="Times New Roman" w:hAnsi="Segoe UI" w:cs="Segoe UI"/>
+          <w:b/>
+          <w:bCs/>
+          <w:color w:val="000000" w:themeColor="text1"/>
+          <w:lang w:eastAsia="pt-BR"/>
+        </w:rPr>
+        <w:t>TypeScript</w:t>
+      </w:r>
+      <w:proofErr w:type="spellEnd"/>
+      <w:r>
+        <w:rPr>
+          <w:rFonts w:ascii="Segoe UI" w:eastAsia="Times New Roman" w:hAnsi="Segoe UI" w:cs="Segoe UI"/>
+          <w:color w:val="000000" w:themeColor="text1"/>
+          <w:sz w:val="20"/>
+          <w:szCs w:val="20"/>
+          <w:lang w:eastAsia="pt-BR"/>
+        </w:rPr>
+        <w:t>, proporcionando uma interface de usuário reativa e um código mais seguro e escalável devido à tipagem estática. Para a compilação e otimização dos recursos, adotou-se a ferramenta </w:t>
+      </w:r>
+      <w:r>
+        <w:rPr>
+          <w:rFonts w:ascii="Segoe UI" w:eastAsia="Times New Roman" w:hAnsi="Segoe UI" w:cs="Segoe UI"/>
+          <w:b/>
+          <w:bCs/>
+          <w:color w:val="000000" w:themeColor="text1"/>
+          <w:lang w:eastAsia="pt-BR"/>
+        </w:rPr>
+        <w:t>Vite</w:t>
+      </w:r>
+      <w:r>
+        <w:rPr>
+          <w:rFonts w:ascii="Segoe UI" w:eastAsia="Times New Roman" w:hAnsi="Segoe UI" w:cs="Segoe UI"/>
+          <w:color w:val="000000" w:themeColor="text1"/>
+          <w:sz w:val="20"/>
+          <w:szCs w:val="20"/>
+          <w:lang w:eastAsia="pt-BR"/>
+        </w:rPr>
+        <w:t>.</w:t>
+      </w:r>
+    </w:p>
+    <w:p>
+      <w:pPr>
+        <w:spacing w:before="100" w:beforeAutospacing="1" w:after="100" w:afterAutospacing="1"/>
+        <w:rPr>
+          <w:rFonts w:ascii="Segoe UI" w:eastAsia="Times New Roman" w:hAnsi="Segoe UI" w:cs="Segoe UI"/>
+          <w:color w:val="000000" w:themeColor="text1"/>
+          <w:sz w:val="20"/>
+          <w:szCs w:val="20"/>
+          <w:lang w:eastAsia="pt-BR"/>
+        </w:rPr>
+      </w:pPr>
+      <w:r>
+        <w:rPr>
+          <w:rFonts w:ascii="Segoe UI" w:eastAsia="Times New Roman" w:hAnsi="Segoe UI" w:cs="Segoe UI"/>
+          <w:color w:val="000000" w:themeColor="text1"/>
+          <w:sz w:val="20"/>
+          <w:szCs w:val="20"/>
+          <w:lang w:eastAsia="pt-BR"/>
+        </w:rPr>
+        <w:t>A característica de "aplicativo" foi implementada através de duas estratégias principais:</w:t>
+      </w:r>
+    </w:p>
+    <w:p>
+      <w:pPr>
+        <w:pStyle w:val="PargrafodaLista"/>
+        <w:numPr>
+          <w:ilvl w:val="0"/>
+          <w:numId w:val="15"/>
+        </w:numPr>
+        <w:rPr>
+          <w:lang w:eastAsia="pt-BR"/>
+        </w:rPr>
+      </w:pPr>
+      <w:r>
+        <w:rPr>
+          <w:b/>
+          <w:bCs/>
+          <w:lang w:eastAsia="pt-BR"/>
+        </w:rPr>
+        <w:t xml:space="preserve">Service </w:t>
+      </w:r>
+      <w:proofErr w:type="spellStart"/>
+      <w:r>
+        <w:rPr>
+          <w:b/>
+          <w:bCs/>
+          <w:lang w:eastAsia="pt-BR"/>
+        </w:rPr>
+        <w:t>Workers</w:t>
+      </w:r>
+      <w:proofErr w:type="spellEnd"/>
+      <w:r>
+        <w:rPr>
+          <w:b/>
+          <w:bCs/>
+          <w:lang w:eastAsia="pt-BR"/>
+        </w:rPr>
+        <w:t xml:space="preserve"> e Manifesto Web:</w:t>
+      </w:r>
+      <w:r>
+        <w:rPr>
+          <w:lang w:eastAsia="pt-BR"/>
+        </w:rPr>
+        <w:t> Utilizando o plugin</w:t>
+      </w:r>
+      <w:r>
+        <w:rPr>
+          <w:lang w:eastAsia="pt-BR"/>
+        </w:rPr>
+        <w:t xml:space="preserve"> </w:t>
+      </w:r>
+      <w:proofErr w:type="spellStart"/>
+      <w:r>
+        <w:rPr>
+          <w:lang w:eastAsia="pt-BR"/>
+        </w:rPr>
+        <w:t>vite</w:t>
+      </w:r>
+      <w:proofErr w:type="spellEnd"/>
+      <w:r>
+        <w:rPr>
+          <w:lang w:eastAsia="pt-BR"/>
+        </w:rPr>
+        <w:t>-plugin-</w:t>
+      </w:r>
+      <w:proofErr w:type="spellStart"/>
+      <w:r>
+        <w:rPr>
+          <w:lang w:eastAsia="pt-BR"/>
+        </w:rPr>
+        <w:t>pwa</w:t>
+      </w:r>
+      <w:proofErr w:type="spellEnd"/>
+      <w:r>
+        <w:rPr>
+          <w:lang w:eastAsia="pt-BR"/>
+        </w:rPr>
+        <w:t>, foi configurado um </w:t>
+      </w:r>
+      <w:r>
+        <w:rPr>
+          <w:i/>
+          <w:iCs/>
+          <w:lang w:eastAsia="pt-BR"/>
+        </w:rPr>
+        <w:t xml:space="preserve">Service </w:t>
+      </w:r>
+      <w:proofErr w:type="spellStart"/>
+      <w:r>
+        <w:rPr>
+          <w:i/>
+          <w:iCs/>
+          <w:lang w:eastAsia="pt-BR"/>
+        </w:rPr>
+        <w:t>Worker</w:t>
+      </w:r>
+      <w:proofErr w:type="spellEnd"/>
+      <w:r>
+        <w:rPr>
+          <w:lang w:eastAsia="pt-BR"/>
+        </w:rPr>
+        <w:t xml:space="preserve"> para atuar como proxy de rede no navegador do cliente. Isso permite o </w:t>
+      </w:r>
+      <w:proofErr w:type="spellStart"/>
+      <w:r>
+        <w:rPr>
+          <w:lang w:eastAsia="pt-BR"/>
+        </w:rPr>
+        <w:t>cacheamento</w:t>
+      </w:r>
+      <w:proofErr w:type="spellEnd"/>
+      <w:r>
+        <w:rPr>
+          <w:lang w:eastAsia="pt-BR"/>
+        </w:rPr>
+        <w:t xml:space="preserve"> inteligente de ativos estáticos (HTML, CSS, </w:t>
+      </w:r>
+      <w:proofErr w:type="spellStart"/>
+      <w:r>
+        <w:rPr>
+          <w:lang w:eastAsia="pt-BR"/>
+        </w:rPr>
+        <w:t>JavaScript</w:t>
+      </w:r>
+      <w:proofErr w:type="spellEnd"/>
+      <w:r>
+        <w:rPr>
+          <w:lang w:eastAsia="pt-BR"/>
+        </w:rPr>
+        <w:t>) e requisições, garantindo que a aplicação carregue instantaneamente e ofereça suporte a funcionamento offline ou em redes instáveis, cenário comum em ambientes escolares. O </w:t>
+      </w:r>
+      <w:r>
+        <w:rPr>
+          <w:i/>
+          <w:iCs/>
+          <w:lang w:eastAsia="pt-BR"/>
+        </w:rPr>
+        <w:t xml:space="preserve">Web App </w:t>
+      </w:r>
+      <w:proofErr w:type="spellStart"/>
+      <w:r>
+        <w:rPr>
+          <w:i/>
+          <w:iCs/>
+          <w:lang w:eastAsia="pt-BR"/>
+        </w:rPr>
+        <w:t>Manifest</w:t>
+      </w:r>
+      <w:proofErr w:type="spellEnd"/>
+      <w:r>
+        <w:rPr>
+          <w:lang w:eastAsia="pt-BR"/>
+        </w:rPr>
+        <w:t> foi configurado para definir a identidade visual do aplicativo (ícones, cores de tema) quando instalado na tela inicial do usuário.</w:t>
+      </w:r>
+    </w:p>
+    <w:p>
+      <w:pPr>
+        <w:numPr>
+          <w:ilvl w:val="0"/>
+          <w:numId w:val="15"/>
+        </w:numPr>
+        <w:spacing w:before="100" w:beforeAutospacing="1" w:after="100" w:afterAutospacing="1"/>
+        <w:rPr>
+          <w:rFonts w:ascii="Segoe UI" w:eastAsia="Times New Roman" w:hAnsi="Segoe UI" w:cs="Segoe UI"/>
+          <w:color w:val="000000" w:themeColor="text1"/>
+          <w:sz w:val="20"/>
+          <w:szCs w:val="20"/>
+          <w:lang w:eastAsia="pt-BR"/>
+        </w:rPr>
+      </w:pPr>
+      <w:r>
+        <w:rPr>
+          <w:rFonts w:ascii="Segoe UI" w:eastAsia="Times New Roman" w:hAnsi="Segoe UI" w:cs="Segoe UI"/>
+          <w:b/>
+          <w:bCs/>
+          <w:color w:val="000000" w:themeColor="text1"/>
+          <w:lang w:eastAsia="pt-BR"/>
+        </w:rPr>
+        <w:t>Empacotamento Nativo (Capacitor):</w:t>
+      </w:r>
+      <w:r>
+        <w:rPr>
+          <w:rFonts w:ascii="Segoe UI" w:eastAsia="Times New Roman" w:hAnsi="Segoe UI" w:cs="Segoe UI"/>
+          <w:color w:val="000000" w:themeColor="text1"/>
+          <w:sz w:val="20"/>
+          <w:szCs w:val="20"/>
+          <w:lang w:eastAsia="pt-BR"/>
+        </w:rPr>
+        <w:t> Para a distribuição em dispositivos móveis Android, integrou-se o </w:t>
+      </w:r>
+      <w:r>
+        <w:rPr>
+          <w:rFonts w:ascii="Segoe UI" w:eastAsia="Times New Roman" w:hAnsi="Segoe UI" w:cs="Segoe UI"/>
+          <w:b/>
+          <w:bCs/>
+          <w:color w:val="000000" w:themeColor="text1"/>
+          <w:lang w:eastAsia="pt-BR"/>
+        </w:rPr>
+        <w:t>Capacitor</w:t>
+      </w:r>
+      <w:r>
+        <w:rPr>
+          <w:rFonts w:ascii="Segoe UI" w:eastAsia="Times New Roman" w:hAnsi="Segoe UI" w:cs="Segoe UI"/>
+          <w:color w:val="000000" w:themeColor="text1"/>
+          <w:sz w:val="20"/>
+          <w:szCs w:val="20"/>
+          <w:lang w:eastAsia="pt-BR"/>
+        </w:rPr>
+        <w:t> ao fluxo de desenvolvimento. O Capacitor atua como uma ponte (</w:t>
+      </w:r>
+      <w:r>
+        <w:rPr>
+          <w:rFonts w:ascii="Segoe UI" w:eastAsia="Times New Roman" w:hAnsi="Segoe UI" w:cs="Segoe UI"/>
+          <w:i/>
+          <w:iCs/>
+          <w:color w:val="000000" w:themeColor="text1"/>
+          <w:sz w:val="20"/>
+          <w:szCs w:val="20"/>
+          <w:lang w:eastAsia="pt-BR"/>
+        </w:rPr>
+        <w:t>bridge</w:t>
+      </w:r>
+      <w:r>
+        <w:rPr>
+          <w:rFonts w:ascii="Segoe UI" w:eastAsia="Times New Roman" w:hAnsi="Segoe UI" w:cs="Segoe UI"/>
+          <w:color w:val="000000" w:themeColor="text1"/>
+          <w:sz w:val="20"/>
+          <w:szCs w:val="20"/>
+          <w:lang w:eastAsia="pt-BR"/>
+        </w:rPr>
+        <w:t>) que encapsula a aplicação web compilada em um contêiner nativo. Isso permitiu a geração de um arquivo instalável (</w:t>
+      </w:r>
+      <w:r>
+        <w:rPr>
+          <w:rFonts w:ascii="Segoe UI" w:eastAsia="Times New Roman" w:hAnsi="Segoe UI" w:cs="Segoe UI"/>
+          <w:b/>
+          <w:bCs/>
+          <w:color w:val="000000" w:themeColor="text1"/>
+          <w:lang w:eastAsia="pt-BR"/>
+        </w:rPr>
+        <w:t>APK</w:t>
+      </w:r>
+      <w:r>
+        <w:rPr>
+          <w:rFonts w:ascii="Segoe UI" w:eastAsia="Times New Roman" w:hAnsi="Segoe UI" w:cs="Segoe UI"/>
+          <w:color w:val="000000" w:themeColor="text1"/>
+          <w:sz w:val="20"/>
+          <w:szCs w:val="20"/>
+          <w:lang w:eastAsia="pt-BR"/>
+        </w:rPr>
+        <w:t>), possibilitando que o sistema "Gestão Atípicos" seja executado como um aplicativo Android nativo, com acesso potencial a recursos do dispositivo e desempenho otimizado, mantendo a mesma base de código da versão web.</w:t>
+      </w:r>
+    </w:p>
+    <w:p>
+      <w:pPr>
+        <w:pStyle w:val="Abstract"/>
+        <w:rPr>
+          <w:rFonts w:ascii="Times New Roman" w:hAnsi="Times New Roman" w:cs="Times New Roman"/>
+          <w:sz w:val="24"/>
+          <w:szCs w:val="24"/>
+        </w:rPr>
+      </w:pPr>
+    </w:p>
+    <w:p>
+      <w:pPr>
+        <w:pStyle w:val="Ttulo2"/>
+        <w:jc w:val="both"/>
+        <w:rPr>
+          <w:rFonts w:ascii="Times New Roman" w:hAnsi="Times New Roman" w:cs="Times New Roman"/>
+          <w:sz w:val="28"/>
+          <w:szCs w:val="32"/>
+        </w:rPr>
+      </w:pPr>
+      <w:bookmarkStart w:id="69" w:name="_Toc217659127"/>
       <w:r>
         <w:rPr>
           <w:rFonts w:ascii="Times New Roman" w:hAnsi="Times New Roman" w:cs="Times New Roman"/>
@@ -7746,44 +8211,8 @@
           <w:sz w:val="28"/>
           <w:szCs w:val="32"/>
         </w:rPr>
-        <w:t>:</w:t>
-      </w:r>
-      <w:r>
-        <w:rPr>
-          <w:rFonts w:ascii="Times New Roman" w:hAnsi="Times New Roman" w:cs="Times New Roman"/>
-          <w:sz w:val="28"/>
-          <w:szCs w:val="32"/>
-        </w:rPr>
-        <w:t xml:space="preserve"> </w:t>
-      </w:r>
-    </w:p>
-    <w:p>
-      <w:pPr>
-        <w:pStyle w:val="Ttulo2"/>
-        <w:jc w:val="both"/>
-        <w:rPr>
-          <w:rFonts w:ascii="Times New Roman" w:hAnsi="Times New Roman" w:cs="Times New Roman"/>
-        </w:rPr>
-      </w:pPr>
-      <w:r>
-        <w:rPr>
-          <w:rFonts w:ascii="Times New Roman" w:hAnsi="Times New Roman" w:cs="Times New Roman"/>
-        </w:rPr>
-        <w:t>Posteriormente, iniciou-se a fase de projeto. No âmbito da interface (UI/UX), buscou-se criar protótipos focados na usabilidade e na experiência do usuário. Paralelamente, foi realizada a modelagem do banco de dados, definindo-se as entidades e relacionamentos necessários para garantir a integridade e a persistência das informações do sistema.</w:t>
-      </w:r>
-      <w:bookmarkEnd w:id="51"/>
-    </w:p>
-    <w:p>
-      <w:pPr>
-        <w:pStyle w:val="Ttulo2"/>
-        <w:jc w:val="both"/>
-        <w:rPr>
-          <w:rFonts w:ascii="Times New Roman" w:hAnsi="Times New Roman" w:cs="Times New Roman"/>
-          <w:sz w:val="28"/>
-          <w:szCs w:val="32"/>
-        </w:rPr>
-      </w:pPr>
-      <w:bookmarkStart w:id="52" w:name="_Toc216999696"/>
+        <w:t>3.</w:t>
+      </w:r>
       <w:r>
         <w:rPr>
           <w:rFonts w:ascii="Times New Roman" w:hAnsi="Times New Roman" w:cs="Times New Roman"/>
@@ -7792,7 +8221,7 @@
           <w:sz w:val="28"/>
           <w:szCs w:val="32"/>
         </w:rPr>
-        <w:t>3.3 Desenvolvimento e Implantação Contínua (CI/CD)</w:t>
+        <w:t>3</w:t>
       </w:r>
       <w:r>
         <w:rPr>
@@ -7802,319 +8231,8 @@
           <w:sz w:val="28"/>
           <w:szCs w:val="32"/>
         </w:rPr>
-        <w:t>:</w:t>
-      </w:r>
-      <w:r>
-        <w:rPr>
-          <w:rFonts w:ascii="Times New Roman" w:hAnsi="Times New Roman" w:cs="Times New Roman"/>
-          <w:sz w:val="28"/>
-          <w:szCs w:val="32"/>
-        </w:rPr>
-        <w:t xml:space="preserve"> </w:t>
-      </w:r>
-    </w:p>
-    <w:p>
-      <w:pPr>
-        <w:pStyle w:val="Ttulo2"/>
-        <w:jc w:val="both"/>
-        <w:rPr>
-          <w:rFonts w:ascii="Times New Roman" w:hAnsi="Times New Roman" w:cs="Times New Roman"/>
-        </w:rPr>
-      </w:pPr>
-      <w:r>
-        <w:rPr>
-          <w:rFonts w:ascii="Times New Roman" w:hAnsi="Times New Roman" w:cs="Times New Roman"/>
-        </w:rPr>
-        <w:t>A codificação seguiu a abordagem iterativa. Para garantir a agilidade e a qualidade do código, utilizou-se um fluxo de Integração e Entrega Contínuas (</w:t>
-      </w:r>
-      <w:proofErr w:type="spellStart"/>
-      <w:r>
-        <w:rPr>
-          <w:rFonts w:ascii="Times New Roman" w:hAnsi="Times New Roman" w:cs="Times New Roman"/>
-        </w:rPr>
-        <w:t>Continuous</w:t>
-      </w:r>
-      <w:proofErr w:type="spellEnd"/>
-      <w:r>
-        <w:rPr>
-          <w:rFonts w:ascii="Times New Roman" w:hAnsi="Times New Roman" w:cs="Times New Roman"/>
-        </w:rPr>
-        <w:t xml:space="preserve"> </w:t>
-      </w:r>
-      <w:proofErr w:type="spellStart"/>
-      <w:r>
-        <w:rPr>
-          <w:rFonts w:ascii="Times New Roman" w:hAnsi="Times New Roman" w:cs="Times New Roman"/>
-        </w:rPr>
-        <w:t>Integration</w:t>
-      </w:r>
-      <w:proofErr w:type="spellEnd"/>
-      <w:r>
-        <w:rPr>
-          <w:rFonts w:ascii="Times New Roman" w:hAnsi="Times New Roman" w:cs="Times New Roman"/>
-        </w:rPr>
-        <w:t>/</w:t>
-      </w:r>
-      <w:proofErr w:type="spellStart"/>
-      <w:r>
-        <w:rPr>
-          <w:rFonts w:ascii="Times New Roman" w:hAnsi="Times New Roman" w:cs="Times New Roman"/>
-        </w:rPr>
-        <w:t>Continuous</w:t>
-      </w:r>
-      <w:proofErr w:type="spellEnd"/>
-      <w:r>
-        <w:rPr>
-          <w:rFonts w:ascii="Times New Roman" w:hAnsi="Times New Roman" w:cs="Times New Roman"/>
-        </w:rPr>
-        <w:t xml:space="preserve"> Deployment - CI/CD).</w:t>
-      </w:r>
-      <w:bookmarkEnd w:id="52"/>
-    </w:p>
-    <w:p>
-      <w:pPr>
-        <w:pStyle w:val="Ttulo2"/>
-        <w:jc w:val="both"/>
-        <w:rPr>
-          <w:rFonts w:ascii="Times New Roman" w:hAnsi="Times New Roman" w:cs="Times New Roman"/>
-        </w:rPr>
-      </w:pPr>
-      <w:bookmarkStart w:id="53" w:name="_Toc216996113"/>
-      <w:bookmarkStart w:id="54" w:name="_Toc216999697"/>
-      <w:r>
-        <w:rPr>
-          <w:rFonts w:ascii="Times New Roman" w:hAnsi="Times New Roman" w:cs="Times New Roman"/>
-          <w:b/>
-          <w:bCs w:val="0"/>
-        </w:rPr>
-        <w:t>3.3</w:t>
-      </w:r>
-      <w:r>
-        <w:rPr>
-          <w:rFonts w:ascii="Times New Roman" w:hAnsi="Times New Roman" w:cs="Times New Roman"/>
-          <w:b/>
-          <w:bCs w:val="0"/>
-        </w:rPr>
-        <w:t>.</w:t>
-      </w:r>
-      <w:r>
-        <w:rPr>
-          <w:rFonts w:ascii="Times New Roman" w:hAnsi="Times New Roman" w:cs="Times New Roman"/>
-          <w:b/>
-          <w:bCs w:val="0"/>
-        </w:rPr>
-        <w:t>1</w:t>
-      </w:r>
-      <w:r>
-        <w:rPr>
-          <w:rFonts w:ascii="Times New Roman" w:hAnsi="Times New Roman" w:cs="Times New Roman"/>
-        </w:rPr>
-        <w:t xml:space="preserve"> </w:t>
-      </w:r>
-      <w:r>
-        <w:rPr>
-          <w:rFonts w:ascii="Times New Roman" w:hAnsi="Times New Roman" w:cs="Times New Roman"/>
-          <w:b/>
-          <w:bCs w:val="0"/>
-        </w:rPr>
-        <w:t>Controle de Versão</w:t>
-      </w:r>
-      <w:r>
-        <w:rPr>
-          <w:rFonts w:ascii="Times New Roman" w:hAnsi="Times New Roman" w:cs="Times New Roman"/>
-        </w:rPr>
-        <w:t xml:space="preserve">: O código foi gerenciado via </w:t>
-      </w:r>
-      <w:proofErr w:type="spellStart"/>
-      <w:r>
-        <w:rPr>
-          <w:rFonts w:ascii="Times New Roman" w:hAnsi="Times New Roman" w:cs="Times New Roman"/>
-        </w:rPr>
-        <w:t>Git</w:t>
-      </w:r>
-      <w:proofErr w:type="spellEnd"/>
-      <w:r>
-        <w:rPr>
-          <w:rFonts w:ascii="Times New Roman" w:hAnsi="Times New Roman" w:cs="Times New Roman"/>
-        </w:rPr>
-        <w:t>/GitHub.</w:t>
-      </w:r>
-      <w:bookmarkEnd w:id="53"/>
-      <w:bookmarkEnd w:id="54"/>
-    </w:p>
-    <w:p>
-      <w:pPr>
-        <w:pStyle w:val="Ttulo2"/>
-        <w:jc w:val="both"/>
-        <w:rPr>
-          <w:rFonts w:ascii="Times New Roman" w:hAnsi="Times New Roman" w:cs="Times New Roman"/>
-        </w:rPr>
-      </w:pPr>
-      <w:bookmarkStart w:id="55" w:name="_Toc216996114"/>
-      <w:bookmarkStart w:id="56" w:name="_Toc216999698"/>
-      <w:r>
-        <w:rPr>
-          <w:rFonts w:ascii="Times New Roman" w:hAnsi="Times New Roman" w:cs="Times New Roman"/>
-          <w:b/>
-          <w:bCs w:val="0"/>
-        </w:rPr>
-        <w:t>3.3</w:t>
-      </w:r>
-      <w:r>
-        <w:rPr>
-          <w:rFonts w:ascii="Times New Roman" w:hAnsi="Times New Roman" w:cs="Times New Roman"/>
-          <w:b/>
-          <w:bCs w:val="0"/>
-        </w:rPr>
-        <w:t>.</w:t>
-      </w:r>
-      <w:r>
-        <w:rPr>
-          <w:rFonts w:ascii="Times New Roman" w:hAnsi="Times New Roman" w:cs="Times New Roman"/>
-          <w:b/>
-          <w:bCs w:val="0"/>
-        </w:rPr>
-        <w:t>2</w:t>
-      </w:r>
-      <w:r>
-        <w:rPr>
-          <w:rFonts w:ascii="Times New Roman" w:hAnsi="Times New Roman" w:cs="Times New Roman"/>
-        </w:rPr>
-        <w:t xml:space="preserve"> </w:t>
-      </w:r>
-      <w:r>
-        <w:rPr>
-          <w:rFonts w:ascii="Times New Roman" w:hAnsi="Times New Roman" w:cs="Times New Roman"/>
-          <w:b/>
-          <w:bCs w:val="0"/>
-        </w:rPr>
-        <w:t>Automação</w:t>
-      </w:r>
-      <w:r>
-        <w:rPr>
-          <w:rFonts w:ascii="Times New Roman" w:hAnsi="Times New Roman" w:cs="Times New Roman"/>
-        </w:rPr>
-        <w:t xml:space="preserve">: Utilizou-se o GitHub </w:t>
-      </w:r>
-      <w:proofErr w:type="spellStart"/>
-      <w:r>
-        <w:rPr>
-          <w:rFonts w:ascii="Times New Roman" w:hAnsi="Times New Roman" w:cs="Times New Roman"/>
-        </w:rPr>
-        <w:t>Actions</w:t>
-      </w:r>
-      <w:proofErr w:type="spellEnd"/>
-      <w:r>
-        <w:rPr>
-          <w:rFonts w:ascii="Times New Roman" w:hAnsi="Times New Roman" w:cs="Times New Roman"/>
-        </w:rPr>
-        <w:t xml:space="preserve"> para automatizar rotinas de build e testes a cada novo </w:t>
-      </w:r>
-      <w:proofErr w:type="spellStart"/>
-      <w:r>
-        <w:rPr>
-          <w:rFonts w:ascii="Times New Roman" w:hAnsi="Times New Roman" w:cs="Times New Roman"/>
-        </w:rPr>
-        <w:t>commit</w:t>
-      </w:r>
-      <w:proofErr w:type="spellEnd"/>
-      <w:r>
-        <w:rPr>
-          <w:rFonts w:ascii="Times New Roman" w:hAnsi="Times New Roman" w:cs="Times New Roman"/>
-        </w:rPr>
-        <w:t>.</w:t>
-      </w:r>
-      <w:bookmarkEnd w:id="55"/>
-      <w:bookmarkEnd w:id="56"/>
-    </w:p>
-    <w:p>
-      <w:pPr>
-        <w:pStyle w:val="Ttulo2"/>
-        <w:jc w:val="both"/>
-        <w:rPr>
-          <w:rFonts w:ascii="Times New Roman" w:hAnsi="Times New Roman" w:cs="Times New Roman"/>
-        </w:rPr>
-      </w:pPr>
-      <w:bookmarkStart w:id="57" w:name="_Toc216996115"/>
-      <w:bookmarkStart w:id="58" w:name="_Toc216999699"/>
-      <w:r>
-        <w:rPr>
-          <w:rFonts w:ascii="Times New Roman" w:hAnsi="Times New Roman" w:cs="Times New Roman"/>
-          <w:b/>
-          <w:bCs w:val="0"/>
-        </w:rPr>
-        <w:t>3.3</w:t>
-      </w:r>
-      <w:r>
-        <w:rPr>
-          <w:rFonts w:ascii="Times New Roman" w:hAnsi="Times New Roman" w:cs="Times New Roman"/>
-          <w:b/>
-          <w:bCs w:val="0"/>
-        </w:rPr>
-        <w:t>.</w:t>
-      </w:r>
-      <w:r>
-        <w:rPr>
-          <w:rFonts w:ascii="Times New Roman" w:hAnsi="Times New Roman" w:cs="Times New Roman"/>
-          <w:b/>
-          <w:bCs w:val="0"/>
-        </w:rPr>
-        <w:t xml:space="preserve">3 </w:t>
-      </w:r>
-      <w:r>
-        <w:rPr>
-          <w:rFonts w:ascii="Times New Roman" w:hAnsi="Times New Roman" w:cs="Times New Roman"/>
-          <w:b/>
-          <w:bCs w:val="0"/>
-        </w:rPr>
-        <w:t>Hospedagem</w:t>
-      </w:r>
-      <w:r>
-        <w:rPr>
-          <w:rFonts w:ascii="Times New Roman" w:hAnsi="Times New Roman" w:cs="Times New Roman"/>
-        </w:rPr>
-        <w:t>: A implantação (</w:t>
-      </w:r>
-      <w:proofErr w:type="spellStart"/>
-      <w:r>
-        <w:rPr>
-          <w:rFonts w:ascii="Times New Roman" w:hAnsi="Times New Roman" w:cs="Times New Roman"/>
-        </w:rPr>
-        <w:t>deploy</w:t>
-      </w:r>
-      <w:proofErr w:type="spellEnd"/>
-      <w:r>
-        <w:rPr>
-          <w:rFonts w:ascii="Times New Roman" w:hAnsi="Times New Roman" w:cs="Times New Roman"/>
-        </w:rPr>
-        <w:t xml:space="preserve">) foi realizada na plataforma </w:t>
-      </w:r>
-      <w:proofErr w:type="spellStart"/>
-      <w:r>
-        <w:rPr>
-          <w:rFonts w:ascii="Times New Roman" w:hAnsi="Times New Roman" w:cs="Times New Roman"/>
-        </w:rPr>
-        <w:t>Vercel</w:t>
-      </w:r>
-      <w:proofErr w:type="spellEnd"/>
-      <w:r>
-        <w:rPr>
-          <w:rFonts w:ascii="Times New Roman" w:hAnsi="Times New Roman" w:cs="Times New Roman"/>
-        </w:rPr>
-        <w:t>, permitindo a disponibilização imediata das novas funcionalidades em ambiente de produção.</w:t>
-      </w:r>
-      <w:bookmarkEnd w:id="57"/>
-      <w:bookmarkEnd w:id="58"/>
-    </w:p>
-    <w:p>
-      <w:pPr>
-        <w:pStyle w:val="Ttulo2"/>
-        <w:jc w:val="both"/>
-        <w:rPr>
-          <w:rFonts w:ascii="Times New Roman" w:hAnsi="Times New Roman" w:cs="Times New Roman"/>
-        </w:rPr>
-      </w:pPr>
-      <w:bookmarkStart w:id="59" w:name="_Toc216999700"/>
+        <w:t xml:space="preserve"> Design de Interface e Modelagem de Dados</w:t>
+      </w:r>
       <w:r>
         <w:rPr>
           <w:rFonts w:ascii="Times New Roman" w:hAnsi="Times New Roman" w:cs="Times New Roman"/>
@@ -8123,23 +8241,17 @@
           <w:sz w:val="28"/>
           <w:szCs w:val="32"/>
         </w:rPr>
-        <w:t xml:space="preserve">3.4 Estratégia de Testes e </w:t>
-      </w:r>
-      <w:r>
-        <w:rPr>
-          <w:rFonts w:ascii="Times New Roman" w:hAnsi="Times New Roman" w:cs="Times New Roman"/>
-          <w:b/>
-          <w:bCs w:val="0"/>
-        </w:rPr>
-        <w:t>Segurança</w:t>
-      </w:r>
-      <w:r>
-        <w:rPr>
-          <w:rFonts w:ascii="Times New Roman" w:hAnsi="Times New Roman" w:cs="Times New Roman"/>
-        </w:rPr>
-        <w:t xml:space="preserve"> Para assegurar a robustez da aplicação, foram aplicadas diferentes camadas de verificação:</w:t>
-      </w:r>
-      <w:bookmarkEnd w:id="59"/>
+        <w:t>:</w:t>
+      </w:r>
+      <w:bookmarkEnd w:id="69"/>
+      <w:r>
+        <w:rPr>
+          <w:rFonts w:ascii="Times New Roman" w:hAnsi="Times New Roman" w:cs="Times New Roman"/>
+          <w:sz w:val="28"/>
+          <w:szCs w:val="32"/>
+        </w:rPr>
+        <w:t xml:space="preserve"> </w:t>
+      </w:r>
     </w:p>
     <w:p>
       <w:pPr>
@@ -8149,48 +8261,14 @@
           <w:rFonts w:ascii="Times New Roman" w:hAnsi="Times New Roman" w:cs="Times New Roman"/>
         </w:rPr>
       </w:pPr>
-      <w:bookmarkStart w:id="60" w:name="_Toc216996117"/>
-      <w:bookmarkStart w:id="61" w:name="_Toc216999701"/>
-      <w:r>
-        <w:rPr>
-          <w:rFonts w:ascii="Times New Roman" w:hAnsi="Times New Roman" w:cs="Times New Roman"/>
-          <w:b/>
-          <w:bCs w:val="0"/>
-        </w:rPr>
-        <w:t>3.4</w:t>
-      </w:r>
-      <w:r>
-        <w:rPr>
-          <w:rFonts w:ascii="Times New Roman" w:hAnsi="Times New Roman" w:cs="Times New Roman"/>
-          <w:b/>
-          <w:bCs w:val="0"/>
-        </w:rPr>
-        <w:t>.</w:t>
-      </w:r>
-      <w:r>
-        <w:rPr>
-          <w:rFonts w:ascii="Times New Roman" w:hAnsi="Times New Roman" w:cs="Times New Roman"/>
-          <w:b/>
-          <w:bCs w:val="0"/>
-        </w:rPr>
-        <w:t xml:space="preserve">1 </w:t>
-      </w:r>
-      <w:r>
-        <w:rPr>
-          <w:rFonts w:ascii="Times New Roman" w:hAnsi="Times New Roman" w:cs="Times New Roman"/>
-          <w:b/>
-          <w:bCs w:val="0"/>
-        </w:rPr>
-        <w:t>Testes Unitários</w:t>
-      </w:r>
-      <w:r>
-        <w:rPr>
-          <w:rFonts w:ascii="Times New Roman" w:hAnsi="Times New Roman" w:cs="Times New Roman"/>
-        </w:rPr>
-        <w:t>: Para validar a lógica de componentes isolados do sistema.</w:t>
-      </w:r>
-      <w:bookmarkEnd w:id="60"/>
-      <w:bookmarkEnd w:id="61"/>
+      <w:bookmarkStart w:id="70" w:name="_Toc217659128"/>
+      <w:r>
+        <w:rPr>
+          <w:rFonts w:ascii="Times New Roman" w:hAnsi="Times New Roman" w:cs="Times New Roman"/>
+        </w:rPr>
+        <w:t>Posteriormente, iniciou-se a fase de projeto. No âmbito da interface (UI/UX), buscou-se criar protótipos focados na usabilidade e na experiência do usuário. Paralelamente, foi realizada a modelagem do banco de dados, definindo-se as entidades e relacionamentos necessários para garantir a integridade e a persistência das informações do sistema.</w:t>
+      </w:r>
+      <w:bookmarkEnd w:id="70"/>
     </w:p>
     <w:p>
       <w:pPr>
@@ -8198,63 +8276,11 @@
         <w:jc w:val="both"/>
         <w:rPr>
           <w:rFonts w:ascii="Times New Roman" w:hAnsi="Times New Roman" w:cs="Times New Roman"/>
-        </w:rPr>
-      </w:pPr>
-      <w:bookmarkStart w:id="62" w:name="_Toc216996118"/>
-      <w:bookmarkStart w:id="63" w:name="_Toc216999702"/>
-      <w:r>
-        <w:rPr>
-          <w:rFonts w:ascii="Times New Roman" w:hAnsi="Times New Roman" w:cs="Times New Roman"/>
-          <w:b/>
-          <w:bCs w:val="0"/>
-        </w:rPr>
-        <w:t>3.4</w:t>
-      </w:r>
-      <w:r>
-        <w:rPr>
-          <w:rFonts w:ascii="Times New Roman" w:hAnsi="Times New Roman" w:cs="Times New Roman"/>
-          <w:b/>
-          <w:bCs w:val="0"/>
-        </w:rPr>
-        <w:t>.</w:t>
-      </w:r>
-      <w:r>
-        <w:rPr>
-          <w:rFonts w:ascii="Times New Roman" w:hAnsi="Times New Roman" w:cs="Times New Roman"/>
-          <w:b/>
-          <w:bCs w:val="0"/>
-        </w:rPr>
-        <w:t xml:space="preserve">2 </w:t>
-      </w:r>
-      <w:r>
-        <w:rPr>
-          <w:rFonts w:ascii="Times New Roman" w:hAnsi="Times New Roman" w:cs="Times New Roman"/>
-          <w:b/>
-          <w:bCs w:val="0"/>
-        </w:rPr>
-        <w:t>Testes de Integração</w:t>
-      </w:r>
-      <w:r>
-        <w:rPr>
-          <w:rFonts w:ascii="Times New Roman" w:hAnsi="Times New Roman" w:cs="Times New Roman"/>
-        </w:rPr>
-        <w:t>: Para garantir que os módulos do sistema funcionem corretamente quando combinados.</w:t>
-      </w:r>
-      <w:bookmarkEnd w:id="62"/>
-      <w:bookmarkEnd w:id="63"/>
-    </w:p>
-    <w:p>
-      <w:pPr>
-        <w:pStyle w:val="Ttulo2"/>
-        <w:jc w:val="both"/>
-        <w:rPr>
-          <w:rFonts w:ascii="Times New Roman" w:hAnsi="Times New Roman" w:cs="Times New Roman"/>
           <w:sz w:val="28"/>
           <w:szCs w:val="32"/>
         </w:rPr>
       </w:pPr>
-      <w:bookmarkStart w:id="64" w:name="_Toc216996119"/>
-      <w:bookmarkStart w:id="65" w:name="_Toc216999703"/>
+      <w:bookmarkStart w:id="71" w:name="_Toc217659129"/>
       <w:r>
         <w:rPr>
           <w:rFonts w:ascii="Times New Roman" w:hAnsi="Times New Roman" w:cs="Times New Roman"/>
@@ -8263,7 +8289,7 @@
           <w:sz w:val="28"/>
           <w:szCs w:val="32"/>
         </w:rPr>
-        <w:t xml:space="preserve">3.5 </w:t>
+        <w:t>3.3 Desenvolvimento e Implantação Contínua (CI/CD)</w:t>
       </w:r>
       <w:r>
         <w:rPr>
@@ -8273,9 +8299,321 @@
           <w:sz w:val="28"/>
           <w:szCs w:val="32"/>
         </w:rPr>
-        <w:t>Segurança Ofensiva (</w:t>
-      </w:r>
-      <w:proofErr w:type="spellStart"/>
+        <w:t>:</w:t>
+      </w:r>
+      <w:bookmarkEnd w:id="71"/>
+      <w:r>
+        <w:rPr>
+          <w:rFonts w:ascii="Times New Roman" w:hAnsi="Times New Roman" w:cs="Times New Roman"/>
+          <w:sz w:val="28"/>
+          <w:szCs w:val="32"/>
+        </w:rPr>
+        <w:t xml:space="preserve"> </w:t>
+      </w:r>
+    </w:p>
+    <w:p>
+      <w:pPr>
+        <w:pStyle w:val="Ttulo2"/>
+        <w:jc w:val="both"/>
+        <w:rPr>
+          <w:rFonts w:ascii="Times New Roman" w:hAnsi="Times New Roman" w:cs="Times New Roman"/>
+        </w:rPr>
+      </w:pPr>
+      <w:bookmarkStart w:id="72" w:name="_Toc217659130"/>
+      <w:r>
+        <w:rPr>
+          <w:rFonts w:ascii="Times New Roman" w:hAnsi="Times New Roman" w:cs="Times New Roman"/>
+        </w:rPr>
+        <w:t>A codificação seguiu a abordagem iterativa. Para garantir a agilidade e a qualidade do código, utilizou-se um fluxo de Integração e Entrega Contínuas (</w:t>
+      </w:r>
+      <w:proofErr w:type="spellStart"/>
+      <w:r>
+        <w:rPr>
+          <w:rFonts w:ascii="Times New Roman" w:hAnsi="Times New Roman" w:cs="Times New Roman"/>
+        </w:rPr>
+        <w:t>Continuous</w:t>
+      </w:r>
+      <w:proofErr w:type="spellEnd"/>
+      <w:r>
+        <w:rPr>
+          <w:rFonts w:ascii="Times New Roman" w:hAnsi="Times New Roman" w:cs="Times New Roman"/>
+        </w:rPr>
+        <w:t xml:space="preserve"> </w:t>
+      </w:r>
+      <w:proofErr w:type="spellStart"/>
+      <w:r>
+        <w:rPr>
+          <w:rFonts w:ascii="Times New Roman" w:hAnsi="Times New Roman" w:cs="Times New Roman"/>
+        </w:rPr>
+        <w:t>Integration</w:t>
+      </w:r>
+      <w:proofErr w:type="spellEnd"/>
+      <w:r>
+        <w:rPr>
+          <w:rFonts w:ascii="Times New Roman" w:hAnsi="Times New Roman" w:cs="Times New Roman"/>
+        </w:rPr>
+        <w:t>/</w:t>
+      </w:r>
+      <w:proofErr w:type="spellStart"/>
+      <w:r>
+        <w:rPr>
+          <w:rFonts w:ascii="Times New Roman" w:hAnsi="Times New Roman" w:cs="Times New Roman"/>
+        </w:rPr>
+        <w:t>Continuous</w:t>
+      </w:r>
+      <w:proofErr w:type="spellEnd"/>
+      <w:r>
+        <w:rPr>
+          <w:rFonts w:ascii="Times New Roman" w:hAnsi="Times New Roman" w:cs="Times New Roman"/>
+        </w:rPr>
+        <w:t xml:space="preserve"> Deployment - CI/CD).</w:t>
+      </w:r>
+      <w:bookmarkEnd w:id="72"/>
+    </w:p>
+    <w:p>
+      <w:pPr>
+        <w:pStyle w:val="Ttulo2"/>
+        <w:jc w:val="both"/>
+        <w:rPr>
+          <w:rFonts w:ascii="Times New Roman" w:hAnsi="Times New Roman" w:cs="Times New Roman"/>
+        </w:rPr>
+      </w:pPr>
+      <w:bookmarkStart w:id="73" w:name="_Toc216996113"/>
+      <w:bookmarkStart w:id="74" w:name="_Toc217659131"/>
+      <w:r>
+        <w:rPr>
+          <w:rFonts w:ascii="Times New Roman" w:hAnsi="Times New Roman" w:cs="Times New Roman"/>
+          <w:b/>
+          <w:bCs w:val="0"/>
+        </w:rPr>
+        <w:t>3.3</w:t>
+      </w:r>
+      <w:r>
+        <w:rPr>
+          <w:rFonts w:ascii="Times New Roman" w:hAnsi="Times New Roman" w:cs="Times New Roman"/>
+          <w:b/>
+          <w:bCs w:val="0"/>
+        </w:rPr>
+        <w:t>.</w:t>
+      </w:r>
+      <w:r>
+        <w:rPr>
+          <w:rFonts w:ascii="Times New Roman" w:hAnsi="Times New Roman" w:cs="Times New Roman"/>
+          <w:b/>
+          <w:bCs w:val="0"/>
+        </w:rPr>
+        <w:t>1</w:t>
+      </w:r>
+      <w:r>
+        <w:rPr>
+          <w:rFonts w:ascii="Times New Roman" w:hAnsi="Times New Roman" w:cs="Times New Roman"/>
+        </w:rPr>
+        <w:t xml:space="preserve"> </w:t>
+      </w:r>
+      <w:r>
+        <w:rPr>
+          <w:rFonts w:ascii="Times New Roman" w:hAnsi="Times New Roman" w:cs="Times New Roman"/>
+          <w:b/>
+          <w:bCs w:val="0"/>
+        </w:rPr>
+        <w:t>Controle de Versão</w:t>
+      </w:r>
+      <w:r>
+        <w:rPr>
+          <w:rFonts w:ascii="Times New Roman" w:hAnsi="Times New Roman" w:cs="Times New Roman"/>
+        </w:rPr>
+        <w:t xml:space="preserve">: O código foi gerenciado via </w:t>
+      </w:r>
+      <w:proofErr w:type="spellStart"/>
+      <w:r>
+        <w:rPr>
+          <w:rFonts w:ascii="Times New Roman" w:hAnsi="Times New Roman" w:cs="Times New Roman"/>
+        </w:rPr>
+        <w:t>Git</w:t>
+      </w:r>
+      <w:proofErr w:type="spellEnd"/>
+      <w:r>
+        <w:rPr>
+          <w:rFonts w:ascii="Times New Roman" w:hAnsi="Times New Roman" w:cs="Times New Roman"/>
+        </w:rPr>
+        <w:t>/GitHub.</w:t>
+      </w:r>
+      <w:bookmarkEnd w:id="73"/>
+      <w:bookmarkEnd w:id="74"/>
+    </w:p>
+    <w:p>
+      <w:pPr>
+        <w:pStyle w:val="Ttulo2"/>
+        <w:jc w:val="both"/>
+        <w:rPr>
+          <w:rFonts w:ascii="Times New Roman" w:hAnsi="Times New Roman" w:cs="Times New Roman"/>
+        </w:rPr>
+      </w:pPr>
+      <w:bookmarkStart w:id="75" w:name="_Toc216996114"/>
+      <w:bookmarkStart w:id="76" w:name="_Toc217659132"/>
+      <w:r>
+        <w:rPr>
+          <w:rFonts w:ascii="Times New Roman" w:hAnsi="Times New Roman" w:cs="Times New Roman"/>
+          <w:b/>
+          <w:bCs w:val="0"/>
+        </w:rPr>
+        <w:t>3.3</w:t>
+      </w:r>
+      <w:r>
+        <w:rPr>
+          <w:rFonts w:ascii="Times New Roman" w:hAnsi="Times New Roman" w:cs="Times New Roman"/>
+          <w:b/>
+          <w:bCs w:val="0"/>
+        </w:rPr>
+        <w:t>.</w:t>
+      </w:r>
+      <w:r>
+        <w:rPr>
+          <w:rFonts w:ascii="Times New Roman" w:hAnsi="Times New Roman" w:cs="Times New Roman"/>
+          <w:b/>
+          <w:bCs w:val="0"/>
+        </w:rPr>
+        <w:t>2</w:t>
+      </w:r>
+      <w:r>
+        <w:rPr>
+          <w:rFonts w:ascii="Times New Roman" w:hAnsi="Times New Roman" w:cs="Times New Roman"/>
+        </w:rPr>
+        <w:t xml:space="preserve"> </w:t>
+      </w:r>
+      <w:r>
+        <w:rPr>
+          <w:rFonts w:ascii="Times New Roman" w:hAnsi="Times New Roman" w:cs="Times New Roman"/>
+          <w:b/>
+          <w:bCs w:val="0"/>
+        </w:rPr>
+        <w:t>Automação</w:t>
+      </w:r>
+      <w:r>
+        <w:rPr>
+          <w:rFonts w:ascii="Times New Roman" w:hAnsi="Times New Roman" w:cs="Times New Roman"/>
+        </w:rPr>
+        <w:t xml:space="preserve">: Utilizou-se o GitHub </w:t>
+      </w:r>
+      <w:proofErr w:type="spellStart"/>
+      <w:r>
+        <w:rPr>
+          <w:rFonts w:ascii="Times New Roman" w:hAnsi="Times New Roman" w:cs="Times New Roman"/>
+        </w:rPr>
+        <w:t>Actions</w:t>
+      </w:r>
+      <w:proofErr w:type="spellEnd"/>
+      <w:r>
+        <w:rPr>
+          <w:rFonts w:ascii="Times New Roman" w:hAnsi="Times New Roman" w:cs="Times New Roman"/>
+        </w:rPr>
+        <w:t xml:space="preserve"> para automatizar rotinas de build e testes a cada novo </w:t>
+      </w:r>
+      <w:proofErr w:type="spellStart"/>
+      <w:r>
+        <w:rPr>
+          <w:rFonts w:ascii="Times New Roman" w:hAnsi="Times New Roman" w:cs="Times New Roman"/>
+        </w:rPr>
+        <w:t>commit</w:t>
+      </w:r>
+      <w:proofErr w:type="spellEnd"/>
+      <w:r>
+        <w:rPr>
+          <w:rFonts w:ascii="Times New Roman" w:hAnsi="Times New Roman" w:cs="Times New Roman"/>
+        </w:rPr>
+        <w:t>.</w:t>
+      </w:r>
+      <w:bookmarkEnd w:id="75"/>
+      <w:bookmarkEnd w:id="76"/>
+    </w:p>
+    <w:p>
+      <w:pPr>
+        <w:pStyle w:val="Ttulo2"/>
+        <w:jc w:val="both"/>
+        <w:rPr>
+          <w:rFonts w:ascii="Times New Roman" w:hAnsi="Times New Roman" w:cs="Times New Roman"/>
+        </w:rPr>
+      </w:pPr>
+      <w:bookmarkStart w:id="77" w:name="_Toc216996115"/>
+      <w:bookmarkStart w:id="78" w:name="_Toc217659133"/>
+      <w:r>
+        <w:rPr>
+          <w:rFonts w:ascii="Times New Roman" w:hAnsi="Times New Roman" w:cs="Times New Roman"/>
+          <w:b/>
+          <w:bCs w:val="0"/>
+        </w:rPr>
+        <w:t>3.3</w:t>
+      </w:r>
+      <w:r>
+        <w:rPr>
+          <w:rFonts w:ascii="Times New Roman" w:hAnsi="Times New Roman" w:cs="Times New Roman"/>
+          <w:b/>
+          <w:bCs w:val="0"/>
+        </w:rPr>
+        <w:t>.</w:t>
+      </w:r>
+      <w:r>
+        <w:rPr>
+          <w:rFonts w:ascii="Times New Roman" w:hAnsi="Times New Roman" w:cs="Times New Roman"/>
+          <w:b/>
+          <w:bCs w:val="0"/>
+        </w:rPr>
+        <w:t xml:space="preserve">3 </w:t>
+      </w:r>
+      <w:r>
+        <w:rPr>
+          <w:rFonts w:ascii="Times New Roman" w:hAnsi="Times New Roman" w:cs="Times New Roman"/>
+          <w:b/>
+          <w:bCs w:val="0"/>
+        </w:rPr>
+        <w:t>Hospedagem</w:t>
+      </w:r>
+      <w:r>
+        <w:rPr>
+          <w:rFonts w:ascii="Times New Roman" w:hAnsi="Times New Roman" w:cs="Times New Roman"/>
+        </w:rPr>
+        <w:t>: A implantação (</w:t>
+      </w:r>
+      <w:proofErr w:type="spellStart"/>
+      <w:r>
+        <w:rPr>
+          <w:rFonts w:ascii="Times New Roman" w:hAnsi="Times New Roman" w:cs="Times New Roman"/>
+        </w:rPr>
+        <w:t>deploy</w:t>
+      </w:r>
+      <w:proofErr w:type="spellEnd"/>
+      <w:r>
+        <w:rPr>
+          <w:rFonts w:ascii="Times New Roman" w:hAnsi="Times New Roman" w:cs="Times New Roman"/>
+        </w:rPr>
+        <w:t xml:space="preserve">) foi realizada na plataforma </w:t>
+      </w:r>
+      <w:proofErr w:type="spellStart"/>
+      <w:r>
+        <w:rPr>
+          <w:rFonts w:ascii="Times New Roman" w:hAnsi="Times New Roman" w:cs="Times New Roman"/>
+        </w:rPr>
+        <w:t>Vercel</w:t>
+      </w:r>
+      <w:proofErr w:type="spellEnd"/>
+      <w:r>
+        <w:rPr>
+          <w:rFonts w:ascii="Times New Roman" w:hAnsi="Times New Roman" w:cs="Times New Roman"/>
+        </w:rPr>
+        <w:t>, permitindo a disponibilização imediata das novas funcionalidades em ambiente de produção.</w:t>
+      </w:r>
+      <w:bookmarkEnd w:id="77"/>
+      <w:bookmarkEnd w:id="78"/>
+    </w:p>
+    <w:p>
+      <w:pPr>
+        <w:pStyle w:val="Ttulo2"/>
+        <w:jc w:val="both"/>
+        <w:rPr>
+          <w:rFonts w:ascii="Times New Roman" w:hAnsi="Times New Roman" w:cs="Times New Roman"/>
+        </w:rPr>
+      </w:pPr>
+      <w:bookmarkStart w:id="79" w:name="_Toc217659134"/>
       <w:r>
         <w:rPr>
           <w:rFonts w:ascii="Times New Roman" w:hAnsi="Times New Roman" w:cs="Times New Roman"/>
@@ -8284,9 +8622,138 @@
           <w:sz w:val="28"/>
           <w:szCs w:val="32"/>
         </w:rPr>
-        <w:t>Pentest</w:t>
-      </w:r>
-      <w:proofErr w:type="spellEnd"/>
+        <w:t xml:space="preserve">3.4 Estratégia de Testes e </w:t>
+      </w:r>
+      <w:r>
+        <w:rPr>
+          <w:rFonts w:ascii="Times New Roman" w:hAnsi="Times New Roman" w:cs="Times New Roman"/>
+          <w:b/>
+          <w:bCs w:val="0"/>
+        </w:rPr>
+        <w:t>Segurança</w:t>
+      </w:r>
+      <w:r>
+        <w:rPr>
+          <w:rFonts w:ascii="Times New Roman" w:hAnsi="Times New Roman" w:cs="Times New Roman"/>
+        </w:rPr>
+        <w:t xml:space="preserve"> Para assegurar a robustez da aplicação, foram aplicadas diferentes camadas de verificação:</w:t>
+      </w:r>
+      <w:bookmarkEnd w:id="79"/>
+    </w:p>
+    <w:p>
+      <w:pPr>
+        <w:pStyle w:val="Ttulo2"/>
+        <w:jc w:val="both"/>
+        <w:rPr>
+          <w:rFonts w:ascii="Times New Roman" w:hAnsi="Times New Roman" w:cs="Times New Roman"/>
+        </w:rPr>
+      </w:pPr>
+      <w:bookmarkStart w:id="80" w:name="_Toc216996117"/>
+      <w:bookmarkStart w:id="81" w:name="_Toc217659135"/>
+      <w:r>
+        <w:rPr>
+          <w:rFonts w:ascii="Times New Roman" w:hAnsi="Times New Roman" w:cs="Times New Roman"/>
+          <w:b/>
+          <w:bCs w:val="0"/>
+        </w:rPr>
+        <w:t>3.4</w:t>
+      </w:r>
+      <w:r>
+        <w:rPr>
+          <w:rFonts w:ascii="Times New Roman" w:hAnsi="Times New Roman" w:cs="Times New Roman"/>
+          <w:b/>
+          <w:bCs w:val="0"/>
+        </w:rPr>
+        <w:t>.</w:t>
+      </w:r>
+      <w:r>
+        <w:rPr>
+          <w:rFonts w:ascii="Times New Roman" w:hAnsi="Times New Roman" w:cs="Times New Roman"/>
+          <w:b/>
+          <w:bCs w:val="0"/>
+        </w:rPr>
+        <w:t xml:space="preserve">1 </w:t>
+      </w:r>
+      <w:r>
+        <w:rPr>
+          <w:rFonts w:ascii="Times New Roman" w:hAnsi="Times New Roman" w:cs="Times New Roman"/>
+          <w:b/>
+          <w:bCs w:val="0"/>
+        </w:rPr>
+        <w:t>Testes Unitários</w:t>
+      </w:r>
+      <w:r>
+        <w:rPr>
+          <w:rFonts w:ascii="Times New Roman" w:hAnsi="Times New Roman" w:cs="Times New Roman"/>
+        </w:rPr>
+        <w:t>: Para validar a lógica de componentes isolados do sistema.</w:t>
+      </w:r>
+      <w:bookmarkEnd w:id="80"/>
+      <w:bookmarkEnd w:id="81"/>
+    </w:p>
+    <w:p>
+      <w:pPr>
+        <w:pStyle w:val="Ttulo2"/>
+        <w:jc w:val="both"/>
+        <w:rPr>
+          <w:rFonts w:ascii="Times New Roman" w:hAnsi="Times New Roman" w:cs="Times New Roman"/>
+        </w:rPr>
+      </w:pPr>
+      <w:bookmarkStart w:id="82" w:name="_Toc216996118"/>
+      <w:bookmarkStart w:id="83" w:name="_Toc217659136"/>
+      <w:r>
+        <w:rPr>
+          <w:rFonts w:ascii="Times New Roman" w:hAnsi="Times New Roman" w:cs="Times New Roman"/>
+          <w:b/>
+          <w:bCs w:val="0"/>
+        </w:rPr>
+        <w:t>3.4</w:t>
+      </w:r>
+      <w:r>
+        <w:rPr>
+          <w:rFonts w:ascii="Times New Roman" w:hAnsi="Times New Roman" w:cs="Times New Roman"/>
+          <w:b/>
+          <w:bCs w:val="0"/>
+        </w:rPr>
+        <w:t>.</w:t>
+      </w:r>
+      <w:r>
+        <w:rPr>
+          <w:rFonts w:ascii="Times New Roman" w:hAnsi="Times New Roman" w:cs="Times New Roman"/>
+          <w:b/>
+          <w:bCs w:val="0"/>
+        </w:rPr>
+        <w:t xml:space="preserve">2 </w:t>
+      </w:r>
+      <w:r>
+        <w:rPr>
+          <w:rFonts w:ascii="Times New Roman" w:hAnsi="Times New Roman" w:cs="Times New Roman"/>
+          <w:b/>
+          <w:bCs w:val="0"/>
+        </w:rPr>
+        <w:t>Testes de Integração</w:t>
+      </w:r>
+      <w:r>
+        <w:rPr>
+          <w:rFonts w:ascii="Times New Roman" w:hAnsi="Times New Roman" w:cs="Times New Roman"/>
+        </w:rPr>
+        <w:t>: Para garantir que os módulos do sistema funcionem corretamente quando combinados.</w:t>
+      </w:r>
+      <w:bookmarkEnd w:id="82"/>
+      <w:bookmarkEnd w:id="83"/>
+    </w:p>
+    <w:p>
+      <w:pPr>
+        <w:pStyle w:val="Ttulo2"/>
+        <w:jc w:val="both"/>
+        <w:rPr>
+          <w:rFonts w:ascii="Times New Roman" w:hAnsi="Times New Roman" w:cs="Times New Roman"/>
+          <w:sz w:val="28"/>
+          <w:szCs w:val="32"/>
+        </w:rPr>
+      </w:pPr>
+      <w:bookmarkStart w:id="84" w:name="_Toc216996119"/>
+      <w:bookmarkStart w:id="85" w:name="_Toc217659137"/>
       <w:r>
         <w:rPr>
           <w:rFonts w:ascii="Times New Roman" w:hAnsi="Times New Roman" w:cs="Times New Roman"/>
@@ -8295,160 +8762,9 @@
           <w:sz w:val="28"/>
           <w:szCs w:val="32"/>
         </w:rPr>
-        <w:t>):</w:t>
-      </w:r>
-      <w:r>
-        <w:rPr>
-          <w:rFonts w:ascii="Times New Roman" w:hAnsi="Times New Roman" w:cs="Times New Roman"/>
-          <w:sz w:val="28"/>
-          <w:szCs w:val="32"/>
-        </w:rPr>
-        <w:t xml:space="preserve"> </w:t>
-      </w:r>
-    </w:p>
-    <w:p>
-      <w:pPr>
-        <w:pStyle w:val="Ttulo2"/>
-        <w:jc w:val="both"/>
-        <w:rPr>
-          <w:rFonts w:ascii="Times New Roman" w:hAnsi="Times New Roman" w:cs="Times New Roman"/>
-        </w:rPr>
-      </w:pPr>
-      <w:r>
-        <w:rPr>
-          <w:rFonts w:ascii="Times New Roman" w:hAnsi="Times New Roman" w:cs="Times New Roman"/>
-        </w:rPr>
-        <w:t xml:space="preserve">Foi dada ênfase à segurança da informação através da execução de testes de intrusão do tipo Black-Box (caixa preta). Utilizou-se a ferramenta </w:t>
-      </w:r>
-      <w:proofErr w:type="spellStart"/>
-      <w:r>
-        <w:rPr>
-          <w:rFonts w:ascii="Times New Roman" w:hAnsi="Times New Roman" w:cs="Times New Roman"/>
-        </w:rPr>
-        <w:t>Burp</w:t>
-      </w:r>
-      <w:proofErr w:type="spellEnd"/>
-      <w:r>
-        <w:rPr>
-          <w:rFonts w:ascii="Times New Roman" w:hAnsi="Times New Roman" w:cs="Times New Roman"/>
-        </w:rPr>
-        <w:t xml:space="preserve"> </w:t>
-      </w:r>
-      <w:proofErr w:type="spellStart"/>
-      <w:r>
-        <w:rPr>
-          <w:rFonts w:ascii="Times New Roman" w:hAnsi="Times New Roman" w:cs="Times New Roman"/>
-        </w:rPr>
-        <w:t>Suite</w:t>
-      </w:r>
-      <w:proofErr w:type="spellEnd"/>
-      <w:r>
-        <w:rPr>
-          <w:rFonts w:ascii="Times New Roman" w:hAnsi="Times New Roman" w:cs="Times New Roman"/>
-        </w:rPr>
-        <w:t xml:space="preserve"> para simular ataques externos, identificar vulnerabilidades na aplicação web e corrigir potenciais falhas de segurança antes da entrega final.</w:t>
-      </w:r>
-      <w:bookmarkEnd w:id="64"/>
-      <w:bookmarkEnd w:id="65"/>
-    </w:p>
-    <w:p>
-      <w:pPr>
-        <w:pStyle w:val="Corpodetexto"/>
-      </w:pPr>
-    </w:p>
-    <w:p>
-      <w:pPr>
-        <w:pStyle w:val="Ttulo1"/>
-        <w:jc w:val="both"/>
-        <w:rPr>
-          <w:rFonts w:ascii="Times New Roman" w:hAnsi="Times New Roman" w:cs="Times New Roman"/>
-          <w:color w:val="000000" w:themeColor="text1"/>
-          <w:sz w:val="28"/>
-          <w:szCs w:val="28"/>
-        </w:rPr>
-      </w:pPr>
-      <w:bookmarkStart w:id="66" w:name="_Toc216999704"/>
-      <w:r>
-        <w:rPr>
-          <w:rFonts w:ascii="Times New Roman" w:hAnsi="Times New Roman" w:cs="Times New Roman"/>
-          <w:color w:val="000000" w:themeColor="text1"/>
-          <w:sz w:val="28"/>
-          <w:szCs w:val="28"/>
-        </w:rPr>
-        <w:t>4. ESCOPO DOS TESTES DE PENETRAÇÃO</w:t>
-      </w:r>
-      <w:bookmarkEnd w:id="66"/>
-    </w:p>
-    <w:p>
-      <w:pPr>
-        <w:pStyle w:val="Corpodetexto"/>
-        <w:jc w:val="both"/>
-        <w:rPr>
-          <w:rFonts w:ascii="Times New Roman" w:hAnsi="Times New Roman" w:cs="Times New Roman"/>
-          <w:color w:val="000000" w:themeColor="text1"/>
-        </w:rPr>
-      </w:pPr>
-      <w:r>
-        <w:rPr>
-          <w:rFonts w:ascii="Times New Roman" w:hAnsi="Times New Roman" w:cs="Times New Roman"/>
-          <w:color w:val="000000" w:themeColor="text1"/>
-        </w:rPr>
-        <w:t xml:space="preserve">Após a execução dos ciclos de testes de segurança, baseados na metodologia descrita anteriormente e nas diretrizes do OWASP, os resultados foram compilados e analisados. O objetivo desta seção é discutir a eficácia dos controles de segurança implementados na plataforma "Gestão Atípicos", avaliando a robustez da arquitetura baseada em </w:t>
-      </w:r>
-      <w:proofErr w:type="spellStart"/>
-      <w:r>
-        <w:rPr>
-          <w:rFonts w:ascii="Times New Roman" w:hAnsi="Times New Roman" w:cs="Times New Roman"/>
-          <w:color w:val="000000" w:themeColor="text1"/>
-        </w:rPr>
-        <w:t>Vercel</w:t>
-      </w:r>
-      <w:proofErr w:type="spellEnd"/>
-      <w:r>
-        <w:rPr>
-          <w:rFonts w:ascii="Times New Roman" w:hAnsi="Times New Roman" w:cs="Times New Roman"/>
-          <w:color w:val="000000" w:themeColor="text1"/>
-        </w:rPr>
-        <w:t xml:space="preserve"> e </w:t>
-      </w:r>
-      <w:proofErr w:type="spellStart"/>
-      <w:r>
-        <w:rPr>
-          <w:rFonts w:ascii="Times New Roman" w:hAnsi="Times New Roman" w:cs="Times New Roman"/>
-          <w:color w:val="000000" w:themeColor="text1"/>
-        </w:rPr>
-        <w:t>Supabase</w:t>
-      </w:r>
-      <w:proofErr w:type="spellEnd"/>
-      <w:r>
-        <w:rPr>
-          <w:rFonts w:ascii="Times New Roman" w:hAnsi="Times New Roman" w:cs="Times New Roman"/>
-          <w:color w:val="000000" w:themeColor="text1"/>
-        </w:rPr>
-        <w:t>.</w:t>
-      </w:r>
-    </w:p>
-    <w:p>
-      <w:pPr>
-        <w:pStyle w:val="Corpodetexto"/>
-        <w:jc w:val="both"/>
-        <w:rPr>
-          <w:rFonts w:ascii="Times New Roman" w:hAnsi="Times New Roman" w:cs="Times New Roman"/>
-          <w:color w:val="000000" w:themeColor="text1"/>
-        </w:rPr>
-      </w:pPr>
-      <w:r>
-        <w:rPr>
-          <w:rFonts w:ascii="Times New Roman" w:hAnsi="Times New Roman" w:cs="Times New Roman"/>
-          <w:color w:val="000000" w:themeColor="text1"/>
-        </w:rPr>
-        <w:t>A auditoria, finalizada em dezembro de 2025, indicou que a aplicação atingiu um nível satisfatório de maturidade de segurança, não apresentando vulnerabilidades críticas exploráveis no escopo avaliado.</w:t>
-      </w:r>
-    </w:p>
-    <w:p>
-      <w:pPr>
-        <w:pStyle w:val="Ttulo2"/>
-        <w:jc w:val="both"/>
+        <w:t xml:space="preserve">3.5 </w:t>
+      </w:r>
+      <w:r>
         <w:rPr>
           <w:rFonts w:ascii="Times New Roman" w:hAnsi="Times New Roman" w:cs="Times New Roman"/>
           <w:b/>
@@ -8456,8 +8772,9 @@
           <w:sz w:val="28"/>
           <w:szCs w:val="32"/>
         </w:rPr>
-      </w:pPr>
-      <w:bookmarkStart w:id="67" w:name="_Toc216999705"/>
+        <w:t>Segurança Ofensiva (</w:t>
+      </w:r>
+      <w:proofErr w:type="spellStart"/>
       <w:r>
         <w:rPr>
           <w:rFonts w:ascii="Times New Roman" w:hAnsi="Times New Roman" w:cs="Times New Roman"/>
@@ -8466,128 +8783,10 @@
           <w:sz w:val="28"/>
           <w:szCs w:val="32"/>
         </w:rPr>
-        <w:t>4.1 Análise de Autenticação e Gestão de Sessão</w:t>
-      </w:r>
-      <w:bookmarkEnd w:id="67"/>
-    </w:p>
-    <w:p>
-      <w:pPr>
-        <w:pStyle w:val="Corpodetexto"/>
-        <w:jc w:val="both"/>
-        <w:rPr>
-          <w:rFonts w:ascii="Times New Roman" w:hAnsi="Times New Roman" w:cs="Times New Roman"/>
-          <w:color w:val="000000" w:themeColor="text1"/>
-        </w:rPr>
-      </w:pPr>
-      <w:r>
-        <w:rPr>
-          <w:rFonts w:ascii="Times New Roman" w:hAnsi="Times New Roman" w:cs="Times New Roman"/>
-          <w:color w:val="000000" w:themeColor="text1"/>
-        </w:rPr>
-        <w:t>Os testes focados no mecanismo de autenticação (</w:t>
-      </w:r>
-      <w:proofErr w:type="spellStart"/>
-      <w:r>
-        <w:rPr>
-          <w:rFonts w:ascii="Times New Roman" w:hAnsi="Times New Roman" w:cs="Times New Roman"/>
-          <w:color w:val="000000" w:themeColor="text1"/>
-        </w:rPr>
-        <w:t>Supabase</w:t>
-      </w:r>
-      <w:proofErr w:type="spellEnd"/>
-      <w:r>
-        <w:rPr>
-          <w:rFonts w:ascii="Times New Roman" w:hAnsi="Times New Roman" w:cs="Times New Roman"/>
-          <w:color w:val="000000" w:themeColor="text1"/>
-        </w:rPr>
-        <w:t xml:space="preserve"> </w:t>
-      </w:r>
-      <w:proofErr w:type="spellStart"/>
-      <w:r>
-        <w:rPr>
-          <w:rFonts w:ascii="Times New Roman" w:hAnsi="Times New Roman" w:cs="Times New Roman"/>
-          <w:color w:val="000000" w:themeColor="text1"/>
-        </w:rPr>
-        <w:t>Auth</w:t>
-      </w:r>
-      <w:proofErr w:type="spellEnd"/>
-      <w:r>
-        <w:rPr>
-          <w:rFonts w:ascii="Times New Roman" w:hAnsi="Times New Roman" w:cs="Times New Roman"/>
-          <w:color w:val="000000" w:themeColor="text1"/>
-        </w:rPr>
-        <w:t>) demonstraram resiliência contra ataques comuns de força bruta e enumeração. Observou-se que a aplicação responde com mensagens genéricas de erro ao processar credenciais inválidas ou e-mails inexistentes, impedindo que um atacante deduza quais usuários estão cadastrados na base de dados.</w:t>
-      </w:r>
-    </w:p>
-    <w:p>
-      <w:pPr>
-        <w:pStyle w:val="Corpodetexto"/>
-        <w:jc w:val="both"/>
-        <w:rPr>
-          <w:rFonts w:ascii="Times New Roman" w:hAnsi="Times New Roman" w:cs="Times New Roman"/>
-          <w:color w:val="000000" w:themeColor="text1"/>
-        </w:rPr>
-      </w:pPr>
-      <w:r>
-        <w:rPr>
-          <w:rFonts w:ascii="Times New Roman" w:hAnsi="Times New Roman" w:cs="Times New Roman"/>
-          <w:color w:val="000000" w:themeColor="text1"/>
-        </w:rPr>
-        <w:t>No que tange à gestão de sessões, a validação de tokens JWT (</w:t>
-      </w:r>
-      <w:r>
-        <w:rPr>
-          <w:rFonts w:ascii="Times New Roman" w:hAnsi="Times New Roman" w:cs="Times New Roman"/>
-          <w:i/>
-          <w:iCs/>
-          <w:color w:val="000000" w:themeColor="text1"/>
-        </w:rPr>
-        <w:t>JSON Web Tokens</w:t>
-      </w:r>
-      <w:r>
-        <w:rPr>
-          <w:rFonts w:ascii="Times New Roman" w:hAnsi="Times New Roman" w:cs="Times New Roman"/>
-          <w:color w:val="000000" w:themeColor="text1"/>
-        </w:rPr>
-        <w:t xml:space="preserve">) mostrou-se eficaz. Tentativas de injeção de tokens incompletos, não assinados ou com assinaturas inválidas resultaram invariavelmente em respostas de acesso negado (401 </w:t>
-      </w:r>
-      <w:proofErr w:type="spellStart"/>
-      <w:r>
-        <w:rPr>
-          <w:rFonts w:ascii="Times New Roman" w:hAnsi="Times New Roman" w:cs="Times New Roman"/>
-          <w:color w:val="000000" w:themeColor="text1"/>
-        </w:rPr>
-        <w:t>Unauthorized</w:t>
-      </w:r>
-      <w:proofErr w:type="spellEnd"/>
-      <w:r>
-        <w:rPr>
-          <w:rFonts w:ascii="Times New Roman" w:hAnsi="Times New Roman" w:cs="Times New Roman"/>
-          <w:color w:val="000000" w:themeColor="text1"/>
-        </w:rPr>
-        <w:t>). Além disso, o fluxo de recuperação de senha (/</w:t>
-      </w:r>
-      <w:proofErr w:type="spellStart"/>
-      <w:r>
-        <w:rPr>
-          <w:rFonts w:ascii="Times New Roman" w:hAnsi="Times New Roman" w:cs="Times New Roman"/>
-          <w:color w:val="000000" w:themeColor="text1"/>
-        </w:rPr>
-        <w:t>recover</w:t>
-      </w:r>
-      <w:proofErr w:type="spellEnd"/>
-      <w:r>
-        <w:rPr>
-          <w:rFonts w:ascii="Times New Roman" w:hAnsi="Times New Roman" w:cs="Times New Roman"/>
-          <w:color w:val="000000" w:themeColor="text1"/>
-        </w:rPr>
-        <w:t>) foi validado, garantindo que não há exposição de informações sensíveis durante o processo de redefinição de credenciais.</w:t>
-      </w:r>
-    </w:p>
-    <w:p>
-      <w:pPr>
-        <w:pStyle w:val="Ttulo2"/>
-        <w:jc w:val="both"/>
+        <w:t>Pentest</w:t>
+      </w:r>
+      <w:proofErr w:type="spellEnd"/>
+      <w:r>
         <w:rPr>
           <w:rFonts w:ascii="Times New Roman" w:hAnsi="Times New Roman" w:cs="Times New Roman"/>
           <w:b/>
@@ -8595,9 +8794,162 @@
           <w:sz w:val="28"/>
           <w:szCs w:val="32"/>
         </w:rPr>
-      </w:pPr>
-      <w:bookmarkStart w:id="68" w:name="_Toc216999706"/>
-      <w:r>
+        <w:t>):</w:t>
+      </w:r>
+      <w:bookmarkEnd w:id="85"/>
+      <w:r>
+        <w:rPr>
+          <w:rFonts w:ascii="Times New Roman" w:hAnsi="Times New Roman" w:cs="Times New Roman"/>
+          <w:sz w:val="28"/>
+          <w:szCs w:val="32"/>
+        </w:rPr>
+        <w:t xml:space="preserve"> </w:t>
+      </w:r>
+    </w:p>
+    <w:p>
+      <w:pPr>
+        <w:pStyle w:val="Ttulo2"/>
+        <w:jc w:val="both"/>
+        <w:rPr>
+          <w:rFonts w:ascii="Times New Roman" w:hAnsi="Times New Roman" w:cs="Times New Roman"/>
+        </w:rPr>
+      </w:pPr>
+      <w:bookmarkStart w:id="86" w:name="_Toc217659138"/>
+      <w:r>
+        <w:rPr>
+          <w:rFonts w:ascii="Times New Roman" w:hAnsi="Times New Roman" w:cs="Times New Roman"/>
+        </w:rPr>
+        <w:t xml:space="preserve">Foi dada ênfase à segurança da informação através da execução de testes de intrusão do tipo Black-Box (caixa preta). Utilizou-se a ferramenta </w:t>
+      </w:r>
+      <w:proofErr w:type="spellStart"/>
+      <w:r>
+        <w:rPr>
+          <w:rFonts w:ascii="Times New Roman" w:hAnsi="Times New Roman" w:cs="Times New Roman"/>
+        </w:rPr>
+        <w:t>Burp</w:t>
+      </w:r>
+      <w:proofErr w:type="spellEnd"/>
+      <w:r>
+        <w:rPr>
+          <w:rFonts w:ascii="Times New Roman" w:hAnsi="Times New Roman" w:cs="Times New Roman"/>
+        </w:rPr>
+        <w:t xml:space="preserve"> </w:t>
+      </w:r>
+      <w:proofErr w:type="spellStart"/>
+      <w:r>
+        <w:rPr>
+          <w:rFonts w:ascii="Times New Roman" w:hAnsi="Times New Roman" w:cs="Times New Roman"/>
+        </w:rPr>
+        <w:t>Suite</w:t>
+      </w:r>
+      <w:proofErr w:type="spellEnd"/>
+      <w:r>
+        <w:rPr>
+          <w:rFonts w:ascii="Times New Roman" w:hAnsi="Times New Roman" w:cs="Times New Roman"/>
+        </w:rPr>
+        <w:t xml:space="preserve"> para simular ataques externos, identificar vulnerabilidades na aplicação web e corrigir potenciais falhas de segurança antes da entrega final.</w:t>
+      </w:r>
+      <w:bookmarkEnd w:id="84"/>
+      <w:bookmarkEnd w:id="86"/>
+    </w:p>
+    <w:p>
+      <w:pPr>
+        <w:pStyle w:val="Corpodetexto"/>
+      </w:pPr>
+    </w:p>
+    <w:p>
+      <w:pPr>
+        <w:pStyle w:val="Ttulo1"/>
+        <w:jc w:val="both"/>
+        <w:rPr>
+          <w:rFonts w:ascii="Times New Roman" w:hAnsi="Times New Roman" w:cs="Times New Roman"/>
+          <w:color w:val="000000" w:themeColor="text1"/>
+          <w:sz w:val="28"/>
+          <w:szCs w:val="28"/>
+        </w:rPr>
+      </w:pPr>
+      <w:bookmarkStart w:id="87" w:name="_Toc217659139"/>
+      <w:r>
+        <w:rPr>
+          <w:rFonts w:ascii="Times New Roman" w:hAnsi="Times New Roman" w:cs="Times New Roman"/>
+          <w:color w:val="000000" w:themeColor="text1"/>
+          <w:sz w:val="28"/>
+          <w:szCs w:val="28"/>
+        </w:rPr>
+        <w:t>4. ESCOPO DOS TESTES DE PENETRAÇÃO</w:t>
+      </w:r>
+      <w:bookmarkEnd w:id="87"/>
+    </w:p>
+    <w:p>
+      <w:pPr>
+        <w:pStyle w:val="Corpodetexto"/>
+        <w:jc w:val="both"/>
+        <w:rPr>
+          <w:rFonts w:ascii="Times New Roman" w:hAnsi="Times New Roman" w:cs="Times New Roman"/>
+          <w:color w:val="000000" w:themeColor="text1"/>
+        </w:rPr>
+      </w:pPr>
+      <w:r>
+        <w:rPr>
+          <w:rFonts w:ascii="Times New Roman" w:hAnsi="Times New Roman" w:cs="Times New Roman"/>
+          <w:color w:val="000000" w:themeColor="text1"/>
+        </w:rPr>
+        <w:t xml:space="preserve">Após a execução dos ciclos de testes de segurança, baseados na metodologia descrita anteriormente e nas diretrizes do OWASP, os resultados foram compilados e analisados. O objetivo desta seção é discutir a eficácia dos controles de segurança implementados na plataforma "Gestão Atípicos", avaliando a robustez da arquitetura baseada em </w:t>
+      </w:r>
+      <w:proofErr w:type="spellStart"/>
+      <w:r>
+        <w:rPr>
+          <w:rFonts w:ascii="Times New Roman" w:hAnsi="Times New Roman" w:cs="Times New Roman"/>
+          <w:color w:val="000000" w:themeColor="text1"/>
+        </w:rPr>
+        <w:t>Vercel</w:t>
+      </w:r>
+      <w:proofErr w:type="spellEnd"/>
+      <w:r>
+        <w:rPr>
+          <w:rFonts w:ascii="Times New Roman" w:hAnsi="Times New Roman" w:cs="Times New Roman"/>
+          <w:color w:val="000000" w:themeColor="text1"/>
+        </w:rPr>
+        <w:t xml:space="preserve"> e </w:t>
+      </w:r>
+      <w:proofErr w:type="spellStart"/>
+      <w:r>
+        <w:rPr>
+          <w:rFonts w:ascii="Times New Roman" w:hAnsi="Times New Roman" w:cs="Times New Roman"/>
+          <w:color w:val="000000" w:themeColor="text1"/>
+        </w:rPr>
+        <w:t>Supabase</w:t>
+      </w:r>
+      <w:proofErr w:type="spellEnd"/>
+      <w:r>
+        <w:rPr>
+          <w:rFonts w:ascii="Times New Roman" w:hAnsi="Times New Roman" w:cs="Times New Roman"/>
+          <w:color w:val="000000" w:themeColor="text1"/>
+        </w:rPr>
+        <w:t>.</w:t>
+      </w:r>
+    </w:p>
+    <w:p>
+      <w:pPr>
+        <w:pStyle w:val="Corpodetexto"/>
+        <w:jc w:val="both"/>
+        <w:rPr>
+          <w:rFonts w:ascii="Times New Roman" w:hAnsi="Times New Roman" w:cs="Times New Roman"/>
+          <w:color w:val="000000" w:themeColor="text1"/>
+        </w:rPr>
+      </w:pPr>
+      <w:r>
+        <w:rPr>
+          <w:rFonts w:ascii="Times New Roman" w:hAnsi="Times New Roman" w:cs="Times New Roman"/>
+          <w:color w:val="000000" w:themeColor="text1"/>
+        </w:rPr>
+        <w:t>A auditoria, finalizada em dezembro de 2025, indicou que a aplicação atingiu um nível satisfatório de maturidade de segurança, não apresentando vulnerabilidades críticas exploráveis no escopo avaliado.</w:t>
+      </w:r>
+    </w:p>
+    <w:p>
+      <w:pPr>
+        <w:pStyle w:val="Ttulo2"/>
+        <w:jc w:val="both"/>
         <w:rPr>
           <w:rFonts w:ascii="Times New Roman" w:hAnsi="Times New Roman" w:cs="Times New Roman"/>
           <w:b/>
@@ -8605,9 +8957,8 @@
           <w:sz w:val="28"/>
           <w:szCs w:val="32"/>
         </w:rPr>
-        <w:t xml:space="preserve">4.2 Validação de Controle de Acesso e Row </w:t>
-      </w:r>
-      <w:proofErr w:type="spellStart"/>
+      </w:pPr>
+      <w:bookmarkStart w:id="88" w:name="_Toc217659140"/>
       <w:r>
         <w:rPr>
           <w:rFonts w:ascii="Times New Roman" w:hAnsi="Times New Roman" w:cs="Times New Roman"/>
@@ -8616,10 +8967,129 @@
           <w:sz w:val="28"/>
           <w:szCs w:val="32"/>
         </w:rPr>
-        <w:t>Level</w:t>
-      </w:r>
-      <w:proofErr w:type="spellEnd"/>
-      <w:r>
+        <w:lastRenderedPageBreak/>
+        <w:t>4.1 Análise de Autenticação e Gestão de Sessão</w:t>
+      </w:r>
+      <w:bookmarkEnd w:id="88"/>
+    </w:p>
+    <w:p>
+      <w:pPr>
+        <w:pStyle w:val="Corpodetexto"/>
+        <w:jc w:val="both"/>
+        <w:rPr>
+          <w:rFonts w:ascii="Times New Roman" w:hAnsi="Times New Roman" w:cs="Times New Roman"/>
+          <w:color w:val="000000" w:themeColor="text1"/>
+        </w:rPr>
+      </w:pPr>
+      <w:r>
+        <w:rPr>
+          <w:rFonts w:ascii="Times New Roman" w:hAnsi="Times New Roman" w:cs="Times New Roman"/>
+          <w:color w:val="000000" w:themeColor="text1"/>
+        </w:rPr>
+        <w:t>Os testes focados no mecanismo de autenticação (</w:t>
+      </w:r>
+      <w:proofErr w:type="spellStart"/>
+      <w:r>
+        <w:rPr>
+          <w:rFonts w:ascii="Times New Roman" w:hAnsi="Times New Roman" w:cs="Times New Roman"/>
+          <w:color w:val="000000" w:themeColor="text1"/>
+        </w:rPr>
+        <w:t>Supabase</w:t>
+      </w:r>
+      <w:proofErr w:type="spellEnd"/>
+      <w:r>
+        <w:rPr>
+          <w:rFonts w:ascii="Times New Roman" w:hAnsi="Times New Roman" w:cs="Times New Roman"/>
+          <w:color w:val="000000" w:themeColor="text1"/>
+        </w:rPr>
+        <w:t xml:space="preserve"> </w:t>
+      </w:r>
+      <w:proofErr w:type="spellStart"/>
+      <w:r>
+        <w:rPr>
+          <w:rFonts w:ascii="Times New Roman" w:hAnsi="Times New Roman" w:cs="Times New Roman"/>
+          <w:color w:val="000000" w:themeColor="text1"/>
+        </w:rPr>
+        <w:t>Auth</w:t>
+      </w:r>
+      <w:proofErr w:type="spellEnd"/>
+      <w:r>
+        <w:rPr>
+          <w:rFonts w:ascii="Times New Roman" w:hAnsi="Times New Roman" w:cs="Times New Roman"/>
+          <w:color w:val="000000" w:themeColor="text1"/>
+        </w:rPr>
+        <w:t>) demonstraram resiliência contra ataques comuns de força bruta e enumeração. Observou-se que a aplicação responde com mensagens genéricas de erro ao processar credenciais inválidas ou e-mails inexistentes, impedindo que um atacante deduza quais usuários estão cadastrados na base de dados.</w:t>
+      </w:r>
+    </w:p>
+    <w:p>
+      <w:pPr>
+        <w:pStyle w:val="Corpodetexto"/>
+        <w:jc w:val="both"/>
+        <w:rPr>
+          <w:rFonts w:ascii="Times New Roman" w:hAnsi="Times New Roman" w:cs="Times New Roman"/>
+          <w:color w:val="000000" w:themeColor="text1"/>
+        </w:rPr>
+      </w:pPr>
+      <w:r>
+        <w:rPr>
+          <w:rFonts w:ascii="Times New Roman" w:hAnsi="Times New Roman" w:cs="Times New Roman"/>
+          <w:color w:val="000000" w:themeColor="text1"/>
+        </w:rPr>
+        <w:t>No que tange à gestão de sessões, a validação de tokens JWT (</w:t>
+      </w:r>
+      <w:r>
+        <w:rPr>
+          <w:rFonts w:ascii="Times New Roman" w:hAnsi="Times New Roman" w:cs="Times New Roman"/>
+          <w:i/>
+          <w:iCs/>
+          <w:color w:val="000000" w:themeColor="text1"/>
+        </w:rPr>
+        <w:t>JSON Web Tokens</w:t>
+      </w:r>
+      <w:r>
+        <w:rPr>
+          <w:rFonts w:ascii="Times New Roman" w:hAnsi="Times New Roman" w:cs="Times New Roman"/>
+          <w:color w:val="000000" w:themeColor="text1"/>
+        </w:rPr>
+        <w:t xml:space="preserve">) mostrou-se eficaz. Tentativas de injeção de tokens incompletos, não assinados ou com assinaturas inválidas resultaram invariavelmente em respostas de acesso negado (401 </w:t>
+      </w:r>
+      <w:proofErr w:type="spellStart"/>
+      <w:r>
+        <w:rPr>
+          <w:rFonts w:ascii="Times New Roman" w:hAnsi="Times New Roman" w:cs="Times New Roman"/>
+          <w:color w:val="000000" w:themeColor="text1"/>
+        </w:rPr>
+        <w:t>Unauthorized</w:t>
+      </w:r>
+      <w:proofErr w:type="spellEnd"/>
+      <w:r>
+        <w:rPr>
+          <w:rFonts w:ascii="Times New Roman" w:hAnsi="Times New Roman" w:cs="Times New Roman"/>
+          <w:color w:val="000000" w:themeColor="text1"/>
+        </w:rPr>
+        <w:t>). Além disso, o fluxo de recuperação de senha (/</w:t>
+      </w:r>
+      <w:proofErr w:type="spellStart"/>
+      <w:r>
+        <w:rPr>
+          <w:rFonts w:ascii="Times New Roman" w:hAnsi="Times New Roman" w:cs="Times New Roman"/>
+          <w:color w:val="000000" w:themeColor="text1"/>
+        </w:rPr>
+        <w:t>recover</w:t>
+      </w:r>
+      <w:proofErr w:type="spellEnd"/>
+      <w:r>
+        <w:rPr>
+          <w:rFonts w:ascii="Times New Roman" w:hAnsi="Times New Roman" w:cs="Times New Roman"/>
+          <w:color w:val="000000" w:themeColor="text1"/>
+        </w:rPr>
+        <w:t>) foi validado, garantindo que não há exposição de informações sensíveis durante o processo de redefinição de credenciais.</w:t>
+      </w:r>
+    </w:p>
+    <w:p>
+      <w:pPr>
+        <w:pStyle w:val="Ttulo2"/>
+        <w:jc w:val="both"/>
         <w:rPr>
           <w:rFonts w:ascii="Times New Roman" w:hAnsi="Times New Roman" w:cs="Times New Roman"/>
           <w:b/>
@@ -8627,220 +9097,9 @@
           <w:sz w:val="28"/>
           <w:szCs w:val="32"/>
         </w:rPr>
-        <w:t xml:space="preserve"> Security (RLS)</w:t>
-      </w:r>
-      <w:bookmarkEnd w:id="68"/>
-    </w:p>
-    <w:p>
-      <w:pPr>
-        <w:pStyle w:val="Corpodetexto"/>
-        <w:jc w:val="both"/>
-        <w:rPr>
-          <w:rFonts w:ascii="Times New Roman" w:hAnsi="Times New Roman" w:cs="Times New Roman"/>
-          <w:color w:val="000000" w:themeColor="text1"/>
-        </w:rPr>
-      </w:pPr>
-      <w:r>
-        <w:rPr>
-          <w:rFonts w:ascii="Times New Roman" w:hAnsi="Times New Roman" w:cs="Times New Roman"/>
-          <w:color w:val="000000" w:themeColor="text1"/>
-        </w:rPr>
-        <w:t xml:space="preserve">Um ponto crítico da arquitetura do </w:t>
-      </w:r>
-      <w:proofErr w:type="spellStart"/>
-      <w:r>
-        <w:rPr>
-          <w:rFonts w:ascii="Times New Roman" w:hAnsi="Times New Roman" w:cs="Times New Roman"/>
-          <w:color w:val="000000" w:themeColor="text1"/>
-        </w:rPr>
-        <w:t>Supabase</w:t>
-      </w:r>
-      <w:proofErr w:type="spellEnd"/>
-      <w:r>
-        <w:rPr>
-          <w:rFonts w:ascii="Times New Roman" w:hAnsi="Times New Roman" w:cs="Times New Roman"/>
-          <w:color w:val="000000" w:themeColor="text1"/>
-        </w:rPr>
-        <w:t xml:space="preserve"> é a exposição intencional da chave pública (</w:t>
-      </w:r>
-      <w:proofErr w:type="spellStart"/>
-      <w:r>
-        <w:rPr>
-          <w:rFonts w:ascii="Times New Roman" w:hAnsi="Times New Roman" w:cs="Times New Roman"/>
-          <w:color w:val="000000" w:themeColor="text1"/>
-        </w:rPr>
-        <w:t>anon</w:t>
-      </w:r>
-      <w:proofErr w:type="spellEnd"/>
-      <w:r>
-        <w:rPr>
-          <w:rFonts w:ascii="Times New Roman" w:hAnsi="Times New Roman" w:cs="Times New Roman"/>
-          <w:color w:val="000000" w:themeColor="text1"/>
-        </w:rPr>
-        <w:t xml:space="preserve"> </w:t>
-      </w:r>
-      <w:proofErr w:type="spellStart"/>
-      <w:r>
-        <w:rPr>
-          <w:rFonts w:ascii="Times New Roman" w:hAnsi="Times New Roman" w:cs="Times New Roman"/>
-          <w:color w:val="000000" w:themeColor="text1"/>
-        </w:rPr>
-        <w:t>key</w:t>
-      </w:r>
-      <w:proofErr w:type="spellEnd"/>
-      <w:r>
-        <w:rPr>
-          <w:rFonts w:ascii="Times New Roman" w:hAnsi="Times New Roman" w:cs="Times New Roman"/>
-          <w:color w:val="000000" w:themeColor="text1"/>
-        </w:rPr>
-        <w:t xml:space="preserve">) no </w:t>
-      </w:r>
-      <w:proofErr w:type="spellStart"/>
-      <w:r>
-        <w:rPr>
-          <w:rFonts w:ascii="Times New Roman" w:hAnsi="Times New Roman" w:cs="Times New Roman"/>
-          <w:color w:val="000000" w:themeColor="text1"/>
-        </w:rPr>
-        <w:t>frontend</w:t>
-      </w:r>
-      <w:proofErr w:type="spellEnd"/>
-      <w:r>
-        <w:rPr>
-          <w:rFonts w:ascii="Times New Roman" w:hAnsi="Times New Roman" w:cs="Times New Roman"/>
-          <w:color w:val="000000" w:themeColor="text1"/>
-        </w:rPr>
-        <w:t xml:space="preserve">. A análise de segurança confirmou que essa característica não configura uma vulnerabilidade, visto que a segurança da aplicação não depende do sigilo desta chave, mas sim das políticas de segurança em nível de linha (Row </w:t>
-      </w:r>
-      <w:proofErr w:type="spellStart"/>
-      <w:r>
-        <w:rPr>
-          <w:rFonts w:ascii="Times New Roman" w:hAnsi="Times New Roman" w:cs="Times New Roman"/>
-          <w:color w:val="000000" w:themeColor="text1"/>
-        </w:rPr>
-        <w:t>Level</w:t>
-      </w:r>
-      <w:proofErr w:type="spellEnd"/>
-      <w:r>
-        <w:rPr>
-          <w:rFonts w:ascii="Times New Roman" w:hAnsi="Times New Roman" w:cs="Times New Roman"/>
-          <w:color w:val="000000" w:themeColor="text1"/>
-        </w:rPr>
-        <w:t xml:space="preserve"> Security - RLS).</w:t>
-      </w:r>
-    </w:p>
-    <w:p>
-      <w:pPr>
-        <w:pStyle w:val="Corpodetexto"/>
-        <w:jc w:val="both"/>
-        <w:rPr>
-          <w:rFonts w:ascii="Times New Roman" w:hAnsi="Times New Roman" w:cs="Times New Roman"/>
-          <w:color w:val="000000" w:themeColor="text1"/>
-        </w:rPr>
-      </w:pPr>
-      <w:r>
-        <w:rPr>
-          <w:rFonts w:ascii="Times New Roman" w:hAnsi="Times New Roman" w:cs="Times New Roman"/>
-          <w:color w:val="000000" w:themeColor="text1"/>
-        </w:rPr>
-        <w:t>Os testes de acesso direto à API REST (/</w:t>
-      </w:r>
-      <w:proofErr w:type="spellStart"/>
-      <w:r>
-        <w:rPr>
-          <w:rFonts w:ascii="Times New Roman" w:hAnsi="Times New Roman" w:cs="Times New Roman"/>
-          <w:color w:val="000000" w:themeColor="text1"/>
-        </w:rPr>
-        <w:t>rest</w:t>
-      </w:r>
-      <w:proofErr w:type="spellEnd"/>
-      <w:r>
-        <w:rPr>
-          <w:rFonts w:ascii="Times New Roman" w:hAnsi="Times New Roman" w:cs="Times New Roman"/>
-          <w:color w:val="000000" w:themeColor="text1"/>
-        </w:rPr>
-        <w:t>/v1/) e as tentativas de escalação de privilégios corroboraram a eficácia do RLS:</w:t>
-      </w:r>
-    </w:p>
-    <w:p>
-      <w:pPr>
-        <w:pStyle w:val="Corpodetexto"/>
-        <w:jc w:val="both"/>
-        <w:rPr>
-          <w:rFonts w:ascii="Times New Roman" w:hAnsi="Times New Roman" w:cs="Times New Roman"/>
-          <w:color w:val="000000" w:themeColor="text1"/>
-        </w:rPr>
-      </w:pPr>
-      <w:r>
-        <w:rPr>
-          <w:rFonts w:ascii="Times New Roman" w:hAnsi="Times New Roman" w:cs="Times New Roman"/>
-          <w:b/>
-          <w:bCs/>
-          <w:color w:val="000000" w:themeColor="text1"/>
-        </w:rPr>
-        <w:t>Isolamento de Dados:</w:t>
-      </w:r>
-      <w:r>
-        <w:rPr>
-          <w:rFonts w:ascii="Times New Roman" w:hAnsi="Times New Roman" w:cs="Times New Roman"/>
-          <w:color w:val="000000" w:themeColor="text1"/>
-        </w:rPr>
-        <w:t xml:space="preserve"> Tentativas de leitura ou escrita em tabelas sem o token de autenticação adequado foram bloqueadas.</w:t>
-      </w:r>
-    </w:p>
-    <w:p>
-      <w:pPr>
-        <w:pStyle w:val="Corpodetexto"/>
-        <w:jc w:val="both"/>
-        <w:rPr>
-          <w:rFonts w:ascii="Times New Roman" w:hAnsi="Times New Roman" w:cs="Times New Roman"/>
-          <w:b/>
-          <w:bCs/>
-          <w:color w:val="000000" w:themeColor="text1"/>
-          <w:sz w:val="28"/>
-          <w:szCs w:val="28"/>
-        </w:rPr>
-      </w:pPr>
-      <w:r>
-        <w:rPr>
-          <w:rFonts w:ascii="Times New Roman" w:hAnsi="Times New Roman" w:cs="Times New Roman"/>
-          <w:b/>
-          <w:bCs/>
-          <w:color w:val="000000" w:themeColor="text1"/>
-        </w:rPr>
-        <w:t>Escalação Vertical:</w:t>
-      </w:r>
-      <w:r>
-        <w:rPr>
-          <w:rFonts w:ascii="Times New Roman" w:hAnsi="Times New Roman" w:cs="Times New Roman"/>
-          <w:color w:val="000000" w:themeColor="text1"/>
-        </w:rPr>
-        <w:t xml:space="preserve"> Testes simulando um usuário com perfil de "Cuidador" tentando elevar seus privilégios para "Gestor" (via manipulação do parâmetro role em requisições PATCH) falharam. O sistema ignorou silenciosamente os campos injetados ou bloqueou a operação, retornando que zero linhas foram afetadas.</w:t>
-      </w:r>
-    </w:p>
-    <w:p>
-      <w:pPr>
-        <w:pStyle w:val="Ttulo2"/>
-        <w:jc w:val="both"/>
-        <w:rPr>
-          <w:rFonts w:ascii="Times New Roman" w:hAnsi="Times New Roman" w:cs="Times New Roman"/>
-        </w:rPr>
-      </w:pPr>
-      <w:bookmarkStart w:id="69" w:name="_Toc216997391"/>
-      <w:bookmarkStart w:id="70" w:name="_Toc216999707"/>
-      <w:r>
-        <w:rPr>
-          <w:rFonts w:ascii="Times New Roman" w:hAnsi="Times New Roman" w:cs="Times New Roman"/>
-        </w:rPr>
-        <w:lastRenderedPageBreak/>
-        <w:t>Isso evidencia que a lógica de autorização está corretamente dissociada do cliente e rigidamente aplicada na camada de banco de dados.</w:t>
-      </w:r>
-      <w:bookmarkEnd w:id="69"/>
-      <w:bookmarkEnd w:id="70"/>
-    </w:p>
-    <w:p>
-      <w:pPr>
-        <w:pStyle w:val="Ttulo2"/>
-        <w:jc w:val="both"/>
+      </w:pPr>
+      <w:bookmarkStart w:id="89" w:name="_Toc217659141"/>
+      <w:r>
         <w:rPr>
           <w:rFonts w:ascii="Times New Roman" w:hAnsi="Times New Roman" w:cs="Times New Roman"/>
           <w:b/>
@@ -8848,8 +9107,9 @@
           <w:sz w:val="28"/>
           <w:szCs w:val="32"/>
         </w:rPr>
-      </w:pPr>
-      <w:bookmarkStart w:id="71" w:name="_Toc216999708"/>
+        <w:t xml:space="preserve">4.2 Validação de Controle de Acesso e Row </w:t>
+      </w:r>
+      <w:proofErr w:type="spellStart"/>
       <w:r>
         <w:rPr>
           <w:rFonts w:ascii="Times New Roman" w:hAnsi="Times New Roman" w:cs="Times New Roman"/>
@@ -8858,294 +9118,10 @@
           <w:sz w:val="28"/>
           <w:szCs w:val="32"/>
         </w:rPr>
-        <w:t>4.3 Segurança da Camada de Aplicação e Infraestrutura</w:t>
-      </w:r>
-      <w:bookmarkEnd w:id="71"/>
-    </w:p>
-    <w:p>
-      <w:pPr>
-        <w:pStyle w:val="Ttulo2"/>
-        <w:jc w:val="both"/>
-        <w:rPr>
-          <w:rFonts w:ascii="Times New Roman" w:hAnsi="Times New Roman" w:cs="Times New Roman"/>
-        </w:rPr>
-      </w:pPr>
-      <w:bookmarkStart w:id="72" w:name="_Toc216996125"/>
-      <w:bookmarkStart w:id="73" w:name="_Toc216997393"/>
-      <w:bookmarkStart w:id="74" w:name="_Toc216999709"/>
-      <w:r>
-        <w:rPr>
-          <w:rFonts w:ascii="Times New Roman" w:hAnsi="Times New Roman" w:cs="Times New Roman"/>
-        </w:rPr>
-        <w:t xml:space="preserve">A avaliação do </w:t>
-      </w:r>
-      <w:proofErr w:type="spellStart"/>
-      <w:r>
-        <w:rPr>
-          <w:rFonts w:ascii="Times New Roman" w:hAnsi="Times New Roman" w:cs="Times New Roman"/>
-        </w:rPr>
-        <w:t>frontend</w:t>
-      </w:r>
-      <w:proofErr w:type="spellEnd"/>
-      <w:r>
-        <w:rPr>
-          <w:rFonts w:ascii="Times New Roman" w:hAnsi="Times New Roman" w:cs="Times New Roman"/>
-        </w:rPr>
-        <w:t xml:space="preserve"> e das configurações HTTP indicou a conformidade com práticas modernas de defesa. A injeção de </w:t>
-      </w:r>
-      <w:proofErr w:type="spellStart"/>
-      <w:r>
-        <w:rPr>
-          <w:rFonts w:ascii="Times New Roman" w:hAnsi="Times New Roman" w:cs="Times New Roman"/>
-        </w:rPr>
-        <w:t>payloads</w:t>
-      </w:r>
-      <w:proofErr w:type="spellEnd"/>
-      <w:r>
-        <w:rPr>
-          <w:rFonts w:ascii="Times New Roman" w:hAnsi="Times New Roman" w:cs="Times New Roman"/>
-        </w:rPr>
-        <w:t xml:space="preserve"> maliciosos visando Cross-Site </w:t>
-      </w:r>
-      <w:proofErr w:type="spellStart"/>
-      <w:r>
-        <w:rPr>
-          <w:rFonts w:ascii="Times New Roman" w:hAnsi="Times New Roman" w:cs="Times New Roman"/>
-        </w:rPr>
-        <w:t>Scripting</w:t>
-      </w:r>
-      <w:proofErr w:type="spellEnd"/>
-      <w:r>
-        <w:rPr>
-          <w:rFonts w:ascii="Times New Roman" w:hAnsi="Times New Roman" w:cs="Times New Roman"/>
-        </w:rPr>
-        <w:t xml:space="preserve"> (XSS) — incluindo vetores em SVG e query </w:t>
-      </w:r>
-      <w:proofErr w:type="spellStart"/>
-      <w:r>
-        <w:rPr>
-          <w:rFonts w:ascii="Times New Roman" w:hAnsi="Times New Roman" w:cs="Times New Roman"/>
-        </w:rPr>
-        <w:t>strings</w:t>
-      </w:r>
-      <w:proofErr w:type="spellEnd"/>
-      <w:r>
-        <w:rPr>
-          <w:rFonts w:ascii="Times New Roman" w:hAnsi="Times New Roman" w:cs="Times New Roman"/>
-        </w:rPr>
-        <w:t xml:space="preserve"> — não obteve sucesso, demonstrando que a sanitização de inputs e a renderização segura dos componentes (</w:t>
-      </w:r>
-      <w:proofErr w:type="spellStart"/>
-      <w:r>
-        <w:rPr>
-          <w:rFonts w:ascii="Times New Roman" w:hAnsi="Times New Roman" w:cs="Times New Roman"/>
-        </w:rPr>
-        <w:t>Vercel</w:t>
-      </w:r>
-      <w:proofErr w:type="spellEnd"/>
-      <w:r>
-        <w:rPr>
-          <w:rFonts w:ascii="Times New Roman" w:hAnsi="Times New Roman" w:cs="Times New Roman"/>
-        </w:rPr>
-        <w:t>/</w:t>
-      </w:r>
-      <w:proofErr w:type="spellStart"/>
-      <w:r>
-        <w:rPr>
-          <w:rFonts w:ascii="Times New Roman" w:hAnsi="Times New Roman" w:cs="Times New Roman"/>
-        </w:rPr>
-        <w:t>React</w:t>
-      </w:r>
-      <w:proofErr w:type="spellEnd"/>
-      <w:r>
-        <w:rPr>
-          <w:rFonts w:ascii="Times New Roman" w:hAnsi="Times New Roman" w:cs="Times New Roman"/>
-        </w:rPr>
-        <w:t>) estão operantes.</w:t>
-      </w:r>
-      <w:bookmarkEnd w:id="72"/>
-      <w:bookmarkEnd w:id="73"/>
-      <w:bookmarkEnd w:id="74"/>
-    </w:p>
-    <w:p>
-      <w:pPr>
-        <w:pStyle w:val="Ttulo2"/>
-        <w:jc w:val="both"/>
-        <w:rPr>
-          <w:rFonts w:ascii="Times New Roman" w:hAnsi="Times New Roman" w:cs="Times New Roman"/>
-        </w:rPr>
-      </w:pPr>
-      <w:bookmarkStart w:id="75" w:name="_Toc216996126"/>
-      <w:bookmarkStart w:id="76" w:name="_Toc216997394"/>
-      <w:bookmarkStart w:id="77" w:name="_Toc216999710"/>
-      <w:r>
-        <w:rPr>
-          <w:rFonts w:ascii="Times New Roman" w:hAnsi="Times New Roman" w:cs="Times New Roman"/>
-        </w:rPr>
-        <w:t>Adicionalmente, a análise dos cabeçalhos HTTP revelou a presença de configurações de endurecimento (</w:t>
-      </w:r>
-      <w:proofErr w:type="spellStart"/>
-      <w:r>
-        <w:rPr>
-          <w:rFonts w:ascii="Times New Roman" w:hAnsi="Times New Roman" w:cs="Times New Roman"/>
-          <w:i/>
-          <w:iCs/>
-        </w:rPr>
-        <w:t>hardening</w:t>
-      </w:r>
-      <w:proofErr w:type="spellEnd"/>
-      <w:r>
-        <w:rPr>
-          <w:rFonts w:ascii="Times New Roman" w:hAnsi="Times New Roman" w:cs="Times New Roman"/>
-        </w:rPr>
-        <w:t xml:space="preserve">), como </w:t>
-      </w:r>
-      <w:proofErr w:type="spellStart"/>
-      <w:r>
-        <w:rPr>
-          <w:rFonts w:ascii="Times New Roman" w:hAnsi="Times New Roman" w:cs="Times New Roman"/>
-        </w:rPr>
-        <w:t>Strict</w:t>
-      </w:r>
-      <w:proofErr w:type="spellEnd"/>
-      <w:r>
-        <w:rPr>
-          <w:rFonts w:ascii="Times New Roman" w:hAnsi="Times New Roman" w:cs="Times New Roman"/>
-        </w:rPr>
-        <w:t>-</w:t>
-      </w:r>
-      <w:proofErr w:type="spellStart"/>
-      <w:r>
-        <w:rPr>
-          <w:rFonts w:ascii="Times New Roman" w:hAnsi="Times New Roman" w:cs="Times New Roman"/>
-        </w:rPr>
-        <w:t>Transport</w:t>
-      </w:r>
-      <w:proofErr w:type="spellEnd"/>
-      <w:r>
-        <w:rPr>
-          <w:rFonts w:ascii="Times New Roman" w:hAnsi="Times New Roman" w:cs="Times New Roman"/>
-        </w:rPr>
-        <w:t>-Security (HSTS) e X-</w:t>
-      </w:r>
-      <w:proofErr w:type="spellStart"/>
-      <w:r>
-        <w:rPr>
-          <w:rFonts w:ascii="Times New Roman" w:hAnsi="Times New Roman" w:cs="Times New Roman"/>
-        </w:rPr>
-        <w:t>Content</w:t>
-      </w:r>
-      <w:proofErr w:type="spellEnd"/>
-      <w:r>
-        <w:rPr>
-          <w:rFonts w:ascii="Times New Roman" w:hAnsi="Times New Roman" w:cs="Times New Roman"/>
-        </w:rPr>
-        <w:t>-</w:t>
-      </w:r>
-      <w:proofErr w:type="spellStart"/>
-      <w:r>
-        <w:rPr>
-          <w:rFonts w:ascii="Times New Roman" w:hAnsi="Times New Roman" w:cs="Times New Roman"/>
-        </w:rPr>
-        <w:t>Type-Options</w:t>
-      </w:r>
-      <w:proofErr w:type="spellEnd"/>
-      <w:r>
-        <w:rPr>
-          <w:rFonts w:ascii="Times New Roman" w:hAnsi="Times New Roman" w:cs="Times New Roman"/>
-        </w:rPr>
-        <w:t xml:space="preserve">: </w:t>
-      </w:r>
-      <w:proofErr w:type="spellStart"/>
-      <w:r>
-        <w:rPr>
-          <w:rFonts w:ascii="Times New Roman" w:hAnsi="Times New Roman" w:cs="Times New Roman"/>
-        </w:rPr>
-        <w:t>nosniff</w:t>
-      </w:r>
-      <w:proofErr w:type="spellEnd"/>
-      <w:r>
-        <w:rPr>
-          <w:rFonts w:ascii="Times New Roman" w:hAnsi="Times New Roman" w:cs="Times New Roman"/>
-        </w:rPr>
-        <w:t xml:space="preserve">. A infraestrutura, suportada pela </w:t>
-      </w:r>
-      <w:proofErr w:type="spellStart"/>
-      <w:r>
-        <w:rPr>
-          <w:rFonts w:ascii="Times New Roman" w:hAnsi="Times New Roman" w:cs="Times New Roman"/>
-        </w:rPr>
-        <w:t>Vercel</w:t>
-      </w:r>
-      <w:proofErr w:type="spellEnd"/>
-      <w:r>
-        <w:rPr>
-          <w:rFonts w:ascii="Times New Roman" w:hAnsi="Times New Roman" w:cs="Times New Roman"/>
-        </w:rPr>
-        <w:t xml:space="preserve"> e </w:t>
-      </w:r>
-      <w:proofErr w:type="spellStart"/>
-      <w:r>
-        <w:rPr>
-          <w:rFonts w:ascii="Times New Roman" w:hAnsi="Times New Roman" w:cs="Times New Roman"/>
-        </w:rPr>
-        <w:t>Cloudflare</w:t>
-      </w:r>
-      <w:proofErr w:type="spellEnd"/>
-      <w:r>
-        <w:rPr>
-          <w:rFonts w:ascii="Times New Roman" w:hAnsi="Times New Roman" w:cs="Times New Roman"/>
-        </w:rPr>
-        <w:t xml:space="preserve">, provou-se resiliente contra tentativas básicas de negação de serviço, delegando o </w:t>
-      </w:r>
-      <w:r>
-        <w:rPr>
-          <w:rFonts w:ascii="Times New Roman" w:hAnsi="Times New Roman" w:cs="Times New Roman"/>
-          <w:i/>
-          <w:iCs/>
-        </w:rPr>
-        <w:t xml:space="preserve">rate </w:t>
-      </w:r>
-      <w:proofErr w:type="spellStart"/>
-      <w:r>
-        <w:rPr>
-          <w:rFonts w:ascii="Times New Roman" w:hAnsi="Times New Roman" w:cs="Times New Roman"/>
-          <w:i/>
-          <w:iCs/>
-        </w:rPr>
-        <w:t>limiting</w:t>
-      </w:r>
-      <w:proofErr w:type="spellEnd"/>
-      <w:r>
-        <w:rPr>
-          <w:rFonts w:ascii="Times New Roman" w:hAnsi="Times New Roman" w:cs="Times New Roman"/>
-        </w:rPr>
-        <w:t xml:space="preserve"> para a borda (</w:t>
-      </w:r>
-      <w:proofErr w:type="spellStart"/>
-      <w:r>
-        <w:rPr>
-          <w:rFonts w:ascii="Times New Roman" w:hAnsi="Times New Roman" w:cs="Times New Roman"/>
-          <w:i/>
-          <w:iCs/>
-        </w:rPr>
-        <w:t>edge</w:t>
-      </w:r>
-      <w:proofErr w:type="spellEnd"/>
-      <w:r>
-        <w:rPr>
-          <w:rFonts w:ascii="Times New Roman" w:hAnsi="Times New Roman" w:cs="Times New Roman"/>
-        </w:rPr>
-        <w:t>).</w:t>
-      </w:r>
-      <w:bookmarkEnd w:id="75"/>
-      <w:bookmarkEnd w:id="76"/>
-      <w:bookmarkEnd w:id="77"/>
-    </w:p>
-    <w:p>
-      <w:pPr>
-        <w:pStyle w:val="Ttulo2"/>
-        <w:jc w:val="both"/>
+        <w:t>Level</w:t>
+      </w:r>
+      <w:proofErr w:type="spellEnd"/>
+      <w:r>
         <w:rPr>
           <w:rFonts w:ascii="Times New Roman" w:hAnsi="Times New Roman" w:cs="Times New Roman"/>
           <w:b/>
@@ -9153,9 +9129,222 @@
           <w:sz w:val="28"/>
           <w:szCs w:val="32"/>
         </w:rPr>
-      </w:pPr>
-      <w:bookmarkStart w:id="78" w:name="_Toc216999711"/>
-      <w:r>
+        <w:t xml:space="preserve"> Security (RLS)</w:t>
+      </w:r>
+      <w:bookmarkEnd w:id="89"/>
+    </w:p>
+    <w:p>
+      <w:pPr>
+        <w:pStyle w:val="Corpodetexto"/>
+        <w:jc w:val="both"/>
+        <w:rPr>
+          <w:rFonts w:ascii="Times New Roman" w:hAnsi="Times New Roman" w:cs="Times New Roman"/>
+          <w:color w:val="000000" w:themeColor="text1"/>
+        </w:rPr>
+      </w:pPr>
+      <w:r>
+        <w:rPr>
+          <w:rFonts w:ascii="Times New Roman" w:hAnsi="Times New Roman" w:cs="Times New Roman"/>
+          <w:color w:val="000000" w:themeColor="text1"/>
+        </w:rPr>
+        <w:t xml:space="preserve">Um ponto crítico da arquitetura do </w:t>
+      </w:r>
+      <w:proofErr w:type="spellStart"/>
+      <w:r>
+        <w:rPr>
+          <w:rFonts w:ascii="Times New Roman" w:hAnsi="Times New Roman" w:cs="Times New Roman"/>
+          <w:color w:val="000000" w:themeColor="text1"/>
+        </w:rPr>
+        <w:t>Supabase</w:t>
+      </w:r>
+      <w:proofErr w:type="spellEnd"/>
+      <w:r>
+        <w:rPr>
+          <w:rFonts w:ascii="Times New Roman" w:hAnsi="Times New Roman" w:cs="Times New Roman"/>
+          <w:color w:val="000000" w:themeColor="text1"/>
+        </w:rPr>
+        <w:t xml:space="preserve"> é a exposição intencional da chave pública (</w:t>
+      </w:r>
+      <w:proofErr w:type="spellStart"/>
+      <w:r>
+        <w:rPr>
+          <w:rFonts w:ascii="Times New Roman" w:hAnsi="Times New Roman" w:cs="Times New Roman"/>
+          <w:color w:val="000000" w:themeColor="text1"/>
+        </w:rPr>
+        <w:t>anon</w:t>
+      </w:r>
+      <w:proofErr w:type="spellEnd"/>
+      <w:r>
+        <w:rPr>
+          <w:rFonts w:ascii="Times New Roman" w:hAnsi="Times New Roman" w:cs="Times New Roman"/>
+          <w:color w:val="000000" w:themeColor="text1"/>
+        </w:rPr>
+        <w:t xml:space="preserve"> </w:t>
+      </w:r>
+      <w:proofErr w:type="spellStart"/>
+      <w:r>
+        <w:rPr>
+          <w:rFonts w:ascii="Times New Roman" w:hAnsi="Times New Roman" w:cs="Times New Roman"/>
+          <w:color w:val="000000" w:themeColor="text1"/>
+        </w:rPr>
+        <w:t>key</w:t>
+      </w:r>
+      <w:proofErr w:type="spellEnd"/>
+      <w:r>
+        <w:rPr>
+          <w:rFonts w:ascii="Times New Roman" w:hAnsi="Times New Roman" w:cs="Times New Roman"/>
+          <w:color w:val="000000" w:themeColor="text1"/>
+        </w:rPr>
+        <w:t xml:space="preserve">) no </w:t>
+      </w:r>
+      <w:proofErr w:type="spellStart"/>
+      <w:r>
+        <w:rPr>
+          <w:rFonts w:ascii="Times New Roman" w:hAnsi="Times New Roman" w:cs="Times New Roman"/>
+          <w:color w:val="000000" w:themeColor="text1"/>
+        </w:rPr>
+        <w:t>frontend</w:t>
+      </w:r>
+      <w:proofErr w:type="spellEnd"/>
+      <w:r>
+        <w:rPr>
+          <w:rFonts w:ascii="Times New Roman" w:hAnsi="Times New Roman" w:cs="Times New Roman"/>
+          <w:color w:val="000000" w:themeColor="text1"/>
+        </w:rPr>
+        <w:t xml:space="preserve">. A análise de segurança confirmou que essa característica não configura uma vulnerabilidade, visto que a segurança da aplicação não depende do sigilo desta chave, mas sim das políticas de segurança em nível de linha (Row </w:t>
+      </w:r>
+      <w:proofErr w:type="spellStart"/>
+      <w:r>
+        <w:rPr>
+          <w:rFonts w:ascii="Times New Roman" w:hAnsi="Times New Roman" w:cs="Times New Roman"/>
+          <w:color w:val="000000" w:themeColor="text1"/>
+        </w:rPr>
+        <w:t>Level</w:t>
+      </w:r>
+      <w:proofErr w:type="spellEnd"/>
+      <w:r>
+        <w:rPr>
+          <w:rFonts w:ascii="Times New Roman" w:hAnsi="Times New Roman" w:cs="Times New Roman"/>
+          <w:color w:val="000000" w:themeColor="text1"/>
+        </w:rPr>
+        <w:t xml:space="preserve"> Security - RLS).</w:t>
+      </w:r>
+    </w:p>
+    <w:p>
+      <w:pPr>
+        <w:pStyle w:val="Corpodetexto"/>
+        <w:jc w:val="both"/>
+        <w:rPr>
+          <w:rFonts w:ascii="Times New Roman" w:hAnsi="Times New Roman" w:cs="Times New Roman"/>
+          <w:color w:val="000000" w:themeColor="text1"/>
+        </w:rPr>
+      </w:pPr>
+      <w:r>
+        <w:rPr>
+          <w:rFonts w:ascii="Times New Roman" w:hAnsi="Times New Roman" w:cs="Times New Roman"/>
+          <w:color w:val="000000" w:themeColor="text1"/>
+        </w:rPr>
+        <w:t>Os testes de acesso direto à API REST (/</w:t>
+      </w:r>
+      <w:proofErr w:type="spellStart"/>
+      <w:r>
+        <w:rPr>
+          <w:rFonts w:ascii="Times New Roman" w:hAnsi="Times New Roman" w:cs="Times New Roman"/>
+          <w:color w:val="000000" w:themeColor="text1"/>
+        </w:rPr>
+        <w:t>rest</w:t>
+      </w:r>
+      <w:proofErr w:type="spellEnd"/>
+      <w:r>
+        <w:rPr>
+          <w:rFonts w:ascii="Times New Roman" w:hAnsi="Times New Roman" w:cs="Times New Roman"/>
+          <w:color w:val="000000" w:themeColor="text1"/>
+        </w:rPr>
+        <w:t>/v1/) e as tentativas de escalação de privilégios corroboraram a eficácia do RLS:</w:t>
+      </w:r>
+    </w:p>
+    <w:p>
+      <w:pPr>
+        <w:pStyle w:val="Corpodetexto"/>
+        <w:jc w:val="both"/>
+        <w:rPr>
+          <w:rFonts w:ascii="Times New Roman" w:hAnsi="Times New Roman" w:cs="Times New Roman"/>
+          <w:color w:val="000000" w:themeColor="text1"/>
+        </w:rPr>
+      </w:pPr>
+      <w:r>
+        <w:rPr>
+          <w:rFonts w:ascii="Times New Roman" w:hAnsi="Times New Roman" w:cs="Times New Roman"/>
+          <w:b/>
+          <w:bCs/>
+          <w:color w:val="000000" w:themeColor="text1"/>
+        </w:rPr>
+        <w:t>Isolamento de Dados:</w:t>
+      </w:r>
+      <w:r>
+        <w:rPr>
+          <w:rFonts w:ascii="Times New Roman" w:hAnsi="Times New Roman" w:cs="Times New Roman"/>
+          <w:color w:val="000000" w:themeColor="text1"/>
+        </w:rPr>
+        <w:t xml:space="preserve"> Tentativas de leitura ou escrita em tabelas sem o token de autenticação adequado foram bloqueadas.</w:t>
+      </w:r>
+    </w:p>
+    <w:p>
+      <w:pPr>
+        <w:pStyle w:val="Corpodetexto"/>
+        <w:jc w:val="both"/>
+        <w:rPr>
+          <w:rFonts w:ascii="Times New Roman" w:hAnsi="Times New Roman" w:cs="Times New Roman"/>
+          <w:b/>
+          <w:bCs/>
+          <w:color w:val="000000" w:themeColor="text1"/>
+          <w:sz w:val="28"/>
+          <w:szCs w:val="28"/>
+        </w:rPr>
+      </w:pPr>
+      <w:r>
+        <w:rPr>
+          <w:rFonts w:ascii="Times New Roman" w:hAnsi="Times New Roman" w:cs="Times New Roman"/>
+          <w:b/>
+          <w:bCs/>
+          <w:color w:val="000000" w:themeColor="text1"/>
+        </w:rPr>
+        <w:t>Escalação Vertical:</w:t>
+      </w:r>
+      <w:r>
+        <w:rPr>
+          <w:rFonts w:ascii="Times New Roman" w:hAnsi="Times New Roman" w:cs="Times New Roman"/>
+          <w:color w:val="000000" w:themeColor="text1"/>
+        </w:rPr>
+        <w:t xml:space="preserve"> Testes simulando um usuário com perfil de "Cuidador" tentando elevar seus privilégios para "Gestor" (via manipulação do parâmetro role em requisições PATCH) falharam. O sistema ignorou silenciosamente os campos injetados ou bloqueou a operação, retornando que zero linhas foram afetadas.</w:t>
+      </w:r>
+    </w:p>
+    <w:p>
+      <w:pPr>
+        <w:pStyle w:val="Ttulo2"/>
+        <w:jc w:val="both"/>
+        <w:rPr>
+          <w:rFonts w:ascii="Times New Roman" w:hAnsi="Times New Roman" w:cs="Times New Roman"/>
+        </w:rPr>
+      </w:pPr>
+      <w:bookmarkStart w:id="90" w:name="_Toc216997391"/>
+      <w:bookmarkStart w:id="91" w:name="_Toc216999707"/>
+      <w:bookmarkStart w:id="92" w:name="_Toc217659142"/>
+      <w:r>
+        <w:rPr>
+          <w:rFonts w:ascii="Times New Roman" w:hAnsi="Times New Roman" w:cs="Times New Roman"/>
+        </w:rPr>
+        <w:lastRenderedPageBreak/>
+        <w:t>Isso evidencia que a lógica de autorização está corretamente dissociada do cliente e rigidamente aplicada na camada de banco de dados.</w:t>
+      </w:r>
+      <w:bookmarkEnd w:id="90"/>
+      <w:bookmarkEnd w:id="91"/>
+      <w:bookmarkEnd w:id="92"/>
+    </w:p>
+    <w:p>
+      <w:pPr>
+        <w:pStyle w:val="Ttulo2"/>
+        <w:jc w:val="both"/>
         <w:rPr>
           <w:rFonts w:ascii="Times New Roman" w:hAnsi="Times New Roman" w:cs="Times New Roman"/>
           <w:b/>
@@ -9163,281 +9352,9 @@
           <w:sz w:val="28"/>
           <w:szCs w:val="32"/>
         </w:rPr>
-        <w:t>4.4 Estratégias de Defesa Ativa e Monitoramento</w:t>
-      </w:r>
-      <w:bookmarkEnd w:id="78"/>
-    </w:p>
-    <w:p>
-      <w:pPr>
-        <w:pStyle w:val="Ttulo2"/>
-        <w:jc w:val="both"/>
-        <w:rPr>
-          <w:rFonts w:ascii="Times New Roman" w:hAnsi="Times New Roman" w:cs="Times New Roman"/>
-        </w:rPr>
-      </w:pPr>
-      <w:bookmarkStart w:id="79" w:name="_Toc216996128"/>
-      <w:bookmarkStart w:id="80" w:name="_Toc216997396"/>
-      <w:bookmarkStart w:id="81" w:name="_Toc216999712"/>
-      <w:r>
-        <w:rPr>
-          <w:rFonts w:ascii="Times New Roman" w:hAnsi="Times New Roman" w:cs="Times New Roman"/>
-        </w:rPr>
-        <w:t xml:space="preserve">Diferenciando-se de implementações padrão, o projeto adotou uma postura de "Defesa em Profundidade" (Defense in </w:t>
-      </w:r>
-      <w:proofErr w:type="spellStart"/>
-      <w:r>
-        <w:rPr>
-          <w:rFonts w:ascii="Times New Roman" w:hAnsi="Times New Roman" w:cs="Times New Roman"/>
-        </w:rPr>
-        <w:t>Depth</w:t>
-      </w:r>
-      <w:proofErr w:type="spellEnd"/>
-      <w:r>
-        <w:rPr>
-          <w:rFonts w:ascii="Times New Roman" w:hAnsi="Times New Roman" w:cs="Times New Roman"/>
-        </w:rPr>
-        <w:t>) através da implementação de mecanismos de defesa ativa.</w:t>
-      </w:r>
-      <w:bookmarkEnd w:id="79"/>
-      <w:bookmarkEnd w:id="80"/>
-      <w:bookmarkEnd w:id="81"/>
-    </w:p>
-    <w:p>
-      <w:pPr>
-        <w:pStyle w:val="Ttulo2"/>
-        <w:jc w:val="both"/>
-        <w:rPr>
-          <w:rFonts w:ascii="Times New Roman" w:hAnsi="Times New Roman" w:cs="Times New Roman"/>
-        </w:rPr>
-      </w:pPr>
-      <w:bookmarkStart w:id="82" w:name="_Toc216996129"/>
-      <w:bookmarkStart w:id="83" w:name="_Toc216997397"/>
-      <w:bookmarkStart w:id="84" w:name="_Toc216999713"/>
-      <w:proofErr w:type="spellStart"/>
-      <w:r>
-        <w:rPr>
-          <w:rFonts w:ascii="Times New Roman" w:hAnsi="Times New Roman" w:cs="Times New Roman"/>
-          <w:b/>
-        </w:rPr>
-        <w:t>Honeytokens</w:t>
-      </w:r>
-      <w:proofErr w:type="spellEnd"/>
-      <w:r>
-        <w:rPr>
-          <w:rFonts w:ascii="Times New Roman" w:hAnsi="Times New Roman" w:cs="Times New Roman"/>
-          <w:b/>
-        </w:rPr>
-        <w:t xml:space="preserve"> e </w:t>
-      </w:r>
-      <w:proofErr w:type="spellStart"/>
-      <w:r>
-        <w:rPr>
-          <w:rFonts w:ascii="Times New Roman" w:hAnsi="Times New Roman" w:cs="Times New Roman"/>
-          <w:b/>
-        </w:rPr>
-        <w:t>Canary</w:t>
-      </w:r>
-      <w:proofErr w:type="spellEnd"/>
-      <w:r>
-        <w:rPr>
-          <w:rFonts w:ascii="Times New Roman" w:hAnsi="Times New Roman" w:cs="Times New Roman"/>
-          <w:b/>
-        </w:rPr>
-        <w:t xml:space="preserve"> </w:t>
-      </w:r>
-      <w:proofErr w:type="spellStart"/>
-      <w:r>
-        <w:rPr>
-          <w:rFonts w:ascii="Times New Roman" w:hAnsi="Times New Roman" w:cs="Times New Roman"/>
-          <w:b/>
-        </w:rPr>
-        <w:t>Endpoints</w:t>
-      </w:r>
-      <w:proofErr w:type="spellEnd"/>
-      <w:r>
-        <w:rPr>
-          <w:rFonts w:ascii="Times New Roman" w:hAnsi="Times New Roman" w:cs="Times New Roman"/>
-          <w:b/>
-        </w:rPr>
-        <w:t>:</w:t>
-      </w:r>
-      <w:r>
-        <w:rPr>
-          <w:rFonts w:ascii="Times New Roman" w:hAnsi="Times New Roman" w:cs="Times New Roman"/>
-        </w:rPr>
-        <w:t xml:space="preserve"> Foram inseridos artefatos falsos (credenciais e rotas de API) para atuar como armadilhas. Qualquer interação com esses elementos aciona alertas de segurança, permitindo a detecção precoce de varreduras ou vazamentos.</w:t>
-      </w:r>
-      <w:bookmarkEnd w:id="82"/>
-      <w:bookmarkEnd w:id="83"/>
-      <w:bookmarkEnd w:id="84"/>
-    </w:p>
-    <w:p>
-      <w:pPr>
-        <w:pStyle w:val="Ttulo2"/>
-        <w:jc w:val="both"/>
-        <w:rPr>
-          <w:rFonts w:ascii="Times New Roman" w:hAnsi="Times New Roman" w:cs="Times New Roman"/>
-        </w:rPr>
-      </w:pPr>
-      <w:bookmarkStart w:id="85" w:name="_Toc216996130"/>
-      <w:bookmarkStart w:id="86" w:name="_Toc216997398"/>
-      <w:bookmarkStart w:id="87" w:name="_Toc216999714"/>
-      <w:r>
-        <w:rPr>
-          <w:rFonts w:ascii="Times New Roman" w:hAnsi="Times New Roman" w:cs="Times New Roman"/>
-          <w:b/>
-        </w:rPr>
-        <w:t>Rastreabilidade:</w:t>
-      </w:r>
-      <w:r>
-        <w:rPr>
-          <w:rFonts w:ascii="Times New Roman" w:hAnsi="Times New Roman" w:cs="Times New Roman"/>
-        </w:rPr>
-        <w:t xml:space="preserve"> A implementação de </w:t>
-      </w:r>
-      <w:proofErr w:type="spellStart"/>
-      <w:r>
-        <w:rPr>
-          <w:rFonts w:ascii="Times New Roman" w:hAnsi="Times New Roman" w:cs="Times New Roman"/>
-          <w:i/>
-          <w:iCs/>
-        </w:rPr>
-        <w:t>Correlation</w:t>
-      </w:r>
-      <w:proofErr w:type="spellEnd"/>
-      <w:r>
-        <w:rPr>
-          <w:rFonts w:ascii="Times New Roman" w:hAnsi="Times New Roman" w:cs="Times New Roman"/>
-          <w:i/>
-          <w:iCs/>
-        </w:rPr>
-        <w:t xml:space="preserve"> </w:t>
-      </w:r>
-      <w:proofErr w:type="spellStart"/>
-      <w:r>
-        <w:rPr>
-          <w:rFonts w:ascii="Times New Roman" w:hAnsi="Times New Roman" w:cs="Times New Roman"/>
-          <w:i/>
-          <w:iCs/>
-        </w:rPr>
-        <w:t>IDs</w:t>
-      </w:r>
-      <w:proofErr w:type="spellEnd"/>
-      <w:r>
-        <w:rPr>
-          <w:rFonts w:ascii="Times New Roman" w:hAnsi="Times New Roman" w:cs="Times New Roman"/>
-        </w:rPr>
-        <w:t xml:space="preserve"> (Identificadores de Correlação) permitiu o rastreamento granular de requisições. Em caso de anomalia, é possível isolar a transação exata nos logs, facilitando a resposta a incidentes.</w:t>
-      </w:r>
-      <w:bookmarkEnd w:id="85"/>
-      <w:bookmarkEnd w:id="86"/>
-      <w:bookmarkEnd w:id="87"/>
-    </w:p>
-    <w:p>
-      <w:pPr>
-        <w:pStyle w:val="Ttulo2"/>
-        <w:jc w:val="both"/>
-        <w:rPr>
-          <w:rFonts w:ascii="Times New Roman" w:hAnsi="Times New Roman" w:cs="Times New Roman"/>
-        </w:rPr>
-      </w:pPr>
-      <w:bookmarkStart w:id="88" w:name="_Toc216996131"/>
-      <w:bookmarkStart w:id="89" w:name="_Toc216997399"/>
-      <w:bookmarkStart w:id="90" w:name="_Toc216999715"/>
-      <w:r>
-        <w:rPr>
-          <w:rFonts w:ascii="Times New Roman" w:hAnsi="Times New Roman" w:cs="Times New Roman"/>
-          <w:b/>
-        </w:rPr>
-        <w:t>Monitoramento:</w:t>
-      </w:r>
-      <w:r>
-        <w:rPr>
-          <w:rFonts w:ascii="Times New Roman" w:hAnsi="Times New Roman" w:cs="Times New Roman"/>
-        </w:rPr>
-        <w:t xml:space="preserve"> A integração com um SIEM (</w:t>
-      </w:r>
-      <w:r>
-        <w:rPr>
-          <w:rFonts w:ascii="Times New Roman" w:hAnsi="Times New Roman" w:cs="Times New Roman"/>
-          <w:i/>
-          <w:iCs/>
-        </w:rPr>
-        <w:t xml:space="preserve">Security </w:t>
-      </w:r>
-      <w:proofErr w:type="spellStart"/>
-      <w:r>
-        <w:rPr>
-          <w:rFonts w:ascii="Times New Roman" w:hAnsi="Times New Roman" w:cs="Times New Roman"/>
-          <w:i/>
-          <w:iCs/>
-        </w:rPr>
-        <w:t>Information</w:t>
-      </w:r>
-      <w:proofErr w:type="spellEnd"/>
-      <w:r>
-        <w:rPr>
-          <w:rFonts w:ascii="Times New Roman" w:hAnsi="Times New Roman" w:cs="Times New Roman"/>
-          <w:i/>
-          <w:iCs/>
-        </w:rPr>
-        <w:t xml:space="preserve"> </w:t>
-      </w:r>
-      <w:proofErr w:type="spellStart"/>
-      <w:r>
-        <w:rPr>
-          <w:rFonts w:ascii="Times New Roman" w:hAnsi="Times New Roman" w:cs="Times New Roman"/>
-          <w:i/>
-          <w:iCs/>
-        </w:rPr>
-        <w:t>and</w:t>
-      </w:r>
-      <w:proofErr w:type="spellEnd"/>
-      <w:r>
-        <w:rPr>
-          <w:rFonts w:ascii="Times New Roman" w:hAnsi="Times New Roman" w:cs="Times New Roman"/>
-          <w:i/>
-          <w:iCs/>
-        </w:rPr>
-        <w:t xml:space="preserve"> </w:t>
-      </w:r>
-      <w:proofErr w:type="spellStart"/>
-      <w:r>
-        <w:rPr>
-          <w:rFonts w:ascii="Times New Roman" w:hAnsi="Times New Roman" w:cs="Times New Roman"/>
-          <w:i/>
-          <w:iCs/>
-        </w:rPr>
-        <w:t>Event</w:t>
-      </w:r>
-      <w:proofErr w:type="spellEnd"/>
-      <w:r>
-        <w:rPr>
-          <w:rFonts w:ascii="Times New Roman" w:hAnsi="Times New Roman" w:cs="Times New Roman"/>
-          <w:i/>
-          <w:iCs/>
-        </w:rPr>
-        <w:t xml:space="preserve"> Management</w:t>
-      </w:r>
-      <w:r>
-        <w:rPr>
-          <w:rFonts w:ascii="Times New Roman" w:hAnsi="Times New Roman" w:cs="Times New Roman"/>
-        </w:rPr>
-        <w:t>) dedicado assegura que eventos críticos sejam correlacionados e monitorados em tempo real.</w:t>
-      </w:r>
-      <w:bookmarkEnd w:id="88"/>
-      <w:bookmarkEnd w:id="89"/>
-      <w:bookmarkEnd w:id="90"/>
-    </w:p>
-    <w:p>
-      <w:pPr>
-        <w:pStyle w:val="Corpodetexto"/>
-      </w:pPr>
-    </w:p>
-    <w:p>
-      <w:pPr>
-        <w:pStyle w:val="Ttulo2"/>
-        <w:jc w:val="both"/>
+      </w:pPr>
+      <w:bookmarkStart w:id="93" w:name="_Toc217659143"/>
+      <w:r>
         <w:rPr>
           <w:rFonts w:ascii="Times New Roman" w:hAnsi="Times New Roman" w:cs="Times New Roman"/>
           <w:b/>
@@ -9445,9 +9362,298 @@
           <w:sz w:val="28"/>
           <w:szCs w:val="32"/>
         </w:rPr>
-      </w:pPr>
-      <w:bookmarkStart w:id="91" w:name="_Toc216999716"/>
-      <w:r>
+        <w:t>4.3 Segurança da Camada de Aplicação e Infraestrutura</w:t>
+      </w:r>
+      <w:bookmarkEnd w:id="93"/>
+    </w:p>
+    <w:p>
+      <w:pPr>
+        <w:pStyle w:val="Ttulo2"/>
+        <w:jc w:val="both"/>
+        <w:rPr>
+          <w:rFonts w:ascii="Times New Roman" w:hAnsi="Times New Roman" w:cs="Times New Roman"/>
+        </w:rPr>
+      </w:pPr>
+      <w:bookmarkStart w:id="94" w:name="_Toc216996125"/>
+      <w:bookmarkStart w:id="95" w:name="_Toc216997393"/>
+      <w:bookmarkStart w:id="96" w:name="_Toc216999709"/>
+      <w:bookmarkStart w:id="97" w:name="_Toc217659144"/>
+      <w:r>
+        <w:rPr>
+          <w:rFonts w:ascii="Times New Roman" w:hAnsi="Times New Roman" w:cs="Times New Roman"/>
+        </w:rPr>
+        <w:t xml:space="preserve">A avaliação do </w:t>
+      </w:r>
+      <w:proofErr w:type="spellStart"/>
+      <w:r>
+        <w:rPr>
+          <w:rFonts w:ascii="Times New Roman" w:hAnsi="Times New Roman" w:cs="Times New Roman"/>
+        </w:rPr>
+        <w:t>frontend</w:t>
+      </w:r>
+      <w:proofErr w:type="spellEnd"/>
+      <w:r>
+        <w:rPr>
+          <w:rFonts w:ascii="Times New Roman" w:hAnsi="Times New Roman" w:cs="Times New Roman"/>
+        </w:rPr>
+        <w:t xml:space="preserve"> e das configurações HTTP indicou a conformidade com práticas modernas de defesa. A injeção de </w:t>
+      </w:r>
+      <w:proofErr w:type="spellStart"/>
+      <w:r>
+        <w:rPr>
+          <w:rFonts w:ascii="Times New Roman" w:hAnsi="Times New Roman" w:cs="Times New Roman"/>
+        </w:rPr>
+        <w:t>payloads</w:t>
+      </w:r>
+      <w:proofErr w:type="spellEnd"/>
+      <w:r>
+        <w:rPr>
+          <w:rFonts w:ascii="Times New Roman" w:hAnsi="Times New Roman" w:cs="Times New Roman"/>
+        </w:rPr>
+        <w:t xml:space="preserve"> maliciosos visando Cross-Site </w:t>
+      </w:r>
+      <w:proofErr w:type="spellStart"/>
+      <w:r>
+        <w:rPr>
+          <w:rFonts w:ascii="Times New Roman" w:hAnsi="Times New Roman" w:cs="Times New Roman"/>
+        </w:rPr>
+        <w:t>Scripting</w:t>
+      </w:r>
+      <w:proofErr w:type="spellEnd"/>
+      <w:r>
+        <w:rPr>
+          <w:rFonts w:ascii="Times New Roman" w:hAnsi="Times New Roman" w:cs="Times New Roman"/>
+        </w:rPr>
+        <w:t xml:space="preserve"> (XSS) — incluindo vetores em SVG e query </w:t>
+      </w:r>
+      <w:proofErr w:type="spellStart"/>
+      <w:r>
+        <w:rPr>
+          <w:rFonts w:ascii="Times New Roman" w:hAnsi="Times New Roman" w:cs="Times New Roman"/>
+        </w:rPr>
+        <w:t>strings</w:t>
+      </w:r>
+      <w:proofErr w:type="spellEnd"/>
+      <w:r>
+        <w:rPr>
+          <w:rFonts w:ascii="Times New Roman" w:hAnsi="Times New Roman" w:cs="Times New Roman"/>
+        </w:rPr>
+        <w:t xml:space="preserve"> — não obteve sucesso, demonstrando que a sanitização de inputs e a renderização segura dos componentes (</w:t>
+      </w:r>
+      <w:proofErr w:type="spellStart"/>
+      <w:r>
+        <w:rPr>
+          <w:rFonts w:ascii="Times New Roman" w:hAnsi="Times New Roman" w:cs="Times New Roman"/>
+        </w:rPr>
+        <w:t>Vercel</w:t>
+      </w:r>
+      <w:proofErr w:type="spellEnd"/>
+      <w:r>
+        <w:rPr>
+          <w:rFonts w:ascii="Times New Roman" w:hAnsi="Times New Roman" w:cs="Times New Roman"/>
+        </w:rPr>
+        <w:t>/</w:t>
+      </w:r>
+      <w:proofErr w:type="spellStart"/>
+      <w:r>
+        <w:rPr>
+          <w:rFonts w:ascii="Times New Roman" w:hAnsi="Times New Roman" w:cs="Times New Roman"/>
+        </w:rPr>
+        <w:t>React</w:t>
+      </w:r>
+      <w:proofErr w:type="spellEnd"/>
+      <w:r>
+        <w:rPr>
+          <w:rFonts w:ascii="Times New Roman" w:hAnsi="Times New Roman" w:cs="Times New Roman"/>
+        </w:rPr>
+        <w:t>) estão operantes.</w:t>
+      </w:r>
+      <w:bookmarkEnd w:id="94"/>
+      <w:bookmarkEnd w:id="95"/>
+      <w:bookmarkEnd w:id="96"/>
+      <w:bookmarkEnd w:id="97"/>
+    </w:p>
+    <w:p>
+      <w:pPr>
+        <w:pStyle w:val="Ttulo2"/>
+        <w:jc w:val="both"/>
+        <w:rPr>
+          <w:rFonts w:ascii="Times New Roman" w:hAnsi="Times New Roman" w:cs="Times New Roman"/>
+        </w:rPr>
+      </w:pPr>
+      <w:bookmarkStart w:id="98" w:name="_Toc216996126"/>
+      <w:bookmarkStart w:id="99" w:name="_Toc216997394"/>
+      <w:bookmarkStart w:id="100" w:name="_Toc216999710"/>
+      <w:bookmarkStart w:id="101" w:name="_Toc217659145"/>
+      <w:r>
+        <w:rPr>
+          <w:rFonts w:ascii="Times New Roman" w:hAnsi="Times New Roman" w:cs="Times New Roman"/>
+        </w:rPr>
+        <w:t>Adicionalmente, a análise dos cabeçalhos HTTP revelou a presença de configurações de endurecimento (</w:t>
+      </w:r>
+      <w:proofErr w:type="spellStart"/>
+      <w:r>
+        <w:rPr>
+          <w:rFonts w:ascii="Times New Roman" w:hAnsi="Times New Roman" w:cs="Times New Roman"/>
+          <w:i/>
+          <w:iCs/>
+        </w:rPr>
+        <w:t>hardening</w:t>
+      </w:r>
+      <w:proofErr w:type="spellEnd"/>
+      <w:r>
+        <w:rPr>
+          <w:rFonts w:ascii="Times New Roman" w:hAnsi="Times New Roman" w:cs="Times New Roman"/>
+        </w:rPr>
+        <w:t xml:space="preserve">), como </w:t>
+      </w:r>
+      <w:proofErr w:type="spellStart"/>
+      <w:r>
+        <w:rPr>
+          <w:rFonts w:ascii="Times New Roman" w:hAnsi="Times New Roman" w:cs="Times New Roman"/>
+        </w:rPr>
+        <w:t>Strict</w:t>
+      </w:r>
+      <w:proofErr w:type="spellEnd"/>
+      <w:r>
+        <w:rPr>
+          <w:rFonts w:ascii="Times New Roman" w:hAnsi="Times New Roman" w:cs="Times New Roman"/>
+        </w:rPr>
+        <w:t>-</w:t>
+      </w:r>
+      <w:proofErr w:type="spellStart"/>
+      <w:r>
+        <w:rPr>
+          <w:rFonts w:ascii="Times New Roman" w:hAnsi="Times New Roman" w:cs="Times New Roman"/>
+        </w:rPr>
+        <w:t>Transport</w:t>
+      </w:r>
+      <w:proofErr w:type="spellEnd"/>
+      <w:r>
+        <w:rPr>
+          <w:rFonts w:ascii="Times New Roman" w:hAnsi="Times New Roman" w:cs="Times New Roman"/>
+        </w:rPr>
+        <w:t>-Security (HSTS) e X-</w:t>
+      </w:r>
+      <w:proofErr w:type="spellStart"/>
+      <w:r>
+        <w:rPr>
+          <w:rFonts w:ascii="Times New Roman" w:hAnsi="Times New Roman" w:cs="Times New Roman"/>
+        </w:rPr>
+        <w:t>Content</w:t>
+      </w:r>
+      <w:proofErr w:type="spellEnd"/>
+      <w:r>
+        <w:rPr>
+          <w:rFonts w:ascii="Times New Roman" w:hAnsi="Times New Roman" w:cs="Times New Roman"/>
+        </w:rPr>
+        <w:t>-</w:t>
+      </w:r>
+      <w:proofErr w:type="spellStart"/>
+      <w:r>
+        <w:rPr>
+          <w:rFonts w:ascii="Times New Roman" w:hAnsi="Times New Roman" w:cs="Times New Roman"/>
+        </w:rPr>
+        <w:t>Type-Options</w:t>
+      </w:r>
+      <w:proofErr w:type="spellEnd"/>
+      <w:r>
+        <w:rPr>
+          <w:rFonts w:ascii="Times New Roman" w:hAnsi="Times New Roman" w:cs="Times New Roman"/>
+        </w:rPr>
+        <w:t xml:space="preserve">: </w:t>
+      </w:r>
+      <w:proofErr w:type="spellStart"/>
+      <w:r>
+        <w:rPr>
+          <w:rFonts w:ascii="Times New Roman" w:hAnsi="Times New Roman" w:cs="Times New Roman"/>
+        </w:rPr>
+        <w:t>nosniff</w:t>
+      </w:r>
+      <w:proofErr w:type="spellEnd"/>
+      <w:r>
+        <w:rPr>
+          <w:rFonts w:ascii="Times New Roman" w:hAnsi="Times New Roman" w:cs="Times New Roman"/>
+        </w:rPr>
+        <w:t xml:space="preserve">. A infraestrutura, suportada pela </w:t>
+      </w:r>
+      <w:proofErr w:type="spellStart"/>
+      <w:r>
+        <w:rPr>
+          <w:rFonts w:ascii="Times New Roman" w:hAnsi="Times New Roman" w:cs="Times New Roman"/>
+        </w:rPr>
+        <w:t>Vercel</w:t>
+      </w:r>
+      <w:proofErr w:type="spellEnd"/>
+      <w:r>
+        <w:rPr>
+          <w:rFonts w:ascii="Times New Roman" w:hAnsi="Times New Roman" w:cs="Times New Roman"/>
+        </w:rPr>
+        <w:t xml:space="preserve"> e </w:t>
+      </w:r>
+      <w:proofErr w:type="spellStart"/>
+      <w:r>
+        <w:rPr>
+          <w:rFonts w:ascii="Times New Roman" w:hAnsi="Times New Roman" w:cs="Times New Roman"/>
+        </w:rPr>
+        <w:t>Cloudflare</w:t>
+      </w:r>
+      <w:proofErr w:type="spellEnd"/>
+      <w:r>
+        <w:rPr>
+          <w:rFonts w:ascii="Times New Roman" w:hAnsi="Times New Roman" w:cs="Times New Roman"/>
+        </w:rPr>
+        <w:t xml:space="preserve">, provou-se resiliente contra tentativas básicas de negação de serviço, delegando o </w:t>
+      </w:r>
+      <w:r>
+        <w:rPr>
+          <w:rFonts w:ascii="Times New Roman" w:hAnsi="Times New Roman" w:cs="Times New Roman"/>
+          <w:i/>
+          <w:iCs/>
+        </w:rPr>
+        <w:t xml:space="preserve">rate </w:t>
+      </w:r>
+      <w:proofErr w:type="spellStart"/>
+      <w:r>
+        <w:rPr>
+          <w:rFonts w:ascii="Times New Roman" w:hAnsi="Times New Roman" w:cs="Times New Roman"/>
+          <w:i/>
+          <w:iCs/>
+        </w:rPr>
+        <w:t>limiting</w:t>
+      </w:r>
+      <w:proofErr w:type="spellEnd"/>
+      <w:r>
+        <w:rPr>
+          <w:rFonts w:ascii="Times New Roman" w:hAnsi="Times New Roman" w:cs="Times New Roman"/>
+        </w:rPr>
+        <w:t xml:space="preserve"> para a borda (</w:t>
+      </w:r>
+      <w:proofErr w:type="spellStart"/>
+      <w:r>
+        <w:rPr>
+          <w:rFonts w:ascii="Times New Roman" w:hAnsi="Times New Roman" w:cs="Times New Roman"/>
+          <w:i/>
+          <w:iCs/>
+        </w:rPr>
+        <w:t>edge</w:t>
+      </w:r>
+      <w:proofErr w:type="spellEnd"/>
+      <w:r>
+        <w:rPr>
+          <w:rFonts w:ascii="Times New Roman" w:hAnsi="Times New Roman" w:cs="Times New Roman"/>
+        </w:rPr>
+        <w:t>).</w:t>
+      </w:r>
+      <w:bookmarkEnd w:id="98"/>
+      <w:bookmarkEnd w:id="99"/>
+      <w:bookmarkEnd w:id="100"/>
+      <w:bookmarkEnd w:id="101"/>
+    </w:p>
+    <w:p>
+      <w:pPr>
+        <w:pStyle w:val="Ttulo2"/>
+        <w:jc w:val="both"/>
         <w:rPr>
           <w:rFonts w:ascii="Times New Roman" w:hAnsi="Times New Roman" w:cs="Times New Roman"/>
           <w:b/>
@@ -9455,10 +9661,320 @@
           <w:sz w:val="28"/>
           <w:szCs w:val="32"/>
         </w:rPr>
+      </w:pPr>
+      <w:bookmarkStart w:id="102" w:name="_Toc217659146"/>
+      <w:r>
+        <w:rPr>
+          <w:rFonts w:ascii="Times New Roman" w:hAnsi="Times New Roman" w:cs="Times New Roman"/>
+          <w:b/>
+          <w:bCs w:val="0"/>
+          <w:sz w:val="28"/>
+          <w:szCs w:val="32"/>
+        </w:rPr>
+        <w:t>4.4 Estratégias de Defesa Ativa e Monitoramento</w:t>
+      </w:r>
+      <w:bookmarkEnd w:id="102"/>
+    </w:p>
+    <w:p>
+      <w:pPr>
+        <w:pStyle w:val="Ttulo2"/>
+        <w:jc w:val="both"/>
+        <w:rPr>
+          <w:rFonts w:ascii="Times New Roman" w:hAnsi="Times New Roman" w:cs="Times New Roman"/>
+        </w:rPr>
+      </w:pPr>
+      <w:bookmarkStart w:id="103" w:name="_Toc216996128"/>
+      <w:bookmarkStart w:id="104" w:name="_Toc216997396"/>
+      <w:bookmarkStart w:id="105" w:name="_Toc216999712"/>
+      <w:bookmarkStart w:id="106" w:name="_Toc217659147"/>
+      <w:r>
+        <w:rPr>
+          <w:rFonts w:ascii="Times New Roman" w:hAnsi="Times New Roman" w:cs="Times New Roman"/>
+        </w:rPr>
+        <w:t xml:space="preserve">Diferenciando-se de implementações padrão, o projeto adotou uma postura de "Defesa em Profundidade" (Defense in </w:t>
+      </w:r>
+      <w:proofErr w:type="spellStart"/>
+      <w:r>
+        <w:rPr>
+          <w:rFonts w:ascii="Times New Roman" w:hAnsi="Times New Roman" w:cs="Times New Roman"/>
+        </w:rPr>
+        <w:t>Depth</w:t>
+      </w:r>
+      <w:proofErr w:type="spellEnd"/>
+      <w:r>
+        <w:rPr>
+          <w:rFonts w:ascii="Times New Roman" w:hAnsi="Times New Roman" w:cs="Times New Roman"/>
+        </w:rPr>
+        <w:t>) através da implementação de mecanismos de defesa ativa.</w:t>
+      </w:r>
+      <w:bookmarkEnd w:id="103"/>
+      <w:bookmarkEnd w:id="104"/>
+      <w:bookmarkEnd w:id="105"/>
+      <w:bookmarkEnd w:id="106"/>
+    </w:p>
+    <w:p>
+      <w:pPr>
+        <w:pStyle w:val="Ttulo2"/>
+        <w:jc w:val="both"/>
+        <w:rPr>
+          <w:rFonts w:ascii="Times New Roman" w:hAnsi="Times New Roman" w:cs="Times New Roman"/>
+        </w:rPr>
+      </w:pPr>
+      <w:bookmarkStart w:id="107" w:name="_Toc216996129"/>
+      <w:bookmarkStart w:id="108" w:name="_Toc216997397"/>
+      <w:bookmarkStart w:id="109" w:name="_Toc216999713"/>
+      <w:bookmarkStart w:id="110" w:name="_Toc217659148"/>
+      <w:proofErr w:type="spellStart"/>
+      <w:r>
+        <w:rPr>
+          <w:rFonts w:ascii="Times New Roman" w:hAnsi="Times New Roman" w:cs="Times New Roman"/>
+          <w:b/>
+        </w:rPr>
+        <w:t>Honeytokens</w:t>
+      </w:r>
+      <w:proofErr w:type="spellEnd"/>
+      <w:r>
+        <w:rPr>
+          <w:rFonts w:ascii="Times New Roman" w:hAnsi="Times New Roman" w:cs="Times New Roman"/>
+          <w:b/>
+        </w:rPr>
+        <w:t xml:space="preserve"> e </w:t>
+      </w:r>
+      <w:proofErr w:type="spellStart"/>
+      <w:r>
+        <w:rPr>
+          <w:rFonts w:ascii="Times New Roman" w:hAnsi="Times New Roman" w:cs="Times New Roman"/>
+          <w:b/>
+        </w:rPr>
+        <w:t>Canary</w:t>
+      </w:r>
+      <w:proofErr w:type="spellEnd"/>
+      <w:r>
+        <w:rPr>
+          <w:rFonts w:ascii="Times New Roman" w:hAnsi="Times New Roman" w:cs="Times New Roman"/>
+          <w:b/>
+        </w:rPr>
+        <w:t xml:space="preserve"> </w:t>
+      </w:r>
+      <w:proofErr w:type="spellStart"/>
+      <w:r>
+        <w:rPr>
+          <w:rFonts w:ascii="Times New Roman" w:hAnsi="Times New Roman" w:cs="Times New Roman"/>
+          <w:b/>
+        </w:rPr>
+        <w:t>Endpoints</w:t>
+      </w:r>
+      <w:proofErr w:type="spellEnd"/>
+      <w:r>
+        <w:rPr>
+          <w:rFonts w:ascii="Times New Roman" w:hAnsi="Times New Roman" w:cs="Times New Roman"/>
+          <w:b/>
+        </w:rPr>
+        <w:t>:</w:t>
+      </w:r>
+      <w:r>
+        <w:rPr>
+          <w:rFonts w:ascii="Times New Roman" w:hAnsi="Times New Roman" w:cs="Times New Roman"/>
+        </w:rPr>
+        <w:t xml:space="preserve"> Foram inseridos artefatos falsos (credenciais e rotas de API) para atuar como armadilhas. Qualquer interação com esses elementos aciona alertas de segurança, permitindo a detecção precoce de varreduras ou vazamentos.</w:t>
+      </w:r>
+      <w:bookmarkEnd w:id="107"/>
+      <w:bookmarkEnd w:id="108"/>
+      <w:bookmarkEnd w:id="109"/>
+      <w:bookmarkEnd w:id="110"/>
+    </w:p>
+    <w:p>
+      <w:pPr>
+        <w:pStyle w:val="Ttulo2"/>
+        <w:jc w:val="both"/>
+        <w:rPr>
+          <w:rFonts w:ascii="Times New Roman" w:hAnsi="Times New Roman" w:cs="Times New Roman"/>
+        </w:rPr>
+      </w:pPr>
+      <w:bookmarkStart w:id="111" w:name="_Toc216996130"/>
+      <w:bookmarkStart w:id="112" w:name="_Toc216997398"/>
+      <w:bookmarkStart w:id="113" w:name="_Toc216999714"/>
+      <w:bookmarkStart w:id="114" w:name="_Toc217659149"/>
+      <w:r>
+        <w:rPr>
+          <w:rFonts w:ascii="Times New Roman" w:hAnsi="Times New Roman" w:cs="Times New Roman"/>
+          <w:b/>
+        </w:rPr>
+        <w:t>Rastreabilidade:</w:t>
+      </w:r>
+      <w:r>
+        <w:rPr>
+          <w:rFonts w:ascii="Times New Roman" w:hAnsi="Times New Roman" w:cs="Times New Roman"/>
+        </w:rPr>
+        <w:t xml:space="preserve"> A implementação de </w:t>
+      </w:r>
+      <w:proofErr w:type="spellStart"/>
+      <w:r>
+        <w:rPr>
+          <w:rFonts w:ascii="Times New Roman" w:hAnsi="Times New Roman" w:cs="Times New Roman"/>
+          <w:i/>
+          <w:iCs/>
+        </w:rPr>
+        <w:t>Correlation</w:t>
+      </w:r>
+      <w:proofErr w:type="spellEnd"/>
+      <w:r>
+        <w:rPr>
+          <w:rFonts w:ascii="Times New Roman" w:hAnsi="Times New Roman" w:cs="Times New Roman"/>
+          <w:i/>
+          <w:iCs/>
+        </w:rPr>
+        <w:t xml:space="preserve"> </w:t>
+      </w:r>
+      <w:proofErr w:type="spellStart"/>
+      <w:r>
+        <w:rPr>
+          <w:rFonts w:ascii="Times New Roman" w:hAnsi="Times New Roman" w:cs="Times New Roman"/>
+          <w:i/>
+          <w:iCs/>
+        </w:rPr>
+        <w:t>IDs</w:t>
+      </w:r>
+      <w:proofErr w:type="spellEnd"/>
+      <w:r>
+        <w:rPr>
+          <w:rFonts w:ascii="Times New Roman" w:hAnsi="Times New Roman" w:cs="Times New Roman"/>
+        </w:rPr>
+        <w:t xml:space="preserve"> (Identificadores de Correlação) permitiu o rastreamento granular de requisições. Em caso de anomalia, é possível isolar a transação exata nos logs, facilitando a resposta a incidentes.</w:t>
+      </w:r>
+      <w:bookmarkEnd w:id="111"/>
+      <w:bookmarkEnd w:id="112"/>
+      <w:bookmarkEnd w:id="113"/>
+      <w:bookmarkEnd w:id="114"/>
+    </w:p>
+    <w:p>
+      <w:pPr>
+        <w:pStyle w:val="Ttulo2"/>
+        <w:jc w:val="both"/>
+        <w:rPr>
+          <w:rFonts w:ascii="Times New Roman" w:hAnsi="Times New Roman" w:cs="Times New Roman"/>
+        </w:rPr>
+      </w:pPr>
+      <w:bookmarkStart w:id="115" w:name="_Toc216996131"/>
+      <w:bookmarkStart w:id="116" w:name="_Toc216997399"/>
+      <w:bookmarkStart w:id="117" w:name="_Toc216999715"/>
+      <w:bookmarkStart w:id="118" w:name="_Toc217659150"/>
+      <w:r>
+        <w:rPr>
+          <w:rFonts w:ascii="Times New Roman" w:hAnsi="Times New Roman" w:cs="Times New Roman"/>
+          <w:b/>
+        </w:rPr>
+        <w:t>Monitoramento:</w:t>
+      </w:r>
+      <w:r>
+        <w:rPr>
+          <w:rFonts w:ascii="Times New Roman" w:hAnsi="Times New Roman" w:cs="Times New Roman"/>
+        </w:rPr>
+        <w:t xml:space="preserve"> A integração com um SIEM (</w:t>
+      </w:r>
+      <w:r>
+        <w:rPr>
+          <w:rFonts w:ascii="Times New Roman" w:hAnsi="Times New Roman" w:cs="Times New Roman"/>
+          <w:i/>
+          <w:iCs/>
+        </w:rPr>
+        <w:t xml:space="preserve">Security </w:t>
+      </w:r>
+      <w:proofErr w:type="spellStart"/>
+      <w:r>
+        <w:rPr>
+          <w:rFonts w:ascii="Times New Roman" w:hAnsi="Times New Roman" w:cs="Times New Roman"/>
+          <w:i/>
+          <w:iCs/>
+        </w:rPr>
+        <w:t>Information</w:t>
+      </w:r>
+      <w:proofErr w:type="spellEnd"/>
+      <w:r>
+        <w:rPr>
+          <w:rFonts w:ascii="Times New Roman" w:hAnsi="Times New Roman" w:cs="Times New Roman"/>
+          <w:i/>
+          <w:iCs/>
+        </w:rPr>
+        <w:t xml:space="preserve"> </w:t>
+      </w:r>
+      <w:proofErr w:type="spellStart"/>
+      <w:r>
+        <w:rPr>
+          <w:rFonts w:ascii="Times New Roman" w:hAnsi="Times New Roman" w:cs="Times New Roman"/>
+          <w:i/>
+          <w:iCs/>
+        </w:rPr>
+        <w:t>and</w:t>
+      </w:r>
+      <w:proofErr w:type="spellEnd"/>
+      <w:r>
+        <w:rPr>
+          <w:rFonts w:ascii="Times New Roman" w:hAnsi="Times New Roman" w:cs="Times New Roman"/>
+          <w:i/>
+          <w:iCs/>
+        </w:rPr>
+        <w:t xml:space="preserve"> </w:t>
+      </w:r>
+      <w:proofErr w:type="spellStart"/>
+      <w:r>
+        <w:rPr>
+          <w:rFonts w:ascii="Times New Roman" w:hAnsi="Times New Roman" w:cs="Times New Roman"/>
+          <w:i/>
+          <w:iCs/>
+        </w:rPr>
+        <w:t>Event</w:t>
+      </w:r>
+      <w:proofErr w:type="spellEnd"/>
+      <w:r>
+        <w:rPr>
+          <w:rFonts w:ascii="Times New Roman" w:hAnsi="Times New Roman" w:cs="Times New Roman"/>
+          <w:i/>
+          <w:iCs/>
+        </w:rPr>
+        <w:t xml:space="preserve"> Management</w:t>
+      </w:r>
+      <w:r>
+        <w:rPr>
+          <w:rFonts w:ascii="Times New Roman" w:hAnsi="Times New Roman" w:cs="Times New Roman"/>
+        </w:rPr>
+        <w:t>) dedicado assegura que eventos críticos sejam correlacionados e monitorados em tempo real.</w:t>
+      </w:r>
+      <w:bookmarkEnd w:id="115"/>
+      <w:bookmarkEnd w:id="116"/>
+      <w:bookmarkEnd w:id="117"/>
+      <w:bookmarkEnd w:id="118"/>
+    </w:p>
+    <w:p>
+      <w:pPr>
+        <w:pStyle w:val="Corpodetexto"/>
+      </w:pPr>
+    </w:p>
+    <w:p>
+      <w:pPr>
+        <w:pStyle w:val="Ttulo2"/>
+        <w:jc w:val="both"/>
+        <w:rPr>
+          <w:rFonts w:ascii="Times New Roman" w:hAnsi="Times New Roman" w:cs="Times New Roman"/>
+          <w:b/>
+          <w:bCs w:val="0"/>
+          <w:sz w:val="28"/>
+          <w:szCs w:val="32"/>
+        </w:rPr>
+      </w:pPr>
+      <w:bookmarkStart w:id="119" w:name="_Toc217659151"/>
+      <w:r>
+        <w:rPr>
+          <w:rFonts w:ascii="Times New Roman" w:hAnsi="Times New Roman" w:cs="Times New Roman"/>
+          <w:b/>
+          <w:bCs w:val="0"/>
+          <w:sz w:val="28"/>
+          <w:szCs w:val="32"/>
+        </w:rPr>
         <w:lastRenderedPageBreak/>
         <w:t>4.5 Síntese dos Resultados</w:t>
       </w:r>
-      <w:bookmarkEnd w:id="91"/>
+      <w:bookmarkEnd w:id="119"/>
     </w:p>
     <w:p>
       <w:pPr>
@@ -9468,18 +9984,20 @@
           <w:rFonts w:ascii="Times New Roman" w:hAnsi="Times New Roman" w:cs="Times New Roman"/>
         </w:rPr>
       </w:pPr>
-      <w:bookmarkStart w:id="92" w:name="_Toc216996133"/>
-      <w:bookmarkStart w:id="93" w:name="_Toc216997401"/>
-      <w:bookmarkStart w:id="94" w:name="_Toc216999717"/>
+      <w:bookmarkStart w:id="120" w:name="_Toc216996133"/>
+      <w:bookmarkStart w:id="121" w:name="_Toc216997401"/>
+      <w:bookmarkStart w:id="122" w:name="_Toc216999717"/>
+      <w:bookmarkStart w:id="123" w:name="_Toc217659152"/>
       <w:r>
         <w:rPr>
           <w:rFonts w:ascii="Times New Roman" w:hAnsi="Times New Roman" w:cs="Times New Roman"/>
         </w:rPr>
         <w:t>O quadro a seguir resume os vetores de ataque testados e o status de vulnerabilidade encontrado.</w:t>
       </w:r>
-      <w:bookmarkEnd w:id="92"/>
-      <w:bookmarkEnd w:id="93"/>
-      <w:bookmarkEnd w:id="94"/>
+      <w:bookmarkEnd w:id="120"/>
+      <w:bookmarkEnd w:id="121"/>
+      <w:bookmarkEnd w:id="122"/>
+      <w:bookmarkEnd w:id="123"/>
     </w:p>
     <w:p>
       <w:pPr>
@@ -9489,9 +10007,10 @@
           <w:rFonts w:ascii="Times New Roman" w:hAnsi="Times New Roman" w:cs="Times New Roman"/>
         </w:rPr>
       </w:pPr>
-      <w:bookmarkStart w:id="95" w:name="_Toc216996134"/>
-      <w:bookmarkStart w:id="96" w:name="_Toc216997402"/>
-      <w:bookmarkStart w:id="97" w:name="_Toc216999718"/>
+      <w:bookmarkStart w:id="124" w:name="_Toc216996134"/>
+      <w:bookmarkStart w:id="125" w:name="_Toc216997402"/>
+      <w:bookmarkStart w:id="126" w:name="_Toc216999718"/>
+      <w:bookmarkStart w:id="127" w:name="_Toc217659153"/>
       <w:r>
         <w:rPr>
           <w:rFonts w:ascii="Times New Roman" w:hAnsi="Times New Roman" w:cs="Times New Roman"/>
@@ -9499,9 +10018,10 @@
         </w:rPr>
         <w:t>Quadro 1 – Resumo da Auditoria de Segurança</w:t>
       </w:r>
-      <w:bookmarkEnd w:id="95"/>
-      <w:bookmarkEnd w:id="96"/>
-      <w:bookmarkEnd w:id="97"/>
+      <w:bookmarkEnd w:id="124"/>
+      <w:bookmarkEnd w:id="125"/>
+      <w:bookmarkEnd w:id="126"/>
+      <w:bookmarkEnd w:id="127"/>
     </w:p>
     <w:tbl>
       <w:tblPr>
@@ -9547,9 +10067,10 @@
                 <w:rFonts w:ascii="Times New Roman" w:hAnsi="Times New Roman" w:cs="Times New Roman"/>
               </w:rPr>
             </w:pPr>
-            <w:bookmarkStart w:id="98" w:name="_Toc216996135"/>
-            <w:bookmarkStart w:id="99" w:name="_Toc216997403"/>
-            <w:bookmarkStart w:id="100" w:name="_Toc216999719"/>
+            <w:bookmarkStart w:id="128" w:name="_Toc216996135"/>
+            <w:bookmarkStart w:id="129" w:name="_Toc216997403"/>
+            <w:bookmarkStart w:id="130" w:name="_Toc216999719"/>
+            <w:bookmarkStart w:id="131" w:name="_Toc217659154"/>
             <w:r>
               <w:rPr>
                 <w:rFonts w:ascii="Times New Roman" w:hAnsi="Times New Roman" w:cs="Times New Roman"/>
@@ -9557,9 +10078,10 @@
               </w:rPr>
               <w:t>Vetor de Ataque</w:t>
             </w:r>
-            <w:bookmarkEnd w:id="98"/>
-            <w:bookmarkEnd w:id="99"/>
-            <w:bookmarkEnd w:id="100"/>
+            <w:bookmarkEnd w:id="128"/>
+            <w:bookmarkEnd w:id="129"/>
+            <w:bookmarkEnd w:id="130"/>
+            <w:bookmarkEnd w:id="131"/>
           </w:p>
         </w:tc>
         <w:tc>
@@ -9582,9 +10104,10 @@
                 <w:rFonts w:ascii="Times New Roman" w:hAnsi="Times New Roman" w:cs="Times New Roman"/>
               </w:rPr>
             </w:pPr>
-            <w:bookmarkStart w:id="101" w:name="_Toc216996136"/>
-            <w:bookmarkStart w:id="102" w:name="_Toc216997404"/>
-            <w:bookmarkStart w:id="103" w:name="_Toc216999720"/>
+            <w:bookmarkStart w:id="132" w:name="_Toc216996136"/>
+            <w:bookmarkStart w:id="133" w:name="_Toc216997404"/>
+            <w:bookmarkStart w:id="134" w:name="_Toc216999720"/>
+            <w:bookmarkStart w:id="135" w:name="_Toc217659155"/>
             <w:r>
               <w:rPr>
                 <w:rFonts w:ascii="Times New Roman" w:hAnsi="Times New Roman" w:cs="Times New Roman"/>
@@ -9592,9 +10115,10 @@
               </w:rPr>
               <w:t>Status</w:t>
             </w:r>
-            <w:bookmarkEnd w:id="101"/>
-            <w:bookmarkEnd w:id="102"/>
-            <w:bookmarkEnd w:id="103"/>
+            <w:bookmarkEnd w:id="132"/>
+            <w:bookmarkEnd w:id="133"/>
+            <w:bookmarkEnd w:id="134"/>
+            <w:bookmarkEnd w:id="135"/>
           </w:p>
         </w:tc>
         <w:tc>
@@ -9617,9 +10141,10 @@
                 <w:rFonts w:ascii="Times New Roman" w:hAnsi="Times New Roman" w:cs="Times New Roman"/>
               </w:rPr>
             </w:pPr>
-            <w:bookmarkStart w:id="104" w:name="_Toc216996137"/>
-            <w:bookmarkStart w:id="105" w:name="_Toc216997405"/>
-            <w:bookmarkStart w:id="106" w:name="_Toc216999721"/>
+            <w:bookmarkStart w:id="136" w:name="_Toc216996137"/>
+            <w:bookmarkStart w:id="137" w:name="_Toc216997405"/>
+            <w:bookmarkStart w:id="138" w:name="_Toc216999721"/>
+            <w:bookmarkStart w:id="139" w:name="_Toc217659156"/>
             <w:r>
               <w:rPr>
                 <w:rFonts w:ascii="Times New Roman" w:hAnsi="Times New Roman" w:cs="Times New Roman"/>
@@ -9627,9 +10152,10 @@
               </w:rPr>
               <w:t>Observação</w:t>
             </w:r>
-            <w:bookmarkEnd w:id="104"/>
-            <w:bookmarkEnd w:id="105"/>
-            <w:bookmarkEnd w:id="106"/>
+            <w:bookmarkEnd w:id="136"/>
+            <w:bookmarkEnd w:id="137"/>
+            <w:bookmarkEnd w:id="138"/>
+            <w:bookmarkEnd w:id="139"/>
           </w:p>
         </w:tc>
       </w:tr>
@@ -9658,9 +10184,10 @@
                 <w:rFonts w:ascii="Times New Roman" w:hAnsi="Times New Roman" w:cs="Times New Roman"/>
               </w:rPr>
             </w:pPr>
-            <w:bookmarkStart w:id="107" w:name="_Toc216996138"/>
-            <w:bookmarkStart w:id="108" w:name="_Toc216997406"/>
-            <w:bookmarkStart w:id="109" w:name="_Toc216999722"/>
+            <w:bookmarkStart w:id="140" w:name="_Toc216996138"/>
+            <w:bookmarkStart w:id="141" w:name="_Toc216997406"/>
+            <w:bookmarkStart w:id="142" w:name="_Toc216999722"/>
+            <w:bookmarkStart w:id="143" w:name="_Toc217659157"/>
             <w:r>
               <w:rPr>
                 <w:rFonts w:ascii="Times New Roman" w:hAnsi="Times New Roman" w:cs="Times New Roman"/>
@@ -9674,9 +10201,10 @@
               </w:rPr>
               <w:t>Injection</w:t>
             </w:r>
-            <w:bookmarkEnd w:id="107"/>
-            <w:bookmarkEnd w:id="108"/>
-            <w:bookmarkEnd w:id="109"/>
+            <w:bookmarkEnd w:id="140"/>
+            <w:bookmarkEnd w:id="141"/>
+            <w:bookmarkEnd w:id="142"/>
+            <w:bookmarkEnd w:id="143"/>
             <w:proofErr w:type="spellEnd"/>
           </w:p>
         </w:tc>
@@ -9700,18 +10228,20 @@
                 <w:rFonts w:ascii="Times New Roman" w:hAnsi="Times New Roman" w:cs="Times New Roman"/>
               </w:rPr>
             </w:pPr>
-            <w:bookmarkStart w:id="110" w:name="_Toc216996139"/>
-            <w:bookmarkStart w:id="111" w:name="_Toc216997407"/>
-            <w:bookmarkStart w:id="112" w:name="_Toc216999723"/>
+            <w:bookmarkStart w:id="144" w:name="_Toc216996139"/>
+            <w:bookmarkStart w:id="145" w:name="_Toc216997407"/>
+            <w:bookmarkStart w:id="146" w:name="_Toc216999723"/>
+            <w:bookmarkStart w:id="147" w:name="_Toc217659158"/>
             <w:r>
               <w:rPr>
                 <w:rFonts w:ascii="Times New Roman" w:hAnsi="Times New Roman" w:cs="Times New Roman"/>
               </w:rPr>
               <w:t>Mitigado</w:t>
             </w:r>
-            <w:bookmarkEnd w:id="110"/>
-            <w:bookmarkEnd w:id="111"/>
-            <w:bookmarkEnd w:id="112"/>
+            <w:bookmarkEnd w:id="144"/>
+            <w:bookmarkEnd w:id="145"/>
+            <w:bookmarkEnd w:id="146"/>
+            <w:bookmarkEnd w:id="147"/>
           </w:p>
         </w:tc>
         <w:tc>
@@ -9734,507 +10264,17 @@
                 <w:rFonts w:ascii="Times New Roman" w:hAnsi="Times New Roman" w:cs="Times New Roman"/>
               </w:rPr>
             </w:pPr>
-            <w:bookmarkStart w:id="113" w:name="_Toc216996140"/>
-            <w:bookmarkStart w:id="114" w:name="_Toc216997408"/>
-            <w:bookmarkStart w:id="115" w:name="_Toc216999724"/>
+            <w:bookmarkStart w:id="148" w:name="_Toc216996140"/>
+            <w:bookmarkStart w:id="149" w:name="_Toc216997408"/>
+            <w:bookmarkStart w:id="150" w:name="_Toc216999724"/>
+            <w:bookmarkStart w:id="151" w:name="_Toc217659159"/>
             <w:r>
               <w:rPr>
                 <w:rFonts w:ascii="Times New Roman" w:hAnsi="Times New Roman" w:cs="Times New Roman"/>
               </w:rPr>
               <w:t>Uso de ORM/API segura e RLS.</w:t>
             </w:r>
-            <w:bookmarkEnd w:id="113"/>
-            <w:bookmarkEnd w:id="114"/>
-            <w:bookmarkEnd w:id="115"/>
-          </w:p>
-        </w:tc>
-      </w:tr>
-      <w:tr>
-        <w:trPr>
-          <w:trHeight w:val="512"/>
-          <w:tblCellSpacing w:w="15" w:type="dxa"/>
-        </w:trPr>
-        <w:tc>
-          <w:tcPr>
-            <w:tcW w:w="0" w:type="auto"/>
-            <w:tcBorders>
-              <w:top w:val="single" w:sz="6" w:space="0" w:color="auto"/>
-              <w:left w:val="single" w:sz="6" w:space="0" w:color="auto"/>
-              <w:bottom w:val="single" w:sz="6" w:space="0" w:color="auto"/>
-              <w:right w:val="single" w:sz="6" w:space="0" w:color="auto"/>
-            </w:tcBorders>
-            <w:vAlign w:val="center"/>
-            <w:hideMark/>
-          </w:tcPr>
-          <w:p>
-            <w:pPr>
-              <w:pStyle w:val="Ttulo2"/>
-              <w:jc w:val="center"/>
-              <w:rPr>
-                <w:rFonts w:ascii="Times New Roman" w:hAnsi="Times New Roman" w:cs="Times New Roman"/>
-              </w:rPr>
-            </w:pPr>
-            <w:bookmarkStart w:id="116" w:name="_Toc216996141"/>
-            <w:bookmarkStart w:id="117" w:name="_Toc216997409"/>
-            <w:bookmarkStart w:id="118" w:name="_Toc216999725"/>
-            <w:r>
-              <w:rPr>
-                <w:rFonts w:ascii="Times New Roman" w:hAnsi="Times New Roman" w:cs="Times New Roman"/>
-              </w:rPr>
-              <w:t>XSS (</w:t>
-            </w:r>
-            <w:r>
-              <w:rPr>
-                <w:rFonts w:ascii="Times New Roman" w:hAnsi="Times New Roman" w:cs="Times New Roman"/>
-                <w:i/>
-                <w:iCs/>
-              </w:rPr>
-              <w:t xml:space="preserve">Cross-Site </w:t>
-            </w:r>
-            <w:proofErr w:type="spellStart"/>
-            <w:r>
-              <w:rPr>
-                <w:rFonts w:ascii="Times New Roman" w:hAnsi="Times New Roman" w:cs="Times New Roman"/>
-                <w:i/>
-                <w:iCs/>
-              </w:rPr>
-              <w:t>Scripting</w:t>
-            </w:r>
-            <w:proofErr w:type="spellEnd"/>
-            <w:r>
-              <w:rPr>
-                <w:rFonts w:ascii="Times New Roman" w:hAnsi="Times New Roman" w:cs="Times New Roman"/>
-              </w:rPr>
-              <w:t>)</w:t>
-            </w:r>
-            <w:bookmarkEnd w:id="116"/>
-            <w:bookmarkEnd w:id="117"/>
-            <w:bookmarkEnd w:id="118"/>
-          </w:p>
-        </w:tc>
-        <w:tc>
-          <w:tcPr>
-            <w:tcW w:w="0" w:type="auto"/>
-            <w:tcBorders>
-              <w:top w:val="single" w:sz="6" w:space="0" w:color="auto"/>
-              <w:left w:val="single" w:sz="6" w:space="0" w:color="auto"/>
-              <w:bottom w:val="single" w:sz="6" w:space="0" w:color="auto"/>
-              <w:right w:val="single" w:sz="6" w:space="0" w:color="auto"/>
-            </w:tcBorders>
-            <w:vAlign w:val="center"/>
-            <w:hideMark/>
-          </w:tcPr>
-          <w:p>
-            <w:pPr>
-              <w:pStyle w:val="Ttulo2"/>
-              <w:jc w:val="center"/>
-              <w:rPr>
-                <w:rFonts w:ascii="Times New Roman" w:hAnsi="Times New Roman" w:cs="Times New Roman"/>
-              </w:rPr>
-            </w:pPr>
-            <w:bookmarkStart w:id="119" w:name="_Toc216996142"/>
-            <w:bookmarkStart w:id="120" w:name="_Toc216997410"/>
-            <w:bookmarkStart w:id="121" w:name="_Toc216999726"/>
-            <w:r>
-              <w:rPr>
-                <w:rFonts w:ascii="Times New Roman" w:hAnsi="Times New Roman" w:cs="Times New Roman"/>
-              </w:rPr>
-              <w:t>Mitigado</w:t>
-            </w:r>
-            <w:bookmarkEnd w:id="119"/>
-            <w:bookmarkEnd w:id="120"/>
-            <w:bookmarkEnd w:id="121"/>
-          </w:p>
-        </w:tc>
-        <w:tc>
-          <w:tcPr>
-            <w:tcW w:w="0" w:type="auto"/>
-            <w:tcBorders>
-              <w:top w:val="single" w:sz="6" w:space="0" w:color="auto"/>
-              <w:left w:val="single" w:sz="6" w:space="0" w:color="auto"/>
-              <w:bottom w:val="single" w:sz="6" w:space="0" w:color="auto"/>
-              <w:right w:val="single" w:sz="6" w:space="0" w:color="auto"/>
-            </w:tcBorders>
-            <w:vAlign w:val="center"/>
-            <w:hideMark/>
-          </w:tcPr>
-          <w:p>
-            <w:pPr>
-              <w:pStyle w:val="Ttulo2"/>
-              <w:jc w:val="center"/>
-              <w:rPr>
-                <w:rFonts w:ascii="Times New Roman" w:hAnsi="Times New Roman" w:cs="Times New Roman"/>
-              </w:rPr>
-            </w:pPr>
-            <w:bookmarkStart w:id="122" w:name="_Toc216996143"/>
-            <w:bookmarkStart w:id="123" w:name="_Toc216997411"/>
-            <w:bookmarkStart w:id="124" w:name="_Toc216999727"/>
-            <w:r>
-              <w:rPr>
-                <w:rFonts w:ascii="Times New Roman" w:hAnsi="Times New Roman" w:cs="Times New Roman"/>
-              </w:rPr>
-              <w:t>Sanitização automática do framework.</w:t>
-            </w:r>
-            <w:bookmarkEnd w:id="122"/>
-            <w:bookmarkEnd w:id="123"/>
-            <w:bookmarkEnd w:id="124"/>
-          </w:p>
-        </w:tc>
-      </w:tr>
-      <w:tr>
-        <w:trPr>
-          <w:trHeight w:val="512"/>
-          <w:tblCellSpacing w:w="15" w:type="dxa"/>
-        </w:trPr>
-        <w:tc>
-          <w:tcPr>
-            <w:tcW w:w="0" w:type="auto"/>
-            <w:tcBorders>
-              <w:top w:val="single" w:sz="6" w:space="0" w:color="auto"/>
-              <w:left w:val="single" w:sz="6" w:space="0" w:color="auto"/>
-              <w:bottom w:val="single" w:sz="6" w:space="0" w:color="auto"/>
-              <w:right w:val="single" w:sz="6" w:space="0" w:color="auto"/>
-            </w:tcBorders>
-            <w:vAlign w:val="center"/>
-            <w:hideMark/>
-          </w:tcPr>
-          <w:p>
-            <w:pPr>
-              <w:pStyle w:val="Ttulo2"/>
-              <w:jc w:val="center"/>
-              <w:rPr>
-                <w:rFonts w:ascii="Times New Roman" w:hAnsi="Times New Roman" w:cs="Times New Roman"/>
-              </w:rPr>
-            </w:pPr>
-            <w:bookmarkStart w:id="125" w:name="_Toc216996144"/>
-            <w:bookmarkStart w:id="126" w:name="_Toc216997412"/>
-            <w:bookmarkStart w:id="127" w:name="_Toc216999728"/>
-            <w:r>
-              <w:rPr>
-                <w:rFonts w:ascii="Times New Roman" w:hAnsi="Times New Roman" w:cs="Times New Roman"/>
-              </w:rPr>
-              <w:t>Quebra de Autenticação</w:t>
-            </w:r>
-            <w:bookmarkEnd w:id="125"/>
-            <w:bookmarkEnd w:id="126"/>
-            <w:bookmarkEnd w:id="127"/>
-          </w:p>
-        </w:tc>
-        <w:tc>
-          <w:tcPr>
-            <w:tcW w:w="0" w:type="auto"/>
-            <w:tcBorders>
-              <w:top w:val="single" w:sz="6" w:space="0" w:color="auto"/>
-              <w:left w:val="single" w:sz="6" w:space="0" w:color="auto"/>
-              <w:bottom w:val="single" w:sz="6" w:space="0" w:color="auto"/>
-              <w:right w:val="single" w:sz="6" w:space="0" w:color="auto"/>
-            </w:tcBorders>
-            <w:vAlign w:val="center"/>
-            <w:hideMark/>
-          </w:tcPr>
-          <w:p>
-            <w:pPr>
-              <w:pStyle w:val="Ttulo2"/>
-              <w:jc w:val="center"/>
-              <w:rPr>
-                <w:rFonts w:ascii="Times New Roman" w:hAnsi="Times New Roman" w:cs="Times New Roman"/>
-              </w:rPr>
-            </w:pPr>
-            <w:bookmarkStart w:id="128" w:name="_Toc216996145"/>
-            <w:bookmarkStart w:id="129" w:name="_Toc216997413"/>
-            <w:bookmarkStart w:id="130" w:name="_Toc216999729"/>
-            <w:r>
-              <w:rPr>
-                <w:rFonts w:ascii="Times New Roman" w:hAnsi="Times New Roman" w:cs="Times New Roman"/>
-              </w:rPr>
-              <w:t>Mitigado</w:t>
-            </w:r>
-            <w:bookmarkEnd w:id="128"/>
-            <w:bookmarkEnd w:id="129"/>
-            <w:bookmarkEnd w:id="130"/>
-          </w:p>
-        </w:tc>
-        <w:tc>
-          <w:tcPr>
-            <w:tcW w:w="0" w:type="auto"/>
-            <w:tcBorders>
-              <w:top w:val="single" w:sz="6" w:space="0" w:color="auto"/>
-              <w:left w:val="single" w:sz="6" w:space="0" w:color="auto"/>
-              <w:bottom w:val="single" w:sz="6" w:space="0" w:color="auto"/>
-              <w:right w:val="single" w:sz="6" w:space="0" w:color="auto"/>
-            </w:tcBorders>
-            <w:vAlign w:val="center"/>
-            <w:hideMark/>
-          </w:tcPr>
-          <w:p>
-            <w:pPr>
-              <w:pStyle w:val="Ttulo2"/>
-              <w:jc w:val="center"/>
-              <w:rPr>
-                <w:rFonts w:ascii="Times New Roman" w:hAnsi="Times New Roman" w:cs="Times New Roman"/>
-              </w:rPr>
-            </w:pPr>
-            <w:bookmarkStart w:id="131" w:name="_Toc216996146"/>
-            <w:bookmarkStart w:id="132" w:name="_Toc216997414"/>
-            <w:bookmarkStart w:id="133" w:name="_Toc216999730"/>
-            <w:proofErr w:type="spellStart"/>
-            <w:r>
-              <w:rPr>
-                <w:rFonts w:ascii="Times New Roman" w:hAnsi="Times New Roman" w:cs="Times New Roman"/>
-              </w:rPr>
-              <w:t>Supabase</w:t>
-            </w:r>
-            <w:proofErr w:type="spellEnd"/>
-            <w:r>
-              <w:rPr>
-                <w:rFonts w:ascii="Times New Roman" w:hAnsi="Times New Roman" w:cs="Times New Roman"/>
-              </w:rPr>
-              <w:t xml:space="preserve"> </w:t>
-            </w:r>
-            <w:proofErr w:type="spellStart"/>
-            <w:r>
-              <w:rPr>
-                <w:rFonts w:ascii="Times New Roman" w:hAnsi="Times New Roman" w:cs="Times New Roman"/>
-              </w:rPr>
-              <w:t>Auth</w:t>
-            </w:r>
-            <w:proofErr w:type="spellEnd"/>
-            <w:r>
-              <w:rPr>
-                <w:rFonts w:ascii="Times New Roman" w:hAnsi="Times New Roman" w:cs="Times New Roman"/>
-              </w:rPr>
-              <w:t xml:space="preserve"> com validação robusta.</w:t>
-            </w:r>
-            <w:bookmarkEnd w:id="131"/>
-            <w:bookmarkEnd w:id="132"/>
-            <w:bookmarkEnd w:id="133"/>
-          </w:p>
-        </w:tc>
-      </w:tr>
-      <w:tr>
-        <w:trPr>
-          <w:trHeight w:val="512"/>
-          <w:tblCellSpacing w:w="15" w:type="dxa"/>
-        </w:trPr>
-        <w:tc>
-          <w:tcPr>
-            <w:tcW w:w="0" w:type="auto"/>
-            <w:tcBorders>
-              <w:top w:val="single" w:sz="6" w:space="0" w:color="auto"/>
-              <w:left w:val="single" w:sz="6" w:space="0" w:color="auto"/>
-              <w:bottom w:val="single" w:sz="6" w:space="0" w:color="auto"/>
-              <w:right w:val="single" w:sz="6" w:space="0" w:color="auto"/>
-            </w:tcBorders>
-            <w:vAlign w:val="center"/>
-            <w:hideMark/>
-          </w:tcPr>
-          <w:p>
-            <w:pPr>
-              <w:pStyle w:val="Ttulo2"/>
-              <w:jc w:val="center"/>
-              <w:rPr>
-                <w:rFonts w:ascii="Times New Roman" w:hAnsi="Times New Roman" w:cs="Times New Roman"/>
-              </w:rPr>
-            </w:pPr>
-            <w:bookmarkStart w:id="134" w:name="_Toc216996147"/>
-            <w:bookmarkStart w:id="135" w:name="_Toc216997415"/>
-            <w:bookmarkStart w:id="136" w:name="_Toc216999731"/>
-            <w:r>
-              <w:rPr>
-                <w:rFonts w:ascii="Times New Roman" w:hAnsi="Times New Roman" w:cs="Times New Roman"/>
-              </w:rPr>
-              <w:t>Exposição de Dados Sensíveis</w:t>
-            </w:r>
-            <w:bookmarkEnd w:id="134"/>
-            <w:bookmarkEnd w:id="135"/>
-            <w:bookmarkEnd w:id="136"/>
-          </w:p>
-        </w:tc>
-        <w:tc>
-          <w:tcPr>
-            <w:tcW w:w="0" w:type="auto"/>
-            <w:tcBorders>
-              <w:top w:val="single" w:sz="6" w:space="0" w:color="auto"/>
-              <w:left w:val="single" w:sz="6" w:space="0" w:color="auto"/>
-              <w:bottom w:val="single" w:sz="6" w:space="0" w:color="auto"/>
-              <w:right w:val="single" w:sz="6" w:space="0" w:color="auto"/>
-            </w:tcBorders>
-            <w:vAlign w:val="center"/>
-            <w:hideMark/>
-          </w:tcPr>
-          <w:p>
-            <w:pPr>
-              <w:pStyle w:val="Ttulo2"/>
-              <w:jc w:val="center"/>
-              <w:rPr>
-                <w:rFonts w:ascii="Times New Roman" w:hAnsi="Times New Roman" w:cs="Times New Roman"/>
-              </w:rPr>
-            </w:pPr>
-            <w:bookmarkStart w:id="137" w:name="_Toc216996148"/>
-            <w:bookmarkStart w:id="138" w:name="_Toc216997416"/>
-            <w:bookmarkStart w:id="139" w:name="_Toc216999732"/>
-            <w:r>
-              <w:rPr>
-                <w:rFonts w:ascii="Times New Roman" w:hAnsi="Times New Roman" w:cs="Times New Roman"/>
-              </w:rPr>
-              <w:t>Mitigado</w:t>
-            </w:r>
-            <w:bookmarkEnd w:id="137"/>
-            <w:bookmarkEnd w:id="138"/>
-            <w:bookmarkEnd w:id="139"/>
-          </w:p>
-        </w:tc>
-        <w:tc>
-          <w:tcPr>
-            <w:tcW w:w="0" w:type="auto"/>
-            <w:tcBorders>
-              <w:top w:val="single" w:sz="6" w:space="0" w:color="auto"/>
-              <w:left w:val="single" w:sz="6" w:space="0" w:color="auto"/>
-              <w:bottom w:val="single" w:sz="6" w:space="0" w:color="auto"/>
-              <w:right w:val="single" w:sz="6" w:space="0" w:color="auto"/>
-            </w:tcBorders>
-            <w:vAlign w:val="center"/>
-            <w:hideMark/>
-          </w:tcPr>
-          <w:p>
-            <w:pPr>
-              <w:pStyle w:val="Ttulo2"/>
-              <w:jc w:val="center"/>
-              <w:rPr>
-                <w:rFonts w:ascii="Times New Roman" w:hAnsi="Times New Roman" w:cs="Times New Roman"/>
-              </w:rPr>
-            </w:pPr>
-            <w:bookmarkStart w:id="140" w:name="_Toc216996149"/>
-            <w:bookmarkStart w:id="141" w:name="_Toc216997417"/>
-            <w:bookmarkStart w:id="142" w:name="_Toc216999733"/>
-            <w:r>
-              <w:rPr>
-                <w:rFonts w:ascii="Times New Roman" w:hAnsi="Times New Roman" w:cs="Times New Roman"/>
-              </w:rPr>
-              <w:t>RLS impede vazamento de dados de terceiros.</w:t>
-            </w:r>
-            <w:bookmarkEnd w:id="140"/>
-            <w:bookmarkEnd w:id="141"/>
-            <w:bookmarkEnd w:id="142"/>
-          </w:p>
-        </w:tc>
-      </w:tr>
-      <w:tr>
-        <w:trPr>
-          <w:trHeight w:val="496"/>
-          <w:tblCellSpacing w:w="15" w:type="dxa"/>
-        </w:trPr>
-        <w:tc>
-          <w:tcPr>
-            <w:tcW w:w="0" w:type="auto"/>
-            <w:tcBorders>
-              <w:top w:val="single" w:sz="6" w:space="0" w:color="auto"/>
-              <w:left w:val="single" w:sz="6" w:space="0" w:color="auto"/>
-              <w:bottom w:val="single" w:sz="6" w:space="0" w:color="auto"/>
-              <w:right w:val="single" w:sz="6" w:space="0" w:color="auto"/>
-            </w:tcBorders>
-            <w:vAlign w:val="center"/>
-            <w:hideMark/>
-          </w:tcPr>
-          <w:p>
-            <w:pPr>
-              <w:pStyle w:val="Ttulo2"/>
-              <w:jc w:val="center"/>
-              <w:rPr>
-                <w:rFonts w:ascii="Times New Roman" w:hAnsi="Times New Roman" w:cs="Times New Roman"/>
-              </w:rPr>
-            </w:pPr>
-            <w:bookmarkStart w:id="143" w:name="_Toc216996150"/>
-            <w:bookmarkStart w:id="144" w:name="_Toc216997418"/>
-            <w:bookmarkStart w:id="145" w:name="_Toc216999734"/>
-            <w:r>
-              <w:rPr>
-                <w:rFonts w:ascii="Times New Roman" w:hAnsi="Times New Roman" w:cs="Times New Roman"/>
-              </w:rPr>
-              <w:t>Escalação de Privilégios</w:t>
-            </w:r>
-            <w:bookmarkEnd w:id="143"/>
-            <w:bookmarkEnd w:id="144"/>
-            <w:bookmarkEnd w:id="145"/>
-          </w:p>
-        </w:tc>
-        <w:tc>
-          <w:tcPr>
-            <w:tcW w:w="0" w:type="auto"/>
-            <w:tcBorders>
-              <w:top w:val="single" w:sz="6" w:space="0" w:color="auto"/>
-              <w:left w:val="single" w:sz="6" w:space="0" w:color="auto"/>
-              <w:bottom w:val="single" w:sz="6" w:space="0" w:color="auto"/>
-              <w:right w:val="single" w:sz="6" w:space="0" w:color="auto"/>
-            </w:tcBorders>
-            <w:vAlign w:val="center"/>
-            <w:hideMark/>
-          </w:tcPr>
-          <w:p>
-            <w:pPr>
-              <w:pStyle w:val="Ttulo2"/>
-              <w:jc w:val="center"/>
-              <w:rPr>
-                <w:rFonts w:ascii="Times New Roman" w:hAnsi="Times New Roman" w:cs="Times New Roman"/>
-              </w:rPr>
-            </w:pPr>
-            <w:bookmarkStart w:id="146" w:name="_Toc216996151"/>
-            <w:bookmarkStart w:id="147" w:name="_Toc216997419"/>
-            <w:bookmarkStart w:id="148" w:name="_Toc216999735"/>
-            <w:r>
-              <w:rPr>
-                <w:rFonts w:ascii="Times New Roman" w:hAnsi="Times New Roman" w:cs="Times New Roman"/>
-              </w:rPr>
-              <w:t>Mitigado</w:t>
-            </w:r>
-            <w:bookmarkEnd w:id="146"/>
-            <w:bookmarkEnd w:id="147"/>
             <w:bookmarkEnd w:id="148"/>
-          </w:p>
-        </w:tc>
-        <w:tc>
-          <w:tcPr>
-            <w:tcW w:w="0" w:type="auto"/>
-            <w:tcBorders>
-              <w:top w:val="single" w:sz="6" w:space="0" w:color="auto"/>
-              <w:left w:val="single" w:sz="6" w:space="0" w:color="auto"/>
-              <w:bottom w:val="single" w:sz="6" w:space="0" w:color="auto"/>
-              <w:right w:val="single" w:sz="6" w:space="0" w:color="auto"/>
-            </w:tcBorders>
-            <w:vAlign w:val="center"/>
-            <w:hideMark/>
-          </w:tcPr>
-          <w:p>
-            <w:pPr>
-              <w:pStyle w:val="Ttulo2"/>
-              <w:jc w:val="center"/>
-              <w:rPr>
-                <w:rFonts w:ascii="Times New Roman" w:hAnsi="Times New Roman" w:cs="Times New Roman"/>
-              </w:rPr>
-            </w:pPr>
-            <w:bookmarkStart w:id="149" w:name="_Toc216996152"/>
-            <w:bookmarkStart w:id="150" w:name="_Toc216997420"/>
-            <w:bookmarkStart w:id="151" w:name="_Toc216999736"/>
-            <w:r>
-              <w:rPr>
-                <w:rFonts w:ascii="Times New Roman" w:hAnsi="Times New Roman" w:cs="Times New Roman"/>
-              </w:rPr>
-              <w:t xml:space="preserve">Validação de </w:t>
-            </w:r>
-            <w:r>
-              <w:rPr>
-                <w:rFonts w:ascii="Times New Roman" w:hAnsi="Times New Roman" w:cs="Times New Roman"/>
-                <w:i/>
-                <w:iCs/>
-              </w:rPr>
-              <w:t>roles</w:t>
-            </w:r>
-            <w:r>
-              <w:rPr>
-                <w:rFonts w:ascii="Times New Roman" w:hAnsi="Times New Roman" w:cs="Times New Roman"/>
-              </w:rPr>
-              <w:t xml:space="preserve"> no banco de dados.</w:t>
-            </w:r>
             <w:bookmarkEnd w:id="149"/>
             <w:bookmarkEnd w:id="150"/>
             <w:bookmarkEnd w:id="151"/>
@@ -10266,18 +10306,44 @@
                 <w:rFonts w:ascii="Times New Roman" w:hAnsi="Times New Roman" w:cs="Times New Roman"/>
               </w:rPr>
             </w:pPr>
-            <w:bookmarkStart w:id="152" w:name="_Toc216996153"/>
-            <w:bookmarkStart w:id="153" w:name="_Toc216997421"/>
-            <w:bookmarkStart w:id="154" w:name="_Toc216999737"/>
+            <w:bookmarkStart w:id="152" w:name="_Toc216996141"/>
+            <w:bookmarkStart w:id="153" w:name="_Toc216997409"/>
+            <w:bookmarkStart w:id="154" w:name="_Toc216999725"/>
+            <w:bookmarkStart w:id="155" w:name="_Toc217659160"/>
             <w:r>
               <w:rPr>
                 <w:rFonts w:ascii="Times New Roman" w:hAnsi="Times New Roman" w:cs="Times New Roman"/>
               </w:rPr>
-              <w:t>Configuração de Segurança Incorreta</w:t>
+              <w:t>XSS (</w:t>
+            </w:r>
+            <w:r>
+              <w:rPr>
+                <w:rFonts w:ascii="Times New Roman" w:hAnsi="Times New Roman" w:cs="Times New Roman"/>
+                <w:i/>
+                <w:iCs/>
+              </w:rPr>
+              <w:t xml:space="preserve">Cross-Site </w:t>
+            </w:r>
+            <w:proofErr w:type="spellStart"/>
+            <w:r>
+              <w:rPr>
+                <w:rFonts w:ascii="Times New Roman" w:hAnsi="Times New Roman" w:cs="Times New Roman"/>
+                <w:i/>
+                <w:iCs/>
+              </w:rPr>
+              <w:t>Scripting</w:t>
+            </w:r>
+            <w:proofErr w:type="spellEnd"/>
+            <w:r>
+              <w:rPr>
+                <w:rFonts w:ascii="Times New Roman" w:hAnsi="Times New Roman" w:cs="Times New Roman"/>
+              </w:rPr>
+              <w:t>)</w:t>
             </w:r>
             <w:bookmarkEnd w:id="152"/>
             <w:bookmarkEnd w:id="153"/>
             <w:bookmarkEnd w:id="154"/>
+            <w:bookmarkEnd w:id="155"/>
           </w:p>
         </w:tc>
         <w:tc>
@@ -10300,18 +10366,20 @@
                 <w:rFonts w:ascii="Times New Roman" w:hAnsi="Times New Roman" w:cs="Times New Roman"/>
               </w:rPr>
             </w:pPr>
-            <w:bookmarkStart w:id="155" w:name="_Toc216996154"/>
-            <w:bookmarkStart w:id="156" w:name="_Toc216997422"/>
-            <w:bookmarkStart w:id="157" w:name="_Toc216999738"/>
+            <w:bookmarkStart w:id="156" w:name="_Toc216996142"/>
+            <w:bookmarkStart w:id="157" w:name="_Toc216997410"/>
+            <w:bookmarkStart w:id="158" w:name="_Toc216999726"/>
+            <w:bookmarkStart w:id="159" w:name="_Toc217659161"/>
             <w:r>
               <w:rPr>
                 <w:rFonts w:ascii="Times New Roman" w:hAnsi="Times New Roman" w:cs="Times New Roman"/>
               </w:rPr>
               <w:t>Mitigado</w:t>
             </w:r>
-            <w:bookmarkEnd w:id="155"/>
             <w:bookmarkEnd w:id="156"/>
             <w:bookmarkEnd w:id="157"/>
+            <w:bookmarkEnd w:id="158"/>
+            <w:bookmarkEnd w:id="159"/>
           </w:p>
         </w:tc>
         <w:tc>
@@ -10334,14 +10402,507 @@
                 <w:rFonts w:ascii="Times New Roman" w:hAnsi="Times New Roman" w:cs="Times New Roman"/>
               </w:rPr>
             </w:pPr>
-            <w:bookmarkStart w:id="158" w:name="_Toc216996155"/>
-            <w:bookmarkStart w:id="159" w:name="_Toc216997423"/>
-            <w:bookmarkStart w:id="160" w:name="_Toc216999739"/>
+            <w:bookmarkStart w:id="160" w:name="_Toc216996143"/>
+            <w:bookmarkStart w:id="161" w:name="_Toc216997411"/>
+            <w:bookmarkStart w:id="162" w:name="_Toc216999727"/>
+            <w:bookmarkStart w:id="163" w:name="_Toc217659162"/>
+            <w:r>
+              <w:rPr>
+                <w:rFonts w:ascii="Times New Roman" w:hAnsi="Times New Roman" w:cs="Times New Roman"/>
+              </w:rPr>
+              <w:t>Sanitização automática do framework.</w:t>
+            </w:r>
+            <w:bookmarkEnd w:id="160"/>
+            <w:bookmarkEnd w:id="161"/>
+            <w:bookmarkEnd w:id="162"/>
+            <w:bookmarkEnd w:id="163"/>
+          </w:p>
+        </w:tc>
+      </w:tr>
+      <w:tr>
+        <w:trPr>
+          <w:trHeight w:val="512"/>
+          <w:tblCellSpacing w:w="15" w:type="dxa"/>
+        </w:trPr>
+        <w:tc>
+          <w:tcPr>
+            <w:tcW w:w="0" w:type="auto"/>
+            <w:tcBorders>
+              <w:top w:val="single" w:sz="6" w:space="0" w:color="auto"/>
+              <w:left w:val="single" w:sz="6" w:space="0" w:color="auto"/>
+              <w:bottom w:val="single" w:sz="6" w:space="0" w:color="auto"/>
+              <w:right w:val="single" w:sz="6" w:space="0" w:color="auto"/>
+            </w:tcBorders>
+            <w:vAlign w:val="center"/>
+            <w:hideMark/>
+          </w:tcPr>
+          <w:p>
+            <w:pPr>
+              <w:pStyle w:val="Ttulo2"/>
+              <w:jc w:val="center"/>
+              <w:rPr>
+                <w:rFonts w:ascii="Times New Roman" w:hAnsi="Times New Roman" w:cs="Times New Roman"/>
+              </w:rPr>
+            </w:pPr>
+            <w:bookmarkStart w:id="164" w:name="_Toc216996144"/>
+            <w:bookmarkStart w:id="165" w:name="_Toc216997412"/>
+            <w:bookmarkStart w:id="166" w:name="_Toc216999728"/>
+            <w:bookmarkStart w:id="167" w:name="_Toc217659163"/>
+            <w:r>
+              <w:rPr>
+                <w:rFonts w:ascii="Times New Roman" w:hAnsi="Times New Roman" w:cs="Times New Roman"/>
+              </w:rPr>
+              <w:t>Quebra de Autenticação</w:t>
+            </w:r>
+            <w:bookmarkEnd w:id="164"/>
+            <w:bookmarkEnd w:id="165"/>
+            <w:bookmarkEnd w:id="166"/>
+            <w:bookmarkEnd w:id="167"/>
+          </w:p>
+        </w:tc>
+        <w:tc>
+          <w:tcPr>
+            <w:tcW w:w="0" w:type="auto"/>
+            <w:tcBorders>
+              <w:top w:val="single" w:sz="6" w:space="0" w:color="auto"/>
+              <w:left w:val="single" w:sz="6" w:space="0" w:color="auto"/>
+              <w:bottom w:val="single" w:sz="6" w:space="0" w:color="auto"/>
+              <w:right w:val="single" w:sz="6" w:space="0" w:color="auto"/>
+            </w:tcBorders>
+            <w:vAlign w:val="center"/>
+            <w:hideMark/>
+          </w:tcPr>
+          <w:p>
+            <w:pPr>
+              <w:pStyle w:val="Ttulo2"/>
+              <w:jc w:val="center"/>
+              <w:rPr>
+                <w:rFonts w:ascii="Times New Roman" w:hAnsi="Times New Roman" w:cs="Times New Roman"/>
+              </w:rPr>
+            </w:pPr>
+            <w:bookmarkStart w:id="168" w:name="_Toc216996145"/>
+            <w:bookmarkStart w:id="169" w:name="_Toc216997413"/>
+            <w:bookmarkStart w:id="170" w:name="_Toc216999729"/>
+            <w:bookmarkStart w:id="171" w:name="_Toc217659164"/>
+            <w:r>
+              <w:rPr>
+                <w:rFonts w:ascii="Times New Roman" w:hAnsi="Times New Roman" w:cs="Times New Roman"/>
+              </w:rPr>
+              <w:t>Mitigado</w:t>
+            </w:r>
+            <w:bookmarkEnd w:id="168"/>
+            <w:bookmarkEnd w:id="169"/>
+            <w:bookmarkEnd w:id="170"/>
+            <w:bookmarkEnd w:id="171"/>
+          </w:p>
+        </w:tc>
+        <w:tc>
+          <w:tcPr>
+            <w:tcW w:w="0" w:type="auto"/>
+            <w:tcBorders>
+              <w:top w:val="single" w:sz="6" w:space="0" w:color="auto"/>
+              <w:left w:val="single" w:sz="6" w:space="0" w:color="auto"/>
+              <w:bottom w:val="single" w:sz="6" w:space="0" w:color="auto"/>
+              <w:right w:val="single" w:sz="6" w:space="0" w:color="auto"/>
+            </w:tcBorders>
+            <w:vAlign w:val="center"/>
+            <w:hideMark/>
+          </w:tcPr>
+          <w:p>
+            <w:pPr>
+              <w:pStyle w:val="Ttulo2"/>
+              <w:jc w:val="center"/>
+              <w:rPr>
+                <w:rFonts w:ascii="Times New Roman" w:hAnsi="Times New Roman" w:cs="Times New Roman"/>
+              </w:rPr>
+            </w:pPr>
+            <w:bookmarkStart w:id="172" w:name="_Toc216996146"/>
+            <w:bookmarkStart w:id="173" w:name="_Toc216997414"/>
+            <w:bookmarkStart w:id="174" w:name="_Toc216999730"/>
+            <w:bookmarkStart w:id="175" w:name="_Toc217659165"/>
             <w:proofErr w:type="spellStart"/>
             <w:r>
               <w:rPr>
                 <w:rFonts w:ascii="Times New Roman" w:hAnsi="Times New Roman" w:cs="Times New Roman"/>
               </w:rPr>
+              <w:t>Supabase</w:t>
+            </w:r>
+            <w:proofErr w:type="spellEnd"/>
+            <w:r>
+              <w:rPr>
+                <w:rFonts w:ascii="Times New Roman" w:hAnsi="Times New Roman" w:cs="Times New Roman"/>
+              </w:rPr>
+              <w:t xml:space="preserve"> </w:t>
+            </w:r>
+            <w:proofErr w:type="spellStart"/>
+            <w:r>
+              <w:rPr>
+                <w:rFonts w:ascii="Times New Roman" w:hAnsi="Times New Roman" w:cs="Times New Roman"/>
+              </w:rPr>
+              <w:t>Auth</w:t>
+            </w:r>
+            <w:proofErr w:type="spellEnd"/>
+            <w:r>
+              <w:rPr>
+                <w:rFonts w:ascii="Times New Roman" w:hAnsi="Times New Roman" w:cs="Times New Roman"/>
+              </w:rPr>
+              <w:t xml:space="preserve"> com validação robusta.</w:t>
+            </w:r>
+            <w:bookmarkEnd w:id="172"/>
+            <w:bookmarkEnd w:id="173"/>
+            <w:bookmarkEnd w:id="174"/>
+            <w:bookmarkEnd w:id="175"/>
+          </w:p>
+        </w:tc>
+      </w:tr>
+      <w:tr>
+        <w:trPr>
+          <w:trHeight w:val="512"/>
+          <w:tblCellSpacing w:w="15" w:type="dxa"/>
+        </w:trPr>
+        <w:tc>
+          <w:tcPr>
+            <w:tcW w:w="0" w:type="auto"/>
+            <w:tcBorders>
+              <w:top w:val="single" w:sz="6" w:space="0" w:color="auto"/>
+              <w:left w:val="single" w:sz="6" w:space="0" w:color="auto"/>
+              <w:bottom w:val="single" w:sz="6" w:space="0" w:color="auto"/>
+              <w:right w:val="single" w:sz="6" w:space="0" w:color="auto"/>
+            </w:tcBorders>
+            <w:vAlign w:val="center"/>
+            <w:hideMark/>
+          </w:tcPr>
+          <w:p>
+            <w:pPr>
+              <w:pStyle w:val="Ttulo2"/>
+              <w:jc w:val="center"/>
+              <w:rPr>
+                <w:rFonts w:ascii="Times New Roman" w:hAnsi="Times New Roman" w:cs="Times New Roman"/>
+              </w:rPr>
+            </w:pPr>
+            <w:bookmarkStart w:id="176" w:name="_Toc216996147"/>
+            <w:bookmarkStart w:id="177" w:name="_Toc216997415"/>
+            <w:bookmarkStart w:id="178" w:name="_Toc216999731"/>
+            <w:bookmarkStart w:id="179" w:name="_Toc217659166"/>
+            <w:r>
+              <w:rPr>
+                <w:rFonts w:ascii="Times New Roman" w:hAnsi="Times New Roman" w:cs="Times New Roman"/>
+              </w:rPr>
+              <w:t>Exposição de Dados Sensíveis</w:t>
+            </w:r>
+            <w:bookmarkEnd w:id="176"/>
+            <w:bookmarkEnd w:id="177"/>
+            <w:bookmarkEnd w:id="178"/>
+            <w:bookmarkEnd w:id="179"/>
+          </w:p>
+        </w:tc>
+        <w:tc>
+          <w:tcPr>
+            <w:tcW w:w="0" w:type="auto"/>
+            <w:tcBorders>
+              <w:top w:val="single" w:sz="6" w:space="0" w:color="auto"/>
+              <w:left w:val="single" w:sz="6" w:space="0" w:color="auto"/>
+              <w:bottom w:val="single" w:sz="6" w:space="0" w:color="auto"/>
+              <w:right w:val="single" w:sz="6" w:space="0" w:color="auto"/>
+            </w:tcBorders>
+            <w:vAlign w:val="center"/>
+            <w:hideMark/>
+          </w:tcPr>
+          <w:p>
+            <w:pPr>
+              <w:pStyle w:val="Ttulo2"/>
+              <w:jc w:val="center"/>
+              <w:rPr>
+                <w:rFonts w:ascii="Times New Roman" w:hAnsi="Times New Roman" w:cs="Times New Roman"/>
+              </w:rPr>
+            </w:pPr>
+            <w:bookmarkStart w:id="180" w:name="_Toc216996148"/>
+            <w:bookmarkStart w:id="181" w:name="_Toc216997416"/>
+            <w:bookmarkStart w:id="182" w:name="_Toc216999732"/>
+            <w:bookmarkStart w:id="183" w:name="_Toc217659167"/>
+            <w:r>
+              <w:rPr>
+                <w:rFonts w:ascii="Times New Roman" w:hAnsi="Times New Roman" w:cs="Times New Roman"/>
+              </w:rPr>
+              <w:t>Mitigado</w:t>
+            </w:r>
+            <w:bookmarkEnd w:id="180"/>
+            <w:bookmarkEnd w:id="181"/>
+            <w:bookmarkEnd w:id="182"/>
+            <w:bookmarkEnd w:id="183"/>
+          </w:p>
+        </w:tc>
+        <w:tc>
+          <w:tcPr>
+            <w:tcW w:w="0" w:type="auto"/>
+            <w:tcBorders>
+              <w:top w:val="single" w:sz="6" w:space="0" w:color="auto"/>
+              <w:left w:val="single" w:sz="6" w:space="0" w:color="auto"/>
+              <w:bottom w:val="single" w:sz="6" w:space="0" w:color="auto"/>
+              <w:right w:val="single" w:sz="6" w:space="0" w:color="auto"/>
+            </w:tcBorders>
+            <w:vAlign w:val="center"/>
+            <w:hideMark/>
+          </w:tcPr>
+          <w:p>
+            <w:pPr>
+              <w:pStyle w:val="Ttulo2"/>
+              <w:jc w:val="center"/>
+              <w:rPr>
+                <w:rFonts w:ascii="Times New Roman" w:hAnsi="Times New Roman" w:cs="Times New Roman"/>
+              </w:rPr>
+            </w:pPr>
+            <w:bookmarkStart w:id="184" w:name="_Toc216996149"/>
+            <w:bookmarkStart w:id="185" w:name="_Toc216997417"/>
+            <w:bookmarkStart w:id="186" w:name="_Toc216999733"/>
+            <w:bookmarkStart w:id="187" w:name="_Toc217659168"/>
+            <w:r>
+              <w:rPr>
+                <w:rFonts w:ascii="Times New Roman" w:hAnsi="Times New Roman" w:cs="Times New Roman"/>
+              </w:rPr>
+              <w:t>RLS impede vazamento de dados de terceiros.</w:t>
+            </w:r>
+            <w:bookmarkEnd w:id="184"/>
+            <w:bookmarkEnd w:id="185"/>
+            <w:bookmarkEnd w:id="186"/>
+            <w:bookmarkEnd w:id="187"/>
+          </w:p>
+        </w:tc>
+      </w:tr>
+      <w:tr>
+        <w:trPr>
+          <w:trHeight w:val="496"/>
+          <w:tblCellSpacing w:w="15" w:type="dxa"/>
+        </w:trPr>
+        <w:tc>
+          <w:tcPr>
+            <w:tcW w:w="0" w:type="auto"/>
+            <w:tcBorders>
+              <w:top w:val="single" w:sz="6" w:space="0" w:color="auto"/>
+              <w:left w:val="single" w:sz="6" w:space="0" w:color="auto"/>
+              <w:bottom w:val="single" w:sz="6" w:space="0" w:color="auto"/>
+              <w:right w:val="single" w:sz="6" w:space="0" w:color="auto"/>
+            </w:tcBorders>
+            <w:vAlign w:val="center"/>
+            <w:hideMark/>
+          </w:tcPr>
+          <w:p>
+            <w:pPr>
+              <w:pStyle w:val="Ttulo2"/>
+              <w:jc w:val="center"/>
+              <w:rPr>
+                <w:rFonts w:ascii="Times New Roman" w:hAnsi="Times New Roman" w:cs="Times New Roman"/>
+              </w:rPr>
+            </w:pPr>
+            <w:bookmarkStart w:id="188" w:name="_Toc216996150"/>
+            <w:bookmarkStart w:id="189" w:name="_Toc216997418"/>
+            <w:bookmarkStart w:id="190" w:name="_Toc216999734"/>
+            <w:bookmarkStart w:id="191" w:name="_Toc217659169"/>
+            <w:r>
+              <w:rPr>
+                <w:rFonts w:ascii="Times New Roman" w:hAnsi="Times New Roman" w:cs="Times New Roman"/>
+              </w:rPr>
+              <w:t>Escalação de Privilégios</w:t>
+            </w:r>
+            <w:bookmarkEnd w:id="188"/>
+            <w:bookmarkEnd w:id="189"/>
+            <w:bookmarkEnd w:id="190"/>
+            <w:bookmarkEnd w:id="191"/>
+          </w:p>
+        </w:tc>
+        <w:tc>
+          <w:tcPr>
+            <w:tcW w:w="0" w:type="auto"/>
+            <w:tcBorders>
+              <w:top w:val="single" w:sz="6" w:space="0" w:color="auto"/>
+              <w:left w:val="single" w:sz="6" w:space="0" w:color="auto"/>
+              <w:bottom w:val="single" w:sz="6" w:space="0" w:color="auto"/>
+              <w:right w:val="single" w:sz="6" w:space="0" w:color="auto"/>
+            </w:tcBorders>
+            <w:vAlign w:val="center"/>
+            <w:hideMark/>
+          </w:tcPr>
+          <w:p>
+            <w:pPr>
+              <w:pStyle w:val="Ttulo2"/>
+              <w:jc w:val="center"/>
+              <w:rPr>
+                <w:rFonts w:ascii="Times New Roman" w:hAnsi="Times New Roman" w:cs="Times New Roman"/>
+              </w:rPr>
+            </w:pPr>
+            <w:bookmarkStart w:id="192" w:name="_Toc216996151"/>
+            <w:bookmarkStart w:id="193" w:name="_Toc216997419"/>
+            <w:bookmarkStart w:id="194" w:name="_Toc216999735"/>
+            <w:bookmarkStart w:id="195" w:name="_Toc217659170"/>
+            <w:r>
+              <w:rPr>
+                <w:rFonts w:ascii="Times New Roman" w:hAnsi="Times New Roman" w:cs="Times New Roman"/>
+              </w:rPr>
+              <w:t>Mitigado</w:t>
+            </w:r>
+            <w:bookmarkEnd w:id="192"/>
+            <w:bookmarkEnd w:id="193"/>
+            <w:bookmarkEnd w:id="194"/>
+            <w:bookmarkEnd w:id="195"/>
+          </w:p>
+        </w:tc>
+        <w:tc>
+          <w:tcPr>
+            <w:tcW w:w="0" w:type="auto"/>
+            <w:tcBorders>
+              <w:top w:val="single" w:sz="6" w:space="0" w:color="auto"/>
+              <w:left w:val="single" w:sz="6" w:space="0" w:color="auto"/>
+              <w:bottom w:val="single" w:sz="6" w:space="0" w:color="auto"/>
+              <w:right w:val="single" w:sz="6" w:space="0" w:color="auto"/>
+            </w:tcBorders>
+            <w:vAlign w:val="center"/>
+            <w:hideMark/>
+          </w:tcPr>
+          <w:p>
+            <w:pPr>
+              <w:pStyle w:val="Ttulo2"/>
+              <w:jc w:val="center"/>
+              <w:rPr>
+                <w:rFonts w:ascii="Times New Roman" w:hAnsi="Times New Roman" w:cs="Times New Roman"/>
+              </w:rPr>
+            </w:pPr>
+            <w:bookmarkStart w:id="196" w:name="_Toc216996152"/>
+            <w:bookmarkStart w:id="197" w:name="_Toc216997420"/>
+            <w:bookmarkStart w:id="198" w:name="_Toc216999736"/>
+            <w:bookmarkStart w:id="199" w:name="_Toc217659171"/>
+            <w:r>
+              <w:rPr>
+                <w:rFonts w:ascii="Times New Roman" w:hAnsi="Times New Roman" w:cs="Times New Roman"/>
+              </w:rPr>
+              <w:t xml:space="preserve">Validação de </w:t>
+            </w:r>
+            <w:r>
+              <w:rPr>
+                <w:rFonts w:ascii="Times New Roman" w:hAnsi="Times New Roman" w:cs="Times New Roman"/>
+                <w:i/>
+                <w:iCs/>
+              </w:rPr>
+              <w:t>roles</w:t>
+            </w:r>
+            <w:r>
+              <w:rPr>
+                <w:rFonts w:ascii="Times New Roman" w:hAnsi="Times New Roman" w:cs="Times New Roman"/>
+              </w:rPr>
+              <w:t xml:space="preserve"> no banco de dados.</w:t>
+            </w:r>
+            <w:bookmarkEnd w:id="196"/>
+            <w:bookmarkEnd w:id="197"/>
+            <w:bookmarkEnd w:id="198"/>
+            <w:bookmarkEnd w:id="199"/>
+          </w:p>
+        </w:tc>
+      </w:tr>
+      <w:tr>
+        <w:trPr>
+          <w:trHeight w:val="512"/>
+          <w:tblCellSpacing w:w="15" w:type="dxa"/>
+        </w:trPr>
+        <w:tc>
+          <w:tcPr>
+            <w:tcW w:w="0" w:type="auto"/>
+            <w:tcBorders>
+              <w:top w:val="single" w:sz="6" w:space="0" w:color="auto"/>
+              <w:left w:val="single" w:sz="6" w:space="0" w:color="auto"/>
+              <w:bottom w:val="single" w:sz="6" w:space="0" w:color="auto"/>
+              <w:right w:val="single" w:sz="6" w:space="0" w:color="auto"/>
+            </w:tcBorders>
+            <w:vAlign w:val="center"/>
+            <w:hideMark/>
+          </w:tcPr>
+          <w:p>
+            <w:pPr>
+              <w:pStyle w:val="Ttulo2"/>
+              <w:jc w:val="center"/>
+              <w:rPr>
+                <w:rFonts w:ascii="Times New Roman" w:hAnsi="Times New Roman" w:cs="Times New Roman"/>
+              </w:rPr>
+            </w:pPr>
+            <w:bookmarkStart w:id="200" w:name="_Toc216996153"/>
+            <w:bookmarkStart w:id="201" w:name="_Toc216997421"/>
+            <w:bookmarkStart w:id="202" w:name="_Toc216999737"/>
+            <w:bookmarkStart w:id="203" w:name="_Toc217659172"/>
+            <w:r>
+              <w:rPr>
+                <w:rFonts w:ascii="Times New Roman" w:hAnsi="Times New Roman" w:cs="Times New Roman"/>
+              </w:rPr>
+              <w:t>Configuração de Segurança Incorreta</w:t>
+            </w:r>
+            <w:bookmarkEnd w:id="200"/>
+            <w:bookmarkEnd w:id="201"/>
+            <w:bookmarkEnd w:id="202"/>
+            <w:bookmarkEnd w:id="203"/>
+          </w:p>
+        </w:tc>
+        <w:tc>
+          <w:tcPr>
+            <w:tcW w:w="0" w:type="auto"/>
+            <w:tcBorders>
+              <w:top w:val="single" w:sz="6" w:space="0" w:color="auto"/>
+              <w:left w:val="single" w:sz="6" w:space="0" w:color="auto"/>
+              <w:bottom w:val="single" w:sz="6" w:space="0" w:color="auto"/>
+              <w:right w:val="single" w:sz="6" w:space="0" w:color="auto"/>
+            </w:tcBorders>
+            <w:vAlign w:val="center"/>
+            <w:hideMark/>
+          </w:tcPr>
+          <w:p>
+            <w:pPr>
+              <w:pStyle w:val="Ttulo2"/>
+              <w:jc w:val="center"/>
+              <w:rPr>
+                <w:rFonts w:ascii="Times New Roman" w:hAnsi="Times New Roman" w:cs="Times New Roman"/>
+              </w:rPr>
+            </w:pPr>
+            <w:bookmarkStart w:id="204" w:name="_Toc216996154"/>
+            <w:bookmarkStart w:id="205" w:name="_Toc216997422"/>
+            <w:bookmarkStart w:id="206" w:name="_Toc216999738"/>
+            <w:bookmarkStart w:id="207" w:name="_Toc217659173"/>
+            <w:r>
+              <w:rPr>
+                <w:rFonts w:ascii="Times New Roman" w:hAnsi="Times New Roman" w:cs="Times New Roman"/>
+              </w:rPr>
+              <w:t>Mitigado</w:t>
+            </w:r>
+            <w:bookmarkEnd w:id="204"/>
+            <w:bookmarkEnd w:id="205"/>
+            <w:bookmarkEnd w:id="206"/>
+            <w:bookmarkEnd w:id="207"/>
+          </w:p>
+        </w:tc>
+        <w:tc>
+          <w:tcPr>
+            <w:tcW w:w="0" w:type="auto"/>
+            <w:tcBorders>
+              <w:top w:val="single" w:sz="6" w:space="0" w:color="auto"/>
+              <w:left w:val="single" w:sz="6" w:space="0" w:color="auto"/>
+              <w:bottom w:val="single" w:sz="6" w:space="0" w:color="auto"/>
+              <w:right w:val="single" w:sz="6" w:space="0" w:color="auto"/>
+            </w:tcBorders>
+            <w:vAlign w:val="center"/>
+            <w:hideMark/>
+          </w:tcPr>
+          <w:p>
+            <w:pPr>
+              <w:pStyle w:val="Ttulo2"/>
+              <w:jc w:val="center"/>
+              <w:rPr>
+                <w:rFonts w:ascii="Times New Roman" w:hAnsi="Times New Roman" w:cs="Times New Roman"/>
+              </w:rPr>
+            </w:pPr>
+            <w:bookmarkStart w:id="208" w:name="_Toc216996155"/>
+            <w:bookmarkStart w:id="209" w:name="_Toc216997423"/>
+            <w:bookmarkStart w:id="210" w:name="_Toc216999739"/>
+            <w:bookmarkStart w:id="211" w:name="_Toc217659174"/>
+            <w:proofErr w:type="spellStart"/>
+            <w:r>
+              <w:rPr>
+                <w:rFonts w:ascii="Times New Roman" w:hAnsi="Times New Roman" w:cs="Times New Roman"/>
+              </w:rPr>
               <w:t>Headers</w:t>
             </w:r>
             <w:proofErr w:type="spellEnd"/>
@@ -10351,9 +10912,10 @@
               </w:rPr>
               <w:t xml:space="preserve"> de segurança e HTTPS forçado ativos.</w:t>
             </w:r>
-            <w:bookmarkEnd w:id="158"/>
-            <w:bookmarkEnd w:id="159"/>
-            <w:bookmarkEnd w:id="160"/>
+            <w:bookmarkEnd w:id="208"/>
+            <w:bookmarkEnd w:id="209"/>
+            <w:bookmarkEnd w:id="210"/>
+            <w:bookmarkEnd w:id="211"/>
           </w:p>
         </w:tc>
       </w:tr>
@@ -10366,9 +10928,10 @@
           <w:rFonts w:ascii="Times New Roman" w:hAnsi="Times New Roman" w:cs="Times New Roman"/>
         </w:rPr>
       </w:pPr>
-      <w:bookmarkStart w:id="161" w:name="_Toc216996156"/>
-      <w:bookmarkStart w:id="162" w:name="_Toc216997424"/>
-      <w:bookmarkStart w:id="163" w:name="_Toc216999740"/>
+      <w:bookmarkStart w:id="212" w:name="_Toc216996156"/>
+      <w:bookmarkStart w:id="213" w:name="_Toc216997424"/>
+      <w:bookmarkStart w:id="214" w:name="_Toc216999740"/>
+      <w:bookmarkStart w:id="215" w:name="_Toc217659175"/>
       <w:r>
         <w:rPr>
           <w:rFonts w:ascii="Times New Roman" w:hAnsi="Times New Roman" w:cs="Times New Roman"/>
@@ -10377,9 +10940,10 @@
         </w:rPr>
         <w:t>Fonte: Elaborado pelo autor (2025).</w:t>
       </w:r>
-      <w:bookmarkEnd w:id="161"/>
-      <w:bookmarkEnd w:id="162"/>
-      <w:bookmarkEnd w:id="163"/>
+      <w:bookmarkEnd w:id="212"/>
+      <w:bookmarkEnd w:id="213"/>
+      <w:bookmarkEnd w:id="214"/>
+      <w:bookmarkEnd w:id="215"/>
     </w:p>
     <w:p>
       <w:pPr>
@@ -10389,9 +10953,10 @@
           <w:rFonts w:ascii="Times New Roman" w:hAnsi="Times New Roman" w:cs="Times New Roman"/>
         </w:rPr>
       </w:pPr>
-      <w:bookmarkStart w:id="164" w:name="_Toc216996157"/>
-      <w:bookmarkStart w:id="165" w:name="_Toc216997425"/>
-      <w:bookmarkStart w:id="166" w:name="_Toc216999741"/>
+      <w:bookmarkStart w:id="216" w:name="_Toc216996157"/>
+      <w:bookmarkStart w:id="217" w:name="_Toc216997425"/>
+      <w:bookmarkStart w:id="218" w:name="_Toc216999741"/>
+      <w:bookmarkStart w:id="219" w:name="_Toc217659176"/>
       <w:r>
         <w:rPr>
           <w:rFonts w:ascii="Times New Roman" w:hAnsi="Times New Roman" w:cs="Times New Roman"/>
@@ -10412,9 +10977,10 @@
         </w:rPr>
         <w:t xml:space="preserve"> OWASP ASVS aplicáveis ao escopo do projeto.</w:t>
       </w:r>
-      <w:bookmarkEnd w:id="164"/>
-      <w:bookmarkEnd w:id="165"/>
-      <w:bookmarkEnd w:id="166"/>
+      <w:bookmarkEnd w:id="216"/>
+      <w:bookmarkEnd w:id="217"/>
+      <w:bookmarkEnd w:id="218"/>
+      <w:bookmarkEnd w:id="219"/>
       <w:r>
         <w:rPr>
           <w:rFonts w:ascii="Times New Roman" w:hAnsi="Times New Roman" w:cs="Times New Roman"/>
@@ -10431,7 +10997,7 @@
           <w:color w:val="000000" w:themeColor="text1"/>
         </w:rPr>
       </w:pPr>
-      <w:bookmarkStart w:id="167" w:name="_Toc216999742"/>
+      <w:bookmarkStart w:id="220" w:name="_Toc217659177"/>
       <w:r>
         <w:rPr>
           <w:rFonts w:ascii="Times New Roman" w:hAnsi="Times New Roman" w:cs="Times New Roman"/>
@@ -10440,7 +11006,7 @@
         <w:lastRenderedPageBreak/>
         <w:t>5. EXECUÇÃO E ANÁLISE DOS TESTES DE SEGURANÇA</w:t>
       </w:r>
-      <w:bookmarkEnd w:id="167"/>
+      <w:bookmarkEnd w:id="220"/>
     </w:p>
     <w:p>
       <w:pPr>
@@ -10498,7 +11064,7 @@
           <w:szCs w:val="32"/>
         </w:rPr>
       </w:pPr>
-      <w:bookmarkStart w:id="168" w:name="_Toc216999743"/>
+      <w:bookmarkStart w:id="221" w:name="_Toc217659178"/>
       <w:r>
         <w:rPr>
           <w:rFonts w:ascii="Times New Roman" w:hAnsi="Times New Roman" w:cs="Times New Roman"/>
@@ -10519,7 +11085,7 @@
         </w:rPr>
         <w:t>:</w:t>
       </w:r>
-      <w:bookmarkEnd w:id="168"/>
+      <w:bookmarkEnd w:id="221"/>
     </w:p>
     <w:p>
       <w:pPr>
@@ -10535,18 +11101,20 @@
         </w:rPr>
         <w:t xml:space="preserve"> </w:t>
       </w:r>
-      <w:bookmarkStart w:id="169" w:name="_Toc216996160"/>
-      <w:bookmarkStart w:id="170" w:name="_Toc216997428"/>
-      <w:bookmarkStart w:id="171" w:name="_Toc216999744"/>
+      <w:bookmarkStart w:id="222" w:name="_Toc216996160"/>
+      <w:bookmarkStart w:id="223" w:name="_Toc216997428"/>
+      <w:bookmarkStart w:id="224" w:name="_Toc216999744"/>
+      <w:bookmarkStart w:id="225" w:name="_Toc217659179"/>
       <w:r>
         <w:rPr>
           <w:rFonts w:ascii="Times New Roman" w:hAnsi="Times New Roman" w:cs="Times New Roman"/>
         </w:rPr>
         <w:t>Foram realizados testes exaustivos nos mecanismos de login e gestão de identidade. As simulações incluíram tentativas de acesso com credenciais inexistentes, senhas incorretas e e-mails em formatos válidos e inválidos. Adicionalmente, executaram-se testes de enumeração de usuários (tentativa de descobrir quais e-mails estão cadastrados baseando-se no tempo de resposta ou mensagens de erro) e exploração direta da API de autenticação. Os resultados demonstraram a robustez do sistema:</w:t>
       </w:r>
-      <w:bookmarkEnd w:id="169"/>
-      <w:bookmarkEnd w:id="170"/>
-      <w:bookmarkEnd w:id="171"/>
+      <w:bookmarkEnd w:id="222"/>
+      <w:bookmarkEnd w:id="223"/>
+      <w:bookmarkEnd w:id="224"/>
+      <w:bookmarkEnd w:id="225"/>
     </w:p>
     <w:p>
       <w:pPr>
@@ -10644,7 +11212,7 @@
           <w:szCs w:val="32"/>
         </w:rPr>
       </w:pPr>
-      <w:bookmarkStart w:id="172" w:name="_Toc216999745"/>
+      <w:bookmarkStart w:id="226" w:name="_Toc217659180"/>
       <w:r>
         <w:rPr>
           <w:rFonts w:ascii="Times New Roman" w:hAnsi="Times New Roman" w:cs="Times New Roman"/>
@@ -10665,7 +11233,7 @@
         </w:rPr>
         <w:t>:</w:t>
       </w:r>
-      <w:bookmarkEnd w:id="172"/>
+      <w:bookmarkEnd w:id="226"/>
     </w:p>
     <w:p>
       <w:pPr>
@@ -10675,9 +11243,10 @@
           <w:rFonts w:ascii="Times New Roman" w:hAnsi="Times New Roman" w:cs="Times New Roman"/>
         </w:rPr>
       </w:pPr>
-      <w:bookmarkStart w:id="173" w:name="_Toc216996162"/>
-      <w:bookmarkStart w:id="174" w:name="_Toc216997430"/>
-      <w:bookmarkStart w:id="175" w:name="_Toc216999746"/>
+      <w:bookmarkStart w:id="227" w:name="_Toc216996162"/>
+      <w:bookmarkStart w:id="228" w:name="_Toc216997430"/>
+      <w:bookmarkStart w:id="229" w:name="_Toc216999746"/>
+      <w:bookmarkStart w:id="230" w:name="_Toc217659181"/>
       <w:r>
         <w:rPr>
           <w:rFonts w:ascii="Times New Roman" w:hAnsi="Times New Roman" w:cs="Times New Roman"/>
@@ -10830,9 +11399,10 @@
         </w:rPr>
         <w:t>, confirmando que não há vulnerabilidade de exposição indevida.</w:t>
       </w:r>
-      <w:bookmarkEnd w:id="173"/>
-      <w:bookmarkEnd w:id="174"/>
-      <w:bookmarkEnd w:id="175"/>
+      <w:bookmarkEnd w:id="227"/>
+      <w:bookmarkEnd w:id="228"/>
+      <w:bookmarkEnd w:id="229"/>
+      <w:bookmarkEnd w:id="230"/>
     </w:p>
     <w:p>
       <w:pPr>
@@ -10846,7 +11416,7 @@
           <w:szCs w:val="32"/>
         </w:rPr>
       </w:pPr>
-      <w:bookmarkStart w:id="176" w:name="_Toc216999747"/>
+      <w:bookmarkStart w:id="231" w:name="_Toc217659182"/>
       <w:r>
         <w:rPr>
           <w:rFonts w:ascii="Times New Roman" w:hAnsi="Times New Roman" w:cs="Times New Roman"/>
@@ -10867,7 +11437,7 @@
         </w:rPr>
         <w:t>:</w:t>
       </w:r>
-      <w:bookmarkEnd w:id="176"/>
+      <w:bookmarkEnd w:id="231"/>
     </w:p>
     <w:p>
       <w:pPr>
@@ -10962,7 +11532,7 @@
           <w:szCs w:val="32"/>
         </w:rPr>
       </w:pPr>
-      <w:bookmarkStart w:id="177" w:name="_Toc216999748"/>
+      <w:bookmarkStart w:id="232" w:name="_Toc217659183"/>
       <w:r>
         <w:rPr>
           <w:rFonts w:ascii="Times New Roman" w:hAnsi="Times New Roman" w:cs="Times New Roman"/>
@@ -10983,7 +11553,7 @@
         </w:rPr>
         <w:t>:</w:t>
       </w:r>
-      <w:bookmarkEnd w:id="177"/>
+      <w:bookmarkEnd w:id="232"/>
     </w:p>
     <w:p>
       <w:pPr>
@@ -11084,7 +11654,7 @@
           <w:szCs w:val="32"/>
         </w:rPr>
       </w:pPr>
-      <w:bookmarkStart w:id="178" w:name="_Toc216999749"/>
+      <w:bookmarkStart w:id="233" w:name="_Toc217659184"/>
       <w:r>
         <w:rPr>
           <w:rFonts w:ascii="Times New Roman" w:hAnsi="Times New Roman" w:cs="Times New Roman"/>
@@ -11096,7 +11666,7 @@
         <w:lastRenderedPageBreak/>
         <w:t>5.5 Testes de Escalação de Privilégios</w:t>
       </w:r>
-      <w:bookmarkEnd w:id="178"/>
+      <w:bookmarkEnd w:id="233"/>
       <w:r>
         <w:rPr>
           <w:rFonts w:ascii="Times New Roman" w:hAnsi="Times New Roman" w:cs="Times New Roman"/>
@@ -11116,18 +11686,20 @@
           <w:rFonts w:ascii="Times New Roman" w:hAnsi="Times New Roman" w:cs="Times New Roman"/>
         </w:rPr>
       </w:pPr>
-      <w:bookmarkStart w:id="179" w:name="_Toc216996166"/>
-      <w:bookmarkStart w:id="180" w:name="_Toc216997434"/>
-      <w:bookmarkStart w:id="181" w:name="_Toc216999750"/>
+      <w:bookmarkStart w:id="234" w:name="_Toc216996166"/>
+      <w:bookmarkStart w:id="235" w:name="_Toc216997434"/>
+      <w:bookmarkStart w:id="236" w:name="_Toc216999750"/>
+      <w:bookmarkStart w:id="237" w:name="_Toc217659185"/>
       <w:r>
         <w:rPr>
           <w:rFonts w:ascii="Times New Roman" w:hAnsi="Times New Roman" w:cs="Times New Roman"/>
         </w:rPr>
         <w:t>Para validar o isolamento entre perfis de usuários, tentou-se a escalação vertical de privilégios (ex.: um perfil "Cuidador" tentando atuar como "Gestor"). Os testes envolveram:</w:t>
       </w:r>
-      <w:bookmarkEnd w:id="179"/>
-      <w:bookmarkEnd w:id="180"/>
-      <w:bookmarkEnd w:id="181"/>
+      <w:bookmarkEnd w:id="234"/>
+      <w:bookmarkEnd w:id="235"/>
+      <w:bookmarkEnd w:id="236"/>
+      <w:bookmarkEnd w:id="237"/>
     </w:p>
     <w:p>
       <w:pPr>
@@ -11137,9 +11709,10 @@
           <w:rFonts w:ascii="Times New Roman" w:hAnsi="Times New Roman" w:cs="Times New Roman"/>
         </w:rPr>
       </w:pPr>
-      <w:bookmarkStart w:id="182" w:name="_Toc216996167"/>
-      <w:bookmarkStart w:id="183" w:name="_Toc216997435"/>
-      <w:bookmarkStart w:id="184" w:name="_Toc216999751"/>
+      <w:bookmarkStart w:id="238" w:name="_Toc216996167"/>
+      <w:bookmarkStart w:id="239" w:name="_Toc216997435"/>
+      <w:bookmarkStart w:id="240" w:name="_Toc216999751"/>
+      <w:bookmarkStart w:id="241" w:name="_Toc217659186"/>
       <w:r>
         <w:rPr>
           <w:rFonts w:ascii="Times New Roman" w:hAnsi="Times New Roman" w:cs="Times New Roman"/>
@@ -11153,9 +11726,10 @@
         </w:rPr>
         <w:t xml:space="preserve"> Alteração do campo role via requisição PATCH /profiles.</w:t>
       </w:r>
-      <w:bookmarkEnd w:id="182"/>
-      <w:bookmarkEnd w:id="183"/>
-      <w:bookmarkEnd w:id="184"/>
+      <w:bookmarkEnd w:id="238"/>
+      <w:bookmarkEnd w:id="239"/>
+      <w:bookmarkEnd w:id="240"/>
+      <w:bookmarkEnd w:id="241"/>
     </w:p>
     <w:p>
       <w:pPr>
@@ -11165,9 +11739,10 @@
           <w:rFonts w:ascii="Times New Roman" w:hAnsi="Times New Roman" w:cs="Times New Roman"/>
         </w:rPr>
       </w:pPr>
-      <w:bookmarkStart w:id="185" w:name="_Toc216996168"/>
-      <w:bookmarkStart w:id="186" w:name="_Toc216997436"/>
-      <w:bookmarkStart w:id="187" w:name="_Toc216999752"/>
+      <w:bookmarkStart w:id="242" w:name="_Toc216996168"/>
+      <w:bookmarkStart w:id="243" w:name="_Toc216997436"/>
+      <w:bookmarkStart w:id="244" w:name="_Toc216999752"/>
+      <w:bookmarkStart w:id="245" w:name="_Toc217659187"/>
       <w:r>
         <w:rPr>
           <w:rFonts w:ascii="Times New Roman" w:hAnsi="Times New Roman" w:cs="Times New Roman"/>
@@ -11197,9 +11772,10 @@
         </w:rPr>
         <w:t xml:space="preserve"> Tentativa de atribuição em massa em campos sensíveis.</w:t>
       </w:r>
-      <w:bookmarkEnd w:id="185"/>
-      <w:bookmarkEnd w:id="186"/>
-      <w:bookmarkEnd w:id="187"/>
+      <w:bookmarkEnd w:id="242"/>
+      <w:bookmarkEnd w:id="243"/>
+      <w:bookmarkEnd w:id="244"/>
+      <w:bookmarkEnd w:id="245"/>
     </w:p>
     <w:p>
       <w:pPr>
@@ -11209,18 +11785,20 @@
           <w:rFonts w:ascii="Times New Roman" w:hAnsi="Times New Roman" w:cs="Times New Roman"/>
         </w:rPr>
       </w:pPr>
-      <w:bookmarkStart w:id="188" w:name="_Toc216996169"/>
-      <w:bookmarkStart w:id="189" w:name="_Toc216997437"/>
-      <w:bookmarkStart w:id="190" w:name="_Toc216999753"/>
+      <w:bookmarkStart w:id="246" w:name="_Toc216996169"/>
+      <w:bookmarkStart w:id="247" w:name="_Toc216997437"/>
+      <w:bookmarkStart w:id="248" w:name="_Toc216999753"/>
+      <w:bookmarkStart w:id="249" w:name="_Toc217659188"/>
       <w:r>
         <w:rPr>
           <w:rFonts w:ascii="Times New Roman" w:hAnsi="Times New Roman" w:cs="Times New Roman"/>
         </w:rPr>
         <w:t>As políticas de RLS bloquearam efetivamente as alterações. O servidor ignorou silenciosamente os campos injetados ou retornou que "0 linhas foram afetadas", mantendo o perfil do usuário inalterado e preservando a integridade dos dados.</w:t>
       </w:r>
-      <w:bookmarkEnd w:id="188"/>
-      <w:bookmarkEnd w:id="189"/>
-      <w:bookmarkEnd w:id="190"/>
+      <w:bookmarkEnd w:id="246"/>
+      <w:bookmarkEnd w:id="247"/>
+      <w:bookmarkEnd w:id="248"/>
+      <w:bookmarkEnd w:id="249"/>
     </w:p>
     <w:p>
       <w:pPr>
@@ -11234,7 +11812,7 @@
           <w:szCs w:val="32"/>
         </w:rPr>
       </w:pPr>
-      <w:bookmarkStart w:id="191" w:name="_Toc216999754"/>
+      <w:bookmarkStart w:id="250" w:name="_Toc217659189"/>
       <w:r>
         <w:rPr>
           <w:rFonts w:ascii="Times New Roman" w:hAnsi="Times New Roman" w:cs="Times New Roman"/>
@@ -11267,7 +11845,7 @@
         </w:rPr>
         <w:t xml:space="preserve"> (XSS)</w:t>
       </w:r>
-      <w:bookmarkEnd w:id="191"/>
+      <w:bookmarkEnd w:id="250"/>
       <w:r>
         <w:rPr>
           <w:rFonts w:ascii="Times New Roman" w:hAnsi="Times New Roman" w:cs="Times New Roman"/>
@@ -11287,9 +11865,10 @@
           <w:rFonts w:ascii="Times New Roman" w:hAnsi="Times New Roman" w:cs="Times New Roman"/>
         </w:rPr>
       </w:pPr>
-      <w:bookmarkStart w:id="192" w:name="_Toc216996171"/>
-      <w:bookmarkStart w:id="193" w:name="_Toc216997439"/>
-      <w:bookmarkStart w:id="194" w:name="_Toc216999755"/>
+      <w:bookmarkStart w:id="251" w:name="_Toc216996171"/>
+      <w:bookmarkStart w:id="252" w:name="_Toc216997439"/>
+      <w:bookmarkStart w:id="253" w:name="_Toc216999755"/>
+      <w:bookmarkStart w:id="254" w:name="_Toc217659190"/>
       <w:r>
         <w:rPr>
           <w:rFonts w:ascii="Times New Roman" w:hAnsi="Times New Roman" w:cs="Times New Roman"/>
@@ -11416,9 +11995,10 @@
         </w:rPr>
         <w:t xml:space="preserve"> estão operantes.</w:t>
       </w:r>
-      <w:bookmarkEnd w:id="192"/>
-      <w:bookmarkEnd w:id="193"/>
-      <w:bookmarkEnd w:id="194"/>
+      <w:bookmarkEnd w:id="251"/>
+      <w:bookmarkEnd w:id="252"/>
+      <w:bookmarkEnd w:id="253"/>
+      <w:bookmarkEnd w:id="254"/>
     </w:p>
     <w:p>
       <w:pPr>
@@ -11432,7 +12012,7 @@
           <w:szCs w:val="32"/>
         </w:rPr>
       </w:pPr>
-      <w:bookmarkStart w:id="195" w:name="_Toc216999756"/>
+      <w:bookmarkStart w:id="255" w:name="_Toc217659191"/>
       <w:r>
         <w:rPr>
           <w:rFonts w:ascii="Times New Roman" w:hAnsi="Times New Roman" w:cs="Times New Roman"/>
@@ -11465,7 +12045,7 @@
         </w:rPr>
         <w:t>)</w:t>
       </w:r>
-      <w:bookmarkEnd w:id="195"/>
+      <w:bookmarkEnd w:id="255"/>
       <w:r>
         <w:rPr>
           <w:rFonts w:ascii="Times New Roman" w:hAnsi="Times New Roman" w:cs="Times New Roman"/>
@@ -11485,18 +12065,20 @@
           <w:rFonts w:ascii="Times New Roman" w:hAnsi="Times New Roman" w:cs="Times New Roman"/>
         </w:rPr>
       </w:pPr>
-      <w:bookmarkStart w:id="196" w:name="_Toc216996173"/>
-      <w:bookmarkStart w:id="197" w:name="_Toc216997441"/>
-      <w:bookmarkStart w:id="198" w:name="_Toc216999757"/>
+      <w:bookmarkStart w:id="256" w:name="_Toc216996173"/>
+      <w:bookmarkStart w:id="257" w:name="_Toc216997441"/>
+      <w:bookmarkStart w:id="258" w:name="_Toc216999757"/>
+      <w:bookmarkStart w:id="259" w:name="_Toc217659192"/>
       <w:r>
         <w:rPr>
           <w:rFonts w:ascii="Times New Roman" w:hAnsi="Times New Roman" w:cs="Times New Roman"/>
         </w:rPr>
         <w:t>A análise das respostas HTTP evidenciou a presença de cabeçalhos de segurança modernos, essenciais para a proteção do navegador do usuário. Foram confirmados:</w:t>
       </w:r>
-      <w:bookmarkEnd w:id="196"/>
-      <w:bookmarkEnd w:id="197"/>
-      <w:bookmarkEnd w:id="198"/>
+      <w:bookmarkEnd w:id="256"/>
+      <w:bookmarkEnd w:id="257"/>
+      <w:bookmarkEnd w:id="258"/>
+      <w:bookmarkEnd w:id="259"/>
     </w:p>
     <w:p>
       <w:pPr>
@@ -11506,9 +12088,10 @@
           <w:rFonts w:ascii="Times New Roman" w:hAnsi="Times New Roman" w:cs="Times New Roman"/>
         </w:rPr>
       </w:pPr>
-      <w:bookmarkStart w:id="199" w:name="_Toc216996174"/>
-      <w:bookmarkStart w:id="200" w:name="_Toc216997442"/>
-      <w:bookmarkStart w:id="201" w:name="_Toc216999758"/>
+      <w:bookmarkStart w:id="260" w:name="_Toc216996174"/>
+      <w:bookmarkStart w:id="261" w:name="_Toc216997442"/>
+      <w:bookmarkStart w:id="262" w:name="_Toc216999758"/>
+      <w:bookmarkStart w:id="263" w:name="_Toc217659193"/>
       <w:proofErr w:type="spellStart"/>
       <w:r>
         <w:rPr>
@@ -11537,9 +12120,10 @@
         </w:rPr>
         <w:t>-Security (HSTS): Forçando a comunicação via HTTPS.</w:t>
       </w:r>
-      <w:bookmarkEnd w:id="199"/>
-      <w:bookmarkEnd w:id="200"/>
-      <w:bookmarkEnd w:id="201"/>
+      <w:bookmarkEnd w:id="260"/>
+      <w:bookmarkEnd w:id="261"/>
+      <w:bookmarkEnd w:id="262"/>
+      <w:bookmarkEnd w:id="263"/>
     </w:p>
     <w:p>
       <w:pPr>
@@ -11549,9 +12133,10 @@
           <w:rFonts w:ascii="Times New Roman" w:hAnsi="Times New Roman" w:cs="Times New Roman"/>
         </w:rPr>
       </w:pPr>
-      <w:bookmarkStart w:id="202" w:name="_Toc216996175"/>
-      <w:bookmarkStart w:id="203" w:name="_Toc216997443"/>
-      <w:bookmarkStart w:id="204" w:name="_Toc216999759"/>
+      <w:bookmarkStart w:id="264" w:name="_Toc216996175"/>
+      <w:bookmarkStart w:id="265" w:name="_Toc216997443"/>
+      <w:bookmarkStart w:id="266" w:name="_Toc216999759"/>
+      <w:bookmarkStart w:id="267" w:name="_Toc217659194"/>
       <w:r>
         <w:rPr>
           <w:rFonts w:ascii="Times New Roman" w:hAnsi="Times New Roman" w:cs="Times New Roman"/>
@@ -11624,9 +12209,10 @@
         </w:rPr>
         <w:t>.</w:t>
       </w:r>
-      <w:bookmarkEnd w:id="202"/>
-      <w:bookmarkEnd w:id="203"/>
-      <w:bookmarkEnd w:id="204"/>
+      <w:bookmarkEnd w:id="264"/>
+      <w:bookmarkEnd w:id="265"/>
+      <w:bookmarkEnd w:id="266"/>
+      <w:bookmarkEnd w:id="267"/>
     </w:p>
     <w:p>
       <w:pPr>
@@ -11636,9 +12222,10 @@
           <w:rFonts w:ascii="Times New Roman" w:hAnsi="Times New Roman" w:cs="Times New Roman"/>
         </w:rPr>
       </w:pPr>
-      <w:bookmarkStart w:id="205" w:name="_Toc216996176"/>
-      <w:bookmarkStart w:id="206" w:name="_Toc216997444"/>
-      <w:bookmarkStart w:id="207" w:name="_Toc216999760"/>
+      <w:bookmarkStart w:id="268" w:name="_Toc216996176"/>
+      <w:bookmarkStart w:id="269" w:name="_Toc216997444"/>
+      <w:bookmarkStart w:id="270" w:name="_Toc216999760"/>
+      <w:bookmarkStart w:id="271" w:name="_Toc217659195"/>
       <w:r>
         <w:rPr>
           <w:rFonts w:ascii="Times New Roman" w:hAnsi="Times New Roman" w:cs="Times New Roman"/>
@@ -11673,9 +12260,10 @@
         </w:rPr>
         <w:t>.</w:t>
       </w:r>
-      <w:bookmarkEnd w:id="205"/>
-      <w:bookmarkEnd w:id="206"/>
-      <w:bookmarkEnd w:id="207"/>
+      <w:bookmarkEnd w:id="268"/>
+      <w:bookmarkEnd w:id="269"/>
+      <w:bookmarkEnd w:id="270"/>
+      <w:bookmarkEnd w:id="271"/>
     </w:p>
     <w:p>
       <w:pPr>
@@ -11689,9 +12277,9 @@
           <w:szCs w:val="32"/>
         </w:rPr>
       </w:pPr>
-      <w:bookmarkStart w:id="208" w:name="_Toc216996177"/>
-      <w:bookmarkStart w:id="209" w:name="_Toc216997445"/>
-      <w:bookmarkStart w:id="210" w:name="_Toc216999761"/>
+      <w:bookmarkStart w:id="272" w:name="_Toc216996177"/>
+      <w:bookmarkStart w:id="273" w:name="_Toc216997445"/>
+      <w:bookmarkStart w:id="274" w:name="_Toc217659196"/>
       <w:r>
         <w:rPr>
           <w:rFonts w:ascii="Times New Roman" w:hAnsi="Times New Roman" w:cs="Times New Roman"/>
@@ -11724,9 +12312,9 @@
         </w:rPr>
         <w:t xml:space="preserve"> e Disponibilidade</w:t>
       </w:r>
-      <w:bookmarkEnd w:id="208"/>
-      <w:bookmarkEnd w:id="209"/>
-      <w:bookmarkEnd w:id="210"/>
+      <w:bookmarkEnd w:id="272"/>
+      <w:bookmarkEnd w:id="273"/>
+      <w:bookmarkEnd w:id="274"/>
       <w:r>
         <w:rPr>
           <w:rFonts w:ascii="Times New Roman" w:hAnsi="Times New Roman" w:cs="Times New Roman"/>
@@ -11746,9 +12334,10 @@
           <w:rFonts w:ascii="Times New Roman" w:hAnsi="Times New Roman" w:cs="Times New Roman"/>
         </w:rPr>
       </w:pPr>
-      <w:bookmarkStart w:id="211" w:name="_Toc216996178"/>
-      <w:bookmarkStart w:id="212" w:name="_Toc216997446"/>
-      <w:bookmarkStart w:id="213" w:name="_Toc216999762"/>
+      <w:bookmarkStart w:id="275" w:name="_Toc216996178"/>
+      <w:bookmarkStart w:id="276" w:name="_Toc216997446"/>
+      <w:bookmarkStart w:id="277" w:name="_Toc216999762"/>
+      <w:bookmarkStart w:id="278" w:name="_Toc217659197"/>
       <w:r>
         <w:rPr>
           <w:rFonts w:ascii="Times New Roman" w:hAnsi="Times New Roman" w:cs="Times New Roman"/>
@@ -11851,9 +12440,10 @@
         </w:rPr>
         <w:t xml:space="preserve"> críticos expostos que pudessem ser explorados para exaustão de recursos do servidor.</w:t>
       </w:r>
-      <w:bookmarkEnd w:id="211"/>
-      <w:bookmarkEnd w:id="212"/>
-      <w:bookmarkEnd w:id="213"/>
+      <w:bookmarkEnd w:id="275"/>
+      <w:bookmarkEnd w:id="276"/>
+      <w:bookmarkEnd w:id="277"/>
+      <w:bookmarkEnd w:id="278"/>
     </w:p>
     <w:p>
       <w:pPr>
@@ -11880,7 +12470,7 @@
           <w:color w:val="000000" w:themeColor="text1"/>
         </w:rPr>
       </w:pPr>
-      <w:bookmarkStart w:id="214" w:name="_Toc216999763"/>
+      <w:bookmarkStart w:id="279" w:name="_Toc217659198"/>
       <w:r>
         <w:rPr>
           <w:rFonts w:ascii="Times New Roman" w:hAnsi="Times New Roman" w:cs="Times New Roman"/>
@@ -11889,7 +12479,7 @@
         <w:lastRenderedPageBreak/>
         <w:t>6. CONCLUSÃO</w:t>
       </w:r>
-      <w:bookmarkEnd w:id="214"/>
+      <w:bookmarkEnd w:id="279"/>
     </w:p>
     <w:p>
       <w:pPr>
@@ -12149,18 +12739,20 @@
           <w:rFonts w:ascii="Times New Roman" w:hAnsi="Times New Roman" w:cs="Times New Roman"/>
         </w:rPr>
       </w:pPr>
-      <w:bookmarkStart w:id="215" w:name="_Toc216996180"/>
-      <w:bookmarkStart w:id="216" w:name="_Toc216997448"/>
-      <w:bookmarkStart w:id="217" w:name="_Toc216999764"/>
+      <w:bookmarkStart w:id="280" w:name="_Toc216996180"/>
+      <w:bookmarkStart w:id="281" w:name="_Toc216997448"/>
+      <w:bookmarkStart w:id="282" w:name="_Toc216999764"/>
+      <w:bookmarkStart w:id="283" w:name="_Toc217659199"/>
       <w:r>
         <w:rPr>
           <w:rFonts w:ascii="Times New Roman" w:hAnsi="Times New Roman" w:cs="Times New Roman"/>
         </w:rPr>
         <w:t>Além da contribuição técnica, o projeto apresenta relevância social ao propor a substituição de processos manuais e fragmentados por uma gestão centralizada e eficiente. A ferramenta facilita a comunicação entre cuidadores e gestores, permitindo um acompanhamento mais próximo e humanizado da evolução dos alunos.</w:t>
       </w:r>
-      <w:bookmarkEnd w:id="215"/>
-      <w:bookmarkEnd w:id="216"/>
-      <w:bookmarkEnd w:id="217"/>
+      <w:bookmarkEnd w:id="280"/>
+      <w:bookmarkEnd w:id="281"/>
+      <w:bookmarkEnd w:id="282"/>
+      <w:bookmarkEnd w:id="283"/>
     </w:p>
     <w:p>
       <w:pPr>
@@ -12170,9 +12762,9 @@
           <w:rFonts w:ascii="Times New Roman" w:hAnsi="Times New Roman" w:cs="Times New Roman"/>
         </w:rPr>
       </w:pPr>
-      <w:bookmarkStart w:id="218" w:name="_Toc216996181"/>
-      <w:bookmarkStart w:id="219" w:name="_Toc216997449"/>
-      <w:bookmarkStart w:id="220" w:name="_Toc216999765"/>
+      <w:bookmarkStart w:id="284" w:name="_Toc216996181"/>
+      <w:bookmarkStart w:id="285" w:name="_Toc216997449"/>
+      <w:bookmarkStart w:id="286" w:name="_Toc217659200"/>
       <w:r>
         <w:rPr>
           <w:rFonts w:ascii="Times New Roman" w:hAnsi="Times New Roman" w:cs="Times New Roman"/>
@@ -12207,9 +12799,9 @@
         </w:rPr>
         <w:t>Como limitação do estudo, destaca-se que a validação da ferramenta ocorreu em ambiente controlado e simulado. A implantação em larga escala em uma instituição de ensino real poderia revelar novos desafios de usabilidade e infraestrutura não mapeados nesta fase.</w:t>
       </w:r>
-      <w:bookmarkEnd w:id="218"/>
-      <w:bookmarkEnd w:id="219"/>
-      <w:bookmarkEnd w:id="220"/>
+      <w:bookmarkEnd w:id="284"/>
+      <w:bookmarkEnd w:id="285"/>
+      <w:bookmarkEnd w:id="286"/>
     </w:p>
     <w:p>
       <w:pPr>
@@ -12219,18 +12811,20 @@
           <w:rFonts w:ascii="Times New Roman" w:hAnsi="Times New Roman" w:cs="Times New Roman"/>
         </w:rPr>
       </w:pPr>
-      <w:bookmarkStart w:id="221" w:name="_Toc216996182"/>
-      <w:bookmarkStart w:id="222" w:name="_Toc216997450"/>
-      <w:bookmarkStart w:id="223" w:name="_Toc216999766"/>
+      <w:bookmarkStart w:id="287" w:name="_Toc216996182"/>
+      <w:bookmarkStart w:id="288" w:name="_Toc216997450"/>
+      <w:bookmarkStart w:id="289" w:name="_Toc216999766"/>
+      <w:bookmarkStart w:id="290" w:name="_Toc217659201"/>
       <w:r>
         <w:rPr>
           <w:rFonts w:ascii="Times New Roman" w:hAnsi="Times New Roman" w:cs="Times New Roman"/>
         </w:rPr>
         <w:t>Para a continuidade da pesquisa e evolução do software, sugerem-se as seguintes implementações futuras:</w:t>
       </w:r>
-      <w:bookmarkEnd w:id="221"/>
-      <w:bookmarkEnd w:id="222"/>
-      <w:bookmarkEnd w:id="223"/>
+      <w:bookmarkEnd w:id="287"/>
+      <w:bookmarkEnd w:id="288"/>
+      <w:bookmarkEnd w:id="289"/>
+      <w:bookmarkEnd w:id="290"/>
     </w:p>
     <w:p>
       <w:pPr>
@@ -12240,9 +12834,10 @@
           <w:rFonts w:ascii="Times New Roman" w:hAnsi="Times New Roman" w:cs="Times New Roman"/>
         </w:rPr>
       </w:pPr>
-      <w:bookmarkStart w:id="224" w:name="_Toc216996183"/>
-      <w:bookmarkStart w:id="225" w:name="_Toc216997451"/>
-      <w:bookmarkStart w:id="226" w:name="_Toc216999767"/>
+      <w:bookmarkStart w:id="291" w:name="_Toc216996183"/>
+      <w:bookmarkStart w:id="292" w:name="_Toc216997451"/>
+      <w:bookmarkStart w:id="293" w:name="_Toc216999767"/>
+      <w:bookmarkStart w:id="294" w:name="_Toc217659202"/>
       <w:r>
         <w:rPr>
           <w:rFonts w:ascii="Times New Roman" w:hAnsi="Times New Roman" w:cs="Times New Roman"/>
@@ -12284,9 +12879,10 @@
         </w:rPr>
         <w:t>.</w:t>
       </w:r>
-      <w:bookmarkEnd w:id="224"/>
-      <w:bookmarkEnd w:id="225"/>
-      <w:bookmarkEnd w:id="226"/>
+      <w:bookmarkEnd w:id="291"/>
+      <w:bookmarkEnd w:id="292"/>
+      <w:bookmarkEnd w:id="293"/>
+      <w:bookmarkEnd w:id="294"/>
     </w:p>
     <w:p>
       <w:pPr>
@@ -12296,9 +12892,10 @@
           <w:rFonts w:ascii="Times New Roman" w:hAnsi="Times New Roman" w:cs="Times New Roman"/>
         </w:rPr>
       </w:pPr>
-      <w:bookmarkStart w:id="227" w:name="_Toc216996184"/>
-      <w:bookmarkStart w:id="228" w:name="_Toc216997452"/>
-      <w:bookmarkStart w:id="229" w:name="_Toc216999768"/>
+      <w:bookmarkStart w:id="295" w:name="_Toc216996184"/>
+      <w:bookmarkStart w:id="296" w:name="_Toc216997452"/>
+      <w:bookmarkStart w:id="297" w:name="_Toc216999768"/>
+      <w:bookmarkStart w:id="298" w:name="_Toc217659203"/>
       <w:r>
         <w:rPr>
           <w:rFonts w:ascii="Times New Roman" w:hAnsi="Times New Roman" w:cs="Times New Roman"/>
@@ -12326,9 +12923,10 @@
         </w:rPr>
         <w:t xml:space="preserve"> pedagógicos automáticos para os gestores.</w:t>
       </w:r>
-      <w:bookmarkEnd w:id="227"/>
-      <w:bookmarkEnd w:id="228"/>
-      <w:bookmarkEnd w:id="229"/>
+      <w:bookmarkEnd w:id="295"/>
+      <w:bookmarkEnd w:id="296"/>
+      <w:bookmarkEnd w:id="297"/>
+      <w:bookmarkEnd w:id="298"/>
     </w:p>
     <w:p>
       <w:pPr>
@@ -12338,9 +12936,10 @@
           <w:rFonts w:ascii="Times New Roman" w:hAnsi="Times New Roman" w:cs="Times New Roman"/>
         </w:rPr>
       </w:pPr>
-      <w:bookmarkStart w:id="230" w:name="_Toc216996185"/>
-      <w:bookmarkStart w:id="231" w:name="_Toc216997453"/>
-      <w:bookmarkStart w:id="232" w:name="_Toc216999769"/>
+      <w:bookmarkStart w:id="299" w:name="_Toc216996185"/>
+      <w:bookmarkStart w:id="300" w:name="_Toc216997453"/>
+      <w:bookmarkStart w:id="301" w:name="_Toc216999769"/>
+      <w:bookmarkStart w:id="302" w:name="_Toc217659204"/>
       <w:r>
         <w:rPr>
           <w:rFonts w:ascii="Times New Roman" w:hAnsi="Times New Roman" w:cs="Times New Roman"/>
@@ -12422,9 +13021,10 @@
         </w:rPr>
         <w:t>) para monitoramento contínuo de ameaças em produção.</w:t>
       </w:r>
-      <w:bookmarkEnd w:id="230"/>
-      <w:bookmarkEnd w:id="231"/>
-      <w:bookmarkEnd w:id="232"/>
+      <w:bookmarkEnd w:id="299"/>
+      <w:bookmarkEnd w:id="300"/>
+      <w:bookmarkEnd w:id="301"/>
+      <w:bookmarkEnd w:id="302"/>
     </w:p>
     <w:p>
       <w:pPr>
@@ -12434,18 +13034,20 @@
           <w:rFonts w:ascii="Times New Roman" w:hAnsi="Times New Roman" w:cs="Times New Roman"/>
         </w:rPr>
       </w:pPr>
-      <w:bookmarkStart w:id="233" w:name="_Toc216996186"/>
-      <w:bookmarkStart w:id="234" w:name="_Toc216997454"/>
-      <w:bookmarkStart w:id="235" w:name="_Toc216999770"/>
+      <w:bookmarkStart w:id="303" w:name="_Toc216996186"/>
+      <w:bookmarkStart w:id="304" w:name="_Toc216997454"/>
+      <w:bookmarkStart w:id="305" w:name="_Toc216999770"/>
+      <w:bookmarkStart w:id="306" w:name="_Toc217659205"/>
       <w:r>
         <w:rPr>
           <w:rFonts w:ascii="Times New Roman" w:hAnsi="Times New Roman" w:cs="Times New Roman"/>
         </w:rPr>
         <w:t>Em suma, o projeto "Gestão Atípicos" consolida-se não apenas como um artefato de software funcional, mas como uma base sólida e segura para a transformação digital na educação inclusiva.</w:t>
       </w:r>
-      <w:bookmarkEnd w:id="233"/>
-      <w:bookmarkEnd w:id="234"/>
-      <w:bookmarkEnd w:id="235"/>
+      <w:bookmarkEnd w:id="303"/>
+      <w:bookmarkEnd w:id="304"/>
+      <w:bookmarkEnd w:id="305"/>
+      <w:bookmarkEnd w:id="306"/>
     </w:p>
     <w:p>
       <w:pPr>
@@ -12471,7 +13073,7 @@
           <w:color w:val="000000" w:themeColor="text1"/>
         </w:rPr>
       </w:pPr>
-      <w:bookmarkStart w:id="236" w:name="_Toc216999771"/>
+      <w:bookmarkStart w:id="307" w:name="_Toc217659206"/>
       <w:r>
         <w:rPr>
           <w:rFonts w:ascii="Times New Roman" w:hAnsi="Times New Roman" w:cs="Times New Roman"/>
@@ -12480,7 +13082,7 @@
         <w:lastRenderedPageBreak/>
         <w:t>REFERÊNCIAS</w:t>
       </w:r>
-      <w:bookmarkEnd w:id="236"/>
+      <w:bookmarkEnd w:id="307"/>
     </w:p>
     <w:p>
       <w:pPr>
@@ -12820,7 +13422,7 @@
           <w:rFonts w:ascii="Times New Roman" w:hAnsi="Times New Roman" w:cs="Times New Roman"/>
         </w:rPr>
       </w:pPr>
-      <w:bookmarkStart w:id="237" w:name="referências"/>
+      <w:bookmarkStart w:id="308" w:name="referências"/>
       <w:bookmarkEnd w:id="5"/>
     </w:p>
     <w:p>
@@ -12910,16 +13512,16 @@
           <w:rFonts w:ascii="Times New Roman" w:hAnsi="Times New Roman" w:cs="Times New Roman"/>
         </w:rPr>
       </w:pPr>
-      <w:bookmarkStart w:id="238" w:name="_Toc216999772"/>
-      <w:bookmarkStart w:id="239" w:name="anexo-a-capturas-de-tela"/>
-      <w:bookmarkEnd w:id="237"/>
+      <w:bookmarkStart w:id="309" w:name="anexo-a-capturas-de-tela"/>
+      <w:bookmarkStart w:id="310" w:name="_Toc217659207"/>
+      <w:bookmarkEnd w:id="308"/>
       <w:r>
         <w:rPr>
           <w:rFonts w:ascii="Times New Roman" w:hAnsi="Times New Roman" w:cs="Times New Roman"/>
         </w:rPr>
         <w:t>Anexo A – Capturas de Tela</w:t>
       </w:r>
-      <w:bookmarkEnd w:id="238"/>
+      <w:bookmarkEnd w:id="310"/>
     </w:p>
     <w:p>
       <w:pPr>
@@ -13128,8 +13730,8 @@
           </wp:inline>
         </w:drawing>
       </w:r>
-      <w:bookmarkStart w:id="240" w:name="anexo-b-relatório-de-pentest"/>
-      <w:bookmarkEnd w:id="239"/>
+      <w:bookmarkStart w:id="311" w:name="anexo-b-relatório-de-pentest"/>
+      <w:bookmarkEnd w:id="309"/>
     </w:p>
     <w:p>
       <w:pPr>
@@ -13249,7 +13851,7 @@
           <w:rFonts w:ascii="Times New Roman" w:hAnsi="Times New Roman" w:cs="Times New Roman"/>
         </w:rPr>
       </w:pPr>
-      <w:bookmarkStart w:id="241" w:name="_Toc216999773"/>
+      <w:bookmarkStart w:id="312" w:name="_Toc217659208"/>
       <w:r>
         <w:rPr>
           <w:rFonts w:ascii="Times New Roman" w:hAnsi="Times New Roman" w:cs="Times New Roman"/>
@@ -13264,7 +13866,7 @@
         </w:rPr>
         <w:t>Pentest</w:t>
       </w:r>
-      <w:bookmarkEnd w:id="241"/>
+      <w:bookmarkEnd w:id="312"/>
       <w:proofErr w:type="spellEnd"/>
     </w:p>
     <w:p>
@@ -16231,7 +16833,7 @@
         <w:t xml:space="preserve"> Aplicação aprovada nos testes realizados.</w:t>
       </w:r>
     </w:p>
-    <w:bookmarkEnd w:id="240"/>
+    <w:bookmarkEnd w:id="311"/>
     <w:p>
       <w:pPr>
         <w:pStyle w:val="Corpodetexto"/>
@@ -18045,6 +18647,119 @@
     </w:lvl>
   </w:abstractNum>
   <w:abstractNum w:abstractNumId="12" w15:restartNumberingAfterBreak="0">
+    <w:nsid w:val="6A4F37C8"/>
+    <w:multiLevelType w:val="multilevel"/>
+    <w:tmpl w:val="7DBAB91C"/>
+    <w:lvl w:ilvl="0">
+      <w:start w:val="1"/>
+      <w:numFmt w:val="decimal"/>
+      <w:lvlText w:val="%1."/>
+      <w:lvlJc w:val="left"/>
+      <w:pPr>
+        <w:tabs>
+          <w:tab w:val="num" w:pos="720"/>
+        </w:tabs>
+        <w:ind w:left="720" w:hanging="360"/>
+      </w:pPr>
+    </w:lvl>
+    <w:lvl w:ilvl="1" w:tentative="1">
+      <w:start w:val="1"/>
+      <w:numFmt w:val="decimal"/>
+      <w:lvlText w:val="%2."/>
+      <w:lvlJc w:val="left"/>
+      <w:pPr>
+        <w:tabs>
+          <w:tab w:val="num" w:pos="1440"/>
+        </w:tabs>
+        <w:ind w:left="1440" w:hanging="360"/>
+      </w:pPr>
+    </w:lvl>
+    <w:lvl w:ilvl="2" w:tentative="1">
+      <w:start w:val="1"/>
+      <w:numFmt w:val="decimal"/>
+      <w:lvlText w:val="%3."/>
+      <w:lvlJc w:val="left"/>
+      <w:pPr>
+        <w:tabs>
+          <w:tab w:val="num" w:pos="2160"/>
+        </w:tabs>
+        <w:ind w:left="2160" w:hanging="360"/>
+      </w:pPr>
+    </w:lvl>
+    <w:lvl w:ilvl="3" w:tentative="1">
+      <w:start w:val="1"/>
+      <w:numFmt w:val="decimal"/>
+      <w:lvlText w:val="%4."/>
+      <w:lvlJc w:val="left"/>
+      <w:pPr>
+        <w:tabs>
+          <w:tab w:val="num" w:pos="2880"/>
+        </w:tabs>
+        <w:ind w:left="2880" w:hanging="360"/>
+      </w:pPr>
+    </w:lvl>
+    <w:lvl w:ilvl="4" w:tentative="1">
+      <w:start w:val="1"/>
+      <w:numFmt w:val="decimal"/>
+      <w:lvlText w:val="%5."/>
+      <w:lvlJc w:val="left"/>
+      <w:pPr>
+        <w:tabs>
+          <w:tab w:val="num" w:pos="3600"/>
+        </w:tabs>
+        <w:ind w:left="3600" w:hanging="360"/>
+      </w:pPr>
+    </w:lvl>
+    <w:lvl w:ilvl="5" w:tentative="1">
+      <w:start w:val="1"/>
+      <w:numFmt w:val="decimal"/>
+      <w:lvlText w:val="%6."/>
+      <w:lvlJc w:val="left"/>
+      <w:pPr>
+        <w:tabs>
+          <w:tab w:val="num" w:pos="4320"/>
+        </w:tabs>
+        <w:ind w:left="4320" w:hanging="360"/>
+      </w:pPr>
+    </w:lvl>
+    <w:lvl w:ilvl="6" w:tentative="1">
+      <w:start w:val="1"/>
+      <w:numFmt w:val="decimal"/>
+      <w:lvlText w:val="%7."/>
+      <w:lvlJc w:val="left"/>
+      <w:pPr>
+        <w:tabs>
+          <w:tab w:val="num" w:pos="5040"/>
+        </w:tabs>
+        <w:ind w:left="5040" w:hanging="360"/>
+      </w:pPr>
+    </w:lvl>
+    <w:lvl w:ilvl="7" w:tentative="1">
+      <w:start w:val="1"/>
+      <w:numFmt w:val="decimal"/>
+      <w:lvlText w:val="%8."/>
+      <w:lvlJc w:val="left"/>
+      <w:pPr>
+        <w:tabs>
+          <w:tab w:val="num" w:pos="5760"/>
+        </w:tabs>
+        <w:ind w:left="5760" w:hanging="360"/>
+      </w:pPr>
+    </w:lvl>
+    <w:lvl w:ilvl="8" w:tentative="1">
+      <w:start w:val="1"/>
+      <w:numFmt w:val="decimal"/>
+      <w:lvlText w:val="%9."/>
+      <w:lvlJc w:val="left"/>
+      <w:pPr>
+        <w:tabs>
+          <w:tab w:val="num" w:pos="6480"/>
+        </w:tabs>
+        <w:ind w:left="6480" w:hanging="360"/>
+      </w:pPr>
+    </w:lvl>
+  </w:abstractNum>
+  <w:abstractNum w:abstractNumId="13" w15:restartNumberingAfterBreak="0">
     <w:nsid w:val="7162062A"/>
     <w:multiLevelType w:val="multilevel"/>
     <w:tmpl w:val="7430BA80"/>
@@ -18193,7 +18908,7 @@
       </w:rPr>
     </w:lvl>
   </w:abstractNum>
-  <w:abstractNum w:abstractNumId="13" w15:restartNumberingAfterBreak="0">
+  <w:abstractNum w:abstractNumId="14" w15:restartNumberingAfterBreak="0">
     <w:nsid w:val="7A78139D"/>
     <w:multiLevelType w:val="multilevel"/>
     <w:tmpl w:val="202212F6"/>
@@ -18358,10 +19073,10 @@
     <w:abstractNumId w:val="10"/>
   </w:num>
   <w:num w:numId="6">
-    <w:abstractNumId w:val="12"/>
+    <w:abstractNumId w:val="13"/>
   </w:num>
   <w:num w:numId="7">
-    <w:abstractNumId w:val="13"/>
+    <w:abstractNumId w:val="14"/>
   </w:num>
   <w:num w:numId="8">
     <w:abstractNumId w:val="0"/>
@@ -18384,6 +19099,9 @@
   <w:num w:numId="14">
     <w:abstractNumId w:val="6"/>
   </w:num>
+  <w:num w:numId="15">
+    <w:abstractNumId w:val="12"/>
+  </w:num>
   <w:numIdMacAtCleanup w:val="14"/>
 </w:numbering>
 </file>
@@ -18416,7 +19134,10 @@
     <w:lsdException w:name="toc 8" w:uiPriority="39"/>
     <w:lsdException w:name="toc 9" w:uiPriority="39"/>
     <w:lsdException w:name="Hyperlink" w:uiPriority="99"/>
+    <w:lsdException w:name="Strong" w:uiPriority="22" w:qFormat="1"/>
+    <w:lsdException w:name="Emphasis" w:uiPriority="20" w:qFormat="1"/>
     <w:lsdException w:name="Normal (Web)" w:uiPriority="99"/>
+    <w:lsdException w:name="HTML Code" w:uiPriority="99"/>
     <w:lsdException w:name="Normal Table" w:semiHidden="1" w:unhideWhenUsed="1"/>
     <w:lsdException w:name="Table Simple 1" w:semiHidden="1" w:unhideWhenUsed="1"/>
     <w:lsdException w:name="Table Simple 2" w:semiHidden="1" w:unhideWhenUsed="1"/>
@@ -19664,6 +20385,49 @@
     <w:link w:val="Rodap"/>
     <w:rsid w:val="008D0342"/>
   </w:style>
+  <w:style w:type="character" w:styleId="Forte">
+    <w:name w:val="Strong"/>
+    <w:basedOn w:val="Fontepargpadro"/>
+    <w:uiPriority w:val="22"/>
+    <w:qFormat/>
+    <w:rsid w:val="004A6C8B"/>
+    <w:rPr>
+      <w:b/>
+      <w:bCs/>
+    </w:rPr>
+  </w:style>
+  <w:style w:type="character" w:styleId="CdigoHTML">
+    <w:name w:val="HTML Code"/>
+    <w:basedOn w:val="Fontepargpadro"/>
+    <w:uiPriority w:val="99"/>
+    <w:unhideWhenUsed/>
+    <w:rsid w:val="004A6C8B"/>
+    <w:rPr>
+      <w:rFonts w:ascii="Courier New" w:eastAsia="Times New Roman" w:hAnsi="Courier New" w:cs="Courier New"/>
+      <w:sz w:val="20"/>
+      <w:szCs w:val="20"/>
+    </w:rPr>
+  </w:style>
+  <w:style w:type="character" w:styleId="nfase">
+    <w:name w:val="Emphasis"/>
+    <w:basedOn w:val="Fontepargpadro"/>
+    <w:uiPriority w:val="20"/>
+    <w:qFormat/>
+    <w:rsid w:val="004A6C8B"/>
+    <w:rPr>
+      <w:i/>
+      <w:iCs/>
+    </w:rPr>
+  </w:style>
+  <w:style w:type="paragraph" w:styleId="PargrafodaLista">
+    <w:name w:val="List Paragraph"/>
+    <w:basedOn w:val="Normal"/>
+    <w:rsid w:val="00D62F6A"/>
+    <w:pPr>
+      <w:ind w:left="720"/>
+      <w:contextualSpacing/>
+    </w:pPr>
+  </w:style>
 </w:styles>
 </file>
 

--- a/tcc/TCC.docx
+++ b/tcc/TCC.docx
@@ -1,6 +1,6 @@
 
 <file path=word/document.xml><?xml version="1.0" encoding="utf-8"?>
-<w:document xmlns:wpc="http://schemas.microsoft.com/office/word/2010/wordprocessingCanvas" xmlns:cx="http://schemas.microsoft.com/office/drawing/2014/chartex" xmlns:cx1="http://schemas.microsoft.com/office/drawing/2015/9/8/chartex" xmlns:cx2="http://schemas.microsoft.com/office/drawing/2015/10/21/chartex" xmlns:cx3="http://schemas.microsoft.com/office/drawing/2016/5/9/chartex" xmlns:cx4="http://schemas.microsoft.com/office/drawing/2016/5/10/chartex" xmlns:cx5="http://schemas.microsoft.com/office/drawing/2016/5/11/chartex" xmlns:cx6="http://schemas.microsoft.com/office/drawing/2016/5/12/chartex" xmlns:cx7="http://schemas.microsoft.com/office/drawing/2016/5/13/chartex" xmlns:cx8="http://schemas.microsoft.com/office/drawing/2016/5/14/chartex" xmlns:mc="http://schemas.openxmlformats.org/markup-compatibility/2006" xmlns:aink="http://schemas.microsoft.com/office/drawing/2016/ink" xmlns:am3d="http://schemas.microsoft.com/office/drawing/2017/model3d" xmlns:o="urn:schemas-microsoft-com:office:office" xmlns:r="http://schemas.openxmlformats.org/officeDocument/2006/relationships" xmlns:m="http://schemas.openxmlformats.org/officeDocument/2006/math" xmlns:v="urn:schemas-microsoft-com:vml" xmlns:wp14="http://schemas.microsoft.com/office/word/2010/wordprocessingDrawing" xmlns:wp="http://schemas.openxmlformats.org/drawingml/2006/wordprocessingDrawing" xmlns:w10="urn:schemas-microsoft-com:office:word" xmlns:w="http://schemas.openxmlformats.org/wordprocessingml/2006/main" xmlns:w14="http://schemas.microsoft.com/office/word/2010/wordml" xmlns:w15="http://schemas.microsoft.com/office/word/2012/wordml" xmlns:w16cex="http://schemas.microsoft.com/office/word/2018/wordml/cex" xmlns:w16cid="http://schemas.microsoft.com/office/word/2016/wordml/cid" xmlns:w16="http://schemas.microsoft.com/office/word/2018/wordml" xmlns:w16sdtdh="http://schemas.microsoft.com/office/word/2020/wordml/sdtdatahash" xmlns:w16se="http://schemas.microsoft.com/office/word/2015/wordml/symex" xmlns:wpg="http://schemas.microsoft.com/office/word/2010/wordprocessingGroup" xmlns:wpi="http://schemas.microsoft.com/office/word/2010/wordprocessingInk" xmlns:wne="http://schemas.microsoft.com/office/word/2006/wordml" xmlns:wps="http://schemas.microsoft.com/office/word/2010/wordprocessingShape" mc:Ignorable="w14 w15 w16se w16cid w16 w16cex w16sdtdh wp14">
+<w:document xmlns:wpc="http://schemas.microsoft.com/office/word/2010/wordprocessingCanvas" xmlns:cx="http://schemas.microsoft.com/office/drawing/2014/chartex" xmlns:cx1="http://schemas.microsoft.com/office/drawing/2015/9/8/chartex" xmlns:cx2="http://schemas.microsoft.com/office/drawing/2015/10/21/chartex" xmlns:cx3="http://schemas.microsoft.com/office/drawing/2016/5/9/chartex" xmlns:cx4="http://schemas.microsoft.com/office/drawing/2016/5/10/chartex" xmlns:cx5="http://schemas.microsoft.com/office/drawing/2016/5/11/chartex" xmlns:cx6="http://schemas.microsoft.com/office/drawing/2016/5/12/chartex" xmlns:cx7="http://schemas.microsoft.com/office/drawing/2016/5/13/chartex" xmlns:cx8="http://schemas.microsoft.com/office/drawing/2016/5/14/chartex" xmlns:mc="http://schemas.openxmlformats.org/markup-compatibility/2006" xmlns:aink="http://schemas.microsoft.com/office/drawing/2016/ink" xmlns:am3d="http://schemas.microsoft.com/office/drawing/2017/model3d" xmlns:o="urn:schemas-microsoft-com:office:office" xmlns:oel="http://schemas.microsoft.com/office/2019/extlst" xmlns:r="http://schemas.openxmlformats.org/officeDocument/2006/relationships" xmlns:m="http://schemas.openxmlformats.org/officeDocument/2006/math" xmlns:v="urn:schemas-microsoft-com:vml" xmlns:wp14="http://schemas.microsoft.com/office/word/2010/wordprocessingDrawing" xmlns:wp="http://schemas.openxmlformats.org/drawingml/2006/wordprocessingDrawing" xmlns:w10="urn:schemas-microsoft-com:office:word" xmlns:w="http://schemas.openxmlformats.org/wordprocessingml/2006/main" xmlns:w14="http://schemas.microsoft.com/office/word/2010/wordml" xmlns:w15="http://schemas.microsoft.com/office/word/2012/wordml" xmlns:w16cex="http://schemas.microsoft.com/office/word/2018/wordml/cex" xmlns:w16cid="http://schemas.microsoft.com/office/word/2016/wordml/cid" xmlns:w16="http://schemas.microsoft.com/office/word/2018/wordml" xmlns:w16du="http://schemas.microsoft.com/office/word/2023/wordml/word16du" xmlns:w16sdtdh="http://schemas.microsoft.com/office/word/2020/wordml/sdtdatahash" xmlns:w16sdtfl="http://schemas.microsoft.com/office/word/2024/wordml/sdtformatlock" xmlns:w16se="http://schemas.microsoft.com/office/word/2015/wordml/symex" xmlns:wpg="http://schemas.microsoft.com/office/word/2010/wordprocessingGroup" xmlns:wpi="http://schemas.microsoft.com/office/word/2010/wordprocessingInk" xmlns:wne="http://schemas.microsoft.com/office/word/2006/wordml" xmlns:wps="http://schemas.microsoft.com/office/word/2010/wordprocessingShape" mc:Ignorable="w14 w15 w16se w16cid w16 w16cex w16sdtdh w16sdtfl w16du wp14">
   <w:body>
     <w:p>
       <w:pPr>
@@ -32,8 +32,56 @@
           <w:bCs/>
           <w:color w:val="000000" w:themeColor="text1"/>
         </w:rPr>
-        <w:t xml:space="preserve">NIVERSIDADE FEDERAL RURAL DE PERNAMBUCO – UFRPE BACHARELADO EM SISTEMAS DE INFORMAÇÃO </w:t>
-      </w:r>
+        <w:t>NIVERSIDADE FEDERAL RURAL DE PERNAMBUCO – UFRPE BACHARELADO EM SISTEMAS DE INFORMAÇÃO</w:t>
+      </w:r>
+    </w:p>
+    <w:p>
+      <w:pPr>
+        <w:pStyle w:val="Corpodetexto"/>
+        <w:jc w:val="both"/>
+        <w:rPr>
+          <w:rFonts w:ascii="Times New Roman" w:eastAsiaTheme="majorEastAsia" w:hAnsi="Times New Roman" w:cs="Times New Roman"/>
+          <w:b/>
+          <w:bCs/>
+          <w:color w:val="000000" w:themeColor="text1"/>
+        </w:rPr>
+      </w:pPr>
+    </w:p>
+    <w:p>
+      <w:pPr>
+        <w:pStyle w:val="Corpodetexto"/>
+        <w:jc w:val="both"/>
+        <w:rPr>
+          <w:rFonts w:ascii="Times New Roman" w:eastAsiaTheme="majorEastAsia" w:hAnsi="Times New Roman" w:cs="Times New Roman"/>
+          <w:b/>
+          <w:bCs/>
+          <w:color w:val="000000" w:themeColor="text1"/>
+        </w:rPr>
+      </w:pPr>
+    </w:p>
+    <w:p>
+      <w:pPr>
+        <w:pStyle w:val="Corpodetexto"/>
+        <w:jc w:val="both"/>
+        <w:rPr>
+          <w:rFonts w:ascii="Times New Roman" w:eastAsiaTheme="majorEastAsia" w:hAnsi="Times New Roman" w:cs="Times New Roman"/>
+          <w:b/>
+          <w:bCs/>
+          <w:color w:val="000000" w:themeColor="text1"/>
+        </w:rPr>
+      </w:pPr>
+    </w:p>
+    <w:p>
+      <w:pPr>
+        <w:pStyle w:val="Corpodetexto"/>
+        <w:jc w:val="both"/>
+        <w:rPr>
+          <w:rFonts w:ascii="Times New Roman" w:eastAsiaTheme="majorEastAsia" w:hAnsi="Times New Roman" w:cs="Times New Roman"/>
+          <w:b/>
+          <w:bCs/>
+          <w:color w:val="000000" w:themeColor="text1"/>
+        </w:rPr>
+      </w:pPr>
     </w:p>
     <w:p>
       <w:pPr>
@@ -46,35 +94,29 @@
           <w:color w:val="000000" w:themeColor="text1"/>
         </w:rPr>
       </w:pPr>
-    </w:p>
-    <w:p>
-      <w:pPr>
-        <w:pStyle w:val="Corpodetexto"/>
-        <w:jc w:val="center"/>
+      <w:r>
         <w:rPr>
           <w:rFonts w:ascii="Times New Roman" w:eastAsiaTheme="majorEastAsia" w:hAnsi="Times New Roman" w:cs="Times New Roman"/>
           <w:b/>
           <w:bCs/>
           <w:color w:val="000000" w:themeColor="text1"/>
         </w:rPr>
-      </w:pPr>
-    </w:p>
-    <w:p>
-      <w:pPr>
-        <w:pStyle w:val="Corpodetexto"/>
-        <w:jc w:val="center"/>
+        <w:t xml:space="preserve">MARCOS GUILHERME </w:t>
+      </w:r>
+      <w:r>
         <w:rPr>
           <w:rFonts w:ascii="Times New Roman" w:eastAsiaTheme="majorEastAsia" w:hAnsi="Times New Roman" w:cs="Times New Roman"/>
           <w:b/>
           <w:bCs/>
           <w:color w:val="000000" w:themeColor="text1"/>
         </w:rPr>
-      </w:pPr>
-    </w:p>
-    <w:p>
-      <w:pPr>
-        <w:pStyle w:val="Corpodetexto"/>
-        <w:jc w:val="center"/>
+        <w:t>OLIVEIRA LIMA</w:t>
+      </w:r>
+    </w:p>
+    <w:p>
+      <w:pPr>
+        <w:pStyle w:val="Corpodetexto"/>
+        <w:jc w:val="both"/>
         <w:rPr>
           <w:rFonts w:ascii="Times New Roman" w:eastAsiaTheme="majorEastAsia" w:hAnsi="Times New Roman" w:cs="Times New Roman"/>
           <w:b/>
@@ -86,7 +128,7 @@
     <w:p>
       <w:pPr>
         <w:pStyle w:val="Corpodetexto"/>
-        <w:jc w:val="center"/>
+        <w:jc w:val="both"/>
         <w:rPr>
           <w:rFonts w:ascii="Times New Roman" w:eastAsiaTheme="majorEastAsia" w:hAnsi="Times New Roman" w:cs="Times New Roman"/>
           <w:b/>
@@ -94,29 +136,35 @@
           <w:color w:val="000000" w:themeColor="text1"/>
         </w:rPr>
       </w:pPr>
-      <w:r>
+    </w:p>
+    <w:p>
+      <w:pPr>
+        <w:pStyle w:val="Corpodetexto"/>
+        <w:jc w:val="both"/>
         <w:rPr>
           <w:rFonts w:ascii="Times New Roman" w:eastAsiaTheme="majorEastAsia" w:hAnsi="Times New Roman" w:cs="Times New Roman"/>
           <w:b/>
           <w:bCs/>
           <w:color w:val="000000" w:themeColor="text1"/>
         </w:rPr>
-        <w:t xml:space="preserve">MARCOS GUILHERME </w:t>
-      </w:r>
-      <w:r>
+      </w:pPr>
+    </w:p>
+    <w:p>
+      <w:pPr>
+        <w:pStyle w:val="Corpodetexto"/>
+        <w:jc w:val="both"/>
         <w:rPr>
           <w:rFonts w:ascii="Times New Roman" w:eastAsiaTheme="majorEastAsia" w:hAnsi="Times New Roman" w:cs="Times New Roman"/>
           <w:b/>
           <w:bCs/>
           <w:color w:val="000000" w:themeColor="text1"/>
         </w:rPr>
-        <w:t>OLIVEIRA LIMA</w:t>
-      </w:r>
-    </w:p>
-    <w:p>
-      <w:pPr>
-        <w:pStyle w:val="Corpodetexto"/>
-        <w:jc w:val="center"/>
+      </w:pPr>
+    </w:p>
+    <w:p>
+      <w:pPr>
+        <w:pStyle w:val="Corpodetexto"/>
+        <w:jc w:val="both"/>
         <w:rPr>
           <w:rFonts w:ascii="Times New Roman" w:eastAsiaTheme="majorEastAsia" w:hAnsi="Times New Roman" w:cs="Times New Roman"/>
           <w:b/>
@@ -128,55 +176,7 @@
     <w:p>
       <w:pPr>
         <w:pStyle w:val="Corpodetexto"/>
-        <w:jc w:val="center"/>
-        <w:rPr>
-          <w:rFonts w:ascii="Times New Roman" w:eastAsiaTheme="majorEastAsia" w:hAnsi="Times New Roman" w:cs="Times New Roman"/>
-          <w:b/>
-          <w:bCs/>
-          <w:color w:val="000000" w:themeColor="text1"/>
-        </w:rPr>
-      </w:pPr>
-    </w:p>
-    <w:p>
-      <w:pPr>
-        <w:pStyle w:val="Corpodetexto"/>
-        <w:jc w:val="center"/>
-        <w:rPr>
-          <w:rFonts w:ascii="Times New Roman" w:eastAsiaTheme="majorEastAsia" w:hAnsi="Times New Roman" w:cs="Times New Roman"/>
-          <w:b/>
-          <w:bCs/>
-          <w:color w:val="000000" w:themeColor="text1"/>
-        </w:rPr>
-      </w:pPr>
-    </w:p>
-    <w:p>
-      <w:pPr>
-        <w:pStyle w:val="Corpodetexto"/>
-        <w:jc w:val="center"/>
-        <w:rPr>
-          <w:rFonts w:ascii="Times New Roman" w:eastAsiaTheme="majorEastAsia" w:hAnsi="Times New Roman" w:cs="Times New Roman"/>
-          <w:b/>
-          <w:bCs/>
-          <w:color w:val="000000" w:themeColor="text1"/>
-        </w:rPr>
-      </w:pPr>
-    </w:p>
-    <w:p>
-      <w:pPr>
-        <w:pStyle w:val="Corpodetexto"/>
-        <w:jc w:val="center"/>
-        <w:rPr>
-          <w:rFonts w:ascii="Times New Roman" w:eastAsiaTheme="majorEastAsia" w:hAnsi="Times New Roman" w:cs="Times New Roman"/>
-          <w:b/>
-          <w:bCs/>
-          <w:color w:val="000000" w:themeColor="text1"/>
-        </w:rPr>
-      </w:pPr>
-    </w:p>
-    <w:p>
-      <w:pPr>
-        <w:pStyle w:val="Corpodetexto"/>
-        <w:jc w:val="center"/>
+        <w:jc w:val="both"/>
         <w:rPr>
           <w:rFonts w:ascii="Times New Roman" w:eastAsiaTheme="majorEastAsia" w:hAnsi="Times New Roman" w:cs="Times New Roman"/>
           <w:b/>
@@ -205,12 +205,13 @@
           <w:bCs/>
           <w:color w:val="000000" w:themeColor="text1"/>
         </w:rPr>
-        <w:t xml:space="preserve">GESTÃO ATÍPICOS: SISTEMA WEB PARA GESTÃO ESPECIALIZADA DE ALUNOS ATÍPICOS NA EDUCAÇÃO INCLUSIVA </w:t>
-      </w:r>
-    </w:p>
-    <w:p>
-      <w:pPr>
-        <w:pStyle w:val="Corpodetexto"/>
+        <w:t>GESTÃO ATÍPICOS: SISTEMA WEB PARA GESTÃO ESPECIALIZADA DE ALUNOS ATÍPICOS NA EDUCAÇÃO INCLUSIVA</w:t>
+      </w:r>
+    </w:p>
+    <w:p>
+      <w:pPr>
+        <w:pStyle w:val="Corpodetexto"/>
+        <w:jc w:val="both"/>
         <w:rPr>
           <w:rFonts w:ascii="Times New Roman" w:eastAsiaTheme="majorEastAsia" w:hAnsi="Times New Roman" w:cs="Times New Roman"/>
           <w:b/>
@@ -224,7 +225,7 @@
     <w:p>
       <w:pPr>
         <w:pStyle w:val="Corpodetexto"/>
-        <w:jc w:val="center"/>
+        <w:jc w:val="both"/>
         <w:rPr>
           <w:rFonts w:ascii="Times New Roman" w:eastAsiaTheme="majorEastAsia" w:hAnsi="Times New Roman" w:cs="Times New Roman"/>
           <w:b/>
@@ -238,7 +239,7 @@
     <w:p>
       <w:pPr>
         <w:pStyle w:val="Corpodetexto"/>
-        <w:jc w:val="center"/>
+        <w:jc w:val="both"/>
         <w:rPr>
           <w:rFonts w:ascii="Times New Roman" w:eastAsiaTheme="majorEastAsia" w:hAnsi="Times New Roman" w:cs="Times New Roman"/>
           <w:b/>
@@ -252,7 +253,7 @@
     <w:p>
       <w:pPr>
         <w:pStyle w:val="Corpodetexto"/>
-        <w:jc w:val="center"/>
+        <w:jc w:val="both"/>
         <w:rPr>
           <w:rFonts w:ascii="Times New Roman" w:eastAsiaTheme="majorEastAsia" w:hAnsi="Times New Roman" w:cs="Times New Roman"/>
           <w:b/>
@@ -266,7 +267,7 @@
     <w:p>
       <w:pPr>
         <w:pStyle w:val="Corpodetexto"/>
-        <w:jc w:val="center"/>
+        <w:jc w:val="both"/>
         <w:rPr>
           <w:rFonts w:ascii="Times New Roman" w:eastAsiaTheme="majorEastAsia" w:hAnsi="Times New Roman" w:cs="Times New Roman"/>
           <w:b/>
@@ -280,7 +281,7 @@
     <w:p>
       <w:pPr>
         <w:pStyle w:val="Corpodetexto"/>
-        <w:jc w:val="center"/>
+        <w:jc w:val="both"/>
         <w:rPr>
           <w:rFonts w:ascii="Times New Roman" w:eastAsiaTheme="majorEastAsia" w:hAnsi="Times New Roman" w:cs="Times New Roman"/>
           <w:b/>
@@ -294,14 +295,113 @@
     <w:p>
       <w:pPr>
         <w:pStyle w:val="Corpodetexto"/>
+        <w:jc w:val="both"/>
+        <w:rPr>
+          <w:rFonts w:ascii="Times New Roman" w:eastAsiaTheme="majorEastAsia" w:hAnsi="Times New Roman" w:cs="Times New Roman"/>
+          <w:b/>
+          <w:bCs/>
+          <w:color w:val="000000" w:themeColor="text1"/>
+        </w:rPr>
+      </w:pPr>
+    </w:p>
+    <w:p>
+      <w:pPr>
+        <w:pStyle w:val="Corpodetexto"/>
+        <w:jc w:val="both"/>
+        <w:rPr>
+          <w:rFonts w:ascii="Times New Roman" w:hAnsi="Times New Roman" w:cs="Times New Roman"/>
+          <w:b/>
+          <w:bCs/>
+          <w:color w:val="000000" w:themeColor="text1"/>
+        </w:rPr>
+      </w:pPr>
+    </w:p>
+    <w:p>
+      <w:pPr>
+        <w:pStyle w:val="Corpodetexto"/>
+        <w:jc w:val="both"/>
+        <w:rPr>
+          <w:rFonts w:ascii="Times New Roman" w:hAnsi="Times New Roman" w:cs="Times New Roman"/>
+          <w:b/>
+          <w:bCs/>
+          <w:color w:val="000000" w:themeColor="text1"/>
+        </w:rPr>
+      </w:pPr>
+    </w:p>
+    <w:p>
+      <w:pPr>
+        <w:pStyle w:val="Corpodetexto"/>
+        <w:jc w:val="both"/>
+        <w:rPr>
+          <w:rFonts w:ascii="Times New Roman" w:hAnsi="Times New Roman" w:cs="Times New Roman"/>
+          <w:b/>
+          <w:bCs/>
+          <w:color w:val="000000" w:themeColor="text1"/>
+        </w:rPr>
+      </w:pPr>
+    </w:p>
+    <w:p>
+      <w:pPr>
+        <w:pStyle w:val="Corpodetexto"/>
+        <w:jc w:val="both"/>
+        <w:rPr>
+          <w:rFonts w:ascii="Times New Roman" w:hAnsi="Times New Roman" w:cs="Times New Roman"/>
+          <w:b/>
+          <w:bCs/>
+          <w:color w:val="000000" w:themeColor="text1"/>
+        </w:rPr>
+      </w:pPr>
+    </w:p>
+    <w:p>
+      <w:pPr>
+        <w:pStyle w:val="Corpodetexto"/>
+        <w:jc w:val="both"/>
+        <w:rPr>
+          <w:rFonts w:ascii="Times New Roman" w:hAnsi="Times New Roman" w:cs="Times New Roman"/>
+          <w:b/>
+          <w:bCs/>
+          <w:color w:val="000000" w:themeColor="text1"/>
+        </w:rPr>
+      </w:pPr>
+    </w:p>
+    <w:p>
+      <w:pPr>
+        <w:pStyle w:val="Corpodetexto"/>
         <w:jc w:val="center"/>
         <w:rPr>
-          <w:rFonts w:ascii="Times New Roman" w:eastAsiaTheme="majorEastAsia" w:hAnsi="Times New Roman" w:cs="Times New Roman"/>
+          <w:rFonts w:ascii="Times New Roman" w:hAnsi="Times New Roman" w:cs="Times New Roman"/>
           <w:b/>
           <w:bCs/>
           <w:color w:val="000000" w:themeColor="text1"/>
         </w:rPr>
       </w:pPr>
+      <w:r>
+        <w:rPr>
+          <w:rFonts w:ascii="Times New Roman" w:hAnsi="Times New Roman" w:cs="Times New Roman"/>
+          <w:b/>
+          <w:bCs/>
+          <w:color w:val="000000" w:themeColor="text1"/>
+        </w:rPr>
+        <w:t xml:space="preserve">Belo Jardim </w:t>
+      </w:r>
+      <w:r>
+        <w:rPr>
+          <w:rFonts w:ascii="Times New Roman" w:hAnsi="Times New Roman" w:cs="Times New Roman"/>
+          <w:b/>
+          <w:bCs/>
+          <w:color w:val="000000" w:themeColor="text1"/>
+        </w:rPr>
+        <w:t>–</w:t>
+      </w:r>
+      <w:r>
+        <w:rPr>
+          <w:rFonts w:ascii="Times New Roman" w:hAnsi="Times New Roman" w:cs="Times New Roman"/>
+          <w:b/>
+          <w:bCs/>
+          <w:color w:val="000000" w:themeColor="text1"/>
+        </w:rPr>
+        <w:t xml:space="preserve"> PE</w:t>
+      </w:r>
     </w:p>
     <w:p>
       <w:pPr>
@@ -314,23 +414,20 @@
           <w:color w:val="000000" w:themeColor="text1"/>
         </w:rPr>
       </w:pPr>
-    </w:p>
-    <w:p>
-      <w:pPr>
-        <w:pStyle w:val="Corpodetexto"/>
-        <w:jc w:val="center"/>
+      <w:r>
         <w:rPr>
           <w:rFonts w:ascii="Times New Roman" w:hAnsi="Times New Roman" w:cs="Times New Roman"/>
           <w:b/>
           <w:bCs/>
           <w:color w:val="000000" w:themeColor="text1"/>
         </w:rPr>
-      </w:pPr>
-    </w:p>
-    <w:p>
-      <w:pPr>
-        <w:pStyle w:val="Corpodetexto"/>
-        <w:jc w:val="center"/>
+        <w:t>2025</w:t>
+      </w:r>
+    </w:p>
+    <w:p>
+      <w:pPr>
+        <w:pStyle w:val="Corpodetexto"/>
+        <w:jc w:val="both"/>
         <w:rPr>
           <w:rFonts w:ascii="Times New Roman" w:hAnsi="Times New Roman" w:cs="Times New Roman"/>
           <w:b/>
@@ -342,103 +439,7 @@
     <w:p>
       <w:pPr>
         <w:pStyle w:val="Corpodetexto"/>
-        <w:jc w:val="center"/>
-        <w:rPr>
-          <w:rFonts w:ascii="Times New Roman" w:hAnsi="Times New Roman" w:cs="Times New Roman"/>
-          <w:b/>
-          <w:bCs/>
-          <w:color w:val="000000" w:themeColor="text1"/>
-        </w:rPr>
-      </w:pPr>
-    </w:p>
-    <w:p>
-      <w:pPr>
-        <w:pStyle w:val="Corpodetexto"/>
-        <w:jc w:val="center"/>
-        <w:rPr>
-          <w:rFonts w:ascii="Times New Roman" w:hAnsi="Times New Roman" w:cs="Times New Roman"/>
-          <w:b/>
-          <w:bCs/>
-          <w:color w:val="000000" w:themeColor="text1"/>
-        </w:rPr>
-      </w:pPr>
-    </w:p>
-    <w:p>
-      <w:pPr>
-        <w:pStyle w:val="Corpodetexto"/>
-        <w:jc w:val="center"/>
-        <w:rPr>
-          <w:rFonts w:ascii="Times New Roman" w:hAnsi="Times New Roman" w:cs="Times New Roman"/>
-          <w:b/>
-          <w:bCs/>
-          <w:color w:val="000000" w:themeColor="text1"/>
-        </w:rPr>
-      </w:pPr>
-      <w:r>
-        <w:rPr>
-          <w:rFonts w:ascii="Times New Roman" w:hAnsi="Times New Roman" w:cs="Times New Roman"/>
-          <w:b/>
-          <w:bCs/>
-          <w:color w:val="000000" w:themeColor="text1"/>
-        </w:rPr>
-        <w:t xml:space="preserve">Belo Jardim </w:t>
-      </w:r>
-      <w:r>
-        <w:rPr>
-          <w:rFonts w:ascii="Times New Roman" w:hAnsi="Times New Roman" w:cs="Times New Roman"/>
-          <w:b/>
-          <w:bCs/>
-          <w:color w:val="000000" w:themeColor="text1"/>
-        </w:rPr>
-        <w:t>–</w:t>
-      </w:r>
-      <w:r>
-        <w:rPr>
-          <w:rFonts w:ascii="Times New Roman" w:hAnsi="Times New Roman" w:cs="Times New Roman"/>
-          <w:b/>
-          <w:bCs/>
-          <w:color w:val="000000" w:themeColor="text1"/>
-        </w:rPr>
-        <w:t xml:space="preserve"> PE</w:t>
-      </w:r>
-    </w:p>
-    <w:p>
-      <w:pPr>
-        <w:pStyle w:val="Corpodetexto"/>
-        <w:jc w:val="center"/>
-        <w:rPr>
-          <w:rFonts w:ascii="Times New Roman" w:hAnsi="Times New Roman" w:cs="Times New Roman"/>
-          <w:b/>
-          <w:bCs/>
-          <w:color w:val="000000" w:themeColor="text1"/>
-        </w:rPr>
-      </w:pPr>
-      <w:r>
-        <w:rPr>
-          <w:rFonts w:ascii="Times New Roman" w:hAnsi="Times New Roman" w:cs="Times New Roman"/>
-          <w:b/>
-          <w:bCs/>
-          <w:color w:val="000000" w:themeColor="text1"/>
-        </w:rPr>
-        <w:t>2025</w:t>
-      </w:r>
-    </w:p>
-    <w:p>
-      <w:pPr>
-        <w:pStyle w:val="Corpodetexto"/>
-        <w:jc w:val="center"/>
-        <w:rPr>
-          <w:rFonts w:ascii="Times New Roman" w:hAnsi="Times New Roman" w:cs="Times New Roman"/>
-          <w:b/>
-          <w:bCs/>
-          <w:color w:val="000000" w:themeColor="text1"/>
-        </w:rPr>
-      </w:pPr>
-    </w:p>
-    <w:p>
-      <w:pPr>
-        <w:pStyle w:val="Corpodetexto"/>
-        <w:jc w:val="center"/>
+        <w:jc w:val="both"/>
         <w:rPr>
           <w:rFonts w:ascii="Times New Roman" w:eastAsiaTheme="majorEastAsia" w:hAnsi="Times New Roman" w:cs="Times New Roman"/>
           <w:b/>
@@ -473,6 +474,7 @@
     <w:p>
       <w:pPr>
         <w:pStyle w:val="Corpodetexto"/>
+        <w:jc w:val="both"/>
         <w:rPr>
           <w:rFonts w:ascii="Times New Roman" w:eastAsiaTheme="majorEastAsia" w:hAnsi="Times New Roman" w:cs="Times New Roman"/>
           <w:b/>
@@ -484,6 +486,54 @@
     <w:p>
       <w:pPr>
         <w:pStyle w:val="Corpodetexto"/>
+        <w:jc w:val="both"/>
+        <w:rPr>
+          <w:rFonts w:ascii="Times New Roman" w:eastAsiaTheme="majorEastAsia" w:hAnsi="Times New Roman" w:cs="Times New Roman"/>
+          <w:b/>
+          <w:bCs/>
+          <w:color w:val="000000" w:themeColor="text1"/>
+        </w:rPr>
+      </w:pPr>
+    </w:p>
+    <w:p>
+      <w:pPr>
+        <w:pStyle w:val="Corpodetexto"/>
+        <w:jc w:val="both"/>
+        <w:rPr>
+          <w:rFonts w:ascii="Times New Roman" w:eastAsiaTheme="majorEastAsia" w:hAnsi="Times New Roman" w:cs="Times New Roman"/>
+          <w:b/>
+          <w:bCs/>
+          <w:color w:val="000000" w:themeColor="text1"/>
+        </w:rPr>
+      </w:pPr>
+    </w:p>
+    <w:p>
+      <w:pPr>
+        <w:pStyle w:val="Corpodetexto"/>
+        <w:jc w:val="both"/>
+        <w:rPr>
+          <w:rFonts w:ascii="Times New Roman" w:eastAsiaTheme="majorEastAsia" w:hAnsi="Times New Roman" w:cs="Times New Roman"/>
+          <w:b/>
+          <w:bCs/>
+          <w:color w:val="000000" w:themeColor="text1"/>
+        </w:rPr>
+      </w:pPr>
+    </w:p>
+    <w:p>
+      <w:pPr>
+        <w:pStyle w:val="Corpodetexto"/>
+        <w:jc w:val="both"/>
+        <w:rPr>
+          <w:rFonts w:ascii="Times New Roman" w:eastAsiaTheme="majorEastAsia" w:hAnsi="Times New Roman" w:cs="Times New Roman"/>
+          <w:b/>
+          <w:bCs/>
+          <w:color w:val="000000" w:themeColor="text1"/>
+        </w:rPr>
+      </w:pPr>
+    </w:p>
+    <w:p>
+      <w:pPr>
+        <w:pStyle w:val="Corpodetexto"/>
         <w:jc w:val="center"/>
         <w:rPr>
           <w:rFonts w:ascii="Times New Roman" w:eastAsiaTheme="majorEastAsia" w:hAnsi="Times New Roman" w:cs="Times New Roman"/>
@@ -504,62 +554,14 @@
           <w:color w:val="000000" w:themeColor="text1"/>
         </w:rPr>
       </w:pPr>
-    </w:p>
-    <w:p>
-      <w:pPr>
-        <w:pStyle w:val="Corpodetexto"/>
-        <w:jc w:val="center"/>
+      <w:r>
         <w:rPr>
           <w:rFonts w:ascii="Times New Roman" w:eastAsiaTheme="majorEastAsia" w:hAnsi="Times New Roman" w:cs="Times New Roman"/>
           <w:b/>
           <w:bCs/>
           <w:color w:val="000000" w:themeColor="text1"/>
         </w:rPr>
-      </w:pPr>
-    </w:p>
-    <w:p>
-      <w:pPr>
-        <w:pStyle w:val="Corpodetexto"/>
-        <w:jc w:val="center"/>
-        <w:rPr>
-          <w:rFonts w:ascii="Times New Roman" w:eastAsiaTheme="majorEastAsia" w:hAnsi="Times New Roman" w:cs="Times New Roman"/>
-          <w:b/>
-          <w:bCs/>
-          <w:color w:val="000000" w:themeColor="text1"/>
-        </w:rPr>
-      </w:pPr>
-    </w:p>
-    <w:p>
-      <w:pPr>
-        <w:pStyle w:val="Corpodetexto"/>
-        <w:jc w:val="center"/>
-        <w:rPr>
-          <w:rFonts w:ascii="Times New Roman" w:eastAsiaTheme="majorEastAsia" w:hAnsi="Times New Roman" w:cs="Times New Roman"/>
-          <w:b/>
-          <w:bCs/>
-          <w:color w:val="000000" w:themeColor="text1"/>
-        </w:rPr>
-      </w:pPr>
-    </w:p>
-    <w:p>
-      <w:pPr>
-        <w:pStyle w:val="Corpodetexto"/>
-        <w:jc w:val="center"/>
-        <w:rPr>
-          <w:rFonts w:ascii="Times New Roman" w:eastAsiaTheme="majorEastAsia" w:hAnsi="Times New Roman" w:cs="Times New Roman"/>
-          <w:b/>
-          <w:bCs/>
-          <w:color w:val="000000" w:themeColor="text1"/>
-        </w:rPr>
-      </w:pPr>
-      <w:r>
-        <w:rPr>
-          <w:rFonts w:ascii="Times New Roman" w:eastAsiaTheme="majorEastAsia" w:hAnsi="Times New Roman" w:cs="Times New Roman"/>
-          <w:b/>
-          <w:bCs/>
-          <w:color w:val="000000" w:themeColor="text1"/>
-        </w:rPr>
-        <w:t xml:space="preserve">GESTÃO ATÍPICOS: SISTEMA WEB PARA GESTÃO ESPECIALIZADA DE ALUNOS ATÍPICOS NA EDUCAÇÃO INCLUSIVA </w:t>
+        <w:t>GESTÃO ATÍPICOS: SISTEMA WEB PARA GESTÃO ESPECIALIZADA DE ALUNOS ATÍPICOS NA EDUCAÇÃO INCLUSIVA</w:t>
       </w:r>
     </w:p>
     <w:p>
@@ -759,6 +761,7 @@
     <w:p>
       <w:pPr>
         <w:pStyle w:val="Corpodetexto"/>
+        <w:jc w:val="both"/>
         <w:rPr>
           <w:rFonts w:ascii="Times New Roman" w:eastAsiaTheme="majorEastAsia" w:hAnsi="Times New Roman" w:cs="Times New Roman"/>
           <w:b/>
@@ -772,7 +775,7 @@
     <w:p>
       <w:pPr>
         <w:pStyle w:val="Corpodetexto"/>
-        <w:jc w:val="center"/>
+        <w:jc w:val="both"/>
         <w:rPr>
           <w:rFonts w:ascii="Times New Roman" w:eastAsiaTheme="majorEastAsia" w:hAnsi="Times New Roman" w:cs="Times New Roman"/>
           <w:b/>
@@ -786,7 +789,7 @@
     <w:p>
       <w:pPr>
         <w:pStyle w:val="Corpodetexto"/>
-        <w:jc w:val="center"/>
+        <w:jc w:val="both"/>
         <w:rPr>
           <w:rFonts w:ascii="Times New Roman" w:eastAsiaTheme="majorEastAsia" w:hAnsi="Times New Roman" w:cs="Times New Roman"/>
           <w:b/>
@@ -834,6 +837,7 @@
     <w:p>
       <w:pPr>
         <w:pStyle w:val="Corpodetexto"/>
+        <w:jc w:val="both"/>
         <w:rPr>
           <w:rFonts w:ascii="Times New Roman" w:hAnsi="Times New Roman" w:cs="Times New Roman"/>
           <w:color w:val="000000" w:themeColor="text1"/>
@@ -861,7 +865,7 @@
       <w:sdtContent>
         <w:p>
           <w:pPr>
-            <w:jc w:val="center"/>
+            <w:jc w:val="both"/>
             <w:rPr>
               <w:rFonts w:ascii="Times New Roman" w:hAnsi="Times New Roman" w:cs="Times New Roman"/>
               <w:color w:val="000000" w:themeColor="text1"/>
@@ -891,6 +895,7 @@
         <w:p>
           <w:pPr>
             <w:pStyle w:val="Sumrio1"/>
+            <w:jc w:val="both"/>
             <w:rPr>
               <w:rFonts w:eastAsiaTheme="minorEastAsia"/>
               <w:b w:val="0"/>
@@ -975,14 +980,7 @@
         <w:p>
           <w:pPr>
             <w:pStyle w:val="Sumrio1"/>
-            <w:rPr>
-              <w:rFonts w:eastAsiaTheme="minorEastAsia"/>
-              <w:b w:val="0"/>
-              <w:bCs w:val="0"/>
-              <w:sz w:val="22"/>
-              <w:szCs w:val="22"/>
-              <w:lang w:eastAsia="pt-BR"/>
-            </w:rPr>
+            <w:jc w:val="both"/>
           </w:pPr>
           <w:hyperlink w:anchor="_Toc217659094" w:history="1">
             <w:r>
@@ -1035,9 +1033,11 @@
             </w:r>
           </w:hyperlink>
         </w:p>
+        <w:p/>
         <w:p>
           <w:pPr>
             <w:pStyle w:val="Sumrio1"/>
+            <w:jc w:val="both"/>
             <w:rPr>
               <w:rFonts w:eastAsiaTheme="minorEastAsia"/>
               <w:b w:val="0"/>
@@ -1104,6 +1104,7 @@
             <w:tabs>
               <w:tab w:val="right" w:leader="dot" w:pos="9395"/>
             </w:tabs>
+            <w:jc w:val="both"/>
             <w:rPr>
               <w:rFonts w:eastAsiaTheme="minorEastAsia"/>
               <w:noProof/>
@@ -1195,6 +1196,7 @@
             <w:tabs>
               <w:tab w:val="right" w:leader="dot" w:pos="9395"/>
             </w:tabs>
+            <w:jc w:val="both"/>
             <w:rPr>
               <w:rFonts w:eastAsiaTheme="minorEastAsia"/>
               <w:noProof/>
@@ -1269,6 +1271,7 @@
             <w:tabs>
               <w:tab w:val="right" w:leader="dot" w:pos="9395"/>
             </w:tabs>
+            <w:jc w:val="both"/>
             <w:rPr>
               <w:rFonts w:eastAsiaTheme="minorEastAsia"/>
               <w:noProof/>
@@ -1360,12 +1363,9 @@
             <w:tabs>
               <w:tab w:val="right" w:leader="dot" w:pos="9395"/>
             </w:tabs>
+            <w:jc w:val="both"/>
             <w:rPr>
-              <w:rFonts w:eastAsiaTheme="minorEastAsia"/>
               <w:noProof/>
-              <w:sz w:val="22"/>
-              <w:szCs w:val="22"/>
-              <w:lang w:eastAsia="pt-BR"/>
             </w:rPr>
           </w:pPr>
           <w:hyperlink w:anchor="_Toc217659107" w:history="1">
@@ -1428,9 +1428,11 @@
             </w:r>
           </w:hyperlink>
         </w:p>
+        <w:p/>
         <w:p>
           <w:pPr>
             <w:pStyle w:val="Sumrio1"/>
+            <w:jc w:val="both"/>
             <w:rPr>
               <w:rFonts w:eastAsiaTheme="minorEastAsia"/>
               <w:b w:val="0"/>
@@ -1497,6 +1499,7 @@
             <w:tabs>
               <w:tab w:val="right" w:leader="dot" w:pos="9395"/>
             </w:tabs>
+            <w:jc w:val="both"/>
             <w:rPr>
               <w:rFonts w:eastAsiaTheme="minorEastAsia"/>
               <w:noProof/>
@@ -1587,6 +1590,7 @@
             <w:tabs>
               <w:tab w:val="right" w:leader="dot" w:pos="9395"/>
             </w:tabs>
+            <w:jc w:val="both"/>
             <w:rPr>
               <w:rFonts w:eastAsiaTheme="minorEastAsia"/>
               <w:noProof/>
@@ -1660,6 +1664,7 @@
             <w:tabs>
               <w:tab w:val="right" w:leader="dot" w:pos="9395"/>
             </w:tabs>
+            <w:jc w:val="both"/>
             <w:rPr>
               <w:rFonts w:eastAsiaTheme="minorEastAsia"/>
               <w:noProof/>
@@ -1742,6 +1747,7 @@
             <w:tabs>
               <w:tab w:val="right" w:leader="dot" w:pos="9395"/>
             </w:tabs>
+            <w:jc w:val="both"/>
             <w:rPr>
               <w:rFonts w:eastAsiaTheme="minorEastAsia"/>
               <w:noProof/>
@@ -1816,6 +1822,7 @@
             <w:tabs>
               <w:tab w:val="right" w:leader="dot" w:pos="9395"/>
             </w:tabs>
+            <w:jc w:val="both"/>
             <w:rPr>
               <w:rFonts w:eastAsiaTheme="minorEastAsia"/>
               <w:noProof/>
@@ -1890,12 +1897,9 @@
             <w:tabs>
               <w:tab w:val="right" w:leader="dot" w:pos="9395"/>
             </w:tabs>
+            <w:jc w:val="both"/>
             <w:rPr>
-              <w:rFonts w:eastAsiaTheme="minorEastAsia"/>
               <w:noProof/>
-              <w:sz w:val="22"/>
-              <w:szCs w:val="22"/>
-              <w:lang w:eastAsia="pt-BR"/>
             </w:rPr>
           </w:pPr>
           <w:hyperlink w:anchor="_Toc217659120" w:history="1">
@@ -1958,9 +1962,11 @@
             </w:r>
           </w:hyperlink>
         </w:p>
+        <w:p/>
         <w:p>
           <w:pPr>
             <w:pStyle w:val="Sumrio1"/>
+            <w:jc w:val="both"/>
             <w:rPr>
               <w:rFonts w:eastAsiaTheme="minorEastAsia"/>
               <w:b w:val="0"/>
@@ -2027,6 +2033,7 @@
             <w:tabs>
               <w:tab w:val="right" w:leader="dot" w:pos="9395"/>
             </w:tabs>
+            <w:jc w:val="both"/>
             <w:rPr>
               <w:rFonts w:eastAsiaTheme="minorEastAsia"/>
               <w:noProof/>
@@ -2101,6 +2108,7 @@
             <w:tabs>
               <w:tab w:val="right" w:leader="dot" w:pos="9395"/>
             </w:tabs>
+            <w:jc w:val="both"/>
             <w:rPr>
               <w:rFonts w:eastAsiaTheme="minorEastAsia"/>
               <w:noProof/>
@@ -2123,17 +2131,10 @@
               <w:rPr>
                 <w:rStyle w:val="Forte"/>
                 <w:rFonts w:ascii="Times New Roman" w:hAnsi="Times New Roman" w:cs="Times New Roman"/>
+                <w:noProof/>
                 <w:color w:val="000000" w:themeColor="text1"/>
               </w:rPr>
-              <w:t xml:space="preserve"> </w:t>
-            </w:r>
-            <w:r>
-              <w:rPr>
-                <w:rStyle w:val="Forte"/>
-                <w:rFonts w:ascii="Times New Roman" w:hAnsi="Times New Roman" w:cs="Times New Roman"/>
-                <w:color w:val="000000" w:themeColor="text1"/>
-              </w:rPr>
-              <w:t>Desenvolvimento da Aplicação e Mobilidade (PWA)</w:t>
+              <w:t xml:space="preserve"> Desenvolvimento da Aplicação e Mobilidade (PWA)</w:t>
             </w:r>
             <w:r>
               <w:rPr>
@@ -2174,14 +2175,7 @@
                 <w:noProof/>
                 <w:webHidden/>
               </w:rPr>
-              <w:t>1</w:t>
-            </w:r>
-            <w:r>
-              <w:rPr>
-                <w:noProof/>
-                <w:webHidden/>
-              </w:rPr>
-              <w:t>0</w:t>
+              <w:t>10</w:t>
             </w:r>
             <w:r>
               <w:rPr>
@@ -2198,6 +2192,7 @@
             <w:tabs>
               <w:tab w:val="right" w:leader="dot" w:pos="9395"/>
             </w:tabs>
+            <w:jc w:val="both"/>
             <w:rPr>
               <w:rFonts w:eastAsiaTheme="minorEastAsia"/>
               <w:noProof/>
@@ -2272,6 +2267,7 @@
             <w:tabs>
               <w:tab w:val="right" w:leader="dot" w:pos="9395"/>
             </w:tabs>
+            <w:jc w:val="both"/>
             <w:rPr>
               <w:rFonts w:eastAsiaTheme="minorEastAsia"/>
               <w:noProof/>
@@ -2346,6 +2342,7 @@
             <w:tabs>
               <w:tab w:val="right" w:leader="dot" w:pos="9395"/>
             </w:tabs>
+            <w:jc w:val="both"/>
             <w:rPr>
               <w:rFonts w:eastAsiaTheme="minorEastAsia"/>
               <w:noProof/>
@@ -2383,14 +2380,6 @@
             </w:r>
             <w:r>
               <w:rPr>
-                <w:rStyle w:val="Hyperlink"/>
-                <w:rFonts w:ascii="Times New Roman" w:hAnsi="Times New Roman" w:cs="Times New Roman"/>
-                <w:noProof/>
-              </w:rPr>
-              <w:t>: O código foi gerenciado via Git/GitHub.</w:t>
-            </w:r>
-            <w:r>
-              <w:rPr>
                 <w:noProof/>
                 <w:webHidden/>
               </w:rPr>
@@ -2445,6 +2434,7 @@
             <w:tabs>
               <w:tab w:val="right" w:leader="dot" w:pos="9395"/>
             </w:tabs>
+            <w:jc w:val="both"/>
             <w:rPr>
               <w:rFonts w:eastAsiaTheme="minorEastAsia"/>
               <w:noProof/>
@@ -2482,14 +2472,6 @@
             </w:r>
             <w:r>
               <w:rPr>
-                <w:rStyle w:val="Hyperlink"/>
-                <w:rFonts w:ascii="Times New Roman" w:hAnsi="Times New Roman" w:cs="Times New Roman"/>
-                <w:noProof/>
-              </w:rPr>
-              <w:t>: Utilizou-se o GitHub Actions para automatizar rotinas de build e testes a cada novo commit.</w:t>
-            </w:r>
-            <w:r>
-              <w:rPr>
                 <w:noProof/>
                 <w:webHidden/>
               </w:rPr>
@@ -2544,6 +2526,7 @@
             <w:tabs>
               <w:tab w:val="right" w:leader="dot" w:pos="9395"/>
             </w:tabs>
+            <w:jc w:val="both"/>
             <w:rPr>
               <w:rFonts w:eastAsiaTheme="minorEastAsia"/>
               <w:noProof/>
@@ -2568,7 +2551,7 @@
                 <w:rFonts w:ascii="Times New Roman" w:hAnsi="Times New Roman" w:cs="Times New Roman"/>
                 <w:noProof/>
               </w:rPr>
-              <w:t>: A implantação (deploy) foi realizada na plataforma Vercel, permitindo a disponibilização imediata das novas funcionalidades em ambiente de produção.</w:t>
+              <w:t>.</w:t>
             </w:r>
             <w:r>
               <w:rPr>
@@ -2626,6 +2609,7 @@
             <w:tabs>
               <w:tab w:val="right" w:leader="dot" w:pos="9395"/>
             </w:tabs>
+            <w:jc w:val="both"/>
             <w:rPr>
               <w:rFonts w:eastAsiaTheme="minorEastAsia"/>
               <w:noProof/>
@@ -2646,14 +2630,6 @@
             </w:r>
             <w:r>
               <w:rPr>
-                <w:rStyle w:val="Hyperlink"/>
-                <w:rFonts w:ascii="Times New Roman" w:hAnsi="Times New Roman" w:cs="Times New Roman"/>
-                <w:noProof/>
-              </w:rPr>
-              <w:t xml:space="preserve"> Para assegurar a robustez da aplicação, foram aplicadas diferentes camadas de verificação:</w:t>
-            </w:r>
-            <w:r>
-              <w:rPr>
                 <w:noProof/>
                 <w:webHidden/>
               </w:rPr>
@@ -2708,6 +2684,7 @@
             <w:tabs>
               <w:tab w:val="right" w:leader="dot" w:pos="9395"/>
             </w:tabs>
+            <w:jc w:val="both"/>
             <w:rPr>
               <w:rFonts w:eastAsiaTheme="minorEastAsia"/>
               <w:noProof/>
@@ -2732,7 +2709,7 @@
                 <w:rFonts w:ascii="Times New Roman" w:hAnsi="Times New Roman" w:cs="Times New Roman"/>
                 <w:noProof/>
               </w:rPr>
-              <w:t>: Para validar a lógica de componentes isolados do sistema.</w:t>
+              <w:t>.</w:t>
             </w:r>
             <w:r>
               <w:rPr>
@@ -2790,6 +2767,7 @@
             <w:tabs>
               <w:tab w:val="right" w:leader="dot" w:pos="9395"/>
             </w:tabs>
+            <w:jc w:val="both"/>
             <w:rPr>
               <w:rFonts w:eastAsiaTheme="minorEastAsia"/>
               <w:noProof/>
@@ -2814,7 +2792,7 @@
                 <w:rFonts w:ascii="Times New Roman" w:hAnsi="Times New Roman" w:cs="Times New Roman"/>
                 <w:noProof/>
               </w:rPr>
-              <w:t>: Para garantir que os módulos do sistema funcionem corretamente quando combinados.</w:t>
+              <w:t>.</w:t>
             </w:r>
             <w:r>
               <w:rPr>
@@ -2872,9 +2850,10 @@
             <w:tabs>
               <w:tab w:val="right" w:leader="dot" w:pos="9395"/>
             </w:tabs>
+            <w:jc w:val="both"/>
             <w:rPr>
-              <w:rStyle w:val="Hyperlink"/>
               <w:noProof/>
+              <w:color w:val="4F81BD" w:themeColor="accent1"/>
             </w:rPr>
           </w:pPr>
           <w:hyperlink w:anchor="_Toc217659137" w:history="1">
@@ -2885,7 +2864,7 @@
                 <w:b/>
                 <w:noProof/>
               </w:rPr>
-              <w:t>3.5 Segurança Ofensiva (Pentest):</w:t>
+              <w:t>3.5 Segurança Ofensiva (Pentest)</w:t>
             </w:r>
             <w:r>
               <w:rPr>
@@ -2939,14 +2918,8 @@
         </w:p>
         <w:p>
           <w:pPr>
-            <w:rPr>
-              <w:noProof/>
-            </w:rPr>
-          </w:pPr>
-        </w:p>
-        <w:p>
-          <w:pPr>
             <w:pStyle w:val="Sumrio1"/>
+            <w:jc w:val="both"/>
             <w:rPr>
               <w:rFonts w:eastAsiaTheme="minorEastAsia"/>
               <w:b w:val="0"/>
@@ -2997,7 +2970,7 @@
               <w:rPr>
                 <w:webHidden/>
               </w:rPr>
-              <w:t>11</w:t>
+              <w:t>12</w:t>
             </w:r>
             <w:r>
               <w:rPr>
@@ -3013,6 +2986,7 @@
             <w:tabs>
               <w:tab w:val="right" w:leader="dot" w:pos="9395"/>
             </w:tabs>
+            <w:jc w:val="both"/>
             <w:rPr>
               <w:rFonts w:eastAsiaTheme="minorEastAsia"/>
               <w:noProof/>
@@ -3087,6 +3061,7 @@
             <w:tabs>
               <w:tab w:val="right" w:leader="dot" w:pos="9395"/>
             </w:tabs>
+            <w:jc w:val="both"/>
             <w:rPr>
               <w:rFonts w:eastAsiaTheme="minorEastAsia"/>
               <w:noProof/>
@@ -3161,6 +3136,7 @@
             <w:tabs>
               <w:tab w:val="right" w:leader="dot" w:pos="9395"/>
             </w:tabs>
+            <w:jc w:val="both"/>
             <w:rPr>
               <w:rFonts w:eastAsiaTheme="minorEastAsia"/>
               <w:noProof/>
@@ -3235,6 +3211,7 @@
             <w:tabs>
               <w:tab w:val="right" w:leader="dot" w:pos="9395"/>
             </w:tabs>
+            <w:jc w:val="both"/>
             <w:rPr>
               <w:rFonts w:eastAsiaTheme="minorEastAsia"/>
               <w:noProof/>
@@ -3309,12 +3286,9 @@
             <w:tabs>
               <w:tab w:val="right" w:leader="dot" w:pos="9395"/>
             </w:tabs>
+            <w:jc w:val="both"/>
             <w:rPr>
-              <w:rFonts w:eastAsiaTheme="minorEastAsia"/>
               <w:noProof/>
-              <w:sz w:val="22"/>
-              <w:szCs w:val="22"/>
-              <w:lang w:eastAsia="pt-BR"/>
             </w:rPr>
           </w:pPr>
           <w:hyperlink w:anchor="_Toc217659151" w:history="1">
@@ -3377,9 +3351,11 @@
             </w:r>
           </w:hyperlink>
         </w:p>
+        <w:p/>
         <w:p>
           <w:pPr>
             <w:pStyle w:val="Sumrio1"/>
+            <w:jc w:val="both"/>
             <w:rPr>
               <w:rFonts w:eastAsiaTheme="minorEastAsia"/>
               <w:b w:val="0"/>
@@ -3446,6 +3422,7 @@
             <w:tabs>
               <w:tab w:val="right" w:leader="dot" w:pos="9395"/>
             </w:tabs>
+            <w:jc w:val="both"/>
             <w:rPr>
               <w:rFonts w:eastAsiaTheme="minorEastAsia"/>
               <w:noProof/>
@@ -3520,6 +3497,7 @@
             <w:tabs>
               <w:tab w:val="right" w:leader="dot" w:pos="9395"/>
             </w:tabs>
+            <w:jc w:val="both"/>
             <w:rPr>
               <w:rFonts w:eastAsiaTheme="minorEastAsia"/>
               <w:noProof/>
@@ -3594,6 +3572,7 @@
             <w:tabs>
               <w:tab w:val="right" w:leader="dot" w:pos="9395"/>
             </w:tabs>
+            <w:jc w:val="both"/>
             <w:rPr>
               <w:rFonts w:eastAsiaTheme="minorEastAsia"/>
               <w:noProof/>
@@ -3668,6 +3647,7 @@
             <w:tabs>
               <w:tab w:val="right" w:leader="dot" w:pos="9395"/>
             </w:tabs>
+            <w:jc w:val="both"/>
             <w:rPr>
               <w:rFonts w:eastAsiaTheme="minorEastAsia"/>
               <w:noProof/>
@@ -3742,6 +3722,7 @@
             <w:tabs>
               <w:tab w:val="right" w:leader="dot" w:pos="9395"/>
             </w:tabs>
+            <w:jc w:val="both"/>
             <w:rPr>
               <w:rFonts w:eastAsiaTheme="minorEastAsia"/>
               <w:noProof/>
@@ -3816,6 +3797,7 @@
             <w:tabs>
               <w:tab w:val="right" w:leader="dot" w:pos="9395"/>
             </w:tabs>
+            <w:jc w:val="both"/>
             <w:rPr>
               <w:rFonts w:eastAsiaTheme="minorEastAsia"/>
               <w:noProof/>
@@ -3890,12 +3872,9 @@
             <w:tabs>
               <w:tab w:val="right" w:leader="dot" w:pos="9395"/>
             </w:tabs>
+            <w:jc w:val="both"/>
             <w:rPr>
-              <w:rFonts w:eastAsiaTheme="minorEastAsia"/>
               <w:noProof/>
-              <w:sz w:val="22"/>
-              <w:szCs w:val="22"/>
-              <w:lang w:eastAsia="pt-BR"/>
             </w:rPr>
           </w:pPr>
           <w:hyperlink w:anchor="_Toc217659191" w:history="1">
@@ -3958,9 +3937,11 @@
             </w:r>
           </w:hyperlink>
         </w:p>
+        <w:p/>
         <w:p>
           <w:pPr>
             <w:pStyle w:val="Sumrio1"/>
+            <w:jc w:val="both"/>
             <w:rPr>
               <w:rFonts w:eastAsiaTheme="minorEastAsia"/>
               <w:b w:val="0"/>
@@ -4027,6 +4008,7 @@
             <w:tabs>
               <w:tab w:val="right" w:leader="dot" w:pos="9395"/>
             </w:tabs>
+            <w:jc w:val="both"/>
             <w:rPr>
               <w:rFonts w:eastAsiaTheme="minorEastAsia"/>
               <w:noProof/>
@@ -4098,6 +4080,7 @@
         <w:p>
           <w:pPr>
             <w:pStyle w:val="Sumrio1"/>
+            <w:jc w:val="both"/>
             <w:rPr>
               <w:rFonts w:eastAsiaTheme="minorEastAsia"/>
               <w:b w:val="0"/>
@@ -4161,6 +4144,7 @@
         <w:p>
           <w:pPr>
             <w:pStyle w:val="Sumrio1"/>
+            <w:jc w:val="both"/>
             <w:rPr>
               <w:rFonts w:eastAsiaTheme="minorEastAsia"/>
               <w:b w:val="0"/>
@@ -4224,6 +4208,7 @@
         <w:p>
           <w:pPr>
             <w:pStyle w:val="Sumrio1"/>
+            <w:jc w:val="both"/>
             <w:rPr>
               <w:rFonts w:eastAsiaTheme="minorEastAsia"/>
               <w:b w:val="0"/>
@@ -4286,6 +4271,7 @@
         </w:p>
         <w:p>
           <w:pPr>
+            <w:jc w:val="both"/>
             <w:rPr>
               <w:rFonts w:ascii="Times New Roman" w:hAnsi="Times New Roman" w:cs="Times New Roman"/>
               <w:color w:val="000000" w:themeColor="text1"/>
@@ -4306,15 +4292,16 @@
     <w:p>
       <w:pPr>
         <w:pStyle w:val="Ttulo1"/>
-        <w:jc w:val="center"/>
-        <w:rPr>
-          <w:rFonts w:ascii="Times New Roman" w:hAnsi="Times New Roman" w:cs="Times New Roman"/>
-          <w:color w:val="000000" w:themeColor="text1"/>
-        </w:rPr>
-      </w:pPr>
-    </w:p>
-    <w:p>
-      <w:pPr>
+        <w:jc w:val="both"/>
+        <w:rPr>
+          <w:rFonts w:ascii="Times New Roman" w:hAnsi="Times New Roman" w:cs="Times New Roman"/>
+          <w:color w:val="000000" w:themeColor="text1"/>
+        </w:rPr>
+      </w:pPr>
+    </w:p>
+    <w:p>
+      <w:pPr>
+        <w:jc w:val="both"/>
         <w:rPr>
           <w:rFonts w:ascii="Times New Roman" w:eastAsiaTheme="majorEastAsia" w:hAnsi="Times New Roman" w:cs="Times New Roman"/>
           <w:b/>
@@ -4517,15 +4504,16 @@
     <w:p>
       <w:pPr>
         <w:pStyle w:val="Ttulo1"/>
-        <w:jc w:val="center"/>
-        <w:rPr>
-          <w:rFonts w:ascii="Times New Roman" w:hAnsi="Times New Roman" w:cs="Times New Roman"/>
-          <w:color w:val="000000" w:themeColor="text1"/>
-        </w:rPr>
-      </w:pPr>
-    </w:p>
-    <w:p>
-      <w:pPr>
+        <w:jc w:val="both"/>
+        <w:rPr>
+          <w:rFonts w:ascii="Times New Roman" w:hAnsi="Times New Roman" w:cs="Times New Roman"/>
+          <w:color w:val="000000" w:themeColor="text1"/>
+        </w:rPr>
+      </w:pPr>
+    </w:p>
+    <w:p>
+      <w:pPr>
+        <w:jc w:val="both"/>
         <w:rPr>
           <w:rFonts w:ascii="Times New Roman" w:eastAsiaTheme="majorEastAsia" w:hAnsi="Times New Roman" w:cs="Times New Roman"/>
           <w:b/>
@@ -5466,15 +5454,31 @@
           <w:rFonts w:ascii="Times New Roman" w:hAnsi="Times New Roman" w:cs="Times New Roman"/>
           <w:color w:val="000000" w:themeColor="text1"/>
         </w:rPr>
-        <w:t xml:space="preserve"> Security (RLS), </w:t>
-      </w:r>
-      <w:proofErr w:type="spellStart"/>
-      <w:r>
-        <w:rPr>
-          <w:rFonts w:ascii="Times New Roman" w:hAnsi="Times New Roman" w:cs="Times New Roman"/>
-          <w:color w:val="000000" w:themeColor="text1"/>
-        </w:rPr>
-        <w:t>compliance</w:t>
+        <w:t xml:space="preserve"> Security (RLS), compliance </w:t>
+      </w:r>
+      <w:proofErr w:type="spellStart"/>
+      <w:r>
+        <w:rPr>
+          <w:rFonts w:ascii="Times New Roman" w:hAnsi="Times New Roman" w:cs="Times New Roman"/>
+          <w:color w:val="000000" w:themeColor="text1"/>
+        </w:rPr>
+        <w:t>with</w:t>
+      </w:r>
+      <w:proofErr w:type="spellEnd"/>
+      <w:r>
+        <w:rPr>
+          <w:rFonts w:ascii="Times New Roman" w:hAnsi="Times New Roman" w:cs="Times New Roman"/>
+          <w:color w:val="000000" w:themeColor="text1"/>
+        </w:rPr>
+        <w:t xml:space="preserve"> LGPD, </w:t>
+      </w:r>
+      <w:proofErr w:type="spellStart"/>
+      <w:r>
+        <w:rPr>
+          <w:rFonts w:ascii="Times New Roman" w:hAnsi="Times New Roman" w:cs="Times New Roman"/>
+          <w:color w:val="000000" w:themeColor="text1"/>
+        </w:rPr>
+        <w:t>penetration</w:t>
       </w:r>
       <w:proofErr w:type="spellEnd"/>
       <w:r>
@@ -5490,23 +5494,7 @@
           <w:rFonts w:ascii="Times New Roman" w:hAnsi="Times New Roman" w:cs="Times New Roman"/>
           <w:color w:val="000000" w:themeColor="text1"/>
         </w:rPr>
-        <w:t>with</w:t>
-      </w:r>
-      <w:proofErr w:type="spellEnd"/>
-      <w:r>
-        <w:rPr>
-          <w:rFonts w:ascii="Times New Roman" w:hAnsi="Times New Roman" w:cs="Times New Roman"/>
-          <w:color w:val="000000" w:themeColor="text1"/>
-        </w:rPr>
-        <w:t xml:space="preserve"> LGPD, </w:t>
-      </w:r>
-      <w:proofErr w:type="spellStart"/>
-      <w:r>
-        <w:rPr>
-          <w:rFonts w:ascii="Times New Roman" w:hAnsi="Times New Roman" w:cs="Times New Roman"/>
-          <w:color w:val="000000" w:themeColor="text1"/>
-        </w:rPr>
-        <w:t>penetration</w:t>
+        <w:t>testing</w:t>
       </w:r>
       <w:proofErr w:type="spellEnd"/>
       <w:r>
@@ -5522,7 +5510,39 @@
           <w:rFonts w:ascii="Times New Roman" w:hAnsi="Times New Roman" w:cs="Times New Roman"/>
           <w:color w:val="000000" w:themeColor="text1"/>
         </w:rPr>
-        <w:t>testing</w:t>
+        <w:t>and</w:t>
+      </w:r>
+      <w:proofErr w:type="spellEnd"/>
+      <w:r>
+        <w:rPr>
+          <w:rFonts w:ascii="Times New Roman" w:hAnsi="Times New Roman" w:cs="Times New Roman"/>
+          <w:color w:val="000000" w:themeColor="text1"/>
+        </w:rPr>
+        <w:t xml:space="preserve"> STRIDE </w:t>
+      </w:r>
+      <w:proofErr w:type="spellStart"/>
+      <w:r>
+        <w:rPr>
+          <w:rFonts w:ascii="Times New Roman" w:hAnsi="Times New Roman" w:cs="Times New Roman"/>
+          <w:color w:val="000000" w:themeColor="text1"/>
+        </w:rPr>
+        <w:t>threat</w:t>
+      </w:r>
+      <w:proofErr w:type="spellEnd"/>
+      <w:r>
+        <w:rPr>
+          <w:rFonts w:ascii="Times New Roman" w:hAnsi="Times New Roman" w:cs="Times New Roman"/>
+          <w:color w:val="000000" w:themeColor="text1"/>
+        </w:rPr>
+        <w:t xml:space="preserve"> model. The </w:t>
+      </w:r>
+      <w:proofErr w:type="spellStart"/>
+      <w:r>
+        <w:rPr>
+          <w:rFonts w:ascii="Times New Roman" w:hAnsi="Times New Roman" w:cs="Times New Roman"/>
+          <w:color w:val="000000" w:themeColor="text1"/>
+        </w:rPr>
+        <w:t>objective</w:t>
       </w:r>
       <w:proofErr w:type="spellEnd"/>
       <w:r>
@@ -5538,6 +5558,134 @@
           <w:rFonts w:ascii="Times New Roman" w:hAnsi="Times New Roman" w:cs="Times New Roman"/>
           <w:color w:val="000000" w:themeColor="text1"/>
         </w:rPr>
+        <w:t>was</w:t>
+      </w:r>
+      <w:proofErr w:type="spellEnd"/>
+      <w:r>
+        <w:rPr>
+          <w:rFonts w:ascii="Times New Roman" w:hAnsi="Times New Roman" w:cs="Times New Roman"/>
+          <w:color w:val="000000" w:themeColor="text1"/>
+        </w:rPr>
+        <w:t xml:space="preserve"> </w:t>
+      </w:r>
+      <w:proofErr w:type="spellStart"/>
+      <w:r>
+        <w:rPr>
+          <w:rFonts w:ascii="Times New Roman" w:hAnsi="Times New Roman" w:cs="Times New Roman"/>
+          <w:color w:val="000000" w:themeColor="text1"/>
+        </w:rPr>
+        <w:t>to</w:t>
+      </w:r>
+      <w:proofErr w:type="spellEnd"/>
+      <w:r>
+        <w:rPr>
+          <w:rFonts w:ascii="Times New Roman" w:hAnsi="Times New Roman" w:cs="Times New Roman"/>
+          <w:color w:val="000000" w:themeColor="text1"/>
+        </w:rPr>
+        <w:t xml:space="preserve"> </w:t>
+      </w:r>
+      <w:proofErr w:type="spellStart"/>
+      <w:r>
+        <w:rPr>
+          <w:rFonts w:ascii="Times New Roman" w:hAnsi="Times New Roman" w:cs="Times New Roman"/>
+          <w:color w:val="000000" w:themeColor="text1"/>
+        </w:rPr>
+        <w:t>create</w:t>
+      </w:r>
+      <w:proofErr w:type="spellEnd"/>
+      <w:r>
+        <w:rPr>
+          <w:rFonts w:ascii="Times New Roman" w:hAnsi="Times New Roman" w:cs="Times New Roman"/>
+          <w:color w:val="000000" w:themeColor="text1"/>
+        </w:rPr>
+        <w:t xml:space="preserve"> a </w:t>
+      </w:r>
+      <w:proofErr w:type="spellStart"/>
+      <w:r>
+        <w:rPr>
+          <w:rFonts w:ascii="Times New Roman" w:hAnsi="Times New Roman" w:cs="Times New Roman"/>
+          <w:color w:val="000000" w:themeColor="text1"/>
+        </w:rPr>
+        <w:t>practical</w:t>
+      </w:r>
+      <w:proofErr w:type="spellEnd"/>
+      <w:r>
+        <w:rPr>
+          <w:rFonts w:ascii="Times New Roman" w:hAnsi="Times New Roman" w:cs="Times New Roman"/>
+          <w:color w:val="000000" w:themeColor="text1"/>
+        </w:rPr>
+        <w:t xml:space="preserve"> </w:t>
+      </w:r>
+      <w:proofErr w:type="spellStart"/>
+      <w:r>
+        <w:rPr>
+          <w:rFonts w:ascii="Times New Roman" w:hAnsi="Times New Roman" w:cs="Times New Roman"/>
+          <w:color w:val="000000" w:themeColor="text1"/>
+        </w:rPr>
+        <w:t>solution</w:t>
+      </w:r>
+      <w:proofErr w:type="spellEnd"/>
+      <w:r>
+        <w:rPr>
+          <w:rFonts w:ascii="Times New Roman" w:hAnsi="Times New Roman" w:cs="Times New Roman"/>
+          <w:color w:val="000000" w:themeColor="text1"/>
+        </w:rPr>
+        <w:t xml:space="preserve"> for </w:t>
+      </w:r>
+      <w:proofErr w:type="spellStart"/>
+      <w:r>
+        <w:rPr>
+          <w:rFonts w:ascii="Times New Roman" w:hAnsi="Times New Roman" w:cs="Times New Roman"/>
+          <w:color w:val="000000" w:themeColor="text1"/>
+        </w:rPr>
+        <w:t>schools</w:t>
+      </w:r>
+      <w:proofErr w:type="spellEnd"/>
+      <w:r>
+        <w:rPr>
+          <w:rFonts w:ascii="Times New Roman" w:hAnsi="Times New Roman" w:cs="Times New Roman"/>
+          <w:color w:val="000000" w:themeColor="text1"/>
+        </w:rPr>
+        <w:t xml:space="preserve"> </w:t>
+      </w:r>
+      <w:proofErr w:type="spellStart"/>
+      <w:r>
+        <w:rPr>
+          <w:rFonts w:ascii="Times New Roman" w:hAnsi="Times New Roman" w:cs="Times New Roman"/>
+          <w:color w:val="000000" w:themeColor="text1"/>
+        </w:rPr>
+        <w:t>that</w:t>
+      </w:r>
+      <w:proofErr w:type="spellEnd"/>
+      <w:r>
+        <w:rPr>
+          <w:rFonts w:ascii="Times New Roman" w:hAnsi="Times New Roman" w:cs="Times New Roman"/>
+          <w:color w:val="000000" w:themeColor="text1"/>
+        </w:rPr>
+        <w:t xml:space="preserve"> still use </w:t>
+      </w:r>
+      <w:proofErr w:type="spellStart"/>
+      <w:r>
+        <w:rPr>
+          <w:rFonts w:ascii="Times New Roman" w:hAnsi="Times New Roman" w:cs="Times New Roman"/>
+          <w:color w:val="000000" w:themeColor="text1"/>
+        </w:rPr>
+        <w:t>spreadsheets</w:t>
+      </w:r>
+      <w:proofErr w:type="spellEnd"/>
+      <w:r>
+        <w:rPr>
+          <w:rFonts w:ascii="Times New Roman" w:hAnsi="Times New Roman" w:cs="Times New Roman"/>
+          <w:color w:val="000000" w:themeColor="text1"/>
+        </w:rPr>
+        <w:t xml:space="preserve"> </w:t>
+      </w:r>
+      <w:proofErr w:type="spellStart"/>
+      <w:r>
+        <w:rPr>
+          <w:rFonts w:ascii="Times New Roman" w:hAnsi="Times New Roman" w:cs="Times New Roman"/>
+          <w:color w:val="000000" w:themeColor="text1"/>
+        </w:rPr>
         <w:t>and</w:t>
       </w:r>
       <w:proofErr w:type="spellEnd"/>
@@ -5546,38 +5694,6 @@
           <w:rFonts w:ascii="Times New Roman" w:hAnsi="Times New Roman" w:cs="Times New Roman"/>
           <w:color w:val="000000" w:themeColor="text1"/>
         </w:rPr>
-        <w:t xml:space="preserve"> STRIDE </w:t>
-      </w:r>
-      <w:proofErr w:type="spellStart"/>
-      <w:r>
-        <w:rPr>
-          <w:rFonts w:ascii="Times New Roman" w:hAnsi="Times New Roman" w:cs="Times New Roman"/>
-          <w:color w:val="000000" w:themeColor="text1"/>
-        </w:rPr>
-        <w:t>threat</w:t>
-      </w:r>
-      <w:proofErr w:type="spellEnd"/>
-      <w:r>
-        <w:rPr>
-          <w:rFonts w:ascii="Times New Roman" w:hAnsi="Times New Roman" w:cs="Times New Roman"/>
-          <w:color w:val="000000" w:themeColor="text1"/>
-        </w:rPr>
-        <w:t xml:space="preserve"> model. The </w:t>
-      </w:r>
-      <w:proofErr w:type="spellStart"/>
-      <w:r>
-        <w:rPr>
-          <w:rFonts w:ascii="Times New Roman" w:hAnsi="Times New Roman" w:cs="Times New Roman"/>
-          <w:color w:val="000000" w:themeColor="text1"/>
-        </w:rPr>
-        <w:t>objective</w:t>
-      </w:r>
-      <w:proofErr w:type="spellEnd"/>
-      <w:r>
-        <w:rPr>
-          <w:rFonts w:ascii="Times New Roman" w:hAnsi="Times New Roman" w:cs="Times New Roman"/>
-          <w:color w:val="000000" w:themeColor="text1"/>
-        </w:rPr>
         <w:t xml:space="preserve"> </w:t>
       </w:r>
       <w:proofErr w:type="spellStart"/>
@@ -5586,7 +5702,7 @@
           <w:rFonts w:ascii="Times New Roman" w:hAnsi="Times New Roman" w:cs="Times New Roman"/>
           <w:color w:val="000000" w:themeColor="text1"/>
         </w:rPr>
-        <w:t>was</w:t>
+        <w:t>physical</w:t>
       </w:r>
       <w:proofErr w:type="spellEnd"/>
       <w:r>
@@ -5602,150 +5718,6 @@
           <w:rFonts w:ascii="Times New Roman" w:hAnsi="Times New Roman" w:cs="Times New Roman"/>
           <w:color w:val="000000" w:themeColor="text1"/>
         </w:rPr>
-        <w:t>to</w:t>
-      </w:r>
-      <w:proofErr w:type="spellEnd"/>
-      <w:r>
-        <w:rPr>
-          <w:rFonts w:ascii="Times New Roman" w:hAnsi="Times New Roman" w:cs="Times New Roman"/>
-          <w:color w:val="000000" w:themeColor="text1"/>
-        </w:rPr>
-        <w:t xml:space="preserve"> </w:t>
-      </w:r>
-      <w:proofErr w:type="spellStart"/>
-      <w:r>
-        <w:rPr>
-          <w:rFonts w:ascii="Times New Roman" w:hAnsi="Times New Roman" w:cs="Times New Roman"/>
-          <w:color w:val="000000" w:themeColor="text1"/>
-        </w:rPr>
-        <w:t>create</w:t>
-      </w:r>
-      <w:proofErr w:type="spellEnd"/>
-      <w:r>
-        <w:rPr>
-          <w:rFonts w:ascii="Times New Roman" w:hAnsi="Times New Roman" w:cs="Times New Roman"/>
-          <w:color w:val="000000" w:themeColor="text1"/>
-        </w:rPr>
-        <w:t xml:space="preserve"> a </w:t>
-      </w:r>
-      <w:proofErr w:type="spellStart"/>
-      <w:r>
-        <w:rPr>
-          <w:rFonts w:ascii="Times New Roman" w:hAnsi="Times New Roman" w:cs="Times New Roman"/>
-          <w:color w:val="000000" w:themeColor="text1"/>
-        </w:rPr>
-        <w:t>practical</w:t>
-      </w:r>
-      <w:proofErr w:type="spellEnd"/>
-      <w:r>
-        <w:rPr>
-          <w:rFonts w:ascii="Times New Roman" w:hAnsi="Times New Roman" w:cs="Times New Roman"/>
-          <w:color w:val="000000" w:themeColor="text1"/>
-        </w:rPr>
-        <w:t xml:space="preserve"> </w:t>
-      </w:r>
-      <w:proofErr w:type="spellStart"/>
-      <w:r>
-        <w:rPr>
-          <w:rFonts w:ascii="Times New Roman" w:hAnsi="Times New Roman" w:cs="Times New Roman"/>
-          <w:color w:val="000000" w:themeColor="text1"/>
-        </w:rPr>
-        <w:t>solution</w:t>
-      </w:r>
-      <w:proofErr w:type="spellEnd"/>
-      <w:r>
-        <w:rPr>
-          <w:rFonts w:ascii="Times New Roman" w:hAnsi="Times New Roman" w:cs="Times New Roman"/>
-          <w:color w:val="000000" w:themeColor="text1"/>
-        </w:rPr>
-        <w:t xml:space="preserve"> for </w:t>
-      </w:r>
-      <w:proofErr w:type="spellStart"/>
-      <w:r>
-        <w:rPr>
-          <w:rFonts w:ascii="Times New Roman" w:hAnsi="Times New Roman" w:cs="Times New Roman"/>
-          <w:color w:val="000000" w:themeColor="text1"/>
-        </w:rPr>
-        <w:t>schools</w:t>
-      </w:r>
-      <w:proofErr w:type="spellEnd"/>
-      <w:r>
-        <w:rPr>
-          <w:rFonts w:ascii="Times New Roman" w:hAnsi="Times New Roman" w:cs="Times New Roman"/>
-          <w:color w:val="000000" w:themeColor="text1"/>
-        </w:rPr>
-        <w:t xml:space="preserve"> </w:t>
-      </w:r>
-      <w:proofErr w:type="spellStart"/>
-      <w:r>
-        <w:rPr>
-          <w:rFonts w:ascii="Times New Roman" w:hAnsi="Times New Roman" w:cs="Times New Roman"/>
-          <w:color w:val="000000" w:themeColor="text1"/>
-        </w:rPr>
-        <w:t>that</w:t>
-      </w:r>
-      <w:proofErr w:type="spellEnd"/>
-      <w:r>
-        <w:rPr>
-          <w:rFonts w:ascii="Times New Roman" w:hAnsi="Times New Roman" w:cs="Times New Roman"/>
-          <w:color w:val="000000" w:themeColor="text1"/>
-        </w:rPr>
-        <w:t xml:space="preserve"> still use </w:t>
-      </w:r>
-      <w:proofErr w:type="spellStart"/>
-      <w:r>
-        <w:rPr>
-          <w:rFonts w:ascii="Times New Roman" w:hAnsi="Times New Roman" w:cs="Times New Roman"/>
-          <w:color w:val="000000" w:themeColor="text1"/>
-        </w:rPr>
-        <w:t>spreadsheets</w:t>
-      </w:r>
-      <w:proofErr w:type="spellEnd"/>
-      <w:r>
-        <w:rPr>
-          <w:rFonts w:ascii="Times New Roman" w:hAnsi="Times New Roman" w:cs="Times New Roman"/>
-          <w:color w:val="000000" w:themeColor="text1"/>
-        </w:rPr>
-        <w:t xml:space="preserve"> </w:t>
-      </w:r>
-      <w:proofErr w:type="spellStart"/>
-      <w:r>
-        <w:rPr>
-          <w:rFonts w:ascii="Times New Roman" w:hAnsi="Times New Roman" w:cs="Times New Roman"/>
-          <w:color w:val="000000" w:themeColor="text1"/>
-        </w:rPr>
-        <w:t>and</w:t>
-      </w:r>
-      <w:proofErr w:type="spellEnd"/>
-      <w:r>
-        <w:rPr>
-          <w:rFonts w:ascii="Times New Roman" w:hAnsi="Times New Roman" w:cs="Times New Roman"/>
-          <w:color w:val="000000" w:themeColor="text1"/>
-        </w:rPr>
-        <w:t xml:space="preserve"> </w:t>
-      </w:r>
-      <w:proofErr w:type="spellStart"/>
-      <w:r>
-        <w:rPr>
-          <w:rFonts w:ascii="Times New Roman" w:hAnsi="Times New Roman" w:cs="Times New Roman"/>
-          <w:color w:val="000000" w:themeColor="text1"/>
-        </w:rPr>
-        <w:t>physical</w:t>
-      </w:r>
-      <w:proofErr w:type="spellEnd"/>
-      <w:r>
-        <w:rPr>
-          <w:rFonts w:ascii="Times New Roman" w:hAnsi="Times New Roman" w:cs="Times New Roman"/>
-          <w:color w:val="000000" w:themeColor="text1"/>
-        </w:rPr>
-        <w:t xml:space="preserve"> </w:t>
-      </w:r>
-      <w:proofErr w:type="spellStart"/>
-      <w:r>
-        <w:rPr>
-          <w:rFonts w:ascii="Times New Roman" w:hAnsi="Times New Roman" w:cs="Times New Roman"/>
-          <w:color w:val="000000" w:themeColor="text1"/>
-        </w:rPr>
         <w:t>documents</w:t>
       </w:r>
       <w:proofErr w:type="spellEnd"/>
@@ -5754,23 +5726,7 @@
           <w:rFonts w:ascii="Times New Roman" w:hAnsi="Times New Roman" w:cs="Times New Roman"/>
           <w:color w:val="000000" w:themeColor="text1"/>
         </w:rPr>
-        <w:t xml:space="preserve">, </w:t>
-      </w:r>
-      <w:proofErr w:type="spellStart"/>
-      <w:r>
-        <w:rPr>
-          <w:rFonts w:ascii="Times New Roman" w:hAnsi="Times New Roman" w:cs="Times New Roman"/>
-          <w:color w:val="000000" w:themeColor="text1"/>
-        </w:rPr>
-        <w:t>promoting</w:t>
-      </w:r>
-      <w:proofErr w:type="spellEnd"/>
-      <w:r>
-        <w:rPr>
-          <w:rFonts w:ascii="Times New Roman" w:hAnsi="Times New Roman" w:cs="Times New Roman"/>
-          <w:color w:val="000000" w:themeColor="text1"/>
-        </w:rPr>
-        <w:t xml:space="preserve"> </w:t>
+        <w:t xml:space="preserve">, promoting </w:t>
       </w:r>
       <w:proofErr w:type="spellStart"/>
       <w:r>
@@ -6060,122 +6016,136 @@
     <w:p>
       <w:pPr>
         <w:pStyle w:val="Corpodetexto"/>
-        <w:rPr>
-          <w:rFonts w:ascii="Times New Roman" w:hAnsi="Times New Roman" w:cs="Times New Roman"/>
-          <w:color w:val="000000" w:themeColor="text1"/>
-        </w:rPr>
-      </w:pPr>
-    </w:p>
-    <w:p>
-      <w:pPr>
-        <w:pStyle w:val="Corpodetexto"/>
-        <w:rPr>
-          <w:rFonts w:ascii="Times New Roman" w:hAnsi="Times New Roman" w:cs="Times New Roman"/>
-          <w:color w:val="000000" w:themeColor="text1"/>
-        </w:rPr>
-      </w:pPr>
-    </w:p>
-    <w:p>
-      <w:pPr>
-        <w:pStyle w:val="Corpodetexto"/>
-        <w:rPr>
-          <w:rFonts w:ascii="Times New Roman" w:hAnsi="Times New Roman" w:cs="Times New Roman"/>
-          <w:color w:val="000000" w:themeColor="text1"/>
-        </w:rPr>
-      </w:pPr>
-    </w:p>
-    <w:p>
-      <w:pPr>
-        <w:pStyle w:val="Corpodetexto"/>
-        <w:rPr>
-          <w:rFonts w:ascii="Times New Roman" w:hAnsi="Times New Roman" w:cs="Times New Roman"/>
-          <w:color w:val="000000" w:themeColor="text1"/>
-        </w:rPr>
-      </w:pPr>
-    </w:p>
-    <w:p>
-      <w:pPr>
-        <w:pStyle w:val="Corpodetexto"/>
-        <w:rPr>
-          <w:rFonts w:ascii="Times New Roman" w:hAnsi="Times New Roman" w:cs="Times New Roman"/>
-          <w:color w:val="000000" w:themeColor="text1"/>
-        </w:rPr>
-      </w:pPr>
-    </w:p>
-    <w:p>
-      <w:pPr>
-        <w:pStyle w:val="Corpodetexto"/>
-        <w:rPr>
-          <w:rFonts w:ascii="Times New Roman" w:hAnsi="Times New Roman" w:cs="Times New Roman"/>
-          <w:color w:val="000000" w:themeColor="text1"/>
-        </w:rPr>
-      </w:pPr>
-    </w:p>
-    <w:p>
-      <w:pPr>
-        <w:pStyle w:val="Corpodetexto"/>
-        <w:rPr>
-          <w:rFonts w:ascii="Times New Roman" w:hAnsi="Times New Roman" w:cs="Times New Roman"/>
-          <w:color w:val="000000" w:themeColor="text1"/>
-        </w:rPr>
-      </w:pPr>
-    </w:p>
-    <w:p>
-      <w:pPr>
-        <w:pStyle w:val="Corpodetexto"/>
-        <w:rPr>
-          <w:rFonts w:ascii="Times New Roman" w:hAnsi="Times New Roman" w:cs="Times New Roman"/>
-          <w:color w:val="000000" w:themeColor="text1"/>
-        </w:rPr>
-      </w:pPr>
-    </w:p>
-    <w:p>
-      <w:pPr>
-        <w:pStyle w:val="Corpodetexto"/>
-        <w:rPr>
-          <w:rFonts w:ascii="Times New Roman" w:hAnsi="Times New Roman" w:cs="Times New Roman"/>
-          <w:color w:val="000000" w:themeColor="text1"/>
-        </w:rPr>
-      </w:pPr>
-    </w:p>
-    <w:p>
-      <w:pPr>
-        <w:pStyle w:val="Corpodetexto"/>
-        <w:rPr>
-          <w:rFonts w:ascii="Times New Roman" w:hAnsi="Times New Roman" w:cs="Times New Roman"/>
-          <w:color w:val="000000" w:themeColor="text1"/>
-        </w:rPr>
-      </w:pPr>
-    </w:p>
-    <w:p>
-      <w:pPr>
-        <w:pStyle w:val="Corpodetexto"/>
-        <w:rPr>
-          <w:rFonts w:ascii="Times New Roman" w:hAnsi="Times New Roman" w:cs="Times New Roman"/>
-          <w:color w:val="000000" w:themeColor="text1"/>
-        </w:rPr>
-      </w:pPr>
-    </w:p>
-    <w:p>
-      <w:pPr>
-        <w:pStyle w:val="Corpodetexto"/>
-        <w:rPr>
-          <w:rFonts w:ascii="Times New Roman" w:hAnsi="Times New Roman" w:cs="Times New Roman"/>
-          <w:color w:val="000000" w:themeColor="text1"/>
-        </w:rPr>
-      </w:pPr>
-    </w:p>
-    <w:p>
-      <w:pPr>
-        <w:pStyle w:val="Corpodetexto"/>
-        <w:rPr>
-          <w:rFonts w:ascii="Times New Roman" w:hAnsi="Times New Roman" w:cs="Times New Roman"/>
-          <w:color w:val="000000" w:themeColor="text1"/>
-        </w:rPr>
-      </w:pPr>
-    </w:p>
-    <w:p>
-      <w:pPr>
+        <w:jc w:val="both"/>
+        <w:rPr>
+          <w:rFonts w:ascii="Times New Roman" w:hAnsi="Times New Roman" w:cs="Times New Roman"/>
+          <w:color w:val="000000" w:themeColor="text1"/>
+        </w:rPr>
+      </w:pPr>
+    </w:p>
+    <w:p>
+      <w:pPr>
+        <w:pStyle w:val="Corpodetexto"/>
+        <w:jc w:val="both"/>
+        <w:rPr>
+          <w:rFonts w:ascii="Times New Roman" w:hAnsi="Times New Roman" w:cs="Times New Roman"/>
+          <w:color w:val="000000" w:themeColor="text1"/>
+        </w:rPr>
+      </w:pPr>
+    </w:p>
+    <w:p>
+      <w:pPr>
+        <w:pStyle w:val="Corpodetexto"/>
+        <w:jc w:val="both"/>
+        <w:rPr>
+          <w:rFonts w:ascii="Times New Roman" w:hAnsi="Times New Roman" w:cs="Times New Roman"/>
+          <w:color w:val="000000" w:themeColor="text1"/>
+        </w:rPr>
+      </w:pPr>
+    </w:p>
+    <w:p>
+      <w:pPr>
+        <w:pStyle w:val="Corpodetexto"/>
+        <w:jc w:val="both"/>
+        <w:rPr>
+          <w:rFonts w:ascii="Times New Roman" w:hAnsi="Times New Roman" w:cs="Times New Roman"/>
+          <w:color w:val="000000" w:themeColor="text1"/>
+        </w:rPr>
+      </w:pPr>
+    </w:p>
+    <w:p>
+      <w:pPr>
+        <w:pStyle w:val="Corpodetexto"/>
+        <w:jc w:val="both"/>
+        <w:rPr>
+          <w:rFonts w:ascii="Times New Roman" w:hAnsi="Times New Roman" w:cs="Times New Roman"/>
+          <w:color w:val="000000" w:themeColor="text1"/>
+        </w:rPr>
+      </w:pPr>
+    </w:p>
+    <w:p>
+      <w:pPr>
+        <w:pStyle w:val="Corpodetexto"/>
+        <w:jc w:val="both"/>
+        <w:rPr>
+          <w:rFonts w:ascii="Times New Roman" w:hAnsi="Times New Roman" w:cs="Times New Roman"/>
+          <w:color w:val="000000" w:themeColor="text1"/>
+        </w:rPr>
+      </w:pPr>
+    </w:p>
+    <w:p>
+      <w:pPr>
+        <w:pStyle w:val="Corpodetexto"/>
+        <w:jc w:val="both"/>
+        <w:rPr>
+          <w:rFonts w:ascii="Times New Roman" w:hAnsi="Times New Roman" w:cs="Times New Roman"/>
+          <w:color w:val="000000" w:themeColor="text1"/>
+        </w:rPr>
+      </w:pPr>
+    </w:p>
+    <w:p>
+      <w:pPr>
+        <w:pStyle w:val="Corpodetexto"/>
+        <w:jc w:val="both"/>
+        <w:rPr>
+          <w:rFonts w:ascii="Times New Roman" w:hAnsi="Times New Roman" w:cs="Times New Roman"/>
+          <w:color w:val="000000" w:themeColor="text1"/>
+        </w:rPr>
+      </w:pPr>
+    </w:p>
+    <w:p>
+      <w:pPr>
+        <w:pStyle w:val="Corpodetexto"/>
+        <w:jc w:val="both"/>
+        <w:rPr>
+          <w:rFonts w:ascii="Times New Roman" w:hAnsi="Times New Roman" w:cs="Times New Roman"/>
+          <w:color w:val="000000" w:themeColor="text1"/>
+        </w:rPr>
+      </w:pPr>
+    </w:p>
+    <w:p>
+      <w:pPr>
+        <w:pStyle w:val="Corpodetexto"/>
+        <w:jc w:val="both"/>
+        <w:rPr>
+          <w:rFonts w:ascii="Times New Roman" w:hAnsi="Times New Roman" w:cs="Times New Roman"/>
+          <w:color w:val="000000" w:themeColor="text1"/>
+        </w:rPr>
+      </w:pPr>
+    </w:p>
+    <w:p>
+      <w:pPr>
+        <w:pStyle w:val="Corpodetexto"/>
+        <w:jc w:val="both"/>
+        <w:rPr>
+          <w:rFonts w:ascii="Times New Roman" w:hAnsi="Times New Roman" w:cs="Times New Roman"/>
+          <w:color w:val="000000" w:themeColor="text1"/>
+        </w:rPr>
+      </w:pPr>
+    </w:p>
+    <w:p>
+      <w:pPr>
+        <w:pStyle w:val="Corpodetexto"/>
+        <w:jc w:val="both"/>
+        <w:rPr>
+          <w:rFonts w:ascii="Times New Roman" w:hAnsi="Times New Roman" w:cs="Times New Roman"/>
+          <w:color w:val="000000" w:themeColor="text1"/>
+        </w:rPr>
+      </w:pPr>
+    </w:p>
+    <w:p>
+      <w:pPr>
+        <w:pStyle w:val="Corpodetexto"/>
+        <w:jc w:val="both"/>
+        <w:rPr>
+          <w:rFonts w:ascii="Times New Roman" w:hAnsi="Times New Roman" w:cs="Times New Roman"/>
+          <w:color w:val="000000" w:themeColor="text1"/>
+        </w:rPr>
+      </w:pPr>
+    </w:p>
+    <w:p>
+      <w:pPr>
+        <w:jc w:val="both"/>
         <w:rPr>
           <w:rFonts w:ascii="Times New Roman" w:hAnsi="Times New Roman" w:cs="Times New Roman"/>
           <w:color w:val="000000" w:themeColor="text1"/>
@@ -6593,22 +6563,14 @@
         </w:rPr>
         <w:t xml:space="preserve">O projeto possui relevância social, ao promover a inclusão escolar através da tecnologia, e relevância técnica, pela aplicação prática de conceitos de engenharia de software, segurança da informação e desenvolvimento </w:t>
       </w:r>
+      <w:proofErr w:type="spellStart"/>
       <w:r>
         <w:rPr>
           <w:rFonts w:ascii="Times New Roman" w:hAnsi="Times New Roman" w:cs="Times New Roman"/>
           <w:i/>
           <w:iCs/>
         </w:rPr>
-        <w:t>full-</w:t>
-      </w:r>
-      <w:proofErr w:type="spellStart"/>
-      <w:r>
-        <w:rPr>
-          <w:rFonts w:ascii="Times New Roman" w:hAnsi="Times New Roman" w:cs="Times New Roman"/>
-          <w:i/>
-          <w:iCs/>
-        </w:rPr>
-        <w:t>stack</w:t>
+        <w:t>full-stack</w:t>
       </w:r>
       <w:proofErr w:type="spellEnd"/>
       <w:r>
@@ -6690,6 +6652,7 @@
     <w:p>
       <w:pPr>
         <w:pStyle w:val="Ttulo2"/>
+        <w:jc w:val="both"/>
         <w:rPr>
           <w:rFonts w:ascii="Times New Roman" w:hAnsi="Times New Roman" w:cs="Times New Roman"/>
           <w:sz w:val="22"/>
@@ -6734,6 +6697,7 @@
     <w:p>
       <w:pPr>
         <w:pStyle w:val="Ttulo2"/>
+        <w:jc w:val="both"/>
         <w:rPr>
           <w:rFonts w:ascii="Times New Roman" w:hAnsi="Times New Roman" w:cs="Times New Roman"/>
         </w:rPr>
@@ -6750,6 +6714,7 @@
     <w:p>
       <w:pPr>
         <w:pStyle w:val="Ttulo2"/>
+        <w:jc w:val="both"/>
         <w:rPr>
           <w:rFonts w:ascii="Times New Roman" w:hAnsi="Times New Roman" w:cs="Times New Roman"/>
         </w:rPr>
@@ -6775,6 +6740,7 @@
     <w:p>
       <w:pPr>
         <w:pStyle w:val="Ttulo2"/>
+        <w:jc w:val="both"/>
         <w:rPr>
           <w:rFonts w:ascii="Times New Roman" w:hAnsi="Times New Roman" w:cs="Times New Roman"/>
         </w:rPr>
@@ -6791,6 +6757,7 @@
     <w:p>
       <w:pPr>
         <w:pStyle w:val="Ttulo2"/>
+        <w:jc w:val="both"/>
       </w:pPr>
       <w:bookmarkStart w:id="53" w:name="_Toc217659114"/>
       <w:r>
@@ -6819,6 +6786,7 @@
     <w:p>
       <w:pPr>
         <w:pStyle w:val="Ttulo2"/>
+        <w:jc w:val="both"/>
       </w:pPr>
       <w:bookmarkStart w:id="54" w:name="_Toc217659115"/>
       <w:r>
@@ -6900,6 +6868,7 @@
     <w:p>
       <w:pPr>
         <w:pStyle w:val="Corpodetexto"/>
+        <w:jc w:val="both"/>
         <w:rPr>
           <w:rFonts w:ascii="Times New Roman" w:hAnsi="Times New Roman" w:cs="Times New Roman"/>
           <w:color w:val="000000" w:themeColor="text1"/>
@@ -6909,6 +6878,7 @@
     <w:p>
       <w:pPr>
         <w:pStyle w:val="Ttulo2"/>
+        <w:jc w:val="both"/>
         <w:rPr>
           <w:rFonts w:ascii="Times New Roman" w:hAnsi="Times New Roman" w:cs="Times New Roman"/>
         </w:rPr>
@@ -6938,6 +6908,7 @@
     <w:p>
       <w:pPr>
         <w:pStyle w:val="Ttulo2"/>
+        <w:jc w:val="both"/>
         <w:rPr>
           <w:rFonts w:ascii="Times New Roman" w:hAnsi="Times New Roman" w:cs="Times New Roman"/>
         </w:rPr>
@@ -7244,6 +7215,7 @@
     <w:p>
       <w:pPr>
         <w:pStyle w:val="Ttulo2"/>
+        <w:jc w:val="both"/>
         <w:rPr>
           <w:rFonts w:ascii="Times New Roman" w:hAnsi="Times New Roman" w:cs="Times New Roman"/>
           <w:sz w:val="28"/>
@@ -7296,6 +7268,7 @@
     <w:p>
       <w:pPr>
         <w:pStyle w:val="Ttulo2"/>
+        <w:jc w:val="both"/>
         <w:rPr>
           <w:rFonts w:ascii="Times New Roman" w:hAnsi="Times New Roman" w:cs="Times New Roman"/>
         </w:rPr>
@@ -7370,6 +7343,7 @@
     <w:p>
       <w:pPr>
         <w:pStyle w:val="Corpodetexto"/>
+        <w:jc w:val="both"/>
         <w:rPr>
           <w:rFonts w:ascii="Times New Roman" w:hAnsi="Times New Roman" w:cs="Times New Roman"/>
           <w:color w:val="000000" w:themeColor="text1"/>
@@ -7379,6 +7353,7 @@
     <w:p>
       <w:pPr>
         <w:pStyle w:val="Ttulo2"/>
+        <w:jc w:val="both"/>
         <w:rPr>
           <w:rFonts w:ascii="Times New Roman" w:hAnsi="Times New Roman" w:cs="Times New Roman"/>
           <w:sz w:val="28"/>
@@ -7431,6 +7406,7 @@
     <w:p>
       <w:pPr>
         <w:pStyle w:val="Ttulo2"/>
+        <w:jc w:val="both"/>
         <w:rPr>
           <w:rFonts w:ascii="Times New Roman" w:hAnsi="Times New Roman" w:cs="Times New Roman"/>
         </w:rPr>
@@ -7440,21 +7416,7 @@
         <w:rPr>
           <w:rFonts w:ascii="Times New Roman" w:hAnsi="Times New Roman" w:cs="Times New Roman"/>
         </w:rPr>
-        <w:t xml:space="preserve">Para atender aos requisitos de escalabilidade e manutenibilidade, optou-se por uma arquitetura baseada em </w:t>
-      </w:r>
-      <w:proofErr w:type="spellStart"/>
-      <w:r>
-        <w:rPr>
-          <w:rFonts w:ascii="Times New Roman" w:hAnsi="Times New Roman" w:cs="Times New Roman"/>
-        </w:rPr>
-        <w:t>microsserviços</w:t>
-      </w:r>
-      <w:proofErr w:type="spellEnd"/>
-      <w:r>
-        <w:rPr>
-          <w:rFonts w:ascii="Times New Roman" w:hAnsi="Times New Roman" w:cs="Times New Roman"/>
-        </w:rPr>
-        <w:t xml:space="preserve"> e computação em nuvem. O desenvolvimento </w:t>
+        <w:t xml:space="preserve">Para atender aos requisitos de escalabilidade e manutenibilidade, optou-se por uma arquitetura baseada em microsserviços e computação em nuvem. O desenvolvimento </w:t>
       </w:r>
       <w:proofErr w:type="spellStart"/>
       <w:r>
@@ -7672,9 +7634,8 @@
           <w:sz w:val="28"/>
           <w:szCs w:val="32"/>
         </w:rPr>
-        <w:t xml:space="preserve">3.1 Levantamento de Requisitos e </w:t>
-      </w:r>
-      <w:proofErr w:type="spellStart"/>
+        <w:t>3.1 Levantamento de Requisitos e Elicitação</w:t>
+      </w:r>
       <w:r>
         <w:rPr>
           <w:rFonts w:ascii="Times New Roman" w:hAnsi="Times New Roman" w:cs="Times New Roman"/>
@@ -7683,26 +7644,15 @@
           <w:sz w:val="28"/>
           <w:szCs w:val="32"/>
         </w:rPr>
-        <w:t>Elicitação</w:t>
-      </w:r>
-      <w:proofErr w:type="spellEnd"/>
-      <w:r>
-        <w:rPr>
-          <w:rFonts w:ascii="Times New Roman" w:hAnsi="Times New Roman" w:cs="Times New Roman"/>
-          <w:b/>
-          <w:bCs w:val="0"/>
+        <w:t>:</w:t>
+      </w:r>
+      <w:bookmarkEnd w:id="66"/>
+      <w:r>
+        <w:rPr>
+          <w:rFonts w:ascii="Times New Roman" w:hAnsi="Times New Roman" w:cs="Times New Roman"/>
           <w:sz w:val="28"/>
           <w:szCs w:val="32"/>
         </w:rPr>
-        <w:t>:</w:t>
-      </w:r>
-      <w:bookmarkEnd w:id="66"/>
-      <w:r>
-        <w:rPr>
-          <w:rFonts w:ascii="Times New Roman" w:hAnsi="Times New Roman" w:cs="Times New Roman"/>
-          <w:sz w:val="28"/>
-          <w:szCs w:val="32"/>
-        </w:rPr>
         <w:t xml:space="preserve"> </w:t>
       </w:r>
     </w:p>
@@ -7719,27 +7669,14 @@
         <w:rPr>
           <w:rFonts w:ascii="Times New Roman" w:hAnsi="Times New Roman" w:cs="Times New Roman"/>
         </w:rPr>
-        <w:t xml:space="preserve">A etapa inicial consistiu na </w:t>
-      </w:r>
-      <w:proofErr w:type="spellStart"/>
-      <w:r>
-        <w:rPr>
-          <w:rFonts w:ascii="Times New Roman" w:hAnsi="Times New Roman" w:cs="Times New Roman"/>
-        </w:rPr>
-        <w:t>elicitação</w:t>
-      </w:r>
-      <w:proofErr w:type="spellEnd"/>
-      <w:r>
-        <w:rPr>
-          <w:rFonts w:ascii="Times New Roman" w:hAnsi="Times New Roman" w:cs="Times New Roman"/>
-        </w:rPr>
-        <w:t xml:space="preserve"> de requisitos funcionais e não funcionais. Para tanto, foram realizadas entrevistas não estruturadas (conversas abertas) com profissionais da área da educação. O objetivo dessas interações foi mapear as reais necessidades do público-alvo, identificar "dores" nos processos atuais e validar a viabilidade da proposta. As informações coletadas foram documentadas e priorizadas para orientar o desenvolvimento.</w:t>
+        <w:t>A etapa inicial consistiu na elicitação de requisitos funcionais e não funcionais. Para tanto, foram realizadas entrevistas não estruturadas (conversas abertas) com profissionais da área da educação. O objetivo dessas interações foi mapear as reais necessidades do público-alvo, identificar "dores" nos processos atuais e validar a viabilidade da proposta. As informações coletadas foram documentadas e priorizadas para orientar o desenvolvimento.</w:t>
       </w:r>
       <w:bookmarkEnd w:id="67"/>
     </w:p>
     <w:p>
       <w:pPr>
         <w:pStyle w:val="Ttulo2"/>
+        <w:jc w:val="both"/>
         <w:rPr>
           <w:rStyle w:val="Forte"/>
           <w:rFonts w:ascii="Times New Roman" w:hAnsi="Times New Roman" w:cs="Times New Roman"/>
@@ -7771,20 +7708,17 @@
     <w:p>
       <w:pPr>
         <w:spacing w:before="100" w:beforeAutospacing="1" w:after="100" w:afterAutospacing="1"/>
-        <w:rPr>
-          <w:rFonts w:ascii="Segoe UI" w:eastAsia="Times New Roman" w:hAnsi="Segoe UI" w:cs="Segoe UI"/>
-          <w:color w:val="000000" w:themeColor="text1"/>
-          <w:sz w:val="20"/>
-          <w:szCs w:val="20"/>
+        <w:jc w:val="both"/>
+        <w:rPr>
+          <w:rFonts w:ascii="Times New Roman" w:eastAsia="Times New Roman" w:hAnsi="Times New Roman" w:cs="Times New Roman"/>
+          <w:color w:val="000000" w:themeColor="text1"/>
           <w:lang w:eastAsia="pt-BR"/>
         </w:rPr>
       </w:pPr>
       <w:r>
         <w:rPr>
-          <w:rFonts w:ascii="Segoe UI" w:eastAsia="Times New Roman" w:hAnsi="Segoe UI" w:cs="Segoe UI"/>
-          <w:color w:val="000000" w:themeColor="text1"/>
-          <w:sz w:val="20"/>
-          <w:szCs w:val="20"/>
+          <w:rFonts w:ascii="Times New Roman" w:eastAsia="Times New Roman" w:hAnsi="Times New Roman" w:cs="Times New Roman"/>
+          <w:color w:val="000000" w:themeColor="text1"/>
           <w:lang w:eastAsia="pt-BR"/>
         </w:rPr>
         <w:t>O "Gestão Atípicos", foi concebido sob o paradigma de </w:t>
@@ -7792,7 +7726,7 @@
       <w:proofErr w:type="spellStart"/>
       <w:r>
         <w:rPr>
-          <w:rFonts w:ascii="Segoe UI" w:eastAsia="Times New Roman" w:hAnsi="Segoe UI" w:cs="Segoe UI"/>
+          <w:rFonts w:ascii="Times New Roman" w:eastAsia="Times New Roman" w:hAnsi="Times New Roman" w:cs="Times New Roman"/>
           <w:b/>
           <w:bCs/>
           <w:color w:val="000000" w:themeColor="text1"/>
@@ -7803,7 +7737,7 @@
       <w:proofErr w:type="spellEnd"/>
       <w:r>
         <w:rPr>
-          <w:rFonts w:ascii="Segoe UI" w:eastAsia="Times New Roman" w:hAnsi="Segoe UI" w:cs="Segoe UI"/>
+          <w:rFonts w:ascii="Times New Roman" w:eastAsia="Times New Roman" w:hAnsi="Times New Roman" w:cs="Times New Roman"/>
           <w:b/>
           <w:bCs/>
           <w:color w:val="000000" w:themeColor="text1"/>
@@ -7813,10 +7747,8 @@
       </w:r>
       <w:r>
         <w:rPr>
-          <w:rFonts w:ascii="Segoe UI" w:eastAsia="Times New Roman" w:hAnsi="Segoe UI" w:cs="Segoe UI"/>
-          <w:color w:val="000000" w:themeColor="text1"/>
-          <w:sz w:val="20"/>
-          <w:szCs w:val="20"/>
+          <w:rFonts w:ascii="Times New Roman" w:eastAsia="Times New Roman" w:hAnsi="Times New Roman" w:cs="Times New Roman"/>
+          <w:color w:val="000000" w:themeColor="text1"/>
           <w:lang w:eastAsia="pt-BR"/>
         </w:rPr>
         <w:t>. Esta abordagem arquitetural foi selecionada para garantir que o sistema possua a onipresença da web aliada à experiência de uso de aplicativos nativos, atendendo à necessidade de acessibilidade multiplataforma (desktop e mobile) sem a complexidade de manutenção de códigos-fonte distintos para cada sistema operacional.</w:t>
@@ -7825,20 +7757,17 @@
     <w:p>
       <w:pPr>
         <w:spacing w:before="100" w:beforeAutospacing="1" w:after="100" w:afterAutospacing="1"/>
-        <w:rPr>
-          <w:rFonts w:ascii="Segoe UI" w:eastAsia="Times New Roman" w:hAnsi="Segoe UI" w:cs="Segoe UI"/>
-          <w:color w:val="000000" w:themeColor="text1"/>
-          <w:sz w:val="20"/>
-          <w:szCs w:val="20"/>
+        <w:jc w:val="both"/>
+        <w:rPr>
+          <w:rFonts w:ascii="Times New Roman" w:eastAsia="Times New Roman" w:hAnsi="Times New Roman" w:cs="Times New Roman"/>
+          <w:color w:val="000000" w:themeColor="text1"/>
           <w:lang w:eastAsia="pt-BR"/>
         </w:rPr>
       </w:pPr>
       <w:r>
         <w:rPr>
-          <w:rFonts w:ascii="Segoe UI" w:eastAsia="Times New Roman" w:hAnsi="Segoe UI" w:cs="Segoe UI"/>
-          <w:color w:val="000000" w:themeColor="text1"/>
-          <w:sz w:val="20"/>
-          <w:szCs w:val="20"/>
+          <w:rFonts w:ascii="Times New Roman" w:eastAsia="Times New Roman" w:hAnsi="Times New Roman" w:cs="Times New Roman"/>
+          <w:color w:val="000000" w:themeColor="text1"/>
           <w:lang w:eastAsia="pt-BR"/>
         </w:rPr>
         <w:t>A construção da aplicação utilizou a biblioteca </w:t>
@@ -7846,7 +7775,7 @@
       <w:proofErr w:type="spellStart"/>
       <w:r>
         <w:rPr>
-          <w:rFonts w:ascii="Segoe UI" w:eastAsia="Times New Roman" w:hAnsi="Segoe UI" w:cs="Segoe UI"/>
+          <w:rFonts w:ascii="Times New Roman" w:eastAsia="Times New Roman" w:hAnsi="Times New Roman" w:cs="Times New Roman"/>
           <w:b/>
           <w:bCs/>
           <w:color w:val="000000" w:themeColor="text1"/>
@@ -7857,10 +7786,8 @@
       <w:proofErr w:type="spellEnd"/>
       <w:r>
         <w:rPr>
-          <w:rFonts w:ascii="Segoe UI" w:eastAsia="Times New Roman" w:hAnsi="Segoe UI" w:cs="Segoe UI"/>
-          <w:color w:val="000000" w:themeColor="text1"/>
-          <w:sz w:val="20"/>
-          <w:szCs w:val="20"/>
+          <w:rFonts w:ascii="Times New Roman" w:eastAsia="Times New Roman" w:hAnsi="Times New Roman" w:cs="Times New Roman"/>
+          <w:color w:val="000000" w:themeColor="text1"/>
           <w:lang w:eastAsia="pt-BR"/>
         </w:rPr>
         <w:t> em conjunto com a linguagem </w:t>
@@ -7868,7 +7795,7 @@
       <w:proofErr w:type="spellStart"/>
       <w:r>
         <w:rPr>
-          <w:rFonts w:ascii="Segoe UI" w:eastAsia="Times New Roman" w:hAnsi="Segoe UI" w:cs="Segoe UI"/>
+          <w:rFonts w:ascii="Times New Roman" w:eastAsia="Times New Roman" w:hAnsi="Times New Roman" w:cs="Times New Roman"/>
           <w:b/>
           <w:bCs/>
           <w:color w:val="000000" w:themeColor="text1"/>
@@ -7879,17 +7806,15 @@
       <w:proofErr w:type="spellEnd"/>
       <w:r>
         <w:rPr>
-          <w:rFonts w:ascii="Segoe UI" w:eastAsia="Times New Roman" w:hAnsi="Segoe UI" w:cs="Segoe UI"/>
-          <w:color w:val="000000" w:themeColor="text1"/>
-          <w:sz w:val="20"/>
-          <w:szCs w:val="20"/>
+          <w:rFonts w:ascii="Times New Roman" w:eastAsia="Times New Roman" w:hAnsi="Times New Roman" w:cs="Times New Roman"/>
+          <w:color w:val="000000" w:themeColor="text1"/>
           <w:lang w:eastAsia="pt-BR"/>
         </w:rPr>
         <w:t>, proporcionando uma interface de usuário reativa e um código mais seguro e escalável devido à tipagem estática. Para a compilação e otimização dos recursos, adotou-se a ferramenta </w:t>
       </w:r>
       <w:r>
         <w:rPr>
-          <w:rFonts w:ascii="Segoe UI" w:eastAsia="Times New Roman" w:hAnsi="Segoe UI" w:cs="Segoe UI"/>
+          <w:rFonts w:ascii="Times New Roman" w:eastAsia="Times New Roman" w:hAnsi="Times New Roman" w:cs="Times New Roman"/>
           <w:b/>
           <w:bCs/>
           <w:color w:val="000000" w:themeColor="text1"/>
@@ -7899,10 +7824,8 @@
       </w:r>
       <w:r>
         <w:rPr>
-          <w:rFonts w:ascii="Segoe UI" w:eastAsia="Times New Roman" w:hAnsi="Segoe UI" w:cs="Segoe UI"/>
-          <w:color w:val="000000" w:themeColor="text1"/>
-          <w:sz w:val="20"/>
-          <w:szCs w:val="20"/>
+          <w:rFonts w:ascii="Times New Roman" w:eastAsia="Times New Roman" w:hAnsi="Times New Roman" w:cs="Times New Roman"/>
+          <w:color w:val="000000" w:themeColor="text1"/>
           <w:lang w:eastAsia="pt-BR"/>
         </w:rPr>
         <w:t>.</w:t>
@@ -7911,20 +7834,17 @@
     <w:p>
       <w:pPr>
         <w:spacing w:before="100" w:beforeAutospacing="1" w:after="100" w:afterAutospacing="1"/>
-        <w:rPr>
-          <w:rFonts w:ascii="Segoe UI" w:eastAsia="Times New Roman" w:hAnsi="Segoe UI" w:cs="Segoe UI"/>
-          <w:color w:val="000000" w:themeColor="text1"/>
-          <w:sz w:val="20"/>
-          <w:szCs w:val="20"/>
+        <w:jc w:val="both"/>
+        <w:rPr>
+          <w:rFonts w:ascii="Times New Roman" w:eastAsia="Times New Roman" w:hAnsi="Times New Roman" w:cs="Times New Roman"/>
+          <w:color w:val="000000" w:themeColor="text1"/>
           <w:lang w:eastAsia="pt-BR"/>
         </w:rPr>
       </w:pPr>
       <w:r>
         <w:rPr>
-          <w:rFonts w:ascii="Segoe UI" w:eastAsia="Times New Roman" w:hAnsi="Segoe UI" w:cs="Segoe UI"/>
-          <w:color w:val="000000" w:themeColor="text1"/>
-          <w:sz w:val="20"/>
-          <w:szCs w:val="20"/>
+          <w:rFonts w:ascii="Times New Roman" w:eastAsia="Times New Roman" w:hAnsi="Times New Roman" w:cs="Times New Roman"/>
+          <w:color w:val="000000" w:themeColor="text1"/>
           <w:lang w:eastAsia="pt-BR"/>
         </w:rPr>
         <w:t>A característica de "aplicativo" foi implementada através de duas estratégias principais:</w:t>
@@ -7937,78 +7857,63 @@
           <w:ilvl w:val="0"/>
           <w:numId w:val="15"/>
         </w:numPr>
-        <w:rPr>
+        <w:jc w:val="both"/>
+        <w:rPr>
+          <w:rFonts w:ascii="Times New Roman" w:hAnsi="Times New Roman" w:cs="Times New Roman"/>
           <w:lang w:eastAsia="pt-BR"/>
         </w:rPr>
       </w:pPr>
       <w:r>
         <w:rPr>
+          <w:rFonts w:ascii="Times New Roman" w:hAnsi="Times New Roman" w:cs="Times New Roman"/>
           <w:b/>
           <w:bCs/>
           <w:lang w:eastAsia="pt-BR"/>
         </w:rPr>
-        <w:t xml:space="preserve">Service </w:t>
-      </w:r>
-      <w:proofErr w:type="spellStart"/>
-      <w:r>
-        <w:rPr>
-          <w:b/>
-          <w:bCs/>
+        <w:t>Service Workers e Manifesto Web:</w:t>
+      </w:r>
+      <w:r>
+        <w:rPr>
+          <w:rFonts w:ascii="Times New Roman" w:hAnsi="Times New Roman" w:cs="Times New Roman"/>
           <w:lang w:eastAsia="pt-BR"/>
         </w:rPr>
-        <w:t>Workers</w:t>
-      </w:r>
-      <w:proofErr w:type="spellEnd"/>
-      <w:r>
-        <w:rPr>
-          <w:b/>
-          <w:bCs/>
+        <w:t xml:space="preserve"> Utilizando o plugin </w:t>
+      </w:r>
+      <w:proofErr w:type="spellStart"/>
+      <w:r>
+        <w:rPr>
+          <w:rFonts w:ascii="Times New Roman" w:hAnsi="Times New Roman" w:cs="Times New Roman"/>
           <w:lang w:eastAsia="pt-BR"/>
         </w:rPr>
-        <w:t xml:space="preserve"> e Manifesto Web:</w:t>
-      </w:r>
-      <w:r>
-        <w:rPr>
+        <w:t>vite</w:t>
+      </w:r>
+      <w:proofErr w:type="spellEnd"/>
+      <w:r>
+        <w:rPr>
+          <w:rFonts w:ascii="Times New Roman" w:hAnsi="Times New Roman" w:cs="Times New Roman"/>
           <w:lang w:eastAsia="pt-BR"/>
         </w:rPr>
-        <w:t> Utilizando o plugin</w:t>
-      </w:r>
-      <w:r>
-        <w:rPr>
+        <w:t>-plugin-</w:t>
+      </w:r>
+      <w:proofErr w:type="spellStart"/>
+      <w:r>
+        <w:rPr>
+          <w:rFonts w:ascii="Times New Roman" w:hAnsi="Times New Roman" w:cs="Times New Roman"/>
           <w:lang w:eastAsia="pt-BR"/>
         </w:rPr>
-        <w:t xml:space="preserve"> </w:t>
-      </w:r>
-      <w:proofErr w:type="spellStart"/>
-      <w:r>
-        <w:rPr>
+        <w:t>pwa</w:t>
+      </w:r>
+      <w:proofErr w:type="spellEnd"/>
+      <w:r>
+        <w:rPr>
+          <w:rFonts w:ascii="Times New Roman" w:hAnsi="Times New Roman" w:cs="Times New Roman"/>
           <w:lang w:eastAsia="pt-BR"/>
         </w:rPr>
-        <w:t>vite</w:t>
-      </w:r>
-      <w:proofErr w:type="spellEnd"/>
-      <w:r>
-        <w:rPr>
-          <w:lang w:eastAsia="pt-BR"/>
-        </w:rPr>
-        <w:t>-plugin-</w:t>
-      </w:r>
-      <w:proofErr w:type="spellStart"/>
-      <w:r>
-        <w:rPr>
-          <w:lang w:eastAsia="pt-BR"/>
-        </w:rPr>
-        <w:t>pwa</w:t>
-      </w:r>
-      <w:proofErr w:type="spellEnd"/>
-      <w:r>
-        <w:rPr>
-          <w:lang w:eastAsia="pt-BR"/>
-        </w:rPr>
         <w:t>, foi configurado um </w:t>
       </w:r>
       <w:r>
         <w:rPr>
+          <w:rFonts w:ascii="Times New Roman" w:hAnsi="Times New Roman" w:cs="Times New Roman"/>
           <w:i/>
           <w:iCs/>
           <w:lang w:eastAsia="pt-BR"/>
@@ -8018,6 +7923,7 @@
       <w:proofErr w:type="spellStart"/>
       <w:r>
         <w:rPr>
+          <w:rFonts w:ascii="Times New Roman" w:hAnsi="Times New Roman" w:cs="Times New Roman"/>
           <w:i/>
           <w:iCs/>
           <w:lang w:eastAsia="pt-BR"/>
@@ -8027,6 +7933,7 @@
       <w:proofErr w:type="spellEnd"/>
       <w:r>
         <w:rPr>
+          <w:rFonts w:ascii="Times New Roman" w:hAnsi="Times New Roman" w:cs="Times New Roman"/>
           <w:lang w:eastAsia="pt-BR"/>
         </w:rPr>
         <w:t xml:space="preserve"> para atuar como proxy de rede no navegador do cliente. Isso permite o </w:t>
@@ -8034,6 +7941,7 @@
       <w:proofErr w:type="spellStart"/>
       <w:r>
         <w:rPr>
+          <w:rFonts w:ascii="Times New Roman" w:hAnsi="Times New Roman" w:cs="Times New Roman"/>
           <w:lang w:eastAsia="pt-BR"/>
         </w:rPr>
         <w:t>cacheamento</w:t>
@@ -8041,6 +7949,7 @@
       <w:proofErr w:type="spellEnd"/>
       <w:r>
         <w:rPr>
+          <w:rFonts w:ascii="Times New Roman" w:hAnsi="Times New Roman" w:cs="Times New Roman"/>
           <w:lang w:eastAsia="pt-BR"/>
         </w:rPr>
         <w:t xml:space="preserve"> inteligente de ativos estáticos (HTML, CSS, </w:t>
@@ -8048,6 +7957,7 @@
       <w:proofErr w:type="spellStart"/>
       <w:r>
         <w:rPr>
+          <w:rFonts w:ascii="Times New Roman" w:hAnsi="Times New Roman" w:cs="Times New Roman"/>
           <w:lang w:eastAsia="pt-BR"/>
         </w:rPr>
         <w:t>JavaScript</w:t>
@@ -8055,12 +7965,14 @@
       <w:proofErr w:type="spellEnd"/>
       <w:r>
         <w:rPr>
+          <w:rFonts w:ascii="Times New Roman" w:hAnsi="Times New Roman" w:cs="Times New Roman"/>
           <w:lang w:eastAsia="pt-BR"/>
         </w:rPr>
         <w:t>) e requisições, garantindo que a aplicação carregue instantaneamente e ofereça suporte a funcionamento offline ou em redes instáveis, cenário comum em ambientes escolares. O </w:t>
       </w:r>
       <w:r>
         <w:rPr>
+          <w:rFonts w:ascii="Times New Roman" w:hAnsi="Times New Roman" w:cs="Times New Roman"/>
           <w:i/>
           <w:iCs/>
           <w:lang w:eastAsia="pt-BR"/>
@@ -8070,6 +7982,7 @@
       <w:proofErr w:type="spellStart"/>
       <w:r>
         <w:rPr>
+          <w:rFonts w:ascii="Times New Roman" w:hAnsi="Times New Roman" w:cs="Times New Roman"/>
           <w:i/>
           <w:iCs/>
           <w:lang w:eastAsia="pt-BR"/>
@@ -8079,6 +7992,7 @@
       <w:proofErr w:type="spellEnd"/>
       <w:r>
         <w:rPr>
+          <w:rFonts w:ascii="Times New Roman" w:hAnsi="Times New Roman" w:cs="Times New Roman"/>
           <w:lang w:eastAsia="pt-BR"/>
         </w:rPr>
         <w:t> foi configurado para definir a identidade visual do aplicativo (ícones, cores de tema) quando instalado na tela inicial do usuário.</w:t>
@@ -8091,8 +8005,9 @@
           <w:numId w:val="15"/>
         </w:numPr>
         <w:spacing w:before="100" w:beforeAutospacing="1" w:after="100" w:afterAutospacing="1"/>
-        <w:rPr>
-          <w:rFonts w:ascii="Segoe UI" w:eastAsia="Times New Roman" w:hAnsi="Segoe UI" w:cs="Segoe UI"/>
+        <w:jc w:val="both"/>
+        <w:rPr>
+          <w:rFonts w:ascii="Times New Roman" w:eastAsia="Times New Roman" w:hAnsi="Times New Roman" w:cs="Times New Roman"/>
           <w:color w:val="000000" w:themeColor="text1"/>
           <w:sz w:val="20"/>
           <w:szCs w:val="20"/>
@@ -8101,7 +8016,7 @@
       </w:pPr>
       <w:r>
         <w:rPr>
-          <w:rFonts w:ascii="Segoe UI" w:eastAsia="Times New Roman" w:hAnsi="Segoe UI" w:cs="Segoe UI"/>
+          <w:rFonts w:ascii="Times New Roman" w:eastAsia="Times New Roman" w:hAnsi="Times New Roman" w:cs="Times New Roman"/>
           <w:b/>
           <w:bCs/>
           <w:color w:val="000000" w:themeColor="text1"/>
@@ -8111,17 +8026,15 @@
       </w:r>
       <w:r>
         <w:rPr>
-          <w:rFonts w:ascii="Segoe UI" w:eastAsia="Times New Roman" w:hAnsi="Segoe UI" w:cs="Segoe UI"/>
-          <w:color w:val="000000" w:themeColor="text1"/>
-          <w:sz w:val="20"/>
-          <w:szCs w:val="20"/>
+          <w:rFonts w:ascii="Times New Roman" w:eastAsia="Times New Roman" w:hAnsi="Times New Roman" w:cs="Times New Roman"/>
+          <w:color w:val="000000" w:themeColor="text1"/>
           <w:lang w:eastAsia="pt-BR"/>
         </w:rPr>
         <w:t> Para a distribuição em dispositivos móveis Android, integrou-se o </w:t>
       </w:r>
       <w:r>
         <w:rPr>
-          <w:rFonts w:ascii="Segoe UI" w:eastAsia="Times New Roman" w:hAnsi="Segoe UI" w:cs="Segoe UI"/>
+          <w:rFonts w:ascii="Times New Roman" w:eastAsia="Times New Roman" w:hAnsi="Times New Roman" w:cs="Times New Roman"/>
           <w:b/>
           <w:bCs/>
           <w:color w:val="000000" w:themeColor="text1"/>
@@ -8131,39 +8044,33 @@
       </w:r>
       <w:r>
         <w:rPr>
-          <w:rFonts w:ascii="Segoe UI" w:eastAsia="Times New Roman" w:hAnsi="Segoe UI" w:cs="Segoe UI"/>
-          <w:color w:val="000000" w:themeColor="text1"/>
-          <w:sz w:val="20"/>
-          <w:szCs w:val="20"/>
+          <w:rFonts w:ascii="Times New Roman" w:eastAsia="Times New Roman" w:hAnsi="Times New Roman" w:cs="Times New Roman"/>
+          <w:color w:val="000000" w:themeColor="text1"/>
           <w:lang w:eastAsia="pt-BR"/>
         </w:rPr>
         <w:t> ao fluxo de desenvolvimento. O Capacitor atua como uma ponte (</w:t>
       </w:r>
       <w:r>
         <w:rPr>
-          <w:rFonts w:ascii="Segoe UI" w:eastAsia="Times New Roman" w:hAnsi="Segoe UI" w:cs="Segoe UI"/>
+          <w:rFonts w:ascii="Times New Roman" w:eastAsia="Times New Roman" w:hAnsi="Times New Roman" w:cs="Times New Roman"/>
           <w:i/>
           <w:iCs/>
           <w:color w:val="000000" w:themeColor="text1"/>
-          <w:sz w:val="20"/>
-          <w:szCs w:val="20"/>
           <w:lang w:eastAsia="pt-BR"/>
         </w:rPr>
         <w:t>bridge</w:t>
       </w:r>
       <w:r>
         <w:rPr>
-          <w:rFonts w:ascii="Segoe UI" w:eastAsia="Times New Roman" w:hAnsi="Segoe UI" w:cs="Segoe UI"/>
-          <w:color w:val="000000" w:themeColor="text1"/>
-          <w:sz w:val="20"/>
-          <w:szCs w:val="20"/>
+          <w:rFonts w:ascii="Times New Roman" w:eastAsia="Times New Roman" w:hAnsi="Times New Roman" w:cs="Times New Roman"/>
+          <w:color w:val="000000" w:themeColor="text1"/>
           <w:lang w:eastAsia="pt-BR"/>
         </w:rPr>
         <w:t>) que encapsula a aplicação web compilada em um contêiner nativo. Isso permitiu a geração de um arquivo instalável (</w:t>
       </w:r>
       <w:r>
         <w:rPr>
-          <w:rFonts w:ascii="Segoe UI" w:eastAsia="Times New Roman" w:hAnsi="Segoe UI" w:cs="Segoe UI"/>
+          <w:rFonts w:ascii="Times New Roman" w:eastAsia="Times New Roman" w:hAnsi="Times New Roman" w:cs="Times New Roman"/>
           <w:b/>
           <w:bCs/>
           <w:color w:val="000000" w:themeColor="text1"/>
@@ -8173,10 +8080,8 @@
       </w:r>
       <w:r>
         <w:rPr>
-          <w:rFonts w:ascii="Segoe UI" w:eastAsia="Times New Roman" w:hAnsi="Segoe UI" w:cs="Segoe UI"/>
-          <w:color w:val="000000" w:themeColor="text1"/>
-          <w:sz w:val="20"/>
-          <w:szCs w:val="20"/>
+          <w:rFonts w:ascii="Times New Roman" w:eastAsia="Times New Roman" w:hAnsi="Times New Roman" w:cs="Times New Roman"/>
+          <w:color w:val="000000" w:themeColor="text1"/>
           <w:lang w:eastAsia="pt-BR"/>
         </w:rPr>
         <w:t>), possibilitando que o sistema "Gestão Atípicos" seja executado como um aplicativo Android nativo, com acesso potencial a recursos do dispositivo e desempenho otimizado, mantendo a mesma base de código da versão web.</w:t>
@@ -8185,6 +8090,7 @@
     <w:p>
       <w:pPr>
         <w:pStyle w:val="Abstract"/>
+        <w:jc w:val="both"/>
         <w:rPr>
           <w:rFonts w:ascii="Times New Roman" w:hAnsi="Times New Roman" w:cs="Times New Roman"/>
           <w:sz w:val="24"/>
@@ -8752,8 +8658,8 @@
           <w:szCs w:val="32"/>
         </w:rPr>
       </w:pPr>
-      <w:bookmarkStart w:id="84" w:name="_Toc216996119"/>
-      <w:bookmarkStart w:id="85" w:name="_Toc217659137"/>
+      <w:bookmarkStart w:id="84" w:name="_Toc217659137"/>
+      <w:bookmarkStart w:id="85" w:name="_Toc216996119"/>
       <w:r>
         <w:rPr>
           <w:rFonts w:ascii="Times New Roman" w:hAnsi="Times New Roman" w:cs="Times New Roman"/>
@@ -8796,7 +8702,7 @@
         </w:rPr>
         <w:t>):</w:t>
       </w:r>
-      <w:bookmarkEnd w:id="85"/>
+      <w:bookmarkEnd w:id="84"/>
       <w:r>
         <w:rPr>
           <w:rFonts w:ascii="Times New Roman" w:hAnsi="Times New Roman" w:cs="Times New Roman"/>
@@ -8849,12 +8755,33 @@
         </w:rPr>
         <w:t xml:space="preserve"> para simular ataques externos, identificar vulnerabilidades na aplicação web e corrigir potenciais falhas de segurança antes da entrega final.</w:t>
       </w:r>
-      <w:bookmarkEnd w:id="84"/>
+      <w:bookmarkEnd w:id="85"/>
       <w:bookmarkEnd w:id="86"/>
     </w:p>
     <w:p>
       <w:pPr>
         <w:pStyle w:val="Corpodetexto"/>
+      </w:pPr>
+    </w:p>
+    <w:p>
+      <w:pPr>
+        <w:pStyle w:val="Corpodetexto"/>
+      </w:pPr>
+    </w:p>
+    <w:p>
+      <w:pPr>
+        <w:pStyle w:val="Corpodetexto"/>
+      </w:pPr>
+    </w:p>
+    <w:p>
+      <w:pPr>
+        <w:pStyle w:val="Corpodetexto"/>
+      </w:pPr>
+    </w:p>
+    <w:p>
+      <w:pPr>
+        <w:pStyle w:val="Corpodetexto"/>
+        <w:jc w:val="both"/>
       </w:pPr>
     </w:p>
     <w:p>
@@ -8876,6 +8803,7 @@
           <w:sz w:val="28"/>
           <w:szCs w:val="28"/>
         </w:rPr>
+        <w:lastRenderedPageBreak/>
         <w:t>4. ESCOPO DOS TESTES DE PENETRAÇÃO</w:t>
       </w:r>
       <w:bookmarkEnd w:id="87"/>
@@ -8967,7 +8895,6 @@
           <w:sz w:val="28"/>
           <w:szCs w:val="32"/>
         </w:rPr>
-        <w:lastRenderedPageBreak/>
         <w:t>4.1 Análise de Autenticação e Gestão de Sessão</w:t>
       </w:r>
       <w:bookmarkEnd w:id="88"/>
@@ -9554,14 +9481,14 @@
         <w:rPr>
           <w:rFonts w:ascii="Times New Roman" w:hAnsi="Times New Roman" w:cs="Times New Roman"/>
         </w:rPr>
-        <w:t>Type-Options</w:t>
-      </w:r>
-      <w:proofErr w:type="spellEnd"/>
-      <w:r>
-        <w:rPr>
-          <w:rFonts w:ascii="Times New Roman" w:hAnsi="Times New Roman" w:cs="Times New Roman"/>
-        </w:rPr>
-        <w:t xml:space="preserve">: </w:t>
+        <w:t>Type</w:t>
+      </w:r>
+      <w:proofErr w:type="spellEnd"/>
+      <w:r>
+        <w:rPr>
+          <w:rFonts w:ascii="Times New Roman" w:hAnsi="Times New Roman" w:cs="Times New Roman"/>
+        </w:rPr>
+        <w:t xml:space="preserve">-Options: </w:t>
       </w:r>
       <w:proofErr w:type="spellStart"/>
       <w:r>
@@ -9738,23 +9665,7 @@
           <w:rFonts w:ascii="Times New Roman" w:hAnsi="Times New Roman" w:cs="Times New Roman"/>
           <w:b/>
         </w:rPr>
-        <w:t xml:space="preserve"> e </w:t>
-      </w:r>
-      <w:proofErr w:type="spellStart"/>
-      <w:r>
-        <w:rPr>
-          <w:rFonts w:ascii="Times New Roman" w:hAnsi="Times New Roman" w:cs="Times New Roman"/>
-          <w:b/>
-        </w:rPr>
-        <w:t>Canary</w:t>
-      </w:r>
-      <w:proofErr w:type="spellEnd"/>
-      <w:r>
-        <w:rPr>
-          <w:rFonts w:ascii="Times New Roman" w:hAnsi="Times New Roman" w:cs="Times New Roman"/>
-          <w:b/>
-        </w:rPr>
-        <w:t xml:space="preserve"> </w:t>
+        <w:t xml:space="preserve"> e Canary </w:t>
       </w:r>
       <w:proofErr w:type="spellStart"/>
       <w:r>
@@ -9914,25 +9825,7 @@
           <w:i/>
           <w:iCs/>
         </w:rPr>
-        <w:t xml:space="preserve"> </w:t>
-      </w:r>
-      <w:proofErr w:type="spellStart"/>
-      <w:r>
-        <w:rPr>
-          <w:rFonts w:ascii="Times New Roman" w:hAnsi="Times New Roman" w:cs="Times New Roman"/>
-          <w:i/>
-          <w:iCs/>
-        </w:rPr>
-        <w:t>Event</w:t>
-      </w:r>
-      <w:proofErr w:type="spellEnd"/>
-      <w:r>
-        <w:rPr>
-          <w:rFonts w:ascii="Times New Roman" w:hAnsi="Times New Roman" w:cs="Times New Roman"/>
-          <w:i/>
-          <w:iCs/>
-        </w:rPr>
-        <w:t xml:space="preserve"> Management</w:t>
+        <w:t xml:space="preserve"> Event Management</w:t>
       </w:r>
       <w:r>
         <w:rPr>
@@ -9948,6 +9841,7 @@
     <w:p>
       <w:pPr>
         <w:pStyle w:val="Corpodetexto"/>
+        <w:jc w:val="both"/>
       </w:pPr>
     </w:p>
     <w:p>
@@ -10062,7 +9956,7 @@
           <w:p>
             <w:pPr>
               <w:pStyle w:val="Ttulo2"/>
-              <w:jc w:val="center"/>
+              <w:jc w:val="both"/>
               <w:rPr>
                 <w:rFonts w:ascii="Times New Roman" w:hAnsi="Times New Roman" w:cs="Times New Roman"/>
               </w:rPr>
@@ -10099,7 +9993,7 @@
           <w:p>
             <w:pPr>
               <w:pStyle w:val="Ttulo2"/>
-              <w:jc w:val="center"/>
+              <w:jc w:val="both"/>
               <w:rPr>
                 <w:rFonts w:ascii="Times New Roman" w:hAnsi="Times New Roman" w:cs="Times New Roman"/>
               </w:rPr>
@@ -10136,7 +10030,7 @@
           <w:p>
             <w:pPr>
               <w:pStyle w:val="Ttulo2"/>
-              <w:jc w:val="center"/>
+              <w:jc w:val="both"/>
               <w:rPr>
                 <w:rFonts w:ascii="Times New Roman" w:hAnsi="Times New Roman" w:cs="Times New Roman"/>
               </w:rPr>
@@ -10179,7 +10073,7 @@
           <w:p>
             <w:pPr>
               <w:pStyle w:val="Ttulo2"/>
-              <w:jc w:val="center"/>
+              <w:jc w:val="both"/>
               <w:rPr>
                 <w:rFonts w:ascii="Times New Roman" w:hAnsi="Times New Roman" w:cs="Times New Roman"/>
               </w:rPr>
@@ -10223,7 +10117,7 @@
           <w:p>
             <w:pPr>
               <w:pStyle w:val="Ttulo2"/>
-              <w:jc w:val="center"/>
+              <w:jc w:val="both"/>
               <w:rPr>
                 <w:rFonts w:ascii="Times New Roman" w:hAnsi="Times New Roman" w:cs="Times New Roman"/>
               </w:rPr>
@@ -10259,7 +10153,7 @@
           <w:p>
             <w:pPr>
               <w:pStyle w:val="Ttulo2"/>
-              <w:jc w:val="center"/>
+              <w:jc w:val="both"/>
               <w:rPr>
                 <w:rFonts w:ascii="Times New Roman" w:hAnsi="Times New Roman" w:cs="Times New Roman"/>
               </w:rPr>
@@ -10301,7 +10195,7 @@
           <w:p>
             <w:pPr>
               <w:pStyle w:val="Ttulo2"/>
-              <w:jc w:val="center"/>
+              <w:jc w:val="both"/>
               <w:rPr>
                 <w:rFonts w:ascii="Times New Roman" w:hAnsi="Times New Roman" w:cs="Times New Roman"/>
               </w:rPr>
@@ -10361,7 +10255,7 @@
           <w:p>
             <w:pPr>
               <w:pStyle w:val="Ttulo2"/>
-              <w:jc w:val="center"/>
+              <w:jc w:val="both"/>
               <w:rPr>
                 <w:rFonts w:ascii="Times New Roman" w:hAnsi="Times New Roman" w:cs="Times New Roman"/>
               </w:rPr>
@@ -10397,7 +10291,7 @@
           <w:p>
             <w:pPr>
               <w:pStyle w:val="Ttulo2"/>
-              <w:jc w:val="center"/>
+              <w:jc w:val="both"/>
               <w:rPr>
                 <w:rFonts w:ascii="Times New Roman" w:hAnsi="Times New Roman" w:cs="Times New Roman"/>
               </w:rPr>
@@ -10439,7 +10333,7 @@
           <w:p>
             <w:pPr>
               <w:pStyle w:val="Ttulo2"/>
-              <w:jc w:val="center"/>
+              <w:jc w:val="both"/>
               <w:rPr>
                 <w:rFonts w:ascii="Times New Roman" w:hAnsi="Times New Roman" w:cs="Times New Roman"/>
               </w:rPr>
@@ -10475,7 +10369,7 @@
           <w:p>
             <w:pPr>
               <w:pStyle w:val="Ttulo2"/>
-              <w:jc w:val="center"/>
+              <w:jc w:val="both"/>
               <w:rPr>
                 <w:rFonts w:ascii="Times New Roman" w:hAnsi="Times New Roman" w:cs="Times New Roman"/>
               </w:rPr>
@@ -10511,7 +10405,7 @@
           <w:p>
             <w:pPr>
               <w:pStyle w:val="Ttulo2"/>
-              <w:jc w:val="center"/>
+              <w:jc w:val="both"/>
               <w:rPr>
                 <w:rFonts w:ascii="Times New Roman" w:hAnsi="Times New Roman" w:cs="Times New Roman"/>
               </w:rPr>
@@ -10575,7 +10469,7 @@
           <w:p>
             <w:pPr>
               <w:pStyle w:val="Ttulo2"/>
-              <w:jc w:val="center"/>
+              <w:jc w:val="both"/>
               <w:rPr>
                 <w:rFonts w:ascii="Times New Roman" w:hAnsi="Times New Roman" w:cs="Times New Roman"/>
               </w:rPr>
@@ -10611,7 +10505,7 @@
           <w:p>
             <w:pPr>
               <w:pStyle w:val="Ttulo2"/>
-              <w:jc w:val="center"/>
+              <w:jc w:val="both"/>
               <w:rPr>
                 <w:rFonts w:ascii="Times New Roman" w:hAnsi="Times New Roman" w:cs="Times New Roman"/>
               </w:rPr>
@@ -10647,7 +10541,7 @@
           <w:p>
             <w:pPr>
               <w:pStyle w:val="Ttulo2"/>
-              <w:jc w:val="center"/>
+              <w:jc w:val="both"/>
               <w:rPr>
                 <w:rFonts w:ascii="Times New Roman" w:hAnsi="Times New Roman" w:cs="Times New Roman"/>
               </w:rPr>
@@ -10689,7 +10583,7 @@
           <w:p>
             <w:pPr>
               <w:pStyle w:val="Ttulo2"/>
-              <w:jc w:val="center"/>
+              <w:jc w:val="both"/>
               <w:rPr>
                 <w:rFonts w:ascii="Times New Roman" w:hAnsi="Times New Roman" w:cs="Times New Roman"/>
               </w:rPr>
@@ -10725,7 +10619,7 @@
           <w:p>
             <w:pPr>
               <w:pStyle w:val="Ttulo2"/>
-              <w:jc w:val="center"/>
+              <w:jc w:val="both"/>
               <w:rPr>
                 <w:rFonts w:ascii="Times New Roman" w:hAnsi="Times New Roman" w:cs="Times New Roman"/>
               </w:rPr>
@@ -10761,7 +10655,7 @@
           <w:p>
             <w:pPr>
               <w:pStyle w:val="Ttulo2"/>
-              <w:jc w:val="center"/>
+              <w:jc w:val="both"/>
               <w:rPr>
                 <w:rFonts w:ascii="Times New Roman" w:hAnsi="Times New Roman" w:cs="Times New Roman"/>
               </w:rPr>
@@ -10817,7 +10711,7 @@
           <w:p>
             <w:pPr>
               <w:pStyle w:val="Ttulo2"/>
-              <w:jc w:val="center"/>
+              <w:jc w:val="both"/>
               <w:rPr>
                 <w:rFonts w:ascii="Times New Roman" w:hAnsi="Times New Roman" w:cs="Times New Roman"/>
               </w:rPr>
@@ -10853,7 +10747,7 @@
           <w:p>
             <w:pPr>
               <w:pStyle w:val="Ttulo2"/>
-              <w:jc w:val="center"/>
+              <w:jc w:val="both"/>
               <w:rPr>
                 <w:rFonts w:ascii="Times New Roman" w:hAnsi="Times New Roman" w:cs="Times New Roman"/>
               </w:rPr>
@@ -10889,7 +10783,7 @@
           <w:p>
             <w:pPr>
               <w:pStyle w:val="Ttulo2"/>
-              <w:jc w:val="center"/>
+              <w:jc w:val="both"/>
               <w:rPr>
                 <w:rFonts w:ascii="Times New Roman" w:hAnsi="Times New Roman" w:cs="Times New Roman"/>
               </w:rPr>
@@ -12162,14 +12056,14 @@
         <w:rPr>
           <w:rFonts w:ascii="Times New Roman" w:hAnsi="Times New Roman" w:cs="Times New Roman"/>
         </w:rPr>
-        <w:t>Type-Options</w:t>
-      </w:r>
-      <w:proofErr w:type="spellEnd"/>
-      <w:r>
-        <w:rPr>
-          <w:rFonts w:ascii="Times New Roman" w:hAnsi="Times New Roman" w:cs="Times New Roman"/>
-        </w:rPr>
-        <w:t xml:space="preserve">: </w:t>
+        <w:t>Type</w:t>
+      </w:r>
+      <w:proofErr w:type="spellEnd"/>
+      <w:r>
+        <w:rPr>
+          <w:rFonts w:ascii="Times New Roman" w:hAnsi="Times New Roman" w:cs="Times New Roman"/>
+        </w:rPr>
+        <w:t xml:space="preserve">-Options: </w:t>
       </w:r>
       <w:proofErr w:type="spellStart"/>
       <w:r>
@@ -12995,25 +12889,7 @@
           <w:i/>
           <w:iCs/>
         </w:rPr>
-        <w:t xml:space="preserve"> </w:t>
-      </w:r>
-      <w:proofErr w:type="spellStart"/>
-      <w:r>
-        <w:rPr>
-          <w:rFonts w:ascii="Times New Roman" w:hAnsi="Times New Roman" w:cs="Times New Roman"/>
-          <w:i/>
-          <w:iCs/>
-        </w:rPr>
-        <w:t>Event</w:t>
-      </w:r>
-      <w:proofErr w:type="spellEnd"/>
-      <w:r>
-        <w:rPr>
-          <w:rFonts w:ascii="Times New Roman" w:hAnsi="Times New Roman" w:cs="Times New Roman"/>
-          <w:i/>
-          <w:iCs/>
-        </w:rPr>
-        <w:t xml:space="preserve"> Management</w:t>
+        <w:t xml:space="preserve"> Event Management</w:t>
       </w:r>
       <w:r>
         <w:rPr>
@@ -13052,11 +12928,13 @@
     <w:p>
       <w:pPr>
         <w:pStyle w:val="Corpodetexto"/>
-      </w:pPr>
-    </w:p>
-    <w:p>
-      <w:pPr>
-        <w:pStyle w:val="Corpodetexto"/>
+        <w:jc w:val="both"/>
+      </w:pPr>
+    </w:p>
+    <w:p>
+      <w:pPr>
+        <w:pStyle w:val="Corpodetexto"/>
+        <w:jc w:val="both"/>
         <w:rPr>
           <w:rFonts w:ascii="Times New Roman" w:hAnsi="Times New Roman" w:cs="Times New Roman"/>
           <w:b/>
@@ -13068,6 +12946,7 @@
     <w:p>
       <w:pPr>
         <w:pStyle w:val="Ttulo1"/>
+        <w:jc w:val="both"/>
         <w:rPr>
           <w:rFonts w:ascii="Times New Roman" w:hAnsi="Times New Roman" w:cs="Times New Roman"/>
           <w:color w:val="000000" w:themeColor="text1"/>
@@ -13087,11 +12966,13 @@
     <w:p>
       <w:pPr>
         <w:pStyle w:val="Corpodetexto"/>
+        <w:jc w:val="both"/>
       </w:pPr>
     </w:p>
     <w:p>
       <w:pPr>
         <w:pStyle w:val="NormalWeb"/>
+        <w:jc w:val="both"/>
       </w:pPr>
       <w:r>
         <w:t xml:space="preserve">BRASIL. [Portal da Legislação]. </w:t>
@@ -13121,6 +13002,7 @@
     <w:p>
       <w:pPr>
         <w:pStyle w:val="NormalWeb"/>
+        <w:jc w:val="both"/>
       </w:pPr>
       <w:r>
         <w:t xml:space="preserve">BRASIL. [Portal da Legislação]. </w:t>
@@ -13150,6 +13032,7 @@
     <w:p>
       <w:pPr>
         <w:pStyle w:val="NormalWeb"/>
+        <w:jc w:val="both"/>
       </w:pPr>
       <w:r>
         <w:t xml:space="preserve">BRASIL. </w:t>
@@ -13168,6 +13051,7 @@
     <w:p>
       <w:pPr>
         <w:pStyle w:val="NormalWeb"/>
+        <w:jc w:val="both"/>
       </w:pPr>
       <w:r>
         <w:t xml:space="preserve">LIMA, Marcos Guilherme Oliveira. </w:t>
@@ -13197,6 +13081,7 @@
     <w:p>
       <w:pPr>
         <w:pStyle w:val="NormalWeb"/>
+        <w:jc w:val="both"/>
       </w:pPr>
       <w:r>
         <w:t xml:space="preserve">MICROSOFT. </w:t>
@@ -13242,6 +13127,7 @@
     <w:p>
       <w:pPr>
         <w:pStyle w:val="NormalWeb"/>
+        <w:jc w:val="both"/>
       </w:pPr>
       <w:r>
         <w:t xml:space="preserve">OWASP FOUNDATION. </w:t>
@@ -13304,6 +13190,7 @@
     <w:p>
       <w:pPr>
         <w:pStyle w:val="NormalWeb"/>
+        <w:jc w:val="both"/>
       </w:pPr>
       <w:r>
         <w:t xml:space="preserve">OWASP FOUNDATION. </w:t>
@@ -13357,6 +13244,7 @@
     <w:p>
       <w:pPr>
         <w:pStyle w:val="NormalWeb"/>
+        <w:jc w:val="both"/>
       </w:pPr>
       <w:r>
         <w:t xml:space="preserve">SUPABASE INC. </w:t>
@@ -13410,6 +13298,7 @@
     <w:p>
       <w:pPr>
         <w:pStyle w:val="Corpodetexto"/>
+        <w:jc w:val="both"/>
         <w:rPr>
           <w:rFonts w:ascii="Times New Roman" w:hAnsi="Times New Roman" w:cs="Times New Roman"/>
         </w:rPr>
@@ -13418,6 +13307,7 @@
     <w:p>
       <w:pPr>
         <w:pStyle w:val="Compact"/>
+        <w:jc w:val="both"/>
         <w:rPr>
           <w:rFonts w:ascii="Times New Roman" w:hAnsi="Times New Roman" w:cs="Times New Roman"/>
         </w:rPr>
@@ -13428,6 +13318,7 @@
     <w:p>
       <w:pPr>
         <w:pStyle w:val="Compact"/>
+        <w:jc w:val="both"/>
         <w:rPr>
           <w:rFonts w:ascii="Times New Roman" w:hAnsi="Times New Roman" w:cs="Times New Roman"/>
         </w:rPr>
@@ -13436,6 +13327,7 @@
     <w:p>
       <w:pPr>
         <w:pStyle w:val="Compact"/>
+        <w:jc w:val="both"/>
         <w:rPr>
           <w:rFonts w:ascii="Times New Roman" w:hAnsi="Times New Roman" w:cs="Times New Roman"/>
         </w:rPr>
@@ -13444,6 +13336,7 @@
     <w:p>
       <w:pPr>
         <w:pStyle w:val="Compact"/>
+        <w:jc w:val="both"/>
         <w:rPr>
           <w:rFonts w:ascii="Times New Roman" w:hAnsi="Times New Roman" w:cs="Times New Roman"/>
         </w:rPr>
@@ -13452,6 +13345,7 @@
     <w:p>
       <w:pPr>
         <w:pStyle w:val="Compact"/>
+        <w:jc w:val="both"/>
         <w:rPr>
           <w:rFonts w:ascii="Times New Roman" w:hAnsi="Times New Roman" w:cs="Times New Roman"/>
         </w:rPr>
@@ -13460,6 +13354,7 @@
     <w:p>
       <w:pPr>
         <w:pStyle w:val="Compact"/>
+        <w:jc w:val="both"/>
         <w:rPr>
           <w:rFonts w:ascii="Times New Roman" w:hAnsi="Times New Roman" w:cs="Times New Roman"/>
         </w:rPr>
@@ -13468,6 +13363,7 @@
     <w:p>
       <w:pPr>
         <w:pStyle w:val="Compact"/>
+        <w:jc w:val="both"/>
         <w:rPr>
           <w:rFonts w:ascii="Times New Roman" w:hAnsi="Times New Roman" w:cs="Times New Roman"/>
         </w:rPr>
@@ -13476,6 +13372,7 @@
     <w:p>
       <w:pPr>
         <w:pStyle w:val="Compact"/>
+        <w:jc w:val="both"/>
         <w:rPr>
           <w:rFonts w:ascii="Times New Roman" w:hAnsi="Times New Roman" w:cs="Times New Roman"/>
         </w:rPr>
@@ -13484,6 +13381,7 @@
     <w:p>
       <w:pPr>
         <w:pStyle w:val="Compact"/>
+        <w:jc w:val="both"/>
         <w:rPr>
           <w:rFonts w:ascii="Times New Roman" w:hAnsi="Times New Roman" w:cs="Times New Roman"/>
         </w:rPr>
@@ -13492,6 +13390,7 @@
     <w:p>
       <w:pPr>
         <w:pStyle w:val="Compact"/>
+        <w:jc w:val="both"/>
         <w:rPr>
           <w:rFonts w:ascii="Times New Roman" w:hAnsi="Times New Roman" w:cs="Times New Roman"/>
         </w:rPr>
@@ -13500,6 +13399,7 @@
     <w:p>
       <w:pPr>
         <w:pStyle w:val="Compact"/>
+        <w:jc w:val="both"/>
         <w:rPr>
           <w:rFonts w:ascii="Times New Roman" w:hAnsi="Times New Roman" w:cs="Times New Roman"/>
         </w:rPr>
@@ -13508,12 +13408,13 @@
     <w:p>
       <w:pPr>
         <w:pStyle w:val="Ttulo1"/>
-        <w:rPr>
-          <w:rFonts w:ascii="Times New Roman" w:hAnsi="Times New Roman" w:cs="Times New Roman"/>
-        </w:rPr>
-      </w:pPr>
-      <w:bookmarkStart w:id="309" w:name="anexo-a-capturas-de-tela"/>
-      <w:bookmarkStart w:id="310" w:name="_Toc217659207"/>
+        <w:jc w:val="both"/>
+        <w:rPr>
+          <w:rFonts w:ascii="Times New Roman" w:hAnsi="Times New Roman" w:cs="Times New Roman"/>
+        </w:rPr>
+      </w:pPr>
+      <w:bookmarkStart w:id="309" w:name="_Toc217659207"/>
+      <w:bookmarkStart w:id="310" w:name="anexo-a-capturas-de-tela"/>
       <w:bookmarkEnd w:id="308"/>
       <w:r>
         <w:rPr>
@@ -13521,11 +13422,12 @@
         </w:rPr>
         <w:t>Anexo A – Capturas de Tela</w:t>
       </w:r>
-      <w:bookmarkEnd w:id="310"/>
+      <w:bookmarkEnd w:id="309"/>
     </w:p>
     <w:p>
       <w:pPr>
         <w:pStyle w:val="FirstParagraph"/>
+        <w:jc w:val="both"/>
         <w:rPr>
           <w:rFonts w:ascii="Times New Roman" w:hAnsi="Times New Roman" w:cs="Times New Roman"/>
         </w:rPr>
@@ -13595,6 +13497,7 @@
     <w:p>
       <w:pPr>
         <w:pStyle w:val="Corpodetexto"/>
+        <w:jc w:val="both"/>
         <w:rPr>
           <w:rFonts w:ascii="Times New Roman" w:hAnsi="Times New Roman" w:cs="Times New Roman"/>
         </w:rPr>
@@ -13664,6 +13567,7 @@
     <w:p>
       <w:pPr>
         <w:pStyle w:val="Corpodetexto"/>
+        <w:jc w:val="both"/>
         <w:rPr>
           <w:rFonts w:ascii="Times New Roman" w:hAnsi="Times New Roman" w:cs="Times New Roman"/>
         </w:rPr>
@@ -13731,19 +13635,21 @@
         </w:drawing>
       </w:r>
       <w:bookmarkStart w:id="311" w:name="anexo-b-relatório-de-pentest"/>
-      <w:bookmarkEnd w:id="309"/>
-    </w:p>
-    <w:p>
-      <w:pPr>
-        <w:pStyle w:val="Corpodetexto"/>
-        <w:rPr>
-          <w:rFonts w:ascii="Times New Roman" w:hAnsi="Times New Roman" w:cs="Times New Roman"/>
-        </w:rPr>
-      </w:pPr>
-    </w:p>
-    <w:p>
-      <w:pPr>
-        <w:pStyle w:val="Corpodetexto"/>
+      <w:bookmarkEnd w:id="310"/>
+    </w:p>
+    <w:p>
+      <w:pPr>
+        <w:pStyle w:val="Corpodetexto"/>
+        <w:jc w:val="both"/>
+        <w:rPr>
+          <w:rFonts w:ascii="Times New Roman" w:hAnsi="Times New Roman" w:cs="Times New Roman"/>
+        </w:rPr>
+      </w:pPr>
+    </w:p>
+    <w:p>
+      <w:pPr>
+        <w:pStyle w:val="Corpodetexto"/>
+        <w:jc w:val="both"/>
         <w:rPr>
           <w:rFonts w:ascii="Times New Roman" w:hAnsi="Times New Roman" w:cs="Times New Roman"/>
         </w:rPr>
@@ -13760,6 +13666,7 @@
     <w:p>
       <w:pPr>
         <w:pStyle w:val="Corpodetexto"/>
+        <w:jc w:val="both"/>
         <w:rPr>
           <w:rFonts w:ascii="Times New Roman" w:hAnsi="Times New Roman" w:cs="Times New Roman"/>
         </w:rPr>
@@ -13815,30 +13722,34 @@
     <w:p>
       <w:pPr>
         <w:pStyle w:val="Corpodetexto"/>
-        <w:rPr>
-          <w:rFonts w:ascii="Times New Roman" w:hAnsi="Times New Roman" w:cs="Times New Roman"/>
-        </w:rPr>
-      </w:pPr>
-    </w:p>
-    <w:p>
-      <w:pPr>
-        <w:pStyle w:val="Corpodetexto"/>
-        <w:rPr>
-          <w:rFonts w:ascii="Times New Roman" w:hAnsi="Times New Roman" w:cs="Times New Roman"/>
-        </w:rPr>
-      </w:pPr>
-    </w:p>
-    <w:p>
-      <w:pPr>
-        <w:pStyle w:val="Corpodetexto"/>
-        <w:rPr>
-          <w:rFonts w:ascii="Times New Roman" w:hAnsi="Times New Roman" w:cs="Times New Roman"/>
-        </w:rPr>
-      </w:pPr>
-    </w:p>
-    <w:p>
-      <w:pPr>
-        <w:pStyle w:val="Corpodetexto"/>
+        <w:jc w:val="both"/>
+        <w:rPr>
+          <w:rFonts w:ascii="Times New Roman" w:hAnsi="Times New Roman" w:cs="Times New Roman"/>
+        </w:rPr>
+      </w:pPr>
+    </w:p>
+    <w:p>
+      <w:pPr>
+        <w:pStyle w:val="Corpodetexto"/>
+        <w:jc w:val="both"/>
+        <w:rPr>
+          <w:rFonts w:ascii="Times New Roman" w:hAnsi="Times New Roman" w:cs="Times New Roman"/>
+        </w:rPr>
+      </w:pPr>
+    </w:p>
+    <w:p>
+      <w:pPr>
+        <w:pStyle w:val="Corpodetexto"/>
+        <w:jc w:val="both"/>
+        <w:rPr>
+          <w:rFonts w:ascii="Times New Roman" w:hAnsi="Times New Roman" w:cs="Times New Roman"/>
+        </w:rPr>
+      </w:pPr>
+    </w:p>
+    <w:p>
+      <w:pPr>
+        <w:pStyle w:val="Corpodetexto"/>
+        <w:jc w:val="both"/>
         <w:rPr>
           <w:rFonts w:ascii="Times New Roman" w:hAnsi="Times New Roman" w:cs="Times New Roman"/>
         </w:rPr>
@@ -13847,6 +13758,7 @@
     <w:p>
       <w:pPr>
         <w:pStyle w:val="Ttulo1"/>
+        <w:jc w:val="both"/>
         <w:rPr>
           <w:rFonts w:ascii="Times New Roman" w:hAnsi="Times New Roman" w:cs="Times New Roman"/>
         </w:rPr>
@@ -13872,6 +13784,7 @@
     <w:p>
       <w:pPr>
         <w:pStyle w:val="Corpodetexto"/>
+        <w:jc w:val="both"/>
         <w:rPr>
           <w:rFonts w:ascii="Times New Roman" w:hAnsi="Times New Roman" w:cs="Times New Roman"/>
         </w:rPr>
@@ -13888,6 +13801,7 @@
     <w:p>
       <w:pPr>
         <w:pStyle w:val="Corpodetexto"/>
+        <w:jc w:val="both"/>
         <w:rPr>
           <w:rFonts w:ascii="Times New Roman" w:hAnsi="Times New Roman" w:cs="Times New Roman"/>
         </w:rPr>
@@ -13944,6 +13858,7 @@
     <w:p>
       <w:pPr>
         <w:pStyle w:val="Corpodetexto"/>
+        <w:jc w:val="both"/>
         <w:rPr>
           <w:rFonts w:ascii="Times New Roman" w:hAnsi="Times New Roman" w:cs="Times New Roman"/>
         </w:rPr>
@@ -13980,6 +13895,7 @@
     <w:p>
       <w:pPr>
         <w:pStyle w:val="Corpodetexto"/>
+        <w:jc w:val="both"/>
         <w:rPr>
           <w:rFonts w:ascii="Times New Roman" w:hAnsi="Times New Roman" w:cs="Times New Roman"/>
           <w:b/>
@@ -13990,6 +13906,7 @@
     <w:p>
       <w:pPr>
         <w:pStyle w:val="Corpodetexto"/>
+        <w:jc w:val="both"/>
         <w:rPr>
           <w:rFonts w:ascii="Times New Roman" w:hAnsi="Times New Roman" w:cs="Times New Roman"/>
         </w:rPr>
@@ -14006,6 +13923,7 @@
     <w:p>
       <w:pPr>
         <w:pStyle w:val="Corpodetexto"/>
+        <w:jc w:val="both"/>
         <w:rPr>
           <w:rFonts w:ascii="Times New Roman" w:hAnsi="Times New Roman" w:cs="Times New Roman"/>
         </w:rPr>
@@ -14020,6 +13938,7 @@
     <w:p>
       <w:pPr>
         <w:pStyle w:val="Corpodetexto"/>
+        <w:jc w:val="both"/>
         <w:rPr>
           <w:rFonts w:ascii="Times New Roman" w:hAnsi="Times New Roman" w:cs="Times New Roman"/>
           <w:b/>
@@ -14030,6 +13949,7 @@
     <w:p>
       <w:pPr>
         <w:pStyle w:val="Corpodetexto"/>
+        <w:jc w:val="both"/>
         <w:rPr>
           <w:rFonts w:ascii="Times New Roman" w:hAnsi="Times New Roman" w:cs="Times New Roman"/>
         </w:rPr>
@@ -14046,6 +13966,7 @@
     <w:p>
       <w:pPr>
         <w:pStyle w:val="Corpodetexto"/>
+        <w:jc w:val="both"/>
         <w:rPr>
           <w:rFonts w:ascii="Times New Roman" w:hAnsi="Times New Roman" w:cs="Times New Roman"/>
         </w:rPr>
@@ -14064,6 +13985,7 @@
           <w:ilvl w:val="0"/>
           <w:numId w:val="1"/>
         </w:numPr>
+        <w:jc w:val="both"/>
         <w:rPr>
           <w:rFonts w:ascii="Times New Roman" w:hAnsi="Times New Roman" w:cs="Times New Roman"/>
         </w:rPr>
@@ -14082,6 +14004,7 @@
           <w:ilvl w:val="0"/>
           <w:numId w:val="1"/>
         </w:numPr>
+        <w:jc w:val="both"/>
         <w:rPr>
           <w:rFonts w:ascii="Times New Roman" w:hAnsi="Times New Roman" w:cs="Times New Roman"/>
         </w:rPr>
@@ -14128,6 +14051,7 @@
           <w:ilvl w:val="0"/>
           <w:numId w:val="1"/>
         </w:numPr>
+        <w:jc w:val="both"/>
         <w:rPr>
           <w:rFonts w:ascii="Times New Roman" w:hAnsi="Times New Roman" w:cs="Times New Roman"/>
         </w:rPr>
@@ -14168,6 +14092,7 @@
           <w:ilvl w:val="0"/>
           <w:numId w:val="1"/>
         </w:numPr>
+        <w:jc w:val="both"/>
         <w:rPr>
           <w:rFonts w:ascii="Times New Roman" w:hAnsi="Times New Roman" w:cs="Times New Roman"/>
         </w:rPr>
@@ -14186,6 +14111,7 @@
           <w:ilvl w:val="0"/>
           <w:numId w:val="1"/>
         </w:numPr>
+        <w:jc w:val="both"/>
         <w:rPr>
           <w:rFonts w:ascii="Times New Roman" w:hAnsi="Times New Roman" w:cs="Times New Roman"/>
         </w:rPr>
@@ -14200,14 +14126,16 @@
     <w:p>
       <w:pPr>
         <w:pStyle w:val="Corpodetexto"/>
-        <w:rPr>
-          <w:rFonts w:ascii="Times New Roman" w:hAnsi="Times New Roman" w:cs="Times New Roman"/>
-        </w:rPr>
-      </w:pPr>
-    </w:p>
-    <w:p>
-      <w:pPr>
-        <w:pStyle w:val="Corpodetexto"/>
+        <w:jc w:val="both"/>
+        <w:rPr>
+          <w:rFonts w:ascii="Times New Roman" w:hAnsi="Times New Roman" w:cs="Times New Roman"/>
+        </w:rPr>
+      </w:pPr>
+    </w:p>
+    <w:p>
+      <w:pPr>
+        <w:pStyle w:val="Corpodetexto"/>
+        <w:jc w:val="both"/>
         <w:rPr>
           <w:rFonts w:ascii="Times New Roman" w:hAnsi="Times New Roman" w:cs="Times New Roman"/>
         </w:rPr>
@@ -14224,6 +14152,7 @@
     <w:p>
       <w:pPr>
         <w:pStyle w:val="Corpodetexto"/>
+        <w:jc w:val="both"/>
         <w:rPr>
           <w:rFonts w:ascii="Times New Roman" w:hAnsi="Times New Roman" w:cs="Times New Roman"/>
         </w:rPr>
@@ -14238,6 +14167,7 @@
     <w:p>
       <w:pPr>
         <w:pStyle w:val="Corpodetexto"/>
+        <w:jc w:val="both"/>
         <w:rPr>
           <w:rFonts w:ascii="Times New Roman" w:hAnsi="Times New Roman" w:cs="Times New Roman"/>
         </w:rPr>
@@ -14258,6 +14188,7 @@
           <w:ilvl w:val="0"/>
           <w:numId w:val="2"/>
         </w:numPr>
+        <w:jc w:val="both"/>
         <w:rPr>
           <w:rFonts w:ascii="Times New Roman" w:hAnsi="Times New Roman" w:cs="Times New Roman"/>
         </w:rPr>
@@ -14298,6 +14229,7 @@
           <w:ilvl w:val="0"/>
           <w:numId w:val="2"/>
         </w:numPr>
+        <w:jc w:val="both"/>
         <w:rPr>
           <w:rFonts w:ascii="Times New Roman" w:hAnsi="Times New Roman" w:cs="Times New Roman"/>
         </w:rPr>
@@ -14316,6 +14248,7 @@
           <w:ilvl w:val="0"/>
           <w:numId w:val="2"/>
         </w:numPr>
+        <w:jc w:val="both"/>
         <w:rPr>
           <w:rFonts w:ascii="Times New Roman" w:hAnsi="Times New Roman" w:cs="Times New Roman"/>
         </w:rPr>
@@ -14362,6 +14295,7 @@
           <w:ilvl w:val="0"/>
           <w:numId w:val="2"/>
         </w:numPr>
+        <w:jc w:val="both"/>
         <w:rPr>
           <w:rFonts w:ascii="Times New Roman" w:hAnsi="Times New Roman" w:cs="Times New Roman"/>
         </w:rPr>
@@ -14394,6 +14328,7 @@
           <w:ilvl w:val="0"/>
           <w:numId w:val="2"/>
         </w:numPr>
+        <w:jc w:val="both"/>
         <w:rPr>
           <w:rFonts w:ascii="Times New Roman" w:hAnsi="Times New Roman" w:cs="Times New Roman"/>
         </w:rPr>
@@ -14427,6 +14362,7 @@
           <w:ilvl w:val="0"/>
           <w:numId w:val="2"/>
         </w:numPr>
+        <w:jc w:val="both"/>
         <w:rPr>
           <w:rFonts w:ascii="Times New Roman" w:hAnsi="Times New Roman" w:cs="Times New Roman"/>
         </w:rPr>
@@ -14445,6 +14381,7 @@
           <w:ilvl w:val="0"/>
           <w:numId w:val="2"/>
         </w:numPr>
+        <w:jc w:val="both"/>
         <w:rPr>
           <w:rFonts w:ascii="Times New Roman" w:hAnsi="Times New Roman" w:cs="Times New Roman"/>
         </w:rPr>
@@ -14463,6 +14400,7 @@
           <w:ilvl w:val="0"/>
           <w:numId w:val="2"/>
         </w:numPr>
+        <w:jc w:val="both"/>
         <w:rPr>
           <w:rFonts w:ascii="Times New Roman" w:hAnsi="Times New Roman" w:cs="Times New Roman"/>
         </w:rPr>
@@ -14477,6 +14415,7 @@
     <w:p>
       <w:pPr>
         <w:pStyle w:val="Corpodetexto"/>
+        <w:jc w:val="both"/>
         <w:rPr>
           <w:rFonts w:ascii="Times New Roman" w:hAnsi="Times New Roman" w:cs="Times New Roman"/>
           <w:b/>
@@ -14487,6 +14426,7 @@
     <w:p>
       <w:pPr>
         <w:pStyle w:val="Corpodetexto"/>
+        <w:jc w:val="both"/>
         <w:rPr>
           <w:rFonts w:ascii="Times New Roman" w:hAnsi="Times New Roman" w:cs="Times New Roman"/>
         </w:rPr>
@@ -14503,6 +14443,7 @@
     <w:p>
       <w:pPr>
         <w:pStyle w:val="Corpodetexto"/>
+        <w:jc w:val="both"/>
         <w:rPr>
           <w:rFonts w:ascii="Times New Roman" w:hAnsi="Times New Roman" w:cs="Times New Roman"/>
         </w:rPr>
@@ -14519,6 +14460,7 @@
     <w:p>
       <w:pPr>
         <w:pStyle w:val="Corpodetexto"/>
+        <w:jc w:val="both"/>
         <w:rPr>
           <w:rFonts w:ascii="Times New Roman" w:hAnsi="Times New Roman" w:cs="Times New Roman"/>
         </w:rPr>
@@ -14533,6 +14475,7 @@
     <w:p>
       <w:pPr>
         <w:pStyle w:val="Corpodetexto"/>
+        <w:jc w:val="both"/>
         <w:rPr>
           <w:rFonts w:ascii="Times New Roman" w:hAnsi="Times New Roman" w:cs="Times New Roman"/>
         </w:rPr>
@@ -14553,6 +14496,7 @@
           <w:ilvl w:val="0"/>
           <w:numId w:val="3"/>
         </w:numPr>
+        <w:jc w:val="both"/>
         <w:rPr>
           <w:rFonts w:ascii="Times New Roman" w:hAnsi="Times New Roman" w:cs="Times New Roman"/>
         </w:rPr>
@@ -14571,6 +14515,7 @@
           <w:ilvl w:val="0"/>
           <w:numId w:val="3"/>
         </w:numPr>
+        <w:jc w:val="both"/>
         <w:rPr>
           <w:rFonts w:ascii="Times New Roman" w:hAnsi="Times New Roman" w:cs="Times New Roman"/>
         </w:rPr>
@@ -14589,6 +14534,7 @@
           <w:ilvl w:val="0"/>
           <w:numId w:val="3"/>
         </w:numPr>
+        <w:jc w:val="both"/>
         <w:rPr>
           <w:rFonts w:ascii="Times New Roman" w:hAnsi="Times New Roman" w:cs="Times New Roman"/>
         </w:rPr>
@@ -14635,6 +14581,7 @@
           <w:ilvl w:val="0"/>
           <w:numId w:val="3"/>
         </w:numPr>
+        <w:jc w:val="both"/>
         <w:rPr>
           <w:rFonts w:ascii="Times New Roman" w:hAnsi="Times New Roman" w:cs="Times New Roman"/>
         </w:rPr>
@@ -14649,6 +14596,7 @@
     <w:p>
       <w:pPr>
         <w:pStyle w:val="Corpodetexto"/>
+        <w:jc w:val="both"/>
         <w:rPr>
           <w:rFonts w:ascii="Times New Roman" w:hAnsi="Times New Roman" w:cs="Times New Roman"/>
         </w:rPr>
@@ -14675,6 +14623,7 @@
     <w:p>
       <w:pPr>
         <w:pStyle w:val="Corpodetexto"/>
+        <w:jc w:val="both"/>
         <w:rPr>
           <w:rFonts w:ascii="Times New Roman" w:hAnsi="Times New Roman" w:cs="Times New Roman"/>
         </w:rPr>
@@ -14731,6 +14680,7 @@
     <w:p>
       <w:pPr>
         <w:pStyle w:val="Corpodetexto"/>
+        <w:jc w:val="both"/>
         <w:rPr>
           <w:rFonts w:ascii="Times New Roman" w:hAnsi="Times New Roman" w:cs="Times New Roman"/>
         </w:rPr>
@@ -14809,6 +14759,7 @@
     <w:p>
       <w:pPr>
         <w:pStyle w:val="Corpodetexto"/>
+        <w:jc w:val="both"/>
         <w:rPr>
           <w:rFonts w:ascii="Times New Roman" w:hAnsi="Times New Roman" w:cs="Times New Roman"/>
         </w:rPr>
@@ -14829,6 +14780,7 @@
           <w:ilvl w:val="0"/>
           <w:numId w:val="4"/>
         </w:numPr>
+        <w:jc w:val="both"/>
         <w:rPr>
           <w:rFonts w:ascii="Times New Roman" w:hAnsi="Times New Roman" w:cs="Times New Roman"/>
         </w:rPr>
@@ -14847,6 +14799,7 @@
           <w:ilvl w:val="0"/>
           <w:numId w:val="4"/>
         </w:numPr>
+        <w:jc w:val="both"/>
         <w:rPr>
           <w:rFonts w:ascii="Times New Roman" w:hAnsi="Times New Roman" w:cs="Times New Roman"/>
         </w:rPr>
@@ -14865,6 +14818,7 @@
           <w:ilvl w:val="0"/>
           <w:numId w:val="4"/>
         </w:numPr>
+        <w:jc w:val="both"/>
         <w:rPr>
           <w:rFonts w:ascii="Times New Roman" w:hAnsi="Times New Roman" w:cs="Times New Roman"/>
         </w:rPr>
@@ -14893,6 +14847,7 @@
     <w:p>
       <w:pPr>
         <w:pStyle w:val="Corpodetexto"/>
+        <w:jc w:val="both"/>
         <w:rPr>
           <w:rFonts w:ascii="Times New Roman" w:hAnsi="Times New Roman" w:cs="Times New Roman"/>
         </w:rPr>
@@ -14915,6 +14870,7 @@
     <w:p>
       <w:pPr>
         <w:pStyle w:val="Corpodetexto"/>
+        <w:jc w:val="both"/>
         <w:rPr>
           <w:rFonts w:ascii="Times New Roman" w:hAnsi="Times New Roman" w:cs="Times New Roman"/>
         </w:rPr>
@@ -14931,6 +14887,7 @@
     <w:p>
       <w:pPr>
         <w:pStyle w:val="Corpodetexto"/>
+        <w:jc w:val="both"/>
         <w:rPr>
           <w:rFonts w:ascii="Times New Roman" w:hAnsi="Times New Roman" w:cs="Times New Roman"/>
         </w:rPr>
@@ -14959,6 +14916,7 @@
     <w:p>
       <w:pPr>
         <w:pStyle w:val="Corpodetexto"/>
+        <w:jc w:val="both"/>
         <w:rPr>
           <w:rFonts w:ascii="Times New Roman" w:hAnsi="Times New Roman" w:cs="Times New Roman"/>
         </w:rPr>
@@ -14979,6 +14937,7 @@
           <w:ilvl w:val="0"/>
           <w:numId w:val="5"/>
         </w:numPr>
+        <w:jc w:val="both"/>
         <w:rPr>
           <w:rFonts w:ascii="Times New Roman" w:hAnsi="Times New Roman" w:cs="Times New Roman"/>
         </w:rPr>
@@ -14997,6 +14956,7 @@
           <w:ilvl w:val="0"/>
           <w:numId w:val="5"/>
         </w:numPr>
+        <w:jc w:val="both"/>
         <w:rPr>
           <w:rFonts w:ascii="Times New Roman" w:hAnsi="Times New Roman" w:cs="Times New Roman"/>
         </w:rPr>
@@ -15011,6 +14971,7 @@
     <w:p>
       <w:pPr>
         <w:pStyle w:val="Corpodetexto"/>
+        <w:jc w:val="both"/>
         <w:rPr>
           <w:rFonts w:ascii="Times New Roman" w:hAnsi="Times New Roman" w:cs="Times New Roman"/>
           <w:b/>
@@ -15021,6 +14982,7 @@
     <w:p>
       <w:pPr>
         <w:pStyle w:val="Corpodetexto"/>
+        <w:jc w:val="both"/>
         <w:rPr>
           <w:rFonts w:ascii="Times New Roman" w:hAnsi="Times New Roman" w:cs="Times New Roman"/>
         </w:rPr>
@@ -15047,6 +15009,7 @@
     <w:p>
       <w:pPr>
         <w:pStyle w:val="Corpodetexto"/>
+        <w:jc w:val="both"/>
         <w:rPr>
           <w:rFonts w:ascii="Times New Roman" w:hAnsi="Times New Roman" w:cs="Times New Roman"/>
         </w:rPr>
@@ -15103,6 +15066,7 @@
     <w:p>
       <w:pPr>
         <w:pStyle w:val="Corpodetexto"/>
+        <w:jc w:val="both"/>
         <w:rPr>
           <w:rFonts w:ascii="Times New Roman" w:hAnsi="Times New Roman" w:cs="Times New Roman"/>
         </w:rPr>
@@ -15123,6 +15087,7 @@
           <w:ilvl w:val="0"/>
           <w:numId w:val="6"/>
         </w:numPr>
+        <w:jc w:val="both"/>
         <w:rPr>
           <w:rFonts w:ascii="Times New Roman" w:hAnsi="Times New Roman" w:cs="Times New Roman"/>
         </w:rPr>
@@ -15155,6 +15120,7 @@
           <w:ilvl w:val="0"/>
           <w:numId w:val="6"/>
         </w:numPr>
+        <w:jc w:val="both"/>
         <w:rPr>
           <w:rFonts w:ascii="Times New Roman" w:hAnsi="Times New Roman" w:cs="Times New Roman"/>
         </w:rPr>
@@ -15169,6 +15135,7 @@
     <w:p>
       <w:pPr>
         <w:pStyle w:val="Corpodetexto"/>
+        <w:jc w:val="both"/>
         <w:rPr>
           <w:rFonts w:ascii="Times New Roman" w:hAnsi="Times New Roman" w:cs="Times New Roman"/>
         </w:rPr>
@@ -15185,6 +15152,7 @@
     <w:p>
       <w:pPr>
         <w:pStyle w:val="Corpodetexto"/>
+        <w:jc w:val="both"/>
         <w:rPr>
           <w:rFonts w:ascii="Times New Roman" w:hAnsi="Times New Roman" w:cs="Times New Roman"/>
         </w:rPr>
@@ -15213,6 +15181,7 @@
     <w:p>
       <w:pPr>
         <w:pStyle w:val="Corpodetexto"/>
+        <w:jc w:val="both"/>
         <w:rPr>
           <w:rFonts w:ascii="Times New Roman" w:hAnsi="Times New Roman" w:cs="Times New Roman"/>
         </w:rPr>
@@ -15233,6 +15202,7 @@
           <w:ilvl w:val="0"/>
           <w:numId w:val="7"/>
         </w:numPr>
+        <w:jc w:val="both"/>
         <w:rPr>
           <w:rFonts w:ascii="Times New Roman" w:hAnsi="Times New Roman" w:cs="Times New Roman"/>
         </w:rPr>
@@ -15251,6 +15221,7 @@
           <w:ilvl w:val="0"/>
           <w:numId w:val="7"/>
         </w:numPr>
+        <w:jc w:val="both"/>
         <w:rPr>
           <w:rFonts w:ascii="Times New Roman" w:hAnsi="Times New Roman" w:cs="Times New Roman"/>
         </w:rPr>
@@ -15269,6 +15240,7 @@
           <w:ilvl w:val="0"/>
           <w:numId w:val="7"/>
         </w:numPr>
+        <w:jc w:val="both"/>
         <w:rPr>
           <w:rFonts w:ascii="Times New Roman" w:hAnsi="Times New Roman" w:cs="Times New Roman"/>
         </w:rPr>
@@ -15283,6 +15255,7 @@
     <w:p>
       <w:pPr>
         <w:pStyle w:val="Corpodetexto"/>
+        <w:jc w:val="both"/>
         <w:rPr>
           <w:rFonts w:ascii="Times New Roman" w:hAnsi="Times New Roman" w:cs="Times New Roman"/>
         </w:rPr>
@@ -15317,6 +15290,7 @@
     <w:p>
       <w:pPr>
         <w:pStyle w:val="Corpodetexto"/>
+        <w:jc w:val="both"/>
         <w:rPr>
           <w:rFonts w:ascii="Times New Roman" w:hAnsi="Times New Roman" w:cs="Times New Roman"/>
         </w:rPr>
@@ -15384,6 +15358,7 @@
         <w:t>=</w:t>
       </w:r>
       <w:proofErr w:type="spellStart"/>
+      <w:proofErr w:type="gramStart"/>
       <w:r>
         <w:rPr>
           <w:rFonts w:ascii="Times New Roman" w:hAnsi="Times New Roman" w:cs="Times New Roman"/>
@@ -15395,7 +15370,14 @@
         <w:rPr>
           <w:rFonts w:ascii="Times New Roman" w:hAnsi="Times New Roman" w:cs="Times New Roman"/>
         </w:rPr>
-        <w:t xml:space="preserve">(1)&gt; e variações em query </w:t>
+        <w:t>(</w:t>
+      </w:r>
+      <w:proofErr w:type="gramEnd"/>
+      <w:r>
+        <w:rPr>
+          <w:rFonts w:ascii="Times New Roman" w:hAnsi="Times New Roman" w:cs="Times New Roman"/>
+        </w:rPr>
+        <w:t xml:space="preserve">1)&gt; e variações em query </w:t>
       </w:r>
       <w:proofErr w:type="spellStart"/>
       <w:r>
@@ -15415,6 +15397,7 @@
     <w:p>
       <w:pPr>
         <w:pStyle w:val="Corpodetexto"/>
+        <w:jc w:val="both"/>
         <w:rPr>
           <w:rFonts w:ascii="Times New Roman" w:hAnsi="Times New Roman" w:cs="Times New Roman"/>
         </w:rPr>
@@ -15435,6 +15418,7 @@
           <w:ilvl w:val="0"/>
           <w:numId w:val="8"/>
         </w:numPr>
+        <w:jc w:val="both"/>
         <w:rPr>
           <w:rFonts w:ascii="Times New Roman" w:hAnsi="Times New Roman" w:cs="Times New Roman"/>
         </w:rPr>
@@ -15467,6 +15451,7 @@
           <w:ilvl w:val="0"/>
           <w:numId w:val="8"/>
         </w:numPr>
+        <w:jc w:val="both"/>
         <w:rPr>
           <w:rFonts w:ascii="Times New Roman" w:hAnsi="Times New Roman" w:cs="Times New Roman"/>
         </w:rPr>
@@ -15485,6 +15470,7 @@
           <w:ilvl w:val="0"/>
           <w:numId w:val="8"/>
         </w:numPr>
+        <w:jc w:val="both"/>
         <w:rPr>
           <w:rFonts w:ascii="Times New Roman" w:hAnsi="Times New Roman" w:cs="Times New Roman"/>
         </w:rPr>
@@ -15499,6 +15485,7 @@
     <w:p>
       <w:pPr>
         <w:pStyle w:val="Corpodetexto"/>
+        <w:jc w:val="both"/>
         <w:rPr>
           <w:rFonts w:ascii="Times New Roman" w:hAnsi="Times New Roman" w:cs="Times New Roman"/>
         </w:rPr>
@@ -15515,6 +15502,7 @@
     <w:p>
       <w:pPr>
         <w:pStyle w:val="Corpodetexto"/>
+        <w:jc w:val="both"/>
         <w:rPr>
           <w:rFonts w:ascii="Times New Roman" w:hAnsi="Times New Roman" w:cs="Times New Roman"/>
         </w:rPr>
@@ -15572,14 +15560,14 @@
         <w:rPr>
           <w:rFonts w:ascii="Times New Roman" w:hAnsi="Times New Roman" w:cs="Times New Roman"/>
         </w:rPr>
-        <w:t>Type-Options</w:t>
-      </w:r>
-      <w:proofErr w:type="spellEnd"/>
-      <w:r>
-        <w:rPr>
-          <w:rFonts w:ascii="Times New Roman" w:hAnsi="Times New Roman" w:cs="Times New Roman"/>
-        </w:rPr>
-        <w:t xml:space="preserve">: </w:t>
+        <w:t>Type</w:t>
+      </w:r>
+      <w:proofErr w:type="spellEnd"/>
+      <w:r>
+        <w:rPr>
+          <w:rFonts w:ascii="Times New Roman" w:hAnsi="Times New Roman" w:cs="Times New Roman"/>
+        </w:rPr>
+        <w:t xml:space="preserve">-Options: </w:t>
       </w:r>
       <w:proofErr w:type="spellStart"/>
       <w:r>
@@ -15627,6 +15615,7 @@
     <w:p>
       <w:pPr>
         <w:pStyle w:val="Corpodetexto"/>
+        <w:jc w:val="both"/>
         <w:rPr>
           <w:rFonts w:ascii="Times New Roman" w:hAnsi="Times New Roman" w:cs="Times New Roman"/>
         </w:rPr>
@@ -15647,6 +15636,7 @@
           <w:ilvl w:val="0"/>
           <w:numId w:val="9"/>
         </w:numPr>
+        <w:jc w:val="both"/>
         <w:rPr>
           <w:rFonts w:ascii="Times New Roman" w:hAnsi="Times New Roman" w:cs="Times New Roman"/>
         </w:rPr>
@@ -15665,6 +15655,7 @@
           <w:ilvl w:val="0"/>
           <w:numId w:val="9"/>
         </w:numPr>
+        <w:jc w:val="both"/>
         <w:rPr>
           <w:rFonts w:ascii="Times New Roman" w:hAnsi="Times New Roman" w:cs="Times New Roman"/>
         </w:rPr>
@@ -15679,6 +15670,7 @@
     <w:p>
       <w:pPr>
         <w:pStyle w:val="Corpodetexto"/>
+        <w:jc w:val="both"/>
         <w:rPr>
           <w:rFonts w:ascii="Times New Roman" w:hAnsi="Times New Roman" w:cs="Times New Roman"/>
         </w:rPr>
@@ -15723,6 +15715,7 @@
     <w:p>
       <w:pPr>
         <w:pStyle w:val="Corpodetexto"/>
+        <w:jc w:val="both"/>
         <w:rPr>
           <w:rFonts w:ascii="Times New Roman" w:hAnsi="Times New Roman" w:cs="Times New Roman"/>
         </w:rPr>
@@ -15779,6 +15772,7 @@
     <w:p>
       <w:pPr>
         <w:pStyle w:val="Corpodetexto"/>
+        <w:jc w:val="both"/>
         <w:rPr>
           <w:rFonts w:ascii="Times New Roman" w:hAnsi="Times New Roman" w:cs="Times New Roman"/>
         </w:rPr>
@@ -15799,6 +15793,7 @@
           <w:ilvl w:val="0"/>
           <w:numId w:val="10"/>
         </w:numPr>
+        <w:jc w:val="both"/>
         <w:rPr>
           <w:rFonts w:ascii="Times New Roman" w:hAnsi="Times New Roman" w:cs="Times New Roman"/>
         </w:rPr>
@@ -15818,6 +15813,7 @@
           <w:ilvl w:val="0"/>
           <w:numId w:val="10"/>
         </w:numPr>
+        <w:jc w:val="both"/>
         <w:rPr>
           <w:rFonts w:ascii="Times New Roman" w:hAnsi="Times New Roman" w:cs="Times New Roman"/>
         </w:rPr>
@@ -15846,6 +15842,7 @@
     <w:p>
       <w:pPr>
         <w:pStyle w:val="Corpodetexto"/>
+        <w:jc w:val="both"/>
         <w:rPr>
           <w:rFonts w:ascii="Times New Roman" w:hAnsi="Times New Roman" w:cs="Times New Roman"/>
           <w:b/>
@@ -15856,6 +15853,7 @@
     <w:p>
       <w:pPr>
         <w:pStyle w:val="Corpodetexto"/>
+        <w:jc w:val="both"/>
         <w:rPr>
           <w:rFonts w:ascii="Times New Roman" w:hAnsi="Times New Roman" w:cs="Times New Roman"/>
         </w:rPr>
@@ -15876,6 +15874,7 @@
           <w:ilvl w:val="0"/>
           <w:numId w:val="11"/>
         </w:numPr>
+        <w:jc w:val="both"/>
         <w:rPr>
           <w:rFonts w:ascii="Times New Roman" w:hAnsi="Times New Roman" w:cs="Times New Roman"/>
         </w:rPr>
@@ -15894,6 +15893,7 @@
           <w:ilvl w:val="0"/>
           <w:numId w:val="11"/>
         </w:numPr>
+        <w:jc w:val="both"/>
         <w:rPr>
           <w:rFonts w:ascii="Times New Roman" w:hAnsi="Times New Roman" w:cs="Times New Roman"/>
         </w:rPr>
@@ -15912,6 +15912,7 @@
           <w:ilvl w:val="0"/>
           <w:numId w:val="11"/>
         </w:numPr>
+        <w:jc w:val="both"/>
         <w:rPr>
           <w:rFonts w:ascii="Times New Roman" w:hAnsi="Times New Roman" w:cs="Times New Roman"/>
         </w:rPr>
@@ -15930,6 +15931,7 @@
           <w:ilvl w:val="0"/>
           <w:numId w:val="11"/>
         </w:numPr>
+        <w:jc w:val="both"/>
         <w:rPr>
           <w:rFonts w:ascii="Times New Roman" w:hAnsi="Times New Roman" w:cs="Times New Roman"/>
         </w:rPr>
@@ -15948,6 +15950,7 @@
           <w:ilvl w:val="0"/>
           <w:numId w:val="11"/>
         </w:numPr>
+        <w:jc w:val="both"/>
         <w:rPr>
           <w:rFonts w:ascii="Times New Roman" w:hAnsi="Times New Roman" w:cs="Times New Roman"/>
         </w:rPr>
@@ -15966,6 +15969,7 @@
           <w:ilvl w:val="0"/>
           <w:numId w:val="11"/>
         </w:numPr>
+        <w:jc w:val="both"/>
         <w:rPr>
           <w:rFonts w:ascii="Times New Roman" w:hAnsi="Times New Roman" w:cs="Times New Roman"/>
         </w:rPr>
@@ -15984,6 +15988,7 @@
           <w:ilvl w:val="0"/>
           <w:numId w:val="11"/>
         </w:numPr>
+        <w:jc w:val="both"/>
         <w:rPr>
           <w:rFonts w:ascii="Times New Roman" w:hAnsi="Times New Roman" w:cs="Times New Roman"/>
         </w:rPr>
@@ -16002,6 +16007,7 @@
           <w:ilvl w:val="0"/>
           <w:numId w:val="11"/>
         </w:numPr>
+        <w:jc w:val="both"/>
         <w:rPr>
           <w:rFonts w:ascii="Times New Roman" w:hAnsi="Times New Roman" w:cs="Times New Roman"/>
         </w:rPr>
@@ -16020,6 +16026,7 @@
           <w:ilvl w:val="0"/>
           <w:numId w:val="11"/>
         </w:numPr>
+        <w:jc w:val="both"/>
         <w:rPr>
           <w:rFonts w:ascii="Times New Roman" w:hAnsi="Times New Roman" w:cs="Times New Roman"/>
         </w:rPr>
@@ -16034,6 +16041,7 @@
     <w:p>
       <w:pPr>
         <w:pStyle w:val="Corpodetexto"/>
+        <w:jc w:val="both"/>
         <w:rPr>
           <w:rFonts w:ascii="Times New Roman" w:hAnsi="Times New Roman" w:cs="Times New Roman"/>
         </w:rPr>
@@ -16050,6 +16058,7 @@
     <w:p>
       <w:pPr>
         <w:pStyle w:val="Corpodetexto"/>
+        <w:jc w:val="both"/>
         <w:rPr>
           <w:rFonts w:ascii="Times New Roman" w:hAnsi="Times New Roman" w:cs="Times New Roman"/>
         </w:rPr>
@@ -16068,6 +16077,7 @@
           <w:ilvl w:val="0"/>
           <w:numId w:val="12"/>
         </w:numPr>
+        <w:jc w:val="both"/>
         <w:rPr>
           <w:rFonts w:ascii="Times New Roman" w:hAnsi="Times New Roman" w:cs="Times New Roman"/>
         </w:rPr>
@@ -16094,23 +16104,16 @@
           <w:ilvl w:val="0"/>
           <w:numId w:val="12"/>
         </w:numPr>
-        <w:rPr>
-          <w:rFonts w:ascii="Times New Roman" w:hAnsi="Times New Roman" w:cs="Times New Roman"/>
-        </w:rPr>
-      </w:pPr>
-      <w:proofErr w:type="spellStart"/>
-      <w:r>
-        <w:rPr>
-          <w:rFonts w:ascii="Times New Roman" w:hAnsi="Times New Roman" w:cs="Times New Roman"/>
-        </w:rPr>
-        <w:t>Canary</w:t>
-      </w:r>
-      <w:proofErr w:type="spellEnd"/>
-      <w:r>
-        <w:rPr>
-          <w:rFonts w:ascii="Times New Roman" w:hAnsi="Times New Roman" w:cs="Times New Roman"/>
-        </w:rPr>
-        <w:t xml:space="preserve"> </w:t>
+        <w:jc w:val="both"/>
+        <w:rPr>
+          <w:rFonts w:ascii="Times New Roman" w:hAnsi="Times New Roman" w:cs="Times New Roman"/>
+        </w:rPr>
+      </w:pPr>
+      <w:r>
+        <w:rPr>
+          <w:rFonts w:ascii="Times New Roman" w:hAnsi="Times New Roman" w:cs="Times New Roman"/>
+        </w:rPr>
+        <w:t xml:space="preserve">Canary </w:t>
       </w:r>
       <w:proofErr w:type="spellStart"/>
       <w:r>
@@ -16148,6 +16151,7 @@
           <w:ilvl w:val="0"/>
           <w:numId w:val="12"/>
         </w:numPr>
+        <w:jc w:val="both"/>
         <w:rPr>
           <w:rFonts w:ascii="Times New Roman" w:hAnsi="Times New Roman" w:cs="Times New Roman"/>
         </w:rPr>
@@ -16181,6 +16185,7 @@
           <w:ilvl w:val="0"/>
           <w:numId w:val="12"/>
         </w:numPr>
+        <w:jc w:val="both"/>
         <w:rPr>
           <w:rFonts w:ascii="Times New Roman" w:hAnsi="Times New Roman" w:cs="Times New Roman"/>
         </w:rPr>
@@ -16203,6 +16208,7 @@
     <w:p>
       <w:pPr>
         <w:pStyle w:val="Corpodetexto"/>
+        <w:jc w:val="both"/>
         <w:rPr>
           <w:rFonts w:ascii="Times New Roman" w:hAnsi="Times New Roman" w:cs="Times New Roman"/>
         </w:rPr>
@@ -16219,6 +16225,7 @@
     <w:p>
       <w:pPr>
         <w:pStyle w:val="Corpodetexto"/>
+        <w:jc w:val="both"/>
         <w:rPr>
           <w:rFonts w:ascii="Times New Roman" w:hAnsi="Times New Roman" w:cs="Times New Roman"/>
         </w:rPr>
@@ -16237,6 +16244,7 @@
           <w:ilvl w:val="0"/>
           <w:numId w:val="13"/>
         </w:numPr>
+        <w:jc w:val="both"/>
         <w:rPr>
           <w:rFonts w:ascii="Times New Roman" w:hAnsi="Times New Roman" w:cs="Times New Roman"/>
         </w:rPr>
@@ -16299,6 +16307,7 @@
           <w:ilvl w:val="0"/>
           <w:numId w:val="13"/>
         </w:numPr>
+        <w:jc w:val="both"/>
         <w:rPr>
           <w:rFonts w:ascii="Times New Roman" w:hAnsi="Times New Roman" w:cs="Times New Roman"/>
         </w:rPr>
@@ -16345,6 +16354,7 @@
           <w:ilvl w:val="0"/>
           <w:numId w:val="13"/>
         </w:numPr>
+        <w:jc w:val="both"/>
         <w:rPr>
           <w:rFonts w:ascii="Times New Roman" w:hAnsi="Times New Roman" w:cs="Times New Roman"/>
         </w:rPr>
@@ -16388,6 +16398,7 @@
       <w:pPr>
         <w:pStyle w:val="Corpodetexto"/>
         <w:ind w:left="720"/>
+        <w:jc w:val="both"/>
         <w:rPr>
           <w:rFonts w:ascii="Times New Roman" w:hAnsi="Times New Roman" w:cs="Times New Roman"/>
         </w:rPr>
@@ -16397,14 +16408,16 @@
       <w:pPr>
         <w:pStyle w:val="Corpodetexto"/>
         <w:ind w:left="720"/>
-        <w:rPr>
-          <w:rFonts w:ascii="Times New Roman" w:hAnsi="Times New Roman" w:cs="Times New Roman"/>
-        </w:rPr>
-      </w:pPr>
-    </w:p>
-    <w:p>
-      <w:pPr>
-        <w:pStyle w:val="Corpodetexto"/>
+        <w:jc w:val="both"/>
+        <w:rPr>
+          <w:rFonts w:ascii="Times New Roman" w:hAnsi="Times New Roman" w:cs="Times New Roman"/>
+        </w:rPr>
+      </w:pPr>
+    </w:p>
+    <w:p>
+      <w:pPr>
+        <w:pStyle w:val="Corpodetexto"/>
+        <w:jc w:val="both"/>
         <w:rPr>
           <w:rFonts w:ascii="Times New Roman" w:hAnsi="Times New Roman" w:cs="Times New Roman"/>
           <w:b/>
@@ -16415,6 +16428,7 @@
     <w:p>
       <w:pPr>
         <w:pStyle w:val="Corpodetexto"/>
+        <w:jc w:val="both"/>
         <w:rPr>
           <w:rFonts w:ascii="Times New Roman" w:hAnsi="Times New Roman" w:cs="Times New Roman"/>
         </w:rPr>
@@ -16432,6 +16446,7 @@
     <w:p>
       <w:pPr>
         <w:pStyle w:val="Corpodetexto"/>
+        <w:jc w:val="both"/>
         <w:rPr>
           <w:rFonts w:ascii="Times New Roman" w:hAnsi="Times New Roman" w:cs="Times New Roman"/>
         </w:rPr>
@@ -16474,6 +16489,7 @@
     <w:p>
       <w:pPr>
         <w:pStyle w:val="Corpodetexto"/>
+        <w:jc w:val="both"/>
         <w:rPr>
           <w:rFonts w:ascii="Times New Roman" w:hAnsi="Times New Roman" w:cs="Times New Roman"/>
         </w:rPr>
@@ -16490,6 +16506,7 @@
     <w:p>
       <w:pPr>
         <w:pStyle w:val="Corpodetexto"/>
+        <w:jc w:val="both"/>
         <w:rPr>
           <w:rFonts w:ascii="Times New Roman" w:hAnsi="Times New Roman" w:cs="Times New Roman"/>
         </w:rPr>
@@ -16518,6 +16535,7 @@
     <w:p>
       <w:pPr>
         <w:pStyle w:val="Corpodetexto"/>
+        <w:jc w:val="both"/>
         <w:rPr>
           <w:rFonts w:ascii="Times New Roman" w:hAnsi="Times New Roman" w:cs="Times New Roman"/>
         </w:rPr>
@@ -16571,6 +16589,7 @@
           <w:p>
             <w:pPr>
               <w:pStyle w:val="Corpodetexto"/>
+              <w:jc w:val="both"/>
               <w:rPr>
                 <w:rFonts w:ascii="Times New Roman" w:hAnsi="Times New Roman" w:cs="Times New Roman"/>
                 <w:b/>
@@ -16596,6 +16615,7 @@
           <w:p>
             <w:pPr>
               <w:pStyle w:val="Corpodetexto"/>
+              <w:jc w:val="both"/>
               <w:rPr>
                 <w:rFonts w:ascii="Times New Roman" w:hAnsi="Times New Roman" w:cs="Times New Roman"/>
                 <w:b/>
@@ -16621,6 +16641,7 @@
           <w:p>
             <w:pPr>
               <w:pStyle w:val="Corpodetexto"/>
+              <w:jc w:val="both"/>
               <w:rPr>
                 <w:rFonts w:ascii="Times New Roman" w:hAnsi="Times New Roman" w:cs="Times New Roman"/>
                 <w:b/>
@@ -16646,6 +16667,7 @@
           <w:p>
             <w:pPr>
               <w:pStyle w:val="Corpodetexto"/>
+              <w:jc w:val="both"/>
               <w:rPr>
                 <w:rFonts w:ascii="Times New Roman" w:hAnsi="Times New Roman" w:cs="Times New Roman"/>
                 <w:b/>
@@ -16676,6 +16698,7 @@
           <w:p>
             <w:pPr>
               <w:pStyle w:val="Corpodetexto"/>
+              <w:jc w:val="both"/>
               <w:rPr>
                 <w:rFonts w:ascii="Times New Roman" w:hAnsi="Times New Roman" w:cs="Times New Roman"/>
               </w:rPr>
@@ -16697,6 +16720,7 @@
           <w:p>
             <w:pPr>
               <w:pStyle w:val="Corpodetexto"/>
+              <w:jc w:val="both"/>
               <w:rPr>
                 <w:rFonts w:ascii="Times New Roman" w:hAnsi="Times New Roman" w:cs="Times New Roman"/>
               </w:rPr>
@@ -16734,6 +16758,7 @@
           <w:p>
             <w:pPr>
               <w:pStyle w:val="Corpodetexto"/>
+              <w:jc w:val="both"/>
               <w:rPr>
                 <w:rFonts w:ascii="Times New Roman" w:hAnsi="Times New Roman" w:cs="Times New Roman"/>
               </w:rPr>
@@ -16742,21 +16767,7 @@
               <w:rPr>
                 <w:rFonts w:ascii="Times New Roman" w:hAnsi="Times New Roman" w:cs="Times New Roman"/>
               </w:rPr>
-              <w:t xml:space="preserve">Full </w:t>
-            </w:r>
-            <w:proofErr w:type="spellStart"/>
-            <w:r>
-              <w:rPr>
-                <w:rFonts w:ascii="Times New Roman" w:hAnsi="Times New Roman" w:cs="Times New Roman"/>
-              </w:rPr>
-              <w:t>Stack</w:t>
-            </w:r>
-            <w:proofErr w:type="spellEnd"/>
-            <w:r>
-              <w:rPr>
-                <w:rFonts w:ascii="Times New Roman" w:hAnsi="Times New Roman" w:cs="Times New Roman"/>
-              </w:rPr>
-              <w:t xml:space="preserve"> (</w:t>
+              <w:t>Full Stack (</w:t>
             </w:r>
             <w:proofErr w:type="spellStart"/>
             <w:r>
@@ -16783,6 +16794,7 @@
           <w:p>
             <w:pPr>
               <w:pStyle w:val="Corpodetexto"/>
+              <w:jc w:val="both"/>
               <w:rPr>
                 <w:rFonts w:ascii="Times New Roman" w:hAnsi="Times New Roman" w:cs="Times New Roman"/>
               </w:rPr>
@@ -16800,6 +16812,7 @@
     <w:p>
       <w:pPr>
         <w:pStyle w:val="Corpodetexto"/>
+        <w:jc w:val="both"/>
         <w:rPr>
           <w:rFonts w:ascii="Times New Roman" w:hAnsi="Times New Roman" w:cs="Times New Roman"/>
         </w:rPr>
@@ -16849,7 +16862,7 @@
 </file>
 
 <file path=word/endnotes.xml><?xml version="1.0" encoding="utf-8"?>
-<w:endnotes xmlns:wpc="http://schemas.microsoft.com/office/word/2010/wordprocessingCanvas" xmlns:cx="http://schemas.microsoft.com/office/drawing/2014/chartex" xmlns:cx1="http://schemas.microsoft.com/office/drawing/2015/9/8/chartex" xmlns:cx2="http://schemas.microsoft.com/office/drawing/2015/10/21/chartex" xmlns:cx3="http://schemas.microsoft.com/office/drawing/2016/5/9/chartex" xmlns:cx4="http://schemas.microsoft.com/office/drawing/2016/5/10/chartex" xmlns:cx5="http://schemas.microsoft.com/office/drawing/2016/5/11/chartex" xmlns:cx6="http://schemas.microsoft.com/office/drawing/2016/5/12/chartex" xmlns:cx7="http://schemas.microsoft.com/office/drawing/2016/5/13/chartex" xmlns:cx8="http://schemas.microsoft.com/office/drawing/2016/5/14/chartex" xmlns:mc="http://schemas.openxmlformats.org/markup-compatibility/2006" xmlns:aink="http://schemas.microsoft.com/office/drawing/2016/ink" xmlns:am3d="http://schemas.microsoft.com/office/drawing/2017/model3d" xmlns:o="urn:schemas-microsoft-com:office:office" xmlns:r="http://schemas.openxmlformats.org/officeDocument/2006/relationships" xmlns:m="http://schemas.openxmlformats.org/officeDocument/2006/math" xmlns:v="urn:schemas-microsoft-com:vml" xmlns:wp14="http://schemas.microsoft.com/office/word/2010/wordprocessingDrawing" xmlns:wp="http://schemas.openxmlformats.org/drawingml/2006/wordprocessingDrawing" xmlns:w10="urn:schemas-microsoft-com:office:word" xmlns:w="http://schemas.openxmlformats.org/wordprocessingml/2006/main" xmlns:w14="http://schemas.microsoft.com/office/word/2010/wordml" xmlns:w15="http://schemas.microsoft.com/office/word/2012/wordml" xmlns:w16cex="http://schemas.microsoft.com/office/word/2018/wordml/cex" xmlns:w16cid="http://schemas.microsoft.com/office/word/2016/wordml/cid" xmlns:w16="http://schemas.microsoft.com/office/word/2018/wordml" xmlns:w16sdtdh="http://schemas.microsoft.com/office/word/2020/wordml/sdtdatahash" xmlns:w16se="http://schemas.microsoft.com/office/word/2015/wordml/symex" xmlns:wpg="http://schemas.microsoft.com/office/word/2010/wordprocessingGroup" xmlns:wpi="http://schemas.microsoft.com/office/word/2010/wordprocessingInk" xmlns:wne="http://schemas.microsoft.com/office/word/2006/wordml" xmlns:wps="http://schemas.microsoft.com/office/word/2010/wordprocessingShape" mc:Ignorable="w14 w15 w16se w16cid w16 w16cex w16sdtdh wp14">
+<w:endnotes xmlns:wpc="http://schemas.microsoft.com/office/word/2010/wordprocessingCanvas" xmlns:cx="http://schemas.microsoft.com/office/drawing/2014/chartex" xmlns:cx1="http://schemas.microsoft.com/office/drawing/2015/9/8/chartex" xmlns:cx2="http://schemas.microsoft.com/office/drawing/2015/10/21/chartex" xmlns:cx3="http://schemas.microsoft.com/office/drawing/2016/5/9/chartex" xmlns:cx4="http://schemas.microsoft.com/office/drawing/2016/5/10/chartex" xmlns:cx5="http://schemas.microsoft.com/office/drawing/2016/5/11/chartex" xmlns:cx6="http://schemas.microsoft.com/office/drawing/2016/5/12/chartex" xmlns:cx7="http://schemas.microsoft.com/office/drawing/2016/5/13/chartex" xmlns:cx8="http://schemas.microsoft.com/office/drawing/2016/5/14/chartex" xmlns:mc="http://schemas.openxmlformats.org/markup-compatibility/2006" xmlns:aink="http://schemas.microsoft.com/office/drawing/2016/ink" xmlns:am3d="http://schemas.microsoft.com/office/drawing/2017/model3d" xmlns:o="urn:schemas-microsoft-com:office:office" xmlns:oel="http://schemas.microsoft.com/office/2019/extlst" xmlns:r="http://schemas.openxmlformats.org/officeDocument/2006/relationships" xmlns:m="http://schemas.openxmlformats.org/officeDocument/2006/math" xmlns:v="urn:schemas-microsoft-com:vml" xmlns:wp14="http://schemas.microsoft.com/office/word/2010/wordprocessingDrawing" xmlns:wp="http://schemas.openxmlformats.org/drawingml/2006/wordprocessingDrawing" xmlns:w10="urn:schemas-microsoft-com:office:word" xmlns:w="http://schemas.openxmlformats.org/wordprocessingml/2006/main" xmlns:w14="http://schemas.microsoft.com/office/word/2010/wordml" xmlns:w15="http://schemas.microsoft.com/office/word/2012/wordml" xmlns:w16cex="http://schemas.microsoft.com/office/word/2018/wordml/cex" xmlns:w16cid="http://schemas.microsoft.com/office/word/2016/wordml/cid" xmlns:w16="http://schemas.microsoft.com/office/word/2018/wordml" xmlns:w16du="http://schemas.microsoft.com/office/word/2023/wordml/word16du" xmlns:w16sdtdh="http://schemas.microsoft.com/office/word/2020/wordml/sdtdatahash" xmlns:w16sdtfl="http://schemas.microsoft.com/office/word/2024/wordml/sdtformatlock" xmlns:w16se="http://schemas.microsoft.com/office/word/2015/wordml/symex" xmlns:wpg="http://schemas.microsoft.com/office/word/2010/wordprocessingGroup" xmlns:wpi="http://schemas.microsoft.com/office/word/2010/wordprocessingInk" xmlns:wne="http://schemas.microsoft.com/office/word/2006/wordml" xmlns:wps="http://schemas.microsoft.com/office/word/2010/wordprocessingShape" mc:Ignorable="w14 w15 w16se w16cid w16 w16cex w16sdtdh w16sdtfl w16du wp14">
   <w:endnote w:type="separator" w:id="-1">
     <w:p>
       <w:pPr>
@@ -16874,7 +16887,7 @@
 </file>
 
 <file path=word/footnotes.xml><?xml version="1.0" encoding="utf-8"?>
-<w:footnotes xmlns:wpc="http://schemas.microsoft.com/office/word/2010/wordprocessingCanvas" xmlns:cx="http://schemas.microsoft.com/office/drawing/2014/chartex" xmlns:cx1="http://schemas.microsoft.com/office/drawing/2015/9/8/chartex" xmlns:cx2="http://schemas.microsoft.com/office/drawing/2015/10/21/chartex" xmlns:cx3="http://schemas.microsoft.com/office/drawing/2016/5/9/chartex" xmlns:cx4="http://schemas.microsoft.com/office/drawing/2016/5/10/chartex" xmlns:cx5="http://schemas.microsoft.com/office/drawing/2016/5/11/chartex" xmlns:cx6="http://schemas.microsoft.com/office/drawing/2016/5/12/chartex" xmlns:cx7="http://schemas.microsoft.com/office/drawing/2016/5/13/chartex" xmlns:cx8="http://schemas.microsoft.com/office/drawing/2016/5/14/chartex" xmlns:mc="http://schemas.openxmlformats.org/markup-compatibility/2006" xmlns:aink="http://schemas.microsoft.com/office/drawing/2016/ink" xmlns:am3d="http://schemas.microsoft.com/office/drawing/2017/model3d" xmlns:o="urn:schemas-microsoft-com:office:office" xmlns:r="http://schemas.openxmlformats.org/officeDocument/2006/relationships" xmlns:m="http://schemas.openxmlformats.org/officeDocument/2006/math" xmlns:v="urn:schemas-microsoft-com:vml" xmlns:wp14="http://schemas.microsoft.com/office/word/2010/wordprocessingDrawing" xmlns:wp="http://schemas.openxmlformats.org/drawingml/2006/wordprocessingDrawing" xmlns:w10="urn:schemas-microsoft-com:office:word" xmlns:w="http://schemas.openxmlformats.org/wordprocessingml/2006/main" xmlns:w14="http://schemas.microsoft.com/office/word/2010/wordml" xmlns:w15="http://schemas.microsoft.com/office/word/2012/wordml" xmlns:w16cex="http://schemas.microsoft.com/office/word/2018/wordml/cex" xmlns:w16cid="http://schemas.microsoft.com/office/word/2016/wordml/cid" xmlns:w16="http://schemas.microsoft.com/office/word/2018/wordml" xmlns:w16sdtdh="http://schemas.microsoft.com/office/word/2020/wordml/sdtdatahash" xmlns:w16se="http://schemas.microsoft.com/office/word/2015/wordml/symex" xmlns:wpg="http://schemas.microsoft.com/office/word/2010/wordprocessingGroup" xmlns:wpi="http://schemas.microsoft.com/office/word/2010/wordprocessingInk" xmlns:wne="http://schemas.microsoft.com/office/word/2006/wordml" xmlns:wps="http://schemas.microsoft.com/office/word/2010/wordprocessingShape" mc:Ignorable="w14 w15 w16se w16cid w16 w16cex w16sdtdh wp14">
+<w:footnotes xmlns:wpc="http://schemas.microsoft.com/office/word/2010/wordprocessingCanvas" xmlns:cx="http://schemas.microsoft.com/office/drawing/2014/chartex" xmlns:cx1="http://schemas.microsoft.com/office/drawing/2015/9/8/chartex" xmlns:cx2="http://schemas.microsoft.com/office/drawing/2015/10/21/chartex" xmlns:cx3="http://schemas.microsoft.com/office/drawing/2016/5/9/chartex" xmlns:cx4="http://schemas.microsoft.com/office/drawing/2016/5/10/chartex" xmlns:cx5="http://schemas.microsoft.com/office/drawing/2016/5/11/chartex" xmlns:cx6="http://schemas.microsoft.com/office/drawing/2016/5/12/chartex" xmlns:cx7="http://schemas.microsoft.com/office/drawing/2016/5/13/chartex" xmlns:cx8="http://schemas.microsoft.com/office/drawing/2016/5/14/chartex" xmlns:mc="http://schemas.openxmlformats.org/markup-compatibility/2006" xmlns:aink="http://schemas.microsoft.com/office/drawing/2016/ink" xmlns:am3d="http://schemas.microsoft.com/office/drawing/2017/model3d" xmlns:o="urn:schemas-microsoft-com:office:office" xmlns:oel="http://schemas.microsoft.com/office/2019/extlst" xmlns:r="http://schemas.openxmlformats.org/officeDocument/2006/relationships" xmlns:m="http://schemas.openxmlformats.org/officeDocument/2006/math" xmlns:v="urn:schemas-microsoft-com:vml" xmlns:wp14="http://schemas.microsoft.com/office/word/2010/wordprocessingDrawing" xmlns:wp="http://schemas.openxmlformats.org/drawingml/2006/wordprocessingDrawing" xmlns:w10="urn:schemas-microsoft-com:office:word" xmlns:w="http://schemas.openxmlformats.org/wordprocessingml/2006/main" xmlns:w14="http://schemas.microsoft.com/office/word/2010/wordml" xmlns:w15="http://schemas.microsoft.com/office/word/2012/wordml" xmlns:w16cex="http://schemas.microsoft.com/office/word/2018/wordml/cex" xmlns:w16cid="http://schemas.microsoft.com/office/word/2016/wordml/cid" xmlns:w16="http://schemas.microsoft.com/office/word/2018/wordml" xmlns:w16du="http://schemas.microsoft.com/office/word/2023/wordml/word16du" xmlns:w16sdtdh="http://schemas.microsoft.com/office/word/2020/wordml/sdtdatahash" xmlns:w16sdtfl="http://schemas.microsoft.com/office/word/2024/wordml/sdtformatlock" xmlns:w16se="http://schemas.microsoft.com/office/word/2015/wordml/symex" xmlns:wpg="http://schemas.microsoft.com/office/word/2010/wordprocessingGroup" xmlns:wpi="http://schemas.microsoft.com/office/word/2010/wordprocessingInk" xmlns:wne="http://schemas.microsoft.com/office/word/2006/wordml" xmlns:wps="http://schemas.microsoft.com/office/word/2010/wordprocessingShape" mc:Ignorable="w14 w15 w16se w16cid w16 w16cex w16sdtdh w16sdtfl w16du wp14">
   <w:footnote w:type="separator" w:id="-1">
     <w:p>
       <w:r>
@@ -16893,7 +16906,7 @@
 </file>
 
 <file path=word/numbering.xml><?xml version="1.0" encoding="utf-8"?>
-<w:numbering xmlns:wpc="http://schemas.microsoft.com/office/word/2010/wordprocessingCanvas" xmlns:cx="http://schemas.microsoft.com/office/drawing/2014/chartex" xmlns:cx1="http://schemas.microsoft.com/office/drawing/2015/9/8/chartex" xmlns:cx2="http://schemas.microsoft.com/office/drawing/2015/10/21/chartex" xmlns:cx3="http://schemas.microsoft.com/office/drawing/2016/5/9/chartex" xmlns:cx4="http://schemas.microsoft.com/office/drawing/2016/5/10/chartex" xmlns:cx5="http://schemas.microsoft.com/office/drawing/2016/5/11/chartex" xmlns:cx6="http://schemas.microsoft.com/office/drawing/2016/5/12/chartex" xmlns:cx7="http://schemas.microsoft.com/office/drawing/2016/5/13/chartex" xmlns:cx8="http://schemas.microsoft.com/office/drawing/2016/5/14/chartex" xmlns:mc="http://schemas.openxmlformats.org/markup-compatibility/2006" xmlns:aink="http://schemas.microsoft.com/office/drawing/2016/ink" xmlns:am3d="http://schemas.microsoft.com/office/drawing/2017/model3d" xmlns:o="urn:schemas-microsoft-com:office:office" xmlns:r="http://schemas.openxmlformats.org/officeDocument/2006/relationships" xmlns:m="http://schemas.openxmlformats.org/officeDocument/2006/math" xmlns:v="urn:schemas-microsoft-com:vml" xmlns:wp14="http://schemas.microsoft.com/office/word/2010/wordprocessingDrawing" xmlns:wp="http://schemas.openxmlformats.org/drawingml/2006/wordprocessingDrawing" xmlns:w10="urn:schemas-microsoft-com:office:word" xmlns:w="http://schemas.openxmlformats.org/wordprocessingml/2006/main" xmlns:w14="http://schemas.microsoft.com/office/word/2010/wordml" xmlns:w15="http://schemas.microsoft.com/office/word/2012/wordml" xmlns:w16cex="http://schemas.microsoft.com/office/word/2018/wordml/cex" xmlns:w16cid="http://schemas.microsoft.com/office/word/2016/wordml/cid" xmlns:w16="http://schemas.microsoft.com/office/word/2018/wordml" xmlns:w16sdtdh="http://schemas.microsoft.com/office/word/2020/wordml/sdtdatahash" xmlns:w16se="http://schemas.microsoft.com/office/word/2015/wordml/symex" xmlns:wpg="http://schemas.microsoft.com/office/word/2010/wordprocessingGroup" xmlns:wpi="http://schemas.microsoft.com/office/word/2010/wordprocessingInk" xmlns:wne="http://schemas.microsoft.com/office/word/2006/wordml" xmlns:wps="http://schemas.microsoft.com/office/word/2010/wordprocessingShape" mc:Ignorable="w14 w15 w16se w16cid w16 w16cex w16sdtdh wp14">
+<w:numbering xmlns:wpc="http://schemas.microsoft.com/office/word/2010/wordprocessingCanvas" xmlns:cx="http://schemas.microsoft.com/office/drawing/2014/chartex" xmlns:cx1="http://schemas.microsoft.com/office/drawing/2015/9/8/chartex" xmlns:cx2="http://schemas.microsoft.com/office/drawing/2015/10/21/chartex" xmlns:cx3="http://schemas.microsoft.com/office/drawing/2016/5/9/chartex" xmlns:cx4="http://schemas.microsoft.com/office/drawing/2016/5/10/chartex" xmlns:cx5="http://schemas.microsoft.com/office/drawing/2016/5/11/chartex" xmlns:cx6="http://schemas.microsoft.com/office/drawing/2016/5/12/chartex" xmlns:cx7="http://schemas.microsoft.com/office/drawing/2016/5/13/chartex" xmlns:cx8="http://schemas.microsoft.com/office/drawing/2016/5/14/chartex" xmlns:mc="http://schemas.openxmlformats.org/markup-compatibility/2006" xmlns:aink="http://schemas.microsoft.com/office/drawing/2016/ink" xmlns:am3d="http://schemas.microsoft.com/office/drawing/2017/model3d" xmlns:o="urn:schemas-microsoft-com:office:office" xmlns:oel="http://schemas.microsoft.com/office/2019/extlst" xmlns:r="http://schemas.openxmlformats.org/officeDocument/2006/relationships" xmlns:m="http://schemas.openxmlformats.org/officeDocument/2006/math" xmlns:v="urn:schemas-microsoft-com:vml" xmlns:wp14="http://schemas.microsoft.com/office/word/2010/wordprocessingDrawing" xmlns:wp="http://schemas.openxmlformats.org/drawingml/2006/wordprocessingDrawing" xmlns:w10="urn:schemas-microsoft-com:office:word" xmlns:w="http://schemas.openxmlformats.org/wordprocessingml/2006/main" xmlns:w14="http://schemas.microsoft.com/office/word/2010/wordml" xmlns:w15="http://schemas.microsoft.com/office/word/2012/wordml" xmlns:w16cex="http://schemas.microsoft.com/office/word/2018/wordml/cex" xmlns:w16cid="http://schemas.microsoft.com/office/word/2016/wordml/cid" xmlns:w16="http://schemas.microsoft.com/office/word/2018/wordml" xmlns:w16du="http://schemas.microsoft.com/office/word/2023/wordml/word16du" xmlns:w16sdtdh="http://schemas.microsoft.com/office/word/2020/wordml/sdtdatahash" xmlns:w16sdtfl="http://schemas.microsoft.com/office/word/2024/wordml/sdtformatlock" xmlns:w16se="http://schemas.microsoft.com/office/word/2015/wordml/symex" xmlns:wpg="http://schemas.microsoft.com/office/word/2010/wordprocessingGroup" xmlns:wpi="http://schemas.microsoft.com/office/word/2010/wordprocessingInk" xmlns:wne="http://schemas.microsoft.com/office/word/2006/wordml" xmlns:wps="http://schemas.microsoft.com/office/word/2010/wordprocessingShape" mc:Ignorable="w14 w15 w16se w16cid w16 w16cex w16sdtdh w16sdtfl w16du wp14">
   <w:abstractNum w:abstractNumId="0" w15:restartNumberingAfterBreak="0">
     <w:nsid w:val="0D692DE3"/>
     <w:multiLevelType w:val="multilevel"/>
@@ -19057,49 +19070,49 @@
       </w:rPr>
     </w:lvl>
   </w:abstractNum>
-  <w:num w:numId="1">
+  <w:num w:numId="1" w16cid:durableId="210313345">
     <w:abstractNumId w:val="1"/>
   </w:num>
-  <w:num w:numId="2">
+  <w:num w:numId="2" w16cid:durableId="884485821">
     <w:abstractNumId w:val="5"/>
   </w:num>
-  <w:num w:numId="3">
+  <w:num w:numId="3" w16cid:durableId="985276781">
     <w:abstractNumId w:val="4"/>
   </w:num>
-  <w:num w:numId="4">
+  <w:num w:numId="4" w16cid:durableId="761730467">
     <w:abstractNumId w:val="3"/>
   </w:num>
-  <w:num w:numId="5">
+  <w:num w:numId="5" w16cid:durableId="1103186976">
     <w:abstractNumId w:val="10"/>
   </w:num>
-  <w:num w:numId="6">
+  <w:num w:numId="6" w16cid:durableId="337006276">
     <w:abstractNumId w:val="13"/>
   </w:num>
-  <w:num w:numId="7">
+  <w:num w:numId="7" w16cid:durableId="389154343">
     <w:abstractNumId w:val="14"/>
   </w:num>
-  <w:num w:numId="8">
+  <w:num w:numId="8" w16cid:durableId="1478182310">
     <w:abstractNumId w:val="0"/>
   </w:num>
-  <w:num w:numId="9">
+  <w:num w:numId="9" w16cid:durableId="902257816">
     <w:abstractNumId w:val="8"/>
   </w:num>
-  <w:num w:numId="10">
+  <w:num w:numId="10" w16cid:durableId="7372559">
     <w:abstractNumId w:val="9"/>
   </w:num>
-  <w:num w:numId="11">
+  <w:num w:numId="11" w16cid:durableId="1530221315">
     <w:abstractNumId w:val="2"/>
   </w:num>
-  <w:num w:numId="12">
+  <w:num w:numId="12" w16cid:durableId="1349329510">
     <w:abstractNumId w:val="7"/>
   </w:num>
-  <w:num w:numId="13">
+  <w:num w:numId="13" w16cid:durableId="1024596324">
     <w:abstractNumId w:val="11"/>
   </w:num>
-  <w:num w:numId="14">
+  <w:num w:numId="14" w16cid:durableId="1811048171">
     <w:abstractNumId w:val="6"/>
   </w:num>
-  <w:num w:numId="15">
+  <w:num w:numId="15" w16cid:durableId="845171344">
     <w:abstractNumId w:val="12"/>
   </w:num>
   <w:numIdMacAtCleanup w:val="14"/>
@@ -19107,7 +19120,7 @@
 </file>
 
 <file path=word/styles.xml><?xml version="1.0" encoding="utf-8"?>
-<w:styles xmlns:mc="http://schemas.openxmlformats.org/markup-compatibility/2006" xmlns:r="http://schemas.openxmlformats.org/officeDocument/2006/relationships" xmlns:w="http://schemas.openxmlformats.org/wordprocessingml/2006/main" xmlns:w14="http://schemas.microsoft.com/office/word/2010/wordml" xmlns:w15="http://schemas.microsoft.com/office/word/2012/wordml" xmlns:w16cex="http://schemas.microsoft.com/office/word/2018/wordml/cex" xmlns:w16cid="http://schemas.microsoft.com/office/word/2016/wordml/cid" xmlns:w16="http://schemas.microsoft.com/office/word/2018/wordml" xmlns:w16sdtdh="http://schemas.microsoft.com/office/word/2020/wordml/sdtdatahash" xmlns:w16se="http://schemas.microsoft.com/office/word/2015/wordml/symex" mc:Ignorable="w14 w15 w16se w16cid w16 w16cex w16sdtdh">
+<w:styles xmlns:mc="http://schemas.openxmlformats.org/markup-compatibility/2006" xmlns:r="http://schemas.openxmlformats.org/officeDocument/2006/relationships" xmlns:w="http://schemas.openxmlformats.org/wordprocessingml/2006/main" xmlns:w14="http://schemas.microsoft.com/office/word/2010/wordml" xmlns:w15="http://schemas.microsoft.com/office/word/2012/wordml" xmlns:w16cex="http://schemas.microsoft.com/office/word/2018/wordml/cex" xmlns:w16cid="http://schemas.microsoft.com/office/word/2016/wordml/cid" xmlns:w16="http://schemas.microsoft.com/office/word/2018/wordml" xmlns:w16du="http://schemas.microsoft.com/office/word/2023/wordml/word16du" xmlns:w16sdtdh="http://schemas.microsoft.com/office/word/2020/wordml/sdtdatahash" xmlns:w16sdtfl="http://schemas.microsoft.com/office/word/2024/wordml/sdtformatlock" xmlns:w16se="http://schemas.microsoft.com/office/word/2015/wordml/symex" mc:Ignorable="w14 w15 w16se w16cid w16 w16cex w16sdtdh w16sdtfl w16du">
   <w:docDefaults>
     <w:rPrDefault>
       <w:rPr>

--- a/tcc/TCC.docx
+++ b/tcc/TCC.docx
@@ -1033,7 +1033,13 @@
             </w:r>
           </w:hyperlink>
         </w:p>
-        <w:p/>
+        <w:p>
+          <w:pPr>
+            <w:rPr>
+              <w:noProof/>
+            </w:rPr>
+          </w:pPr>
+        </w:p>
         <w:p>
           <w:pPr>
             <w:pStyle w:val="Sumrio1"/>
@@ -1428,7 +1434,13 @@
             </w:r>
           </w:hyperlink>
         </w:p>
-        <w:p/>
+        <w:p>
+          <w:pPr>
+            <w:rPr>
+              <w:noProof/>
+            </w:rPr>
+          </w:pPr>
+        </w:p>
         <w:p>
           <w:pPr>
             <w:pStyle w:val="Sumrio1"/>
@@ -1962,7 +1974,13 @@
             </w:r>
           </w:hyperlink>
         </w:p>
-        <w:p/>
+        <w:p>
+          <w:pPr>
+            <w:rPr>
+              <w:noProof/>
+            </w:rPr>
+          </w:pPr>
+        </w:p>
         <w:p>
           <w:pPr>
             <w:pStyle w:val="Sumrio1"/>
@@ -2250,7 +2268,7 @@
                 <w:noProof/>
                 <w:webHidden/>
               </w:rPr>
-              <w:t>11</w:t>
+              <w:t>10</w:t>
             </w:r>
             <w:r>
               <w:rPr>
@@ -2325,7 +2343,7 @@
                 <w:noProof/>
                 <w:webHidden/>
               </w:rPr>
-              <w:t>11</w:t>
+              <w:t>10</w:t>
             </w:r>
             <w:r>
               <w:rPr>
@@ -2417,7 +2435,7 @@
                 <w:noProof/>
                 <w:webHidden/>
               </w:rPr>
-              <w:t>11</w:t>
+              <w:t>10</w:t>
             </w:r>
             <w:r>
               <w:rPr>
@@ -2509,7 +2527,7 @@
                 <w:noProof/>
                 <w:webHidden/>
               </w:rPr>
-              <w:t>11</w:t>
+              <w:t>10</w:t>
             </w:r>
             <w:r>
               <w:rPr>
@@ -2592,7 +2610,14 @@
                 <w:noProof/>
                 <w:webHidden/>
               </w:rPr>
-              <w:t>11</w:t>
+              <w:t>1</w:t>
+            </w:r>
+            <w:r>
+              <w:rPr>
+                <w:noProof/>
+                <w:webHidden/>
+              </w:rPr>
+              <w:t>0</w:t>
             </w:r>
             <w:r>
               <w:rPr>
@@ -2667,7 +2692,7 @@
                 <w:noProof/>
                 <w:webHidden/>
               </w:rPr>
-              <w:t>11</w:t>
+              <w:t>10</w:t>
             </w:r>
             <w:r>
               <w:rPr>
@@ -2750,7 +2775,7 @@
                 <w:noProof/>
                 <w:webHidden/>
               </w:rPr>
-              <w:t>11</w:t>
+              <w:t>10</w:t>
             </w:r>
             <w:r>
               <w:rPr>
@@ -2833,7 +2858,7 @@
                 <w:noProof/>
                 <w:webHidden/>
               </w:rPr>
-              <w:t>11</w:t>
+              <w:t>10</w:t>
             </w:r>
             <w:r>
               <w:rPr>
@@ -3351,7 +3376,13 @@
             </w:r>
           </w:hyperlink>
         </w:p>
-        <w:p/>
+        <w:p>
+          <w:pPr>
+            <w:rPr>
+              <w:noProof/>
+            </w:rPr>
+          </w:pPr>
+        </w:p>
         <w:p>
           <w:pPr>
             <w:pStyle w:val="Sumrio1"/>
@@ -3937,7 +3968,13 @@
             </w:r>
           </w:hyperlink>
         </w:p>
-        <w:p/>
+        <w:p>
+          <w:pPr>
+            <w:rPr>
+              <w:noProof/>
+            </w:rPr>
+          </w:pPr>
+        </w:p>
         <w:p>
           <w:pPr>
             <w:pStyle w:val="Sumrio1"/>
@@ -7675,6 +7712,572 @@
     </w:p>
     <w:p>
       <w:pPr>
+        <w:pStyle w:val="Abstract"/>
+        <w:jc w:val="both"/>
+        <w:rPr>
+          <w:rFonts w:ascii="Times New Roman" w:hAnsi="Times New Roman" w:cs="Times New Roman"/>
+          <w:sz w:val="24"/>
+          <w:szCs w:val="24"/>
+        </w:rPr>
+      </w:pPr>
+    </w:p>
+    <w:p>
+      <w:pPr>
+        <w:pStyle w:val="Ttulo2"/>
+        <w:jc w:val="both"/>
+        <w:rPr>
+          <w:rFonts w:ascii="Times New Roman" w:hAnsi="Times New Roman" w:cs="Times New Roman"/>
+          <w:sz w:val="28"/>
+          <w:szCs w:val="32"/>
+        </w:rPr>
+      </w:pPr>
+      <w:bookmarkStart w:id="68" w:name="_Toc217659127"/>
+      <w:r>
+        <w:rPr>
+          <w:rFonts w:ascii="Times New Roman" w:hAnsi="Times New Roman" w:cs="Times New Roman"/>
+          <w:b/>
+          <w:bCs w:val="0"/>
+          <w:sz w:val="28"/>
+          <w:szCs w:val="32"/>
+        </w:rPr>
+        <w:t>3.</w:t>
+      </w:r>
+      <w:r>
+        <w:rPr>
+          <w:rFonts w:ascii="Times New Roman" w:hAnsi="Times New Roman" w:cs="Times New Roman"/>
+          <w:b/>
+          <w:bCs w:val="0"/>
+          <w:sz w:val="28"/>
+          <w:szCs w:val="32"/>
+        </w:rPr>
+        <w:t>2</w:t>
+      </w:r>
+      <w:r>
+        <w:rPr>
+          <w:rFonts w:ascii="Times New Roman" w:hAnsi="Times New Roman" w:cs="Times New Roman"/>
+          <w:b/>
+          <w:bCs w:val="0"/>
+          <w:sz w:val="28"/>
+          <w:szCs w:val="32"/>
+        </w:rPr>
+        <w:t xml:space="preserve"> Design de Interface e Modelagem de Dados</w:t>
+      </w:r>
+      <w:r>
+        <w:rPr>
+          <w:rFonts w:ascii="Times New Roman" w:hAnsi="Times New Roman" w:cs="Times New Roman"/>
+          <w:b/>
+          <w:bCs w:val="0"/>
+          <w:sz w:val="28"/>
+          <w:szCs w:val="32"/>
+        </w:rPr>
+        <w:t>:</w:t>
+      </w:r>
+      <w:bookmarkEnd w:id="68"/>
+      <w:r>
+        <w:rPr>
+          <w:rFonts w:ascii="Times New Roman" w:hAnsi="Times New Roman" w:cs="Times New Roman"/>
+          <w:sz w:val="28"/>
+          <w:szCs w:val="32"/>
+        </w:rPr>
+        <w:t xml:space="preserve"> </w:t>
+      </w:r>
+    </w:p>
+    <w:p>
+      <w:pPr>
+        <w:pStyle w:val="Ttulo2"/>
+        <w:jc w:val="both"/>
+        <w:rPr>
+          <w:rFonts w:ascii="Times New Roman" w:hAnsi="Times New Roman" w:cs="Times New Roman"/>
+        </w:rPr>
+      </w:pPr>
+      <w:bookmarkStart w:id="69" w:name="_Toc217659128"/>
+      <w:r>
+        <w:rPr>
+          <w:rFonts w:ascii="Times New Roman" w:hAnsi="Times New Roman" w:cs="Times New Roman"/>
+        </w:rPr>
+        <w:t>Posteriormente, iniciou-se a fase de projeto. No âmbito da interface (UI/UX), buscou-se criar protótipos focados na usabilidade e na experiência do usuário. Paralelamente, foi realizada a modelagem do banco de dados, definindo-se as entidades e relacionamentos necessários para garantir a integridade e a persistência das informações do sistema.</w:t>
+      </w:r>
+      <w:bookmarkEnd w:id="69"/>
+    </w:p>
+    <w:p>
+      <w:pPr>
+        <w:pStyle w:val="Ttulo2"/>
+        <w:jc w:val="both"/>
+        <w:rPr>
+          <w:rFonts w:ascii="Times New Roman" w:hAnsi="Times New Roman" w:cs="Times New Roman"/>
+          <w:sz w:val="28"/>
+          <w:szCs w:val="32"/>
+        </w:rPr>
+      </w:pPr>
+      <w:bookmarkStart w:id="70" w:name="_Toc217659129"/>
+      <w:r>
+        <w:rPr>
+          <w:rFonts w:ascii="Times New Roman" w:hAnsi="Times New Roman" w:cs="Times New Roman"/>
+          <w:b/>
+          <w:bCs w:val="0"/>
+          <w:sz w:val="28"/>
+          <w:szCs w:val="32"/>
+        </w:rPr>
+        <w:t>3.3 Desenvolvimento e Implantação Contínua (CI/CD)</w:t>
+      </w:r>
+      <w:r>
+        <w:rPr>
+          <w:rFonts w:ascii="Times New Roman" w:hAnsi="Times New Roman" w:cs="Times New Roman"/>
+          <w:b/>
+          <w:bCs w:val="0"/>
+          <w:sz w:val="28"/>
+          <w:szCs w:val="32"/>
+        </w:rPr>
+        <w:t>:</w:t>
+      </w:r>
+      <w:bookmarkEnd w:id="70"/>
+      <w:r>
+        <w:rPr>
+          <w:rFonts w:ascii="Times New Roman" w:hAnsi="Times New Roman" w:cs="Times New Roman"/>
+          <w:sz w:val="28"/>
+          <w:szCs w:val="32"/>
+        </w:rPr>
+        <w:t xml:space="preserve"> </w:t>
+      </w:r>
+    </w:p>
+    <w:p>
+      <w:pPr>
+        <w:pStyle w:val="Ttulo2"/>
+        <w:jc w:val="both"/>
+        <w:rPr>
+          <w:rFonts w:ascii="Times New Roman" w:hAnsi="Times New Roman" w:cs="Times New Roman"/>
+        </w:rPr>
+      </w:pPr>
+      <w:bookmarkStart w:id="71" w:name="_Toc217659130"/>
+      <w:r>
+        <w:rPr>
+          <w:rFonts w:ascii="Times New Roman" w:hAnsi="Times New Roman" w:cs="Times New Roman"/>
+        </w:rPr>
+        <w:t>A codificação seguiu a abordagem iterativa. Para garantir a agilidade e a qualidade do código, utilizou-se um fluxo de Integração e Entrega Contínuas (</w:t>
+      </w:r>
+      <w:proofErr w:type="spellStart"/>
+      <w:r>
+        <w:rPr>
+          <w:rFonts w:ascii="Times New Roman" w:hAnsi="Times New Roman" w:cs="Times New Roman"/>
+        </w:rPr>
+        <w:t>Continuous</w:t>
+      </w:r>
+      <w:proofErr w:type="spellEnd"/>
+      <w:r>
+        <w:rPr>
+          <w:rFonts w:ascii="Times New Roman" w:hAnsi="Times New Roman" w:cs="Times New Roman"/>
+        </w:rPr>
+        <w:t xml:space="preserve"> </w:t>
+      </w:r>
+      <w:proofErr w:type="spellStart"/>
+      <w:r>
+        <w:rPr>
+          <w:rFonts w:ascii="Times New Roman" w:hAnsi="Times New Roman" w:cs="Times New Roman"/>
+        </w:rPr>
+        <w:t>Integration</w:t>
+      </w:r>
+      <w:proofErr w:type="spellEnd"/>
+      <w:r>
+        <w:rPr>
+          <w:rFonts w:ascii="Times New Roman" w:hAnsi="Times New Roman" w:cs="Times New Roman"/>
+        </w:rPr>
+        <w:t>/</w:t>
+      </w:r>
+      <w:proofErr w:type="spellStart"/>
+      <w:r>
+        <w:rPr>
+          <w:rFonts w:ascii="Times New Roman" w:hAnsi="Times New Roman" w:cs="Times New Roman"/>
+        </w:rPr>
+        <w:t>Continuous</w:t>
+      </w:r>
+      <w:proofErr w:type="spellEnd"/>
+      <w:r>
+        <w:rPr>
+          <w:rFonts w:ascii="Times New Roman" w:hAnsi="Times New Roman" w:cs="Times New Roman"/>
+        </w:rPr>
+        <w:t xml:space="preserve"> Deployment - CI/CD).</w:t>
+      </w:r>
+      <w:bookmarkEnd w:id="71"/>
+    </w:p>
+    <w:p>
+      <w:pPr>
+        <w:pStyle w:val="Ttulo2"/>
+        <w:jc w:val="both"/>
+        <w:rPr>
+          <w:rFonts w:ascii="Times New Roman" w:hAnsi="Times New Roman" w:cs="Times New Roman"/>
+        </w:rPr>
+      </w:pPr>
+      <w:bookmarkStart w:id="72" w:name="_Toc216996113"/>
+      <w:bookmarkStart w:id="73" w:name="_Toc217659131"/>
+      <w:r>
+        <w:rPr>
+          <w:rFonts w:ascii="Times New Roman" w:hAnsi="Times New Roman" w:cs="Times New Roman"/>
+          <w:b/>
+          <w:bCs w:val="0"/>
+        </w:rPr>
+        <w:t>3.3</w:t>
+      </w:r>
+      <w:r>
+        <w:rPr>
+          <w:rFonts w:ascii="Times New Roman" w:hAnsi="Times New Roman" w:cs="Times New Roman"/>
+          <w:b/>
+          <w:bCs w:val="0"/>
+        </w:rPr>
+        <w:t>.</w:t>
+      </w:r>
+      <w:r>
+        <w:rPr>
+          <w:rFonts w:ascii="Times New Roman" w:hAnsi="Times New Roman" w:cs="Times New Roman"/>
+          <w:b/>
+          <w:bCs w:val="0"/>
+        </w:rPr>
+        <w:t>1</w:t>
+      </w:r>
+      <w:r>
+        <w:rPr>
+          <w:rFonts w:ascii="Times New Roman" w:hAnsi="Times New Roman" w:cs="Times New Roman"/>
+        </w:rPr>
+        <w:t xml:space="preserve"> </w:t>
+      </w:r>
+      <w:r>
+        <w:rPr>
+          <w:rFonts w:ascii="Times New Roman" w:hAnsi="Times New Roman" w:cs="Times New Roman"/>
+          <w:b/>
+          <w:bCs w:val="0"/>
+        </w:rPr>
+        <w:t>Controle de Versão</w:t>
+      </w:r>
+      <w:r>
+        <w:rPr>
+          <w:rFonts w:ascii="Times New Roman" w:hAnsi="Times New Roman" w:cs="Times New Roman"/>
+        </w:rPr>
+        <w:t xml:space="preserve">: O código foi gerenciado via </w:t>
+      </w:r>
+      <w:proofErr w:type="spellStart"/>
+      <w:r>
+        <w:rPr>
+          <w:rFonts w:ascii="Times New Roman" w:hAnsi="Times New Roman" w:cs="Times New Roman"/>
+        </w:rPr>
+        <w:t>Git</w:t>
+      </w:r>
+      <w:proofErr w:type="spellEnd"/>
+      <w:r>
+        <w:rPr>
+          <w:rFonts w:ascii="Times New Roman" w:hAnsi="Times New Roman" w:cs="Times New Roman"/>
+        </w:rPr>
+        <w:t>/GitHub.</w:t>
+      </w:r>
+      <w:bookmarkEnd w:id="72"/>
+      <w:bookmarkEnd w:id="73"/>
+    </w:p>
+    <w:p>
+      <w:pPr>
+        <w:pStyle w:val="Ttulo2"/>
+        <w:jc w:val="both"/>
+        <w:rPr>
+          <w:rFonts w:ascii="Times New Roman" w:hAnsi="Times New Roman" w:cs="Times New Roman"/>
+        </w:rPr>
+      </w:pPr>
+      <w:bookmarkStart w:id="74" w:name="_Toc216996114"/>
+      <w:bookmarkStart w:id="75" w:name="_Toc217659132"/>
+      <w:r>
+        <w:rPr>
+          <w:rFonts w:ascii="Times New Roman" w:hAnsi="Times New Roman" w:cs="Times New Roman"/>
+          <w:b/>
+          <w:bCs w:val="0"/>
+        </w:rPr>
+        <w:t>3.3</w:t>
+      </w:r>
+      <w:r>
+        <w:rPr>
+          <w:rFonts w:ascii="Times New Roman" w:hAnsi="Times New Roman" w:cs="Times New Roman"/>
+          <w:b/>
+          <w:bCs w:val="0"/>
+        </w:rPr>
+        <w:t>.</w:t>
+      </w:r>
+      <w:r>
+        <w:rPr>
+          <w:rFonts w:ascii="Times New Roman" w:hAnsi="Times New Roman" w:cs="Times New Roman"/>
+          <w:b/>
+          <w:bCs w:val="0"/>
+        </w:rPr>
+        <w:t>2</w:t>
+      </w:r>
+      <w:r>
+        <w:rPr>
+          <w:rFonts w:ascii="Times New Roman" w:hAnsi="Times New Roman" w:cs="Times New Roman"/>
+        </w:rPr>
+        <w:t xml:space="preserve"> </w:t>
+      </w:r>
+      <w:r>
+        <w:rPr>
+          <w:rFonts w:ascii="Times New Roman" w:hAnsi="Times New Roman" w:cs="Times New Roman"/>
+          <w:b/>
+          <w:bCs w:val="0"/>
+        </w:rPr>
+        <w:t>Automação</w:t>
+      </w:r>
+      <w:r>
+        <w:rPr>
+          <w:rFonts w:ascii="Times New Roman" w:hAnsi="Times New Roman" w:cs="Times New Roman"/>
+        </w:rPr>
+        <w:t xml:space="preserve">: Utilizou-se o GitHub </w:t>
+      </w:r>
+      <w:proofErr w:type="spellStart"/>
+      <w:r>
+        <w:rPr>
+          <w:rFonts w:ascii="Times New Roman" w:hAnsi="Times New Roman" w:cs="Times New Roman"/>
+        </w:rPr>
+        <w:t>Actions</w:t>
+      </w:r>
+      <w:proofErr w:type="spellEnd"/>
+      <w:r>
+        <w:rPr>
+          <w:rFonts w:ascii="Times New Roman" w:hAnsi="Times New Roman" w:cs="Times New Roman"/>
+        </w:rPr>
+        <w:t xml:space="preserve"> para automatizar rotinas de build e testes a cada novo </w:t>
+      </w:r>
+      <w:proofErr w:type="spellStart"/>
+      <w:r>
+        <w:rPr>
+          <w:rFonts w:ascii="Times New Roman" w:hAnsi="Times New Roman" w:cs="Times New Roman"/>
+        </w:rPr>
+        <w:t>commit</w:t>
+      </w:r>
+      <w:proofErr w:type="spellEnd"/>
+      <w:r>
+        <w:rPr>
+          <w:rFonts w:ascii="Times New Roman" w:hAnsi="Times New Roman" w:cs="Times New Roman"/>
+        </w:rPr>
+        <w:t>.</w:t>
+      </w:r>
+      <w:bookmarkEnd w:id="74"/>
+      <w:bookmarkEnd w:id="75"/>
+    </w:p>
+    <w:p>
+      <w:pPr>
+        <w:pStyle w:val="Ttulo2"/>
+        <w:jc w:val="both"/>
+        <w:rPr>
+          <w:rFonts w:ascii="Times New Roman" w:hAnsi="Times New Roman" w:cs="Times New Roman"/>
+        </w:rPr>
+      </w:pPr>
+      <w:bookmarkStart w:id="76" w:name="_Toc216996115"/>
+      <w:bookmarkStart w:id="77" w:name="_Toc217659133"/>
+      <w:r>
+        <w:rPr>
+          <w:rFonts w:ascii="Times New Roman" w:hAnsi="Times New Roman" w:cs="Times New Roman"/>
+          <w:b/>
+          <w:bCs w:val="0"/>
+        </w:rPr>
+        <w:t>3.3</w:t>
+      </w:r>
+      <w:r>
+        <w:rPr>
+          <w:rFonts w:ascii="Times New Roman" w:hAnsi="Times New Roman" w:cs="Times New Roman"/>
+          <w:b/>
+          <w:bCs w:val="0"/>
+        </w:rPr>
+        <w:t>.</w:t>
+      </w:r>
+      <w:r>
+        <w:rPr>
+          <w:rFonts w:ascii="Times New Roman" w:hAnsi="Times New Roman" w:cs="Times New Roman"/>
+          <w:b/>
+          <w:bCs w:val="0"/>
+        </w:rPr>
+        <w:t xml:space="preserve">3 </w:t>
+      </w:r>
+      <w:r>
+        <w:rPr>
+          <w:rFonts w:ascii="Times New Roman" w:hAnsi="Times New Roman" w:cs="Times New Roman"/>
+          <w:b/>
+          <w:bCs w:val="0"/>
+        </w:rPr>
+        <w:t>Hospedagem</w:t>
+      </w:r>
+      <w:r>
+        <w:rPr>
+          <w:rFonts w:ascii="Times New Roman" w:hAnsi="Times New Roman" w:cs="Times New Roman"/>
+        </w:rPr>
+        <w:t>: A implantação (</w:t>
+      </w:r>
+      <w:proofErr w:type="spellStart"/>
+      <w:r>
+        <w:rPr>
+          <w:rFonts w:ascii="Times New Roman" w:hAnsi="Times New Roman" w:cs="Times New Roman"/>
+        </w:rPr>
+        <w:t>deploy</w:t>
+      </w:r>
+      <w:proofErr w:type="spellEnd"/>
+      <w:r>
+        <w:rPr>
+          <w:rFonts w:ascii="Times New Roman" w:hAnsi="Times New Roman" w:cs="Times New Roman"/>
+        </w:rPr>
+        <w:t xml:space="preserve">) foi realizada na plataforma </w:t>
+      </w:r>
+      <w:proofErr w:type="spellStart"/>
+      <w:r>
+        <w:rPr>
+          <w:rFonts w:ascii="Times New Roman" w:hAnsi="Times New Roman" w:cs="Times New Roman"/>
+        </w:rPr>
+        <w:t>Vercel</w:t>
+      </w:r>
+      <w:proofErr w:type="spellEnd"/>
+      <w:r>
+        <w:rPr>
+          <w:rFonts w:ascii="Times New Roman" w:hAnsi="Times New Roman" w:cs="Times New Roman"/>
+        </w:rPr>
+        <w:t>, permitindo a disponibilização imediata das novas funcionalidades em ambiente de produção.</w:t>
+      </w:r>
+      <w:bookmarkEnd w:id="76"/>
+      <w:bookmarkEnd w:id="77"/>
+    </w:p>
+    <w:p>
+      <w:pPr>
+        <w:pStyle w:val="Ttulo2"/>
+        <w:jc w:val="both"/>
+        <w:rPr>
+          <w:rFonts w:ascii="Times New Roman" w:hAnsi="Times New Roman" w:cs="Times New Roman"/>
+        </w:rPr>
+      </w:pPr>
+      <w:bookmarkStart w:id="78" w:name="_Toc217659134"/>
+      <w:r>
+        <w:rPr>
+          <w:rFonts w:ascii="Times New Roman" w:hAnsi="Times New Roman" w:cs="Times New Roman"/>
+          <w:b/>
+          <w:bCs w:val="0"/>
+          <w:sz w:val="28"/>
+          <w:szCs w:val="32"/>
+        </w:rPr>
+        <w:t xml:space="preserve">3.4 Estratégia de Testes e </w:t>
+      </w:r>
+      <w:r>
+        <w:rPr>
+          <w:rFonts w:ascii="Times New Roman" w:hAnsi="Times New Roman" w:cs="Times New Roman"/>
+          <w:b/>
+          <w:bCs w:val="0"/>
+        </w:rPr>
+        <w:t>Segurança</w:t>
+      </w:r>
+      <w:r>
+        <w:rPr>
+          <w:rFonts w:ascii="Times New Roman" w:hAnsi="Times New Roman" w:cs="Times New Roman"/>
+        </w:rPr>
+        <w:t xml:space="preserve"> Para assegurar a robustez da aplicação, foram aplicadas diferentes camadas de verificação:</w:t>
+      </w:r>
+      <w:bookmarkEnd w:id="78"/>
+    </w:p>
+    <w:p>
+      <w:pPr>
+        <w:pStyle w:val="Ttulo2"/>
+        <w:jc w:val="both"/>
+        <w:rPr>
+          <w:rFonts w:ascii="Times New Roman" w:hAnsi="Times New Roman" w:cs="Times New Roman"/>
+        </w:rPr>
+      </w:pPr>
+      <w:bookmarkStart w:id="79" w:name="_Toc216996117"/>
+      <w:bookmarkStart w:id="80" w:name="_Toc217659135"/>
+      <w:r>
+        <w:rPr>
+          <w:rFonts w:ascii="Times New Roman" w:hAnsi="Times New Roman" w:cs="Times New Roman"/>
+          <w:b/>
+          <w:bCs w:val="0"/>
+        </w:rPr>
+        <w:t>3.4</w:t>
+      </w:r>
+      <w:r>
+        <w:rPr>
+          <w:rFonts w:ascii="Times New Roman" w:hAnsi="Times New Roman" w:cs="Times New Roman"/>
+          <w:b/>
+          <w:bCs w:val="0"/>
+        </w:rPr>
+        <w:t>.</w:t>
+      </w:r>
+      <w:r>
+        <w:rPr>
+          <w:rFonts w:ascii="Times New Roman" w:hAnsi="Times New Roman" w:cs="Times New Roman"/>
+          <w:b/>
+          <w:bCs w:val="0"/>
+        </w:rPr>
+        <w:t xml:space="preserve">1 </w:t>
+      </w:r>
+      <w:r>
+        <w:rPr>
+          <w:rFonts w:ascii="Times New Roman" w:hAnsi="Times New Roman" w:cs="Times New Roman"/>
+          <w:b/>
+          <w:bCs w:val="0"/>
+        </w:rPr>
+        <w:t>Testes Unitários</w:t>
+      </w:r>
+      <w:r>
+        <w:rPr>
+          <w:rFonts w:ascii="Times New Roman" w:hAnsi="Times New Roman" w:cs="Times New Roman"/>
+        </w:rPr>
+        <w:t>: Para validar a lógica de componentes isolados do sistema.</w:t>
+      </w:r>
+      <w:bookmarkEnd w:id="79"/>
+      <w:bookmarkEnd w:id="80"/>
+    </w:p>
+    <w:p>
+      <w:pPr>
+        <w:pStyle w:val="Ttulo2"/>
+        <w:jc w:val="both"/>
+        <w:rPr>
+          <w:rFonts w:ascii="Times New Roman" w:hAnsi="Times New Roman" w:cs="Times New Roman"/>
+        </w:rPr>
+      </w:pPr>
+      <w:bookmarkStart w:id="81" w:name="_Toc216996118"/>
+      <w:bookmarkStart w:id="82" w:name="_Toc217659136"/>
+      <w:r>
+        <w:rPr>
+          <w:rFonts w:ascii="Times New Roman" w:hAnsi="Times New Roman" w:cs="Times New Roman"/>
+          <w:b/>
+          <w:bCs w:val="0"/>
+        </w:rPr>
+        <w:t>3.4</w:t>
+      </w:r>
+      <w:r>
+        <w:rPr>
+          <w:rFonts w:ascii="Times New Roman" w:hAnsi="Times New Roman" w:cs="Times New Roman"/>
+          <w:b/>
+          <w:bCs w:val="0"/>
+        </w:rPr>
+        <w:t>.</w:t>
+      </w:r>
+      <w:r>
+        <w:rPr>
+          <w:rFonts w:ascii="Times New Roman" w:hAnsi="Times New Roman" w:cs="Times New Roman"/>
+          <w:b/>
+          <w:bCs w:val="0"/>
+        </w:rPr>
+        <w:t xml:space="preserve">2 </w:t>
+      </w:r>
+      <w:r>
+        <w:rPr>
+          <w:rFonts w:ascii="Times New Roman" w:hAnsi="Times New Roman" w:cs="Times New Roman"/>
+          <w:b/>
+          <w:bCs w:val="0"/>
+        </w:rPr>
+        <w:t>Testes de Integração</w:t>
+      </w:r>
+      <w:r>
+        <w:rPr>
+          <w:rFonts w:ascii="Times New Roman" w:hAnsi="Times New Roman" w:cs="Times New Roman"/>
+        </w:rPr>
+        <w:t>: Para garantir que os módulos do sistema funcionem corretamente quando combinados.</w:t>
+      </w:r>
+      <w:bookmarkEnd w:id="81"/>
+      <w:bookmarkEnd w:id="82"/>
+    </w:p>
+    <w:p>
+      <w:pPr>
+        <w:pStyle w:val="Corpodetexto"/>
+      </w:pPr>
+    </w:p>
+    <w:p>
+      <w:pPr>
         <w:pStyle w:val="Ttulo2"/>
         <w:jc w:val="both"/>
         <w:rPr>
@@ -7685,7 +8288,7 @@
           <w:sz w:val="28"/>
         </w:rPr>
       </w:pPr>
-      <w:bookmarkStart w:id="68" w:name="_Toc217659126"/>
+      <w:bookmarkStart w:id="83" w:name="_Toc217659126"/>
       <w:r>
         <w:rPr>
           <w:rFonts w:ascii="Times New Roman" w:hAnsi="Times New Roman" w:cs="Times New Roman"/>
@@ -7693,9 +8296,28 @@
           <w:bCs w:val="0"/>
           <w:sz w:val="28"/>
         </w:rPr>
-        <w:t xml:space="preserve">3.2 </w:t>
-      </w:r>
-      <w:bookmarkEnd w:id="68"/>
+        <w:lastRenderedPageBreak/>
+        <w:t>3.</w:t>
+      </w:r>
+      <w:r>
+        <w:rPr>
+          <w:rFonts w:ascii="Times New Roman" w:hAnsi="Times New Roman" w:cs="Times New Roman"/>
+          <w:b/>
+          <w:bCs w:val="0"/>
+          <w:sz w:val="28"/>
+        </w:rPr>
+        <w:t>5</w:t>
+      </w:r>
+      <w:r>
+        <w:rPr>
+          <w:rFonts w:ascii="Times New Roman" w:hAnsi="Times New Roman" w:cs="Times New Roman"/>
+          <w:b/>
+          <w:bCs w:val="0"/>
+          <w:sz w:val="28"/>
+        </w:rPr>
+        <w:t xml:space="preserve"> </w:t>
+      </w:r>
+      <w:bookmarkEnd w:id="83"/>
       <w:r>
         <w:rPr>
           <w:rStyle w:val="Forte"/>
@@ -8089,27 +8711,13 @@
     </w:p>
     <w:p>
       <w:pPr>
-        <w:pStyle w:val="Abstract"/>
-        <w:jc w:val="both"/>
-        <w:rPr>
-          <w:rFonts w:ascii="Times New Roman" w:hAnsi="Times New Roman" w:cs="Times New Roman"/>
-          <w:sz w:val="24"/>
-          <w:szCs w:val="24"/>
-        </w:rPr>
+        <w:pStyle w:val="Corpodetexto"/>
       </w:pPr>
     </w:p>
     <w:p>
       <w:pPr>
         <w:pStyle w:val="Ttulo2"/>
         <w:jc w:val="both"/>
-        <w:rPr>
-          <w:rFonts w:ascii="Times New Roman" w:hAnsi="Times New Roman" w:cs="Times New Roman"/>
-          <w:sz w:val="28"/>
-          <w:szCs w:val="32"/>
-        </w:rPr>
-      </w:pPr>
-      <w:bookmarkStart w:id="69" w:name="_Toc217659127"/>
-      <w:r>
         <w:rPr>
           <w:rFonts w:ascii="Times New Roman" w:hAnsi="Times New Roman" w:cs="Times New Roman"/>
           <w:b/>
@@ -8117,8 +8725,9 @@
           <w:sz w:val="28"/>
           <w:szCs w:val="32"/>
         </w:rPr>
-        <w:t>3.</w:t>
-      </w:r>
+      </w:pPr>
+      <w:bookmarkStart w:id="84" w:name="_Toc217659137"/>
+      <w:bookmarkStart w:id="85" w:name="_Toc216996119"/>
       <w:r>
         <w:rPr>
           <w:rFonts w:ascii="Times New Roman" w:hAnsi="Times New Roman" w:cs="Times New Roman"/>
@@ -8127,7 +8736,7 @@
           <w:sz w:val="28"/>
           <w:szCs w:val="32"/>
         </w:rPr>
-        <w:t>3</w:t>
+        <w:t>3.</w:t>
       </w:r>
       <w:r>
         <w:rPr>
@@ -8137,7 +8746,7 @@
           <w:sz w:val="28"/>
           <w:szCs w:val="32"/>
         </w:rPr>
-        <w:t xml:space="preserve"> Design de Interface e Modelagem de Dados</w:t>
+        <w:t>6</w:t>
       </w:r>
       <w:r>
         <w:rPr>
@@ -8147,46 +8756,9 @@
           <w:sz w:val="28"/>
           <w:szCs w:val="32"/>
         </w:rPr>
-        <w:t>:</w:t>
-      </w:r>
-      <w:bookmarkEnd w:id="69"/>
-      <w:r>
-        <w:rPr>
-          <w:rFonts w:ascii="Times New Roman" w:hAnsi="Times New Roman" w:cs="Times New Roman"/>
-          <w:sz w:val="28"/>
-          <w:szCs w:val="32"/>
-        </w:rPr>
         <w:t xml:space="preserve"> </w:t>
       </w:r>
-    </w:p>
-    <w:p>
-      <w:pPr>
-        <w:pStyle w:val="Ttulo2"/>
-        <w:jc w:val="both"/>
-        <w:rPr>
-          <w:rFonts w:ascii="Times New Roman" w:hAnsi="Times New Roman" w:cs="Times New Roman"/>
-        </w:rPr>
-      </w:pPr>
-      <w:bookmarkStart w:id="70" w:name="_Toc217659128"/>
-      <w:r>
-        <w:rPr>
-          <w:rFonts w:ascii="Times New Roman" w:hAnsi="Times New Roman" w:cs="Times New Roman"/>
-        </w:rPr>
-        <w:t>Posteriormente, iniciou-se a fase de projeto. No âmbito da interface (UI/UX), buscou-se criar protótipos focados na usabilidade e na experiência do usuário. Paralelamente, foi realizada a modelagem do banco de dados, definindo-se as entidades e relacionamentos necessários para garantir a integridade e a persistência das informações do sistema.</w:t>
-      </w:r>
-      <w:bookmarkEnd w:id="70"/>
-    </w:p>
-    <w:p>
-      <w:pPr>
-        <w:pStyle w:val="Ttulo2"/>
-        <w:jc w:val="both"/>
-        <w:rPr>
-          <w:rFonts w:ascii="Times New Roman" w:hAnsi="Times New Roman" w:cs="Times New Roman"/>
-          <w:sz w:val="28"/>
-          <w:szCs w:val="32"/>
-        </w:rPr>
-      </w:pPr>
-      <w:bookmarkStart w:id="71" w:name="_Toc217659129"/>
+      <w:bookmarkEnd w:id="84"/>
       <w:r>
         <w:rPr>
           <w:rFonts w:ascii="Times New Roman" w:hAnsi="Times New Roman" w:cs="Times New Roman"/>
@@ -8195,9 +8767,1097 @@
           <w:sz w:val="28"/>
           <w:szCs w:val="32"/>
         </w:rPr>
-        <w:t>3.3 Desenvolvimento e Implantação Contínua (CI/CD)</w:t>
-      </w:r>
-      <w:r>
+        <w:t>Desenvolvimento de Aplicação Nativa (Android APK)</w:t>
+      </w:r>
+      <w:r>
+        <w:rPr>
+          <w:rFonts w:ascii="Times New Roman" w:hAnsi="Times New Roman" w:cs="Times New Roman"/>
+          <w:sz w:val="28"/>
+          <w:szCs w:val="32"/>
+        </w:rPr>
+        <w:t xml:space="preserve"> </w:t>
+      </w:r>
+    </w:p>
+    <w:bookmarkEnd w:id="85"/>
+    <w:p>
+      <w:pPr>
+        <w:pStyle w:val="Corpodetexto"/>
+        <w:jc w:val="both"/>
+        <w:rPr>
+          <w:rFonts w:ascii="Times New Roman" w:eastAsia="Times New Roman" w:hAnsi="Times New Roman" w:cs="Times New Roman"/>
+          <w:color w:val="000000" w:themeColor="text1"/>
+          <w:lang w:eastAsia="pt-BR"/>
+        </w:rPr>
+      </w:pPr>
+      <w:r>
+        <w:rPr>
+          <w:rFonts w:ascii="Times New Roman" w:eastAsia="Times New Roman" w:hAnsi="Times New Roman" w:cs="Times New Roman"/>
+          <w:color w:val="000000" w:themeColor="text1"/>
+          <w:lang w:eastAsia="pt-BR"/>
+        </w:rPr>
+        <w:t xml:space="preserve"> </w:t>
+      </w:r>
+      <w:r>
+        <w:rPr>
+          <w:rFonts w:ascii="Times New Roman" w:eastAsia="Times New Roman" w:hAnsi="Times New Roman" w:cs="Times New Roman"/>
+          <w:color w:val="000000" w:themeColor="text1"/>
+          <w:lang w:eastAsia="pt-BR"/>
+        </w:rPr>
+        <w:t>O desenvolvimento da versão móvel nativa do sistema </w:t>
+      </w:r>
+      <w:r>
+        <w:rPr>
+          <w:rFonts w:ascii="Times New Roman" w:eastAsia="Times New Roman" w:hAnsi="Times New Roman" w:cs="Times New Roman"/>
+          <w:b/>
+          <w:bCs/>
+          <w:color w:val="000000" w:themeColor="text1"/>
+          <w:lang w:eastAsia="pt-BR"/>
+        </w:rPr>
+        <w:t>Gestão Atípicos</w:t>
+      </w:r>
+      <w:r>
+        <w:rPr>
+          <w:rFonts w:ascii="Times New Roman" w:eastAsia="Times New Roman" w:hAnsi="Times New Roman" w:cs="Times New Roman"/>
+          <w:color w:val="000000" w:themeColor="text1"/>
+          <w:lang w:eastAsia="pt-BR"/>
+        </w:rPr>
+        <w:t> foi realizado através da utilização do </w:t>
+      </w:r>
+      <w:r>
+        <w:rPr>
+          <w:rFonts w:ascii="Times New Roman" w:eastAsia="Times New Roman" w:hAnsi="Times New Roman" w:cs="Times New Roman"/>
+          <w:b/>
+          <w:bCs/>
+          <w:color w:val="000000" w:themeColor="text1"/>
+          <w:lang w:eastAsia="pt-BR"/>
+        </w:rPr>
+        <w:t>Capacitor</w:t>
+      </w:r>
+      <w:r>
+        <w:rPr>
+          <w:rFonts w:ascii="Times New Roman" w:eastAsia="Times New Roman" w:hAnsi="Times New Roman" w:cs="Times New Roman"/>
+          <w:color w:val="000000" w:themeColor="text1"/>
+          <w:lang w:eastAsia="pt-BR"/>
+        </w:rPr>
+        <w:t>, um </w:t>
+      </w:r>
+      <w:proofErr w:type="spellStart"/>
+      <w:r>
+        <w:rPr>
+          <w:rFonts w:ascii="Times New Roman" w:eastAsia="Times New Roman" w:hAnsi="Times New Roman" w:cs="Times New Roman"/>
+          <w:i/>
+          <w:iCs/>
+          <w:color w:val="000000" w:themeColor="text1"/>
+          <w:lang w:eastAsia="pt-BR"/>
+        </w:rPr>
+        <w:t>runtime</w:t>
+      </w:r>
+      <w:proofErr w:type="spellEnd"/>
+      <w:r>
+        <w:rPr>
+          <w:rFonts w:ascii="Times New Roman" w:eastAsia="Times New Roman" w:hAnsi="Times New Roman" w:cs="Times New Roman"/>
+          <w:color w:val="000000" w:themeColor="text1"/>
+          <w:lang w:eastAsia="pt-BR"/>
+        </w:rPr>
+        <w:t> multiplataforma que permite a execução de aplicações web modernas em dispositivos nativos. Esta abordagem estratégica possibilitou o reaproveitamento integral da base de código desenvolvida em </w:t>
+      </w:r>
+      <w:proofErr w:type="spellStart"/>
+      <w:r>
+        <w:rPr>
+          <w:rFonts w:ascii="Times New Roman" w:eastAsia="Times New Roman" w:hAnsi="Times New Roman" w:cs="Times New Roman"/>
+          <w:b/>
+          <w:bCs/>
+          <w:color w:val="000000" w:themeColor="text1"/>
+          <w:lang w:eastAsia="pt-BR"/>
+        </w:rPr>
+        <w:t>React</w:t>
+      </w:r>
+      <w:proofErr w:type="spellEnd"/>
+      <w:r>
+        <w:rPr>
+          <w:rFonts w:ascii="Times New Roman" w:eastAsia="Times New Roman" w:hAnsi="Times New Roman" w:cs="Times New Roman"/>
+          <w:color w:val="000000" w:themeColor="text1"/>
+          <w:lang w:eastAsia="pt-BR"/>
+        </w:rPr>
+        <w:t> e </w:t>
+      </w:r>
+      <w:proofErr w:type="spellStart"/>
+      <w:r>
+        <w:rPr>
+          <w:rFonts w:ascii="Times New Roman" w:eastAsia="Times New Roman" w:hAnsi="Times New Roman" w:cs="Times New Roman"/>
+          <w:b/>
+          <w:bCs/>
+          <w:color w:val="000000" w:themeColor="text1"/>
+          <w:lang w:eastAsia="pt-BR"/>
+        </w:rPr>
+        <w:t>TypeScript</w:t>
+      </w:r>
+      <w:proofErr w:type="spellEnd"/>
+      <w:r>
+        <w:rPr>
+          <w:rFonts w:ascii="Times New Roman" w:eastAsia="Times New Roman" w:hAnsi="Times New Roman" w:cs="Times New Roman"/>
+          <w:color w:val="000000" w:themeColor="text1"/>
+          <w:lang w:eastAsia="pt-BR"/>
+        </w:rPr>
+        <w:t>, garantindo a consistência visual e funcional entre as versões web e mobile, além de reduzir significativamente o tempo e o custo de desenvolvimento.</w:t>
+      </w:r>
+    </w:p>
+    <w:p>
+      <w:pPr>
+        <w:pStyle w:val="Corpodetexto"/>
+        <w:jc w:val="both"/>
+        <w:rPr>
+          <w:rFonts w:ascii="Times New Roman" w:eastAsia="Times New Roman" w:hAnsi="Times New Roman" w:cs="Times New Roman"/>
+          <w:color w:val="000000" w:themeColor="text1"/>
+          <w:lang w:eastAsia="pt-BR"/>
+        </w:rPr>
+      </w:pPr>
+      <w:r>
+        <w:rPr>
+          <w:rFonts w:ascii="Times New Roman" w:eastAsia="Times New Roman" w:hAnsi="Times New Roman" w:cs="Times New Roman"/>
+          <w:color w:val="000000" w:themeColor="text1"/>
+          <w:lang w:eastAsia="pt-BR"/>
+        </w:rPr>
+        <w:t>A arquitetura da solução móvel consiste no encapsulamento da aplicação web (SPA - </w:t>
+      </w:r>
+      <w:r>
+        <w:rPr>
+          <w:rFonts w:ascii="Times New Roman" w:eastAsia="Times New Roman" w:hAnsi="Times New Roman" w:cs="Times New Roman"/>
+          <w:i/>
+          <w:iCs/>
+          <w:color w:val="000000" w:themeColor="text1"/>
+          <w:lang w:eastAsia="pt-BR"/>
+        </w:rPr>
+        <w:t xml:space="preserve">Single Page </w:t>
+      </w:r>
+      <w:proofErr w:type="spellStart"/>
+      <w:r>
+        <w:rPr>
+          <w:rFonts w:ascii="Times New Roman" w:eastAsia="Times New Roman" w:hAnsi="Times New Roman" w:cs="Times New Roman"/>
+          <w:i/>
+          <w:iCs/>
+          <w:color w:val="000000" w:themeColor="text1"/>
+          <w:lang w:eastAsia="pt-BR"/>
+        </w:rPr>
+        <w:t>Application</w:t>
+      </w:r>
+      <w:proofErr w:type="spellEnd"/>
+      <w:r>
+        <w:rPr>
+          <w:rFonts w:ascii="Times New Roman" w:eastAsia="Times New Roman" w:hAnsi="Times New Roman" w:cs="Times New Roman"/>
+          <w:color w:val="000000" w:themeColor="text1"/>
+          <w:lang w:eastAsia="pt-BR"/>
+        </w:rPr>
+        <w:t>) dentro de uma </w:t>
+      </w:r>
+      <w:proofErr w:type="spellStart"/>
+      <w:r>
+        <w:rPr>
+          <w:rFonts w:ascii="Times New Roman" w:eastAsia="Times New Roman" w:hAnsi="Times New Roman" w:cs="Times New Roman"/>
+          <w:i/>
+          <w:iCs/>
+          <w:color w:val="000000" w:themeColor="text1"/>
+          <w:lang w:eastAsia="pt-BR"/>
+        </w:rPr>
+        <w:t>WebView</w:t>
+      </w:r>
+      <w:proofErr w:type="spellEnd"/>
+      <w:r>
+        <w:rPr>
+          <w:rFonts w:ascii="Times New Roman" w:eastAsia="Times New Roman" w:hAnsi="Times New Roman" w:cs="Times New Roman"/>
+          <w:color w:val="000000" w:themeColor="text1"/>
+          <w:lang w:eastAsia="pt-BR"/>
+        </w:rPr>
+        <w:t> nativa do sistema operacional Android. O Capacitor atua como uma ponte (</w:t>
+      </w:r>
+      <w:r>
+        <w:rPr>
+          <w:rFonts w:ascii="Times New Roman" w:eastAsia="Times New Roman" w:hAnsi="Times New Roman" w:cs="Times New Roman"/>
+          <w:i/>
+          <w:iCs/>
+          <w:color w:val="000000" w:themeColor="text1"/>
+          <w:lang w:eastAsia="pt-BR"/>
+        </w:rPr>
+        <w:t>bridge</w:t>
+      </w:r>
+      <w:r>
+        <w:rPr>
+          <w:rFonts w:ascii="Times New Roman" w:eastAsia="Times New Roman" w:hAnsi="Times New Roman" w:cs="Times New Roman"/>
+          <w:color w:val="000000" w:themeColor="text1"/>
+          <w:lang w:eastAsia="pt-BR"/>
+        </w:rPr>
+        <w:t xml:space="preserve">), permitindo que o código </w:t>
+      </w:r>
+      <w:proofErr w:type="spellStart"/>
+      <w:r>
+        <w:rPr>
+          <w:rFonts w:ascii="Times New Roman" w:eastAsia="Times New Roman" w:hAnsi="Times New Roman" w:cs="Times New Roman"/>
+          <w:color w:val="000000" w:themeColor="text1"/>
+          <w:lang w:eastAsia="pt-BR"/>
+        </w:rPr>
+        <w:t>JavaScript</w:t>
+      </w:r>
+      <w:proofErr w:type="spellEnd"/>
+      <w:r>
+        <w:rPr>
+          <w:rFonts w:ascii="Times New Roman" w:eastAsia="Times New Roman" w:hAnsi="Times New Roman" w:cs="Times New Roman"/>
+          <w:color w:val="000000" w:themeColor="text1"/>
+          <w:lang w:eastAsia="pt-BR"/>
+        </w:rPr>
+        <w:t xml:space="preserve"> se comunique com APIs nativas do dispositivo quando necessário, mantendo o desempenho próximo ao de aplicações nativas puras para operações de interface.</w:t>
+      </w:r>
+    </w:p>
+    <w:p>
+      <w:pPr>
+        <w:pStyle w:val="Corpodetexto"/>
+        <w:jc w:val="both"/>
+        <w:rPr>
+          <w:rFonts w:ascii="Times New Roman" w:eastAsia="Times New Roman" w:hAnsi="Times New Roman" w:cs="Times New Roman"/>
+          <w:color w:val="000000" w:themeColor="text1"/>
+          <w:lang w:eastAsia="pt-BR"/>
+        </w:rPr>
+      </w:pPr>
+      <w:r>
+        <w:rPr>
+          <w:rFonts w:ascii="Times New Roman" w:eastAsia="Times New Roman" w:hAnsi="Times New Roman" w:cs="Times New Roman"/>
+          <w:color w:val="000000" w:themeColor="text1"/>
+          <w:lang w:eastAsia="pt-BR"/>
+        </w:rPr>
+        <w:lastRenderedPageBreak/>
+        <w:t>O processo de geração do artefato instalável (APK - </w:t>
+      </w:r>
+      <w:r>
+        <w:rPr>
+          <w:rFonts w:ascii="Times New Roman" w:eastAsia="Times New Roman" w:hAnsi="Times New Roman" w:cs="Times New Roman"/>
+          <w:i/>
+          <w:iCs/>
+          <w:color w:val="000000" w:themeColor="text1"/>
+          <w:lang w:eastAsia="pt-BR"/>
+        </w:rPr>
+        <w:t xml:space="preserve">Android </w:t>
+      </w:r>
+      <w:proofErr w:type="spellStart"/>
+      <w:r>
+        <w:rPr>
+          <w:rFonts w:ascii="Times New Roman" w:eastAsia="Times New Roman" w:hAnsi="Times New Roman" w:cs="Times New Roman"/>
+          <w:i/>
+          <w:iCs/>
+          <w:color w:val="000000" w:themeColor="text1"/>
+          <w:lang w:eastAsia="pt-BR"/>
+        </w:rPr>
+        <w:t>Package</w:t>
+      </w:r>
+      <w:proofErr w:type="spellEnd"/>
+      <w:r>
+        <w:rPr>
+          <w:rFonts w:ascii="Times New Roman" w:eastAsia="Times New Roman" w:hAnsi="Times New Roman" w:cs="Times New Roman"/>
+          <w:i/>
+          <w:iCs/>
+          <w:color w:val="000000" w:themeColor="text1"/>
+          <w:lang w:eastAsia="pt-BR"/>
+        </w:rPr>
+        <w:t xml:space="preserve"> Kit</w:t>
+      </w:r>
+      <w:r>
+        <w:rPr>
+          <w:rFonts w:ascii="Times New Roman" w:eastAsia="Times New Roman" w:hAnsi="Times New Roman" w:cs="Times New Roman"/>
+          <w:color w:val="000000" w:themeColor="text1"/>
+          <w:lang w:eastAsia="pt-BR"/>
+        </w:rPr>
+        <w:t>) foi estruturado em um </w:t>
+      </w:r>
+      <w:r>
+        <w:rPr>
+          <w:rFonts w:ascii="Times New Roman" w:eastAsia="Times New Roman" w:hAnsi="Times New Roman" w:cs="Times New Roman"/>
+          <w:i/>
+          <w:iCs/>
+          <w:color w:val="000000" w:themeColor="text1"/>
+          <w:lang w:eastAsia="pt-BR"/>
+        </w:rPr>
+        <w:t>pipeline</w:t>
+      </w:r>
+      <w:r>
+        <w:rPr>
+          <w:rFonts w:ascii="Times New Roman" w:eastAsia="Times New Roman" w:hAnsi="Times New Roman" w:cs="Times New Roman"/>
+          <w:color w:val="000000" w:themeColor="text1"/>
+          <w:lang w:eastAsia="pt-BR"/>
+        </w:rPr>
+        <w:t> de construção automatizado, compreendendo as seguintes etapas:</w:t>
+      </w:r>
+    </w:p>
+    <w:p>
+      <w:pPr>
+        <w:pStyle w:val="Corpodetexto"/>
+        <w:numPr>
+          <w:ilvl w:val="0"/>
+          <w:numId w:val="16"/>
+        </w:numPr>
+        <w:jc w:val="both"/>
+        <w:rPr>
+          <w:rFonts w:ascii="Times New Roman" w:eastAsia="Times New Roman" w:hAnsi="Times New Roman" w:cs="Times New Roman"/>
+          <w:color w:val="000000" w:themeColor="text1"/>
+          <w:lang w:eastAsia="pt-BR"/>
+        </w:rPr>
+      </w:pPr>
+      <w:r>
+        <w:rPr>
+          <w:rFonts w:ascii="Times New Roman" w:eastAsia="Times New Roman" w:hAnsi="Times New Roman" w:cs="Times New Roman"/>
+          <w:b/>
+          <w:bCs/>
+          <w:color w:val="000000" w:themeColor="text1"/>
+          <w:lang w:eastAsia="pt-BR"/>
+        </w:rPr>
+        <w:t>Compilação Web:</w:t>
+      </w:r>
+      <w:r>
+        <w:rPr>
+          <w:rFonts w:ascii="Times New Roman" w:eastAsia="Times New Roman" w:hAnsi="Times New Roman" w:cs="Times New Roman"/>
+          <w:color w:val="000000" w:themeColor="text1"/>
+          <w:lang w:eastAsia="pt-BR"/>
+        </w:rPr>
+        <w:t xml:space="preserve"> A aplicação é </w:t>
+      </w:r>
+      <w:proofErr w:type="spellStart"/>
+      <w:r>
+        <w:rPr>
+          <w:rFonts w:ascii="Times New Roman" w:eastAsia="Times New Roman" w:hAnsi="Times New Roman" w:cs="Times New Roman"/>
+          <w:color w:val="000000" w:themeColor="text1"/>
+          <w:lang w:eastAsia="pt-BR"/>
+        </w:rPr>
+        <w:t>transpilada</w:t>
+      </w:r>
+      <w:proofErr w:type="spellEnd"/>
+      <w:r>
+        <w:rPr>
+          <w:rFonts w:ascii="Times New Roman" w:eastAsia="Times New Roman" w:hAnsi="Times New Roman" w:cs="Times New Roman"/>
+          <w:color w:val="000000" w:themeColor="text1"/>
+          <w:lang w:eastAsia="pt-BR"/>
+        </w:rPr>
+        <w:t xml:space="preserve"> e otimizada pela ferramenta de build </w:t>
+      </w:r>
+      <w:r>
+        <w:rPr>
+          <w:rFonts w:ascii="Times New Roman" w:eastAsia="Times New Roman" w:hAnsi="Times New Roman" w:cs="Times New Roman"/>
+          <w:b/>
+          <w:bCs/>
+          <w:color w:val="000000" w:themeColor="text1"/>
+          <w:lang w:eastAsia="pt-BR"/>
+        </w:rPr>
+        <w:t>Vite</w:t>
+      </w:r>
+      <w:r>
+        <w:rPr>
+          <w:rFonts w:ascii="Times New Roman" w:eastAsia="Times New Roman" w:hAnsi="Times New Roman" w:cs="Times New Roman"/>
+          <w:color w:val="000000" w:themeColor="text1"/>
+          <w:lang w:eastAsia="pt-BR"/>
+        </w:rPr>
+        <w:t xml:space="preserve">, gerando os arquivos estáticos (HTML, CSS, </w:t>
+      </w:r>
+      <w:proofErr w:type="spellStart"/>
+      <w:r>
+        <w:rPr>
+          <w:rFonts w:ascii="Times New Roman" w:eastAsia="Times New Roman" w:hAnsi="Times New Roman" w:cs="Times New Roman"/>
+          <w:color w:val="000000" w:themeColor="text1"/>
+          <w:lang w:eastAsia="pt-BR"/>
+        </w:rPr>
+        <w:t>JavaScript</w:t>
+      </w:r>
+      <w:proofErr w:type="spellEnd"/>
+      <w:r>
+        <w:rPr>
+          <w:rFonts w:ascii="Times New Roman" w:eastAsia="Times New Roman" w:hAnsi="Times New Roman" w:cs="Times New Roman"/>
+          <w:color w:val="000000" w:themeColor="text1"/>
+          <w:lang w:eastAsia="pt-BR"/>
+        </w:rPr>
+        <w:t xml:space="preserve">) </w:t>
+      </w:r>
+      <w:proofErr w:type="spellStart"/>
+      <w:r>
+        <w:rPr>
+          <w:rFonts w:ascii="Times New Roman" w:eastAsia="Times New Roman" w:hAnsi="Times New Roman" w:cs="Times New Roman"/>
+          <w:color w:val="000000" w:themeColor="text1"/>
+          <w:lang w:eastAsia="pt-BR"/>
+        </w:rPr>
+        <w:t>minificados</w:t>
+      </w:r>
+      <w:proofErr w:type="spellEnd"/>
+      <w:r>
+        <w:rPr>
+          <w:rFonts w:ascii="Times New Roman" w:eastAsia="Times New Roman" w:hAnsi="Times New Roman" w:cs="Times New Roman"/>
+          <w:color w:val="000000" w:themeColor="text1"/>
+          <w:lang w:eastAsia="pt-BR"/>
+        </w:rPr>
+        <w:t xml:space="preserve"> no diretório de distribuição.</w:t>
+      </w:r>
+    </w:p>
+    <w:p>
+      <w:pPr>
+        <w:pStyle w:val="Corpodetexto"/>
+        <w:numPr>
+          <w:ilvl w:val="0"/>
+          <w:numId w:val="16"/>
+        </w:numPr>
+        <w:jc w:val="both"/>
+        <w:rPr>
+          <w:rFonts w:ascii="Times New Roman" w:eastAsia="Times New Roman" w:hAnsi="Times New Roman" w:cs="Times New Roman"/>
+          <w:color w:val="000000" w:themeColor="text1"/>
+          <w:lang w:eastAsia="pt-BR"/>
+        </w:rPr>
+      </w:pPr>
+      <w:r>
+        <w:rPr>
+          <w:rFonts w:ascii="Times New Roman" w:eastAsia="Times New Roman" w:hAnsi="Times New Roman" w:cs="Times New Roman"/>
+          <w:b/>
+          <w:bCs/>
+          <w:color w:val="000000" w:themeColor="text1"/>
+          <w:lang w:eastAsia="pt-BR"/>
+        </w:rPr>
+        <w:t>Sincronização Nativa:</w:t>
+      </w:r>
+      <w:r>
+        <w:rPr>
+          <w:rFonts w:ascii="Times New Roman" w:eastAsia="Times New Roman" w:hAnsi="Times New Roman" w:cs="Times New Roman"/>
+          <w:color w:val="000000" w:themeColor="text1"/>
+          <w:lang w:eastAsia="pt-BR"/>
+        </w:rPr>
+        <w:t> O comando </w:t>
+      </w:r>
+      <w:proofErr w:type="spellStart"/>
+      <w:r>
+        <w:rPr>
+          <w:rFonts w:ascii="Times New Roman" w:eastAsia="Times New Roman" w:hAnsi="Times New Roman" w:cs="Times New Roman"/>
+          <w:color w:val="000000" w:themeColor="text1"/>
+          <w:lang w:eastAsia="pt-BR"/>
+        </w:rPr>
+        <w:t>npx</w:t>
+      </w:r>
+      <w:proofErr w:type="spellEnd"/>
+      <w:r>
+        <w:rPr>
+          <w:rFonts w:ascii="Times New Roman" w:eastAsia="Times New Roman" w:hAnsi="Times New Roman" w:cs="Times New Roman"/>
+          <w:color w:val="000000" w:themeColor="text1"/>
+          <w:lang w:eastAsia="pt-BR"/>
+        </w:rPr>
+        <w:t xml:space="preserve"> cap </w:t>
+      </w:r>
+      <w:proofErr w:type="spellStart"/>
+      <w:r>
+        <w:rPr>
+          <w:rFonts w:ascii="Times New Roman" w:eastAsia="Times New Roman" w:hAnsi="Times New Roman" w:cs="Times New Roman"/>
+          <w:color w:val="000000" w:themeColor="text1"/>
+          <w:lang w:eastAsia="pt-BR"/>
+        </w:rPr>
+        <w:t>sync</w:t>
+      </w:r>
+      <w:proofErr w:type="spellEnd"/>
+      <w:r>
+        <w:rPr>
+          <w:rFonts w:ascii="Times New Roman" w:eastAsia="Times New Roman" w:hAnsi="Times New Roman" w:cs="Times New Roman"/>
+          <w:color w:val="000000" w:themeColor="text1"/>
+          <w:lang w:eastAsia="pt-BR"/>
+        </w:rPr>
+        <w:t> sincroniza os arquivos estáticos gerados para o diretório de </w:t>
+      </w:r>
+      <w:proofErr w:type="spellStart"/>
+      <w:r>
+        <w:rPr>
+          <w:rFonts w:ascii="Times New Roman" w:eastAsia="Times New Roman" w:hAnsi="Times New Roman" w:cs="Times New Roman"/>
+          <w:i/>
+          <w:iCs/>
+          <w:color w:val="000000" w:themeColor="text1"/>
+          <w:lang w:eastAsia="pt-BR"/>
+        </w:rPr>
+        <w:t>assets</w:t>
+      </w:r>
+      <w:proofErr w:type="spellEnd"/>
+      <w:r>
+        <w:rPr>
+          <w:rFonts w:ascii="Times New Roman" w:eastAsia="Times New Roman" w:hAnsi="Times New Roman" w:cs="Times New Roman"/>
+          <w:color w:val="000000" w:themeColor="text1"/>
+          <w:lang w:eastAsia="pt-BR"/>
+        </w:rPr>
+        <w:t> do projeto Android (</w:t>
+      </w:r>
+      <w:proofErr w:type="spellStart"/>
+      <w:r>
+        <w:rPr>
+          <w:rFonts w:ascii="Times New Roman" w:eastAsia="Times New Roman" w:hAnsi="Times New Roman" w:cs="Times New Roman"/>
+          <w:color w:val="000000" w:themeColor="text1"/>
+          <w:lang w:eastAsia="pt-BR"/>
+        </w:rPr>
+        <w:t>android</w:t>
+      </w:r>
+      <w:proofErr w:type="spellEnd"/>
+      <w:r>
+        <w:rPr>
+          <w:rFonts w:ascii="Times New Roman" w:eastAsia="Times New Roman" w:hAnsi="Times New Roman" w:cs="Times New Roman"/>
+          <w:color w:val="000000" w:themeColor="text1"/>
+          <w:lang w:eastAsia="pt-BR"/>
+        </w:rPr>
+        <w:t>/app/</w:t>
+      </w:r>
+      <w:proofErr w:type="spellStart"/>
+      <w:r>
+        <w:rPr>
+          <w:rFonts w:ascii="Times New Roman" w:eastAsia="Times New Roman" w:hAnsi="Times New Roman" w:cs="Times New Roman"/>
+          <w:color w:val="000000" w:themeColor="text1"/>
+          <w:lang w:eastAsia="pt-BR"/>
+        </w:rPr>
+        <w:t>src</w:t>
+      </w:r>
+      <w:proofErr w:type="spellEnd"/>
+      <w:r>
+        <w:rPr>
+          <w:rFonts w:ascii="Times New Roman" w:eastAsia="Times New Roman" w:hAnsi="Times New Roman" w:cs="Times New Roman"/>
+          <w:color w:val="000000" w:themeColor="text1"/>
+          <w:lang w:eastAsia="pt-BR"/>
+        </w:rPr>
+        <w:t>/</w:t>
+      </w:r>
+      <w:proofErr w:type="spellStart"/>
+      <w:r>
+        <w:rPr>
+          <w:rFonts w:ascii="Times New Roman" w:eastAsia="Times New Roman" w:hAnsi="Times New Roman" w:cs="Times New Roman"/>
+          <w:color w:val="000000" w:themeColor="text1"/>
+          <w:lang w:eastAsia="pt-BR"/>
+        </w:rPr>
+        <w:t>main</w:t>
+      </w:r>
+      <w:proofErr w:type="spellEnd"/>
+      <w:r>
+        <w:rPr>
+          <w:rFonts w:ascii="Times New Roman" w:eastAsia="Times New Roman" w:hAnsi="Times New Roman" w:cs="Times New Roman"/>
+          <w:color w:val="000000" w:themeColor="text1"/>
+          <w:lang w:eastAsia="pt-BR"/>
+        </w:rPr>
+        <w:t>/</w:t>
+      </w:r>
+      <w:proofErr w:type="spellStart"/>
+      <w:r>
+        <w:rPr>
+          <w:rFonts w:ascii="Times New Roman" w:eastAsia="Times New Roman" w:hAnsi="Times New Roman" w:cs="Times New Roman"/>
+          <w:color w:val="000000" w:themeColor="text1"/>
+          <w:lang w:eastAsia="pt-BR"/>
+        </w:rPr>
+        <w:t>assets</w:t>
+      </w:r>
+      <w:proofErr w:type="spellEnd"/>
+      <w:r>
+        <w:rPr>
+          <w:rFonts w:ascii="Times New Roman" w:eastAsia="Times New Roman" w:hAnsi="Times New Roman" w:cs="Times New Roman"/>
+          <w:color w:val="000000" w:themeColor="text1"/>
+          <w:lang w:eastAsia="pt-BR"/>
+        </w:rPr>
+        <w:t>/</w:t>
+      </w:r>
+      <w:proofErr w:type="spellStart"/>
+      <w:r>
+        <w:rPr>
+          <w:rFonts w:ascii="Times New Roman" w:eastAsia="Times New Roman" w:hAnsi="Times New Roman" w:cs="Times New Roman"/>
+          <w:color w:val="000000" w:themeColor="text1"/>
+          <w:lang w:eastAsia="pt-BR"/>
+        </w:rPr>
+        <w:t>public</w:t>
+      </w:r>
+      <w:proofErr w:type="spellEnd"/>
+      <w:r>
+        <w:rPr>
+          <w:rFonts w:ascii="Times New Roman" w:eastAsia="Times New Roman" w:hAnsi="Times New Roman" w:cs="Times New Roman"/>
+          <w:color w:val="000000" w:themeColor="text1"/>
+          <w:lang w:eastAsia="pt-BR"/>
+        </w:rPr>
+        <w:t>/) e atualiza as dependências de plugins nativos.</w:t>
+      </w:r>
+    </w:p>
+    <w:p>
+      <w:pPr>
+        <w:pStyle w:val="Corpodetexto"/>
+        <w:numPr>
+          <w:ilvl w:val="0"/>
+          <w:numId w:val="16"/>
+        </w:numPr>
+        <w:jc w:val="both"/>
+        <w:rPr>
+          <w:rFonts w:ascii="Times New Roman" w:eastAsia="Times New Roman" w:hAnsi="Times New Roman" w:cs="Times New Roman"/>
+          <w:color w:val="000000" w:themeColor="text1"/>
+          <w:lang w:eastAsia="pt-BR"/>
+        </w:rPr>
+      </w:pPr>
+      <w:r>
+        <w:rPr>
+          <w:rFonts w:ascii="Times New Roman" w:eastAsia="Times New Roman" w:hAnsi="Times New Roman" w:cs="Times New Roman"/>
+          <w:b/>
+          <w:bCs/>
+          <w:color w:val="000000" w:themeColor="text1"/>
+          <w:lang w:eastAsia="pt-BR"/>
+        </w:rPr>
+        <w:t>Geração de Recursos Gráficos:</w:t>
+      </w:r>
+      <w:r>
+        <w:rPr>
+          <w:rFonts w:ascii="Times New Roman" w:eastAsia="Times New Roman" w:hAnsi="Times New Roman" w:cs="Times New Roman"/>
+          <w:color w:val="000000" w:themeColor="text1"/>
+          <w:lang w:eastAsia="pt-BR"/>
+        </w:rPr>
+        <w:t> Para assegurar uma experiência de usuário consistente com as diretrizes de design do Android, ícones adaptativos e telas de abertura (</w:t>
+      </w:r>
+      <w:proofErr w:type="spellStart"/>
+      <w:r>
+        <w:rPr>
+          <w:rFonts w:ascii="Times New Roman" w:eastAsia="Times New Roman" w:hAnsi="Times New Roman" w:cs="Times New Roman"/>
+          <w:i/>
+          <w:iCs/>
+          <w:color w:val="000000" w:themeColor="text1"/>
+          <w:lang w:eastAsia="pt-BR"/>
+        </w:rPr>
+        <w:t>Splash</w:t>
+      </w:r>
+      <w:proofErr w:type="spellEnd"/>
+      <w:r>
+        <w:rPr>
+          <w:rFonts w:ascii="Times New Roman" w:eastAsia="Times New Roman" w:hAnsi="Times New Roman" w:cs="Times New Roman"/>
+          <w:i/>
+          <w:iCs/>
+          <w:color w:val="000000" w:themeColor="text1"/>
+          <w:lang w:eastAsia="pt-BR"/>
+        </w:rPr>
+        <w:t xml:space="preserve"> </w:t>
+      </w:r>
+      <w:proofErr w:type="spellStart"/>
+      <w:r>
+        <w:rPr>
+          <w:rFonts w:ascii="Times New Roman" w:eastAsia="Times New Roman" w:hAnsi="Times New Roman" w:cs="Times New Roman"/>
+          <w:i/>
+          <w:iCs/>
+          <w:color w:val="000000" w:themeColor="text1"/>
+          <w:lang w:eastAsia="pt-BR"/>
+        </w:rPr>
+        <w:t>Screens</w:t>
+      </w:r>
+      <w:proofErr w:type="spellEnd"/>
+      <w:r>
+        <w:rPr>
+          <w:rFonts w:ascii="Times New Roman" w:eastAsia="Times New Roman" w:hAnsi="Times New Roman" w:cs="Times New Roman"/>
+          <w:color w:val="000000" w:themeColor="text1"/>
+          <w:lang w:eastAsia="pt-BR"/>
+        </w:rPr>
+        <w:t>) são gerados automaticamente para diversas densidades de tela (de </w:t>
+      </w:r>
+      <w:proofErr w:type="spellStart"/>
+      <w:r>
+        <w:rPr>
+          <w:rFonts w:ascii="Times New Roman" w:eastAsia="Times New Roman" w:hAnsi="Times New Roman" w:cs="Times New Roman"/>
+          <w:i/>
+          <w:iCs/>
+          <w:color w:val="000000" w:themeColor="text1"/>
+          <w:lang w:eastAsia="pt-BR"/>
+        </w:rPr>
+        <w:t>ldpi</w:t>
+      </w:r>
+      <w:proofErr w:type="spellEnd"/>
+      <w:r>
+        <w:rPr>
+          <w:rFonts w:ascii="Times New Roman" w:eastAsia="Times New Roman" w:hAnsi="Times New Roman" w:cs="Times New Roman"/>
+          <w:color w:val="000000" w:themeColor="text1"/>
+          <w:lang w:eastAsia="pt-BR"/>
+        </w:rPr>
+        <w:t> a </w:t>
+      </w:r>
+      <w:proofErr w:type="spellStart"/>
+      <w:r>
+        <w:rPr>
+          <w:rFonts w:ascii="Times New Roman" w:eastAsia="Times New Roman" w:hAnsi="Times New Roman" w:cs="Times New Roman"/>
+          <w:i/>
+          <w:iCs/>
+          <w:color w:val="000000" w:themeColor="text1"/>
+          <w:lang w:eastAsia="pt-BR"/>
+        </w:rPr>
+        <w:t>xxxhdpi</w:t>
+      </w:r>
+      <w:proofErr w:type="spellEnd"/>
+      <w:r>
+        <w:rPr>
+          <w:rFonts w:ascii="Times New Roman" w:eastAsia="Times New Roman" w:hAnsi="Times New Roman" w:cs="Times New Roman"/>
+          <w:color w:val="000000" w:themeColor="text1"/>
+          <w:lang w:eastAsia="pt-BR"/>
+        </w:rPr>
+        <w:t>) utilizando a ferramenta @capacitor/assets.</w:t>
+      </w:r>
+    </w:p>
+    <w:p>
+      <w:pPr>
+        <w:pStyle w:val="Corpodetexto"/>
+        <w:numPr>
+          <w:ilvl w:val="0"/>
+          <w:numId w:val="16"/>
+        </w:numPr>
+        <w:jc w:val="both"/>
+        <w:rPr>
+          <w:rFonts w:ascii="Times New Roman" w:eastAsia="Times New Roman" w:hAnsi="Times New Roman" w:cs="Times New Roman"/>
+          <w:color w:val="000000" w:themeColor="text1"/>
+          <w:lang w:eastAsia="pt-BR"/>
+        </w:rPr>
+      </w:pPr>
+      <w:r>
+        <w:rPr>
+          <w:rFonts w:ascii="Times New Roman" w:eastAsia="Times New Roman" w:hAnsi="Times New Roman" w:cs="Times New Roman"/>
+          <w:b/>
+          <w:bCs/>
+          <w:color w:val="000000" w:themeColor="text1"/>
+          <w:lang w:eastAsia="pt-BR"/>
+        </w:rPr>
+        <w:t>Compilação Nativa:</w:t>
+      </w:r>
+      <w:r>
+        <w:rPr>
+          <w:rFonts w:ascii="Times New Roman" w:eastAsia="Times New Roman" w:hAnsi="Times New Roman" w:cs="Times New Roman"/>
+          <w:color w:val="000000" w:themeColor="text1"/>
+          <w:lang w:eastAsia="pt-BR"/>
+        </w:rPr>
+        <w:t> O sistema de build </w:t>
+      </w:r>
+      <w:proofErr w:type="spellStart"/>
+      <w:r>
+        <w:rPr>
+          <w:rFonts w:ascii="Times New Roman" w:eastAsia="Times New Roman" w:hAnsi="Times New Roman" w:cs="Times New Roman"/>
+          <w:b/>
+          <w:bCs/>
+          <w:color w:val="000000" w:themeColor="text1"/>
+          <w:lang w:eastAsia="pt-BR"/>
+        </w:rPr>
+        <w:t>Gradle</w:t>
+      </w:r>
+      <w:proofErr w:type="spellEnd"/>
+      <w:r>
+        <w:rPr>
+          <w:rFonts w:ascii="Times New Roman" w:eastAsia="Times New Roman" w:hAnsi="Times New Roman" w:cs="Times New Roman"/>
+          <w:color w:val="000000" w:themeColor="text1"/>
+          <w:lang w:eastAsia="pt-BR"/>
+        </w:rPr>
+        <w:t> é utilizado para compilar o projeto Android, empacotando o </w:t>
+      </w:r>
+      <w:proofErr w:type="spellStart"/>
+      <w:r>
+        <w:rPr>
+          <w:rFonts w:ascii="Times New Roman" w:eastAsia="Times New Roman" w:hAnsi="Times New Roman" w:cs="Times New Roman"/>
+          <w:i/>
+          <w:iCs/>
+          <w:color w:val="000000" w:themeColor="text1"/>
+          <w:lang w:eastAsia="pt-BR"/>
+        </w:rPr>
+        <w:t>runtime</w:t>
+      </w:r>
+      <w:proofErr w:type="spellEnd"/>
+      <w:r>
+        <w:rPr>
+          <w:rFonts w:ascii="Times New Roman" w:eastAsia="Times New Roman" w:hAnsi="Times New Roman" w:cs="Times New Roman"/>
+          <w:color w:val="000000" w:themeColor="text1"/>
+          <w:lang w:eastAsia="pt-BR"/>
+        </w:rPr>
+        <w:t> do Capacitor, os plugins e os </w:t>
+      </w:r>
+      <w:proofErr w:type="spellStart"/>
+      <w:r>
+        <w:rPr>
+          <w:rFonts w:ascii="Times New Roman" w:eastAsia="Times New Roman" w:hAnsi="Times New Roman" w:cs="Times New Roman"/>
+          <w:i/>
+          <w:iCs/>
+          <w:color w:val="000000" w:themeColor="text1"/>
+          <w:lang w:eastAsia="pt-BR"/>
+        </w:rPr>
+        <w:t>assets</w:t>
+      </w:r>
+      <w:proofErr w:type="spellEnd"/>
+      <w:r>
+        <w:rPr>
+          <w:rFonts w:ascii="Times New Roman" w:eastAsia="Times New Roman" w:hAnsi="Times New Roman" w:cs="Times New Roman"/>
+          <w:color w:val="000000" w:themeColor="text1"/>
+          <w:lang w:eastAsia="pt-BR"/>
+        </w:rPr>
+        <w:t> web em um arquivo .</w:t>
+      </w:r>
+      <w:proofErr w:type="spellStart"/>
+      <w:r>
+        <w:rPr>
+          <w:rFonts w:ascii="Times New Roman" w:eastAsia="Times New Roman" w:hAnsi="Times New Roman" w:cs="Times New Roman"/>
+          <w:color w:val="000000" w:themeColor="text1"/>
+          <w:lang w:eastAsia="pt-BR"/>
+        </w:rPr>
+        <w:t>apk</w:t>
+      </w:r>
+      <w:proofErr w:type="spellEnd"/>
+      <w:r>
+        <w:rPr>
+          <w:rFonts w:ascii="Times New Roman" w:eastAsia="Times New Roman" w:hAnsi="Times New Roman" w:cs="Times New Roman"/>
+          <w:color w:val="000000" w:themeColor="text1"/>
+          <w:lang w:eastAsia="pt-BR"/>
+        </w:rPr>
+        <w:t> assinado, pronto para instalação.</w:t>
+      </w:r>
+    </w:p>
+    <w:p>
+      <w:pPr>
+        <w:pStyle w:val="Corpodetexto"/>
+        <w:jc w:val="both"/>
+        <w:rPr>
+          <w:rFonts w:ascii="Times New Roman" w:eastAsia="Times New Roman" w:hAnsi="Times New Roman" w:cs="Times New Roman"/>
+          <w:color w:val="000000" w:themeColor="text1"/>
+          <w:lang w:eastAsia="pt-BR"/>
+        </w:rPr>
+      </w:pPr>
+      <w:r>
+        <w:rPr>
+          <w:rFonts w:ascii="Times New Roman" w:eastAsia="Times New Roman" w:hAnsi="Times New Roman" w:cs="Times New Roman"/>
+          <w:color w:val="000000" w:themeColor="text1"/>
+          <w:lang w:eastAsia="pt-BR"/>
+        </w:rPr>
+        <w:t>Adicionalmente, para facilitar a distribuição e o acesso em ambientes onde a publicação em lojas de aplicativos (Google Play Store) pode ser burocrática ou desnecessária (como em testes internos ou uso corporativo restrito), foi implementado um mecanismo de </w:t>
+      </w:r>
+      <w:r>
+        <w:rPr>
+          <w:rFonts w:ascii="Times New Roman" w:eastAsia="Times New Roman" w:hAnsi="Times New Roman" w:cs="Times New Roman"/>
+          <w:b/>
+          <w:bCs/>
+          <w:color w:val="000000" w:themeColor="text1"/>
+          <w:lang w:eastAsia="pt-BR"/>
+        </w:rPr>
+        <w:t>distribuição direta</w:t>
+      </w:r>
+      <w:r>
+        <w:rPr>
+          <w:rFonts w:ascii="Times New Roman" w:eastAsia="Times New Roman" w:hAnsi="Times New Roman" w:cs="Times New Roman"/>
+          <w:color w:val="000000" w:themeColor="text1"/>
+          <w:lang w:eastAsia="pt-BR"/>
+        </w:rPr>
+        <w:t>. A aplicação web detecta, através do </w:t>
+      </w:r>
+      <w:proofErr w:type="spellStart"/>
+      <w:r>
+        <w:rPr>
+          <w:rFonts w:ascii="Times New Roman" w:eastAsia="Times New Roman" w:hAnsi="Times New Roman" w:cs="Times New Roman"/>
+          <w:i/>
+          <w:iCs/>
+          <w:color w:val="000000" w:themeColor="text1"/>
+          <w:lang w:eastAsia="pt-BR"/>
+        </w:rPr>
+        <w:t>User</w:t>
+      </w:r>
+      <w:proofErr w:type="spellEnd"/>
+      <w:r>
+        <w:rPr>
+          <w:rFonts w:ascii="Times New Roman" w:eastAsia="Times New Roman" w:hAnsi="Times New Roman" w:cs="Times New Roman"/>
+          <w:i/>
+          <w:iCs/>
+          <w:color w:val="000000" w:themeColor="text1"/>
+          <w:lang w:eastAsia="pt-BR"/>
+        </w:rPr>
+        <w:t xml:space="preserve"> Agent</w:t>
+      </w:r>
+      <w:r>
+        <w:rPr>
+          <w:rFonts w:ascii="Times New Roman" w:eastAsia="Times New Roman" w:hAnsi="Times New Roman" w:cs="Times New Roman"/>
+          <w:color w:val="000000" w:themeColor="text1"/>
+          <w:lang w:eastAsia="pt-BR"/>
+        </w:rPr>
+        <w:t>, se o acesso está sendo realizado por um dispositivo Android. Caso positivo, e se a aplicação não estiver rodando em modo </w:t>
+      </w:r>
+      <w:proofErr w:type="spellStart"/>
+      <w:r>
+        <w:rPr>
+          <w:rFonts w:ascii="Times New Roman" w:eastAsia="Times New Roman" w:hAnsi="Times New Roman" w:cs="Times New Roman"/>
+          <w:i/>
+          <w:iCs/>
+          <w:color w:val="000000" w:themeColor="text1"/>
+          <w:lang w:eastAsia="pt-BR"/>
+        </w:rPr>
+        <w:t>standalone</w:t>
+      </w:r>
+      <w:proofErr w:type="spellEnd"/>
+      <w:r>
+        <w:rPr>
+          <w:rFonts w:ascii="Times New Roman" w:eastAsia="Times New Roman" w:hAnsi="Times New Roman" w:cs="Times New Roman"/>
+          <w:color w:val="000000" w:themeColor="text1"/>
+          <w:lang w:eastAsia="pt-BR"/>
+        </w:rPr>
+        <w:t> (instalada), a interface oferece proativamente um link direto para o download do arquivo APK hospedado no servidor, permitindo a instalação imediata pelo usuário (</w:t>
+      </w:r>
+      <w:r>
+        <w:rPr>
+          <w:rFonts w:ascii="Times New Roman" w:eastAsia="Times New Roman" w:hAnsi="Times New Roman" w:cs="Times New Roman"/>
+          <w:i/>
+          <w:iCs/>
+          <w:color w:val="000000" w:themeColor="text1"/>
+          <w:lang w:eastAsia="pt-BR"/>
+        </w:rPr>
+        <w:t>Sideloading</w:t>
+      </w:r>
+      <w:r>
+        <w:rPr>
+          <w:rFonts w:ascii="Times New Roman" w:eastAsia="Times New Roman" w:hAnsi="Times New Roman" w:cs="Times New Roman"/>
+          <w:color w:val="000000" w:themeColor="text1"/>
+          <w:lang w:eastAsia="pt-BR"/>
+        </w:rPr>
+        <w:t>).</w:t>
+      </w:r>
+    </w:p>
+    <w:p>
+      <w:pPr>
+        <w:pStyle w:val="Corpodetexto"/>
+        <w:jc w:val="both"/>
+        <w:rPr>
+          <w:rFonts w:ascii="Times New Roman" w:eastAsia="Times New Roman" w:hAnsi="Times New Roman" w:cs="Times New Roman"/>
+          <w:color w:val="000000" w:themeColor="text1"/>
+          <w:lang w:eastAsia="pt-BR"/>
+        </w:rPr>
+      </w:pPr>
+      <w:r>
+        <w:rPr>
+          <w:rFonts w:ascii="Times New Roman" w:eastAsia="Times New Roman" w:hAnsi="Times New Roman" w:cs="Times New Roman"/>
+          <w:color w:val="000000" w:themeColor="text1"/>
+          <w:lang w:eastAsia="pt-BR"/>
+        </w:rPr>
+        <w:t>Esta estratégia híbrida conferiu ao projeto </w:t>
+      </w:r>
+      <w:r>
+        <w:rPr>
+          <w:rFonts w:ascii="Times New Roman" w:eastAsia="Times New Roman" w:hAnsi="Times New Roman" w:cs="Times New Roman"/>
+          <w:b/>
+          <w:bCs/>
+          <w:color w:val="000000" w:themeColor="text1"/>
+          <w:lang w:eastAsia="pt-BR"/>
+        </w:rPr>
+        <w:t>Gestão Atípicos</w:t>
+      </w:r>
+      <w:r>
+        <w:rPr>
+          <w:rFonts w:ascii="Times New Roman" w:eastAsia="Times New Roman" w:hAnsi="Times New Roman" w:cs="Times New Roman"/>
+          <w:color w:val="000000" w:themeColor="text1"/>
+          <w:lang w:eastAsia="pt-BR"/>
+        </w:rPr>
+        <w:t> a versatilidade de uma aplicação web com a presença e a capacidade de integração de uma aplicação nativa, atendendo aos requisitos de acessibilidade e mobilidade dos cuidadores e responsáveis.</w:t>
+      </w:r>
+    </w:p>
+    <w:p>
+      <w:pPr>
+        <w:pStyle w:val="Corpodetexto"/>
+        <w:jc w:val="both"/>
+      </w:pPr>
+    </w:p>
+    <w:p>
+      <w:pPr>
+        <w:pStyle w:val="Corpodetexto"/>
+      </w:pPr>
+    </w:p>
+    <w:p>
+      <w:pPr>
+        <w:pStyle w:val="Corpodetexto"/>
+      </w:pPr>
+    </w:p>
+    <w:p>
+      <w:pPr>
+        <w:pStyle w:val="Corpodetexto"/>
+      </w:pPr>
+    </w:p>
+    <w:p>
+      <w:pPr>
+        <w:pStyle w:val="Corpodetexto"/>
+        <w:jc w:val="both"/>
+      </w:pPr>
+    </w:p>
+    <w:p>
+      <w:pPr>
+        <w:pStyle w:val="Ttulo1"/>
+        <w:jc w:val="both"/>
+        <w:rPr>
+          <w:rFonts w:ascii="Times New Roman" w:hAnsi="Times New Roman" w:cs="Times New Roman"/>
+          <w:color w:val="000000" w:themeColor="text1"/>
+          <w:sz w:val="28"/>
+          <w:szCs w:val="28"/>
+        </w:rPr>
+      </w:pPr>
+      <w:bookmarkStart w:id="86" w:name="_Toc217659139"/>
+      <w:r>
+        <w:rPr>
+          <w:rFonts w:ascii="Times New Roman" w:hAnsi="Times New Roman" w:cs="Times New Roman"/>
+          <w:color w:val="000000" w:themeColor="text1"/>
+          <w:sz w:val="28"/>
+          <w:szCs w:val="28"/>
+        </w:rPr>
+        <w:t>4. ESCOPO DOS TESTES DE PENETRAÇÃO</w:t>
+      </w:r>
+      <w:bookmarkEnd w:id="86"/>
+    </w:p>
+    <w:p>
+      <w:pPr>
+        <w:pStyle w:val="Corpodetexto"/>
+        <w:jc w:val="both"/>
+        <w:rPr>
+          <w:rFonts w:ascii="Times New Roman" w:hAnsi="Times New Roman" w:cs="Times New Roman"/>
+          <w:color w:val="000000" w:themeColor="text1"/>
+        </w:rPr>
+      </w:pPr>
+      <w:r>
+        <w:rPr>
+          <w:rFonts w:ascii="Times New Roman" w:hAnsi="Times New Roman" w:cs="Times New Roman"/>
+          <w:color w:val="000000" w:themeColor="text1"/>
+        </w:rPr>
+        <w:t xml:space="preserve">Após a execução dos ciclos de testes de segurança, baseados na metodologia descrita anteriormente e nas diretrizes do OWASP, os resultados foram compilados e analisados. O objetivo desta seção é discutir a eficácia dos controles de segurança implementados na plataforma "Gestão Atípicos", avaliando a robustez da arquitetura baseada em </w:t>
+      </w:r>
+      <w:proofErr w:type="spellStart"/>
+      <w:r>
+        <w:rPr>
+          <w:rFonts w:ascii="Times New Roman" w:hAnsi="Times New Roman" w:cs="Times New Roman"/>
+          <w:color w:val="000000" w:themeColor="text1"/>
+        </w:rPr>
+        <w:t>Vercel</w:t>
+      </w:r>
+      <w:proofErr w:type="spellEnd"/>
+      <w:r>
+        <w:rPr>
+          <w:rFonts w:ascii="Times New Roman" w:hAnsi="Times New Roman" w:cs="Times New Roman"/>
+          <w:color w:val="000000" w:themeColor="text1"/>
+        </w:rPr>
+        <w:t xml:space="preserve"> e </w:t>
+      </w:r>
+      <w:proofErr w:type="spellStart"/>
+      <w:r>
+        <w:rPr>
+          <w:rFonts w:ascii="Times New Roman" w:hAnsi="Times New Roman" w:cs="Times New Roman"/>
+          <w:color w:val="000000" w:themeColor="text1"/>
+        </w:rPr>
+        <w:t>Supabase</w:t>
+      </w:r>
+      <w:proofErr w:type="spellEnd"/>
+      <w:r>
+        <w:rPr>
+          <w:rFonts w:ascii="Times New Roman" w:hAnsi="Times New Roman" w:cs="Times New Roman"/>
+          <w:color w:val="000000" w:themeColor="text1"/>
+        </w:rPr>
+        <w:t>.</w:t>
+      </w:r>
+    </w:p>
+    <w:p>
+      <w:pPr>
+        <w:pStyle w:val="Corpodetexto"/>
+        <w:jc w:val="both"/>
+        <w:rPr>
+          <w:rFonts w:ascii="Times New Roman" w:hAnsi="Times New Roman" w:cs="Times New Roman"/>
+          <w:color w:val="000000" w:themeColor="text1"/>
+        </w:rPr>
+      </w:pPr>
+      <w:r>
+        <w:rPr>
+          <w:rFonts w:ascii="Times New Roman" w:hAnsi="Times New Roman" w:cs="Times New Roman"/>
+          <w:color w:val="000000" w:themeColor="text1"/>
+        </w:rPr>
+        <w:lastRenderedPageBreak/>
+        <w:t>A auditoria, finalizada em dezembro de 2025, indicou que a aplicação atingiu um nível satisfatório de maturidade de segurança, não apresentando vulnerabilidades críticas exploráveis no escopo avaliado.</w:t>
+      </w:r>
+    </w:p>
+    <w:p>
+      <w:pPr>
+        <w:pStyle w:val="Ttulo2"/>
+        <w:jc w:val="both"/>
         <w:rPr>
           <w:rFonts w:ascii="Times New Roman" w:hAnsi="Times New Roman" w:cs="Times New Roman"/>
           <w:b/>
@@ -8205,321 +9865,8 @@
           <w:sz w:val="28"/>
           <w:szCs w:val="32"/>
         </w:rPr>
-        <w:t>:</w:t>
-      </w:r>
-      <w:bookmarkEnd w:id="71"/>
-      <w:r>
-        <w:rPr>
-          <w:rFonts w:ascii="Times New Roman" w:hAnsi="Times New Roman" w:cs="Times New Roman"/>
-          <w:sz w:val="28"/>
-          <w:szCs w:val="32"/>
-        </w:rPr>
-        <w:t xml:space="preserve"> </w:t>
-      </w:r>
-    </w:p>
-    <w:p>
-      <w:pPr>
-        <w:pStyle w:val="Ttulo2"/>
-        <w:jc w:val="both"/>
-        <w:rPr>
-          <w:rFonts w:ascii="Times New Roman" w:hAnsi="Times New Roman" w:cs="Times New Roman"/>
-        </w:rPr>
-      </w:pPr>
-      <w:bookmarkStart w:id="72" w:name="_Toc217659130"/>
-      <w:r>
-        <w:rPr>
-          <w:rFonts w:ascii="Times New Roman" w:hAnsi="Times New Roman" w:cs="Times New Roman"/>
-        </w:rPr>
-        <w:t>A codificação seguiu a abordagem iterativa. Para garantir a agilidade e a qualidade do código, utilizou-se um fluxo de Integração e Entrega Contínuas (</w:t>
-      </w:r>
-      <w:proofErr w:type="spellStart"/>
-      <w:r>
-        <w:rPr>
-          <w:rFonts w:ascii="Times New Roman" w:hAnsi="Times New Roman" w:cs="Times New Roman"/>
-        </w:rPr>
-        <w:t>Continuous</w:t>
-      </w:r>
-      <w:proofErr w:type="spellEnd"/>
-      <w:r>
-        <w:rPr>
-          <w:rFonts w:ascii="Times New Roman" w:hAnsi="Times New Roman" w:cs="Times New Roman"/>
-        </w:rPr>
-        <w:t xml:space="preserve"> </w:t>
-      </w:r>
-      <w:proofErr w:type="spellStart"/>
-      <w:r>
-        <w:rPr>
-          <w:rFonts w:ascii="Times New Roman" w:hAnsi="Times New Roman" w:cs="Times New Roman"/>
-        </w:rPr>
-        <w:t>Integration</w:t>
-      </w:r>
-      <w:proofErr w:type="spellEnd"/>
-      <w:r>
-        <w:rPr>
-          <w:rFonts w:ascii="Times New Roman" w:hAnsi="Times New Roman" w:cs="Times New Roman"/>
-        </w:rPr>
-        <w:t>/</w:t>
-      </w:r>
-      <w:proofErr w:type="spellStart"/>
-      <w:r>
-        <w:rPr>
-          <w:rFonts w:ascii="Times New Roman" w:hAnsi="Times New Roman" w:cs="Times New Roman"/>
-        </w:rPr>
-        <w:t>Continuous</w:t>
-      </w:r>
-      <w:proofErr w:type="spellEnd"/>
-      <w:r>
-        <w:rPr>
-          <w:rFonts w:ascii="Times New Roman" w:hAnsi="Times New Roman" w:cs="Times New Roman"/>
-        </w:rPr>
-        <w:t xml:space="preserve"> Deployment - CI/CD).</w:t>
-      </w:r>
-      <w:bookmarkEnd w:id="72"/>
-    </w:p>
-    <w:p>
-      <w:pPr>
-        <w:pStyle w:val="Ttulo2"/>
-        <w:jc w:val="both"/>
-        <w:rPr>
-          <w:rFonts w:ascii="Times New Roman" w:hAnsi="Times New Roman" w:cs="Times New Roman"/>
-        </w:rPr>
-      </w:pPr>
-      <w:bookmarkStart w:id="73" w:name="_Toc216996113"/>
-      <w:bookmarkStart w:id="74" w:name="_Toc217659131"/>
-      <w:r>
-        <w:rPr>
-          <w:rFonts w:ascii="Times New Roman" w:hAnsi="Times New Roman" w:cs="Times New Roman"/>
-          <w:b/>
-          <w:bCs w:val="0"/>
-        </w:rPr>
-        <w:t>3.3</w:t>
-      </w:r>
-      <w:r>
-        <w:rPr>
-          <w:rFonts w:ascii="Times New Roman" w:hAnsi="Times New Roman" w:cs="Times New Roman"/>
-          <w:b/>
-          <w:bCs w:val="0"/>
-        </w:rPr>
-        <w:t>.</w:t>
-      </w:r>
-      <w:r>
-        <w:rPr>
-          <w:rFonts w:ascii="Times New Roman" w:hAnsi="Times New Roman" w:cs="Times New Roman"/>
-          <w:b/>
-          <w:bCs w:val="0"/>
-        </w:rPr>
-        <w:t>1</w:t>
-      </w:r>
-      <w:r>
-        <w:rPr>
-          <w:rFonts w:ascii="Times New Roman" w:hAnsi="Times New Roman" w:cs="Times New Roman"/>
-        </w:rPr>
-        <w:t xml:space="preserve"> </w:t>
-      </w:r>
-      <w:r>
-        <w:rPr>
-          <w:rFonts w:ascii="Times New Roman" w:hAnsi="Times New Roman" w:cs="Times New Roman"/>
-          <w:b/>
-          <w:bCs w:val="0"/>
-        </w:rPr>
-        <w:t>Controle de Versão</w:t>
-      </w:r>
-      <w:r>
-        <w:rPr>
-          <w:rFonts w:ascii="Times New Roman" w:hAnsi="Times New Roman" w:cs="Times New Roman"/>
-        </w:rPr>
-        <w:t xml:space="preserve">: O código foi gerenciado via </w:t>
-      </w:r>
-      <w:proofErr w:type="spellStart"/>
-      <w:r>
-        <w:rPr>
-          <w:rFonts w:ascii="Times New Roman" w:hAnsi="Times New Roman" w:cs="Times New Roman"/>
-        </w:rPr>
-        <w:t>Git</w:t>
-      </w:r>
-      <w:proofErr w:type="spellEnd"/>
-      <w:r>
-        <w:rPr>
-          <w:rFonts w:ascii="Times New Roman" w:hAnsi="Times New Roman" w:cs="Times New Roman"/>
-        </w:rPr>
-        <w:t>/GitHub.</w:t>
-      </w:r>
-      <w:bookmarkEnd w:id="73"/>
-      <w:bookmarkEnd w:id="74"/>
-    </w:p>
-    <w:p>
-      <w:pPr>
-        <w:pStyle w:val="Ttulo2"/>
-        <w:jc w:val="both"/>
-        <w:rPr>
-          <w:rFonts w:ascii="Times New Roman" w:hAnsi="Times New Roman" w:cs="Times New Roman"/>
-        </w:rPr>
-      </w:pPr>
-      <w:bookmarkStart w:id="75" w:name="_Toc216996114"/>
-      <w:bookmarkStart w:id="76" w:name="_Toc217659132"/>
-      <w:r>
-        <w:rPr>
-          <w:rFonts w:ascii="Times New Roman" w:hAnsi="Times New Roman" w:cs="Times New Roman"/>
-          <w:b/>
-          <w:bCs w:val="0"/>
-        </w:rPr>
-        <w:t>3.3</w:t>
-      </w:r>
-      <w:r>
-        <w:rPr>
-          <w:rFonts w:ascii="Times New Roman" w:hAnsi="Times New Roman" w:cs="Times New Roman"/>
-          <w:b/>
-          <w:bCs w:val="0"/>
-        </w:rPr>
-        <w:t>.</w:t>
-      </w:r>
-      <w:r>
-        <w:rPr>
-          <w:rFonts w:ascii="Times New Roman" w:hAnsi="Times New Roman" w:cs="Times New Roman"/>
-          <w:b/>
-          <w:bCs w:val="0"/>
-        </w:rPr>
-        <w:t>2</w:t>
-      </w:r>
-      <w:r>
-        <w:rPr>
-          <w:rFonts w:ascii="Times New Roman" w:hAnsi="Times New Roman" w:cs="Times New Roman"/>
-        </w:rPr>
-        <w:t xml:space="preserve"> </w:t>
-      </w:r>
-      <w:r>
-        <w:rPr>
-          <w:rFonts w:ascii="Times New Roman" w:hAnsi="Times New Roman" w:cs="Times New Roman"/>
-          <w:b/>
-          <w:bCs w:val="0"/>
-        </w:rPr>
-        <w:t>Automação</w:t>
-      </w:r>
-      <w:r>
-        <w:rPr>
-          <w:rFonts w:ascii="Times New Roman" w:hAnsi="Times New Roman" w:cs="Times New Roman"/>
-        </w:rPr>
-        <w:t xml:space="preserve">: Utilizou-se o GitHub </w:t>
-      </w:r>
-      <w:proofErr w:type="spellStart"/>
-      <w:r>
-        <w:rPr>
-          <w:rFonts w:ascii="Times New Roman" w:hAnsi="Times New Roman" w:cs="Times New Roman"/>
-        </w:rPr>
-        <w:t>Actions</w:t>
-      </w:r>
-      <w:proofErr w:type="spellEnd"/>
-      <w:r>
-        <w:rPr>
-          <w:rFonts w:ascii="Times New Roman" w:hAnsi="Times New Roman" w:cs="Times New Roman"/>
-        </w:rPr>
-        <w:t xml:space="preserve"> para automatizar rotinas de build e testes a cada novo </w:t>
-      </w:r>
-      <w:proofErr w:type="spellStart"/>
-      <w:r>
-        <w:rPr>
-          <w:rFonts w:ascii="Times New Roman" w:hAnsi="Times New Roman" w:cs="Times New Roman"/>
-        </w:rPr>
-        <w:t>commit</w:t>
-      </w:r>
-      <w:proofErr w:type="spellEnd"/>
-      <w:r>
-        <w:rPr>
-          <w:rFonts w:ascii="Times New Roman" w:hAnsi="Times New Roman" w:cs="Times New Roman"/>
-        </w:rPr>
-        <w:t>.</w:t>
-      </w:r>
-      <w:bookmarkEnd w:id="75"/>
-      <w:bookmarkEnd w:id="76"/>
-    </w:p>
-    <w:p>
-      <w:pPr>
-        <w:pStyle w:val="Ttulo2"/>
-        <w:jc w:val="both"/>
-        <w:rPr>
-          <w:rFonts w:ascii="Times New Roman" w:hAnsi="Times New Roman" w:cs="Times New Roman"/>
-        </w:rPr>
-      </w:pPr>
-      <w:bookmarkStart w:id="77" w:name="_Toc216996115"/>
-      <w:bookmarkStart w:id="78" w:name="_Toc217659133"/>
-      <w:r>
-        <w:rPr>
-          <w:rFonts w:ascii="Times New Roman" w:hAnsi="Times New Roman" w:cs="Times New Roman"/>
-          <w:b/>
-          <w:bCs w:val="0"/>
-        </w:rPr>
-        <w:t>3.3</w:t>
-      </w:r>
-      <w:r>
-        <w:rPr>
-          <w:rFonts w:ascii="Times New Roman" w:hAnsi="Times New Roman" w:cs="Times New Roman"/>
-          <w:b/>
-          <w:bCs w:val="0"/>
-        </w:rPr>
-        <w:t>.</w:t>
-      </w:r>
-      <w:r>
-        <w:rPr>
-          <w:rFonts w:ascii="Times New Roman" w:hAnsi="Times New Roman" w:cs="Times New Roman"/>
-          <w:b/>
-          <w:bCs w:val="0"/>
-        </w:rPr>
-        <w:t xml:space="preserve">3 </w:t>
-      </w:r>
-      <w:r>
-        <w:rPr>
-          <w:rFonts w:ascii="Times New Roman" w:hAnsi="Times New Roman" w:cs="Times New Roman"/>
-          <w:b/>
-          <w:bCs w:val="0"/>
-        </w:rPr>
-        <w:t>Hospedagem</w:t>
-      </w:r>
-      <w:r>
-        <w:rPr>
-          <w:rFonts w:ascii="Times New Roman" w:hAnsi="Times New Roman" w:cs="Times New Roman"/>
-        </w:rPr>
-        <w:t>: A implantação (</w:t>
-      </w:r>
-      <w:proofErr w:type="spellStart"/>
-      <w:r>
-        <w:rPr>
-          <w:rFonts w:ascii="Times New Roman" w:hAnsi="Times New Roman" w:cs="Times New Roman"/>
-        </w:rPr>
-        <w:t>deploy</w:t>
-      </w:r>
-      <w:proofErr w:type="spellEnd"/>
-      <w:r>
-        <w:rPr>
-          <w:rFonts w:ascii="Times New Roman" w:hAnsi="Times New Roman" w:cs="Times New Roman"/>
-        </w:rPr>
-        <w:t xml:space="preserve">) foi realizada na plataforma </w:t>
-      </w:r>
-      <w:proofErr w:type="spellStart"/>
-      <w:r>
-        <w:rPr>
-          <w:rFonts w:ascii="Times New Roman" w:hAnsi="Times New Roman" w:cs="Times New Roman"/>
-        </w:rPr>
-        <w:t>Vercel</w:t>
-      </w:r>
-      <w:proofErr w:type="spellEnd"/>
-      <w:r>
-        <w:rPr>
-          <w:rFonts w:ascii="Times New Roman" w:hAnsi="Times New Roman" w:cs="Times New Roman"/>
-        </w:rPr>
-        <w:t>, permitindo a disponibilização imediata das novas funcionalidades em ambiente de produção.</w:t>
-      </w:r>
-      <w:bookmarkEnd w:id="77"/>
-      <w:bookmarkEnd w:id="78"/>
-    </w:p>
-    <w:p>
-      <w:pPr>
-        <w:pStyle w:val="Ttulo2"/>
-        <w:jc w:val="both"/>
-        <w:rPr>
-          <w:rFonts w:ascii="Times New Roman" w:hAnsi="Times New Roman" w:cs="Times New Roman"/>
-        </w:rPr>
-      </w:pPr>
-      <w:bookmarkStart w:id="79" w:name="_Toc217659134"/>
+      </w:pPr>
+      <w:bookmarkStart w:id="87" w:name="_Toc217659140"/>
       <w:r>
         <w:rPr>
           <w:rFonts w:ascii="Times New Roman" w:hAnsi="Times New Roman" w:cs="Times New Roman"/>
@@ -8528,139 +9875,128 @@
           <w:sz w:val="28"/>
           <w:szCs w:val="32"/>
         </w:rPr>
-        <w:t xml:space="preserve">3.4 Estratégia de Testes e </w:t>
-      </w:r>
-      <w:r>
-        <w:rPr>
-          <w:rFonts w:ascii="Times New Roman" w:hAnsi="Times New Roman" w:cs="Times New Roman"/>
-          <w:b/>
-          <w:bCs w:val="0"/>
-        </w:rPr>
-        <w:t>Segurança</w:t>
-      </w:r>
-      <w:r>
-        <w:rPr>
-          <w:rFonts w:ascii="Times New Roman" w:hAnsi="Times New Roman" w:cs="Times New Roman"/>
-        </w:rPr>
-        <w:t xml:space="preserve"> Para assegurar a robustez da aplicação, foram aplicadas diferentes camadas de verificação:</w:t>
-      </w:r>
-      <w:bookmarkEnd w:id="79"/>
+        <w:t>4.1 Análise de Autenticação e Gestão de Sessão</w:t>
+      </w:r>
+      <w:bookmarkEnd w:id="87"/>
+    </w:p>
+    <w:p>
+      <w:pPr>
+        <w:pStyle w:val="Corpodetexto"/>
+        <w:jc w:val="both"/>
+        <w:rPr>
+          <w:rFonts w:ascii="Times New Roman" w:hAnsi="Times New Roman" w:cs="Times New Roman"/>
+          <w:color w:val="000000" w:themeColor="text1"/>
+        </w:rPr>
+      </w:pPr>
+      <w:r>
+        <w:rPr>
+          <w:rFonts w:ascii="Times New Roman" w:hAnsi="Times New Roman" w:cs="Times New Roman"/>
+          <w:color w:val="000000" w:themeColor="text1"/>
+        </w:rPr>
+        <w:t>Os testes focados no mecanismo de autenticação (</w:t>
+      </w:r>
+      <w:proofErr w:type="spellStart"/>
+      <w:r>
+        <w:rPr>
+          <w:rFonts w:ascii="Times New Roman" w:hAnsi="Times New Roman" w:cs="Times New Roman"/>
+          <w:color w:val="000000" w:themeColor="text1"/>
+        </w:rPr>
+        <w:t>Supabase</w:t>
+      </w:r>
+      <w:proofErr w:type="spellEnd"/>
+      <w:r>
+        <w:rPr>
+          <w:rFonts w:ascii="Times New Roman" w:hAnsi="Times New Roman" w:cs="Times New Roman"/>
+          <w:color w:val="000000" w:themeColor="text1"/>
+        </w:rPr>
+        <w:t xml:space="preserve"> </w:t>
+      </w:r>
+      <w:proofErr w:type="spellStart"/>
+      <w:r>
+        <w:rPr>
+          <w:rFonts w:ascii="Times New Roman" w:hAnsi="Times New Roman" w:cs="Times New Roman"/>
+          <w:color w:val="000000" w:themeColor="text1"/>
+        </w:rPr>
+        <w:t>Auth</w:t>
+      </w:r>
+      <w:proofErr w:type="spellEnd"/>
+      <w:r>
+        <w:rPr>
+          <w:rFonts w:ascii="Times New Roman" w:hAnsi="Times New Roman" w:cs="Times New Roman"/>
+          <w:color w:val="000000" w:themeColor="text1"/>
+        </w:rPr>
+        <w:t>) demonstraram resiliência contra ataques comuns de força bruta e enumeração. Observou-se que a aplicação responde com mensagens genéricas de erro ao processar credenciais inválidas ou e-mails inexistentes, impedindo que um atacante deduza quais usuários estão cadastrados na base de dados.</w:t>
+      </w:r>
+    </w:p>
+    <w:p>
+      <w:pPr>
+        <w:pStyle w:val="Corpodetexto"/>
+        <w:jc w:val="both"/>
+        <w:rPr>
+          <w:rFonts w:ascii="Times New Roman" w:hAnsi="Times New Roman" w:cs="Times New Roman"/>
+          <w:color w:val="000000" w:themeColor="text1"/>
+        </w:rPr>
+      </w:pPr>
+      <w:r>
+        <w:rPr>
+          <w:rFonts w:ascii="Times New Roman" w:hAnsi="Times New Roman" w:cs="Times New Roman"/>
+          <w:color w:val="000000" w:themeColor="text1"/>
+        </w:rPr>
+        <w:t>No que tange à gestão de sessões, a validação de tokens JWT (</w:t>
+      </w:r>
+      <w:r>
+        <w:rPr>
+          <w:rFonts w:ascii="Times New Roman" w:hAnsi="Times New Roman" w:cs="Times New Roman"/>
+          <w:i/>
+          <w:iCs/>
+          <w:color w:val="000000" w:themeColor="text1"/>
+        </w:rPr>
+        <w:t>JSON Web Tokens</w:t>
+      </w:r>
+      <w:r>
+        <w:rPr>
+          <w:rFonts w:ascii="Times New Roman" w:hAnsi="Times New Roman" w:cs="Times New Roman"/>
+          <w:color w:val="000000" w:themeColor="text1"/>
+        </w:rPr>
+        <w:t xml:space="preserve">) mostrou-se eficaz. Tentativas de injeção de tokens incompletos, não assinados ou com assinaturas inválidas resultaram invariavelmente em respostas de acesso negado (401 </w:t>
+      </w:r>
+      <w:proofErr w:type="spellStart"/>
+      <w:r>
+        <w:rPr>
+          <w:rFonts w:ascii="Times New Roman" w:hAnsi="Times New Roman" w:cs="Times New Roman"/>
+          <w:color w:val="000000" w:themeColor="text1"/>
+        </w:rPr>
+        <w:t>Unauthorized</w:t>
+      </w:r>
+      <w:proofErr w:type="spellEnd"/>
+      <w:r>
+        <w:rPr>
+          <w:rFonts w:ascii="Times New Roman" w:hAnsi="Times New Roman" w:cs="Times New Roman"/>
+          <w:color w:val="000000" w:themeColor="text1"/>
+        </w:rPr>
+        <w:t>). Além disso, o fluxo de recuperação de senha (/</w:t>
+      </w:r>
+      <w:proofErr w:type="spellStart"/>
+      <w:r>
+        <w:rPr>
+          <w:rFonts w:ascii="Times New Roman" w:hAnsi="Times New Roman" w:cs="Times New Roman"/>
+          <w:color w:val="000000" w:themeColor="text1"/>
+        </w:rPr>
+        <w:t>recover</w:t>
+      </w:r>
+      <w:proofErr w:type="spellEnd"/>
+      <w:r>
+        <w:rPr>
+          <w:rFonts w:ascii="Times New Roman" w:hAnsi="Times New Roman" w:cs="Times New Roman"/>
+          <w:color w:val="000000" w:themeColor="text1"/>
+        </w:rPr>
+        <w:t>) foi validado, garantindo que não há exposição de informações sensíveis durante o processo de redefinição de credenciais.</w:t>
+      </w:r>
     </w:p>
     <w:p>
       <w:pPr>
         <w:pStyle w:val="Ttulo2"/>
         <w:jc w:val="both"/>
-        <w:rPr>
-          <w:rFonts w:ascii="Times New Roman" w:hAnsi="Times New Roman" w:cs="Times New Roman"/>
-        </w:rPr>
-      </w:pPr>
-      <w:bookmarkStart w:id="80" w:name="_Toc216996117"/>
-      <w:bookmarkStart w:id="81" w:name="_Toc217659135"/>
-      <w:r>
-        <w:rPr>
-          <w:rFonts w:ascii="Times New Roman" w:hAnsi="Times New Roman" w:cs="Times New Roman"/>
-          <w:b/>
-          <w:bCs w:val="0"/>
-        </w:rPr>
-        <w:t>3.4</w:t>
-      </w:r>
-      <w:r>
-        <w:rPr>
-          <w:rFonts w:ascii="Times New Roman" w:hAnsi="Times New Roman" w:cs="Times New Roman"/>
-          <w:b/>
-          <w:bCs w:val="0"/>
-        </w:rPr>
-        <w:t>.</w:t>
-      </w:r>
-      <w:r>
-        <w:rPr>
-          <w:rFonts w:ascii="Times New Roman" w:hAnsi="Times New Roman" w:cs="Times New Roman"/>
-          <w:b/>
-          <w:bCs w:val="0"/>
-        </w:rPr>
-        <w:t xml:space="preserve">1 </w:t>
-      </w:r>
-      <w:r>
-        <w:rPr>
-          <w:rFonts w:ascii="Times New Roman" w:hAnsi="Times New Roman" w:cs="Times New Roman"/>
-          <w:b/>
-          <w:bCs w:val="0"/>
-        </w:rPr>
-        <w:t>Testes Unitários</w:t>
-      </w:r>
-      <w:r>
-        <w:rPr>
-          <w:rFonts w:ascii="Times New Roman" w:hAnsi="Times New Roman" w:cs="Times New Roman"/>
-        </w:rPr>
-        <w:t>: Para validar a lógica de componentes isolados do sistema.</w:t>
-      </w:r>
-      <w:bookmarkEnd w:id="80"/>
-      <w:bookmarkEnd w:id="81"/>
-    </w:p>
-    <w:p>
-      <w:pPr>
-        <w:pStyle w:val="Ttulo2"/>
-        <w:jc w:val="both"/>
-        <w:rPr>
-          <w:rFonts w:ascii="Times New Roman" w:hAnsi="Times New Roman" w:cs="Times New Roman"/>
-        </w:rPr>
-      </w:pPr>
-      <w:bookmarkStart w:id="82" w:name="_Toc216996118"/>
-      <w:bookmarkStart w:id="83" w:name="_Toc217659136"/>
-      <w:r>
-        <w:rPr>
-          <w:rFonts w:ascii="Times New Roman" w:hAnsi="Times New Roman" w:cs="Times New Roman"/>
-          <w:b/>
-          <w:bCs w:val="0"/>
-        </w:rPr>
-        <w:t>3.4</w:t>
-      </w:r>
-      <w:r>
-        <w:rPr>
-          <w:rFonts w:ascii="Times New Roman" w:hAnsi="Times New Roman" w:cs="Times New Roman"/>
-          <w:b/>
-          <w:bCs w:val="0"/>
-        </w:rPr>
-        <w:t>.</w:t>
-      </w:r>
-      <w:r>
-        <w:rPr>
-          <w:rFonts w:ascii="Times New Roman" w:hAnsi="Times New Roman" w:cs="Times New Roman"/>
-          <w:b/>
-          <w:bCs w:val="0"/>
-        </w:rPr>
-        <w:t xml:space="preserve">2 </w:t>
-      </w:r>
-      <w:r>
-        <w:rPr>
-          <w:rFonts w:ascii="Times New Roman" w:hAnsi="Times New Roman" w:cs="Times New Roman"/>
-          <w:b/>
-          <w:bCs w:val="0"/>
-        </w:rPr>
-        <w:t>Testes de Integração</w:t>
-      </w:r>
-      <w:r>
-        <w:rPr>
-          <w:rFonts w:ascii="Times New Roman" w:hAnsi="Times New Roman" w:cs="Times New Roman"/>
-        </w:rPr>
-        <w:t>: Para garantir que os módulos do sistema funcionem corretamente quando combinados.</w:t>
-      </w:r>
-      <w:bookmarkEnd w:id="82"/>
-      <w:bookmarkEnd w:id="83"/>
-    </w:p>
-    <w:p>
-      <w:pPr>
-        <w:pStyle w:val="Ttulo2"/>
-        <w:jc w:val="both"/>
-        <w:rPr>
-          <w:rFonts w:ascii="Times New Roman" w:hAnsi="Times New Roman" w:cs="Times New Roman"/>
-          <w:sz w:val="28"/>
-          <w:szCs w:val="32"/>
-        </w:rPr>
-      </w:pPr>
-      <w:bookmarkStart w:id="84" w:name="_Toc217659137"/>
-      <w:bookmarkStart w:id="85" w:name="_Toc216996119"/>
-      <w:r>
         <w:rPr>
           <w:rFonts w:ascii="Times New Roman" w:hAnsi="Times New Roman" w:cs="Times New Roman"/>
           <w:b/>
@@ -8668,8 +10004,8 @@
           <w:sz w:val="28"/>
           <w:szCs w:val="32"/>
         </w:rPr>
-        <w:t xml:space="preserve">3.5 </w:t>
-      </w:r>
+      </w:pPr>
+      <w:bookmarkStart w:id="88" w:name="_Toc217659141"/>
       <w:r>
         <w:rPr>
           <w:rFonts w:ascii="Times New Roman" w:hAnsi="Times New Roman" w:cs="Times New Roman"/>
@@ -8678,7 +10014,7 @@
           <w:sz w:val="28"/>
           <w:szCs w:val="32"/>
         </w:rPr>
-        <w:t>Segurança Ofensiva (</w:t>
+        <w:t xml:space="preserve">4.2 Validação de Controle de Acesso e Row </w:t>
       </w:r>
       <w:proofErr w:type="spellStart"/>
       <w:r>
@@ -8689,7 +10025,7 @@
           <w:sz w:val="28"/>
           <w:szCs w:val="32"/>
         </w:rPr>
-        <w:t>Pentest</w:t>
+        <w:t>Level</w:t>
       </w:r>
       <w:proofErr w:type="spellEnd"/>
       <w:r>
@@ -8700,179 +10036,217 @@
           <w:sz w:val="28"/>
           <w:szCs w:val="32"/>
         </w:rPr>
-        <w:t>):</w:t>
-      </w:r>
-      <w:bookmarkEnd w:id="84"/>
-      <w:r>
-        <w:rPr>
-          <w:rFonts w:ascii="Times New Roman" w:hAnsi="Times New Roman" w:cs="Times New Roman"/>
-          <w:sz w:val="28"/>
-          <w:szCs w:val="32"/>
+        <w:t xml:space="preserve"> Security (RLS)</w:t>
+      </w:r>
+      <w:bookmarkEnd w:id="88"/>
+    </w:p>
+    <w:p>
+      <w:pPr>
+        <w:pStyle w:val="Corpodetexto"/>
+        <w:jc w:val="both"/>
+        <w:rPr>
+          <w:rFonts w:ascii="Times New Roman" w:hAnsi="Times New Roman" w:cs="Times New Roman"/>
+          <w:color w:val="000000" w:themeColor="text1"/>
+        </w:rPr>
+      </w:pPr>
+      <w:r>
+        <w:rPr>
+          <w:rFonts w:ascii="Times New Roman" w:hAnsi="Times New Roman" w:cs="Times New Roman"/>
+          <w:color w:val="000000" w:themeColor="text1"/>
+        </w:rPr>
+        <w:t xml:space="preserve">Um ponto crítico da arquitetura do </w:t>
+      </w:r>
+      <w:proofErr w:type="spellStart"/>
+      <w:r>
+        <w:rPr>
+          <w:rFonts w:ascii="Times New Roman" w:hAnsi="Times New Roman" w:cs="Times New Roman"/>
+          <w:color w:val="000000" w:themeColor="text1"/>
+        </w:rPr>
+        <w:t>Supabase</w:t>
+      </w:r>
+      <w:proofErr w:type="spellEnd"/>
+      <w:r>
+        <w:rPr>
+          <w:rFonts w:ascii="Times New Roman" w:hAnsi="Times New Roman" w:cs="Times New Roman"/>
+          <w:color w:val="000000" w:themeColor="text1"/>
+        </w:rPr>
+        <w:t xml:space="preserve"> é a exposição intencional da chave pública (</w:t>
+      </w:r>
+      <w:proofErr w:type="spellStart"/>
+      <w:r>
+        <w:rPr>
+          <w:rFonts w:ascii="Times New Roman" w:hAnsi="Times New Roman" w:cs="Times New Roman"/>
+          <w:color w:val="000000" w:themeColor="text1"/>
+        </w:rPr>
+        <w:t>anon</w:t>
+      </w:r>
+      <w:proofErr w:type="spellEnd"/>
+      <w:r>
+        <w:rPr>
+          <w:rFonts w:ascii="Times New Roman" w:hAnsi="Times New Roman" w:cs="Times New Roman"/>
+          <w:color w:val="000000" w:themeColor="text1"/>
         </w:rPr>
         <w:t xml:space="preserve"> </w:t>
       </w:r>
-    </w:p>
-    <w:p>
-      <w:pPr>
-        <w:pStyle w:val="Ttulo2"/>
-        <w:jc w:val="both"/>
-        <w:rPr>
-          <w:rFonts w:ascii="Times New Roman" w:hAnsi="Times New Roman" w:cs="Times New Roman"/>
-        </w:rPr>
-      </w:pPr>
-      <w:bookmarkStart w:id="86" w:name="_Toc217659138"/>
-      <w:r>
-        <w:rPr>
-          <w:rFonts w:ascii="Times New Roman" w:hAnsi="Times New Roman" w:cs="Times New Roman"/>
-        </w:rPr>
-        <w:t xml:space="preserve">Foi dada ênfase à segurança da informação através da execução de testes de intrusão do tipo Black-Box (caixa preta). Utilizou-se a ferramenta </w:t>
-      </w:r>
-      <w:proofErr w:type="spellStart"/>
-      <w:r>
-        <w:rPr>
-          <w:rFonts w:ascii="Times New Roman" w:hAnsi="Times New Roman" w:cs="Times New Roman"/>
-        </w:rPr>
-        <w:t>Burp</w:t>
-      </w:r>
-      <w:proofErr w:type="spellEnd"/>
-      <w:r>
-        <w:rPr>
-          <w:rFonts w:ascii="Times New Roman" w:hAnsi="Times New Roman" w:cs="Times New Roman"/>
-        </w:rPr>
-        <w:t xml:space="preserve"> </w:t>
-      </w:r>
-      <w:proofErr w:type="spellStart"/>
-      <w:r>
-        <w:rPr>
-          <w:rFonts w:ascii="Times New Roman" w:hAnsi="Times New Roman" w:cs="Times New Roman"/>
-        </w:rPr>
-        <w:t>Suite</w:t>
-      </w:r>
-      <w:proofErr w:type="spellEnd"/>
-      <w:r>
-        <w:rPr>
-          <w:rFonts w:ascii="Times New Roman" w:hAnsi="Times New Roman" w:cs="Times New Roman"/>
-        </w:rPr>
-        <w:t xml:space="preserve"> para simular ataques externos, identificar vulnerabilidades na aplicação web e corrigir potenciais falhas de segurança antes da entrega final.</w:t>
-      </w:r>
-      <w:bookmarkEnd w:id="85"/>
-      <w:bookmarkEnd w:id="86"/>
-    </w:p>
-    <w:p>
-      <w:pPr>
-        <w:pStyle w:val="Corpodetexto"/>
-      </w:pPr>
-    </w:p>
-    <w:p>
-      <w:pPr>
-        <w:pStyle w:val="Corpodetexto"/>
-      </w:pPr>
-    </w:p>
-    <w:p>
-      <w:pPr>
-        <w:pStyle w:val="Corpodetexto"/>
-      </w:pPr>
-    </w:p>
-    <w:p>
-      <w:pPr>
-        <w:pStyle w:val="Corpodetexto"/>
-      </w:pPr>
-    </w:p>
-    <w:p>
-      <w:pPr>
-        <w:pStyle w:val="Corpodetexto"/>
-        <w:jc w:val="both"/>
-      </w:pPr>
-    </w:p>
-    <w:p>
-      <w:pPr>
-        <w:pStyle w:val="Ttulo1"/>
-        <w:jc w:val="both"/>
-        <w:rPr>
-          <w:rFonts w:ascii="Times New Roman" w:hAnsi="Times New Roman" w:cs="Times New Roman"/>
+      <w:proofErr w:type="spellStart"/>
+      <w:r>
+        <w:rPr>
+          <w:rFonts w:ascii="Times New Roman" w:hAnsi="Times New Roman" w:cs="Times New Roman"/>
+          <w:color w:val="000000" w:themeColor="text1"/>
+        </w:rPr>
+        <w:t>key</w:t>
+      </w:r>
+      <w:proofErr w:type="spellEnd"/>
+      <w:r>
+        <w:rPr>
+          <w:rFonts w:ascii="Times New Roman" w:hAnsi="Times New Roman" w:cs="Times New Roman"/>
+          <w:color w:val="000000" w:themeColor="text1"/>
+        </w:rPr>
+        <w:t xml:space="preserve">) no </w:t>
+      </w:r>
+      <w:proofErr w:type="spellStart"/>
+      <w:r>
+        <w:rPr>
+          <w:rFonts w:ascii="Times New Roman" w:hAnsi="Times New Roman" w:cs="Times New Roman"/>
+          <w:color w:val="000000" w:themeColor="text1"/>
+        </w:rPr>
+        <w:t>frontend</w:t>
+      </w:r>
+      <w:proofErr w:type="spellEnd"/>
+      <w:r>
+        <w:rPr>
+          <w:rFonts w:ascii="Times New Roman" w:hAnsi="Times New Roman" w:cs="Times New Roman"/>
+          <w:color w:val="000000" w:themeColor="text1"/>
+        </w:rPr>
+        <w:t xml:space="preserve">. A análise de segurança confirmou que essa característica não configura uma vulnerabilidade, visto que a segurança da aplicação não depende do sigilo desta chave, mas sim das políticas de segurança em nível de linha (Row </w:t>
+      </w:r>
+      <w:proofErr w:type="spellStart"/>
+      <w:r>
+        <w:rPr>
+          <w:rFonts w:ascii="Times New Roman" w:hAnsi="Times New Roman" w:cs="Times New Roman"/>
+          <w:color w:val="000000" w:themeColor="text1"/>
+        </w:rPr>
+        <w:t>Level</w:t>
+      </w:r>
+      <w:proofErr w:type="spellEnd"/>
+      <w:r>
+        <w:rPr>
+          <w:rFonts w:ascii="Times New Roman" w:hAnsi="Times New Roman" w:cs="Times New Roman"/>
+          <w:color w:val="000000" w:themeColor="text1"/>
+        </w:rPr>
+        <w:t xml:space="preserve"> Security - RLS).</w:t>
+      </w:r>
+    </w:p>
+    <w:p>
+      <w:pPr>
+        <w:pStyle w:val="Corpodetexto"/>
+        <w:jc w:val="both"/>
+        <w:rPr>
+          <w:rFonts w:ascii="Times New Roman" w:hAnsi="Times New Roman" w:cs="Times New Roman"/>
+          <w:color w:val="000000" w:themeColor="text1"/>
+        </w:rPr>
+      </w:pPr>
+      <w:r>
+        <w:rPr>
+          <w:rFonts w:ascii="Times New Roman" w:hAnsi="Times New Roman" w:cs="Times New Roman"/>
+          <w:color w:val="000000" w:themeColor="text1"/>
+        </w:rPr>
+        <w:t>Os testes de acesso direto à API REST (/</w:t>
+      </w:r>
+      <w:proofErr w:type="spellStart"/>
+      <w:r>
+        <w:rPr>
+          <w:rFonts w:ascii="Times New Roman" w:hAnsi="Times New Roman" w:cs="Times New Roman"/>
+          <w:color w:val="000000" w:themeColor="text1"/>
+        </w:rPr>
+        <w:t>rest</w:t>
+      </w:r>
+      <w:proofErr w:type="spellEnd"/>
+      <w:r>
+        <w:rPr>
+          <w:rFonts w:ascii="Times New Roman" w:hAnsi="Times New Roman" w:cs="Times New Roman"/>
+          <w:color w:val="000000" w:themeColor="text1"/>
+        </w:rPr>
+        <w:t>/v1/) e as tentativas de escalação de privilégios corroboraram a eficácia do RLS:</w:t>
+      </w:r>
+    </w:p>
+    <w:p>
+      <w:pPr>
+        <w:pStyle w:val="Corpodetexto"/>
+        <w:jc w:val="both"/>
+        <w:rPr>
+          <w:rFonts w:ascii="Times New Roman" w:hAnsi="Times New Roman" w:cs="Times New Roman"/>
+          <w:color w:val="000000" w:themeColor="text1"/>
+        </w:rPr>
+      </w:pPr>
+      <w:r>
+        <w:rPr>
+          <w:rFonts w:ascii="Times New Roman" w:hAnsi="Times New Roman" w:cs="Times New Roman"/>
+          <w:b/>
+          <w:bCs/>
+          <w:color w:val="000000" w:themeColor="text1"/>
+        </w:rPr>
+        <w:t>Isolamento de Dados:</w:t>
+      </w:r>
+      <w:r>
+        <w:rPr>
+          <w:rFonts w:ascii="Times New Roman" w:hAnsi="Times New Roman" w:cs="Times New Roman"/>
+          <w:color w:val="000000" w:themeColor="text1"/>
+        </w:rPr>
+        <w:t xml:space="preserve"> Tentativas de leitura ou escrita em tabelas sem o token de autenticação adequado foram bloqueadas.</w:t>
+      </w:r>
+    </w:p>
+    <w:p>
+      <w:pPr>
+        <w:pStyle w:val="Corpodetexto"/>
+        <w:jc w:val="both"/>
+        <w:rPr>
+          <w:rFonts w:ascii="Times New Roman" w:hAnsi="Times New Roman" w:cs="Times New Roman"/>
+          <w:b/>
+          <w:bCs/>
           <w:color w:val="000000" w:themeColor="text1"/>
           <w:sz w:val="28"/>
           <w:szCs w:val="28"/>
         </w:rPr>
       </w:pPr>
-      <w:bookmarkStart w:id="87" w:name="_Toc217659139"/>
-      <w:r>
-        <w:rPr>
-          <w:rFonts w:ascii="Times New Roman" w:hAnsi="Times New Roman" w:cs="Times New Roman"/>
-          <w:color w:val="000000" w:themeColor="text1"/>
-          <w:sz w:val="28"/>
-          <w:szCs w:val="28"/>
+      <w:r>
+        <w:rPr>
+          <w:rFonts w:ascii="Times New Roman" w:hAnsi="Times New Roman" w:cs="Times New Roman"/>
+          <w:b/>
+          <w:bCs/>
+          <w:color w:val="000000" w:themeColor="text1"/>
+        </w:rPr>
+        <w:t>Escalação Vertical:</w:t>
+      </w:r>
+      <w:r>
+        <w:rPr>
+          <w:rFonts w:ascii="Times New Roman" w:hAnsi="Times New Roman" w:cs="Times New Roman"/>
+          <w:color w:val="000000" w:themeColor="text1"/>
+        </w:rPr>
+        <w:t xml:space="preserve"> Testes simulando um usuário com perfil de "Cuidador" tentando elevar seus privilégios para "Gestor" (via manipulação do parâmetro role em requisições PATCH) falharam. O sistema ignorou silenciosamente os campos injetados ou bloqueou a operação, retornando que zero linhas foram afetadas.</w:t>
+      </w:r>
+    </w:p>
+    <w:p>
+      <w:pPr>
+        <w:pStyle w:val="Ttulo2"/>
+        <w:jc w:val="both"/>
+        <w:rPr>
+          <w:rFonts w:ascii="Times New Roman" w:hAnsi="Times New Roman" w:cs="Times New Roman"/>
+        </w:rPr>
+      </w:pPr>
+      <w:bookmarkStart w:id="89" w:name="_Toc216997391"/>
+      <w:bookmarkStart w:id="90" w:name="_Toc216999707"/>
+      <w:bookmarkStart w:id="91" w:name="_Toc217659142"/>
+      <w:r>
+        <w:rPr>
+          <w:rFonts w:ascii="Times New Roman" w:hAnsi="Times New Roman" w:cs="Times New Roman"/>
         </w:rPr>
         <w:lastRenderedPageBreak/>
-        <w:t>4. ESCOPO DOS TESTES DE PENETRAÇÃO</w:t>
-      </w:r>
-      <w:bookmarkEnd w:id="87"/>
-    </w:p>
-    <w:p>
-      <w:pPr>
-        <w:pStyle w:val="Corpodetexto"/>
-        <w:jc w:val="both"/>
-        <w:rPr>
-          <w:rFonts w:ascii="Times New Roman" w:hAnsi="Times New Roman" w:cs="Times New Roman"/>
-          <w:color w:val="000000" w:themeColor="text1"/>
-        </w:rPr>
-      </w:pPr>
-      <w:r>
-        <w:rPr>
-          <w:rFonts w:ascii="Times New Roman" w:hAnsi="Times New Roman" w:cs="Times New Roman"/>
-          <w:color w:val="000000" w:themeColor="text1"/>
-        </w:rPr>
-        <w:t xml:space="preserve">Após a execução dos ciclos de testes de segurança, baseados na metodologia descrita anteriormente e nas diretrizes do OWASP, os resultados foram compilados e analisados. O objetivo desta seção é discutir a eficácia dos controles de segurança implementados na plataforma "Gestão Atípicos", avaliando a robustez da arquitetura baseada em </w:t>
-      </w:r>
-      <w:proofErr w:type="spellStart"/>
-      <w:r>
-        <w:rPr>
-          <w:rFonts w:ascii="Times New Roman" w:hAnsi="Times New Roman" w:cs="Times New Roman"/>
-          <w:color w:val="000000" w:themeColor="text1"/>
-        </w:rPr>
-        <w:t>Vercel</w:t>
-      </w:r>
-      <w:proofErr w:type="spellEnd"/>
-      <w:r>
-        <w:rPr>
-          <w:rFonts w:ascii="Times New Roman" w:hAnsi="Times New Roman" w:cs="Times New Roman"/>
-          <w:color w:val="000000" w:themeColor="text1"/>
-        </w:rPr>
-        <w:t xml:space="preserve"> e </w:t>
-      </w:r>
-      <w:proofErr w:type="spellStart"/>
-      <w:r>
-        <w:rPr>
-          <w:rFonts w:ascii="Times New Roman" w:hAnsi="Times New Roman" w:cs="Times New Roman"/>
-          <w:color w:val="000000" w:themeColor="text1"/>
-        </w:rPr>
-        <w:t>Supabase</w:t>
-      </w:r>
-      <w:proofErr w:type="spellEnd"/>
-      <w:r>
-        <w:rPr>
-          <w:rFonts w:ascii="Times New Roman" w:hAnsi="Times New Roman" w:cs="Times New Roman"/>
-          <w:color w:val="000000" w:themeColor="text1"/>
-        </w:rPr>
-        <w:t>.</w:t>
-      </w:r>
-    </w:p>
-    <w:p>
-      <w:pPr>
-        <w:pStyle w:val="Corpodetexto"/>
-        <w:jc w:val="both"/>
-        <w:rPr>
-          <w:rFonts w:ascii="Times New Roman" w:hAnsi="Times New Roman" w:cs="Times New Roman"/>
-          <w:color w:val="000000" w:themeColor="text1"/>
-        </w:rPr>
-      </w:pPr>
-      <w:r>
-        <w:rPr>
-          <w:rFonts w:ascii="Times New Roman" w:hAnsi="Times New Roman" w:cs="Times New Roman"/>
-          <w:color w:val="000000" w:themeColor="text1"/>
-        </w:rPr>
-        <w:t>A auditoria, finalizada em dezembro de 2025, indicou que a aplicação atingiu um nível satisfatório de maturidade de segurança, não apresentando vulnerabilidades críticas exploráveis no escopo avaliado.</w:t>
-      </w:r>
+        <w:t>Isso evidencia que a lógica de autorização está corretamente dissociada do cliente e rigidamente aplicada na camada de banco de dados.</w:t>
+      </w:r>
+      <w:bookmarkEnd w:id="89"/>
+      <w:bookmarkEnd w:id="90"/>
+      <w:bookmarkEnd w:id="91"/>
     </w:p>
     <w:p>
       <w:pPr>
@@ -8886,7 +10260,7 @@
           <w:szCs w:val="32"/>
         </w:rPr>
       </w:pPr>
-      <w:bookmarkStart w:id="88" w:name="_Toc217659140"/>
+      <w:bookmarkStart w:id="92" w:name="_Toc217659143"/>
       <w:r>
         <w:rPr>
           <w:rFonts w:ascii="Times New Roman" w:hAnsi="Times New Roman" w:cs="Times New Roman"/>
@@ -8895,123 +10269,293 @@
           <w:sz w:val="28"/>
           <w:szCs w:val="32"/>
         </w:rPr>
-        <w:t>4.1 Análise de Autenticação e Gestão de Sessão</w:t>
-      </w:r>
-      <w:bookmarkEnd w:id="88"/>
-    </w:p>
-    <w:p>
-      <w:pPr>
-        <w:pStyle w:val="Corpodetexto"/>
-        <w:jc w:val="both"/>
-        <w:rPr>
-          <w:rFonts w:ascii="Times New Roman" w:hAnsi="Times New Roman" w:cs="Times New Roman"/>
-          <w:color w:val="000000" w:themeColor="text1"/>
-        </w:rPr>
-      </w:pPr>
-      <w:r>
-        <w:rPr>
-          <w:rFonts w:ascii="Times New Roman" w:hAnsi="Times New Roman" w:cs="Times New Roman"/>
-          <w:color w:val="000000" w:themeColor="text1"/>
-        </w:rPr>
-        <w:t>Os testes focados no mecanismo de autenticação (</w:t>
-      </w:r>
-      <w:proofErr w:type="spellStart"/>
-      <w:r>
-        <w:rPr>
-          <w:rFonts w:ascii="Times New Roman" w:hAnsi="Times New Roman" w:cs="Times New Roman"/>
-          <w:color w:val="000000" w:themeColor="text1"/>
-        </w:rPr>
-        <w:t>Supabase</w:t>
-      </w:r>
-      <w:proofErr w:type="spellEnd"/>
-      <w:r>
-        <w:rPr>
-          <w:rFonts w:ascii="Times New Roman" w:hAnsi="Times New Roman" w:cs="Times New Roman"/>
-          <w:color w:val="000000" w:themeColor="text1"/>
-        </w:rPr>
-        <w:t xml:space="preserve"> </w:t>
-      </w:r>
-      <w:proofErr w:type="spellStart"/>
-      <w:r>
-        <w:rPr>
-          <w:rFonts w:ascii="Times New Roman" w:hAnsi="Times New Roman" w:cs="Times New Roman"/>
-          <w:color w:val="000000" w:themeColor="text1"/>
-        </w:rPr>
-        <w:t>Auth</w:t>
-      </w:r>
-      <w:proofErr w:type="spellEnd"/>
-      <w:r>
-        <w:rPr>
-          <w:rFonts w:ascii="Times New Roman" w:hAnsi="Times New Roman" w:cs="Times New Roman"/>
-          <w:color w:val="000000" w:themeColor="text1"/>
-        </w:rPr>
-        <w:t>) demonstraram resiliência contra ataques comuns de força bruta e enumeração. Observou-se que a aplicação responde com mensagens genéricas de erro ao processar credenciais inválidas ou e-mails inexistentes, impedindo que um atacante deduza quais usuários estão cadastrados na base de dados.</w:t>
-      </w:r>
-    </w:p>
-    <w:p>
-      <w:pPr>
-        <w:pStyle w:val="Corpodetexto"/>
-        <w:jc w:val="both"/>
-        <w:rPr>
-          <w:rFonts w:ascii="Times New Roman" w:hAnsi="Times New Roman" w:cs="Times New Roman"/>
-          <w:color w:val="000000" w:themeColor="text1"/>
-        </w:rPr>
-      </w:pPr>
-      <w:r>
-        <w:rPr>
-          <w:rFonts w:ascii="Times New Roman" w:hAnsi="Times New Roman" w:cs="Times New Roman"/>
-          <w:color w:val="000000" w:themeColor="text1"/>
-        </w:rPr>
-        <w:t>No que tange à gestão de sessões, a validação de tokens JWT (</w:t>
-      </w:r>
+        <w:t>4.3 Segurança da Camada de Aplicação e Infraestrutura</w:t>
+      </w:r>
+      <w:bookmarkEnd w:id="92"/>
+    </w:p>
+    <w:p>
+      <w:pPr>
+        <w:pStyle w:val="Ttulo2"/>
+        <w:jc w:val="both"/>
+        <w:rPr>
+          <w:rFonts w:ascii="Times New Roman" w:hAnsi="Times New Roman" w:cs="Times New Roman"/>
+        </w:rPr>
+      </w:pPr>
+      <w:bookmarkStart w:id="93" w:name="_Toc216996125"/>
+      <w:bookmarkStart w:id="94" w:name="_Toc216997393"/>
+      <w:bookmarkStart w:id="95" w:name="_Toc216999709"/>
+      <w:bookmarkStart w:id="96" w:name="_Toc217659144"/>
+      <w:r>
+        <w:rPr>
+          <w:rFonts w:ascii="Times New Roman" w:hAnsi="Times New Roman" w:cs="Times New Roman"/>
+        </w:rPr>
+        <w:t xml:space="preserve">A avaliação do </w:t>
+      </w:r>
+      <w:proofErr w:type="spellStart"/>
+      <w:r>
+        <w:rPr>
+          <w:rFonts w:ascii="Times New Roman" w:hAnsi="Times New Roman" w:cs="Times New Roman"/>
+        </w:rPr>
+        <w:t>frontend</w:t>
+      </w:r>
+      <w:proofErr w:type="spellEnd"/>
+      <w:r>
+        <w:rPr>
+          <w:rFonts w:ascii="Times New Roman" w:hAnsi="Times New Roman" w:cs="Times New Roman"/>
+        </w:rPr>
+        <w:t xml:space="preserve"> e das configurações HTTP indicou a conformidade com práticas modernas de defesa. A injeção de </w:t>
+      </w:r>
+      <w:proofErr w:type="spellStart"/>
+      <w:r>
+        <w:rPr>
+          <w:rFonts w:ascii="Times New Roman" w:hAnsi="Times New Roman" w:cs="Times New Roman"/>
+        </w:rPr>
+        <w:t>payloads</w:t>
+      </w:r>
+      <w:proofErr w:type="spellEnd"/>
+      <w:r>
+        <w:rPr>
+          <w:rFonts w:ascii="Times New Roman" w:hAnsi="Times New Roman" w:cs="Times New Roman"/>
+        </w:rPr>
+        <w:t xml:space="preserve"> maliciosos visando Cross-Site </w:t>
+      </w:r>
+      <w:proofErr w:type="spellStart"/>
+      <w:r>
+        <w:rPr>
+          <w:rFonts w:ascii="Times New Roman" w:hAnsi="Times New Roman" w:cs="Times New Roman"/>
+        </w:rPr>
+        <w:t>Scripting</w:t>
+      </w:r>
+      <w:proofErr w:type="spellEnd"/>
+      <w:r>
+        <w:rPr>
+          <w:rFonts w:ascii="Times New Roman" w:hAnsi="Times New Roman" w:cs="Times New Roman"/>
+        </w:rPr>
+        <w:t xml:space="preserve"> (XSS) — incluindo vetores em SVG e query </w:t>
+      </w:r>
+      <w:proofErr w:type="spellStart"/>
+      <w:r>
+        <w:rPr>
+          <w:rFonts w:ascii="Times New Roman" w:hAnsi="Times New Roman" w:cs="Times New Roman"/>
+        </w:rPr>
+        <w:t>strings</w:t>
+      </w:r>
+      <w:proofErr w:type="spellEnd"/>
+      <w:r>
+        <w:rPr>
+          <w:rFonts w:ascii="Times New Roman" w:hAnsi="Times New Roman" w:cs="Times New Roman"/>
+        </w:rPr>
+        <w:t xml:space="preserve"> — não obteve sucesso, demonstrando que a sanitização de inputs e a renderização segura dos componentes (</w:t>
+      </w:r>
+      <w:proofErr w:type="spellStart"/>
+      <w:r>
+        <w:rPr>
+          <w:rFonts w:ascii="Times New Roman" w:hAnsi="Times New Roman" w:cs="Times New Roman"/>
+        </w:rPr>
+        <w:t>Vercel</w:t>
+      </w:r>
+      <w:proofErr w:type="spellEnd"/>
+      <w:r>
+        <w:rPr>
+          <w:rFonts w:ascii="Times New Roman" w:hAnsi="Times New Roman" w:cs="Times New Roman"/>
+        </w:rPr>
+        <w:t>/</w:t>
+      </w:r>
+      <w:proofErr w:type="spellStart"/>
+      <w:r>
+        <w:rPr>
+          <w:rFonts w:ascii="Times New Roman" w:hAnsi="Times New Roman" w:cs="Times New Roman"/>
+        </w:rPr>
+        <w:t>React</w:t>
+      </w:r>
+      <w:proofErr w:type="spellEnd"/>
+      <w:r>
+        <w:rPr>
+          <w:rFonts w:ascii="Times New Roman" w:hAnsi="Times New Roman" w:cs="Times New Roman"/>
+        </w:rPr>
+        <w:t>) estão operantes.</w:t>
+      </w:r>
+      <w:bookmarkEnd w:id="93"/>
+      <w:bookmarkEnd w:id="94"/>
+      <w:bookmarkEnd w:id="95"/>
+      <w:bookmarkEnd w:id="96"/>
+    </w:p>
+    <w:p>
+      <w:pPr>
+        <w:pStyle w:val="Ttulo2"/>
+        <w:jc w:val="both"/>
+        <w:rPr>
+          <w:rFonts w:ascii="Times New Roman" w:hAnsi="Times New Roman" w:cs="Times New Roman"/>
+        </w:rPr>
+      </w:pPr>
+      <w:bookmarkStart w:id="97" w:name="_Toc216996126"/>
+      <w:bookmarkStart w:id="98" w:name="_Toc216997394"/>
+      <w:bookmarkStart w:id="99" w:name="_Toc216999710"/>
+      <w:bookmarkStart w:id="100" w:name="_Toc217659145"/>
+      <w:r>
+        <w:rPr>
+          <w:rFonts w:ascii="Times New Roman" w:hAnsi="Times New Roman" w:cs="Times New Roman"/>
+        </w:rPr>
+        <w:t>Adicionalmente, a análise dos cabeçalhos HTTP revelou a presença de configurações de endurecimento (</w:t>
+      </w:r>
+      <w:proofErr w:type="spellStart"/>
       <w:r>
         <w:rPr>
           <w:rFonts w:ascii="Times New Roman" w:hAnsi="Times New Roman" w:cs="Times New Roman"/>
           <w:i/>
           <w:iCs/>
-          <w:color w:val="000000" w:themeColor="text1"/>
-        </w:rPr>
-        <w:t>JSON Web Tokens</w:t>
-      </w:r>
-      <w:r>
-        <w:rPr>
-          <w:rFonts w:ascii="Times New Roman" w:hAnsi="Times New Roman" w:cs="Times New Roman"/>
-          <w:color w:val="000000" w:themeColor="text1"/>
-        </w:rPr>
-        <w:t xml:space="preserve">) mostrou-se eficaz. Tentativas de injeção de tokens incompletos, não assinados ou com assinaturas inválidas resultaram invariavelmente em respostas de acesso negado (401 </w:t>
-      </w:r>
-      <w:proofErr w:type="spellStart"/>
-      <w:r>
-        <w:rPr>
-          <w:rFonts w:ascii="Times New Roman" w:hAnsi="Times New Roman" w:cs="Times New Roman"/>
-          <w:color w:val="000000" w:themeColor="text1"/>
-        </w:rPr>
-        <w:t>Unauthorized</w:t>
-      </w:r>
-      <w:proofErr w:type="spellEnd"/>
-      <w:r>
-        <w:rPr>
-          <w:rFonts w:ascii="Times New Roman" w:hAnsi="Times New Roman" w:cs="Times New Roman"/>
-          <w:color w:val="000000" w:themeColor="text1"/>
-        </w:rPr>
-        <w:t>). Além disso, o fluxo de recuperação de senha (/</w:t>
-      </w:r>
-      <w:proofErr w:type="spellStart"/>
-      <w:r>
-        <w:rPr>
-          <w:rFonts w:ascii="Times New Roman" w:hAnsi="Times New Roman" w:cs="Times New Roman"/>
-          <w:color w:val="000000" w:themeColor="text1"/>
-        </w:rPr>
-        <w:t>recover</w:t>
-      </w:r>
-      <w:proofErr w:type="spellEnd"/>
-      <w:r>
-        <w:rPr>
-          <w:rFonts w:ascii="Times New Roman" w:hAnsi="Times New Roman" w:cs="Times New Roman"/>
-          <w:color w:val="000000" w:themeColor="text1"/>
-        </w:rPr>
-        <w:t>) foi validado, garantindo que não há exposição de informações sensíveis durante o processo de redefinição de credenciais.</w:t>
-      </w:r>
+        </w:rPr>
+        <w:t>hardening</w:t>
+      </w:r>
+      <w:proofErr w:type="spellEnd"/>
+      <w:r>
+        <w:rPr>
+          <w:rFonts w:ascii="Times New Roman" w:hAnsi="Times New Roman" w:cs="Times New Roman"/>
+        </w:rPr>
+        <w:t xml:space="preserve">), como </w:t>
+      </w:r>
+      <w:proofErr w:type="spellStart"/>
+      <w:r>
+        <w:rPr>
+          <w:rFonts w:ascii="Times New Roman" w:hAnsi="Times New Roman" w:cs="Times New Roman"/>
+        </w:rPr>
+        <w:t>Strict</w:t>
+      </w:r>
+      <w:proofErr w:type="spellEnd"/>
+      <w:r>
+        <w:rPr>
+          <w:rFonts w:ascii="Times New Roman" w:hAnsi="Times New Roman" w:cs="Times New Roman"/>
+        </w:rPr>
+        <w:t>-</w:t>
+      </w:r>
+      <w:proofErr w:type="spellStart"/>
+      <w:r>
+        <w:rPr>
+          <w:rFonts w:ascii="Times New Roman" w:hAnsi="Times New Roman" w:cs="Times New Roman"/>
+        </w:rPr>
+        <w:t>Transport</w:t>
+      </w:r>
+      <w:proofErr w:type="spellEnd"/>
+      <w:r>
+        <w:rPr>
+          <w:rFonts w:ascii="Times New Roman" w:hAnsi="Times New Roman" w:cs="Times New Roman"/>
+        </w:rPr>
+        <w:t>-Security (HSTS) e X-</w:t>
+      </w:r>
+      <w:proofErr w:type="spellStart"/>
+      <w:r>
+        <w:rPr>
+          <w:rFonts w:ascii="Times New Roman" w:hAnsi="Times New Roman" w:cs="Times New Roman"/>
+        </w:rPr>
+        <w:t>Content</w:t>
+      </w:r>
+      <w:proofErr w:type="spellEnd"/>
+      <w:r>
+        <w:rPr>
+          <w:rFonts w:ascii="Times New Roman" w:hAnsi="Times New Roman" w:cs="Times New Roman"/>
+        </w:rPr>
+        <w:t>-</w:t>
+      </w:r>
+      <w:proofErr w:type="spellStart"/>
+      <w:r>
+        <w:rPr>
+          <w:rFonts w:ascii="Times New Roman" w:hAnsi="Times New Roman" w:cs="Times New Roman"/>
+        </w:rPr>
+        <w:t>Type</w:t>
+      </w:r>
+      <w:proofErr w:type="spellEnd"/>
+      <w:r>
+        <w:rPr>
+          <w:rFonts w:ascii="Times New Roman" w:hAnsi="Times New Roman" w:cs="Times New Roman"/>
+        </w:rPr>
+        <w:t xml:space="preserve">-Options: </w:t>
+      </w:r>
+      <w:proofErr w:type="spellStart"/>
+      <w:r>
+        <w:rPr>
+          <w:rFonts w:ascii="Times New Roman" w:hAnsi="Times New Roman" w:cs="Times New Roman"/>
+        </w:rPr>
+        <w:t>nosniff</w:t>
+      </w:r>
+      <w:proofErr w:type="spellEnd"/>
+      <w:r>
+        <w:rPr>
+          <w:rFonts w:ascii="Times New Roman" w:hAnsi="Times New Roman" w:cs="Times New Roman"/>
+        </w:rPr>
+        <w:t xml:space="preserve">. A infraestrutura, suportada pela </w:t>
+      </w:r>
+      <w:proofErr w:type="spellStart"/>
+      <w:r>
+        <w:rPr>
+          <w:rFonts w:ascii="Times New Roman" w:hAnsi="Times New Roman" w:cs="Times New Roman"/>
+        </w:rPr>
+        <w:t>Vercel</w:t>
+      </w:r>
+      <w:proofErr w:type="spellEnd"/>
+      <w:r>
+        <w:rPr>
+          <w:rFonts w:ascii="Times New Roman" w:hAnsi="Times New Roman" w:cs="Times New Roman"/>
+        </w:rPr>
+        <w:t xml:space="preserve"> e </w:t>
+      </w:r>
+      <w:proofErr w:type="spellStart"/>
+      <w:r>
+        <w:rPr>
+          <w:rFonts w:ascii="Times New Roman" w:hAnsi="Times New Roman" w:cs="Times New Roman"/>
+        </w:rPr>
+        <w:t>Cloudflare</w:t>
+      </w:r>
+      <w:proofErr w:type="spellEnd"/>
+      <w:r>
+        <w:rPr>
+          <w:rFonts w:ascii="Times New Roman" w:hAnsi="Times New Roman" w:cs="Times New Roman"/>
+        </w:rPr>
+        <w:t xml:space="preserve">, provou-se resiliente contra tentativas básicas de negação de serviço, delegando o </w:t>
+      </w:r>
+      <w:r>
+        <w:rPr>
+          <w:rFonts w:ascii="Times New Roman" w:hAnsi="Times New Roman" w:cs="Times New Roman"/>
+          <w:i/>
+          <w:iCs/>
+        </w:rPr>
+        <w:t xml:space="preserve">rate </w:t>
+      </w:r>
+      <w:proofErr w:type="spellStart"/>
+      <w:r>
+        <w:rPr>
+          <w:rFonts w:ascii="Times New Roman" w:hAnsi="Times New Roman" w:cs="Times New Roman"/>
+          <w:i/>
+          <w:iCs/>
+        </w:rPr>
+        <w:t>limiting</w:t>
+      </w:r>
+      <w:proofErr w:type="spellEnd"/>
+      <w:r>
+        <w:rPr>
+          <w:rFonts w:ascii="Times New Roman" w:hAnsi="Times New Roman" w:cs="Times New Roman"/>
+        </w:rPr>
+        <w:t xml:space="preserve"> para a borda (</w:t>
+      </w:r>
+      <w:proofErr w:type="spellStart"/>
+      <w:r>
+        <w:rPr>
+          <w:rFonts w:ascii="Times New Roman" w:hAnsi="Times New Roman" w:cs="Times New Roman"/>
+          <w:i/>
+          <w:iCs/>
+        </w:rPr>
+        <w:t>edge</w:t>
+      </w:r>
+      <w:proofErr w:type="spellEnd"/>
+      <w:r>
+        <w:rPr>
+          <w:rFonts w:ascii="Times New Roman" w:hAnsi="Times New Roman" w:cs="Times New Roman"/>
+        </w:rPr>
+        <w:t>).</w:t>
+      </w:r>
+      <w:bookmarkEnd w:id="97"/>
+      <w:bookmarkEnd w:id="98"/>
+      <w:bookmarkEnd w:id="99"/>
+      <w:bookmarkEnd w:id="100"/>
     </w:p>
     <w:p>
       <w:pPr>
@@ -9025,7 +10569,7 @@
           <w:szCs w:val="32"/>
         </w:rPr>
       </w:pPr>
-      <w:bookmarkStart w:id="89" w:name="_Toc217659141"/>
+      <w:bookmarkStart w:id="101" w:name="_Toc217659146"/>
       <w:r>
         <w:rPr>
           <w:rFonts w:ascii="Times New Roman" w:hAnsi="Times New Roman" w:cs="Times New Roman"/>
@@ -9034,10 +10578,256 @@
           <w:sz w:val="28"/>
           <w:szCs w:val="32"/>
         </w:rPr>
-        <w:t xml:space="preserve">4.2 Validação de Controle de Acesso e Row </w:t>
-      </w:r>
-      <w:proofErr w:type="spellStart"/>
-      <w:r>
+        <w:t>4.4 Estratégias de Defesa Ativa e Monitoramento</w:t>
+      </w:r>
+      <w:bookmarkEnd w:id="101"/>
+    </w:p>
+    <w:p>
+      <w:pPr>
+        <w:pStyle w:val="Ttulo2"/>
+        <w:jc w:val="both"/>
+        <w:rPr>
+          <w:rFonts w:ascii="Times New Roman" w:hAnsi="Times New Roman" w:cs="Times New Roman"/>
+        </w:rPr>
+      </w:pPr>
+      <w:bookmarkStart w:id="102" w:name="_Toc216996128"/>
+      <w:bookmarkStart w:id="103" w:name="_Toc216997396"/>
+      <w:bookmarkStart w:id="104" w:name="_Toc216999712"/>
+      <w:bookmarkStart w:id="105" w:name="_Toc217659147"/>
+      <w:r>
+        <w:rPr>
+          <w:rFonts w:ascii="Times New Roman" w:hAnsi="Times New Roman" w:cs="Times New Roman"/>
+        </w:rPr>
+        <w:t xml:space="preserve">Diferenciando-se de implementações padrão, o projeto adotou uma postura de "Defesa em Profundidade" (Defense in </w:t>
+      </w:r>
+      <w:proofErr w:type="spellStart"/>
+      <w:r>
+        <w:rPr>
+          <w:rFonts w:ascii="Times New Roman" w:hAnsi="Times New Roman" w:cs="Times New Roman"/>
+        </w:rPr>
+        <w:t>Depth</w:t>
+      </w:r>
+      <w:proofErr w:type="spellEnd"/>
+      <w:r>
+        <w:rPr>
+          <w:rFonts w:ascii="Times New Roman" w:hAnsi="Times New Roman" w:cs="Times New Roman"/>
+        </w:rPr>
+        <w:t>) através da implementação de mecanismos de defesa ativa.</w:t>
+      </w:r>
+      <w:bookmarkEnd w:id="102"/>
+      <w:bookmarkEnd w:id="103"/>
+      <w:bookmarkEnd w:id="104"/>
+      <w:bookmarkEnd w:id="105"/>
+    </w:p>
+    <w:p>
+      <w:pPr>
+        <w:pStyle w:val="Ttulo2"/>
+        <w:jc w:val="both"/>
+        <w:rPr>
+          <w:rFonts w:ascii="Times New Roman" w:hAnsi="Times New Roman" w:cs="Times New Roman"/>
+        </w:rPr>
+      </w:pPr>
+      <w:bookmarkStart w:id="106" w:name="_Toc216996129"/>
+      <w:bookmarkStart w:id="107" w:name="_Toc216997397"/>
+      <w:bookmarkStart w:id="108" w:name="_Toc216999713"/>
+      <w:bookmarkStart w:id="109" w:name="_Toc217659148"/>
+      <w:proofErr w:type="spellStart"/>
+      <w:r>
+        <w:rPr>
+          <w:rFonts w:ascii="Times New Roman" w:hAnsi="Times New Roman" w:cs="Times New Roman"/>
+          <w:b/>
+        </w:rPr>
+        <w:t>Honeytokens</w:t>
+      </w:r>
+      <w:proofErr w:type="spellEnd"/>
+      <w:r>
+        <w:rPr>
+          <w:rFonts w:ascii="Times New Roman" w:hAnsi="Times New Roman" w:cs="Times New Roman"/>
+          <w:b/>
+        </w:rPr>
+        <w:t xml:space="preserve"> e Canary </w:t>
+      </w:r>
+      <w:proofErr w:type="spellStart"/>
+      <w:r>
+        <w:rPr>
+          <w:rFonts w:ascii="Times New Roman" w:hAnsi="Times New Roman" w:cs="Times New Roman"/>
+          <w:b/>
+        </w:rPr>
+        <w:t>Endpoints</w:t>
+      </w:r>
+      <w:proofErr w:type="spellEnd"/>
+      <w:r>
+        <w:rPr>
+          <w:rFonts w:ascii="Times New Roman" w:hAnsi="Times New Roman" w:cs="Times New Roman"/>
+          <w:b/>
+        </w:rPr>
+        <w:t>:</w:t>
+      </w:r>
+      <w:r>
+        <w:rPr>
+          <w:rFonts w:ascii="Times New Roman" w:hAnsi="Times New Roman" w:cs="Times New Roman"/>
+        </w:rPr>
+        <w:t xml:space="preserve"> Foram inseridos artefatos falsos (credenciais e rotas de API) para atuar como armadilhas. Qualquer interação com esses elementos aciona alertas de segurança, permitindo a detecção precoce de varreduras ou vazamentos.</w:t>
+      </w:r>
+      <w:bookmarkEnd w:id="106"/>
+      <w:bookmarkEnd w:id="107"/>
+      <w:bookmarkEnd w:id="108"/>
+      <w:bookmarkEnd w:id="109"/>
+    </w:p>
+    <w:p>
+      <w:pPr>
+        <w:pStyle w:val="Ttulo2"/>
+        <w:jc w:val="both"/>
+        <w:rPr>
+          <w:rFonts w:ascii="Times New Roman" w:hAnsi="Times New Roman" w:cs="Times New Roman"/>
+        </w:rPr>
+      </w:pPr>
+      <w:bookmarkStart w:id="110" w:name="_Toc216996130"/>
+      <w:bookmarkStart w:id="111" w:name="_Toc216997398"/>
+      <w:bookmarkStart w:id="112" w:name="_Toc216999714"/>
+      <w:bookmarkStart w:id="113" w:name="_Toc217659149"/>
+      <w:r>
+        <w:rPr>
+          <w:rFonts w:ascii="Times New Roman" w:hAnsi="Times New Roman" w:cs="Times New Roman"/>
+          <w:b/>
+        </w:rPr>
+        <w:t>Rastreabilidade:</w:t>
+      </w:r>
+      <w:r>
+        <w:rPr>
+          <w:rFonts w:ascii="Times New Roman" w:hAnsi="Times New Roman" w:cs="Times New Roman"/>
+        </w:rPr>
+        <w:t xml:space="preserve"> A implementação de </w:t>
+      </w:r>
+      <w:proofErr w:type="spellStart"/>
+      <w:r>
+        <w:rPr>
+          <w:rFonts w:ascii="Times New Roman" w:hAnsi="Times New Roman" w:cs="Times New Roman"/>
+          <w:i/>
+          <w:iCs/>
+        </w:rPr>
+        <w:t>Correlation</w:t>
+      </w:r>
+      <w:proofErr w:type="spellEnd"/>
+      <w:r>
+        <w:rPr>
+          <w:rFonts w:ascii="Times New Roman" w:hAnsi="Times New Roman" w:cs="Times New Roman"/>
+          <w:i/>
+          <w:iCs/>
+        </w:rPr>
+        <w:t xml:space="preserve"> </w:t>
+      </w:r>
+      <w:proofErr w:type="spellStart"/>
+      <w:r>
+        <w:rPr>
+          <w:rFonts w:ascii="Times New Roman" w:hAnsi="Times New Roman" w:cs="Times New Roman"/>
+          <w:i/>
+          <w:iCs/>
+        </w:rPr>
+        <w:t>IDs</w:t>
+      </w:r>
+      <w:proofErr w:type="spellEnd"/>
+      <w:r>
+        <w:rPr>
+          <w:rFonts w:ascii="Times New Roman" w:hAnsi="Times New Roman" w:cs="Times New Roman"/>
+        </w:rPr>
+        <w:t xml:space="preserve"> (Identificadores de Correlação) permitiu o rastreamento granular de requisições. Em caso de anomalia, é possível isolar a transação exata nos logs, facilitando a resposta a incidentes.</w:t>
+      </w:r>
+      <w:bookmarkEnd w:id="110"/>
+      <w:bookmarkEnd w:id="111"/>
+      <w:bookmarkEnd w:id="112"/>
+      <w:bookmarkEnd w:id="113"/>
+    </w:p>
+    <w:p>
+      <w:pPr>
+        <w:pStyle w:val="Ttulo2"/>
+        <w:jc w:val="both"/>
+        <w:rPr>
+          <w:rFonts w:ascii="Times New Roman" w:hAnsi="Times New Roman" w:cs="Times New Roman"/>
+        </w:rPr>
+      </w:pPr>
+      <w:bookmarkStart w:id="114" w:name="_Toc216996131"/>
+      <w:bookmarkStart w:id="115" w:name="_Toc216997399"/>
+      <w:bookmarkStart w:id="116" w:name="_Toc216999715"/>
+      <w:bookmarkStart w:id="117" w:name="_Toc217659150"/>
+      <w:r>
+        <w:rPr>
+          <w:rFonts w:ascii="Times New Roman" w:hAnsi="Times New Roman" w:cs="Times New Roman"/>
+          <w:b/>
+        </w:rPr>
+        <w:t>Monitoramento:</w:t>
+      </w:r>
+      <w:r>
+        <w:rPr>
+          <w:rFonts w:ascii="Times New Roman" w:hAnsi="Times New Roman" w:cs="Times New Roman"/>
+        </w:rPr>
+        <w:t xml:space="preserve"> A integração com um SIEM (</w:t>
+      </w:r>
+      <w:r>
+        <w:rPr>
+          <w:rFonts w:ascii="Times New Roman" w:hAnsi="Times New Roman" w:cs="Times New Roman"/>
+          <w:i/>
+          <w:iCs/>
+        </w:rPr>
+        <w:t xml:space="preserve">Security </w:t>
+      </w:r>
+      <w:proofErr w:type="spellStart"/>
+      <w:r>
+        <w:rPr>
+          <w:rFonts w:ascii="Times New Roman" w:hAnsi="Times New Roman" w:cs="Times New Roman"/>
+          <w:i/>
+          <w:iCs/>
+        </w:rPr>
+        <w:t>Information</w:t>
+      </w:r>
+      <w:proofErr w:type="spellEnd"/>
+      <w:r>
+        <w:rPr>
+          <w:rFonts w:ascii="Times New Roman" w:hAnsi="Times New Roman" w:cs="Times New Roman"/>
+          <w:i/>
+          <w:iCs/>
+        </w:rPr>
+        <w:t xml:space="preserve"> </w:t>
+      </w:r>
+      <w:proofErr w:type="spellStart"/>
+      <w:r>
+        <w:rPr>
+          <w:rFonts w:ascii="Times New Roman" w:hAnsi="Times New Roman" w:cs="Times New Roman"/>
+          <w:i/>
+          <w:iCs/>
+        </w:rPr>
+        <w:t>and</w:t>
+      </w:r>
+      <w:proofErr w:type="spellEnd"/>
+      <w:r>
+        <w:rPr>
+          <w:rFonts w:ascii="Times New Roman" w:hAnsi="Times New Roman" w:cs="Times New Roman"/>
+          <w:i/>
+          <w:iCs/>
+        </w:rPr>
+        <w:t xml:space="preserve"> Event Management</w:t>
+      </w:r>
+      <w:r>
+        <w:rPr>
+          <w:rFonts w:ascii="Times New Roman" w:hAnsi="Times New Roman" w:cs="Times New Roman"/>
+        </w:rPr>
+        <w:t>) dedicado assegura que eventos críticos sejam correlacionados e monitorados em tempo real.</w:t>
+      </w:r>
+      <w:bookmarkEnd w:id="114"/>
+      <w:bookmarkEnd w:id="115"/>
+      <w:bookmarkEnd w:id="116"/>
+      <w:bookmarkEnd w:id="117"/>
+    </w:p>
+    <w:p>
+      <w:pPr>
+        <w:pStyle w:val="Corpodetexto"/>
+        <w:jc w:val="both"/>
+      </w:pPr>
+    </w:p>
+    <w:p>
+      <w:pPr>
+        <w:pStyle w:val="Ttulo2"/>
+        <w:jc w:val="both"/>
         <w:rPr>
           <w:rFonts w:ascii="Times New Roman" w:hAnsi="Times New Roman" w:cs="Times New Roman"/>
           <w:b/>
@@ -9045,9 +10835,8 @@
           <w:sz w:val="28"/>
           <w:szCs w:val="32"/>
         </w:rPr>
-        <w:t>Level</w:t>
-      </w:r>
-      <w:proofErr w:type="spellEnd"/>
+      </w:pPr>
+      <w:bookmarkStart w:id="118" w:name="_Toc217659151"/>
       <w:r>
         <w:rPr>
           <w:rFonts w:ascii="Times New Roman" w:hAnsi="Times New Roman" w:cs="Times New Roman"/>
@@ -9056,866 +10845,57 @@
           <w:sz w:val="28"/>
           <w:szCs w:val="32"/>
         </w:rPr>
-        <w:t xml:space="preserve"> Security (RLS)</w:t>
-      </w:r>
-      <w:bookmarkEnd w:id="89"/>
-    </w:p>
-    <w:p>
-      <w:pPr>
-        <w:pStyle w:val="Corpodetexto"/>
-        <w:jc w:val="both"/>
-        <w:rPr>
-          <w:rFonts w:ascii="Times New Roman" w:hAnsi="Times New Roman" w:cs="Times New Roman"/>
-          <w:color w:val="000000" w:themeColor="text1"/>
-        </w:rPr>
-      </w:pPr>
-      <w:r>
-        <w:rPr>
-          <w:rFonts w:ascii="Times New Roman" w:hAnsi="Times New Roman" w:cs="Times New Roman"/>
-          <w:color w:val="000000" w:themeColor="text1"/>
-        </w:rPr>
-        <w:t xml:space="preserve">Um ponto crítico da arquitetura do </w:t>
-      </w:r>
-      <w:proofErr w:type="spellStart"/>
-      <w:r>
-        <w:rPr>
-          <w:rFonts w:ascii="Times New Roman" w:hAnsi="Times New Roman" w:cs="Times New Roman"/>
-          <w:color w:val="000000" w:themeColor="text1"/>
-        </w:rPr>
-        <w:t>Supabase</w:t>
-      </w:r>
-      <w:proofErr w:type="spellEnd"/>
-      <w:r>
-        <w:rPr>
-          <w:rFonts w:ascii="Times New Roman" w:hAnsi="Times New Roman" w:cs="Times New Roman"/>
-          <w:color w:val="000000" w:themeColor="text1"/>
-        </w:rPr>
-        <w:t xml:space="preserve"> é a exposição intencional da chave pública (</w:t>
-      </w:r>
-      <w:proofErr w:type="spellStart"/>
-      <w:r>
-        <w:rPr>
-          <w:rFonts w:ascii="Times New Roman" w:hAnsi="Times New Roman" w:cs="Times New Roman"/>
-          <w:color w:val="000000" w:themeColor="text1"/>
-        </w:rPr>
-        <w:t>anon</w:t>
-      </w:r>
-      <w:proofErr w:type="spellEnd"/>
-      <w:r>
-        <w:rPr>
-          <w:rFonts w:ascii="Times New Roman" w:hAnsi="Times New Roman" w:cs="Times New Roman"/>
-          <w:color w:val="000000" w:themeColor="text1"/>
-        </w:rPr>
-        <w:t xml:space="preserve"> </w:t>
-      </w:r>
-      <w:proofErr w:type="spellStart"/>
-      <w:r>
-        <w:rPr>
-          <w:rFonts w:ascii="Times New Roman" w:hAnsi="Times New Roman" w:cs="Times New Roman"/>
-          <w:color w:val="000000" w:themeColor="text1"/>
-        </w:rPr>
-        <w:t>key</w:t>
-      </w:r>
-      <w:proofErr w:type="spellEnd"/>
-      <w:r>
-        <w:rPr>
-          <w:rFonts w:ascii="Times New Roman" w:hAnsi="Times New Roman" w:cs="Times New Roman"/>
-          <w:color w:val="000000" w:themeColor="text1"/>
-        </w:rPr>
-        <w:t xml:space="preserve">) no </w:t>
-      </w:r>
-      <w:proofErr w:type="spellStart"/>
-      <w:r>
-        <w:rPr>
-          <w:rFonts w:ascii="Times New Roman" w:hAnsi="Times New Roman" w:cs="Times New Roman"/>
-          <w:color w:val="000000" w:themeColor="text1"/>
-        </w:rPr>
-        <w:t>frontend</w:t>
-      </w:r>
-      <w:proofErr w:type="spellEnd"/>
-      <w:r>
-        <w:rPr>
-          <w:rFonts w:ascii="Times New Roman" w:hAnsi="Times New Roman" w:cs="Times New Roman"/>
-          <w:color w:val="000000" w:themeColor="text1"/>
-        </w:rPr>
-        <w:t xml:space="preserve">. A análise de segurança confirmou que essa característica não configura uma vulnerabilidade, visto que a segurança da aplicação não depende do sigilo desta chave, mas sim das políticas de segurança em nível de linha (Row </w:t>
-      </w:r>
-      <w:proofErr w:type="spellStart"/>
-      <w:r>
-        <w:rPr>
-          <w:rFonts w:ascii="Times New Roman" w:hAnsi="Times New Roman" w:cs="Times New Roman"/>
-          <w:color w:val="000000" w:themeColor="text1"/>
-        </w:rPr>
-        <w:t>Level</w:t>
-      </w:r>
-      <w:proofErr w:type="spellEnd"/>
-      <w:r>
-        <w:rPr>
-          <w:rFonts w:ascii="Times New Roman" w:hAnsi="Times New Roman" w:cs="Times New Roman"/>
-          <w:color w:val="000000" w:themeColor="text1"/>
-        </w:rPr>
-        <w:t xml:space="preserve"> Security - RLS).</w:t>
-      </w:r>
-    </w:p>
-    <w:p>
-      <w:pPr>
-        <w:pStyle w:val="Corpodetexto"/>
-        <w:jc w:val="both"/>
-        <w:rPr>
-          <w:rFonts w:ascii="Times New Roman" w:hAnsi="Times New Roman" w:cs="Times New Roman"/>
-          <w:color w:val="000000" w:themeColor="text1"/>
-        </w:rPr>
-      </w:pPr>
-      <w:r>
-        <w:rPr>
-          <w:rFonts w:ascii="Times New Roman" w:hAnsi="Times New Roman" w:cs="Times New Roman"/>
-          <w:color w:val="000000" w:themeColor="text1"/>
-        </w:rPr>
-        <w:t>Os testes de acesso direto à API REST (/</w:t>
-      </w:r>
-      <w:proofErr w:type="spellStart"/>
-      <w:r>
-        <w:rPr>
-          <w:rFonts w:ascii="Times New Roman" w:hAnsi="Times New Roman" w:cs="Times New Roman"/>
-          <w:color w:val="000000" w:themeColor="text1"/>
-        </w:rPr>
-        <w:t>rest</w:t>
-      </w:r>
-      <w:proofErr w:type="spellEnd"/>
-      <w:r>
-        <w:rPr>
-          <w:rFonts w:ascii="Times New Roman" w:hAnsi="Times New Roman" w:cs="Times New Roman"/>
-          <w:color w:val="000000" w:themeColor="text1"/>
-        </w:rPr>
-        <w:t>/v1/) e as tentativas de escalação de privilégios corroboraram a eficácia do RLS:</w:t>
-      </w:r>
-    </w:p>
-    <w:p>
-      <w:pPr>
-        <w:pStyle w:val="Corpodetexto"/>
-        <w:jc w:val="both"/>
-        <w:rPr>
-          <w:rFonts w:ascii="Times New Roman" w:hAnsi="Times New Roman" w:cs="Times New Roman"/>
-          <w:color w:val="000000" w:themeColor="text1"/>
-        </w:rPr>
-      </w:pPr>
-      <w:r>
-        <w:rPr>
-          <w:rFonts w:ascii="Times New Roman" w:hAnsi="Times New Roman" w:cs="Times New Roman"/>
-          <w:b/>
-          <w:bCs/>
-          <w:color w:val="000000" w:themeColor="text1"/>
-        </w:rPr>
-        <w:t>Isolamento de Dados:</w:t>
-      </w:r>
-      <w:r>
-        <w:rPr>
-          <w:rFonts w:ascii="Times New Roman" w:hAnsi="Times New Roman" w:cs="Times New Roman"/>
-          <w:color w:val="000000" w:themeColor="text1"/>
-        </w:rPr>
-        <w:t xml:space="preserve"> Tentativas de leitura ou escrita em tabelas sem o token de autenticação adequado foram bloqueadas.</w:t>
-      </w:r>
-    </w:p>
-    <w:p>
-      <w:pPr>
-        <w:pStyle w:val="Corpodetexto"/>
-        <w:jc w:val="both"/>
-        <w:rPr>
-          <w:rFonts w:ascii="Times New Roman" w:hAnsi="Times New Roman" w:cs="Times New Roman"/>
-          <w:b/>
-          <w:bCs/>
-          <w:color w:val="000000" w:themeColor="text1"/>
-          <w:sz w:val="28"/>
-          <w:szCs w:val="28"/>
-        </w:rPr>
-      </w:pPr>
-      <w:r>
-        <w:rPr>
-          <w:rFonts w:ascii="Times New Roman" w:hAnsi="Times New Roman" w:cs="Times New Roman"/>
-          <w:b/>
-          <w:bCs/>
-          <w:color w:val="000000" w:themeColor="text1"/>
-        </w:rPr>
-        <w:t>Escalação Vertical:</w:t>
-      </w:r>
-      <w:r>
-        <w:rPr>
-          <w:rFonts w:ascii="Times New Roman" w:hAnsi="Times New Roman" w:cs="Times New Roman"/>
-          <w:color w:val="000000" w:themeColor="text1"/>
-        </w:rPr>
-        <w:t xml:space="preserve"> Testes simulando um usuário com perfil de "Cuidador" tentando elevar seus privilégios para "Gestor" (via manipulação do parâmetro role em requisições PATCH) falharam. O sistema ignorou silenciosamente os campos injetados ou bloqueou a operação, retornando que zero linhas foram afetadas.</w:t>
-      </w:r>
-    </w:p>
-    <w:p>
-      <w:pPr>
-        <w:pStyle w:val="Ttulo2"/>
-        <w:jc w:val="both"/>
-        <w:rPr>
-          <w:rFonts w:ascii="Times New Roman" w:hAnsi="Times New Roman" w:cs="Times New Roman"/>
-        </w:rPr>
-      </w:pPr>
-      <w:bookmarkStart w:id="90" w:name="_Toc216997391"/>
-      <w:bookmarkStart w:id="91" w:name="_Toc216999707"/>
-      <w:bookmarkStart w:id="92" w:name="_Toc217659142"/>
-      <w:r>
-        <w:rPr>
-          <w:rFonts w:ascii="Times New Roman" w:hAnsi="Times New Roman" w:cs="Times New Roman"/>
-        </w:rPr>
-        <w:lastRenderedPageBreak/>
-        <w:t>Isso evidencia que a lógica de autorização está corretamente dissociada do cliente e rigidamente aplicada na camada de banco de dados.</w:t>
-      </w:r>
-      <w:bookmarkEnd w:id="90"/>
-      <w:bookmarkEnd w:id="91"/>
-      <w:bookmarkEnd w:id="92"/>
-    </w:p>
-    <w:p>
-      <w:pPr>
-        <w:pStyle w:val="Ttulo2"/>
-        <w:jc w:val="both"/>
-        <w:rPr>
-          <w:rFonts w:ascii="Times New Roman" w:hAnsi="Times New Roman" w:cs="Times New Roman"/>
-          <w:b/>
-          <w:bCs w:val="0"/>
-          <w:sz w:val="28"/>
-          <w:szCs w:val="32"/>
-        </w:rPr>
-      </w:pPr>
-      <w:bookmarkStart w:id="93" w:name="_Toc217659143"/>
-      <w:r>
-        <w:rPr>
-          <w:rFonts w:ascii="Times New Roman" w:hAnsi="Times New Roman" w:cs="Times New Roman"/>
-          <w:b/>
-          <w:bCs w:val="0"/>
-          <w:sz w:val="28"/>
-          <w:szCs w:val="32"/>
-        </w:rPr>
-        <w:t>4.3 Segurança da Camada de Aplicação e Infraestrutura</w:t>
-      </w:r>
-      <w:bookmarkEnd w:id="93"/>
-    </w:p>
-    <w:p>
-      <w:pPr>
-        <w:pStyle w:val="Ttulo2"/>
-        <w:jc w:val="both"/>
-        <w:rPr>
-          <w:rFonts w:ascii="Times New Roman" w:hAnsi="Times New Roman" w:cs="Times New Roman"/>
-        </w:rPr>
-      </w:pPr>
-      <w:bookmarkStart w:id="94" w:name="_Toc216996125"/>
-      <w:bookmarkStart w:id="95" w:name="_Toc216997393"/>
-      <w:bookmarkStart w:id="96" w:name="_Toc216999709"/>
-      <w:bookmarkStart w:id="97" w:name="_Toc217659144"/>
-      <w:r>
-        <w:rPr>
-          <w:rFonts w:ascii="Times New Roman" w:hAnsi="Times New Roman" w:cs="Times New Roman"/>
-        </w:rPr>
-        <w:t xml:space="preserve">A avaliação do </w:t>
-      </w:r>
-      <w:proofErr w:type="spellStart"/>
-      <w:r>
-        <w:rPr>
-          <w:rFonts w:ascii="Times New Roman" w:hAnsi="Times New Roman" w:cs="Times New Roman"/>
-        </w:rPr>
-        <w:t>frontend</w:t>
-      </w:r>
-      <w:proofErr w:type="spellEnd"/>
-      <w:r>
-        <w:rPr>
-          <w:rFonts w:ascii="Times New Roman" w:hAnsi="Times New Roman" w:cs="Times New Roman"/>
-        </w:rPr>
-        <w:t xml:space="preserve"> e das configurações HTTP indicou a conformidade com práticas modernas de defesa. A injeção de </w:t>
-      </w:r>
-      <w:proofErr w:type="spellStart"/>
-      <w:r>
-        <w:rPr>
-          <w:rFonts w:ascii="Times New Roman" w:hAnsi="Times New Roman" w:cs="Times New Roman"/>
-        </w:rPr>
-        <w:t>payloads</w:t>
-      </w:r>
-      <w:proofErr w:type="spellEnd"/>
-      <w:r>
-        <w:rPr>
-          <w:rFonts w:ascii="Times New Roman" w:hAnsi="Times New Roman" w:cs="Times New Roman"/>
-        </w:rPr>
-        <w:t xml:space="preserve"> maliciosos visando Cross-Site </w:t>
-      </w:r>
-      <w:proofErr w:type="spellStart"/>
-      <w:r>
-        <w:rPr>
-          <w:rFonts w:ascii="Times New Roman" w:hAnsi="Times New Roman" w:cs="Times New Roman"/>
-        </w:rPr>
-        <w:t>Scripting</w:t>
-      </w:r>
-      <w:proofErr w:type="spellEnd"/>
-      <w:r>
-        <w:rPr>
-          <w:rFonts w:ascii="Times New Roman" w:hAnsi="Times New Roman" w:cs="Times New Roman"/>
-        </w:rPr>
-        <w:t xml:space="preserve"> (XSS) — incluindo vetores em SVG e query </w:t>
-      </w:r>
-      <w:proofErr w:type="spellStart"/>
-      <w:r>
-        <w:rPr>
-          <w:rFonts w:ascii="Times New Roman" w:hAnsi="Times New Roman" w:cs="Times New Roman"/>
-        </w:rPr>
-        <w:t>strings</w:t>
-      </w:r>
-      <w:proofErr w:type="spellEnd"/>
-      <w:r>
-        <w:rPr>
-          <w:rFonts w:ascii="Times New Roman" w:hAnsi="Times New Roman" w:cs="Times New Roman"/>
-        </w:rPr>
-        <w:t xml:space="preserve"> — não obteve sucesso, demonstrando que a sanitização de inputs e a renderização segura dos componentes (</w:t>
-      </w:r>
-      <w:proofErr w:type="spellStart"/>
-      <w:r>
-        <w:rPr>
-          <w:rFonts w:ascii="Times New Roman" w:hAnsi="Times New Roman" w:cs="Times New Roman"/>
-        </w:rPr>
-        <w:t>Vercel</w:t>
-      </w:r>
-      <w:proofErr w:type="spellEnd"/>
-      <w:r>
-        <w:rPr>
-          <w:rFonts w:ascii="Times New Roman" w:hAnsi="Times New Roman" w:cs="Times New Roman"/>
-        </w:rPr>
-        <w:t>/</w:t>
-      </w:r>
-      <w:proofErr w:type="spellStart"/>
-      <w:r>
-        <w:rPr>
-          <w:rFonts w:ascii="Times New Roman" w:hAnsi="Times New Roman" w:cs="Times New Roman"/>
-        </w:rPr>
-        <w:t>React</w:t>
-      </w:r>
-      <w:proofErr w:type="spellEnd"/>
-      <w:r>
-        <w:rPr>
-          <w:rFonts w:ascii="Times New Roman" w:hAnsi="Times New Roman" w:cs="Times New Roman"/>
-        </w:rPr>
-        <w:t>) estão operantes.</w:t>
-      </w:r>
-      <w:bookmarkEnd w:id="94"/>
-      <w:bookmarkEnd w:id="95"/>
-      <w:bookmarkEnd w:id="96"/>
-      <w:bookmarkEnd w:id="97"/>
-    </w:p>
-    <w:p>
-      <w:pPr>
-        <w:pStyle w:val="Ttulo2"/>
-        <w:jc w:val="both"/>
-        <w:rPr>
-          <w:rFonts w:ascii="Times New Roman" w:hAnsi="Times New Roman" w:cs="Times New Roman"/>
-        </w:rPr>
-      </w:pPr>
-      <w:bookmarkStart w:id="98" w:name="_Toc216996126"/>
-      <w:bookmarkStart w:id="99" w:name="_Toc216997394"/>
-      <w:bookmarkStart w:id="100" w:name="_Toc216999710"/>
-      <w:bookmarkStart w:id="101" w:name="_Toc217659145"/>
-      <w:r>
-        <w:rPr>
-          <w:rFonts w:ascii="Times New Roman" w:hAnsi="Times New Roman" w:cs="Times New Roman"/>
-        </w:rPr>
-        <w:t>Adicionalmente, a análise dos cabeçalhos HTTP revelou a presença de configurações de endurecimento (</w:t>
-      </w:r>
-      <w:proofErr w:type="spellStart"/>
-      <w:r>
-        <w:rPr>
-          <w:rFonts w:ascii="Times New Roman" w:hAnsi="Times New Roman" w:cs="Times New Roman"/>
-          <w:i/>
-          <w:iCs/>
-        </w:rPr>
-        <w:t>hardening</w:t>
-      </w:r>
-      <w:proofErr w:type="spellEnd"/>
-      <w:r>
-        <w:rPr>
-          <w:rFonts w:ascii="Times New Roman" w:hAnsi="Times New Roman" w:cs="Times New Roman"/>
-        </w:rPr>
-        <w:t xml:space="preserve">), como </w:t>
-      </w:r>
-      <w:proofErr w:type="spellStart"/>
-      <w:r>
-        <w:rPr>
-          <w:rFonts w:ascii="Times New Roman" w:hAnsi="Times New Roman" w:cs="Times New Roman"/>
-        </w:rPr>
-        <w:t>Strict</w:t>
-      </w:r>
-      <w:proofErr w:type="spellEnd"/>
-      <w:r>
-        <w:rPr>
-          <w:rFonts w:ascii="Times New Roman" w:hAnsi="Times New Roman" w:cs="Times New Roman"/>
-        </w:rPr>
-        <w:t>-</w:t>
-      </w:r>
-      <w:proofErr w:type="spellStart"/>
-      <w:r>
-        <w:rPr>
-          <w:rFonts w:ascii="Times New Roman" w:hAnsi="Times New Roman" w:cs="Times New Roman"/>
-        </w:rPr>
-        <w:t>Transport</w:t>
-      </w:r>
-      <w:proofErr w:type="spellEnd"/>
-      <w:r>
-        <w:rPr>
-          <w:rFonts w:ascii="Times New Roman" w:hAnsi="Times New Roman" w:cs="Times New Roman"/>
-        </w:rPr>
-        <w:t>-Security (HSTS) e X-</w:t>
-      </w:r>
-      <w:proofErr w:type="spellStart"/>
-      <w:r>
-        <w:rPr>
-          <w:rFonts w:ascii="Times New Roman" w:hAnsi="Times New Roman" w:cs="Times New Roman"/>
-        </w:rPr>
-        <w:t>Content</w:t>
-      </w:r>
-      <w:proofErr w:type="spellEnd"/>
-      <w:r>
-        <w:rPr>
-          <w:rFonts w:ascii="Times New Roman" w:hAnsi="Times New Roman" w:cs="Times New Roman"/>
-        </w:rPr>
-        <w:t>-</w:t>
-      </w:r>
-      <w:proofErr w:type="spellStart"/>
-      <w:r>
-        <w:rPr>
-          <w:rFonts w:ascii="Times New Roman" w:hAnsi="Times New Roman" w:cs="Times New Roman"/>
-        </w:rPr>
-        <w:t>Type</w:t>
-      </w:r>
-      <w:proofErr w:type="spellEnd"/>
-      <w:r>
-        <w:rPr>
-          <w:rFonts w:ascii="Times New Roman" w:hAnsi="Times New Roman" w:cs="Times New Roman"/>
-        </w:rPr>
-        <w:t xml:space="preserve">-Options: </w:t>
-      </w:r>
-      <w:proofErr w:type="spellStart"/>
-      <w:r>
-        <w:rPr>
-          <w:rFonts w:ascii="Times New Roman" w:hAnsi="Times New Roman" w:cs="Times New Roman"/>
-        </w:rPr>
-        <w:t>nosniff</w:t>
-      </w:r>
-      <w:proofErr w:type="spellEnd"/>
-      <w:r>
-        <w:rPr>
-          <w:rFonts w:ascii="Times New Roman" w:hAnsi="Times New Roman" w:cs="Times New Roman"/>
-        </w:rPr>
-        <w:t xml:space="preserve">. A infraestrutura, suportada pela </w:t>
-      </w:r>
-      <w:proofErr w:type="spellStart"/>
-      <w:r>
-        <w:rPr>
-          <w:rFonts w:ascii="Times New Roman" w:hAnsi="Times New Roman" w:cs="Times New Roman"/>
-        </w:rPr>
-        <w:t>Vercel</w:t>
-      </w:r>
-      <w:proofErr w:type="spellEnd"/>
-      <w:r>
-        <w:rPr>
-          <w:rFonts w:ascii="Times New Roman" w:hAnsi="Times New Roman" w:cs="Times New Roman"/>
-        </w:rPr>
-        <w:t xml:space="preserve"> e </w:t>
-      </w:r>
-      <w:proofErr w:type="spellStart"/>
-      <w:r>
-        <w:rPr>
-          <w:rFonts w:ascii="Times New Roman" w:hAnsi="Times New Roman" w:cs="Times New Roman"/>
-        </w:rPr>
-        <w:t>Cloudflare</w:t>
-      </w:r>
-      <w:proofErr w:type="spellEnd"/>
-      <w:r>
-        <w:rPr>
-          <w:rFonts w:ascii="Times New Roman" w:hAnsi="Times New Roman" w:cs="Times New Roman"/>
-        </w:rPr>
-        <w:t xml:space="preserve">, provou-se resiliente contra tentativas básicas de negação de serviço, delegando o </w:t>
-      </w:r>
-      <w:r>
-        <w:rPr>
-          <w:rFonts w:ascii="Times New Roman" w:hAnsi="Times New Roman" w:cs="Times New Roman"/>
-          <w:i/>
-          <w:iCs/>
-        </w:rPr>
-        <w:t xml:space="preserve">rate </w:t>
-      </w:r>
-      <w:proofErr w:type="spellStart"/>
-      <w:r>
-        <w:rPr>
-          <w:rFonts w:ascii="Times New Roman" w:hAnsi="Times New Roman" w:cs="Times New Roman"/>
-          <w:i/>
-          <w:iCs/>
-        </w:rPr>
-        <w:t>limiting</w:t>
-      </w:r>
-      <w:proofErr w:type="spellEnd"/>
-      <w:r>
-        <w:rPr>
-          <w:rFonts w:ascii="Times New Roman" w:hAnsi="Times New Roman" w:cs="Times New Roman"/>
-        </w:rPr>
-        <w:t xml:space="preserve"> para a borda (</w:t>
-      </w:r>
-      <w:proofErr w:type="spellStart"/>
-      <w:r>
-        <w:rPr>
-          <w:rFonts w:ascii="Times New Roman" w:hAnsi="Times New Roman" w:cs="Times New Roman"/>
-          <w:i/>
-          <w:iCs/>
-        </w:rPr>
-        <w:t>edge</w:t>
-      </w:r>
-      <w:proofErr w:type="spellEnd"/>
-      <w:r>
-        <w:rPr>
-          <w:rFonts w:ascii="Times New Roman" w:hAnsi="Times New Roman" w:cs="Times New Roman"/>
-        </w:rPr>
-        <w:t>).</w:t>
-      </w:r>
-      <w:bookmarkEnd w:id="98"/>
-      <w:bookmarkEnd w:id="99"/>
-      <w:bookmarkEnd w:id="100"/>
-      <w:bookmarkEnd w:id="101"/>
-    </w:p>
-    <w:p>
-      <w:pPr>
-        <w:pStyle w:val="Ttulo2"/>
-        <w:jc w:val="both"/>
-        <w:rPr>
-          <w:rFonts w:ascii="Times New Roman" w:hAnsi="Times New Roman" w:cs="Times New Roman"/>
-          <w:b/>
-          <w:bCs w:val="0"/>
-          <w:sz w:val="28"/>
-          <w:szCs w:val="32"/>
-        </w:rPr>
-      </w:pPr>
-      <w:bookmarkStart w:id="102" w:name="_Toc217659146"/>
-      <w:r>
-        <w:rPr>
-          <w:rFonts w:ascii="Times New Roman" w:hAnsi="Times New Roman" w:cs="Times New Roman"/>
-          <w:b/>
-          <w:bCs w:val="0"/>
-          <w:sz w:val="28"/>
-          <w:szCs w:val="32"/>
-        </w:rPr>
-        <w:t>4.4 Estratégias de Defesa Ativa e Monitoramento</w:t>
-      </w:r>
-      <w:bookmarkEnd w:id="102"/>
-    </w:p>
-    <w:p>
-      <w:pPr>
-        <w:pStyle w:val="Ttulo2"/>
-        <w:jc w:val="both"/>
-        <w:rPr>
-          <w:rFonts w:ascii="Times New Roman" w:hAnsi="Times New Roman" w:cs="Times New Roman"/>
-        </w:rPr>
-      </w:pPr>
-      <w:bookmarkStart w:id="103" w:name="_Toc216996128"/>
-      <w:bookmarkStart w:id="104" w:name="_Toc216997396"/>
-      <w:bookmarkStart w:id="105" w:name="_Toc216999712"/>
-      <w:bookmarkStart w:id="106" w:name="_Toc217659147"/>
-      <w:r>
-        <w:rPr>
-          <w:rFonts w:ascii="Times New Roman" w:hAnsi="Times New Roman" w:cs="Times New Roman"/>
-        </w:rPr>
-        <w:t xml:space="preserve">Diferenciando-se de implementações padrão, o projeto adotou uma postura de "Defesa em Profundidade" (Defense in </w:t>
-      </w:r>
-      <w:proofErr w:type="spellStart"/>
-      <w:r>
-        <w:rPr>
-          <w:rFonts w:ascii="Times New Roman" w:hAnsi="Times New Roman" w:cs="Times New Roman"/>
-        </w:rPr>
-        <w:t>Depth</w:t>
-      </w:r>
-      <w:proofErr w:type="spellEnd"/>
-      <w:r>
-        <w:rPr>
-          <w:rFonts w:ascii="Times New Roman" w:hAnsi="Times New Roman" w:cs="Times New Roman"/>
-        </w:rPr>
-        <w:t>) através da implementação de mecanismos de defesa ativa.</w:t>
-      </w:r>
-      <w:bookmarkEnd w:id="103"/>
-      <w:bookmarkEnd w:id="104"/>
-      <w:bookmarkEnd w:id="105"/>
-      <w:bookmarkEnd w:id="106"/>
-    </w:p>
-    <w:p>
-      <w:pPr>
-        <w:pStyle w:val="Ttulo2"/>
-        <w:jc w:val="both"/>
-        <w:rPr>
-          <w:rFonts w:ascii="Times New Roman" w:hAnsi="Times New Roman" w:cs="Times New Roman"/>
-        </w:rPr>
-      </w:pPr>
-      <w:bookmarkStart w:id="107" w:name="_Toc216996129"/>
-      <w:bookmarkStart w:id="108" w:name="_Toc216997397"/>
-      <w:bookmarkStart w:id="109" w:name="_Toc216999713"/>
-      <w:bookmarkStart w:id="110" w:name="_Toc217659148"/>
-      <w:proofErr w:type="spellStart"/>
-      <w:r>
-        <w:rPr>
-          <w:rFonts w:ascii="Times New Roman" w:hAnsi="Times New Roman" w:cs="Times New Roman"/>
-          <w:b/>
-        </w:rPr>
-        <w:t>Honeytokens</w:t>
-      </w:r>
-      <w:proofErr w:type="spellEnd"/>
-      <w:r>
-        <w:rPr>
-          <w:rFonts w:ascii="Times New Roman" w:hAnsi="Times New Roman" w:cs="Times New Roman"/>
-          <w:b/>
-        </w:rPr>
-        <w:t xml:space="preserve"> e Canary </w:t>
-      </w:r>
-      <w:proofErr w:type="spellStart"/>
-      <w:r>
-        <w:rPr>
-          <w:rFonts w:ascii="Times New Roman" w:hAnsi="Times New Roman" w:cs="Times New Roman"/>
-          <w:b/>
-        </w:rPr>
-        <w:t>Endpoints</w:t>
-      </w:r>
-      <w:proofErr w:type="spellEnd"/>
-      <w:r>
-        <w:rPr>
-          <w:rFonts w:ascii="Times New Roman" w:hAnsi="Times New Roman" w:cs="Times New Roman"/>
-          <w:b/>
-        </w:rPr>
-        <w:t>:</w:t>
-      </w:r>
-      <w:r>
-        <w:rPr>
-          <w:rFonts w:ascii="Times New Roman" w:hAnsi="Times New Roman" w:cs="Times New Roman"/>
-        </w:rPr>
-        <w:t xml:space="preserve"> Foram inseridos artefatos falsos (credenciais e rotas de API) para atuar como armadilhas. Qualquer interação com esses elementos aciona alertas de segurança, permitindo a detecção precoce de varreduras ou vazamentos.</w:t>
-      </w:r>
-      <w:bookmarkEnd w:id="107"/>
-      <w:bookmarkEnd w:id="108"/>
-      <w:bookmarkEnd w:id="109"/>
-      <w:bookmarkEnd w:id="110"/>
-    </w:p>
-    <w:p>
-      <w:pPr>
-        <w:pStyle w:val="Ttulo2"/>
-        <w:jc w:val="both"/>
-        <w:rPr>
-          <w:rFonts w:ascii="Times New Roman" w:hAnsi="Times New Roman" w:cs="Times New Roman"/>
-        </w:rPr>
-      </w:pPr>
-      <w:bookmarkStart w:id="111" w:name="_Toc216996130"/>
-      <w:bookmarkStart w:id="112" w:name="_Toc216997398"/>
-      <w:bookmarkStart w:id="113" w:name="_Toc216999714"/>
-      <w:bookmarkStart w:id="114" w:name="_Toc217659149"/>
-      <w:r>
-        <w:rPr>
-          <w:rFonts w:ascii="Times New Roman" w:hAnsi="Times New Roman" w:cs="Times New Roman"/>
-          <w:b/>
-        </w:rPr>
-        <w:t>Rastreabilidade:</w:t>
-      </w:r>
-      <w:r>
-        <w:rPr>
-          <w:rFonts w:ascii="Times New Roman" w:hAnsi="Times New Roman" w:cs="Times New Roman"/>
-        </w:rPr>
-        <w:t xml:space="preserve"> A implementação de </w:t>
-      </w:r>
-      <w:proofErr w:type="spellStart"/>
-      <w:r>
-        <w:rPr>
-          <w:rFonts w:ascii="Times New Roman" w:hAnsi="Times New Roman" w:cs="Times New Roman"/>
-          <w:i/>
-          <w:iCs/>
-        </w:rPr>
-        <w:t>Correlation</w:t>
-      </w:r>
-      <w:proofErr w:type="spellEnd"/>
-      <w:r>
-        <w:rPr>
-          <w:rFonts w:ascii="Times New Roman" w:hAnsi="Times New Roman" w:cs="Times New Roman"/>
-          <w:i/>
-          <w:iCs/>
-        </w:rPr>
-        <w:t xml:space="preserve"> </w:t>
-      </w:r>
-      <w:proofErr w:type="spellStart"/>
-      <w:r>
-        <w:rPr>
-          <w:rFonts w:ascii="Times New Roman" w:hAnsi="Times New Roman" w:cs="Times New Roman"/>
-          <w:i/>
-          <w:iCs/>
-        </w:rPr>
-        <w:t>IDs</w:t>
-      </w:r>
-      <w:proofErr w:type="spellEnd"/>
-      <w:r>
-        <w:rPr>
-          <w:rFonts w:ascii="Times New Roman" w:hAnsi="Times New Roman" w:cs="Times New Roman"/>
-        </w:rPr>
-        <w:t xml:space="preserve"> (Identificadores de Correlação) permitiu o rastreamento granular de requisições. Em caso de anomalia, é possível isolar a transação exata nos logs, facilitando a resposta a incidentes.</w:t>
-      </w:r>
-      <w:bookmarkEnd w:id="111"/>
-      <w:bookmarkEnd w:id="112"/>
-      <w:bookmarkEnd w:id="113"/>
-      <w:bookmarkEnd w:id="114"/>
-    </w:p>
-    <w:p>
-      <w:pPr>
-        <w:pStyle w:val="Ttulo2"/>
-        <w:jc w:val="both"/>
-        <w:rPr>
-          <w:rFonts w:ascii="Times New Roman" w:hAnsi="Times New Roman" w:cs="Times New Roman"/>
-        </w:rPr>
-      </w:pPr>
-      <w:bookmarkStart w:id="115" w:name="_Toc216996131"/>
-      <w:bookmarkStart w:id="116" w:name="_Toc216997399"/>
-      <w:bookmarkStart w:id="117" w:name="_Toc216999715"/>
-      <w:bookmarkStart w:id="118" w:name="_Toc217659150"/>
-      <w:r>
-        <w:rPr>
-          <w:rFonts w:ascii="Times New Roman" w:hAnsi="Times New Roman" w:cs="Times New Roman"/>
-          <w:b/>
-        </w:rPr>
-        <w:t>Monitoramento:</w:t>
-      </w:r>
-      <w:r>
-        <w:rPr>
-          <w:rFonts w:ascii="Times New Roman" w:hAnsi="Times New Roman" w:cs="Times New Roman"/>
-        </w:rPr>
-        <w:t xml:space="preserve"> A integração com um SIEM (</w:t>
-      </w:r>
-      <w:r>
-        <w:rPr>
-          <w:rFonts w:ascii="Times New Roman" w:hAnsi="Times New Roman" w:cs="Times New Roman"/>
-          <w:i/>
-          <w:iCs/>
-        </w:rPr>
-        <w:t xml:space="preserve">Security </w:t>
-      </w:r>
-      <w:proofErr w:type="spellStart"/>
-      <w:r>
-        <w:rPr>
-          <w:rFonts w:ascii="Times New Roman" w:hAnsi="Times New Roman" w:cs="Times New Roman"/>
-          <w:i/>
-          <w:iCs/>
-        </w:rPr>
-        <w:t>Information</w:t>
-      </w:r>
-      <w:proofErr w:type="spellEnd"/>
-      <w:r>
-        <w:rPr>
-          <w:rFonts w:ascii="Times New Roman" w:hAnsi="Times New Roman" w:cs="Times New Roman"/>
-          <w:i/>
-          <w:iCs/>
-        </w:rPr>
-        <w:t xml:space="preserve"> </w:t>
-      </w:r>
-      <w:proofErr w:type="spellStart"/>
-      <w:r>
-        <w:rPr>
-          <w:rFonts w:ascii="Times New Roman" w:hAnsi="Times New Roman" w:cs="Times New Roman"/>
-          <w:i/>
-          <w:iCs/>
-        </w:rPr>
-        <w:t>and</w:t>
-      </w:r>
-      <w:proofErr w:type="spellEnd"/>
-      <w:r>
-        <w:rPr>
-          <w:rFonts w:ascii="Times New Roman" w:hAnsi="Times New Roman" w:cs="Times New Roman"/>
-          <w:i/>
-          <w:iCs/>
-        </w:rPr>
-        <w:t xml:space="preserve"> Event Management</w:t>
-      </w:r>
-      <w:r>
-        <w:rPr>
-          <w:rFonts w:ascii="Times New Roman" w:hAnsi="Times New Roman" w:cs="Times New Roman"/>
-        </w:rPr>
-        <w:t>) dedicado assegura que eventos críticos sejam correlacionados e monitorados em tempo real.</w:t>
-      </w:r>
-      <w:bookmarkEnd w:id="115"/>
-      <w:bookmarkEnd w:id="116"/>
-      <w:bookmarkEnd w:id="117"/>
-      <w:bookmarkEnd w:id="118"/>
-    </w:p>
-    <w:p>
-      <w:pPr>
-        <w:pStyle w:val="Corpodetexto"/>
-        <w:jc w:val="both"/>
-      </w:pPr>
-    </w:p>
-    <w:p>
-      <w:pPr>
-        <w:pStyle w:val="Ttulo2"/>
-        <w:jc w:val="both"/>
-        <w:rPr>
-          <w:rFonts w:ascii="Times New Roman" w:hAnsi="Times New Roman" w:cs="Times New Roman"/>
-          <w:b/>
-          <w:bCs w:val="0"/>
-          <w:sz w:val="28"/>
-          <w:szCs w:val="32"/>
-        </w:rPr>
-      </w:pPr>
-      <w:bookmarkStart w:id="119" w:name="_Toc217659151"/>
-      <w:r>
-        <w:rPr>
-          <w:rFonts w:ascii="Times New Roman" w:hAnsi="Times New Roman" w:cs="Times New Roman"/>
-          <w:b/>
-          <w:bCs w:val="0"/>
-          <w:sz w:val="28"/>
-          <w:szCs w:val="32"/>
-        </w:rPr>
         <w:lastRenderedPageBreak/>
         <w:t>4.5 Síntese dos Resultados</w:t>
       </w:r>
+      <w:bookmarkEnd w:id="118"/>
+    </w:p>
+    <w:p>
+      <w:pPr>
+        <w:pStyle w:val="Ttulo2"/>
+        <w:jc w:val="both"/>
+        <w:rPr>
+          <w:rFonts w:ascii="Times New Roman" w:hAnsi="Times New Roman" w:cs="Times New Roman"/>
+        </w:rPr>
+      </w:pPr>
+      <w:bookmarkStart w:id="119" w:name="_Toc216996133"/>
+      <w:bookmarkStart w:id="120" w:name="_Toc216997401"/>
+      <w:bookmarkStart w:id="121" w:name="_Toc216999717"/>
+      <w:bookmarkStart w:id="122" w:name="_Toc217659152"/>
+      <w:r>
+        <w:rPr>
+          <w:rFonts w:ascii="Times New Roman" w:hAnsi="Times New Roman" w:cs="Times New Roman"/>
+        </w:rPr>
+        <w:t>O quadro a seguir resume os vetores de ataque testados e o status de vulnerabilidade encontrado.</w:t>
+      </w:r>
       <w:bookmarkEnd w:id="119"/>
-    </w:p>
-    <w:p>
-      <w:pPr>
-        <w:pStyle w:val="Ttulo2"/>
-        <w:jc w:val="both"/>
-        <w:rPr>
-          <w:rFonts w:ascii="Times New Roman" w:hAnsi="Times New Roman" w:cs="Times New Roman"/>
-        </w:rPr>
-      </w:pPr>
-      <w:bookmarkStart w:id="120" w:name="_Toc216996133"/>
-      <w:bookmarkStart w:id="121" w:name="_Toc216997401"/>
-      <w:bookmarkStart w:id="122" w:name="_Toc216999717"/>
-      <w:bookmarkStart w:id="123" w:name="_Toc217659152"/>
-      <w:r>
-        <w:rPr>
-          <w:rFonts w:ascii="Times New Roman" w:hAnsi="Times New Roman" w:cs="Times New Roman"/>
-        </w:rPr>
-        <w:t>O quadro a seguir resume os vetores de ataque testados e o status de vulnerabilidade encontrado.</w:t>
-      </w:r>
       <w:bookmarkEnd w:id="120"/>
       <w:bookmarkEnd w:id="121"/>
       <w:bookmarkEnd w:id="122"/>
+    </w:p>
+    <w:p>
+      <w:pPr>
+        <w:pStyle w:val="Ttulo2"/>
+        <w:jc w:val="both"/>
+        <w:rPr>
+          <w:rFonts w:ascii="Times New Roman" w:hAnsi="Times New Roman" w:cs="Times New Roman"/>
+        </w:rPr>
+      </w:pPr>
+      <w:bookmarkStart w:id="123" w:name="_Toc216996134"/>
+      <w:bookmarkStart w:id="124" w:name="_Toc216997402"/>
+      <w:bookmarkStart w:id="125" w:name="_Toc216999718"/>
+      <w:bookmarkStart w:id="126" w:name="_Toc217659153"/>
+      <w:r>
+        <w:rPr>
+          <w:rFonts w:ascii="Times New Roman" w:hAnsi="Times New Roman" w:cs="Times New Roman"/>
+          <w:b/>
+        </w:rPr>
+        <w:t>Quadro 1 – Resumo da Auditoria de Segurança</w:t>
+      </w:r>
       <w:bookmarkEnd w:id="123"/>
-    </w:p>
-    <w:p>
-      <w:pPr>
-        <w:pStyle w:val="Ttulo2"/>
-        <w:jc w:val="both"/>
-        <w:rPr>
-          <w:rFonts w:ascii="Times New Roman" w:hAnsi="Times New Roman" w:cs="Times New Roman"/>
-        </w:rPr>
-      </w:pPr>
-      <w:bookmarkStart w:id="124" w:name="_Toc216996134"/>
-      <w:bookmarkStart w:id="125" w:name="_Toc216997402"/>
-      <w:bookmarkStart w:id="126" w:name="_Toc216999718"/>
-      <w:bookmarkStart w:id="127" w:name="_Toc217659153"/>
-      <w:r>
-        <w:rPr>
-          <w:rFonts w:ascii="Times New Roman" w:hAnsi="Times New Roman" w:cs="Times New Roman"/>
-          <w:b/>
-        </w:rPr>
-        <w:t>Quadro 1 – Resumo da Auditoria de Segurança</w:t>
-      </w:r>
       <w:bookmarkEnd w:id="124"/>
       <w:bookmarkEnd w:id="125"/>
       <w:bookmarkEnd w:id="126"/>
-      <w:bookmarkEnd w:id="127"/>
     </w:p>
     <w:tbl>
       <w:tblPr>
@@ -9961,10 +10941,10 @@
                 <w:rFonts w:ascii="Times New Roman" w:hAnsi="Times New Roman" w:cs="Times New Roman"/>
               </w:rPr>
             </w:pPr>
-            <w:bookmarkStart w:id="128" w:name="_Toc216996135"/>
-            <w:bookmarkStart w:id="129" w:name="_Toc216997403"/>
-            <w:bookmarkStart w:id="130" w:name="_Toc216999719"/>
-            <w:bookmarkStart w:id="131" w:name="_Toc217659154"/>
+            <w:bookmarkStart w:id="127" w:name="_Toc216996135"/>
+            <w:bookmarkStart w:id="128" w:name="_Toc216997403"/>
+            <w:bookmarkStart w:id="129" w:name="_Toc216999719"/>
+            <w:bookmarkStart w:id="130" w:name="_Toc217659154"/>
             <w:r>
               <w:rPr>
                 <w:rFonts w:ascii="Times New Roman" w:hAnsi="Times New Roman" w:cs="Times New Roman"/>
@@ -9972,10 +10952,10 @@
               </w:rPr>
               <w:t>Vetor de Ataque</w:t>
             </w:r>
+            <w:bookmarkEnd w:id="127"/>
             <w:bookmarkEnd w:id="128"/>
             <w:bookmarkEnd w:id="129"/>
             <w:bookmarkEnd w:id="130"/>
-            <w:bookmarkEnd w:id="131"/>
           </w:p>
         </w:tc>
         <w:tc>
@@ -9998,10 +10978,10 @@
                 <w:rFonts w:ascii="Times New Roman" w:hAnsi="Times New Roman" w:cs="Times New Roman"/>
               </w:rPr>
             </w:pPr>
-            <w:bookmarkStart w:id="132" w:name="_Toc216996136"/>
-            <w:bookmarkStart w:id="133" w:name="_Toc216997404"/>
-            <w:bookmarkStart w:id="134" w:name="_Toc216999720"/>
-            <w:bookmarkStart w:id="135" w:name="_Toc217659155"/>
+            <w:bookmarkStart w:id="131" w:name="_Toc216996136"/>
+            <w:bookmarkStart w:id="132" w:name="_Toc216997404"/>
+            <w:bookmarkStart w:id="133" w:name="_Toc216999720"/>
+            <w:bookmarkStart w:id="134" w:name="_Toc217659155"/>
             <w:r>
               <w:rPr>
                 <w:rFonts w:ascii="Times New Roman" w:hAnsi="Times New Roman" w:cs="Times New Roman"/>
@@ -10009,10 +10989,10 @@
               </w:rPr>
               <w:t>Status</w:t>
             </w:r>
+            <w:bookmarkEnd w:id="131"/>
             <w:bookmarkEnd w:id="132"/>
             <w:bookmarkEnd w:id="133"/>
             <w:bookmarkEnd w:id="134"/>
-            <w:bookmarkEnd w:id="135"/>
           </w:p>
         </w:tc>
         <w:tc>
@@ -10035,10 +11015,10 @@
                 <w:rFonts w:ascii="Times New Roman" w:hAnsi="Times New Roman" w:cs="Times New Roman"/>
               </w:rPr>
             </w:pPr>
-            <w:bookmarkStart w:id="136" w:name="_Toc216996137"/>
-            <w:bookmarkStart w:id="137" w:name="_Toc216997405"/>
-            <w:bookmarkStart w:id="138" w:name="_Toc216999721"/>
-            <w:bookmarkStart w:id="139" w:name="_Toc217659156"/>
+            <w:bookmarkStart w:id="135" w:name="_Toc216996137"/>
+            <w:bookmarkStart w:id="136" w:name="_Toc216997405"/>
+            <w:bookmarkStart w:id="137" w:name="_Toc216999721"/>
+            <w:bookmarkStart w:id="138" w:name="_Toc217659156"/>
             <w:r>
               <w:rPr>
                 <w:rFonts w:ascii="Times New Roman" w:hAnsi="Times New Roman" w:cs="Times New Roman"/>
@@ -10046,10 +11026,10 @@
               </w:rPr>
               <w:t>Observação</w:t>
             </w:r>
+            <w:bookmarkEnd w:id="135"/>
             <w:bookmarkEnd w:id="136"/>
             <w:bookmarkEnd w:id="137"/>
             <w:bookmarkEnd w:id="138"/>
-            <w:bookmarkEnd w:id="139"/>
           </w:p>
         </w:tc>
       </w:tr>
@@ -10078,10 +11058,10 @@
                 <w:rFonts w:ascii="Times New Roman" w:hAnsi="Times New Roman" w:cs="Times New Roman"/>
               </w:rPr>
             </w:pPr>
-            <w:bookmarkStart w:id="140" w:name="_Toc216996138"/>
-            <w:bookmarkStart w:id="141" w:name="_Toc216997406"/>
-            <w:bookmarkStart w:id="142" w:name="_Toc216999722"/>
-            <w:bookmarkStart w:id="143" w:name="_Toc217659157"/>
+            <w:bookmarkStart w:id="139" w:name="_Toc216996138"/>
+            <w:bookmarkStart w:id="140" w:name="_Toc216997406"/>
+            <w:bookmarkStart w:id="141" w:name="_Toc216999722"/>
+            <w:bookmarkStart w:id="142" w:name="_Toc217659157"/>
             <w:r>
               <w:rPr>
                 <w:rFonts w:ascii="Times New Roman" w:hAnsi="Times New Roman" w:cs="Times New Roman"/>
@@ -10095,10 +11075,10 @@
               </w:rPr>
               <w:t>Injection</w:t>
             </w:r>
+            <w:bookmarkEnd w:id="139"/>
             <w:bookmarkEnd w:id="140"/>
             <w:bookmarkEnd w:id="141"/>
             <w:bookmarkEnd w:id="142"/>
-            <w:bookmarkEnd w:id="143"/>
             <w:proofErr w:type="spellEnd"/>
           </w:p>
         </w:tc>
@@ -10122,20 +11102,20 @@
                 <w:rFonts w:ascii="Times New Roman" w:hAnsi="Times New Roman" w:cs="Times New Roman"/>
               </w:rPr>
             </w:pPr>
-            <w:bookmarkStart w:id="144" w:name="_Toc216996139"/>
-            <w:bookmarkStart w:id="145" w:name="_Toc216997407"/>
-            <w:bookmarkStart w:id="146" w:name="_Toc216999723"/>
-            <w:bookmarkStart w:id="147" w:name="_Toc217659158"/>
+            <w:bookmarkStart w:id="143" w:name="_Toc216996139"/>
+            <w:bookmarkStart w:id="144" w:name="_Toc216997407"/>
+            <w:bookmarkStart w:id="145" w:name="_Toc216999723"/>
+            <w:bookmarkStart w:id="146" w:name="_Toc217659158"/>
             <w:r>
               <w:rPr>
                 <w:rFonts w:ascii="Times New Roman" w:hAnsi="Times New Roman" w:cs="Times New Roman"/>
               </w:rPr>
               <w:t>Mitigado</w:t>
             </w:r>
+            <w:bookmarkEnd w:id="143"/>
             <w:bookmarkEnd w:id="144"/>
             <w:bookmarkEnd w:id="145"/>
             <w:bookmarkEnd w:id="146"/>
-            <w:bookmarkEnd w:id="147"/>
           </w:p>
         </w:tc>
         <w:tc>
@@ -10158,20 +11138,20 @@
                 <w:rFonts w:ascii="Times New Roman" w:hAnsi="Times New Roman" w:cs="Times New Roman"/>
               </w:rPr>
             </w:pPr>
-            <w:bookmarkStart w:id="148" w:name="_Toc216996140"/>
-            <w:bookmarkStart w:id="149" w:name="_Toc216997408"/>
-            <w:bookmarkStart w:id="150" w:name="_Toc216999724"/>
-            <w:bookmarkStart w:id="151" w:name="_Toc217659159"/>
+            <w:bookmarkStart w:id="147" w:name="_Toc216996140"/>
+            <w:bookmarkStart w:id="148" w:name="_Toc216997408"/>
+            <w:bookmarkStart w:id="149" w:name="_Toc216999724"/>
+            <w:bookmarkStart w:id="150" w:name="_Toc217659159"/>
             <w:r>
               <w:rPr>
                 <w:rFonts w:ascii="Times New Roman" w:hAnsi="Times New Roman" w:cs="Times New Roman"/>
               </w:rPr>
               <w:t>Uso de ORM/API segura e RLS.</w:t>
             </w:r>
+            <w:bookmarkEnd w:id="147"/>
             <w:bookmarkEnd w:id="148"/>
             <w:bookmarkEnd w:id="149"/>
             <w:bookmarkEnd w:id="150"/>
-            <w:bookmarkEnd w:id="151"/>
           </w:p>
         </w:tc>
       </w:tr>
@@ -10200,10 +11180,10 @@
                 <w:rFonts w:ascii="Times New Roman" w:hAnsi="Times New Roman" w:cs="Times New Roman"/>
               </w:rPr>
             </w:pPr>
-            <w:bookmarkStart w:id="152" w:name="_Toc216996141"/>
-            <w:bookmarkStart w:id="153" w:name="_Toc216997409"/>
-            <w:bookmarkStart w:id="154" w:name="_Toc216999725"/>
-            <w:bookmarkStart w:id="155" w:name="_Toc217659160"/>
+            <w:bookmarkStart w:id="151" w:name="_Toc216996141"/>
+            <w:bookmarkStart w:id="152" w:name="_Toc216997409"/>
+            <w:bookmarkStart w:id="153" w:name="_Toc216999725"/>
+            <w:bookmarkStart w:id="154" w:name="_Toc217659160"/>
             <w:r>
               <w:rPr>
                 <w:rFonts w:ascii="Times New Roman" w:hAnsi="Times New Roman" w:cs="Times New Roman"/>
@@ -10234,10 +11214,10 @@
               </w:rPr>
               <w:t>)</w:t>
             </w:r>
+            <w:bookmarkEnd w:id="151"/>
             <w:bookmarkEnd w:id="152"/>
             <w:bookmarkEnd w:id="153"/>
             <w:bookmarkEnd w:id="154"/>
-            <w:bookmarkEnd w:id="155"/>
           </w:p>
         </w:tc>
         <w:tc>
@@ -10260,20 +11240,20 @@
                 <w:rFonts w:ascii="Times New Roman" w:hAnsi="Times New Roman" w:cs="Times New Roman"/>
               </w:rPr>
             </w:pPr>
-            <w:bookmarkStart w:id="156" w:name="_Toc216996142"/>
-            <w:bookmarkStart w:id="157" w:name="_Toc216997410"/>
-            <w:bookmarkStart w:id="158" w:name="_Toc216999726"/>
-            <w:bookmarkStart w:id="159" w:name="_Toc217659161"/>
+            <w:bookmarkStart w:id="155" w:name="_Toc216996142"/>
+            <w:bookmarkStart w:id="156" w:name="_Toc216997410"/>
+            <w:bookmarkStart w:id="157" w:name="_Toc216999726"/>
+            <w:bookmarkStart w:id="158" w:name="_Toc217659161"/>
             <w:r>
               <w:rPr>
                 <w:rFonts w:ascii="Times New Roman" w:hAnsi="Times New Roman" w:cs="Times New Roman"/>
               </w:rPr>
               <w:t>Mitigado</w:t>
             </w:r>
+            <w:bookmarkEnd w:id="155"/>
             <w:bookmarkEnd w:id="156"/>
             <w:bookmarkEnd w:id="157"/>
             <w:bookmarkEnd w:id="158"/>
-            <w:bookmarkEnd w:id="159"/>
           </w:p>
         </w:tc>
         <w:tc>
@@ -10296,20 +11276,20 @@
                 <w:rFonts w:ascii="Times New Roman" w:hAnsi="Times New Roman" w:cs="Times New Roman"/>
               </w:rPr>
             </w:pPr>
-            <w:bookmarkStart w:id="160" w:name="_Toc216996143"/>
-            <w:bookmarkStart w:id="161" w:name="_Toc216997411"/>
-            <w:bookmarkStart w:id="162" w:name="_Toc216999727"/>
-            <w:bookmarkStart w:id="163" w:name="_Toc217659162"/>
+            <w:bookmarkStart w:id="159" w:name="_Toc216996143"/>
+            <w:bookmarkStart w:id="160" w:name="_Toc216997411"/>
+            <w:bookmarkStart w:id="161" w:name="_Toc216999727"/>
+            <w:bookmarkStart w:id="162" w:name="_Toc217659162"/>
             <w:r>
               <w:rPr>
                 <w:rFonts w:ascii="Times New Roman" w:hAnsi="Times New Roman" w:cs="Times New Roman"/>
               </w:rPr>
               <w:t>Sanitização automática do framework.</w:t>
             </w:r>
+            <w:bookmarkEnd w:id="159"/>
             <w:bookmarkEnd w:id="160"/>
             <w:bookmarkEnd w:id="161"/>
             <w:bookmarkEnd w:id="162"/>
-            <w:bookmarkEnd w:id="163"/>
           </w:p>
         </w:tc>
       </w:tr>
@@ -10338,20 +11318,20 @@
                 <w:rFonts w:ascii="Times New Roman" w:hAnsi="Times New Roman" w:cs="Times New Roman"/>
               </w:rPr>
             </w:pPr>
-            <w:bookmarkStart w:id="164" w:name="_Toc216996144"/>
-            <w:bookmarkStart w:id="165" w:name="_Toc216997412"/>
-            <w:bookmarkStart w:id="166" w:name="_Toc216999728"/>
-            <w:bookmarkStart w:id="167" w:name="_Toc217659163"/>
+            <w:bookmarkStart w:id="163" w:name="_Toc216996144"/>
+            <w:bookmarkStart w:id="164" w:name="_Toc216997412"/>
+            <w:bookmarkStart w:id="165" w:name="_Toc216999728"/>
+            <w:bookmarkStart w:id="166" w:name="_Toc217659163"/>
             <w:r>
               <w:rPr>
                 <w:rFonts w:ascii="Times New Roman" w:hAnsi="Times New Roman" w:cs="Times New Roman"/>
               </w:rPr>
               <w:t>Quebra de Autenticação</w:t>
             </w:r>
+            <w:bookmarkEnd w:id="163"/>
             <w:bookmarkEnd w:id="164"/>
             <w:bookmarkEnd w:id="165"/>
             <w:bookmarkEnd w:id="166"/>
-            <w:bookmarkEnd w:id="167"/>
           </w:p>
         </w:tc>
         <w:tc>
@@ -10374,20 +11354,20 @@
                 <w:rFonts w:ascii="Times New Roman" w:hAnsi="Times New Roman" w:cs="Times New Roman"/>
               </w:rPr>
             </w:pPr>
-            <w:bookmarkStart w:id="168" w:name="_Toc216996145"/>
-            <w:bookmarkStart w:id="169" w:name="_Toc216997413"/>
-            <w:bookmarkStart w:id="170" w:name="_Toc216999729"/>
-            <w:bookmarkStart w:id="171" w:name="_Toc217659164"/>
+            <w:bookmarkStart w:id="167" w:name="_Toc216996145"/>
+            <w:bookmarkStart w:id="168" w:name="_Toc216997413"/>
+            <w:bookmarkStart w:id="169" w:name="_Toc216999729"/>
+            <w:bookmarkStart w:id="170" w:name="_Toc217659164"/>
             <w:r>
               <w:rPr>
                 <w:rFonts w:ascii="Times New Roman" w:hAnsi="Times New Roman" w:cs="Times New Roman"/>
               </w:rPr>
               <w:t>Mitigado</w:t>
             </w:r>
+            <w:bookmarkEnd w:id="167"/>
             <w:bookmarkEnd w:id="168"/>
             <w:bookmarkEnd w:id="169"/>
             <w:bookmarkEnd w:id="170"/>
-            <w:bookmarkEnd w:id="171"/>
           </w:p>
         </w:tc>
         <w:tc>
@@ -10410,10 +11390,10 @@
                 <w:rFonts w:ascii="Times New Roman" w:hAnsi="Times New Roman" w:cs="Times New Roman"/>
               </w:rPr>
             </w:pPr>
-            <w:bookmarkStart w:id="172" w:name="_Toc216996146"/>
-            <w:bookmarkStart w:id="173" w:name="_Toc216997414"/>
-            <w:bookmarkStart w:id="174" w:name="_Toc216999730"/>
-            <w:bookmarkStart w:id="175" w:name="_Toc217659165"/>
+            <w:bookmarkStart w:id="171" w:name="_Toc216996146"/>
+            <w:bookmarkStart w:id="172" w:name="_Toc216997414"/>
+            <w:bookmarkStart w:id="173" w:name="_Toc216999730"/>
+            <w:bookmarkStart w:id="174" w:name="_Toc217659165"/>
             <w:proofErr w:type="spellStart"/>
             <w:r>
               <w:rPr>
@@ -10442,10 +11422,10 @@
               </w:rPr>
               <w:t xml:space="preserve"> com validação robusta.</w:t>
             </w:r>
+            <w:bookmarkEnd w:id="171"/>
             <w:bookmarkEnd w:id="172"/>
             <w:bookmarkEnd w:id="173"/>
             <w:bookmarkEnd w:id="174"/>
-            <w:bookmarkEnd w:id="175"/>
           </w:p>
         </w:tc>
       </w:tr>
@@ -10474,20 +11454,20 @@
                 <w:rFonts w:ascii="Times New Roman" w:hAnsi="Times New Roman" w:cs="Times New Roman"/>
               </w:rPr>
             </w:pPr>
-            <w:bookmarkStart w:id="176" w:name="_Toc216996147"/>
-            <w:bookmarkStart w:id="177" w:name="_Toc216997415"/>
-            <w:bookmarkStart w:id="178" w:name="_Toc216999731"/>
-            <w:bookmarkStart w:id="179" w:name="_Toc217659166"/>
+            <w:bookmarkStart w:id="175" w:name="_Toc216996147"/>
+            <w:bookmarkStart w:id="176" w:name="_Toc216997415"/>
+            <w:bookmarkStart w:id="177" w:name="_Toc216999731"/>
+            <w:bookmarkStart w:id="178" w:name="_Toc217659166"/>
             <w:r>
               <w:rPr>
                 <w:rFonts w:ascii="Times New Roman" w:hAnsi="Times New Roman" w:cs="Times New Roman"/>
               </w:rPr>
               <w:t>Exposição de Dados Sensíveis</w:t>
             </w:r>
+            <w:bookmarkEnd w:id="175"/>
             <w:bookmarkEnd w:id="176"/>
             <w:bookmarkEnd w:id="177"/>
             <w:bookmarkEnd w:id="178"/>
-            <w:bookmarkEnd w:id="179"/>
           </w:p>
         </w:tc>
         <w:tc>
@@ -10510,20 +11490,20 @@
                 <w:rFonts w:ascii="Times New Roman" w:hAnsi="Times New Roman" w:cs="Times New Roman"/>
               </w:rPr>
             </w:pPr>
-            <w:bookmarkStart w:id="180" w:name="_Toc216996148"/>
-            <w:bookmarkStart w:id="181" w:name="_Toc216997416"/>
-            <w:bookmarkStart w:id="182" w:name="_Toc216999732"/>
-            <w:bookmarkStart w:id="183" w:name="_Toc217659167"/>
+            <w:bookmarkStart w:id="179" w:name="_Toc216996148"/>
+            <w:bookmarkStart w:id="180" w:name="_Toc216997416"/>
+            <w:bookmarkStart w:id="181" w:name="_Toc216999732"/>
+            <w:bookmarkStart w:id="182" w:name="_Toc217659167"/>
             <w:r>
               <w:rPr>
                 <w:rFonts w:ascii="Times New Roman" w:hAnsi="Times New Roman" w:cs="Times New Roman"/>
               </w:rPr>
               <w:t>Mitigado</w:t>
             </w:r>
+            <w:bookmarkEnd w:id="179"/>
             <w:bookmarkEnd w:id="180"/>
             <w:bookmarkEnd w:id="181"/>
             <w:bookmarkEnd w:id="182"/>
-            <w:bookmarkEnd w:id="183"/>
           </w:p>
         </w:tc>
         <w:tc>
@@ -10546,20 +11526,20 @@
                 <w:rFonts w:ascii="Times New Roman" w:hAnsi="Times New Roman" w:cs="Times New Roman"/>
               </w:rPr>
             </w:pPr>
-            <w:bookmarkStart w:id="184" w:name="_Toc216996149"/>
-            <w:bookmarkStart w:id="185" w:name="_Toc216997417"/>
-            <w:bookmarkStart w:id="186" w:name="_Toc216999733"/>
-            <w:bookmarkStart w:id="187" w:name="_Toc217659168"/>
+            <w:bookmarkStart w:id="183" w:name="_Toc216996149"/>
+            <w:bookmarkStart w:id="184" w:name="_Toc216997417"/>
+            <w:bookmarkStart w:id="185" w:name="_Toc216999733"/>
+            <w:bookmarkStart w:id="186" w:name="_Toc217659168"/>
             <w:r>
               <w:rPr>
                 <w:rFonts w:ascii="Times New Roman" w:hAnsi="Times New Roman" w:cs="Times New Roman"/>
               </w:rPr>
               <w:t>RLS impede vazamento de dados de terceiros.</w:t>
             </w:r>
+            <w:bookmarkEnd w:id="183"/>
             <w:bookmarkEnd w:id="184"/>
             <w:bookmarkEnd w:id="185"/>
             <w:bookmarkEnd w:id="186"/>
-            <w:bookmarkEnd w:id="187"/>
           </w:p>
         </w:tc>
       </w:tr>
@@ -10588,20 +11568,20 @@
                 <w:rFonts w:ascii="Times New Roman" w:hAnsi="Times New Roman" w:cs="Times New Roman"/>
               </w:rPr>
             </w:pPr>
-            <w:bookmarkStart w:id="188" w:name="_Toc216996150"/>
-            <w:bookmarkStart w:id="189" w:name="_Toc216997418"/>
-            <w:bookmarkStart w:id="190" w:name="_Toc216999734"/>
-            <w:bookmarkStart w:id="191" w:name="_Toc217659169"/>
+            <w:bookmarkStart w:id="187" w:name="_Toc216996150"/>
+            <w:bookmarkStart w:id="188" w:name="_Toc216997418"/>
+            <w:bookmarkStart w:id="189" w:name="_Toc216999734"/>
+            <w:bookmarkStart w:id="190" w:name="_Toc217659169"/>
             <w:r>
               <w:rPr>
                 <w:rFonts w:ascii="Times New Roman" w:hAnsi="Times New Roman" w:cs="Times New Roman"/>
               </w:rPr>
               <w:t>Escalação de Privilégios</w:t>
             </w:r>
+            <w:bookmarkEnd w:id="187"/>
             <w:bookmarkEnd w:id="188"/>
             <w:bookmarkEnd w:id="189"/>
             <w:bookmarkEnd w:id="190"/>
-            <w:bookmarkEnd w:id="191"/>
           </w:p>
         </w:tc>
         <w:tc>
@@ -10624,20 +11604,20 @@
                 <w:rFonts w:ascii="Times New Roman" w:hAnsi="Times New Roman" w:cs="Times New Roman"/>
               </w:rPr>
             </w:pPr>
-            <w:bookmarkStart w:id="192" w:name="_Toc216996151"/>
-            <w:bookmarkStart w:id="193" w:name="_Toc216997419"/>
-            <w:bookmarkStart w:id="194" w:name="_Toc216999735"/>
-            <w:bookmarkStart w:id="195" w:name="_Toc217659170"/>
+            <w:bookmarkStart w:id="191" w:name="_Toc216996151"/>
+            <w:bookmarkStart w:id="192" w:name="_Toc216997419"/>
+            <w:bookmarkStart w:id="193" w:name="_Toc216999735"/>
+            <w:bookmarkStart w:id="194" w:name="_Toc217659170"/>
             <w:r>
               <w:rPr>
                 <w:rFonts w:ascii="Times New Roman" w:hAnsi="Times New Roman" w:cs="Times New Roman"/>
               </w:rPr>
               <w:t>Mitigado</w:t>
             </w:r>
+            <w:bookmarkEnd w:id="191"/>
             <w:bookmarkEnd w:id="192"/>
             <w:bookmarkEnd w:id="193"/>
             <w:bookmarkEnd w:id="194"/>
-            <w:bookmarkEnd w:id="195"/>
           </w:p>
         </w:tc>
         <w:tc>
@@ -10660,10 +11640,10 @@
                 <w:rFonts w:ascii="Times New Roman" w:hAnsi="Times New Roman" w:cs="Times New Roman"/>
               </w:rPr>
             </w:pPr>
-            <w:bookmarkStart w:id="196" w:name="_Toc216996152"/>
-            <w:bookmarkStart w:id="197" w:name="_Toc216997420"/>
-            <w:bookmarkStart w:id="198" w:name="_Toc216999736"/>
-            <w:bookmarkStart w:id="199" w:name="_Toc217659171"/>
+            <w:bookmarkStart w:id="195" w:name="_Toc216996152"/>
+            <w:bookmarkStart w:id="196" w:name="_Toc216997420"/>
+            <w:bookmarkStart w:id="197" w:name="_Toc216999736"/>
+            <w:bookmarkStart w:id="198" w:name="_Toc217659171"/>
             <w:r>
               <w:rPr>
                 <w:rFonts w:ascii="Times New Roman" w:hAnsi="Times New Roman" w:cs="Times New Roman"/>
@@ -10684,10 +11664,10 @@
               </w:rPr>
               <w:t xml:space="preserve"> no banco de dados.</w:t>
             </w:r>
+            <w:bookmarkEnd w:id="195"/>
             <w:bookmarkEnd w:id="196"/>
             <w:bookmarkEnd w:id="197"/>
             <w:bookmarkEnd w:id="198"/>
-            <w:bookmarkEnd w:id="199"/>
           </w:p>
         </w:tc>
       </w:tr>
@@ -10716,20 +11696,20 @@
                 <w:rFonts w:ascii="Times New Roman" w:hAnsi="Times New Roman" w:cs="Times New Roman"/>
               </w:rPr>
             </w:pPr>
-            <w:bookmarkStart w:id="200" w:name="_Toc216996153"/>
-            <w:bookmarkStart w:id="201" w:name="_Toc216997421"/>
-            <w:bookmarkStart w:id="202" w:name="_Toc216999737"/>
-            <w:bookmarkStart w:id="203" w:name="_Toc217659172"/>
+            <w:bookmarkStart w:id="199" w:name="_Toc216996153"/>
+            <w:bookmarkStart w:id="200" w:name="_Toc216997421"/>
+            <w:bookmarkStart w:id="201" w:name="_Toc216999737"/>
+            <w:bookmarkStart w:id="202" w:name="_Toc217659172"/>
             <w:r>
               <w:rPr>
                 <w:rFonts w:ascii="Times New Roman" w:hAnsi="Times New Roman" w:cs="Times New Roman"/>
               </w:rPr>
               <w:t>Configuração de Segurança Incorreta</w:t>
             </w:r>
+            <w:bookmarkEnd w:id="199"/>
             <w:bookmarkEnd w:id="200"/>
             <w:bookmarkEnd w:id="201"/>
             <w:bookmarkEnd w:id="202"/>
-            <w:bookmarkEnd w:id="203"/>
           </w:p>
         </w:tc>
         <w:tc>
@@ -10752,20 +11732,20 @@
                 <w:rFonts w:ascii="Times New Roman" w:hAnsi="Times New Roman" w:cs="Times New Roman"/>
               </w:rPr>
             </w:pPr>
-            <w:bookmarkStart w:id="204" w:name="_Toc216996154"/>
-            <w:bookmarkStart w:id="205" w:name="_Toc216997422"/>
-            <w:bookmarkStart w:id="206" w:name="_Toc216999738"/>
-            <w:bookmarkStart w:id="207" w:name="_Toc217659173"/>
+            <w:bookmarkStart w:id="203" w:name="_Toc216996154"/>
+            <w:bookmarkStart w:id="204" w:name="_Toc216997422"/>
+            <w:bookmarkStart w:id="205" w:name="_Toc216999738"/>
+            <w:bookmarkStart w:id="206" w:name="_Toc217659173"/>
             <w:r>
               <w:rPr>
                 <w:rFonts w:ascii="Times New Roman" w:hAnsi="Times New Roman" w:cs="Times New Roman"/>
               </w:rPr>
               <w:t>Mitigado</w:t>
             </w:r>
+            <w:bookmarkEnd w:id="203"/>
             <w:bookmarkEnd w:id="204"/>
             <w:bookmarkEnd w:id="205"/>
             <w:bookmarkEnd w:id="206"/>
-            <w:bookmarkEnd w:id="207"/>
           </w:p>
         </w:tc>
         <w:tc>
@@ -10788,10 +11768,10 @@
                 <w:rFonts w:ascii="Times New Roman" w:hAnsi="Times New Roman" w:cs="Times New Roman"/>
               </w:rPr>
             </w:pPr>
-            <w:bookmarkStart w:id="208" w:name="_Toc216996155"/>
-            <w:bookmarkStart w:id="209" w:name="_Toc216997423"/>
-            <w:bookmarkStart w:id="210" w:name="_Toc216999739"/>
-            <w:bookmarkStart w:id="211" w:name="_Toc217659174"/>
+            <w:bookmarkStart w:id="207" w:name="_Toc216996155"/>
+            <w:bookmarkStart w:id="208" w:name="_Toc216997423"/>
+            <w:bookmarkStart w:id="209" w:name="_Toc216999739"/>
+            <w:bookmarkStart w:id="210" w:name="_Toc217659174"/>
             <w:proofErr w:type="spellStart"/>
             <w:r>
               <w:rPr>
@@ -10806,10 +11786,10 @@
               </w:rPr>
               <w:t xml:space="preserve"> de segurança e HTTPS forçado ativos.</w:t>
             </w:r>
+            <w:bookmarkEnd w:id="207"/>
             <w:bookmarkEnd w:id="208"/>
             <w:bookmarkEnd w:id="209"/>
             <w:bookmarkEnd w:id="210"/>
-            <w:bookmarkEnd w:id="211"/>
           </w:p>
         </w:tc>
       </w:tr>
@@ -10822,10 +11802,10 @@
           <w:rFonts w:ascii="Times New Roman" w:hAnsi="Times New Roman" w:cs="Times New Roman"/>
         </w:rPr>
       </w:pPr>
-      <w:bookmarkStart w:id="212" w:name="_Toc216996156"/>
-      <w:bookmarkStart w:id="213" w:name="_Toc216997424"/>
-      <w:bookmarkStart w:id="214" w:name="_Toc216999740"/>
-      <w:bookmarkStart w:id="215" w:name="_Toc217659175"/>
+      <w:bookmarkStart w:id="211" w:name="_Toc216996156"/>
+      <w:bookmarkStart w:id="212" w:name="_Toc216997424"/>
+      <w:bookmarkStart w:id="213" w:name="_Toc216999740"/>
+      <w:bookmarkStart w:id="214" w:name="_Toc217659175"/>
       <w:r>
         <w:rPr>
           <w:rFonts w:ascii="Times New Roman" w:hAnsi="Times New Roman" w:cs="Times New Roman"/>
@@ -10834,10 +11814,10 @@
         </w:rPr>
         <w:t>Fonte: Elaborado pelo autor (2025).</w:t>
       </w:r>
+      <w:bookmarkEnd w:id="211"/>
       <w:bookmarkEnd w:id="212"/>
       <w:bookmarkEnd w:id="213"/>
       <w:bookmarkEnd w:id="214"/>
-      <w:bookmarkEnd w:id="215"/>
     </w:p>
     <w:p>
       <w:pPr>
@@ -10847,10 +11827,10 @@
           <w:rFonts w:ascii="Times New Roman" w:hAnsi="Times New Roman" w:cs="Times New Roman"/>
         </w:rPr>
       </w:pPr>
-      <w:bookmarkStart w:id="216" w:name="_Toc216996157"/>
-      <w:bookmarkStart w:id="217" w:name="_Toc216997425"/>
-      <w:bookmarkStart w:id="218" w:name="_Toc216999741"/>
-      <w:bookmarkStart w:id="219" w:name="_Toc217659176"/>
+      <w:bookmarkStart w:id="215" w:name="_Toc216996157"/>
+      <w:bookmarkStart w:id="216" w:name="_Toc216997425"/>
+      <w:bookmarkStart w:id="217" w:name="_Toc216999741"/>
+      <w:bookmarkStart w:id="218" w:name="_Toc217659176"/>
       <w:r>
         <w:rPr>
           <w:rFonts w:ascii="Times New Roman" w:hAnsi="Times New Roman" w:cs="Times New Roman"/>
@@ -10871,10 +11851,10 @@
         </w:rPr>
         <w:t xml:space="preserve"> OWASP ASVS aplicáveis ao escopo do projeto.</w:t>
       </w:r>
+      <w:bookmarkEnd w:id="215"/>
       <w:bookmarkEnd w:id="216"/>
       <w:bookmarkEnd w:id="217"/>
       <w:bookmarkEnd w:id="218"/>
-      <w:bookmarkEnd w:id="219"/>
       <w:r>
         <w:rPr>
           <w:rFonts w:ascii="Times New Roman" w:hAnsi="Times New Roman" w:cs="Times New Roman"/>
@@ -10891,7 +11871,7 @@
           <w:color w:val="000000" w:themeColor="text1"/>
         </w:rPr>
       </w:pPr>
-      <w:bookmarkStart w:id="220" w:name="_Toc217659177"/>
+      <w:bookmarkStart w:id="219" w:name="_Toc217659177"/>
       <w:r>
         <w:rPr>
           <w:rFonts w:ascii="Times New Roman" w:hAnsi="Times New Roman" w:cs="Times New Roman"/>
@@ -10900,7 +11880,7 @@
         <w:lastRenderedPageBreak/>
         <w:t>5. EXECUÇÃO E ANÁLISE DOS TESTES DE SEGURANÇA</w:t>
       </w:r>
-      <w:bookmarkEnd w:id="220"/>
+      <w:bookmarkEnd w:id="219"/>
     </w:p>
     <w:p>
       <w:pPr>
@@ -10958,7 +11938,7 @@
           <w:szCs w:val="32"/>
         </w:rPr>
       </w:pPr>
-      <w:bookmarkStart w:id="221" w:name="_Toc217659178"/>
+      <w:bookmarkStart w:id="220" w:name="_Toc217659178"/>
       <w:r>
         <w:rPr>
           <w:rFonts w:ascii="Times New Roman" w:hAnsi="Times New Roman" w:cs="Times New Roman"/>
@@ -10979,36 +11959,36 @@
         </w:rPr>
         <w:t>:</w:t>
       </w:r>
+      <w:bookmarkEnd w:id="220"/>
+    </w:p>
+    <w:p>
+      <w:pPr>
+        <w:pStyle w:val="Ttulo2"/>
+        <w:jc w:val="both"/>
+        <w:rPr>
+          <w:rFonts w:ascii="Times New Roman" w:hAnsi="Times New Roman" w:cs="Times New Roman"/>
+        </w:rPr>
+      </w:pPr>
+      <w:r>
+        <w:rPr>
+          <w:rFonts w:ascii="Times New Roman" w:hAnsi="Times New Roman" w:cs="Times New Roman"/>
+        </w:rPr>
+        <w:t xml:space="preserve"> </w:t>
+      </w:r>
+      <w:bookmarkStart w:id="221" w:name="_Toc216996160"/>
+      <w:bookmarkStart w:id="222" w:name="_Toc216997428"/>
+      <w:bookmarkStart w:id="223" w:name="_Toc216999744"/>
+      <w:bookmarkStart w:id="224" w:name="_Toc217659179"/>
+      <w:r>
+        <w:rPr>
+          <w:rFonts w:ascii="Times New Roman" w:hAnsi="Times New Roman" w:cs="Times New Roman"/>
+        </w:rPr>
+        <w:t>Foram realizados testes exaustivos nos mecanismos de login e gestão de identidade. As simulações incluíram tentativas de acesso com credenciais inexistentes, senhas incorretas e e-mails em formatos válidos e inválidos. Adicionalmente, executaram-se testes de enumeração de usuários (tentativa de descobrir quais e-mails estão cadastrados baseando-se no tempo de resposta ou mensagens de erro) e exploração direta da API de autenticação. Os resultados demonstraram a robustez do sistema:</w:t>
+      </w:r>
       <w:bookmarkEnd w:id="221"/>
-    </w:p>
-    <w:p>
-      <w:pPr>
-        <w:pStyle w:val="Ttulo2"/>
-        <w:jc w:val="both"/>
-        <w:rPr>
-          <w:rFonts w:ascii="Times New Roman" w:hAnsi="Times New Roman" w:cs="Times New Roman"/>
-        </w:rPr>
-      </w:pPr>
-      <w:r>
-        <w:rPr>
-          <w:rFonts w:ascii="Times New Roman" w:hAnsi="Times New Roman" w:cs="Times New Roman"/>
-        </w:rPr>
-        <w:t xml:space="preserve"> </w:t>
-      </w:r>
-      <w:bookmarkStart w:id="222" w:name="_Toc216996160"/>
-      <w:bookmarkStart w:id="223" w:name="_Toc216997428"/>
-      <w:bookmarkStart w:id="224" w:name="_Toc216999744"/>
-      <w:bookmarkStart w:id="225" w:name="_Toc217659179"/>
-      <w:r>
-        <w:rPr>
-          <w:rFonts w:ascii="Times New Roman" w:hAnsi="Times New Roman" w:cs="Times New Roman"/>
-        </w:rPr>
-        <w:t>Foram realizados testes exaustivos nos mecanismos de login e gestão de identidade. As simulações incluíram tentativas de acesso com credenciais inexistentes, senhas incorretas e e-mails em formatos válidos e inválidos. Adicionalmente, executaram-se testes de enumeração de usuários (tentativa de descobrir quais e-mails estão cadastrados baseando-se no tempo de resposta ou mensagens de erro) e exploração direta da API de autenticação. Os resultados demonstraram a robustez do sistema:</w:t>
-      </w:r>
       <w:bookmarkEnd w:id="222"/>
       <w:bookmarkEnd w:id="223"/>
       <w:bookmarkEnd w:id="224"/>
-      <w:bookmarkEnd w:id="225"/>
     </w:p>
     <w:p>
       <w:pPr>
@@ -11106,7 +12086,7 @@
           <w:szCs w:val="32"/>
         </w:rPr>
       </w:pPr>
-      <w:bookmarkStart w:id="226" w:name="_Toc217659180"/>
+      <w:bookmarkStart w:id="225" w:name="_Toc217659180"/>
       <w:r>
         <w:rPr>
           <w:rFonts w:ascii="Times New Roman" w:hAnsi="Times New Roman" w:cs="Times New Roman"/>
@@ -11127,7 +12107,7 @@
         </w:rPr>
         <w:t>:</w:t>
       </w:r>
-      <w:bookmarkEnd w:id="226"/>
+      <w:bookmarkEnd w:id="225"/>
     </w:p>
     <w:p>
       <w:pPr>
@@ -11137,10 +12117,10 @@
           <w:rFonts w:ascii="Times New Roman" w:hAnsi="Times New Roman" w:cs="Times New Roman"/>
         </w:rPr>
       </w:pPr>
-      <w:bookmarkStart w:id="227" w:name="_Toc216996162"/>
-      <w:bookmarkStart w:id="228" w:name="_Toc216997430"/>
-      <w:bookmarkStart w:id="229" w:name="_Toc216999746"/>
-      <w:bookmarkStart w:id="230" w:name="_Toc217659181"/>
+      <w:bookmarkStart w:id="226" w:name="_Toc216996162"/>
+      <w:bookmarkStart w:id="227" w:name="_Toc216997430"/>
+      <w:bookmarkStart w:id="228" w:name="_Toc216999746"/>
+      <w:bookmarkStart w:id="229" w:name="_Toc217659181"/>
       <w:r>
         <w:rPr>
           <w:rFonts w:ascii="Times New Roman" w:hAnsi="Times New Roman" w:cs="Times New Roman"/>
@@ -11293,10 +12273,10 @@
         </w:rPr>
         <w:t>, confirmando que não há vulnerabilidade de exposição indevida.</w:t>
       </w:r>
+      <w:bookmarkEnd w:id="226"/>
       <w:bookmarkEnd w:id="227"/>
       <w:bookmarkEnd w:id="228"/>
       <w:bookmarkEnd w:id="229"/>
-      <w:bookmarkEnd w:id="230"/>
     </w:p>
     <w:p>
       <w:pPr>
@@ -11310,7 +12290,7 @@
           <w:szCs w:val="32"/>
         </w:rPr>
       </w:pPr>
-      <w:bookmarkStart w:id="231" w:name="_Toc217659182"/>
+      <w:bookmarkStart w:id="230" w:name="_Toc217659182"/>
       <w:r>
         <w:rPr>
           <w:rFonts w:ascii="Times New Roman" w:hAnsi="Times New Roman" w:cs="Times New Roman"/>
@@ -11331,7 +12311,7 @@
         </w:rPr>
         <w:t>:</w:t>
       </w:r>
-      <w:bookmarkEnd w:id="231"/>
+      <w:bookmarkEnd w:id="230"/>
     </w:p>
     <w:p>
       <w:pPr>
@@ -11426,7 +12406,7 @@
           <w:szCs w:val="32"/>
         </w:rPr>
       </w:pPr>
-      <w:bookmarkStart w:id="232" w:name="_Toc217659183"/>
+      <w:bookmarkStart w:id="231" w:name="_Toc217659183"/>
       <w:r>
         <w:rPr>
           <w:rFonts w:ascii="Times New Roman" w:hAnsi="Times New Roman" w:cs="Times New Roman"/>
@@ -11447,7 +12427,7 @@
         </w:rPr>
         <w:t>:</w:t>
       </w:r>
-      <w:bookmarkEnd w:id="232"/>
+      <w:bookmarkEnd w:id="231"/>
     </w:p>
     <w:p>
       <w:pPr>
@@ -11548,7 +12528,7 @@
           <w:szCs w:val="32"/>
         </w:rPr>
       </w:pPr>
-      <w:bookmarkStart w:id="233" w:name="_Toc217659184"/>
+      <w:bookmarkStart w:id="232" w:name="_Toc217659184"/>
       <w:r>
         <w:rPr>
           <w:rFonts w:ascii="Times New Roman" w:hAnsi="Times New Roman" w:cs="Times New Roman"/>
@@ -11560,7 +12540,7 @@
         <w:lastRenderedPageBreak/>
         <w:t>5.5 Testes de Escalação de Privilégios</w:t>
       </w:r>
-      <w:bookmarkEnd w:id="233"/>
+      <w:bookmarkEnd w:id="232"/>
       <w:r>
         <w:rPr>
           <w:rFonts w:ascii="Times New Roman" w:hAnsi="Times New Roman" w:cs="Times New Roman"/>
@@ -11580,119 +12560,119 @@
           <w:rFonts w:ascii="Times New Roman" w:hAnsi="Times New Roman" w:cs="Times New Roman"/>
         </w:rPr>
       </w:pPr>
-      <w:bookmarkStart w:id="234" w:name="_Toc216996166"/>
-      <w:bookmarkStart w:id="235" w:name="_Toc216997434"/>
-      <w:bookmarkStart w:id="236" w:name="_Toc216999750"/>
-      <w:bookmarkStart w:id="237" w:name="_Toc217659185"/>
+      <w:bookmarkStart w:id="233" w:name="_Toc216996166"/>
+      <w:bookmarkStart w:id="234" w:name="_Toc216997434"/>
+      <w:bookmarkStart w:id="235" w:name="_Toc216999750"/>
+      <w:bookmarkStart w:id="236" w:name="_Toc217659185"/>
       <w:r>
         <w:rPr>
           <w:rFonts w:ascii="Times New Roman" w:hAnsi="Times New Roman" w:cs="Times New Roman"/>
         </w:rPr>
         <w:t>Para validar o isolamento entre perfis de usuários, tentou-se a escalação vertical de privilégios (ex.: um perfil "Cuidador" tentando atuar como "Gestor"). Os testes envolveram:</w:t>
       </w:r>
+      <w:bookmarkEnd w:id="233"/>
       <w:bookmarkEnd w:id="234"/>
       <w:bookmarkEnd w:id="235"/>
       <w:bookmarkEnd w:id="236"/>
+    </w:p>
+    <w:p>
+      <w:pPr>
+        <w:pStyle w:val="Ttulo2"/>
+        <w:jc w:val="both"/>
+        <w:rPr>
+          <w:rFonts w:ascii="Times New Roman" w:hAnsi="Times New Roman" w:cs="Times New Roman"/>
+        </w:rPr>
+      </w:pPr>
+      <w:bookmarkStart w:id="237" w:name="_Toc216996167"/>
+      <w:bookmarkStart w:id="238" w:name="_Toc216997435"/>
+      <w:bookmarkStart w:id="239" w:name="_Toc216999751"/>
+      <w:bookmarkStart w:id="240" w:name="_Toc217659186"/>
+      <w:r>
+        <w:rPr>
+          <w:rFonts w:ascii="Times New Roman" w:hAnsi="Times New Roman" w:cs="Times New Roman"/>
+          <w:b/>
+        </w:rPr>
+        <w:t>Manipulação de Parâmetros:</w:t>
+      </w:r>
+      <w:r>
+        <w:rPr>
+          <w:rFonts w:ascii="Times New Roman" w:hAnsi="Times New Roman" w:cs="Times New Roman"/>
+        </w:rPr>
+        <w:t xml:space="preserve"> Alteração do campo role via requisição PATCH /profiles.</w:t>
+      </w:r>
       <w:bookmarkEnd w:id="237"/>
-    </w:p>
-    <w:p>
-      <w:pPr>
-        <w:pStyle w:val="Ttulo2"/>
-        <w:jc w:val="both"/>
-        <w:rPr>
-          <w:rFonts w:ascii="Times New Roman" w:hAnsi="Times New Roman" w:cs="Times New Roman"/>
-        </w:rPr>
-      </w:pPr>
-      <w:bookmarkStart w:id="238" w:name="_Toc216996167"/>
-      <w:bookmarkStart w:id="239" w:name="_Toc216997435"/>
-      <w:bookmarkStart w:id="240" w:name="_Toc216999751"/>
-      <w:bookmarkStart w:id="241" w:name="_Toc217659186"/>
-      <w:r>
-        <w:rPr>
-          <w:rFonts w:ascii="Times New Roman" w:hAnsi="Times New Roman" w:cs="Times New Roman"/>
-          <w:b/>
-        </w:rPr>
-        <w:t>Manipulação de Parâmetros:</w:t>
-      </w:r>
-      <w:r>
-        <w:rPr>
-          <w:rFonts w:ascii="Times New Roman" w:hAnsi="Times New Roman" w:cs="Times New Roman"/>
-        </w:rPr>
-        <w:t xml:space="preserve"> Alteração do campo role via requisição PATCH /profiles.</w:t>
-      </w:r>
       <w:bookmarkEnd w:id="238"/>
       <w:bookmarkEnd w:id="239"/>
       <w:bookmarkEnd w:id="240"/>
+    </w:p>
+    <w:p>
+      <w:pPr>
+        <w:pStyle w:val="Ttulo2"/>
+        <w:jc w:val="both"/>
+        <w:rPr>
+          <w:rFonts w:ascii="Times New Roman" w:hAnsi="Times New Roman" w:cs="Times New Roman"/>
+        </w:rPr>
+      </w:pPr>
+      <w:bookmarkStart w:id="241" w:name="_Toc216996168"/>
+      <w:bookmarkStart w:id="242" w:name="_Toc216997436"/>
+      <w:bookmarkStart w:id="243" w:name="_Toc216999752"/>
+      <w:bookmarkStart w:id="244" w:name="_Toc217659187"/>
+      <w:r>
+        <w:rPr>
+          <w:rFonts w:ascii="Times New Roman" w:hAnsi="Times New Roman" w:cs="Times New Roman"/>
+          <w:b/>
+        </w:rPr>
+        <w:t xml:space="preserve">Mass </w:t>
+      </w:r>
+      <w:proofErr w:type="spellStart"/>
+      <w:r>
+        <w:rPr>
+          <w:rFonts w:ascii="Times New Roman" w:hAnsi="Times New Roman" w:cs="Times New Roman"/>
+          <w:b/>
+        </w:rPr>
+        <w:t>Assignment</w:t>
+      </w:r>
+      <w:proofErr w:type="spellEnd"/>
+      <w:r>
+        <w:rPr>
+          <w:rFonts w:ascii="Times New Roman" w:hAnsi="Times New Roman" w:cs="Times New Roman"/>
+          <w:b/>
+        </w:rPr>
+        <w:t>:</w:t>
+      </w:r>
+      <w:r>
+        <w:rPr>
+          <w:rFonts w:ascii="Times New Roman" w:hAnsi="Times New Roman" w:cs="Times New Roman"/>
+        </w:rPr>
+        <w:t xml:space="preserve"> Tentativa de atribuição em massa em campos sensíveis.</w:t>
+      </w:r>
       <w:bookmarkEnd w:id="241"/>
-    </w:p>
-    <w:p>
-      <w:pPr>
-        <w:pStyle w:val="Ttulo2"/>
-        <w:jc w:val="both"/>
-        <w:rPr>
-          <w:rFonts w:ascii="Times New Roman" w:hAnsi="Times New Roman" w:cs="Times New Roman"/>
-        </w:rPr>
-      </w:pPr>
-      <w:bookmarkStart w:id="242" w:name="_Toc216996168"/>
-      <w:bookmarkStart w:id="243" w:name="_Toc216997436"/>
-      <w:bookmarkStart w:id="244" w:name="_Toc216999752"/>
-      <w:bookmarkStart w:id="245" w:name="_Toc217659187"/>
-      <w:r>
-        <w:rPr>
-          <w:rFonts w:ascii="Times New Roman" w:hAnsi="Times New Roman" w:cs="Times New Roman"/>
-          <w:b/>
-        </w:rPr>
-        <w:t xml:space="preserve">Mass </w:t>
-      </w:r>
-      <w:proofErr w:type="spellStart"/>
-      <w:r>
-        <w:rPr>
-          <w:rFonts w:ascii="Times New Roman" w:hAnsi="Times New Roman" w:cs="Times New Roman"/>
-          <w:b/>
-        </w:rPr>
-        <w:t>Assignment</w:t>
-      </w:r>
-      <w:proofErr w:type="spellEnd"/>
-      <w:r>
-        <w:rPr>
-          <w:rFonts w:ascii="Times New Roman" w:hAnsi="Times New Roman" w:cs="Times New Roman"/>
-          <w:b/>
-        </w:rPr>
-        <w:t>:</w:t>
-      </w:r>
-      <w:r>
-        <w:rPr>
-          <w:rFonts w:ascii="Times New Roman" w:hAnsi="Times New Roman" w:cs="Times New Roman"/>
-        </w:rPr>
-        <w:t xml:space="preserve"> Tentativa de atribuição em massa em campos sensíveis.</w:t>
-      </w:r>
       <w:bookmarkEnd w:id="242"/>
       <w:bookmarkEnd w:id="243"/>
       <w:bookmarkEnd w:id="244"/>
+    </w:p>
+    <w:p>
+      <w:pPr>
+        <w:pStyle w:val="Ttulo2"/>
+        <w:jc w:val="both"/>
+        <w:rPr>
+          <w:rFonts w:ascii="Times New Roman" w:hAnsi="Times New Roman" w:cs="Times New Roman"/>
+        </w:rPr>
+      </w:pPr>
+      <w:bookmarkStart w:id="245" w:name="_Toc216996169"/>
+      <w:bookmarkStart w:id="246" w:name="_Toc216997437"/>
+      <w:bookmarkStart w:id="247" w:name="_Toc216999753"/>
+      <w:bookmarkStart w:id="248" w:name="_Toc217659188"/>
+      <w:r>
+        <w:rPr>
+          <w:rFonts w:ascii="Times New Roman" w:hAnsi="Times New Roman" w:cs="Times New Roman"/>
+        </w:rPr>
+        <w:t>As políticas de RLS bloquearam efetivamente as alterações. O servidor ignorou silenciosamente os campos injetados ou retornou que "0 linhas foram afetadas", mantendo o perfil do usuário inalterado e preservando a integridade dos dados.</w:t>
+      </w:r>
       <w:bookmarkEnd w:id="245"/>
-    </w:p>
-    <w:p>
-      <w:pPr>
-        <w:pStyle w:val="Ttulo2"/>
-        <w:jc w:val="both"/>
-        <w:rPr>
-          <w:rFonts w:ascii="Times New Roman" w:hAnsi="Times New Roman" w:cs="Times New Roman"/>
-        </w:rPr>
-      </w:pPr>
-      <w:bookmarkStart w:id="246" w:name="_Toc216996169"/>
-      <w:bookmarkStart w:id="247" w:name="_Toc216997437"/>
-      <w:bookmarkStart w:id="248" w:name="_Toc216999753"/>
-      <w:bookmarkStart w:id="249" w:name="_Toc217659188"/>
-      <w:r>
-        <w:rPr>
-          <w:rFonts w:ascii="Times New Roman" w:hAnsi="Times New Roman" w:cs="Times New Roman"/>
-        </w:rPr>
-        <w:t>As políticas de RLS bloquearam efetivamente as alterações. O servidor ignorou silenciosamente os campos injetados ou retornou que "0 linhas foram afetadas", mantendo o perfil do usuário inalterado e preservando a integridade dos dados.</w:t>
-      </w:r>
       <w:bookmarkEnd w:id="246"/>
       <w:bookmarkEnd w:id="247"/>
       <w:bookmarkEnd w:id="248"/>
-      <w:bookmarkEnd w:id="249"/>
     </w:p>
     <w:p>
       <w:pPr>
@@ -11706,7 +12686,7 @@
           <w:szCs w:val="32"/>
         </w:rPr>
       </w:pPr>
-      <w:bookmarkStart w:id="250" w:name="_Toc217659189"/>
+      <w:bookmarkStart w:id="249" w:name="_Toc217659189"/>
       <w:r>
         <w:rPr>
           <w:rFonts w:ascii="Times New Roman" w:hAnsi="Times New Roman" w:cs="Times New Roman"/>
@@ -11739,7 +12719,7 @@
         </w:rPr>
         <w:t xml:space="preserve"> (XSS)</w:t>
       </w:r>
-      <w:bookmarkEnd w:id="250"/>
+      <w:bookmarkEnd w:id="249"/>
       <w:r>
         <w:rPr>
           <w:rFonts w:ascii="Times New Roman" w:hAnsi="Times New Roman" w:cs="Times New Roman"/>
@@ -11759,10 +12739,10 @@
           <w:rFonts w:ascii="Times New Roman" w:hAnsi="Times New Roman" w:cs="Times New Roman"/>
         </w:rPr>
       </w:pPr>
-      <w:bookmarkStart w:id="251" w:name="_Toc216996171"/>
-      <w:bookmarkStart w:id="252" w:name="_Toc216997439"/>
-      <w:bookmarkStart w:id="253" w:name="_Toc216999755"/>
-      <w:bookmarkStart w:id="254" w:name="_Toc217659190"/>
+      <w:bookmarkStart w:id="250" w:name="_Toc216996171"/>
+      <w:bookmarkStart w:id="251" w:name="_Toc216997439"/>
+      <w:bookmarkStart w:id="252" w:name="_Toc216999755"/>
+      <w:bookmarkStart w:id="253" w:name="_Toc217659190"/>
       <w:r>
         <w:rPr>
           <w:rFonts w:ascii="Times New Roman" w:hAnsi="Times New Roman" w:cs="Times New Roman"/>
@@ -11889,10 +12869,10 @@
         </w:rPr>
         <w:t xml:space="preserve"> estão operantes.</w:t>
       </w:r>
+      <w:bookmarkEnd w:id="250"/>
       <w:bookmarkEnd w:id="251"/>
       <w:bookmarkEnd w:id="252"/>
       <w:bookmarkEnd w:id="253"/>
-      <w:bookmarkEnd w:id="254"/>
     </w:p>
     <w:p>
       <w:pPr>
@@ -11906,7 +12886,7 @@
           <w:szCs w:val="32"/>
         </w:rPr>
       </w:pPr>
-      <w:bookmarkStart w:id="255" w:name="_Toc217659191"/>
+      <w:bookmarkStart w:id="254" w:name="_Toc217659191"/>
       <w:r>
         <w:rPr>
           <w:rFonts w:ascii="Times New Roman" w:hAnsi="Times New Roman" w:cs="Times New Roman"/>
@@ -11939,7 +12919,7 @@
         </w:rPr>
         <w:t>)</w:t>
       </w:r>
-      <w:bookmarkEnd w:id="255"/>
+      <w:bookmarkEnd w:id="254"/>
       <w:r>
         <w:rPr>
           <w:rFonts w:ascii="Times New Roman" w:hAnsi="Times New Roman" w:cs="Times New Roman"/>
@@ -11959,65 +12939,65 @@
           <w:rFonts w:ascii="Times New Roman" w:hAnsi="Times New Roman" w:cs="Times New Roman"/>
         </w:rPr>
       </w:pPr>
-      <w:bookmarkStart w:id="256" w:name="_Toc216996173"/>
-      <w:bookmarkStart w:id="257" w:name="_Toc216997441"/>
-      <w:bookmarkStart w:id="258" w:name="_Toc216999757"/>
-      <w:bookmarkStart w:id="259" w:name="_Toc217659192"/>
+      <w:bookmarkStart w:id="255" w:name="_Toc216996173"/>
+      <w:bookmarkStart w:id="256" w:name="_Toc216997441"/>
+      <w:bookmarkStart w:id="257" w:name="_Toc216999757"/>
+      <w:bookmarkStart w:id="258" w:name="_Toc217659192"/>
       <w:r>
         <w:rPr>
           <w:rFonts w:ascii="Times New Roman" w:hAnsi="Times New Roman" w:cs="Times New Roman"/>
         </w:rPr>
         <w:t>A análise das respostas HTTP evidenciou a presença de cabeçalhos de segurança modernos, essenciais para a proteção do navegador do usuário. Foram confirmados:</w:t>
       </w:r>
+      <w:bookmarkEnd w:id="255"/>
       <w:bookmarkEnd w:id="256"/>
       <w:bookmarkEnd w:id="257"/>
       <w:bookmarkEnd w:id="258"/>
+    </w:p>
+    <w:p>
+      <w:pPr>
+        <w:pStyle w:val="Ttulo2"/>
+        <w:jc w:val="both"/>
+        <w:rPr>
+          <w:rFonts w:ascii="Times New Roman" w:hAnsi="Times New Roman" w:cs="Times New Roman"/>
+        </w:rPr>
+      </w:pPr>
+      <w:bookmarkStart w:id="259" w:name="_Toc216996174"/>
+      <w:bookmarkStart w:id="260" w:name="_Toc216997442"/>
+      <w:bookmarkStart w:id="261" w:name="_Toc216999758"/>
+      <w:bookmarkStart w:id="262" w:name="_Toc217659193"/>
+      <w:proofErr w:type="spellStart"/>
+      <w:r>
+        <w:rPr>
+          <w:rFonts w:ascii="Times New Roman" w:hAnsi="Times New Roman" w:cs="Times New Roman"/>
+        </w:rPr>
+        <w:t>Strict</w:t>
+      </w:r>
+      <w:proofErr w:type="spellEnd"/>
+      <w:r>
+        <w:rPr>
+          <w:rFonts w:ascii="Times New Roman" w:hAnsi="Times New Roman" w:cs="Times New Roman"/>
+        </w:rPr>
+        <w:t>-</w:t>
+      </w:r>
+      <w:proofErr w:type="spellStart"/>
+      <w:r>
+        <w:rPr>
+          <w:rFonts w:ascii="Times New Roman" w:hAnsi="Times New Roman" w:cs="Times New Roman"/>
+        </w:rPr>
+        <w:t>Transport</w:t>
+      </w:r>
+      <w:proofErr w:type="spellEnd"/>
+      <w:r>
+        <w:rPr>
+          <w:rFonts w:ascii="Times New Roman" w:hAnsi="Times New Roman" w:cs="Times New Roman"/>
+        </w:rPr>
+        <w:t>-Security (HSTS): Forçando a comunicação via HTTPS.</w:t>
+      </w:r>
       <w:bookmarkEnd w:id="259"/>
-    </w:p>
-    <w:p>
-      <w:pPr>
-        <w:pStyle w:val="Ttulo2"/>
-        <w:jc w:val="both"/>
-        <w:rPr>
-          <w:rFonts w:ascii="Times New Roman" w:hAnsi="Times New Roman" w:cs="Times New Roman"/>
-        </w:rPr>
-      </w:pPr>
-      <w:bookmarkStart w:id="260" w:name="_Toc216996174"/>
-      <w:bookmarkStart w:id="261" w:name="_Toc216997442"/>
-      <w:bookmarkStart w:id="262" w:name="_Toc216999758"/>
-      <w:bookmarkStart w:id="263" w:name="_Toc217659193"/>
-      <w:proofErr w:type="spellStart"/>
-      <w:r>
-        <w:rPr>
-          <w:rFonts w:ascii="Times New Roman" w:hAnsi="Times New Roman" w:cs="Times New Roman"/>
-        </w:rPr>
-        <w:t>Strict</w:t>
-      </w:r>
-      <w:proofErr w:type="spellEnd"/>
-      <w:r>
-        <w:rPr>
-          <w:rFonts w:ascii="Times New Roman" w:hAnsi="Times New Roman" w:cs="Times New Roman"/>
-        </w:rPr>
-        <w:t>-</w:t>
-      </w:r>
-      <w:proofErr w:type="spellStart"/>
-      <w:r>
-        <w:rPr>
-          <w:rFonts w:ascii="Times New Roman" w:hAnsi="Times New Roman" w:cs="Times New Roman"/>
-        </w:rPr>
-        <w:t>Transport</w:t>
-      </w:r>
-      <w:proofErr w:type="spellEnd"/>
-      <w:r>
-        <w:rPr>
-          <w:rFonts w:ascii="Times New Roman" w:hAnsi="Times New Roman" w:cs="Times New Roman"/>
-        </w:rPr>
-        <w:t>-Security (HSTS): Forçando a comunicação via HTTPS.</w:t>
-      </w:r>
       <w:bookmarkEnd w:id="260"/>
       <w:bookmarkEnd w:id="261"/>
       <w:bookmarkEnd w:id="262"/>
-      <w:bookmarkEnd w:id="263"/>
     </w:p>
     <w:p>
       <w:pPr>
@@ -12027,10 +13007,10 @@
           <w:rFonts w:ascii="Times New Roman" w:hAnsi="Times New Roman" w:cs="Times New Roman"/>
         </w:rPr>
       </w:pPr>
-      <w:bookmarkStart w:id="264" w:name="_Toc216996175"/>
-      <w:bookmarkStart w:id="265" w:name="_Toc216997443"/>
-      <w:bookmarkStart w:id="266" w:name="_Toc216999759"/>
-      <w:bookmarkStart w:id="267" w:name="_Toc217659194"/>
+      <w:bookmarkStart w:id="263" w:name="_Toc216996175"/>
+      <w:bookmarkStart w:id="264" w:name="_Toc216997443"/>
+      <w:bookmarkStart w:id="265" w:name="_Toc216999759"/>
+      <w:bookmarkStart w:id="266" w:name="_Toc217659194"/>
       <w:r>
         <w:rPr>
           <w:rFonts w:ascii="Times New Roman" w:hAnsi="Times New Roman" w:cs="Times New Roman"/>
@@ -12103,61 +13083,61 @@
         </w:rPr>
         <w:t>.</w:t>
       </w:r>
+      <w:bookmarkEnd w:id="263"/>
       <w:bookmarkEnd w:id="264"/>
       <w:bookmarkEnd w:id="265"/>
       <w:bookmarkEnd w:id="266"/>
+    </w:p>
+    <w:p>
+      <w:pPr>
+        <w:pStyle w:val="Ttulo2"/>
+        <w:jc w:val="both"/>
+        <w:rPr>
+          <w:rFonts w:ascii="Times New Roman" w:hAnsi="Times New Roman" w:cs="Times New Roman"/>
+        </w:rPr>
+      </w:pPr>
+      <w:bookmarkStart w:id="267" w:name="_Toc216996176"/>
+      <w:bookmarkStart w:id="268" w:name="_Toc216997444"/>
+      <w:bookmarkStart w:id="269" w:name="_Toc216999760"/>
+      <w:bookmarkStart w:id="270" w:name="_Toc217659195"/>
+      <w:r>
+        <w:rPr>
+          <w:rFonts w:ascii="Times New Roman" w:hAnsi="Times New Roman" w:cs="Times New Roman"/>
+        </w:rPr>
+        <w:t xml:space="preserve">Proteções adicionais providas pelas camadas da </w:t>
+      </w:r>
+      <w:proofErr w:type="spellStart"/>
+      <w:r>
+        <w:rPr>
+          <w:rFonts w:ascii="Times New Roman" w:hAnsi="Times New Roman" w:cs="Times New Roman"/>
+        </w:rPr>
+        <w:t>Cloudflare</w:t>
+      </w:r>
+      <w:proofErr w:type="spellEnd"/>
+      <w:r>
+        <w:rPr>
+          <w:rFonts w:ascii="Times New Roman" w:hAnsi="Times New Roman" w:cs="Times New Roman"/>
+        </w:rPr>
+        <w:t xml:space="preserve"> e </w:t>
+      </w:r>
+      <w:proofErr w:type="spellStart"/>
+      <w:r>
+        <w:rPr>
+          <w:rFonts w:ascii="Times New Roman" w:hAnsi="Times New Roman" w:cs="Times New Roman"/>
+        </w:rPr>
+        <w:t>Vercel</w:t>
+      </w:r>
+      <w:proofErr w:type="spellEnd"/>
+      <w:r>
+        <w:rPr>
+          <w:rFonts w:ascii="Times New Roman" w:hAnsi="Times New Roman" w:cs="Times New Roman"/>
+        </w:rPr>
+        <w:t>.</w:t>
+      </w:r>
       <w:bookmarkEnd w:id="267"/>
-    </w:p>
-    <w:p>
-      <w:pPr>
-        <w:pStyle w:val="Ttulo2"/>
-        <w:jc w:val="both"/>
-        <w:rPr>
-          <w:rFonts w:ascii="Times New Roman" w:hAnsi="Times New Roman" w:cs="Times New Roman"/>
-        </w:rPr>
-      </w:pPr>
-      <w:bookmarkStart w:id="268" w:name="_Toc216996176"/>
-      <w:bookmarkStart w:id="269" w:name="_Toc216997444"/>
-      <w:bookmarkStart w:id="270" w:name="_Toc216999760"/>
-      <w:bookmarkStart w:id="271" w:name="_Toc217659195"/>
-      <w:r>
-        <w:rPr>
-          <w:rFonts w:ascii="Times New Roman" w:hAnsi="Times New Roman" w:cs="Times New Roman"/>
-        </w:rPr>
-        <w:t xml:space="preserve">Proteções adicionais providas pelas camadas da </w:t>
-      </w:r>
-      <w:proofErr w:type="spellStart"/>
-      <w:r>
-        <w:rPr>
-          <w:rFonts w:ascii="Times New Roman" w:hAnsi="Times New Roman" w:cs="Times New Roman"/>
-        </w:rPr>
-        <w:t>Cloudflare</w:t>
-      </w:r>
-      <w:proofErr w:type="spellEnd"/>
-      <w:r>
-        <w:rPr>
-          <w:rFonts w:ascii="Times New Roman" w:hAnsi="Times New Roman" w:cs="Times New Roman"/>
-        </w:rPr>
-        <w:t xml:space="preserve"> e </w:t>
-      </w:r>
-      <w:proofErr w:type="spellStart"/>
-      <w:r>
-        <w:rPr>
-          <w:rFonts w:ascii="Times New Roman" w:hAnsi="Times New Roman" w:cs="Times New Roman"/>
-        </w:rPr>
-        <w:t>Vercel</w:t>
-      </w:r>
-      <w:proofErr w:type="spellEnd"/>
-      <w:r>
-        <w:rPr>
-          <w:rFonts w:ascii="Times New Roman" w:hAnsi="Times New Roman" w:cs="Times New Roman"/>
-        </w:rPr>
-        <w:t>.</w:t>
-      </w:r>
       <w:bookmarkEnd w:id="268"/>
       <w:bookmarkEnd w:id="269"/>
       <w:bookmarkEnd w:id="270"/>
-      <w:bookmarkEnd w:id="271"/>
     </w:p>
     <w:p>
       <w:pPr>
@@ -12171,9 +13151,9 @@
           <w:szCs w:val="32"/>
         </w:rPr>
       </w:pPr>
-      <w:bookmarkStart w:id="272" w:name="_Toc216996177"/>
-      <w:bookmarkStart w:id="273" w:name="_Toc216997445"/>
-      <w:bookmarkStart w:id="274" w:name="_Toc217659196"/>
+      <w:bookmarkStart w:id="271" w:name="_Toc216996177"/>
+      <w:bookmarkStart w:id="272" w:name="_Toc216997445"/>
+      <w:bookmarkStart w:id="273" w:name="_Toc217659196"/>
       <w:r>
         <w:rPr>
           <w:rFonts w:ascii="Times New Roman" w:hAnsi="Times New Roman" w:cs="Times New Roman"/>
@@ -12206,9 +13186,9 @@
         </w:rPr>
         <w:t xml:space="preserve"> e Disponibilidade</w:t>
       </w:r>
+      <w:bookmarkEnd w:id="271"/>
       <w:bookmarkEnd w:id="272"/>
       <w:bookmarkEnd w:id="273"/>
-      <w:bookmarkEnd w:id="274"/>
       <w:r>
         <w:rPr>
           <w:rFonts w:ascii="Times New Roman" w:hAnsi="Times New Roman" w:cs="Times New Roman"/>
@@ -12228,10 +13208,10 @@
           <w:rFonts w:ascii="Times New Roman" w:hAnsi="Times New Roman" w:cs="Times New Roman"/>
         </w:rPr>
       </w:pPr>
-      <w:bookmarkStart w:id="275" w:name="_Toc216996178"/>
-      <w:bookmarkStart w:id="276" w:name="_Toc216997446"/>
-      <w:bookmarkStart w:id="277" w:name="_Toc216999762"/>
-      <w:bookmarkStart w:id="278" w:name="_Toc217659197"/>
+      <w:bookmarkStart w:id="274" w:name="_Toc216996178"/>
+      <w:bookmarkStart w:id="275" w:name="_Toc216997446"/>
+      <w:bookmarkStart w:id="276" w:name="_Toc216999762"/>
+      <w:bookmarkStart w:id="277" w:name="_Toc217659197"/>
       <w:r>
         <w:rPr>
           <w:rFonts w:ascii="Times New Roman" w:hAnsi="Times New Roman" w:cs="Times New Roman"/>
@@ -12334,10 +13314,10 @@
         </w:rPr>
         <w:t xml:space="preserve"> críticos expostos que pudessem ser explorados para exaustão de recursos do servidor.</w:t>
       </w:r>
+      <w:bookmarkEnd w:id="274"/>
       <w:bookmarkEnd w:id="275"/>
       <w:bookmarkEnd w:id="276"/>
       <w:bookmarkEnd w:id="277"/>
-      <w:bookmarkEnd w:id="278"/>
     </w:p>
     <w:p>
       <w:pPr>
@@ -12364,7 +13344,7 @@
           <w:color w:val="000000" w:themeColor="text1"/>
         </w:rPr>
       </w:pPr>
-      <w:bookmarkStart w:id="279" w:name="_Toc217659198"/>
+      <w:bookmarkStart w:id="278" w:name="_Toc217659198"/>
       <w:r>
         <w:rPr>
           <w:rFonts w:ascii="Times New Roman" w:hAnsi="Times New Roman" w:cs="Times New Roman"/>
@@ -12373,7 +13353,7 @@
         <w:lastRenderedPageBreak/>
         <w:t>6. CONCLUSÃO</w:t>
       </w:r>
-      <w:bookmarkEnd w:id="279"/>
+      <w:bookmarkEnd w:id="278"/>
     </w:p>
     <w:p>
       <w:pPr>
@@ -12633,20 +13613,20 @@
           <w:rFonts w:ascii="Times New Roman" w:hAnsi="Times New Roman" w:cs="Times New Roman"/>
         </w:rPr>
       </w:pPr>
-      <w:bookmarkStart w:id="280" w:name="_Toc216996180"/>
-      <w:bookmarkStart w:id="281" w:name="_Toc216997448"/>
-      <w:bookmarkStart w:id="282" w:name="_Toc216999764"/>
-      <w:bookmarkStart w:id="283" w:name="_Toc217659199"/>
+      <w:bookmarkStart w:id="279" w:name="_Toc216996180"/>
+      <w:bookmarkStart w:id="280" w:name="_Toc216997448"/>
+      <w:bookmarkStart w:id="281" w:name="_Toc216999764"/>
+      <w:bookmarkStart w:id="282" w:name="_Toc217659199"/>
       <w:r>
         <w:rPr>
           <w:rFonts w:ascii="Times New Roman" w:hAnsi="Times New Roman" w:cs="Times New Roman"/>
         </w:rPr>
         <w:t>Além da contribuição técnica, o projeto apresenta relevância social ao propor a substituição de processos manuais e fragmentados por uma gestão centralizada e eficiente. A ferramenta facilita a comunicação entre cuidadores e gestores, permitindo um acompanhamento mais próximo e humanizado da evolução dos alunos.</w:t>
       </w:r>
+      <w:bookmarkEnd w:id="279"/>
       <w:bookmarkEnd w:id="280"/>
       <w:bookmarkEnd w:id="281"/>
       <w:bookmarkEnd w:id="282"/>
-      <w:bookmarkEnd w:id="283"/>
     </w:p>
     <w:p>
       <w:pPr>
@@ -12656,9 +13636,9 @@
           <w:rFonts w:ascii="Times New Roman" w:hAnsi="Times New Roman" w:cs="Times New Roman"/>
         </w:rPr>
       </w:pPr>
-      <w:bookmarkStart w:id="284" w:name="_Toc216996181"/>
-      <w:bookmarkStart w:id="285" w:name="_Toc216997449"/>
-      <w:bookmarkStart w:id="286" w:name="_Toc217659200"/>
+      <w:bookmarkStart w:id="283" w:name="_Toc216996181"/>
+      <w:bookmarkStart w:id="284" w:name="_Toc216997449"/>
+      <w:bookmarkStart w:id="285" w:name="_Toc217659200"/>
       <w:r>
         <w:rPr>
           <w:rFonts w:ascii="Times New Roman" w:hAnsi="Times New Roman" w:cs="Times New Roman"/>
@@ -12693,32 +13673,32 @@
         </w:rPr>
         <w:t>Como limitação do estudo, destaca-se que a validação da ferramenta ocorreu em ambiente controlado e simulado. A implantação em larga escala em uma instituição de ensino real poderia revelar novos desafios de usabilidade e infraestrutura não mapeados nesta fase.</w:t>
       </w:r>
+      <w:bookmarkEnd w:id="283"/>
       <w:bookmarkEnd w:id="284"/>
       <w:bookmarkEnd w:id="285"/>
+    </w:p>
+    <w:p>
+      <w:pPr>
+        <w:pStyle w:val="Ttulo2"/>
+        <w:jc w:val="both"/>
+        <w:rPr>
+          <w:rFonts w:ascii="Times New Roman" w:hAnsi="Times New Roman" w:cs="Times New Roman"/>
+        </w:rPr>
+      </w:pPr>
+      <w:bookmarkStart w:id="286" w:name="_Toc216996182"/>
+      <w:bookmarkStart w:id="287" w:name="_Toc216997450"/>
+      <w:bookmarkStart w:id="288" w:name="_Toc216999766"/>
+      <w:bookmarkStart w:id="289" w:name="_Toc217659201"/>
+      <w:r>
+        <w:rPr>
+          <w:rFonts w:ascii="Times New Roman" w:hAnsi="Times New Roman" w:cs="Times New Roman"/>
+        </w:rPr>
+        <w:t>Para a continuidade da pesquisa e evolução do software, sugerem-se as seguintes implementações futuras:</w:t>
+      </w:r>
       <w:bookmarkEnd w:id="286"/>
-    </w:p>
-    <w:p>
-      <w:pPr>
-        <w:pStyle w:val="Ttulo2"/>
-        <w:jc w:val="both"/>
-        <w:rPr>
-          <w:rFonts w:ascii="Times New Roman" w:hAnsi="Times New Roman" w:cs="Times New Roman"/>
-        </w:rPr>
-      </w:pPr>
-      <w:bookmarkStart w:id="287" w:name="_Toc216996182"/>
-      <w:bookmarkStart w:id="288" w:name="_Toc216997450"/>
-      <w:bookmarkStart w:id="289" w:name="_Toc216999766"/>
-      <w:bookmarkStart w:id="290" w:name="_Toc217659201"/>
-      <w:r>
-        <w:rPr>
-          <w:rFonts w:ascii="Times New Roman" w:hAnsi="Times New Roman" w:cs="Times New Roman"/>
-        </w:rPr>
-        <w:t>Para a continuidade da pesquisa e evolução do software, sugerem-se as seguintes implementações futuras:</w:t>
-      </w:r>
       <w:bookmarkEnd w:id="287"/>
       <w:bookmarkEnd w:id="288"/>
       <w:bookmarkEnd w:id="289"/>
-      <w:bookmarkEnd w:id="290"/>
     </w:p>
     <w:p>
       <w:pPr>
@@ -12728,10 +13708,10 @@
           <w:rFonts w:ascii="Times New Roman" w:hAnsi="Times New Roman" w:cs="Times New Roman"/>
         </w:rPr>
       </w:pPr>
-      <w:bookmarkStart w:id="291" w:name="_Toc216996183"/>
-      <w:bookmarkStart w:id="292" w:name="_Toc216997451"/>
-      <w:bookmarkStart w:id="293" w:name="_Toc216999767"/>
-      <w:bookmarkStart w:id="294" w:name="_Toc217659202"/>
+      <w:bookmarkStart w:id="290" w:name="_Toc216996183"/>
+      <w:bookmarkStart w:id="291" w:name="_Toc216997451"/>
+      <w:bookmarkStart w:id="292" w:name="_Toc216999767"/>
+      <w:bookmarkStart w:id="293" w:name="_Toc217659202"/>
       <w:r>
         <w:rPr>
           <w:rFonts w:ascii="Times New Roman" w:hAnsi="Times New Roman" w:cs="Times New Roman"/>
@@ -12773,10 +13753,10 @@
         </w:rPr>
         <w:t>.</w:t>
       </w:r>
+      <w:bookmarkEnd w:id="290"/>
       <w:bookmarkEnd w:id="291"/>
       <w:bookmarkEnd w:id="292"/>
       <w:bookmarkEnd w:id="293"/>
-      <w:bookmarkEnd w:id="294"/>
     </w:p>
     <w:p>
       <w:pPr>
@@ -12786,10 +13766,10 @@
           <w:rFonts w:ascii="Times New Roman" w:hAnsi="Times New Roman" w:cs="Times New Roman"/>
         </w:rPr>
       </w:pPr>
-      <w:bookmarkStart w:id="295" w:name="_Toc216996184"/>
-      <w:bookmarkStart w:id="296" w:name="_Toc216997452"/>
-      <w:bookmarkStart w:id="297" w:name="_Toc216999768"/>
-      <w:bookmarkStart w:id="298" w:name="_Toc217659203"/>
+      <w:bookmarkStart w:id="294" w:name="_Toc216996184"/>
+      <w:bookmarkStart w:id="295" w:name="_Toc216997452"/>
+      <w:bookmarkStart w:id="296" w:name="_Toc216999768"/>
+      <w:bookmarkStart w:id="297" w:name="_Toc217659203"/>
       <w:r>
         <w:rPr>
           <w:rFonts w:ascii="Times New Roman" w:hAnsi="Times New Roman" w:cs="Times New Roman"/>
@@ -12817,10 +13797,10 @@
         </w:rPr>
         <w:t xml:space="preserve"> pedagógicos automáticos para os gestores.</w:t>
       </w:r>
+      <w:bookmarkEnd w:id="294"/>
       <w:bookmarkEnd w:id="295"/>
       <w:bookmarkEnd w:id="296"/>
       <w:bookmarkEnd w:id="297"/>
-      <w:bookmarkEnd w:id="298"/>
     </w:p>
     <w:p>
       <w:pPr>
@@ -12830,10 +13810,10 @@
           <w:rFonts w:ascii="Times New Roman" w:hAnsi="Times New Roman" w:cs="Times New Roman"/>
         </w:rPr>
       </w:pPr>
-      <w:bookmarkStart w:id="299" w:name="_Toc216996185"/>
-      <w:bookmarkStart w:id="300" w:name="_Toc216997453"/>
-      <w:bookmarkStart w:id="301" w:name="_Toc216999769"/>
-      <w:bookmarkStart w:id="302" w:name="_Toc217659204"/>
+      <w:bookmarkStart w:id="298" w:name="_Toc216996185"/>
+      <w:bookmarkStart w:id="299" w:name="_Toc216997453"/>
+      <w:bookmarkStart w:id="300" w:name="_Toc216999769"/>
+      <w:bookmarkStart w:id="301" w:name="_Toc217659204"/>
       <w:r>
         <w:rPr>
           <w:rFonts w:ascii="Times New Roman" w:hAnsi="Times New Roman" w:cs="Times New Roman"/>
@@ -12897,33 +13877,33 @@
         </w:rPr>
         <w:t>) para monitoramento contínuo de ameaças em produção.</w:t>
       </w:r>
+      <w:bookmarkEnd w:id="298"/>
       <w:bookmarkEnd w:id="299"/>
       <w:bookmarkEnd w:id="300"/>
       <w:bookmarkEnd w:id="301"/>
+    </w:p>
+    <w:p>
+      <w:pPr>
+        <w:pStyle w:val="Ttulo2"/>
+        <w:jc w:val="both"/>
+        <w:rPr>
+          <w:rFonts w:ascii="Times New Roman" w:hAnsi="Times New Roman" w:cs="Times New Roman"/>
+        </w:rPr>
+      </w:pPr>
+      <w:bookmarkStart w:id="302" w:name="_Toc216996186"/>
+      <w:bookmarkStart w:id="303" w:name="_Toc216997454"/>
+      <w:bookmarkStart w:id="304" w:name="_Toc216999770"/>
+      <w:bookmarkStart w:id="305" w:name="_Toc217659205"/>
+      <w:r>
+        <w:rPr>
+          <w:rFonts w:ascii="Times New Roman" w:hAnsi="Times New Roman" w:cs="Times New Roman"/>
+        </w:rPr>
+        <w:t>Em suma, o projeto "Gestão Atípicos" consolida-se não apenas como um artefato de software funcional, mas como uma base sólida e segura para a transformação digital na educação inclusiva.</w:t>
+      </w:r>
       <w:bookmarkEnd w:id="302"/>
-    </w:p>
-    <w:p>
-      <w:pPr>
-        <w:pStyle w:val="Ttulo2"/>
-        <w:jc w:val="both"/>
-        <w:rPr>
-          <w:rFonts w:ascii="Times New Roman" w:hAnsi="Times New Roman" w:cs="Times New Roman"/>
-        </w:rPr>
-      </w:pPr>
-      <w:bookmarkStart w:id="303" w:name="_Toc216996186"/>
-      <w:bookmarkStart w:id="304" w:name="_Toc216997454"/>
-      <w:bookmarkStart w:id="305" w:name="_Toc216999770"/>
-      <w:bookmarkStart w:id="306" w:name="_Toc217659205"/>
-      <w:r>
-        <w:rPr>
-          <w:rFonts w:ascii="Times New Roman" w:hAnsi="Times New Roman" w:cs="Times New Roman"/>
-        </w:rPr>
-        <w:t>Em suma, o projeto "Gestão Atípicos" consolida-se não apenas como um artefato de software funcional, mas como uma base sólida e segura para a transformação digital na educação inclusiva.</w:t>
-      </w:r>
       <w:bookmarkEnd w:id="303"/>
       <w:bookmarkEnd w:id="304"/>
       <w:bookmarkEnd w:id="305"/>
-      <w:bookmarkEnd w:id="306"/>
     </w:p>
     <w:p>
       <w:pPr>
@@ -12952,7 +13932,7 @@
           <w:color w:val="000000" w:themeColor="text1"/>
         </w:rPr>
       </w:pPr>
-      <w:bookmarkStart w:id="307" w:name="_Toc217659206"/>
+      <w:bookmarkStart w:id="306" w:name="_Toc217659206"/>
       <w:r>
         <w:rPr>
           <w:rFonts w:ascii="Times New Roman" w:hAnsi="Times New Roman" w:cs="Times New Roman"/>
@@ -12961,7 +13941,7 @@
         <w:lastRenderedPageBreak/>
         <w:t>REFERÊNCIAS</w:t>
       </w:r>
-      <w:bookmarkEnd w:id="307"/>
+      <w:bookmarkEnd w:id="306"/>
     </w:p>
     <w:p>
       <w:pPr>
@@ -13312,7 +14292,7 @@
           <w:rFonts w:ascii="Times New Roman" w:hAnsi="Times New Roman" w:cs="Times New Roman"/>
         </w:rPr>
       </w:pPr>
-      <w:bookmarkStart w:id="308" w:name="referências"/>
+      <w:bookmarkStart w:id="307" w:name="referências"/>
       <w:bookmarkEnd w:id="5"/>
     </w:p>
     <w:p>
@@ -13413,16 +14393,16 @@
           <w:rFonts w:ascii="Times New Roman" w:hAnsi="Times New Roman" w:cs="Times New Roman"/>
         </w:rPr>
       </w:pPr>
-      <w:bookmarkStart w:id="309" w:name="_Toc217659207"/>
-      <w:bookmarkStart w:id="310" w:name="anexo-a-capturas-de-tela"/>
+      <w:bookmarkStart w:id="308" w:name="_Toc217659207"/>
+      <w:bookmarkStart w:id="309" w:name="anexo-a-capturas-de-tela"/>
+      <w:bookmarkEnd w:id="307"/>
+      <w:r>
+        <w:rPr>
+          <w:rFonts w:ascii="Times New Roman" w:hAnsi="Times New Roman" w:cs="Times New Roman"/>
+        </w:rPr>
+        <w:t>Anexo A – Capturas de Tela</w:t>
+      </w:r>
       <w:bookmarkEnd w:id="308"/>
-      <w:r>
-        <w:rPr>
-          <w:rFonts w:ascii="Times New Roman" w:hAnsi="Times New Roman" w:cs="Times New Roman"/>
-        </w:rPr>
-        <w:t>Anexo A – Capturas de Tela</w:t>
-      </w:r>
-      <w:bookmarkEnd w:id="309"/>
     </w:p>
     <w:p>
       <w:pPr>
@@ -13634,8 +14614,8 @@
           </wp:inline>
         </w:drawing>
       </w:r>
-      <w:bookmarkStart w:id="311" w:name="anexo-b-relatório-de-pentest"/>
-      <w:bookmarkEnd w:id="310"/>
+      <w:bookmarkStart w:id="310" w:name="anexo-b-relatório-de-pentest"/>
+      <w:bookmarkEnd w:id="309"/>
     </w:p>
     <w:p>
       <w:pPr>
@@ -13763,7 +14743,7 @@
           <w:rFonts w:ascii="Times New Roman" w:hAnsi="Times New Roman" w:cs="Times New Roman"/>
         </w:rPr>
       </w:pPr>
-      <w:bookmarkStart w:id="312" w:name="_Toc217659208"/>
+      <w:bookmarkStart w:id="311" w:name="_Toc217659208"/>
       <w:r>
         <w:rPr>
           <w:rFonts w:ascii="Times New Roman" w:hAnsi="Times New Roman" w:cs="Times New Roman"/>
@@ -13778,7 +14758,7 @@
         </w:rPr>
         <w:t>Pentest</w:t>
       </w:r>
-      <w:bookmarkEnd w:id="312"/>
+      <w:bookmarkEnd w:id="311"/>
       <w:proofErr w:type="spellEnd"/>
     </w:p>
     <w:p>
@@ -16846,7 +17826,7 @@
         <w:t xml:space="preserve"> Aplicação aprovada nos testes realizados.</w:t>
       </w:r>
     </w:p>
-    <w:bookmarkEnd w:id="311"/>
+    <w:bookmarkEnd w:id="310"/>
     <w:p>
       <w:pPr>
         <w:pStyle w:val="Corpodetexto"/>
@@ -17802,6 +18782,119 @@
     </w:lvl>
   </w:abstractNum>
   <w:abstractNum w:abstractNumId="6" w15:restartNumberingAfterBreak="0">
+    <w:nsid w:val="4BC637B4"/>
+    <w:multiLevelType w:val="multilevel"/>
+    <w:tmpl w:val="50DC97B6"/>
+    <w:lvl w:ilvl="0">
+      <w:start w:val="1"/>
+      <w:numFmt w:val="decimal"/>
+      <w:lvlText w:val="%1."/>
+      <w:lvlJc w:val="left"/>
+      <w:pPr>
+        <w:tabs>
+          <w:tab w:val="num" w:pos="720"/>
+        </w:tabs>
+        <w:ind w:left="720" w:hanging="360"/>
+      </w:pPr>
+    </w:lvl>
+    <w:lvl w:ilvl="1" w:tentative="1">
+      <w:start w:val="1"/>
+      <w:numFmt w:val="decimal"/>
+      <w:lvlText w:val="%2."/>
+      <w:lvlJc w:val="left"/>
+      <w:pPr>
+        <w:tabs>
+          <w:tab w:val="num" w:pos="1440"/>
+        </w:tabs>
+        <w:ind w:left="1440" w:hanging="360"/>
+      </w:pPr>
+    </w:lvl>
+    <w:lvl w:ilvl="2" w:tentative="1">
+      <w:start w:val="1"/>
+      <w:numFmt w:val="decimal"/>
+      <w:lvlText w:val="%3."/>
+      <w:lvlJc w:val="left"/>
+      <w:pPr>
+        <w:tabs>
+          <w:tab w:val="num" w:pos="2160"/>
+        </w:tabs>
+        <w:ind w:left="2160" w:hanging="360"/>
+      </w:pPr>
+    </w:lvl>
+    <w:lvl w:ilvl="3" w:tentative="1">
+      <w:start w:val="1"/>
+      <w:numFmt w:val="decimal"/>
+      <w:lvlText w:val="%4."/>
+      <w:lvlJc w:val="left"/>
+      <w:pPr>
+        <w:tabs>
+          <w:tab w:val="num" w:pos="2880"/>
+        </w:tabs>
+        <w:ind w:left="2880" w:hanging="360"/>
+      </w:pPr>
+    </w:lvl>
+    <w:lvl w:ilvl="4" w:tentative="1">
+      <w:start w:val="1"/>
+      <w:numFmt w:val="decimal"/>
+      <w:lvlText w:val="%5."/>
+      <w:lvlJc w:val="left"/>
+      <w:pPr>
+        <w:tabs>
+          <w:tab w:val="num" w:pos="3600"/>
+        </w:tabs>
+        <w:ind w:left="3600" w:hanging="360"/>
+      </w:pPr>
+    </w:lvl>
+    <w:lvl w:ilvl="5" w:tentative="1">
+      <w:start w:val="1"/>
+      <w:numFmt w:val="decimal"/>
+      <w:lvlText w:val="%6."/>
+      <w:lvlJc w:val="left"/>
+      <w:pPr>
+        <w:tabs>
+          <w:tab w:val="num" w:pos="4320"/>
+        </w:tabs>
+        <w:ind w:left="4320" w:hanging="360"/>
+      </w:pPr>
+    </w:lvl>
+    <w:lvl w:ilvl="6" w:tentative="1">
+      <w:start w:val="1"/>
+      <w:numFmt w:val="decimal"/>
+      <w:lvlText w:val="%7."/>
+      <w:lvlJc w:val="left"/>
+      <w:pPr>
+        <w:tabs>
+          <w:tab w:val="num" w:pos="5040"/>
+        </w:tabs>
+        <w:ind w:left="5040" w:hanging="360"/>
+      </w:pPr>
+    </w:lvl>
+    <w:lvl w:ilvl="7" w:tentative="1">
+      <w:start w:val="1"/>
+      <w:numFmt w:val="decimal"/>
+      <w:lvlText w:val="%8."/>
+      <w:lvlJc w:val="left"/>
+      <w:pPr>
+        <w:tabs>
+          <w:tab w:val="num" w:pos="5760"/>
+        </w:tabs>
+        <w:ind w:left="5760" w:hanging="360"/>
+      </w:pPr>
+    </w:lvl>
+    <w:lvl w:ilvl="8" w:tentative="1">
+      <w:start w:val="1"/>
+      <w:numFmt w:val="decimal"/>
+      <w:lvlText w:val="%9."/>
+      <w:lvlJc w:val="left"/>
+      <w:pPr>
+        <w:tabs>
+          <w:tab w:val="num" w:pos="6480"/>
+        </w:tabs>
+        <w:ind w:left="6480" w:hanging="360"/>
+      </w:pPr>
+    </w:lvl>
+  </w:abstractNum>
+  <w:abstractNum w:abstractNumId="7" w15:restartNumberingAfterBreak="0">
     <w:nsid w:val="576F7B81"/>
     <w:multiLevelType w:val="multilevel"/>
     <w:tmpl w:val="939AEEFC"/>
@@ -17950,7 +19043,7 @@
       </w:rPr>
     </w:lvl>
   </w:abstractNum>
-  <w:abstractNum w:abstractNumId="7" w15:restartNumberingAfterBreak="0">
+  <w:abstractNum w:abstractNumId="8" w15:restartNumberingAfterBreak="0">
     <w:nsid w:val="57D71709"/>
     <w:multiLevelType w:val="multilevel"/>
     <w:tmpl w:val="BBDEE96C"/>
@@ -18099,7 +19192,7 @@
       </w:rPr>
     </w:lvl>
   </w:abstractNum>
-  <w:abstractNum w:abstractNumId="8" w15:restartNumberingAfterBreak="0">
+  <w:abstractNum w:abstractNumId="9" w15:restartNumberingAfterBreak="0">
     <w:nsid w:val="605B5C2E"/>
     <w:multiLevelType w:val="multilevel"/>
     <w:tmpl w:val="1AA0C1E4"/>
@@ -18248,7 +19341,7 @@
       </w:rPr>
     </w:lvl>
   </w:abstractNum>
-  <w:abstractNum w:abstractNumId="9" w15:restartNumberingAfterBreak="0">
+  <w:abstractNum w:abstractNumId="10" w15:restartNumberingAfterBreak="0">
     <w:nsid w:val="626C01CC"/>
     <w:multiLevelType w:val="multilevel"/>
     <w:tmpl w:val="3976C0EA"/>
@@ -18397,7 +19490,7 @@
       </w:rPr>
     </w:lvl>
   </w:abstractNum>
-  <w:abstractNum w:abstractNumId="10" w15:restartNumberingAfterBreak="0">
+  <w:abstractNum w:abstractNumId="11" w15:restartNumberingAfterBreak="0">
     <w:nsid w:val="62AA5533"/>
     <w:multiLevelType w:val="multilevel"/>
     <w:tmpl w:val="9E606362"/>
@@ -18546,7 +19639,7 @@
       </w:rPr>
     </w:lvl>
   </w:abstractNum>
-  <w:abstractNum w:abstractNumId="11" w15:restartNumberingAfterBreak="0">
+  <w:abstractNum w:abstractNumId="12" w15:restartNumberingAfterBreak="0">
     <w:nsid w:val="63A56CEB"/>
     <w:multiLevelType w:val="multilevel"/>
     <w:tmpl w:val="660E9AAA"/>
@@ -18659,7 +19752,7 @@
       </w:pPr>
     </w:lvl>
   </w:abstractNum>
-  <w:abstractNum w:abstractNumId="12" w15:restartNumberingAfterBreak="0">
+  <w:abstractNum w:abstractNumId="13" w15:restartNumberingAfterBreak="0">
     <w:nsid w:val="6A4F37C8"/>
     <w:multiLevelType w:val="multilevel"/>
     <w:tmpl w:val="7DBAB91C"/>
@@ -18772,7 +19865,7 @@
       </w:pPr>
     </w:lvl>
   </w:abstractNum>
-  <w:abstractNum w:abstractNumId="13" w15:restartNumberingAfterBreak="0">
+  <w:abstractNum w:abstractNumId="14" w15:restartNumberingAfterBreak="0">
     <w:nsid w:val="7162062A"/>
     <w:multiLevelType w:val="multilevel"/>
     <w:tmpl w:val="7430BA80"/>
@@ -18921,7 +20014,7 @@
       </w:rPr>
     </w:lvl>
   </w:abstractNum>
-  <w:abstractNum w:abstractNumId="14" w15:restartNumberingAfterBreak="0">
+  <w:abstractNum w:abstractNumId="15" w15:restartNumberingAfterBreak="0">
     <w:nsid w:val="7A78139D"/>
     <w:multiLevelType w:val="multilevel"/>
     <w:tmpl w:val="202212F6"/>
@@ -19083,37 +20176,40 @@
     <w:abstractNumId w:val="3"/>
   </w:num>
   <w:num w:numId="5" w16cid:durableId="1103186976">
-    <w:abstractNumId w:val="10"/>
+    <w:abstractNumId w:val="11"/>
   </w:num>
   <w:num w:numId="6" w16cid:durableId="337006276">
-    <w:abstractNumId w:val="13"/>
+    <w:abstractNumId w:val="14"/>
   </w:num>
   <w:num w:numId="7" w16cid:durableId="389154343">
-    <w:abstractNumId w:val="14"/>
+    <w:abstractNumId w:val="15"/>
   </w:num>
   <w:num w:numId="8" w16cid:durableId="1478182310">
     <w:abstractNumId w:val="0"/>
   </w:num>
   <w:num w:numId="9" w16cid:durableId="902257816">
-    <w:abstractNumId w:val="8"/>
+    <w:abstractNumId w:val="9"/>
   </w:num>
   <w:num w:numId="10" w16cid:durableId="7372559">
-    <w:abstractNumId w:val="9"/>
+    <w:abstractNumId w:val="10"/>
   </w:num>
   <w:num w:numId="11" w16cid:durableId="1530221315">
     <w:abstractNumId w:val="2"/>
   </w:num>
   <w:num w:numId="12" w16cid:durableId="1349329510">
+    <w:abstractNumId w:val="8"/>
+  </w:num>
+  <w:num w:numId="13" w16cid:durableId="1024596324">
+    <w:abstractNumId w:val="12"/>
+  </w:num>
+  <w:num w:numId="14" w16cid:durableId="1811048171">
     <w:abstractNumId w:val="7"/>
   </w:num>
-  <w:num w:numId="13" w16cid:durableId="1024596324">
-    <w:abstractNumId w:val="11"/>
+  <w:num w:numId="15" w16cid:durableId="845171344">
+    <w:abstractNumId w:val="13"/>
   </w:num>
-  <w:num w:numId="14" w16cid:durableId="1811048171">
+  <w:num w:numId="16" w16cid:durableId="1634601302">
     <w:abstractNumId w:val="6"/>
-  </w:num>
-  <w:num w:numId="15" w16cid:durableId="845171344">
-    <w:abstractNumId w:val="12"/>
   </w:num>
   <w:numIdMacAtCleanup w:val="14"/>
 </w:numbering>
@@ -19574,7 +20670,6 @@
   <w:style w:type="character" w:default="1" w:styleId="Fontepargpadro">
     <w:name w:val="Default Paragraph Font"/>
     <w:uiPriority w:val="1"/>
-    <w:semiHidden/>
     <w:unhideWhenUsed/>
   </w:style>
   <w:style w:type="table" w:default="1" w:styleId="Tabelanormal">

--- a/tcc/TCC.docx
+++ b/tcc/TCC.docx
@@ -895,14 +895,13 @@
         <w:p>
           <w:pPr>
             <w:pStyle w:val="Sumrio1"/>
-            <w:jc w:val="both"/>
             <w:rPr>
               <w:rFonts w:eastAsiaTheme="minorEastAsia"/>
               <w:b w:val="0"/>
               <w:bCs w:val="0"/>
-              <w:sz w:val="22"/>
-              <w:szCs w:val="22"/>
+              <w:kern w:val="2"/>
               <w:lang w:eastAsia="pt-BR"/>
+              <w14:ligatures w14:val="standardContextual"/>
             </w:rPr>
           </w:pPr>
           <w:r>
@@ -926,7 +925,7 @@
             </w:rPr>
             <w:fldChar w:fldCharType="separate"/>
           </w:r>
-          <w:hyperlink w:anchor="_Toc217659093" w:history="1">
+          <w:hyperlink w:anchor="_Toc217772170" w:history="1">
             <w:r>
               <w:rPr>
                 <w:rStyle w:val="Hyperlink"/>
@@ -950,7 +949,7 @@
               <w:rPr>
                 <w:webHidden/>
               </w:rPr>
-              <w:instrText xml:space="preserve"> PAGEREF _Toc217659093 \h </w:instrText>
+              <w:instrText xml:space="preserve"> PAGEREF _Toc217772170 \h </w:instrText>
             </w:r>
             <w:r>
               <w:rPr>
@@ -967,7 +966,7 @@
               <w:rPr>
                 <w:webHidden/>
               </w:rPr>
-              <w:t>5</w:t>
+              <w:t>10</w:t>
             </w:r>
             <w:r>
               <w:rPr>
@@ -980,9 +979,16 @@
         <w:p>
           <w:pPr>
             <w:pStyle w:val="Sumrio1"/>
-            <w:jc w:val="both"/>
+            <w:rPr>
+              <w:rFonts w:eastAsiaTheme="minorEastAsia"/>
+              <w:b w:val="0"/>
+              <w:bCs w:val="0"/>
+              <w:kern w:val="2"/>
+              <w:lang w:eastAsia="pt-BR"/>
+              <w14:ligatures w14:val="standardContextual"/>
+            </w:rPr>
           </w:pPr>
-          <w:hyperlink w:anchor="_Toc217659094" w:history="1">
+          <w:hyperlink w:anchor="_Toc217772171" w:history="1">
             <w:r>
               <w:rPr>
                 <w:rStyle w:val="Hyperlink"/>
@@ -1006,7 +1012,7 @@
               <w:rPr>
                 <w:webHidden/>
               </w:rPr>
-              <w:instrText xml:space="preserve"> PAGEREF _Toc217659094 \h </w:instrText>
+              <w:instrText xml:space="preserve"> PAGEREF _Toc217772171 \h </w:instrText>
             </w:r>
             <w:r>
               <w:rPr>
@@ -1023,7 +1029,7 @@
               <w:rPr>
                 <w:webHidden/>
               </w:rPr>
-              <w:t>6</w:t>
+              <w:t>11</w:t>
             </w:r>
             <w:r>
               <w:rPr>
@@ -1035,25 +1041,17 @@
         </w:p>
         <w:p>
           <w:pPr>
-            <w:rPr>
-              <w:noProof/>
-            </w:rPr>
-          </w:pPr>
-        </w:p>
-        <w:p>
-          <w:pPr>
             <w:pStyle w:val="Sumrio1"/>
-            <w:jc w:val="both"/>
             <w:rPr>
               <w:rFonts w:eastAsiaTheme="minorEastAsia"/>
               <w:b w:val="0"/>
               <w:bCs w:val="0"/>
-              <w:sz w:val="22"/>
-              <w:szCs w:val="22"/>
+              <w:kern w:val="2"/>
               <w:lang w:eastAsia="pt-BR"/>
+              <w14:ligatures w14:val="standardContextual"/>
             </w:rPr>
           </w:pPr>
-          <w:hyperlink w:anchor="_Toc217659095" w:history="1">
+          <w:hyperlink w:anchor="_Toc217772172" w:history="1">
             <w:r>
               <w:rPr>
                 <w:rStyle w:val="Hyperlink"/>
@@ -1077,7 +1075,7 @@
               <w:rPr>
                 <w:webHidden/>
               </w:rPr>
-              <w:instrText xml:space="preserve"> PAGEREF _Toc217659095 \h </w:instrText>
+              <w:instrText xml:space="preserve"> PAGEREF _Toc217772172 \h </w:instrText>
             </w:r>
             <w:r>
               <w:rPr>
@@ -1094,7 +1092,7 @@
               <w:rPr>
                 <w:webHidden/>
               </w:rPr>
-              <w:t>7</w:t>
+              <w:t>12</w:t>
             </w:r>
             <w:r>
               <w:rPr>
@@ -1110,16 +1108,15 @@
             <w:tabs>
               <w:tab w:val="right" w:leader="dot" w:pos="9395"/>
             </w:tabs>
-            <w:jc w:val="both"/>
             <w:rPr>
               <w:rFonts w:eastAsiaTheme="minorEastAsia"/>
               <w:noProof/>
-              <w:sz w:val="22"/>
-              <w:szCs w:val="22"/>
+              <w:kern w:val="2"/>
               <w:lang w:eastAsia="pt-BR"/>
+              <w14:ligatures w14:val="standardContextual"/>
             </w:rPr>
           </w:pPr>
-          <w:hyperlink w:anchor="_Toc217659096" w:history="1">
+          <w:hyperlink w:anchor="_Toc217772173" w:history="1">
             <w:r>
               <w:rPr>
                 <w:rStyle w:val="Hyperlink"/>
@@ -1165,7 +1162,7 @@
                 <w:noProof/>
                 <w:webHidden/>
               </w:rPr>
-              <w:instrText xml:space="preserve"> PAGEREF _Toc217659096 \h </w:instrText>
+              <w:instrText xml:space="preserve"> PAGEREF _Toc217772173 \h </w:instrText>
             </w:r>
             <w:r>
               <w:rPr>
@@ -1185,7 +1182,7 @@
                 <w:noProof/>
                 <w:webHidden/>
               </w:rPr>
-              <w:t>7</w:t>
+              <w:t>12</w:t>
             </w:r>
             <w:r>
               <w:rPr>
@@ -1202,16 +1199,15 @@
             <w:tabs>
               <w:tab w:val="right" w:leader="dot" w:pos="9395"/>
             </w:tabs>
-            <w:jc w:val="both"/>
             <w:rPr>
               <w:rFonts w:eastAsiaTheme="minorEastAsia"/>
               <w:noProof/>
-              <w:sz w:val="22"/>
-              <w:szCs w:val="22"/>
+              <w:kern w:val="2"/>
               <w:lang w:eastAsia="pt-BR"/>
+              <w14:ligatures w14:val="standardContextual"/>
             </w:rPr>
           </w:pPr>
-          <w:hyperlink w:anchor="_Toc217659098" w:history="1">
+          <w:hyperlink w:anchor="_Toc217772175" w:history="1">
             <w:r>
               <w:rPr>
                 <w:rStyle w:val="Hyperlink"/>
@@ -1240,7 +1236,7 @@
                 <w:noProof/>
                 <w:webHidden/>
               </w:rPr>
-              <w:instrText xml:space="preserve"> PAGEREF _Toc217659098 \h </w:instrText>
+              <w:instrText xml:space="preserve"> PAGEREF _Toc217772175 \h </w:instrText>
             </w:r>
             <w:r>
               <w:rPr>
@@ -1260,7 +1256,7 @@
                 <w:noProof/>
                 <w:webHidden/>
               </w:rPr>
-              <w:t>7</w:t>
+              <w:t>12</w:t>
             </w:r>
             <w:r>
               <w:rPr>
@@ -1277,16 +1273,15 @@
             <w:tabs>
               <w:tab w:val="right" w:leader="dot" w:pos="9395"/>
             </w:tabs>
-            <w:jc w:val="both"/>
             <w:rPr>
               <w:rFonts w:eastAsiaTheme="minorEastAsia"/>
               <w:noProof/>
-              <w:sz w:val="22"/>
-              <w:szCs w:val="22"/>
+              <w:kern w:val="2"/>
               <w:lang w:eastAsia="pt-BR"/>
+              <w14:ligatures w14:val="standardContextual"/>
             </w:rPr>
           </w:pPr>
-          <w:hyperlink w:anchor="_Toc217659100" w:history="1">
+          <w:hyperlink w:anchor="_Toc217772177" w:history="1">
             <w:r>
               <w:rPr>
                 <w:rStyle w:val="Hyperlink"/>
@@ -1332,7 +1327,7 @@
                 <w:noProof/>
                 <w:webHidden/>
               </w:rPr>
-              <w:instrText xml:space="preserve"> PAGEREF _Toc217659100 \h </w:instrText>
+              <w:instrText xml:space="preserve"> PAGEREF _Toc217772177 \h </w:instrText>
             </w:r>
             <w:r>
               <w:rPr>
@@ -1352,7 +1347,7 @@
                 <w:noProof/>
                 <w:webHidden/>
               </w:rPr>
-              <w:t>7</w:t>
+              <w:t>12</w:t>
             </w:r>
             <w:r>
               <w:rPr>
@@ -1369,12 +1364,15 @@
             <w:tabs>
               <w:tab w:val="right" w:leader="dot" w:pos="9395"/>
             </w:tabs>
-            <w:jc w:val="both"/>
             <w:rPr>
+              <w:rFonts w:eastAsiaTheme="minorEastAsia"/>
               <w:noProof/>
+              <w:kern w:val="2"/>
+              <w:lang w:eastAsia="pt-BR"/>
+              <w14:ligatures w14:val="standardContextual"/>
             </w:rPr>
           </w:pPr>
-          <w:hyperlink w:anchor="_Toc217659107" w:history="1">
+          <w:hyperlink w:anchor="_Toc217772184" w:history="1">
             <w:r>
               <w:rPr>
                 <w:rStyle w:val="Hyperlink"/>
@@ -1403,7 +1401,7 @@
                 <w:noProof/>
                 <w:webHidden/>
               </w:rPr>
-              <w:instrText xml:space="preserve"> PAGEREF _Toc217659107 \h </w:instrText>
+              <w:instrText xml:space="preserve"> PAGEREF _Toc217772184 \h </w:instrText>
             </w:r>
             <w:r>
               <w:rPr>
@@ -1423,7 +1421,7 @@
                 <w:noProof/>
                 <w:webHidden/>
               </w:rPr>
-              <w:t>7</w:t>
+              <w:t>12</w:t>
             </w:r>
             <w:r>
               <w:rPr>
@@ -1436,25 +1434,17 @@
         </w:p>
         <w:p>
           <w:pPr>
-            <w:rPr>
-              <w:noProof/>
-            </w:rPr>
-          </w:pPr>
-        </w:p>
-        <w:p>
-          <w:pPr>
             <w:pStyle w:val="Sumrio1"/>
-            <w:jc w:val="both"/>
             <w:rPr>
               <w:rFonts w:eastAsiaTheme="minorEastAsia"/>
               <w:b w:val="0"/>
               <w:bCs w:val="0"/>
-              <w:sz w:val="22"/>
-              <w:szCs w:val="22"/>
+              <w:kern w:val="2"/>
               <w:lang w:eastAsia="pt-BR"/>
+              <w14:ligatures w14:val="standardContextual"/>
             </w:rPr>
           </w:pPr>
-          <w:hyperlink w:anchor="_Toc217659109" w:history="1">
+          <w:hyperlink w:anchor="_Toc217772186" w:history="1">
             <w:r>
               <w:rPr>
                 <w:rStyle w:val="Hyperlink"/>
@@ -1478,7 +1468,7 @@
               <w:rPr>
                 <w:webHidden/>
               </w:rPr>
-              <w:instrText xml:space="preserve"> PAGEREF _Toc217659109 \h </w:instrText>
+              <w:instrText xml:space="preserve"> PAGEREF _Toc217772186 \h </w:instrText>
             </w:r>
             <w:r>
               <w:rPr>
@@ -1495,7 +1485,7 @@
               <w:rPr>
                 <w:webHidden/>
               </w:rPr>
-              <w:t>8</w:t>
+              <w:t>13</w:t>
             </w:r>
             <w:r>
               <w:rPr>
@@ -1511,16 +1501,15 @@
             <w:tabs>
               <w:tab w:val="right" w:leader="dot" w:pos="9395"/>
             </w:tabs>
-            <w:jc w:val="both"/>
             <w:rPr>
               <w:rFonts w:eastAsiaTheme="minorEastAsia"/>
               <w:noProof/>
-              <w:sz w:val="22"/>
-              <w:szCs w:val="22"/>
+              <w:kern w:val="2"/>
               <w:lang w:eastAsia="pt-BR"/>
+              <w14:ligatures w14:val="standardContextual"/>
             </w:rPr>
           </w:pPr>
-          <w:hyperlink w:anchor="_Toc217659110" w:history="1">
+          <w:hyperlink w:anchor="_Toc217772187" w:history="1">
             <w:r>
               <w:rPr>
                 <w:rStyle w:val="Hyperlink"/>
@@ -1565,7 +1554,7 @@
                 <w:noProof/>
                 <w:webHidden/>
               </w:rPr>
-              <w:instrText xml:space="preserve"> PAGEREF _Toc217659110 \h </w:instrText>
+              <w:instrText xml:space="preserve"> PAGEREF _Toc217772187 \h </w:instrText>
             </w:r>
             <w:r>
               <w:rPr>
@@ -1585,7 +1574,7 @@
                 <w:noProof/>
                 <w:webHidden/>
               </w:rPr>
-              <w:t>8</w:t>
+              <w:t>13</w:t>
             </w:r>
             <w:r>
               <w:rPr>
@@ -1602,16 +1591,15 @@
             <w:tabs>
               <w:tab w:val="right" w:leader="dot" w:pos="9395"/>
             </w:tabs>
-            <w:jc w:val="both"/>
             <w:rPr>
               <w:rFonts w:eastAsiaTheme="minorEastAsia"/>
               <w:noProof/>
-              <w:sz w:val="22"/>
-              <w:szCs w:val="22"/>
+              <w:kern w:val="2"/>
               <w:lang w:eastAsia="pt-BR"/>
+              <w14:ligatures w14:val="standardContextual"/>
             </w:rPr>
           </w:pPr>
-          <w:hyperlink w:anchor="_Toc217659112" w:history="1">
+          <w:hyperlink w:anchor="_Toc217772189" w:history="1">
             <w:r>
               <w:rPr>
                 <w:rStyle w:val="Hyperlink"/>
@@ -1639,7 +1627,7 @@
                 <w:noProof/>
                 <w:webHidden/>
               </w:rPr>
-              <w:instrText xml:space="preserve"> PAGEREF _Toc217659112 \h </w:instrText>
+              <w:instrText xml:space="preserve"> PAGEREF _Toc217772189 \h </w:instrText>
             </w:r>
             <w:r>
               <w:rPr>
@@ -1659,7 +1647,7 @@
                 <w:noProof/>
                 <w:webHidden/>
               </w:rPr>
-              <w:t>8</w:t>
+              <w:t>13</w:t>
             </w:r>
             <w:r>
               <w:rPr>
@@ -1676,16 +1664,15 @@
             <w:tabs>
               <w:tab w:val="right" w:leader="dot" w:pos="9395"/>
             </w:tabs>
-            <w:jc w:val="both"/>
             <w:rPr>
               <w:rFonts w:eastAsiaTheme="minorEastAsia"/>
               <w:noProof/>
-              <w:sz w:val="22"/>
-              <w:szCs w:val="22"/>
+              <w:kern w:val="2"/>
               <w:lang w:eastAsia="pt-BR"/>
+              <w14:ligatures w14:val="standardContextual"/>
             </w:rPr>
           </w:pPr>
-          <w:hyperlink w:anchor="_Toc217659114" w:history="1">
+          <w:hyperlink w:anchor="_Toc217772191" w:history="1">
             <w:r>
               <w:rPr>
                 <w:rStyle w:val="Hyperlink"/>
@@ -1722,7 +1709,7 @@
                 <w:noProof/>
                 <w:webHidden/>
               </w:rPr>
-              <w:instrText xml:space="preserve"> PAGEREF _Toc217659114 \h </w:instrText>
+              <w:instrText xml:space="preserve"> PAGEREF _Toc217772191 \h </w:instrText>
             </w:r>
             <w:r>
               <w:rPr>
@@ -1742,7 +1729,7 @@
                 <w:noProof/>
                 <w:webHidden/>
               </w:rPr>
-              <w:t>8</w:t>
+              <w:t>13</w:t>
             </w:r>
             <w:r>
               <w:rPr>
@@ -1759,16 +1746,15 @@
             <w:tabs>
               <w:tab w:val="right" w:leader="dot" w:pos="9395"/>
             </w:tabs>
-            <w:jc w:val="both"/>
             <w:rPr>
               <w:rFonts w:eastAsiaTheme="minorEastAsia"/>
               <w:noProof/>
-              <w:sz w:val="22"/>
-              <w:szCs w:val="22"/>
+              <w:kern w:val="2"/>
               <w:lang w:eastAsia="pt-BR"/>
+              <w14:ligatures w14:val="standardContextual"/>
             </w:rPr>
           </w:pPr>
-          <w:hyperlink w:anchor="_Toc217659116" w:history="1">
+          <w:hyperlink w:anchor="_Toc217772193" w:history="1">
             <w:r>
               <w:rPr>
                 <w:rStyle w:val="Hyperlink"/>
@@ -1797,7 +1783,7 @@
                 <w:noProof/>
                 <w:webHidden/>
               </w:rPr>
-              <w:instrText xml:space="preserve"> PAGEREF _Toc217659116 \h </w:instrText>
+              <w:instrText xml:space="preserve"> PAGEREF _Toc217772193 \h </w:instrText>
             </w:r>
             <w:r>
               <w:rPr>
@@ -1817,7 +1803,7 @@
                 <w:noProof/>
                 <w:webHidden/>
               </w:rPr>
-              <w:t>9</w:t>
+              <w:t>14</w:t>
             </w:r>
             <w:r>
               <w:rPr>
@@ -1834,16 +1820,15 @@
             <w:tabs>
               <w:tab w:val="right" w:leader="dot" w:pos="9395"/>
             </w:tabs>
-            <w:jc w:val="both"/>
             <w:rPr>
               <w:rFonts w:eastAsiaTheme="minorEastAsia"/>
               <w:noProof/>
-              <w:sz w:val="22"/>
-              <w:szCs w:val="22"/>
+              <w:kern w:val="2"/>
               <w:lang w:eastAsia="pt-BR"/>
+              <w14:ligatures w14:val="standardContextual"/>
             </w:rPr>
           </w:pPr>
-          <w:hyperlink w:anchor="_Toc217659118" w:history="1">
+          <w:hyperlink w:anchor="_Toc217772195" w:history="1">
             <w:r>
               <w:rPr>
                 <w:rStyle w:val="Hyperlink"/>
@@ -1872,7 +1857,7 @@
                 <w:noProof/>
                 <w:webHidden/>
               </w:rPr>
-              <w:instrText xml:space="preserve"> PAGEREF _Toc217659118 \h </w:instrText>
+              <w:instrText xml:space="preserve"> PAGEREF _Toc217772195 \h </w:instrText>
             </w:r>
             <w:r>
               <w:rPr>
@@ -1892,7 +1877,7 @@
                 <w:noProof/>
                 <w:webHidden/>
               </w:rPr>
-              <w:t>9</w:t>
+              <w:t>14</w:t>
             </w:r>
             <w:r>
               <w:rPr>
@@ -1909,12 +1894,15 @@
             <w:tabs>
               <w:tab w:val="right" w:leader="dot" w:pos="9395"/>
             </w:tabs>
-            <w:jc w:val="both"/>
             <w:rPr>
+              <w:rFonts w:eastAsiaTheme="minorEastAsia"/>
               <w:noProof/>
+              <w:kern w:val="2"/>
+              <w:lang w:eastAsia="pt-BR"/>
+              <w14:ligatures w14:val="standardContextual"/>
             </w:rPr>
           </w:pPr>
-          <w:hyperlink w:anchor="_Toc217659120" w:history="1">
+          <w:hyperlink w:anchor="_Toc217772197" w:history="1">
             <w:r>
               <w:rPr>
                 <w:rStyle w:val="Hyperlink"/>
@@ -1943,7 +1931,7 @@
                 <w:noProof/>
                 <w:webHidden/>
               </w:rPr>
-              <w:instrText xml:space="preserve"> PAGEREF _Toc217659120 \h </w:instrText>
+              <w:instrText xml:space="preserve"> PAGEREF _Toc217772197 \h </w:instrText>
             </w:r>
             <w:r>
               <w:rPr>
@@ -1963,7 +1951,7 @@
                 <w:noProof/>
                 <w:webHidden/>
               </w:rPr>
-              <w:t>9</w:t>
+              <w:t>14</w:t>
             </w:r>
             <w:r>
               <w:rPr>
@@ -1976,25 +1964,17 @@
         </w:p>
         <w:p>
           <w:pPr>
-            <w:rPr>
-              <w:noProof/>
-            </w:rPr>
-          </w:pPr>
-        </w:p>
-        <w:p>
-          <w:pPr>
             <w:pStyle w:val="Sumrio1"/>
-            <w:jc w:val="both"/>
             <w:rPr>
               <w:rFonts w:eastAsiaTheme="minorEastAsia"/>
               <w:b w:val="0"/>
               <w:bCs w:val="0"/>
-              <w:sz w:val="22"/>
-              <w:szCs w:val="22"/>
+              <w:kern w:val="2"/>
               <w:lang w:eastAsia="pt-BR"/>
+              <w14:ligatures w14:val="standardContextual"/>
             </w:rPr>
           </w:pPr>
-          <w:hyperlink w:anchor="_Toc217659122" w:history="1">
+          <w:hyperlink w:anchor="_Toc217772199" w:history="1">
             <w:r>
               <w:rPr>
                 <w:rStyle w:val="Hyperlink"/>
@@ -2018,7 +1998,7 @@
               <w:rPr>
                 <w:webHidden/>
               </w:rPr>
-              <w:instrText xml:space="preserve"> PAGEREF _Toc217659122 \h </w:instrText>
+              <w:instrText xml:space="preserve"> PAGEREF _Toc217772199 \h </w:instrText>
             </w:r>
             <w:r>
               <w:rPr>
@@ -2035,7 +2015,7 @@
               <w:rPr>
                 <w:webHidden/>
               </w:rPr>
-              <w:t>10</w:t>
+              <w:t>15</w:t>
             </w:r>
             <w:r>
               <w:rPr>
@@ -2051,16 +2031,15 @@
             <w:tabs>
               <w:tab w:val="right" w:leader="dot" w:pos="9395"/>
             </w:tabs>
-            <w:jc w:val="both"/>
             <w:rPr>
               <w:rFonts w:eastAsiaTheme="minorEastAsia"/>
               <w:noProof/>
-              <w:sz w:val="22"/>
-              <w:szCs w:val="22"/>
+              <w:kern w:val="2"/>
               <w:lang w:eastAsia="pt-BR"/>
+              <w14:ligatures w14:val="standardContextual"/>
             </w:rPr>
           </w:pPr>
-          <w:hyperlink w:anchor="_Toc217659124" w:history="1">
+          <w:hyperlink w:anchor="_Toc217772201" w:history="1">
             <w:r>
               <w:rPr>
                 <w:rStyle w:val="Hyperlink"/>
@@ -2089,7 +2068,7 @@
                 <w:noProof/>
                 <w:webHidden/>
               </w:rPr>
-              <w:instrText xml:space="preserve"> PAGEREF _Toc217659124 \h </w:instrText>
+              <w:instrText xml:space="preserve"> PAGEREF _Toc217772201 \h </w:instrText>
             </w:r>
             <w:r>
               <w:rPr>
@@ -2109,7 +2088,7 @@
                 <w:noProof/>
                 <w:webHidden/>
               </w:rPr>
-              <w:t>10</w:t>
+              <w:t>15</w:t>
             </w:r>
             <w:r>
               <w:rPr>
@@ -2126,16 +2105,15 @@
             <w:tabs>
               <w:tab w:val="right" w:leader="dot" w:pos="9395"/>
             </w:tabs>
-            <w:jc w:val="both"/>
             <w:rPr>
               <w:rFonts w:eastAsiaTheme="minorEastAsia"/>
               <w:noProof/>
-              <w:sz w:val="22"/>
-              <w:szCs w:val="22"/>
+              <w:kern w:val="2"/>
               <w:lang w:eastAsia="pt-BR"/>
+              <w14:ligatures w14:val="standardContextual"/>
             </w:rPr>
           </w:pPr>
-          <w:hyperlink w:anchor="_Toc217659126" w:history="1">
+          <w:hyperlink w:anchor="_Toc217772203" w:history="1">
             <w:r>
               <w:rPr>
                 <w:rStyle w:val="Hyperlink"/>
@@ -2143,16 +2121,7 @@
                 <w:b/>
                 <w:noProof/>
               </w:rPr>
-              <w:t>3.2</w:t>
-            </w:r>
-            <w:r>
-              <w:rPr>
-                <w:rStyle w:val="Forte"/>
-                <w:rFonts w:ascii="Times New Roman" w:hAnsi="Times New Roman" w:cs="Times New Roman"/>
-                <w:noProof/>
-                <w:color w:val="000000" w:themeColor="text1"/>
-              </w:rPr>
-              <w:t xml:space="preserve"> Desenvolvimento da Aplicação e Mobilidade (PWA)</w:t>
+              <w:t>3.2 Design de Interface e Modelagem de Dados:</w:t>
             </w:r>
             <w:r>
               <w:rPr>
@@ -2173,7 +2142,7 @@
                 <w:noProof/>
                 <w:webHidden/>
               </w:rPr>
-              <w:instrText xml:space="preserve"> PAGEREF _Toc217659126 \h </w:instrText>
+              <w:instrText xml:space="preserve"> PAGEREF _Toc217772203 \h </w:instrText>
             </w:r>
             <w:r>
               <w:rPr>
@@ -2193,7 +2162,7 @@
                 <w:noProof/>
                 <w:webHidden/>
               </w:rPr>
-              <w:t>10</w:t>
+              <w:t>15</w:t>
             </w:r>
             <w:r>
               <w:rPr>
@@ -2210,16 +2179,15 @@
             <w:tabs>
               <w:tab w:val="right" w:leader="dot" w:pos="9395"/>
             </w:tabs>
-            <w:jc w:val="both"/>
             <w:rPr>
               <w:rFonts w:eastAsiaTheme="minorEastAsia"/>
               <w:noProof/>
-              <w:sz w:val="22"/>
-              <w:szCs w:val="22"/>
+              <w:kern w:val="2"/>
               <w:lang w:eastAsia="pt-BR"/>
+              <w14:ligatures w14:val="standardContextual"/>
             </w:rPr>
           </w:pPr>
-          <w:hyperlink w:anchor="_Toc217659127" w:history="1">
+          <w:hyperlink w:anchor="_Toc217772205" w:history="1">
             <w:r>
               <w:rPr>
                 <w:rStyle w:val="Hyperlink"/>
@@ -2227,7 +2195,7 @@
                 <w:b/>
                 <w:noProof/>
               </w:rPr>
-              <w:t>3.3 Design de Interface e Modelagem de Dados:</w:t>
+              <w:t>3.3 Desenvolvimento e Implantação Contínua (CI/CD):</w:t>
             </w:r>
             <w:r>
               <w:rPr>
@@ -2248,7 +2216,7 @@
                 <w:noProof/>
                 <w:webHidden/>
               </w:rPr>
-              <w:instrText xml:space="preserve"> PAGEREF _Toc217659127 \h </w:instrText>
+              <w:instrText xml:space="preserve"> PAGEREF _Toc217772205 \h </w:instrText>
             </w:r>
             <w:r>
               <w:rPr>
@@ -2268,7 +2236,7 @@
                 <w:noProof/>
                 <w:webHidden/>
               </w:rPr>
-              <w:t>10</w:t>
+              <w:t>15</w:t>
             </w:r>
             <w:r>
               <w:rPr>
@@ -2285,16 +2253,15 @@
             <w:tabs>
               <w:tab w:val="right" w:leader="dot" w:pos="9395"/>
             </w:tabs>
-            <w:jc w:val="both"/>
             <w:rPr>
               <w:rFonts w:eastAsiaTheme="minorEastAsia"/>
               <w:noProof/>
-              <w:sz w:val="22"/>
-              <w:szCs w:val="22"/>
+              <w:kern w:val="2"/>
               <w:lang w:eastAsia="pt-BR"/>
+              <w14:ligatures w14:val="standardContextual"/>
             </w:rPr>
           </w:pPr>
-          <w:hyperlink w:anchor="_Toc217659129" w:history="1">
+          <w:hyperlink w:anchor="_Toc217772207" w:history="1">
             <w:r>
               <w:rPr>
                 <w:rStyle w:val="Hyperlink"/>
@@ -2302,7 +2269,32 @@
                 <w:b/>
                 <w:noProof/>
               </w:rPr>
-              <w:t>3.3 Desenvolvimento e Implantação Contínua (CI/CD):</w:t>
+              <w:t>3.3.1</w:t>
+            </w:r>
+            <w:r>
+              <w:rPr>
+                <w:rStyle w:val="Hyperlink"/>
+                <w:rFonts w:ascii="Times New Roman" w:hAnsi="Times New Roman" w:cs="Times New Roman"/>
+                <w:noProof/>
+              </w:rPr>
+              <w:t xml:space="preserve"> </w:t>
+            </w:r>
+            <w:r>
+              <w:rPr>
+                <w:rStyle w:val="Hyperlink"/>
+                <w:rFonts w:ascii="Times New Roman" w:hAnsi="Times New Roman" w:cs="Times New Roman"/>
+                <w:b/>
+                <w:noProof/>
+              </w:rPr>
+              <w:t>Controle de Versão</w:t>
+            </w:r>
+            <w:r>
+              <w:rPr>
+                <w:rStyle w:val="Hyperlink"/>
+                <w:rFonts w:ascii="Times New Roman" w:hAnsi="Times New Roman" w:cs="Times New Roman"/>
+                <w:noProof/>
+              </w:rPr>
+              <w:t>: O código foi gerenciado via Git/GitHub.</w:t>
             </w:r>
             <w:r>
               <w:rPr>
@@ -2323,7 +2315,7 @@
                 <w:noProof/>
                 <w:webHidden/>
               </w:rPr>
-              <w:instrText xml:space="preserve"> PAGEREF _Toc217659129 \h </w:instrText>
+              <w:instrText xml:space="preserve"> PAGEREF _Toc217772207 \h </w:instrText>
             </w:r>
             <w:r>
               <w:rPr>
@@ -2343,7 +2335,7 @@
                 <w:noProof/>
                 <w:webHidden/>
               </w:rPr>
-              <w:t>10</w:t>
+              <w:t>15</w:t>
             </w:r>
             <w:r>
               <w:rPr>
@@ -2360,16 +2352,15 @@
             <w:tabs>
               <w:tab w:val="right" w:leader="dot" w:pos="9395"/>
             </w:tabs>
-            <w:jc w:val="both"/>
             <w:rPr>
               <w:rFonts w:eastAsiaTheme="minorEastAsia"/>
               <w:noProof/>
-              <w:sz w:val="22"/>
-              <w:szCs w:val="22"/>
+              <w:kern w:val="2"/>
               <w:lang w:eastAsia="pt-BR"/>
+              <w14:ligatures w14:val="standardContextual"/>
             </w:rPr>
           </w:pPr>
-          <w:hyperlink w:anchor="_Toc217659131" w:history="1">
+          <w:hyperlink w:anchor="_Toc217772208" w:history="1">
             <w:r>
               <w:rPr>
                 <w:rStyle w:val="Hyperlink"/>
@@ -2377,7 +2368,7 @@
                 <w:b/>
                 <w:noProof/>
               </w:rPr>
-              <w:t>3.3.1</w:t>
+              <w:t>3.3.2</w:t>
             </w:r>
             <w:r>
               <w:rPr>
@@ -2394,7 +2385,15 @@
                 <w:b/>
                 <w:noProof/>
               </w:rPr>
-              <w:t>Controle de Versão</w:t>
+              <w:t>Automação</w:t>
+            </w:r>
+            <w:r>
+              <w:rPr>
+                <w:rStyle w:val="Hyperlink"/>
+                <w:rFonts w:ascii="Times New Roman" w:hAnsi="Times New Roman" w:cs="Times New Roman"/>
+                <w:noProof/>
+              </w:rPr>
+              <w:t>: Utilizou-se o GitHub Actions para automatizar rotinas de build e testes a cada novo commit.</w:t>
             </w:r>
             <w:r>
               <w:rPr>
@@ -2415,7 +2414,7 @@
                 <w:noProof/>
                 <w:webHidden/>
               </w:rPr>
-              <w:instrText xml:space="preserve"> PAGEREF _Toc217659131 \h </w:instrText>
+              <w:instrText xml:space="preserve"> PAGEREF _Toc217772208 \h </w:instrText>
             </w:r>
             <w:r>
               <w:rPr>
@@ -2435,7 +2434,7 @@
                 <w:noProof/>
                 <w:webHidden/>
               </w:rPr>
-              <w:t>10</w:t>
+              <w:t>15</w:t>
             </w:r>
             <w:r>
               <w:rPr>
@@ -2452,16 +2451,15 @@
             <w:tabs>
               <w:tab w:val="right" w:leader="dot" w:pos="9395"/>
             </w:tabs>
-            <w:jc w:val="both"/>
             <w:rPr>
               <w:rFonts w:eastAsiaTheme="minorEastAsia"/>
               <w:noProof/>
-              <w:sz w:val="22"/>
-              <w:szCs w:val="22"/>
+              <w:kern w:val="2"/>
               <w:lang w:eastAsia="pt-BR"/>
+              <w14:ligatures w14:val="standardContextual"/>
             </w:rPr>
           </w:pPr>
-          <w:hyperlink w:anchor="_Toc217659132" w:history="1">
+          <w:hyperlink w:anchor="_Toc217772209" w:history="1">
             <w:r>
               <w:rPr>
                 <w:rStyle w:val="Hyperlink"/>
@@ -2469,7 +2467,7 @@
                 <w:b/>
                 <w:noProof/>
               </w:rPr>
-              <w:t>3.3.2</w:t>
+              <w:t>3.3.3 Hospedagem</w:t>
             </w:r>
             <w:r>
               <w:rPr>
@@ -2477,16 +2475,7 @@
                 <w:rFonts w:ascii="Times New Roman" w:hAnsi="Times New Roman" w:cs="Times New Roman"/>
                 <w:noProof/>
               </w:rPr>
-              <w:t xml:space="preserve"> </w:t>
-            </w:r>
-            <w:r>
-              <w:rPr>
-                <w:rStyle w:val="Hyperlink"/>
-                <w:rFonts w:ascii="Times New Roman" w:hAnsi="Times New Roman" w:cs="Times New Roman"/>
-                <w:b/>
-                <w:noProof/>
-              </w:rPr>
-              <w:t>Automação</w:t>
+              <w:t>: A implantação (deploy) foi realizada na plataforma Vercel, permitindo a disponibilização imediata das novas funcionalidades em ambiente de produção.</w:t>
             </w:r>
             <w:r>
               <w:rPr>
@@ -2507,7 +2496,7 @@
                 <w:noProof/>
                 <w:webHidden/>
               </w:rPr>
-              <w:instrText xml:space="preserve"> PAGEREF _Toc217659132 \h </w:instrText>
+              <w:instrText xml:space="preserve"> PAGEREF _Toc217772209 \h </w:instrText>
             </w:r>
             <w:r>
               <w:rPr>
@@ -2527,7 +2516,7 @@
                 <w:noProof/>
                 <w:webHidden/>
               </w:rPr>
-              <w:t>10</w:t>
+              <w:t>15</w:t>
             </w:r>
             <w:r>
               <w:rPr>
@@ -2544,16 +2533,15 @@
             <w:tabs>
               <w:tab w:val="right" w:leader="dot" w:pos="9395"/>
             </w:tabs>
-            <w:jc w:val="both"/>
             <w:rPr>
               <w:rFonts w:eastAsiaTheme="minorEastAsia"/>
               <w:noProof/>
-              <w:sz w:val="22"/>
-              <w:szCs w:val="22"/>
+              <w:kern w:val="2"/>
               <w:lang w:eastAsia="pt-BR"/>
+              <w14:ligatures w14:val="standardContextual"/>
             </w:rPr>
           </w:pPr>
-          <w:hyperlink w:anchor="_Toc217659133" w:history="1">
+          <w:hyperlink w:anchor="_Toc217772210" w:history="1">
             <w:r>
               <w:rPr>
                 <w:rStyle w:val="Hyperlink"/>
@@ -2561,7 +2549,7 @@
                 <w:b/>
                 <w:noProof/>
               </w:rPr>
-              <w:t>3.3.3 Hospedagem</w:t>
+              <w:t>3.4 Estratégia de Testes e Segurança</w:t>
             </w:r>
             <w:r>
               <w:rPr>
@@ -2569,7 +2557,7 @@
                 <w:rFonts w:ascii="Times New Roman" w:hAnsi="Times New Roman" w:cs="Times New Roman"/>
                 <w:noProof/>
               </w:rPr>
-              <w:t>.</w:t>
+              <w:t xml:space="preserve"> Para assegurar a robustez da aplicação, foram aplicadas diferentes camadas de verificação:</w:t>
             </w:r>
             <w:r>
               <w:rPr>
@@ -2590,7 +2578,7 @@
                 <w:noProof/>
                 <w:webHidden/>
               </w:rPr>
-              <w:instrText xml:space="preserve"> PAGEREF _Toc217659133 \h </w:instrText>
+              <w:instrText xml:space="preserve"> PAGEREF _Toc217772210 \h </w:instrText>
             </w:r>
             <w:r>
               <w:rPr>
@@ -2610,14 +2598,7 @@
                 <w:noProof/>
                 <w:webHidden/>
               </w:rPr>
-              <w:t>1</w:t>
-            </w:r>
-            <w:r>
-              <w:rPr>
-                <w:noProof/>
-                <w:webHidden/>
-              </w:rPr>
-              <w:t>0</w:t>
+              <w:t>15</w:t>
             </w:r>
             <w:r>
               <w:rPr>
@@ -2634,16 +2615,15 @@
             <w:tabs>
               <w:tab w:val="right" w:leader="dot" w:pos="9395"/>
             </w:tabs>
-            <w:jc w:val="both"/>
             <w:rPr>
               <w:rFonts w:eastAsiaTheme="minorEastAsia"/>
               <w:noProof/>
-              <w:sz w:val="22"/>
-              <w:szCs w:val="22"/>
+              <w:kern w:val="2"/>
               <w:lang w:eastAsia="pt-BR"/>
+              <w14:ligatures w14:val="standardContextual"/>
             </w:rPr>
           </w:pPr>
-          <w:hyperlink w:anchor="_Toc217659134" w:history="1">
+          <w:hyperlink w:anchor="_Toc217772211" w:history="1">
             <w:r>
               <w:rPr>
                 <w:rStyle w:val="Hyperlink"/>
@@ -2651,7 +2631,15 @@
                 <w:b/>
                 <w:noProof/>
               </w:rPr>
-              <w:t>3.4 Estratégia de Testes e Segurança</w:t>
+              <w:t>3.4.1 Testes Unitários</w:t>
+            </w:r>
+            <w:r>
+              <w:rPr>
+                <w:rStyle w:val="Hyperlink"/>
+                <w:rFonts w:ascii="Times New Roman" w:hAnsi="Times New Roman" w:cs="Times New Roman"/>
+                <w:noProof/>
+              </w:rPr>
+              <w:t>: Para validar a lógica de componentes isolados do sistema.</w:t>
             </w:r>
             <w:r>
               <w:rPr>
@@ -2672,7 +2660,7 @@
                 <w:noProof/>
                 <w:webHidden/>
               </w:rPr>
-              <w:instrText xml:space="preserve"> PAGEREF _Toc217659134 \h </w:instrText>
+              <w:instrText xml:space="preserve"> PAGEREF _Toc217772211 \h </w:instrText>
             </w:r>
             <w:r>
               <w:rPr>
@@ -2692,7 +2680,7 @@
                 <w:noProof/>
                 <w:webHidden/>
               </w:rPr>
-              <w:t>10</w:t>
+              <w:t>15</w:t>
             </w:r>
             <w:r>
               <w:rPr>
@@ -2709,16 +2697,15 @@
             <w:tabs>
               <w:tab w:val="right" w:leader="dot" w:pos="9395"/>
             </w:tabs>
-            <w:jc w:val="both"/>
             <w:rPr>
               <w:rFonts w:eastAsiaTheme="minorEastAsia"/>
               <w:noProof/>
-              <w:sz w:val="22"/>
-              <w:szCs w:val="22"/>
+              <w:kern w:val="2"/>
               <w:lang w:eastAsia="pt-BR"/>
+              <w14:ligatures w14:val="standardContextual"/>
             </w:rPr>
           </w:pPr>
-          <w:hyperlink w:anchor="_Toc217659135" w:history="1">
+          <w:hyperlink w:anchor="_Toc217772212" w:history="1">
             <w:r>
               <w:rPr>
                 <w:rStyle w:val="Hyperlink"/>
@@ -2726,7 +2713,7 @@
                 <w:b/>
                 <w:noProof/>
               </w:rPr>
-              <w:t>3.4.1 Testes Unitários</w:t>
+              <w:t>3.4.2 Testes de Integração</w:t>
             </w:r>
             <w:r>
               <w:rPr>
@@ -2734,7 +2721,7 @@
                 <w:rFonts w:ascii="Times New Roman" w:hAnsi="Times New Roman" w:cs="Times New Roman"/>
                 <w:noProof/>
               </w:rPr>
-              <w:t>.</w:t>
+              <w:t>: Para garantir que os módulos do sistema funcionem corretamente quando combinados.</w:t>
             </w:r>
             <w:r>
               <w:rPr>
@@ -2755,7 +2742,7 @@
                 <w:noProof/>
                 <w:webHidden/>
               </w:rPr>
-              <w:instrText xml:space="preserve"> PAGEREF _Toc217659135 \h </w:instrText>
+              <w:instrText xml:space="preserve"> PAGEREF _Toc217772212 \h </w:instrText>
             </w:r>
             <w:r>
               <w:rPr>
@@ -2775,7 +2762,7 @@
                 <w:noProof/>
                 <w:webHidden/>
               </w:rPr>
-              <w:t>10</w:t>
+              <w:t>15</w:t>
             </w:r>
             <w:r>
               <w:rPr>
@@ -2792,16 +2779,15 @@
             <w:tabs>
               <w:tab w:val="right" w:leader="dot" w:pos="9395"/>
             </w:tabs>
-            <w:jc w:val="both"/>
             <w:rPr>
               <w:rFonts w:eastAsiaTheme="minorEastAsia"/>
               <w:noProof/>
-              <w:sz w:val="22"/>
-              <w:szCs w:val="22"/>
+              <w:kern w:val="2"/>
               <w:lang w:eastAsia="pt-BR"/>
+              <w14:ligatures w14:val="standardContextual"/>
             </w:rPr>
           </w:pPr>
-          <w:hyperlink w:anchor="_Toc217659136" w:history="1">
+          <w:hyperlink w:anchor="_Toc217772213" w:history="1">
             <w:r>
               <w:rPr>
                 <w:rStyle w:val="Hyperlink"/>
@@ -2809,15 +2795,7 @@
                 <w:b/>
                 <w:noProof/>
               </w:rPr>
-              <w:t>3.4.2 Testes de Integração</w:t>
-            </w:r>
-            <w:r>
-              <w:rPr>
-                <w:rStyle w:val="Hyperlink"/>
-                <w:rFonts w:ascii="Times New Roman" w:hAnsi="Times New Roman" w:cs="Times New Roman"/>
-                <w:noProof/>
-              </w:rPr>
-              <w:t>.</w:t>
+              <w:t>3.5 Desenvolvimento da Aplicação e Mobilidade (PWA)</w:t>
             </w:r>
             <w:r>
               <w:rPr>
@@ -2838,7 +2816,7 @@
                 <w:noProof/>
                 <w:webHidden/>
               </w:rPr>
-              <w:instrText xml:space="preserve"> PAGEREF _Toc217659136 \h </w:instrText>
+              <w:instrText xml:space="preserve"> PAGEREF _Toc217772213 \h </w:instrText>
             </w:r>
             <w:r>
               <w:rPr>
@@ -2858,7 +2836,7 @@
                 <w:noProof/>
                 <w:webHidden/>
               </w:rPr>
-              <w:t>10</w:t>
+              <w:t>16</w:t>
             </w:r>
             <w:r>
               <w:rPr>
@@ -2875,13 +2853,15 @@
             <w:tabs>
               <w:tab w:val="right" w:leader="dot" w:pos="9395"/>
             </w:tabs>
-            <w:jc w:val="both"/>
             <w:rPr>
+              <w:rFonts w:eastAsiaTheme="minorEastAsia"/>
               <w:noProof/>
-              <w:color w:val="4F81BD" w:themeColor="accent1"/>
+              <w:kern w:val="2"/>
+              <w:lang w:eastAsia="pt-BR"/>
+              <w14:ligatures w14:val="standardContextual"/>
             </w:rPr>
           </w:pPr>
-          <w:hyperlink w:anchor="_Toc217659137" w:history="1">
+          <w:hyperlink w:anchor="_Toc217772214" w:history="1">
             <w:r>
               <w:rPr>
                 <w:rStyle w:val="Hyperlink"/>
@@ -2889,7 +2869,7 @@
                 <w:b/>
                 <w:noProof/>
               </w:rPr>
-              <w:t>3.5 Segurança Ofensiva (Pentest)</w:t>
+              <w:t>3.6 Desenvolvimento de Aplicação Nativa (Android APK)</w:t>
             </w:r>
             <w:r>
               <w:rPr>
@@ -2910,7 +2890,7 @@
                 <w:noProof/>
                 <w:webHidden/>
               </w:rPr>
-              <w:instrText xml:space="preserve"> PAGEREF _Toc217659137 \h </w:instrText>
+              <w:instrText xml:space="preserve"> PAGEREF _Toc217772214 \h </w:instrText>
             </w:r>
             <w:r>
               <w:rPr>
@@ -2930,7 +2910,14 @@
                 <w:noProof/>
                 <w:webHidden/>
               </w:rPr>
-              <w:t>11</w:t>
+              <w:t>1</w:t>
+            </w:r>
+            <w:r>
+              <w:rPr>
+                <w:noProof/>
+                <w:webHidden/>
+              </w:rPr>
+              <w:t>6</w:t>
             </w:r>
             <w:r>
               <w:rPr>
@@ -2944,17 +2931,16 @@
         <w:p>
           <w:pPr>
             <w:pStyle w:val="Sumrio1"/>
-            <w:jc w:val="both"/>
             <w:rPr>
               <w:rFonts w:eastAsiaTheme="minorEastAsia"/>
               <w:b w:val="0"/>
               <w:bCs w:val="0"/>
-              <w:sz w:val="22"/>
-              <w:szCs w:val="22"/>
+              <w:kern w:val="2"/>
               <w:lang w:eastAsia="pt-BR"/>
+              <w14:ligatures w14:val="standardContextual"/>
             </w:rPr>
           </w:pPr>
-          <w:hyperlink w:anchor="_Toc217659139" w:history="1">
+          <w:hyperlink w:anchor="_Toc217772215" w:history="1">
             <w:r>
               <w:rPr>
                 <w:rStyle w:val="Hyperlink"/>
@@ -2978,7 +2964,7 @@
               <w:rPr>
                 <w:webHidden/>
               </w:rPr>
-              <w:instrText xml:space="preserve"> PAGEREF _Toc217659139 \h </w:instrText>
+              <w:instrText xml:space="preserve"> PAGEREF _Toc217772215 \h </w:instrText>
             </w:r>
             <w:r>
               <w:rPr>
@@ -2995,7 +2981,7 @@
               <w:rPr>
                 <w:webHidden/>
               </w:rPr>
-              <w:t>12</w:t>
+              <w:t>17</w:t>
             </w:r>
             <w:r>
               <w:rPr>
@@ -3011,16 +2997,15 @@
             <w:tabs>
               <w:tab w:val="right" w:leader="dot" w:pos="9395"/>
             </w:tabs>
-            <w:jc w:val="both"/>
             <w:rPr>
               <w:rFonts w:eastAsiaTheme="minorEastAsia"/>
               <w:noProof/>
-              <w:sz w:val="22"/>
-              <w:szCs w:val="22"/>
+              <w:kern w:val="2"/>
               <w:lang w:eastAsia="pt-BR"/>
+              <w14:ligatures w14:val="standardContextual"/>
             </w:rPr>
           </w:pPr>
-          <w:hyperlink w:anchor="_Toc217659140" w:history="1">
+          <w:hyperlink w:anchor="_Toc217772216" w:history="1">
             <w:r>
               <w:rPr>
                 <w:rStyle w:val="Hyperlink"/>
@@ -3049,7 +3034,7 @@
                 <w:noProof/>
                 <w:webHidden/>
               </w:rPr>
-              <w:instrText xml:space="preserve"> PAGEREF _Toc217659140 \h </w:instrText>
+              <w:instrText xml:space="preserve"> PAGEREF _Toc217772216 \h </w:instrText>
             </w:r>
             <w:r>
               <w:rPr>
@@ -3069,7 +3054,7 @@
                 <w:noProof/>
                 <w:webHidden/>
               </w:rPr>
-              <w:t>12</w:t>
+              <w:t>18</w:t>
             </w:r>
             <w:r>
               <w:rPr>
@@ -3086,16 +3071,15 @@
             <w:tabs>
               <w:tab w:val="right" w:leader="dot" w:pos="9395"/>
             </w:tabs>
-            <w:jc w:val="both"/>
             <w:rPr>
               <w:rFonts w:eastAsiaTheme="minorEastAsia"/>
               <w:noProof/>
-              <w:sz w:val="22"/>
-              <w:szCs w:val="22"/>
+              <w:kern w:val="2"/>
               <w:lang w:eastAsia="pt-BR"/>
+              <w14:ligatures w14:val="standardContextual"/>
             </w:rPr>
           </w:pPr>
-          <w:hyperlink w:anchor="_Toc217659141" w:history="1">
+          <w:hyperlink w:anchor="_Toc217772217" w:history="1">
             <w:r>
               <w:rPr>
                 <w:rStyle w:val="Hyperlink"/>
@@ -3124,7 +3108,7 @@
                 <w:noProof/>
                 <w:webHidden/>
               </w:rPr>
-              <w:instrText xml:space="preserve"> PAGEREF _Toc217659141 \h </w:instrText>
+              <w:instrText xml:space="preserve"> PAGEREF _Toc217772217 \h </w:instrText>
             </w:r>
             <w:r>
               <w:rPr>
@@ -3144,7 +3128,7 @@
                 <w:noProof/>
                 <w:webHidden/>
               </w:rPr>
-              <w:t>12</w:t>
+              <w:t>18</w:t>
             </w:r>
             <w:r>
               <w:rPr>
@@ -3161,16 +3145,15 @@
             <w:tabs>
               <w:tab w:val="right" w:leader="dot" w:pos="9395"/>
             </w:tabs>
-            <w:jc w:val="both"/>
             <w:rPr>
               <w:rFonts w:eastAsiaTheme="minorEastAsia"/>
               <w:noProof/>
-              <w:sz w:val="22"/>
-              <w:szCs w:val="22"/>
+              <w:kern w:val="2"/>
               <w:lang w:eastAsia="pt-BR"/>
+              <w14:ligatures w14:val="standardContextual"/>
             </w:rPr>
           </w:pPr>
-          <w:hyperlink w:anchor="_Toc217659143" w:history="1">
+          <w:hyperlink w:anchor="_Toc217772219" w:history="1">
             <w:r>
               <w:rPr>
                 <w:rStyle w:val="Hyperlink"/>
@@ -3199,7 +3182,7 @@
                 <w:noProof/>
                 <w:webHidden/>
               </w:rPr>
-              <w:instrText xml:space="preserve"> PAGEREF _Toc217659143 \h </w:instrText>
+              <w:instrText xml:space="preserve"> PAGEREF _Toc217772219 \h </w:instrText>
             </w:r>
             <w:r>
               <w:rPr>
@@ -3219,7 +3202,7 @@
                 <w:noProof/>
                 <w:webHidden/>
               </w:rPr>
-              <w:t>13</w:t>
+              <w:t>19</w:t>
             </w:r>
             <w:r>
               <w:rPr>
@@ -3236,16 +3219,15 @@
             <w:tabs>
               <w:tab w:val="right" w:leader="dot" w:pos="9395"/>
             </w:tabs>
-            <w:jc w:val="both"/>
             <w:rPr>
               <w:rFonts w:eastAsiaTheme="minorEastAsia"/>
               <w:noProof/>
-              <w:sz w:val="22"/>
-              <w:szCs w:val="22"/>
+              <w:kern w:val="2"/>
               <w:lang w:eastAsia="pt-BR"/>
+              <w14:ligatures w14:val="standardContextual"/>
             </w:rPr>
           </w:pPr>
-          <w:hyperlink w:anchor="_Toc217659146" w:history="1">
+          <w:hyperlink w:anchor="_Toc217772222" w:history="1">
             <w:r>
               <w:rPr>
                 <w:rStyle w:val="Hyperlink"/>
@@ -3274,7 +3256,7 @@
                 <w:noProof/>
                 <w:webHidden/>
               </w:rPr>
-              <w:instrText xml:space="preserve"> PAGEREF _Toc217659146 \h </w:instrText>
+              <w:instrText xml:space="preserve"> PAGEREF _Toc217772222 \h </w:instrText>
             </w:r>
             <w:r>
               <w:rPr>
@@ -3294,7 +3276,7 @@
                 <w:noProof/>
                 <w:webHidden/>
               </w:rPr>
-              <w:t>13</w:t>
+              <w:t>19</w:t>
             </w:r>
             <w:r>
               <w:rPr>
@@ -3311,12 +3293,15 @@
             <w:tabs>
               <w:tab w:val="right" w:leader="dot" w:pos="9395"/>
             </w:tabs>
-            <w:jc w:val="both"/>
             <w:rPr>
+              <w:rFonts w:eastAsiaTheme="minorEastAsia"/>
               <w:noProof/>
+              <w:kern w:val="2"/>
+              <w:lang w:eastAsia="pt-BR"/>
+              <w14:ligatures w14:val="standardContextual"/>
             </w:rPr>
           </w:pPr>
-          <w:hyperlink w:anchor="_Toc217659151" w:history="1">
+          <w:hyperlink w:anchor="_Toc217772227" w:history="1">
             <w:r>
               <w:rPr>
                 <w:rStyle w:val="Hyperlink"/>
@@ -3345,7 +3330,7 @@
                 <w:noProof/>
                 <w:webHidden/>
               </w:rPr>
-              <w:instrText xml:space="preserve"> PAGEREF _Toc217659151 \h </w:instrText>
+              <w:instrText xml:space="preserve"> PAGEREF _Toc217772227 \h </w:instrText>
             </w:r>
             <w:r>
               <w:rPr>
@@ -3365,7 +3350,7 @@
                 <w:noProof/>
                 <w:webHidden/>
               </w:rPr>
-              <w:t>14</w:t>
+              <w:t>20</w:t>
             </w:r>
             <w:r>
               <w:rPr>
@@ -3378,25 +3363,17 @@
         </w:p>
         <w:p>
           <w:pPr>
-            <w:rPr>
-              <w:noProof/>
-            </w:rPr>
-          </w:pPr>
-        </w:p>
-        <w:p>
-          <w:pPr>
             <w:pStyle w:val="Sumrio1"/>
-            <w:jc w:val="both"/>
             <w:rPr>
               <w:rFonts w:eastAsiaTheme="minorEastAsia"/>
               <w:b w:val="0"/>
               <w:bCs w:val="0"/>
-              <w:sz w:val="22"/>
-              <w:szCs w:val="22"/>
+              <w:kern w:val="2"/>
               <w:lang w:eastAsia="pt-BR"/>
+              <w14:ligatures w14:val="standardContextual"/>
             </w:rPr>
           </w:pPr>
-          <w:hyperlink w:anchor="_Toc217659177" w:history="1">
+          <w:hyperlink w:anchor="_Toc217772253" w:history="1">
             <w:r>
               <w:rPr>
                 <w:rStyle w:val="Hyperlink"/>
@@ -3420,7 +3397,7 @@
               <w:rPr>
                 <w:webHidden/>
               </w:rPr>
-              <w:instrText xml:space="preserve"> PAGEREF _Toc217659177 \h </w:instrText>
+              <w:instrText xml:space="preserve"> PAGEREF _Toc217772253 \h </w:instrText>
             </w:r>
             <w:r>
               <w:rPr>
@@ -3437,7 +3414,7 @@
               <w:rPr>
                 <w:webHidden/>
               </w:rPr>
-              <w:t>15</w:t>
+              <w:t>21</w:t>
             </w:r>
             <w:r>
               <w:rPr>
@@ -3453,16 +3430,15 @@
             <w:tabs>
               <w:tab w:val="right" w:leader="dot" w:pos="9395"/>
             </w:tabs>
-            <w:jc w:val="both"/>
             <w:rPr>
               <w:rFonts w:eastAsiaTheme="minorEastAsia"/>
               <w:noProof/>
-              <w:sz w:val="22"/>
-              <w:szCs w:val="22"/>
+              <w:kern w:val="2"/>
               <w:lang w:eastAsia="pt-BR"/>
+              <w14:ligatures w14:val="standardContextual"/>
             </w:rPr>
           </w:pPr>
-          <w:hyperlink w:anchor="_Toc217659178" w:history="1">
+          <w:hyperlink w:anchor="_Toc217772254" w:history="1">
             <w:r>
               <w:rPr>
                 <w:rStyle w:val="Hyperlink"/>
@@ -3491,7 +3467,7 @@
                 <w:noProof/>
                 <w:webHidden/>
               </w:rPr>
-              <w:instrText xml:space="preserve"> PAGEREF _Toc217659178 \h </w:instrText>
+              <w:instrText xml:space="preserve"> PAGEREF _Toc217772254 \h </w:instrText>
             </w:r>
             <w:r>
               <w:rPr>
@@ -3511,7 +3487,7 @@
                 <w:noProof/>
                 <w:webHidden/>
               </w:rPr>
-              <w:t>15</w:t>
+              <w:t>21</w:t>
             </w:r>
             <w:r>
               <w:rPr>
@@ -3528,16 +3504,15 @@
             <w:tabs>
               <w:tab w:val="right" w:leader="dot" w:pos="9395"/>
             </w:tabs>
-            <w:jc w:val="both"/>
             <w:rPr>
               <w:rFonts w:eastAsiaTheme="minorEastAsia"/>
               <w:noProof/>
-              <w:sz w:val="22"/>
-              <w:szCs w:val="22"/>
+              <w:kern w:val="2"/>
               <w:lang w:eastAsia="pt-BR"/>
+              <w14:ligatures w14:val="standardContextual"/>
             </w:rPr>
           </w:pPr>
-          <w:hyperlink w:anchor="_Toc217659180" w:history="1">
+          <w:hyperlink w:anchor="_Toc217772256" w:history="1">
             <w:r>
               <w:rPr>
                 <w:rStyle w:val="Hyperlink"/>
@@ -3566,7 +3541,7 @@
                 <w:noProof/>
                 <w:webHidden/>
               </w:rPr>
-              <w:instrText xml:space="preserve"> PAGEREF _Toc217659180 \h </w:instrText>
+              <w:instrText xml:space="preserve"> PAGEREF _Toc217772256 \h </w:instrText>
             </w:r>
             <w:r>
               <w:rPr>
@@ -3586,7 +3561,7 @@
                 <w:noProof/>
                 <w:webHidden/>
               </w:rPr>
-              <w:t>15</w:t>
+              <w:t>21</w:t>
             </w:r>
             <w:r>
               <w:rPr>
@@ -3603,16 +3578,15 @@
             <w:tabs>
               <w:tab w:val="right" w:leader="dot" w:pos="9395"/>
             </w:tabs>
-            <w:jc w:val="both"/>
             <w:rPr>
               <w:rFonts w:eastAsiaTheme="minorEastAsia"/>
               <w:noProof/>
-              <w:sz w:val="22"/>
-              <w:szCs w:val="22"/>
+              <w:kern w:val="2"/>
               <w:lang w:eastAsia="pt-BR"/>
+              <w14:ligatures w14:val="standardContextual"/>
             </w:rPr>
           </w:pPr>
-          <w:hyperlink w:anchor="_Toc217659182" w:history="1">
+          <w:hyperlink w:anchor="_Toc217772258" w:history="1">
             <w:r>
               <w:rPr>
                 <w:rStyle w:val="Hyperlink"/>
@@ -3641,7 +3615,7 @@
                 <w:noProof/>
                 <w:webHidden/>
               </w:rPr>
-              <w:instrText xml:space="preserve"> PAGEREF _Toc217659182 \h </w:instrText>
+              <w:instrText xml:space="preserve"> PAGEREF _Toc217772258 \h </w:instrText>
             </w:r>
             <w:r>
               <w:rPr>
@@ -3661,7 +3635,7 @@
                 <w:noProof/>
                 <w:webHidden/>
               </w:rPr>
-              <w:t>15</w:t>
+              <w:t>21</w:t>
             </w:r>
             <w:r>
               <w:rPr>
@@ -3678,16 +3652,15 @@
             <w:tabs>
               <w:tab w:val="right" w:leader="dot" w:pos="9395"/>
             </w:tabs>
-            <w:jc w:val="both"/>
             <w:rPr>
               <w:rFonts w:eastAsiaTheme="minorEastAsia"/>
               <w:noProof/>
-              <w:sz w:val="22"/>
-              <w:szCs w:val="22"/>
+              <w:kern w:val="2"/>
               <w:lang w:eastAsia="pt-BR"/>
+              <w14:ligatures w14:val="standardContextual"/>
             </w:rPr>
           </w:pPr>
-          <w:hyperlink w:anchor="_Toc217659183" w:history="1">
+          <w:hyperlink w:anchor="_Toc217772259" w:history="1">
             <w:r>
               <w:rPr>
                 <w:rStyle w:val="Hyperlink"/>
@@ -3716,7 +3689,7 @@
                 <w:noProof/>
                 <w:webHidden/>
               </w:rPr>
-              <w:instrText xml:space="preserve"> PAGEREF _Toc217659183 \h </w:instrText>
+              <w:instrText xml:space="preserve"> PAGEREF _Toc217772259 \h </w:instrText>
             </w:r>
             <w:r>
               <w:rPr>
@@ -3736,7 +3709,7 @@
                 <w:noProof/>
                 <w:webHidden/>
               </w:rPr>
-              <w:t>15</w:t>
+              <w:t>21</w:t>
             </w:r>
             <w:r>
               <w:rPr>
@@ -3753,16 +3726,15 @@
             <w:tabs>
               <w:tab w:val="right" w:leader="dot" w:pos="9395"/>
             </w:tabs>
-            <w:jc w:val="both"/>
             <w:rPr>
               <w:rFonts w:eastAsiaTheme="minorEastAsia"/>
               <w:noProof/>
-              <w:sz w:val="22"/>
-              <w:szCs w:val="22"/>
+              <w:kern w:val="2"/>
               <w:lang w:eastAsia="pt-BR"/>
+              <w14:ligatures w14:val="standardContextual"/>
             </w:rPr>
           </w:pPr>
-          <w:hyperlink w:anchor="_Toc217659184" w:history="1">
+          <w:hyperlink w:anchor="_Toc217772260" w:history="1">
             <w:r>
               <w:rPr>
                 <w:rStyle w:val="Hyperlink"/>
@@ -3791,7 +3763,7 @@
                 <w:noProof/>
                 <w:webHidden/>
               </w:rPr>
-              <w:instrText xml:space="preserve"> PAGEREF _Toc217659184 \h </w:instrText>
+              <w:instrText xml:space="preserve"> PAGEREF _Toc217772260 \h </w:instrText>
             </w:r>
             <w:r>
               <w:rPr>
@@ -3811,7 +3783,7 @@
                 <w:noProof/>
                 <w:webHidden/>
               </w:rPr>
-              <w:t>16</w:t>
+              <w:t>22</w:t>
             </w:r>
             <w:r>
               <w:rPr>
@@ -3828,16 +3800,15 @@
             <w:tabs>
               <w:tab w:val="right" w:leader="dot" w:pos="9395"/>
             </w:tabs>
-            <w:jc w:val="both"/>
             <w:rPr>
               <w:rFonts w:eastAsiaTheme="minorEastAsia"/>
               <w:noProof/>
-              <w:sz w:val="22"/>
-              <w:szCs w:val="22"/>
+              <w:kern w:val="2"/>
               <w:lang w:eastAsia="pt-BR"/>
+              <w14:ligatures w14:val="standardContextual"/>
             </w:rPr>
           </w:pPr>
-          <w:hyperlink w:anchor="_Toc217659189" w:history="1">
+          <w:hyperlink w:anchor="_Toc217772267" w:history="1">
             <w:r>
               <w:rPr>
                 <w:rStyle w:val="Hyperlink"/>
@@ -3845,7 +3816,7 @@
                 <w:b/>
                 <w:noProof/>
               </w:rPr>
-              <w:t>5.6 Prevenção contra Cross-Site Scripting (XSS)</w:t>
+              <w:t>5.7 Cabeçalhos de Segurança (Hardening)</w:t>
             </w:r>
             <w:r>
               <w:rPr>
@@ -3866,7 +3837,7 @@
                 <w:noProof/>
                 <w:webHidden/>
               </w:rPr>
-              <w:instrText xml:space="preserve"> PAGEREF _Toc217659189 \h </w:instrText>
+              <w:instrText xml:space="preserve"> PAGEREF _Toc217772267 \h </w:instrText>
             </w:r>
             <w:r>
               <w:rPr>
@@ -3886,7 +3857,7 @@
                 <w:noProof/>
                 <w:webHidden/>
               </w:rPr>
-              <w:t>16</w:t>
+              <w:t>22</w:t>
             </w:r>
             <w:r>
               <w:rPr>
@@ -3903,12 +3874,15 @@
             <w:tabs>
               <w:tab w:val="right" w:leader="dot" w:pos="9395"/>
             </w:tabs>
-            <w:jc w:val="both"/>
             <w:rPr>
+              <w:rFonts w:eastAsiaTheme="minorEastAsia"/>
               <w:noProof/>
+              <w:kern w:val="2"/>
+              <w:lang w:eastAsia="pt-BR"/>
+              <w14:ligatures w14:val="standardContextual"/>
             </w:rPr>
           </w:pPr>
-          <w:hyperlink w:anchor="_Toc217659191" w:history="1">
+          <w:hyperlink w:anchor="_Toc217772272" w:history="1">
             <w:r>
               <w:rPr>
                 <w:rStyle w:val="Hyperlink"/>
@@ -3916,7 +3890,7 @@
                 <w:b/>
                 <w:noProof/>
               </w:rPr>
-              <w:t>5.7 Cabeçalhos de Segurança (Hardening)</w:t>
+              <w:t>5.8 Rate Limiting e Disponibilidade</w:t>
             </w:r>
             <w:r>
               <w:rPr>
@@ -3937,7 +3911,7 @@
                 <w:noProof/>
                 <w:webHidden/>
               </w:rPr>
-              <w:instrText xml:space="preserve"> PAGEREF _Toc217659191 \h </w:instrText>
+              <w:instrText xml:space="preserve"> PAGEREF _Toc217772272 \h </w:instrText>
             </w:r>
             <w:r>
               <w:rPr>
@@ -3957,7 +3931,7 @@
                 <w:noProof/>
                 <w:webHidden/>
               </w:rPr>
-              <w:t>16</w:t>
+              <w:t>22</w:t>
             </w:r>
             <w:r>
               <w:rPr>
@@ -3970,25 +3944,17 @@
         </w:p>
         <w:p>
           <w:pPr>
-            <w:rPr>
-              <w:noProof/>
-            </w:rPr>
-          </w:pPr>
-        </w:p>
-        <w:p>
-          <w:pPr>
             <w:pStyle w:val="Sumrio1"/>
-            <w:jc w:val="both"/>
             <w:rPr>
               <w:rFonts w:eastAsiaTheme="minorEastAsia"/>
               <w:b w:val="0"/>
               <w:bCs w:val="0"/>
-              <w:sz w:val="22"/>
-              <w:szCs w:val="22"/>
+              <w:kern w:val="2"/>
               <w:lang w:eastAsia="pt-BR"/>
+              <w14:ligatures w14:val="standardContextual"/>
             </w:rPr>
           </w:pPr>
-          <w:hyperlink w:anchor="_Toc217659198" w:history="1">
+          <w:hyperlink w:anchor="_Toc217772274" w:history="1">
             <w:r>
               <w:rPr>
                 <w:rStyle w:val="Hyperlink"/>
@@ -4012,7 +3978,7 @@
               <w:rPr>
                 <w:webHidden/>
               </w:rPr>
-              <w:instrText xml:space="preserve"> PAGEREF _Toc217659198 \h </w:instrText>
+              <w:instrText xml:space="preserve"> PAGEREF _Toc217772274 \h </w:instrText>
             </w:r>
             <w:r>
               <w:rPr>
@@ -4029,7 +3995,7 @@
               <w:rPr>
                 <w:webHidden/>
               </w:rPr>
-              <w:t>17</w:t>
+              <w:t>23</w:t>
             </w:r>
             <w:r>
               <w:rPr>
@@ -4045,16 +4011,15 @@
             <w:tabs>
               <w:tab w:val="right" w:leader="dot" w:pos="9395"/>
             </w:tabs>
-            <w:jc w:val="both"/>
             <w:rPr>
               <w:rFonts w:eastAsiaTheme="minorEastAsia"/>
               <w:noProof/>
-              <w:sz w:val="22"/>
-              <w:szCs w:val="22"/>
+              <w:kern w:val="2"/>
               <w:lang w:eastAsia="pt-BR"/>
+              <w14:ligatures w14:val="standardContextual"/>
             </w:rPr>
           </w:pPr>
-          <w:hyperlink w:anchor="_Toc217659200" w:history="1">
+          <w:hyperlink w:anchor="_Toc217772276" w:history="1">
             <w:r>
               <w:rPr>
                 <w:rStyle w:val="Hyperlink"/>
@@ -4066,6 +4031,14 @@
             </w:r>
             <w:r>
               <w:rPr>
+                <w:rStyle w:val="Hyperlink"/>
+                <w:rFonts w:ascii="Times New Roman" w:hAnsi="Times New Roman" w:cs="Times New Roman"/>
+                <w:noProof/>
+              </w:rPr>
+              <w:t xml:space="preserve"> Como limitação do estudo, destaca-se que a validação da ferramenta ocorreu em ambiente controlado e simulado. A implantação em larga escala em uma instituição de ensino real poderia revelar novos desafios de usabilidade e infraestrutura não mapeados nesta fase.</w:t>
+            </w:r>
+            <w:r>
+              <w:rPr>
                 <w:noProof/>
                 <w:webHidden/>
               </w:rPr>
@@ -4083,7 +4056,7 @@
                 <w:noProof/>
                 <w:webHidden/>
               </w:rPr>
-              <w:instrText xml:space="preserve"> PAGEREF _Toc217659200 \h </w:instrText>
+              <w:instrText xml:space="preserve"> PAGEREF _Toc217772276 \h </w:instrText>
             </w:r>
             <w:r>
               <w:rPr>
@@ -4103,7 +4076,7 @@
                 <w:noProof/>
                 <w:webHidden/>
               </w:rPr>
-              <w:t>17</w:t>
+              <w:t>23</w:t>
             </w:r>
             <w:r>
               <w:rPr>
@@ -4117,17 +4090,16 @@
         <w:p>
           <w:pPr>
             <w:pStyle w:val="Sumrio1"/>
-            <w:jc w:val="both"/>
             <w:rPr>
               <w:rFonts w:eastAsiaTheme="minorEastAsia"/>
               <w:b w:val="0"/>
               <w:bCs w:val="0"/>
-              <w:sz w:val="22"/>
-              <w:szCs w:val="22"/>
+              <w:kern w:val="2"/>
               <w:lang w:eastAsia="pt-BR"/>
+              <w14:ligatures w14:val="standardContextual"/>
             </w:rPr>
           </w:pPr>
-          <w:hyperlink w:anchor="_Toc217659206" w:history="1">
+          <w:hyperlink w:anchor="_Toc217772282" w:history="1">
             <w:r>
               <w:rPr>
                 <w:rStyle w:val="Hyperlink"/>
@@ -4151,7 +4123,7 @@
               <w:rPr>
                 <w:webHidden/>
               </w:rPr>
-              <w:instrText xml:space="preserve"> PAGEREF _Toc217659206 \h </w:instrText>
+              <w:instrText xml:space="preserve"> PAGEREF _Toc217772282 \h </w:instrText>
             </w:r>
             <w:r>
               <w:rPr>
@@ -4168,7 +4140,7 @@
               <w:rPr>
                 <w:webHidden/>
               </w:rPr>
-              <w:t>18</w:t>
+              <w:t>24</w:t>
             </w:r>
             <w:r>
               <w:rPr>
@@ -4181,17 +4153,16 @@
         <w:p>
           <w:pPr>
             <w:pStyle w:val="Sumrio1"/>
-            <w:jc w:val="both"/>
             <w:rPr>
               <w:rFonts w:eastAsiaTheme="minorEastAsia"/>
               <w:b w:val="0"/>
               <w:bCs w:val="0"/>
-              <w:sz w:val="22"/>
-              <w:szCs w:val="22"/>
+              <w:kern w:val="2"/>
               <w:lang w:eastAsia="pt-BR"/>
+              <w14:ligatures w14:val="standardContextual"/>
             </w:rPr>
           </w:pPr>
-          <w:hyperlink w:anchor="_Toc217659207" w:history="1">
+          <w:hyperlink w:anchor="_Toc217772283" w:history="1">
             <w:r>
               <w:rPr>
                 <w:rStyle w:val="Hyperlink"/>
@@ -4215,7 +4186,7 @@
               <w:rPr>
                 <w:webHidden/>
               </w:rPr>
-              <w:instrText xml:space="preserve"> PAGEREF _Toc217659207 \h </w:instrText>
+              <w:instrText xml:space="preserve"> PAGEREF _Toc217772283 \h </w:instrText>
             </w:r>
             <w:r>
               <w:rPr>
@@ -4232,7 +4203,7 @@
               <w:rPr>
                 <w:webHidden/>
               </w:rPr>
-              <w:t>19</w:t>
+              <w:t>25</w:t>
             </w:r>
             <w:r>
               <w:rPr>
@@ -4245,17 +4216,16 @@
         <w:p>
           <w:pPr>
             <w:pStyle w:val="Sumrio1"/>
-            <w:jc w:val="both"/>
             <w:rPr>
               <w:rFonts w:eastAsiaTheme="minorEastAsia"/>
               <w:b w:val="0"/>
               <w:bCs w:val="0"/>
-              <w:sz w:val="22"/>
-              <w:szCs w:val="22"/>
+              <w:kern w:val="2"/>
               <w:lang w:eastAsia="pt-BR"/>
+              <w14:ligatures w14:val="standardContextual"/>
             </w:rPr>
           </w:pPr>
-          <w:hyperlink w:anchor="_Toc217659208" w:history="1">
+          <w:hyperlink w:anchor="_Toc217772284" w:history="1">
             <w:r>
               <w:rPr>
                 <w:rStyle w:val="Hyperlink"/>
@@ -4279,7 +4249,7 @@
               <w:rPr>
                 <w:webHidden/>
               </w:rPr>
-              <w:instrText xml:space="preserve"> PAGEREF _Toc217659208 \h </w:instrText>
+              <w:instrText xml:space="preserve"> PAGEREF _Toc217772284 \h </w:instrText>
             </w:r>
             <w:r>
               <w:rPr>
@@ -4296,7 +4266,7 @@
               <w:rPr>
                 <w:webHidden/>
               </w:rPr>
-              <w:t>21</w:t>
+              <w:t>27</w:t>
             </w:r>
             <w:r>
               <w:rPr>
@@ -4365,7 +4335,7 @@
           <w:color w:val="000000" w:themeColor="text1"/>
         </w:rPr>
       </w:pPr>
-      <w:bookmarkStart w:id="3" w:name="_Toc217659093"/>
+      <w:bookmarkStart w:id="3" w:name="_Toc217772170"/>
       <w:r>
         <w:rPr>
           <w:rFonts w:ascii="Times New Roman" w:hAnsi="Times New Roman" w:cs="Times New Roman"/>
@@ -4577,7 +4547,7 @@
           <w:color w:val="000000" w:themeColor="text1"/>
         </w:rPr>
       </w:pPr>
-      <w:bookmarkStart w:id="4" w:name="_Toc217659094"/>
+      <w:bookmarkStart w:id="4" w:name="_Toc217772171"/>
       <w:r>
         <w:rPr>
           <w:rFonts w:ascii="Times New Roman" w:hAnsi="Times New Roman" w:cs="Times New Roman"/>
@@ -6205,7 +6175,7 @@
           <w:color w:val="000000" w:themeColor="text1"/>
         </w:rPr>
       </w:pPr>
-      <w:bookmarkStart w:id="6" w:name="_Toc217659095"/>
+      <w:bookmarkStart w:id="6" w:name="_Toc217772172"/>
       <w:r>
         <w:rPr>
           <w:rFonts w:ascii="Times New Roman" w:hAnsi="Times New Roman" w:cs="Times New Roman"/>
@@ -6227,7 +6197,7 @@
           <w:szCs w:val="32"/>
         </w:rPr>
       </w:pPr>
-      <w:bookmarkStart w:id="7" w:name="_Toc217659096"/>
+      <w:bookmarkStart w:id="7" w:name="_Toc217772173"/>
       <w:r>
         <w:rPr>
           <w:rFonts w:ascii="Times New Roman" w:eastAsiaTheme="minorHAnsi" w:hAnsi="Times New Roman" w:cs="Times New Roman"/>
@@ -6282,6 +6252,7 @@
       <w:bookmarkStart w:id="8" w:name="_Toc216997351"/>
       <w:bookmarkStart w:id="9" w:name="_Toc216999673"/>
       <w:bookmarkStart w:id="10" w:name="_Toc217659097"/>
+      <w:bookmarkStart w:id="11" w:name="_Toc217772174"/>
       <w:r>
         <w:rPr>
           <w:rFonts w:ascii="Times New Roman" w:eastAsiaTheme="minorHAnsi" w:hAnsi="Times New Roman" w:cs="Times New Roman"/>
@@ -6291,6 +6262,7 @@
       <w:bookmarkEnd w:id="8"/>
       <w:bookmarkEnd w:id="9"/>
       <w:bookmarkEnd w:id="10"/>
+      <w:bookmarkEnd w:id="11"/>
     </w:p>
     <w:p>
       <w:pPr>
@@ -6303,7 +6275,7 @@
           <w:szCs w:val="32"/>
         </w:rPr>
       </w:pPr>
-      <w:bookmarkStart w:id="11" w:name="_Toc217659098"/>
+      <w:bookmarkStart w:id="12" w:name="_Toc217772175"/>
       <w:r>
         <w:rPr>
           <w:rFonts w:ascii="Times New Roman" w:hAnsi="Times New Roman" w:cs="Times New Roman"/>
@@ -6322,7 +6294,7 @@
         </w:rPr>
         <w:t>:</w:t>
       </w:r>
-      <w:bookmarkEnd w:id="11"/>
+      <w:bookmarkEnd w:id="12"/>
     </w:p>
     <w:p>
       <w:pPr>
@@ -6338,18 +6310,20 @@
         </w:rPr>
         <w:t xml:space="preserve"> </w:t>
       </w:r>
-      <w:bookmarkStart w:id="12" w:name="_Toc216997353"/>
-      <w:bookmarkStart w:id="13" w:name="_Toc216999675"/>
-      <w:bookmarkStart w:id="14" w:name="_Toc217659099"/>
+      <w:bookmarkStart w:id="13" w:name="_Toc216997353"/>
+      <w:bookmarkStart w:id="14" w:name="_Toc216999675"/>
+      <w:bookmarkStart w:id="15" w:name="_Toc217659099"/>
+      <w:bookmarkStart w:id="16" w:name="_Toc217772176"/>
       <w:r>
         <w:rPr>
           <w:rFonts w:ascii="Times New Roman" w:hAnsi="Times New Roman" w:cs="Times New Roman"/>
         </w:rPr>
         <w:t>Como desenvolver um sistema web seguro, acessível e funcional que centralize a gestão de alunos atípicos, facilitando o trabalho de gestores, cuidadores e responsáveis?</w:t>
       </w:r>
-      <w:bookmarkEnd w:id="12"/>
       <w:bookmarkEnd w:id="13"/>
       <w:bookmarkEnd w:id="14"/>
+      <w:bookmarkEnd w:id="15"/>
+      <w:bookmarkEnd w:id="16"/>
     </w:p>
     <w:p>
       <w:pPr>
@@ -6361,7 +6335,7 @@
           <w:szCs w:val="32"/>
         </w:rPr>
       </w:pPr>
-      <w:bookmarkStart w:id="15" w:name="_Toc217659100"/>
+      <w:bookmarkStart w:id="17" w:name="_Toc217772177"/>
       <w:r>
         <w:rPr>
           <w:rFonts w:ascii="Times New Roman" w:hAnsi="Times New Roman" w:cs="Times New Roman"/>
@@ -6388,7 +6362,7 @@
         </w:rPr>
         <w:t>Objetivo Geral:</w:t>
       </w:r>
-      <w:bookmarkEnd w:id="15"/>
+      <w:bookmarkEnd w:id="17"/>
       <w:r>
         <w:rPr>
           <w:rFonts w:ascii="Times New Roman" w:hAnsi="Times New Roman" w:cs="Times New Roman"/>
@@ -6406,89 +6380,70 @@
           <w:rFonts w:ascii="Times New Roman" w:hAnsi="Times New Roman" w:cs="Times New Roman"/>
         </w:rPr>
       </w:pPr>
-      <w:bookmarkStart w:id="16" w:name="_Toc216997355"/>
-      <w:bookmarkStart w:id="17" w:name="_Toc216999677"/>
-      <w:bookmarkStart w:id="18" w:name="_Toc217659101"/>
+      <w:bookmarkStart w:id="18" w:name="_Toc216997355"/>
+      <w:bookmarkStart w:id="19" w:name="_Toc216999677"/>
+      <w:bookmarkStart w:id="20" w:name="_Toc217659101"/>
+      <w:bookmarkStart w:id="21" w:name="_Toc217772178"/>
       <w:r>
         <w:rPr>
           <w:rFonts w:ascii="Times New Roman" w:hAnsi="Times New Roman" w:cs="Times New Roman"/>
         </w:rPr>
         <w:t>Desenvolver e implantar um sistema web para gestão especializada de alunos atípicos.</w:t>
       </w:r>
-      <w:bookmarkEnd w:id="16"/>
-      <w:bookmarkEnd w:id="17"/>
       <w:bookmarkEnd w:id="18"/>
-    </w:p>
-    <w:p>
-      <w:pPr>
-        <w:pStyle w:val="Ttulo2"/>
-        <w:jc w:val="both"/>
-        <w:rPr>
-          <w:rFonts w:ascii="Times New Roman" w:hAnsi="Times New Roman" w:cs="Times New Roman"/>
-        </w:rPr>
-      </w:pPr>
-      <w:bookmarkStart w:id="19" w:name="_Toc216995782"/>
-      <w:bookmarkStart w:id="20" w:name="_Toc216996095"/>
-      <w:bookmarkStart w:id="21" w:name="_Toc216997356"/>
-      <w:bookmarkStart w:id="22" w:name="_Toc216999678"/>
-      <w:bookmarkStart w:id="23" w:name="_Toc217659102"/>
-      <w:r>
-        <w:rPr>
-          <w:rFonts w:ascii="Times New Roman" w:hAnsi="Times New Roman" w:cs="Times New Roman"/>
-          <w:b/>
-        </w:rPr>
-        <w:t>Objetivos Específicos:</w:t>
-      </w:r>
       <w:bookmarkEnd w:id="19"/>
       <w:bookmarkEnd w:id="20"/>
       <w:bookmarkEnd w:id="21"/>
+    </w:p>
+    <w:p>
+      <w:pPr>
+        <w:pStyle w:val="Ttulo2"/>
+        <w:jc w:val="both"/>
+        <w:rPr>
+          <w:rFonts w:ascii="Times New Roman" w:hAnsi="Times New Roman" w:cs="Times New Roman"/>
+        </w:rPr>
+      </w:pPr>
+      <w:bookmarkStart w:id="22" w:name="_Toc216995782"/>
+      <w:bookmarkStart w:id="23" w:name="_Toc216996095"/>
+      <w:bookmarkStart w:id="24" w:name="_Toc216997356"/>
+      <w:bookmarkStart w:id="25" w:name="_Toc216999678"/>
+      <w:bookmarkStart w:id="26" w:name="_Toc217659102"/>
+      <w:bookmarkStart w:id="27" w:name="_Toc217772179"/>
+      <w:r>
+        <w:rPr>
+          <w:rFonts w:ascii="Times New Roman" w:hAnsi="Times New Roman" w:cs="Times New Roman"/>
+          <w:b/>
+        </w:rPr>
+        <w:t>Objetivos Específicos:</w:t>
+      </w:r>
       <w:bookmarkEnd w:id="22"/>
       <w:bookmarkEnd w:id="23"/>
-    </w:p>
-    <w:p>
-      <w:pPr>
-        <w:pStyle w:val="Ttulo2"/>
-        <w:jc w:val="both"/>
-        <w:rPr>
-          <w:rFonts w:ascii="Times New Roman" w:hAnsi="Times New Roman" w:cs="Times New Roman"/>
-        </w:rPr>
-      </w:pPr>
-      <w:bookmarkStart w:id="24" w:name="_Toc216995783"/>
-      <w:bookmarkStart w:id="25" w:name="_Toc216996096"/>
-      <w:bookmarkStart w:id="26" w:name="_Toc216997357"/>
-      <w:bookmarkStart w:id="27" w:name="_Toc216999679"/>
-      <w:bookmarkStart w:id="28" w:name="_Toc217659103"/>
-      <w:r>
-        <w:rPr>
-          <w:rFonts w:ascii="Times New Roman" w:hAnsi="Times New Roman" w:cs="Times New Roman"/>
-        </w:rPr>
-        <w:t>Implementar perfis de acesso diferenciados;</w:t>
-      </w:r>
       <w:bookmarkEnd w:id="24"/>
       <w:bookmarkEnd w:id="25"/>
       <w:bookmarkEnd w:id="26"/>
       <w:bookmarkEnd w:id="27"/>
+    </w:p>
+    <w:p>
+      <w:pPr>
+        <w:pStyle w:val="Ttulo2"/>
+        <w:jc w:val="both"/>
+        <w:rPr>
+          <w:rFonts w:ascii="Times New Roman" w:hAnsi="Times New Roman" w:cs="Times New Roman"/>
+        </w:rPr>
+      </w:pPr>
+      <w:bookmarkStart w:id="28" w:name="_Toc216995783"/>
+      <w:bookmarkStart w:id="29" w:name="_Toc216996096"/>
+      <w:bookmarkStart w:id="30" w:name="_Toc216997357"/>
+      <w:bookmarkStart w:id="31" w:name="_Toc216999679"/>
+      <w:bookmarkStart w:id="32" w:name="_Toc217659103"/>
+      <w:bookmarkStart w:id="33" w:name="_Toc217772180"/>
+      <w:r>
+        <w:rPr>
+          <w:rFonts w:ascii="Times New Roman" w:hAnsi="Times New Roman" w:cs="Times New Roman"/>
+        </w:rPr>
+        <w:t>Implementar perfis de acesso diferenciados;</w:t>
+      </w:r>
       <w:bookmarkEnd w:id="28"/>
-    </w:p>
-    <w:p>
-      <w:pPr>
-        <w:pStyle w:val="Ttulo2"/>
-        <w:jc w:val="both"/>
-        <w:rPr>
-          <w:rFonts w:ascii="Times New Roman" w:hAnsi="Times New Roman" w:cs="Times New Roman"/>
-        </w:rPr>
-      </w:pPr>
-      <w:bookmarkStart w:id="29" w:name="_Toc216995784"/>
-      <w:bookmarkStart w:id="30" w:name="_Toc216996097"/>
-      <w:bookmarkStart w:id="31" w:name="_Toc216997358"/>
-      <w:bookmarkStart w:id="32" w:name="_Toc216999680"/>
-      <w:bookmarkStart w:id="33" w:name="_Toc217659104"/>
-      <w:r>
-        <w:rPr>
-          <w:rFonts w:ascii="Times New Roman" w:hAnsi="Times New Roman" w:cs="Times New Roman"/>
-        </w:rPr>
-        <w:t>Garantir conformidade com LGPD e boas práticas de segurança;</w:t>
-      </w:r>
       <w:bookmarkEnd w:id="29"/>
       <w:bookmarkEnd w:id="30"/>
       <w:bookmarkEnd w:id="31"/>
@@ -6503,22 +6458,24 @@
           <w:rFonts w:ascii="Times New Roman" w:hAnsi="Times New Roman" w:cs="Times New Roman"/>
         </w:rPr>
       </w:pPr>
-      <w:bookmarkStart w:id="34" w:name="_Toc216995785"/>
-      <w:bookmarkStart w:id="35" w:name="_Toc216996098"/>
-      <w:bookmarkStart w:id="36" w:name="_Toc216997359"/>
-      <w:bookmarkStart w:id="37" w:name="_Toc216999681"/>
-      <w:bookmarkStart w:id="38" w:name="_Toc217659105"/>
-      <w:r>
-        <w:rPr>
-          <w:rFonts w:ascii="Times New Roman" w:hAnsi="Times New Roman" w:cs="Times New Roman"/>
-        </w:rPr>
-        <w:t>Permitir importação/exportação em massa via planilhas;</w:t>
+      <w:bookmarkStart w:id="34" w:name="_Toc216995784"/>
+      <w:bookmarkStart w:id="35" w:name="_Toc216996097"/>
+      <w:bookmarkStart w:id="36" w:name="_Toc216997358"/>
+      <w:bookmarkStart w:id="37" w:name="_Toc216999680"/>
+      <w:bookmarkStart w:id="38" w:name="_Toc217659104"/>
+      <w:bookmarkStart w:id="39" w:name="_Toc217772181"/>
+      <w:r>
+        <w:rPr>
+          <w:rFonts w:ascii="Times New Roman" w:hAnsi="Times New Roman" w:cs="Times New Roman"/>
+        </w:rPr>
+        <w:t>Garantir conformidade com LGPD e boas práticas de segurança;</w:t>
       </w:r>
       <w:bookmarkEnd w:id="34"/>
       <w:bookmarkEnd w:id="35"/>
       <w:bookmarkEnd w:id="36"/>
       <w:bookmarkEnd w:id="37"/>
       <w:bookmarkEnd w:id="38"/>
+      <w:bookmarkEnd w:id="39"/>
     </w:p>
     <w:p>
       <w:pPr>
@@ -6528,22 +6485,51 @@
           <w:rFonts w:ascii="Times New Roman" w:hAnsi="Times New Roman" w:cs="Times New Roman"/>
         </w:rPr>
       </w:pPr>
-      <w:bookmarkStart w:id="39" w:name="_Toc216995786"/>
-      <w:bookmarkStart w:id="40" w:name="_Toc216996099"/>
-      <w:bookmarkStart w:id="41" w:name="_Toc216997360"/>
-      <w:bookmarkStart w:id="42" w:name="_Toc216999682"/>
-      <w:bookmarkStart w:id="43" w:name="_Toc217659106"/>
-      <w:r>
-        <w:rPr>
-          <w:rFonts w:ascii="Times New Roman" w:hAnsi="Times New Roman" w:cs="Times New Roman"/>
-        </w:rPr>
-        <w:t>Disponibilizar o sistema em produção para testes reais.</w:t>
-      </w:r>
-      <w:bookmarkEnd w:id="39"/>
+      <w:bookmarkStart w:id="40" w:name="_Toc216995785"/>
+      <w:bookmarkStart w:id="41" w:name="_Toc216996098"/>
+      <w:bookmarkStart w:id="42" w:name="_Toc216997359"/>
+      <w:bookmarkStart w:id="43" w:name="_Toc216999681"/>
+      <w:bookmarkStart w:id="44" w:name="_Toc217659105"/>
+      <w:bookmarkStart w:id="45" w:name="_Toc217772182"/>
+      <w:r>
+        <w:rPr>
+          <w:rFonts w:ascii="Times New Roman" w:hAnsi="Times New Roman" w:cs="Times New Roman"/>
+        </w:rPr>
+        <w:t>Permitir importação/exportação em massa via planilhas;</w:t>
+      </w:r>
       <w:bookmarkEnd w:id="40"/>
       <w:bookmarkEnd w:id="41"/>
       <w:bookmarkEnd w:id="42"/>
       <w:bookmarkEnd w:id="43"/>
+      <w:bookmarkEnd w:id="44"/>
+      <w:bookmarkEnd w:id="45"/>
+    </w:p>
+    <w:p>
+      <w:pPr>
+        <w:pStyle w:val="Ttulo2"/>
+        <w:jc w:val="both"/>
+        <w:rPr>
+          <w:rFonts w:ascii="Times New Roman" w:hAnsi="Times New Roman" w:cs="Times New Roman"/>
+        </w:rPr>
+      </w:pPr>
+      <w:bookmarkStart w:id="46" w:name="_Toc216995786"/>
+      <w:bookmarkStart w:id="47" w:name="_Toc216996099"/>
+      <w:bookmarkStart w:id="48" w:name="_Toc216997360"/>
+      <w:bookmarkStart w:id="49" w:name="_Toc216999682"/>
+      <w:bookmarkStart w:id="50" w:name="_Toc217659106"/>
+      <w:bookmarkStart w:id="51" w:name="_Toc217772183"/>
+      <w:r>
+        <w:rPr>
+          <w:rFonts w:ascii="Times New Roman" w:hAnsi="Times New Roman" w:cs="Times New Roman"/>
+        </w:rPr>
+        <w:t>Disponibilizar o sistema em produção para testes reais.</w:t>
+      </w:r>
+      <w:bookmarkEnd w:id="46"/>
+      <w:bookmarkEnd w:id="47"/>
+      <w:bookmarkEnd w:id="48"/>
+      <w:bookmarkEnd w:id="49"/>
+      <w:bookmarkEnd w:id="50"/>
+      <w:bookmarkEnd w:id="51"/>
     </w:p>
     <w:p>
       <w:pPr>
@@ -6556,7 +6542,7 @@
           <w:szCs w:val="32"/>
         </w:rPr>
       </w:pPr>
-      <w:bookmarkStart w:id="44" w:name="_Toc217659107"/>
+      <w:bookmarkStart w:id="52" w:name="_Toc217772184"/>
       <w:r>
         <w:rPr>
           <w:rFonts w:ascii="Times New Roman" w:hAnsi="Times New Roman" w:cs="Times New Roman"/>
@@ -6575,7 +6561,7 @@
         </w:rPr>
         <w:t>:</w:t>
       </w:r>
-      <w:bookmarkEnd w:id="44"/>
+      <w:bookmarkEnd w:id="52"/>
     </w:p>
     <w:p>
       <w:pPr>
@@ -6591,9 +6577,10 @@
         </w:rPr>
         <w:t xml:space="preserve"> </w:t>
       </w:r>
-      <w:bookmarkStart w:id="45" w:name="_Toc216997362"/>
-      <w:bookmarkStart w:id="46" w:name="_Toc216999684"/>
-      <w:bookmarkStart w:id="47" w:name="_Toc217659108"/>
+      <w:bookmarkStart w:id="53" w:name="_Toc216997362"/>
+      <w:bookmarkStart w:id="54" w:name="_Toc216999684"/>
+      <w:bookmarkStart w:id="55" w:name="_Toc217659108"/>
+      <w:bookmarkStart w:id="56" w:name="_Toc217772185"/>
       <w:r>
         <w:rPr>
           <w:rFonts w:ascii="Times New Roman" w:hAnsi="Times New Roman" w:cs="Times New Roman"/>
@@ -6616,9 +6603,10 @@
         </w:rPr>
         <w:t>.</w:t>
       </w:r>
-      <w:bookmarkEnd w:id="45"/>
-      <w:bookmarkEnd w:id="46"/>
-      <w:bookmarkEnd w:id="47"/>
+      <w:bookmarkEnd w:id="53"/>
+      <w:bookmarkEnd w:id="54"/>
+      <w:bookmarkEnd w:id="55"/>
+      <w:bookmarkEnd w:id="56"/>
     </w:p>
     <w:p>
       <w:pPr>
@@ -6645,7 +6633,7 @@
           <w:color w:val="000000" w:themeColor="text1"/>
         </w:rPr>
       </w:pPr>
-      <w:bookmarkStart w:id="48" w:name="_Toc217659109"/>
+      <w:bookmarkStart w:id="57" w:name="_Toc217772186"/>
       <w:r>
         <w:rPr>
           <w:rFonts w:ascii="Times New Roman" w:hAnsi="Times New Roman" w:cs="Times New Roman"/>
@@ -6654,7 +6642,7 @@
         <w:lastRenderedPageBreak/>
         <w:t>2. REFERENCIAL TEÓRICO</w:t>
       </w:r>
-      <w:bookmarkEnd w:id="48"/>
+      <w:bookmarkEnd w:id="57"/>
     </w:p>
     <w:p>
       <w:pPr>
@@ -6696,7 +6684,7 @@
           <w:szCs w:val="24"/>
         </w:rPr>
       </w:pPr>
-      <w:bookmarkStart w:id="49" w:name="_Toc217659110"/>
+      <w:bookmarkStart w:id="58" w:name="_Toc217772187"/>
       <w:r>
         <w:rPr>
           <w:b/>
@@ -6721,7 +6709,7 @@
         </w:rPr>
         <w:t>:</w:t>
       </w:r>
-      <w:bookmarkEnd w:id="49"/>
+      <w:bookmarkEnd w:id="58"/>
       <w:r>
         <w:rPr>
           <w:rFonts w:ascii="Times New Roman" w:hAnsi="Times New Roman" w:cs="Times New Roman"/>
@@ -6739,14 +6727,16 @@
           <w:rFonts w:ascii="Times New Roman" w:hAnsi="Times New Roman" w:cs="Times New Roman"/>
         </w:rPr>
       </w:pPr>
-      <w:bookmarkStart w:id="50" w:name="_Toc217659111"/>
+      <w:bookmarkStart w:id="59" w:name="_Toc217659111"/>
+      <w:bookmarkStart w:id="60" w:name="_Toc217772188"/>
       <w:r>
         <w:rPr>
           <w:rFonts w:ascii="Times New Roman" w:hAnsi="Times New Roman" w:cs="Times New Roman"/>
         </w:rPr>
         <w:t>A educação inclusiva é um paradigma que visa garantir o acesso, a permanência e a aprendizagem de todos os alunos, independentemente de suas condições físicas, intelectuais ou sensoriais. No Brasil, a Política Nacional de Educação Especial (PNEE) e o Estatuto da Pessoa com Deficiência (Lei nº 13.146/2015) estabelecem que o sistema educacional deve ser inclusivo em todos os níveis. Nesse contexto, o Atendimento Educacional Especializado (AEE) surge não como um substituto ao ensino regular, mas como um serviço complementar ou suplementar. O AEE identifica, elabora e organiza recursos pedagógicos e de acessibilidade que eliminem as barreiras para a plena participação dos alunos, considerando suas necessidades específicas (BRASIL, 2020). A gestão eficiente desses dados é crucial para garantir que o plano de ensino individualizado seja cumprido.</w:t>
       </w:r>
-      <w:bookmarkEnd w:id="50"/>
+      <w:bookmarkEnd w:id="59"/>
+      <w:bookmarkEnd w:id="60"/>
     </w:p>
     <w:p>
       <w:pPr>
@@ -6756,7 +6746,7 @@
           <w:rFonts w:ascii="Times New Roman" w:hAnsi="Times New Roman" w:cs="Times New Roman"/>
         </w:rPr>
       </w:pPr>
-      <w:bookmarkStart w:id="51" w:name="_Toc217659112"/>
+      <w:bookmarkStart w:id="61" w:name="_Toc217772189"/>
       <w:r>
         <w:rPr>
           <w:b/>
@@ -6766,7 +6756,7 @@
         </w:rPr>
         <w:t>2.2 Legislação e Privacidade de Dados (LGPD):</w:t>
       </w:r>
-      <w:bookmarkEnd w:id="51"/>
+      <w:bookmarkEnd w:id="61"/>
       <w:r>
         <w:rPr>
           <w:rFonts w:ascii="Times New Roman" w:hAnsi="Times New Roman" w:cs="Times New Roman"/>
@@ -6782,21 +6772,23 @@
           <w:rFonts w:ascii="Times New Roman" w:hAnsi="Times New Roman" w:cs="Times New Roman"/>
         </w:rPr>
       </w:pPr>
-      <w:bookmarkStart w:id="52" w:name="_Toc217659113"/>
+      <w:bookmarkStart w:id="62" w:name="_Toc217659113"/>
+      <w:bookmarkStart w:id="63" w:name="_Toc217772190"/>
       <w:r>
         <w:rPr>
           <w:rFonts w:ascii="Times New Roman" w:hAnsi="Times New Roman" w:cs="Times New Roman"/>
         </w:rPr>
         <w:t>A Lei Geral de Proteção de Dados Pessoais (LGPD – Lei nº 13.709/2018) impõe rigorosas diretrizes sobre a coleta e tratamento de informações pessoais. Quando se trata de dados de crianças e adolescentes, o Artigo 14 da lei exige que o tratamento seja realizado em seu "melhor interesse", mediante consentimento específico de um dos pais ou responsável legal. No ambiente escolar, dados de saúde (laudos médicos, terapias, diagnósticos) são classificados como dados sensíveis. O armazenamento dessas informações em meios físicos ou planilhas sem controle de acesso adequado expõe as instituições a riscos elevados de vazamento e incidentes de segurança, tornando mandatória a adoção de sistemas que garantam a confidencialidade e a integridade desses registros.</w:t>
       </w:r>
-      <w:bookmarkEnd w:id="52"/>
+      <w:bookmarkEnd w:id="62"/>
+      <w:bookmarkEnd w:id="63"/>
     </w:p>
     <w:p>
       <w:pPr>
         <w:pStyle w:val="Ttulo2"/>
         <w:jc w:val="both"/>
       </w:pPr>
-      <w:bookmarkStart w:id="53" w:name="_Toc217659114"/>
+      <w:bookmarkStart w:id="64" w:name="_Toc217772191"/>
       <w:r>
         <w:rPr>
           <w:rFonts w:ascii="Times New Roman" w:hAnsi="Times New Roman" w:cs="Times New Roman"/>
@@ -6815,7 +6807,7 @@
         </w:rPr>
         <w:t>:</w:t>
       </w:r>
-      <w:bookmarkEnd w:id="53"/>
+      <w:bookmarkEnd w:id="64"/>
       <w:r>
         <w:t xml:space="preserve"> </w:t>
       </w:r>
@@ -6825,7 +6817,8 @@
         <w:pStyle w:val="Ttulo2"/>
         <w:jc w:val="both"/>
       </w:pPr>
-      <w:bookmarkStart w:id="54" w:name="_Toc217659115"/>
+      <w:bookmarkStart w:id="65" w:name="_Toc217659115"/>
+      <w:bookmarkStart w:id="66" w:name="_Toc217772192"/>
       <w:r>
         <w:t xml:space="preserve">A segurança no desenvolvimento de software é orientada por padrões internacionais. A </w:t>
       </w:r>
@@ -6900,7 +6893,8 @@
       <w:r>
         <w:t>, mitigando vetores de ataque conhecidos.</w:t>
       </w:r>
-      <w:bookmarkEnd w:id="54"/>
+      <w:bookmarkEnd w:id="65"/>
+      <w:bookmarkEnd w:id="66"/>
     </w:p>
     <w:p>
       <w:pPr>
@@ -6920,7 +6914,7 @@
           <w:rFonts w:ascii="Times New Roman" w:hAnsi="Times New Roman" w:cs="Times New Roman"/>
         </w:rPr>
       </w:pPr>
-      <w:bookmarkStart w:id="55" w:name="_Toc217659116"/>
+      <w:bookmarkStart w:id="67" w:name="_Toc217772193"/>
       <w:r>
         <w:rPr>
           <w:rFonts w:ascii="Times New Roman" w:hAnsi="Times New Roman" w:cs="Times New Roman"/>
@@ -6932,7 +6926,7 @@
         <w:lastRenderedPageBreak/>
         <w:t>2.4 Modelagem de Ameaças (STRIDE):</w:t>
       </w:r>
-      <w:bookmarkEnd w:id="55"/>
+      <w:bookmarkEnd w:id="67"/>
       <w:r>
         <w:rPr>
           <w:rFonts w:ascii="Times New Roman" w:hAnsi="Times New Roman" w:cs="Times New Roman"/>
@@ -6950,14 +6944,16 @@
           <w:rFonts w:ascii="Times New Roman" w:hAnsi="Times New Roman" w:cs="Times New Roman"/>
         </w:rPr>
       </w:pPr>
-      <w:bookmarkStart w:id="56" w:name="_Toc217659117"/>
+      <w:bookmarkStart w:id="68" w:name="_Toc217659117"/>
+      <w:bookmarkStart w:id="69" w:name="_Toc217772194"/>
       <w:r>
         <w:rPr>
           <w:rFonts w:ascii="Times New Roman" w:hAnsi="Times New Roman" w:cs="Times New Roman"/>
         </w:rPr>
         <w:t>A modelagem de ameaças é uma abordagem proativa para identificar falhas de segurança ainda na fase de design do software. A metodologia STRIDE, desenvolvida pela Microsoft, é utilizada para categorizar ameaças em seis tipos:</w:t>
       </w:r>
-      <w:bookmarkEnd w:id="56"/>
+      <w:bookmarkEnd w:id="68"/>
+      <w:bookmarkEnd w:id="69"/>
     </w:p>
     <w:p>
       <w:pPr>
@@ -7259,7 +7255,7 @@
           <w:szCs w:val="32"/>
         </w:rPr>
       </w:pPr>
-      <w:bookmarkStart w:id="57" w:name="_Toc217659118"/>
+      <w:bookmarkStart w:id="70" w:name="_Toc217772195"/>
       <w:r>
         <w:rPr>
           <w:rFonts w:ascii="Times New Roman" w:hAnsi="Times New Roman" w:cs="Times New Roman"/>
@@ -7292,7 +7288,7 @@
         </w:rPr>
         <w:t xml:space="preserve"> Security (RLS):</w:t>
       </w:r>
-      <w:bookmarkEnd w:id="57"/>
+      <w:bookmarkEnd w:id="70"/>
       <w:r>
         <w:rPr>
           <w:rFonts w:ascii="Times New Roman" w:hAnsi="Times New Roman" w:cs="Times New Roman"/>
@@ -7310,7 +7306,8 @@
           <w:rFonts w:ascii="Times New Roman" w:hAnsi="Times New Roman" w:cs="Times New Roman"/>
         </w:rPr>
       </w:pPr>
-      <w:bookmarkStart w:id="58" w:name="_Toc217659119"/>
+      <w:bookmarkStart w:id="71" w:name="_Toc217659119"/>
+      <w:bookmarkStart w:id="72" w:name="_Toc217772196"/>
       <w:r>
         <w:rPr>
           <w:rFonts w:ascii="Times New Roman" w:hAnsi="Times New Roman" w:cs="Times New Roman"/>
@@ -7375,7 +7372,8 @@
         </w:rPr>
         <w:t xml:space="preserve"> (SaaS) que lidam com dados sensíveis.</w:t>
       </w:r>
-      <w:bookmarkEnd w:id="58"/>
+      <w:bookmarkEnd w:id="71"/>
+      <w:bookmarkEnd w:id="72"/>
     </w:p>
     <w:p>
       <w:pPr>
@@ -7397,7 +7395,7 @@
           <w:szCs w:val="32"/>
         </w:rPr>
       </w:pPr>
-      <w:bookmarkStart w:id="59" w:name="_Toc217659120"/>
+      <w:bookmarkStart w:id="73" w:name="_Toc217772197"/>
       <w:r>
         <w:rPr>
           <w:rFonts w:ascii="Times New Roman" w:hAnsi="Times New Roman" w:cs="Times New Roman"/>
@@ -7430,7 +7428,7 @@
         </w:rPr>
         <w:t>:</w:t>
       </w:r>
-      <w:bookmarkEnd w:id="59"/>
+      <w:bookmarkEnd w:id="73"/>
       <w:r>
         <w:rPr>
           <w:rFonts w:ascii="Times New Roman" w:hAnsi="Times New Roman" w:cs="Times New Roman"/>
@@ -7448,7 +7446,8 @@
           <w:rFonts w:ascii="Times New Roman" w:hAnsi="Times New Roman" w:cs="Times New Roman"/>
         </w:rPr>
       </w:pPr>
-      <w:bookmarkStart w:id="60" w:name="_Toc217659121"/>
+      <w:bookmarkStart w:id="74" w:name="_Toc217659121"/>
+      <w:bookmarkStart w:id="75" w:name="_Toc217772198"/>
       <w:r>
         <w:rPr>
           <w:rFonts w:ascii="Times New Roman" w:hAnsi="Times New Roman" w:cs="Times New Roman"/>
@@ -7567,7 +7566,8 @@
         </w:rPr>
         <w:t>. Essa abordagem remove a necessidade de gerenciamento manual de servidores, delegando a infraestrutura, a autenticação e o banco de dados para serviços gerenciados, o que reduz custos operacionais e permite foco total nas regras de negócio e na segurança da aplicação.</w:t>
       </w:r>
-      <w:bookmarkEnd w:id="60"/>
+      <w:bookmarkEnd w:id="74"/>
+      <w:bookmarkEnd w:id="75"/>
     </w:p>
     <w:p>
       <w:pPr>
@@ -7596,7 +7596,7 @@
           <w:szCs w:val="28"/>
         </w:rPr>
       </w:pPr>
-      <w:bookmarkStart w:id="61" w:name="_Toc217659122"/>
+      <w:bookmarkStart w:id="76" w:name="_Toc217772199"/>
       <w:r>
         <w:rPr>
           <w:rFonts w:ascii="Times New Roman" w:hAnsi="Times New Roman" w:cs="Times New Roman"/>
@@ -7607,7 +7607,7 @@
         <w:lastRenderedPageBreak/>
         <w:t>3. METODOLOGIA</w:t>
       </w:r>
-      <w:bookmarkEnd w:id="61"/>
+      <w:bookmarkEnd w:id="76"/>
     </w:p>
     <w:p>
       <w:pPr>
@@ -7617,16 +7617,17 @@
           <w:rFonts w:ascii="Times New Roman" w:hAnsi="Times New Roman" w:cs="Times New Roman"/>
         </w:rPr>
       </w:pPr>
-      <w:bookmarkStart w:id="62" w:name="_Toc216996109"/>
-      <w:bookmarkStart w:id="63" w:name="_Toc216997377"/>
+      <w:bookmarkStart w:id="77" w:name="_Toc216996109"/>
+      <w:bookmarkStart w:id="78" w:name="_Toc216997377"/>
       <w:r>
         <w:rPr>
           <w:rFonts w:ascii="Times New Roman" w:hAnsi="Times New Roman" w:cs="Times New Roman"/>
         </w:rPr>
         <w:t xml:space="preserve"> </w:t>
       </w:r>
-      <w:bookmarkStart w:id="64" w:name="_Toc216999693"/>
-      <w:bookmarkStart w:id="65" w:name="_Toc217659123"/>
+      <w:bookmarkStart w:id="79" w:name="_Toc216999693"/>
+      <w:bookmarkStart w:id="80" w:name="_Toc217659123"/>
+      <w:bookmarkStart w:id="81" w:name="_Toc217772200"/>
       <w:r>
         <w:rPr>
           <w:rFonts w:ascii="Times New Roman" w:hAnsi="Times New Roman" w:cs="Times New Roman"/>
@@ -7647,10 +7648,11 @@
         </w:rPr>
         <w:t>), permitindo feedback contínuo e ajustes rápidos de escopo. As etapas metodológicas foram divididas conforme descrito a seguir.</w:t>
       </w:r>
-      <w:bookmarkEnd w:id="62"/>
-      <w:bookmarkEnd w:id="63"/>
-      <w:bookmarkEnd w:id="64"/>
-      <w:bookmarkEnd w:id="65"/>
+      <w:bookmarkEnd w:id="77"/>
+      <w:bookmarkEnd w:id="78"/>
+      <w:bookmarkEnd w:id="79"/>
+      <w:bookmarkEnd w:id="80"/>
+      <w:bookmarkEnd w:id="81"/>
     </w:p>
     <w:p>
       <w:pPr>
@@ -7662,7 +7664,7 @@
           <w:szCs w:val="32"/>
         </w:rPr>
       </w:pPr>
-      <w:bookmarkStart w:id="66" w:name="_Toc217659124"/>
+      <w:bookmarkStart w:id="82" w:name="_Toc217772201"/>
       <w:r>
         <w:rPr>
           <w:rFonts w:ascii="Times New Roman" w:hAnsi="Times New Roman" w:cs="Times New Roman"/>
@@ -7683,7 +7685,7 @@
         </w:rPr>
         <w:t>:</w:t>
       </w:r>
-      <w:bookmarkEnd w:id="66"/>
+      <w:bookmarkEnd w:id="82"/>
       <w:r>
         <w:rPr>
           <w:rFonts w:ascii="Times New Roman" w:hAnsi="Times New Roman" w:cs="Times New Roman"/>
@@ -7701,14 +7703,16 @@
           <w:rFonts w:ascii="Times New Roman" w:hAnsi="Times New Roman" w:cs="Times New Roman"/>
         </w:rPr>
       </w:pPr>
-      <w:bookmarkStart w:id="67" w:name="_Toc217659125"/>
+      <w:bookmarkStart w:id="83" w:name="_Toc217659125"/>
+      <w:bookmarkStart w:id="84" w:name="_Toc217772202"/>
       <w:r>
         <w:rPr>
           <w:rFonts w:ascii="Times New Roman" w:hAnsi="Times New Roman" w:cs="Times New Roman"/>
         </w:rPr>
         <w:t>A etapa inicial consistiu na elicitação de requisitos funcionais e não funcionais. Para tanto, foram realizadas entrevistas não estruturadas (conversas abertas) com profissionais da área da educação. O objetivo dessas interações foi mapear as reais necessidades do público-alvo, identificar "dores" nos processos atuais e validar a viabilidade da proposta. As informações coletadas foram documentadas e priorizadas para orientar o desenvolvimento.</w:t>
       </w:r>
-      <w:bookmarkEnd w:id="67"/>
+      <w:bookmarkEnd w:id="83"/>
+      <w:bookmarkEnd w:id="84"/>
     </w:p>
     <w:p>
       <w:pPr>
@@ -7731,7 +7735,7 @@
           <w:szCs w:val="32"/>
         </w:rPr>
       </w:pPr>
-      <w:bookmarkStart w:id="68" w:name="_Toc217659127"/>
+      <w:bookmarkStart w:id="85" w:name="_Toc217772203"/>
       <w:r>
         <w:rPr>
           <w:rFonts w:ascii="Times New Roman" w:hAnsi="Times New Roman" w:cs="Times New Roman"/>
@@ -7772,7 +7776,7 @@
         </w:rPr>
         <w:t>:</w:t>
       </w:r>
-      <w:bookmarkEnd w:id="68"/>
+      <w:bookmarkEnd w:id="85"/>
       <w:r>
         <w:rPr>
           <w:rFonts w:ascii="Times New Roman" w:hAnsi="Times New Roman" w:cs="Times New Roman"/>
@@ -7790,14 +7794,16 @@
           <w:rFonts w:ascii="Times New Roman" w:hAnsi="Times New Roman" w:cs="Times New Roman"/>
         </w:rPr>
       </w:pPr>
-      <w:bookmarkStart w:id="69" w:name="_Toc217659128"/>
+      <w:bookmarkStart w:id="86" w:name="_Toc217659128"/>
+      <w:bookmarkStart w:id="87" w:name="_Toc217772204"/>
       <w:r>
         <w:rPr>
           <w:rFonts w:ascii="Times New Roman" w:hAnsi="Times New Roman" w:cs="Times New Roman"/>
         </w:rPr>
         <w:t>Posteriormente, iniciou-se a fase de projeto. No âmbito da interface (UI/UX), buscou-se criar protótipos focados na usabilidade e na experiência do usuário. Paralelamente, foi realizada a modelagem do banco de dados, definindo-se as entidades e relacionamentos necessários para garantir a integridade e a persistência das informações do sistema.</w:t>
       </w:r>
-      <w:bookmarkEnd w:id="69"/>
+      <w:bookmarkEnd w:id="86"/>
+      <w:bookmarkEnd w:id="87"/>
     </w:p>
     <w:p>
       <w:pPr>
@@ -7809,7 +7815,7 @@
           <w:szCs w:val="32"/>
         </w:rPr>
       </w:pPr>
-      <w:bookmarkStart w:id="70" w:name="_Toc217659129"/>
+      <w:bookmarkStart w:id="88" w:name="_Toc217772205"/>
       <w:r>
         <w:rPr>
           <w:rFonts w:ascii="Times New Roman" w:hAnsi="Times New Roman" w:cs="Times New Roman"/>
@@ -7830,7 +7836,7 @@
         </w:rPr>
         <w:t>:</w:t>
       </w:r>
-      <w:bookmarkEnd w:id="70"/>
+      <w:bookmarkEnd w:id="88"/>
       <w:r>
         <w:rPr>
           <w:rFonts w:ascii="Times New Roman" w:hAnsi="Times New Roman" w:cs="Times New Roman"/>
@@ -7848,7 +7854,8 @@
           <w:rFonts w:ascii="Times New Roman" w:hAnsi="Times New Roman" w:cs="Times New Roman"/>
         </w:rPr>
       </w:pPr>
-      <w:bookmarkStart w:id="71" w:name="_Toc217659130"/>
+      <w:bookmarkStart w:id="89" w:name="_Toc217659130"/>
+      <w:bookmarkStart w:id="90" w:name="_Toc217772206"/>
       <w:r>
         <w:rPr>
           <w:rFonts w:ascii="Times New Roman" w:hAnsi="Times New Roman" w:cs="Times New Roman"/>
@@ -7897,7 +7904,8 @@
         </w:rPr>
         <w:t xml:space="preserve"> Deployment - CI/CD).</w:t>
       </w:r>
-      <w:bookmarkEnd w:id="71"/>
+      <w:bookmarkEnd w:id="89"/>
+      <w:bookmarkEnd w:id="90"/>
     </w:p>
     <w:p>
       <w:pPr>
@@ -7907,8 +7915,8 @@
           <w:rFonts w:ascii="Times New Roman" w:hAnsi="Times New Roman" w:cs="Times New Roman"/>
         </w:rPr>
       </w:pPr>
-      <w:bookmarkStart w:id="72" w:name="_Toc216996113"/>
-      <w:bookmarkStart w:id="73" w:name="_Toc217659131"/>
+      <w:bookmarkStart w:id="91" w:name="_Toc216996113"/>
+      <w:bookmarkStart w:id="92" w:name="_Toc217772207"/>
       <w:r>
         <w:rPr>
           <w:rFonts w:ascii="Times New Roman" w:hAnsi="Times New Roman" w:cs="Times New Roman"/>
@@ -7967,8 +7975,8 @@
         </w:rPr>
         <w:t>/GitHub.</w:t>
       </w:r>
-      <w:bookmarkEnd w:id="72"/>
-      <w:bookmarkEnd w:id="73"/>
+      <w:bookmarkEnd w:id="91"/>
+      <w:bookmarkEnd w:id="92"/>
     </w:p>
     <w:p>
       <w:pPr>
@@ -7978,8 +7986,8 @@
           <w:rFonts w:ascii="Times New Roman" w:hAnsi="Times New Roman" w:cs="Times New Roman"/>
         </w:rPr>
       </w:pPr>
-      <w:bookmarkStart w:id="74" w:name="_Toc216996114"/>
-      <w:bookmarkStart w:id="75" w:name="_Toc217659132"/>
+      <w:bookmarkStart w:id="93" w:name="_Toc216996114"/>
+      <w:bookmarkStart w:id="94" w:name="_Toc217772208"/>
       <w:r>
         <w:rPr>
           <w:rFonts w:ascii="Times New Roman" w:hAnsi="Times New Roman" w:cs="Times New Roman"/>
@@ -8052,8 +8060,8 @@
         </w:rPr>
         <w:t>.</w:t>
       </w:r>
-      <w:bookmarkEnd w:id="74"/>
-      <w:bookmarkEnd w:id="75"/>
+      <w:bookmarkEnd w:id="93"/>
+      <w:bookmarkEnd w:id="94"/>
     </w:p>
     <w:p>
       <w:pPr>
@@ -8063,8 +8071,8 @@
           <w:rFonts w:ascii="Times New Roman" w:hAnsi="Times New Roman" w:cs="Times New Roman"/>
         </w:rPr>
       </w:pPr>
-      <w:bookmarkStart w:id="76" w:name="_Toc216996115"/>
-      <w:bookmarkStart w:id="77" w:name="_Toc217659133"/>
+      <w:bookmarkStart w:id="95" w:name="_Toc216996115"/>
+      <w:bookmarkStart w:id="96" w:name="_Toc217772209"/>
       <w:r>
         <w:rPr>
           <w:rFonts w:ascii="Times New Roman" w:hAnsi="Times New Roman" w:cs="Times New Roman"/>
@@ -8131,8 +8139,8 @@
         </w:rPr>
         <w:t>, permitindo a disponibilização imediata das novas funcionalidades em ambiente de produção.</w:t>
       </w:r>
-      <w:bookmarkEnd w:id="76"/>
-      <w:bookmarkEnd w:id="77"/>
+      <w:bookmarkEnd w:id="95"/>
+      <w:bookmarkEnd w:id="96"/>
     </w:p>
     <w:p>
       <w:pPr>
@@ -8142,7 +8150,7 @@
           <w:rFonts w:ascii="Times New Roman" w:hAnsi="Times New Roman" w:cs="Times New Roman"/>
         </w:rPr>
       </w:pPr>
-      <w:bookmarkStart w:id="78" w:name="_Toc217659134"/>
+      <w:bookmarkStart w:id="97" w:name="_Toc217772210"/>
       <w:r>
         <w:rPr>
           <w:rFonts w:ascii="Times New Roman" w:hAnsi="Times New Roman" w:cs="Times New Roman"/>
@@ -8167,7 +8175,7 @@
         </w:rPr>
         <w:t xml:space="preserve"> Para assegurar a robustez da aplicação, foram aplicadas diferentes camadas de verificação:</w:t>
       </w:r>
-      <w:bookmarkEnd w:id="78"/>
+      <w:bookmarkEnd w:id="97"/>
     </w:p>
     <w:p>
       <w:pPr>
@@ -8177,8 +8185,8 @@
           <w:rFonts w:ascii="Times New Roman" w:hAnsi="Times New Roman" w:cs="Times New Roman"/>
         </w:rPr>
       </w:pPr>
-      <w:bookmarkStart w:id="79" w:name="_Toc216996117"/>
-      <w:bookmarkStart w:id="80" w:name="_Toc217659135"/>
+      <w:bookmarkStart w:id="98" w:name="_Toc216996117"/>
+      <w:bookmarkStart w:id="99" w:name="_Toc217772211"/>
       <w:r>
         <w:rPr>
           <w:rFonts w:ascii="Times New Roman" w:hAnsi="Times New Roman" w:cs="Times New Roman"/>
@@ -8217,8 +8225,8 @@
         </w:rPr>
         <w:t>: Para validar a lógica de componentes isolados do sistema.</w:t>
       </w:r>
-      <w:bookmarkEnd w:id="79"/>
-      <w:bookmarkEnd w:id="80"/>
+      <w:bookmarkEnd w:id="98"/>
+      <w:bookmarkEnd w:id="99"/>
     </w:p>
     <w:p>
       <w:pPr>
@@ -8228,8 +8236,8 @@
           <w:rFonts w:ascii="Times New Roman" w:hAnsi="Times New Roman" w:cs="Times New Roman"/>
         </w:rPr>
       </w:pPr>
-      <w:bookmarkStart w:id="81" w:name="_Toc216996118"/>
-      <w:bookmarkStart w:id="82" w:name="_Toc217659136"/>
+      <w:bookmarkStart w:id="100" w:name="_Toc216996118"/>
+      <w:bookmarkStart w:id="101" w:name="_Toc217772212"/>
       <w:r>
         <w:rPr>
           <w:rFonts w:ascii="Times New Roman" w:hAnsi="Times New Roman" w:cs="Times New Roman"/>
@@ -8268,8 +8276,8 @@
         </w:rPr>
         <w:t>: Para garantir que os módulos do sistema funcionem corretamente quando combinados.</w:t>
       </w:r>
-      <w:bookmarkEnd w:id="81"/>
-      <w:bookmarkEnd w:id="82"/>
+      <w:bookmarkEnd w:id="100"/>
+      <w:bookmarkEnd w:id="101"/>
     </w:p>
     <w:p>
       <w:pPr>
@@ -8288,7 +8296,7 @@
           <w:sz w:val="28"/>
         </w:rPr>
       </w:pPr>
-      <w:bookmarkStart w:id="83" w:name="_Toc217659126"/>
+      <w:bookmarkStart w:id="102" w:name="_Toc217772213"/>
       <w:r>
         <w:rPr>
           <w:rFonts w:ascii="Times New Roman" w:hAnsi="Times New Roman" w:cs="Times New Roman"/>
@@ -8317,7 +8325,6 @@
         </w:rPr>
         <w:t xml:space="preserve"> </w:t>
       </w:r>
-      <w:bookmarkEnd w:id="83"/>
       <w:r>
         <w:rPr>
           <w:rStyle w:val="Forte"/>
@@ -8326,6 +8333,7 @@
         </w:rPr>
         <w:t>Desenvolvimento da Aplicação e Mobilidade (PWA)</w:t>
       </w:r>
+      <w:bookmarkEnd w:id="102"/>
     </w:p>
     <w:p>
       <w:pPr>
@@ -8717,7 +8725,6 @@
     <w:p>
       <w:pPr>
         <w:pStyle w:val="Ttulo2"/>
-        <w:jc w:val="both"/>
         <w:rPr>
           <w:rFonts w:ascii="Times New Roman" w:hAnsi="Times New Roman" w:cs="Times New Roman"/>
           <w:b/>
@@ -8726,8 +8733,8 @@
           <w:szCs w:val="32"/>
         </w:rPr>
       </w:pPr>
-      <w:bookmarkStart w:id="84" w:name="_Toc217659137"/>
-      <w:bookmarkStart w:id="85" w:name="_Toc216996119"/>
+      <w:bookmarkStart w:id="103" w:name="_Toc216996119"/>
+      <w:bookmarkStart w:id="104" w:name="_Toc217772214"/>
       <w:r>
         <w:rPr>
           <w:rFonts w:ascii="Times New Roman" w:hAnsi="Times New Roman" w:cs="Times New Roman"/>
@@ -8758,7 +8765,6 @@
         </w:rPr>
         <w:t xml:space="preserve"> </w:t>
       </w:r>
-      <w:bookmarkEnd w:id="84"/>
       <w:r>
         <w:rPr>
           <w:rFonts w:ascii="Times New Roman" w:hAnsi="Times New Roman" w:cs="Times New Roman"/>
@@ -8769,16 +8775,19 @@
         </w:rPr>
         <w:t>Desenvolvimento de Aplicação Nativa (Android APK)</w:t>
       </w:r>
-      <w:r>
-        <w:rPr>
-          <w:rFonts w:ascii="Times New Roman" w:hAnsi="Times New Roman" w:cs="Times New Roman"/>
+      <w:bookmarkEnd w:id="104"/>
+      <w:r>
+        <w:rPr>
+          <w:rFonts w:ascii="Times New Roman" w:hAnsi="Times New Roman" w:cs="Times New Roman"/>
+          <w:b/>
+          <w:bCs w:val="0"/>
           <w:sz w:val="28"/>
           <w:szCs w:val="32"/>
         </w:rPr>
         <w:t xml:space="preserve"> </w:t>
       </w:r>
     </w:p>
-    <w:bookmarkEnd w:id="85"/>
+    <w:bookmarkEnd w:id="103"/>
     <w:p>
       <w:pPr>
         <w:pStyle w:val="Corpodetexto"/>
@@ -9775,7 +9784,7 @@
           <w:szCs w:val="28"/>
         </w:rPr>
       </w:pPr>
-      <w:bookmarkStart w:id="86" w:name="_Toc217659139"/>
+      <w:bookmarkStart w:id="105" w:name="_Toc217772215"/>
       <w:r>
         <w:rPr>
           <w:rFonts w:ascii="Times New Roman" w:hAnsi="Times New Roman" w:cs="Times New Roman"/>
@@ -9785,7 +9794,7 @@
         </w:rPr>
         <w:t>4. ESCOPO DOS TESTES DE PENETRAÇÃO</w:t>
       </w:r>
-      <w:bookmarkEnd w:id="86"/>
+      <w:bookmarkEnd w:id="105"/>
     </w:p>
     <w:p>
       <w:pPr>
@@ -9866,7 +9875,7 @@
           <w:szCs w:val="32"/>
         </w:rPr>
       </w:pPr>
-      <w:bookmarkStart w:id="87" w:name="_Toc217659140"/>
+      <w:bookmarkStart w:id="106" w:name="_Toc217772216"/>
       <w:r>
         <w:rPr>
           <w:rFonts w:ascii="Times New Roman" w:hAnsi="Times New Roman" w:cs="Times New Roman"/>
@@ -9877,7 +9886,7 @@
         </w:rPr>
         <w:t>4.1 Análise de Autenticação e Gestão de Sessão</w:t>
       </w:r>
-      <w:bookmarkEnd w:id="87"/>
+      <w:bookmarkEnd w:id="106"/>
     </w:p>
     <w:p>
       <w:pPr>
@@ -10005,7 +10014,7 @@
           <w:szCs w:val="32"/>
         </w:rPr>
       </w:pPr>
-      <w:bookmarkStart w:id="88" w:name="_Toc217659141"/>
+      <w:bookmarkStart w:id="107" w:name="_Toc217772217"/>
       <w:r>
         <w:rPr>
           <w:rFonts w:ascii="Times New Roman" w:hAnsi="Times New Roman" w:cs="Times New Roman"/>
@@ -10038,7 +10047,7 @@
         </w:rPr>
         <w:t xml:space="preserve"> Security (RLS)</w:t>
       </w:r>
-      <w:bookmarkEnd w:id="88"/>
+      <w:bookmarkEnd w:id="107"/>
     </w:p>
     <w:p>
       <w:pPr>
@@ -10234,9 +10243,10 @@
           <w:rFonts w:ascii="Times New Roman" w:hAnsi="Times New Roman" w:cs="Times New Roman"/>
         </w:rPr>
       </w:pPr>
-      <w:bookmarkStart w:id="89" w:name="_Toc216997391"/>
-      <w:bookmarkStart w:id="90" w:name="_Toc216999707"/>
-      <w:bookmarkStart w:id="91" w:name="_Toc217659142"/>
+      <w:bookmarkStart w:id="108" w:name="_Toc216997391"/>
+      <w:bookmarkStart w:id="109" w:name="_Toc216999707"/>
+      <w:bookmarkStart w:id="110" w:name="_Toc217659142"/>
+      <w:bookmarkStart w:id="111" w:name="_Toc217772218"/>
       <w:r>
         <w:rPr>
           <w:rFonts w:ascii="Times New Roman" w:hAnsi="Times New Roman" w:cs="Times New Roman"/>
@@ -10244,9 +10254,10 @@
         <w:lastRenderedPageBreak/>
         <w:t>Isso evidencia que a lógica de autorização está corretamente dissociada do cliente e rigidamente aplicada na camada de banco de dados.</w:t>
       </w:r>
-      <w:bookmarkEnd w:id="89"/>
-      <w:bookmarkEnd w:id="90"/>
-      <w:bookmarkEnd w:id="91"/>
+      <w:bookmarkEnd w:id="108"/>
+      <w:bookmarkEnd w:id="109"/>
+      <w:bookmarkEnd w:id="110"/>
+      <w:bookmarkEnd w:id="111"/>
     </w:p>
     <w:p>
       <w:pPr>
@@ -10260,7 +10271,7 @@
           <w:szCs w:val="32"/>
         </w:rPr>
       </w:pPr>
-      <w:bookmarkStart w:id="92" w:name="_Toc217659143"/>
+      <w:bookmarkStart w:id="112" w:name="_Toc217772219"/>
       <w:r>
         <w:rPr>
           <w:rFonts w:ascii="Times New Roman" w:hAnsi="Times New Roman" w:cs="Times New Roman"/>
@@ -10271,7 +10282,7 @@
         </w:rPr>
         <w:t>4.3 Segurança da Camada de Aplicação e Infraestrutura</w:t>
       </w:r>
-      <w:bookmarkEnd w:id="92"/>
+      <w:bookmarkEnd w:id="112"/>
     </w:p>
     <w:p>
       <w:pPr>
@@ -10281,10 +10292,11 @@
           <w:rFonts w:ascii="Times New Roman" w:hAnsi="Times New Roman" w:cs="Times New Roman"/>
         </w:rPr>
       </w:pPr>
-      <w:bookmarkStart w:id="93" w:name="_Toc216996125"/>
-      <w:bookmarkStart w:id="94" w:name="_Toc216997393"/>
-      <w:bookmarkStart w:id="95" w:name="_Toc216999709"/>
-      <w:bookmarkStart w:id="96" w:name="_Toc217659144"/>
+      <w:bookmarkStart w:id="113" w:name="_Toc216996125"/>
+      <w:bookmarkStart w:id="114" w:name="_Toc216997393"/>
+      <w:bookmarkStart w:id="115" w:name="_Toc216999709"/>
+      <w:bookmarkStart w:id="116" w:name="_Toc217659144"/>
+      <w:bookmarkStart w:id="117" w:name="_Toc217772220"/>
       <w:r>
         <w:rPr>
           <w:rFonts w:ascii="Times New Roman" w:hAnsi="Times New Roman" w:cs="Times New Roman"/>
@@ -10375,444 +10387,7 @@
         </w:rPr>
         <w:t>) estão operantes.</w:t>
       </w:r>
-      <w:bookmarkEnd w:id="93"/>
-      <w:bookmarkEnd w:id="94"/>
-      <w:bookmarkEnd w:id="95"/>
-      <w:bookmarkEnd w:id="96"/>
-    </w:p>
-    <w:p>
-      <w:pPr>
-        <w:pStyle w:val="Ttulo2"/>
-        <w:jc w:val="both"/>
-        <w:rPr>
-          <w:rFonts w:ascii="Times New Roman" w:hAnsi="Times New Roman" w:cs="Times New Roman"/>
-        </w:rPr>
-      </w:pPr>
-      <w:bookmarkStart w:id="97" w:name="_Toc216996126"/>
-      <w:bookmarkStart w:id="98" w:name="_Toc216997394"/>
-      <w:bookmarkStart w:id="99" w:name="_Toc216999710"/>
-      <w:bookmarkStart w:id="100" w:name="_Toc217659145"/>
-      <w:r>
-        <w:rPr>
-          <w:rFonts w:ascii="Times New Roman" w:hAnsi="Times New Roman" w:cs="Times New Roman"/>
-        </w:rPr>
-        <w:t>Adicionalmente, a análise dos cabeçalhos HTTP revelou a presença de configurações de endurecimento (</w:t>
-      </w:r>
-      <w:proofErr w:type="spellStart"/>
-      <w:r>
-        <w:rPr>
-          <w:rFonts w:ascii="Times New Roman" w:hAnsi="Times New Roman" w:cs="Times New Roman"/>
-          <w:i/>
-          <w:iCs/>
-        </w:rPr>
-        <w:t>hardening</w:t>
-      </w:r>
-      <w:proofErr w:type="spellEnd"/>
-      <w:r>
-        <w:rPr>
-          <w:rFonts w:ascii="Times New Roman" w:hAnsi="Times New Roman" w:cs="Times New Roman"/>
-        </w:rPr>
-        <w:t xml:space="preserve">), como </w:t>
-      </w:r>
-      <w:proofErr w:type="spellStart"/>
-      <w:r>
-        <w:rPr>
-          <w:rFonts w:ascii="Times New Roman" w:hAnsi="Times New Roman" w:cs="Times New Roman"/>
-        </w:rPr>
-        <w:t>Strict</w:t>
-      </w:r>
-      <w:proofErr w:type="spellEnd"/>
-      <w:r>
-        <w:rPr>
-          <w:rFonts w:ascii="Times New Roman" w:hAnsi="Times New Roman" w:cs="Times New Roman"/>
-        </w:rPr>
-        <w:t>-</w:t>
-      </w:r>
-      <w:proofErr w:type="spellStart"/>
-      <w:r>
-        <w:rPr>
-          <w:rFonts w:ascii="Times New Roman" w:hAnsi="Times New Roman" w:cs="Times New Roman"/>
-        </w:rPr>
-        <w:t>Transport</w:t>
-      </w:r>
-      <w:proofErr w:type="spellEnd"/>
-      <w:r>
-        <w:rPr>
-          <w:rFonts w:ascii="Times New Roman" w:hAnsi="Times New Roman" w:cs="Times New Roman"/>
-        </w:rPr>
-        <w:t>-Security (HSTS) e X-</w:t>
-      </w:r>
-      <w:proofErr w:type="spellStart"/>
-      <w:r>
-        <w:rPr>
-          <w:rFonts w:ascii="Times New Roman" w:hAnsi="Times New Roman" w:cs="Times New Roman"/>
-        </w:rPr>
-        <w:t>Content</w:t>
-      </w:r>
-      <w:proofErr w:type="spellEnd"/>
-      <w:r>
-        <w:rPr>
-          <w:rFonts w:ascii="Times New Roman" w:hAnsi="Times New Roman" w:cs="Times New Roman"/>
-        </w:rPr>
-        <w:t>-</w:t>
-      </w:r>
-      <w:proofErr w:type="spellStart"/>
-      <w:r>
-        <w:rPr>
-          <w:rFonts w:ascii="Times New Roman" w:hAnsi="Times New Roman" w:cs="Times New Roman"/>
-        </w:rPr>
-        <w:t>Type</w:t>
-      </w:r>
-      <w:proofErr w:type="spellEnd"/>
-      <w:r>
-        <w:rPr>
-          <w:rFonts w:ascii="Times New Roman" w:hAnsi="Times New Roman" w:cs="Times New Roman"/>
-        </w:rPr>
-        <w:t xml:space="preserve">-Options: </w:t>
-      </w:r>
-      <w:proofErr w:type="spellStart"/>
-      <w:r>
-        <w:rPr>
-          <w:rFonts w:ascii="Times New Roman" w:hAnsi="Times New Roman" w:cs="Times New Roman"/>
-        </w:rPr>
-        <w:t>nosniff</w:t>
-      </w:r>
-      <w:proofErr w:type="spellEnd"/>
-      <w:r>
-        <w:rPr>
-          <w:rFonts w:ascii="Times New Roman" w:hAnsi="Times New Roman" w:cs="Times New Roman"/>
-        </w:rPr>
-        <w:t xml:space="preserve">. A infraestrutura, suportada pela </w:t>
-      </w:r>
-      <w:proofErr w:type="spellStart"/>
-      <w:r>
-        <w:rPr>
-          <w:rFonts w:ascii="Times New Roman" w:hAnsi="Times New Roman" w:cs="Times New Roman"/>
-        </w:rPr>
-        <w:t>Vercel</w:t>
-      </w:r>
-      <w:proofErr w:type="spellEnd"/>
-      <w:r>
-        <w:rPr>
-          <w:rFonts w:ascii="Times New Roman" w:hAnsi="Times New Roman" w:cs="Times New Roman"/>
-        </w:rPr>
-        <w:t xml:space="preserve"> e </w:t>
-      </w:r>
-      <w:proofErr w:type="spellStart"/>
-      <w:r>
-        <w:rPr>
-          <w:rFonts w:ascii="Times New Roman" w:hAnsi="Times New Roman" w:cs="Times New Roman"/>
-        </w:rPr>
-        <w:t>Cloudflare</w:t>
-      </w:r>
-      <w:proofErr w:type="spellEnd"/>
-      <w:r>
-        <w:rPr>
-          <w:rFonts w:ascii="Times New Roman" w:hAnsi="Times New Roman" w:cs="Times New Roman"/>
-        </w:rPr>
-        <w:t xml:space="preserve">, provou-se resiliente contra tentativas básicas de negação de serviço, delegando o </w:t>
-      </w:r>
-      <w:r>
-        <w:rPr>
-          <w:rFonts w:ascii="Times New Roman" w:hAnsi="Times New Roman" w:cs="Times New Roman"/>
-          <w:i/>
-          <w:iCs/>
-        </w:rPr>
-        <w:t xml:space="preserve">rate </w:t>
-      </w:r>
-      <w:proofErr w:type="spellStart"/>
-      <w:r>
-        <w:rPr>
-          <w:rFonts w:ascii="Times New Roman" w:hAnsi="Times New Roman" w:cs="Times New Roman"/>
-          <w:i/>
-          <w:iCs/>
-        </w:rPr>
-        <w:t>limiting</w:t>
-      </w:r>
-      <w:proofErr w:type="spellEnd"/>
-      <w:r>
-        <w:rPr>
-          <w:rFonts w:ascii="Times New Roman" w:hAnsi="Times New Roman" w:cs="Times New Roman"/>
-        </w:rPr>
-        <w:t xml:space="preserve"> para a borda (</w:t>
-      </w:r>
-      <w:proofErr w:type="spellStart"/>
-      <w:r>
-        <w:rPr>
-          <w:rFonts w:ascii="Times New Roman" w:hAnsi="Times New Roman" w:cs="Times New Roman"/>
-          <w:i/>
-          <w:iCs/>
-        </w:rPr>
-        <w:t>edge</w:t>
-      </w:r>
-      <w:proofErr w:type="spellEnd"/>
-      <w:r>
-        <w:rPr>
-          <w:rFonts w:ascii="Times New Roman" w:hAnsi="Times New Roman" w:cs="Times New Roman"/>
-        </w:rPr>
-        <w:t>).</w:t>
-      </w:r>
-      <w:bookmarkEnd w:id="97"/>
-      <w:bookmarkEnd w:id="98"/>
-      <w:bookmarkEnd w:id="99"/>
-      <w:bookmarkEnd w:id="100"/>
-    </w:p>
-    <w:p>
-      <w:pPr>
-        <w:pStyle w:val="Ttulo2"/>
-        <w:jc w:val="both"/>
-        <w:rPr>
-          <w:rFonts w:ascii="Times New Roman" w:hAnsi="Times New Roman" w:cs="Times New Roman"/>
-          <w:b/>
-          <w:bCs w:val="0"/>
-          <w:sz w:val="28"/>
-          <w:szCs w:val="32"/>
-        </w:rPr>
-      </w:pPr>
-      <w:bookmarkStart w:id="101" w:name="_Toc217659146"/>
-      <w:r>
-        <w:rPr>
-          <w:rFonts w:ascii="Times New Roman" w:hAnsi="Times New Roman" w:cs="Times New Roman"/>
-          <w:b/>
-          <w:bCs w:val="0"/>
-          <w:sz w:val="28"/>
-          <w:szCs w:val="32"/>
-        </w:rPr>
-        <w:t>4.4 Estratégias de Defesa Ativa e Monitoramento</w:t>
-      </w:r>
-      <w:bookmarkEnd w:id="101"/>
-    </w:p>
-    <w:p>
-      <w:pPr>
-        <w:pStyle w:val="Ttulo2"/>
-        <w:jc w:val="both"/>
-        <w:rPr>
-          <w:rFonts w:ascii="Times New Roman" w:hAnsi="Times New Roman" w:cs="Times New Roman"/>
-        </w:rPr>
-      </w:pPr>
-      <w:bookmarkStart w:id="102" w:name="_Toc216996128"/>
-      <w:bookmarkStart w:id="103" w:name="_Toc216997396"/>
-      <w:bookmarkStart w:id="104" w:name="_Toc216999712"/>
-      <w:bookmarkStart w:id="105" w:name="_Toc217659147"/>
-      <w:r>
-        <w:rPr>
-          <w:rFonts w:ascii="Times New Roman" w:hAnsi="Times New Roman" w:cs="Times New Roman"/>
-        </w:rPr>
-        <w:t xml:space="preserve">Diferenciando-se de implementações padrão, o projeto adotou uma postura de "Defesa em Profundidade" (Defense in </w:t>
-      </w:r>
-      <w:proofErr w:type="spellStart"/>
-      <w:r>
-        <w:rPr>
-          <w:rFonts w:ascii="Times New Roman" w:hAnsi="Times New Roman" w:cs="Times New Roman"/>
-        </w:rPr>
-        <w:t>Depth</w:t>
-      </w:r>
-      <w:proofErr w:type="spellEnd"/>
-      <w:r>
-        <w:rPr>
-          <w:rFonts w:ascii="Times New Roman" w:hAnsi="Times New Roman" w:cs="Times New Roman"/>
-        </w:rPr>
-        <w:t>) através da implementação de mecanismos de defesa ativa.</w:t>
-      </w:r>
-      <w:bookmarkEnd w:id="102"/>
-      <w:bookmarkEnd w:id="103"/>
-      <w:bookmarkEnd w:id="104"/>
-      <w:bookmarkEnd w:id="105"/>
-    </w:p>
-    <w:p>
-      <w:pPr>
-        <w:pStyle w:val="Ttulo2"/>
-        <w:jc w:val="both"/>
-        <w:rPr>
-          <w:rFonts w:ascii="Times New Roman" w:hAnsi="Times New Roman" w:cs="Times New Roman"/>
-        </w:rPr>
-      </w:pPr>
-      <w:bookmarkStart w:id="106" w:name="_Toc216996129"/>
-      <w:bookmarkStart w:id="107" w:name="_Toc216997397"/>
-      <w:bookmarkStart w:id="108" w:name="_Toc216999713"/>
-      <w:bookmarkStart w:id="109" w:name="_Toc217659148"/>
-      <w:proofErr w:type="spellStart"/>
-      <w:r>
-        <w:rPr>
-          <w:rFonts w:ascii="Times New Roman" w:hAnsi="Times New Roman" w:cs="Times New Roman"/>
-          <w:b/>
-        </w:rPr>
-        <w:t>Honeytokens</w:t>
-      </w:r>
-      <w:proofErr w:type="spellEnd"/>
-      <w:r>
-        <w:rPr>
-          <w:rFonts w:ascii="Times New Roman" w:hAnsi="Times New Roman" w:cs="Times New Roman"/>
-          <w:b/>
-        </w:rPr>
-        <w:t xml:space="preserve"> e Canary </w:t>
-      </w:r>
-      <w:proofErr w:type="spellStart"/>
-      <w:r>
-        <w:rPr>
-          <w:rFonts w:ascii="Times New Roman" w:hAnsi="Times New Roman" w:cs="Times New Roman"/>
-          <w:b/>
-        </w:rPr>
-        <w:t>Endpoints</w:t>
-      </w:r>
-      <w:proofErr w:type="spellEnd"/>
-      <w:r>
-        <w:rPr>
-          <w:rFonts w:ascii="Times New Roman" w:hAnsi="Times New Roman" w:cs="Times New Roman"/>
-          <w:b/>
-        </w:rPr>
-        <w:t>:</w:t>
-      </w:r>
-      <w:r>
-        <w:rPr>
-          <w:rFonts w:ascii="Times New Roman" w:hAnsi="Times New Roman" w:cs="Times New Roman"/>
-        </w:rPr>
-        <w:t xml:space="preserve"> Foram inseridos artefatos falsos (credenciais e rotas de API) para atuar como armadilhas. Qualquer interação com esses elementos aciona alertas de segurança, permitindo a detecção precoce de varreduras ou vazamentos.</w:t>
-      </w:r>
-      <w:bookmarkEnd w:id="106"/>
-      <w:bookmarkEnd w:id="107"/>
-      <w:bookmarkEnd w:id="108"/>
-      <w:bookmarkEnd w:id="109"/>
-    </w:p>
-    <w:p>
-      <w:pPr>
-        <w:pStyle w:val="Ttulo2"/>
-        <w:jc w:val="both"/>
-        <w:rPr>
-          <w:rFonts w:ascii="Times New Roman" w:hAnsi="Times New Roman" w:cs="Times New Roman"/>
-        </w:rPr>
-      </w:pPr>
-      <w:bookmarkStart w:id="110" w:name="_Toc216996130"/>
-      <w:bookmarkStart w:id="111" w:name="_Toc216997398"/>
-      <w:bookmarkStart w:id="112" w:name="_Toc216999714"/>
-      <w:bookmarkStart w:id="113" w:name="_Toc217659149"/>
-      <w:r>
-        <w:rPr>
-          <w:rFonts w:ascii="Times New Roman" w:hAnsi="Times New Roman" w:cs="Times New Roman"/>
-          <w:b/>
-        </w:rPr>
-        <w:t>Rastreabilidade:</w:t>
-      </w:r>
-      <w:r>
-        <w:rPr>
-          <w:rFonts w:ascii="Times New Roman" w:hAnsi="Times New Roman" w:cs="Times New Roman"/>
-        </w:rPr>
-        <w:t xml:space="preserve"> A implementação de </w:t>
-      </w:r>
-      <w:proofErr w:type="spellStart"/>
-      <w:r>
-        <w:rPr>
-          <w:rFonts w:ascii="Times New Roman" w:hAnsi="Times New Roman" w:cs="Times New Roman"/>
-          <w:i/>
-          <w:iCs/>
-        </w:rPr>
-        <w:t>Correlation</w:t>
-      </w:r>
-      <w:proofErr w:type="spellEnd"/>
-      <w:r>
-        <w:rPr>
-          <w:rFonts w:ascii="Times New Roman" w:hAnsi="Times New Roman" w:cs="Times New Roman"/>
-          <w:i/>
-          <w:iCs/>
-        </w:rPr>
-        <w:t xml:space="preserve"> </w:t>
-      </w:r>
-      <w:proofErr w:type="spellStart"/>
-      <w:r>
-        <w:rPr>
-          <w:rFonts w:ascii="Times New Roman" w:hAnsi="Times New Roman" w:cs="Times New Roman"/>
-          <w:i/>
-          <w:iCs/>
-        </w:rPr>
-        <w:t>IDs</w:t>
-      </w:r>
-      <w:proofErr w:type="spellEnd"/>
-      <w:r>
-        <w:rPr>
-          <w:rFonts w:ascii="Times New Roman" w:hAnsi="Times New Roman" w:cs="Times New Roman"/>
-        </w:rPr>
-        <w:t xml:space="preserve"> (Identificadores de Correlação) permitiu o rastreamento granular de requisições. Em caso de anomalia, é possível isolar a transação exata nos logs, facilitando a resposta a incidentes.</w:t>
-      </w:r>
-      <w:bookmarkEnd w:id="110"/>
-      <w:bookmarkEnd w:id="111"/>
-      <w:bookmarkEnd w:id="112"/>
       <w:bookmarkEnd w:id="113"/>
-    </w:p>
-    <w:p>
-      <w:pPr>
-        <w:pStyle w:val="Ttulo2"/>
-        <w:jc w:val="both"/>
-        <w:rPr>
-          <w:rFonts w:ascii="Times New Roman" w:hAnsi="Times New Roman" w:cs="Times New Roman"/>
-        </w:rPr>
-      </w:pPr>
-      <w:bookmarkStart w:id="114" w:name="_Toc216996131"/>
-      <w:bookmarkStart w:id="115" w:name="_Toc216997399"/>
-      <w:bookmarkStart w:id="116" w:name="_Toc216999715"/>
-      <w:bookmarkStart w:id="117" w:name="_Toc217659150"/>
-      <w:r>
-        <w:rPr>
-          <w:rFonts w:ascii="Times New Roman" w:hAnsi="Times New Roman" w:cs="Times New Roman"/>
-          <w:b/>
-        </w:rPr>
-        <w:t>Monitoramento:</w:t>
-      </w:r>
-      <w:r>
-        <w:rPr>
-          <w:rFonts w:ascii="Times New Roman" w:hAnsi="Times New Roman" w:cs="Times New Roman"/>
-        </w:rPr>
-        <w:t xml:space="preserve"> A integração com um SIEM (</w:t>
-      </w:r>
-      <w:r>
-        <w:rPr>
-          <w:rFonts w:ascii="Times New Roman" w:hAnsi="Times New Roman" w:cs="Times New Roman"/>
-          <w:i/>
-          <w:iCs/>
-        </w:rPr>
-        <w:t xml:space="preserve">Security </w:t>
-      </w:r>
-      <w:proofErr w:type="spellStart"/>
-      <w:r>
-        <w:rPr>
-          <w:rFonts w:ascii="Times New Roman" w:hAnsi="Times New Roman" w:cs="Times New Roman"/>
-          <w:i/>
-          <w:iCs/>
-        </w:rPr>
-        <w:t>Information</w:t>
-      </w:r>
-      <w:proofErr w:type="spellEnd"/>
-      <w:r>
-        <w:rPr>
-          <w:rFonts w:ascii="Times New Roman" w:hAnsi="Times New Roman" w:cs="Times New Roman"/>
-          <w:i/>
-          <w:iCs/>
-        </w:rPr>
-        <w:t xml:space="preserve"> </w:t>
-      </w:r>
-      <w:proofErr w:type="spellStart"/>
-      <w:r>
-        <w:rPr>
-          <w:rFonts w:ascii="Times New Roman" w:hAnsi="Times New Roman" w:cs="Times New Roman"/>
-          <w:i/>
-          <w:iCs/>
-        </w:rPr>
-        <w:t>and</w:t>
-      </w:r>
-      <w:proofErr w:type="spellEnd"/>
-      <w:r>
-        <w:rPr>
-          <w:rFonts w:ascii="Times New Roman" w:hAnsi="Times New Roman" w:cs="Times New Roman"/>
-          <w:i/>
-          <w:iCs/>
-        </w:rPr>
-        <w:t xml:space="preserve"> Event Management</w:t>
-      </w:r>
-      <w:r>
-        <w:rPr>
-          <w:rFonts w:ascii="Times New Roman" w:hAnsi="Times New Roman" w:cs="Times New Roman"/>
-        </w:rPr>
-        <w:t>) dedicado assegura que eventos críticos sejam correlacionados e monitorados em tempo real.</w:t>
-      </w:r>
       <w:bookmarkEnd w:id="114"/>
       <w:bookmarkEnd w:id="115"/>
       <w:bookmarkEnd w:id="116"/>
@@ -10820,54 +10395,178 @@
     </w:p>
     <w:p>
       <w:pPr>
-        <w:pStyle w:val="Corpodetexto"/>
-        <w:jc w:val="both"/>
-      </w:pPr>
-    </w:p>
-    <w:p>
-      <w:pPr>
         <w:pStyle w:val="Ttulo2"/>
         <w:jc w:val="both"/>
         <w:rPr>
           <w:rFonts w:ascii="Times New Roman" w:hAnsi="Times New Roman" w:cs="Times New Roman"/>
-          <w:b/>
-          <w:bCs w:val="0"/>
-          <w:sz w:val="28"/>
-          <w:szCs w:val="32"/>
-        </w:rPr>
-      </w:pPr>
-      <w:bookmarkStart w:id="118" w:name="_Toc217659151"/>
-      <w:r>
-        <w:rPr>
-          <w:rFonts w:ascii="Times New Roman" w:hAnsi="Times New Roman" w:cs="Times New Roman"/>
-          <w:b/>
-          <w:bCs w:val="0"/>
-          <w:sz w:val="28"/>
-          <w:szCs w:val="32"/>
-        </w:rPr>
-        <w:lastRenderedPageBreak/>
-        <w:t>4.5 Síntese dos Resultados</w:t>
+        </w:rPr>
+      </w:pPr>
+      <w:bookmarkStart w:id="118" w:name="_Toc216996126"/>
+      <w:bookmarkStart w:id="119" w:name="_Toc216997394"/>
+      <w:bookmarkStart w:id="120" w:name="_Toc216999710"/>
+      <w:bookmarkStart w:id="121" w:name="_Toc217659145"/>
+      <w:bookmarkStart w:id="122" w:name="_Toc217772221"/>
+      <w:r>
+        <w:rPr>
+          <w:rFonts w:ascii="Times New Roman" w:hAnsi="Times New Roman" w:cs="Times New Roman"/>
+        </w:rPr>
+        <w:t>Adicionalmente, a análise dos cabeçalhos HTTP revelou a presença de configurações de endurecimento (</w:t>
+      </w:r>
+      <w:proofErr w:type="spellStart"/>
+      <w:r>
+        <w:rPr>
+          <w:rFonts w:ascii="Times New Roman" w:hAnsi="Times New Roman" w:cs="Times New Roman"/>
+          <w:i/>
+          <w:iCs/>
+        </w:rPr>
+        <w:t>hardening</w:t>
+      </w:r>
+      <w:proofErr w:type="spellEnd"/>
+      <w:r>
+        <w:rPr>
+          <w:rFonts w:ascii="Times New Roman" w:hAnsi="Times New Roman" w:cs="Times New Roman"/>
+        </w:rPr>
+        <w:t xml:space="preserve">), como </w:t>
+      </w:r>
+      <w:proofErr w:type="spellStart"/>
+      <w:r>
+        <w:rPr>
+          <w:rFonts w:ascii="Times New Roman" w:hAnsi="Times New Roman" w:cs="Times New Roman"/>
+        </w:rPr>
+        <w:t>Strict</w:t>
+      </w:r>
+      <w:proofErr w:type="spellEnd"/>
+      <w:r>
+        <w:rPr>
+          <w:rFonts w:ascii="Times New Roman" w:hAnsi="Times New Roman" w:cs="Times New Roman"/>
+        </w:rPr>
+        <w:t>-</w:t>
+      </w:r>
+      <w:proofErr w:type="spellStart"/>
+      <w:r>
+        <w:rPr>
+          <w:rFonts w:ascii="Times New Roman" w:hAnsi="Times New Roman" w:cs="Times New Roman"/>
+        </w:rPr>
+        <w:t>Transport</w:t>
+      </w:r>
+      <w:proofErr w:type="spellEnd"/>
+      <w:r>
+        <w:rPr>
+          <w:rFonts w:ascii="Times New Roman" w:hAnsi="Times New Roman" w:cs="Times New Roman"/>
+        </w:rPr>
+        <w:t>-Security (HSTS) e X-</w:t>
+      </w:r>
+      <w:proofErr w:type="spellStart"/>
+      <w:r>
+        <w:rPr>
+          <w:rFonts w:ascii="Times New Roman" w:hAnsi="Times New Roman" w:cs="Times New Roman"/>
+        </w:rPr>
+        <w:t>Content</w:t>
+      </w:r>
+      <w:proofErr w:type="spellEnd"/>
+      <w:r>
+        <w:rPr>
+          <w:rFonts w:ascii="Times New Roman" w:hAnsi="Times New Roman" w:cs="Times New Roman"/>
+        </w:rPr>
+        <w:t>-</w:t>
+      </w:r>
+      <w:proofErr w:type="spellStart"/>
+      <w:r>
+        <w:rPr>
+          <w:rFonts w:ascii="Times New Roman" w:hAnsi="Times New Roman" w:cs="Times New Roman"/>
+        </w:rPr>
+        <w:t>Type</w:t>
+      </w:r>
+      <w:proofErr w:type="spellEnd"/>
+      <w:r>
+        <w:rPr>
+          <w:rFonts w:ascii="Times New Roman" w:hAnsi="Times New Roman" w:cs="Times New Roman"/>
+        </w:rPr>
+        <w:t xml:space="preserve">-Options: </w:t>
+      </w:r>
+      <w:proofErr w:type="spellStart"/>
+      <w:r>
+        <w:rPr>
+          <w:rFonts w:ascii="Times New Roman" w:hAnsi="Times New Roman" w:cs="Times New Roman"/>
+        </w:rPr>
+        <w:t>nosniff</w:t>
+      </w:r>
+      <w:proofErr w:type="spellEnd"/>
+      <w:r>
+        <w:rPr>
+          <w:rFonts w:ascii="Times New Roman" w:hAnsi="Times New Roman" w:cs="Times New Roman"/>
+        </w:rPr>
+        <w:t xml:space="preserve">. A infraestrutura, suportada pela </w:t>
+      </w:r>
+      <w:proofErr w:type="spellStart"/>
+      <w:r>
+        <w:rPr>
+          <w:rFonts w:ascii="Times New Roman" w:hAnsi="Times New Roman" w:cs="Times New Roman"/>
+        </w:rPr>
+        <w:t>Vercel</w:t>
+      </w:r>
+      <w:proofErr w:type="spellEnd"/>
+      <w:r>
+        <w:rPr>
+          <w:rFonts w:ascii="Times New Roman" w:hAnsi="Times New Roman" w:cs="Times New Roman"/>
+        </w:rPr>
+        <w:t xml:space="preserve"> e </w:t>
+      </w:r>
+      <w:proofErr w:type="spellStart"/>
+      <w:r>
+        <w:rPr>
+          <w:rFonts w:ascii="Times New Roman" w:hAnsi="Times New Roman" w:cs="Times New Roman"/>
+        </w:rPr>
+        <w:t>Cloudflare</w:t>
+      </w:r>
+      <w:proofErr w:type="spellEnd"/>
+      <w:r>
+        <w:rPr>
+          <w:rFonts w:ascii="Times New Roman" w:hAnsi="Times New Roman" w:cs="Times New Roman"/>
+        </w:rPr>
+        <w:t xml:space="preserve">, provou-se resiliente contra tentativas básicas de negação de serviço, delegando o </w:t>
+      </w:r>
+      <w:r>
+        <w:rPr>
+          <w:rFonts w:ascii="Times New Roman" w:hAnsi="Times New Roman" w:cs="Times New Roman"/>
+          <w:i/>
+          <w:iCs/>
+        </w:rPr>
+        <w:t xml:space="preserve">rate </w:t>
+      </w:r>
+      <w:proofErr w:type="spellStart"/>
+      <w:r>
+        <w:rPr>
+          <w:rFonts w:ascii="Times New Roman" w:hAnsi="Times New Roman" w:cs="Times New Roman"/>
+          <w:i/>
+          <w:iCs/>
+        </w:rPr>
+        <w:t>limiting</w:t>
+      </w:r>
+      <w:proofErr w:type="spellEnd"/>
+      <w:r>
+        <w:rPr>
+          <w:rFonts w:ascii="Times New Roman" w:hAnsi="Times New Roman" w:cs="Times New Roman"/>
+        </w:rPr>
+        <w:t xml:space="preserve"> para a borda (</w:t>
+      </w:r>
+      <w:proofErr w:type="spellStart"/>
+      <w:r>
+        <w:rPr>
+          <w:rFonts w:ascii="Times New Roman" w:hAnsi="Times New Roman" w:cs="Times New Roman"/>
+          <w:i/>
+          <w:iCs/>
+        </w:rPr>
+        <w:t>edge</w:t>
+      </w:r>
+      <w:proofErr w:type="spellEnd"/>
+      <w:r>
+        <w:rPr>
+          <w:rFonts w:ascii="Times New Roman" w:hAnsi="Times New Roman" w:cs="Times New Roman"/>
+        </w:rPr>
+        <w:t>).</w:t>
       </w:r>
       <w:bookmarkEnd w:id="118"/>
-    </w:p>
-    <w:p>
-      <w:pPr>
-        <w:pStyle w:val="Ttulo2"/>
-        <w:jc w:val="both"/>
-        <w:rPr>
-          <w:rFonts w:ascii="Times New Roman" w:hAnsi="Times New Roman" w:cs="Times New Roman"/>
-        </w:rPr>
-      </w:pPr>
-      <w:bookmarkStart w:id="119" w:name="_Toc216996133"/>
-      <w:bookmarkStart w:id="120" w:name="_Toc216997401"/>
-      <w:bookmarkStart w:id="121" w:name="_Toc216999717"/>
-      <w:bookmarkStart w:id="122" w:name="_Toc217659152"/>
-      <w:r>
-        <w:rPr>
-          <w:rFonts w:ascii="Times New Roman" w:hAnsi="Times New Roman" w:cs="Times New Roman"/>
-        </w:rPr>
-        <w:t>O quadro a seguir resume os vetores de ataque testados e o status de vulnerabilidade encontrado.</w:t>
-      </w:r>
       <w:bookmarkEnd w:id="119"/>
       <w:bookmarkEnd w:id="120"/>
       <w:bookmarkEnd w:id="121"/>
@@ -10879,23 +10578,351 @@
         <w:jc w:val="both"/>
         <w:rPr>
           <w:rFonts w:ascii="Times New Roman" w:hAnsi="Times New Roman" w:cs="Times New Roman"/>
-        </w:rPr>
-      </w:pPr>
-      <w:bookmarkStart w:id="123" w:name="_Toc216996134"/>
-      <w:bookmarkStart w:id="124" w:name="_Toc216997402"/>
-      <w:bookmarkStart w:id="125" w:name="_Toc216999718"/>
-      <w:bookmarkStart w:id="126" w:name="_Toc217659153"/>
-      <w:r>
-        <w:rPr>
-          <w:rFonts w:ascii="Times New Roman" w:hAnsi="Times New Roman" w:cs="Times New Roman"/>
-          <w:b/>
-        </w:rPr>
-        <w:t>Quadro 1 – Resumo da Auditoria de Segurança</w:t>
+          <w:b/>
+          <w:bCs w:val="0"/>
+          <w:sz w:val="28"/>
+          <w:szCs w:val="32"/>
+        </w:rPr>
+      </w:pPr>
+      <w:bookmarkStart w:id="123" w:name="_Toc217772222"/>
+      <w:r>
+        <w:rPr>
+          <w:rFonts w:ascii="Times New Roman" w:hAnsi="Times New Roman" w:cs="Times New Roman"/>
+          <w:b/>
+          <w:bCs w:val="0"/>
+          <w:sz w:val="28"/>
+          <w:szCs w:val="32"/>
+        </w:rPr>
+        <w:t>4.4 Estratégias de Defesa Ativa e Monitoramento</w:t>
       </w:r>
       <w:bookmarkEnd w:id="123"/>
+    </w:p>
+    <w:p>
+      <w:pPr>
+        <w:pStyle w:val="Ttulo2"/>
+        <w:jc w:val="both"/>
+        <w:rPr>
+          <w:rFonts w:ascii="Times New Roman" w:hAnsi="Times New Roman" w:cs="Times New Roman"/>
+        </w:rPr>
+      </w:pPr>
+      <w:bookmarkStart w:id="124" w:name="_Toc216996128"/>
+      <w:bookmarkStart w:id="125" w:name="_Toc216997396"/>
+      <w:bookmarkStart w:id="126" w:name="_Toc216999712"/>
+      <w:bookmarkStart w:id="127" w:name="_Toc217659147"/>
+      <w:bookmarkStart w:id="128" w:name="_Toc217772223"/>
+      <w:r>
+        <w:rPr>
+          <w:rFonts w:ascii="Times New Roman" w:hAnsi="Times New Roman" w:cs="Times New Roman"/>
+        </w:rPr>
+        <w:t xml:space="preserve">Diferenciando-se de implementações padrão, o projeto adotou uma postura de "Defesa em Profundidade" (Defense in </w:t>
+      </w:r>
+      <w:proofErr w:type="spellStart"/>
+      <w:r>
+        <w:rPr>
+          <w:rFonts w:ascii="Times New Roman" w:hAnsi="Times New Roman" w:cs="Times New Roman"/>
+        </w:rPr>
+        <w:t>Depth</w:t>
+      </w:r>
+      <w:proofErr w:type="spellEnd"/>
+      <w:r>
+        <w:rPr>
+          <w:rFonts w:ascii="Times New Roman" w:hAnsi="Times New Roman" w:cs="Times New Roman"/>
+        </w:rPr>
+        <w:t>) através da implementação de mecanismos de defesa ativa.</w:t>
+      </w:r>
       <w:bookmarkEnd w:id="124"/>
       <w:bookmarkEnd w:id="125"/>
       <w:bookmarkEnd w:id="126"/>
+      <w:bookmarkEnd w:id="127"/>
+      <w:bookmarkEnd w:id="128"/>
+    </w:p>
+    <w:p>
+      <w:pPr>
+        <w:pStyle w:val="Ttulo2"/>
+        <w:jc w:val="both"/>
+        <w:rPr>
+          <w:rFonts w:ascii="Times New Roman" w:hAnsi="Times New Roman" w:cs="Times New Roman"/>
+        </w:rPr>
+      </w:pPr>
+      <w:bookmarkStart w:id="129" w:name="_Toc216996129"/>
+      <w:bookmarkStart w:id="130" w:name="_Toc216997397"/>
+      <w:bookmarkStart w:id="131" w:name="_Toc216999713"/>
+      <w:bookmarkStart w:id="132" w:name="_Toc217659148"/>
+      <w:bookmarkStart w:id="133" w:name="_Toc217772224"/>
+      <w:proofErr w:type="spellStart"/>
+      <w:r>
+        <w:rPr>
+          <w:rFonts w:ascii="Times New Roman" w:hAnsi="Times New Roman" w:cs="Times New Roman"/>
+          <w:b/>
+        </w:rPr>
+        <w:t>Honeytokens</w:t>
+      </w:r>
+      <w:proofErr w:type="spellEnd"/>
+      <w:r>
+        <w:rPr>
+          <w:rFonts w:ascii="Times New Roman" w:hAnsi="Times New Roman" w:cs="Times New Roman"/>
+          <w:b/>
+        </w:rPr>
+        <w:t xml:space="preserve"> e Canary </w:t>
+      </w:r>
+      <w:proofErr w:type="spellStart"/>
+      <w:r>
+        <w:rPr>
+          <w:rFonts w:ascii="Times New Roman" w:hAnsi="Times New Roman" w:cs="Times New Roman"/>
+          <w:b/>
+        </w:rPr>
+        <w:t>Endpoints</w:t>
+      </w:r>
+      <w:proofErr w:type="spellEnd"/>
+      <w:r>
+        <w:rPr>
+          <w:rFonts w:ascii="Times New Roman" w:hAnsi="Times New Roman" w:cs="Times New Roman"/>
+          <w:b/>
+        </w:rPr>
+        <w:t>:</w:t>
+      </w:r>
+      <w:r>
+        <w:rPr>
+          <w:rFonts w:ascii="Times New Roman" w:hAnsi="Times New Roman" w:cs="Times New Roman"/>
+        </w:rPr>
+        <w:t xml:space="preserve"> Foram inseridos artefatos falsos (credenciais e rotas de API) para atuar como armadilhas. Qualquer interação com esses elementos aciona alertas de segurança, permitindo a detecção precoce de varreduras ou vazamentos.</w:t>
+      </w:r>
+      <w:bookmarkEnd w:id="129"/>
+      <w:bookmarkEnd w:id="130"/>
+      <w:bookmarkEnd w:id="131"/>
+      <w:bookmarkEnd w:id="132"/>
+      <w:bookmarkEnd w:id="133"/>
+    </w:p>
+    <w:p>
+      <w:pPr>
+        <w:pStyle w:val="Ttulo2"/>
+        <w:jc w:val="both"/>
+        <w:rPr>
+          <w:rFonts w:ascii="Times New Roman" w:hAnsi="Times New Roman" w:cs="Times New Roman"/>
+        </w:rPr>
+      </w:pPr>
+      <w:bookmarkStart w:id="134" w:name="_Toc216996130"/>
+      <w:bookmarkStart w:id="135" w:name="_Toc216997398"/>
+      <w:bookmarkStart w:id="136" w:name="_Toc216999714"/>
+      <w:bookmarkStart w:id="137" w:name="_Toc217659149"/>
+      <w:bookmarkStart w:id="138" w:name="_Toc217772225"/>
+      <w:r>
+        <w:rPr>
+          <w:rFonts w:ascii="Times New Roman" w:hAnsi="Times New Roman" w:cs="Times New Roman"/>
+          <w:b/>
+        </w:rPr>
+        <w:t>Rastreabilidade:</w:t>
+      </w:r>
+      <w:r>
+        <w:rPr>
+          <w:rFonts w:ascii="Times New Roman" w:hAnsi="Times New Roman" w:cs="Times New Roman"/>
+        </w:rPr>
+        <w:t xml:space="preserve"> A implementação de </w:t>
+      </w:r>
+      <w:proofErr w:type="spellStart"/>
+      <w:r>
+        <w:rPr>
+          <w:rFonts w:ascii="Times New Roman" w:hAnsi="Times New Roman" w:cs="Times New Roman"/>
+          <w:i/>
+          <w:iCs/>
+        </w:rPr>
+        <w:t>Correlation</w:t>
+      </w:r>
+      <w:proofErr w:type="spellEnd"/>
+      <w:r>
+        <w:rPr>
+          <w:rFonts w:ascii="Times New Roman" w:hAnsi="Times New Roman" w:cs="Times New Roman"/>
+          <w:i/>
+          <w:iCs/>
+        </w:rPr>
+        <w:t xml:space="preserve"> </w:t>
+      </w:r>
+      <w:proofErr w:type="spellStart"/>
+      <w:r>
+        <w:rPr>
+          <w:rFonts w:ascii="Times New Roman" w:hAnsi="Times New Roman" w:cs="Times New Roman"/>
+          <w:i/>
+          <w:iCs/>
+        </w:rPr>
+        <w:t>IDs</w:t>
+      </w:r>
+      <w:proofErr w:type="spellEnd"/>
+      <w:r>
+        <w:rPr>
+          <w:rFonts w:ascii="Times New Roman" w:hAnsi="Times New Roman" w:cs="Times New Roman"/>
+        </w:rPr>
+        <w:t xml:space="preserve"> (Identificadores de Correlação) permitiu o rastreamento granular de requisições. Em caso de anomalia, é possível isolar a transação exata nos logs, facilitando a resposta a incidentes.</w:t>
+      </w:r>
+      <w:bookmarkEnd w:id="134"/>
+      <w:bookmarkEnd w:id="135"/>
+      <w:bookmarkEnd w:id="136"/>
+      <w:bookmarkEnd w:id="137"/>
+      <w:bookmarkEnd w:id="138"/>
+    </w:p>
+    <w:p>
+      <w:pPr>
+        <w:pStyle w:val="Ttulo2"/>
+        <w:jc w:val="both"/>
+        <w:rPr>
+          <w:rFonts w:ascii="Times New Roman" w:hAnsi="Times New Roman" w:cs="Times New Roman"/>
+        </w:rPr>
+      </w:pPr>
+      <w:bookmarkStart w:id="139" w:name="_Toc216996131"/>
+      <w:bookmarkStart w:id="140" w:name="_Toc216997399"/>
+      <w:bookmarkStart w:id="141" w:name="_Toc216999715"/>
+      <w:bookmarkStart w:id="142" w:name="_Toc217659150"/>
+      <w:bookmarkStart w:id="143" w:name="_Toc217772226"/>
+      <w:r>
+        <w:rPr>
+          <w:rFonts w:ascii="Times New Roman" w:hAnsi="Times New Roman" w:cs="Times New Roman"/>
+          <w:b/>
+        </w:rPr>
+        <w:t>Monitoramento:</w:t>
+      </w:r>
+      <w:r>
+        <w:rPr>
+          <w:rFonts w:ascii="Times New Roman" w:hAnsi="Times New Roman" w:cs="Times New Roman"/>
+        </w:rPr>
+        <w:t xml:space="preserve"> A integração com um SIEM (</w:t>
+      </w:r>
+      <w:r>
+        <w:rPr>
+          <w:rFonts w:ascii="Times New Roman" w:hAnsi="Times New Roman" w:cs="Times New Roman"/>
+          <w:i/>
+          <w:iCs/>
+        </w:rPr>
+        <w:t xml:space="preserve">Security </w:t>
+      </w:r>
+      <w:proofErr w:type="spellStart"/>
+      <w:r>
+        <w:rPr>
+          <w:rFonts w:ascii="Times New Roman" w:hAnsi="Times New Roman" w:cs="Times New Roman"/>
+          <w:i/>
+          <w:iCs/>
+        </w:rPr>
+        <w:t>Information</w:t>
+      </w:r>
+      <w:proofErr w:type="spellEnd"/>
+      <w:r>
+        <w:rPr>
+          <w:rFonts w:ascii="Times New Roman" w:hAnsi="Times New Roman" w:cs="Times New Roman"/>
+          <w:i/>
+          <w:iCs/>
+        </w:rPr>
+        <w:t xml:space="preserve"> </w:t>
+      </w:r>
+      <w:proofErr w:type="spellStart"/>
+      <w:r>
+        <w:rPr>
+          <w:rFonts w:ascii="Times New Roman" w:hAnsi="Times New Roman" w:cs="Times New Roman"/>
+          <w:i/>
+          <w:iCs/>
+        </w:rPr>
+        <w:t>and</w:t>
+      </w:r>
+      <w:proofErr w:type="spellEnd"/>
+      <w:r>
+        <w:rPr>
+          <w:rFonts w:ascii="Times New Roman" w:hAnsi="Times New Roman" w:cs="Times New Roman"/>
+          <w:i/>
+          <w:iCs/>
+        </w:rPr>
+        <w:t xml:space="preserve"> Event Management</w:t>
+      </w:r>
+      <w:r>
+        <w:rPr>
+          <w:rFonts w:ascii="Times New Roman" w:hAnsi="Times New Roman" w:cs="Times New Roman"/>
+        </w:rPr>
+        <w:t>) dedicado assegura que eventos críticos sejam correlacionados e monitorados em tempo real.</w:t>
+      </w:r>
+      <w:bookmarkEnd w:id="139"/>
+      <w:bookmarkEnd w:id="140"/>
+      <w:bookmarkEnd w:id="141"/>
+      <w:bookmarkEnd w:id="142"/>
+      <w:bookmarkEnd w:id="143"/>
+    </w:p>
+    <w:p>
+      <w:pPr>
+        <w:pStyle w:val="Corpodetexto"/>
+        <w:jc w:val="both"/>
+      </w:pPr>
+    </w:p>
+    <w:p>
+      <w:pPr>
+        <w:pStyle w:val="Ttulo2"/>
+        <w:jc w:val="both"/>
+        <w:rPr>
+          <w:rFonts w:ascii="Times New Roman" w:hAnsi="Times New Roman" w:cs="Times New Roman"/>
+          <w:b/>
+          <w:bCs w:val="0"/>
+          <w:sz w:val="28"/>
+          <w:szCs w:val="32"/>
+        </w:rPr>
+      </w:pPr>
+      <w:bookmarkStart w:id="144" w:name="_Toc217772227"/>
+      <w:r>
+        <w:rPr>
+          <w:rFonts w:ascii="Times New Roman" w:hAnsi="Times New Roman" w:cs="Times New Roman"/>
+          <w:b/>
+          <w:bCs w:val="0"/>
+          <w:sz w:val="28"/>
+          <w:szCs w:val="32"/>
+        </w:rPr>
+        <w:lastRenderedPageBreak/>
+        <w:t>4.5 Síntese dos Resultados</w:t>
+      </w:r>
+      <w:bookmarkEnd w:id="144"/>
+    </w:p>
+    <w:p>
+      <w:pPr>
+        <w:pStyle w:val="Ttulo2"/>
+        <w:jc w:val="both"/>
+        <w:rPr>
+          <w:rFonts w:ascii="Times New Roman" w:hAnsi="Times New Roman" w:cs="Times New Roman"/>
+        </w:rPr>
+      </w:pPr>
+      <w:bookmarkStart w:id="145" w:name="_Toc216996133"/>
+      <w:bookmarkStart w:id="146" w:name="_Toc216997401"/>
+      <w:bookmarkStart w:id="147" w:name="_Toc216999717"/>
+      <w:bookmarkStart w:id="148" w:name="_Toc217659152"/>
+      <w:bookmarkStart w:id="149" w:name="_Toc217772228"/>
+      <w:r>
+        <w:rPr>
+          <w:rFonts w:ascii="Times New Roman" w:hAnsi="Times New Roman" w:cs="Times New Roman"/>
+        </w:rPr>
+        <w:t>O quadro a seguir resume os vetores de ataque testados e o status de vulnerabilidade encontrado.</w:t>
+      </w:r>
+      <w:bookmarkEnd w:id="145"/>
+      <w:bookmarkEnd w:id="146"/>
+      <w:bookmarkEnd w:id="147"/>
+      <w:bookmarkEnd w:id="148"/>
+      <w:bookmarkEnd w:id="149"/>
+    </w:p>
+    <w:p>
+      <w:pPr>
+        <w:pStyle w:val="Ttulo2"/>
+        <w:jc w:val="both"/>
+        <w:rPr>
+          <w:rFonts w:ascii="Times New Roman" w:hAnsi="Times New Roman" w:cs="Times New Roman"/>
+        </w:rPr>
+      </w:pPr>
+      <w:bookmarkStart w:id="150" w:name="_Toc216996134"/>
+      <w:bookmarkStart w:id="151" w:name="_Toc216997402"/>
+      <w:bookmarkStart w:id="152" w:name="_Toc216999718"/>
+      <w:bookmarkStart w:id="153" w:name="_Toc217659153"/>
+      <w:bookmarkStart w:id="154" w:name="_Toc217772229"/>
+      <w:r>
+        <w:rPr>
+          <w:rFonts w:ascii="Times New Roman" w:hAnsi="Times New Roman" w:cs="Times New Roman"/>
+          <w:b/>
+        </w:rPr>
+        <w:t>Quadro 1 – Resumo da Auditoria de Segurança</w:t>
+      </w:r>
+      <w:bookmarkEnd w:id="150"/>
+      <w:bookmarkEnd w:id="151"/>
+      <w:bookmarkEnd w:id="152"/>
+      <w:bookmarkEnd w:id="153"/>
+      <w:bookmarkEnd w:id="154"/>
     </w:p>
     <w:tbl>
       <w:tblPr>
@@ -10941,10 +10968,11 @@
                 <w:rFonts w:ascii="Times New Roman" w:hAnsi="Times New Roman" w:cs="Times New Roman"/>
               </w:rPr>
             </w:pPr>
-            <w:bookmarkStart w:id="127" w:name="_Toc216996135"/>
-            <w:bookmarkStart w:id="128" w:name="_Toc216997403"/>
-            <w:bookmarkStart w:id="129" w:name="_Toc216999719"/>
-            <w:bookmarkStart w:id="130" w:name="_Toc217659154"/>
+            <w:bookmarkStart w:id="155" w:name="_Toc216996135"/>
+            <w:bookmarkStart w:id="156" w:name="_Toc216997403"/>
+            <w:bookmarkStart w:id="157" w:name="_Toc216999719"/>
+            <w:bookmarkStart w:id="158" w:name="_Toc217659154"/>
+            <w:bookmarkStart w:id="159" w:name="_Toc217772230"/>
             <w:r>
               <w:rPr>
                 <w:rFonts w:ascii="Times New Roman" w:hAnsi="Times New Roman" w:cs="Times New Roman"/>
@@ -10952,10 +10980,11 @@
               </w:rPr>
               <w:t>Vetor de Ataque</w:t>
             </w:r>
-            <w:bookmarkEnd w:id="127"/>
-            <w:bookmarkEnd w:id="128"/>
-            <w:bookmarkEnd w:id="129"/>
-            <w:bookmarkEnd w:id="130"/>
+            <w:bookmarkEnd w:id="155"/>
+            <w:bookmarkEnd w:id="156"/>
+            <w:bookmarkEnd w:id="157"/>
+            <w:bookmarkEnd w:id="158"/>
+            <w:bookmarkEnd w:id="159"/>
           </w:p>
         </w:tc>
         <w:tc>
@@ -10978,10 +11007,11 @@
                 <w:rFonts w:ascii="Times New Roman" w:hAnsi="Times New Roman" w:cs="Times New Roman"/>
               </w:rPr>
             </w:pPr>
-            <w:bookmarkStart w:id="131" w:name="_Toc216996136"/>
-            <w:bookmarkStart w:id="132" w:name="_Toc216997404"/>
-            <w:bookmarkStart w:id="133" w:name="_Toc216999720"/>
-            <w:bookmarkStart w:id="134" w:name="_Toc217659155"/>
+            <w:bookmarkStart w:id="160" w:name="_Toc216996136"/>
+            <w:bookmarkStart w:id="161" w:name="_Toc216997404"/>
+            <w:bookmarkStart w:id="162" w:name="_Toc216999720"/>
+            <w:bookmarkStart w:id="163" w:name="_Toc217659155"/>
+            <w:bookmarkStart w:id="164" w:name="_Toc217772231"/>
             <w:r>
               <w:rPr>
                 <w:rFonts w:ascii="Times New Roman" w:hAnsi="Times New Roman" w:cs="Times New Roman"/>
@@ -10989,10 +11019,11 @@
               </w:rPr>
               <w:t>Status</w:t>
             </w:r>
-            <w:bookmarkEnd w:id="131"/>
-            <w:bookmarkEnd w:id="132"/>
-            <w:bookmarkEnd w:id="133"/>
-            <w:bookmarkEnd w:id="134"/>
+            <w:bookmarkEnd w:id="160"/>
+            <w:bookmarkEnd w:id="161"/>
+            <w:bookmarkEnd w:id="162"/>
+            <w:bookmarkEnd w:id="163"/>
+            <w:bookmarkEnd w:id="164"/>
           </w:p>
         </w:tc>
         <w:tc>
@@ -11015,10 +11046,11 @@
                 <w:rFonts w:ascii="Times New Roman" w:hAnsi="Times New Roman" w:cs="Times New Roman"/>
               </w:rPr>
             </w:pPr>
-            <w:bookmarkStart w:id="135" w:name="_Toc216996137"/>
-            <w:bookmarkStart w:id="136" w:name="_Toc216997405"/>
-            <w:bookmarkStart w:id="137" w:name="_Toc216999721"/>
-            <w:bookmarkStart w:id="138" w:name="_Toc217659156"/>
+            <w:bookmarkStart w:id="165" w:name="_Toc216996137"/>
+            <w:bookmarkStart w:id="166" w:name="_Toc216997405"/>
+            <w:bookmarkStart w:id="167" w:name="_Toc216999721"/>
+            <w:bookmarkStart w:id="168" w:name="_Toc217659156"/>
+            <w:bookmarkStart w:id="169" w:name="_Toc217772232"/>
             <w:r>
               <w:rPr>
                 <w:rFonts w:ascii="Times New Roman" w:hAnsi="Times New Roman" w:cs="Times New Roman"/>
@@ -11026,10 +11058,11 @@
               </w:rPr>
               <w:t>Observação</w:t>
             </w:r>
-            <w:bookmarkEnd w:id="135"/>
-            <w:bookmarkEnd w:id="136"/>
-            <w:bookmarkEnd w:id="137"/>
-            <w:bookmarkEnd w:id="138"/>
+            <w:bookmarkEnd w:id="165"/>
+            <w:bookmarkEnd w:id="166"/>
+            <w:bookmarkEnd w:id="167"/>
+            <w:bookmarkEnd w:id="168"/>
+            <w:bookmarkEnd w:id="169"/>
           </w:p>
         </w:tc>
       </w:tr>
@@ -11058,10 +11091,11 @@
                 <w:rFonts w:ascii="Times New Roman" w:hAnsi="Times New Roman" w:cs="Times New Roman"/>
               </w:rPr>
             </w:pPr>
-            <w:bookmarkStart w:id="139" w:name="_Toc216996138"/>
-            <w:bookmarkStart w:id="140" w:name="_Toc216997406"/>
-            <w:bookmarkStart w:id="141" w:name="_Toc216999722"/>
-            <w:bookmarkStart w:id="142" w:name="_Toc217659157"/>
+            <w:bookmarkStart w:id="170" w:name="_Toc216996138"/>
+            <w:bookmarkStart w:id="171" w:name="_Toc216997406"/>
+            <w:bookmarkStart w:id="172" w:name="_Toc216999722"/>
+            <w:bookmarkStart w:id="173" w:name="_Toc217659157"/>
+            <w:bookmarkStart w:id="174" w:name="_Toc217772233"/>
             <w:r>
               <w:rPr>
                 <w:rFonts w:ascii="Times New Roman" w:hAnsi="Times New Roman" w:cs="Times New Roman"/>
@@ -11075,10 +11109,11 @@
               </w:rPr>
               <w:t>Injection</w:t>
             </w:r>
-            <w:bookmarkEnd w:id="139"/>
-            <w:bookmarkEnd w:id="140"/>
-            <w:bookmarkEnd w:id="141"/>
-            <w:bookmarkEnd w:id="142"/>
+            <w:bookmarkEnd w:id="170"/>
+            <w:bookmarkEnd w:id="171"/>
+            <w:bookmarkEnd w:id="172"/>
+            <w:bookmarkEnd w:id="173"/>
+            <w:bookmarkEnd w:id="174"/>
             <w:proofErr w:type="spellEnd"/>
           </w:p>
         </w:tc>
@@ -11102,20 +11137,22 @@
                 <w:rFonts w:ascii="Times New Roman" w:hAnsi="Times New Roman" w:cs="Times New Roman"/>
               </w:rPr>
             </w:pPr>
-            <w:bookmarkStart w:id="143" w:name="_Toc216996139"/>
-            <w:bookmarkStart w:id="144" w:name="_Toc216997407"/>
-            <w:bookmarkStart w:id="145" w:name="_Toc216999723"/>
-            <w:bookmarkStart w:id="146" w:name="_Toc217659158"/>
+            <w:bookmarkStart w:id="175" w:name="_Toc216996139"/>
+            <w:bookmarkStart w:id="176" w:name="_Toc216997407"/>
+            <w:bookmarkStart w:id="177" w:name="_Toc216999723"/>
+            <w:bookmarkStart w:id="178" w:name="_Toc217659158"/>
+            <w:bookmarkStart w:id="179" w:name="_Toc217772234"/>
             <w:r>
               <w:rPr>
                 <w:rFonts w:ascii="Times New Roman" w:hAnsi="Times New Roman" w:cs="Times New Roman"/>
               </w:rPr>
               <w:t>Mitigado</w:t>
             </w:r>
-            <w:bookmarkEnd w:id="143"/>
-            <w:bookmarkEnd w:id="144"/>
-            <w:bookmarkEnd w:id="145"/>
-            <w:bookmarkEnd w:id="146"/>
+            <w:bookmarkEnd w:id="175"/>
+            <w:bookmarkEnd w:id="176"/>
+            <w:bookmarkEnd w:id="177"/>
+            <w:bookmarkEnd w:id="178"/>
+            <w:bookmarkEnd w:id="179"/>
           </w:p>
         </w:tc>
         <w:tc>
@@ -11138,20 +11175,22 @@
                 <w:rFonts w:ascii="Times New Roman" w:hAnsi="Times New Roman" w:cs="Times New Roman"/>
               </w:rPr>
             </w:pPr>
-            <w:bookmarkStart w:id="147" w:name="_Toc216996140"/>
-            <w:bookmarkStart w:id="148" w:name="_Toc216997408"/>
-            <w:bookmarkStart w:id="149" w:name="_Toc216999724"/>
-            <w:bookmarkStart w:id="150" w:name="_Toc217659159"/>
+            <w:bookmarkStart w:id="180" w:name="_Toc216996140"/>
+            <w:bookmarkStart w:id="181" w:name="_Toc216997408"/>
+            <w:bookmarkStart w:id="182" w:name="_Toc216999724"/>
+            <w:bookmarkStart w:id="183" w:name="_Toc217659159"/>
+            <w:bookmarkStart w:id="184" w:name="_Toc217772235"/>
             <w:r>
               <w:rPr>
                 <w:rFonts w:ascii="Times New Roman" w:hAnsi="Times New Roman" w:cs="Times New Roman"/>
               </w:rPr>
               <w:t>Uso de ORM/API segura e RLS.</w:t>
             </w:r>
-            <w:bookmarkEnd w:id="147"/>
-            <w:bookmarkEnd w:id="148"/>
-            <w:bookmarkEnd w:id="149"/>
-            <w:bookmarkEnd w:id="150"/>
+            <w:bookmarkEnd w:id="180"/>
+            <w:bookmarkEnd w:id="181"/>
+            <w:bookmarkEnd w:id="182"/>
+            <w:bookmarkEnd w:id="183"/>
+            <w:bookmarkEnd w:id="184"/>
           </w:p>
         </w:tc>
       </w:tr>
@@ -11180,10 +11219,11 @@
                 <w:rFonts w:ascii="Times New Roman" w:hAnsi="Times New Roman" w:cs="Times New Roman"/>
               </w:rPr>
             </w:pPr>
-            <w:bookmarkStart w:id="151" w:name="_Toc216996141"/>
-            <w:bookmarkStart w:id="152" w:name="_Toc216997409"/>
-            <w:bookmarkStart w:id="153" w:name="_Toc216999725"/>
-            <w:bookmarkStart w:id="154" w:name="_Toc217659160"/>
+            <w:bookmarkStart w:id="185" w:name="_Toc216996141"/>
+            <w:bookmarkStart w:id="186" w:name="_Toc216997409"/>
+            <w:bookmarkStart w:id="187" w:name="_Toc216999725"/>
+            <w:bookmarkStart w:id="188" w:name="_Toc217659160"/>
+            <w:bookmarkStart w:id="189" w:name="_Toc217772236"/>
             <w:r>
               <w:rPr>
                 <w:rFonts w:ascii="Times New Roman" w:hAnsi="Times New Roman" w:cs="Times New Roman"/>
@@ -11214,10 +11254,11 @@
               </w:rPr>
               <w:t>)</w:t>
             </w:r>
-            <w:bookmarkEnd w:id="151"/>
-            <w:bookmarkEnd w:id="152"/>
-            <w:bookmarkEnd w:id="153"/>
-            <w:bookmarkEnd w:id="154"/>
+            <w:bookmarkEnd w:id="185"/>
+            <w:bookmarkEnd w:id="186"/>
+            <w:bookmarkEnd w:id="187"/>
+            <w:bookmarkEnd w:id="188"/>
+            <w:bookmarkEnd w:id="189"/>
           </w:p>
         </w:tc>
         <w:tc>
@@ -11240,20 +11281,22 @@
                 <w:rFonts w:ascii="Times New Roman" w:hAnsi="Times New Roman" w:cs="Times New Roman"/>
               </w:rPr>
             </w:pPr>
-            <w:bookmarkStart w:id="155" w:name="_Toc216996142"/>
-            <w:bookmarkStart w:id="156" w:name="_Toc216997410"/>
-            <w:bookmarkStart w:id="157" w:name="_Toc216999726"/>
-            <w:bookmarkStart w:id="158" w:name="_Toc217659161"/>
+            <w:bookmarkStart w:id="190" w:name="_Toc216996142"/>
+            <w:bookmarkStart w:id="191" w:name="_Toc216997410"/>
+            <w:bookmarkStart w:id="192" w:name="_Toc216999726"/>
+            <w:bookmarkStart w:id="193" w:name="_Toc217659161"/>
+            <w:bookmarkStart w:id="194" w:name="_Toc217772237"/>
             <w:r>
               <w:rPr>
                 <w:rFonts w:ascii="Times New Roman" w:hAnsi="Times New Roman" w:cs="Times New Roman"/>
               </w:rPr>
               <w:t>Mitigado</w:t>
             </w:r>
-            <w:bookmarkEnd w:id="155"/>
-            <w:bookmarkEnd w:id="156"/>
-            <w:bookmarkEnd w:id="157"/>
-            <w:bookmarkEnd w:id="158"/>
+            <w:bookmarkEnd w:id="190"/>
+            <w:bookmarkEnd w:id="191"/>
+            <w:bookmarkEnd w:id="192"/>
+            <w:bookmarkEnd w:id="193"/>
+            <w:bookmarkEnd w:id="194"/>
           </w:p>
         </w:tc>
         <w:tc>
@@ -11276,20 +11319,22 @@
                 <w:rFonts w:ascii="Times New Roman" w:hAnsi="Times New Roman" w:cs="Times New Roman"/>
               </w:rPr>
             </w:pPr>
-            <w:bookmarkStart w:id="159" w:name="_Toc216996143"/>
-            <w:bookmarkStart w:id="160" w:name="_Toc216997411"/>
-            <w:bookmarkStart w:id="161" w:name="_Toc216999727"/>
-            <w:bookmarkStart w:id="162" w:name="_Toc217659162"/>
+            <w:bookmarkStart w:id="195" w:name="_Toc216996143"/>
+            <w:bookmarkStart w:id="196" w:name="_Toc216997411"/>
+            <w:bookmarkStart w:id="197" w:name="_Toc216999727"/>
+            <w:bookmarkStart w:id="198" w:name="_Toc217659162"/>
+            <w:bookmarkStart w:id="199" w:name="_Toc217772238"/>
             <w:r>
               <w:rPr>
                 <w:rFonts w:ascii="Times New Roman" w:hAnsi="Times New Roman" w:cs="Times New Roman"/>
               </w:rPr>
               <w:t>Sanitização automática do framework.</w:t>
             </w:r>
-            <w:bookmarkEnd w:id="159"/>
-            <w:bookmarkEnd w:id="160"/>
-            <w:bookmarkEnd w:id="161"/>
-            <w:bookmarkEnd w:id="162"/>
+            <w:bookmarkEnd w:id="195"/>
+            <w:bookmarkEnd w:id="196"/>
+            <w:bookmarkEnd w:id="197"/>
+            <w:bookmarkEnd w:id="198"/>
+            <w:bookmarkEnd w:id="199"/>
           </w:p>
         </w:tc>
       </w:tr>
@@ -11318,20 +11363,22 @@
                 <w:rFonts w:ascii="Times New Roman" w:hAnsi="Times New Roman" w:cs="Times New Roman"/>
               </w:rPr>
             </w:pPr>
-            <w:bookmarkStart w:id="163" w:name="_Toc216996144"/>
-            <w:bookmarkStart w:id="164" w:name="_Toc216997412"/>
-            <w:bookmarkStart w:id="165" w:name="_Toc216999728"/>
-            <w:bookmarkStart w:id="166" w:name="_Toc217659163"/>
+            <w:bookmarkStart w:id="200" w:name="_Toc216996144"/>
+            <w:bookmarkStart w:id="201" w:name="_Toc216997412"/>
+            <w:bookmarkStart w:id="202" w:name="_Toc216999728"/>
+            <w:bookmarkStart w:id="203" w:name="_Toc217659163"/>
+            <w:bookmarkStart w:id="204" w:name="_Toc217772239"/>
             <w:r>
               <w:rPr>
                 <w:rFonts w:ascii="Times New Roman" w:hAnsi="Times New Roman" w:cs="Times New Roman"/>
               </w:rPr>
               <w:t>Quebra de Autenticação</w:t>
             </w:r>
-            <w:bookmarkEnd w:id="163"/>
-            <w:bookmarkEnd w:id="164"/>
-            <w:bookmarkEnd w:id="165"/>
-            <w:bookmarkEnd w:id="166"/>
+            <w:bookmarkEnd w:id="200"/>
+            <w:bookmarkEnd w:id="201"/>
+            <w:bookmarkEnd w:id="202"/>
+            <w:bookmarkEnd w:id="203"/>
+            <w:bookmarkEnd w:id="204"/>
           </w:p>
         </w:tc>
         <w:tc>
@@ -11354,20 +11401,22 @@
                 <w:rFonts w:ascii="Times New Roman" w:hAnsi="Times New Roman" w:cs="Times New Roman"/>
               </w:rPr>
             </w:pPr>
-            <w:bookmarkStart w:id="167" w:name="_Toc216996145"/>
-            <w:bookmarkStart w:id="168" w:name="_Toc216997413"/>
-            <w:bookmarkStart w:id="169" w:name="_Toc216999729"/>
-            <w:bookmarkStart w:id="170" w:name="_Toc217659164"/>
+            <w:bookmarkStart w:id="205" w:name="_Toc216996145"/>
+            <w:bookmarkStart w:id="206" w:name="_Toc216997413"/>
+            <w:bookmarkStart w:id="207" w:name="_Toc216999729"/>
+            <w:bookmarkStart w:id="208" w:name="_Toc217659164"/>
+            <w:bookmarkStart w:id="209" w:name="_Toc217772240"/>
             <w:r>
               <w:rPr>
                 <w:rFonts w:ascii="Times New Roman" w:hAnsi="Times New Roman" w:cs="Times New Roman"/>
               </w:rPr>
               <w:t>Mitigado</w:t>
             </w:r>
-            <w:bookmarkEnd w:id="167"/>
-            <w:bookmarkEnd w:id="168"/>
-            <w:bookmarkEnd w:id="169"/>
-            <w:bookmarkEnd w:id="170"/>
+            <w:bookmarkEnd w:id="205"/>
+            <w:bookmarkEnd w:id="206"/>
+            <w:bookmarkEnd w:id="207"/>
+            <w:bookmarkEnd w:id="208"/>
+            <w:bookmarkEnd w:id="209"/>
           </w:p>
         </w:tc>
         <w:tc>
@@ -11390,10 +11439,11 @@
                 <w:rFonts w:ascii="Times New Roman" w:hAnsi="Times New Roman" w:cs="Times New Roman"/>
               </w:rPr>
             </w:pPr>
-            <w:bookmarkStart w:id="171" w:name="_Toc216996146"/>
-            <w:bookmarkStart w:id="172" w:name="_Toc216997414"/>
-            <w:bookmarkStart w:id="173" w:name="_Toc216999730"/>
-            <w:bookmarkStart w:id="174" w:name="_Toc217659165"/>
+            <w:bookmarkStart w:id="210" w:name="_Toc216996146"/>
+            <w:bookmarkStart w:id="211" w:name="_Toc216997414"/>
+            <w:bookmarkStart w:id="212" w:name="_Toc216999730"/>
+            <w:bookmarkStart w:id="213" w:name="_Toc217659165"/>
+            <w:bookmarkStart w:id="214" w:name="_Toc217772241"/>
             <w:proofErr w:type="spellStart"/>
             <w:r>
               <w:rPr>
@@ -11422,10 +11472,11 @@
               </w:rPr>
               <w:t xml:space="preserve"> com validação robusta.</w:t>
             </w:r>
-            <w:bookmarkEnd w:id="171"/>
-            <w:bookmarkEnd w:id="172"/>
-            <w:bookmarkEnd w:id="173"/>
-            <w:bookmarkEnd w:id="174"/>
+            <w:bookmarkEnd w:id="210"/>
+            <w:bookmarkEnd w:id="211"/>
+            <w:bookmarkEnd w:id="212"/>
+            <w:bookmarkEnd w:id="213"/>
+            <w:bookmarkEnd w:id="214"/>
           </w:p>
         </w:tc>
       </w:tr>
@@ -11454,20 +11505,22 @@
                 <w:rFonts w:ascii="Times New Roman" w:hAnsi="Times New Roman" w:cs="Times New Roman"/>
               </w:rPr>
             </w:pPr>
-            <w:bookmarkStart w:id="175" w:name="_Toc216996147"/>
-            <w:bookmarkStart w:id="176" w:name="_Toc216997415"/>
-            <w:bookmarkStart w:id="177" w:name="_Toc216999731"/>
-            <w:bookmarkStart w:id="178" w:name="_Toc217659166"/>
+            <w:bookmarkStart w:id="215" w:name="_Toc216996147"/>
+            <w:bookmarkStart w:id="216" w:name="_Toc216997415"/>
+            <w:bookmarkStart w:id="217" w:name="_Toc216999731"/>
+            <w:bookmarkStart w:id="218" w:name="_Toc217659166"/>
+            <w:bookmarkStart w:id="219" w:name="_Toc217772242"/>
             <w:r>
               <w:rPr>
                 <w:rFonts w:ascii="Times New Roman" w:hAnsi="Times New Roman" w:cs="Times New Roman"/>
               </w:rPr>
               <w:t>Exposição de Dados Sensíveis</w:t>
             </w:r>
-            <w:bookmarkEnd w:id="175"/>
-            <w:bookmarkEnd w:id="176"/>
-            <w:bookmarkEnd w:id="177"/>
-            <w:bookmarkEnd w:id="178"/>
+            <w:bookmarkEnd w:id="215"/>
+            <w:bookmarkEnd w:id="216"/>
+            <w:bookmarkEnd w:id="217"/>
+            <w:bookmarkEnd w:id="218"/>
+            <w:bookmarkEnd w:id="219"/>
           </w:p>
         </w:tc>
         <w:tc>
@@ -11490,20 +11543,22 @@
                 <w:rFonts w:ascii="Times New Roman" w:hAnsi="Times New Roman" w:cs="Times New Roman"/>
               </w:rPr>
             </w:pPr>
-            <w:bookmarkStart w:id="179" w:name="_Toc216996148"/>
-            <w:bookmarkStart w:id="180" w:name="_Toc216997416"/>
-            <w:bookmarkStart w:id="181" w:name="_Toc216999732"/>
-            <w:bookmarkStart w:id="182" w:name="_Toc217659167"/>
+            <w:bookmarkStart w:id="220" w:name="_Toc216996148"/>
+            <w:bookmarkStart w:id="221" w:name="_Toc216997416"/>
+            <w:bookmarkStart w:id="222" w:name="_Toc216999732"/>
+            <w:bookmarkStart w:id="223" w:name="_Toc217659167"/>
+            <w:bookmarkStart w:id="224" w:name="_Toc217772243"/>
             <w:r>
               <w:rPr>
                 <w:rFonts w:ascii="Times New Roman" w:hAnsi="Times New Roman" w:cs="Times New Roman"/>
               </w:rPr>
               <w:t>Mitigado</w:t>
             </w:r>
-            <w:bookmarkEnd w:id="179"/>
-            <w:bookmarkEnd w:id="180"/>
-            <w:bookmarkEnd w:id="181"/>
-            <w:bookmarkEnd w:id="182"/>
+            <w:bookmarkEnd w:id="220"/>
+            <w:bookmarkEnd w:id="221"/>
+            <w:bookmarkEnd w:id="222"/>
+            <w:bookmarkEnd w:id="223"/>
+            <w:bookmarkEnd w:id="224"/>
           </w:p>
         </w:tc>
         <w:tc>
@@ -11526,20 +11581,22 @@
                 <w:rFonts w:ascii="Times New Roman" w:hAnsi="Times New Roman" w:cs="Times New Roman"/>
               </w:rPr>
             </w:pPr>
-            <w:bookmarkStart w:id="183" w:name="_Toc216996149"/>
-            <w:bookmarkStart w:id="184" w:name="_Toc216997417"/>
-            <w:bookmarkStart w:id="185" w:name="_Toc216999733"/>
-            <w:bookmarkStart w:id="186" w:name="_Toc217659168"/>
+            <w:bookmarkStart w:id="225" w:name="_Toc216996149"/>
+            <w:bookmarkStart w:id="226" w:name="_Toc216997417"/>
+            <w:bookmarkStart w:id="227" w:name="_Toc216999733"/>
+            <w:bookmarkStart w:id="228" w:name="_Toc217659168"/>
+            <w:bookmarkStart w:id="229" w:name="_Toc217772244"/>
             <w:r>
               <w:rPr>
                 <w:rFonts w:ascii="Times New Roman" w:hAnsi="Times New Roman" w:cs="Times New Roman"/>
               </w:rPr>
               <w:t>RLS impede vazamento de dados de terceiros.</w:t>
             </w:r>
-            <w:bookmarkEnd w:id="183"/>
-            <w:bookmarkEnd w:id="184"/>
-            <w:bookmarkEnd w:id="185"/>
-            <w:bookmarkEnd w:id="186"/>
+            <w:bookmarkEnd w:id="225"/>
+            <w:bookmarkEnd w:id="226"/>
+            <w:bookmarkEnd w:id="227"/>
+            <w:bookmarkEnd w:id="228"/>
+            <w:bookmarkEnd w:id="229"/>
           </w:p>
         </w:tc>
       </w:tr>
@@ -11568,20 +11625,22 @@
                 <w:rFonts w:ascii="Times New Roman" w:hAnsi="Times New Roman" w:cs="Times New Roman"/>
               </w:rPr>
             </w:pPr>
-            <w:bookmarkStart w:id="187" w:name="_Toc216996150"/>
-            <w:bookmarkStart w:id="188" w:name="_Toc216997418"/>
-            <w:bookmarkStart w:id="189" w:name="_Toc216999734"/>
-            <w:bookmarkStart w:id="190" w:name="_Toc217659169"/>
+            <w:bookmarkStart w:id="230" w:name="_Toc216996150"/>
+            <w:bookmarkStart w:id="231" w:name="_Toc216997418"/>
+            <w:bookmarkStart w:id="232" w:name="_Toc216999734"/>
+            <w:bookmarkStart w:id="233" w:name="_Toc217659169"/>
+            <w:bookmarkStart w:id="234" w:name="_Toc217772245"/>
             <w:r>
               <w:rPr>
                 <w:rFonts w:ascii="Times New Roman" w:hAnsi="Times New Roman" w:cs="Times New Roman"/>
               </w:rPr>
               <w:t>Escalação de Privilégios</w:t>
             </w:r>
-            <w:bookmarkEnd w:id="187"/>
-            <w:bookmarkEnd w:id="188"/>
-            <w:bookmarkEnd w:id="189"/>
-            <w:bookmarkEnd w:id="190"/>
+            <w:bookmarkEnd w:id="230"/>
+            <w:bookmarkEnd w:id="231"/>
+            <w:bookmarkEnd w:id="232"/>
+            <w:bookmarkEnd w:id="233"/>
+            <w:bookmarkEnd w:id="234"/>
           </w:p>
         </w:tc>
         <w:tc>
@@ -11604,20 +11663,22 @@
                 <w:rFonts w:ascii="Times New Roman" w:hAnsi="Times New Roman" w:cs="Times New Roman"/>
               </w:rPr>
             </w:pPr>
-            <w:bookmarkStart w:id="191" w:name="_Toc216996151"/>
-            <w:bookmarkStart w:id="192" w:name="_Toc216997419"/>
-            <w:bookmarkStart w:id="193" w:name="_Toc216999735"/>
-            <w:bookmarkStart w:id="194" w:name="_Toc217659170"/>
+            <w:bookmarkStart w:id="235" w:name="_Toc216996151"/>
+            <w:bookmarkStart w:id="236" w:name="_Toc216997419"/>
+            <w:bookmarkStart w:id="237" w:name="_Toc216999735"/>
+            <w:bookmarkStart w:id="238" w:name="_Toc217659170"/>
+            <w:bookmarkStart w:id="239" w:name="_Toc217772246"/>
             <w:r>
               <w:rPr>
                 <w:rFonts w:ascii="Times New Roman" w:hAnsi="Times New Roman" w:cs="Times New Roman"/>
               </w:rPr>
               <w:t>Mitigado</w:t>
             </w:r>
-            <w:bookmarkEnd w:id="191"/>
-            <w:bookmarkEnd w:id="192"/>
-            <w:bookmarkEnd w:id="193"/>
-            <w:bookmarkEnd w:id="194"/>
+            <w:bookmarkEnd w:id="235"/>
+            <w:bookmarkEnd w:id="236"/>
+            <w:bookmarkEnd w:id="237"/>
+            <w:bookmarkEnd w:id="238"/>
+            <w:bookmarkEnd w:id="239"/>
           </w:p>
         </w:tc>
         <w:tc>
@@ -11640,10 +11701,11 @@
                 <w:rFonts w:ascii="Times New Roman" w:hAnsi="Times New Roman" w:cs="Times New Roman"/>
               </w:rPr>
             </w:pPr>
-            <w:bookmarkStart w:id="195" w:name="_Toc216996152"/>
-            <w:bookmarkStart w:id="196" w:name="_Toc216997420"/>
-            <w:bookmarkStart w:id="197" w:name="_Toc216999736"/>
-            <w:bookmarkStart w:id="198" w:name="_Toc217659171"/>
+            <w:bookmarkStart w:id="240" w:name="_Toc216996152"/>
+            <w:bookmarkStart w:id="241" w:name="_Toc216997420"/>
+            <w:bookmarkStart w:id="242" w:name="_Toc216999736"/>
+            <w:bookmarkStart w:id="243" w:name="_Toc217659171"/>
+            <w:bookmarkStart w:id="244" w:name="_Toc217772247"/>
             <w:r>
               <w:rPr>
                 <w:rFonts w:ascii="Times New Roman" w:hAnsi="Times New Roman" w:cs="Times New Roman"/>
@@ -11664,10 +11726,11 @@
               </w:rPr>
               <w:t xml:space="preserve"> no banco de dados.</w:t>
             </w:r>
-            <w:bookmarkEnd w:id="195"/>
-            <w:bookmarkEnd w:id="196"/>
-            <w:bookmarkEnd w:id="197"/>
-            <w:bookmarkEnd w:id="198"/>
+            <w:bookmarkEnd w:id="240"/>
+            <w:bookmarkEnd w:id="241"/>
+            <w:bookmarkEnd w:id="242"/>
+            <w:bookmarkEnd w:id="243"/>
+            <w:bookmarkEnd w:id="244"/>
           </w:p>
         </w:tc>
       </w:tr>
@@ -11696,20 +11759,22 @@
                 <w:rFonts w:ascii="Times New Roman" w:hAnsi="Times New Roman" w:cs="Times New Roman"/>
               </w:rPr>
             </w:pPr>
-            <w:bookmarkStart w:id="199" w:name="_Toc216996153"/>
-            <w:bookmarkStart w:id="200" w:name="_Toc216997421"/>
-            <w:bookmarkStart w:id="201" w:name="_Toc216999737"/>
-            <w:bookmarkStart w:id="202" w:name="_Toc217659172"/>
+            <w:bookmarkStart w:id="245" w:name="_Toc216996153"/>
+            <w:bookmarkStart w:id="246" w:name="_Toc216997421"/>
+            <w:bookmarkStart w:id="247" w:name="_Toc216999737"/>
+            <w:bookmarkStart w:id="248" w:name="_Toc217659172"/>
+            <w:bookmarkStart w:id="249" w:name="_Toc217772248"/>
             <w:r>
               <w:rPr>
                 <w:rFonts w:ascii="Times New Roman" w:hAnsi="Times New Roman" w:cs="Times New Roman"/>
               </w:rPr>
               <w:t>Configuração de Segurança Incorreta</w:t>
             </w:r>
-            <w:bookmarkEnd w:id="199"/>
-            <w:bookmarkEnd w:id="200"/>
-            <w:bookmarkEnd w:id="201"/>
-            <w:bookmarkEnd w:id="202"/>
+            <w:bookmarkEnd w:id="245"/>
+            <w:bookmarkEnd w:id="246"/>
+            <w:bookmarkEnd w:id="247"/>
+            <w:bookmarkEnd w:id="248"/>
+            <w:bookmarkEnd w:id="249"/>
           </w:p>
         </w:tc>
         <w:tc>
@@ -11732,20 +11797,22 @@
                 <w:rFonts w:ascii="Times New Roman" w:hAnsi="Times New Roman" w:cs="Times New Roman"/>
               </w:rPr>
             </w:pPr>
-            <w:bookmarkStart w:id="203" w:name="_Toc216996154"/>
-            <w:bookmarkStart w:id="204" w:name="_Toc216997422"/>
-            <w:bookmarkStart w:id="205" w:name="_Toc216999738"/>
-            <w:bookmarkStart w:id="206" w:name="_Toc217659173"/>
+            <w:bookmarkStart w:id="250" w:name="_Toc216996154"/>
+            <w:bookmarkStart w:id="251" w:name="_Toc216997422"/>
+            <w:bookmarkStart w:id="252" w:name="_Toc216999738"/>
+            <w:bookmarkStart w:id="253" w:name="_Toc217659173"/>
+            <w:bookmarkStart w:id="254" w:name="_Toc217772249"/>
             <w:r>
               <w:rPr>
                 <w:rFonts w:ascii="Times New Roman" w:hAnsi="Times New Roman" w:cs="Times New Roman"/>
               </w:rPr>
               <w:t>Mitigado</w:t>
             </w:r>
-            <w:bookmarkEnd w:id="203"/>
-            <w:bookmarkEnd w:id="204"/>
-            <w:bookmarkEnd w:id="205"/>
-            <w:bookmarkEnd w:id="206"/>
+            <w:bookmarkEnd w:id="250"/>
+            <w:bookmarkEnd w:id="251"/>
+            <w:bookmarkEnd w:id="252"/>
+            <w:bookmarkEnd w:id="253"/>
+            <w:bookmarkEnd w:id="254"/>
           </w:p>
         </w:tc>
         <w:tc>
@@ -11768,10 +11835,11 @@
                 <w:rFonts w:ascii="Times New Roman" w:hAnsi="Times New Roman" w:cs="Times New Roman"/>
               </w:rPr>
             </w:pPr>
-            <w:bookmarkStart w:id="207" w:name="_Toc216996155"/>
-            <w:bookmarkStart w:id="208" w:name="_Toc216997423"/>
-            <w:bookmarkStart w:id="209" w:name="_Toc216999739"/>
-            <w:bookmarkStart w:id="210" w:name="_Toc217659174"/>
+            <w:bookmarkStart w:id="255" w:name="_Toc216996155"/>
+            <w:bookmarkStart w:id="256" w:name="_Toc216997423"/>
+            <w:bookmarkStart w:id="257" w:name="_Toc216999739"/>
+            <w:bookmarkStart w:id="258" w:name="_Toc217659174"/>
+            <w:bookmarkStart w:id="259" w:name="_Toc217772250"/>
             <w:proofErr w:type="spellStart"/>
             <w:r>
               <w:rPr>
@@ -11786,10 +11854,11 @@
               </w:rPr>
               <w:t xml:space="preserve"> de segurança e HTTPS forçado ativos.</w:t>
             </w:r>
-            <w:bookmarkEnd w:id="207"/>
-            <w:bookmarkEnd w:id="208"/>
-            <w:bookmarkEnd w:id="209"/>
-            <w:bookmarkEnd w:id="210"/>
+            <w:bookmarkEnd w:id="255"/>
+            <w:bookmarkEnd w:id="256"/>
+            <w:bookmarkEnd w:id="257"/>
+            <w:bookmarkEnd w:id="258"/>
+            <w:bookmarkEnd w:id="259"/>
           </w:p>
         </w:tc>
       </w:tr>
@@ -11802,10 +11871,11 @@
           <w:rFonts w:ascii="Times New Roman" w:hAnsi="Times New Roman" w:cs="Times New Roman"/>
         </w:rPr>
       </w:pPr>
-      <w:bookmarkStart w:id="211" w:name="_Toc216996156"/>
-      <w:bookmarkStart w:id="212" w:name="_Toc216997424"/>
-      <w:bookmarkStart w:id="213" w:name="_Toc216999740"/>
-      <w:bookmarkStart w:id="214" w:name="_Toc217659175"/>
+      <w:bookmarkStart w:id="260" w:name="_Toc216996156"/>
+      <w:bookmarkStart w:id="261" w:name="_Toc216997424"/>
+      <w:bookmarkStart w:id="262" w:name="_Toc216999740"/>
+      <w:bookmarkStart w:id="263" w:name="_Toc217659175"/>
+      <w:bookmarkStart w:id="264" w:name="_Toc217772251"/>
       <w:r>
         <w:rPr>
           <w:rFonts w:ascii="Times New Roman" w:hAnsi="Times New Roman" w:cs="Times New Roman"/>
@@ -11814,10 +11884,11 @@
         </w:rPr>
         <w:t>Fonte: Elaborado pelo autor (2025).</w:t>
       </w:r>
-      <w:bookmarkEnd w:id="211"/>
-      <w:bookmarkEnd w:id="212"/>
-      <w:bookmarkEnd w:id="213"/>
-      <w:bookmarkEnd w:id="214"/>
+      <w:bookmarkEnd w:id="260"/>
+      <w:bookmarkEnd w:id="261"/>
+      <w:bookmarkEnd w:id="262"/>
+      <w:bookmarkEnd w:id="263"/>
+      <w:bookmarkEnd w:id="264"/>
     </w:p>
     <w:p>
       <w:pPr>
@@ -11827,10 +11898,11 @@
           <w:rFonts w:ascii="Times New Roman" w:hAnsi="Times New Roman" w:cs="Times New Roman"/>
         </w:rPr>
       </w:pPr>
-      <w:bookmarkStart w:id="215" w:name="_Toc216996157"/>
-      <w:bookmarkStart w:id="216" w:name="_Toc216997425"/>
-      <w:bookmarkStart w:id="217" w:name="_Toc216999741"/>
-      <w:bookmarkStart w:id="218" w:name="_Toc217659176"/>
+      <w:bookmarkStart w:id="265" w:name="_Toc216996157"/>
+      <w:bookmarkStart w:id="266" w:name="_Toc216997425"/>
+      <w:bookmarkStart w:id="267" w:name="_Toc216999741"/>
+      <w:bookmarkStart w:id="268" w:name="_Toc217659176"/>
+      <w:bookmarkStart w:id="269" w:name="_Toc217772252"/>
       <w:r>
         <w:rPr>
           <w:rFonts w:ascii="Times New Roman" w:hAnsi="Times New Roman" w:cs="Times New Roman"/>
@@ -11851,10 +11923,11 @@
         </w:rPr>
         <w:t xml:space="preserve"> OWASP ASVS aplicáveis ao escopo do projeto.</w:t>
       </w:r>
-      <w:bookmarkEnd w:id="215"/>
-      <w:bookmarkEnd w:id="216"/>
-      <w:bookmarkEnd w:id="217"/>
-      <w:bookmarkEnd w:id="218"/>
+      <w:bookmarkEnd w:id="265"/>
+      <w:bookmarkEnd w:id="266"/>
+      <w:bookmarkEnd w:id="267"/>
+      <w:bookmarkEnd w:id="268"/>
+      <w:bookmarkEnd w:id="269"/>
       <w:r>
         <w:rPr>
           <w:rFonts w:ascii="Times New Roman" w:hAnsi="Times New Roman" w:cs="Times New Roman"/>
@@ -11871,7 +11944,7 @@
           <w:color w:val="000000" w:themeColor="text1"/>
         </w:rPr>
       </w:pPr>
-      <w:bookmarkStart w:id="219" w:name="_Toc217659177"/>
+      <w:bookmarkStart w:id="270" w:name="_Toc217772253"/>
       <w:r>
         <w:rPr>
           <w:rFonts w:ascii="Times New Roman" w:hAnsi="Times New Roman" w:cs="Times New Roman"/>
@@ -11880,7 +11953,7 @@
         <w:lastRenderedPageBreak/>
         <w:t>5. EXECUÇÃO E ANÁLISE DOS TESTES DE SEGURANÇA</w:t>
       </w:r>
-      <w:bookmarkEnd w:id="219"/>
+      <w:bookmarkEnd w:id="270"/>
     </w:p>
     <w:p>
       <w:pPr>
@@ -11938,7 +12011,7 @@
           <w:szCs w:val="32"/>
         </w:rPr>
       </w:pPr>
-      <w:bookmarkStart w:id="220" w:name="_Toc217659178"/>
+      <w:bookmarkStart w:id="271" w:name="_Toc217772254"/>
       <w:r>
         <w:rPr>
           <w:rFonts w:ascii="Times New Roman" w:hAnsi="Times New Roman" w:cs="Times New Roman"/>
@@ -11959,7 +12032,7 @@
         </w:rPr>
         <w:t>:</w:t>
       </w:r>
-      <w:bookmarkEnd w:id="220"/>
+      <w:bookmarkEnd w:id="271"/>
     </w:p>
     <w:p>
       <w:pPr>
@@ -11975,20 +12048,22 @@
         </w:rPr>
         <w:t xml:space="preserve"> </w:t>
       </w:r>
-      <w:bookmarkStart w:id="221" w:name="_Toc216996160"/>
-      <w:bookmarkStart w:id="222" w:name="_Toc216997428"/>
-      <w:bookmarkStart w:id="223" w:name="_Toc216999744"/>
-      <w:bookmarkStart w:id="224" w:name="_Toc217659179"/>
+      <w:bookmarkStart w:id="272" w:name="_Toc216996160"/>
+      <w:bookmarkStart w:id="273" w:name="_Toc216997428"/>
+      <w:bookmarkStart w:id="274" w:name="_Toc216999744"/>
+      <w:bookmarkStart w:id="275" w:name="_Toc217659179"/>
+      <w:bookmarkStart w:id="276" w:name="_Toc217772255"/>
       <w:r>
         <w:rPr>
           <w:rFonts w:ascii="Times New Roman" w:hAnsi="Times New Roman" w:cs="Times New Roman"/>
         </w:rPr>
         <w:t>Foram realizados testes exaustivos nos mecanismos de login e gestão de identidade. As simulações incluíram tentativas de acesso com credenciais inexistentes, senhas incorretas e e-mails em formatos válidos e inválidos. Adicionalmente, executaram-se testes de enumeração de usuários (tentativa de descobrir quais e-mails estão cadastrados baseando-se no tempo de resposta ou mensagens de erro) e exploração direta da API de autenticação. Os resultados demonstraram a robustez do sistema:</w:t>
       </w:r>
-      <w:bookmarkEnd w:id="221"/>
-      <w:bookmarkEnd w:id="222"/>
-      <w:bookmarkEnd w:id="223"/>
-      <w:bookmarkEnd w:id="224"/>
+      <w:bookmarkEnd w:id="272"/>
+      <w:bookmarkEnd w:id="273"/>
+      <w:bookmarkEnd w:id="274"/>
+      <w:bookmarkEnd w:id="275"/>
+      <w:bookmarkEnd w:id="276"/>
     </w:p>
     <w:p>
       <w:pPr>
@@ -12086,7 +12161,7 @@
           <w:szCs w:val="32"/>
         </w:rPr>
       </w:pPr>
-      <w:bookmarkStart w:id="225" w:name="_Toc217659180"/>
+      <w:bookmarkStart w:id="277" w:name="_Toc217772256"/>
       <w:r>
         <w:rPr>
           <w:rFonts w:ascii="Times New Roman" w:hAnsi="Times New Roman" w:cs="Times New Roman"/>
@@ -12107,7 +12182,7 @@
         </w:rPr>
         <w:t>:</w:t>
       </w:r>
-      <w:bookmarkEnd w:id="225"/>
+      <w:bookmarkEnd w:id="277"/>
     </w:p>
     <w:p>
       <w:pPr>
@@ -12117,10 +12192,11 @@
           <w:rFonts w:ascii="Times New Roman" w:hAnsi="Times New Roman" w:cs="Times New Roman"/>
         </w:rPr>
       </w:pPr>
-      <w:bookmarkStart w:id="226" w:name="_Toc216996162"/>
-      <w:bookmarkStart w:id="227" w:name="_Toc216997430"/>
-      <w:bookmarkStart w:id="228" w:name="_Toc216999746"/>
-      <w:bookmarkStart w:id="229" w:name="_Toc217659181"/>
+      <w:bookmarkStart w:id="278" w:name="_Toc216996162"/>
+      <w:bookmarkStart w:id="279" w:name="_Toc216997430"/>
+      <w:bookmarkStart w:id="280" w:name="_Toc216999746"/>
+      <w:bookmarkStart w:id="281" w:name="_Toc217659181"/>
+      <w:bookmarkStart w:id="282" w:name="_Toc217772257"/>
       <w:r>
         <w:rPr>
           <w:rFonts w:ascii="Times New Roman" w:hAnsi="Times New Roman" w:cs="Times New Roman"/>
@@ -12273,1356 +12349,7 @@
         </w:rPr>
         <w:t>, confirmando que não há vulnerabilidade de exposição indevida.</w:t>
       </w:r>
-      <w:bookmarkEnd w:id="226"/>
-      <w:bookmarkEnd w:id="227"/>
-      <w:bookmarkEnd w:id="228"/>
-      <w:bookmarkEnd w:id="229"/>
-    </w:p>
-    <w:p>
-      <w:pPr>
-        <w:pStyle w:val="Ttulo2"/>
-        <w:jc w:val="both"/>
-        <w:rPr>
-          <w:rFonts w:ascii="Times New Roman" w:hAnsi="Times New Roman" w:cs="Times New Roman"/>
-          <w:b/>
-          <w:bCs w:val="0"/>
-          <w:sz w:val="28"/>
-          <w:szCs w:val="32"/>
-        </w:rPr>
-      </w:pPr>
-      <w:bookmarkStart w:id="230" w:name="_Toc217659182"/>
-      <w:r>
-        <w:rPr>
-          <w:rFonts w:ascii="Times New Roman" w:hAnsi="Times New Roman" w:cs="Times New Roman"/>
-          <w:b/>
-          <w:bCs w:val="0"/>
-          <w:sz w:val="28"/>
-          <w:szCs w:val="32"/>
-        </w:rPr>
-        <w:t>5.3 Integridade de Tokens JWT</w:t>
-      </w:r>
-      <w:r>
-        <w:rPr>
-          <w:rFonts w:ascii="Times New Roman" w:hAnsi="Times New Roman" w:cs="Times New Roman"/>
-          <w:b/>
-          <w:bCs w:val="0"/>
-          <w:sz w:val="28"/>
-          <w:szCs w:val="32"/>
-        </w:rPr>
-        <w:t>:</w:t>
-      </w:r>
-      <w:bookmarkEnd w:id="230"/>
-    </w:p>
-    <w:p>
-      <w:pPr>
-        <w:pStyle w:val="Corpodetexto"/>
-        <w:jc w:val="both"/>
-        <w:rPr>
-          <w:rFonts w:ascii="Times New Roman" w:hAnsi="Times New Roman" w:cs="Times New Roman"/>
-          <w:color w:val="000000" w:themeColor="text1"/>
-        </w:rPr>
-      </w:pPr>
-      <w:r>
-        <w:rPr>
-          <w:rFonts w:ascii="Times New Roman" w:hAnsi="Times New Roman" w:cs="Times New Roman"/>
-          <w:color w:val="000000" w:themeColor="text1"/>
-        </w:rPr>
-        <w:t xml:space="preserve"> A integridade da gestão de sessões foi avaliada através da manipulação de </w:t>
-      </w:r>
-      <w:r>
-        <w:rPr>
-          <w:rFonts w:ascii="Times New Roman" w:hAnsi="Times New Roman" w:cs="Times New Roman"/>
-          <w:i/>
-          <w:iCs/>
-          <w:color w:val="000000" w:themeColor="text1"/>
-        </w:rPr>
-        <w:t>JSON Web Tokens</w:t>
-      </w:r>
-      <w:r>
-        <w:rPr>
-          <w:rFonts w:ascii="Times New Roman" w:hAnsi="Times New Roman" w:cs="Times New Roman"/>
-          <w:color w:val="000000" w:themeColor="text1"/>
-        </w:rPr>
-        <w:t xml:space="preserve"> (JWT). Foram injetados tokens incompletos, reaproveitados de sessões expiradas, sem assinatura digital válida e com cabeçalhos </w:t>
-      </w:r>
-      <w:proofErr w:type="spellStart"/>
-      <w:r>
-        <w:rPr>
-          <w:rFonts w:ascii="Times New Roman" w:hAnsi="Times New Roman" w:cs="Times New Roman"/>
-          <w:color w:val="000000" w:themeColor="text1"/>
-        </w:rPr>
-        <w:t>Authorization</w:t>
-      </w:r>
-      <w:proofErr w:type="spellEnd"/>
-      <w:r>
-        <w:rPr>
-          <w:rFonts w:ascii="Times New Roman" w:hAnsi="Times New Roman" w:cs="Times New Roman"/>
-          <w:color w:val="000000" w:themeColor="text1"/>
-        </w:rPr>
-        <w:t xml:space="preserve"> forjados. Em todos os cenários, o </w:t>
-      </w:r>
-      <w:r>
-        <w:rPr>
-          <w:rFonts w:ascii="Times New Roman" w:hAnsi="Times New Roman" w:cs="Times New Roman"/>
-          <w:i/>
-          <w:iCs/>
-          <w:color w:val="000000" w:themeColor="text1"/>
-        </w:rPr>
-        <w:t>middleware</w:t>
-      </w:r>
-      <w:r>
-        <w:rPr>
-          <w:rFonts w:ascii="Times New Roman" w:hAnsi="Times New Roman" w:cs="Times New Roman"/>
-          <w:color w:val="000000" w:themeColor="text1"/>
-        </w:rPr>
-        <w:t xml:space="preserve"> de segurança do </w:t>
-      </w:r>
-      <w:proofErr w:type="spellStart"/>
-      <w:r>
-        <w:rPr>
-          <w:rFonts w:ascii="Times New Roman" w:hAnsi="Times New Roman" w:cs="Times New Roman"/>
-          <w:color w:val="000000" w:themeColor="text1"/>
-        </w:rPr>
-        <w:t>Supabase</w:t>
-      </w:r>
-      <w:proofErr w:type="spellEnd"/>
-      <w:r>
-        <w:rPr>
-          <w:rFonts w:ascii="Times New Roman" w:hAnsi="Times New Roman" w:cs="Times New Roman"/>
-          <w:color w:val="000000" w:themeColor="text1"/>
-        </w:rPr>
-        <w:t xml:space="preserve"> rejeitou as requisições, impossibilitando qualquer tentativa de fixação de sessão ou escalada de privilégio via token.</w:t>
-      </w:r>
-    </w:p>
-    <w:p>
-      <w:pPr>
-        <w:pStyle w:val="Ttulo2"/>
-        <w:jc w:val="both"/>
-        <w:rPr>
-          <w:rFonts w:ascii="Times New Roman" w:hAnsi="Times New Roman" w:cs="Times New Roman"/>
-          <w:b/>
-          <w:bCs w:val="0"/>
-          <w:sz w:val="28"/>
-          <w:szCs w:val="32"/>
-        </w:rPr>
-      </w:pPr>
-      <w:bookmarkStart w:id="231" w:name="_Toc217659183"/>
-      <w:r>
-        <w:rPr>
-          <w:rFonts w:ascii="Times New Roman" w:hAnsi="Times New Roman" w:cs="Times New Roman"/>
-          <w:b/>
-          <w:bCs w:val="0"/>
-          <w:sz w:val="28"/>
-          <w:szCs w:val="32"/>
-        </w:rPr>
-        <w:t>5.4 Segurança da API REST</w:t>
-      </w:r>
-      <w:r>
-        <w:rPr>
-          <w:rFonts w:ascii="Times New Roman" w:hAnsi="Times New Roman" w:cs="Times New Roman"/>
-          <w:b/>
-          <w:bCs w:val="0"/>
-          <w:sz w:val="28"/>
-          <w:szCs w:val="32"/>
-        </w:rPr>
-        <w:t>:</w:t>
-      </w:r>
-      <w:bookmarkEnd w:id="231"/>
-    </w:p>
-    <w:p>
-      <w:pPr>
-        <w:pStyle w:val="Corpodetexto"/>
-        <w:jc w:val="both"/>
-        <w:rPr>
-          <w:rFonts w:ascii="Times New Roman" w:hAnsi="Times New Roman" w:cs="Times New Roman"/>
-          <w:color w:val="000000" w:themeColor="text1"/>
-          <w:sz w:val="28"/>
-          <w:szCs w:val="28"/>
-        </w:rPr>
-      </w:pPr>
-      <w:r>
-        <w:rPr>
-          <w:rFonts w:ascii="Times New Roman" w:hAnsi="Times New Roman" w:cs="Times New Roman"/>
-          <w:color w:val="000000" w:themeColor="text1"/>
-        </w:rPr>
-        <w:t xml:space="preserve"> Realizaram-se tentativas de acesso direto aos </w:t>
-      </w:r>
-      <w:proofErr w:type="spellStart"/>
-      <w:r>
-        <w:rPr>
-          <w:rFonts w:ascii="Times New Roman" w:hAnsi="Times New Roman" w:cs="Times New Roman"/>
-          <w:i/>
-          <w:iCs/>
-          <w:color w:val="000000" w:themeColor="text1"/>
-        </w:rPr>
-        <w:t>endpoints</w:t>
-      </w:r>
-      <w:proofErr w:type="spellEnd"/>
-      <w:r>
-        <w:rPr>
-          <w:rFonts w:ascii="Times New Roman" w:hAnsi="Times New Roman" w:cs="Times New Roman"/>
-          <w:color w:val="000000" w:themeColor="text1"/>
-        </w:rPr>
-        <w:t xml:space="preserve"> da API (/</w:t>
-      </w:r>
-      <w:proofErr w:type="spellStart"/>
-      <w:r>
-        <w:rPr>
-          <w:rFonts w:ascii="Times New Roman" w:hAnsi="Times New Roman" w:cs="Times New Roman"/>
-          <w:color w:val="000000" w:themeColor="text1"/>
-        </w:rPr>
-        <w:t>rest</w:t>
-      </w:r>
-      <w:proofErr w:type="spellEnd"/>
-      <w:r>
-        <w:rPr>
-          <w:rFonts w:ascii="Times New Roman" w:hAnsi="Times New Roman" w:cs="Times New Roman"/>
-          <w:color w:val="000000" w:themeColor="text1"/>
-        </w:rPr>
-        <w:t xml:space="preserve">/v1/) contornando a interface gráfica. Os testes utilizaram chaves de API inválidas e requisições anônimas. O sistema manteve o comportamento seguro, negando o acesso (401 </w:t>
-      </w:r>
-      <w:proofErr w:type="spellStart"/>
-      <w:r>
-        <w:rPr>
-          <w:rFonts w:ascii="Times New Roman" w:hAnsi="Times New Roman" w:cs="Times New Roman"/>
-          <w:color w:val="000000" w:themeColor="text1"/>
-        </w:rPr>
-        <w:t>Unauthorized</w:t>
-      </w:r>
-      <w:proofErr w:type="spellEnd"/>
-      <w:r>
-        <w:rPr>
-          <w:rFonts w:ascii="Times New Roman" w:hAnsi="Times New Roman" w:cs="Times New Roman"/>
-          <w:color w:val="000000" w:themeColor="text1"/>
-        </w:rPr>
-        <w:t xml:space="preserve">) e garantindo que nenhuma tabela ou </w:t>
-      </w:r>
-      <w:proofErr w:type="spellStart"/>
-      <w:r>
-        <w:rPr>
-          <w:rFonts w:ascii="Times New Roman" w:hAnsi="Times New Roman" w:cs="Times New Roman"/>
-          <w:i/>
-          <w:iCs/>
-          <w:color w:val="000000" w:themeColor="text1"/>
-        </w:rPr>
-        <w:t>view</w:t>
-      </w:r>
-      <w:proofErr w:type="spellEnd"/>
-      <w:r>
-        <w:rPr>
-          <w:rFonts w:ascii="Times New Roman" w:hAnsi="Times New Roman" w:cs="Times New Roman"/>
-          <w:color w:val="000000" w:themeColor="text1"/>
-        </w:rPr>
-        <w:t xml:space="preserve"> do banco de dados fosse exposta publicamente sem a devida autorização.</w:t>
-      </w:r>
-    </w:p>
-    <w:p>
-      <w:pPr>
-        <w:pStyle w:val="Ttulo2"/>
-        <w:jc w:val="both"/>
-        <w:rPr>
-          <w:rFonts w:ascii="Times New Roman" w:hAnsi="Times New Roman" w:cs="Times New Roman"/>
-          <w:b/>
-          <w:bCs w:val="0"/>
-          <w:sz w:val="28"/>
-          <w:szCs w:val="32"/>
-        </w:rPr>
-      </w:pPr>
-      <w:bookmarkStart w:id="232" w:name="_Toc217659184"/>
-      <w:r>
-        <w:rPr>
-          <w:rFonts w:ascii="Times New Roman" w:hAnsi="Times New Roman" w:cs="Times New Roman"/>
-          <w:b/>
-          <w:bCs w:val="0"/>
-          <w:sz w:val="28"/>
-          <w:szCs w:val="32"/>
-        </w:rPr>
-        <w:lastRenderedPageBreak/>
-        <w:t>5.5 Testes de Escalação de Privilégios</w:t>
-      </w:r>
-      <w:bookmarkEnd w:id="232"/>
-      <w:r>
-        <w:rPr>
-          <w:rFonts w:ascii="Times New Roman" w:hAnsi="Times New Roman" w:cs="Times New Roman"/>
-          <w:b/>
-          <w:bCs w:val="0"/>
-          <w:sz w:val="28"/>
-          <w:szCs w:val="32"/>
-        </w:rPr>
-        <w:t xml:space="preserve"> </w:t>
-      </w:r>
-    </w:p>
-    <w:p>
-      <w:pPr>
-        <w:pStyle w:val="Ttulo2"/>
-        <w:jc w:val="both"/>
-        <w:rPr>
-          <w:rFonts w:ascii="Times New Roman" w:hAnsi="Times New Roman" w:cs="Times New Roman"/>
-        </w:rPr>
-      </w:pPr>
-      <w:bookmarkStart w:id="233" w:name="_Toc216996166"/>
-      <w:bookmarkStart w:id="234" w:name="_Toc216997434"/>
-      <w:bookmarkStart w:id="235" w:name="_Toc216999750"/>
-      <w:bookmarkStart w:id="236" w:name="_Toc217659185"/>
-      <w:r>
-        <w:rPr>
-          <w:rFonts w:ascii="Times New Roman" w:hAnsi="Times New Roman" w:cs="Times New Roman"/>
-        </w:rPr>
-        <w:t>Para validar o isolamento entre perfis de usuários, tentou-se a escalação vertical de privilégios (ex.: um perfil "Cuidador" tentando atuar como "Gestor"). Os testes envolveram:</w:t>
-      </w:r>
-      <w:bookmarkEnd w:id="233"/>
-      <w:bookmarkEnd w:id="234"/>
-      <w:bookmarkEnd w:id="235"/>
-      <w:bookmarkEnd w:id="236"/>
-    </w:p>
-    <w:p>
-      <w:pPr>
-        <w:pStyle w:val="Ttulo2"/>
-        <w:jc w:val="both"/>
-        <w:rPr>
-          <w:rFonts w:ascii="Times New Roman" w:hAnsi="Times New Roman" w:cs="Times New Roman"/>
-        </w:rPr>
-      </w:pPr>
-      <w:bookmarkStart w:id="237" w:name="_Toc216996167"/>
-      <w:bookmarkStart w:id="238" w:name="_Toc216997435"/>
-      <w:bookmarkStart w:id="239" w:name="_Toc216999751"/>
-      <w:bookmarkStart w:id="240" w:name="_Toc217659186"/>
-      <w:r>
-        <w:rPr>
-          <w:rFonts w:ascii="Times New Roman" w:hAnsi="Times New Roman" w:cs="Times New Roman"/>
-          <w:b/>
-        </w:rPr>
-        <w:t>Manipulação de Parâmetros:</w:t>
-      </w:r>
-      <w:r>
-        <w:rPr>
-          <w:rFonts w:ascii="Times New Roman" w:hAnsi="Times New Roman" w:cs="Times New Roman"/>
-        </w:rPr>
-        <w:t xml:space="preserve"> Alteração do campo role via requisição PATCH /profiles.</w:t>
-      </w:r>
-      <w:bookmarkEnd w:id="237"/>
-      <w:bookmarkEnd w:id="238"/>
-      <w:bookmarkEnd w:id="239"/>
-      <w:bookmarkEnd w:id="240"/>
-    </w:p>
-    <w:p>
-      <w:pPr>
-        <w:pStyle w:val="Ttulo2"/>
-        <w:jc w:val="both"/>
-        <w:rPr>
-          <w:rFonts w:ascii="Times New Roman" w:hAnsi="Times New Roman" w:cs="Times New Roman"/>
-        </w:rPr>
-      </w:pPr>
-      <w:bookmarkStart w:id="241" w:name="_Toc216996168"/>
-      <w:bookmarkStart w:id="242" w:name="_Toc216997436"/>
-      <w:bookmarkStart w:id="243" w:name="_Toc216999752"/>
-      <w:bookmarkStart w:id="244" w:name="_Toc217659187"/>
-      <w:r>
-        <w:rPr>
-          <w:rFonts w:ascii="Times New Roman" w:hAnsi="Times New Roman" w:cs="Times New Roman"/>
-          <w:b/>
-        </w:rPr>
-        <w:t xml:space="preserve">Mass </w:t>
-      </w:r>
-      <w:proofErr w:type="spellStart"/>
-      <w:r>
-        <w:rPr>
-          <w:rFonts w:ascii="Times New Roman" w:hAnsi="Times New Roman" w:cs="Times New Roman"/>
-          <w:b/>
-        </w:rPr>
-        <w:t>Assignment</w:t>
-      </w:r>
-      <w:proofErr w:type="spellEnd"/>
-      <w:r>
-        <w:rPr>
-          <w:rFonts w:ascii="Times New Roman" w:hAnsi="Times New Roman" w:cs="Times New Roman"/>
-          <w:b/>
-        </w:rPr>
-        <w:t>:</w:t>
-      </w:r>
-      <w:r>
-        <w:rPr>
-          <w:rFonts w:ascii="Times New Roman" w:hAnsi="Times New Roman" w:cs="Times New Roman"/>
-        </w:rPr>
-        <w:t xml:space="preserve"> Tentativa de atribuição em massa em campos sensíveis.</w:t>
-      </w:r>
-      <w:bookmarkEnd w:id="241"/>
-      <w:bookmarkEnd w:id="242"/>
-      <w:bookmarkEnd w:id="243"/>
-      <w:bookmarkEnd w:id="244"/>
-    </w:p>
-    <w:p>
-      <w:pPr>
-        <w:pStyle w:val="Ttulo2"/>
-        <w:jc w:val="both"/>
-        <w:rPr>
-          <w:rFonts w:ascii="Times New Roman" w:hAnsi="Times New Roman" w:cs="Times New Roman"/>
-        </w:rPr>
-      </w:pPr>
-      <w:bookmarkStart w:id="245" w:name="_Toc216996169"/>
-      <w:bookmarkStart w:id="246" w:name="_Toc216997437"/>
-      <w:bookmarkStart w:id="247" w:name="_Toc216999753"/>
-      <w:bookmarkStart w:id="248" w:name="_Toc217659188"/>
-      <w:r>
-        <w:rPr>
-          <w:rFonts w:ascii="Times New Roman" w:hAnsi="Times New Roman" w:cs="Times New Roman"/>
-        </w:rPr>
-        <w:t>As políticas de RLS bloquearam efetivamente as alterações. O servidor ignorou silenciosamente os campos injetados ou retornou que "0 linhas foram afetadas", mantendo o perfil do usuário inalterado e preservando a integridade dos dados.</w:t>
-      </w:r>
-      <w:bookmarkEnd w:id="245"/>
-      <w:bookmarkEnd w:id="246"/>
-      <w:bookmarkEnd w:id="247"/>
-      <w:bookmarkEnd w:id="248"/>
-    </w:p>
-    <w:p>
-      <w:pPr>
-        <w:pStyle w:val="Ttulo2"/>
-        <w:jc w:val="both"/>
-        <w:rPr>
-          <w:rFonts w:ascii="Times New Roman" w:hAnsi="Times New Roman" w:cs="Times New Roman"/>
-          <w:b/>
-          <w:bCs w:val="0"/>
-          <w:sz w:val="28"/>
-          <w:szCs w:val="32"/>
-        </w:rPr>
-      </w:pPr>
-      <w:bookmarkStart w:id="249" w:name="_Toc217659189"/>
-      <w:r>
-        <w:rPr>
-          <w:rFonts w:ascii="Times New Roman" w:hAnsi="Times New Roman" w:cs="Times New Roman"/>
-          <w:b/>
-          <w:bCs w:val="0"/>
-          <w:sz w:val="28"/>
-          <w:szCs w:val="32"/>
-        </w:rPr>
-        <w:t xml:space="preserve">5.6 Prevenção contra Cross-Site </w:t>
-      </w:r>
-      <w:proofErr w:type="spellStart"/>
-      <w:r>
-        <w:rPr>
-          <w:rFonts w:ascii="Times New Roman" w:hAnsi="Times New Roman" w:cs="Times New Roman"/>
-          <w:b/>
-          <w:bCs w:val="0"/>
-          <w:sz w:val="28"/>
-          <w:szCs w:val="32"/>
-        </w:rPr>
-        <w:t>Scripting</w:t>
-      </w:r>
-      <w:proofErr w:type="spellEnd"/>
-      <w:r>
-        <w:rPr>
-          <w:rFonts w:ascii="Times New Roman" w:hAnsi="Times New Roman" w:cs="Times New Roman"/>
-          <w:b/>
-          <w:bCs w:val="0"/>
-          <w:sz w:val="28"/>
-          <w:szCs w:val="32"/>
-        </w:rPr>
-        <w:t xml:space="preserve"> (XSS)</w:t>
-      </w:r>
-      <w:bookmarkEnd w:id="249"/>
-      <w:r>
-        <w:rPr>
-          <w:rFonts w:ascii="Times New Roman" w:hAnsi="Times New Roman" w:cs="Times New Roman"/>
-          <w:b/>
-          <w:bCs w:val="0"/>
-          <w:sz w:val="28"/>
-          <w:szCs w:val="32"/>
-        </w:rPr>
-        <w:t xml:space="preserve"> </w:t>
-      </w:r>
-    </w:p>
-    <w:p>
-      <w:pPr>
-        <w:pStyle w:val="Ttulo2"/>
-        <w:jc w:val="both"/>
-        <w:rPr>
-          <w:rFonts w:ascii="Times New Roman" w:hAnsi="Times New Roman" w:cs="Times New Roman"/>
-        </w:rPr>
-      </w:pPr>
-      <w:bookmarkStart w:id="250" w:name="_Toc216996171"/>
-      <w:bookmarkStart w:id="251" w:name="_Toc216997439"/>
-      <w:bookmarkStart w:id="252" w:name="_Toc216999755"/>
-      <w:bookmarkStart w:id="253" w:name="_Toc217659190"/>
-      <w:r>
-        <w:rPr>
-          <w:rFonts w:ascii="Times New Roman" w:hAnsi="Times New Roman" w:cs="Times New Roman"/>
-        </w:rPr>
-        <w:t xml:space="preserve">A resiliência da interface foi testada contra injeção de scripts maliciosos. Aplicaram-se </w:t>
-      </w:r>
-      <w:proofErr w:type="spellStart"/>
-      <w:r>
-        <w:rPr>
-          <w:rFonts w:ascii="Times New Roman" w:hAnsi="Times New Roman" w:cs="Times New Roman"/>
-          <w:i/>
-          <w:iCs/>
-        </w:rPr>
-        <w:t>payloads</w:t>
-      </w:r>
-      <w:proofErr w:type="spellEnd"/>
-      <w:r>
-        <w:rPr>
-          <w:rFonts w:ascii="Times New Roman" w:hAnsi="Times New Roman" w:cs="Times New Roman"/>
-        </w:rPr>
-        <w:t xml:space="preserve"> clássicos (como &lt;script&gt;</w:t>
-      </w:r>
-      <w:proofErr w:type="spellStart"/>
-      <w:r>
-        <w:rPr>
-          <w:rFonts w:ascii="Times New Roman" w:hAnsi="Times New Roman" w:cs="Times New Roman"/>
-        </w:rPr>
-        <w:t>alert</w:t>
-      </w:r>
-      <w:proofErr w:type="spellEnd"/>
-      <w:r>
-        <w:rPr>
-          <w:rFonts w:ascii="Times New Roman" w:hAnsi="Times New Roman" w:cs="Times New Roman"/>
-        </w:rPr>
-        <w:t>(</w:t>
-      </w:r>
-      <w:proofErr w:type="gramStart"/>
-      <w:r>
-        <w:rPr>
-          <w:rFonts w:ascii="Times New Roman" w:hAnsi="Times New Roman" w:cs="Times New Roman"/>
-        </w:rPr>
-        <w:t>1)&lt;</w:t>
-      </w:r>
-      <w:proofErr w:type="gramEnd"/>
-      <w:r>
-        <w:rPr>
-          <w:rFonts w:ascii="Times New Roman" w:hAnsi="Times New Roman" w:cs="Times New Roman"/>
-        </w:rPr>
-        <w:t xml:space="preserve">/script&gt; e vetores SVG) em campos de entrada, </w:t>
-      </w:r>
-      <w:r>
-        <w:rPr>
-          <w:rFonts w:ascii="Times New Roman" w:hAnsi="Times New Roman" w:cs="Times New Roman"/>
-          <w:i/>
-          <w:iCs/>
-        </w:rPr>
-        <w:t xml:space="preserve">query </w:t>
-      </w:r>
-      <w:proofErr w:type="spellStart"/>
-      <w:r>
-        <w:rPr>
-          <w:rFonts w:ascii="Times New Roman" w:hAnsi="Times New Roman" w:cs="Times New Roman"/>
-          <w:i/>
-          <w:iCs/>
-        </w:rPr>
-        <w:t>strings</w:t>
-      </w:r>
-      <w:proofErr w:type="spellEnd"/>
-      <w:r>
-        <w:rPr>
-          <w:rFonts w:ascii="Times New Roman" w:hAnsi="Times New Roman" w:cs="Times New Roman"/>
-        </w:rPr>
-        <w:t xml:space="preserve"> e no corpo JSON das requisições. Não foi observada execução de código arbitrário nem reflexão de entrada (</w:t>
-      </w:r>
-      <w:proofErr w:type="spellStart"/>
-      <w:r>
-        <w:rPr>
-          <w:rFonts w:ascii="Times New Roman" w:hAnsi="Times New Roman" w:cs="Times New Roman"/>
-          <w:i/>
-          <w:iCs/>
-        </w:rPr>
-        <w:t>Reflected</w:t>
-      </w:r>
-      <w:proofErr w:type="spellEnd"/>
-      <w:r>
-        <w:rPr>
-          <w:rFonts w:ascii="Times New Roman" w:hAnsi="Times New Roman" w:cs="Times New Roman"/>
-          <w:i/>
-          <w:iCs/>
-        </w:rPr>
-        <w:t xml:space="preserve"> XSS</w:t>
-      </w:r>
-      <w:r>
-        <w:rPr>
-          <w:rFonts w:ascii="Times New Roman" w:hAnsi="Times New Roman" w:cs="Times New Roman"/>
-        </w:rPr>
-        <w:t xml:space="preserve">), indicando que as rotinas de sanitização do </w:t>
-      </w:r>
-      <w:r>
-        <w:rPr>
-          <w:rFonts w:ascii="Times New Roman" w:hAnsi="Times New Roman" w:cs="Times New Roman"/>
-          <w:i/>
-          <w:iCs/>
-        </w:rPr>
-        <w:t>framework</w:t>
-      </w:r>
-      <w:r>
-        <w:rPr>
-          <w:rFonts w:ascii="Times New Roman" w:hAnsi="Times New Roman" w:cs="Times New Roman"/>
-        </w:rPr>
-        <w:t xml:space="preserve"> e da plataforma </w:t>
-      </w:r>
-      <w:proofErr w:type="spellStart"/>
-      <w:r>
-        <w:rPr>
-          <w:rFonts w:ascii="Times New Roman" w:hAnsi="Times New Roman" w:cs="Times New Roman"/>
-        </w:rPr>
-        <w:t>Vercel</w:t>
-      </w:r>
-      <w:proofErr w:type="spellEnd"/>
-      <w:r>
-        <w:rPr>
-          <w:rFonts w:ascii="Times New Roman" w:hAnsi="Times New Roman" w:cs="Times New Roman"/>
-        </w:rPr>
-        <w:t xml:space="preserve"> estão operantes.</w:t>
-      </w:r>
-      <w:bookmarkEnd w:id="250"/>
-      <w:bookmarkEnd w:id="251"/>
-      <w:bookmarkEnd w:id="252"/>
-      <w:bookmarkEnd w:id="253"/>
-    </w:p>
-    <w:p>
-      <w:pPr>
-        <w:pStyle w:val="Ttulo2"/>
-        <w:jc w:val="both"/>
-        <w:rPr>
-          <w:rFonts w:ascii="Times New Roman" w:hAnsi="Times New Roman" w:cs="Times New Roman"/>
-          <w:b/>
-          <w:bCs w:val="0"/>
-          <w:sz w:val="28"/>
-          <w:szCs w:val="32"/>
-        </w:rPr>
-      </w:pPr>
-      <w:bookmarkStart w:id="254" w:name="_Toc217659191"/>
-      <w:r>
-        <w:rPr>
-          <w:rFonts w:ascii="Times New Roman" w:hAnsi="Times New Roman" w:cs="Times New Roman"/>
-          <w:b/>
-          <w:bCs w:val="0"/>
-          <w:sz w:val="28"/>
-          <w:szCs w:val="32"/>
-        </w:rPr>
-        <w:t>5.7 Cabeçalhos de Segurança (</w:t>
-      </w:r>
-      <w:proofErr w:type="spellStart"/>
-      <w:r>
-        <w:rPr>
-          <w:rFonts w:ascii="Times New Roman" w:hAnsi="Times New Roman" w:cs="Times New Roman"/>
-          <w:b/>
-          <w:bCs w:val="0"/>
-          <w:sz w:val="28"/>
-          <w:szCs w:val="32"/>
-        </w:rPr>
-        <w:t>Hardening</w:t>
-      </w:r>
-      <w:proofErr w:type="spellEnd"/>
-      <w:r>
-        <w:rPr>
-          <w:rFonts w:ascii="Times New Roman" w:hAnsi="Times New Roman" w:cs="Times New Roman"/>
-          <w:b/>
-          <w:bCs w:val="0"/>
-          <w:sz w:val="28"/>
-          <w:szCs w:val="32"/>
-        </w:rPr>
-        <w:t>)</w:t>
-      </w:r>
-      <w:bookmarkEnd w:id="254"/>
-      <w:r>
-        <w:rPr>
-          <w:rFonts w:ascii="Times New Roman" w:hAnsi="Times New Roman" w:cs="Times New Roman"/>
-          <w:b/>
-          <w:bCs w:val="0"/>
-          <w:sz w:val="28"/>
-          <w:szCs w:val="32"/>
-        </w:rPr>
-        <w:t xml:space="preserve"> </w:t>
-      </w:r>
-    </w:p>
-    <w:p>
-      <w:pPr>
-        <w:pStyle w:val="Ttulo2"/>
-        <w:jc w:val="both"/>
-        <w:rPr>
-          <w:rFonts w:ascii="Times New Roman" w:hAnsi="Times New Roman" w:cs="Times New Roman"/>
-        </w:rPr>
-      </w:pPr>
-      <w:bookmarkStart w:id="255" w:name="_Toc216996173"/>
-      <w:bookmarkStart w:id="256" w:name="_Toc216997441"/>
-      <w:bookmarkStart w:id="257" w:name="_Toc216999757"/>
-      <w:bookmarkStart w:id="258" w:name="_Toc217659192"/>
-      <w:r>
-        <w:rPr>
-          <w:rFonts w:ascii="Times New Roman" w:hAnsi="Times New Roman" w:cs="Times New Roman"/>
-        </w:rPr>
-        <w:t>A análise das respostas HTTP evidenciou a presença de cabeçalhos de segurança modernos, essenciais para a proteção do navegador do usuário. Foram confirmados:</w:t>
-      </w:r>
-      <w:bookmarkEnd w:id="255"/>
-      <w:bookmarkEnd w:id="256"/>
-      <w:bookmarkEnd w:id="257"/>
-      <w:bookmarkEnd w:id="258"/>
-    </w:p>
-    <w:p>
-      <w:pPr>
-        <w:pStyle w:val="Ttulo2"/>
-        <w:jc w:val="both"/>
-        <w:rPr>
-          <w:rFonts w:ascii="Times New Roman" w:hAnsi="Times New Roman" w:cs="Times New Roman"/>
-        </w:rPr>
-      </w:pPr>
-      <w:bookmarkStart w:id="259" w:name="_Toc216996174"/>
-      <w:bookmarkStart w:id="260" w:name="_Toc216997442"/>
-      <w:bookmarkStart w:id="261" w:name="_Toc216999758"/>
-      <w:bookmarkStart w:id="262" w:name="_Toc217659193"/>
-      <w:proofErr w:type="spellStart"/>
-      <w:r>
-        <w:rPr>
-          <w:rFonts w:ascii="Times New Roman" w:hAnsi="Times New Roman" w:cs="Times New Roman"/>
-        </w:rPr>
-        <w:t>Strict</w:t>
-      </w:r>
-      <w:proofErr w:type="spellEnd"/>
-      <w:r>
-        <w:rPr>
-          <w:rFonts w:ascii="Times New Roman" w:hAnsi="Times New Roman" w:cs="Times New Roman"/>
-        </w:rPr>
-        <w:t>-</w:t>
-      </w:r>
-      <w:proofErr w:type="spellStart"/>
-      <w:r>
-        <w:rPr>
-          <w:rFonts w:ascii="Times New Roman" w:hAnsi="Times New Roman" w:cs="Times New Roman"/>
-        </w:rPr>
-        <w:t>Transport</w:t>
-      </w:r>
-      <w:proofErr w:type="spellEnd"/>
-      <w:r>
-        <w:rPr>
-          <w:rFonts w:ascii="Times New Roman" w:hAnsi="Times New Roman" w:cs="Times New Roman"/>
-        </w:rPr>
-        <w:t>-Security (HSTS): Forçando a comunicação via HTTPS.</w:t>
-      </w:r>
-      <w:bookmarkEnd w:id="259"/>
-      <w:bookmarkEnd w:id="260"/>
-      <w:bookmarkEnd w:id="261"/>
-      <w:bookmarkEnd w:id="262"/>
-    </w:p>
-    <w:p>
-      <w:pPr>
-        <w:pStyle w:val="Ttulo2"/>
-        <w:jc w:val="both"/>
-        <w:rPr>
-          <w:rFonts w:ascii="Times New Roman" w:hAnsi="Times New Roman" w:cs="Times New Roman"/>
-        </w:rPr>
-      </w:pPr>
-      <w:bookmarkStart w:id="263" w:name="_Toc216996175"/>
-      <w:bookmarkStart w:id="264" w:name="_Toc216997443"/>
-      <w:bookmarkStart w:id="265" w:name="_Toc216999759"/>
-      <w:bookmarkStart w:id="266" w:name="_Toc217659194"/>
-      <w:r>
-        <w:rPr>
-          <w:rFonts w:ascii="Times New Roman" w:hAnsi="Times New Roman" w:cs="Times New Roman"/>
-        </w:rPr>
-        <w:t>X-</w:t>
-      </w:r>
-      <w:proofErr w:type="spellStart"/>
-      <w:r>
-        <w:rPr>
-          <w:rFonts w:ascii="Times New Roman" w:hAnsi="Times New Roman" w:cs="Times New Roman"/>
-        </w:rPr>
-        <w:t>Content</w:t>
-      </w:r>
-      <w:proofErr w:type="spellEnd"/>
-      <w:r>
-        <w:rPr>
-          <w:rFonts w:ascii="Times New Roman" w:hAnsi="Times New Roman" w:cs="Times New Roman"/>
-        </w:rPr>
-        <w:t>-</w:t>
-      </w:r>
-      <w:proofErr w:type="spellStart"/>
-      <w:r>
-        <w:rPr>
-          <w:rFonts w:ascii="Times New Roman" w:hAnsi="Times New Roman" w:cs="Times New Roman"/>
-        </w:rPr>
-        <w:t>Type</w:t>
-      </w:r>
-      <w:proofErr w:type="spellEnd"/>
-      <w:r>
-        <w:rPr>
-          <w:rFonts w:ascii="Times New Roman" w:hAnsi="Times New Roman" w:cs="Times New Roman"/>
-        </w:rPr>
-        <w:t xml:space="preserve">-Options: </w:t>
-      </w:r>
-      <w:proofErr w:type="spellStart"/>
-      <w:r>
-        <w:rPr>
-          <w:rFonts w:ascii="Times New Roman" w:hAnsi="Times New Roman" w:cs="Times New Roman"/>
-        </w:rPr>
-        <w:t>nosniff</w:t>
-      </w:r>
-      <w:proofErr w:type="spellEnd"/>
-      <w:r>
-        <w:rPr>
-          <w:rFonts w:ascii="Times New Roman" w:hAnsi="Times New Roman" w:cs="Times New Roman"/>
-        </w:rPr>
-        <w:t xml:space="preserve">: Prevenindo ataques de </w:t>
-      </w:r>
-      <w:r>
-        <w:rPr>
-          <w:rFonts w:ascii="Times New Roman" w:hAnsi="Times New Roman" w:cs="Times New Roman"/>
-          <w:i/>
-          <w:iCs/>
-        </w:rPr>
-        <w:t xml:space="preserve">MIME </w:t>
-      </w:r>
-      <w:proofErr w:type="spellStart"/>
-      <w:r>
-        <w:rPr>
-          <w:rFonts w:ascii="Times New Roman" w:hAnsi="Times New Roman" w:cs="Times New Roman"/>
-          <w:i/>
-          <w:iCs/>
-        </w:rPr>
-        <w:t>Sniffing</w:t>
-      </w:r>
-      <w:proofErr w:type="spellEnd"/>
-      <w:r>
-        <w:rPr>
-          <w:rFonts w:ascii="Times New Roman" w:hAnsi="Times New Roman" w:cs="Times New Roman"/>
-        </w:rPr>
-        <w:t>.</w:t>
-      </w:r>
-      <w:bookmarkEnd w:id="263"/>
-      <w:bookmarkEnd w:id="264"/>
-      <w:bookmarkEnd w:id="265"/>
-      <w:bookmarkEnd w:id="266"/>
-    </w:p>
-    <w:p>
-      <w:pPr>
-        <w:pStyle w:val="Ttulo2"/>
-        <w:jc w:val="both"/>
-        <w:rPr>
-          <w:rFonts w:ascii="Times New Roman" w:hAnsi="Times New Roman" w:cs="Times New Roman"/>
-        </w:rPr>
-      </w:pPr>
-      <w:bookmarkStart w:id="267" w:name="_Toc216996176"/>
-      <w:bookmarkStart w:id="268" w:name="_Toc216997444"/>
-      <w:bookmarkStart w:id="269" w:name="_Toc216999760"/>
-      <w:bookmarkStart w:id="270" w:name="_Toc217659195"/>
-      <w:r>
-        <w:rPr>
-          <w:rFonts w:ascii="Times New Roman" w:hAnsi="Times New Roman" w:cs="Times New Roman"/>
-        </w:rPr>
-        <w:t xml:space="preserve">Proteções adicionais providas pelas camadas da </w:t>
-      </w:r>
-      <w:proofErr w:type="spellStart"/>
-      <w:r>
-        <w:rPr>
-          <w:rFonts w:ascii="Times New Roman" w:hAnsi="Times New Roman" w:cs="Times New Roman"/>
-        </w:rPr>
-        <w:t>Cloudflare</w:t>
-      </w:r>
-      <w:proofErr w:type="spellEnd"/>
-      <w:r>
-        <w:rPr>
-          <w:rFonts w:ascii="Times New Roman" w:hAnsi="Times New Roman" w:cs="Times New Roman"/>
-        </w:rPr>
-        <w:t xml:space="preserve"> e </w:t>
-      </w:r>
-      <w:proofErr w:type="spellStart"/>
-      <w:r>
-        <w:rPr>
-          <w:rFonts w:ascii="Times New Roman" w:hAnsi="Times New Roman" w:cs="Times New Roman"/>
-        </w:rPr>
-        <w:t>Vercel</w:t>
-      </w:r>
-      <w:proofErr w:type="spellEnd"/>
-      <w:r>
-        <w:rPr>
-          <w:rFonts w:ascii="Times New Roman" w:hAnsi="Times New Roman" w:cs="Times New Roman"/>
-        </w:rPr>
-        <w:t>.</w:t>
-      </w:r>
-      <w:bookmarkEnd w:id="267"/>
-      <w:bookmarkEnd w:id="268"/>
-      <w:bookmarkEnd w:id="269"/>
-      <w:bookmarkEnd w:id="270"/>
-    </w:p>
-    <w:p>
-      <w:pPr>
-        <w:pStyle w:val="Ttulo2"/>
-        <w:jc w:val="both"/>
-        <w:rPr>
-          <w:rFonts w:ascii="Times New Roman" w:hAnsi="Times New Roman" w:cs="Times New Roman"/>
-          <w:b/>
-          <w:bCs w:val="0"/>
-          <w:sz w:val="28"/>
-          <w:szCs w:val="32"/>
-        </w:rPr>
-      </w:pPr>
-      <w:bookmarkStart w:id="271" w:name="_Toc216996177"/>
-      <w:bookmarkStart w:id="272" w:name="_Toc216997445"/>
-      <w:bookmarkStart w:id="273" w:name="_Toc217659196"/>
-      <w:r>
-        <w:rPr>
-          <w:rFonts w:ascii="Times New Roman" w:hAnsi="Times New Roman" w:cs="Times New Roman"/>
-          <w:b/>
-          <w:bCs w:val="0"/>
-          <w:sz w:val="28"/>
-          <w:szCs w:val="32"/>
-        </w:rPr>
-        <w:t xml:space="preserve">5.8 Rate </w:t>
-      </w:r>
-      <w:proofErr w:type="spellStart"/>
-      <w:r>
-        <w:rPr>
-          <w:rFonts w:ascii="Times New Roman" w:hAnsi="Times New Roman" w:cs="Times New Roman"/>
-          <w:b/>
-          <w:bCs w:val="0"/>
-          <w:sz w:val="28"/>
-          <w:szCs w:val="32"/>
-        </w:rPr>
-        <w:t>Limiting</w:t>
-      </w:r>
-      <w:proofErr w:type="spellEnd"/>
-      <w:r>
-        <w:rPr>
-          <w:rFonts w:ascii="Times New Roman" w:hAnsi="Times New Roman" w:cs="Times New Roman"/>
-          <w:b/>
-          <w:bCs w:val="0"/>
-          <w:sz w:val="28"/>
-          <w:szCs w:val="32"/>
-        </w:rPr>
-        <w:t xml:space="preserve"> e Disponibilidade</w:t>
-      </w:r>
-      <w:bookmarkEnd w:id="271"/>
-      <w:bookmarkEnd w:id="272"/>
-      <w:bookmarkEnd w:id="273"/>
-      <w:r>
-        <w:rPr>
-          <w:rFonts w:ascii="Times New Roman" w:hAnsi="Times New Roman" w:cs="Times New Roman"/>
-          <w:b/>
-          <w:bCs w:val="0"/>
-          <w:sz w:val="28"/>
-          <w:szCs w:val="32"/>
-        </w:rPr>
-        <w:t xml:space="preserve"> </w:t>
-      </w:r>
-    </w:p>
-    <w:p>
-      <w:pPr>
-        <w:pStyle w:val="Ttulo2"/>
-        <w:jc w:val="both"/>
-        <w:rPr>
-          <w:rFonts w:ascii="Times New Roman" w:hAnsi="Times New Roman" w:cs="Times New Roman"/>
-        </w:rPr>
-      </w:pPr>
-      <w:bookmarkStart w:id="274" w:name="_Toc216996178"/>
-      <w:bookmarkStart w:id="275" w:name="_Toc216997446"/>
-      <w:bookmarkStart w:id="276" w:name="_Toc216999762"/>
-      <w:bookmarkStart w:id="277" w:name="_Toc217659197"/>
-      <w:r>
-        <w:rPr>
-          <w:rFonts w:ascii="Times New Roman" w:hAnsi="Times New Roman" w:cs="Times New Roman"/>
-        </w:rPr>
-        <w:t>A avaliação da infraestrutura confirmou que a proteção contra Negação de Serviço (</w:t>
-      </w:r>
-      <w:proofErr w:type="spellStart"/>
-      <w:r>
-        <w:rPr>
-          <w:rFonts w:ascii="Times New Roman" w:hAnsi="Times New Roman" w:cs="Times New Roman"/>
-        </w:rPr>
-        <w:t>DDoS</w:t>
-      </w:r>
-      <w:proofErr w:type="spellEnd"/>
-      <w:r>
-        <w:rPr>
-          <w:rFonts w:ascii="Times New Roman" w:hAnsi="Times New Roman" w:cs="Times New Roman"/>
-        </w:rPr>
-        <w:t>) e limitação de taxa (</w:t>
-      </w:r>
-      <w:r>
-        <w:rPr>
-          <w:rFonts w:ascii="Times New Roman" w:hAnsi="Times New Roman" w:cs="Times New Roman"/>
-          <w:i/>
-          <w:iCs/>
-        </w:rPr>
-        <w:t xml:space="preserve">Rate </w:t>
-      </w:r>
-      <w:proofErr w:type="spellStart"/>
-      <w:r>
-        <w:rPr>
-          <w:rFonts w:ascii="Times New Roman" w:hAnsi="Times New Roman" w:cs="Times New Roman"/>
-          <w:i/>
-          <w:iCs/>
-        </w:rPr>
-        <w:t>Limiting</w:t>
-      </w:r>
-      <w:proofErr w:type="spellEnd"/>
-      <w:r>
-        <w:rPr>
-          <w:rFonts w:ascii="Times New Roman" w:hAnsi="Times New Roman" w:cs="Times New Roman"/>
-        </w:rPr>
-        <w:t>) é gerenciada pelas camadas de borda (</w:t>
-      </w:r>
-      <w:r>
-        <w:rPr>
-          <w:rFonts w:ascii="Times New Roman" w:hAnsi="Times New Roman" w:cs="Times New Roman"/>
-          <w:i/>
-          <w:iCs/>
-        </w:rPr>
-        <w:t>Edge</w:t>
-      </w:r>
-      <w:r>
-        <w:rPr>
-          <w:rFonts w:ascii="Times New Roman" w:hAnsi="Times New Roman" w:cs="Times New Roman"/>
-        </w:rPr>
-        <w:t xml:space="preserve">) da </w:t>
-      </w:r>
-      <w:proofErr w:type="spellStart"/>
-      <w:r>
-        <w:rPr>
-          <w:rFonts w:ascii="Times New Roman" w:hAnsi="Times New Roman" w:cs="Times New Roman"/>
-        </w:rPr>
-        <w:t>Vercel</w:t>
-      </w:r>
-      <w:proofErr w:type="spellEnd"/>
-      <w:r>
-        <w:rPr>
-          <w:rFonts w:ascii="Times New Roman" w:hAnsi="Times New Roman" w:cs="Times New Roman"/>
-        </w:rPr>
-        <w:t xml:space="preserve"> e </w:t>
-      </w:r>
-      <w:proofErr w:type="spellStart"/>
-      <w:r>
-        <w:rPr>
-          <w:rFonts w:ascii="Times New Roman" w:hAnsi="Times New Roman" w:cs="Times New Roman"/>
-        </w:rPr>
-        <w:t>Cloudflare</w:t>
-      </w:r>
-      <w:proofErr w:type="spellEnd"/>
-      <w:r>
-        <w:rPr>
-          <w:rFonts w:ascii="Times New Roman" w:hAnsi="Times New Roman" w:cs="Times New Roman"/>
-        </w:rPr>
-        <w:t xml:space="preserve">. Os testes não identificaram </w:t>
-      </w:r>
-      <w:proofErr w:type="spellStart"/>
-      <w:r>
-        <w:rPr>
-          <w:rFonts w:ascii="Times New Roman" w:hAnsi="Times New Roman" w:cs="Times New Roman"/>
-          <w:i/>
-          <w:iCs/>
-        </w:rPr>
-        <w:t>endpoints</w:t>
-      </w:r>
-      <w:proofErr w:type="spellEnd"/>
-      <w:r>
-        <w:rPr>
-          <w:rFonts w:ascii="Times New Roman" w:hAnsi="Times New Roman" w:cs="Times New Roman"/>
-        </w:rPr>
-        <w:t xml:space="preserve"> críticos expostos que pudessem ser explorados para exaustão de recursos do servidor.</w:t>
-      </w:r>
-      <w:bookmarkEnd w:id="274"/>
-      <w:bookmarkEnd w:id="275"/>
-      <w:bookmarkEnd w:id="276"/>
-      <w:bookmarkEnd w:id="277"/>
-    </w:p>
-    <w:p>
-      <w:pPr>
-        <w:jc w:val="both"/>
-        <w:rPr>
-          <w:rFonts w:ascii="Times New Roman" w:hAnsi="Times New Roman" w:cs="Times New Roman"/>
-          <w:color w:val="000000" w:themeColor="text1"/>
-        </w:rPr>
-      </w:pPr>
-      <w:r>
-        <w:rPr>
-          <w:rFonts w:ascii="Times New Roman" w:hAnsi="Times New Roman" w:cs="Times New Roman"/>
-          <w:color w:val="000000" w:themeColor="text1"/>
-        </w:rPr>
-        <w:br w:type="page"/>
-      </w:r>
-    </w:p>
-    <w:p>
-      <w:pPr>
-        <w:pStyle w:val="Ttulo1"/>
-        <w:jc w:val="both"/>
-        <w:rPr>
-          <w:rFonts w:ascii="Times New Roman" w:hAnsi="Times New Roman" w:cs="Times New Roman"/>
-          <w:color w:val="000000" w:themeColor="text1"/>
-        </w:rPr>
-      </w:pPr>
-      <w:bookmarkStart w:id="278" w:name="_Toc217659198"/>
-      <w:r>
-        <w:rPr>
-          <w:rFonts w:ascii="Times New Roman" w:hAnsi="Times New Roman" w:cs="Times New Roman"/>
-          <w:color w:val="000000" w:themeColor="text1"/>
-        </w:rPr>
-        <w:lastRenderedPageBreak/>
-        <w:t>6. CONCLUSÃO</w:t>
-      </w:r>
       <w:bookmarkEnd w:id="278"/>
-    </w:p>
-    <w:p>
-      <w:pPr>
-        <w:pStyle w:val="Corpodetexto"/>
-        <w:jc w:val="both"/>
-        <w:rPr>
-          <w:rFonts w:ascii="Times New Roman" w:hAnsi="Times New Roman" w:cs="Times New Roman"/>
-          <w:color w:val="000000" w:themeColor="text1"/>
-          <w:sz w:val="28"/>
-          <w:szCs w:val="28"/>
-        </w:rPr>
-      </w:pPr>
-      <w:r>
-        <w:rPr>
-          <w:rFonts w:ascii="Times New Roman" w:hAnsi="Times New Roman" w:cs="Times New Roman"/>
-          <w:color w:val="000000" w:themeColor="text1"/>
-        </w:rPr>
-        <w:t xml:space="preserve">O presente trabalho atingiu seu objetivo geral ao desenvolver e validar a plataforma "Gestão Atípicos", uma solução tecnológica voltada para a otimização do acompanhamento escolar de alunos com desenvolvimento atípico. A pesquisa demonstrou que a aplicação de metodologias ágeis, aliada a uma arquitetura </w:t>
-      </w:r>
-      <w:proofErr w:type="spellStart"/>
-      <w:r>
-        <w:rPr>
-          <w:rFonts w:ascii="Times New Roman" w:hAnsi="Times New Roman" w:cs="Times New Roman"/>
-          <w:i/>
-          <w:iCs/>
-          <w:color w:val="000000" w:themeColor="text1"/>
-        </w:rPr>
-        <w:t>serverless</w:t>
-      </w:r>
-      <w:proofErr w:type="spellEnd"/>
-      <w:r>
-        <w:rPr>
-          <w:rFonts w:ascii="Times New Roman" w:hAnsi="Times New Roman" w:cs="Times New Roman"/>
-          <w:color w:val="000000" w:themeColor="text1"/>
-        </w:rPr>
-        <w:t xml:space="preserve"> moderna, é capaz de entregar software de alta disponibilidade e baixo custo de manutenção para o contexto </w:t>
-      </w:r>
-      <w:proofErr w:type="spellStart"/>
-      <w:proofErr w:type="gramStart"/>
-      <w:r>
-        <w:rPr>
-          <w:rFonts w:ascii="Times New Roman" w:hAnsi="Times New Roman" w:cs="Times New Roman"/>
-          <w:color w:val="000000" w:themeColor="text1"/>
-        </w:rPr>
-        <w:t>educacional.Do</w:t>
-      </w:r>
-      <w:proofErr w:type="spellEnd"/>
-      <w:proofErr w:type="gramEnd"/>
-      <w:r>
-        <w:rPr>
-          <w:rFonts w:ascii="Times New Roman" w:hAnsi="Times New Roman" w:cs="Times New Roman"/>
-          <w:color w:val="000000" w:themeColor="text1"/>
-        </w:rPr>
-        <w:t xml:space="preserve"> ponto de vista técnico, a escolha da </w:t>
-      </w:r>
-      <w:proofErr w:type="spellStart"/>
-      <w:r>
-        <w:rPr>
-          <w:rFonts w:ascii="Times New Roman" w:hAnsi="Times New Roman" w:cs="Times New Roman"/>
-          <w:color w:val="000000" w:themeColor="text1"/>
-        </w:rPr>
-        <w:t>stack</w:t>
-      </w:r>
-      <w:proofErr w:type="spellEnd"/>
-      <w:r>
-        <w:rPr>
-          <w:rFonts w:ascii="Times New Roman" w:hAnsi="Times New Roman" w:cs="Times New Roman"/>
-          <w:color w:val="000000" w:themeColor="text1"/>
-        </w:rPr>
-        <w:t xml:space="preserve"> tecnológica — composta por </w:t>
-      </w:r>
-      <w:proofErr w:type="spellStart"/>
-      <w:r>
-        <w:rPr>
-          <w:rFonts w:ascii="Times New Roman" w:hAnsi="Times New Roman" w:cs="Times New Roman"/>
-          <w:color w:val="000000" w:themeColor="text1"/>
-        </w:rPr>
-        <w:t>React</w:t>
-      </w:r>
-      <w:proofErr w:type="spellEnd"/>
-      <w:r>
-        <w:rPr>
-          <w:rFonts w:ascii="Times New Roman" w:hAnsi="Times New Roman" w:cs="Times New Roman"/>
-          <w:color w:val="000000" w:themeColor="text1"/>
-        </w:rPr>
-        <w:t xml:space="preserve">, </w:t>
-      </w:r>
-      <w:proofErr w:type="spellStart"/>
-      <w:r>
-        <w:rPr>
-          <w:rFonts w:ascii="Times New Roman" w:hAnsi="Times New Roman" w:cs="Times New Roman"/>
-          <w:color w:val="000000" w:themeColor="text1"/>
-        </w:rPr>
-        <w:t>Vercel</w:t>
-      </w:r>
-      <w:proofErr w:type="spellEnd"/>
-      <w:r>
-        <w:rPr>
-          <w:rFonts w:ascii="Times New Roman" w:hAnsi="Times New Roman" w:cs="Times New Roman"/>
-          <w:color w:val="000000" w:themeColor="text1"/>
-        </w:rPr>
-        <w:t xml:space="preserve"> e </w:t>
-      </w:r>
-      <w:proofErr w:type="spellStart"/>
-      <w:r>
-        <w:rPr>
-          <w:rFonts w:ascii="Times New Roman" w:hAnsi="Times New Roman" w:cs="Times New Roman"/>
-          <w:color w:val="000000" w:themeColor="text1"/>
-        </w:rPr>
-        <w:t>Supabase</w:t>
-      </w:r>
-      <w:proofErr w:type="spellEnd"/>
-      <w:r>
-        <w:rPr>
-          <w:rFonts w:ascii="Times New Roman" w:hAnsi="Times New Roman" w:cs="Times New Roman"/>
-          <w:color w:val="000000" w:themeColor="text1"/>
-        </w:rPr>
-        <w:t xml:space="preserve"> — mostrou-se assertiva. A implementação de políticas de segurança em nível de banco de dados (</w:t>
-      </w:r>
-      <w:r>
-        <w:rPr>
-          <w:rFonts w:ascii="Times New Roman" w:hAnsi="Times New Roman" w:cs="Times New Roman"/>
-          <w:i/>
-          <w:iCs/>
-          <w:color w:val="000000" w:themeColor="text1"/>
-        </w:rPr>
-        <w:t xml:space="preserve">Row </w:t>
-      </w:r>
-      <w:proofErr w:type="spellStart"/>
-      <w:r>
-        <w:rPr>
-          <w:rFonts w:ascii="Times New Roman" w:hAnsi="Times New Roman" w:cs="Times New Roman"/>
-          <w:i/>
-          <w:iCs/>
-          <w:color w:val="000000" w:themeColor="text1"/>
-        </w:rPr>
-        <w:t>Level</w:t>
-      </w:r>
-      <w:proofErr w:type="spellEnd"/>
-      <w:r>
-        <w:rPr>
-          <w:rFonts w:ascii="Times New Roman" w:hAnsi="Times New Roman" w:cs="Times New Roman"/>
-          <w:i/>
-          <w:iCs/>
-          <w:color w:val="000000" w:themeColor="text1"/>
-        </w:rPr>
-        <w:t xml:space="preserve"> Security</w:t>
-      </w:r>
-      <w:r>
-        <w:rPr>
-          <w:rFonts w:ascii="Times New Roman" w:hAnsi="Times New Roman" w:cs="Times New Roman"/>
-          <w:color w:val="000000" w:themeColor="text1"/>
-        </w:rPr>
-        <w:t xml:space="preserve"> - RLS) garantiu que a privacidade dos dados sensíveis fosse preservada nativamente, atendendo aos princípios fundamentais da Lei Geral de Proteção de Dados (LGPD</w:t>
-      </w:r>
-      <w:proofErr w:type="gramStart"/>
-      <w:r>
-        <w:rPr>
-          <w:rFonts w:ascii="Times New Roman" w:hAnsi="Times New Roman" w:cs="Times New Roman"/>
-          <w:color w:val="000000" w:themeColor="text1"/>
-        </w:rPr>
-        <w:t>).Os</w:t>
-      </w:r>
-      <w:proofErr w:type="gramEnd"/>
-      <w:r>
-        <w:rPr>
-          <w:rFonts w:ascii="Times New Roman" w:hAnsi="Times New Roman" w:cs="Times New Roman"/>
-          <w:color w:val="000000" w:themeColor="text1"/>
-        </w:rPr>
-        <w:t xml:space="preserve"> ciclos de testes de segurança, detalhados neste estudo, validaram a robustez da aplicação. A ausência de vulnerabilidades críticas (como </w:t>
-      </w:r>
-      <w:r>
-        <w:rPr>
-          <w:rFonts w:ascii="Times New Roman" w:hAnsi="Times New Roman" w:cs="Times New Roman"/>
-          <w:i/>
-          <w:iCs/>
-          <w:color w:val="000000" w:themeColor="text1"/>
-        </w:rPr>
-        <w:t xml:space="preserve">SQL </w:t>
-      </w:r>
-      <w:proofErr w:type="spellStart"/>
-      <w:r>
-        <w:rPr>
-          <w:rFonts w:ascii="Times New Roman" w:hAnsi="Times New Roman" w:cs="Times New Roman"/>
-          <w:i/>
-          <w:iCs/>
-          <w:color w:val="000000" w:themeColor="text1"/>
-        </w:rPr>
-        <w:t>Injection</w:t>
-      </w:r>
-      <w:proofErr w:type="spellEnd"/>
-      <w:r>
-        <w:rPr>
-          <w:rFonts w:ascii="Times New Roman" w:hAnsi="Times New Roman" w:cs="Times New Roman"/>
-          <w:color w:val="000000" w:themeColor="text1"/>
-        </w:rPr>
-        <w:t xml:space="preserve"> ou </w:t>
-      </w:r>
-      <w:r>
-        <w:rPr>
-          <w:rFonts w:ascii="Times New Roman" w:hAnsi="Times New Roman" w:cs="Times New Roman"/>
-          <w:i/>
-          <w:iCs/>
-          <w:color w:val="000000" w:themeColor="text1"/>
-        </w:rPr>
-        <w:t>XSS</w:t>
-      </w:r>
-      <w:r>
-        <w:rPr>
-          <w:rFonts w:ascii="Times New Roman" w:hAnsi="Times New Roman" w:cs="Times New Roman"/>
-          <w:color w:val="000000" w:themeColor="text1"/>
-        </w:rPr>
-        <w:t xml:space="preserve">) e a eficácia dos mecanismos de autenticação e autorização evidenciam que a estratégia de </w:t>
-      </w:r>
-      <w:r>
-        <w:rPr>
-          <w:rFonts w:ascii="Times New Roman" w:hAnsi="Times New Roman" w:cs="Times New Roman"/>
-          <w:i/>
-          <w:iCs/>
-          <w:color w:val="000000" w:themeColor="text1"/>
-        </w:rPr>
-        <w:t xml:space="preserve">Security </w:t>
-      </w:r>
-      <w:proofErr w:type="spellStart"/>
-      <w:r>
-        <w:rPr>
-          <w:rFonts w:ascii="Times New Roman" w:hAnsi="Times New Roman" w:cs="Times New Roman"/>
-          <w:i/>
-          <w:iCs/>
-          <w:color w:val="000000" w:themeColor="text1"/>
-        </w:rPr>
-        <w:t>by</w:t>
-      </w:r>
-      <w:proofErr w:type="spellEnd"/>
-      <w:r>
-        <w:rPr>
-          <w:rFonts w:ascii="Times New Roman" w:hAnsi="Times New Roman" w:cs="Times New Roman"/>
-          <w:i/>
-          <w:iCs/>
-          <w:color w:val="000000" w:themeColor="text1"/>
-        </w:rPr>
-        <w:t xml:space="preserve"> Design</w:t>
-      </w:r>
-      <w:r>
-        <w:rPr>
-          <w:rFonts w:ascii="Times New Roman" w:hAnsi="Times New Roman" w:cs="Times New Roman"/>
-          <w:color w:val="000000" w:themeColor="text1"/>
-        </w:rPr>
-        <w:t xml:space="preserve"> foi aplicada com sucesso. O sistema não apenas organiza informações, mas assegura a integridade digital de um público vulnerável.</w:t>
-      </w:r>
-    </w:p>
-    <w:p>
-      <w:pPr>
-        <w:pStyle w:val="Ttulo2"/>
-        <w:jc w:val="both"/>
-        <w:rPr>
-          <w:rFonts w:ascii="Times New Roman" w:hAnsi="Times New Roman" w:cs="Times New Roman"/>
-        </w:rPr>
-      </w:pPr>
-      <w:bookmarkStart w:id="279" w:name="_Toc216996180"/>
-      <w:bookmarkStart w:id="280" w:name="_Toc216997448"/>
-      <w:bookmarkStart w:id="281" w:name="_Toc216999764"/>
-      <w:bookmarkStart w:id="282" w:name="_Toc217659199"/>
-      <w:r>
-        <w:rPr>
-          <w:rFonts w:ascii="Times New Roman" w:hAnsi="Times New Roman" w:cs="Times New Roman"/>
-        </w:rPr>
-        <w:t>Além da contribuição técnica, o projeto apresenta relevância social ao propor a substituição de processos manuais e fragmentados por uma gestão centralizada e eficiente. A ferramenta facilita a comunicação entre cuidadores e gestores, permitindo um acompanhamento mais próximo e humanizado da evolução dos alunos.</w:t>
-      </w:r>
       <w:bookmarkEnd w:id="279"/>
       <w:bookmarkEnd w:id="280"/>
       <w:bookmarkEnd w:id="281"/>
@@ -13634,21 +12361,13 @@
         <w:jc w:val="both"/>
         <w:rPr>
           <w:rFonts w:ascii="Times New Roman" w:hAnsi="Times New Roman" w:cs="Times New Roman"/>
-        </w:rPr>
-      </w:pPr>
-      <w:bookmarkStart w:id="283" w:name="_Toc216996181"/>
-      <w:bookmarkStart w:id="284" w:name="_Toc216997449"/>
-      <w:bookmarkStart w:id="285" w:name="_Toc217659200"/>
-      <w:r>
-        <w:rPr>
-          <w:rFonts w:ascii="Times New Roman" w:hAnsi="Times New Roman" w:cs="Times New Roman"/>
           <w:b/>
           <w:bCs w:val="0"/>
           <w:sz w:val="28"/>
           <w:szCs w:val="32"/>
         </w:rPr>
-        <w:t>6.1 Limitações e Trabalhos Futuros</w:t>
-      </w:r>
+      </w:pPr>
+      <w:bookmarkStart w:id="283" w:name="_Toc217772258"/>
       <w:r>
         <w:rPr>
           <w:rFonts w:ascii="Times New Roman" w:hAnsi="Times New Roman" w:cs="Times New Roman"/>
@@ -13657,25 +12376,258 @@
           <w:sz w:val="28"/>
           <w:szCs w:val="32"/>
         </w:rPr>
-        <w:t>:</w:t>
-      </w:r>
-      <w:r>
-        <w:rPr>
-          <w:rFonts w:ascii="Times New Roman" w:hAnsi="Times New Roman" w:cs="Times New Roman"/>
+        <w:t>5.3 Integridade de Tokens JWT</w:t>
+      </w:r>
+      <w:r>
+        <w:rPr>
+          <w:rFonts w:ascii="Times New Roman" w:hAnsi="Times New Roman" w:cs="Times New Roman"/>
+          <w:b/>
+          <w:bCs w:val="0"/>
           <w:sz w:val="28"/>
           <w:szCs w:val="32"/>
         </w:rPr>
+        <w:t>:</w:t>
+      </w:r>
+      <w:bookmarkEnd w:id="283"/>
+    </w:p>
+    <w:p>
+      <w:pPr>
+        <w:pStyle w:val="Corpodetexto"/>
+        <w:jc w:val="both"/>
+        <w:rPr>
+          <w:rFonts w:ascii="Times New Roman" w:hAnsi="Times New Roman" w:cs="Times New Roman"/>
+          <w:color w:val="000000" w:themeColor="text1"/>
+        </w:rPr>
+      </w:pPr>
+      <w:r>
+        <w:rPr>
+          <w:rFonts w:ascii="Times New Roman" w:hAnsi="Times New Roman" w:cs="Times New Roman"/>
+          <w:color w:val="000000" w:themeColor="text1"/>
+        </w:rPr>
+        <w:t xml:space="preserve"> A integridade da gestão de sessões foi avaliada através da manipulação de </w:t>
+      </w:r>
+      <w:r>
+        <w:rPr>
+          <w:rFonts w:ascii="Times New Roman" w:hAnsi="Times New Roman" w:cs="Times New Roman"/>
+          <w:i/>
+          <w:iCs/>
+          <w:color w:val="000000" w:themeColor="text1"/>
+        </w:rPr>
+        <w:t>JSON Web Tokens</w:t>
+      </w:r>
+      <w:r>
+        <w:rPr>
+          <w:rFonts w:ascii="Times New Roman" w:hAnsi="Times New Roman" w:cs="Times New Roman"/>
+          <w:color w:val="000000" w:themeColor="text1"/>
+        </w:rPr>
+        <w:t xml:space="preserve"> (JWT). Foram injetados tokens incompletos, reaproveitados de sessões expiradas, sem assinatura digital válida e com cabeçalhos </w:t>
+      </w:r>
+      <w:proofErr w:type="spellStart"/>
+      <w:r>
+        <w:rPr>
+          <w:rFonts w:ascii="Times New Roman" w:hAnsi="Times New Roman" w:cs="Times New Roman"/>
+          <w:color w:val="000000" w:themeColor="text1"/>
+        </w:rPr>
+        <w:t>Authorization</w:t>
+      </w:r>
+      <w:proofErr w:type="spellEnd"/>
+      <w:r>
+        <w:rPr>
+          <w:rFonts w:ascii="Times New Roman" w:hAnsi="Times New Roman" w:cs="Times New Roman"/>
+          <w:color w:val="000000" w:themeColor="text1"/>
+        </w:rPr>
+        <w:t xml:space="preserve"> forjados. Em todos os cenários, o </w:t>
+      </w:r>
+      <w:r>
+        <w:rPr>
+          <w:rFonts w:ascii="Times New Roman" w:hAnsi="Times New Roman" w:cs="Times New Roman"/>
+          <w:i/>
+          <w:iCs/>
+          <w:color w:val="000000" w:themeColor="text1"/>
+        </w:rPr>
+        <w:t>middleware</w:t>
+      </w:r>
+      <w:r>
+        <w:rPr>
+          <w:rFonts w:ascii="Times New Roman" w:hAnsi="Times New Roman" w:cs="Times New Roman"/>
+          <w:color w:val="000000" w:themeColor="text1"/>
+        </w:rPr>
+        <w:t xml:space="preserve"> de segurança do </w:t>
+      </w:r>
+      <w:proofErr w:type="spellStart"/>
+      <w:r>
+        <w:rPr>
+          <w:rFonts w:ascii="Times New Roman" w:hAnsi="Times New Roman" w:cs="Times New Roman"/>
+          <w:color w:val="000000" w:themeColor="text1"/>
+        </w:rPr>
+        <w:t>Supabase</w:t>
+      </w:r>
+      <w:proofErr w:type="spellEnd"/>
+      <w:r>
+        <w:rPr>
+          <w:rFonts w:ascii="Times New Roman" w:hAnsi="Times New Roman" w:cs="Times New Roman"/>
+          <w:color w:val="000000" w:themeColor="text1"/>
+        </w:rPr>
+        <w:t xml:space="preserve"> rejeitou as requisições, impossibilitando qualquer tentativa de fixação de sessão ou escalada de privilégio via token.</w:t>
+      </w:r>
+    </w:p>
+    <w:p>
+      <w:pPr>
+        <w:pStyle w:val="Ttulo2"/>
+        <w:jc w:val="both"/>
+        <w:rPr>
+          <w:rFonts w:ascii="Times New Roman" w:hAnsi="Times New Roman" w:cs="Times New Roman"/>
+          <w:b/>
+          <w:bCs w:val="0"/>
+          <w:sz w:val="28"/>
+          <w:szCs w:val="32"/>
+        </w:rPr>
+      </w:pPr>
+      <w:bookmarkStart w:id="284" w:name="_Toc217772259"/>
+      <w:r>
+        <w:rPr>
+          <w:rFonts w:ascii="Times New Roman" w:hAnsi="Times New Roman" w:cs="Times New Roman"/>
+          <w:b/>
+          <w:bCs w:val="0"/>
+          <w:sz w:val="28"/>
+          <w:szCs w:val="32"/>
+        </w:rPr>
+        <w:t>5.4 Segurança da API REST</w:t>
+      </w:r>
+      <w:r>
+        <w:rPr>
+          <w:rFonts w:ascii="Times New Roman" w:hAnsi="Times New Roman" w:cs="Times New Roman"/>
+          <w:b/>
+          <w:bCs w:val="0"/>
+          <w:sz w:val="28"/>
+          <w:szCs w:val="32"/>
+        </w:rPr>
+        <w:t>:</w:t>
+      </w:r>
+      <w:bookmarkEnd w:id="284"/>
+    </w:p>
+    <w:p>
+      <w:pPr>
+        <w:pStyle w:val="Corpodetexto"/>
+        <w:jc w:val="both"/>
+        <w:rPr>
+          <w:rFonts w:ascii="Times New Roman" w:hAnsi="Times New Roman" w:cs="Times New Roman"/>
+          <w:color w:val="000000" w:themeColor="text1"/>
+          <w:sz w:val="28"/>
+          <w:szCs w:val="28"/>
+        </w:rPr>
+      </w:pPr>
+      <w:r>
+        <w:rPr>
+          <w:rFonts w:ascii="Times New Roman" w:hAnsi="Times New Roman" w:cs="Times New Roman"/>
+          <w:color w:val="000000" w:themeColor="text1"/>
+        </w:rPr>
+        <w:t xml:space="preserve"> Realizaram-se tentativas de acesso direto aos </w:t>
+      </w:r>
+      <w:proofErr w:type="spellStart"/>
+      <w:r>
+        <w:rPr>
+          <w:rFonts w:ascii="Times New Roman" w:hAnsi="Times New Roman" w:cs="Times New Roman"/>
+          <w:i/>
+          <w:iCs/>
+          <w:color w:val="000000" w:themeColor="text1"/>
+        </w:rPr>
+        <w:t>endpoints</w:t>
+      </w:r>
+      <w:proofErr w:type="spellEnd"/>
+      <w:r>
+        <w:rPr>
+          <w:rFonts w:ascii="Times New Roman" w:hAnsi="Times New Roman" w:cs="Times New Roman"/>
+          <w:color w:val="000000" w:themeColor="text1"/>
+        </w:rPr>
+        <w:t xml:space="preserve"> da API (/</w:t>
+      </w:r>
+      <w:proofErr w:type="spellStart"/>
+      <w:r>
+        <w:rPr>
+          <w:rFonts w:ascii="Times New Roman" w:hAnsi="Times New Roman" w:cs="Times New Roman"/>
+          <w:color w:val="000000" w:themeColor="text1"/>
+        </w:rPr>
+        <w:t>rest</w:t>
+      </w:r>
+      <w:proofErr w:type="spellEnd"/>
+      <w:r>
+        <w:rPr>
+          <w:rFonts w:ascii="Times New Roman" w:hAnsi="Times New Roman" w:cs="Times New Roman"/>
+          <w:color w:val="000000" w:themeColor="text1"/>
+        </w:rPr>
+        <w:t xml:space="preserve">/v1/) contornando a interface gráfica. Os testes utilizaram chaves de API inválidas e requisições anônimas. O sistema manteve o comportamento seguro, negando o acesso (401 </w:t>
+      </w:r>
+      <w:proofErr w:type="spellStart"/>
+      <w:r>
+        <w:rPr>
+          <w:rFonts w:ascii="Times New Roman" w:hAnsi="Times New Roman" w:cs="Times New Roman"/>
+          <w:color w:val="000000" w:themeColor="text1"/>
+        </w:rPr>
+        <w:t>Unauthorized</w:t>
+      </w:r>
+      <w:proofErr w:type="spellEnd"/>
+      <w:r>
+        <w:rPr>
+          <w:rFonts w:ascii="Times New Roman" w:hAnsi="Times New Roman" w:cs="Times New Roman"/>
+          <w:color w:val="000000" w:themeColor="text1"/>
+        </w:rPr>
+        <w:t xml:space="preserve">) e garantindo que nenhuma tabela ou </w:t>
+      </w:r>
+      <w:proofErr w:type="spellStart"/>
+      <w:r>
+        <w:rPr>
+          <w:rFonts w:ascii="Times New Roman" w:hAnsi="Times New Roman" w:cs="Times New Roman"/>
+          <w:i/>
+          <w:iCs/>
+          <w:color w:val="000000" w:themeColor="text1"/>
+        </w:rPr>
+        <w:t>view</w:t>
+      </w:r>
+      <w:proofErr w:type="spellEnd"/>
+      <w:r>
+        <w:rPr>
+          <w:rFonts w:ascii="Times New Roman" w:hAnsi="Times New Roman" w:cs="Times New Roman"/>
+          <w:color w:val="000000" w:themeColor="text1"/>
+        </w:rPr>
+        <w:t xml:space="preserve"> do banco de dados fosse exposta publicamente sem a devida autorização.</w:t>
+      </w:r>
+    </w:p>
+    <w:p>
+      <w:pPr>
+        <w:pStyle w:val="Ttulo2"/>
+        <w:jc w:val="both"/>
+        <w:rPr>
+          <w:rFonts w:ascii="Times New Roman" w:hAnsi="Times New Roman" w:cs="Times New Roman"/>
+          <w:b/>
+          <w:bCs w:val="0"/>
+          <w:sz w:val="28"/>
+          <w:szCs w:val="32"/>
+        </w:rPr>
+      </w:pPr>
+      <w:bookmarkStart w:id="285" w:name="_Toc217772260"/>
+      <w:r>
+        <w:rPr>
+          <w:rFonts w:ascii="Times New Roman" w:hAnsi="Times New Roman" w:cs="Times New Roman"/>
+          <w:b/>
+          <w:bCs w:val="0"/>
+          <w:sz w:val="28"/>
+          <w:szCs w:val="32"/>
+        </w:rPr>
+        <w:lastRenderedPageBreak/>
+        <w:t>5.5 Testes de Escalação de Privilégios</w:t>
+      </w:r>
+      <w:bookmarkEnd w:id="285"/>
+      <w:r>
+        <w:rPr>
+          <w:rFonts w:ascii="Times New Roman" w:hAnsi="Times New Roman" w:cs="Times New Roman"/>
+          <w:b/>
+          <w:bCs w:val="0"/>
+          <w:sz w:val="28"/>
+          <w:szCs w:val="32"/>
+        </w:rPr>
         <w:t xml:space="preserve"> </w:t>
       </w:r>
-      <w:r>
-        <w:rPr>
-          <w:rFonts w:ascii="Times New Roman" w:hAnsi="Times New Roman" w:cs="Times New Roman"/>
-        </w:rPr>
-        <w:t>Como limitação do estudo, destaca-se que a validação da ferramenta ocorreu em ambiente controlado e simulado. A implantação em larga escala em uma instituição de ensino real poderia revelar novos desafios de usabilidade e infraestrutura não mapeados nesta fase.</w:t>
-      </w:r>
-      <w:bookmarkEnd w:id="283"/>
-      <w:bookmarkEnd w:id="284"/>
-      <w:bookmarkEnd w:id="285"/>
     </w:p>
     <w:p>
       <w:pPr>
@@ -13685,20 +12637,22 @@
           <w:rFonts w:ascii="Times New Roman" w:hAnsi="Times New Roman" w:cs="Times New Roman"/>
         </w:rPr>
       </w:pPr>
-      <w:bookmarkStart w:id="286" w:name="_Toc216996182"/>
-      <w:bookmarkStart w:id="287" w:name="_Toc216997450"/>
-      <w:bookmarkStart w:id="288" w:name="_Toc216999766"/>
-      <w:bookmarkStart w:id="289" w:name="_Toc217659201"/>
-      <w:r>
-        <w:rPr>
-          <w:rFonts w:ascii="Times New Roman" w:hAnsi="Times New Roman" w:cs="Times New Roman"/>
-        </w:rPr>
-        <w:t>Para a continuidade da pesquisa e evolução do software, sugerem-se as seguintes implementações futuras:</w:t>
+      <w:bookmarkStart w:id="286" w:name="_Toc216996166"/>
+      <w:bookmarkStart w:id="287" w:name="_Toc216997434"/>
+      <w:bookmarkStart w:id="288" w:name="_Toc216999750"/>
+      <w:bookmarkStart w:id="289" w:name="_Toc217659185"/>
+      <w:bookmarkStart w:id="290" w:name="_Toc217772261"/>
+      <w:r>
+        <w:rPr>
+          <w:rFonts w:ascii="Times New Roman" w:hAnsi="Times New Roman" w:cs="Times New Roman"/>
+        </w:rPr>
+        <w:t>Para validar o isolamento entre perfis de usuários, tentou-se a escalação vertical de privilégios (ex.: um perfil "Cuidador" tentando atuar como "Gestor"). Os testes envolveram:</w:t>
       </w:r>
       <w:bookmarkEnd w:id="286"/>
       <w:bookmarkEnd w:id="287"/>
       <w:bookmarkEnd w:id="288"/>
       <w:bookmarkEnd w:id="289"/>
+      <w:bookmarkEnd w:id="290"/>
     </w:p>
     <w:p>
       <w:pPr>
@@ -13708,198 +12662,98 @@
           <w:rFonts w:ascii="Times New Roman" w:hAnsi="Times New Roman" w:cs="Times New Roman"/>
         </w:rPr>
       </w:pPr>
-      <w:bookmarkStart w:id="290" w:name="_Toc216996183"/>
-      <w:bookmarkStart w:id="291" w:name="_Toc216997451"/>
-      <w:bookmarkStart w:id="292" w:name="_Toc216999767"/>
-      <w:bookmarkStart w:id="293" w:name="_Toc217659202"/>
-      <w:r>
-        <w:rPr>
-          <w:rFonts w:ascii="Times New Roman" w:hAnsi="Times New Roman" w:cs="Times New Roman"/>
-          <w:b/>
-        </w:rPr>
-        <w:t>Desenvolvimento de Aplicativo Móvel:</w:t>
-      </w:r>
-      <w:r>
-        <w:rPr>
-          <w:rFonts w:ascii="Times New Roman" w:hAnsi="Times New Roman" w:cs="Times New Roman"/>
-        </w:rPr>
-        <w:t xml:space="preserve"> Criação de uma versão nativa (</w:t>
-      </w:r>
-      <w:r>
-        <w:rPr>
-          <w:rFonts w:ascii="Times New Roman" w:hAnsi="Times New Roman" w:cs="Times New Roman"/>
-          <w:i/>
-          <w:iCs/>
-        </w:rPr>
-        <w:t>Mobile</w:t>
-      </w:r>
-      <w:r>
-        <w:rPr>
-          <w:rFonts w:ascii="Times New Roman" w:hAnsi="Times New Roman" w:cs="Times New Roman"/>
-        </w:rPr>
-        <w:t xml:space="preserve">) para facilitar o registro de ocorrências pelos cuidadores em tempo real, inclusive em modo </w:t>
-      </w:r>
-      <w:r>
-        <w:rPr>
-          <w:rFonts w:ascii="Times New Roman" w:hAnsi="Times New Roman" w:cs="Times New Roman"/>
-          <w:i/>
-          <w:iCs/>
-        </w:rPr>
-        <w:t>offline</w:t>
-      </w:r>
-      <w:r>
-        <w:rPr>
-          <w:rFonts w:ascii="Times New Roman" w:hAnsi="Times New Roman" w:cs="Times New Roman"/>
-        </w:rPr>
-        <w:t>.</w:t>
-      </w:r>
-      <w:bookmarkEnd w:id="290"/>
+      <w:bookmarkStart w:id="291" w:name="_Toc216996167"/>
+      <w:bookmarkStart w:id="292" w:name="_Toc216997435"/>
+      <w:bookmarkStart w:id="293" w:name="_Toc216999751"/>
+      <w:bookmarkStart w:id="294" w:name="_Toc217659186"/>
+      <w:bookmarkStart w:id="295" w:name="_Toc217772262"/>
+      <w:r>
+        <w:rPr>
+          <w:rFonts w:ascii="Times New Roman" w:hAnsi="Times New Roman" w:cs="Times New Roman"/>
+          <w:b/>
+        </w:rPr>
+        <w:t>Manipulação de Parâmetros:</w:t>
+      </w:r>
+      <w:r>
+        <w:rPr>
+          <w:rFonts w:ascii="Times New Roman" w:hAnsi="Times New Roman" w:cs="Times New Roman"/>
+        </w:rPr>
+        <w:t xml:space="preserve"> Alteração do campo role via requisição PATCH /profiles.</w:t>
+      </w:r>
       <w:bookmarkEnd w:id="291"/>
       <w:bookmarkEnd w:id="292"/>
       <w:bookmarkEnd w:id="293"/>
-    </w:p>
-    <w:p>
-      <w:pPr>
-        <w:pStyle w:val="Ttulo2"/>
-        <w:jc w:val="both"/>
-        <w:rPr>
-          <w:rFonts w:ascii="Times New Roman" w:hAnsi="Times New Roman" w:cs="Times New Roman"/>
-        </w:rPr>
-      </w:pPr>
-      <w:bookmarkStart w:id="294" w:name="_Toc216996184"/>
-      <w:bookmarkStart w:id="295" w:name="_Toc216997452"/>
-      <w:bookmarkStart w:id="296" w:name="_Toc216999768"/>
-      <w:bookmarkStart w:id="297" w:name="_Toc217659203"/>
-      <w:r>
-        <w:rPr>
-          <w:rFonts w:ascii="Times New Roman" w:hAnsi="Times New Roman" w:cs="Times New Roman"/>
-          <w:b/>
-        </w:rPr>
-        <w:t>Integração com Inteligência Artificial:</w:t>
-      </w:r>
-      <w:r>
-        <w:rPr>
-          <w:rFonts w:ascii="Times New Roman" w:hAnsi="Times New Roman" w:cs="Times New Roman"/>
-        </w:rPr>
-        <w:t xml:space="preserve"> Uso de algoritmos para analisar padrões nos diários de bordo e gerar </w:t>
-      </w:r>
-      <w:r>
-        <w:rPr>
-          <w:rFonts w:ascii="Times New Roman" w:hAnsi="Times New Roman" w:cs="Times New Roman"/>
-          <w:i/>
-          <w:iCs/>
-        </w:rPr>
-        <w:t>insights</w:t>
-      </w:r>
-      <w:r>
-        <w:rPr>
-          <w:rFonts w:ascii="Times New Roman" w:hAnsi="Times New Roman" w:cs="Times New Roman"/>
-        </w:rPr>
-        <w:t xml:space="preserve"> pedagógicos automáticos para os gestores.</w:t>
-      </w:r>
       <w:bookmarkEnd w:id="294"/>
       <w:bookmarkEnd w:id="295"/>
+    </w:p>
+    <w:p>
+      <w:pPr>
+        <w:pStyle w:val="Ttulo2"/>
+        <w:jc w:val="both"/>
+        <w:rPr>
+          <w:rFonts w:ascii="Times New Roman" w:hAnsi="Times New Roman" w:cs="Times New Roman"/>
+        </w:rPr>
+      </w:pPr>
+      <w:bookmarkStart w:id="296" w:name="_Toc216996168"/>
+      <w:bookmarkStart w:id="297" w:name="_Toc216997436"/>
+      <w:bookmarkStart w:id="298" w:name="_Toc216999752"/>
+      <w:bookmarkStart w:id="299" w:name="_Toc217659187"/>
+      <w:bookmarkStart w:id="300" w:name="_Toc217772263"/>
+      <w:r>
+        <w:rPr>
+          <w:rFonts w:ascii="Times New Roman" w:hAnsi="Times New Roman" w:cs="Times New Roman"/>
+          <w:b/>
+        </w:rPr>
+        <w:t xml:space="preserve">Mass </w:t>
+      </w:r>
+      <w:proofErr w:type="spellStart"/>
+      <w:r>
+        <w:rPr>
+          <w:rFonts w:ascii="Times New Roman" w:hAnsi="Times New Roman" w:cs="Times New Roman"/>
+          <w:b/>
+        </w:rPr>
+        <w:t>Assignment</w:t>
+      </w:r>
+      <w:proofErr w:type="spellEnd"/>
+      <w:r>
+        <w:rPr>
+          <w:rFonts w:ascii="Times New Roman" w:hAnsi="Times New Roman" w:cs="Times New Roman"/>
+          <w:b/>
+        </w:rPr>
+        <w:t>:</w:t>
+      </w:r>
+      <w:r>
+        <w:rPr>
+          <w:rFonts w:ascii="Times New Roman" w:hAnsi="Times New Roman" w:cs="Times New Roman"/>
+        </w:rPr>
+        <w:t xml:space="preserve"> Tentativa de atribuição em massa em campos sensíveis.</w:t>
+      </w:r>
       <w:bookmarkEnd w:id="296"/>
       <w:bookmarkEnd w:id="297"/>
-    </w:p>
-    <w:p>
-      <w:pPr>
-        <w:pStyle w:val="Ttulo2"/>
-        <w:jc w:val="both"/>
-        <w:rPr>
-          <w:rFonts w:ascii="Times New Roman" w:hAnsi="Times New Roman" w:cs="Times New Roman"/>
-        </w:rPr>
-      </w:pPr>
-      <w:bookmarkStart w:id="298" w:name="_Toc216996185"/>
-      <w:bookmarkStart w:id="299" w:name="_Toc216997453"/>
-      <w:bookmarkStart w:id="300" w:name="_Toc216999769"/>
-      <w:bookmarkStart w:id="301" w:name="_Toc217659204"/>
-      <w:r>
-        <w:rPr>
-          <w:rFonts w:ascii="Times New Roman" w:hAnsi="Times New Roman" w:cs="Times New Roman"/>
-          <w:b/>
-        </w:rPr>
-        <w:t>Expansão da Auditoria:</w:t>
-      </w:r>
-      <w:r>
-        <w:rPr>
-          <w:rFonts w:ascii="Times New Roman" w:hAnsi="Times New Roman" w:cs="Times New Roman"/>
-        </w:rPr>
-        <w:t xml:space="preserve"> Implementação completa de um sistema SIEM (</w:t>
-      </w:r>
-      <w:r>
-        <w:rPr>
-          <w:rFonts w:ascii="Times New Roman" w:hAnsi="Times New Roman" w:cs="Times New Roman"/>
-          <w:i/>
-          <w:iCs/>
-        </w:rPr>
-        <w:t xml:space="preserve">Security </w:t>
-      </w:r>
-      <w:proofErr w:type="spellStart"/>
-      <w:r>
-        <w:rPr>
-          <w:rFonts w:ascii="Times New Roman" w:hAnsi="Times New Roman" w:cs="Times New Roman"/>
-          <w:i/>
-          <w:iCs/>
-        </w:rPr>
-        <w:t>Information</w:t>
-      </w:r>
-      <w:proofErr w:type="spellEnd"/>
-      <w:r>
-        <w:rPr>
-          <w:rFonts w:ascii="Times New Roman" w:hAnsi="Times New Roman" w:cs="Times New Roman"/>
-          <w:i/>
-          <w:iCs/>
-        </w:rPr>
-        <w:t xml:space="preserve"> </w:t>
-      </w:r>
-      <w:proofErr w:type="spellStart"/>
-      <w:r>
-        <w:rPr>
-          <w:rFonts w:ascii="Times New Roman" w:hAnsi="Times New Roman" w:cs="Times New Roman"/>
-          <w:i/>
-          <w:iCs/>
-        </w:rPr>
-        <w:t>and</w:t>
-      </w:r>
-      <w:proofErr w:type="spellEnd"/>
-      <w:r>
-        <w:rPr>
-          <w:rFonts w:ascii="Times New Roman" w:hAnsi="Times New Roman" w:cs="Times New Roman"/>
-          <w:i/>
-          <w:iCs/>
-        </w:rPr>
-        <w:t xml:space="preserve"> Event Management</w:t>
-      </w:r>
-      <w:r>
-        <w:rPr>
-          <w:rFonts w:ascii="Times New Roman" w:hAnsi="Times New Roman" w:cs="Times New Roman"/>
-        </w:rPr>
-        <w:t>) para monitoramento contínuo de ameaças em produção.</w:t>
-      </w:r>
       <w:bookmarkEnd w:id="298"/>
       <w:bookmarkEnd w:id="299"/>
       <w:bookmarkEnd w:id="300"/>
+    </w:p>
+    <w:p>
+      <w:pPr>
+        <w:pStyle w:val="Ttulo2"/>
+        <w:jc w:val="both"/>
+        <w:rPr>
+          <w:rFonts w:ascii="Times New Roman" w:hAnsi="Times New Roman" w:cs="Times New Roman"/>
+        </w:rPr>
+      </w:pPr>
+      <w:bookmarkStart w:id="301" w:name="_Toc216996169"/>
+      <w:bookmarkStart w:id="302" w:name="_Toc216997437"/>
+      <w:bookmarkStart w:id="303" w:name="_Toc216999753"/>
+      <w:bookmarkStart w:id="304" w:name="_Toc217659188"/>
+      <w:bookmarkStart w:id="305" w:name="_Toc217772264"/>
+      <w:r>
+        <w:rPr>
+          <w:rFonts w:ascii="Times New Roman" w:hAnsi="Times New Roman" w:cs="Times New Roman"/>
+        </w:rPr>
+        <w:t>As políticas de RLS bloquearam efetivamente as alterações. O servidor ignorou silenciosamente os campos injetados ou retornou que "0 linhas foram afetadas", mantendo o perfil do usuário inalterado e preservando a integridade dos dados.</w:t>
+      </w:r>
       <w:bookmarkEnd w:id="301"/>
-    </w:p>
-    <w:p>
-      <w:pPr>
-        <w:pStyle w:val="Ttulo2"/>
-        <w:jc w:val="both"/>
-        <w:rPr>
-          <w:rFonts w:ascii="Times New Roman" w:hAnsi="Times New Roman" w:cs="Times New Roman"/>
-        </w:rPr>
-      </w:pPr>
-      <w:bookmarkStart w:id="302" w:name="_Toc216996186"/>
-      <w:bookmarkStart w:id="303" w:name="_Toc216997454"/>
-      <w:bookmarkStart w:id="304" w:name="_Toc216999770"/>
-      <w:bookmarkStart w:id="305" w:name="_Toc217659205"/>
-      <w:r>
-        <w:rPr>
-          <w:rFonts w:ascii="Times New Roman" w:hAnsi="Times New Roman" w:cs="Times New Roman"/>
-        </w:rPr>
-        <w:t>Em suma, o projeto "Gestão Atípicos" consolida-se não apenas como um artefato de software funcional, mas como uma base sólida e segura para a transformação digital na educação inclusiva.</w:t>
-      </w:r>
       <w:bookmarkEnd w:id="302"/>
       <w:bookmarkEnd w:id="303"/>
       <w:bookmarkEnd w:id="304"/>
@@ -13907,6 +12761,1263 @@
     </w:p>
     <w:p>
       <w:pPr>
+        <w:pStyle w:val="Ttulo2"/>
+        <w:jc w:val="both"/>
+        <w:rPr>
+          <w:rFonts w:ascii="Times New Roman" w:hAnsi="Times New Roman" w:cs="Times New Roman"/>
+          <w:b/>
+          <w:bCs w:val="0"/>
+          <w:sz w:val="28"/>
+          <w:szCs w:val="32"/>
+        </w:rPr>
+      </w:pPr>
+      <w:bookmarkStart w:id="306" w:name="_Toc217772265"/>
+      <w:r>
+        <w:rPr>
+          <w:rFonts w:ascii="Times New Roman" w:hAnsi="Times New Roman" w:cs="Times New Roman"/>
+          <w:b/>
+          <w:bCs w:val="0"/>
+          <w:sz w:val="28"/>
+          <w:szCs w:val="32"/>
+        </w:rPr>
+        <w:t xml:space="preserve">5.6 Prevenção contra Cross-Site </w:t>
+      </w:r>
+      <w:proofErr w:type="spellStart"/>
+      <w:r>
+        <w:rPr>
+          <w:rFonts w:ascii="Times New Roman" w:hAnsi="Times New Roman" w:cs="Times New Roman"/>
+          <w:b/>
+          <w:bCs w:val="0"/>
+          <w:sz w:val="28"/>
+          <w:szCs w:val="32"/>
+        </w:rPr>
+        <w:t>Scripting</w:t>
+      </w:r>
+      <w:proofErr w:type="spellEnd"/>
+      <w:r>
+        <w:rPr>
+          <w:rFonts w:ascii="Times New Roman" w:hAnsi="Times New Roman" w:cs="Times New Roman"/>
+          <w:b/>
+          <w:bCs w:val="0"/>
+          <w:sz w:val="28"/>
+          <w:szCs w:val="32"/>
+        </w:rPr>
+        <w:t xml:space="preserve"> (XSS)</w:t>
+      </w:r>
+      <w:bookmarkEnd w:id="306"/>
+      <w:r>
+        <w:rPr>
+          <w:rFonts w:ascii="Times New Roman" w:hAnsi="Times New Roman" w:cs="Times New Roman"/>
+          <w:b/>
+          <w:bCs w:val="0"/>
+          <w:sz w:val="28"/>
+          <w:szCs w:val="32"/>
+        </w:rPr>
+        <w:t xml:space="preserve"> </w:t>
+      </w:r>
+    </w:p>
+    <w:p>
+      <w:pPr>
+        <w:pStyle w:val="Ttulo2"/>
+        <w:jc w:val="both"/>
+        <w:rPr>
+          <w:rFonts w:ascii="Times New Roman" w:hAnsi="Times New Roman" w:cs="Times New Roman"/>
+        </w:rPr>
+      </w:pPr>
+      <w:bookmarkStart w:id="307" w:name="_Toc216996171"/>
+      <w:bookmarkStart w:id="308" w:name="_Toc216997439"/>
+      <w:bookmarkStart w:id="309" w:name="_Toc216999755"/>
+      <w:bookmarkStart w:id="310" w:name="_Toc217659190"/>
+      <w:bookmarkStart w:id="311" w:name="_Toc217772266"/>
+      <w:r>
+        <w:rPr>
+          <w:rFonts w:ascii="Times New Roman" w:hAnsi="Times New Roman" w:cs="Times New Roman"/>
+        </w:rPr>
+        <w:t xml:space="preserve">A resiliência da interface foi testada contra injeção de scripts maliciosos. Aplicaram-se </w:t>
+      </w:r>
+      <w:proofErr w:type="spellStart"/>
+      <w:r>
+        <w:rPr>
+          <w:rFonts w:ascii="Times New Roman" w:hAnsi="Times New Roman" w:cs="Times New Roman"/>
+          <w:i/>
+          <w:iCs/>
+        </w:rPr>
+        <w:t>payloads</w:t>
+      </w:r>
+      <w:proofErr w:type="spellEnd"/>
+      <w:r>
+        <w:rPr>
+          <w:rFonts w:ascii="Times New Roman" w:hAnsi="Times New Roman" w:cs="Times New Roman"/>
+        </w:rPr>
+        <w:t xml:space="preserve"> clássicos (como &lt;script&gt;</w:t>
+      </w:r>
+      <w:proofErr w:type="spellStart"/>
+      <w:r>
+        <w:rPr>
+          <w:rFonts w:ascii="Times New Roman" w:hAnsi="Times New Roman" w:cs="Times New Roman"/>
+        </w:rPr>
+        <w:t>alert</w:t>
+      </w:r>
+      <w:proofErr w:type="spellEnd"/>
+      <w:r>
+        <w:rPr>
+          <w:rFonts w:ascii="Times New Roman" w:hAnsi="Times New Roman" w:cs="Times New Roman"/>
+        </w:rPr>
+        <w:t>(</w:t>
+      </w:r>
+      <w:proofErr w:type="gramStart"/>
+      <w:r>
+        <w:rPr>
+          <w:rFonts w:ascii="Times New Roman" w:hAnsi="Times New Roman" w:cs="Times New Roman"/>
+        </w:rPr>
+        <w:t>1)&lt;</w:t>
+      </w:r>
+      <w:proofErr w:type="gramEnd"/>
+      <w:r>
+        <w:rPr>
+          <w:rFonts w:ascii="Times New Roman" w:hAnsi="Times New Roman" w:cs="Times New Roman"/>
+        </w:rPr>
+        <w:t xml:space="preserve">/script&gt; e vetores SVG) em campos de entrada, </w:t>
+      </w:r>
+      <w:r>
+        <w:rPr>
+          <w:rFonts w:ascii="Times New Roman" w:hAnsi="Times New Roman" w:cs="Times New Roman"/>
+          <w:i/>
+          <w:iCs/>
+        </w:rPr>
+        <w:t xml:space="preserve">query </w:t>
+      </w:r>
+      <w:proofErr w:type="spellStart"/>
+      <w:r>
+        <w:rPr>
+          <w:rFonts w:ascii="Times New Roman" w:hAnsi="Times New Roman" w:cs="Times New Roman"/>
+          <w:i/>
+          <w:iCs/>
+        </w:rPr>
+        <w:t>strings</w:t>
+      </w:r>
+      <w:proofErr w:type="spellEnd"/>
+      <w:r>
+        <w:rPr>
+          <w:rFonts w:ascii="Times New Roman" w:hAnsi="Times New Roman" w:cs="Times New Roman"/>
+        </w:rPr>
+        <w:t xml:space="preserve"> e no corpo JSON das requisições. Não foi observada execução de código arbitrário nem reflexão de entrada (</w:t>
+      </w:r>
+      <w:proofErr w:type="spellStart"/>
+      <w:r>
+        <w:rPr>
+          <w:rFonts w:ascii="Times New Roman" w:hAnsi="Times New Roman" w:cs="Times New Roman"/>
+          <w:i/>
+          <w:iCs/>
+        </w:rPr>
+        <w:t>Reflected</w:t>
+      </w:r>
+      <w:proofErr w:type="spellEnd"/>
+      <w:r>
+        <w:rPr>
+          <w:rFonts w:ascii="Times New Roman" w:hAnsi="Times New Roman" w:cs="Times New Roman"/>
+          <w:i/>
+          <w:iCs/>
+        </w:rPr>
+        <w:t xml:space="preserve"> XSS</w:t>
+      </w:r>
+      <w:r>
+        <w:rPr>
+          <w:rFonts w:ascii="Times New Roman" w:hAnsi="Times New Roman" w:cs="Times New Roman"/>
+        </w:rPr>
+        <w:t xml:space="preserve">), indicando que as rotinas de sanitização do </w:t>
+      </w:r>
+      <w:r>
+        <w:rPr>
+          <w:rFonts w:ascii="Times New Roman" w:hAnsi="Times New Roman" w:cs="Times New Roman"/>
+          <w:i/>
+          <w:iCs/>
+        </w:rPr>
+        <w:t>framework</w:t>
+      </w:r>
+      <w:r>
+        <w:rPr>
+          <w:rFonts w:ascii="Times New Roman" w:hAnsi="Times New Roman" w:cs="Times New Roman"/>
+        </w:rPr>
+        <w:t xml:space="preserve"> e da plataforma </w:t>
+      </w:r>
+      <w:proofErr w:type="spellStart"/>
+      <w:r>
+        <w:rPr>
+          <w:rFonts w:ascii="Times New Roman" w:hAnsi="Times New Roman" w:cs="Times New Roman"/>
+        </w:rPr>
+        <w:t>Vercel</w:t>
+      </w:r>
+      <w:proofErr w:type="spellEnd"/>
+      <w:r>
+        <w:rPr>
+          <w:rFonts w:ascii="Times New Roman" w:hAnsi="Times New Roman" w:cs="Times New Roman"/>
+        </w:rPr>
+        <w:t xml:space="preserve"> estão operantes.</w:t>
+      </w:r>
+      <w:bookmarkEnd w:id="307"/>
+      <w:bookmarkEnd w:id="308"/>
+      <w:bookmarkEnd w:id="309"/>
+      <w:bookmarkEnd w:id="310"/>
+      <w:bookmarkEnd w:id="311"/>
+    </w:p>
+    <w:p>
+      <w:pPr>
+        <w:pStyle w:val="Ttulo2"/>
+        <w:jc w:val="both"/>
+        <w:rPr>
+          <w:rFonts w:ascii="Times New Roman" w:hAnsi="Times New Roman" w:cs="Times New Roman"/>
+          <w:b/>
+          <w:bCs w:val="0"/>
+          <w:sz w:val="28"/>
+          <w:szCs w:val="32"/>
+        </w:rPr>
+      </w:pPr>
+      <w:bookmarkStart w:id="312" w:name="_Toc217772267"/>
+      <w:r>
+        <w:rPr>
+          <w:rFonts w:ascii="Times New Roman" w:hAnsi="Times New Roman" w:cs="Times New Roman"/>
+          <w:b/>
+          <w:bCs w:val="0"/>
+          <w:sz w:val="28"/>
+          <w:szCs w:val="32"/>
+        </w:rPr>
+        <w:t>5.7 Cabeçalhos de Segurança (</w:t>
+      </w:r>
+      <w:proofErr w:type="spellStart"/>
+      <w:r>
+        <w:rPr>
+          <w:rFonts w:ascii="Times New Roman" w:hAnsi="Times New Roman" w:cs="Times New Roman"/>
+          <w:b/>
+          <w:bCs w:val="0"/>
+          <w:sz w:val="28"/>
+          <w:szCs w:val="32"/>
+        </w:rPr>
+        <w:t>Hardening</w:t>
+      </w:r>
+      <w:proofErr w:type="spellEnd"/>
+      <w:r>
+        <w:rPr>
+          <w:rFonts w:ascii="Times New Roman" w:hAnsi="Times New Roman" w:cs="Times New Roman"/>
+          <w:b/>
+          <w:bCs w:val="0"/>
+          <w:sz w:val="28"/>
+          <w:szCs w:val="32"/>
+        </w:rPr>
+        <w:t>)</w:t>
+      </w:r>
+      <w:bookmarkEnd w:id="312"/>
+      <w:r>
+        <w:rPr>
+          <w:rFonts w:ascii="Times New Roman" w:hAnsi="Times New Roman" w:cs="Times New Roman"/>
+          <w:b/>
+          <w:bCs w:val="0"/>
+          <w:sz w:val="28"/>
+          <w:szCs w:val="32"/>
+        </w:rPr>
+        <w:t xml:space="preserve"> </w:t>
+      </w:r>
+    </w:p>
+    <w:p>
+      <w:pPr>
+        <w:pStyle w:val="Ttulo2"/>
+        <w:jc w:val="both"/>
+        <w:rPr>
+          <w:rFonts w:ascii="Times New Roman" w:hAnsi="Times New Roman" w:cs="Times New Roman"/>
+        </w:rPr>
+      </w:pPr>
+      <w:bookmarkStart w:id="313" w:name="_Toc216996173"/>
+      <w:bookmarkStart w:id="314" w:name="_Toc216997441"/>
+      <w:bookmarkStart w:id="315" w:name="_Toc216999757"/>
+      <w:bookmarkStart w:id="316" w:name="_Toc217659192"/>
+      <w:bookmarkStart w:id="317" w:name="_Toc217772268"/>
+      <w:r>
+        <w:rPr>
+          <w:rFonts w:ascii="Times New Roman" w:hAnsi="Times New Roman" w:cs="Times New Roman"/>
+        </w:rPr>
+        <w:t>A análise das respostas HTTP evidenciou a presença de cabeçalhos de segurança modernos, essenciais para a proteção do navegador do usuário. Foram confirmados:</w:t>
+      </w:r>
+      <w:bookmarkEnd w:id="313"/>
+      <w:bookmarkEnd w:id="314"/>
+      <w:bookmarkEnd w:id="315"/>
+      <w:bookmarkEnd w:id="316"/>
+      <w:bookmarkEnd w:id="317"/>
+    </w:p>
+    <w:p>
+      <w:pPr>
+        <w:pStyle w:val="Ttulo2"/>
+        <w:jc w:val="both"/>
+        <w:rPr>
+          <w:rFonts w:ascii="Times New Roman" w:hAnsi="Times New Roman" w:cs="Times New Roman"/>
+        </w:rPr>
+      </w:pPr>
+      <w:bookmarkStart w:id="318" w:name="_Toc216996174"/>
+      <w:bookmarkStart w:id="319" w:name="_Toc216997442"/>
+      <w:bookmarkStart w:id="320" w:name="_Toc216999758"/>
+      <w:bookmarkStart w:id="321" w:name="_Toc217659193"/>
+      <w:bookmarkStart w:id="322" w:name="_Toc217772269"/>
+      <w:proofErr w:type="spellStart"/>
+      <w:r>
+        <w:rPr>
+          <w:rFonts w:ascii="Times New Roman" w:hAnsi="Times New Roman" w:cs="Times New Roman"/>
+        </w:rPr>
+        <w:t>Strict</w:t>
+      </w:r>
+      <w:proofErr w:type="spellEnd"/>
+      <w:r>
+        <w:rPr>
+          <w:rFonts w:ascii="Times New Roman" w:hAnsi="Times New Roman" w:cs="Times New Roman"/>
+        </w:rPr>
+        <w:t>-</w:t>
+      </w:r>
+      <w:proofErr w:type="spellStart"/>
+      <w:r>
+        <w:rPr>
+          <w:rFonts w:ascii="Times New Roman" w:hAnsi="Times New Roman" w:cs="Times New Roman"/>
+        </w:rPr>
+        <w:t>Transport</w:t>
+      </w:r>
+      <w:proofErr w:type="spellEnd"/>
+      <w:r>
+        <w:rPr>
+          <w:rFonts w:ascii="Times New Roman" w:hAnsi="Times New Roman" w:cs="Times New Roman"/>
+        </w:rPr>
+        <w:t>-Security (HSTS): Forçando a comunicação via HTTPS.</w:t>
+      </w:r>
+      <w:bookmarkEnd w:id="318"/>
+      <w:bookmarkEnd w:id="319"/>
+      <w:bookmarkEnd w:id="320"/>
+      <w:bookmarkEnd w:id="321"/>
+      <w:bookmarkEnd w:id="322"/>
+    </w:p>
+    <w:p>
+      <w:pPr>
+        <w:pStyle w:val="Ttulo2"/>
+        <w:jc w:val="both"/>
+        <w:rPr>
+          <w:rFonts w:ascii="Times New Roman" w:hAnsi="Times New Roman" w:cs="Times New Roman"/>
+        </w:rPr>
+      </w:pPr>
+      <w:bookmarkStart w:id="323" w:name="_Toc216996175"/>
+      <w:bookmarkStart w:id="324" w:name="_Toc216997443"/>
+      <w:bookmarkStart w:id="325" w:name="_Toc216999759"/>
+      <w:bookmarkStart w:id="326" w:name="_Toc217659194"/>
+      <w:bookmarkStart w:id="327" w:name="_Toc217772270"/>
+      <w:r>
+        <w:rPr>
+          <w:rFonts w:ascii="Times New Roman" w:hAnsi="Times New Roman" w:cs="Times New Roman"/>
+        </w:rPr>
+        <w:t>X-</w:t>
+      </w:r>
+      <w:proofErr w:type="spellStart"/>
+      <w:r>
+        <w:rPr>
+          <w:rFonts w:ascii="Times New Roman" w:hAnsi="Times New Roman" w:cs="Times New Roman"/>
+        </w:rPr>
+        <w:t>Content</w:t>
+      </w:r>
+      <w:proofErr w:type="spellEnd"/>
+      <w:r>
+        <w:rPr>
+          <w:rFonts w:ascii="Times New Roman" w:hAnsi="Times New Roman" w:cs="Times New Roman"/>
+        </w:rPr>
+        <w:t>-</w:t>
+      </w:r>
+      <w:proofErr w:type="spellStart"/>
+      <w:r>
+        <w:rPr>
+          <w:rFonts w:ascii="Times New Roman" w:hAnsi="Times New Roman" w:cs="Times New Roman"/>
+        </w:rPr>
+        <w:t>Type</w:t>
+      </w:r>
+      <w:proofErr w:type="spellEnd"/>
+      <w:r>
+        <w:rPr>
+          <w:rFonts w:ascii="Times New Roman" w:hAnsi="Times New Roman" w:cs="Times New Roman"/>
+        </w:rPr>
+        <w:t xml:space="preserve">-Options: </w:t>
+      </w:r>
+      <w:proofErr w:type="spellStart"/>
+      <w:r>
+        <w:rPr>
+          <w:rFonts w:ascii="Times New Roman" w:hAnsi="Times New Roman" w:cs="Times New Roman"/>
+        </w:rPr>
+        <w:t>nosniff</w:t>
+      </w:r>
+      <w:proofErr w:type="spellEnd"/>
+      <w:r>
+        <w:rPr>
+          <w:rFonts w:ascii="Times New Roman" w:hAnsi="Times New Roman" w:cs="Times New Roman"/>
+        </w:rPr>
+        <w:t xml:space="preserve">: Prevenindo ataques de </w:t>
+      </w:r>
+      <w:r>
+        <w:rPr>
+          <w:rFonts w:ascii="Times New Roman" w:hAnsi="Times New Roman" w:cs="Times New Roman"/>
+          <w:i/>
+          <w:iCs/>
+        </w:rPr>
+        <w:t xml:space="preserve">MIME </w:t>
+      </w:r>
+      <w:proofErr w:type="spellStart"/>
+      <w:r>
+        <w:rPr>
+          <w:rFonts w:ascii="Times New Roman" w:hAnsi="Times New Roman" w:cs="Times New Roman"/>
+          <w:i/>
+          <w:iCs/>
+        </w:rPr>
+        <w:t>Sniffing</w:t>
+      </w:r>
+      <w:proofErr w:type="spellEnd"/>
+      <w:r>
+        <w:rPr>
+          <w:rFonts w:ascii="Times New Roman" w:hAnsi="Times New Roman" w:cs="Times New Roman"/>
+        </w:rPr>
+        <w:t>.</w:t>
+      </w:r>
+      <w:bookmarkEnd w:id="323"/>
+      <w:bookmarkEnd w:id="324"/>
+      <w:bookmarkEnd w:id="325"/>
+      <w:bookmarkEnd w:id="326"/>
+      <w:bookmarkEnd w:id="327"/>
+    </w:p>
+    <w:p>
+      <w:pPr>
+        <w:pStyle w:val="Ttulo2"/>
+        <w:jc w:val="both"/>
+        <w:rPr>
+          <w:rFonts w:ascii="Times New Roman" w:hAnsi="Times New Roman" w:cs="Times New Roman"/>
+        </w:rPr>
+      </w:pPr>
+      <w:bookmarkStart w:id="328" w:name="_Toc216996176"/>
+      <w:bookmarkStart w:id="329" w:name="_Toc216997444"/>
+      <w:bookmarkStart w:id="330" w:name="_Toc216999760"/>
+      <w:bookmarkStart w:id="331" w:name="_Toc217659195"/>
+      <w:bookmarkStart w:id="332" w:name="_Toc217772271"/>
+      <w:r>
+        <w:rPr>
+          <w:rFonts w:ascii="Times New Roman" w:hAnsi="Times New Roman" w:cs="Times New Roman"/>
+        </w:rPr>
+        <w:t xml:space="preserve">Proteções adicionais providas pelas camadas da </w:t>
+      </w:r>
+      <w:proofErr w:type="spellStart"/>
+      <w:r>
+        <w:rPr>
+          <w:rFonts w:ascii="Times New Roman" w:hAnsi="Times New Roman" w:cs="Times New Roman"/>
+        </w:rPr>
+        <w:t>Cloudflare</w:t>
+      </w:r>
+      <w:proofErr w:type="spellEnd"/>
+      <w:r>
+        <w:rPr>
+          <w:rFonts w:ascii="Times New Roman" w:hAnsi="Times New Roman" w:cs="Times New Roman"/>
+        </w:rPr>
+        <w:t xml:space="preserve"> e </w:t>
+      </w:r>
+      <w:proofErr w:type="spellStart"/>
+      <w:r>
+        <w:rPr>
+          <w:rFonts w:ascii="Times New Roman" w:hAnsi="Times New Roman" w:cs="Times New Roman"/>
+        </w:rPr>
+        <w:t>Vercel</w:t>
+      </w:r>
+      <w:proofErr w:type="spellEnd"/>
+      <w:r>
+        <w:rPr>
+          <w:rFonts w:ascii="Times New Roman" w:hAnsi="Times New Roman" w:cs="Times New Roman"/>
+        </w:rPr>
+        <w:t>.</w:t>
+      </w:r>
+      <w:bookmarkEnd w:id="328"/>
+      <w:bookmarkEnd w:id="329"/>
+      <w:bookmarkEnd w:id="330"/>
+      <w:bookmarkEnd w:id="331"/>
+      <w:bookmarkEnd w:id="332"/>
+    </w:p>
+    <w:p>
+      <w:pPr>
+        <w:pStyle w:val="Ttulo2"/>
+        <w:jc w:val="both"/>
+        <w:rPr>
+          <w:rFonts w:ascii="Times New Roman" w:hAnsi="Times New Roman" w:cs="Times New Roman"/>
+          <w:b/>
+          <w:bCs w:val="0"/>
+          <w:sz w:val="28"/>
+          <w:szCs w:val="32"/>
+        </w:rPr>
+      </w:pPr>
+      <w:bookmarkStart w:id="333" w:name="_Toc216996177"/>
+      <w:bookmarkStart w:id="334" w:name="_Toc216997445"/>
+      <w:bookmarkStart w:id="335" w:name="_Toc217659196"/>
+      <w:bookmarkStart w:id="336" w:name="_Toc217772272"/>
+      <w:r>
+        <w:rPr>
+          <w:rFonts w:ascii="Times New Roman" w:hAnsi="Times New Roman" w:cs="Times New Roman"/>
+          <w:b/>
+          <w:bCs w:val="0"/>
+          <w:sz w:val="28"/>
+          <w:szCs w:val="32"/>
+        </w:rPr>
+        <w:t xml:space="preserve">5.8 Rate </w:t>
+      </w:r>
+      <w:proofErr w:type="spellStart"/>
+      <w:r>
+        <w:rPr>
+          <w:rFonts w:ascii="Times New Roman" w:hAnsi="Times New Roman" w:cs="Times New Roman"/>
+          <w:b/>
+          <w:bCs w:val="0"/>
+          <w:sz w:val="28"/>
+          <w:szCs w:val="32"/>
+        </w:rPr>
+        <w:t>Limiting</w:t>
+      </w:r>
+      <w:proofErr w:type="spellEnd"/>
+      <w:r>
+        <w:rPr>
+          <w:rFonts w:ascii="Times New Roman" w:hAnsi="Times New Roman" w:cs="Times New Roman"/>
+          <w:b/>
+          <w:bCs w:val="0"/>
+          <w:sz w:val="28"/>
+          <w:szCs w:val="32"/>
+        </w:rPr>
+        <w:t xml:space="preserve"> e Disponibilidade</w:t>
+      </w:r>
+      <w:bookmarkEnd w:id="333"/>
+      <w:bookmarkEnd w:id="334"/>
+      <w:bookmarkEnd w:id="335"/>
+      <w:bookmarkEnd w:id="336"/>
+      <w:r>
+        <w:rPr>
+          <w:rFonts w:ascii="Times New Roman" w:hAnsi="Times New Roman" w:cs="Times New Roman"/>
+          <w:b/>
+          <w:bCs w:val="0"/>
+          <w:sz w:val="28"/>
+          <w:szCs w:val="32"/>
+        </w:rPr>
+        <w:t xml:space="preserve"> </w:t>
+      </w:r>
+    </w:p>
+    <w:p>
+      <w:pPr>
+        <w:pStyle w:val="Ttulo2"/>
+        <w:jc w:val="both"/>
+        <w:rPr>
+          <w:rFonts w:ascii="Times New Roman" w:hAnsi="Times New Roman" w:cs="Times New Roman"/>
+        </w:rPr>
+      </w:pPr>
+      <w:bookmarkStart w:id="337" w:name="_Toc216996178"/>
+      <w:bookmarkStart w:id="338" w:name="_Toc216997446"/>
+      <w:bookmarkStart w:id="339" w:name="_Toc216999762"/>
+      <w:bookmarkStart w:id="340" w:name="_Toc217659197"/>
+      <w:bookmarkStart w:id="341" w:name="_Toc217772273"/>
+      <w:r>
+        <w:rPr>
+          <w:rFonts w:ascii="Times New Roman" w:hAnsi="Times New Roman" w:cs="Times New Roman"/>
+        </w:rPr>
+        <w:t>A avaliação da infraestrutura confirmou que a proteção contra Negação de Serviço (</w:t>
+      </w:r>
+      <w:proofErr w:type="spellStart"/>
+      <w:r>
+        <w:rPr>
+          <w:rFonts w:ascii="Times New Roman" w:hAnsi="Times New Roman" w:cs="Times New Roman"/>
+        </w:rPr>
+        <w:t>DDoS</w:t>
+      </w:r>
+      <w:proofErr w:type="spellEnd"/>
+      <w:r>
+        <w:rPr>
+          <w:rFonts w:ascii="Times New Roman" w:hAnsi="Times New Roman" w:cs="Times New Roman"/>
+        </w:rPr>
+        <w:t>) e limitação de taxa (</w:t>
+      </w:r>
+      <w:r>
+        <w:rPr>
+          <w:rFonts w:ascii="Times New Roman" w:hAnsi="Times New Roman" w:cs="Times New Roman"/>
+          <w:i/>
+          <w:iCs/>
+        </w:rPr>
+        <w:t xml:space="preserve">Rate </w:t>
+      </w:r>
+      <w:proofErr w:type="spellStart"/>
+      <w:r>
+        <w:rPr>
+          <w:rFonts w:ascii="Times New Roman" w:hAnsi="Times New Roman" w:cs="Times New Roman"/>
+          <w:i/>
+          <w:iCs/>
+        </w:rPr>
+        <w:t>Limiting</w:t>
+      </w:r>
+      <w:proofErr w:type="spellEnd"/>
+      <w:r>
+        <w:rPr>
+          <w:rFonts w:ascii="Times New Roman" w:hAnsi="Times New Roman" w:cs="Times New Roman"/>
+        </w:rPr>
+        <w:t>) é gerenciada pelas camadas de borda (</w:t>
+      </w:r>
+      <w:r>
+        <w:rPr>
+          <w:rFonts w:ascii="Times New Roman" w:hAnsi="Times New Roman" w:cs="Times New Roman"/>
+          <w:i/>
+          <w:iCs/>
+        </w:rPr>
+        <w:t>Edge</w:t>
+      </w:r>
+      <w:r>
+        <w:rPr>
+          <w:rFonts w:ascii="Times New Roman" w:hAnsi="Times New Roman" w:cs="Times New Roman"/>
+        </w:rPr>
+        <w:t xml:space="preserve">) da </w:t>
+      </w:r>
+      <w:proofErr w:type="spellStart"/>
+      <w:r>
+        <w:rPr>
+          <w:rFonts w:ascii="Times New Roman" w:hAnsi="Times New Roman" w:cs="Times New Roman"/>
+        </w:rPr>
+        <w:t>Vercel</w:t>
+      </w:r>
+      <w:proofErr w:type="spellEnd"/>
+      <w:r>
+        <w:rPr>
+          <w:rFonts w:ascii="Times New Roman" w:hAnsi="Times New Roman" w:cs="Times New Roman"/>
+        </w:rPr>
+        <w:t xml:space="preserve"> e </w:t>
+      </w:r>
+      <w:proofErr w:type="spellStart"/>
+      <w:r>
+        <w:rPr>
+          <w:rFonts w:ascii="Times New Roman" w:hAnsi="Times New Roman" w:cs="Times New Roman"/>
+        </w:rPr>
+        <w:t>Cloudflare</w:t>
+      </w:r>
+      <w:proofErr w:type="spellEnd"/>
+      <w:r>
+        <w:rPr>
+          <w:rFonts w:ascii="Times New Roman" w:hAnsi="Times New Roman" w:cs="Times New Roman"/>
+        </w:rPr>
+        <w:t xml:space="preserve">. Os testes não identificaram </w:t>
+      </w:r>
+      <w:proofErr w:type="spellStart"/>
+      <w:r>
+        <w:rPr>
+          <w:rFonts w:ascii="Times New Roman" w:hAnsi="Times New Roman" w:cs="Times New Roman"/>
+          <w:i/>
+          <w:iCs/>
+        </w:rPr>
+        <w:t>endpoints</w:t>
+      </w:r>
+      <w:proofErr w:type="spellEnd"/>
+      <w:r>
+        <w:rPr>
+          <w:rFonts w:ascii="Times New Roman" w:hAnsi="Times New Roman" w:cs="Times New Roman"/>
+        </w:rPr>
+        <w:t xml:space="preserve"> críticos expostos que pudessem ser explorados para exaustão de recursos do servidor.</w:t>
+      </w:r>
+      <w:bookmarkEnd w:id="337"/>
+      <w:bookmarkEnd w:id="338"/>
+      <w:bookmarkEnd w:id="339"/>
+      <w:bookmarkEnd w:id="340"/>
+      <w:bookmarkEnd w:id="341"/>
+    </w:p>
+    <w:p>
+      <w:pPr>
+        <w:jc w:val="both"/>
+        <w:rPr>
+          <w:rFonts w:ascii="Times New Roman" w:hAnsi="Times New Roman" w:cs="Times New Roman"/>
+          <w:color w:val="000000" w:themeColor="text1"/>
+        </w:rPr>
+      </w:pPr>
+      <w:r>
+        <w:rPr>
+          <w:rFonts w:ascii="Times New Roman" w:hAnsi="Times New Roman" w:cs="Times New Roman"/>
+          <w:color w:val="000000" w:themeColor="text1"/>
+        </w:rPr>
+        <w:br w:type="page"/>
+      </w:r>
+    </w:p>
+    <w:p>
+      <w:pPr>
+        <w:pStyle w:val="Ttulo1"/>
+        <w:jc w:val="both"/>
+        <w:rPr>
+          <w:rFonts w:ascii="Times New Roman" w:hAnsi="Times New Roman" w:cs="Times New Roman"/>
+          <w:color w:val="000000" w:themeColor="text1"/>
+        </w:rPr>
+      </w:pPr>
+      <w:bookmarkStart w:id="342" w:name="_Toc217772274"/>
+      <w:r>
+        <w:rPr>
+          <w:rFonts w:ascii="Times New Roman" w:hAnsi="Times New Roman" w:cs="Times New Roman"/>
+          <w:color w:val="000000" w:themeColor="text1"/>
+        </w:rPr>
+        <w:lastRenderedPageBreak/>
+        <w:t>6. CONCLUSÃO</w:t>
+      </w:r>
+      <w:bookmarkEnd w:id="342"/>
+    </w:p>
+    <w:p>
+      <w:pPr>
+        <w:pStyle w:val="Corpodetexto"/>
+        <w:jc w:val="both"/>
+        <w:rPr>
+          <w:rFonts w:ascii="Times New Roman" w:hAnsi="Times New Roman" w:cs="Times New Roman"/>
+          <w:color w:val="000000" w:themeColor="text1"/>
+          <w:sz w:val="28"/>
+          <w:szCs w:val="28"/>
+        </w:rPr>
+      </w:pPr>
+      <w:r>
+        <w:rPr>
+          <w:rFonts w:ascii="Times New Roman" w:hAnsi="Times New Roman" w:cs="Times New Roman"/>
+          <w:color w:val="000000" w:themeColor="text1"/>
+        </w:rPr>
+        <w:t xml:space="preserve">O presente trabalho atingiu seu objetivo geral ao desenvolver e validar a plataforma "Gestão Atípicos", uma solução tecnológica voltada para a otimização do acompanhamento escolar de alunos com desenvolvimento atípico. A pesquisa demonstrou que a aplicação de metodologias ágeis, aliada a uma arquitetura </w:t>
+      </w:r>
+      <w:proofErr w:type="spellStart"/>
+      <w:r>
+        <w:rPr>
+          <w:rFonts w:ascii="Times New Roman" w:hAnsi="Times New Roman" w:cs="Times New Roman"/>
+          <w:i/>
+          <w:iCs/>
+          <w:color w:val="000000" w:themeColor="text1"/>
+        </w:rPr>
+        <w:t>serverless</w:t>
+      </w:r>
+      <w:proofErr w:type="spellEnd"/>
+      <w:r>
+        <w:rPr>
+          <w:rFonts w:ascii="Times New Roman" w:hAnsi="Times New Roman" w:cs="Times New Roman"/>
+          <w:color w:val="000000" w:themeColor="text1"/>
+        </w:rPr>
+        <w:t xml:space="preserve"> moderna, é capaz de entregar software de alta disponibilidade e baixo custo de manutenção para o contexto </w:t>
+      </w:r>
+      <w:proofErr w:type="spellStart"/>
+      <w:proofErr w:type="gramStart"/>
+      <w:r>
+        <w:rPr>
+          <w:rFonts w:ascii="Times New Roman" w:hAnsi="Times New Roman" w:cs="Times New Roman"/>
+          <w:color w:val="000000" w:themeColor="text1"/>
+        </w:rPr>
+        <w:t>educacional.Do</w:t>
+      </w:r>
+      <w:proofErr w:type="spellEnd"/>
+      <w:proofErr w:type="gramEnd"/>
+      <w:r>
+        <w:rPr>
+          <w:rFonts w:ascii="Times New Roman" w:hAnsi="Times New Roman" w:cs="Times New Roman"/>
+          <w:color w:val="000000" w:themeColor="text1"/>
+        </w:rPr>
+        <w:t xml:space="preserve"> ponto de vista técnico, a escolha da </w:t>
+      </w:r>
+      <w:proofErr w:type="spellStart"/>
+      <w:r>
+        <w:rPr>
+          <w:rFonts w:ascii="Times New Roman" w:hAnsi="Times New Roman" w:cs="Times New Roman"/>
+          <w:color w:val="000000" w:themeColor="text1"/>
+        </w:rPr>
+        <w:t>stack</w:t>
+      </w:r>
+      <w:proofErr w:type="spellEnd"/>
+      <w:r>
+        <w:rPr>
+          <w:rFonts w:ascii="Times New Roman" w:hAnsi="Times New Roman" w:cs="Times New Roman"/>
+          <w:color w:val="000000" w:themeColor="text1"/>
+        </w:rPr>
+        <w:t xml:space="preserve"> tecnológica — composta por </w:t>
+      </w:r>
+      <w:proofErr w:type="spellStart"/>
+      <w:r>
+        <w:rPr>
+          <w:rFonts w:ascii="Times New Roman" w:hAnsi="Times New Roman" w:cs="Times New Roman"/>
+          <w:color w:val="000000" w:themeColor="text1"/>
+        </w:rPr>
+        <w:t>React</w:t>
+      </w:r>
+      <w:proofErr w:type="spellEnd"/>
+      <w:r>
+        <w:rPr>
+          <w:rFonts w:ascii="Times New Roman" w:hAnsi="Times New Roman" w:cs="Times New Roman"/>
+          <w:color w:val="000000" w:themeColor="text1"/>
+        </w:rPr>
+        <w:t xml:space="preserve">, </w:t>
+      </w:r>
+      <w:proofErr w:type="spellStart"/>
+      <w:r>
+        <w:rPr>
+          <w:rFonts w:ascii="Times New Roman" w:hAnsi="Times New Roman" w:cs="Times New Roman"/>
+          <w:color w:val="000000" w:themeColor="text1"/>
+        </w:rPr>
+        <w:t>Vercel</w:t>
+      </w:r>
+      <w:proofErr w:type="spellEnd"/>
+      <w:r>
+        <w:rPr>
+          <w:rFonts w:ascii="Times New Roman" w:hAnsi="Times New Roman" w:cs="Times New Roman"/>
+          <w:color w:val="000000" w:themeColor="text1"/>
+        </w:rPr>
+        <w:t xml:space="preserve"> e </w:t>
+      </w:r>
+      <w:proofErr w:type="spellStart"/>
+      <w:r>
+        <w:rPr>
+          <w:rFonts w:ascii="Times New Roman" w:hAnsi="Times New Roman" w:cs="Times New Roman"/>
+          <w:color w:val="000000" w:themeColor="text1"/>
+        </w:rPr>
+        <w:t>Supabase</w:t>
+      </w:r>
+      <w:proofErr w:type="spellEnd"/>
+      <w:r>
+        <w:rPr>
+          <w:rFonts w:ascii="Times New Roman" w:hAnsi="Times New Roman" w:cs="Times New Roman"/>
+          <w:color w:val="000000" w:themeColor="text1"/>
+        </w:rPr>
+        <w:t xml:space="preserve"> — mostrou-se assertiva. A implementação de políticas de segurança em nível de banco de dados (</w:t>
+      </w:r>
+      <w:r>
+        <w:rPr>
+          <w:rFonts w:ascii="Times New Roman" w:hAnsi="Times New Roman" w:cs="Times New Roman"/>
+          <w:i/>
+          <w:iCs/>
+          <w:color w:val="000000" w:themeColor="text1"/>
+        </w:rPr>
+        <w:t xml:space="preserve">Row </w:t>
+      </w:r>
+      <w:proofErr w:type="spellStart"/>
+      <w:r>
+        <w:rPr>
+          <w:rFonts w:ascii="Times New Roman" w:hAnsi="Times New Roman" w:cs="Times New Roman"/>
+          <w:i/>
+          <w:iCs/>
+          <w:color w:val="000000" w:themeColor="text1"/>
+        </w:rPr>
+        <w:t>Level</w:t>
+      </w:r>
+      <w:proofErr w:type="spellEnd"/>
+      <w:r>
+        <w:rPr>
+          <w:rFonts w:ascii="Times New Roman" w:hAnsi="Times New Roman" w:cs="Times New Roman"/>
+          <w:i/>
+          <w:iCs/>
+          <w:color w:val="000000" w:themeColor="text1"/>
+        </w:rPr>
+        <w:t xml:space="preserve"> Security</w:t>
+      </w:r>
+      <w:r>
+        <w:rPr>
+          <w:rFonts w:ascii="Times New Roman" w:hAnsi="Times New Roman" w:cs="Times New Roman"/>
+          <w:color w:val="000000" w:themeColor="text1"/>
+        </w:rPr>
+        <w:t xml:space="preserve"> - RLS) garantiu que a privacidade dos dados sensíveis fosse preservada nativamente, atendendo aos princípios fundamentais da Lei Geral de Proteção de Dados (LGPD</w:t>
+      </w:r>
+      <w:proofErr w:type="gramStart"/>
+      <w:r>
+        <w:rPr>
+          <w:rFonts w:ascii="Times New Roman" w:hAnsi="Times New Roman" w:cs="Times New Roman"/>
+          <w:color w:val="000000" w:themeColor="text1"/>
+        </w:rPr>
+        <w:t>).Os</w:t>
+      </w:r>
+      <w:proofErr w:type="gramEnd"/>
+      <w:r>
+        <w:rPr>
+          <w:rFonts w:ascii="Times New Roman" w:hAnsi="Times New Roman" w:cs="Times New Roman"/>
+          <w:color w:val="000000" w:themeColor="text1"/>
+        </w:rPr>
+        <w:t xml:space="preserve"> ciclos de testes de segurança, detalhados neste estudo, validaram a robustez da aplicação. A ausência de vulnerabilidades críticas (como </w:t>
+      </w:r>
+      <w:r>
+        <w:rPr>
+          <w:rFonts w:ascii="Times New Roman" w:hAnsi="Times New Roman" w:cs="Times New Roman"/>
+          <w:i/>
+          <w:iCs/>
+          <w:color w:val="000000" w:themeColor="text1"/>
+        </w:rPr>
+        <w:t xml:space="preserve">SQL </w:t>
+      </w:r>
+      <w:proofErr w:type="spellStart"/>
+      <w:r>
+        <w:rPr>
+          <w:rFonts w:ascii="Times New Roman" w:hAnsi="Times New Roman" w:cs="Times New Roman"/>
+          <w:i/>
+          <w:iCs/>
+          <w:color w:val="000000" w:themeColor="text1"/>
+        </w:rPr>
+        <w:t>Injection</w:t>
+      </w:r>
+      <w:proofErr w:type="spellEnd"/>
+      <w:r>
+        <w:rPr>
+          <w:rFonts w:ascii="Times New Roman" w:hAnsi="Times New Roman" w:cs="Times New Roman"/>
+          <w:color w:val="000000" w:themeColor="text1"/>
+        </w:rPr>
+        <w:t xml:space="preserve"> ou </w:t>
+      </w:r>
+      <w:r>
+        <w:rPr>
+          <w:rFonts w:ascii="Times New Roman" w:hAnsi="Times New Roman" w:cs="Times New Roman"/>
+          <w:i/>
+          <w:iCs/>
+          <w:color w:val="000000" w:themeColor="text1"/>
+        </w:rPr>
+        <w:t>XSS</w:t>
+      </w:r>
+      <w:r>
+        <w:rPr>
+          <w:rFonts w:ascii="Times New Roman" w:hAnsi="Times New Roman" w:cs="Times New Roman"/>
+          <w:color w:val="000000" w:themeColor="text1"/>
+        </w:rPr>
+        <w:t xml:space="preserve">) e a eficácia dos mecanismos de autenticação e autorização evidenciam que a estratégia de </w:t>
+      </w:r>
+      <w:r>
+        <w:rPr>
+          <w:rFonts w:ascii="Times New Roman" w:hAnsi="Times New Roman" w:cs="Times New Roman"/>
+          <w:i/>
+          <w:iCs/>
+          <w:color w:val="000000" w:themeColor="text1"/>
+        </w:rPr>
+        <w:t xml:space="preserve">Security </w:t>
+      </w:r>
+      <w:proofErr w:type="spellStart"/>
+      <w:r>
+        <w:rPr>
+          <w:rFonts w:ascii="Times New Roman" w:hAnsi="Times New Roman" w:cs="Times New Roman"/>
+          <w:i/>
+          <w:iCs/>
+          <w:color w:val="000000" w:themeColor="text1"/>
+        </w:rPr>
+        <w:t>by</w:t>
+      </w:r>
+      <w:proofErr w:type="spellEnd"/>
+      <w:r>
+        <w:rPr>
+          <w:rFonts w:ascii="Times New Roman" w:hAnsi="Times New Roman" w:cs="Times New Roman"/>
+          <w:i/>
+          <w:iCs/>
+          <w:color w:val="000000" w:themeColor="text1"/>
+        </w:rPr>
+        <w:t xml:space="preserve"> Design</w:t>
+      </w:r>
+      <w:r>
+        <w:rPr>
+          <w:rFonts w:ascii="Times New Roman" w:hAnsi="Times New Roman" w:cs="Times New Roman"/>
+          <w:color w:val="000000" w:themeColor="text1"/>
+        </w:rPr>
+        <w:t xml:space="preserve"> foi aplicada com sucesso. O sistema não apenas organiza informações, mas assegura a integridade digital de um público vulnerável.</w:t>
+      </w:r>
+    </w:p>
+    <w:p>
+      <w:pPr>
+        <w:pStyle w:val="Ttulo2"/>
+        <w:jc w:val="both"/>
+        <w:rPr>
+          <w:rFonts w:ascii="Times New Roman" w:hAnsi="Times New Roman" w:cs="Times New Roman"/>
+        </w:rPr>
+      </w:pPr>
+      <w:bookmarkStart w:id="343" w:name="_Toc216996180"/>
+      <w:bookmarkStart w:id="344" w:name="_Toc216997448"/>
+      <w:bookmarkStart w:id="345" w:name="_Toc216999764"/>
+      <w:bookmarkStart w:id="346" w:name="_Toc217659199"/>
+      <w:bookmarkStart w:id="347" w:name="_Toc217772275"/>
+      <w:r>
+        <w:rPr>
+          <w:rFonts w:ascii="Times New Roman" w:hAnsi="Times New Roman" w:cs="Times New Roman"/>
+        </w:rPr>
+        <w:t>Além da contribuição técnica, o projeto apresenta relevância social ao propor a substituição de processos manuais e fragmentados por uma gestão centralizada e eficiente. A ferramenta facilita a comunicação entre cuidadores e gestores, permitindo um acompanhamento mais próximo e humanizado da evolução dos alunos.</w:t>
+      </w:r>
+      <w:bookmarkEnd w:id="343"/>
+      <w:bookmarkEnd w:id="344"/>
+      <w:bookmarkEnd w:id="345"/>
+      <w:bookmarkEnd w:id="346"/>
+      <w:bookmarkEnd w:id="347"/>
+    </w:p>
+    <w:p>
+      <w:pPr>
+        <w:pStyle w:val="Ttulo2"/>
+        <w:jc w:val="both"/>
+        <w:rPr>
+          <w:rFonts w:ascii="Times New Roman" w:hAnsi="Times New Roman" w:cs="Times New Roman"/>
+        </w:rPr>
+      </w:pPr>
+      <w:bookmarkStart w:id="348" w:name="_Toc216996181"/>
+      <w:bookmarkStart w:id="349" w:name="_Toc216997449"/>
+      <w:bookmarkStart w:id="350" w:name="_Toc217772276"/>
+      <w:r>
+        <w:rPr>
+          <w:rFonts w:ascii="Times New Roman" w:hAnsi="Times New Roman" w:cs="Times New Roman"/>
+          <w:b/>
+          <w:bCs w:val="0"/>
+          <w:sz w:val="28"/>
+          <w:szCs w:val="32"/>
+        </w:rPr>
+        <w:t>6.1 Limitações e Trabalhos Futuros</w:t>
+      </w:r>
+      <w:r>
+        <w:rPr>
+          <w:rFonts w:ascii="Times New Roman" w:hAnsi="Times New Roman" w:cs="Times New Roman"/>
+          <w:b/>
+          <w:bCs w:val="0"/>
+          <w:sz w:val="28"/>
+          <w:szCs w:val="32"/>
+        </w:rPr>
+        <w:t>:</w:t>
+      </w:r>
+      <w:r>
+        <w:rPr>
+          <w:rFonts w:ascii="Times New Roman" w:hAnsi="Times New Roman" w:cs="Times New Roman"/>
+          <w:sz w:val="28"/>
+          <w:szCs w:val="32"/>
+        </w:rPr>
+        <w:t xml:space="preserve"> </w:t>
+      </w:r>
+      <w:r>
+        <w:rPr>
+          <w:rFonts w:ascii="Times New Roman" w:hAnsi="Times New Roman" w:cs="Times New Roman"/>
+        </w:rPr>
+        <w:t>Como limitação do estudo, destaca-se que a validação da ferramenta ocorreu em ambiente controlado e simulado. A implantação em larga escala em uma instituição de ensino real poderia revelar novos desafios de usabilidade e infraestrutura não mapeados nesta fase.</w:t>
+      </w:r>
+      <w:bookmarkEnd w:id="348"/>
+      <w:bookmarkEnd w:id="349"/>
+      <w:bookmarkEnd w:id="350"/>
+    </w:p>
+    <w:p>
+      <w:pPr>
+        <w:pStyle w:val="Ttulo2"/>
+        <w:jc w:val="both"/>
+        <w:rPr>
+          <w:rFonts w:ascii="Times New Roman" w:hAnsi="Times New Roman" w:cs="Times New Roman"/>
+        </w:rPr>
+      </w:pPr>
+      <w:bookmarkStart w:id="351" w:name="_Toc216996182"/>
+      <w:bookmarkStart w:id="352" w:name="_Toc216997450"/>
+      <w:bookmarkStart w:id="353" w:name="_Toc216999766"/>
+      <w:bookmarkStart w:id="354" w:name="_Toc217659201"/>
+      <w:bookmarkStart w:id="355" w:name="_Toc217772277"/>
+      <w:r>
+        <w:rPr>
+          <w:rFonts w:ascii="Times New Roman" w:hAnsi="Times New Roman" w:cs="Times New Roman"/>
+        </w:rPr>
+        <w:t>Para a continuidade da pesquisa e evolução do software, sugerem-se as seguintes implementações futuras:</w:t>
+      </w:r>
+      <w:bookmarkEnd w:id="351"/>
+      <w:bookmarkEnd w:id="352"/>
+      <w:bookmarkEnd w:id="353"/>
+      <w:bookmarkEnd w:id="354"/>
+      <w:bookmarkEnd w:id="355"/>
+    </w:p>
+    <w:p>
+      <w:pPr>
+        <w:pStyle w:val="Ttulo2"/>
+        <w:jc w:val="both"/>
+        <w:rPr>
+          <w:rFonts w:ascii="Times New Roman" w:hAnsi="Times New Roman" w:cs="Times New Roman"/>
+        </w:rPr>
+      </w:pPr>
+      <w:bookmarkStart w:id="356" w:name="_Toc216996183"/>
+      <w:bookmarkStart w:id="357" w:name="_Toc216997451"/>
+      <w:bookmarkStart w:id="358" w:name="_Toc216999767"/>
+      <w:bookmarkStart w:id="359" w:name="_Toc217659202"/>
+      <w:bookmarkStart w:id="360" w:name="_Toc217772278"/>
+      <w:r>
+        <w:rPr>
+          <w:rFonts w:ascii="Times New Roman" w:hAnsi="Times New Roman" w:cs="Times New Roman"/>
+          <w:b/>
+        </w:rPr>
+        <w:t>Desenvolvimento de Aplicativo Móvel:</w:t>
+      </w:r>
+      <w:r>
+        <w:rPr>
+          <w:rFonts w:ascii="Times New Roman" w:hAnsi="Times New Roman" w:cs="Times New Roman"/>
+        </w:rPr>
+        <w:t xml:space="preserve"> Criação de uma versão nativa (</w:t>
+      </w:r>
+      <w:r>
+        <w:rPr>
+          <w:rFonts w:ascii="Times New Roman" w:hAnsi="Times New Roman" w:cs="Times New Roman"/>
+          <w:i/>
+          <w:iCs/>
+        </w:rPr>
+        <w:t>Mobile</w:t>
+      </w:r>
+      <w:r>
+        <w:rPr>
+          <w:rFonts w:ascii="Times New Roman" w:hAnsi="Times New Roman" w:cs="Times New Roman"/>
+        </w:rPr>
+        <w:t xml:space="preserve">) para facilitar o registro de ocorrências pelos cuidadores em tempo real, inclusive em modo </w:t>
+      </w:r>
+      <w:r>
+        <w:rPr>
+          <w:rFonts w:ascii="Times New Roman" w:hAnsi="Times New Roman" w:cs="Times New Roman"/>
+          <w:i/>
+          <w:iCs/>
+        </w:rPr>
+        <w:t>offline</w:t>
+      </w:r>
+      <w:r>
+        <w:rPr>
+          <w:rFonts w:ascii="Times New Roman" w:hAnsi="Times New Roman" w:cs="Times New Roman"/>
+        </w:rPr>
+        <w:t>.</w:t>
+      </w:r>
+      <w:bookmarkEnd w:id="356"/>
+      <w:bookmarkEnd w:id="357"/>
+      <w:bookmarkEnd w:id="358"/>
+      <w:bookmarkEnd w:id="359"/>
+      <w:bookmarkEnd w:id="360"/>
+    </w:p>
+    <w:p>
+      <w:pPr>
+        <w:pStyle w:val="Ttulo2"/>
+        <w:jc w:val="both"/>
+        <w:rPr>
+          <w:rFonts w:ascii="Times New Roman" w:hAnsi="Times New Roman" w:cs="Times New Roman"/>
+        </w:rPr>
+      </w:pPr>
+      <w:bookmarkStart w:id="361" w:name="_Toc216996184"/>
+      <w:bookmarkStart w:id="362" w:name="_Toc216997452"/>
+      <w:bookmarkStart w:id="363" w:name="_Toc216999768"/>
+      <w:bookmarkStart w:id="364" w:name="_Toc217659203"/>
+      <w:bookmarkStart w:id="365" w:name="_Toc217772279"/>
+      <w:r>
+        <w:rPr>
+          <w:rFonts w:ascii="Times New Roman" w:hAnsi="Times New Roman" w:cs="Times New Roman"/>
+          <w:b/>
+        </w:rPr>
+        <w:t>Integração com Inteligência Artificial:</w:t>
+      </w:r>
+      <w:r>
+        <w:rPr>
+          <w:rFonts w:ascii="Times New Roman" w:hAnsi="Times New Roman" w:cs="Times New Roman"/>
+        </w:rPr>
+        <w:t xml:space="preserve"> Uso de algoritmos para analisar padrões nos diários de bordo e gerar </w:t>
+      </w:r>
+      <w:r>
+        <w:rPr>
+          <w:rFonts w:ascii="Times New Roman" w:hAnsi="Times New Roman" w:cs="Times New Roman"/>
+          <w:i/>
+          <w:iCs/>
+        </w:rPr>
+        <w:t>insights</w:t>
+      </w:r>
+      <w:r>
+        <w:rPr>
+          <w:rFonts w:ascii="Times New Roman" w:hAnsi="Times New Roman" w:cs="Times New Roman"/>
+        </w:rPr>
+        <w:t xml:space="preserve"> pedagógicos automáticos para os gestores.</w:t>
+      </w:r>
+      <w:bookmarkEnd w:id="361"/>
+      <w:bookmarkEnd w:id="362"/>
+      <w:bookmarkEnd w:id="363"/>
+      <w:bookmarkEnd w:id="364"/>
+      <w:bookmarkEnd w:id="365"/>
+    </w:p>
+    <w:p>
+      <w:pPr>
+        <w:pStyle w:val="Ttulo2"/>
+        <w:jc w:val="both"/>
+        <w:rPr>
+          <w:rFonts w:ascii="Times New Roman" w:hAnsi="Times New Roman" w:cs="Times New Roman"/>
+        </w:rPr>
+      </w:pPr>
+      <w:bookmarkStart w:id="366" w:name="_Toc216996185"/>
+      <w:bookmarkStart w:id="367" w:name="_Toc216997453"/>
+      <w:bookmarkStart w:id="368" w:name="_Toc216999769"/>
+      <w:bookmarkStart w:id="369" w:name="_Toc217659204"/>
+      <w:bookmarkStart w:id="370" w:name="_Toc217772280"/>
+      <w:r>
+        <w:rPr>
+          <w:rFonts w:ascii="Times New Roman" w:hAnsi="Times New Roman" w:cs="Times New Roman"/>
+          <w:b/>
+        </w:rPr>
+        <w:t>Expansão da Auditoria:</w:t>
+      </w:r>
+      <w:r>
+        <w:rPr>
+          <w:rFonts w:ascii="Times New Roman" w:hAnsi="Times New Roman" w:cs="Times New Roman"/>
+        </w:rPr>
+        <w:t xml:space="preserve"> Implementação completa de um sistema SIEM (</w:t>
+      </w:r>
+      <w:r>
+        <w:rPr>
+          <w:rFonts w:ascii="Times New Roman" w:hAnsi="Times New Roman" w:cs="Times New Roman"/>
+          <w:i/>
+          <w:iCs/>
+        </w:rPr>
+        <w:t xml:space="preserve">Security </w:t>
+      </w:r>
+      <w:proofErr w:type="spellStart"/>
+      <w:r>
+        <w:rPr>
+          <w:rFonts w:ascii="Times New Roman" w:hAnsi="Times New Roman" w:cs="Times New Roman"/>
+          <w:i/>
+          <w:iCs/>
+        </w:rPr>
+        <w:t>Information</w:t>
+      </w:r>
+      <w:proofErr w:type="spellEnd"/>
+      <w:r>
+        <w:rPr>
+          <w:rFonts w:ascii="Times New Roman" w:hAnsi="Times New Roman" w:cs="Times New Roman"/>
+          <w:i/>
+          <w:iCs/>
+        </w:rPr>
+        <w:t xml:space="preserve"> </w:t>
+      </w:r>
+      <w:proofErr w:type="spellStart"/>
+      <w:r>
+        <w:rPr>
+          <w:rFonts w:ascii="Times New Roman" w:hAnsi="Times New Roman" w:cs="Times New Roman"/>
+          <w:i/>
+          <w:iCs/>
+        </w:rPr>
+        <w:t>and</w:t>
+      </w:r>
+      <w:proofErr w:type="spellEnd"/>
+      <w:r>
+        <w:rPr>
+          <w:rFonts w:ascii="Times New Roman" w:hAnsi="Times New Roman" w:cs="Times New Roman"/>
+          <w:i/>
+          <w:iCs/>
+        </w:rPr>
+        <w:t xml:space="preserve"> Event Management</w:t>
+      </w:r>
+      <w:r>
+        <w:rPr>
+          <w:rFonts w:ascii="Times New Roman" w:hAnsi="Times New Roman" w:cs="Times New Roman"/>
+        </w:rPr>
+        <w:t>) para monitoramento contínuo de ameaças em produção.</w:t>
+      </w:r>
+      <w:bookmarkEnd w:id="366"/>
+      <w:bookmarkEnd w:id="367"/>
+      <w:bookmarkEnd w:id="368"/>
+      <w:bookmarkEnd w:id="369"/>
+      <w:bookmarkEnd w:id="370"/>
+    </w:p>
+    <w:p>
+      <w:pPr>
+        <w:pStyle w:val="Ttulo2"/>
+        <w:jc w:val="both"/>
+        <w:rPr>
+          <w:rFonts w:ascii="Times New Roman" w:hAnsi="Times New Roman" w:cs="Times New Roman"/>
+        </w:rPr>
+      </w:pPr>
+      <w:bookmarkStart w:id="371" w:name="_Toc216996186"/>
+      <w:bookmarkStart w:id="372" w:name="_Toc216997454"/>
+      <w:bookmarkStart w:id="373" w:name="_Toc216999770"/>
+      <w:bookmarkStart w:id="374" w:name="_Toc217659205"/>
+      <w:bookmarkStart w:id="375" w:name="_Toc217772281"/>
+      <w:r>
+        <w:rPr>
+          <w:rFonts w:ascii="Times New Roman" w:hAnsi="Times New Roman" w:cs="Times New Roman"/>
+        </w:rPr>
+        <w:t>Em suma, o projeto "Gestão Atípicos" consolida-se não apenas como um artefato de software funcional, mas como uma base sólida e segura para a transformação digital na educação inclusiva.</w:t>
+      </w:r>
+      <w:bookmarkEnd w:id="371"/>
+      <w:bookmarkEnd w:id="372"/>
+      <w:bookmarkEnd w:id="373"/>
+      <w:bookmarkEnd w:id="374"/>
+      <w:bookmarkEnd w:id="375"/>
+    </w:p>
+    <w:p>
+      <w:pPr>
         <w:pStyle w:val="Corpodetexto"/>
         <w:jc w:val="both"/>
       </w:pPr>
@@ -13932,7 +14043,7 @@
           <w:color w:val="000000" w:themeColor="text1"/>
         </w:rPr>
       </w:pPr>
-      <w:bookmarkStart w:id="306" w:name="_Toc217659206"/>
+      <w:bookmarkStart w:id="376" w:name="_Toc217772282"/>
       <w:r>
         <w:rPr>
           <w:rFonts w:ascii="Times New Roman" w:hAnsi="Times New Roman" w:cs="Times New Roman"/>
@@ -13941,7 +14052,7 @@
         <w:lastRenderedPageBreak/>
         <w:t>REFERÊNCIAS</w:t>
       </w:r>
-      <w:bookmarkEnd w:id="306"/>
+      <w:bookmarkEnd w:id="376"/>
     </w:p>
     <w:p>
       <w:pPr>
@@ -14292,7 +14403,7 @@
           <w:rFonts w:ascii="Times New Roman" w:hAnsi="Times New Roman" w:cs="Times New Roman"/>
         </w:rPr>
       </w:pPr>
-      <w:bookmarkStart w:id="307" w:name="referências"/>
+      <w:bookmarkStart w:id="377" w:name="referências"/>
       <w:bookmarkEnd w:id="5"/>
     </w:p>
     <w:p>
@@ -14393,16 +14504,16 @@
           <w:rFonts w:ascii="Times New Roman" w:hAnsi="Times New Roman" w:cs="Times New Roman"/>
         </w:rPr>
       </w:pPr>
-      <w:bookmarkStart w:id="308" w:name="_Toc217659207"/>
-      <w:bookmarkStart w:id="309" w:name="anexo-a-capturas-de-tela"/>
-      <w:bookmarkEnd w:id="307"/>
+      <w:bookmarkStart w:id="378" w:name="anexo-a-capturas-de-tela"/>
+      <w:bookmarkStart w:id="379" w:name="_Toc217772283"/>
+      <w:bookmarkEnd w:id="377"/>
       <w:r>
         <w:rPr>
           <w:rFonts w:ascii="Times New Roman" w:hAnsi="Times New Roman" w:cs="Times New Roman"/>
         </w:rPr>
         <w:t>Anexo A – Capturas de Tela</w:t>
       </w:r>
-      <w:bookmarkEnd w:id="308"/>
+      <w:bookmarkEnd w:id="379"/>
     </w:p>
     <w:p>
       <w:pPr>
@@ -14614,8 +14725,8 @@
           </wp:inline>
         </w:drawing>
       </w:r>
-      <w:bookmarkStart w:id="310" w:name="anexo-b-relatório-de-pentest"/>
-      <w:bookmarkEnd w:id="309"/>
+      <w:bookmarkStart w:id="380" w:name="anexo-b-relatório-de-pentest"/>
+      <w:bookmarkEnd w:id="378"/>
     </w:p>
     <w:p>
       <w:pPr>
@@ -14743,7 +14854,7 @@
           <w:rFonts w:ascii="Times New Roman" w:hAnsi="Times New Roman" w:cs="Times New Roman"/>
         </w:rPr>
       </w:pPr>
-      <w:bookmarkStart w:id="311" w:name="_Toc217659208"/>
+      <w:bookmarkStart w:id="381" w:name="_Toc217772284"/>
       <w:r>
         <w:rPr>
           <w:rFonts w:ascii="Times New Roman" w:hAnsi="Times New Roman" w:cs="Times New Roman"/>
@@ -14758,7 +14869,7 @@
         </w:rPr>
         <w:t>Pentest</w:t>
       </w:r>
-      <w:bookmarkEnd w:id="311"/>
+      <w:bookmarkEnd w:id="381"/>
       <w:proofErr w:type="spellEnd"/>
     </w:p>
     <w:p>
@@ -17826,7 +17937,7 @@
         <w:t xml:space="preserve"> Aplicação aprovada nos testes realizados.</w:t>
       </w:r>
     </w:p>
-    <w:bookmarkEnd w:id="310"/>
+    <w:bookmarkEnd w:id="380"/>
     <w:p>
       <w:pPr>
         <w:pStyle w:val="Corpodetexto"/>

--- a/tcc/TCC.docx
+++ b/tcc/TCC.docx
@@ -1,6 +1,6 @@
 
 <file path=word/document.xml><?xml version="1.0" encoding="utf-8"?>
-<w:document xmlns:wpc="http://schemas.microsoft.com/office/word/2010/wordprocessingCanvas" xmlns:cx="http://schemas.microsoft.com/office/drawing/2014/chartex" xmlns:cx1="http://schemas.microsoft.com/office/drawing/2015/9/8/chartex" xmlns:cx2="http://schemas.microsoft.com/office/drawing/2015/10/21/chartex" xmlns:cx3="http://schemas.microsoft.com/office/drawing/2016/5/9/chartex" xmlns:cx4="http://schemas.microsoft.com/office/drawing/2016/5/10/chartex" xmlns:cx5="http://schemas.microsoft.com/office/drawing/2016/5/11/chartex" xmlns:cx6="http://schemas.microsoft.com/office/drawing/2016/5/12/chartex" xmlns:cx7="http://schemas.microsoft.com/office/drawing/2016/5/13/chartex" xmlns:cx8="http://schemas.microsoft.com/office/drawing/2016/5/14/chartex" xmlns:mc="http://schemas.openxmlformats.org/markup-compatibility/2006" xmlns:aink="http://schemas.microsoft.com/office/drawing/2016/ink" xmlns:am3d="http://schemas.microsoft.com/office/drawing/2017/model3d" xmlns:o="urn:schemas-microsoft-com:office:office" xmlns:oel="http://schemas.microsoft.com/office/2019/extlst" xmlns:r="http://schemas.openxmlformats.org/officeDocument/2006/relationships" xmlns:m="http://schemas.openxmlformats.org/officeDocument/2006/math" xmlns:v="urn:schemas-microsoft-com:vml" xmlns:wp14="http://schemas.microsoft.com/office/word/2010/wordprocessingDrawing" xmlns:wp="http://schemas.openxmlformats.org/drawingml/2006/wordprocessingDrawing" xmlns:w10="urn:schemas-microsoft-com:office:word" xmlns:w="http://schemas.openxmlformats.org/wordprocessingml/2006/main" xmlns:w14="http://schemas.microsoft.com/office/word/2010/wordml" xmlns:w15="http://schemas.microsoft.com/office/word/2012/wordml" xmlns:w16cex="http://schemas.microsoft.com/office/word/2018/wordml/cex" xmlns:w16cid="http://schemas.microsoft.com/office/word/2016/wordml/cid" xmlns:w16="http://schemas.microsoft.com/office/word/2018/wordml" xmlns:w16du="http://schemas.microsoft.com/office/word/2023/wordml/word16du" xmlns:w16sdtdh="http://schemas.microsoft.com/office/word/2020/wordml/sdtdatahash" xmlns:w16sdtfl="http://schemas.microsoft.com/office/word/2024/wordml/sdtformatlock" xmlns:w16se="http://schemas.microsoft.com/office/word/2015/wordml/symex" xmlns:wpg="http://schemas.microsoft.com/office/word/2010/wordprocessingGroup" xmlns:wpi="http://schemas.microsoft.com/office/word/2010/wordprocessingInk" xmlns:wne="http://schemas.microsoft.com/office/word/2006/wordml" xmlns:wps="http://schemas.microsoft.com/office/word/2010/wordprocessingShape" mc:Ignorable="w14 w15 w16se w16cid w16 w16cex w16sdtdh w16sdtfl w16du wp14">
+<w:document xmlns:wpc="http://schemas.microsoft.com/office/word/2010/wordprocessingCanvas" xmlns:cx="http://schemas.microsoft.com/office/drawing/2014/chartex" xmlns:cx1="http://schemas.microsoft.com/office/drawing/2015/9/8/chartex" xmlns:cx2="http://schemas.microsoft.com/office/drawing/2015/10/21/chartex" xmlns:cx3="http://schemas.microsoft.com/office/drawing/2016/5/9/chartex" xmlns:cx4="http://schemas.microsoft.com/office/drawing/2016/5/10/chartex" xmlns:cx5="http://schemas.microsoft.com/office/drawing/2016/5/11/chartex" xmlns:cx6="http://schemas.microsoft.com/office/drawing/2016/5/12/chartex" xmlns:cx7="http://schemas.microsoft.com/office/drawing/2016/5/13/chartex" xmlns:cx8="http://schemas.microsoft.com/office/drawing/2016/5/14/chartex" xmlns:mc="http://schemas.openxmlformats.org/markup-compatibility/2006" xmlns:aink="http://schemas.microsoft.com/office/drawing/2016/ink" xmlns:am3d="http://schemas.microsoft.com/office/drawing/2017/model3d" xmlns:o="urn:schemas-microsoft-com:office:office" xmlns:r="http://schemas.openxmlformats.org/officeDocument/2006/relationships" xmlns:m="http://schemas.openxmlformats.org/officeDocument/2006/math" xmlns:v="urn:schemas-microsoft-com:vml" xmlns:wp14="http://schemas.microsoft.com/office/word/2010/wordprocessingDrawing" xmlns:wp="http://schemas.openxmlformats.org/drawingml/2006/wordprocessingDrawing" xmlns:w10="urn:schemas-microsoft-com:office:word" xmlns:w="http://schemas.openxmlformats.org/wordprocessingml/2006/main" xmlns:w14="http://schemas.microsoft.com/office/word/2010/wordml" xmlns:w15="http://schemas.microsoft.com/office/word/2012/wordml" xmlns:w16cex="http://schemas.microsoft.com/office/word/2018/wordml/cex" xmlns:w16cid="http://schemas.microsoft.com/office/word/2016/wordml/cid" xmlns:w16="http://schemas.microsoft.com/office/word/2018/wordml" xmlns:w16sdtdh="http://schemas.microsoft.com/office/word/2020/wordml/sdtdatahash" xmlns:w16se="http://schemas.microsoft.com/office/word/2015/wordml/symex" xmlns:wpg="http://schemas.microsoft.com/office/word/2010/wordprocessingGroup" xmlns:wpi="http://schemas.microsoft.com/office/word/2010/wordprocessingInk" xmlns:wne="http://schemas.microsoft.com/office/word/2006/wordml" xmlns:wps="http://schemas.microsoft.com/office/word/2010/wordprocessingShape" mc:Ignorable="w14 w15 w16se w16cid w16 w16cex w16sdtdh wp14">
   <w:body>
     <w:p>
       <w:pPr>
@@ -295,7 +295,6 @@
     <w:p>
       <w:pPr>
         <w:pStyle w:val="Corpodetexto"/>
-        <w:jc w:val="both"/>
         <w:rPr>
           <w:rFonts w:ascii="Times New Roman" w:eastAsiaTheme="majorEastAsia" w:hAnsi="Times New Roman" w:cs="Times New Roman"/>
           <w:b/>
@@ -421,7 +420,7 @@
           <w:bCs/>
           <w:color w:val="000000" w:themeColor="text1"/>
         </w:rPr>
-        <w:t>2025</w:t>
+        <w:t>2026</w:t>
       </w:r>
     </w:p>
     <w:p>
@@ -831,7 +830,7 @@
           <w:rFonts w:ascii="Times New Roman" w:hAnsi="Times New Roman" w:cs="Times New Roman"/>
           <w:color w:val="000000" w:themeColor="text1"/>
         </w:rPr>
-        <w:t>2025</w:t>
+        <w:t>2026</w:t>
       </w:r>
     </w:p>
     <w:p>
@@ -966,7 +965,7 @@
               <w:rPr>
                 <w:webHidden/>
               </w:rPr>
-              <w:t>10</w:t>
+              <w:t>5</w:t>
             </w:r>
             <w:r>
               <w:rPr>
@@ -1029,7 +1028,7 @@
               <w:rPr>
                 <w:webHidden/>
               </w:rPr>
-              <w:t>11</w:t>
+              <w:t>6</w:t>
             </w:r>
             <w:r>
               <w:rPr>
@@ -1092,7 +1091,7 @@
               <w:rPr>
                 <w:webHidden/>
               </w:rPr>
-              <w:t>12</w:t>
+              <w:t>7</w:t>
             </w:r>
             <w:r>
               <w:rPr>
@@ -1182,7 +1181,7 @@
                 <w:noProof/>
                 <w:webHidden/>
               </w:rPr>
-              <w:t>12</w:t>
+              <w:t>7</w:t>
             </w:r>
             <w:r>
               <w:rPr>
@@ -1256,7 +1255,7 @@
                 <w:noProof/>
                 <w:webHidden/>
               </w:rPr>
-              <w:t>12</w:t>
+              <w:t>7</w:t>
             </w:r>
             <w:r>
               <w:rPr>
@@ -1347,7 +1346,7 @@
                 <w:noProof/>
                 <w:webHidden/>
               </w:rPr>
-              <w:t>12</w:t>
+              <w:t>7</w:t>
             </w:r>
             <w:r>
               <w:rPr>
@@ -1421,7 +1420,7 @@
                 <w:noProof/>
                 <w:webHidden/>
               </w:rPr>
-              <w:t>12</w:t>
+              <w:t>7</w:t>
             </w:r>
             <w:r>
               <w:rPr>
@@ -1485,7 +1484,7 @@
               <w:rPr>
                 <w:webHidden/>
               </w:rPr>
-              <w:t>13</w:t>
+              <w:t>8</w:t>
             </w:r>
             <w:r>
               <w:rPr>
@@ -1574,7 +1573,7 @@
                 <w:noProof/>
                 <w:webHidden/>
               </w:rPr>
-              <w:t>13</w:t>
+              <w:t>8</w:t>
             </w:r>
             <w:r>
               <w:rPr>
@@ -1647,7 +1646,7 @@
                 <w:noProof/>
                 <w:webHidden/>
               </w:rPr>
-              <w:t>13</w:t>
+              <w:t>8</w:t>
             </w:r>
             <w:r>
               <w:rPr>
@@ -1729,7 +1728,7 @@
                 <w:noProof/>
                 <w:webHidden/>
               </w:rPr>
-              <w:t>13</w:t>
+              <w:t>8</w:t>
             </w:r>
             <w:r>
               <w:rPr>
@@ -1803,7 +1802,7 @@
                 <w:noProof/>
                 <w:webHidden/>
               </w:rPr>
-              <w:t>14</w:t>
+              <w:t>9</w:t>
             </w:r>
             <w:r>
               <w:rPr>
@@ -1877,7 +1876,7 @@
                 <w:noProof/>
                 <w:webHidden/>
               </w:rPr>
-              <w:t>14</w:t>
+              <w:t>9</w:t>
             </w:r>
             <w:r>
               <w:rPr>
@@ -1951,7 +1950,7 @@
                 <w:noProof/>
                 <w:webHidden/>
               </w:rPr>
-              <w:t>14</w:t>
+              <w:t>9</w:t>
             </w:r>
             <w:r>
               <w:rPr>
@@ -2015,7 +2014,7 @@
               <w:rPr>
                 <w:webHidden/>
               </w:rPr>
-              <w:t>15</w:t>
+              <w:t>10</w:t>
             </w:r>
             <w:r>
               <w:rPr>
@@ -2088,7 +2087,7 @@
                 <w:noProof/>
                 <w:webHidden/>
               </w:rPr>
-              <w:t>15</w:t>
+              <w:t>10</w:t>
             </w:r>
             <w:r>
               <w:rPr>
@@ -2162,7 +2161,7 @@
                 <w:noProof/>
                 <w:webHidden/>
               </w:rPr>
-              <w:t>15</w:t>
+              <w:t>10</w:t>
             </w:r>
             <w:r>
               <w:rPr>
@@ -2236,7 +2235,7 @@
                 <w:noProof/>
                 <w:webHidden/>
               </w:rPr>
-              <w:t>15</w:t>
+              <w:t>10</w:t>
             </w:r>
             <w:r>
               <w:rPr>
@@ -2294,7 +2293,7 @@
                 <w:rFonts w:ascii="Times New Roman" w:hAnsi="Times New Roman" w:cs="Times New Roman"/>
                 <w:noProof/>
               </w:rPr>
-              <w:t>: O código foi gerenciado via Git/GitHub.</w:t>
+              <w:t>.</w:t>
             </w:r>
             <w:r>
               <w:rPr>
@@ -2335,7 +2334,7 @@
                 <w:noProof/>
                 <w:webHidden/>
               </w:rPr>
-              <w:t>15</w:t>
+              <w:t>10</w:t>
             </w:r>
             <w:r>
               <w:rPr>
@@ -2389,14 +2388,6 @@
             </w:r>
             <w:r>
               <w:rPr>
-                <w:rStyle w:val="Hyperlink"/>
-                <w:rFonts w:ascii="Times New Roman" w:hAnsi="Times New Roman" w:cs="Times New Roman"/>
-                <w:noProof/>
-              </w:rPr>
-              <w:t>: Utilizou-se o GitHub Actions para automatizar rotinas de build e testes a cada novo commit.</w:t>
-            </w:r>
-            <w:r>
-              <w:rPr>
                 <w:noProof/>
                 <w:webHidden/>
               </w:rPr>
@@ -2434,7 +2425,7 @@
                 <w:noProof/>
                 <w:webHidden/>
               </w:rPr>
-              <w:t>15</w:t>
+              <w:t>10</w:t>
             </w:r>
             <w:r>
               <w:rPr>
@@ -2475,7 +2466,7 @@
                 <w:rFonts w:ascii="Times New Roman" w:hAnsi="Times New Roman" w:cs="Times New Roman"/>
                 <w:noProof/>
               </w:rPr>
-              <w:t>: A implantação (deploy) foi realizada na plataforma Vercel, permitindo a disponibilização imediata das novas funcionalidades em ambiente de produção.</w:t>
+              <w:t>.</w:t>
             </w:r>
             <w:r>
               <w:rPr>
@@ -2516,7 +2507,7 @@
                 <w:noProof/>
                 <w:webHidden/>
               </w:rPr>
-              <w:t>15</w:t>
+              <w:t>10</w:t>
             </w:r>
             <w:r>
               <w:rPr>
@@ -2557,7 +2548,7 @@
                 <w:rFonts w:ascii="Times New Roman" w:hAnsi="Times New Roman" w:cs="Times New Roman"/>
                 <w:noProof/>
               </w:rPr>
-              <w:t xml:space="preserve"> Para assegurar a robustez da aplicação, foram aplicadas diferentes camadas de verificação:</w:t>
+              <w:t>:</w:t>
             </w:r>
             <w:r>
               <w:rPr>
@@ -2598,7 +2589,7 @@
                 <w:noProof/>
                 <w:webHidden/>
               </w:rPr>
-              <w:t>15</w:t>
+              <w:t>10</w:t>
             </w:r>
             <w:r>
               <w:rPr>
@@ -2639,7 +2630,7 @@
                 <w:rFonts w:ascii="Times New Roman" w:hAnsi="Times New Roman" w:cs="Times New Roman"/>
                 <w:noProof/>
               </w:rPr>
-              <w:t>: Para validar a lógica de componentes isolados do sistema.</w:t>
+              <w:t>.</w:t>
             </w:r>
             <w:r>
               <w:rPr>
@@ -2680,7 +2671,7 @@
                 <w:noProof/>
                 <w:webHidden/>
               </w:rPr>
-              <w:t>15</w:t>
+              <w:t>10</w:t>
             </w:r>
             <w:r>
               <w:rPr>
@@ -2717,14 +2708,6 @@
             </w:r>
             <w:r>
               <w:rPr>
-                <w:rStyle w:val="Hyperlink"/>
-                <w:rFonts w:ascii="Times New Roman" w:hAnsi="Times New Roman" w:cs="Times New Roman"/>
-                <w:noProof/>
-              </w:rPr>
-              <w:t>: Para garantir que os módulos do sistema funcionem corretamente quando combinados.</w:t>
-            </w:r>
-            <w:r>
-              <w:rPr>
                 <w:noProof/>
                 <w:webHidden/>
               </w:rPr>
@@ -2762,7 +2745,7 @@
                 <w:noProof/>
                 <w:webHidden/>
               </w:rPr>
-              <w:t>15</w:t>
+              <w:t>10</w:t>
             </w:r>
             <w:r>
               <w:rPr>
@@ -2836,7 +2819,7 @@
                 <w:noProof/>
                 <w:webHidden/>
               </w:rPr>
-              <w:t>16</w:t>
+              <w:t>12</w:t>
             </w:r>
             <w:r>
               <w:rPr>
@@ -2910,14 +2893,7 @@
                 <w:noProof/>
                 <w:webHidden/>
               </w:rPr>
-              <w:t>1</w:t>
-            </w:r>
-            <w:r>
-              <w:rPr>
-                <w:noProof/>
-                <w:webHidden/>
-              </w:rPr>
-              <w:t>6</w:t>
+              <w:t>12</w:t>
             </w:r>
             <w:r>
               <w:rPr>
@@ -2981,7 +2957,7 @@
               <w:rPr>
                 <w:webHidden/>
               </w:rPr>
-              <w:t>17</w:t>
+              <w:t>14</w:t>
             </w:r>
             <w:r>
               <w:rPr>
@@ -3054,7 +3030,7 @@
                 <w:noProof/>
                 <w:webHidden/>
               </w:rPr>
-              <w:t>18</w:t>
+              <w:t>14</w:t>
             </w:r>
             <w:r>
               <w:rPr>
@@ -3128,7 +3104,7 @@
                 <w:noProof/>
                 <w:webHidden/>
               </w:rPr>
-              <w:t>18</w:t>
+              <w:t>14</w:t>
             </w:r>
             <w:r>
               <w:rPr>
@@ -3202,7 +3178,7 @@
                 <w:noProof/>
                 <w:webHidden/>
               </w:rPr>
-              <w:t>19</w:t>
+              <w:t>15</w:t>
             </w:r>
             <w:r>
               <w:rPr>
@@ -3276,7 +3252,7 @@
                 <w:noProof/>
                 <w:webHidden/>
               </w:rPr>
-              <w:t>19</w:t>
+              <w:t>15</w:t>
             </w:r>
             <w:r>
               <w:rPr>
@@ -3350,7 +3326,7 @@
                 <w:noProof/>
                 <w:webHidden/>
               </w:rPr>
-              <w:t>20</w:t>
+              <w:t>16</w:t>
             </w:r>
             <w:r>
               <w:rPr>
@@ -3414,7 +3390,7 @@
               <w:rPr>
                 <w:webHidden/>
               </w:rPr>
-              <w:t>21</w:t>
+              <w:t>17</w:t>
             </w:r>
             <w:r>
               <w:rPr>
@@ -3487,7 +3463,7 @@
                 <w:noProof/>
                 <w:webHidden/>
               </w:rPr>
-              <w:t>21</w:t>
+              <w:t>17</w:t>
             </w:r>
             <w:r>
               <w:rPr>
@@ -3561,7 +3537,7 @@
                 <w:noProof/>
                 <w:webHidden/>
               </w:rPr>
-              <w:t>21</w:t>
+              <w:t>17</w:t>
             </w:r>
             <w:r>
               <w:rPr>
@@ -3635,7 +3611,7 @@
                 <w:noProof/>
                 <w:webHidden/>
               </w:rPr>
-              <w:t>21</w:t>
+              <w:t>17</w:t>
             </w:r>
             <w:r>
               <w:rPr>
@@ -3709,7 +3685,7 @@
                 <w:noProof/>
                 <w:webHidden/>
               </w:rPr>
-              <w:t>21</w:t>
+              <w:t>17</w:t>
             </w:r>
             <w:r>
               <w:rPr>
@@ -3783,7 +3759,7 @@
                 <w:noProof/>
                 <w:webHidden/>
               </w:rPr>
-              <w:t>22</w:t>
+              <w:t>18</w:t>
             </w:r>
             <w:r>
               <w:rPr>
@@ -3857,7 +3833,7 @@
                 <w:noProof/>
                 <w:webHidden/>
               </w:rPr>
-              <w:t>22</w:t>
+              <w:t>18</w:t>
             </w:r>
             <w:r>
               <w:rPr>
@@ -3931,7 +3907,7 @@
                 <w:noProof/>
                 <w:webHidden/>
               </w:rPr>
-              <w:t>22</w:t>
+              <w:t>18</w:t>
             </w:r>
             <w:r>
               <w:rPr>
@@ -3995,7 +3971,7 @@
               <w:rPr>
                 <w:webHidden/>
               </w:rPr>
-              <w:t>23</w:t>
+              <w:t>19</w:t>
             </w:r>
             <w:r>
               <w:rPr>
@@ -4027,15 +4003,7 @@
                 <w:b/>
                 <w:noProof/>
               </w:rPr>
-              <w:t>6.1 Limitações e Trabalhos Futuros:</w:t>
-            </w:r>
-            <w:r>
-              <w:rPr>
-                <w:rStyle w:val="Hyperlink"/>
-                <w:rFonts w:ascii="Times New Roman" w:hAnsi="Times New Roman" w:cs="Times New Roman"/>
-                <w:noProof/>
-              </w:rPr>
-              <w:t xml:space="preserve"> Como limitação do estudo, destaca-se que a validação da ferramenta ocorreu em ambiente controlado e simulado. A implantação em larga escala em uma instituição de ensino real poderia revelar novos desafios de usabilidade e infraestrutura não mapeados nesta fase.</w:t>
+              <w:t>6.1 Limitações e Trabalhos Futuros</w:t>
             </w:r>
             <w:r>
               <w:rPr>
@@ -4076,7 +4044,7 @@
                 <w:noProof/>
                 <w:webHidden/>
               </w:rPr>
-              <w:t>23</w:t>
+              <w:t>19</w:t>
             </w:r>
             <w:r>
               <w:rPr>
@@ -4140,7 +4108,7 @@
               <w:rPr>
                 <w:webHidden/>
               </w:rPr>
-              <w:t>24</w:t>
+              <w:t>20</w:t>
             </w:r>
             <w:r>
               <w:rPr>
@@ -4203,7 +4171,7 @@
               <w:rPr>
                 <w:webHidden/>
               </w:rPr>
-              <w:t>25</w:t>
+              <w:t>21</w:t>
             </w:r>
             <w:r>
               <w:rPr>
@@ -4266,7 +4234,7 @@
               <w:rPr>
                 <w:webHidden/>
               </w:rPr>
-              <w:t>27</w:t>
+              <w:t>23</w:t>
             </w:r>
             <w:r>
               <w:rPr>
@@ -5461,7 +5429,23 @@
           <w:rFonts w:ascii="Times New Roman" w:hAnsi="Times New Roman" w:cs="Times New Roman"/>
           <w:color w:val="000000" w:themeColor="text1"/>
         </w:rPr>
-        <w:t xml:space="preserve"> Security (RLS), compliance </w:t>
+        <w:t xml:space="preserve"> Security (RLS), </w:t>
+      </w:r>
+      <w:proofErr w:type="spellStart"/>
+      <w:r>
+        <w:rPr>
+          <w:rFonts w:ascii="Times New Roman" w:hAnsi="Times New Roman" w:cs="Times New Roman"/>
+          <w:color w:val="000000" w:themeColor="text1"/>
+        </w:rPr>
+        <w:t>compliance</w:t>
+      </w:r>
+      <w:proofErr w:type="spellEnd"/>
+      <w:r>
+        <w:rPr>
+          <w:rFonts w:ascii="Times New Roman" w:hAnsi="Times New Roman" w:cs="Times New Roman"/>
+          <w:color w:val="000000" w:themeColor="text1"/>
+        </w:rPr>
+        <w:t xml:space="preserve"> </w:t>
       </w:r>
       <w:proofErr w:type="spellStart"/>
       <w:r>
@@ -5733,7 +5717,23 @@
           <w:rFonts w:ascii="Times New Roman" w:hAnsi="Times New Roman" w:cs="Times New Roman"/>
           <w:color w:val="000000" w:themeColor="text1"/>
         </w:rPr>
-        <w:t xml:space="preserve">, promoting </w:t>
+        <w:t xml:space="preserve">, </w:t>
+      </w:r>
+      <w:proofErr w:type="spellStart"/>
+      <w:r>
+        <w:rPr>
+          <w:rFonts w:ascii="Times New Roman" w:hAnsi="Times New Roman" w:cs="Times New Roman"/>
+          <w:color w:val="000000" w:themeColor="text1"/>
+        </w:rPr>
+        <w:t>promoting</w:t>
+      </w:r>
+      <w:proofErr w:type="spellEnd"/>
+      <w:r>
+        <w:rPr>
+          <w:rFonts w:ascii="Times New Roman" w:hAnsi="Times New Roman" w:cs="Times New Roman"/>
+          <w:color w:val="000000" w:themeColor="text1"/>
+        </w:rPr>
+        <w:t xml:space="preserve"> </w:t>
       </w:r>
       <w:proofErr w:type="spellStart"/>
       <w:r>
@@ -6587,14 +6587,22 @@
         </w:rPr>
         <w:t xml:space="preserve">O projeto possui relevância social, ao promover a inclusão escolar através da tecnologia, e relevância técnica, pela aplicação prática de conceitos de engenharia de software, segurança da informação e desenvolvimento </w:t>
       </w:r>
-      <w:proofErr w:type="spellStart"/>
       <w:r>
         <w:rPr>
           <w:rFonts w:ascii="Times New Roman" w:hAnsi="Times New Roman" w:cs="Times New Roman"/>
           <w:i/>
           <w:iCs/>
         </w:rPr>
-        <w:t>full-stack</w:t>
+        <w:t>full-</w:t>
+      </w:r>
+      <w:proofErr w:type="spellStart"/>
+      <w:r>
+        <w:rPr>
+          <w:rFonts w:ascii="Times New Roman" w:hAnsi="Times New Roman" w:cs="Times New Roman"/>
+          <w:i/>
+          <w:iCs/>
+        </w:rPr>
+        <w:t>stack</w:t>
       </w:r>
       <w:proofErr w:type="spellEnd"/>
       <w:r>
@@ -8287,6 +8295,672 @@
     <w:p>
       <w:pPr>
         <w:pStyle w:val="Ttulo2"/>
+        <w:rPr>
+          <w:rFonts w:ascii="Times New Roman" w:hAnsi="Times New Roman" w:cs="Times New Roman"/>
+        </w:rPr>
+      </w:pPr>
+      <w:r>
+        <w:rPr>
+          <w:rFonts w:ascii="Times New Roman" w:hAnsi="Times New Roman" w:cs="Times New Roman"/>
+          <w:b/>
+          <w:bCs w:val="0"/>
+        </w:rPr>
+        <w:lastRenderedPageBreak/>
+        <w:t xml:space="preserve">3.4.3 </w:t>
+      </w:r>
+      <w:r>
+        <w:rPr>
+          <w:rFonts w:ascii="Times New Roman" w:hAnsi="Times New Roman" w:cs="Times New Roman"/>
+          <w:b/>
+          <w:bCs w:val="0"/>
+        </w:rPr>
+        <w:t>Resultados dos Testes Automatizados</w:t>
+      </w:r>
+      <w:r>
+        <w:rPr>
+          <w:rFonts w:ascii="Times New Roman" w:hAnsi="Times New Roman" w:cs="Times New Roman"/>
+          <w:b/>
+          <w:bCs w:val="0"/>
+        </w:rPr>
+        <w:t xml:space="preserve">: </w:t>
+      </w:r>
+    </w:p>
+    <w:p>
+      <w:pPr>
+        <w:pStyle w:val="Corpodetexto"/>
+        <w:jc w:val="both"/>
+        <w:rPr>
+          <w:rFonts w:ascii="Times New Roman" w:hAnsi="Times New Roman" w:cs="Times New Roman"/>
+        </w:rPr>
+      </w:pPr>
+    </w:p>
+    <w:p>
+      <w:pPr>
+        <w:pStyle w:val="Corpodetexto"/>
+        <w:jc w:val="both"/>
+        <w:rPr>
+          <w:rFonts w:ascii="Times New Roman" w:hAnsi="Times New Roman" w:cs="Times New Roman"/>
+        </w:rPr>
+      </w:pPr>
+      <w:r>
+        <w:rPr>
+          <w:rFonts w:ascii="Times New Roman" w:hAnsi="Times New Roman" w:cs="Times New Roman"/>
+        </w:rPr>
+        <w:t xml:space="preserve">Os testes automatizados foram implementados utilizando o framework </w:t>
+      </w:r>
+      <w:proofErr w:type="spellStart"/>
+      <w:r>
+        <w:rPr>
+          <w:rFonts w:ascii="Times New Roman" w:hAnsi="Times New Roman" w:cs="Times New Roman"/>
+        </w:rPr>
+        <w:t>Vitest</w:t>
+      </w:r>
+      <w:proofErr w:type="spellEnd"/>
+      <w:r>
+        <w:rPr>
+          <w:rFonts w:ascii="Times New Roman" w:hAnsi="Times New Roman" w:cs="Times New Roman"/>
+        </w:rPr>
+        <w:t>, que permitiu verificar o comportamento dos componentes e funcionalidades críticas da aplicação. Os testes foram organizados em dois arquivos principais:</w:t>
+      </w:r>
+    </w:p>
+    <w:p>
+      <w:pPr>
+        <w:pStyle w:val="Corpodetexto"/>
+        <w:jc w:val="both"/>
+        <w:rPr>
+          <w:rFonts w:ascii="Times New Roman" w:hAnsi="Times New Roman" w:cs="Times New Roman"/>
+        </w:rPr>
+      </w:pPr>
+    </w:p>
+    <w:p>
+      <w:pPr>
+        <w:pStyle w:val="Corpodetexto"/>
+        <w:jc w:val="both"/>
+        <w:rPr>
+          <w:rFonts w:ascii="Times New Roman" w:hAnsi="Times New Roman" w:cs="Times New Roman"/>
+        </w:rPr>
+      </w:pPr>
+      <w:proofErr w:type="spellStart"/>
+      <w:r>
+        <w:rPr>
+          <w:rFonts w:ascii="Times New Roman" w:hAnsi="Times New Roman" w:cs="Times New Roman"/>
+        </w:rPr>
+        <w:t>src</w:t>
+      </w:r>
+      <w:proofErr w:type="spellEnd"/>
+      <w:r>
+        <w:rPr>
+          <w:rFonts w:ascii="Times New Roman" w:hAnsi="Times New Roman" w:cs="Times New Roman"/>
+        </w:rPr>
+        <w:t>/__</w:t>
+      </w:r>
+      <w:proofErr w:type="spellStart"/>
+      <w:r>
+        <w:rPr>
+          <w:rFonts w:ascii="Times New Roman" w:hAnsi="Times New Roman" w:cs="Times New Roman"/>
+        </w:rPr>
+        <w:t>tests</w:t>
+      </w:r>
+      <w:proofErr w:type="spellEnd"/>
+      <w:r>
+        <w:rPr>
+          <w:rFonts w:ascii="Times New Roman" w:hAnsi="Times New Roman" w:cs="Times New Roman"/>
+        </w:rPr>
+        <w:t>__/</w:t>
+      </w:r>
+      <w:proofErr w:type="spellStart"/>
+      <w:r>
+        <w:rPr>
+          <w:rFonts w:ascii="Times New Roman" w:hAnsi="Times New Roman" w:cs="Times New Roman"/>
+        </w:rPr>
+        <w:t>auth.test.tsx</w:t>
+      </w:r>
+      <w:proofErr w:type="spellEnd"/>
+      <w:r>
+        <w:rPr>
+          <w:rFonts w:ascii="Times New Roman" w:hAnsi="Times New Roman" w:cs="Times New Roman"/>
+        </w:rPr>
+        <w:t>: Responsável por testar o fluxo de autenticação, incluindo o login, exibição de mensagens de erro e tratamento de erros inesperados.</w:t>
+      </w:r>
+    </w:p>
+    <w:p>
+      <w:pPr>
+        <w:pStyle w:val="Corpodetexto"/>
+        <w:jc w:val="both"/>
+        <w:rPr>
+          <w:rFonts w:ascii="Times New Roman" w:hAnsi="Times New Roman" w:cs="Times New Roman"/>
+        </w:rPr>
+      </w:pPr>
+      <w:proofErr w:type="spellStart"/>
+      <w:r>
+        <w:rPr>
+          <w:rFonts w:ascii="Times New Roman" w:hAnsi="Times New Roman" w:cs="Times New Roman"/>
+        </w:rPr>
+        <w:t>src</w:t>
+      </w:r>
+      <w:proofErr w:type="spellEnd"/>
+      <w:r>
+        <w:rPr>
+          <w:rFonts w:ascii="Times New Roman" w:hAnsi="Times New Roman" w:cs="Times New Roman"/>
+        </w:rPr>
+        <w:t>/__</w:t>
+      </w:r>
+      <w:proofErr w:type="spellStart"/>
+      <w:r>
+        <w:rPr>
+          <w:rFonts w:ascii="Times New Roman" w:hAnsi="Times New Roman" w:cs="Times New Roman"/>
+        </w:rPr>
+        <w:t>tests</w:t>
+      </w:r>
+      <w:proofErr w:type="spellEnd"/>
+      <w:r>
+        <w:rPr>
+          <w:rFonts w:ascii="Times New Roman" w:hAnsi="Times New Roman" w:cs="Times New Roman"/>
+        </w:rPr>
+        <w:t>__/</w:t>
+      </w:r>
+      <w:proofErr w:type="spellStart"/>
+      <w:r>
+        <w:rPr>
+          <w:rFonts w:ascii="Times New Roman" w:hAnsi="Times New Roman" w:cs="Times New Roman"/>
+        </w:rPr>
+        <w:t>NewNoteDialog.test.tsx</w:t>
+      </w:r>
+      <w:proofErr w:type="spellEnd"/>
+      <w:r>
+        <w:rPr>
+          <w:rFonts w:ascii="Times New Roman" w:hAnsi="Times New Roman" w:cs="Times New Roman"/>
+        </w:rPr>
+        <w:t>: Responsável por testar o componente de diálogo para criação de novas observações, incluindo a validação de campos obrigatórios e o estado de carregamento durante a submissão.</w:t>
+      </w:r>
+    </w:p>
+    <w:p>
+      <w:pPr>
+        <w:pStyle w:val="Corpodetexto"/>
+        <w:jc w:val="both"/>
+        <w:rPr>
+          <w:rFonts w:ascii="Times New Roman" w:hAnsi="Times New Roman" w:cs="Times New Roman"/>
+        </w:rPr>
+      </w:pPr>
+      <w:r>
+        <w:rPr>
+          <w:rFonts w:ascii="Times New Roman" w:hAnsi="Times New Roman" w:cs="Times New Roman"/>
+        </w:rPr>
+        <w:t>Resultados Detalhados</w:t>
+      </w:r>
+    </w:p>
+    <w:p>
+      <w:pPr>
+        <w:pStyle w:val="Corpodetexto"/>
+        <w:jc w:val="both"/>
+        <w:rPr>
+          <w:rFonts w:ascii="Times New Roman" w:hAnsi="Times New Roman" w:cs="Times New Roman"/>
+        </w:rPr>
+      </w:pPr>
+    </w:p>
+    <w:p>
+      <w:pPr>
+        <w:pStyle w:val="Corpodetexto"/>
+        <w:jc w:val="both"/>
+        <w:rPr>
+          <w:rFonts w:ascii="Times New Roman" w:hAnsi="Times New Roman" w:cs="Times New Roman"/>
+        </w:rPr>
+      </w:pPr>
+      <w:r>
+        <w:rPr>
+          <w:rFonts w:ascii="Times New Roman" w:hAnsi="Times New Roman" w:cs="Times New Roman"/>
+        </w:rPr>
+        <w:t>A execução dos testes resultou em 14 testes aprovados, distribuídos da seguinte forma:</w:t>
+      </w:r>
+    </w:p>
+    <w:p>
+      <w:pPr>
+        <w:pStyle w:val="Corpodetexto"/>
+        <w:jc w:val="both"/>
+        <w:rPr>
+          <w:rFonts w:ascii="Times New Roman" w:hAnsi="Times New Roman" w:cs="Times New Roman"/>
+        </w:rPr>
+      </w:pPr>
+    </w:p>
+    <w:p>
+      <w:pPr>
+        <w:pStyle w:val="Corpodetexto"/>
+        <w:jc w:val="both"/>
+        <w:rPr>
+          <w:rFonts w:ascii="Times New Roman" w:hAnsi="Times New Roman" w:cs="Times New Roman"/>
+        </w:rPr>
+      </w:pPr>
+      <w:proofErr w:type="spellStart"/>
+      <w:r>
+        <w:rPr>
+          <w:rFonts w:ascii="Times New Roman" w:hAnsi="Times New Roman" w:cs="Times New Roman"/>
+        </w:rPr>
+        <w:t>src</w:t>
+      </w:r>
+      <w:proofErr w:type="spellEnd"/>
+      <w:r>
+        <w:rPr>
+          <w:rFonts w:ascii="Times New Roman" w:hAnsi="Times New Roman" w:cs="Times New Roman"/>
+        </w:rPr>
+        <w:t>/__</w:t>
+      </w:r>
+      <w:proofErr w:type="spellStart"/>
+      <w:r>
+        <w:rPr>
+          <w:rFonts w:ascii="Times New Roman" w:hAnsi="Times New Roman" w:cs="Times New Roman"/>
+        </w:rPr>
+        <w:t>tests</w:t>
+      </w:r>
+      <w:proofErr w:type="spellEnd"/>
+      <w:r>
+        <w:rPr>
+          <w:rFonts w:ascii="Times New Roman" w:hAnsi="Times New Roman" w:cs="Times New Roman"/>
+        </w:rPr>
+        <w:t>__/</w:t>
+      </w:r>
+      <w:proofErr w:type="spellStart"/>
+      <w:r>
+        <w:rPr>
+          <w:rFonts w:ascii="Times New Roman" w:hAnsi="Times New Roman" w:cs="Times New Roman"/>
+        </w:rPr>
+        <w:t>auth.test.tsx</w:t>
+      </w:r>
+      <w:proofErr w:type="spellEnd"/>
+      <w:r>
+        <w:rPr>
+          <w:rFonts w:ascii="Times New Roman" w:hAnsi="Times New Roman" w:cs="Times New Roman"/>
+        </w:rPr>
+        <w:t>: 9 testes aprovados</w:t>
+      </w:r>
+    </w:p>
+    <w:p>
+      <w:pPr>
+        <w:pStyle w:val="Corpodetexto"/>
+        <w:jc w:val="both"/>
+        <w:rPr>
+          <w:rFonts w:ascii="Times New Roman" w:hAnsi="Times New Roman" w:cs="Times New Roman"/>
+        </w:rPr>
+      </w:pPr>
+      <w:r>
+        <w:rPr>
+          <w:rFonts w:ascii="Times New Roman" w:hAnsi="Times New Roman" w:cs="Times New Roman"/>
+        </w:rPr>
+        <w:t xml:space="preserve"> deve corresponder ao snapshot da UI</w:t>
+      </w:r>
+    </w:p>
+    <w:p>
+      <w:pPr>
+        <w:pStyle w:val="Corpodetexto"/>
+        <w:jc w:val="both"/>
+        <w:rPr>
+          <w:rFonts w:ascii="Times New Roman" w:hAnsi="Times New Roman" w:cs="Times New Roman"/>
+        </w:rPr>
+      </w:pPr>
+      <w:r>
+        <w:rPr>
+          <w:rFonts w:ascii="Times New Roman" w:hAnsi="Times New Roman" w:cs="Times New Roman"/>
+        </w:rPr>
+        <w:t xml:space="preserve"> deve permitir que o usuário digite credenciais e clique em entrar</w:t>
+      </w:r>
+    </w:p>
+    <w:p>
+      <w:pPr>
+        <w:pStyle w:val="Corpodetexto"/>
+        <w:jc w:val="both"/>
+        <w:rPr>
+          <w:rFonts w:ascii="Times New Roman" w:hAnsi="Times New Roman" w:cs="Times New Roman"/>
+        </w:rPr>
+      </w:pPr>
+      <w:r>
+        <w:rPr>
+          <w:rFonts w:ascii="Times New Roman" w:hAnsi="Times New Roman" w:cs="Times New Roman"/>
+        </w:rPr>
+        <w:t xml:space="preserve"> deve exibir mensagem de erro quando as credenciais são inválidas</w:t>
+      </w:r>
+    </w:p>
+    <w:p>
+      <w:pPr>
+        <w:pStyle w:val="Corpodetexto"/>
+        <w:jc w:val="both"/>
+        <w:rPr>
+          <w:rFonts w:ascii="Times New Roman" w:hAnsi="Times New Roman" w:cs="Times New Roman"/>
+        </w:rPr>
+      </w:pPr>
+      <w:r>
+        <w:rPr>
+          <w:rFonts w:ascii="Times New Roman" w:hAnsi="Times New Roman" w:cs="Times New Roman"/>
+        </w:rPr>
+        <w:t xml:space="preserve"> deve tratar erros inesperados no login (catch </w:t>
+      </w:r>
+      <w:proofErr w:type="spellStart"/>
+      <w:r>
+        <w:rPr>
+          <w:rFonts w:ascii="Times New Roman" w:hAnsi="Times New Roman" w:cs="Times New Roman"/>
+        </w:rPr>
+        <w:t>block</w:t>
+      </w:r>
+      <w:proofErr w:type="spellEnd"/>
+      <w:r>
+        <w:rPr>
+          <w:rFonts w:ascii="Times New Roman" w:hAnsi="Times New Roman" w:cs="Times New Roman"/>
+        </w:rPr>
+        <w:t>)</w:t>
+      </w:r>
+    </w:p>
+    <w:p>
+      <w:pPr>
+        <w:pStyle w:val="Corpodetexto"/>
+        <w:jc w:val="both"/>
+        <w:rPr>
+          <w:rFonts w:ascii="Times New Roman" w:hAnsi="Times New Roman" w:cs="Times New Roman"/>
+        </w:rPr>
+      </w:pPr>
+      <w:r>
+        <w:rPr>
+          <w:rFonts w:ascii="Times New Roman" w:hAnsi="Times New Roman" w:cs="Times New Roman"/>
+        </w:rPr>
+        <w:t xml:space="preserve"> deve redirecionar (não renderizar o </w:t>
+      </w:r>
+      <w:proofErr w:type="spellStart"/>
+      <w:r>
+        <w:rPr>
+          <w:rFonts w:ascii="Times New Roman" w:hAnsi="Times New Roman" w:cs="Times New Roman"/>
+        </w:rPr>
+        <w:t>form</w:t>
+      </w:r>
+      <w:proofErr w:type="spellEnd"/>
+      <w:r>
+        <w:rPr>
+          <w:rFonts w:ascii="Times New Roman" w:hAnsi="Times New Roman" w:cs="Times New Roman"/>
+        </w:rPr>
+        <w:t>) se o usuário já estiver logado</w:t>
+      </w:r>
+    </w:p>
+    <w:p>
+      <w:pPr>
+        <w:pStyle w:val="Corpodetexto"/>
+        <w:jc w:val="both"/>
+        <w:rPr>
+          <w:rFonts w:ascii="Times New Roman" w:hAnsi="Times New Roman" w:cs="Times New Roman"/>
+        </w:rPr>
+      </w:pPr>
+      <w:r>
+        <w:rPr>
+          <w:rFonts w:ascii="Times New Roman" w:hAnsi="Times New Roman" w:cs="Times New Roman"/>
+        </w:rPr>
+        <w:t xml:space="preserve"> deve baixar o APK ao clicar em instalar no Android</w:t>
+      </w:r>
+    </w:p>
+    <w:p>
+      <w:pPr>
+        <w:pStyle w:val="Corpodetexto"/>
+        <w:jc w:val="both"/>
+        <w:rPr>
+          <w:rFonts w:ascii="Times New Roman" w:hAnsi="Times New Roman" w:cs="Times New Roman"/>
+        </w:rPr>
+      </w:pPr>
+      <w:r>
+        <w:rPr>
+          <w:rFonts w:ascii="Times New Roman" w:hAnsi="Times New Roman" w:cs="Times New Roman"/>
+        </w:rPr>
+        <w:t xml:space="preserve"> deve mostrar instrução de instalação no iOS</w:t>
+      </w:r>
+    </w:p>
+    <w:p>
+      <w:pPr>
+        <w:pStyle w:val="Corpodetexto"/>
+        <w:jc w:val="both"/>
+        <w:rPr>
+          <w:rFonts w:ascii="Times New Roman" w:hAnsi="Times New Roman" w:cs="Times New Roman"/>
+        </w:rPr>
+      </w:pPr>
+      <w:r>
+        <w:rPr>
+          <w:rFonts w:ascii="Times New Roman" w:hAnsi="Times New Roman" w:cs="Times New Roman"/>
+        </w:rPr>
+        <w:t xml:space="preserve"> deve usar o prompt de instalação PWA se disponível (Desktop/Mobile)</w:t>
+      </w:r>
+    </w:p>
+    <w:p>
+      <w:pPr>
+        <w:pStyle w:val="Corpodetexto"/>
+        <w:jc w:val="both"/>
+        <w:rPr>
+          <w:rFonts w:ascii="Times New Roman" w:hAnsi="Times New Roman" w:cs="Times New Roman"/>
+        </w:rPr>
+      </w:pPr>
+      <w:r>
+        <w:rPr>
+          <w:rFonts w:ascii="Times New Roman" w:hAnsi="Times New Roman" w:cs="Times New Roman"/>
+        </w:rPr>
+        <w:t xml:space="preserve"> deve baixar o APK como </w:t>
+      </w:r>
+      <w:proofErr w:type="spellStart"/>
+      <w:r>
+        <w:rPr>
+          <w:rFonts w:ascii="Times New Roman" w:hAnsi="Times New Roman" w:cs="Times New Roman"/>
+        </w:rPr>
+        <w:t>fallback</w:t>
+      </w:r>
+      <w:proofErr w:type="spellEnd"/>
+      <w:r>
+        <w:rPr>
+          <w:rFonts w:ascii="Times New Roman" w:hAnsi="Times New Roman" w:cs="Times New Roman"/>
+        </w:rPr>
+        <w:t xml:space="preserve"> em Desktop/Outros (sem PWA prompt)</w:t>
+      </w:r>
+    </w:p>
+    <w:p>
+      <w:pPr>
+        <w:pStyle w:val="Corpodetexto"/>
+        <w:jc w:val="both"/>
+        <w:rPr>
+          <w:rFonts w:ascii="Times New Roman" w:hAnsi="Times New Roman" w:cs="Times New Roman"/>
+        </w:rPr>
+      </w:pPr>
+      <w:proofErr w:type="spellStart"/>
+      <w:r>
+        <w:rPr>
+          <w:rFonts w:ascii="Times New Roman" w:hAnsi="Times New Roman" w:cs="Times New Roman"/>
+        </w:rPr>
+        <w:t>src</w:t>
+      </w:r>
+      <w:proofErr w:type="spellEnd"/>
+      <w:r>
+        <w:rPr>
+          <w:rFonts w:ascii="Times New Roman" w:hAnsi="Times New Roman" w:cs="Times New Roman"/>
+        </w:rPr>
+        <w:t>/__</w:t>
+      </w:r>
+      <w:proofErr w:type="spellStart"/>
+      <w:r>
+        <w:rPr>
+          <w:rFonts w:ascii="Times New Roman" w:hAnsi="Times New Roman" w:cs="Times New Roman"/>
+        </w:rPr>
+        <w:t>tests</w:t>
+      </w:r>
+      <w:proofErr w:type="spellEnd"/>
+      <w:r>
+        <w:rPr>
+          <w:rFonts w:ascii="Times New Roman" w:hAnsi="Times New Roman" w:cs="Times New Roman"/>
+        </w:rPr>
+        <w:t>__/</w:t>
+      </w:r>
+      <w:proofErr w:type="spellStart"/>
+      <w:r>
+        <w:rPr>
+          <w:rFonts w:ascii="Times New Roman" w:hAnsi="Times New Roman" w:cs="Times New Roman"/>
+        </w:rPr>
+        <w:t>NewNoteDialog.test.tsx</w:t>
+      </w:r>
+      <w:proofErr w:type="spellEnd"/>
+      <w:r>
+        <w:rPr>
+          <w:rFonts w:ascii="Times New Roman" w:hAnsi="Times New Roman" w:cs="Times New Roman"/>
+        </w:rPr>
+        <w:t>: 5 testes aprovados</w:t>
+      </w:r>
+    </w:p>
+    <w:p>
+      <w:pPr>
+        <w:pStyle w:val="Corpodetexto"/>
+        <w:jc w:val="both"/>
+        <w:rPr>
+          <w:rFonts w:ascii="Times New Roman" w:hAnsi="Times New Roman" w:cs="Times New Roman"/>
+        </w:rPr>
+      </w:pPr>
+      <w:r>
+        <w:rPr>
+          <w:rFonts w:ascii="Times New Roman" w:hAnsi="Times New Roman" w:cs="Times New Roman"/>
+        </w:rPr>
+        <w:t xml:space="preserve"> deve renderizar corretamente quando aberto</w:t>
+      </w:r>
+    </w:p>
+    <w:p>
+      <w:pPr>
+        <w:pStyle w:val="Corpodetexto"/>
+        <w:jc w:val="both"/>
+        <w:rPr>
+          <w:rFonts w:ascii="Times New Roman" w:hAnsi="Times New Roman" w:cs="Times New Roman"/>
+        </w:rPr>
+      </w:pPr>
+      <w:r>
+        <w:rPr>
+          <w:rFonts w:ascii="Times New Roman" w:hAnsi="Times New Roman" w:cs="Times New Roman"/>
+        </w:rPr>
+        <w:t xml:space="preserve"> deve validar campos obrigatórios (impedir envio vazio)</w:t>
+      </w:r>
+    </w:p>
+    <w:p>
+      <w:pPr>
+        <w:pStyle w:val="Corpodetexto"/>
+        <w:jc w:val="both"/>
+        <w:rPr>
+          <w:rFonts w:ascii="Times New Roman" w:hAnsi="Times New Roman" w:cs="Times New Roman"/>
+        </w:rPr>
+      </w:pPr>
+      <w:r>
+        <w:rPr>
+          <w:rFonts w:ascii="Times New Roman" w:hAnsi="Times New Roman" w:cs="Times New Roman"/>
+        </w:rPr>
+        <w:t xml:space="preserve"> deve validar o comprimento mínimo da nota</w:t>
+      </w:r>
+    </w:p>
+    <w:p>
+      <w:pPr>
+        <w:pStyle w:val="Corpodetexto"/>
+        <w:jc w:val="both"/>
+        <w:rPr>
+          <w:rFonts w:ascii="Times New Roman" w:hAnsi="Times New Roman" w:cs="Times New Roman"/>
+        </w:rPr>
+      </w:pPr>
+      <w:r>
+        <w:rPr>
+          <w:rFonts w:ascii="Times New Roman" w:hAnsi="Times New Roman" w:cs="Times New Roman"/>
+        </w:rPr>
+        <w:t xml:space="preserve"> deve chamar a mutação com os dados corretos ao submeter formulário válido</w:t>
+      </w:r>
+    </w:p>
+    <w:p>
+      <w:pPr>
+        <w:pStyle w:val="Corpodetexto"/>
+        <w:jc w:val="both"/>
+        <w:rPr>
+          <w:rFonts w:ascii="Times New Roman" w:hAnsi="Times New Roman" w:cs="Times New Roman"/>
+        </w:rPr>
+      </w:pPr>
+      <w:r>
+        <w:rPr>
+          <w:rFonts w:ascii="Times New Roman" w:hAnsi="Times New Roman" w:cs="Times New Roman"/>
+        </w:rPr>
+        <w:lastRenderedPageBreak/>
+        <w:t xml:space="preserve"> deve exibir estado de carregamento durante a submissão</w:t>
+      </w:r>
+    </w:p>
+    <w:p>
+      <w:pPr>
+        <w:pStyle w:val="Corpodetexto"/>
+        <w:jc w:val="both"/>
+        <w:rPr>
+          <w:rFonts w:ascii="Times New Roman" w:hAnsi="Times New Roman" w:cs="Times New Roman"/>
+        </w:rPr>
+      </w:pPr>
+    </w:p>
+    <w:p>
+      <w:pPr>
+        <w:pStyle w:val="Corpodetexto"/>
+        <w:jc w:val="both"/>
+        <w:rPr>
+          <w:rFonts w:ascii="Times New Roman" w:hAnsi="Times New Roman" w:cs="Times New Roman"/>
+        </w:rPr>
+      </w:pPr>
+      <w:r>
+        <w:rPr>
+          <w:rFonts w:ascii="Times New Roman" w:hAnsi="Times New Roman" w:cs="Times New Roman"/>
+        </w:rPr>
+        <w:t>Observações</w:t>
+      </w:r>
+    </w:p>
+    <w:p>
+      <w:pPr>
+        <w:pStyle w:val="Corpodetexto"/>
+        <w:jc w:val="both"/>
+        <w:rPr>
+          <w:rFonts w:ascii="Times New Roman" w:hAnsi="Times New Roman" w:cs="Times New Roman"/>
+        </w:rPr>
+      </w:pPr>
+    </w:p>
+    <w:p>
+      <w:pPr>
+        <w:pStyle w:val="Corpodetexto"/>
+        <w:jc w:val="both"/>
+        <w:rPr>
+          <w:rFonts w:ascii="Times New Roman" w:hAnsi="Times New Roman" w:cs="Times New Roman"/>
+        </w:rPr>
+      </w:pPr>
+      <w:r>
+        <w:rPr>
+          <w:rFonts w:ascii="Times New Roman" w:hAnsi="Times New Roman" w:cs="Times New Roman"/>
+        </w:rPr>
+        <w:t xml:space="preserve">Durante a execução dos testes, foram identificados alguns avisos relacionados ao </w:t>
+      </w:r>
+      <w:proofErr w:type="spellStart"/>
+      <w:r>
+        <w:rPr>
+          <w:rFonts w:ascii="Times New Roman" w:hAnsi="Times New Roman" w:cs="Times New Roman"/>
+        </w:rPr>
+        <w:t>React</w:t>
+      </w:r>
+      <w:proofErr w:type="spellEnd"/>
+      <w:r>
+        <w:rPr>
+          <w:rFonts w:ascii="Times New Roman" w:hAnsi="Times New Roman" w:cs="Times New Roman"/>
+        </w:rPr>
+        <w:t xml:space="preserve"> </w:t>
+      </w:r>
+      <w:proofErr w:type="spellStart"/>
+      <w:r>
+        <w:rPr>
+          <w:rFonts w:ascii="Times New Roman" w:hAnsi="Times New Roman" w:cs="Times New Roman"/>
+        </w:rPr>
+        <w:t>Router</w:t>
+      </w:r>
+      <w:proofErr w:type="spellEnd"/>
+      <w:r>
+        <w:rPr>
+          <w:rFonts w:ascii="Times New Roman" w:hAnsi="Times New Roman" w:cs="Times New Roman"/>
+        </w:rPr>
+        <w:t>, indicando a necessidade de avaliar a compatibilidade com futuras versões da biblioteca.</w:t>
+      </w:r>
+    </w:p>
+    <w:p>
+      <w:pPr>
+        <w:pStyle w:val="Corpodetexto"/>
+      </w:pPr>
+    </w:p>
+    <w:p>
+      <w:pPr>
+        <w:pStyle w:val="Ttulo2"/>
         <w:jc w:val="both"/>
         <w:rPr>
           <w:rStyle w:val="Forte"/>
@@ -8304,7 +8978,6 @@
           <w:bCs w:val="0"/>
           <w:sz w:val="28"/>
         </w:rPr>
-        <w:lastRenderedPageBreak/>
         <w:t>3.</w:t>
       </w:r>
       <w:r>
@@ -8733,8 +9406,8 @@
           <w:szCs w:val="32"/>
         </w:rPr>
       </w:pPr>
-      <w:bookmarkStart w:id="103" w:name="_Toc216996119"/>
-      <w:bookmarkStart w:id="104" w:name="_Toc217772214"/>
+      <w:bookmarkStart w:id="103" w:name="_Toc217772214"/>
+      <w:bookmarkStart w:id="104" w:name="_Toc216996119"/>
       <w:r>
         <w:rPr>
           <w:rFonts w:ascii="Times New Roman" w:hAnsi="Times New Roman" w:cs="Times New Roman"/>
@@ -8775,7 +9448,7 @@
         </w:rPr>
         <w:t>Desenvolvimento de Aplicação Nativa (Android APK)</w:t>
       </w:r>
-      <w:bookmarkEnd w:id="104"/>
+      <w:bookmarkEnd w:id="103"/>
       <w:r>
         <w:rPr>
           <w:rFonts w:ascii="Times New Roman" w:hAnsi="Times New Roman" w:cs="Times New Roman"/>
@@ -8787,7 +9460,7 @@
         <w:t xml:space="preserve"> </w:t>
       </w:r>
     </w:p>
-    <w:bookmarkEnd w:id="103"/>
+    <w:bookmarkEnd w:id="104"/>
     <w:p>
       <w:pPr>
         <w:pStyle w:val="Corpodetexto"/>
@@ -8868,7 +9541,16 @@
           <w:color w:val="000000" w:themeColor="text1"/>
           <w:lang w:eastAsia="pt-BR"/>
         </w:rPr>
-        <w:t> multiplataforma que permite a execução de aplicações web modernas em dispositivos nativos. Esta abordagem estratégica possibilitou o reaproveitamento integral da base de código desenvolvida em </w:t>
+        <w:t xml:space="preserve"> multiplataforma que permite a execução de aplicações web </w:t>
+      </w:r>
+      <w:r>
+        <w:rPr>
+          <w:rFonts w:ascii="Times New Roman" w:eastAsia="Times New Roman" w:hAnsi="Times New Roman" w:cs="Times New Roman"/>
+          <w:color w:val="000000" w:themeColor="text1"/>
+          <w:lang w:eastAsia="pt-BR"/>
+        </w:rPr>
+        <w:lastRenderedPageBreak/>
+        <w:t>modernas em dispositivos nativos. Esta abordagem estratégica possibilitou o reaproveitamento integral da base de código desenvolvida em </w:t>
       </w:r>
       <w:proofErr w:type="spellStart"/>
       <w:r>
@@ -9032,7 +9714,6 @@
           <w:color w:val="000000" w:themeColor="text1"/>
           <w:lang w:eastAsia="pt-BR"/>
         </w:rPr>
-        <w:lastRenderedPageBreak/>
         <w:t>O processo de geração do artefato instalável (APK - </w:t>
       </w:r>
       <w:r>
@@ -9859,8 +10540,21 @@
           <w:rFonts w:ascii="Times New Roman" w:hAnsi="Times New Roman" w:cs="Times New Roman"/>
           <w:color w:val="000000" w:themeColor="text1"/>
         </w:rPr>
-        <w:lastRenderedPageBreak/>
-        <w:t>A auditoria, finalizada em dezembro de 2025, indicou que a aplicação atingiu um nível satisfatório de maturidade de segurança, não apresentando vulnerabilidades críticas exploráveis no escopo avaliado.</w:t>
+        <w:t xml:space="preserve">A auditoria, finalizada em dezembro de </w:t>
+      </w:r>
+      <w:r>
+        <w:rPr>
+          <w:rFonts w:ascii="Times New Roman" w:hAnsi="Times New Roman" w:cs="Times New Roman"/>
+          <w:color w:val="000000" w:themeColor="text1"/>
+        </w:rPr>
+        <w:t>2026</w:t>
+      </w:r>
+      <w:r>
+        <w:rPr>
+          <w:rFonts w:ascii="Times New Roman" w:hAnsi="Times New Roman" w:cs="Times New Roman"/>
+          <w:color w:val="000000" w:themeColor="text1"/>
+        </w:rPr>
+        <w:t>, indicou que a aplicação atingiu um nível satisfatório de maturidade de segurança, não apresentando vulnerabilidades críticas exploráveis no escopo avaliado.</w:t>
       </w:r>
     </w:p>
     <w:p>
@@ -10475,14 +11169,14 @@
         <w:rPr>
           <w:rFonts w:ascii="Times New Roman" w:hAnsi="Times New Roman" w:cs="Times New Roman"/>
         </w:rPr>
-        <w:t>Type</w:t>
-      </w:r>
-      <w:proofErr w:type="spellEnd"/>
-      <w:r>
-        <w:rPr>
-          <w:rFonts w:ascii="Times New Roman" w:hAnsi="Times New Roman" w:cs="Times New Roman"/>
-        </w:rPr>
-        <w:t xml:space="preserve">-Options: </w:t>
+        <w:t>Type-Options</w:t>
+      </w:r>
+      <w:proofErr w:type="spellEnd"/>
+      <w:r>
+        <w:rPr>
+          <w:rFonts w:ascii="Times New Roman" w:hAnsi="Times New Roman" w:cs="Times New Roman"/>
+        </w:rPr>
+        <w:t xml:space="preserve">: </w:t>
       </w:r>
       <w:proofErr w:type="spellStart"/>
       <w:r>
@@ -10663,7 +11357,23 @@
           <w:rFonts w:ascii="Times New Roman" w:hAnsi="Times New Roman" w:cs="Times New Roman"/>
           <w:b/>
         </w:rPr>
-        <w:t xml:space="preserve"> e Canary </w:t>
+        <w:t xml:space="preserve"> e </w:t>
+      </w:r>
+      <w:proofErr w:type="spellStart"/>
+      <w:r>
+        <w:rPr>
+          <w:rFonts w:ascii="Times New Roman" w:hAnsi="Times New Roman" w:cs="Times New Roman"/>
+          <w:b/>
+        </w:rPr>
+        <w:t>Canary</w:t>
+      </w:r>
+      <w:proofErr w:type="spellEnd"/>
+      <w:r>
+        <w:rPr>
+          <w:rFonts w:ascii="Times New Roman" w:hAnsi="Times New Roman" w:cs="Times New Roman"/>
+          <w:b/>
+        </w:rPr>
+        <w:t xml:space="preserve"> </w:t>
       </w:r>
       <w:proofErr w:type="spellStart"/>
       <w:r>
@@ -10827,7 +11537,25 @@
           <w:i/>
           <w:iCs/>
         </w:rPr>
-        <w:t xml:space="preserve"> Event Management</w:t>
+        <w:t xml:space="preserve"> </w:t>
+      </w:r>
+      <w:proofErr w:type="spellStart"/>
+      <w:r>
+        <w:rPr>
+          <w:rFonts w:ascii="Times New Roman" w:hAnsi="Times New Roman" w:cs="Times New Roman"/>
+          <w:i/>
+          <w:iCs/>
+        </w:rPr>
+        <w:t>Event</w:t>
+      </w:r>
+      <w:proofErr w:type="spellEnd"/>
+      <w:r>
+        <w:rPr>
+          <w:rFonts w:ascii="Times New Roman" w:hAnsi="Times New Roman" w:cs="Times New Roman"/>
+          <w:i/>
+          <w:iCs/>
+        </w:rPr>
+        <w:t xml:space="preserve"> Management</w:t>
       </w:r>
       <w:r>
         <w:rPr>
@@ -11882,7 +12610,23 @@
           <w:i/>
           <w:iCs/>
         </w:rPr>
-        <w:t>Fonte: Elaborado pelo autor (2025).</w:t>
+        <w:t>Fonte: Elaborado pelo autor (</w:t>
+      </w:r>
+      <w:r>
+        <w:rPr>
+          <w:rFonts w:ascii="Times New Roman" w:hAnsi="Times New Roman" w:cs="Times New Roman"/>
+          <w:i/>
+          <w:iCs/>
+        </w:rPr>
+        <w:t>2026</w:t>
+      </w:r>
+      <w:r>
+        <w:rPr>
+          <w:rFonts w:ascii="Times New Roman" w:hAnsi="Times New Roman" w:cs="Times New Roman"/>
+          <w:i/>
+          <w:iCs/>
+        </w:rPr>
+        <w:t>).</w:t>
       </w:r>
       <w:bookmarkEnd w:id="260"/>
       <w:bookmarkEnd w:id="261"/>
@@ -11951,9 +12695,16 @@
           <w:color w:val="000000" w:themeColor="text1"/>
         </w:rPr>
         <w:lastRenderedPageBreak/>
-        <w:t>5. EXECUÇÃO E ANÁLISE DOS TESTES DE SEGURANÇA</w:t>
+        <w:t>5. E</w:t>
       </w:r>
       <w:bookmarkEnd w:id="270"/>
+      <w:r>
+        <w:rPr>
+          <w:rFonts w:ascii="Times New Roman" w:hAnsi="Times New Roman" w:cs="Times New Roman"/>
+          <w:color w:val="000000" w:themeColor="text1"/>
+        </w:rPr>
+        <w:t xml:space="preserve">xecução e Análise dos Testes de Segurança </w:t>
+      </w:r>
     </w:p>
     <w:p>
       <w:pPr>
@@ -13128,14 +13879,14 @@
         <w:rPr>
           <w:rFonts w:ascii="Times New Roman" w:hAnsi="Times New Roman" w:cs="Times New Roman"/>
         </w:rPr>
-        <w:t>Type</w:t>
-      </w:r>
-      <w:proofErr w:type="spellEnd"/>
-      <w:r>
-        <w:rPr>
-          <w:rFonts w:ascii="Times New Roman" w:hAnsi="Times New Roman" w:cs="Times New Roman"/>
-        </w:rPr>
-        <w:t xml:space="preserve">-Options: </w:t>
+        <w:t>Type-Options</w:t>
+      </w:r>
+      <w:proofErr w:type="spellEnd"/>
+      <w:r>
+        <w:rPr>
+          <w:rFonts w:ascii="Times New Roman" w:hAnsi="Times New Roman" w:cs="Times New Roman"/>
+        </w:rPr>
+        <w:t xml:space="preserve">: </w:t>
       </w:r>
       <w:proofErr w:type="spellStart"/>
       <w:r>
@@ -13977,7 +14728,25 @@
           <w:i/>
           <w:iCs/>
         </w:rPr>
-        <w:t xml:space="preserve"> Event Management</w:t>
+        <w:t xml:space="preserve"> </w:t>
+      </w:r>
+      <w:proofErr w:type="spellStart"/>
+      <w:r>
+        <w:rPr>
+          <w:rFonts w:ascii="Times New Roman" w:hAnsi="Times New Roman" w:cs="Times New Roman"/>
+          <w:i/>
+          <w:iCs/>
+        </w:rPr>
+        <w:t>Event</w:t>
+      </w:r>
+      <w:proofErr w:type="spellEnd"/>
+      <w:r>
+        <w:rPr>
+          <w:rFonts w:ascii="Times New Roman" w:hAnsi="Times New Roman" w:cs="Times New Roman"/>
+          <w:i/>
+          <w:iCs/>
+        </w:rPr>
+        <w:t xml:space="preserve"> Management</w:t>
       </w:r>
       <w:r>
         <w:rPr>
@@ -14087,7 +14856,13 @@
         </w:r>
       </w:hyperlink>
       <w:r>
-        <w:t>. Acesso em: 15 dez. 2025.</w:t>
+        <w:t xml:space="preserve">. Acesso em: 15 dez. </w:t>
+      </w:r>
+      <w:r>
+        <w:t>2026</w:t>
+      </w:r>
+      <w:r>
+        <w:t>.</w:t>
       </w:r>
     </w:p>
     <w:p>
@@ -14117,7 +14892,13 @@
         </w:r>
       </w:hyperlink>
       <w:r>
-        <w:t>. Acesso em: 15 dez. 2025.</w:t>
+        <w:t xml:space="preserve">. Acesso em: 15 dez. </w:t>
+      </w:r>
+      <w:r>
+        <w:t>2026</w:t>
+      </w:r>
+      <w:r>
+        <w:t>.</w:t>
       </w:r>
     </w:p>
     <w:p>
@@ -14155,7 +14936,13 @@
         <w:t>Gestão Atípicos: Sistema Web para Gestão Especializada de Alunos Atípicos na Educação Inclusiva</w:t>
       </w:r>
       <w:r>
-        <w:t xml:space="preserve">. 2025. Repositório de código (GitHub). Disponível em: </w:t>
+        <w:t xml:space="preserve">. </w:t>
+      </w:r>
+      <w:r>
+        <w:t>2026</w:t>
+      </w:r>
+      <w:r>
+        <w:t xml:space="preserve">. Repositório de código (GitHub). Disponível em: </w:t>
       </w:r>
       <w:hyperlink r:id="rId10" w:tgtFrame="_blank" w:history="1">
         <w:r>
@@ -14166,7 +14953,13 @@
         </w:r>
       </w:hyperlink>
       <w:r>
-        <w:t>. Acesso em: 19 dez. 2025.</w:t>
+        <w:t xml:space="preserve">. Acesso em: 19 dez. </w:t>
+      </w:r>
+      <w:r>
+        <w:t>2026</w:t>
+      </w:r>
+      <w:r>
+        <w:t>.</w:t>
       </w:r>
     </w:p>
     <w:p>
@@ -14201,7 +14994,13 @@
         <w:t xml:space="preserve"> Model</w:t>
       </w:r>
       <w:r>
-        <w:t xml:space="preserve">. Azure Security Center, 2025. Disponível em: </w:t>
+        <w:t xml:space="preserve">. Azure Security Center, </w:t>
+      </w:r>
+      <w:r>
+        <w:t>2026</w:t>
+      </w:r>
+      <w:r>
+        <w:t xml:space="preserve">. Disponível em: </w:t>
       </w:r>
       <w:hyperlink r:id="rId11" w:tgtFrame="_blank" w:history="1">
         <w:r>
@@ -14212,7 +15011,13 @@
         </w:r>
       </w:hyperlink>
       <w:r>
-        <w:t>. Acesso em: 15 dez. 2025.</w:t>
+        <w:t xml:space="preserve">. Acesso em: 15 dez. </w:t>
+      </w:r>
+      <w:r>
+        <w:t>2026</w:t>
+      </w:r>
+      <w:r>
+        <w:t>.</w:t>
       </w:r>
     </w:p>
     <w:p>
@@ -14275,7 +15080,13 @@
         </w:r>
       </w:hyperlink>
       <w:r>
-        <w:t>. Acesso em: 15 dez. 2025.</w:t>
+        <w:t xml:space="preserve">. Acesso em: 15 dez. </w:t>
+      </w:r>
+      <w:r>
+        <w:t>2026</w:t>
+      </w:r>
+      <w:r>
+        <w:t>.</w:t>
       </w:r>
     </w:p>
     <w:p>
@@ -14329,7 +15140,13 @@
         </w:r>
       </w:hyperlink>
       <w:r>
-        <w:t>. Acesso em: 15 dez. 2025.</w:t>
+        <w:t xml:space="preserve">. Acesso em: 15 dez. </w:t>
+      </w:r>
+      <w:r>
+        <w:t>2026</w:t>
+      </w:r>
+      <w:r>
+        <w:t>.</w:t>
       </w:r>
     </w:p>
     <w:p>
@@ -14372,7 +15189,13 @@
       </w:r>
       <w:proofErr w:type="spellEnd"/>
       <w:r>
-        <w:t xml:space="preserve">. 2025. Disponível em: </w:t>
+        <w:t xml:space="preserve">. </w:t>
+      </w:r>
+      <w:r>
+        <w:t>2026</w:t>
+      </w:r>
+      <w:r>
+        <w:t xml:space="preserve">. Disponível em: </w:t>
       </w:r>
       <w:hyperlink r:id="rId14" w:tgtFrame="_blank" w:history="1">
         <w:r>
@@ -14383,7 +15206,13 @@
         </w:r>
       </w:hyperlink>
       <w:r>
-        <w:t>. Acesso em: 15 dez. 2025.</w:t>
+        <w:t xml:space="preserve">. Acesso em: 15 dez. </w:t>
+      </w:r>
+      <w:r>
+        <w:t>2026</w:t>
+      </w:r>
+      <w:r>
+        <w:t>.</w:t>
       </w:r>
     </w:p>
     <w:p>
@@ -14504,8 +15333,8 @@
           <w:rFonts w:ascii="Times New Roman" w:hAnsi="Times New Roman" w:cs="Times New Roman"/>
         </w:rPr>
       </w:pPr>
-      <w:bookmarkStart w:id="378" w:name="anexo-a-capturas-de-tela"/>
-      <w:bookmarkStart w:id="379" w:name="_Toc217772283"/>
+      <w:bookmarkStart w:id="378" w:name="_Toc217772283"/>
+      <w:bookmarkStart w:id="379" w:name="anexo-a-capturas-de-tela"/>
       <w:bookmarkEnd w:id="377"/>
       <w:r>
         <w:rPr>
@@ -14513,7 +15342,7 @@
         </w:rPr>
         <w:t>Anexo A – Capturas de Tela</w:t>
       </w:r>
-      <w:bookmarkEnd w:id="379"/>
+      <w:bookmarkEnd w:id="378"/>
     </w:p>
     <w:p>
       <w:pPr>
@@ -14726,7 +15555,7 @@
         </w:drawing>
       </w:r>
       <w:bookmarkStart w:id="380" w:name="anexo-b-relatório-de-pentest"/>
-      <w:bookmarkEnd w:id="378"/>
+      <w:bookmarkEnd w:id="379"/>
     </w:p>
     <w:p>
       <w:pPr>
@@ -14980,7 +15809,19 @@
         <w:rPr>
           <w:rFonts w:ascii="Times New Roman" w:hAnsi="Times New Roman" w:cs="Times New Roman"/>
         </w:rPr>
-        <w:t>/2025).</w:t>
+        <w:t>/</w:t>
+      </w:r>
+      <w:r>
+        <w:rPr>
+          <w:rFonts w:ascii="Times New Roman" w:hAnsi="Times New Roman" w:cs="Times New Roman"/>
+        </w:rPr>
+        <w:t>2026</w:t>
+      </w:r>
+      <w:r>
+        <w:rPr>
+          <w:rFonts w:ascii="Times New Roman" w:hAnsi="Times New Roman" w:cs="Times New Roman"/>
+        </w:rPr>
+        <w:t>).</w:t>
       </w:r>
     </w:p>
     <w:p>
@@ -16449,7 +17290,6 @@
         <w:t>=</w:t>
       </w:r>
       <w:proofErr w:type="spellStart"/>
-      <w:proofErr w:type="gramStart"/>
       <w:r>
         <w:rPr>
           <w:rFonts w:ascii="Times New Roman" w:hAnsi="Times New Roman" w:cs="Times New Roman"/>
@@ -16461,14 +17301,7 @@
         <w:rPr>
           <w:rFonts w:ascii="Times New Roman" w:hAnsi="Times New Roman" w:cs="Times New Roman"/>
         </w:rPr>
-        <w:t>(</w:t>
-      </w:r>
-      <w:proofErr w:type="gramEnd"/>
-      <w:r>
-        <w:rPr>
-          <w:rFonts w:ascii="Times New Roman" w:hAnsi="Times New Roman" w:cs="Times New Roman"/>
-        </w:rPr>
-        <w:t xml:space="preserve">1)&gt; e variações em query </w:t>
+        <w:t xml:space="preserve">(1)&gt; e variações em query </w:t>
       </w:r>
       <w:proofErr w:type="spellStart"/>
       <w:r>
@@ -16651,14 +17484,14 @@
         <w:rPr>
           <w:rFonts w:ascii="Times New Roman" w:hAnsi="Times New Roman" w:cs="Times New Roman"/>
         </w:rPr>
-        <w:t>Type</w:t>
-      </w:r>
-      <w:proofErr w:type="spellEnd"/>
-      <w:r>
-        <w:rPr>
-          <w:rFonts w:ascii="Times New Roman" w:hAnsi="Times New Roman" w:cs="Times New Roman"/>
-        </w:rPr>
-        <w:t xml:space="preserve">-Options: </w:t>
+        <w:t>Type-Options</w:t>
+      </w:r>
+      <w:proofErr w:type="spellEnd"/>
+      <w:r>
+        <w:rPr>
+          <w:rFonts w:ascii="Times New Roman" w:hAnsi="Times New Roman" w:cs="Times New Roman"/>
+        </w:rPr>
+        <w:t xml:space="preserve">: </w:t>
       </w:r>
       <w:proofErr w:type="spellStart"/>
       <w:r>
@@ -17200,11 +18033,19 @@
           <w:rFonts w:ascii="Times New Roman" w:hAnsi="Times New Roman" w:cs="Times New Roman"/>
         </w:rPr>
       </w:pPr>
-      <w:r>
-        <w:rPr>
-          <w:rFonts w:ascii="Times New Roman" w:hAnsi="Times New Roman" w:cs="Times New Roman"/>
-        </w:rPr>
-        <w:t xml:space="preserve">Canary </w:t>
+      <w:proofErr w:type="spellStart"/>
+      <w:r>
+        <w:rPr>
+          <w:rFonts w:ascii="Times New Roman" w:hAnsi="Times New Roman" w:cs="Times New Roman"/>
+        </w:rPr>
+        <w:t>Canary</w:t>
+      </w:r>
+      <w:proofErr w:type="spellEnd"/>
+      <w:r>
+        <w:rPr>
+          <w:rFonts w:ascii="Times New Roman" w:hAnsi="Times New Roman" w:cs="Times New Roman"/>
+        </w:rPr>
+        <w:t xml:space="preserve"> </w:t>
       </w:r>
       <w:proofErr w:type="spellStart"/>
       <w:r>
@@ -17798,7 +18639,13 @@
               <w:rPr>
                 <w:rFonts w:ascii="Times New Roman" w:hAnsi="Times New Roman" w:cs="Times New Roman"/>
               </w:rPr>
-              <w:t>15/12/2025</w:t>
+              <w:t>15/12/</w:t>
+            </w:r>
+            <w:r>
+              <w:rPr>
+                <w:rFonts w:ascii="Times New Roman" w:hAnsi="Times New Roman" w:cs="Times New Roman"/>
+              </w:rPr>
+              <w:t>2026</w:t>
             </w:r>
           </w:p>
         </w:tc>
@@ -17858,7 +18705,21 @@
               <w:rPr>
                 <w:rFonts w:ascii="Times New Roman" w:hAnsi="Times New Roman" w:cs="Times New Roman"/>
               </w:rPr>
-              <w:t>Full Stack (</w:t>
+              <w:t xml:space="preserve">Full </w:t>
+            </w:r>
+            <w:proofErr w:type="spellStart"/>
+            <w:r>
+              <w:rPr>
+                <w:rFonts w:ascii="Times New Roman" w:hAnsi="Times New Roman" w:cs="Times New Roman"/>
+              </w:rPr>
+              <w:t>Stack</w:t>
+            </w:r>
+            <w:proofErr w:type="spellEnd"/>
+            <w:r>
+              <w:rPr>
+                <w:rFonts w:ascii="Times New Roman" w:hAnsi="Times New Roman" w:cs="Times New Roman"/>
+              </w:rPr>
+              <w:t xml:space="preserve"> (</w:t>
             </w:r>
             <w:proofErr w:type="spellStart"/>
             <w:r>
@@ -17920,7 +18781,19 @@
         <w:rPr>
           <w:rFonts w:ascii="Times New Roman" w:hAnsi="Times New Roman" w:cs="Times New Roman"/>
         </w:rPr>
-        <w:t xml:space="preserve"> 15 de dezembro de 2025 </w:t>
+        <w:t xml:space="preserve"> 15 de dezembro de </w:t>
+      </w:r>
+      <w:r>
+        <w:rPr>
+          <w:rFonts w:ascii="Times New Roman" w:hAnsi="Times New Roman" w:cs="Times New Roman"/>
+        </w:rPr>
+        <w:t>2026</w:t>
+      </w:r>
+      <w:r>
+        <w:rPr>
+          <w:rFonts w:ascii="Times New Roman" w:hAnsi="Times New Roman" w:cs="Times New Roman"/>
+        </w:rPr>
+        <w:t xml:space="preserve"> </w:t>
       </w:r>
       <w:r>
         <w:rPr>
@@ -17953,7 +18826,7 @@
 </file>
 
 <file path=word/endnotes.xml><?xml version="1.0" encoding="utf-8"?>
-<w:endnotes xmlns:wpc="http://schemas.microsoft.com/office/word/2010/wordprocessingCanvas" xmlns:cx="http://schemas.microsoft.com/office/drawing/2014/chartex" xmlns:cx1="http://schemas.microsoft.com/office/drawing/2015/9/8/chartex" xmlns:cx2="http://schemas.microsoft.com/office/drawing/2015/10/21/chartex" xmlns:cx3="http://schemas.microsoft.com/office/drawing/2016/5/9/chartex" xmlns:cx4="http://schemas.microsoft.com/office/drawing/2016/5/10/chartex" xmlns:cx5="http://schemas.microsoft.com/office/drawing/2016/5/11/chartex" xmlns:cx6="http://schemas.microsoft.com/office/drawing/2016/5/12/chartex" xmlns:cx7="http://schemas.microsoft.com/office/drawing/2016/5/13/chartex" xmlns:cx8="http://schemas.microsoft.com/office/drawing/2016/5/14/chartex" xmlns:mc="http://schemas.openxmlformats.org/markup-compatibility/2006" xmlns:aink="http://schemas.microsoft.com/office/drawing/2016/ink" xmlns:am3d="http://schemas.microsoft.com/office/drawing/2017/model3d" xmlns:o="urn:schemas-microsoft-com:office:office" xmlns:oel="http://schemas.microsoft.com/office/2019/extlst" xmlns:r="http://schemas.openxmlformats.org/officeDocument/2006/relationships" xmlns:m="http://schemas.openxmlformats.org/officeDocument/2006/math" xmlns:v="urn:schemas-microsoft-com:vml" xmlns:wp14="http://schemas.microsoft.com/office/word/2010/wordprocessingDrawing" xmlns:wp="http://schemas.openxmlformats.org/drawingml/2006/wordprocessingDrawing" xmlns:w10="urn:schemas-microsoft-com:office:word" xmlns:w="http://schemas.openxmlformats.org/wordprocessingml/2006/main" xmlns:w14="http://schemas.microsoft.com/office/word/2010/wordml" xmlns:w15="http://schemas.microsoft.com/office/word/2012/wordml" xmlns:w16cex="http://schemas.microsoft.com/office/word/2018/wordml/cex" xmlns:w16cid="http://schemas.microsoft.com/office/word/2016/wordml/cid" xmlns:w16="http://schemas.microsoft.com/office/word/2018/wordml" xmlns:w16du="http://schemas.microsoft.com/office/word/2023/wordml/word16du" xmlns:w16sdtdh="http://schemas.microsoft.com/office/word/2020/wordml/sdtdatahash" xmlns:w16sdtfl="http://schemas.microsoft.com/office/word/2024/wordml/sdtformatlock" xmlns:w16se="http://schemas.microsoft.com/office/word/2015/wordml/symex" xmlns:wpg="http://schemas.microsoft.com/office/word/2010/wordprocessingGroup" xmlns:wpi="http://schemas.microsoft.com/office/word/2010/wordprocessingInk" xmlns:wne="http://schemas.microsoft.com/office/word/2006/wordml" xmlns:wps="http://schemas.microsoft.com/office/word/2010/wordprocessingShape" mc:Ignorable="w14 w15 w16se w16cid w16 w16cex w16sdtdh w16sdtfl w16du wp14">
+<w:endnotes xmlns:wpc="http://schemas.microsoft.com/office/word/2010/wordprocessingCanvas" xmlns:cx="http://schemas.microsoft.com/office/drawing/2014/chartex" xmlns:cx1="http://schemas.microsoft.com/office/drawing/2015/9/8/chartex" xmlns:cx2="http://schemas.microsoft.com/office/drawing/2015/10/21/chartex" xmlns:cx3="http://schemas.microsoft.com/office/drawing/2016/5/9/chartex" xmlns:cx4="http://schemas.microsoft.com/office/drawing/2016/5/10/chartex" xmlns:cx5="http://schemas.microsoft.com/office/drawing/2016/5/11/chartex" xmlns:cx6="http://schemas.microsoft.com/office/drawing/2016/5/12/chartex" xmlns:cx7="http://schemas.microsoft.com/office/drawing/2016/5/13/chartex" xmlns:cx8="http://schemas.microsoft.com/office/drawing/2016/5/14/chartex" xmlns:mc="http://schemas.openxmlformats.org/markup-compatibility/2006" xmlns:aink="http://schemas.microsoft.com/office/drawing/2016/ink" xmlns:am3d="http://schemas.microsoft.com/office/drawing/2017/model3d" xmlns:o="urn:schemas-microsoft-com:office:office" xmlns:r="http://schemas.openxmlformats.org/officeDocument/2006/relationships" xmlns:m="http://schemas.openxmlformats.org/officeDocument/2006/math" xmlns:v="urn:schemas-microsoft-com:vml" xmlns:wp14="http://schemas.microsoft.com/office/word/2010/wordprocessingDrawing" xmlns:wp="http://schemas.openxmlformats.org/drawingml/2006/wordprocessingDrawing" xmlns:w10="urn:schemas-microsoft-com:office:word" xmlns:w="http://schemas.openxmlformats.org/wordprocessingml/2006/main" xmlns:w14="http://schemas.microsoft.com/office/word/2010/wordml" xmlns:w15="http://schemas.microsoft.com/office/word/2012/wordml" xmlns:w16cex="http://schemas.microsoft.com/office/word/2018/wordml/cex" xmlns:w16cid="http://schemas.microsoft.com/office/word/2016/wordml/cid" xmlns:w16="http://schemas.microsoft.com/office/word/2018/wordml" xmlns:w16sdtdh="http://schemas.microsoft.com/office/word/2020/wordml/sdtdatahash" xmlns:w16se="http://schemas.microsoft.com/office/word/2015/wordml/symex" xmlns:wpg="http://schemas.microsoft.com/office/word/2010/wordprocessingGroup" xmlns:wpi="http://schemas.microsoft.com/office/word/2010/wordprocessingInk" xmlns:wne="http://schemas.microsoft.com/office/word/2006/wordml" xmlns:wps="http://schemas.microsoft.com/office/word/2010/wordprocessingShape" mc:Ignorable="w14 w15 w16se w16cid w16 w16cex w16sdtdh wp14">
   <w:endnote w:type="separator" w:id="-1">
     <w:p>
       <w:pPr>
@@ -17978,7 +18851,7 @@
 </file>
 
 <file path=word/footnotes.xml><?xml version="1.0" encoding="utf-8"?>
-<w:footnotes xmlns:wpc="http://schemas.microsoft.com/office/word/2010/wordprocessingCanvas" xmlns:cx="http://schemas.microsoft.com/office/drawing/2014/chartex" xmlns:cx1="http://schemas.microsoft.com/office/drawing/2015/9/8/chartex" xmlns:cx2="http://schemas.microsoft.com/office/drawing/2015/10/21/chartex" xmlns:cx3="http://schemas.microsoft.com/office/drawing/2016/5/9/chartex" xmlns:cx4="http://schemas.microsoft.com/office/drawing/2016/5/10/chartex" xmlns:cx5="http://schemas.microsoft.com/office/drawing/2016/5/11/chartex" xmlns:cx6="http://schemas.microsoft.com/office/drawing/2016/5/12/chartex" xmlns:cx7="http://schemas.microsoft.com/office/drawing/2016/5/13/chartex" xmlns:cx8="http://schemas.microsoft.com/office/drawing/2016/5/14/chartex" xmlns:mc="http://schemas.openxmlformats.org/markup-compatibility/2006" xmlns:aink="http://schemas.microsoft.com/office/drawing/2016/ink" xmlns:am3d="http://schemas.microsoft.com/office/drawing/2017/model3d" xmlns:o="urn:schemas-microsoft-com:office:office" xmlns:oel="http://schemas.microsoft.com/office/2019/extlst" xmlns:r="http://schemas.openxmlformats.org/officeDocument/2006/relationships" xmlns:m="http://schemas.openxmlformats.org/officeDocument/2006/math" xmlns:v="urn:schemas-microsoft-com:vml" xmlns:wp14="http://schemas.microsoft.com/office/word/2010/wordprocessingDrawing" xmlns:wp="http://schemas.openxmlformats.org/drawingml/2006/wordprocessingDrawing" xmlns:w10="urn:schemas-microsoft-com:office:word" xmlns:w="http://schemas.openxmlformats.org/wordprocessingml/2006/main" xmlns:w14="http://schemas.microsoft.com/office/word/2010/wordml" xmlns:w15="http://schemas.microsoft.com/office/word/2012/wordml" xmlns:w16cex="http://schemas.microsoft.com/office/word/2018/wordml/cex" xmlns:w16cid="http://schemas.microsoft.com/office/word/2016/wordml/cid" xmlns:w16="http://schemas.microsoft.com/office/word/2018/wordml" xmlns:w16du="http://schemas.microsoft.com/office/word/2023/wordml/word16du" xmlns:w16sdtdh="http://schemas.microsoft.com/office/word/2020/wordml/sdtdatahash" xmlns:w16sdtfl="http://schemas.microsoft.com/office/word/2024/wordml/sdtformatlock" xmlns:w16se="http://schemas.microsoft.com/office/word/2015/wordml/symex" xmlns:wpg="http://schemas.microsoft.com/office/word/2010/wordprocessingGroup" xmlns:wpi="http://schemas.microsoft.com/office/word/2010/wordprocessingInk" xmlns:wne="http://schemas.microsoft.com/office/word/2006/wordml" xmlns:wps="http://schemas.microsoft.com/office/word/2010/wordprocessingShape" mc:Ignorable="w14 w15 w16se w16cid w16 w16cex w16sdtdh w16sdtfl w16du wp14">
+<w:footnotes xmlns:wpc="http://schemas.microsoft.com/office/word/2010/wordprocessingCanvas" xmlns:cx="http://schemas.microsoft.com/office/drawing/2014/chartex" xmlns:cx1="http://schemas.microsoft.com/office/drawing/2015/9/8/chartex" xmlns:cx2="http://schemas.microsoft.com/office/drawing/2015/10/21/chartex" xmlns:cx3="http://schemas.microsoft.com/office/drawing/2016/5/9/chartex" xmlns:cx4="http://schemas.microsoft.com/office/drawing/2016/5/10/chartex" xmlns:cx5="http://schemas.microsoft.com/office/drawing/2016/5/11/chartex" xmlns:cx6="http://schemas.microsoft.com/office/drawing/2016/5/12/chartex" xmlns:cx7="http://schemas.microsoft.com/office/drawing/2016/5/13/chartex" xmlns:cx8="http://schemas.microsoft.com/office/drawing/2016/5/14/chartex" xmlns:mc="http://schemas.openxmlformats.org/markup-compatibility/2006" xmlns:aink="http://schemas.microsoft.com/office/drawing/2016/ink" xmlns:am3d="http://schemas.microsoft.com/office/drawing/2017/model3d" xmlns:o="urn:schemas-microsoft-com:office:office" xmlns:r="http://schemas.openxmlformats.org/officeDocument/2006/relationships" xmlns:m="http://schemas.openxmlformats.org/officeDocument/2006/math" xmlns:v="urn:schemas-microsoft-com:vml" xmlns:wp14="http://schemas.microsoft.com/office/word/2010/wordprocessingDrawing" xmlns:wp="http://schemas.openxmlformats.org/drawingml/2006/wordprocessingDrawing" xmlns:w10="urn:schemas-microsoft-com:office:word" xmlns:w="http://schemas.openxmlformats.org/wordprocessingml/2006/main" xmlns:w14="http://schemas.microsoft.com/office/word/2010/wordml" xmlns:w15="http://schemas.microsoft.com/office/word/2012/wordml" xmlns:w16cex="http://schemas.microsoft.com/office/word/2018/wordml/cex" xmlns:w16cid="http://schemas.microsoft.com/office/word/2016/wordml/cid" xmlns:w16="http://schemas.microsoft.com/office/word/2018/wordml" xmlns:w16sdtdh="http://schemas.microsoft.com/office/word/2020/wordml/sdtdatahash" xmlns:w16se="http://schemas.microsoft.com/office/word/2015/wordml/symex" xmlns:wpg="http://schemas.microsoft.com/office/word/2010/wordprocessingGroup" xmlns:wpi="http://schemas.microsoft.com/office/word/2010/wordprocessingInk" xmlns:wne="http://schemas.microsoft.com/office/word/2006/wordml" xmlns:wps="http://schemas.microsoft.com/office/word/2010/wordprocessingShape" mc:Ignorable="w14 w15 w16se w16cid w16 w16cex w16sdtdh wp14">
   <w:footnote w:type="separator" w:id="-1">
     <w:p>
       <w:r>
@@ -17997,7 +18870,7 @@
 </file>
 
 <file path=word/numbering.xml><?xml version="1.0" encoding="utf-8"?>
-<w:numbering xmlns:wpc="http://schemas.microsoft.com/office/word/2010/wordprocessingCanvas" xmlns:cx="http://schemas.microsoft.com/office/drawing/2014/chartex" xmlns:cx1="http://schemas.microsoft.com/office/drawing/2015/9/8/chartex" xmlns:cx2="http://schemas.microsoft.com/office/drawing/2015/10/21/chartex" xmlns:cx3="http://schemas.microsoft.com/office/drawing/2016/5/9/chartex" xmlns:cx4="http://schemas.microsoft.com/office/drawing/2016/5/10/chartex" xmlns:cx5="http://schemas.microsoft.com/office/drawing/2016/5/11/chartex" xmlns:cx6="http://schemas.microsoft.com/office/drawing/2016/5/12/chartex" xmlns:cx7="http://schemas.microsoft.com/office/drawing/2016/5/13/chartex" xmlns:cx8="http://schemas.microsoft.com/office/drawing/2016/5/14/chartex" xmlns:mc="http://schemas.openxmlformats.org/markup-compatibility/2006" xmlns:aink="http://schemas.microsoft.com/office/drawing/2016/ink" xmlns:am3d="http://schemas.microsoft.com/office/drawing/2017/model3d" xmlns:o="urn:schemas-microsoft-com:office:office" xmlns:oel="http://schemas.microsoft.com/office/2019/extlst" xmlns:r="http://schemas.openxmlformats.org/officeDocument/2006/relationships" xmlns:m="http://schemas.openxmlformats.org/officeDocument/2006/math" xmlns:v="urn:schemas-microsoft-com:vml" xmlns:wp14="http://schemas.microsoft.com/office/word/2010/wordprocessingDrawing" xmlns:wp="http://schemas.openxmlformats.org/drawingml/2006/wordprocessingDrawing" xmlns:w10="urn:schemas-microsoft-com:office:word" xmlns:w="http://schemas.openxmlformats.org/wordprocessingml/2006/main" xmlns:w14="http://schemas.microsoft.com/office/word/2010/wordml" xmlns:w15="http://schemas.microsoft.com/office/word/2012/wordml" xmlns:w16cex="http://schemas.microsoft.com/office/word/2018/wordml/cex" xmlns:w16cid="http://schemas.microsoft.com/office/word/2016/wordml/cid" xmlns:w16="http://schemas.microsoft.com/office/word/2018/wordml" xmlns:w16du="http://schemas.microsoft.com/office/word/2023/wordml/word16du" xmlns:w16sdtdh="http://schemas.microsoft.com/office/word/2020/wordml/sdtdatahash" xmlns:w16sdtfl="http://schemas.microsoft.com/office/word/2024/wordml/sdtformatlock" xmlns:w16se="http://schemas.microsoft.com/office/word/2015/wordml/symex" xmlns:wpg="http://schemas.microsoft.com/office/word/2010/wordprocessingGroup" xmlns:wpi="http://schemas.microsoft.com/office/word/2010/wordprocessingInk" xmlns:wne="http://schemas.microsoft.com/office/word/2006/wordml" xmlns:wps="http://schemas.microsoft.com/office/word/2010/wordprocessingShape" mc:Ignorable="w14 w15 w16se w16cid w16 w16cex w16sdtdh w16sdtfl w16du wp14">
+<w:numbering xmlns:wpc="http://schemas.microsoft.com/office/word/2010/wordprocessingCanvas" xmlns:cx="http://schemas.microsoft.com/office/drawing/2014/chartex" xmlns:cx1="http://schemas.microsoft.com/office/drawing/2015/9/8/chartex" xmlns:cx2="http://schemas.microsoft.com/office/drawing/2015/10/21/chartex" xmlns:cx3="http://schemas.microsoft.com/office/drawing/2016/5/9/chartex" xmlns:cx4="http://schemas.microsoft.com/office/drawing/2016/5/10/chartex" xmlns:cx5="http://schemas.microsoft.com/office/drawing/2016/5/11/chartex" xmlns:cx6="http://schemas.microsoft.com/office/drawing/2016/5/12/chartex" xmlns:cx7="http://schemas.microsoft.com/office/drawing/2016/5/13/chartex" xmlns:cx8="http://schemas.microsoft.com/office/drawing/2016/5/14/chartex" xmlns:mc="http://schemas.openxmlformats.org/markup-compatibility/2006" xmlns:aink="http://schemas.microsoft.com/office/drawing/2016/ink" xmlns:am3d="http://schemas.microsoft.com/office/drawing/2017/model3d" xmlns:o="urn:schemas-microsoft-com:office:office" xmlns:r="http://schemas.openxmlformats.org/officeDocument/2006/relationships" xmlns:m="http://schemas.openxmlformats.org/officeDocument/2006/math" xmlns:v="urn:schemas-microsoft-com:vml" xmlns:wp14="http://schemas.microsoft.com/office/word/2010/wordprocessingDrawing" xmlns:wp="http://schemas.openxmlformats.org/drawingml/2006/wordprocessingDrawing" xmlns:w10="urn:schemas-microsoft-com:office:word" xmlns:w="http://schemas.openxmlformats.org/wordprocessingml/2006/main" xmlns:w14="http://schemas.microsoft.com/office/word/2010/wordml" xmlns:w15="http://schemas.microsoft.com/office/word/2012/wordml" xmlns:w16cex="http://schemas.microsoft.com/office/word/2018/wordml/cex" xmlns:w16cid="http://schemas.microsoft.com/office/word/2016/wordml/cid" xmlns:w16="http://schemas.microsoft.com/office/word/2018/wordml" xmlns:w16sdtdh="http://schemas.microsoft.com/office/word/2020/wordml/sdtdatahash" xmlns:w16se="http://schemas.microsoft.com/office/word/2015/wordml/symex" xmlns:wpg="http://schemas.microsoft.com/office/word/2010/wordprocessingGroup" xmlns:wpi="http://schemas.microsoft.com/office/word/2010/wordprocessingInk" xmlns:wne="http://schemas.microsoft.com/office/word/2006/wordml" xmlns:wps="http://schemas.microsoft.com/office/word/2010/wordprocessingShape" mc:Ignorable="w14 w15 w16se w16cid w16 w16cex w16sdtdh wp14">
   <w:abstractNum w:abstractNumId="0" w15:restartNumberingAfterBreak="0">
     <w:nsid w:val="0D692DE3"/>
     <w:multiLevelType w:val="multilevel"/>
@@ -20274,52 +21147,52 @@
       </w:rPr>
     </w:lvl>
   </w:abstractNum>
-  <w:num w:numId="1" w16cid:durableId="210313345">
+  <w:num w:numId="1">
     <w:abstractNumId w:val="1"/>
   </w:num>
-  <w:num w:numId="2" w16cid:durableId="884485821">
+  <w:num w:numId="2">
     <w:abstractNumId w:val="5"/>
   </w:num>
-  <w:num w:numId="3" w16cid:durableId="985276781">
+  <w:num w:numId="3">
     <w:abstractNumId w:val="4"/>
   </w:num>
-  <w:num w:numId="4" w16cid:durableId="761730467">
+  <w:num w:numId="4">
     <w:abstractNumId w:val="3"/>
   </w:num>
-  <w:num w:numId="5" w16cid:durableId="1103186976">
+  <w:num w:numId="5">
     <w:abstractNumId w:val="11"/>
   </w:num>
-  <w:num w:numId="6" w16cid:durableId="337006276">
+  <w:num w:numId="6">
     <w:abstractNumId w:val="14"/>
   </w:num>
-  <w:num w:numId="7" w16cid:durableId="389154343">
+  <w:num w:numId="7">
     <w:abstractNumId w:val="15"/>
   </w:num>
-  <w:num w:numId="8" w16cid:durableId="1478182310">
+  <w:num w:numId="8">
     <w:abstractNumId w:val="0"/>
   </w:num>
-  <w:num w:numId="9" w16cid:durableId="902257816">
+  <w:num w:numId="9">
     <w:abstractNumId w:val="9"/>
   </w:num>
-  <w:num w:numId="10" w16cid:durableId="7372559">
+  <w:num w:numId="10">
     <w:abstractNumId w:val="10"/>
   </w:num>
-  <w:num w:numId="11" w16cid:durableId="1530221315">
+  <w:num w:numId="11">
     <w:abstractNumId w:val="2"/>
   </w:num>
-  <w:num w:numId="12" w16cid:durableId="1349329510">
+  <w:num w:numId="12">
     <w:abstractNumId w:val="8"/>
   </w:num>
-  <w:num w:numId="13" w16cid:durableId="1024596324">
+  <w:num w:numId="13">
     <w:abstractNumId w:val="12"/>
   </w:num>
-  <w:num w:numId="14" w16cid:durableId="1811048171">
+  <w:num w:numId="14">
     <w:abstractNumId w:val="7"/>
   </w:num>
-  <w:num w:numId="15" w16cid:durableId="845171344">
+  <w:num w:numId="15">
     <w:abstractNumId w:val="13"/>
   </w:num>
-  <w:num w:numId="16" w16cid:durableId="1634601302">
+  <w:num w:numId="16">
     <w:abstractNumId w:val="6"/>
   </w:num>
   <w:numIdMacAtCleanup w:val="14"/>
@@ -20327,7 +21200,7 @@
 </file>
 
 <file path=word/styles.xml><?xml version="1.0" encoding="utf-8"?>
-<w:styles xmlns:mc="http://schemas.openxmlformats.org/markup-compatibility/2006" xmlns:r="http://schemas.openxmlformats.org/officeDocument/2006/relationships" xmlns:w="http://schemas.openxmlformats.org/wordprocessingml/2006/main" xmlns:w14="http://schemas.microsoft.com/office/word/2010/wordml" xmlns:w15="http://schemas.microsoft.com/office/word/2012/wordml" xmlns:w16cex="http://schemas.microsoft.com/office/word/2018/wordml/cex" xmlns:w16cid="http://schemas.microsoft.com/office/word/2016/wordml/cid" xmlns:w16="http://schemas.microsoft.com/office/word/2018/wordml" xmlns:w16du="http://schemas.microsoft.com/office/word/2023/wordml/word16du" xmlns:w16sdtdh="http://schemas.microsoft.com/office/word/2020/wordml/sdtdatahash" xmlns:w16sdtfl="http://schemas.microsoft.com/office/word/2024/wordml/sdtformatlock" xmlns:w16se="http://schemas.microsoft.com/office/word/2015/wordml/symex" mc:Ignorable="w14 w15 w16se w16cid w16 w16cex w16sdtdh w16sdtfl w16du">
+<w:styles xmlns:mc="http://schemas.openxmlformats.org/markup-compatibility/2006" xmlns:r="http://schemas.openxmlformats.org/officeDocument/2006/relationships" xmlns:w="http://schemas.openxmlformats.org/wordprocessingml/2006/main" xmlns:w14="http://schemas.microsoft.com/office/word/2010/wordml" xmlns:w15="http://schemas.microsoft.com/office/word/2012/wordml" xmlns:w16cex="http://schemas.microsoft.com/office/word/2018/wordml/cex" xmlns:w16cid="http://schemas.microsoft.com/office/word/2016/wordml/cid" xmlns:w16="http://schemas.microsoft.com/office/word/2018/wordml" xmlns:w16sdtdh="http://schemas.microsoft.com/office/word/2020/wordml/sdtdatahash" xmlns:w16se="http://schemas.microsoft.com/office/word/2015/wordml/symex" mc:Ignorable="w14 w15 w16se w16cid w16 w16cex w16sdtdh">
   <w:docDefaults>
     <w:rPrDefault>
       <w:rPr>
@@ -20781,6 +21654,7 @@
   <w:style w:type="character" w:default="1" w:styleId="Fontepargpadro">
     <w:name w:val="Default Paragraph Font"/>
     <w:uiPriority w:val="1"/>
+    <w:semiHidden/>
     <w:unhideWhenUsed/>
   </w:style>
   <w:style w:type="table" w:default="1" w:styleId="Tabelanormal">

--- a/tcc/TCC.docx
+++ b/tcc/TCC.docx
@@ -8306,15 +8306,7 @@
           <w:bCs w:val="0"/>
         </w:rPr>
         <w:lastRenderedPageBreak/>
-        <w:t xml:space="preserve">3.4.3 </w:t>
-      </w:r>
-      <w:r>
-        <w:rPr>
-          <w:rFonts w:ascii="Times New Roman" w:hAnsi="Times New Roman" w:cs="Times New Roman"/>
-          <w:b/>
-          <w:bCs w:val="0"/>
-        </w:rPr>
-        <w:t>Resultados dos Testes Automatizados</w:t>
+        <w:t>3.4.3 Resultados dos Testes Automatizados</w:t>
       </w:r>
       <w:r>
         <w:rPr>

--- a/tcc/TCC.docx
+++ b/tcc/TCC.docx
@@ -4335,103 +4335,7 @@
           <w:rFonts w:ascii="Times New Roman" w:hAnsi="Times New Roman" w:cs="Times New Roman"/>
           <w:color w:val="000000" w:themeColor="text1"/>
         </w:rPr>
-        <w:t>O presente trabalho apresenta o desenvolvimento de um sistema web denominado Gestão Atípicos, destinado à gestão especializada de alunos atípicos no contexto da educação inclusiva. A aplicação permite o cadastramento, acompanhamento individualizado, upload de laudos médicos, registro de observações diárias, agenda de cuidados e geração de relatórios, com perfis diferenciados para gestores escolares, cuidadores e responsáveis legais. Desenvolvido com tecnologias modernas (</w:t>
-      </w:r>
-      <w:proofErr w:type="spellStart"/>
-      <w:r>
-        <w:rPr>
-          <w:rFonts w:ascii="Times New Roman" w:hAnsi="Times New Roman" w:cs="Times New Roman"/>
-          <w:color w:val="000000" w:themeColor="text1"/>
-        </w:rPr>
-        <w:t>React</w:t>
-      </w:r>
-      <w:proofErr w:type="spellEnd"/>
-      <w:r>
-        <w:rPr>
-          <w:rFonts w:ascii="Times New Roman" w:hAnsi="Times New Roman" w:cs="Times New Roman"/>
-          <w:color w:val="000000" w:themeColor="text1"/>
-        </w:rPr>
-        <w:t xml:space="preserve">, </w:t>
-      </w:r>
-      <w:proofErr w:type="spellStart"/>
-      <w:r>
-        <w:rPr>
-          <w:rFonts w:ascii="Times New Roman" w:hAnsi="Times New Roman" w:cs="Times New Roman"/>
-          <w:color w:val="000000" w:themeColor="text1"/>
-        </w:rPr>
-        <w:t>TypeScript</w:t>
-      </w:r>
-      <w:proofErr w:type="spellEnd"/>
-      <w:r>
-        <w:rPr>
-          <w:rFonts w:ascii="Times New Roman" w:hAnsi="Times New Roman" w:cs="Times New Roman"/>
-          <w:color w:val="000000" w:themeColor="text1"/>
-        </w:rPr>
-        <w:t xml:space="preserve">, </w:t>
-      </w:r>
-      <w:proofErr w:type="spellStart"/>
-      <w:r>
-        <w:rPr>
-          <w:rFonts w:ascii="Times New Roman" w:hAnsi="Times New Roman" w:cs="Times New Roman"/>
-          <w:color w:val="000000" w:themeColor="text1"/>
-        </w:rPr>
-        <w:t>Tailwind</w:t>
-      </w:r>
-      <w:proofErr w:type="spellEnd"/>
-      <w:r>
-        <w:rPr>
-          <w:rFonts w:ascii="Times New Roman" w:hAnsi="Times New Roman" w:cs="Times New Roman"/>
-          <w:color w:val="000000" w:themeColor="text1"/>
-        </w:rPr>
-        <w:t xml:space="preserve"> CSS, </w:t>
-      </w:r>
-      <w:proofErr w:type="spellStart"/>
-      <w:r>
-        <w:rPr>
-          <w:rFonts w:ascii="Times New Roman" w:hAnsi="Times New Roman" w:cs="Times New Roman"/>
-          <w:color w:val="000000" w:themeColor="text1"/>
-        </w:rPr>
-        <w:t>Supabase</w:t>
-      </w:r>
-      <w:proofErr w:type="spellEnd"/>
-      <w:r>
-        <w:rPr>
-          <w:rFonts w:ascii="Times New Roman" w:hAnsi="Times New Roman" w:cs="Times New Roman"/>
-          <w:color w:val="000000" w:themeColor="text1"/>
-        </w:rPr>
-        <w:t xml:space="preserve"> e </w:t>
-      </w:r>
-      <w:proofErr w:type="spellStart"/>
-      <w:r>
-        <w:rPr>
-          <w:rFonts w:ascii="Times New Roman" w:hAnsi="Times New Roman" w:cs="Times New Roman"/>
-          <w:color w:val="000000" w:themeColor="text1"/>
-        </w:rPr>
-        <w:t>Vercel</w:t>
-      </w:r>
-      <w:proofErr w:type="spellEnd"/>
-      <w:r>
-        <w:rPr>
-          <w:rFonts w:ascii="Times New Roman" w:hAnsi="Times New Roman" w:cs="Times New Roman"/>
-          <w:color w:val="000000" w:themeColor="text1"/>
-        </w:rPr>
-        <w:t xml:space="preserve">), o sistema prioriza a segurança da informação por meio de Row </w:t>
-      </w:r>
-      <w:proofErr w:type="spellStart"/>
-      <w:r>
-        <w:rPr>
-          <w:rFonts w:ascii="Times New Roman" w:hAnsi="Times New Roman" w:cs="Times New Roman"/>
-          <w:color w:val="000000" w:themeColor="text1"/>
-        </w:rPr>
-        <w:t>Level</w:t>
-      </w:r>
-      <w:proofErr w:type="spellEnd"/>
-      <w:r>
-        <w:rPr>
-          <w:rFonts w:ascii="Times New Roman" w:hAnsi="Times New Roman" w:cs="Times New Roman"/>
-          <w:color w:val="000000" w:themeColor="text1"/>
-        </w:rPr>
-        <w:t xml:space="preserve"> Security (RLS), conformidade com a LGPD, testes de penetração e modelo de ameaças STRIDE. O objetivo foi criar uma solução prática para escolas que ainda utilizam planilhas e documentos físicos, promovendo maior eficiência e inclusão. O sistema encontra-se implantado e disponível publicamente para testes.</w:t>
+        <w:t>O presente trabalho apresenta o desenvolvimento de um sistema web denominado Gestão Atípicos, destinado à gestão especializada de alunos atípicos no contexto da educação inclusiva. A aplicação permite o cadastramento, acompanhamento individualizado, upload de laudos médicos, registro de observações diárias, agenda de cuidados e geração de relatórios, com perfis diferenciados para gestores escolares, cuidadores e responsáveis legais. Desenvolvido com tecnologias modernas (React, TypeScript, Tailwind CSS, Supabase e Vercel), o sistema prioriza a segurança da informação por meio de Row Level Security (RLS), conformidade com a LGPD, testes de penetração e modelo de ameaças STRIDE. O objetivo foi criar uma solução prática para escolas que ainda utilizam planilhas e documentos físicos, promovendo maior eficiência e inclusão. O sistema encontra-se implantado e disponível publicamente para testes.</w:t>
       </w:r>
     </w:p>
     <w:p>
@@ -4457,23 +4361,7 @@
           <w:rFonts w:ascii="Times New Roman" w:hAnsi="Times New Roman" w:cs="Times New Roman"/>
           <w:color w:val="000000" w:themeColor="text1"/>
         </w:rPr>
-        <w:t xml:space="preserve"> educação inclusiva, alunos atípicos, sistema de gestão, segurança da informação, LGPD, </w:t>
-      </w:r>
-      <w:proofErr w:type="spellStart"/>
-      <w:r>
-        <w:rPr>
-          <w:rFonts w:ascii="Times New Roman" w:hAnsi="Times New Roman" w:cs="Times New Roman"/>
-          <w:color w:val="000000" w:themeColor="text1"/>
-        </w:rPr>
-        <w:t>Supabase</w:t>
-      </w:r>
-      <w:proofErr w:type="spellEnd"/>
-      <w:r>
-        <w:rPr>
-          <w:rFonts w:ascii="Times New Roman" w:hAnsi="Times New Roman" w:cs="Times New Roman"/>
-          <w:color w:val="000000" w:themeColor="text1"/>
-        </w:rPr>
-        <w:t>.</w:t>
+        <w:t xml:space="preserve"> educação inclusiva, alunos atípicos, sistema de gestão, segurança da informação, LGPD, Supabase.</w:t>
       </w:r>
     </w:p>
     <w:p>
@@ -4535,1365 +4423,12 @@
           <w:color w:val="000000" w:themeColor="text1"/>
         </w:rPr>
       </w:pPr>
-      <w:proofErr w:type="spellStart"/>
-      <w:r>
-        <w:rPr>
-          <w:rFonts w:ascii="Times New Roman" w:hAnsi="Times New Roman" w:cs="Times New Roman"/>
-          <w:color w:val="000000" w:themeColor="text1"/>
-        </w:rPr>
-        <w:t>This</w:t>
-      </w:r>
-      <w:proofErr w:type="spellEnd"/>
-      <w:r>
-        <w:rPr>
-          <w:rFonts w:ascii="Times New Roman" w:hAnsi="Times New Roman" w:cs="Times New Roman"/>
-          <w:color w:val="000000" w:themeColor="text1"/>
-        </w:rPr>
-        <w:t xml:space="preserve"> </w:t>
-      </w:r>
-      <w:proofErr w:type="spellStart"/>
-      <w:r>
-        <w:rPr>
-          <w:rFonts w:ascii="Times New Roman" w:hAnsi="Times New Roman" w:cs="Times New Roman"/>
-          <w:color w:val="000000" w:themeColor="text1"/>
-        </w:rPr>
-        <w:t>paper</w:t>
-      </w:r>
-      <w:proofErr w:type="spellEnd"/>
-      <w:r>
-        <w:rPr>
-          <w:rFonts w:ascii="Times New Roman" w:hAnsi="Times New Roman" w:cs="Times New Roman"/>
-          <w:color w:val="000000" w:themeColor="text1"/>
-        </w:rPr>
-        <w:t xml:space="preserve"> </w:t>
-      </w:r>
-      <w:proofErr w:type="spellStart"/>
-      <w:r>
-        <w:rPr>
-          <w:rFonts w:ascii="Times New Roman" w:hAnsi="Times New Roman" w:cs="Times New Roman"/>
-          <w:color w:val="000000" w:themeColor="text1"/>
-        </w:rPr>
-        <w:t>presents</w:t>
-      </w:r>
-      <w:proofErr w:type="spellEnd"/>
-      <w:r>
-        <w:rPr>
-          <w:rFonts w:ascii="Times New Roman" w:hAnsi="Times New Roman" w:cs="Times New Roman"/>
-          <w:color w:val="000000" w:themeColor="text1"/>
-        </w:rPr>
-        <w:t xml:space="preserve"> </w:t>
-      </w:r>
-      <w:proofErr w:type="spellStart"/>
-      <w:r>
-        <w:rPr>
-          <w:rFonts w:ascii="Times New Roman" w:hAnsi="Times New Roman" w:cs="Times New Roman"/>
-          <w:color w:val="000000" w:themeColor="text1"/>
-        </w:rPr>
-        <w:t>the</w:t>
-      </w:r>
-      <w:proofErr w:type="spellEnd"/>
-      <w:r>
-        <w:rPr>
-          <w:rFonts w:ascii="Times New Roman" w:hAnsi="Times New Roman" w:cs="Times New Roman"/>
-          <w:color w:val="000000" w:themeColor="text1"/>
-        </w:rPr>
-        <w:t xml:space="preserve"> </w:t>
-      </w:r>
-      <w:proofErr w:type="spellStart"/>
-      <w:r>
-        <w:rPr>
-          <w:rFonts w:ascii="Times New Roman" w:hAnsi="Times New Roman" w:cs="Times New Roman"/>
-          <w:color w:val="000000" w:themeColor="text1"/>
-        </w:rPr>
-        <w:t>development</w:t>
-      </w:r>
-      <w:proofErr w:type="spellEnd"/>
-      <w:r>
-        <w:rPr>
-          <w:rFonts w:ascii="Times New Roman" w:hAnsi="Times New Roman" w:cs="Times New Roman"/>
-          <w:color w:val="000000" w:themeColor="text1"/>
-        </w:rPr>
-        <w:t xml:space="preserve"> </w:t>
-      </w:r>
-      <w:proofErr w:type="spellStart"/>
-      <w:r>
-        <w:rPr>
-          <w:rFonts w:ascii="Times New Roman" w:hAnsi="Times New Roman" w:cs="Times New Roman"/>
-          <w:color w:val="000000" w:themeColor="text1"/>
-        </w:rPr>
-        <w:t>of</w:t>
-      </w:r>
-      <w:proofErr w:type="spellEnd"/>
-      <w:r>
-        <w:rPr>
-          <w:rFonts w:ascii="Times New Roman" w:hAnsi="Times New Roman" w:cs="Times New Roman"/>
-          <w:color w:val="000000" w:themeColor="text1"/>
-        </w:rPr>
-        <w:t xml:space="preserve"> a web system </w:t>
-      </w:r>
-      <w:proofErr w:type="spellStart"/>
-      <w:r>
-        <w:rPr>
-          <w:rFonts w:ascii="Times New Roman" w:hAnsi="Times New Roman" w:cs="Times New Roman"/>
-          <w:color w:val="000000" w:themeColor="text1"/>
-        </w:rPr>
-        <w:t>called</w:t>
-      </w:r>
-      <w:proofErr w:type="spellEnd"/>
-      <w:r>
-        <w:rPr>
-          <w:rFonts w:ascii="Times New Roman" w:hAnsi="Times New Roman" w:cs="Times New Roman"/>
-          <w:color w:val="000000" w:themeColor="text1"/>
-        </w:rPr>
-        <w:t xml:space="preserve"> Gestão Atípicos, </w:t>
-      </w:r>
-      <w:proofErr w:type="spellStart"/>
-      <w:r>
-        <w:rPr>
-          <w:rFonts w:ascii="Times New Roman" w:hAnsi="Times New Roman" w:cs="Times New Roman"/>
-          <w:color w:val="000000" w:themeColor="text1"/>
-        </w:rPr>
-        <w:t>aimed</w:t>
-      </w:r>
-      <w:proofErr w:type="spellEnd"/>
-      <w:r>
-        <w:rPr>
-          <w:rFonts w:ascii="Times New Roman" w:hAnsi="Times New Roman" w:cs="Times New Roman"/>
-          <w:color w:val="000000" w:themeColor="text1"/>
-        </w:rPr>
-        <w:t xml:space="preserve"> </w:t>
-      </w:r>
-      <w:proofErr w:type="spellStart"/>
-      <w:r>
-        <w:rPr>
-          <w:rFonts w:ascii="Times New Roman" w:hAnsi="Times New Roman" w:cs="Times New Roman"/>
-          <w:color w:val="000000" w:themeColor="text1"/>
-        </w:rPr>
-        <w:t>at</w:t>
-      </w:r>
-      <w:proofErr w:type="spellEnd"/>
-      <w:r>
-        <w:rPr>
-          <w:rFonts w:ascii="Times New Roman" w:hAnsi="Times New Roman" w:cs="Times New Roman"/>
-          <w:color w:val="000000" w:themeColor="text1"/>
-        </w:rPr>
-        <w:t xml:space="preserve"> </w:t>
-      </w:r>
-      <w:proofErr w:type="spellStart"/>
-      <w:r>
-        <w:rPr>
-          <w:rFonts w:ascii="Times New Roman" w:hAnsi="Times New Roman" w:cs="Times New Roman"/>
-          <w:color w:val="000000" w:themeColor="text1"/>
-        </w:rPr>
-        <w:t>specialized</w:t>
-      </w:r>
-      <w:proofErr w:type="spellEnd"/>
-      <w:r>
-        <w:rPr>
-          <w:rFonts w:ascii="Times New Roman" w:hAnsi="Times New Roman" w:cs="Times New Roman"/>
-          <w:color w:val="000000" w:themeColor="text1"/>
-        </w:rPr>
-        <w:t xml:space="preserve"> management </w:t>
-      </w:r>
-      <w:proofErr w:type="spellStart"/>
-      <w:r>
-        <w:rPr>
-          <w:rFonts w:ascii="Times New Roman" w:hAnsi="Times New Roman" w:cs="Times New Roman"/>
-          <w:color w:val="000000" w:themeColor="text1"/>
-        </w:rPr>
-        <w:t>of</w:t>
-      </w:r>
-      <w:proofErr w:type="spellEnd"/>
-      <w:r>
-        <w:rPr>
-          <w:rFonts w:ascii="Times New Roman" w:hAnsi="Times New Roman" w:cs="Times New Roman"/>
-          <w:color w:val="000000" w:themeColor="text1"/>
-        </w:rPr>
-        <w:t xml:space="preserve"> </w:t>
-      </w:r>
-      <w:proofErr w:type="spellStart"/>
-      <w:r>
-        <w:rPr>
-          <w:rFonts w:ascii="Times New Roman" w:hAnsi="Times New Roman" w:cs="Times New Roman"/>
-          <w:color w:val="000000" w:themeColor="text1"/>
-        </w:rPr>
-        <w:t>atypical</w:t>
-      </w:r>
-      <w:proofErr w:type="spellEnd"/>
-      <w:r>
-        <w:rPr>
-          <w:rFonts w:ascii="Times New Roman" w:hAnsi="Times New Roman" w:cs="Times New Roman"/>
-          <w:color w:val="000000" w:themeColor="text1"/>
-        </w:rPr>
-        <w:t xml:space="preserve"> </w:t>
-      </w:r>
-      <w:proofErr w:type="spellStart"/>
-      <w:r>
-        <w:rPr>
-          <w:rFonts w:ascii="Times New Roman" w:hAnsi="Times New Roman" w:cs="Times New Roman"/>
-          <w:color w:val="000000" w:themeColor="text1"/>
-        </w:rPr>
-        <w:t>students</w:t>
-      </w:r>
-      <w:proofErr w:type="spellEnd"/>
-      <w:r>
-        <w:rPr>
-          <w:rFonts w:ascii="Times New Roman" w:hAnsi="Times New Roman" w:cs="Times New Roman"/>
-          <w:color w:val="000000" w:themeColor="text1"/>
-        </w:rPr>
-        <w:t xml:space="preserve"> in </w:t>
-      </w:r>
-      <w:proofErr w:type="spellStart"/>
-      <w:r>
-        <w:rPr>
-          <w:rFonts w:ascii="Times New Roman" w:hAnsi="Times New Roman" w:cs="Times New Roman"/>
-          <w:color w:val="000000" w:themeColor="text1"/>
-        </w:rPr>
-        <w:t>the</w:t>
-      </w:r>
-      <w:proofErr w:type="spellEnd"/>
-      <w:r>
-        <w:rPr>
-          <w:rFonts w:ascii="Times New Roman" w:hAnsi="Times New Roman" w:cs="Times New Roman"/>
-          <w:color w:val="000000" w:themeColor="text1"/>
-        </w:rPr>
-        <w:t xml:space="preserve"> </w:t>
-      </w:r>
-      <w:proofErr w:type="spellStart"/>
-      <w:r>
-        <w:rPr>
-          <w:rFonts w:ascii="Times New Roman" w:hAnsi="Times New Roman" w:cs="Times New Roman"/>
-          <w:color w:val="000000" w:themeColor="text1"/>
-        </w:rPr>
-        <w:t>context</w:t>
-      </w:r>
-      <w:proofErr w:type="spellEnd"/>
-      <w:r>
-        <w:rPr>
-          <w:rFonts w:ascii="Times New Roman" w:hAnsi="Times New Roman" w:cs="Times New Roman"/>
-          <w:color w:val="000000" w:themeColor="text1"/>
-        </w:rPr>
-        <w:t xml:space="preserve"> </w:t>
-      </w:r>
-      <w:proofErr w:type="spellStart"/>
-      <w:r>
-        <w:rPr>
-          <w:rFonts w:ascii="Times New Roman" w:hAnsi="Times New Roman" w:cs="Times New Roman"/>
-          <w:color w:val="000000" w:themeColor="text1"/>
-        </w:rPr>
-        <w:t>of</w:t>
-      </w:r>
-      <w:proofErr w:type="spellEnd"/>
-      <w:r>
-        <w:rPr>
-          <w:rFonts w:ascii="Times New Roman" w:hAnsi="Times New Roman" w:cs="Times New Roman"/>
-          <w:color w:val="000000" w:themeColor="text1"/>
-        </w:rPr>
-        <w:t xml:space="preserve"> inclusive </w:t>
-      </w:r>
-      <w:proofErr w:type="spellStart"/>
-      <w:r>
-        <w:rPr>
-          <w:rFonts w:ascii="Times New Roman" w:hAnsi="Times New Roman" w:cs="Times New Roman"/>
-          <w:color w:val="000000" w:themeColor="text1"/>
-        </w:rPr>
-        <w:t>education</w:t>
-      </w:r>
-      <w:proofErr w:type="spellEnd"/>
-      <w:r>
-        <w:rPr>
-          <w:rFonts w:ascii="Times New Roman" w:hAnsi="Times New Roman" w:cs="Times New Roman"/>
-          <w:color w:val="000000" w:themeColor="text1"/>
-        </w:rPr>
-        <w:t xml:space="preserve">. The </w:t>
-      </w:r>
-      <w:proofErr w:type="spellStart"/>
-      <w:r>
-        <w:rPr>
-          <w:rFonts w:ascii="Times New Roman" w:hAnsi="Times New Roman" w:cs="Times New Roman"/>
-          <w:color w:val="000000" w:themeColor="text1"/>
-        </w:rPr>
-        <w:t>application</w:t>
-      </w:r>
-      <w:proofErr w:type="spellEnd"/>
-      <w:r>
-        <w:rPr>
-          <w:rFonts w:ascii="Times New Roman" w:hAnsi="Times New Roman" w:cs="Times New Roman"/>
-          <w:color w:val="000000" w:themeColor="text1"/>
-        </w:rPr>
-        <w:t xml:space="preserve"> </w:t>
-      </w:r>
-      <w:proofErr w:type="spellStart"/>
-      <w:r>
-        <w:rPr>
-          <w:rFonts w:ascii="Times New Roman" w:hAnsi="Times New Roman" w:cs="Times New Roman"/>
-          <w:color w:val="000000" w:themeColor="text1"/>
-        </w:rPr>
-        <w:t>allows</w:t>
-      </w:r>
-      <w:proofErr w:type="spellEnd"/>
-      <w:r>
-        <w:rPr>
-          <w:rFonts w:ascii="Times New Roman" w:hAnsi="Times New Roman" w:cs="Times New Roman"/>
-          <w:color w:val="000000" w:themeColor="text1"/>
-        </w:rPr>
-        <w:t xml:space="preserve"> </w:t>
-      </w:r>
-      <w:proofErr w:type="spellStart"/>
-      <w:r>
-        <w:rPr>
-          <w:rFonts w:ascii="Times New Roman" w:hAnsi="Times New Roman" w:cs="Times New Roman"/>
-          <w:color w:val="000000" w:themeColor="text1"/>
-        </w:rPr>
-        <w:t>registration</w:t>
-      </w:r>
-      <w:proofErr w:type="spellEnd"/>
-      <w:r>
-        <w:rPr>
-          <w:rFonts w:ascii="Times New Roman" w:hAnsi="Times New Roman" w:cs="Times New Roman"/>
-          <w:color w:val="000000" w:themeColor="text1"/>
-        </w:rPr>
-        <w:t xml:space="preserve">, </w:t>
-      </w:r>
-      <w:proofErr w:type="spellStart"/>
-      <w:r>
-        <w:rPr>
-          <w:rFonts w:ascii="Times New Roman" w:hAnsi="Times New Roman" w:cs="Times New Roman"/>
-          <w:color w:val="000000" w:themeColor="text1"/>
-        </w:rPr>
-        <w:t>individualized</w:t>
-      </w:r>
-      <w:proofErr w:type="spellEnd"/>
-      <w:r>
-        <w:rPr>
-          <w:rFonts w:ascii="Times New Roman" w:hAnsi="Times New Roman" w:cs="Times New Roman"/>
-          <w:color w:val="000000" w:themeColor="text1"/>
-        </w:rPr>
-        <w:t xml:space="preserve"> </w:t>
-      </w:r>
-      <w:proofErr w:type="spellStart"/>
-      <w:r>
-        <w:rPr>
-          <w:rFonts w:ascii="Times New Roman" w:hAnsi="Times New Roman" w:cs="Times New Roman"/>
-          <w:color w:val="000000" w:themeColor="text1"/>
-        </w:rPr>
-        <w:t>monitoring</w:t>
-      </w:r>
-      <w:proofErr w:type="spellEnd"/>
-      <w:r>
-        <w:rPr>
-          <w:rFonts w:ascii="Times New Roman" w:hAnsi="Times New Roman" w:cs="Times New Roman"/>
-          <w:color w:val="000000" w:themeColor="text1"/>
-        </w:rPr>
-        <w:t xml:space="preserve">, </w:t>
-      </w:r>
-      <w:proofErr w:type="spellStart"/>
-      <w:r>
-        <w:rPr>
-          <w:rFonts w:ascii="Times New Roman" w:hAnsi="Times New Roman" w:cs="Times New Roman"/>
-          <w:color w:val="000000" w:themeColor="text1"/>
-        </w:rPr>
-        <w:t>uploading</w:t>
-      </w:r>
-      <w:proofErr w:type="spellEnd"/>
-      <w:r>
-        <w:rPr>
-          <w:rFonts w:ascii="Times New Roman" w:hAnsi="Times New Roman" w:cs="Times New Roman"/>
-          <w:color w:val="000000" w:themeColor="text1"/>
-        </w:rPr>
-        <w:t xml:space="preserve"> </w:t>
-      </w:r>
-      <w:proofErr w:type="spellStart"/>
-      <w:r>
-        <w:rPr>
-          <w:rFonts w:ascii="Times New Roman" w:hAnsi="Times New Roman" w:cs="Times New Roman"/>
-          <w:color w:val="000000" w:themeColor="text1"/>
-        </w:rPr>
-        <w:t>of</w:t>
-      </w:r>
-      <w:proofErr w:type="spellEnd"/>
-      <w:r>
-        <w:rPr>
-          <w:rFonts w:ascii="Times New Roman" w:hAnsi="Times New Roman" w:cs="Times New Roman"/>
-          <w:color w:val="000000" w:themeColor="text1"/>
-        </w:rPr>
-        <w:t xml:space="preserve"> medical </w:t>
-      </w:r>
-      <w:proofErr w:type="spellStart"/>
-      <w:r>
-        <w:rPr>
-          <w:rFonts w:ascii="Times New Roman" w:hAnsi="Times New Roman" w:cs="Times New Roman"/>
-          <w:color w:val="000000" w:themeColor="text1"/>
-        </w:rPr>
-        <w:t>reports</w:t>
-      </w:r>
-      <w:proofErr w:type="spellEnd"/>
-      <w:r>
-        <w:rPr>
-          <w:rFonts w:ascii="Times New Roman" w:hAnsi="Times New Roman" w:cs="Times New Roman"/>
-          <w:color w:val="000000" w:themeColor="text1"/>
-        </w:rPr>
-        <w:t xml:space="preserve">, </w:t>
-      </w:r>
-      <w:proofErr w:type="spellStart"/>
-      <w:r>
-        <w:rPr>
-          <w:rFonts w:ascii="Times New Roman" w:hAnsi="Times New Roman" w:cs="Times New Roman"/>
-          <w:color w:val="000000" w:themeColor="text1"/>
-        </w:rPr>
-        <w:t>recording</w:t>
-      </w:r>
-      <w:proofErr w:type="spellEnd"/>
-      <w:r>
-        <w:rPr>
-          <w:rFonts w:ascii="Times New Roman" w:hAnsi="Times New Roman" w:cs="Times New Roman"/>
-          <w:color w:val="000000" w:themeColor="text1"/>
-        </w:rPr>
-        <w:t xml:space="preserve"> </w:t>
-      </w:r>
-      <w:proofErr w:type="spellStart"/>
-      <w:r>
-        <w:rPr>
-          <w:rFonts w:ascii="Times New Roman" w:hAnsi="Times New Roman" w:cs="Times New Roman"/>
-          <w:color w:val="000000" w:themeColor="text1"/>
-        </w:rPr>
-        <w:t>of</w:t>
-      </w:r>
-      <w:proofErr w:type="spellEnd"/>
-      <w:r>
-        <w:rPr>
-          <w:rFonts w:ascii="Times New Roman" w:hAnsi="Times New Roman" w:cs="Times New Roman"/>
-          <w:color w:val="000000" w:themeColor="text1"/>
-        </w:rPr>
-        <w:t xml:space="preserve"> </w:t>
-      </w:r>
-      <w:proofErr w:type="spellStart"/>
-      <w:r>
-        <w:rPr>
-          <w:rFonts w:ascii="Times New Roman" w:hAnsi="Times New Roman" w:cs="Times New Roman"/>
-          <w:color w:val="000000" w:themeColor="text1"/>
-        </w:rPr>
-        <w:t>daily</w:t>
-      </w:r>
-      <w:proofErr w:type="spellEnd"/>
-      <w:r>
-        <w:rPr>
-          <w:rFonts w:ascii="Times New Roman" w:hAnsi="Times New Roman" w:cs="Times New Roman"/>
-          <w:color w:val="000000" w:themeColor="text1"/>
-        </w:rPr>
-        <w:t xml:space="preserve"> </w:t>
-      </w:r>
-      <w:proofErr w:type="spellStart"/>
-      <w:r>
-        <w:rPr>
-          <w:rFonts w:ascii="Times New Roman" w:hAnsi="Times New Roman" w:cs="Times New Roman"/>
-          <w:color w:val="000000" w:themeColor="text1"/>
-        </w:rPr>
-        <w:t>observations</w:t>
-      </w:r>
-      <w:proofErr w:type="spellEnd"/>
-      <w:r>
-        <w:rPr>
-          <w:rFonts w:ascii="Times New Roman" w:hAnsi="Times New Roman" w:cs="Times New Roman"/>
-          <w:color w:val="000000" w:themeColor="text1"/>
-        </w:rPr>
-        <w:t xml:space="preserve">, </w:t>
-      </w:r>
-      <w:proofErr w:type="spellStart"/>
-      <w:r>
-        <w:rPr>
-          <w:rFonts w:ascii="Times New Roman" w:hAnsi="Times New Roman" w:cs="Times New Roman"/>
-          <w:color w:val="000000" w:themeColor="text1"/>
-        </w:rPr>
-        <w:t>care</w:t>
-      </w:r>
-      <w:proofErr w:type="spellEnd"/>
-      <w:r>
-        <w:rPr>
-          <w:rFonts w:ascii="Times New Roman" w:hAnsi="Times New Roman" w:cs="Times New Roman"/>
-          <w:color w:val="000000" w:themeColor="text1"/>
-        </w:rPr>
-        <w:t xml:space="preserve"> </w:t>
-      </w:r>
-      <w:proofErr w:type="spellStart"/>
-      <w:r>
-        <w:rPr>
-          <w:rFonts w:ascii="Times New Roman" w:hAnsi="Times New Roman" w:cs="Times New Roman"/>
-          <w:color w:val="000000" w:themeColor="text1"/>
-        </w:rPr>
-        <w:t>scheduling</w:t>
-      </w:r>
-      <w:proofErr w:type="spellEnd"/>
-      <w:r>
-        <w:rPr>
-          <w:rFonts w:ascii="Times New Roman" w:hAnsi="Times New Roman" w:cs="Times New Roman"/>
-          <w:color w:val="000000" w:themeColor="text1"/>
-        </w:rPr>
-        <w:t xml:space="preserve"> </w:t>
-      </w:r>
-      <w:proofErr w:type="spellStart"/>
-      <w:r>
-        <w:rPr>
-          <w:rFonts w:ascii="Times New Roman" w:hAnsi="Times New Roman" w:cs="Times New Roman"/>
-          <w:color w:val="000000" w:themeColor="text1"/>
-        </w:rPr>
-        <w:t>and</w:t>
-      </w:r>
-      <w:proofErr w:type="spellEnd"/>
-      <w:r>
-        <w:rPr>
-          <w:rFonts w:ascii="Times New Roman" w:hAnsi="Times New Roman" w:cs="Times New Roman"/>
-          <w:color w:val="000000" w:themeColor="text1"/>
-        </w:rPr>
-        <w:t xml:space="preserve"> </w:t>
-      </w:r>
-      <w:proofErr w:type="spellStart"/>
-      <w:r>
-        <w:rPr>
-          <w:rFonts w:ascii="Times New Roman" w:hAnsi="Times New Roman" w:cs="Times New Roman"/>
-          <w:color w:val="000000" w:themeColor="text1"/>
-        </w:rPr>
-        <w:t>report</w:t>
-      </w:r>
-      <w:proofErr w:type="spellEnd"/>
-      <w:r>
-        <w:rPr>
-          <w:rFonts w:ascii="Times New Roman" w:hAnsi="Times New Roman" w:cs="Times New Roman"/>
-          <w:color w:val="000000" w:themeColor="text1"/>
-        </w:rPr>
-        <w:t xml:space="preserve"> </w:t>
-      </w:r>
-      <w:proofErr w:type="spellStart"/>
-      <w:r>
-        <w:rPr>
-          <w:rFonts w:ascii="Times New Roman" w:hAnsi="Times New Roman" w:cs="Times New Roman"/>
-          <w:color w:val="000000" w:themeColor="text1"/>
-        </w:rPr>
-        <w:t>generation</w:t>
-      </w:r>
-      <w:proofErr w:type="spellEnd"/>
-      <w:r>
-        <w:rPr>
-          <w:rFonts w:ascii="Times New Roman" w:hAnsi="Times New Roman" w:cs="Times New Roman"/>
-          <w:color w:val="000000" w:themeColor="text1"/>
-        </w:rPr>
-        <w:t xml:space="preserve">, </w:t>
-      </w:r>
-      <w:proofErr w:type="spellStart"/>
-      <w:r>
-        <w:rPr>
-          <w:rFonts w:ascii="Times New Roman" w:hAnsi="Times New Roman" w:cs="Times New Roman"/>
-          <w:color w:val="000000" w:themeColor="text1"/>
-        </w:rPr>
-        <w:t>with</w:t>
-      </w:r>
-      <w:proofErr w:type="spellEnd"/>
-      <w:r>
-        <w:rPr>
-          <w:rFonts w:ascii="Times New Roman" w:hAnsi="Times New Roman" w:cs="Times New Roman"/>
-          <w:color w:val="000000" w:themeColor="text1"/>
-        </w:rPr>
-        <w:t xml:space="preserve"> </w:t>
-      </w:r>
-      <w:proofErr w:type="spellStart"/>
-      <w:r>
-        <w:rPr>
-          <w:rFonts w:ascii="Times New Roman" w:hAnsi="Times New Roman" w:cs="Times New Roman"/>
-          <w:color w:val="000000" w:themeColor="text1"/>
-        </w:rPr>
-        <w:t>differentiated</w:t>
-      </w:r>
-      <w:proofErr w:type="spellEnd"/>
-      <w:r>
-        <w:rPr>
-          <w:rFonts w:ascii="Times New Roman" w:hAnsi="Times New Roman" w:cs="Times New Roman"/>
-          <w:color w:val="000000" w:themeColor="text1"/>
-        </w:rPr>
-        <w:t xml:space="preserve"> profiles for </w:t>
-      </w:r>
-      <w:proofErr w:type="spellStart"/>
-      <w:r>
-        <w:rPr>
-          <w:rFonts w:ascii="Times New Roman" w:hAnsi="Times New Roman" w:cs="Times New Roman"/>
-          <w:color w:val="000000" w:themeColor="text1"/>
-        </w:rPr>
-        <w:t>school</w:t>
-      </w:r>
-      <w:proofErr w:type="spellEnd"/>
-      <w:r>
-        <w:rPr>
-          <w:rFonts w:ascii="Times New Roman" w:hAnsi="Times New Roman" w:cs="Times New Roman"/>
-          <w:color w:val="000000" w:themeColor="text1"/>
-        </w:rPr>
-        <w:t xml:space="preserve"> managers, </w:t>
-      </w:r>
-      <w:proofErr w:type="spellStart"/>
-      <w:r>
-        <w:rPr>
-          <w:rFonts w:ascii="Times New Roman" w:hAnsi="Times New Roman" w:cs="Times New Roman"/>
-          <w:color w:val="000000" w:themeColor="text1"/>
-        </w:rPr>
-        <w:t>caregivers</w:t>
-      </w:r>
-      <w:proofErr w:type="spellEnd"/>
-      <w:r>
-        <w:rPr>
-          <w:rFonts w:ascii="Times New Roman" w:hAnsi="Times New Roman" w:cs="Times New Roman"/>
-          <w:color w:val="000000" w:themeColor="text1"/>
-        </w:rPr>
-        <w:t xml:space="preserve"> </w:t>
-      </w:r>
-      <w:proofErr w:type="spellStart"/>
-      <w:r>
-        <w:rPr>
-          <w:rFonts w:ascii="Times New Roman" w:hAnsi="Times New Roman" w:cs="Times New Roman"/>
-          <w:color w:val="000000" w:themeColor="text1"/>
-        </w:rPr>
-        <w:t>and</w:t>
-      </w:r>
-      <w:proofErr w:type="spellEnd"/>
-      <w:r>
-        <w:rPr>
-          <w:rFonts w:ascii="Times New Roman" w:hAnsi="Times New Roman" w:cs="Times New Roman"/>
-          <w:color w:val="000000" w:themeColor="text1"/>
-        </w:rPr>
-        <w:t xml:space="preserve"> legal </w:t>
-      </w:r>
-      <w:proofErr w:type="spellStart"/>
-      <w:r>
-        <w:rPr>
-          <w:rFonts w:ascii="Times New Roman" w:hAnsi="Times New Roman" w:cs="Times New Roman"/>
-          <w:color w:val="000000" w:themeColor="text1"/>
-        </w:rPr>
-        <w:t>guardians</w:t>
-      </w:r>
-      <w:proofErr w:type="spellEnd"/>
-      <w:r>
-        <w:rPr>
-          <w:rFonts w:ascii="Times New Roman" w:hAnsi="Times New Roman" w:cs="Times New Roman"/>
-          <w:color w:val="000000" w:themeColor="text1"/>
-        </w:rPr>
-        <w:t xml:space="preserve">. </w:t>
-      </w:r>
-      <w:proofErr w:type="spellStart"/>
-      <w:r>
-        <w:rPr>
-          <w:rFonts w:ascii="Times New Roman" w:hAnsi="Times New Roman" w:cs="Times New Roman"/>
-          <w:color w:val="000000" w:themeColor="text1"/>
-        </w:rPr>
-        <w:t>Developed</w:t>
-      </w:r>
-      <w:proofErr w:type="spellEnd"/>
-      <w:r>
-        <w:rPr>
-          <w:rFonts w:ascii="Times New Roman" w:hAnsi="Times New Roman" w:cs="Times New Roman"/>
-          <w:color w:val="000000" w:themeColor="text1"/>
-        </w:rPr>
-        <w:t xml:space="preserve"> </w:t>
-      </w:r>
-      <w:proofErr w:type="spellStart"/>
-      <w:r>
-        <w:rPr>
-          <w:rFonts w:ascii="Times New Roman" w:hAnsi="Times New Roman" w:cs="Times New Roman"/>
-          <w:color w:val="000000" w:themeColor="text1"/>
-        </w:rPr>
-        <w:t>with</w:t>
-      </w:r>
-      <w:proofErr w:type="spellEnd"/>
-      <w:r>
-        <w:rPr>
-          <w:rFonts w:ascii="Times New Roman" w:hAnsi="Times New Roman" w:cs="Times New Roman"/>
-          <w:color w:val="000000" w:themeColor="text1"/>
-        </w:rPr>
-        <w:t xml:space="preserve"> </w:t>
-      </w:r>
-      <w:proofErr w:type="spellStart"/>
-      <w:r>
-        <w:rPr>
-          <w:rFonts w:ascii="Times New Roman" w:hAnsi="Times New Roman" w:cs="Times New Roman"/>
-          <w:color w:val="000000" w:themeColor="text1"/>
-        </w:rPr>
-        <w:t>modern</w:t>
-      </w:r>
-      <w:proofErr w:type="spellEnd"/>
-      <w:r>
-        <w:rPr>
-          <w:rFonts w:ascii="Times New Roman" w:hAnsi="Times New Roman" w:cs="Times New Roman"/>
-          <w:color w:val="000000" w:themeColor="text1"/>
-        </w:rPr>
-        <w:t xml:space="preserve"> </w:t>
-      </w:r>
-      <w:proofErr w:type="spellStart"/>
-      <w:r>
-        <w:rPr>
-          <w:rFonts w:ascii="Times New Roman" w:hAnsi="Times New Roman" w:cs="Times New Roman"/>
-          <w:color w:val="000000" w:themeColor="text1"/>
-        </w:rPr>
-        <w:t>technologies</w:t>
-      </w:r>
-      <w:proofErr w:type="spellEnd"/>
-      <w:r>
-        <w:rPr>
-          <w:rFonts w:ascii="Times New Roman" w:hAnsi="Times New Roman" w:cs="Times New Roman"/>
-          <w:color w:val="000000" w:themeColor="text1"/>
-        </w:rPr>
-        <w:t xml:space="preserve"> (</w:t>
-      </w:r>
-      <w:proofErr w:type="spellStart"/>
-      <w:r>
-        <w:rPr>
-          <w:rFonts w:ascii="Times New Roman" w:hAnsi="Times New Roman" w:cs="Times New Roman"/>
-          <w:color w:val="000000" w:themeColor="text1"/>
-        </w:rPr>
-        <w:t>React</w:t>
-      </w:r>
-      <w:proofErr w:type="spellEnd"/>
-      <w:r>
-        <w:rPr>
-          <w:rFonts w:ascii="Times New Roman" w:hAnsi="Times New Roman" w:cs="Times New Roman"/>
-          <w:color w:val="000000" w:themeColor="text1"/>
-        </w:rPr>
-        <w:t xml:space="preserve">, </w:t>
-      </w:r>
-      <w:proofErr w:type="spellStart"/>
-      <w:r>
-        <w:rPr>
-          <w:rFonts w:ascii="Times New Roman" w:hAnsi="Times New Roman" w:cs="Times New Roman"/>
-          <w:color w:val="000000" w:themeColor="text1"/>
-        </w:rPr>
-        <w:t>TypeScript</w:t>
-      </w:r>
-      <w:proofErr w:type="spellEnd"/>
-      <w:r>
-        <w:rPr>
-          <w:rFonts w:ascii="Times New Roman" w:hAnsi="Times New Roman" w:cs="Times New Roman"/>
-          <w:color w:val="000000" w:themeColor="text1"/>
-        </w:rPr>
-        <w:t xml:space="preserve">, </w:t>
-      </w:r>
-      <w:proofErr w:type="spellStart"/>
-      <w:r>
-        <w:rPr>
-          <w:rFonts w:ascii="Times New Roman" w:hAnsi="Times New Roman" w:cs="Times New Roman"/>
-          <w:color w:val="000000" w:themeColor="text1"/>
-        </w:rPr>
-        <w:t>Tailwind</w:t>
-      </w:r>
-      <w:proofErr w:type="spellEnd"/>
-      <w:r>
-        <w:rPr>
-          <w:rFonts w:ascii="Times New Roman" w:hAnsi="Times New Roman" w:cs="Times New Roman"/>
-          <w:color w:val="000000" w:themeColor="text1"/>
-        </w:rPr>
-        <w:t xml:space="preserve"> CSS, </w:t>
-      </w:r>
-      <w:proofErr w:type="spellStart"/>
-      <w:r>
-        <w:rPr>
-          <w:rFonts w:ascii="Times New Roman" w:hAnsi="Times New Roman" w:cs="Times New Roman"/>
-          <w:color w:val="000000" w:themeColor="text1"/>
-        </w:rPr>
-        <w:t>Supabase</w:t>
-      </w:r>
-      <w:proofErr w:type="spellEnd"/>
-      <w:r>
-        <w:rPr>
-          <w:rFonts w:ascii="Times New Roman" w:hAnsi="Times New Roman" w:cs="Times New Roman"/>
-          <w:color w:val="000000" w:themeColor="text1"/>
-        </w:rPr>
-        <w:t xml:space="preserve"> </w:t>
-      </w:r>
-      <w:proofErr w:type="spellStart"/>
-      <w:r>
-        <w:rPr>
-          <w:rFonts w:ascii="Times New Roman" w:hAnsi="Times New Roman" w:cs="Times New Roman"/>
-          <w:color w:val="000000" w:themeColor="text1"/>
-        </w:rPr>
-        <w:t>and</w:t>
-      </w:r>
-      <w:proofErr w:type="spellEnd"/>
-      <w:r>
-        <w:rPr>
-          <w:rFonts w:ascii="Times New Roman" w:hAnsi="Times New Roman" w:cs="Times New Roman"/>
-          <w:color w:val="000000" w:themeColor="text1"/>
-        </w:rPr>
-        <w:t xml:space="preserve"> </w:t>
-      </w:r>
-      <w:proofErr w:type="spellStart"/>
-      <w:r>
-        <w:rPr>
-          <w:rFonts w:ascii="Times New Roman" w:hAnsi="Times New Roman" w:cs="Times New Roman"/>
-          <w:color w:val="000000" w:themeColor="text1"/>
-        </w:rPr>
-        <w:t>Vercel</w:t>
-      </w:r>
-      <w:proofErr w:type="spellEnd"/>
-      <w:r>
-        <w:rPr>
-          <w:rFonts w:ascii="Times New Roman" w:hAnsi="Times New Roman" w:cs="Times New Roman"/>
-          <w:color w:val="000000" w:themeColor="text1"/>
-        </w:rPr>
-        <w:t xml:space="preserve">), </w:t>
-      </w:r>
-      <w:proofErr w:type="spellStart"/>
-      <w:r>
-        <w:rPr>
-          <w:rFonts w:ascii="Times New Roman" w:hAnsi="Times New Roman" w:cs="Times New Roman"/>
-          <w:color w:val="000000" w:themeColor="text1"/>
-        </w:rPr>
-        <w:t>the</w:t>
-      </w:r>
-      <w:proofErr w:type="spellEnd"/>
-      <w:r>
-        <w:rPr>
-          <w:rFonts w:ascii="Times New Roman" w:hAnsi="Times New Roman" w:cs="Times New Roman"/>
-          <w:color w:val="000000" w:themeColor="text1"/>
-        </w:rPr>
-        <w:t xml:space="preserve"> system </w:t>
-      </w:r>
-      <w:proofErr w:type="spellStart"/>
-      <w:r>
-        <w:rPr>
-          <w:rFonts w:ascii="Times New Roman" w:hAnsi="Times New Roman" w:cs="Times New Roman"/>
-          <w:color w:val="000000" w:themeColor="text1"/>
-        </w:rPr>
-        <w:t>prioritizes</w:t>
-      </w:r>
-      <w:proofErr w:type="spellEnd"/>
-      <w:r>
-        <w:rPr>
-          <w:rFonts w:ascii="Times New Roman" w:hAnsi="Times New Roman" w:cs="Times New Roman"/>
-          <w:color w:val="000000" w:themeColor="text1"/>
-        </w:rPr>
-        <w:t xml:space="preserve"> </w:t>
-      </w:r>
-      <w:proofErr w:type="spellStart"/>
-      <w:r>
-        <w:rPr>
-          <w:rFonts w:ascii="Times New Roman" w:hAnsi="Times New Roman" w:cs="Times New Roman"/>
-          <w:color w:val="000000" w:themeColor="text1"/>
-        </w:rPr>
-        <w:t>information</w:t>
-      </w:r>
-      <w:proofErr w:type="spellEnd"/>
-      <w:r>
-        <w:rPr>
-          <w:rFonts w:ascii="Times New Roman" w:hAnsi="Times New Roman" w:cs="Times New Roman"/>
-          <w:color w:val="000000" w:themeColor="text1"/>
-        </w:rPr>
-        <w:t xml:space="preserve"> </w:t>
-      </w:r>
-      <w:proofErr w:type="spellStart"/>
-      <w:r>
-        <w:rPr>
-          <w:rFonts w:ascii="Times New Roman" w:hAnsi="Times New Roman" w:cs="Times New Roman"/>
-          <w:color w:val="000000" w:themeColor="text1"/>
-        </w:rPr>
-        <w:t>security</w:t>
-      </w:r>
-      <w:proofErr w:type="spellEnd"/>
-      <w:r>
-        <w:rPr>
-          <w:rFonts w:ascii="Times New Roman" w:hAnsi="Times New Roman" w:cs="Times New Roman"/>
-          <w:color w:val="000000" w:themeColor="text1"/>
-        </w:rPr>
-        <w:t xml:space="preserve"> </w:t>
-      </w:r>
-      <w:proofErr w:type="spellStart"/>
-      <w:r>
-        <w:rPr>
-          <w:rFonts w:ascii="Times New Roman" w:hAnsi="Times New Roman" w:cs="Times New Roman"/>
-          <w:color w:val="000000" w:themeColor="text1"/>
-        </w:rPr>
-        <w:t>through</w:t>
-      </w:r>
-      <w:proofErr w:type="spellEnd"/>
-      <w:r>
-        <w:rPr>
-          <w:rFonts w:ascii="Times New Roman" w:hAnsi="Times New Roman" w:cs="Times New Roman"/>
-          <w:color w:val="000000" w:themeColor="text1"/>
-        </w:rPr>
-        <w:t xml:space="preserve"> Row </w:t>
-      </w:r>
-      <w:proofErr w:type="spellStart"/>
-      <w:r>
-        <w:rPr>
-          <w:rFonts w:ascii="Times New Roman" w:hAnsi="Times New Roman" w:cs="Times New Roman"/>
-          <w:color w:val="000000" w:themeColor="text1"/>
-        </w:rPr>
-        <w:t>Level</w:t>
-      </w:r>
-      <w:proofErr w:type="spellEnd"/>
-      <w:r>
-        <w:rPr>
-          <w:rFonts w:ascii="Times New Roman" w:hAnsi="Times New Roman" w:cs="Times New Roman"/>
-          <w:color w:val="000000" w:themeColor="text1"/>
-        </w:rPr>
-        <w:t xml:space="preserve"> Security (RLS), </w:t>
-      </w:r>
-      <w:proofErr w:type="spellStart"/>
-      <w:r>
-        <w:rPr>
-          <w:rFonts w:ascii="Times New Roman" w:hAnsi="Times New Roman" w:cs="Times New Roman"/>
-          <w:color w:val="000000" w:themeColor="text1"/>
-        </w:rPr>
-        <w:t>compliance</w:t>
-      </w:r>
-      <w:proofErr w:type="spellEnd"/>
-      <w:r>
-        <w:rPr>
-          <w:rFonts w:ascii="Times New Roman" w:hAnsi="Times New Roman" w:cs="Times New Roman"/>
-          <w:color w:val="000000" w:themeColor="text1"/>
-        </w:rPr>
-        <w:t xml:space="preserve"> </w:t>
-      </w:r>
-      <w:proofErr w:type="spellStart"/>
-      <w:r>
-        <w:rPr>
-          <w:rFonts w:ascii="Times New Roman" w:hAnsi="Times New Roman" w:cs="Times New Roman"/>
-          <w:color w:val="000000" w:themeColor="text1"/>
-        </w:rPr>
-        <w:t>with</w:t>
-      </w:r>
-      <w:proofErr w:type="spellEnd"/>
-      <w:r>
-        <w:rPr>
-          <w:rFonts w:ascii="Times New Roman" w:hAnsi="Times New Roman" w:cs="Times New Roman"/>
-          <w:color w:val="000000" w:themeColor="text1"/>
-        </w:rPr>
-        <w:t xml:space="preserve"> LGPD, </w:t>
-      </w:r>
-      <w:proofErr w:type="spellStart"/>
-      <w:r>
-        <w:rPr>
-          <w:rFonts w:ascii="Times New Roman" w:hAnsi="Times New Roman" w:cs="Times New Roman"/>
-          <w:color w:val="000000" w:themeColor="text1"/>
-        </w:rPr>
-        <w:t>penetration</w:t>
-      </w:r>
-      <w:proofErr w:type="spellEnd"/>
-      <w:r>
-        <w:rPr>
-          <w:rFonts w:ascii="Times New Roman" w:hAnsi="Times New Roman" w:cs="Times New Roman"/>
-          <w:color w:val="000000" w:themeColor="text1"/>
-        </w:rPr>
-        <w:t xml:space="preserve"> </w:t>
-      </w:r>
-      <w:proofErr w:type="spellStart"/>
-      <w:r>
-        <w:rPr>
-          <w:rFonts w:ascii="Times New Roman" w:hAnsi="Times New Roman" w:cs="Times New Roman"/>
-          <w:color w:val="000000" w:themeColor="text1"/>
-        </w:rPr>
-        <w:t>testing</w:t>
-      </w:r>
-      <w:proofErr w:type="spellEnd"/>
-      <w:r>
-        <w:rPr>
-          <w:rFonts w:ascii="Times New Roman" w:hAnsi="Times New Roman" w:cs="Times New Roman"/>
-          <w:color w:val="000000" w:themeColor="text1"/>
-        </w:rPr>
-        <w:t xml:space="preserve"> </w:t>
-      </w:r>
-      <w:proofErr w:type="spellStart"/>
-      <w:r>
-        <w:rPr>
-          <w:rFonts w:ascii="Times New Roman" w:hAnsi="Times New Roman" w:cs="Times New Roman"/>
-          <w:color w:val="000000" w:themeColor="text1"/>
-        </w:rPr>
-        <w:t>and</w:t>
-      </w:r>
-      <w:proofErr w:type="spellEnd"/>
-      <w:r>
-        <w:rPr>
-          <w:rFonts w:ascii="Times New Roman" w:hAnsi="Times New Roman" w:cs="Times New Roman"/>
-          <w:color w:val="000000" w:themeColor="text1"/>
-        </w:rPr>
-        <w:t xml:space="preserve"> STRIDE </w:t>
-      </w:r>
-      <w:proofErr w:type="spellStart"/>
-      <w:r>
-        <w:rPr>
-          <w:rFonts w:ascii="Times New Roman" w:hAnsi="Times New Roman" w:cs="Times New Roman"/>
-          <w:color w:val="000000" w:themeColor="text1"/>
-        </w:rPr>
-        <w:t>threat</w:t>
-      </w:r>
-      <w:proofErr w:type="spellEnd"/>
-      <w:r>
-        <w:rPr>
-          <w:rFonts w:ascii="Times New Roman" w:hAnsi="Times New Roman" w:cs="Times New Roman"/>
-          <w:color w:val="000000" w:themeColor="text1"/>
-        </w:rPr>
-        <w:t xml:space="preserve"> model. The </w:t>
-      </w:r>
-      <w:proofErr w:type="spellStart"/>
-      <w:r>
-        <w:rPr>
-          <w:rFonts w:ascii="Times New Roman" w:hAnsi="Times New Roman" w:cs="Times New Roman"/>
-          <w:color w:val="000000" w:themeColor="text1"/>
-        </w:rPr>
-        <w:t>objective</w:t>
-      </w:r>
-      <w:proofErr w:type="spellEnd"/>
-      <w:r>
-        <w:rPr>
-          <w:rFonts w:ascii="Times New Roman" w:hAnsi="Times New Roman" w:cs="Times New Roman"/>
-          <w:color w:val="000000" w:themeColor="text1"/>
-        </w:rPr>
-        <w:t xml:space="preserve"> </w:t>
-      </w:r>
-      <w:proofErr w:type="spellStart"/>
-      <w:r>
-        <w:rPr>
-          <w:rFonts w:ascii="Times New Roman" w:hAnsi="Times New Roman" w:cs="Times New Roman"/>
-          <w:color w:val="000000" w:themeColor="text1"/>
-        </w:rPr>
-        <w:t>was</w:t>
-      </w:r>
-      <w:proofErr w:type="spellEnd"/>
-      <w:r>
-        <w:rPr>
-          <w:rFonts w:ascii="Times New Roman" w:hAnsi="Times New Roman" w:cs="Times New Roman"/>
-          <w:color w:val="000000" w:themeColor="text1"/>
-        </w:rPr>
-        <w:t xml:space="preserve"> </w:t>
-      </w:r>
-      <w:proofErr w:type="spellStart"/>
-      <w:r>
-        <w:rPr>
-          <w:rFonts w:ascii="Times New Roman" w:hAnsi="Times New Roman" w:cs="Times New Roman"/>
-          <w:color w:val="000000" w:themeColor="text1"/>
-        </w:rPr>
-        <w:t>to</w:t>
-      </w:r>
-      <w:proofErr w:type="spellEnd"/>
-      <w:r>
-        <w:rPr>
-          <w:rFonts w:ascii="Times New Roman" w:hAnsi="Times New Roman" w:cs="Times New Roman"/>
-          <w:color w:val="000000" w:themeColor="text1"/>
-        </w:rPr>
-        <w:t xml:space="preserve"> </w:t>
-      </w:r>
-      <w:proofErr w:type="spellStart"/>
-      <w:r>
-        <w:rPr>
-          <w:rFonts w:ascii="Times New Roman" w:hAnsi="Times New Roman" w:cs="Times New Roman"/>
-          <w:color w:val="000000" w:themeColor="text1"/>
-        </w:rPr>
-        <w:t>create</w:t>
-      </w:r>
-      <w:proofErr w:type="spellEnd"/>
-      <w:r>
-        <w:rPr>
-          <w:rFonts w:ascii="Times New Roman" w:hAnsi="Times New Roman" w:cs="Times New Roman"/>
-          <w:color w:val="000000" w:themeColor="text1"/>
-        </w:rPr>
-        <w:t xml:space="preserve"> a </w:t>
-      </w:r>
-      <w:proofErr w:type="spellStart"/>
-      <w:r>
-        <w:rPr>
-          <w:rFonts w:ascii="Times New Roman" w:hAnsi="Times New Roman" w:cs="Times New Roman"/>
-          <w:color w:val="000000" w:themeColor="text1"/>
-        </w:rPr>
-        <w:t>practical</w:t>
-      </w:r>
-      <w:proofErr w:type="spellEnd"/>
-      <w:r>
-        <w:rPr>
-          <w:rFonts w:ascii="Times New Roman" w:hAnsi="Times New Roman" w:cs="Times New Roman"/>
-          <w:color w:val="000000" w:themeColor="text1"/>
-        </w:rPr>
-        <w:t xml:space="preserve"> </w:t>
-      </w:r>
-      <w:proofErr w:type="spellStart"/>
-      <w:r>
-        <w:rPr>
-          <w:rFonts w:ascii="Times New Roman" w:hAnsi="Times New Roman" w:cs="Times New Roman"/>
-          <w:color w:val="000000" w:themeColor="text1"/>
-        </w:rPr>
-        <w:t>solution</w:t>
-      </w:r>
-      <w:proofErr w:type="spellEnd"/>
-      <w:r>
-        <w:rPr>
-          <w:rFonts w:ascii="Times New Roman" w:hAnsi="Times New Roman" w:cs="Times New Roman"/>
-          <w:color w:val="000000" w:themeColor="text1"/>
-        </w:rPr>
-        <w:t xml:space="preserve"> for </w:t>
-      </w:r>
-      <w:proofErr w:type="spellStart"/>
-      <w:r>
-        <w:rPr>
-          <w:rFonts w:ascii="Times New Roman" w:hAnsi="Times New Roman" w:cs="Times New Roman"/>
-          <w:color w:val="000000" w:themeColor="text1"/>
-        </w:rPr>
-        <w:t>schools</w:t>
-      </w:r>
-      <w:proofErr w:type="spellEnd"/>
-      <w:r>
-        <w:rPr>
-          <w:rFonts w:ascii="Times New Roman" w:hAnsi="Times New Roman" w:cs="Times New Roman"/>
-          <w:color w:val="000000" w:themeColor="text1"/>
-        </w:rPr>
-        <w:t xml:space="preserve"> </w:t>
-      </w:r>
-      <w:proofErr w:type="spellStart"/>
-      <w:r>
-        <w:rPr>
-          <w:rFonts w:ascii="Times New Roman" w:hAnsi="Times New Roman" w:cs="Times New Roman"/>
-          <w:color w:val="000000" w:themeColor="text1"/>
-        </w:rPr>
-        <w:t>that</w:t>
-      </w:r>
-      <w:proofErr w:type="spellEnd"/>
-      <w:r>
-        <w:rPr>
-          <w:rFonts w:ascii="Times New Roman" w:hAnsi="Times New Roman" w:cs="Times New Roman"/>
-          <w:color w:val="000000" w:themeColor="text1"/>
-        </w:rPr>
-        <w:t xml:space="preserve"> still use </w:t>
-      </w:r>
-      <w:proofErr w:type="spellStart"/>
-      <w:r>
-        <w:rPr>
-          <w:rFonts w:ascii="Times New Roman" w:hAnsi="Times New Roman" w:cs="Times New Roman"/>
-          <w:color w:val="000000" w:themeColor="text1"/>
-        </w:rPr>
-        <w:t>spreadsheets</w:t>
-      </w:r>
-      <w:proofErr w:type="spellEnd"/>
-      <w:r>
-        <w:rPr>
-          <w:rFonts w:ascii="Times New Roman" w:hAnsi="Times New Roman" w:cs="Times New Roman"/>
-          <w:color w:val="000000" w:themeColor="text1"/>
-        </w:rPr>
-        <w:t xml:space="preserve"> </w:t>
-      </w:r>
-      <w:proofErr w:type="spellStart"/>
-      <w:r>
-        <w:rPr>
-          <w:rFonts w:ascii="Times New Roman" w:hAnsi="Times New Roman" w:cs="Times New Roman"/>
-          <w:color w:val="000000" w:themeColor="text1"/>
-        </w:rPr>
-        <w:t>and</w:t>
-      </w:r>
-      <w:proofErr w:type="spellEnd"/>
-      <w:r>
-        <w:rPr>
-          <w:rFonts w:ascii="Times New Roman" w:hAnsi="Times New Roman" w:cs="Times New Roman"/>
-          <w:color w:val="000000" w:themeColor="text1"/>
-        </w:rPr>
-        <w:t xml:space="preserve"> </w:t>
-      </w:r>
-      <w:proofErr w:type="spellStart"/>
-      <w:r>
-        <w:rPr>
-          <w:rFonts w:ascii="Times New Roman" w:hAnsi="Times New Roman" w:cs="Times New Roman"/>
-          <w:color w:val="000000" w:themeColor="text1"/>
-        </w:rPr>
-        <w:t>physical</w:t>
-      </w:r>
-      <w:proofErr w:type="spellEnd"/>
-      <w:r>
-        <w:rPr>
-          <w:rFonts w:ascii="Times New Roman" w:hAnsi="Times New Roman" w:cs="Times New Roman"/>
-          <w:color w:val="000000" w:themeColor="text1"/>
-        </w:rPr>
-        <w:t xml:space="preserve"> </w:t>
-      </w:r>
-      <w:proofErr w:type="spellStart"/>
-      <w:r>
-        <w:rPr>
-          <w:rFonts w:ascii="Times New Roman" w:hAnsi="Times New Roman" w:cs="Times New Roman"/>
-          <w:color w:val="000000" w:themeColor="text1"/>
-        </w:rPr>
-        <w:t>documents</w:t>
-      </w:r>
-      <w:proofErr w:type="spellEnd"/>
-      <w:r>
-        <w:rPr>
-          <w:rFonts w:ascii="Times New Roman" w:hAnsi="Times New Roman" w:cs="Times New Roman"/>
-          <w:color w:val="000000" w:themeColor="text1"/>
-        </w:rPr>
-        <w:t xml:space="preserve">, </w:t>
-      </w:r>
-      <w:proofErr w:type="spellStart"/>
-      <w:r>
-        <w:rPr>
-          <w:rFonts w:ascii="Times New Roman" w:hAnsi="Times New Roman" w:cs="Times New Roman"/>
-          <w:color w:val="000000" w:themeColor="text1"/>
-        </w:rPr>
-        <w:t>promoting</w:t>
-      </w:r>
-      <w:proofErr w:type="spellEnd"/>
-      <w:r>
-        <w:rPr>
-          <w:rFonts w:ascii="Times New Roman" w:hAnsi="Times New Roman" w:cs="Times New Roman"/>
-          <w:color w:val="000000" w:themeColor="text1"/>
-        </w:rPr>
-        <w:t xml:space="preserve"> </w:t>
-      </w:r>
-      <w:proofErr w:type="spellStart"/>
-      <w:r>
-        <w:rPr>
-          <w:rFonts w:ascii="Times New Roman" w:hAnsi="Times New Roman" w:cs="Times New Roman"/>
-          <w:color w:val="000000" w:themeColor="text1"/>
-        </w:rPr>
-        <w:t>greater</w:t>
-      </w:r>
-      <w:proofErr w:type="spellEnd"/>
-      <w:r>
-        <w:rPr>
-          <w:rFonts w:ascii="Times New Roman" w:hAnsi="Times New Roman" w:cs="Times New Roman"/>
-          <w:color w:val="000000" w:themeColor="text1"/>
-        </w:rPr>
-        <w:t xml:space="preserve"> </w:t>
-      </w:r>
-      <w:proofErr w:type="spellStart"/>
-      <w:r>
-        <w:rPr>
-          <w:rFonts w:ascii="Times New Roman" w:hAnsi="Times New Roman" w:cs="Times New Roman"/>
-          <w:color w:val="000000" w:themeColor="text1"/>
-        </w:rPr>
-        <w:t>efficiency</w:t>
-      </w:r>
-      <w:proofErr w:type="spellEnd"/>
-      <w:r>
-        <w:rPr>
-          <w:rFonts w:ascii="Times New Roman" w:hAnsi="Times New Roman" w:cs="Times New Roman"/>
-          <w:color w:val="000000" w:themeColor="text1"/>
-        </w:rPr>
-        <w:t xml:space="preserve"> </w:t>
-      </w:r>
-      <w:proofErr w:type="spellStart"/>
-      <w:r>
-        <w:rPr>
-          <w:rFonts w:ascii="Times New Roman" w:hAnsi="Times New Roman" w:cs="Times New Roman"/>
-          <w:color w:val="000000" w:themeColor="text1"/>
-        </w:rPr>
-        <w:t>and</w:t>
-      </w:r>
-      <w:proofErr w:type="spellEnd"/>
-      <w:r>
-        <w:rPr>
-          <w:rFonts w:ascii="Times New Roman" w:hAnsi="Times New Roman" w:cs="Times New Roman"/>
-          <w:color w:val="000000" w:themeColor="text1"/>
-        </w:rPr>
-        <w:t xml:space="preserve"> </w:t>
-      </w:r>
-      <w:proofErr w:type="spellStart"/>
-      <w:r>
-        <w:rPr>
-          <w:rFonts w:ascii="Times New Roman" w:hAnsi="Times New Roman" w:cs="Times New Roman"/>
-          <w:color w:val="000000" w:themeColor="text1"/>
-        </w:rPr>
-        <w:t>inclusion</w:t>
-      </w:r>
-      <w:proofErr w:type="spellEnd"/>
-      <w:r>
-        <w:rPr>
-          <w:rFonts w:ascii="Times New Roman" w:hAnsi="Times New Roman" w:cs="Times New Roman"/>
-          <w:color w:val="000000" w:themeColor="text1"/>
-        </w:rPr>
-        <w:t xml:space="preserve">. The system </w:t>
-      </w:r>
-      <w:proofErr w:type="spellStart"/>
-      <w:r>
-        <w:rPr>
-          <w:rFonts w:ascii="Times New Roman" w:hAnsi="Times New Roman" w:cs="Times New Roman"/>
-          <w:color w:val="000000" w:themeColor="text1"/>
-        </w:rPr>
-        <w:t>is</w:t>
-      </w:r>
-      <w:proofErr w:type="spellEnd"/>
-      <w:r>
-        <w:rPr>
-          <w:rFonts w:ascii="Times New Roman" w:hAnsi="Times New Roman" w:cs="Times New Roman"/>
-          <w:color w:val="000000" w:themeColor="text1"/>
-        </w:rPr>
-        <w:t xml:space="preserve"> </w:t>
-      </w:r>
-      <w:proofErr w:type="spellStart"/>
-      <w:r>
-        <w:rPr>
-          <w:rFonts w:ascii="Times New Roman" w:hAnsi="Times New Roman" w:cs="Times New Roman"/>
-          <w:color w:val="000000" w:themeColor="text1"/>
-        </w:rPr>
-        <w:t>deployed</w:t>
-      </w:r>
-      <w:proofErr w:type="spellEnd"/>
-      <w:r>
-        <w:rPr>
-          <w:rFonts w:ascii="Times New Roman" w:hAnsi="Times New Roman" w:cs="Times New Roman"/>
-          <w:color w:val="000000" w:themeColor="text1"/>
-        </w:rPr>
-        <w:t xml:space="preserve"> </w:t>
-      </w:r>
-      <w:proofErr w:type="spellStart"/>
-      <w:r>
-        <w:rPr>
-          <w:rFonts w:ascii="Times New Roman" w:hAnsi="Times New Roman" w:cs="Times New Roman"/>
-          <w:color w:val="000000" w:themeColor="text1"/>
-        </w:rPr>
-        <w:t>and</w:t>
-      </w:r>
-      <w:proofErr w:type="spellEnd"/>
-      <w:r>
-        <w:rPr>
-          <w:rFonts w:ascii="Times New Roman" w:hAnsi="Times New Roman" w:cs="Times New Roman"/>
-          <w:color w:val="000000" w:themeColor="text1"/>
-        </w:rPr>
-        <w:t xml:space="preserve"> </w:t>
-      </w:r>
-      <w:proofErr w:type="spellStart"/>
-      <w:r>
-        <w:rPr>
-          <w:rFonts w:ascii="Times New Roman" w:hAnsi="Times New Roman" w:cs="Times New Roman"/>
-          <w:color w:val="000000" w:themeColor="text1"/>
-        </w:rPr>
-        <w:t>publicly</w:t>
-      </w:r>
-      <w:proofErr w:type="spellEnd"/>
-      <w:r>
-        <w:rPr>
-          <w:rFonts w:ascii="Times New Roman" w:hAnsi="Times New Roman" w:cs="Times New Roman"/>
-          <w:color w:val="000000" w:themeColor="text1"/>
-        </w:rPr>
-        <w:t xml:space="preserve"> </w:t>
-      </w:r>
-      <w:proofErr w:type="spellStart"/>
-      <w:r>
-        <w:rPr>
-          <w:rFonts w:ascii="Times New Roman" w:hAnsi="Times New Roman" w:cs="Times New Roman"/>
-          <w:color w:val="000000" w:themeColor="text1"/>
-        </w:rPr>
-        <w:t>available</w:t>
-      </w:r>
-      <w:proofErr w:type="spellEnd"/>
-      <w:r>
-        <w:rPr>
-          <w:rFonts w:ascii="Times New Roman" w:hAnsi="Times New Roman" w:cs="Times New Roman"/>
-          <w:color w:val="000000" w:themeColor="text1"/>
-        </w:rPr>
-        <w:t xml:space="preserve"> for </w:t>
-      </w:r>
-      <w:proofErr w:type="spellStart"/>
-      <w:r>
-        <w:rPr>
-          <w:rFonts w:ascii="Times New Roman" w:hAnsi="Times New Roman" w:cs="Times New Roman"/>
-          <w:color w:val="000000" w:themeColor="text1"/>
-        </w:rPr>
-        <w:t>testing</w:t>
-      </w:r>
-      <w:proofErr w:type="spellEnd"/>
-      <w:r>
-        <w:rPr>
-          <w:rFonts w:ascii="Times New Roman" w:hAnsi="Times New Roman" w:cs="Times New Roman"/>
-          <w:color w:val="000000" w:themeColor="text1"/>
-        </w:rPr>
-        <w:t>.</w:t>
+      <w:r>
+        <w:rPr>
+          <w:rFonts w:ascii="Times New Roman" w:hAnsi="Times New Roman" w:cs="Times New Roman"/>
+          <w:color w:val="000000" w:themeColor="text1"/>
+        </w:rPr>
+        <w:t>This paper presents the development of a web system called Gestão Atípicos, aimed at specialized management of atypical students in the context of inclusive education. The application allows registration, individualized monitoring, uploading of medical reports, recording of daily observations, care scheduling and report generation, with differentiated profiles for school managers, caregivers and legal guardians. Developed with modern technologies (React, TypeScript, Tailwind CSS, Supabase and Vercel), the system prioritizes information security through Row Level Security (RLS), compliance with LGPD, penetration testing and STRIDE threat model. The objective was to create a practical solution for schools that still use spreadsheets and physical documents, promoting greater efficiency and inclusion. The system is deployed and publicly available for testing.</w:t>
       </w:r>
     </w:p>
     <w:p>
@@ -5919,103 +4454,7 @@
           <w:rFonts w:ascii="Times New Roman" w:hAnsi="Times New Roman" w:cs="Times New Roman"/>
           <w:color w:val="000000" w:themeColor="text1"/>
         </w:rPr>
-        <w:t xml:space="preserve"> inclusive </w:t>
-      </w:r>
-      <w:proofErr w:type="spellStart"/>
-      <w:r>
-        <w:rPr>
-          <w:rFonts w:ascii="Times New Roman" w:hAnsi="Times New Roman" w:cs="Times New Roman"/>
-          <w:color w:val="000000" w:themeColor="text1"/>
-        </w:rPr>
-        <w:t>education</w:t>
-      </w:r>
-      <w:proofErr w:type="spellEnd"/>
-      <w:r>
-        <w:rPr>
-          <w:rFonts w:ascii="Times New Roman" w:hAnsi="Times New Roman" w:cs="Times New Roman"/>
-          <w:color w:val="000000" w:themeColor="text1"/>
-        </w:rPr>
-        <w:t xml:space="preserve">, </w:t>
-      </w:r>
-      <w:proofErr w:type="spellStart"/>
-      <w:r>
-        <w:rPr>
-          <w:rFonts w:ascii="Times New Roman" w:hAnsi="Times New Roman" w:cs="Times New Roman"/>
-          <w:color w:val="000000" w:themeColor="text1"/>
-        </w:rPr>
-        <w:t>atypical</w:t>
-      </w:r>
-      <w:proofErr w:type="spellEnd"/>
-      <w:r>
-        <w:rPr>
-          <w:rFonts w:ascii="Times New Roman" w:hAnsi="Times New Roman" w:cs="Times New Roman"/>
-          <w:color w:val="000000" w:themeColor="text1"/>
-        </w:rPr>
-        <w:t xml:space="preserve"> </w:t>
-      </w:r>
-      <w:proofErr w:type="spellStart"/>
-      <w:r>
-        <w:rPr>
-          <w:rFonts w:ascii="Times New Roman" w:hAnsi="Times New Roman" w:cs="Times New Roman"/>
-          <w:color w:val="000000" w:themeColor="text1"/>
-        </w:rPr>
-        <w:t>students</w:t>
-      </w:r>
-      <w:proofErr w:type="spellEnd"/>
-      <w:r>
-        <w:rPr>
-          <w:rFonts w:ascii="Times New Roman" w:hAnsi="Times New Roman" w:cs="Times New Roman"/>
-          <w:color w:val="000000" w:themeColor="text1"/>
-        </w:rPr>
-        <w:t xml:space="preserve">, management system, </w:t>
-      </w:r>
-      <w:proofErr w:type="spellStart"/>
-      <w:r>
-        <w:rPr>
-          <w:rFonts w:ascii="Times New Roman" w:hAnsi="Times New Roman" w:cs="Times New Roman"/>
-          <w:color w:val="000000" w:themeColor="text1"/>
-        </w:rPr>
-        <w:t>information</w:t>
-      </w:r>
-      <w:proofErr w:type="spellEnd"/>
-      <w:r>
-        <w:rPr>
-          <w:rFonts w:ascii="Times New Roman" w:hAnsi="Times New Roman" w:cs="Times New Roman"/>
-          <w:color w:val="000000" w:themeColor="text1"/>
-        </w:rPr>
-        <w:t xml:space="preserve"> </w:t>
-      </w:r>
-      <w:proofErr w:type="spellStart"/>
-      <w:r>
-        <w:rPr>
-          <w:rFonts w:ascii="Times New Roman" w:hAnsi="Times New Roman" w:cs="Times New Roman"/>
-          <w:color w:val="000000" w:themeColor="text1"/>
-        </w:rPr>
-        <w:t>security</w:t>
-      </w:r>
-      <w:proofErr w:type="spellEnd"/>
-      <w:r>
-        <w:rPr>
-          <w:rFonts w:ascii="Times New Roman" w:hAnsi="Times New Roman" w:cs="Times New Roman"/>
-          <w:color w:val="000000" w:themeColor="text1"/>
-        </w:rPr>
-        <w:t xml:space="preserve">, LGPD, </w:t>
-      </w:r>
-      <w:proofErr w:type="spellStart"/>
-      <w:r>
-        <w:rPr>
-          <w:rFonts w:ascii="Times New Roman" w:hAnsi="Times New Roman" w:cs="Times New Roman"/>
-          <w:color w:val="000000" w:themeColor="text1"/>
-        </w:rPr>
-        <w:t>Supabase</w:t>
-      </w:r>
-      <w:proofErr w:type="spellEnd"/>
-      <w:r>
-        <w:rPr>
-          <w:rFonts w:ascii="Times New Roman" w:hAnsi="Times New Roman" w:cs="Times New Roman"/>
-          <w:color w:val="000000" w:themeColor="text1"/>
-        </w:rPr>
-        <w:t>.</w:t>
+        <w:t xml:space="preserve"> inclusive education, atypical students, management system, information security, LGPD, Supabase.</w:t>
       </w:r>
       <w:bookmarkStart w:id="5" w:name="introdução"/>
       <w:bookmarkEnd w:id="2"/>
@@ -6593,18 +5032,8 @@
           <w:i/>
           <w:iCs/>
         </w:rPr>
-        <w:t>full-</w:t>
-      </w:r>
-      <w:proofErr w:type="spellStart"/>
-      <w:r>
-        <w:rPr>
-          <w:rFonts w:ascii="Times New Roman" w:hAnsi="Times New Roman" w:cs="Times New Roman"/>
-          <w:i/>
-          <w:iCs/>
-        </w:rPr>
-        <w:t>stack</w:t>
-      </w:r>
-      <w:proofErr w:type="spellEnd"/>
+        <w:t>full-stack</w:t>
+      </w:r>
       <w:r>
         <w:rPr>
           <w:rFonts w:ascii="Times New Roman" w:hAnsi="Times New Roman" w:cs="Times New Roman"/>
@@ -6835,58 +5264,17 @@
           <w:i/>
           <w:iCs/>
         </w:rPr>
-        <w:t xml:space="preserve">Open Web </w:t>
-      </w:r>
-      <w:proofErr w:type="spellStart"/>
+        <w:t>Open Web Application Security Project</w:t>
+      </w:r>
+      <w:r>
+        <w:t xml:space="preserve"> (OWASP) é uma fundação global que documenta os riscos mais críticos para aplicações web. O documento OWASP Top 10 lista as vulnerabilidades mais comuns, como Injeção de Código, Falhas de Autenticação e Configuração Insegura. Para garantir um nível de segurança verificável, utiliza-se o ASVS (</w:t>
+      </w:r>
       <w:r>
         <w:rPr>
           <w:i/>
           <w:iCs/>
         </w:rPr>
-        <w:t>Application</w:t>
-      </w:r>
-      <w:proofErr w:type="spellEnd"/>
-      <w:r>
-        <w:rPr>
-          <w:i/>
-          <w:iCs/>
-        </w:rPr>
-        <w:t xml:space="preserve"> Security Project</w:t>
-      </w:r>
-      <w:r>
-        <w:t xml:space="preserve"> (OWASP) é uma fundação global que documenta os riscos mais críticos para aplicações web. O documento OWASP Top 10 lista as vulnerabilidades mais comuns, como Injeção de Código, Falhas de Autenticação e Configuração Insegura. Para garantir um nível de segurança verificável, utiliza-se o ASVS (</w:t>
-      </w:r>
-      <w:proofErr w:type="spellStart"/>
-      <w:r>
-        <w:rPr>
-          <w:i/>
-          <w:iCs/>
-        </w:rPr>
-        <w:t>Application</w:t>
-      </w:r>
-      <w:proofErr w:type="spellEnd"/>
-      <w:r>
-        <w:rPr>
-          <w:i/>
-          <w:iCs/>
-        </w:rPr>
-        <w:t xml:space="preserve"> Security </w:t>
-      </w:r>
-      <w:proofErr w:type="spellStart"/>
-      <w:r>
-        <w:rPr>
-          <w:i/>
-          <w:iCs/>
-        </w:rPr>
-        <w:t>Verification</w:t>
-      </w:r>
-      <w:proofErr w:type="spellEnd"/>
-      <w:r>
-        <w:rPr>
-          <w:i/>
-          <w:iCs/>
-        </w:rPr>
-        <w:t xml:space="preserve"> Standard</w:t>
+        <w:t>Application Security Verification Standard</w:t>
       </w:r>
       <w:r>
         <w:t xml:space="preserve">). O ASVS fornece uma base para testar controles de segurança técnica em aplicações web, oferecendo uma lista de requisitos que desenvolvedores e auditores podem usar para assegurar que a aplicação é segura por </w:t>
@@ -6977,7 +5365,6 @@
           <w:szCs w:val="28"/>
         </w:rPr>
       </w:pPr>
-      <w:proofErr w:type="spellStart"/>
       <w:r>
         <w:rPr>
           <w:rFonts w:ascii="Times New Roman" w:eastAsiaTheme="majorEastAsia" w:hAnsi="Times New Roman" w:cs="Times New Roman"/>
@@ -6985,17 +5372,7 @@
           <w:color w:val="000000" w:themeColor="text1"/>
           <w:szCs w:val="28"/>
         </w:rPr>
-        <w:t>Spoofing</w:t>
-      </w:r>
-      <w:proofErr w:type="spellEnd"/>
-      <w:r>
-        <w:rPr>
-          <w:rFonts w:ascii="Times New Roman" w:eastAsiaTheme="majorEastAsia" w:hAnsi="Times New Roman" w:cs="Times New Roman"/>
-          <w:bCs/>
-          <w:color w:val="000000" w:themeColor="text1"/>
-          <w:szCs w:val="28"/>
-        </w:rPr>
-        <w:t xml:space="preserve"> (Falsificação de identidade);</w:t>
+        <w:t>Spoofing (Falsificação de identidade);</w:t>
       </w:r>
     </w:p>
     <w:p>
@@ -7012,7 +5389,6 @@
           <w:szCs w:val="28"/>
         </w:rPr>
       </w:pPr>
-      <w:proofErr w:type="spellStart"/>
       <w:r>
         <w:rPr>
           <w:rFonts w:ascii="Times New Roman" w:eastAsiaTheme="majorEastAsia" w:hAnsi="Times New Roman" w:cs="Times New Roman"/>
@@ -7020,17 +5396,7 @@
           <w:color w:val="000000" w:themeColor="text1"/>
           <w:szCs w:val="28"/>
         </w:rPr>
-        <w:t>Tampering</w:t>
-      </w:r>
-      <w:proofErr w:type="spellEnd"/>
-      <w:r>
-        <w:rPr>
-          <w:rFonts w:ascii="Times New Roman" w:eastAsiaTheme="majorEastAsia" w:hAnsi="Times New Roman" w:cs="Times New Roman"/>
-          <w:bCs/>
-          <w:color w:val="000000" w:themeColor="text1"/>
-          <w:szCs w:val="28"/>
-        </w:rPr>
-        <w:t xml:space="preserve"> (Violação de dados);</w:t>
+        <w:t>Tampering (Violação de dados);</w:t>
       </w:r>
     </w:p>
     <w:p>
@@ -7047,7 +5413,6 @@
           <w:szCs w:val="28"/>
         </w:rPr>
       </w:pPr>
-      <w:proofErr w:type="spellStart"/>
       <w:r>
         <w:rPr>
           <w:rFonts w:ascii="Times New Roman" w:eastAsiaTheme="majorEastAsia" w:hAnsi="Times New Roman" w:cs="Times New Roman"/>
@@ -7055,17 +5420,7 @@
           <w:color w:val="000000" w:themeColor="text1"/>
           <w:szCs w:val="28"/>
         </w:rPr>
-        <w:t>Repudiation</w:t>
-      </w:r>
-      <w:proofErr w:type="spellEnd"/>
-      <w:r>
-        <w:rPr>
-          <w:rFonts w:ascii="Times New Roman" w:eastAsiaTheme="majorEastAsia" w:hAnsi="Times New Roman" w:cs="Times New Roman"/>
-          <w:bCs/>
-          <w:color w:val="000000" w:themeColor="text1"/>
-          <w:szCs w:val="28"/>
-        </w:rPr>
-        <w:t xml:space="preserve"> (Repúdio);</w:t>
+        <w:t>Repudiation (Repúdio);</w:t>
       </w:r>
     </w:p>
     <w:p>
@@ -7082,7 +5437,6 @@
           <w:szCs w:val="28"/>
         </w:rPr>
       </w:pPr>
-      <w:proofErr w:type="spellStart"/>
       <w:r>
         <w:rPr>
           <w:rFonts w:ascii="Times New Roman" w:eastAsiaTheme="majorEastAsia" w:hAnsi="Times New Roman" w:cs="Times New Roman"/>
@@ -7090,37 +5444,7 @@
           <w:color w:val="000000" w:themeColor="text1"/>
           <w:szCs w:val="28"/>
         </w:rPr>
-        <w:t>Information</w:t>
-      </w:r>
-      <w:proofErr w:type="spellEnd"/>
-      <w:r>
-        <w:rPr>
-          <w:rFonts w:ascii="Times New Roman" w:eastAsiaTheme="majorEastAsia" w:hAnsi="Times New Roman" w:cs="Times New Roman"/>
-          <w:bCs/>
-          <w:color w:val="000000" w:themeColor="text1"/>
-          <w:szCs w:val="28"/>
-        </w:rPr>
-        <w:t xml:space="preserve"> </w:t>
-      </w:r>
-      <w:proofErr w:type="spellStart"/>
-      <w:r>
-        <w:rPr>
-          <w:rFonts w:ascii="Times New Roman" w:eastAsiaTheme="majorEastAsia" w:hAnsi="Times New Roman" w:cs="Times New Roman"/>
-          <w:bCs/>
-          <w:color w:val="000000" w:themeColor="text1"/>
-          <w:szCs w:val="28"/>
-        </w:rPr>
-        <w:t>Disclosure</w:t>
-      </w:r>
-      <w:proofErr w:type="spellEnd"/>
-      <w:r>
-        <w:rPr>
-          <w:rFonts w:ascii="Times New Roman" w:eastAsiaTheme="majorEastAsia" w:hAnsi="Times New Roman" w:cs="Times New Roman"/>
-          <w:bCs/>
-          <w:color w:val="000000" w:themeColor="text1"/>
-          <w:szCs w:val="28"/>
-        </w:rPr>
-        <w:t xml:space="preserve"> (Divulgação de informações);</w:t>
+        <w:t>Information Disclosure (Divulgação de informações);</w:t>
       </w:r>
     </w:p>
     <w:p>
@@ -7137,7 +5461,6 @@
           <w:szCs w:val="28"/>
         </w:rPr>
       </w:pPr>
-      <w:proofErr w:type="spellStart"/>
       <w:r>
         <w:rPr>
           <w:rFonts w:ascii="Times New Roman" w:eastAsiaTheme="majorEastAsia" w:hAnsi="Times New Roman" w:cs="Times New Roman"/>
@@ -7145,37 +5468,7 @@
           <w:color w:val="000000" w:themeColor="text1"/>
           <w:szCs w:val="28"/>
         </w:rPr>
-        <w:t>Denial</w:t>
-      </w:r>
-      <w:proofErr w:type="spellEnd"/>
-      <w:r>
-        <w:rPr>
-          <w:rFonts w:ascii="Times New Roman" w:eastAsiaTheme="majorEastAsia" w:hAnsi="Times New Roman" w:cs="Times New Roman"/>
-          <w:bCs/>
-          <w:color w:val="000000" w:themeColor="text1"/>
-          <w:szCs w:val="28"/>
-        </w:rPr>
-        <w:t xml:space="preserve"> </w:t>
-      </w:r>
-      <w:proofErr w:type="spellStart"/>
-      <w:r>
-        <w:rPr>
-          <w:rFonts w:ascii="Times New Roman" w:eastAsiaTheme="majorEastAsia" w:hAnsi="Times New Roman" w:cs="Times New Roman"/>
-          <w:bCs/>
-          <w:color w:val="000000" w:themeColor="text1"/>
-          <w:szCs w:val="28"/>
-        </w:rPr>
-        <w:t>of</w:t>
-      </w:r>
-      <w:proofErr w:type="spellEnd"/>
-      <w:r>
-        <w:rPr>
-          <w:rFonts w:ascii="Times New Roman" w:eastAsiaTheme="majorEastAsia" w:hAnsi="Times New Roman" w:cs="Times New Roman"/>
-          <w:bCs/>
-          <w:color w:val="000000" w:themeColor="text1"/>
-          <w:szCs w:val="28"/>
-        </w:rPr>
-        <w:t xml:space="preserve"> Service (Negação de serviço);</w:t>
+        <w:t>Denial of Service (Negação de serviço);</w:t>
       </w:r>
     </w:p>
     <w:p>
@@ -7192,7 +5485,6 @@
           <w:szCs w:val="28"/>
         </w:rPr>
       </w:pPr>
-      <w:proofErr w:type="spellStart"/>
       <w:r>
         <w:rPr>
           <w:rFonts w:ascii="Times New Roman" w:eastAsiaTheme="majorEastAsia" w:hAnsi="Times New Roman" w:cs="Times New Roman"/>
@@ -7200,57 +5492,7 @@
           <w:color w:val="000000" w:themeColor="text1"/>
           <w:szCs w:val="28"/>
         </w:rPr>
-        <w:t>Elevation</w:t>
-      </w:r>
-      <w:proofErr w:type="spellEnd"/>
-      <w:r>
-        <w:rPr>
-          <w:rFonts w:ascii="Times New Roman" w:eastAsiaTheme="majorEastAsia" w:hAnsi="Times New Roman" w:cs="Times New Roman"/>
-          <w:bCs/>
-          <w:color w:val="000000" w:themeColor="text1"/>
-          <w:szCs w:val="28"/>
-        </w:rPr>
-        <w:t xml:space="preserve"> </w:t>
-      </w:r>
-      <w:proofErr w:type="spellStart"/>
-      <w:r>
-        <w:rPr>
-          <w:rFonts w:ascii="Times New Roman" w:eastAsiaTheme="majorEastAsia" w:hAnsi="Times New Roman" w:cs="Times New Roman"/>
-          <w:bCs/>
-          <w:color w:val="000000" w:themeColor="text1"/>
-          <w:szCs w:val="28"/>
-        </w:rPr>
-        <w:t>of</w:t>
-      </w:r>
-      <w:proofErr w:type="spellEnd"/>
-      <w:r>
-        <w:rPr>
-          <w:rFonts w:ascii="Times New Roman" w:eastAsiaTheme="majorEastAsia" w:hAnsi="Times New Roman" w:cs="Times New Roman"/>
-          <w:bCs/>
-          <w:color w:val="000000" w:themeColor="text1"/>
-          <w:szCs w:val="28"/>
-        </w:rPr>
-        <w:t xml:space="preserve"> </w:t>
-      </w:r>
-      <w:proofErr w:type="spellStart"/>
-      <w:r>
-        <w:rPr>
-          <w:rFonts w:ascii="Times New Roman" w:eastAsiaTheme="majorEastAsia" w:hAnsi="Times New Roman" w:cs="Times New Roman"/>
-          <w:bCs/>
-          <w:color w:val="000000" w:themeColor="text1"/>
-          <w:szCs w:val="28"/>
-        </w:rPr>
-        <w:t>Privilege</w:t>
-      </w:r>
-      <w:proofErr w:type="spellEnd"/>
-      <w:r>
-        <w:rPr>
-          <w:rFonts w:ascii="Times New Roman" w:eastAsiaTheme="majorEastAsia" w:hAnsi="Times New Roman" w:cs="Times New Roman"/>
-          <w:bCs/>
-          <w:color w:val="000000" w:themeColor="text1"/>
-          <w:szCs w:val="28"/>
-        </w:rPr>
-        <w:t xml:space="preserve"> (Elevação de privilégio). A aplicação deste modelo permite mapear como um atacante poderia explorar o sistema, orientando a implementação de contramedidas específicas antes mesmo da escrita do código.</w:t>
+        <w:t>Elevation of Privilege (Elevação de privilégio). A aplicação deste modelo permite mapear como um atacante poderia explorar o sistema, orientando a implementação de contramedidas específicas antes mesmo da escrita do código.</w:t>
       </w:r>
     </w:p>
     <w:p>
@@ -7272,9 +5514,72 @@
           <w:sz w:val="28"/>
           <w:szCs w:val="32"/>
         </w:rPr>
-        <w:t xml:space="preserve">2.5 Controle de Acesso e Row </w:t>
-      </w:r>
-      <w:proofErr w:type="spellStart"/>
+        <w:t>2.5 Controle de Acesso e Row Level Security (RLS):</w:t>
+      </w:r>
+      <w:bookmarkEnd w:id="70"/>
+      <w:r>
+        <w:rPr>
+          <w:rFonts w:ascii="Times New Roman" w:hAnsi="Times New Roman" w:cs="Times New Roman"/>
+          <w:sz w:val="28"/>
+          <w:szCs w:val="32"/>
+        </w:rPr>
+        <w:t xml:space="preserve"> </w:t>
+      </w:r>
+    </w:p>
+    <w:p>
+      <w:pPr>
+        <w:pStyle w:val="Ttulo2"/>
+        <w:jc w:val="both"/>
+        <w:rPr>
+          <w:rFonts w:ascii="Times New Roman" w:hAnsi="Times New Roman" w:cs="Times New Roman"/>
+        </w:rPr>
+      </w:pPr>
+      <w:bookmarkStart w:id="71" w:name="_Toc217659119"/>
+      <w:bookmarkStart w:id="72" w:name="_Toc217772196"/>
+      <w:r>
+        <w:rPr>
+          <w:rFonts w:ascii="Times New Roman" w:hAnsi="Times New Roman" w:cs="Times New Roman"/>
+        </w:rPr>
+        <w:t xml:space="preserve">O controle de acesso é o mecanismo que limita as ações de um usuário autenticado dentro do sistema. Em arquiteturas modernas de banco de dados, destaca-se o uso de Row Level Security (RLS) ou Segurança em Nível de Linha. Diferente da validação tradicional feita apenas no </w:t>
+      </w:r>
+      <w:r>
+        <w:rPr>
+          <w:rFonts w:ascii="Times New Roman" w:hAnsi="Times New Roman" w:cs="Times New Roman"/>
+          <w:i/>
+          <w:iCs/>
+        </w:rPr>
+        <w:t>backend</w:t>
+      </w:r>
+      <w:r>
+        <w:rPr>
+          <w:rFonts w:ascii="Times New Roman" w:hAnsi="Times New Roman" w:cs="Times New Roman"/>
+        </w:rPr>
+        <w:t xml:space="preserve"> (servidor), o RLS aplica as regras de autorização diretamente no banco de dados. Isso garante que, mesmo que a aplicação sofra uma falha na camada de API, o banco de dados impedirá que um usuário acesse registros (linhas) que não pertencem ao seu perfil ou organização (tenant). Essa técnica é fundamental para sistemas multi-inquilinos (SaaS) que lidam com dados sensíveis.</w:t>
+      </w:r>
+      <w:bookmarkEnd w:id="71"/>
+      <w:bookmarkEnd w:id="72"/>
+    </w:p>
+    <w:p>
+      <w:pPr>
+        <w:pStyle w:val="Corpodetexto"/>
+        <w:jc w:val="both"/>
+        <w:rPr>
+          <w:rFonts w:ascii="Times New Roman" w:hAnsi="Times New Roman" w:cs="Times New Roman"/>
+          <w:color w:val="000000" w:themeColor="text1"/>
+        </w:rPr>
+      </w:pPr>
+    </w:p>
+    <w:p>
+      <w:pPr>
+        <w:pStyle w:val="Ttulo2"/>
+        <w:jc w:val="both"/>
+        <w:rPr>
+          <w:rFonts w:ascii="Times New Roman" w:hAnsi="Times New Roman" w:cs="Times New Roman"/>
+          <w:sz w:val="28"/>
+          <w:szCs w:val="32"/>
+        </w:rPr>
+      </w:pPr>
+      <w:bookmarkStart w:id="73" w:name="_Toc217772197"/>
       <w:r>
         <w:rPr>
           <w:rFonts w:ascii="Times New Roman" w:hAnsi="Times New Roman" w:cs="Times New Roman"/>
@@ -7283,26 +5588,15 @@
           <w:sz w:val="28"/>
           <w:szCs w:val="32"/>
         </w:rPr>
-        <w:t>Level</w:t>
-      </w:r>
-      <w:proofErr w:type="spellEnd"/>
-      <w:r>
-        <w:rPr>
-          <w:rFonts w:ascii="Times New Roman" w:hAnsi="Times New Roman" w:cs="Times New Roman"/>
-          <w:b/>
-          <w:bCs w:val="0"/>
+        <w:t>2.6 Arquitetura Moderna e Serverless:</w:t>
+      </w:r>
+      <w:bookmarkEnd w:id="73"/>
+      <w:r>
+        <w:rPr>
+          <w:rFonts w:ascii="Times New Roman" w:hAnsi="Times New Roman" w:cs="Times New Roman"/>
           <w:sz w:val="28"/>
           <w:szCs w:val="32"/>
         </w:rPr>
-        <w:t xml:space="preserve"> Security (RLS):</w:t>
-      </w:r>
-      <w:bookmarkEnd w:id="70"/>
-      <w:r>
-        <w:rPr>
-          <w:rFonts w:ascii="Times New Roman" w:hAnsi="Times New Roman" w:cs="Times New Roman"/>
-          <w:sz w:val="28"/>
-          <w:szCs w:val="32"/>
-        </w:rPr>
         <w:t xml:space="preserve"> </w:t>
       </w:r>
     </w:p>
@@ -7314,265 +5608,55 @@
           <w:rFonts w:ascii="Times New Roman" w:hAnsi="Times New Roman" w:cs="Times New Roman"/>
         </w:rPr>
       </w:pPr>
-      <w:bookmarkStart w:id="71" w:name="_Toc217659119"/>
-      <w:bookmarkStart w:id="72" w:name="_Toc217772196"/>
-      <w:r>
-        <w:rPr>
-          <w:rFonts w:ascii="Times New Roman" w:hAnsi="Times New Roman" w:cs="Times New Roman"/>
-        </w:rPr>
-        <w:t xml:space="preserve">O controle de acesso é o mecanismo que limita as ações de um usuário autenticado dentro do sistema. Em arquiteturas modernas de banco de dados, destaca-se o uso de Row </w:t>
-      </w:r>
-      <w:proofErr w:type="spellStart"/>
-      <w:r>
-        <w:rPr>
-          <w:rFonts w:ascii="Times New Roman" w:hAnsi="Times New Roman" w:cs="Times New Roman"/>
-        </w:rPr>
-        <w:t>Level</w:t>
-      </w:r>
-      <w:proofErr w:type="spellEnd"/>
-      <w:r>
-        <w:rPr>
-          <w:rFonts w:ascii="Times New Roman" w:hAnsi="Times New Roman" w:cs="Times New Roman"/>
-        </w:rPr>
-        <w:t xml:space="preserve"> Security (RLS) ou Segurança em Nível de Linha. Diferente da validação tradicional feita apenas no </w:t>
-      </w:r>
-      <w:proofErr w:type="spellStart"/>
+      <w:bookmarkStart w:id="74" w:name="_Toc217659121"/>
+      <w:bookmarkStart w:id="75" w:name="_Toc217772198"/>
+      <w:r>
+        <w:rPr>
+          <w:rFonts w:ascii="Times New Roman" w:hAnsi="Times New Roman" w:cs="Times New Roman"/>
+        </w:rPr>
+        <w:t xml:space="preserve">Para atender aos requisitos de escalabilidade e manutenibilidade, optou-se por uma arquitetura baseada em microsserviços e computação em nuvem. O desenvolvimento </w:t>
+      </w:r>
       <w:r>
         <w:rPr>
           <w:rFonts w:ascii="Times New Roman" w:hAnsi="Times New Roman" w:cs="Times New Roman"/>
           <w:i/>
           <w:iCs/>
         </w:rPr>
-        <w:t>backend</w:t>
-      </w:r>
-      <w:proofErr w:type="spellEnd"/>
-      <w:r>
-        <w:rPr>
-          <w:rFonts w:ascii="Times New Roman" w:hAnsi="Times New Roman" w:cs="Times New Roman"/>
-        </w:rPr>
-        <w:t xml:space="preserve"> (servidor), o RLS aplica as regras de autorização diretamente no banco de dados. Isso garante que, mesmo que a aplicação sofra uma falha na camada de API, o banco de dados impedirá que um usuário acesse registros (linhas) que não pertencem ao seu perfil ou organização (</w:t>
-      </w:r>
-      <w:proofErr w:type="spellStart"/>
-      <w:r>
-        <w:rPr>
-          <w:rFonts w:ascii="Times New Roman" w:hAnsi="Times New Roman" w:cs="Times New Roman"/>
-        </w:rPr>
-        <w:t>tenant</w:t>
-      </w:r>
-      <w:proofErr w:type="spellEnd"/>
-      <w:r>
-        <w:rPr>
-          <w:rFonts w:ascii="Times New Roman" w:hAnsi="Times New Roman" w:cs="Times New Roman"/>
-        </w:rPr>
-        <w:t xml:space="preserve">). Essa técnica é fundamental para sistemas </w:t>
-      </w:r>
-      <w:proofErr w:type="spellStart"/>
-      <w:r>
-        <w:rPr>
-          <w:rFonts w:ascii="Times New Roman" w:hAnsi="Times New Roman" w:cs="Times New Roman"/>
-        </w:rPr>
-        <w:t>multi-inquilinos</w:t>
-      </w:r>
-      <w:proofErr w:type="spellEnd"/>
-      <w:r>
-        <w:rPr>
-          <w:rFonts w:ascii="Times New Roman" w:hAnsi="Times New Roman" w:cs="Times New Roman"/>
-        </w:rPr>
-        <w:t xml:space="preserve"> (SaaS) que lidam com dados sensíveis.</w:t>
-      </w:r>
-      <w:bookmarkEnd w:id="71"/>
-      <w:bookmarkEnd w:id="72"/>
-    </w:p>
-    <w:p>
-      <w:pPr>
-        <w:pStyle w:val="Corpodetexto"/>
-        <w:jc w:val="both"/>
-        <w:rPr>
-          <w:rFonts w:ascii="Times New Roman" w:hAnsi="Times New Roman" w:cs="Times New Roman"/>
-          <w:color w:val="000000" w:themeColor="text1"/>
-        </w:rPr>
-      </w:pPr>
-    </w:p>
-    <w:p>
-      <w:pPr>
-        <w:pStyle w:val="Ttulo2"/>
-        <w:jc w:val="both"/>
-        <w:rPr>
-          <w:rFonts w:ascii="Times New Roman" w:hAnsi="Times New Roman" w:cs="Times New Roman"/>
-          <w:sz w:val="28"/>
-          <w:szCs w:val="32"/>
-        </w:rPr>
-      </w:pPr>
-      <w:bookmarkStart w:id="73" w:name="_Toc217772197"/>
-      <w:r>
-        <w:rPr>
-          <w:rFonts w:ascii="Times New Roman" w:hAnsi="Times New Roman" w:cs="Times New Roman"/>
-          <w:b/>
-          <w:bCs w:val="0"/>
-          <w:sz w:val="28"/>
-          <w:szCs w:val="32"/>
-        </w:rPr>
-        <w:t xml:space="preserve">2.6 Arquitetura Moderna e </w:t>
-      </w:r>
-      <w:proofErr w:type="spellStart"/>
-      <w:r>
-        <w:rPr>
-          <w:rFonts w:ascii="Times New Roman" w:hAnsi="Times New Roman" w:cs="Times New Roman"/>
-          <w:b/>
-          <w:bCs w:val="0"/>
-          <w:sz w:val="28"/>
-          <w:szCs w:val="32"/>
-        </w:rPr>
-        <w:t>Serverless</w:t>
-      </w:r>
-      <w:proofErr w:type="spellEnd"/>
-      <w:r>
-        <w:rPr>
-          <w:rFonts w:ascii="Times New Roman" w:hAnsi="Times New Roman" w:cs="Times New Roman"/>
-          <w:b/>
-          <w:bCs w:val="0"/>
-          <w:sz w:val="28"/>
-          <w:szCs w:val="32"/>
-        </w:rPr>
-        <w:t>:</w:t>
-      </w:r>
-      <w:bookmarkEnd w:id="73"/>
-      <w:r>
-        <w:rPr>
-          <w:rFonts w:ascii="Times New Roman" w:hAnsi="Times New Roman" w:cs="Times New Roman"/>
-          <w:sz w:val="28"/>
-          <w:szCs w:val="32"/>
-        </w:rPr>
-        <w:t xml:space="preserve"> </w:t>
-      </w:r>
-    </w:p>
-    <w:p>
-      <w:pPr>
-        <w:pStyle w:val="Ttulo2"/>
-        <w:jc w:val="both"/>
-        <w:rPr>
-          <w:rFonts w:ascii="Times New Roman" w:hAnsi="Times New Roman" w:cs="Times New Roman"/>
-        </w:rPr>
-      </w:pPr>
-      <w:bookmarkStart w:id="74" w:name="_Toc217659121"/>
-      <w:bookmarkStart w:id="75" w:name="_Toc217772198"/>
-      <w:r>
-        <w:rPr>
-          <w:rFonts w:ascii="Times New Roman" w:hAnsi="Times New Roman" w:cs="Times New Roman"/>
-        </w:rPr>
-        <w:t xml:space="preserve">Para atender aos requisitos de escalabilidade e manutenibilidade, optou-se por uma arquitetura baseada em microsserviços e computação em nuvem. O desenvolvimento </w:t>
-      </w:r>
-      <w:proofErr w:type="spellStart"/>
+        <w:t>frontend</w:t>
+      </w:r>
+      <w:r>
+        <w:rPr>
+          <w:rFonts w:ascii="Times New Roman" w:hAnsi="Times New Roman" w:cs="Times New Roman"/>
+        </w:rPr>
+        <w:t xml:space="preserve"> utiliza a biblioteca React, permitindo a criação de Interfaces de Usuário (UI) reativas e baseadas em componentes. No </w:t>
+      </w:r>
       <w:r>
         <w:rPr>
           <w:rFonts w:ascii="Times New Roman" w:hAnsi="Times New Roman" w:cs="Times New Roman"/>
           <w:i/>
           <w:iCs/>
         </w:rPr>
-        <w:t>frontend</w:t>
-      </w:r>
-      <w:proofErr w:type="spellEnd"/>
-      <w:r>
-        <w:rPr>
-          <w:rFonts w:ascii="Times New Roman" w:hAnsi="Times New Roman" w:cs="Times New Roman"/>
-        </w:rPr>
-        <w:t xml:space="preserve"> utiliza a biblioteca </w:t>
-      </w:r>
-      <w:proofErr w:type="spellStart"/>
-      <w:r>
-        <w:rPr>
-          <w:rFonts w:ascii="Times New Roman" w:hAnsi="Times New Roman" w:cs="Times New Roman"/>
-        </w:rPr>
-        <w:t>React</w:t>
-      </w:r>
-      <w:proofErr w:type="spellEnd"/>
-      <w:r>
-        <w:rPr>
-          <w:rFonts w:ascii="Times New Roman" w:hAnsi="Times New Roman" w:cs="Times New Roman"/>
-        </w:rPr>
-        <w:t xml:space="preserve">, permitindo a criação de Interfaces de Usuário (UI) reativas e baseadas em componentes. No </w:t>
-      </w:r>
-      <w:proofErr w:type="spellStart"/>
+        <w:t>backend</w:t>
+      </w:r>
+      <w:r>
+        <w:rPr>
+          <w:rFonts w:ascii="Times New Roman" w:hAnsi="Times New Roman" w:cs="Times New Roman"/>
+        </w:rPr>
+        <w:t xml:space="preserve">, adota-se o modelo Serverless (BaaS - </w:t>
+      </w:r>
       <w:r>
         <w:rPr>
           <w:rFonts w:ascii="Times New Roman" w:hAnsi="Times New Roman" w:cs="Times New Roman"/>
           <w:i/>
           <w:iCs/>
         </w:rPr>
-        <w:t>backend</w:t>
-      </w:r>
-      <w:proofErr w:type="spellEnd"/>
-      <w:r>
-        <w:rPr>
-          <w:rFonts w:ascii="Times New Roman" w:hAnsi="Times New Roman" w:cs="Times New Roman"/>
-        </w:rPr>
-        <w:t xml:space="preserve">, adota-se o modelo </w:t>
-      </w:r>
-      <w:proofErr w:type="spellStart"/>
-      <w:r>
-        <w:rPr>
-          <w:rFonts w:ascii="Times New Roman" w:hAnsi="Times New Roman" w:cs="Times New Roman"/>
-        </w:rPr>
-        <w:t>Serverless</w:t>
-      </w:r>
-      <w:proofErr w:type="spellEnd"/>
-      <w:r>
-        <w:rPr>
-          <w:rFonts w:ascii="Times New Roman" w:hAnsi="Times New Roman" w:cs="Times New Roman"/>
-        </w:rPr>
-        <w:t xml:space="preserve"> (</w:t>
-      </w:r>
-      <w:proofErr w:type="spellStart"/>
-      <w:r>
-        <w:rPr>
-          <w:rFonts w:ascii="Times New Roman" w:hAnsi="Times New Roman" w:cs="Times New Roman"/>
-        </w:rPr>
-        <w:t>BaaS</w:t>
-      </w:r>
-      <w:proofErr w:type="spellEnd"/>
-      <w:r>
-        <w:rPr>
-          <w:rFonts w:ascii="Times New Roman" w:hAnsi="Times New Roman" w:cs="Times New Roman"/>
-        </w:rPr>
-        <w:t xml:space="preserve"> - </w:t>
-      </w:r>
-      <w:proofErr w:type="spellStart"/>
-      <w:r>
-        <w:rPr>
-          <w:rFonts w:ascii="Times New Roman" w:hAnsi="Times New Roman" w:cs="Times New Roman"/>
-          <w:i/>
-          <w:iCs/>
-        </w:rPr>
-        <w:t>Backend</w:t>
-      </w:r>
-      <w:proofErr w:type="spellEnd"/>
-      <w:r>
-        <w:rPr>
-          <w:rFonts w:ascii="Times New Roman" w:hAnsi="Times New Roman" w:cs="Times New Roman"/>
-          <w:i/>
-          <w:iCs/>
-        </w:rPr>
-        <w:t xml:space="preserve"> as a Service</w:t>
-      </w:r>
-      <w:r>
-        <w:rPr>
-          <w:rFonts w:ascii="Times New Roman" w:hAnsi="Times New Roman" w:cs="Times New Roman"/>
-        </w:rPr>
-        <w:t xml:space="preserve">) através da plataforma </w:t>
-      </w:r>
-      <w:proofErr w:type="spellStart"/>
-      <w:r>
-        <w:rPr>
-          <w:rFonts w:ascii="Times New Roman" w:hAnsi="Times New Roman" w:cs="Times New Roman"/>
-        </w:rPr>
-        <w:t>Supabase</w:t>
-      </w:r>
-      <w:proofErr w:type="spellEnd"/>
-      <w:r>
-        <w:rPr>
-          <w:rFonts w:ascii="Times New Roman" w:hAnsi="Times New Roman" w:cs="Times New Roman"/>
-        </w:rPr>
-        <w:t>. Essa abordagem remove a necessidade de gerenciamento manual de servidores, delegando a infraestrutura, a autenticação e o banco de dados para serviços gerenciados, o que reduz custos operacionais e permite foco total nas regras de negócio e na segurança da aplicação.</w:t>
+        <w:t>Backend as a Service</w:t>
+      </w:r>
+      <w:r>
+        <w:rPr>
+          <w:rFonts w:ascii="Times New Roman" w:hAnsi="Times New Roman" w:cs="Times New Roman"/>
+        </w:rPr>
+        <w:t>) através da plataforma Supabase. Essa abordagem remove a necessidade de gerenciamento manual de servidores, delegando a infraestrutura, a autenticação e o banco de dados para serviços gerenciados, o que reduz custos operacionais e permite foco total nas regras de negócio e na segurança da aplicação.</w:t>
       </w:r>
       <w:bookmarkEnd w:id="74"/>
       <w:bookmarkEnd w:id="75"/>
@@ -7868,49 +5952,7 @@
         <w:rPr>
           <w:rFonts w:ascii="Times New Roman" w:hAnsi="Times New Roman" w:cs="Times New Roman"/>
         </w:rPr>
-        <w:t>A codificação seguiu a abordagem iterativa. Para garantir a agilidade e a qualidade do código, utilizou-se um fluxo de Integração e Entrega Contínuas (</w:t>
-      </w:r>
-      <w:proofErr w:type="spellStart"/>
-      <w:r>
-        <w:rPr>
-          <w:rFonts w:ascii="Times New Roman" w:hAnsi="Times New Roman" w:cs="Times New Roman"/>
-        </w:rPr>
-        <w:t>Continuous</w:t>
-      </w:r>
-      <w:proofErr w:type="spellEnd"/>
-      <w:r>
-        <w:rPr>
-          <w:rFonts w:ascii="Times New Roman" w:hAnsi="Times New Roman" w:cs="Times New Roman"/>
-        </w:rPr>
-        <w:t xml:space="preserve"> </w:t>
-      </w:r>
-      <w:proofErr w:type="spellStart"/>
-      <w:r>
-        <w:rPr>
-          <w:rFonts w:ascii="Times New Roman" w:hAnsi="Times New Roman" w:cs="Times New Roman"/>
-        </w:rPr>
-        <w:t>Integration</w:t>
-      </w:r>
-      <w:proofErr w:type="spellEnd"/>
-      <w:r>
-        <w:rPr>
-          <w:rFonts w:ascii="Times New Roman" w:hAnsi="Times New Roman" w:cs="Times New Roman"/>
-        </w:rPr>
-        <w:t>/</w:t>
-      </w:r>
-      <w:proofErr w:type="spellStart"/>
-      <w:r>
-        <w:rPr>
-          <w:rFonts w:ascii="Times New Roman" w:hAnsi="Times New Roman" w:cs="Times New Roman"/>
-        </w:rPr>
-        <w:t>Continuous</w:t>
-      </w:r>
-      <w:proofErr w:type="spellEnd"/>
-      <w:r>
-        <w:rPr>
-          <w:rFonts w:ascii="Times New Roman" w:hAnsi="Times New Roman" w:cs="Times New Roman"/>
-        </w:rPr>
-        <w:t xml:space="preserve"> Deployment - CI/CD).</w:t>
+        <w:t>A codificação seguiu a abordagem iterativa. Para garantir a agilidade e a qualidade do código, utilizou-se um fluxo de Integração e Entrega Contínuas (Continuous Integration/Continuous Deployment - CI/CD).</w:t>
       </w:r>
       <w:bookmarkEnd w:id="89"/>
       <w:bookmarkEnd w:id="90"/>
@@ -7967,21 +6009,7 @@
         <w:rPr>
           <w:rFonts w:ascii="Times New Roman" w:hAnsi="Times New Roman" w:cs="Times New Roman"/>
         </w:rPr>
-        <w:t xml:space="preserve">: O código foi gerenciado via </w:t>
-      </w:r>
-      <w:proofErr w:type="spellStart"/>
-      <w:r>
-        <w:rPr>
-          <w:rFonts w:ascii="Times New Roman" w:hAnsi="Times New Roman" w:cs="Times New Roman"/>
-        </w:rPr>
-        <w:t>Git</w:t>
-      </w:r>
-      <w:proofErr w:type="spellEnd"/>
-      <w:r>
-        <w:rPr>
-          <w:rFonts w:ascii="Times New Roman" w:hAnsi="Times New Roman" w:cs="Times New Roman"/>
-        </w:rPr>
-        <w:t>/GitHub.</w:t>
+        <w:t>: O código foi gerenciado via Git/GitHub.</w:t>
       </w:r>
       <w:bookmarkEnd w:id="91"/>
       <w:bookmarkEnd w:id="92"/>
@@ -8038,35 +6066,7 @@
         <w:rPr>
           <w:rFonts w:ascii="Times New Roman" w:hAnsi="Times New Roman" w:cs="Times New Roman"/>
         </w:rPr>
-        <w:t xml:space="preserve">: Utilizou-se o GitHub </w:t>
-      </w:r>
-      <w:proofErr w:type="spellStart"/>
-      <w:r>
-        <w:rPr>
-          <w:rFonts w:ascii="Times New Roman" w:hAnsi="Times New Roman" w:cs="Times New Roman"/>
-        </w:rPr>
-        <w:t>Actions</w:t>
-      </w:r>
-      <w:proofErr w:type="spellEnd"/>
-      <w:r>
-        <w:rPr>
-          <w:rFonts w:ascii="Times New Roman" w:hAnsi="Times New Roman" w:cs="Times New Roman"/>
-        </w:rPr>
-        <w:t xml:space="preserve"> para automatizar rotinas de build e testes a cada novo </w:t>
-      </w:r>
-      <w:proofErr w:type="spellStart"/>
-      <w:r>
-        <w:rPr>
-          <w:rFonts w:ascii="Times New Roman" w:hAnsi="Times New Roman" w:cs="Times New Roman"/>
-        </w:rPr>
-        <w:t>commit</w:t>
-      </w:r>
-      <w:proofErr w:type="spellEnd"/>
-      <w:r>
-        <w:rPr>
-          <w:rFonts w:ascii="Times New Roman" w:hAnsi="Times New Roman" w:cs="Times New Roman"/>
-        </w:rPr>
-        <w:t>.</w:t>
+        <w:t>: Utilizou-se o GitHub Actions para automatizar rotinas de build e testes a cada novo commit.</w:t>
       </w:r>
       <w:bookmarkEnd w:id="93"/>
       <w:bookmarkEnd w:id="94"/>
@@ -8117,35 +6117,7 @@
         <w:rPr>
           <w:rFonts w:ascii="Times New Roman" w:hAnsi="Times New Roman" w:cs="Times New Roman"/>
         </w:rPr>
-        <w:t>: A implantação (</w:t>
-      </w:r>
-      <w:proofErr w:type="spellStart"/>
-      <w:r>
-        <w:rPr>
-          <w:rFonts w:ascii="Times New Roman" w:hAnsi="Times New Roman" w:cs="Times New Roman"/>
-        </w:rPr>
-        <w:t>deploy</w:t>
-      </w:r>
-      <w:proofErr w:type="spellEnd"/>
-      <w:r>
-        <w:rPr>
-          <w:rFonts w:ascii="Times New Roman" w:hAnsi="Times New Roman" w:cs="Times New Roman"/>
-        </w:rPr>
-        <w:t xml:space="preserve">) foi realizada na plataforma </w:t>
-      </w:r>
-      <w:proofErr w:type="spellStart"/>
-      <w:r>
-        <w:rPr>
-          <w:rFonts w:ascii="Times New Roman" w:hAnsi="Times New Roman" w:cs="Times New Roman"/>
-        </w:rPr>
-        <w:t>Vercel</w:t>
-      </w:r>
-      <w:proofErr w:type="spellEnd"/>
-      <w:r>
-        <w:rPr>
-          <w:rFonts w:ascii="Times New Roman" w:hAnsi="Times New Roman" w:cs="Times New Roman"/>
-        </w:rPr>
-        <w:t>, permitindo a disponibilização imediata das novas funcionalidades em ambiente de produção.</w:t>
+        <w:t>: A implantação (deploy) foi realizada na plataforma Vercel, permitindo a disponibilização imediata das novas funcionalidades em ambiente de produção.</w:t>
       </w:r>
       <w:bookmarkEnd w:id="95"/>
       <w:bookmarkEnd w:id="96"/>
@@ -8338,132 +6310,46 @@
         <w:rPr>
           <w:rFonts w:ascii="Times New Roman" w:hAnsi="Times New Roman" w:cs="Times New Roman"/>
         </w:rPr>
-        <w:t xml:space="preserve">Os testes automatizados foram implementados utilizando o framework </w:t>
-      </w:r>
-      <w:proofErr w:type="spellStart"/>
-      <w:r>
-        <w:rPr>
-          <w:rFonts w:ascii="Times New Roman" w:hAnsi="Times New Roman" w:cs="Times New Roman"/>
-        </w:rPr>
-        <w:t>Vitest</w:t>
-      </w:r>
-      <w:proofErr w:type="spellEnd"/>
-      <w:r>
-        <w:rPr>
-          <w:rFonts w:ascii="Times New Roman" w:hAnsi="Times New Roman" w:cs="Times New Roman"/>
-        </w:rPr>
-        <w:t>, que permitiu verificar o comportamento dos componentes e funcionalidades críticas da aplicação. Os testes foram organizados em dois arquivos principais:</w:t>
-      </w:r>
-    </w:p>
-    <w:p>
-      <w:pPr>
-        <w:pStyle w:val="Corpodetexto"/>
-        <w:jc w:val="both"/>
-        <w:rPr>
-          <w:rFonts w:ascii="Times New Roman" w:hAnsi="Times New Roman" w:cs="Times New Roman"/>
-        </w:rPr>
-      </w:pPr>
-    </w:p>
-    <w:p>
-      <w:pPr>
-        <w:pStyle w:val="Corpodetexto"/>
-        <w:jc w:val="both"/>
-        <w:rPr>
-          <w:rFonts w:ascii="Times New Roman" w:hAnsi="Times New Roman" w:cs="Times New Roman"/>
-        </w:rPr>
-      </w:pPr>
-      <w:proofErr w:type="spellStart"/>
-      <w:r>
-        <w:rPr>
-          <w:rFonts w:ascii="Times New Roman" w:hAnsi="Times New Roman" w:cs="Times New Roman"/>
-        </w:rPr>
-        <w:t>src</w:t>
-      </w:r>
-      <w:proofErr w:type="spellEnd"/>
-      <w:r>
-        <w:rPr>
-          <w:rFonts w:ascii="Times New Roman" w:hAnsi="Times New Roman" w:cs="Times New Roman"/>
-        </w:rPr>
-        <w:t>/__</w:t>
-      </w:r>
-      <w:proofErr w:type="spellStart"/>
-      <w:r>
-        <w:rPr>
-          <w:rFonts w:ascii="Times New Roman" w:hAnsi="Times New Roman" w:cs="Times New Roman"/>
-        </w:rPr>
-        <w:t>tests</w:t>
-      </w:r>
-      <w:proofErr w:type="spellEnd"/>
-      <w:r>
-        <w:rPr>
-          <w:rFonts w:ascii="Times New Roman" w:hAnsi="Times New Roman" w:cs="Times New Roman"/>
-        </w:rPr>
-        <w:t>__/</w:t>
-      </w:r>
-      <w:proofErr w:type="spellStart"/>
-      <w:r>
-        <w:rPr>
-          <w:rFonts w:ascii="Times New Roman" w:hAnsi="Times New Roman" w:cs="Times New Roman"/>
-        </w:rPr>
-        <w:t>auth.test.tsx</w:t>
-      </w:r>
-      <w:proofErr w:type="spellEnd"/>
-      <w:r>
-        <w:rPr>
-          <w:rFonts w:ascii="Times New Roman" w:hAnsi="Times New Roman" w:cs="Times New Roman"/>
-        </w:rPr>
-        <w:t>: Responsável por testar o fluxo de autenticação, incluindo o login, exibição de mensagens de erro e tratamento de erros inesperados.</w:t>
-      </w:r>
-    </w:p>
-    <w:p>
-      <w:pPr>
-        <w:pStyle w:val="Corpodetexto"/>
-        <w:jc w:val="both"/>
-        <w:rPr>
-          <w:rFonts w:ascii="Times New Roman" w:hAnsi="Times New Roman" w:cs="Times New Roman"/>
-        </w:rPr>
-      </w:pPr>
-      <w:proofErr w:type="spellStart"/>
-      <w:r>
-        <w:rPr>
-          <w:rFonts w:ascii="Times New Roman" w:hAnsi="Times New Roman" w:cs="Times New Roman"/>
-        </w:rPr>
-        <w:t>src</w:t>
-      </w:r>
-      <w:proofErr w:type="spellEnd"/>
-      <w:r>
-        <w:rPr>
-          <w:rFonts w:ascii="Times New Roman" w:hAnsi="Times New Roman" w:cs="Times New Roman"/>
-        </w:rPr>
-        <w:t>/__</w:t>
-      </w:r>
-      <w:proofErr w:type="spellStart"/>
-      <w:r>
-        <w:rPr>
-          <w:rFonts w:ascii="Times New Roman" w:hAnsi="Times New Roman" w:cs="Times New Roman"/>
-        </w:rPr>
-        <w:t>tests</w:t>
-      </w:r>
-      <w:proofErr w:type="spellEnd"/>
-      <w:r>
-        <w:rPr>
-          <w:rFonts w:ascii="Times New Roman" w:hAnsi="Times New Roman" w:cs="Times New Roman"/>
-        </w:rPr>
-        <w:t>__/</w:t>
-      </w:r>
-      <w:proofErr w:type="spellStart"/>
-      <w:r>
-        <w:rPr>
-          <w:rFonts w:ascii="Times New Roman" w:hAnsi="Times New Roman" w:cs="Times New Roman"/>
-        </w:rPr>
-        <w:t>NewNoteDialog.test.tsx</w:t>
-      </w:r>
-      <w:proofErr w:type="spellEnd"/>
-      <w:r>
-        <w:rPr>
-          <w:rFonts w:ascii="Times New Roman" w:hAnsi="Times New Roman" w:cs="Times New Roman"/>
-        </w:rPr>
-        <w:t>: Responsável por testar o componente de diálogo para criação de novas observações, incluindo a validação de campos obrigatórios e o estado de carregamento durante a submissão.</w:t>
+        <w:t>Os testes automatizados foram implementados utilizando o framework Vitest, que permitiu verificar o comportamento dos componentes e funcionalidades críticas da aplicação. Os testes foram organizados em dois arquivos principais:</w:t>
+      </w:r>
+    </w:p>
+    <w:p>
+      <w:pPr>
+        <w:pStyle w:val="Corpodetexto"/>
+        <w:jc w:val="both"/>
+        <w:rPr>
+          <w:rFonts w:ascii="Times New Roman" w:hAnsi="Times New Roman" w:cs="Times New Roman"/>
+        </w:rPr>
+      </w:pPr>
+    </w:p>
+    <w:p>
+      <w:pPr>
+        <w:pStyle w:val="Corpodetexto"/>
+        <w:jc w:val="both"/>
+        <w:rPr>
+          <w:rFonts w:ascii="Times New Roman" w:hAnsi="Times New Roman" w:cs="Times New Roman"/>
+        </w:rPr>
+      </w:pPr>
+      <w:r>
+        <w:rPr>
+          <w:rFonts w:ascii="Times New Roman" w:hAnsi="Times New Roman" w:cs="Times New Roman"/>
+        </w:rPr>
+        <w:t>src/__tests__/auth.test.tsx: Responsável por testar o fluxo de autenticação, incluindo o login, exibição de mensagens de erro e tratamento de erros inesperados.</w:t>
+      </w:r>
+    </w:p>
+    <w:p>
+      <w:pPr>
+        <w:pStyle w:val="Corpodetexto"/>
+        <w:jc w:val="both"/>
+        <w:rPr>
+          <w:rFonts w:ascii="Times New Roman" w:hAnsi="Times New Roman" w:cs="Times New Roman"/>
+        </w:rPr>
+      </w:pPr>
+      <w:r>
+        <w:rPr>
+          <w:rFonts w:ascii="Times New Roman" w:hAnsi="Times New Roman" w:cs="Times New Roman"/>
+        </w:rPr>
+        <w:t>src/__tests__/NewNoteDialog.test.tsx: Responsável por testar o componente de diálogo para criação de novas observações, incluindo a validação de campos obrigatórios e o estado de carregamento durante a submissão.</w:t>
       </w:r>
     </w:p>
     <w:p>
@@ -8522,47 +6408,11 @@
           <w:rFonts w:ascii="Times New Roman" w:hAnsi="Times New Roman" w:cs="Times New Roman"/>
         </w:rPr>
       </w:pPr>
-      <w:proofErr w:type="spellStart"/>
-      <w:r>
-        <w:rPr>
-          <w:rFonts w:ascii="Times New Roman" w:hAnsi="Times New Roman" w:cs="Times New Roman"/>
-        </w:rPr>
-        <w:t>src</w:t>
-      </w:r>
-      <w:proofErr w:type="spellEnd"/>
-      <w:r>
-        <w:rPr>
-          <w:rFonts w:ascii="Times New Roman" w:hAnsi="Times New Roman" w:cs="Times New Roman"/>
-        </w:rPr>
-        <w:t>/__</w:t>
-      </w:r>
-      <w:proofErr w:type="spellStart"/>
-      <w:r>
-        <w:rPr>
-          <w:rFonts w:ascii="Times New Roman" w:hAnsi="Times New Roman" w:cs="Times New Roman"/>
-        </w:rPr>
-        <w:t>tests</w:t>
-      </w:r>
-      <w:proofErr w:type="spellEnd"/>
-      <w:r>
-        <w:rPr>
-          <w:rFonts w:ascii="Times New Roman" w:hAnsi="Times New Roman" w:cs="Times New Roman"/>
-        </w:rPr>
-        <w:t>__/</w:t>
-      </w:r>
-      <w:proofErr w:type="spellStart"/>
-      <w:r>
-        <w:rPr>
-          <w:rFonts w:ascii="Times New Roman" w:hAnsi="Times New Roman" w:cs="Times New Roman"/>
-        </w:rPr>
-        <w:t>auth.test.tsx</w:t>
-      </w:r>
-      <w:proofErr w:type="spellEnd"/>
-      <w:r>
-        <w:rPr>
-          <w:rFonts w:ascii="Times New Roman" w:hAnsi="Times New Roman" w:cs="Times New Roman"/>
-        </w:rPr>
-        <w:t>: 9 testes aprovados</w:t>
+      <w:r>
+        <w:rPr>
+          <w:rFonts w:ascii="Times New Roman" w:hAnsi="Times New Roman" w:cs="Times New Roman"/>
+        </w:rPr>
+        <w:t>src/__tests__/auth.test.tsx: 9 testes aprovados</w:t>
       </w:r>
     </w:p>
     <w:p>
@@ -8622,50 +6472,22 @@
         <w:rPr>
           <w:rFonts w:ascii="Times New Roman" w:hAnsi="Times New Roman" w:cs="Times New Roman"/>
         </w:rPr>
-        <w:t xml:space="preserve"> deve tratar erros inesperados no login (catch </w:t>
-      </w:r>
-      <w:proofErr w:type="spellStart"/>
-      <w:r>
-        <w:rPr>
-          <w:rFonts w:ascii="Times New Roman" w:hAnsi="Times New Roman" w:cs="Times New Roman"/>
-        </w:rPr>
-        <w:t>block</w:t>
-      </w:r>
-      <w:proofErr w:type="spellEnd"/>
-      <w:r>
-        <w:rPr>
-          <w:rFonts w:ascii="Times New Roman" w:hAnsi="Times New Roman" w:cs="Times New Roman"/>
-        </w:rPr>
-        <w:t>)</w:t>
-      </w:r>
-    </w:p>
-    <w:p>
-      <w:pPr>
-        <w:pStyle w:val="Corpodetexto"/>
-        <w:jc w:val="both"/>
-        <w:rPr>
-          <w:rFonts w:ascii="Times New Roman" w:hAnsi="Times New Roman" w:cs="Times New Roman"/>
-        </w:rPr>
-      </w:pPr>
-      <w:r>
-        <w:rPr>
-          <w:rFonts w:ascii="Times New Roman" w:hAnsi="Times New Roman" w:cs="Times New Roman"/>
-        </w:rPr>
-        <w:t xml:space="preserve"> deve redirecionar (não renderizar o </w:t>
-      </w:r>
-      <w:proofErr w:type="spellStart"/>
-      <w:r>
-        <w:rPr>
-          <w:rFonts w:ascii="Times New Roman" w:hAnsi="Times New Roman" w:cs="Times New Roman"/>
-        </w:rPr>
-        <w:t>form</w:t>
-      </w:r>
-      <w:proofErr w:type="spellEnd"/>
-      <w:r>
-        <w:rPr>
-          <w:rFonts w:ascii="Times New Roman" w:hAnsi="Times New Roman" w:cs="Times New Roman"/>
-        </w:rPr>
-        <w:t>) se o usuário já estiver logado</w:t>
+        <w:t xml:space="preserve"> deve tratar erros inesperados no login (catch block)</w:t>
+      </w:r>
+    </w:p>
+    <w:p>
+      <w:pPr>
+        <w:pStyle w:val="Corpodetexto"/>
+        <w:jc w:val="both"/>
+        <w:rPr>
+          <w:rFonts w:ascii="Times New Roman" w:hAnsi="Times New Roman" w:cs="Times New Roman"/>
+        </w:rPr>
+      </w:pPr>
+      <w:r>
+        <w:rPr>
+          <w:rFonts w:ascii="Times New Roman" w:hAnsi="Times New Roman" w:cs="Times New Roman"/>
+        </w:rPr>
+        <w:t xml:space="preserve"> deve redirecionar (não renderizar o form) se o usuário já estiver logado</w:t>
       </w:r>
     </w:p>
     <w:p>
@@ -8725,72 +6547,22 @@
         <w:rPr>
           <w:rFonts w:ascii="Times New Roman" w:hAnsi="Times New Roman" w:cs="Times New Roman"/>
         </w:rPr>
-        <w:t xml:space="preserve"> deve baixar o APK como </w:t>
-      </w:r>
-      <w:proofErr w:type="spellStart"/>
-      <w:r>
-        <w:rPr>
-          <w:rFonts w:ascii="Times New Roman" w:hAnsi="Times New Roman" w:cs="Times New Roman"/>
-        </w:rPr>
-        <w:t>fallback</w:t>
-      </w:r>
-      <w:proofErr w:type="spellEnd"/>
-      <w:r>
-        <w:rPr>
-          <w:rFonts w:ascii="Times New Roman" w:hAnsi="Times New Roman" w:cs="Times New Roman"/>
-        </w:rPr>
-        <w:t xml:space="preserve"> em Desktop/Outros (sem PWA prompt)</w:t>
-      </w:r>
-    </w:p>
-    <w:p>
-      <w:pPr>
-        <w:pStyle w:val="Corpodetexto"/>
-        <w:jc w:val="both"/>
-        <w:rPr>
-          <w:rFonts w:ascii="Times New Roman" w:hAnsi="Times New Roman" w:cs="Times New Roman"/>
-        </w:rPr>
-      </w:pPr>
-      <w:proofErr w:type="spellStart"/>
-      <w:r>
-        <w:rPr>
-          <w:rFonts w:ascii="Times New Roman" w:hAnsi="Times New Roman" w:cs="Times New Roman"/>
-        </w:rPr>
-        <w:t>src</w:t>
-      </w:r>
-      <w:proofErr w:type="spellEnd"/>
-      <w:r>
-        <w:rPr>
-          <w:rFonts w:ascii="Times New Roman" w:hAnsi="Times New Roman" w:cs="Times New Roman"/>
-        </w:rPr>
-        <w:t>/__</w:t>
-      </w:r>
-      <w:proofErr w:type="spellStart"/>
-      <w:r>
-        <w:rPr>
-          <w:rFonts w:ascii="Times New Roman" w:hAnsi="Times New Roman" w:cs="Times New Roman"/>
-        </w:rPr>
-        <w:t>tests</w:t>
-      </w:r>
-      <w:proofErr w:type="spellEnd"/>
-      <w:r>
-        <w:rPr>
-          <w:rFonts w:ascii="Times New Roman" w:hAnsi="Times New Roman" w:cs="Times New Roman"/>
-        </w:rPr>
-        <w:t>__/</w:t>
-      </w:r>
-      <w:proofErr w:type="spellStart"/>
-      <w:r>
-        <w:rPr>
-          <w:rFonts w:ascii="Times New Roman" w:hAnsi="Times New Roman" w:cs="Times New Roman"/>
-        </w:rPr>
-        <w:t>NewNoteDialog.test.tsx</w:t>
-      </w:r>
-      <w:proofErr w:type="spellEnd"/>
-      <w:r>
-        <w:rPr>
-          <w:rFonts w:ascii="Times New Roman" w:hAnsi="Times New Roman" w:cs="Times New Roman"/>
-        </w:rPr>
-        <w:t>: 5 testes aprovados</w:t>
+        <w:t xml:space="preserve"> deve baixar o APK como fallback em Desktop/Outros (sem PWA prompt)</w:t>
+      </w:r>
+    </w:p>
+    <w:p>
+      <w:pPr>
+        <w:pStyle w:val="Corpodetexto"/>
+        <w:jc w:val="both"/>
+        <w:rPr>
+          <w:rFonts w:ascii="Times New Roman" w:hAnsi="Times New Roman" w:cs="Times New Roman"/>
+        </w:rPr>
+      </w:pPr>
+      <w:r>
+        <w:rPr>
+          <w:rFonts w:ascii="Times New Roman" w:hAnsi="Times New Roman" w:cs="Times New Roman"/>
+        </w:rPr>
+        <w:t>src/__tests__/NewNoteDialog.test.tsx: 5 testes aprovados</w:t>
       </w:r>
     </w:p>
     <w:p>
@@ -8914,35 +6686,7 @@
         <w:rPr>
           <w:rFonts w:ascii="Times New Roman" w:hAnsi="Times New Roman" w:cs="Times New Roman"/>
         </w:rPr>
-        <w:t xml:space="preserve">Durante a execução dos testes, foram identificados alguns avisos relacionados ao </w:t>
-      </w:r>
-      <w:proofErr w:type="spellStart"/>
-      <w:r>
-        <w:rPr>
-          <w:rFonts w:ascii="Times New Roman" w:hAnsi="Times New Roman" w:cs="Times New Roman"/>
-        </w:rPr>
-        <w:t>React</w:t>
-      </w:r>
-      <w:proofErr w:type="spellEnd"/>
-      <w:r>
-        <w:rPr>
-          <w:rFonts w:ascii="Times New Roman" w:hAnsi="Times New Roman" w:cs="Times New Roman"/>
-        </w:rPr>
-        <w:t xml:space="preserve"> </w:t>
-      </w:r>
-      <w:proofErr w:type="spellStart"/>
-      <w:r>
-        <w:rPr>
-          <w:rFonts w:ascii="Times New Roman" w:hAnsi="Times New Roman" w:cs="Times New Roman"/>
-        </w:rPr>
-        <w:t>Router</w:t>
-      </w:r>
-      <w:proofErr w:type="spellEnd"/>
-      <w:r>
-        <w:rPr>
-          <w:rFonts w:ascii="Times New Roman" w:hAnsi="Times New Roman" w:cs="Times New Roman"/>
-        </w:rPr>
-        <w:t>, indicando a necessidade de avaliar a compatibilidade com futuras versões da biblioteca.</w:t>
+        <w:t>Durante a execução dos testes, foram identificados alguns avisos relacionados ao React Router, indicando a necessidade de avaliar a compatibilidade com futuras versões da biblioteca.</w:t>
       </w:r>
     </w:p>
     <w:p>
@@ -9018,7 +6762,6 @@
         </w:rPr>
         <w:t>O "Gestão Atípicos", foi concebido sob o paradigma de </w:t>
       </w:r>
-      <w:proofErr w:type="spellStart"/>
       <w:r>
         <w:rPr>
           <w:rFonts w:ascii="Times New Roman" w:eastAsia="Times New Roman" w:hAnsi="Times New Roman" w:cs="Times New Roman"/>
@@ -9027,18 +6770,44 @@
           <w:color w:val="000000" w:themeColor="text1"/>
           <w:lang w:eastAsia="pt-BR"/>
         </w:rPr>
-        <w:t>Progressive</w:t>
-      </w:r>
-      <w:proofErr w:type="spellEnd"/>
+        <w:t>Progressive Web App (PWA)</w:t>
+      </w:r>
       <w:r>
         <w:rPr>
           <w:rFonts w:ascii="Times New Roman" w:eastAsia="Times New Roman" w:hAnsi="Times New Roman" w:cs="Times New Roman"/>
+          <w:color w:val="000000" w:themeColor="text1"/>
+          <w:lang w:eastAsia="pt-BR"/>
+        </w:rPr>
+        <w:t>. Esta abordagem arquitetural foi selecionada para garantir que o sistema possua a onipresença da web aliada à experiência de uso de aplicativos nativos, atendendo à necessidade de acessibilidade multiplataforma (desktop e mobile) sem a complexidade de manutenção de códigos-fonte distintos para cada sistema operacional.</w:t>
+      </w:r>
+    </w:p>
+    <w:p>
+      <w:pPr>
+        <w:spacing w:before="100" w:beforeAutospacing="1" w:after="100" w:afterAutospacing="1"/>
+        <w:jc w:val="both"/>
+        <w:rPr>
+          <w:rFonts w:ascii="Times New Roman" w:eastAsia="Times New Roman" w:hAnsi="Times New Roman" w:cs="Times New Roman"/>
+          <w:color w:val="000000" w:themeColor="text1"/>
+          <w:lang w:eastAsia="pt-BR"/>
+        </w:rPr>
+      </w:pPr>
+      <w:r>
+        <w:rPr>
+          <w:rFonts w:ascii="Times New Roman" w:eastAsia="Times New Roman" w:hAnsi="Times New Roman" w:cs="Times New Roman"/>
+          <w:color w:val="000000" w:themeColor="text1"/>
+          <w:lang w:eastAsia="pt-BR"/>
+        </w:rPr>
+        <w:t>A construção da aplicação utilizou a biblioteca </w:t>
+      </w:r>
+      <w:r>
+        <w:rPr>
+          <w:rFonts w:ascii="Times New Roman" w:eastAsia="Times New Roman" w:hAnsi="Times New Roman" w:cs="Times New Roman"/>
           <w:b/>
           <w:bCs/>
           <w:color w:val="000000" w:themeColor="text1"/>
           <w:lang w:eastAsia="pt-BR"/>
         </w:rPr>
-        <w:t xml:space="preserve"> Web App (PWA)</w:t>
+        <w:t>React</w:t>
       </w:r>
       <w:r>
         <w:rPr>
@@ -9046,59 +6815,18 @@
           <w:color w:val="000000" w:themeColor="text1"/>
           <w:lang w:eastAsia="pt-BR"/>
         </w:rPr>
-        <w:t>. Esta abordagem arquitetural foi selecionada para garantir que o sistema possua a onipresença da web aliada à experiência de uso de aplicativos nativos, atendendo à necessidade de acessibilidade multiplataforma (desktop e mobile) sem a complexidade de manutenção de códigos-fonte distintos para cada sistema operacional.</w:t>
-      </w:r>
-    </w:p>
-    <w:p>
-      <w:pPr>
-        <w:spacing w:before="100" w:beforeAutospacing="1" w:after="100" w:afterAutospacing="1"/>
-        <w:jc w:val="both"/>
+        <w:t> em conjunto com a linguagem </w:t>
+      </w:r>
+      <w:r>
         <w:rPr>
           <w:rFonts w:ascii="Times New Roman" w:eastAsia="Times New Roman" w:hAnsi="Times New Roman" w:cs="Times New Roman"/>
+          <w:b/>
+          <w:bCs/>
           <w:color w:val="000000" w:themeColor="text1"/>
           <w:lang w:eastAsia="pt-BR"/>
         </w:rPr>
-      </w:pPr>
-      <w:r>
-        <w:rPr>
-          <w:rFonts w:ascii="Times New Roman" w:eastAsia="Times New Roman" w:hAnsi="Times New Roman" w:cs="Times New Roman"/>
-          <w:color w:val="000000" w:themeColor="text1"/>
-          <w:lang w:eastAsia="pt-BR"/>
-        </w:rPr>
-        <w:t>A construção da aplicação utilizou a biblioteca </w:t>
-      </w:r>
-      <w:proofErr w:type="spellStart"/>
-      <w:r>
-        <w:rPr>
-          <w:rFonts w:ascii="Times New Roman" w:eastAsia="Times New Roman" w:hAnsi="Times New Roman" w:cs="Times New Roman"/>
-          <w:b/>
-          <w:bCs/>
-          <w:color w:val="000000" w:themeColor="text1"/>
-          <w:lang w:eastAsia="pt-BR"/>
-        </w:rPr>
-        <w:t>React</w:t>
-      </w:r>
-      <w:proofErr w:type="spellEnd"/>
-      <w:r>
-        <w:rPr>
-          <w:rFonts w:ascii="Times New Roman" w:eastAsia="Times New Roman" w:hAnsi="Times New Roman" w:cs="Times New Roman"/>
-          <w:color w:val="000000" w:themeColor="text1"/>
-          <w:lang w:eastAsia="pt-BR"/>
-        </w:rPr>
-        <w:t> em conjunto com a linguagem </w:t>
-      </w:r>
-      <w:proofErr w:type="spellStart"/>
-      <w:r>
-        <w:rPr>
-          <w:rFonts w:ascii="Times New Roman" w:eastAsia="Times New Roman" w:hAnsi="Times New Roman" w:cs="Times New Roman"/>
-          <w:b/>
-          <w:bCs/>
-          <w:color w:val="000000" w:themeColor="text1"/>
-          <w:lang w:eastAsia="pt-BR"/>
-        </w:rPr>
         <w:t>TypeScript</w:t>
       </w:r>
-      <w:proofErr w:type="spellEnd"/>
       <w:r>
         <w:rPr>
           <w:rFonts w:ascii="Times New Roman" w:eastAsia="Times New Roman" w:hAnsi="Times New Roman" w:cs="Times New Roman"/>
@@ -9172,39 +6900,7 @@
           <w:rFonts w:ascii="Times New Roman" w:hAnsi="Times New Roman" w:cs="Times New Roman"/>
           <w:lang w:eastAsia="pt-BR"/>
         </w:rPr>
-        <w:t xml:space="preserve"> Utilizando o plugin </w:t>
-      </w:r>
-      <w:proofErr w:type="spellStart"/>
-      <w:r>
-        <w:rPr>
-          <w:rFonts w:ascii="Times New Roman" w:hAnsi="Times New Roman" w:cs="Times New Roman"/>
-          <w:lang w:eastAsia="pt-BR"/>
-        </w:rPr>
-        <w:t>vite</w:t>
-      </w:r>
-      <w:proofErr w:type="spellEnd"/>
-      <w:r>
-        <w:rPr>
-          <w:rFonts w:ascii="Times New Roman" w:hAnsi="Times New Roman" w:cs="Times New Roman"/>
-          <w:lang w:eastAsia="pt-BR"/>
-        </w:rPr>
-        <w:t>-plugin-</w:t>
-      </w:r>
-      <w:proofErr w:type="spellStart"/>
-      <w:r>
-        <w:rPr>
-          <w:rFonts w:ascii="Times New Roman" w:hAnsi="Times New Roman" w:cs="Times New Roman"/>
-          <w:lang w:eastAsia="pt-BR"/>
-        </w:rPr>
-        <w:t>pwa</w:t>
-      </w:r>
-      <w:proofErr w:type="spellEnd"/>
-      <w:r>
-        <w:rPr>
-          <w:rFonts w:ascii="Times New Roman" w:hAnsi="Times New Roman" w:cs="Times New Roman"/>
-          <w:lang w:eastAsia="pt-BR"/>
-        </w:rPr>
-        <w:t>, foi configurado um </w:t>
+        <w:t> Utilizando o plugin vite-plugin-pwa, foi configurado um </w:t>
       </w:r>
       <w:r>
         <w:rPr>
@@ -9213,9 +6909,15 @@
           <w:iCs/>
           <w:lang w:eastAsia="pt-BR"/>
         </w:rPr>
-        <w:t xml:space="preserve">Service </w:t>
-      </w:r>
-      <w:proofErr w:type="spellStart"/>
+        <w:t>Service Worker</w:t>
+      </w:r>
+      <w:r>
+        <w:rPr>
+          <w:rFonts w:ascii="Times New Roman" w:hAnsi="Times New Roman" w:cs="Times New Roman"/>
+          <w:lang w:eastAsia="pt-BR"/>
+        </w:rPr>
+        <w:t> para atuar como proxy de rede no navegador do cliente. Isso permite o cacheamento inteligente de ativos estáticos (HTML, CSS, JavaScript) e requisições, garantindo que a aplicação carregue instantaneamente e ofereça suporte a funcionamento offline ou em redes instáveis, cenário comum em ambientes escolares. O </w:t>
+      </w:r>
       <w:r>
         <w:rPr>
           <w:rFonts w:ascii="Times New Roman" w:hAnsi="Times New Roman" w:cs="Times New Roman"/>
@@ -9223,68 +6925,8 @@
           <w:iCs/>
           <w:lang w:eastAsia="pt-BR"/>
         </w:rPr>
-        <w:t>Worker</w:t>
-      </w:r>
-      <w:proofErr w:type="spellEnd"/>
-      <w:r>
-        <w:rPr>
-          <w:rFonts w:ascii="Times New Roman" w:hAnsi="Times New Roman" w:cs="Times New Roman"/>
-          <w:lang w:eastAsia="pt-BR"/>
-        </w:rPr>
-        <w:t xml:space="preserve"> para atuar como proxy de rede no navegador do cliente. Isso permite o </w:t>
-      </w:r>
-      <w:proofErr w:type="spellStart"/>
-      <w:r>
-        <w:rPr>
-          <w:rFonts w:ascii="Times New Roman" w:hAnsi="Times New Roman" w:cs="Times New Roman"/>
-          <w:lang w:eastAsia="pt-BR"/>
-        </w:rPr>
-        <w:t>cacheamento</w:t>
-      </w:r>
-      <w:proofErr w:type="spellEnd"/>
-      <w:r>
-        <w:rPr>
-          <w:rFonts w:ascii="Times New Roman" w:hAnsi="Times New Roman" w:cs="Times New Roman"/>
-          <w:lang w:eastAsia="pt-BR"/>
-        </w:rPr>
-        <w:t xml:space="preserve"> inteligente de ativos estáticos (HTML, CSS, </w:t>
-      </w:r>
-      <w:proofErr w:type="spellStart"/>
-      <w:r>
-        <w:rPr>
-          <w:rFonts w:ascii="Times New Roman" w:hAnsi="Times New Roman" w:cs="Times New Roman"/>
-          <w:lang w:eastAsia="pt-BR"/>
-        </w:rPr>
-        <w:t>JavaScript</w:t>
-      </w:r>
-      <w:proofErr w:type="spellEnd"/>
-      <w:r>
-        <w:rPr>
-          <w:rFonts w:ascii="Times New Roman" w:hAnsi="Times New Roman" w:cs="Times New Roman"/>
-          <w:lang w:eastAsia="pt-BR"/>
-        </w:rPr>
-        <w:t>) e requisições, garantindo que a aplicação carregue instantaneamente e ofereça suporte a funcionamento offline ou em redes instáveis, cenário comum em ambientes escolares. O </w:t>
-      </w:r>
-      <w:r>
-        <w:rPr>
-          <w:rFonts w:ascii="Times New Roman" w:hAnsi="Times New Roman" w:cs="Times New Roman"/>
-          <w:i/>
-          <w:iCs/>
-          <w:lang w:eastAsia="pt-BR"/>
-        </w:rPr>
-        <w:t xml:space="preserve">Web App </w:t>
-      </w:r>
-      <w:proofErr w:type="spellStart"/>
-      <w:r>
-        <w:rPr>
-          <w:rFonts w:ascii="Times New Roman" w:hAnsi="Times New Roman" w:cs="Times New Roman"/>
-          <w:i/>
-          <w:iCs/>
-          <w:lang w:eastAsia="pt-BR"/>
-        </w:rPr>
-        <w:t>Manifest</w:t>
-      </w:r>
-      <w:proofErr w:type="spellEnd"/>
+        <w:t>Web App Manifest</w:t>
+      </w:r>
       <w:r>
         <w:rPr>
           <w:rFonts w:ascii="Times New Roman" w:hAnsi="Times New Roman" w:cs="Times New Roman"/>
@@ -9515,7 +7157,6 @@
         </w:rPr>
         <w:t>, um </w:t>
       </w:r>
-      <w:proofErr w:type="spellStart"/>
       <w:r>
         <w:rPr>
           <w:rFonts w:ascii="Times New Roman" w:eastAsia="Times New Roman" w:hAnsi="Times New Roman" w:cs="Times New Roman"/>
@@ -9526,7 +7167,6 @@
         </w:rPr>
         <w:t>runtime</w:t>
       </w:r>
-      <w:proofErr w:type="spellEnd"/>
       <w:r>
         <w:rPr>
           <w:rFonts w:ascii="Times New Roman" w:eastAsia="Times New Roman" w:hAnsi="Times New Roman" w:cs="Times New Roman"/>
@@ -9544,7 +7184,6 @@
         <w:lastRenderedPageBreak/>
         <w:t>modernas em dispositivos nativos. Esta abordagem estratégica possibilitou o reaproveitamento integral da base de código desenvolvida em </w:t>
       </w:r>
-      <w:proofErr w:type="spellStart"/>
       <w:r>
         <w:rPr>
           <w:rFonts w:ascii="Times New Roman" w:eastAsia="Times New Roman" w:hAnsi="Times New Roman" w:cs="Times New Roman"/>
@@ -9555,7 +7194,6 @@
         </w:rPr>
         <w:t>React</w:t>
       </w:r>
-      <w:proofErr w:type="spellEnd"/>
       <w:r>
         <w:rPr>
           <w:rFonts w:ascii="Times New Roman" w:eastAsia="Times New Roman" w:hAnsi="Times New Roman" w:cs="Times New Roman"/>
@@ -9564,7 +7202,6 @@
         </w:rPr>
         <w:t> e </w:t>
       </w:r>
-      <w:proofErr w:type="spellStart"/>
       <w:r>
         <w:rPr>
           <w:rFonts w:ascii="Times New Roman" w:eastAsia="Times New Roman" w:hAnsi="Times New Roman" w:cs="Times New Roman"/>
@@ -9575,7 +7212,6 @@
         </w:rPr>
         <w:t>TypeScript</w:t>
       </w:r>
-      <w:proofErr w:type="spellEnd"/>
       <w:r>
         <w:rPr>
           <w:rFonts w:ascii="Times New Roman" w:eastAsia="Times New Roman" w:hAnsi="Times New Roman" w:cs="Times New Roman"/>
@@ -9611,9 +7247,16 @@
           <w:color w:val="000000" w:themeColor="text1"/>
           <w:lang w:eastAsia="pt-BR"/>
         </w:rPr>
-        <w:t xml:space="preserve">Single Page </w:t>
-      </w:r>
-      <w:proofErr w:type="spellStart"/>
+        <w:t>Single Page Application</w:t>
+      </w:r>
+      <w:r>
+        <w:rPr>
+          <w:rFonts w:ascii="Times New Roman" w:eastAsia="Times New Roman" w:hAnsi="Times New Roman" w:cs="Times New Roman"/>
+          <w:color w:val="000000" w:themeColor="text1"/>
+          <w:lang w:eastAsia="pt-BR"/>
+        </w:rPr>
+        <w:t>) dentro de uma </w:t>
+      </w:r>
       <w:r>
         <w:rPr>
           <w:rFonts w:ascii="Times New Roman" w:eastAsia="Times New Roman" w:hAnsi="Times New Roman" w:cs="Times New Roman"/>
@@ -9622,18 +7265,16 @@
           <w:color w:val="000000" w:themeColor="text1"/>
           <w:lang w:eastAsia="pt-BR"/>
         </w:rPr>
-        <w:t>Application</w:t>
-      </w:r>
-      <w:proofErr w:type="spellEnd"/>
+        <w:t>WebView</w:t>
+      </w:r>
       <w:r>
         <w:rPr>
           <w:rFonts w:ascii="Times New Roman" w:eastAsia="Times New Roman" w:hAnsi="Times New Roman" w:cs="Times New Roman"/>
           <w:color w:val="000000" w:themeColor="text1"/>
           <w:lang w:eastAsia="pt-BR"/>
         </w:rPr>
-        <w:t>) dentro de uma </w:t>
-      </w:r>
-      <w:proofErr w:type="spellStart"/>
+        <w:t> nativa do sistema operacional Android. O Capacitor atua como uma ponte (</w:t>
+      </w:r>
       <w:r>
         <w:rPr>
           <w:rFonts w:ascii="Times New Roman" w:eastAsia="Times New Roman" w:hAnsi="Times New Roman" w:cs="Times New Roman"/>
@@ -9642,16 +7283,34 @@
           <w:color w:val="000000" w:themeColor="text1"/>
           <w:lang w:eastAsia="pt-BR"/>
         </w:rPr>
-        <w:t>WebView</w:t>
-      </w:r>
-      <w:proofErr w:type="spellEnd"/>
+        <w:t>bridge</w:t>
+      </w:r>
       <w:r>
         <w:rPr>
           <w:rFonts w:ascii="Times New Roman" w:eastAsia="Times New Roman" w:hAnsi="Times New Roman" w:cs="Times New Roman"/>
           <w:color w:val="000000" w:themeColor="text1"/>
           <w:lang w:eastAsia="pt-BR"/>
         </w:rPr>
-        <w:t> nativa do sistema operacional Android. O Capacitor atua como uma ponte (</w:t>
+        <w:t>), permitindo que o código JavaScript se comunique com APIs nativas do dispositivo quando necessário, mantendo o desempenho próximo ao de aplicações nativas puras para operações de interface.</w:t>
+      </w:r>
+    </w:p>
+    <w:p>
+      <w:pPr>
+        <w:pStyle w:val="Corpodetexto"/>
+        <w:jc w:val="both"/>
+        <w:rPr>
+          <w:rFonts w:ascii="Times New Roman" w:eastAsia="Times New Roman" w:hAnsi="Times New Roman" w:cs="Times New Roman"/>
+          <w:color w:val="000000" w:themeColor="text1"/>
+          <w:lang w:eastAsia="pt-BR"/>
+        </w:rPr>
+      </w:pPr>
+      <w:r>
+        <w:rPr>
+          <w:rFonts w:ascii="Times New Roman" w:eastAsia="Times New Roman" w:hAnsi="Times New Roman" w:cs="Times New Roman"/>
+          <w:color w:val="000000" w:themeColor="text1"/>
+          <w:lang w:eastAsia="pt-BR"/>
+        </w:rPr>
+        <w:t>O processo de geração do artefato instalável (APK - </w:t>
       </w:r>
       <w:r>
         <w:rPr>
@@ -9661,84 +7320,7 @@
           <w:color w:val="000000" w:themeColor="text1"/>
           <w:lang w:eastAsia="pt-BR"/>
         </w:rPr>
-        <w:t>bridge</w:t>
-      </w:r>
-      <w:r>
-        <w:rPr>
-          <w:rFonts w:ascii="Times New Roman" w:eastAsia="Times New Roman" w:hAnsi="Times New Roman" w:cs="Times New Roman"/>
-          <w:color w:val="000000" w:themeColor="text1"/>
-          <w:lang w:eastAsia="pt-BR"/>
-        </w:rPr>
-        <w:t xml:space="preserve">), permitindo que o código </w:t>
-      </w:r>
-      <w:proofErr w:type="spellStart"/>
-      <w:r>
-        <w:rPr>
-          <w:rFonts w:ascii="Times New Roman" w:eastAsia="Times New Roman" w:hAnsi="Times New Roman" w:cs="Times New Roman"/>
-          <w:color w:val="000000" w:themeColor="text1"/>
-          <w:lang w:eastAsia="pt-BR"/>
-        </w:rPr>
-        <w:t>JavaScript</w:t>
-      </w:r>
-      <w:proofErr w:type="spellEnd"/>
-      <w:r>
-        <w:rPr>
-          <w:rFonts w:ascii="Times New Roman" w:eastAsia="Times New Roman" w:hAnsi="Times New Roman" w:cs="Times New Roman"/>
-          <w:color w:val="000000" w:themeColor="text1"/>
-          <w:lang w:eastAsia="pt-BR"/>
-        </w:rPr>
-        <w:t xml:space="preserve"> se comunique com APIs nativas do dispositivo quando necessário, mantendo o desempenho próximo ao de aplicações nativas puras para operações de interface.</w:t>
-      </w:r>
-    </w:p>
-    <w:p>
-      <w:pPr>
-        <w:pStyle w:val="Corpodetexto"/>
-        <w:jc w:val="both"/>
-        <w:rPr>
-          <w:rFonts w:ascii="Times New Roman" w:eastAsia="Times New Roman" w:hAnsi="Times New Roman" w:cs="Times New Roman"/>
-          <w:color w:val="000000" w:themeColor="text1"/>
-          <w:lang w:eastAsia="pt-BR"/>
-        </w:rPr>
-      </w:pPr>
-      <w:r>
-        <w:rPr>
-          <w:rFonts w:ascii="Times New Roman" w:eastAsia="Times New Roman" w:hAnsi="Times New Roman" w:cs="Times New Roman"/>
-          <w:color w:val="000000" w:themeColor="text1"/>
-          <w:lang w:eastAsia="pt-BR"/>
-        </w:rPr>
-        <w:t>O processo de geração do artefato instalável (APK - </w:t>
-      </w:r>
-      <w:r>
-        <w:rPr>
-          <w:rFonts w:ascii="Times New Roman" w:eastAsia="Times New Roman" w:hAnsi="Times New Roman" w:cs="Times New Roman"/>
-          <w:i/>
-          <w:iCs/>
-          <w:color w:val="000000" w:themeColor="text1"/>
-          <w:lang w:eastAsia="pt-BR"/>
-        </w:rPr>
-        <w:t xml:space="preserve">Android </w:t>
-      </w:r>
-      <w:proofErr w:type="spellStart"/>
-      <w:r>
-        <w:rPr>
-          <w:rFonts w:ascii="Times New Roman" w:eastAsia="Times New Roman" w:hAnsi="Times New Roman" w:cs="Times New Roman"/>
-          <w:i/>
-          <w:iCs/>
-          <w:color w:val="000000" w:themeColor="text1"/>
-          <w:lang w:eastAsia="pt-BR"/>
-        </w:rPr>
-        <w:t>Package</w:t>
-      </w:r>
-      <w:proofErr w:type="spellEnd"/>
-      <w:r>
-        <w:rPr>
-          <w:rFonts w:ascii="Times New Roman" w:eastAsia="Times New Roman" w:hAnsi="Times New Roman" w:cs="Times New Roman"/>
-          <w:i/>
-          <w:iCs/>
-          <w:color w:val="000000" w:themeColor="text1"/>
-          <w:lang w:eastAsia="pt-BR"/>
-        </w:rPr>
-        <w:t xml:space="preserve"> Kit</w:t>
+        <w:t>Android Package Kit</w:t>
       </w:r>
       <w:r>
         <w:rPr>
@@ -9797,79 +7379,25 @@
           <w:color w:val="000000" w:themeColor="text1"/>
           <w:lang w:eastAsia="pt-BR"/>
         </w:rPr>
-        <w:t xml:space="preserve"> A aplicação é </w:t>
-      </w:r>
-      <w:proofErr w:type="spellStart"/>
+        <w:t> A aplicação é transpilada e otimizada pela ferramenta de build </w:t>
+      </w:r>
       <w:r>
         <w:rPr>
           <w:rFonts w:ascii="Times New Roman" w:eastAsia="Times New Roman" w:hAnsi="Times New Roman" w:cs="Times New Roman"/>
+          <w:b/>
+          <w:bCs/>
           <w:color w:val="000000" w:themeColor="text1"/>
           <w:lang w:eastAsia="pt-BR"/>
         </w:rPr>
-        <w:t>transpilada</w:t>
-      </w:r>
-      <w:proofErr w:type="spellEnd"/>
+        <w:t>Vite</w:t>
+      </w:r>
       <w:r>
         <w:rPr>
           <w:rFonts w:ascii="Times New Roman" w:eastAsia="Times New Roman" w:hAnsi="Times New Roman" w:cs="Times New Roman"/>
           <w:color w:val="000000" w:themeColor="text1"/>
           <w:lang w:eastAsia="pt-BR"/>
         </w:rPr>
-        <w:t xml:space="preserve"> e otimizada pela ferramenta de build </w:t>
-      </w:r>
-      <w:r>
-        <w:rPr>
-          <w:rFonts w:ascii="Times New Roman" w:eastAsia="Times New Roman" w:hAnsi="Times New Roman" w:cs="Times New Roman"/>
-          <w:b/>
-          <w:bCs/>
-          <w:color w:val="000000" w:themeColor="text1"/>
-          <w:lang w:eastAsia="pt-BR"/>
-        </w:rPr>
-        <w:t>Vite</w:t>
-      </w:r>
-      <w:r>
-        <w:rPr>
-          <w:rFonts w:ascii="Times New Roman" w:eastAsia="Times New Roman" w:hAnsi="Times New Roman" w:cs="Times New Roman"/>
-          <w:color w:val="000000" w:themeColor="text1"/>
-          <w:lang w:eastAsia="pt-BR"/>
-        </w:rPr>
-        <w:t xml:space="preserve">, gerando os arquivos estáticos (HTML, CSS, </w:t>
-      </w:r>
-      <w:proofErr w:type="spellStart"/>
-      <w:r>
-        <w:rPr>
-          <w:rFonts w:ascii="Times New Roman" w:eastAsia="Times New Roman" w:hAnsi="Times New Roman" w:cs="Times New Roman"/>
-          <w:color w:val="000000" w:themeColor="text1"/>
-          <w:lang w:eastAsia="pt-BR"/>
-        </w:rPr>
-        <w:t>JavaScript</w:t>
-      </w:r>
-      <w:proofErr w:type="spellEnd"/>
-      <w:r>
-        <w:rPr>
-          <w:rFonts w:ascii="Times New Roman" w:eastAsia="Times New Roman" w:hAnsi="Times New Roman" w:cs="Times New Roman"/>
-          <w:color w:val="000000" w:themeColor="text1"/>
-          <w:lang w:eastAsia="pt-BR"/>
-        </w:rPr>
-        <w:t xml:space="preserve">) </w:t>
-      </w:r>
-      <w:proofErr w:type="spellStart"/>
-      <w:r>
-        <w:rPr>
-          <w:rFonts w:ascii="Times New Roman" w:eastAsia="Times New Roman" w:hAnsi="Times New Roman" w:cs="Times New Roman"/>
-          <w:color w:val="000000" w:themeColor="text1"/>
-          <w:lang w:eastAsia="pt-BR"/>
-        </w:rPr>
-        <w:t>minificados</w:t>
-      </w:r>
-      <w:proofErr w:type="spellEnd"/>
-      <w:r>
-        <w:rPr>
-          <w:rFonts w:ascii="Times New Roman" w:eastAsia="Times New Roman" w:hAnsi="Times New Roman" w:cs="Times New Roman"/>
-          <w:color w:val="000000" w:themeColor="text1"/>
-          <w:lang w:eastAsia="pt-BR"/>
-        </w:rPr>
-        <w:t xml:space="preserve"> no diretório de distribuição.</w:t>
+        <w:t>, gerando os arquivos estáticos (HTML, CSS, JavaScript) minificados no diretório de distribuição.</w:t>
       </w:r>
     </w:p>
     <w:p>
@@ -9902,45 +7430,8 @@
           <w:color w:val="000000" w:themeColor="text1"/>
           <w:lang w:eastAsia="pt-BR"/>
         </w:rPr>
-        <w:t> O comando </w:t>
-      </w:r>
-      <w:proofErr w:type="spellStart"/>
-      <w:r>
-        <w:rPr>
-          <w:rFonts w:ascii="Times New Roman" w:eastAsia="Times New Roman" w:hAnsi="Times New Roman" w:cs="Times New Roman"/>
-          <w:color w:val="000000" w:themeColor="text1"/>
-          <w:lang w:eastAsia="pt-BR"/>
-        </w:rPr>
-        <w:t>npx</w:t>
-      </w:r>
-      <w:proofErr w:type="spellEnd"/>
-      <w:r>
-        <w:rPr>
-          <w:rFonts w:ascii="Times New Roman" w:eastAsia="Times New Roman" w:hAnsi="Times New Roman" w:cs="Times New Roman"/>
-          <w:color w:val="000000" w:themeColor="text1"/>
-          <w:lang w:eastAsia="pt-BR"/>
-        </w:rPr>
-        <w:t xml:space="preserve"> cap </w:t>
-      </w:r>
-      <w:proofErr w:type="spellStart"/>
-      <w:r>
-        <w:rPr>
-          <w:rFonts w:ascii="Times New Roman" w:eastAsia="Times New Roman" w:hAnsi="Times New Roman" w:cs="Times New Roman"/>
-          <w:color w:val="000000" w:themeColor="text1"/>
-          <w:lang w:eastAsia="pt-BR"/>
-        </w:rPr>
-        <w:t>sync</w:t>
-      </w:r>
-      <w:proofErr w:type="spellEnd"/>
-      <w:r>
-        <w:rPr>
-          <w:rFonts w:ascii="Times New Roman" w:eastAsia="Times New Roman" w:hAnsi="Times New Roman" w:cs="Times New Roman"/>
-          <w:color w:val="000000" w:themeColor="text1"/>
-          <w:lang w:eastAsia="pt-BR"/>
-        </w:rPr>
-        <w:t> sincroniza os arquivos estáticos gerados para o diretório de </w:t>
-      </w:r>
-      <w:proofErr w:type="spellStart"/>
+        <w:t> O comando npx cap sync sincroniza os arquivos estáticos gerados para o diretório de </w:t>
+      </w:r>
       <w:r>
         <w:rPr>
           <w:rFonts w:ascii="Times New Roman" w:eastAsia="Times New Roman" w:hAnsi="Times New Roman" w:cs="Times New Roman"/>
@@ -9951,104 +7442,13 @@
         </w:rPr>
         <w:t>assets</w:t>
       </w:r>
-      <w:proofErr w:type="spellEnd"/>
       <w:r>
         <w:rPr>
           <w:rFonts w:ascii="Times New Roman" w:eastAsia="Times New Roman" w:hAnsi="Times New Roman" w:cs="Times New Roman"/>
           <w:color w:val="000000" w:themeColor="text1"/>
           <w:lang w:eastAsia="pt-BR"/>
         </w:rPr>
-        <w:t> do projeto Android (</w:t>
-      </w:r>
-      <w:proofErr w:type="spellStart"/>
-      <w:r>
-        <w:rPr>
-          <w:rFonts w:ascii="Times New Roman" w:eastAsia="Times New Roman" w:hAnsi="Times New Roman" w:cs="Times New Roman"/>
-          <w:color w:val="000000" w:themeColor="text1"/>
-          <w:lang w:eastAsia="pt-BR"/>
-        </w:rPr>
-        <w:t>android</w:t>
-      </w:r>
-      <w:proofErr w:type="spellEnd"/>
-      <w:r>
-        <w:rPr>
-          <w:rFonts w:ascii="Times New Roman" w:eastAsia="Times New Roman" w:hAnsi="Times New Roman" w:cs="Times New Roman"/>
-          <w:color w:val="000000" w:themeColor="text1"/>
-          <w:lang w:eastAsia="pt-BR"/>
-        </w:rPr>
-        <w:t>/app/</w:t>
-      </w:r>
-      <w:proofErr w:type="spellStart"/>
-      <w:r>
-        <w:rPr>
-          <w:rFonts w:ascii="Times New Roman" w:eastAsia="Times New Roman" w:hAnsi="Times New Roman" w:cs="Times New Roman"/>
-          <w:color w:val="000000" w:themeColor="text1"/>
-          <w:lang w:eastAsia="pt-BR"/>
-        </w:rPr>
-        <w:t>src</w:t>
-      </w:r>
-      <w:proofErr w:type="spellEnd"/>
-      <w:r>
-        <w:rPr>
-          <w:rFonts w:ascii="Times New Roman" w:eastAsia="Times New Roman" w:hAnsi="Times New Roman" w:cs="Times New Roman"/>
-          <w:color w:val="000000" w:themeColor="text1"/>
-          <w:lang w:eastAsia="pt-BR"/>
-        </w:rPr>
-        <w:t>/</w:t>
-      </w:r>
-      <w:proofErr w:type="spellStart"/>
-      <w:r>
-        <w:rPr>
-          <w:rFonts w:ascii="Times New Roman" w:eastAsia="Times New Roman" w:hAnsi="Times New Roman" w:cs="Times New Roman"/>
-          <w:color w:val="000000" w:themeColor="text1"/>
-          <w:lang w:eastAsia="pt-BR"/>
-        </w:rPr>
-        <w:t>main</w:t>
-      </w:r>
-      <w:proofErr w:type="spellEnd"/>
-      <w:r>
-        <w:rPr>
-          <w:rFonts w:ascii="Times New Roman" w:eastAsia="Times New Roman" w:hAnsi="Times New Roman" w:cs="Times New Roman"/>
-          <w:color w:val="000000" w:themeColor="text1"/>
-          <w:lang w:eastAsia="pt-BR"/>
-        </w:rPr>
-        <w:t>/</w:t>
-      </w:r>
-      <w:proofErr w:type="spellStart"/>
-      <w:r>
-        <w:rPr>
-          <w:rFonts w:ascii="Times New Roman" w:eastAsia="Times New Roman" w:hAnsi="Times New Roman" w:cs="Times New Roman"/>
-          <w:color w:val="000000" w:themeColor="text1"/>
-          <w:lang w:eastAsia="pt-BR"/>
-        </w:rPr>
-        <w:t>assets</w:t>
-      </w:r>
-      <w:proofErr w:type="spellEnd"/>
-      <w:r>
-        <w:rPr>
-          <w:rFonts w:ascii="Times New Roman" w:eastAsia="Times New Roman" w:hAnsi="Times New Roman" w:cs="Times New Roman"/>
-          <w:color w:val="000000" w:themeColor="text1"/>
-          <w:lang w:eastAsia="pt-BR"/>
-        </w:rPr>
-        <w:t>/</w:t>
-      </w:r>
-      <w:proofErr w:type="spellStart"/>
-      <w:r>
-        <w:rPr>
-          <w:rFonts w:ascii="Times New Roman" w:eastAsia="Times New Roman" w:hAnsi="Times New Roman" w:cs="Times New Roman"/>
-          <w:color w:val="000000" w:themeColor="text1"/>
-          <w:lang w:eastAsia="pt-BR"/>
-        </w:rPr>
-        <w:t>public</w:t>
-      </w:r>
-      <w:proofErr w:type="spellEnd"/>
-      <w:r>
-        <w:rPr>
-          <w:rFonts w:ascii="Times New Roman" w:eastAsia="Times New Roman" w:hAnsi="Times New Roman" w:cs="Times New Roman"/>
-          <w:color w:val="000000" w:themeColor="text1"/>
-          <w:lang w:eastAsia="pt-BR"/>
-        </w:rPr>
-        <w:t>/) e atualiza as dependências de plugins nativos.</w:t>
+        <w:t> do projeto Android (android/app/src/main/assets/public/) e atualiza as dependências de plugins nativos.</w:t>
       </w:r>
     </w:p>
     <w:p>
@@ -10083,7 +7483,6 @@
         </w:rPr>
         <w:t> Para assegurar uma experiência de usuário consistente com as diretrizes de design do Android, ícones adaptativos e telas de abertura (</w:t>
       </w:r>
-      <w:proofErr w:type="spellStart"/>
       <w:r>
         <w:rPr>
           <w:rFonts w:ascii="Times New Roman" w:eastAsia="Times New Roman" w:hAnsi="Times New Roman" w:cs="Times New Roman"/>
@@ -10092,9 +7491,16 @@
           <w:color w:val="000000" w:themeColor="text1"/>
           <w:lang w:eastAsia="pt-BR"/>
         </w:rPr>
-        <w:t>Splash</w:t>
-      </w:r>
-      <w:proofErr w:type="spellEnd"/>
+        <w:t>Splash Screens</w:t>
+      </w:r>
+      <w:r>
+        <w:rPr>
+          <w:rFonts w:ascii="Times New Roman" w:eastAsia="Times New Roman" w:hAnsi="Times New Roman" w:cs="Times New Roman"/>
+          <w:color w:val="000000" w:themeColor="text1"/>
+          <w:lang w:eastAsia="pt-BR"/>
+        </w:rPr>
+        <w:t>) são gerados automaticamente para diversas densidades de tela (de </w:t>
+      </w:r>
       <w:r>
         <w:rPr>
           <w:rFonts w:ascii="Times New Roman" w:eastAsia="Times New Roman" w:hAnsi="Times New Roman" w:cs="Times New Roman"/>
@@ -10103,9 +7509,16 @@
           <w:color w:val="000000" w:themeColor="text1"/>
           <w:lang w:eastAsia="pt-BR"/>
         </w:rPr>
-        <w:t xml:space="preserve"> </w:t>
-      </w:r>
-      <w:proofErr w:type="spellStart"/>
+        <w:t>ldpi</w:t>
+      </w:r>
+      <w:r>
+        <w:rPr>
+          <w:rFonts w:ascii="Times New Roman" w:eastAsia="Times New Roman" w:hAnsi="Times New Roman" w:cs="Times New Roman"/>
+          <w:color w:val="000000" w:themeColor="text1"/>
+          <w:lang w:eastAsia="pt-BR"/>
+        </w:rPr>
+        <w:t> a </w:t>
+      </w:r>
       <w:r>
         <w:rPr>
           <w:rFonts w:ascii="Times New Roman" w:eastAsia="Times New Roman" w:hAnsi="Times New Roman" w:cs="Times New Roman"/>
@@ -10114,49 +7527,8 @@
           <w:color w:val="000000" w:themeColor="text1"/>
           <w:lang w:eastAsia="pt-BR"/>
         </w:rPr>
-        <w:t>Screens</w:t>
-      </w:r>
-      <w:proofErr w:type="spellEnd"/>
-      <w:r>
-        <w:rPr>
-          <w:rFonts w:ascii="Times New Roman" w:eastAsia="Times New Roman" w:hAnsi="Times New Roman" w:cs="Times New Roman"/>
-          <w:color w:val="000000" w:themeColor="text1"/>
-          <w:lang w:eastAsia="pt-BR"/>
-        </w:rPr>
-        <w:t>) são gerados automaticamente para diversas densidades de tela (de </w:t>
-      </w:r>
-      <w:proofErr w:type="spellStart"/>
-      <w:r>
-        <w:rPr>
-          <w:rFonts w:ascii="Times New Roman" w:eastAsia="Times New Roman" w:hAnsi="Times New Roman" w:cs="Times New Roman"/>
-          <w:i/>
-          <w:iCs/>
-          <w:color w:val="000000" w:themeColor="text1"/>
-          <w:lang w:eastAsia="pt-BR"/>
-        </w:rPr>
-        <w:t>ldpi</w:t>
-      </w:r>
-      <w:proofErr w:type="spellEnd"/>
-      <w:r>
-        <w:rPr>
-          <w:rFonts w:ascii="Times New Roman" w:eastAsia="Times New Roman" w:hAnsi="Times New Roman" w:cs="Times New Roman"/>
-          <w:color w:val="000000" w:themeColor="text1"/>
-          <w:lang w:eastAsia="pt-BR"/>
-        </w:rPr>
-        <w:t> a </w:t>
-      </w:r>
-      <w:proofErr w:type="spellStart"/>
-      <w:r>
-        <w:rPr>
-          <w:rFonts w:ascii="Times New Roman" w:eastAsia="Times New Roman" w:hAnsi="Times New Roman" w:cs="Times New Roman"/>
-          <w:i/>
-          <w:iCs/>
-          <w:color w:val="000000" w:themeColor="text1"/>
-          <w:lang w:eastAsia="pt-BR"/>
-        </w:rPr>
         <w:t>xxxhdpi</w:t>
       </w:r>
-      <w:proofErr w:type="spellEnd"/>
       <w:r>
         <w:rPr>
           <w:rFonts w:ascii="Times New Roman" w:eastAsia="Times New Roman" w:hAnsi="Times New Roman" w:cs="Times New Roman"/>
@@ -10198,7 +7570,6 @@
         </w:rPr>
         <w:t> O sistema de build </w:t>
       </w:r>
-      <w:proofErr w:type="spellStart"/>
       <w:r>
         <w:rPr>
           <w:rFonts w:ascii="Times New Roman" w:eastAsia="Times New Roman" w:hAnsi="Times New Roman" w:cs="Times New Roman"/>
@@ -10209,7 +7580,6 @@
         </w:rPr>
         <w:t>Gradle</w:t>
       </w:r>
-      <w:proofErr w:type="spellEnd"/>
       <w:r>
         <w:rPr>
           <w:rFonts w:ascii="Times New Roman" w:eastAsia="Times New Roman" w:hAnsi="Times New Roman" w:cs="Times New Roman"/>
@@ -10218,7 +7588,6 @@
         </w:rPr>
         <w:t> é utilizado para compilar o projeto Android, empacotando o </w:t>
       </w:r>
-      <w:proofErr w:type="spellStart"/>
       <w:r>
         <w:rPr>
           <w:rFonts w:ascii="Times New Roman" w:eastAsia="Times New Roman" w:hAnsi="Times New Roman" w:cs="Times New Roman"/>
@@ -10229,7 +7598,6 @@
         </w:rPr>
         <w:t>runtime</w:t>
       </w:r>
-      <w:proofErr w:type="spellEnd"/>
       <w:r>
         <w:rPr>
           <w:rFonts w:ascii="Times New Roman" w:eastAsia="Times New Roman" w:hAnsi="Times New Roman" w:cs="Times New Roman"/>
@@ -10238,7 +7606,6 @@
         </w:rPr>
         <w:t> do Capacitor, os plugins e os </w:t>
       </w:r>
-      <w:proofErr w:type="spellStart"/>
       <w:r>
         <w:rPr>
           <w:rFonts w:ascii="Times New Roman" w:eastAsia="Times New Roman" w:hAnsi="Times New Roman" w:cs="Times New Roman"/>
@@ -10249,71 +7616,51 @@
         </w:rPr>
         <w:t>assets</w:t>
       </w:r>
-      <w:proofErr w:type="spellEnd"/>
       <w:r>
         <w:rPr>
           <w:rFonts w:ascii="Times New Roman" w:eastAsia="Times New Roman" w:hAnsi="Times New Roman" w:cs="Times New Roman"/>
           <w:color w:val="000000" w:themeColor="text1"/>
           <w:lang w:eastAsia="pt-BR"/>
         </w:rPr>
-        <w:t> web em um arquivo .</w:t>
-      </w:r>
-      <w:proofErr w:type="spellStart"/>
-      <w:r>
+        <w:t> web em um arquivo .apk assinado, pronto para instalação.</w:t>
+      </w:r>
+    </w:p>
+    <w:p>
+      <w:pPr>
+        <w:pStyle w:val="Corpodetexto"/>
+        <w:jc w:val="both"/>
         <w:rPr>
           <w:rFonts w:ascii="Times New Roman" w:eastAsia="Times New Roman" w:hAnsi="Times New Roman" w:cs="Times New Roman"/>
           <w:color w:val="000000" w:themeColor="text1"/>
           <w:lang w:eastAsia="pt-BR"/>
         </w:rPr>
-        <w:t>apk</w:t>
-      </w:r>
-      <w:proofErr w:type="spellEnd"/>
+      </w:pPr>
       <w:r>
         <w:rPr>
           <w:rFonts w:ascii="Times New Roman" w:eastAsia="Times New Roman" w:hAnsi="Times New Roman" w:cs="Times New Roman"/>
           <w:color w:val="000000" w:themeColor="text1"/>
           <w:lang w:eastAsia="pt-BR"/>
         </w:rPr>
-        <w:t> assinado, pronto para instalação.</w:t>
-      </w:r>
-    </w:p>
-    <w:p>
-      <w:pPr>
-        <w:pStyle w:val="Corpodetexto"/>
-        <w:jc w:val="both"/>
+        <w:t>Adicionalmente, para facilitar a distribuição e o acesso em ambientes onde a publicação em lojas de aplicativos (Google Play Store) pode ser burocrática ou desnecessária (como em testes internos ou uso corporativo restrito), foi implementado um mecanismo de </w:t>
+      </w:r>
+      <w:r>
         <w:rPr>
           <w:rFonts w:ascii="Times New Roman" w:eastAsia="Times New Roman" w:hAnsi="Times New Roman" w:cs="Times New Roman"/>
+          <w:b/>
+          <w:bCs/>
           <w:color w:val="000000" w:themeColor="text1"/>
           <w:lang w:eastAsia="pt-BR"/>
         </w:rPr>
-      </w:pPr>
+        <w:t>distribuição direta</w:t>
+      </w:r>
       <w:r>
         <w:rPr>
           <w:rFonts w:ascii="Times New Roman" w:eastAsia="Times New Roman" w:hAnsi="Times New Roman" w:cs="Times New Roman"/>
           <w:color w:val="000000" w:themeColor="text1"/>
           <w:lang w:eastAsia="pt-BR"/>
         </w:rPr>
-        <w:t>Adicionalmente, para facilitar a distribuição e o acesso em ambientes onde a publicação em lojas de aplicativos (Google Play Store) pode ser burocrática ou desnecessária (como em testes internos ou uso corporativo restrito), foi implementado um mecanismo de </w:t>
-      </w:r>
-      <w:r>
-        <w:rPr>
-          <w:rFonts w:ascii="Times New Roman" w:eastAsia="Times New Roman" w:hAnsi="Times New Roman" w:cs="Times New Roman"/>
-          <w:b/>
-          <w:bCs/>
-          <w:color w:val="000000" w:themeColor="text1"/>
-          <w:lang w:eastAsia="pt-BR"/>
-        </w:rPr>
-        <w:t>distribuição direta</w:t>
-      </w:r>
-      <w:r>
-        <w:rPr>
-          <w:rFonts w:ascii="Times New Roman" w:eastAsia="Times New Roman" w:hAnsi="Times New Roman" w:cs="Times New Roman"/>
-          <w:color w:val="000000" w:themeColor="text1"/>
-          <w:lang w:eastAsia="pt-BR"/>
-        </w:rPr>
         <w:t>. A aplicação web detecta, através do </w:t>
       </w:r>
-      <w:proofErr w:type="spellStart"/>
       <w:r>
         <w:rPr>
           <w:rFonts w:ascii="Times New Roman" w:eastAsia="Times New Roman" w:hAnsi="Times New Roman" w:cs="Times New Roman"/>
@@ -10322,9 +7669,16 @@
           <w:color w:val="000000" w:themeColor="text1"/>
           <w:lang w:eastAsia="pt-BR"/>
         </w:rPr>
-        <w:t>User</w:t>
-      </w:r>
-      <w:proofErr w:type="spellEnd"/>
+        <w:t>User Agent</w:t>
+      </w:r>
+      <w:r>
+        <w:rPr>
+          <w:rFonts w:ascii="Times New Roman" w:eastAsia="Times New Roman" w:hAnsi="Times New Roman" w:cs="Times New Roman"/>
+          <w:color w:val="000000" w:themeColor="text1"/>
+          <w:lang w:eastAsia="pt-BR"/>
+        </w:rPr>
+        <w:t>, se o acesso está sendo realizado por um dispositivo Android. Caso positivo, e se a aplicação não estiver rodando em modo </w:t>
+      </w:r>
       <w:r>
         <w:rPr>
           <w:rFonts w:ascii="Times New Roman" w:eastAsia="Times New Roman" w:hAnsi="Times New Roman" w:cs="Times New Roman"/>
@@ -10333,7 +7687,7 @@
           <w:color w:val="000000" w:themeColor="text1"/>
           <w:lang w:eastAsia="pt-BR"/>
         </w:rPr>
-        <w:t xml:space="preserve"> Agent</w:t>
+        <w:t>standalone</w:t>
       </w:r>
       <w:r>
         <w:rPr>
@@ -10341,9 +7695,8 @@
           <w:color w:val="000000" w:themeColor="text1"/>
           <w:lang w:eastAsia="pt-BR"/>
         </w:rPr>
-        <w:t>, se o acesso está sendo realizado por um dispositivo Android. Caso positivo, e se a aplicação não estiver rodando em modo </w:t>
-      </w:r>
-      <w:proofErr w:type="spellStart"/>
+        <w:t> (instalada), a interface oferece proativamente um link direto para o download do arquivo APK hospedado no servidor, permitindo a instalação imediata pelo usuário (</w:t>
+      </w:r>
       <w:r>
         <w:rPr>
           <w:rFonts w:ascii="Times New Roman" w:eastAsia="Times New Roman" w:hAnsi="Times New Roman" w:cs="Times New Roman"/>
@@ -10352,25 +7705,6 @@
           <w:color w:val="000000" w:themeColor="text1"/>
           <w:lang w:eastAsia="pt-BR"/>
         </w:rPr>
-        <w:t>standalone</w:t>
-      </w:r>
-      <w:proofErr w:type="spellEnd"/>
-      <w:r>
-        <w:rPr>
-          <w:rFonts w:ascii="Times New Roman" w:eastAsia="Times New Roman" w:hAnsi="Times New Roman" w:cs="Times New Roman"/>
-          <w:color w:val="000000" w:themeColor="text1"/>
-          <w:lang w:eastAsia="pt-BR"/>
-        </w:rPr>
-        <w:t> (instalada), a interface oferece proativamente um link direto para o download do arquivo APK hospedado no servidor, permitindo a instalação imediata pelo usuário (</w:t>
-      </w:r>
-      <w:r>
-        <w:rPr>
-          <w:rFonts w:ascii="Times New Roman" w:eastAsia="Times New Roman" w:hAnsi="Times New Roman" w:cs="Times New Roman"/>
-          <w:i/>
-          <w:iCs/>
-          <w:color w:val="000000" w:themeColor="text1"/>
-          <w:lang w:eastAsia="pt-BR"/>
-        </w:rPr>
         <w:t>Sideloading</w:t>
       </w:r>
       <w:r>
@@ -10483,39 +7817,7 @@
           <w:rFonts w:ascii="Times New Roman" w:hAnsi="Times New Roman" w:cs="Times New Roman"/>
           <w:color w:val="000000" w:themeColor="text1"/>
         </w:rPr>
-        <w:t xml:space="preserve">Após a execução dos ciclos de testes de segurança, baseados na metodologia descrita anteriormente e nas diretrizes do OWASP, os resultados foram compilados e analisados. O objetivo desta seção é discutir a eficácia dos controles de segurança implementados na plataforma "Gestão Atípicos", avaliando a robustez da arquitetura baseada em </w:t>
-      </w:r>
-      <w:proofErr w:type="spellStart"/>
-      <w:r>
-        <w:rPr>
-          <w:rFonts w:ascii="Times New Roman" w:hAnsi="Times New Roman" w:cs="Times New Roman"/>
-          <w:color w:val="000000" w:themeColor="text1"/>
-        </w:rPr>
-        <w:t>Vercel</w:t>
-      </w:r>
-      <w:proofErr w:type="spellEnd"/>
-      <w:r>
-        <w:rPr>
-          <w:rFonts w:ascii="Times New Roman" w:hAnsi="Times New Roman" w:cs="Times New Roman"/>
-          <w:color w:val="000000" w:themeColor="text1"/>
-        </w:rPr>
-        <w:t xml:space="preserve"> e </w:t>
-      </w:r>
-      <w:proofErr w:type="spellStart"/>
-      <w:r>
-        <w:rPr>
-          <w:rFonts w:ascii="Times New Roman" w:hAnsi="Times New Roman" w:cs="Times New Roman"/>
-          <w:color w:val="000000" w:themeColor="text1"/>
-        </w:rPr>
-        <w:t>Supabase</w:t>
-      </w:r>
-      <w:proofErr w:type="spellEnd"/>
-      <w:r>
-        <w:rPr>
-          <w:rFonts w:ascii="Times New Roman" w:hAnsi="Times New Roman" w:cs="Times New Roman"/>
-          <w:color w:val="000000" w:themeColor="text1"/>
-        </w:rPr>
-        <w:t>.</w:t>
+        <w:t>Após a execução dos ciclos de testes de segurança, baseados na metodologia descrita anteriormente e nas diretrizes do OWASP, os resultados foram compilados e analisados. O objetivo desta seção é discutir a eficácia dos controles de segurança implementados na plataforma "Gestão Atípicos", avaliando a robustez da arquitetura baseada em Vercel e Supabase.</w:t>
       </w:r>
     </w:p>
     <w:p>
@@ -10588,39 +7890,7 @@
           <w:rFonts w:ascii="Times New Roman" w:hAnsi="Times New Roman" w:cs="Times New Roman"/>
           <w:color w:val="000000" w:themeColor="text1"/>
         </w:rPr>
-        <w:t>Os testes focados no mecanismo de autenticação (</w:t>
-      </w:r>
-      <w:proofErr w:type="spellStart"/>
-      <w:r>
-        <w:rPr>
-          <w:rFonts w:ascii="Times New Roman" w:hAnsi="Times New Roman" w:cs="Times New Roman"/>
-          <w:color w:val="000000" w:themeColor="text1"/>
-        </w:rPr>
-        <w:t>Supabase</w:t>
-      </w:r>
-      <w:proofErr w:type="spellEnd"/>
-      <w:r>
-        <w:rPr>
-          <w:rFonts w:ascii="Times New Roman" w:hAnsi="Times New Roman" w:cs="Times New Roman"/>
-          <w:color w:val="000000" w:themeColor="text1"/>
-        </w:rPr>
-        <w:t xml:space="preserve"> </w:t>
-      </w:r>
-      <w:proofErr w:type="spellStart"/>
-      <w:r>
-        <w:rPr>
-          <w:rFonts w:ascii="Times New Roman" w:hAnsi="Times New Roman" w:cs="Times New Roman"/>
-          <w:color w:val="000000" w:themeColor="text1"/>
-        </w:rPr>
-        <w:t>Auth</w:t>
-      </w:r>
-      <w:proofErr w:type="spellEnd"/>
-      <w:r>
-        <w:rPr>
-          <w:rFonts w:ascii="Times New Roman" w:hAnsi="Times New Roman" w:cs="Times New Roman"/>
-          <w:color w:val="000000" w:themeColor="text1"/>
-        </w:rPr>
-        <w:t>) demonstraram resiliência contra ataques comuns de força bruta e enumeração. Observou-se que a aplicação responde com mensagens genéricas de erro ao processar credenciais inválidas ou e-mails inexistentes, impedindo que um atacante deduza quais usuários estão cadastrados na base de dados.</w:t>
+        <w:t>Os testes focados no mecanismo de autenticação (Supabase Auth) demonstraram resiliência contra ataques comuns de força bruta e enumeração. Observou-se que a aplicação responde com mensagens genéricas de erro ao processar credenciais inválidas ou e-mails inexistentes, impedindo que um atacante deduza quais usuários estão cadastrados na base de dados.</w:t>
       </w:r>
     </w:p>
     <w:p>
@@ -10653,39 +7923,7 @@
           <w:rFonts w:ascii="Times New Roman" w:hAnsi="Times New Roman" w:cs="Times New Roman"/>
           <w:color w:val="000000" w:themeColor="text1"/>
         </w:rPr>
-        <w:t xml:space="preserve">) mostrou-se eficaz. Tentativas de injeção de tokens incompletos, não assinados ou com assinaturas inválidas resultaram invariavelmente em respostas de acesso negado (401 </w:t>
-      </w:r>
-      <w:proofErr w:type="spellStart"/>
-      <w:r>
-        <w:rPr>
-          <w:rFonts w:ascii="Times New Roman" w:hAnsi="Times New Roman" w:cs="Times New Roman"/>
-          <w:color w:val="000000" w:themeColor="text1"/>
-        </w:rPr>
-        <w:t>Unauthorized</w:t>
-      </w:r>
-      <w:proofErr w:type="spellEnd"/>
-      <w:r>
-        <w:rPr>
-          <w:rFonts w:ascii="Times New Roman" w:hAnsi="Times New Roman" w:cs="Times New Roman"/>
-          <w:color w:val="000000" w:themeColor="text1"/>
-        </w:rPr>
-        <w:t>). Além disso, o fluxo de recuperação de senha (/</w:t>
-      </w:r>
-      <w:proofErr w:type="spellStart"/>
-      <w:r>
-        <w:rPr>
-          <w:rFonts w:ascii="Times New Roman" w:hAnsi="Times New Roman" w:cs="Times New Roman"/>
-          <w:color w:val="000000" w:themeColor="text1"/>
-        </w:rPr>
-        <w:t>recover</w:t>
-      </w:r>
-      <w:proofErr w:type="spellEnd"/>
-      <w:r>
-        <w:rPr>
-          <w:rFonts w:ascii="Times New Roman" w:hAnsi="Times New Roman" w:cs="Times New Roman"/>
-          <w:color w:val="000000" w:themeColor="text1"/>
-        </w:rPr>
-        <w:t>) foi validado, garantindo que não há exposição de informações sensíveis durante o processo de redefinição de credenciais.</w:t>
+        <w:t>) mostrou-se eficaz. Tentativas de injeção de tokens incompletos, não assinados ou com assinaturas inválidas resultaram invariavelmente em respostas de acesso negado (401 Unauthorized). Além disso, o fluxo de recuperação de senha (/recover) foi validado, garantindo que não há exposição de informações sensíveis durante o processo de redefinição de credenciais.</w:t>
       </w:r>
     </w:p>
     <w:p>
@@ -10709,29 +7947,7 @@
           <w:sz w:val="28"/>
           <w:szCs w:val="32"/>
         </w:rPr>
-        <w:t xml:space="preserve">4.2 Validação de Controle de Acesso e Row </w:t>
-      </w:r>
-      <w:proofErr w:type="spellStart"/>
-      <w:r>
-        <w:rPr>
-          <w:rFonts w:ascii="Times New Roman" w:hAnsi="Times New Roman" w:cs="Times New Roman"/>
-          <w:b/>
-          <w:bCs w:val="0"/>
-          <w:sz w:val="28"/>
-          <w:szCs w:val="32"/>
-        </w:rPr>
-        <w:t>Level</w:t>
-      </w:r>
-      <w:proofErr w:type="spellEnd"/>
-      <w:r>
-        <w:rPr>
-          <w:rFonts w:ascii="Times New Roman" w:hAnsi="Times New Roman" w:cs="Times New Roman"/>
-          <w:b/>
-          <w:bCs w:val="0"/>
-          <w:sz w:val="28"/>
-          <w:szCs w:val="32"/>
-        </w:rPr>
-        <w:t xml:space="preserve"> Security (RLS)</w:t>
+        <w:t>4.2 Validação de Controle de Acesso e Row Level Security (RLS)</w:t>
       </w:r>
       <w:bookmarkEnd w:id="107"/>
     </w:p>
@@ -10749,120 +7965,24 @@
           <w:rFonts w:ascii="Times New Roman" w:hAnsi="Times New Roman" w:cs="Times New Roman"/>
           <w:color w:val="000000" w:themeColor="text1"/>
         </w:rPr>
-        <w:t xml:space="preserve">Um ponto crítico da arquitetura do </w:t>
-      </w:r>
-      <w:proofErr w:type="spellStart"/>
-      <w:r>
-        <w:rPr>
-          <w:rFonts w:ascii="Times New Roman" w:hAnsi="Times New Roman" w:cs="Times New Roman"/>
-          <w:color w:val="000000" w:themeColor="text1"/>
-        </w:rPr>
-        <w:t>Supabase</w:t>
-      </w:r>
-      <w:proofErr w:type="spellEnd"/>
-      <w:r>
-        <w:rPr>
-          <w:rFonts w:ascii="Times New Roman" w:hAnsi="Times New Roman" w:cs="Times New Roman"/>
-          <w:color w:val="000000" w:themeColor="text1"/>
-        </w:rPr>
-        <w:t xml:space="preserve"> é a exposição intencional da chave pública (</w:t>
-      </w:r>
-      <w:proofErr w:type="spellStart"/>
-      <w:r>
-        <w:rPr>
-          <w:rFonts w:ascii="Times New Roman" w:hAnsi="Times New Roman" w:cs="Times New Roman"/>
-          <w:color w:val="000000" w:themeColor="text1"/>
-        </w:rPr>
-        <w:t>anon</w:t>
-      </w:r>
-      <w:proofErr w:type="spellEnd"/>
-      <w:r>
-        <w:rPr>
-          <w:rFonts w:ascii="Times New Roman" w:hAnsi="Times New Roman" w:cs="Times New Roman"/>
-          <w:color w:val="000000" w:themeColor="text1"/>
-        </w:rPr>
-        <w:t xml:space="preserve"> </w:t>
-      </w:r>
-      <w:proofErr w:type="spellStart"/>
-      <w:r>
-        <w:rPr>
-          <w:rFonts w:ascii="Times New Roman" w:hAnsi="Times New Roman" w:cs="Times New Roman"/>
-          <w:color w:val="000000" w:themeColor="text1"/>
-        </w:rPr>
-        <w:t>key</w:t>
-      </w:r>
-      <w:proofErr w:type="spellEnd"/>
-      <w:r>
-        <w:rPr>
-          <w:rFonts w:ascii="Times New Roman" w:hAnsi="Times New Roman" w:cs="Times New Roman"/>
-          <w:color w:val="000000" w:themeColor="text1"/>
-        </w:rPr>
-        <w:t xml:space="preserve">) no </w:t>
-      </w:r>
-      <w:proofErr w:type="spellStart"/>
-      <w:r>
-        <w:rPr>
-          <w:rFonts w:ascii="Times New Roman" w:hAnsi="Times New Roman" w:cs="Times New Roman"/>
-          <w:color w:val="000000" w:themeColor="text1"/>
-        </w:rPr>
-        <w:t>frontend</w:t>
-      </w:r>
-      <w:proofErr w:type="spellEnd"/>
-      <w:r>
-        <w:rPr>
-          <w:rFonts w:ascii="Times New Roman" w:hAnsi="Times New Roman" w:cs="Times New Roman"/>
-          <w:color w:val="000000" w:themeColor="text1"/>
-        </w:rPr>
-        <w:t xml:space="preserve">. A análise de segurança confirmou que essa característica não configura uma vulnerabilidade, visto que a segurança da aplicação não depende do sigilo desta chave, mas sim das políticas de segurança em nível de linha (Row </w:t>
-      </w:r>
-      <w:proofErr w:type="spellStart"/>
-      <w:r>
-        <w:rPr>
-          <w:rFonts w:ascii="Times New Roman" w:hAnsi="Times New Roman" w:cs="Times New Roman"/>
-          <w:color w:val="000000" w:themeColor="text1"/>
-        </w:rPr>
-        <w:t>Level</w:t>
-      </w:r>
-      <w:proofErr w:type="spellEnd"/>
-      <w:r>
-        <w:rPr>
-          <w:rFonts w:ascii="Times New Roman" w:hAnsi="Times New Roman" w:cs="Times New Roman"/>
-          <w:color w:val="000000" w:themeColor="text1"/>
-        </w:rPr>
-        <w:t xml:space="preserve"> Security - RLS).</w:t>
-      </w:r>
-    </w:p>
-    <w:p>
-      <w:pPr>
-        <w:pStyle w:val="Corpodetexto"/>
-        <w:jc w:val="both"/>
-        <w:rPr>
-          <w:rFonts w:ascii="Times New Roman" w:hAnsi="Times New Roman" w:cs="Times New Roman"/>
-          <w:color w:val="000000" w:themeColor="text1"/>
-        </w:rPr>
-      </w:pPr>
-      <w:r>
-        <w:rPr>
-          <w:rFonts w:ascii="Times New Roman" w:hAnsi="Times New Roman" w:cs="Times New Roman"/>
-          <w:color w:val="000000" w:themeColor="text1"/>
-        </w:rPr>
-        <w:t>Os testes de acesso direto à API REST (/</w:t>
-      </w:r>
-      <w:proofErr w:type="spellStart"/>
-      <w:r>
-        <w:rPr>
-          <w:rFonts w:ascii="Times New Roman" w:hAnsi="Times New Roman" w:cs="Times New Roman"/>
-          <w:color w:val="000000" w:themeColor="text1"/>
-        </w:rPr>
-        <w:t>rest</w:t>
-      </w:r>
-      <w:proofErr w:type="spellEnd"/>
-      <w:r>
-        <w:rPr>
-          <w:rFonts w:ascii="Times New Roman" w:hAnsi="Times New Roman" w:cs="Times New Roman"/>
-          <w:color w:val="000000" w:themeColor="text1"/>
-        </w:rPr>
-        <w:t>/v1/) e as tentativas de escalação de privilégios corroboraram a eficácia do RLS:</w:t>
+        <w:t>Um ponto crítico da arquitetura do Supabase é a exposição intencional da chave pública (anon key) no frontend. A análise de segurança confirmou que essa característica não configura uma vulnerabilidade, visto que a segurança da aplicação não depende do sigilo desta chave, mas sim das políticas de segurança em nível de linha (Row Level Security - RLS).</w:t>
+      </w:r>
+    </w:p>
+    <w:p>
+      <w:pPr>
+        <w:pStyle w:val="Corpodetexto"/>
+        <w:jc w:val="both"/>
+        <w:rPr>
+          <w:rFonts w:ascii="Times New Roman" w:hAnsi="Times New Roman" w:cs="Times New Roman"/>
+          <w:color w:val="000000" w:themeColor="text1"/>
+        </w:rPr>
+      </w:pPr>
+      <w:r>
+        <w:rPr>
+          <w:rFonts w:ascii="Times New Roman" w:hAnsi="Times New Roman" w:cs="Times New Roman"/>
+          <w:color w:val="000000" w:themeColor="text1"/>
+        </w:rPr>
+        <w:t>Os testes de acesso direto à API REST (/rest/v1/) e as tentativas de escalação de privilégios corroboraram a eficácia do RLS:</w:t>
       </w:r>
     </w:p>
     <w:p>
@@ -10987,91 +8107,7 @@
         <w:rPr>
           <w:rFonts w:ascii="Times New Roman" w:hAnsi="Times New Roman" w:cs="Times New Roman"/>
         </w:rPr>
-        <w:t xml:space="preserve">A avaliação do </w:t>
-      </w:r>
-      <w:proofErr w:type="spellStart"/>
-      <w:r>
-        <w:rPr>
-          <w:rFonts w:ascii="Times New Roman" w:hAnsi="Times New Roman" w:cs="Times New Roman"/>
-        </w:rPr>
-        <w:t>frontend</w:t>
-      </w:r>
-      <w:proofErr w:type="spellEnd"/>
-      <w:r>
-        <w:rPr>
-          <w:rFonts w:ascii="Times New Roman" w:hAnsi="Times New Roman" w:cs="Times New Roman"/>
-        </w:rPr>
-        <w:t xml:space="preserve"> e das configurações HTTP indicou a conformidade com práticas modernas de defesa. A injeção de </w:t>
-      </w:r>
-      <w:proofErr w:type="spellStart"/>
-      <w:r>
-        <w:rPr>
-          <w:rFonts w:ascii="Times New Roman" w:hAnsi="Times New Roman" w:cs="Times New Roman"/>
-        </w:rPr>
-        <w:t>payloads</w:t>
-      </w:r>
-      <w:proofErr w:type="spellEnd"/>
-      <w:r>
-        <w:rPr>
-          <w:rFonts w:ascii="Times New Roman" w:hAnsi="Times New Roman" w:cs="Times New Roman"/>
-        </w:rPr>
-        <w:t xml:space="preserve"> maliciosos visando Cross-Site </w:t>
-      </w:r>
-      <w:proofErr w:type="spellStart"/>
-      <w:r>
-        <w:rPr>
-          <w:rFonts w:ascii="Times New Roman" w:hAnsi="Times New Roman" w:cs="Times New Roman"/>
-        </w:rPr>
-        <w:t>Scripting</w:t>
-      </w:r>
-      <w:proofErr w:type="spellEnd"/>
-      <w:r>
-        <w:rPr>
-          <w:rFonts w:ascii="Times New Roman" w:hAnsi="Times New Roman" w:cs="Times New Roman"/>
-        </w:rPr>
-        <w:t xml:space="preserve"> (XSS) — incluindo vetores em SVG e query </w:t>
-      </w:r>
-      <w:proofErr w:type="spellStart"/>
-      <w:r>
-        <w:rPr>
-          <w:rFonts w:ascii="Times New Roman" w:hAnsi="Times New Roman" w:cs="Times New Roman"/>
-        </w:rPr>
-        <w:t>strings</w:t>
-      </w:r>
-      <w:proofErr w:type="spellEnd"/>
-      <w:r>
-        <w:rPr>
-          <w:rFonts w:ascii="Times New Roman" w:hAnsi="Times New Roman" w:cs="Times New Roman"/>
-        </w:rPr>
-        <w:t xml:space="preserve"> — não obteve sucesso, demonstrando que a sanitização de inputs e a renderização segura dos componentes (</w:t>
-      </w:r>
-      <w:proofErr w:type="spellStart"/>
-      <w:r>
-        <w:rPr>
-          <w:rFonts w:ascii="Times New Roman" w:hAnsi="Times New Roman" w:cs="Times New Roman"/>
-        </w:rPr>
-        <w:t>Vercel</w:t>
-      </w:r>
-      <w:proofErr w:type="spellEnd"/>
-      <w:r>
-        <w:rPr>
-          <w:rFonts w:ascii="Times New Roman" w:hAnsi="Times New Roman" w:cs="Times New Roman"/>
-        </w:rPr>
-        <w:t>/</w:t>
-      </w:r>
-      <w:proofErr w:type="spellStart"/>
-      <w:r>
-        <w:rPr>
-          <w:rFonts w:ascii="Times New Roman" w:hAnsi="Times New Roman" w:cs="Times New Roman"/>
-        </w:rPr>
-        <w:t>React</w:t>
-      </w:r>
-      <w:proofErr w:type="spellEnd"/>
-      <w:r>
-        <w:rPr>
-          <w:rFonts w:ascii="Times New Roman" w:hAnsi="Times New Roman" w:cs="Times New Roman"/>
-        </w:rPr>
-        <w:t>) estão operantes.</w:t>
+        <w:t>A avaliação do frontend e das configurações HTTP indicou a conformidade com práticas modernas de defesa. A injeção de payloads maliciosos visando Cross-Site Scripting (XSS) — incluindo vetores em SVG e query strings — não obteve sucesso, demonstrando que a sanitização de inputs e a renderização segura dos componentes (Vercel/React) estão operantes.</w:t>
       </w:r>
       <w:bookmarkEnd w:id="113"/>
       <w:bookmarkEnd w:id="114"/>
@@ -11098,7 +8134,6 @@
         </w:rPr>
         <w:t>Adicionalmente, a análise dos cabeçalhos HTTP revelou a presença de configurações de endurecimento (</w:t>
       </w:r>
-      <w:proofErr w:type="spellStart"/>
       <w:r>
         <w:rPr>
           <w:rFonts w:ascii="Times New Roman" w:hAnsi="Times New Roman" w:cs="Times New Roman"/>
@@ -11107,110 +8142,11 @@
         </w:rPr>
         <w:t>hardening</w:t>
       </w:r>
-      <w:proofErr w:type="spellEnd"/>
-      <w:r>
-        <w:rPr>
-          <w:rFonts w:ascii="Times New Roman" w:hAnsi="Times New Roman" w:cs="Times New Roman"/>
-        </w:rPr>
-        <w:t xml:space="preserve">), como </w:t>
-      </w:r>
-      <w:proofErr w:type="spellStart"/>
-      <w:r>
-        <w:rPr>
-          <w:rFonts w:ascii="Times New Roman" w:hAnsi="Times New Roman" w:cs="Times New Roman"/>
-        </w:rPr>
-        <w:t>Strict</w:t>
-      </w:r>
-      <w:proofErr w:type="spellEnd"/>
-      <w:r>
-        <w:rPr>
-          <w:rFonts w:ascii="Times New Roman" w:hAnsi="Times New Roman" w:cs="Times New Roman"/>
-        </w:rPr>
-        <w:t>-</w:t>
-      </w:r>
-      <w:proofErr w:type="spellStart"/>
-      <w:r>
-        <w:rPr>
-          <w:rFonts w:ascii="Times New Roman" w:hAnsi="Times New Roman" w:cs="Times New Roman"/>
-        </w:rPr>
-        <w:t>Transport</w:t>
-      </w:r>
-      <w:proofErr w:type="spellEnd"/>
-      <w:r>
-        <w:rPr>
-          <w:rFonts w:ascii="Times New Roman" w:hAnsi="Times New Roman" w:cs="Times New Roman"/>
-        </w:rPr>
-        <w:t>-Security (HSTS) e X-</w:t>
-      </w:r>
-      <w:proofErr w:type="spellStart"/>
-      <w:r>
-        <w:rPr>
-          <w:rFonts w:ascii="Times New Roman" w:hAnsi="Times New Roman" w:cs="Times New Roman"/>
-        </w:rPr>
-        <w:t>Content</w:t>
-      </w:r>
-      <w:proofErr w:type="spellEnd"/>
-      <w:r>
-        <w:rPr>
-          <w:rFonts w:ascii="Times New Roman" w:hAnsi="Times New Roman" w:cs="Times New Roman"/>
-        </w:rPr>
-        <w:t>-</w:t>
-      </w:r>
-      <w:proofErr w:type="spellStart"/>
-      <w:r>
-        <w:rPr>
-          <w:rFonts w:ascii="Times New Roman" w:hAnsi="Times New Roman" w:cs="Times New Roman"/>
-        </w:rPr>
-        <w:t>Type-Options</w:t>
-      </w:r>
-      <w:proofErr w:type="spellEnd"/>
-      <w:r>
-        <w:rPr>
-          <w:rFonts w:ascii="Times New Roman" w:hAnsi="Times New Roman" w:cs="Times New Roman"/>
-        </w:rPr>
-        <w:t xml:space="preserve">: </w:t>
-      </w:r>
-      <w:proofErr w:type="spellStart"/>
-      <w:r>
-        <w:rPr>
-          <w:rFonts w:ascii="Times New Roman" w:hAnsi="Times New Roman" w:cs="Times New Roman"/>
-        </w:rPr>
-        <w:t>nosniff</w:t>
-      </w:r>
-      <w:proofErr w:type="spellEnd"/>
-      <w:r>
-        <w:rPr>
-          <w:rFonts w:ascii="Times New Roman" w:hAnsi="Times New Roman" w:cs="Times New Roman"/>
-        </w:rPr>
-        <w:t xml:space="preserve">. A infraestrutura, suportada pela </w:t>
-      </w:r>
-      <w:proofErr w:type="spellStart"/>
-      <w:r>
-        <w:rPr>
-          <w:rFonts w:ascii="Times New Roman" w:hAnsi="Times New Roman" w:cs="Times New Roman"/>
-        </w:rPr>
-        <w:t>Vercel</w:t>
-      </w:r>
-      <w:proofErr w:type="spellEnd"/>
-      <w:r>
-        <w:rPr>
-          <w:rFonts w:ascii="Times New Roman" w:hAnsi="Times New Roman" w:cs="Times New Roman"/>
-        </w:rPr>
-        <w:t xml:space="preserve"> e </w:t>
-      </w:r>
-      <w:proofErr w:type="spellStart"/>
-      <w:r>
-        <w:rPr>
-          <w:rFonts w:ascii="Times New Roman" w:hAnsi="Times New Roman" w:cs="Times New Roman"/>
-        </w:rPr>
-        <w:t>Cloudflare</w:t>
-      </w:r>
-      <w:proofErr w:type="spellEnd"/>
-      <w:r>
-        <w:rPr>
-          <w:rFonts w:ascii="Times New Roman" w:hAnsi="Times New Roman" w:cs="Times New Roman"/>
-        </w:rPr>
-        <w:t xml:space="preserve">, provou-se resiliente contra tentativas básicas de negação de serviço, delegando o </w:t>
+      <w:r>
+        <w:rPr>
+          <w:rFonts w:ascii="Times New Roman" w:hAnsi="Times New Roman" w:cs="Times New Roman"/>
+        </w:rPr>
+        <w:t xml:space="preserve">), como Strict-Transport-Security (HSTS) e X-Content-Type-Options: nosniff. A infraestrutura, suportada pela Vercel e Cloudflare, provou-se resiliente contra tentativas básicas de negação de serviço, delegando o </w:t>
       </w:r>
       <w:r>
         <w:rPr>
@@ -11218,34 +8154,22 @@
           <w:i/>
           <w:iCs/>
         </w:rPr>
-        <w:t xml:space="preserve">rate </w:t>
-      </w:r>
-      <w:proofErr w:type="spellStart"/>
+        <w:t>rate limiting</w:t>
+      </w:r>
+      <w:r>
+        <w:rPr>
+          <w:rFonts w:ascii="Times New Roman" w:hAnsi="Times New Roman" w:cs="Times New Roman"/>
+        </w:rPr>
+        <w:t xml:space="preserve"> para a borda (</w:t>
+      </w:r>
       <w:r>
         <w:rPr>
           <w:rFonts w:ascii="Times New Roman" w:hAnsi="Times New Roman" w:cs="Times New Roman"/>
           <w:i/>
           <w:iCs/>
         </w:rPr>
-        <w:t>limiting</w:t>
-      </w:r>
-      <w:proofErr w:type="spellEnd"/>
-      <w:r>
-        <w:rPr>
-          <w:rFonts w:ascii="Times New Roman" w:hAnsi="Times New Roman" w:cs="Times New Roman"/>
-        </w:rPr>
-        <w:t xml:space="preserve"> para a borda (</w:t>
-      </w:r>
-      <w:proofErr w:type="spellStart"/>
-      <w:r>
-        <w:rPr>
-          <w:rFonts w:ascii="Times New Roman" w:hAnsi="Times New Roman" w:cs="Times New Roman"/>
-          <w:i/>
-          <w:iCs/>
-        </w:rPr>
         <w:t>edge</w:t>
       </w:r>
-      <w:proofErr w:type="spellEnd"/>
       <w:r>
         <w:rPr>
           <w:rFonts w:ascii="Times New Roman" w:hAnsi="Times New Roman" w:cs="Times New Roman"/>
@@ -11300,21 +8224,7 @@
         <w:rPr>
           <w:rFonts w:ascii="Times New Roman" w:hAnsi="Times New Roman" w:cs="Times New Roman"/>
         </w:rPr>
-        <w:t xml:space="preserve">Diferenciando-se de implementações padrão, o projeto adotou uma postura de "Defesa em Profundidade" (Defense in </w:t>
-      </w:r>
-      <w:proofErr w:type="spellStart"/>
-      <w:r>
-        <w:rPr>
-          <w:rFonts w:ascii="Times New Roman" w:hAnsi="Times New Roman" w:cs="Times New Roman"/>
-        </w:rPr>
-        <w:t>Depth</w:t>
-      </w:r>
-      <w:proofErr w:type="spellEnd"/>
-      <w:r>
-        <w:rPr>
-          <w:rFonts w:ascii="Times New Roman" w:hAnsi="Times New Roman" w:cs="Times New Roman"/>
-        </w:rPr>
-        <w:t>) através da implementação de mecanismos de defesa ativa.</w:t>
+        <w:t>Diferenciando-se de implementações padrão, o projeto adotou uma postura de "Defesa em Profundidade" (Defense in Depth) através da implementação de mecanismos de defesa ativa.</w:t>
       </w:r>
       <w:bookmarkEnd w:id="124"/>
       <w:bookmarkEnd w:id="125"/>
@@ -11335,53 +8245,12 @@
       <w:bookmarkStart w:id="131" w:name="_Toc216999713"/>
       <w:bookmarkStart w:id="132" w:name="_Toc217659148"/>
       <w:bookmarkStart w:id="133" w:name="_Toc217772224"/>
-      <w:proofErr w:type="spellStart"/>
-      <w:r>
-        <w:rPr>
-          <w:rFonts w:ascii="Times New Roman" w:hAnsi="Times New Roman" w:cs="Times New Roman"/>
-          <w:b/>
-        </w:rPr>
-        <w:t>Honeytokens</w:t>
-      </w:r>
-      <w:proofErr w:type="spellEnd"/>
-      <w:r>
-        <w:rPr>
-          <w:rFonts w:ascii="Times New Roman" w:hAnsi="Times New Roman" w:cs="Times New Roman"/>
-          <w:b/>
-        </w:rPr>
-        <w:t xml:space="preserve"> e </w:t>
-      </w:r>
-      <w:proofErr w:type="spellStart"/>
-      <w:r>
-        <w:rPr>
-          <w:rFonts w:ascii="Times New Roman" w:hAnsi="Times New Roman" w:cs="Times New Roman"/>
-          <w:b/>
-        </w:rPr>
-        <w:t>Canary</w:t>
-      </w:r>
-      <w:proofErr w:type="spellEnd"/>
-      <w:r>
-        <w:rPr>
-          <w:rFonts w:ascii="Times New Roman" w:hAnsi="Times New Roman" w:cs="Times New Roman"/>
-          <w:b/>
-        </w:rPr>
-        <w:t xml:space="preserve"> </w:t>
-      </w:r>
-      <w:proofErr w:type="spellStart"/>
-      <w:r>
-        <w:rPr>
-          <w:rFonts w:ascii="Times New Roman" w:hAnsi="Times New Roman" w:cs="Times New Roman"/>
-          <w:b/>
-        </w:rPr>
-        <w:t>Endpoints</w:t>
-      </w:r>
-      <w:proofErr w:type="spellEnd"/>
-      <w:r>
-        <w:rPr>
-          <w:rFonts w:ascii="Times New Roman" w:hAnsi="Times New Roman" w:cs="Times New Roman"/>
-          <w:b/>
-        </w:rPr>
-        <w:t>:</w:t>
+      <w:r>
+        <w:rPr>
+          <w:rFonts w:ascii="Times New Roman" w:hAnsi="Times New Roman" w:cs="Times New Roman"/>
+          <w:b/>
+        </w:rPr>
+        <w:t>Honeytokens e Canary Endpoints:</w:t>
       </w:r>
       <w:r>
         <w:rPr>
@@ -11421,34 +8290,14 @@
         </w:rPr>
         <w:t xml:space="preserve"> A implementação de </w:t>
       </w:r>
-      <w:proofErr w:type="spellStart"/>
       <w:r>
         <w:rPr>
           <w:rFonts w:ascii="Times New Roman" w:hAnsi="Times New Roman" w:cs="Times New Roman"/>
           <w:i/>
           <w:iCs/>
         </w:rPr>
-        <w:t>Correlation</w:t>
-      </w:r>
-      <w:proofErr w:type="spellEnd"/>
-      <w:r>
-        <w:rPr>
-          <w:rFonts w:ascii="Times New Roman" w:hAnsi="Times New Roman" w:cs="Times New Roman"/>
-          <w:i/>
-          <w:iCs/>
-        </w:rPr>
-        <w:t xml:space="preserve"> </w:t>
-      </w:r>
-      <w:proofErr w:type="spellStart"/>
-      <w:r>
-        <w:rPr>
-          <w:rFonts w:ascii="Times New Roman" w:hAnsi="Times New Roman" w:cs="Times New Roman"/>
-          <w:i/>
-          <w:iCs/>
-        </w:rPr>
-        <w:t>IDs</w:t>
-      </w:r>
-      <w:proofErr w:type="spellEnd"/>
+        <w:t>Correlation IDs</w:t>
+      </w:r>
       <w:r>
         <w:rPr>
           <w:rFonts w:ascii="Times New Roman" w:hAnsi="Times New Roman" w:cs="Times New Roman"/>
@@ -11493,61 +8342,7 @@
           <w:i/>
           <w:iCs/>
         </w:rPr>
-        <w:t xml:space="preserve">Security </w:t>
-      </w:r>
-      <w:proofErr w:type="spellStart"/>
-      <w:r>
-        <w:rPr>
-          <w:rFonts w:ascii="Times New Roman" w:hAnsi="Times New Roman" w:cs="Times New Roman"/>
-          <w:i/>
-          <w:iCs/>
-        </w:rPr>
-        <w:t>Information</w:t>
-      </w:r>
-      <w:proofErr w:type="spellEnd"/>
-      <w:r>
-        <w:rPr>
-          <w:rFonts w:ascii="Times New Roman" w:hAnsi="Times New Roman" w:cs="Times New Roman"/>
-          <w:i/>
-          <w:iCs/>
-        </w:rPr>
-        <w:t xml:space="preserve"> </w:t>
-      </w:r>
-      <w:proofErr w:type="spellStart"/>
-      <w:r>
-        <w:rPr>
-          <w:rFonts w:ascii="Times New Roman" w:hAnsi="Times New Roman" w:cs="Times New Roman"/>
-          <w:i/>
-          <w:iCs/>
-        </w:rPr>
-        <w:t>and</w:t>
-      </w:r>
-      <w:proofErr w:type="spellEnd"/>
-      <w:r>
-        <w:rPr>
-          <w:rFonts w:ascii="Times New Roman" w:hAnsi="Times New Roman" w:cs="Times New Roman"/>
-          <w:i/>
-          <w:iCs/>
-        </w:rPr>
-        <w:t xml:space="preserve"> </w:t>
-      </w:r>
-      <w:proofErr w:type="spellStart"/>
-      <w:r>
-        <w:rPr>
-          <w:rFonts w:ascii="Times New Roman" w:hAnsi="Times New Roman" w:cs="Times New Roman"/>
-          <w:i/>
-          <w:iCs/>
-        </w:rPr>
-        <w:t>Event</w:t>
-      </w:r>
-      <w:proofErr w:type="spellEnd"/>
-      <w:r>
-        <w:rPr>
-          <w:rFonts w:ascii="Times New Roman" w:hAnsi="Times New Roman" w:cs="Times New Roman"/>
-          <w:i/>
-          <w:iCs/>
-        </w:rPr>
-        <w:t xml:space="preserve"> Management</w:t>
+        <w:t>Security Information and Event Management</w:t>
       </w:r>
       <w:r>
         <w:rPr>
@@ -11820,21 +8615,13 @@
               <w:rPr>
                 <w:rFonts w:ascii="Times New Roman" w:hAnsi="Times New Roman" w:cs="Times New Roman"/>
               </w:rPr>
-              <w:t xml:space="preserve">SQL </w:t>
-            </w:r>
-            <w:proofErr w:type="spellStart"/>
-            <w:r>
-              <w:rPr>
-                <w:rFonts w:ascii="Times New Roman" w:hAnsi="Times New Roman" w:cs="Times New Roman"/>
-              </w:rPr>
-              <w:t>Injection</w:t>
+              <w:t>SQL Injection</w:t>
             </w:r>
             <w:bookmarkEnd w:id="170"/>
             <w:bookmarkEnd w:id="171"/>
             <w:bookmarkEnd w:id="172"/>
             <w:bookmarkEnd w:id="173"/>
             <w:bookmarkEnd w:id="174"/>
-            <w:proofErr w:type="spellEnd"/>
           </w:p>
         </w:tc>
         <w:tc>
@@ -11956,18 +8743,8 @@
                 <w:i/>
                 <w:iCs/>
               </w:rPr>
-              <w:t xml:space="preserve">Cross-Site </w:t>
-            </w:r>
-            <w:proofErr w:type="spellStart"/>
-            <w:r>
-              <w:rPr>
-                <w:rFonts w:ascii="Times New Roman" w:hAnsi="Times New Roman" w:cs="Times New Roman"/>
-                <w:i/>
-                <w:iCs/>
-              </w:rPr>
-              <w:t>Scripting</w:t>
-            </w:r>
-            <w:proofErr w:type="spellEnd"/>
+              <w:t>Cross-Site Scripting</w:t>
+            </w:r>
             <w:r>
               <w:rPr>
                 <w:rFonts w:ascii="Times New Roman" w:hAnsi="Times New Roman" w:cs="Times New Roman"/>
@@ -12164,33 +8941,11 @@
             <w:bookmarkStart w:id="212" w:name="_Toc216999730"/>
             <w:bookmarkStart w:id="213" w:name="_Toc217659165"/>
             <w:bookmarkStart w:id="214" w:name="_Toc217772241"/>
-            <w:proofErr w:type="spellStart"/>
             <w:r>
               <w:rPr>
                 <w:rFonts w:ascii="Times New Roman" w:hAnsi="Times New Roman" w:cs="Times New Roman"/>
               </w:rPr>
-              <w:t>Supabase</w:t>
-            </w:r>
-            <w:proofErr w:type="spellEnd"/>
-            <w:r>
-              <w:rPr>
-                <w:rFonts w:ascii="Times New Roman" w:hAnsi="Times New Roman" w:cs="Times New Roman"/>
-              </w:rPr>
-              <w:t xml:space="preserve"> </w:t>
-            </w:r>
-            <w:proofErr w:type="spellStart"/>
-            <w:r>
-              <w:rPr>
-                <w:rFonts w:ascii="Times New Roman" w:hAnsi="Times New Roman" w:cs="Times New Roman"/>
-              </w:rPr>
-              <w:t>Auth</w:t>
-            </w:r>
-            <w:proofErr w:type="spellEnd"/>
-            <w:r>
-              <w:rPr>
-                <w:rFonts w:ascii="Times New Roman" w:hAnsi="Times New Roman" w:cs="Times New Roman"/>
-              </w:rPr>
-              <w:t xml:space="preserve"> com validação robusta.</w:t>
+              <w:t>Supabase Auth com validação robusta.</w:t>
             </w:r>
             <w:bookmarkEnd w:id="210"/>
             <w:bookmarkEnd w:id="211"/>
@@ -12560,19 +9315,11 @@
             <w:bookmarkStart w:id="257" w:name="_Toc216999739"/>
             <w:bookmarkStart w:id="258" w:name="_Toc217659174"/>
             <w:bookmarkStart w:id="259" w:name="_Toc217772250"/>
-            <w:proofErr w:type="spellStart"/>
             <w:r>
               <w:rPr>
                 <w:rFonts w:ascii="Times New Roman" w:hAnsi="Times New Roman" w:cs="Times New Roman"/>
               </w:rPr>
-              <w:t>Headers</w:t>
-            </w:r>
-            <w:proofErr w:type="spellEnd"/>
-            <w:r>
-              <w:rPr>
-                <w:rFonts w:ascii="Times New Roman" w:hAnsi="Times New Roman" w:cs="Times New Roman"/>
-              </w:rPr>
-              <w:t xml:space="preserve"> de segurança e HTTPS forçado ativos.</w:t>
+              <w:t>Headers de segurança e HTTPS forçado ativos.</w:t>
             </w:r>
             <w:bookmarkEnd w:id="255"/>
             <w:bookmarkEnd w:id="256"/>
@@ -12721,19 +9468,8 @@
           <w:iCs/>
           <w:color w:val="000000" w:themeColor="text1"/>
         </w:rPr>
-        <w:t xml:space="preserve">Black-Box </w:t>
-      </w:r>
-      <w:proofErr w:type="spellStart"/>
-      <w:r>
-        <w:rPr>
-          <w:rFonts w:ascii="Times New Roman" w:hAnsi="Times New Roman" w:cs="Times New Roman"/>
-          <w:i/>
-          <w:iCs/>
-          <w:color w:val="000000" w:themeColor="text1"/>
-        </w:rPr>
-        <w:t>Testing</w:t>
-      </w:r>
-      <w:proofErr w:type="spellEnd"/>
+        <w:t>Black-Box Testing</w:t>
+      </w:r>
       <w:r>
         <w:rPr>
           <w:rFonts w:ascii="Times New Roman" w:hAnsi="Times New Roman" w:cs="Times New Roman"/>
@@ -12857,39 +9593,7 @@
           <w:rFonts w:ascii="Times New Roman" w:hAnsi="Times New Roman" w:cs="Times New Roman"/>
           <w:color w:val="000000" w:themeColor="text1"/>
         </w:rPr>
-        <w:t xml:space="preserve"> A autenticação provou-se protegida pela chave pública (</w:t>
-      </w:r>
-      <w:proofErr w:type="spellStart"/>
-      <w:r>
-        <w:rPr>
-          <w:rFonts w:ascii="Times New Roman" w:hAnsi="Times New Roman" w:cs="Times New Roman"/>
-          <w:color w:val="000000" w:themeColor="text1"/>
-        </w:rPr>
-        <w:t>anon</w:t>
-      </w:r>
-      <w:proofErr w:type="spellEnd"/>
-      <w:r>
-        <w:rPr>
-          <w:rFonts w:ascii="Times New Roman" w:hAnsi="Times New Roman" w:cs="Times New Roman"/>
-          <w:color w:val="000000" w:themeColor="text1"/>
-        </w:rPr>
-        <w:t xml:space="preserve"> </w:t>
-      </w:r>
-      <w:proofErr w:type="spellStart"/>
-      <w:r>
-        <w:rPr>
-          <w:rFonts w:ascii="Times New Roman" w:hAnsi="Times New Roman" w:cs="Times New Roman"/>
-          <w:color w:val="000000" w:themeColor="text1"/>
-        </w:rPr>
-        <w:t>key</w:t>
-      </w:r>
-      <w:proofErr w:type="spellEnd"/>
-      <w:r>
-        <w:rPr>
-          <w:rFonts w:ascii="Times New Roman" w:hAnsi="Times New Roman" w:cs="Times New Roman"/>
-          <w:color w:val="000000" w:themeColor="text1"/>
-        </w:rPr>
-        <w:t>) em conjunto com tokens de sessão válidos, rejeitando requisições malformadas.</w:t>
+        <w:t xml:space="preserve"> A autenticação provou-se protegida pela chave pública (anon key) em conjunto com tokens de sessão válidos, rejeitando requisições malformadas.</w:t>
       </w:r>
     </w:p>
     <w:p>
@@ -12944,23 +9648,8 @@
         <w:rPr>
           <w:rFonts w:ascii="Times New Roman" w:hAnsi="Times New Roman" w:cs="Times New Roman"/>
         </w:rPr>
-        <w:t>(</w:t>
-      </w:r>
-      <w:proofErr w:type="spellStart"/>
-      <w:r>
-        <w:rPr>
-          <w:rFonts w:ascii="Times New Roman" w:hAnsi="Times New Roman" w:cs="Times New Roman"/>
-        </w:rPr>
-        <w:t>Supabase</w:t>
-      </w:r>
-      <w:proofErr w:type="spellEnd"/>
-      <w:r>
-        <w:rPr>
-          <w:rFonts w:ascii="Times New Roman" w:hAnsi="Times New Roman" w:cs="Times New Roman"/>
-        </w:rPr>
-        <w:t xml:space="preserve">) Durante a análise estática do código </w:t>
-      </w:r>
-      <w:proofErr w:type="spellStart"/>
+        <w:t xml:space="preserve">(Supabase) Durante a análise estática do código </w:t>
+      </w:r>
       <w:r>
         <w:rPr>
           <w:rFonts w:ascii="Times New Roman" w:hAnsi="Times New Roman" w:cs="Times New Roman"/>
@@ -12969,54 +9658,11 @@
         </w:rPr>
         <w:t>frontend</w:t>
       </w:r>
-      <w:proofErr w:type="spellEnd"/>
-      <w:r>
-        <w:rPr>
-          <w:rFonts w:ascii="Times New Roman" w:hAnsi="Times New Roman" w:cs="Times New Roman"/>
-        </w:rPr>
-        <w:t>, identificou-se a presença da chave de API pública (</w:t>
-      </w:r>
-      <w:proofErr w:type="spellStart"/>
-      <w:r>
-        <w:rPr>
-          <w:rFonts w:ascii="Times New Roman" w:hAnsi="Times New Roman" w:cs="Times New Roman"/>
-        </w:rPr>
-        <w:t>anon</w:t>
-      </w:r>
-      <w:proofErr w:type="spellEnd"/>
-      <w:r>
-        <w:rPr>
-          <w:rFonts w:ascii="Times New Roman" w:hAnsi="Times New Roman" w:cs="Times New Roman"/>
-        </w:rPr>
-        <w:t xml:space="preserve"> </w:t>
-      </w:r>
-      <w:proofErr w:type="spellStart"/>
-      <w:r>
-        <w:rPr>
-          <w:rFonts w:ascii="Times New Roman" w:hAnsi="Times New Roman" w:cs="Times New Roman"/>
-        </w:rPr>
-        <w:t>key</w:t>
-      </w:r>
-      <w:proofErr w:type="spellEnd"/>
-      <w:r>
-        <w:rPr>
-          <w:rFonts w:ascii="Times New Roman" w:hAnsi="Times New Roman" w:cs="Times New Roman"/>
-        </w:rPr>
-        <w:t xml:space="preserve">). Procedeu-se, então, à verificação de impacto dessa exposição. A análise técnica confirmou que a arquitetura do </w:t>
-      </w:r>
-      <w:proofErr w:type="spellStart"/>
-      <w:r>
-        <w:rPr>
-          <w:rFonts w:ascii="Times New Roman" w:hAnsi="Times New Roman" w:cs="Times New Roman"/>
-        </w:rPr>
-        <w:t>Supabase</w:t>
-      </w:r>
-      <w:proofErr w:type="spellEnd"/>
-      <w:r>
-        <w:rPr>
-          <w:rFonts w:ascii="Times New Roman" w:hAnsi="Times New Roman" w:cs="Times New Roman"/>
-        </w:rPr>
-        <w:t xml:space="preserve"> utiliza essa chave intencionalmente para iniciar a conexão, não conferindo, por si só, privilégios administrativos. Os testes práticos confirmaram que a segurança depende exclusivamente das políticas de </w:t>
+      <w:r>
+        <w:rPr>
+          <w:rFonts w:ascii="Times New Roman" w:hAnsi="Times New Roman" w:cs="Times New Roman"/>
+        </w:rPr>
+        <w:t xml:space="preserve">, identificou-se a presença da chave de API pública (anon key). Procedeu-se, então, à verificação de impacto dessa exposição. A análise técnica confirmou que a arquitetura do Supabase utiliza essa chave intencionalmente para iniciar a conexão, não conferindo, por si só, privilégios administrativos. Os testes práticos confirmaram que a segurança depende exclusivamente das políticas de </w:t>
       </w:r>
       <w:r>
         <w:rPr>
@@ -13024,73 +9670,13 @@
           <w:i/>
           <w:iCs/>
         </w:rPr>
-        <w:t xml:space="preserve">Row </w:t>
-      </w:r>
-      <w:proofErr w:type="spellStart"/>
-      <w:r>
-        <w:rPr>
-          <w:rFonts w:ascii="Times New Roman" w:hAnsi="Times New Roman" w:cs="Times New Roman"/>
-          <w:i/>
-          <w:iCs/>
-        </w:rPr>
-        <w:t>Level</w:t>
-      </w:r>
-      <w:proofErr w:type="spellEnd"/>
-      <w:r>
-        <w:rPr>
-          <w:rFonts w:ascii="Times New Roman" w:hAnsi="Times New Roman" w:cs="Times New Roman"/>
-          <w:i/>
-          <w:iCs/>
-        </w:rPr>
-        <w:t xml:space="preserve"> Security</w:t>
-      </w:r>
-      <w:r>
-        <w:rPr>
-          <w:rFonts w:ascii="Times New Roman" w:hAnsi="Times New Roman" w:cs="Times New Roman"/>
-        </w:rPr>
-        <w:t xml:space="preserve"> (RLS). As tentativas de leitura e escrita utilizando apenas a </w:t>
-      </w:r>
-      <w:proofErr w:type="spellStart"/>
-      <w:r>
-        <w:rPr>
-          <w:rFonts w:ascii="Times New Roman" w:hAnsi="Times New Roman" w:cs="Times New Roman"/>
-        </w:rPr>
-        <w:t>anon</w:t>
-      </w:r>
-      <w:proofErr w:type="spellEnd"/>
-      <w:r>
-        <w:rPr>
-          <w:rFonts w:ascii="Times New Roman" w:hAnsi="Times New Roman" w:cs="Times New Roman"/>
-        </w:rPr>
-        <w:t xml:space="preserve"> </w:t>
-      </w:r>
-      <w:proofErr w:type="spellStart"/>
-      <w:r>
-        <w:rPr>
-          <w:rFonts w:ascii="Times New Roman" w:hAnsi="Times New Roman" w:cs="Times New Roman"/>
-        </w:rPr>
-        <w:t>key</w:t>
-      </w:r>
-      <w:proofErr w:type="spellEnd"/>
-      <w:r>
-        <w:rPr>
-          <w:rFonts w:ascii="Times New Roman" w:hAnsi="Times New Roman" w:cs="Times New Roman"/>
-        </w:rPr>
-        <w:t xml:space="preserve">, sem um token de usuário autenticado, resultaram invariavelmente no código de resposta HTTP 401 </w:t>
-      </w:r>
-      <w:proofErr w:type="spellStart"/>
-      <w:r>
-        <w:rPr>
-          <w:rFonts w:ascii="Times New Roman" w:hAnsi="Times New Roman" w:cs="Times New Roman"/>
-        </w:rPr>
-        <w:t>Unauthorized</w:t>
-      </w:r>
-      <w:proofErr w:type="spellEnd"/>
-      <w:r>
-        <w:rPr>
-          <w:rFonts w:ascii="Times New Roman" w:hAnsi="Times New Roman" w:cs="Times New Roman"/>
-        </w:rPr>
-        <w:t>, confirmando que não há vulnerabilidade de exposição indevida.</w:t>
+        <w:t>Row Level Security</w:t>
+      </w:r>
+      <w:r>
+        <w:rPr>
+          <w:rFonts w:ascii="Times New Roman" w:hAnsi="Times New Roman" w:cs="Times New Roman"/>
+        </w:rPr>
+        <w:t xml:space="preserve"> (RLS). As tentativas de leitura e escrita utilizando apenas a anon key, sem um token de usuário autenticado, resultaram invariavelmente no código de resposta HTTP 401 Unauthorized, confirmando que não há vulnerabilidade de exposição indevida.</w:t>
       </w:r>
       <w:bookmarkEnd w:id="278"/>
       <w:bookmarkEnd w:id="279"/>
@@ -13163,23 +9749,7 @@
           <w:rFonts w:ascii="Times New Roman" w:hAnsi="Times New Roman" w:cs="Times New Roman"/>
           <w:color w:val="000000" w:themeColor="text1"/>
         </w:rPr>
-        <w:t xml:space="preserve"> (JWT). Foram injetados tokens incompletos, reaproveitados de sessões expiradas, sem assinatura digital válida e com cabeçalhos </w:t>
-      </w:r>
-      <w:proofErr w:type="spellStart"/>
-      <w:r>
-        <w:rPr>
-          <w:rFonts w:ascii="Times New Roman" w:hAnsi="Times New Roman" w:cs="Times New Roman"/>
-          <w:color w:val="000000" w:themeColor="text1"/>
-        </w:rPr>
-        <w:t>Authorization</w:t>
-      </w:r>
-      <w:proofErr w:type="spellEnd"/>
-      <w:r>
-        <w:rPr>
-          <w:rFonts w:ascii="Times New Roman" w:hAnsi="Times New Roman" w:cs="Times New Roman"/>
-          <w:color w:val="000000" w:themeColor="text1"/>
-        </w:rPr>
-        <w:t xml:space="preserve"> forjados. Em todos os cenários, o </w:t>
+        <w:t xml:space="preserve"> (JWT). Foram injetados tokens incompletos, reaproveitados de sessões expiradas, sem assinatura digital válida e com cabeçalhos Authorization forjados. Em todos os cenários, o </w:t>
       </w:r>
       <w:r>
         <w:rPr>
@@ -13195,23 +9765,7 @@
           <w:rFonts w:ascii="Times New Roman" w:hAnsi="Times New Roman" w:cs="Times New Roman"/>
           <w:color w:val="000000" w:themeColor="text1"/>
         </w:rPr>
-        <w:t xml:space="preserve"> de segurança do </w:t>
-      </w:r>
-      <w:proofErr w:type="spellStart"/>
-      <w:r>
-        <w:rPr>
-          <w:rFonts w:ascii="Times New Roman" w:hAnsi="Times New Roman" w:cs="Times New Roman"/>
-          <w:color w:val="000000" w:themeColor="text1"/>
-        </w:rPr>
-        <w:t>Supabase</w:t>
-      </w:r>
-      <w:proofErr w:type="spellEnd"/>
-      <w:r>
-        <w:rPr>
-          <w:rFonts w:ascii="Times New Roman" w:hAnsi="Times New Roman" w:cs="Times New Roman"/>
-          <w:color w:val="000000" w:themeColor="text1"/>
-        </w:rPr>
-        <w:t xml:space="preserve"> rejeitou as requisições, impossibilitando qualquer tentativa de fixação de sessão ou escalada de privilégio via token.</w:t>
+        <w:t xml:space="preserve"> de segurança do Supabase rejeitou as requisições, impossibilitando qualquer tentativa de fixação de sessão ou escalada de privilégio via token.</w:t>
       </w:r>
     </w:p>
     <w:p>
@@ -13267,7 +9821,6 @@
         </w:rPr>
         <w:t xml:space="preserve"> Realizaram-se tentativas de acesso direto aos </w:t>
       </w:r>
-      <w:proofErr w:type="spellStart"/>
       <w:r>
         <w:rPr>
           <w:rFonts w:ascii="Times New Roman" w:hAnsi="Times New Roman" w:cs="Times New Roman"/>
@@ -13277,47 +9830,13 @@
         </w:rPr>
         <w:t>endpoints</w:t>
       </w:r>
-      <w:proofErr w:type="spellEnd"/>
-      <w:r>
-        <w:rPr>
-          <w:rFonts w:ascii="Times New Roman" w:hAnsi="Times New Roman" w:cs="Times New Roman"/>
-          <w:color w:val="000000" w:themeColor="text1"/>
-        </w:rPr>
-        <w:t xml:space="preserve"> da API (/</w:t>
-      </w:r>
-      <w:proofErr w:type="spellStart"/>
-      <w:r>
-        <w:rPr>
-          <w:rFonts w:ascii="Times New Roman" w:hAnsi="Times New Roman" w:cs="Times New Roman"/>
-          <w:color w:val="000000" w:themeColor="text1"/>
-        </w:rPr>
-        <w:t>rest</w:t>
-      </w:r>
-      <w:proofErr w:type="spellEnd"/>
-      <w:r>
-        <w:rPr>
-          <w:rFonts w:ascii="Times New Roman" w:hAnsi="Times New Roman" w:cs="Times New Roman"/>
-          <w:color w:val="000000" w:themeColor="text1"/>
-        </w:rPr>
-        <w:t xml:space="preserve">/v1/) contornando a interface gráfica. Os testes utilizaram chaves de API inválidas e requisições anônimas. O sistema manteve o comportamento seguro, negando o acesso (401 </w:t>
-      </w:r>
-      <w:proofErr w:type="spellStart"/>
-      <w:r>
-        <w:rPr>
-          <w:rFonts w:ascii="Times New Roman" w:hAnsi="Times New Roman" w:cs="Times New Roman"/>
-          <w:color w:val="000000" w:themeColor="text1"/>
-        </w:rPr>
-        <w:t>Unauthorized</w:t>
-      </w:r>
-      <w:proofErr w:type="spellEnd"/>
-      <w:r>
-        <w:rPr>
-          <w:rFonts w:ascii="Times New Roman" w:hAnsi="Times New Roman" w:cs="Times New Roman"/>
-          <w:color w:val="000000" w:themeColor="text1"/>
-        </w:rPr>
-        <w:t xml:space="preserve">) e garantindo que nenhuma tabela ou </w:t>
-      </w:r>
-      <w:proofErr w:type="spellStart"/>
+      <w:r>
+        <w:rPr>
+          <w:rFonts w:ascii="Times New Roman" w:hAnsi="Times New Roman" w:cs="Times New Roman"/>
+          <w:color w:val="000000" w:themeColor="text1"/>
+        </w:rPr>
+        <w:t xml:space="preserve"> da API (/rest/v1/) contornando a interface gráfica. Os testes utilizaram chaves de API inválidas e requisições anônimas. O sistema manteve o comportamento seguro, negando o acesso (401 Unauthorized) e garantindo que nenhuma tabela ou </w:t>
+      </w:r>
       <w:r>
         <w:rPr>
           <w:rFonts w:ascii="Times New Roman" w:hAnsi="Times New Roman" w:cs="Times New Roman"/>
@@ -13327,7 +9846,6 @@
         </w:rPr>
         <w:t>view</w:t>
       </w:r>
-      <w:proofErr w:type="spellEnd"/>
       <w:r>
         <w:rPr>
           <w:rFonts w:ascii="Times New Roman" w:hAnsi="Times New Roman" w:cs="Times New Roman"/>
@@ -13447,23 +9965,7 @@
           <w:rFonts w:ascii="Times New Roman" w:hAnsi="Times New Roman" w:cs="Times New Roman"/>
           <w:b/>
         </w:rPr>
-        <w:t xml:space="preserve">Mass </w:t>
-      </w:r>
-      <w:proofErr w:type="spellStart"/>
-      <w:r>
-        <w:rPr>
-          <w:rFonts w:ascii="Times New Roman" w:hAnsi="Times New Roman" w:cs="Times New Roman"/>
-          <w:b/>
-        </w:rPr>
-        <w:t>Assignment</w:t>
-      </w:r>
-      <w:proofErr w:type="spellEnd"/>
-      <w:r>
-        <w:rPr>
-          <w:rFonts w:ascii="Times New Roman" w:hAnsi="Times New Roman" w:cs="Times New Roman"/>
-          <w:b/>
-        </w:rPr>
-        <w:t>:</w:t>
+        <w:t>Mass Assignment:</w:t>
       </w:r>
       <w:r>
         <w:rPr>
@@ -13523,29 +10025,7 @@
           <w:sz w:val="28"/>
           <w:szCs w:val="32"/>
         </w:rPr>
-        <w:t xml:space="preserve">5.6 Prevenção contra Cross-Site </w:t>
-      </w:r>
-      <w:proofErr w:type="spellStart"/>
-      <w:r>
-        <w:rPr>
-          <w:rFonts w:ascii="Times New Roman" w:hAnsi="Times New Roman" w:cs="Times New Roman"/>
-          <w:b/>
-          <w:bCs w:val="0"/>
-          <w:sz w:val="28"/>
-          <w:szCs w:val="32"/>
-        </w:rPr>
-        <w:t>Scripting</w:t>
-      </w:r>
-      <w:proofErr w:type="spellEnd"/>
-      <w:r>
-        <w:rPr>
-          <w:rFonts w:ascii="Times New Roman" w:hAnsi="Times New Roman" w:cs="Times New Roman"/>
-          <w:b/>
-          <w:bCs w:val="0"/>
-          <w:sz w:val="28"/>
-          <w:szCs w:val="32"/>
-        </w:rPr>
-        <w:t xml:space="preserve"> (XSS)</w:t>
+        <w:t>5.6 Prevenção contra Cross-Site Scripting (XSS)</w:t>
       </w:r>
       <w:bookmarkEnd w:id="306"/>
       <w:r>
@@ -13578,7 +10058,6 @@
         </w:rPr>
         <w:t xml:space="preserve">A resiliência da interface foi testada contra injeção de scripts maliciosos. Aplicaram-se </w:t>
       </w:r>
-      <w:proofErr w:type="spellStart"/>
       <w:r>
         <w:rPr>
           <w:rFonts w:ascii="Times New Roman" w:hAnsi="Times New Roman" w:cs="Times New Roman"/>
@@ -13587,40 +10066,11 @@
         </w:rPr>
         <w:t>payloads</w:t>
       </w:r>
-      <w:proofErr w:type="spellEnd"/>
-      <w:r>
-        <w:rPr>
-          <w:rFonts w:ascii="Times New Roman" w:hAnsi="Times New Roman" w:cs="Times New Roman"/>
-        </w:rPr>
-        <w:t xml:space="preserve"> clássicos (como &lt;script&gt;</w:t>
-      </w:r>
-      <w:proofErr w:type="spellStart"/>
-      <w:r>
-        <w:rPr>
-          <w:rFonts w:ascii="Times New Roman" w:hAnsi="Times New Roman" w:cs="Times New Roman"/>
-        </w:rPr>
-        <w:t>alert</w:t>
-      </w:r>
-      <w:proofErr w:type="spellEnd"/>
-      <w:r>
-        <w:rPr>
-          <w:rFonts w:ascii="Times New Roman" w:hAnsi="Times New Roman" w:cs="Times New Roman"/>
-        </w:rPr>
-        <w:t>(</w:t>
-      </w:r>
-      <w:proofErr w:type="gramStart"/>
-      <w:r>
-        <w:rPr>
-          <w:rFonts w:ascii="Times New Roman" w:hAnsi="Times New Roman" w:cs="Times New Roman"/>
-        </w:rPr>
-        <w:t>1)&lt;</w:t>
-      </w:r>
-      <w:proofErr w:type="gramEnd"/>
-      <w:r>
-        <w:rPr>
-          <w:rFonts w:ascii="Times New Roman" w:hAnsi="Times New Roman" w:cs="Times New Roman"/>
-        </w:rPr>
-        <w:t xml:space="preserve">/script&gt; e vetores SVG) em campos de entrada, </w:t>
+      <w:r>
+        <w:rPr>
+          <w:rFonts w:ascii="Times New Roman" w:hAnsi="Times New Roman" w:cs="Times New Roman"/>
+        </w:rPr>
+        <w:t xml:space="preserve"> clássicos (como &lt;script&gt;alert(1)&lt;/script&gt; e vetores SVG) em campos de entrada, </w:t>
       </w:r>
       <w:r>
         <w:rPr>
@@ -13628,75 +10078,41 @@
           <w:i/>
           <w:iCs/>
         </w:rPr>
-        <w:t xml:space="preserve">query </w:t>
-      </w:r>
-      <w:proofErr w:type="spellStart"/>
+        <w:t>query strings</w:t>
+      </w:r>
+      <w:r>
+        <w:rPr>
+          <w:rFonts w:ascii="Times New Roman" w:hAnsi="Times New Roman" w:cs="Times New Roman"/>
+        </w:rPr>
+        <w:t xml:space="preserve"> e no corpo JSON das requisições. Não foi observada execução de código arbitrário nem reflexão de entrada (</w:t>
+      </w:r>
       <w:r>
         <w:rPr>
           <w:rFonts w:ascii="Times New Roman" w:hAnsi="Times New Roman" w:cs="Times New Roman"/>
           <w:i/>
           <w:iCs/>
         </w:rPr>
-        <w:t>strings</w:t>
-      </w:r>
-      <w:proofErr w:type="spellEnd"/>
-      <w:r>
-        <w:rPr>
-          <w:rFonts w:ascii="Times New Roman" w:hAnsi="Times New Roman" w:cs="Times New Roman"/>
-        </w:rPr>
-        <w:t xml:space="preserve"> e no corpo JSON das requisições. Não foi observada execução de código arbitrário nem reflexão de entrada (</w:t>
-      </w:r>
-      <w:proofErr w:type="spellStart"/>
+        <w:t>Reflected XSS</w:t>
+      </w:r>
+      <w:r>
+        <w:rPr>
+          <w:rFonts w:ascii="Times New Roman" w:hAnsi="Times New Roman" w:cs="Times New Roman"/>
+        </w:rPr>
+        <w:t xml:space="preserve">), indicando que as rotinas de sanitização do </w:t>
+      </w:r>
       <w:r>
         <w:rPr>
           <w:rFonts w:ascii="Times New Roman" w:hAnsi="Times New Roman" w:cs="Times New Roman"/>
           <w:i/>
           <w:iCs/>
         </w:rPr>
-        <w:t>Reflected</w:t>
-      </w:r>
-      <w:proofErr w:type="spellEnd"/>
-      <w:r>
-        <w:rPr>
-          <w:rFonts w:ascii="Times New Roman" w:hAnsi="Times New Roman" w:cs="Times New Roman"/>
-          <w:i/>
-          <w:iCs/>
-        </w:rPr>
-        <w:t xml:space="preserve"> XSS</w:t>
-      </w:r>
-      <w:r>
-        <w:rPr>
-          <w:rFonts w:ascii="Times New Roman" w:hAnsi="Times New Roman" w:cs="Times New Roman"/>
-        </w:rPr>
-        <w:t xml:space="preserve">), indicando que as rotinas de sanitização do </w:t>
-      </w:r>
-      <w:r>
-        <w:rPr>
-          <w:rFonts w:ascii="Times New Roman" w:hAnsi="Times New Roman" w:cs="Times New Roman"/>
-          <w:i/>
-          <w:iCs/>
-        </w:rPr>
         <w:t>framework</w:t>
       </w:r>
       <w:r>
         <w:rPr>
           <w:rFonts w:ascii="Times New Roman" w:hAnsi="Times New Roman" w:cs="Times New Roman"/>
         </w:rPr>
-        <w:t xml:space="preserve"> e da plataforma </w:t>
-      </w:r>
-      <w:proofErr w:type="spellStart"/>
-      <w:r>
-        <w:rPr>
-          <w:rFonts w:ascii="Times New Roman" w:hAnsi="Times New Roman" w:cs="Times New Roman"/>
-        </w:rPr>
-        <w:t>Vercel</w:t>
-      </w:r>
-      <w:proofErr w:type="spellEnd"/>
-      <w:r>
-        <w:rPr>
-          <w:rFonts w:ascii="Times New Roman" w:hAnsi="Times New Roman" w:cs="Times New Roman"/>
-        </w:rPr>
-        <w:t xml:space="preserve"> estão operantes.</w:t>
+        <w:t xml:space="preserve"> e da plataforma Vercel estão operantes.</w:t>
       </w:r>
       <w:bookmarkEnd w:id="307"/>
       <w:bookmarkEnd w:id="308"/>
@@ -13725,29 +10141,7 @@
           <w:sz w:val="28"/>
           <w:szCs w:val="32"/>
         </w:rPr>
-        <w:t>5.7 Cabeçalhos de Segurança (</w:t>
-      </w:r>
-      <w:proofErr w:type="spellStart"/>
-      <w:r>
-        <w:rPr>
-          <w:rFonts w:ascii="Times New Roman" w:hAnsi="Times New Roman" w:cs="Times New Roman"/>
-          <w:b/>
-          <w:bCs w:val="0"/>
-          <w:sz w:val="28"/>
-          <w:szCs w:val="32"/>
-        </w:rPr>
-        <w:t>Hardening</w:t>
-      </w:r>
-      <w:proofErr w:type="spellEnd"/>
-      <w:r>
-        <w:rPr>
-          <w:rFonts w:ascii="Times New Roman" w:hAnsi="Times New Roman" w:cs="Times New Roman"/>
-          <w:b/>
-          <w:bCs w:val="0"/>
-          <w:sz w:val="28"/>
-          <w:szCs w:val="32"/>
-        </w:rPr>
-        <w:t>)</w:t>
+        <w:t>5.7 Cabeçalhos de Segurança (Hardening)</w:t>
       </w:r>
       <w:bookmarkEnd w:id="312"/>
       <w:r>
@@ -13799,33 +10193,11 @@
       <w:bookmarkStart w:id="320" w:name="_Toc216999758"/>
       <w:bookmarkStart w:id="321" w:name="_Toc217659193"/>
       <w:bookmarkStart w:id="322" w:name="_Toc217772269"/>
-      <w:proofErr w:type="spellStart"/>
-      <w:r>
-        <w:rPr>
-          <w:rFonts w:ascii="Times New Roman" w:hAnsi="Times New Roman" w:cs="Times New Roman"/>
-        </w:rPr>
-        <w:t>Strict</w:t>
-      </w:r>
-      <w:proofErr w:type="spellEnd"/>
-      <w:r>
-        <w:rPr>
-          <w:rFonts w:ascii="Times New Roman" w:hAnsi="Times New Roman" w:cs="Times New Roman"/>
-        </w:rPr>
-        <w:t>-</w:t>
-      </w:r>
-      <w:proofErr w:type="spellStart"/>
-      <w:r>
-        <w:rPr>
-          <w:rFonts w:ascii="Times New Roman" w:hAnsi="Times New Roman" w:cs="Times New Roman"/>
-        </w:rPr>
-        <w:t>Transport</w:t>
-      </w:r>
-      <w:proofErr w:type="spellEnd"/>
-      <w:r>
-        <w:rPr>
-          <w:rFonts w:ascii="Times New Roman" w:hAnsi="Times New Roman" w:cs="Times New Roman"/>
-        </w:rPr>
-        <w:t>-Security (HSTS): Forçando a comunicação via HTTPS.</w:t>
+      <w:r>
+        <w:rPr>
+          <w:rFonts w:ascii="Times New Roman" w:hAnsi="Times New Roman" w:cs="Times New Roman"/>
+        </w:rPr>
+        <w:t>Strict-Transport-Security (HSTS): Forçando a comunicação via HTTPS.</w:t>
       </w:r>
       <w:bookmarkEnd w:id="318"/>
       <w:bookmarkEnd w:id="319"/>
@@ -13850,49 +10222,7 @@
         <w:rPr>
           <w:rFonts w:ascii="Times New Roman" w:hAnsi="Times New Roman" w:cs="Times New Roman"/>
         </w:rPr>
-        <w:t>X-</w:t>
-      </w:r>
-      <w:proofErr w:type="spellStart"/>
-      <w:r>
-        <w:rPr>
-          <w:rFonts w:ascii="Times New Roman" w:hAnsi="Times New Roman" w:cs="Times New Roman"/>
-        </w:rPr>
-        <w:t>Content</w:t>
-      </w:r>
-      <w:proofErr w:type="spellEnd"/>
-      <w:r>
-        <w:rPr>
-          <w:rFonts w:ascii="Times New Roman" w:hAnsi="Times New Roman" w:cs="Times New Roman"/>
-        </w:rPr>
-        <w:t>-</w:t>
-      </w:r>
-      <w:proofErr w:type="spellStart"/>
-      <w:r>
-        <w:rPr>
-          <w:rFonts w:ascii="Times New Roman" w:hAnsi="Times New Roman" w:cs="Times New Roman"/>
-        </w:rPr>
-        <w:t>Type-Options</w:t>
-      </w:r>
-      <w:proofErr w:type="spellEnd"/>
-      <w:r>
-        <w:rPr>
-          <w:rFonts w:ascii="Times New Roman" w:hAnsi="Times New Roman" w:cs="Times New Roman"/>
-        </w:rPr>
-        <w:t xml:space="preserve">: </w:t>
-      </w:r>
-      <w:proofErr w:type="spellStart"/>
-      <w:r>
-        <w:rPr>
-          <w:rFonts w:ascii="Times New Roman" w:hAnsi="Times New Roman" w:cs="Times New Roman"/>
-        </w:rPr>
-        <w:t>nosniff</w:t>
-      </w:r>
-      <w:proofErr w:type="spellEnd"/>
-      <w:r>
-        <w:rPr>
-          <w:rFonts w:ascii="Times New Roman" w:hAnsi="Times New Roman" w:cs="Times New Roman"/>
-        </w:rPr>
-        <w:t xml:space="preserve">: Prevenindo ataques de </w:t>
+        <w:t xml:space="preserve">X-Content-Type-Options: nosniff: Prevenindo ataques de </w:t>
       </w:r>
       <w:r>
         <w:rPr>
@@ -13900,18 +10230,8 @@
           <w:i/>
           <w:iCs/>
         </w:rPr>
-        <w:t xml:space="preserve">MIME </w:t>
-      </w:r>
-      <w:proofErr w:type="spellStart"/>
-      <w:r>
-        <w:rPr>
-          <w:rFonts w:ascii="Times New Roman" w:hAnsi="Times New Roman" w:cs="Times New Roman"/>
-          <w:i/>
-          <w:iCs/>
-        </w:rPr>
-        <w:t>Sniffing</w:t>
-      </w:r>
-      <w:proofErr w:type="spellEnd"/>
+        <w:t>MIME Sniffing</w:t>
+      </w:r>
       <w:r>
         <w:rPr>
           <w:rFonts w:ascii="Times New Roman" w:hAnsi="Times New Roman" w:cs="Times New Roman"/>
@@ -13941,35 +10261,7 @@
         <w:rPr>
           <w:rFonts w:ascii="Times New Roman" w:hAnsi="Times New Roman" w:cs="Times New Roman"/>
         </w:rPr>
-        <w:t xml:space="preserve">Proteções adicionais providas pelas camadas da </w:t>
-      </w:r>
-      <w:proofErr w:type="spellStart"/>
-      <w:r>
-        <w:rPr>
-          <w:rFonts w:ascii="Times New Roman" w:hAnsi="Times New Roman" w:cs="Times New Roman"/>
-        </w:rPr>
-        <w:t>Cloudflare</w:t>
-      </w:r>
-      <w:proofErr w:type="spellEnd"/>
-      <w:r>
-        <w:rPr>
-          <w:rFonts w:ascii="Times New Roman" w:hAnsi="Times New Roman" w:cs="Times New Roman"/>
-        </w:rPr>
-        <w:t xml:space="preserve"> e </w:t>
-      </w:r>
-      <w:proofErr w:type="spellStart"/>
-      <w:r>
-        <w:rPr>
-          <w:rFonts w:ascii="Times New Roman" w:hAnsi="Times New Roman" w:cs="Times New Roman"/>
-        </w:rPr>
-        <w:t>Vercel</w:t>
-      </w:r>
-      <w:proofErr w:type="spellEnd"/>
-      <w:r>
-        <w:rPr>
-          <w:rFonts w:ascii="Times New Roman" w:hAnsi="Times New Roman" w:cs="Times New Roman"/>
-        </w:rPr>
-        <w:t>.</w:t>
+        <w:t>Proteções adicionais providas pelas camadas da Cloudflare e Vercel.</w:t>
       </w:r>
       <w:bookmarkEnd w:id="328"/>
       <w:bookmarkEnd w:id="329"/>
@@ -14001,29 +10293,7 @@
           <w:sz w:val="28"/>
           <w:szCs w:val="32"/>
         </w:rPr>
-        <w:t xml:space="preserve">5.8 Rate </w:t>
-      </w:r>
-      <w:proofErr w:type="spellStart"/>
-      <w:r>
-        <w:rPr>
-          <w:rFonts w:ascii="Times New Roman" w:hAnsi="Times New Roman" w:cs="Times New Roman"/>
-          <w:b/>
-          <w:bCs w:val="0"/>
-          <w:sz w:val="28"/>
-          <w:szCs w:val="32"/>
-        </w:rPr>
-        <w:t>Limiting</w:t>
-      </w:r>
-      <w:proofErr w:type="spellEnd"/>
-      <w:r>
-        <w:rPr>
-          <w:rFonts w:ascii="Times New Roman" w:hAnsi="Times New Roman" w:cs="Times New Roman"/>
-          <w:b/>
-          <w:bCs w:val="0"/>
-          <w:sz w:val="28"/>
-          <w:szCs w:val="32"/>
-        </w:rPr>
-        <w:t xml:space="preserve"> e Disponibilidade</w:t>
+        <w:t>5.8 Rate Limiting e Disponibilidade</w:t>
       </w:r>
       <w:bookmarkEnd w:id="333"/>
       <w:bookmarkEnd w:id="334"/>
@@ -14057,21 +10327,7 @@
         <w:rPr>
           <w:rFonts w:ascii="Times New Roman" w:hAnsi="Times New Roman" w:cs="Times New Roman"/>
         </w:rPr>
-        <w:t>A avaliação da infraestrutura confirmou que a proteção contra Negação de Serviço (</w:t>
-      </w:r>
-      <w:proofErr w:type="spellStart"/>
-      <w:r>
-        <w:rPr>
-          <w:rFonts w:ascii="Times New Roman" w:hAnsi="Times New Roman" w:cs="Times New Roman"/>
-        </w:rPr>
-        <w:t>DDoS</w:t>
-      </w:r>
-      <w:proofErr w:type="spellEnd"/>
-      <w:r>
-        <w:rPr>
-          <w:rFonts w:ascii="Times New Roman" w:hAnsi="Times New Roman" w:cs="Times New Roman"/>
-        </w:rPr>
-        <w:t>) e limitação de taxa (</w:t>
+        <w:t>A avaliação da infraestrutura confirmou que a proteção contra Negação de Serviço (DDoS) e limitação de taxa (</w:t>
       </w:r>
       <w:r>
         <w:rPr>
@@ -14079,23 +10335,27 @@
           <w:i/>
           <w:iCs/>
         </w:rPr>
-        <w:t xml:space="preserve">Rate </w:t>
-      </w:r>
-      <w:proofErr w:type="spellStart"/>
+        <w:t>Rate Limiting</w:t>
+      </w:r>
+      <w:r>
+        <w:rPr>
+          <w:rFonts w:ascii="Times New Roman" w:hAnsi="Times New Roman" w:cs="Times New Roman"/>
+        </w:rPr>
+        <w:t>) é gerenciada pelas camadas de borda (</w:t>
+      </w:r>
       <w:r>
         <w:rPr>
           <w:rFonts w:ascii="Times New Roman" w:hAnsi="Times New Roman" w:cs="Times New Roman"/>
           <w:i/>
           <w:iCs/>
         </w:rPr>
-        <w:t>Limiting</w:t>
-      </w:r>
-      <w:proofErr w:type="spellEnd"/>
-      <w:r>
-        <w:rPr>
-          <w:rFonts w:ascii="Times New Roman" w:hAnsi="Times New Roman" w:cs="Times New Roman"/>
-        </w:rPr>
-        <w:t>) é gerenciada pelas camadas de borda (</w:t>
+        <w:t>Edge</w:t>
+      </w:r>
+      <w:r>
+        <w:rPr>
+          <w:rFonts w:ascii="Times New Roman" w:hAnsi="Times New Roman" w:cs="Times New Roman"/>
+        </w:rPr>
+        <w:t xml:space="preserve">) da Vercel e Cloudflare. Os testes não identificaram </w:t>
       </w:r>
       <w:r>
         <w:rPr>
@@ -14103,52 +10363,8 @@
           <w:i/>
           <w:iCs/>
         </w:rPr>
-        <w:t>Edge</w:t>
-      </w:r>
-      <w:r>
-        <w:rPr>
-          <w:rFonts w:ascii="Times New Roman" w:hAnsi="Times New Roman" w:cs="Times New Roman"/>
-        </w:rPr>
-        <w:t xml:space="preserve">) da </w:t>
-      </w:r>
-      <w:proofErr w:type="spellStart"/>
-      <w:r>
-        <w:rPr>
-          <w:rFonts w:ascii="Times New Roman" w:hAnsi="Times New Roman" w:cs="Times New Roman"/>
-        </w:rPr>
-        <w:t>Vercel</w:t>
-      </w:r>
-      <w:proofErr w:type="spellEnd"/>
-      <w:r>
-        <w:rPr>
-          <w:rFonts w:ascii="Times New Roman" w:hAnsi="Times New Roman" w:cs="Times New Roman"/>
-        </w:rPr>
-        <w:t xml:space="preserve"> e </w:t>
-      </w:r>
-      <w:proofErr w:type="spellStart"/>
-      <w:r>
-        <w:rPr>
-          <w:rFonts w:ascii="Times New Roman" w:hAnsi="Times New Roman" w:cs="Times New Roman"/>
-        </w:rPr>
-        <w:t>Cloudflare</w:t>
-      </w:r>
-      <w:proofErr w:type="spellEnd"/>
-      <w:r>
-        <w:rPr>
-          <w:rFonts w:ascii="Times New Roman" w:hAnsi="Times New Roman" w:cs="Times New Roman"/>
-        </w:rPr>
-        <w:t xml:space="preserve">. Os testes não identificaram </w:t>
-      </w:r>
-      <w:proofErr w:type="spellStart"/>
-      <w:r>
-        <w:rPr>
-          <w:rFonts w:ascii="Times New Roman" w:hAnsi="Times New Roman" w:cs="Times New Roman"/>
-          <w:i/>
-          <w:iCs/>
-        </w:rPr>
         <w:t>endpoints</w:t>
       </w:r>
-      <w:proofErr w:type="spellEnd"/>
       <w:r>
         <w:rPr>
           <w:rFonts w:ascii="Times New Roman" w:hAnsi="Times New Roman" w:cs="Times New Roman"/>
@@ -14215,7 +10431,6 @@
         </w:rPr>
         <w:t xml:space="preserve">O presente trabalho atingiu seu objetivo geral ao desenvolver e validar a plataforma "Gestão Atípicos", uma solução tecnológica voltada para a otimização do acompanhamento escolar de alunos com desenvolvimento atípico. A pesquisa demonstrou que a aplicação de metodologias ágeis, aliada a uma arquitetura </w:t>
       </w:r>
-      <w:proofErr w:type="spellStart"/>
       <w:r>
         <w:rPr>
           <w:rFonts w:ascii="Times New Roman" w:hAnsi="Times New Roman" w:cs="Times New Roman"/>
@@ -14225,95 +10440,12 @@
         </w:rPr>
         <w:t>serverless</w:t>
       </w:r>
-      <w:proofErr w:type="spellEnd"/>
-      <w:r>
-        <w:rPr>
-          <w:rFonts w:ascii="Times New Roman" w:hAnsi="Times New Roman" w:cs="Times New Roman"/>
-          <w:color w:val="000000" w:themeColor="text1"/>
-        </w:rPr>
-        <w:t xml:space="preserve"> moderna, é capaz de entregar software de alta disponibilidade e baixo custo de manutenção para o contexto </w:t>
-      </w:r>
-      <w:proofErr w:type="spellStart"/>
-      <w:proofErr w:type="gramStart"/>
-      <w:r>
-        <w:rPr>
-          <w:rFonts w:ascii="Times New Roman" w:hAnsi="Times New Roman" w:cs="Times New Roman"/>
-          <w:color w:val="000000" w:themeColor="text1"/>
-        </w:rPr>
-        <w:t>educacional.Do</w:t>
-      </w:r>
-      <w:proofErr w:type="spellEnd"/>
-      <w:proofErr w:type="gramEnd"/>
-      <w:r>
-        <w:rPr>
-          <w:rFonts w:ascii="Times New Roman" w:hAnsi="Times New Roman" w:cs="Times New Roman"/>
-          <w:color w:val="000000" w:themeColor="text1"/>
-        </w:rPr>
-        <w:t xml:space="preserve"> ponto de vista técnico, a escolha da </w:t>
-      </w:r>
-      <w:proofErr w:type="spellStart"/>
-      <w:r>
-        <w:rPr>
-          <w:rFonts w:ascii="Times New Roman" w:hAnsi="Times New Roman" w:cs="Times New Roman"/>
-          <w:color w:val="000000" w:themeColor="text1"/>
-        </w:rPr>
-        <w:t>stack</w:t>
-      </w:r>
-      <w:proofErr w:type="spellEnd"/>
-      <w:r>
-        <w:rPr>
-          <w:rFonts w:ascii="Times New Roman" w:hAnsi="Times New Roman" w:cs="Times New Roman"/>
-          <w:color w:val="000000" w:themeColor="text1"/>
-        </w:rPr>
-        <w:t xml:space="preserve"> tecnológica — composta por </w:t>
-      </w:r>
-      <w:proofErr w:type="spellStart"/>
-      <w:r>
-        <w:rPr>
-          <w:rFonts w:ascii="Times New Roman" w:hAnsi="Times New Roman" w:cs="Times New Roman"/>
-          <w:color w:val="000000" w:themeColor="text1"/>
-        </w:rPr>
-        <w:t>React</w:t>
-      </w:r>
-      <w:proofErr w:type="spellEnd"/>
-      <w:r>
-        <w:rPr>
-          <w:rFonts w:ascii="Times New Roman" w:hAnsi="Times New Roman" w:cs="Times New Roman"/>
-          <w:color w:val="000000" w:themeColor="text1"/>
-        </w:rPr>
-        <w:t xml:space="preserve">, </w:t>
-      </w:r>
-      <w:proofErr w:type="spellStart"/>
-      <w:r>
-        <w:rPr>
-          <w:rFonts w:ascii="Times New Roman" w:hAnsi="Times New Roman" w:cs="Times New Roman"/>
-          <w:color w:val="000000" w:themeColor="text1"/>
-        </w:rPr>
-        <w:t>Vercel</w:t>
-      </w:r>
-      <w:proofErr w:type="spellEnd"/>
-      <w:r>
-        <w:rPr>
-          <w:rFonts w:ascii="Times New Roman" w:hAnsi="Times New Roman" w:cs="Times New Roman"/>
-          <w:color w:val="000000" w:themeColor="text1"/>
-        </w:rPr>
-        <w:t xml:space="preserve"> e </w:t>
-      </w:r>
-      <w:proofErr w:type="spellStart"/>
-      <w:r>
-        <w:rPr>
-          <w:rFonts w:ascii="Times New Roman" w:hAnsi="Times New Roman" w:cs="Times New Roman"/>
-          <w:color w:val="000000" w:themeColor="text1"/>
-        </w:rPr>
-        <w:t>Supabase</w:t>
-      </w:r>
-      <w:proofErr w:type="spellEnd"/>
-      <w:r>
-        <w:rPr>
-          <w:rFonts w:ascii="Times New Roman" w:hAnsi="Times New Roman" w:cs="Times New Roman"/>
-          <w:color w:val="000000" w:themeColor="text1"/>
-        </w:rPr>
-        <w:t xml:space="preserve"> — mostrou-se assertiva. A implementação de políticas de segurança em nível de banco de dados (</w:t>
+      <w:r>
+        <w:rPr>
+          <w:rFonts w:ascii="Times New Roman" w:hAnsi="Times New Roman" w:cs="Times New Roman"/>
+          <w:color w:val="000000" w:themeColor="text1"/>
+        </w:rPr>
+        <w:t xml:space="preserve"> moderna, é capaz de entregar software de alta disponibilidade e baixo custo de manutenção para o contexto educacional.Do ponto de vista técnico, a escolha da stack tecnológica — composta por React, Vercel e Supabase — mostrou-se assertiva. A implementação de políticas de segurança em nível de banco de dados (</w:t>
       </w:r>
       <w:r>
         <w:rPr>
@@ -14322,9 +10454,15 @@
           <w:iCs/>
           <w:color w:val="000000" w:themeColor="text1"/>
         </w:rPr>
-        <w:t xml:space="preserve">Row </w:t>
-      </w:r>
-      <w:proofErr w:type="spellStart"/>
+        <w:t>Row Level Security</w:t>
+      </w:r>
+      <w:r>
+        <w:rPr>
+          <w:rFonts w:ascii="Times New Roman" w:hAnsi="Times New Roman" w:cs="Times New Roman"/>
+          <w:color w:val="000000" w:themeColor="text1"/>
+        </w:rPr>
+        <w:t xml:space="preserve"> - RLS) garantiu que a privacidade dos dados sensíveis fosse preservada nativamente, atendendo aos princípios fundamentais da Lei Geral de Proteção de Dados (LGPD).Os ciclos de testes de segurança, detalhados neste estudo, validaram a robustez da aplicação. A ausência de vulnerabilidades críticas (como </w:t>
+      </w:r>
       <w:r>
         <w:rPr>
           <w:rFonts w:ascii="Times New Roman" w:hAnsi="Times New Roman" w:cs="Times New Roman"/>
@@ -14332,9 +10470,15 @@
           <w:iCs/>
           <w:color w:val="000000" w:themeColor="text1"/>
         </w:rPr>
-        <w:t>Level</w:t>
-      </w:r>
-      <w:proofErr w:type="spellEnd"/>
+        <w:t>SQL Injection</w:t>
+      </w:r>
+      <w:r>
+        <w:rPr>
+          <w:rFonts w:ascii="Times New Roman" w:hAnsi="Times New Roman" w:cs="Times New Roman"/>
+          <w:color w:val="000000" w:themeColor="text1"/>
+        </w:rPr>
+        <w:t xml:space="preserve"> ou </w:t>
+      </w:r>
       <w:r>
         <w:rPr>
           <w:rFonts w:ascii="Times New Roman" w:hAnsi="Times New Roman" w:cs="Times New Roman"/>
@@ -14342,30 +10486,14 @@
           <w:iCs/>
           <w:color w:val="000000" w:themeColor="text1"/>
         </w:rPr>
-        <w:t xml:space="preserve"> Security</w:t>
-      </w:r>
-      <w:r>
-        <w:rPr>
-          <w:rFonts w:ascii="Times New Roman" w:hAnsi="Times New Roman" w:cs="Times New Roman"/>
-          <w:color w:val="000000" w:themeColor="text1"/>
-        </w:rPr>
-        <w:t xml:space="preserve"> - RLS) garantiu que a privacidade dos dados sensíveis fosse preservada nativamente, atendendo aos princípios fundamentais da Lei Geral de Proteção de Dados (LGPD</w:t>
-      </w:r>
-      <w:proofErr w:type="gramStart"/>
-      <w:r>
-        <w:rPr>
-          <w:rFonts w:ascii="Times New Roman" w:hAnsi="Times New Roman" w:cs="Times New Roman"/>
-          <w:color w:val="000000" w:themeColor="text1"/>
-        </w:rPr>
-        <w:t>).Os</w:t>
-      </w:r>
-      <w:proofErr w:type="gramEnd"/>
-      <w:r>
-        <w:rPr>
-          <w:rFonts w:ascii="Times New Roman" w:hAnsi="Times New Roman" w:cs="Times New Roman"/>
-          <w:color w:val="000000" w:themeColor="text1"/>
-        </w:rPr>
-        <w:t xml:space="preserve"> ciclos de testes de segurança, detalhados neste estudo, validaram a robustez da aplicação. A ausência de vulnerabilidades críticas (como </w:t>
+        <w:t>XSS</w:t>
+      </w:r>
+      <w:r>
+        <w:rPr>
+          <w:rFonts w:ascii="Times New Roman" w:hAnsi="Times New Roman" w:cs="Times New Roman"/>
+          <w:color w:val="000000" w:themeColor="text1"/>
+        </w:rPr>
+        <w:t xml:space="preserve">) e a eficácia dos mecanismos de autenticação e autorização evidenciam que a estratégia de </w:t>
       </w:r>
       <w:r>
         <w:rPr>
@@ -14374,70 +10502,7 @@
           <w:iCs/>
           <w:color w:val="000000" w:themeColor="text1"/>
         </w:rPr>
-        <w:t xml:space="preserve">SQL </w:t>
-      </w:r>
-      <w:proofErr w:type="spellStart"/>
-      <w:r>
-        <w:rPr>
-          <w:rFonts w:ascii="Times New Roman" w:hAnsi="Times New Roman" w:cs="Times New Roman"/>
-          <w:i/>
-          <w:iCs/>
-          <w:color w:val="000000" w:themeColor="text1"/>
-        </w:rPr>
-        <w:t>Injection</w:t>
-      </w:r>
-      <w:proofErr w:type="spellEnd"/>
-      <w:r>
-        <w:rPr>
-          <w:rFonts w:ascii="Times New Roman" w:hAnsi="Times New Roman" w:cs="Times New Roman"/>
-          <w:color w:val="000000" w:themeColor="text1"/>
-        </w:rPr>
-        <w:t xml:space="preserve"> ou </w:t>
-      </w:r>
-      <w:r>
-        <w:rPr>
-          <w:rFonts w:ascii="Times New Roman" w:hAnsi="Times New Roman" w:cs="Times New Roman"/>
-          <w:i/>
-          <w:iCs/>
-          <w:color w:val="000000" w:themeColor="text1"/>
-        </w:rPr>
-        <w:t>XSS</w:t>
-      </w:r>
-      <w:r>
-        <w:rPr>
-          <w:rFonts w:ascii="Times New Roman" w:hAnsi="Times New Roman" w:cs="Times New Roman"/>
-          <w:color w:val="000000" w:themeColor="text1"/>
-        </w:rPr>
-        <w:t xml:space="preserve">) e a eficácia dos mecanismos de autenticação e autorização evidenciam que a estratégia de </w:t>
-      </w:r>
-      <w:r>
-        <w:rPr>
-          <w:rFonts w:ascii="Times New Roman" w:hAnsi="Times New Roman" w:cs="Times New Roman"/>
-          <w:i/>
-          <w:iCs/>
-          <w:color w:val="000000" w:themeColor="text1"/>
-        </w:rPr>
-        <w:t xml:space="preserve">Security </w:t>
-      </w:r>
-      <w:proofErr w:type="spellStart"/>
-      <w:r>
-        <w:rPr>
-          <w:rFonts w:ascii="Times New Roman" w:hAnsi="Times New Roman" w:cs="Times New Roman"/>
-          <w:i/>
-          <w:iCs/>
-          <w:color w:val="000000" w:themeColor="text1"/>
-        </w:rPr>
-        <w:t>by</w:t>
-      </w:r>
-      <w:proofErr w:type="spellEnd"/>
-      <w:r>
-        <w:rPr>
-          <w:rFonts w:ascii="Times New Roman" w:hAnsi="Times New Roman" w:cs="Times New Roman"/>
-          <w:i/>
-          <w:iCs/>
-          <w:color w:val="000000" w:themeColor="text1"/>
-        </w:rPr>
-        <w:t xml:space="preserve"> Design</w:t>
+        <w:t>Security by Design</w:t>
       </w:r>
       <w:r>
         <w:rPr>
@@ -14684,61 +10749,7 @@
           <w:i/>
           <w:iCs/>
         </w:rPr>
-        <w:t xml:space="preserve">Security </w:t>
-      </w:r>
-      <w:proofErr w:type="spellStart"/>
-      <w:r>
-        <w:rPr>
-          <w:rFonts w:ascii="Times New Roman" w:hAnsi="Times New Roman" w:cs="Times New Roman"/>
-          <w:i/>
-          <w:iCs/>
-        </w:rPr>
-        <w:t>Information</w:t>
-      </w:r>
-      <w:proofErr w:type="spellEnd"/>
-      <w:r>
-        <w:rPr>
-          <w:rFonts w:ascii="Times New Roman" w:hAnsi="Times New Roman" w:cs="Times New Roman"/>
-          <w:i/>
-          <w:iCs/>
-        </w:rPr>
-        <w:t xml:space="preserve"> </w:t>
-      </w:r>
-      <w:proofErr w:type="spellStart"/>
-      <w:r>
-        <w:rPr>
-          <w:rFonts w:ascii="Times New Roman" w:hAnsi="Times New Roman" w:cs="Times New Roman"/>
-          <w:i/>
-          <w:iCs/>
-        </w:rPr>
-        <w:t>and</w:t>
-      </w:r>
-      <w:proofErr w:type="spellEnd"/>
-      <w:r>
-        <w:rPr>
-          <w:rFonts w:ascii="Times New Roman" w:hAnsi="Times New Roman" w:cs="Times New Roman"/>
-          <w:i/>
-          <w:iCs/>
-        </w:rPr>
-        <w:t xml:space="preserve"> </w:t>
-      </w:r>
-      <w:proofErr w:type="spellStart"/>
-      <w:r>
-        <w:rPr>
-          <w:rFonts w:ascii="Times New Roman" w:hAnsi="Times New Roman" w:cs="Times New Roman"/>
-          <w:i/>
-          <w:iCs/>
-        </w:rPr>
-        <w:t>Event</w:t>
-      </w:r>
-      <w:proofErr w:type="spellEnd"/>
-      <w:r>
-        <w:rPr>
-          <w:rFonts w:ascii="Times New Roman" w:hAnsi="Times New Roman" w:cs="Times New Roman"/>
-          <w:i/>
-          <w:iCs/>
-        </w:rPr>
-        <w:t xml:space="preserve"> Management</w:t>
+        <w:t>Security Information and Event Management</w:t>
       </w:r>
       <w:r>
         <w:rPr>
@@ -14967,23 +10978,7 @@
           <w:b/>
           <w:bCs/>
         </w:rPr>
-        <w:t xml:space="preserve">The STRIDE </w:t>
-      </w:r>
-      <w:proofErr w:type="spellStart"/>
-      <w:r>
-        <w:rPr>
-          <w:b/>
-          <w:bCs/>
-        </w:rPr>
-        <w:t>Threat</w:t>
-      </w:r>
-      <w:proofErr w:type="spellEnd"/>
-      <w:r>
-        <w:rPr>
-          <w:b/>
-          <w:bCs/>
-        </w:rPr>
-        <w:t xml:space="preserve"> Model</w:t>
+        <w:t>The STRIDE Threat Model</w:t>
       </w:r>
       <w:r>
         <w:t xml:space="preserve">. Azure Security Center, </w:t>
@@ -15020,48 +11015,15 @@
       <w:r>
         <w:t xml:space="preserve">OWASP FOUNDATION. </w:t>
       </w:r>
-      <w:proofErr w:type="spellStart"/>
       <w:r>
         <w:rPr>
           <w:b/>
           <w:bCs/>
         </w:rPr>
-        <w:t>Application</w:t>
-      </w:r>
-      <w:proofErr w:type="spellEnd"/>
-      <w:r>
-        <w:rPr>
-          <w:b/>
-          <w:bCs/>
-        </w:rPr>
-        <w:t xml:space="preserve"> Security </w:t>
-      </w:r>
-      <w:proofErr w:type="spellStart"/>
-      <w:r>
-        <w:rPr>
-          <w:b/>
-          <w:bCs/>
-        </w:rPr>
-        <w:t>Verification</w:t>
-      </w:r>
-      <w:proofErr w:type="spellEnd"/>
-      <w:r>
-        <w:rPr>
-          <w:b/>
-          <w:bCs/>
-        </w:rPr>
-        <w:t xml:space="preserve"> Standard (ASVS)</w:t>
-      </w:r>
-      <w:r>
-        <w:t xml:space="preserve">. </w:t>
-      </w:r>
-      <w:proofErr w:type="spellStart"/>
-      <w:r>
-        <w:t>Version</w:t>
-      </w:r>
-      <w:proofErr w:type="spellEnd"/>
-      <w:r>
-        <w:t xml:space="preserve"> 4.0.3. 2021. Disponível em: </w:t>
+        <w:t>Application Security Verification Standard (ASVS)</w:t>
+      </w:r>
+      <w:r>
+        <w:t xml:space="preserve">. Version 4.0.3. 2021. Disponível em: </w:t>
       </w:r>
       <w:hyperlink r:id="rId12" w:tgtFrame="_blank" w:history="1">
         <w:r>
@@ -15097,31 +11059,7 @@
         <w:t>OWASP Top 10:2021</w:t>
       </w:r>
       <w:r>
-        <w:t xml:space="preserve">. The Most </w:t>
-      </w:r>
-      <w:proofErr w:type="spellStart"/>
-      <w:r>
-        <w:t>Critical</w:t>
-      </w:r>
-      <w:proofErr w:type="spellEnd"/>
-      <w:r>
-        <w:t xml:space="preserve"> Web </w:t>
-      </w:r>
-      <w:proofErr w:type="spellStart"/>
-      <w:r>
-        <w:t>Application</w:t>
-      </w:r>
-      <w:proofErr w:type="spellEnd"/>
-      <w:r>
-        <w:t xml:space="preserve"> Security </w:t>
-      </w:r>
-      <w:proofErr w:type="spellStart"/>
-      <w:r>
-        <w:t>Risks</w:t>
-      </w:r>
-      <w:proofErr w:type="spellEnd"/>
-      <w:r>
-        <w:t xml:space="preserve">. Disponível em: </w:t>
+        <w:t xml:space="preserve">. The Most Critical Web Application Security Risks. Disponível em: </w:t>
       </w:r>
       <w:hyperlink r:id="rId13" w:tgtFrame="_blank" w:history="1">
         <w:r>
@@ -15154,34 +11092,10 @@
           <w:b/>
           <w:bCs/>
         </w:rPr>
-        <w:t xml:space="preserve">Row </w:t>
-      </w:r>
-      <w:proofErr w:type="spellStart"/>
-      <w:r>
-        <w:rPr>
-          <w:b/>
-          <w:bCs/>
-        </w:rPr>
-        <w:t>Level</w:t>
-      </w:r>
-      <w:proofErr w:type="spellEnd"/>
-      <w:r>
-        <w:rPr>
-          <w:b/>
-          <w:bCs/>
-        </w:rPr>
-        <w:t xml:space="preserve"> Security</w:t>
-      </w:r>
-      <w:r>
-        <w:t xml:space="preserve">. </w:t>
-      </w:r>
-      <w:proofErr w:type="spellStart"/>
-      <w:r>
-        <w:t>Documentation</w:t>
-      </w:r>
-      <w:proofErr w:type="spellEnd"/>
-      <w:r>
-        <w:t xml:space="preserve">. </w:t>
+        <w:t>Row Level Security</w:t>
+      </w:r>
+      <w:r>
+        <w:t xml:space="preserve">. Documentation. </w:t>
       </w:r>
       <w:r>
         <w:t>2026</w:t>
@@ -15681,17 +11595,9 @@
           <w:rFonts w:ascii="Times New Roman" w:hAnsi="Times New Roman" w:cs="Times New Roman"/>
         </w:rPr>
         <w:lastRenderedPageBreak/>
-        <w:t xml:space="preserve">Anexo B – Relatório de </w:t>
-      </w:r>
-      <w:proofErr w:type="spellStart"/>
-      <w:r>
-        <w:rPr>
-          <w:rFonts w:ascii="Times New Roman" w:hAnsi="Times New Roman" w:cs="Times New Roman"/>
-        </w:rPr>
-        <w:t>Pentest</w:t>
+        <w:t>Anexo B – Relatório de Pentest</w:t>
       </w:r>
       <w:bookmarkEnd w:id="381"/>
-      <w:proofErr w:type="spellEnd"/>
     </w:p>
     <w:p>
       <w:pPr>
@@ -15722,49 +11628,7 @@
         <w:rPr>
           <w:rFonts w:ascii="Times New Roman" w:hAnsi="Times New Roman" w:cs="Times New Roman"/>
         </w:rPr>
-        <w:t xml:space="preserve">O sistema Gestão Atípicos consiste em uma plataforma web hospedada no </w:t>
-      </w:r>
-      <w:proofErr w:type="spellStart"/>
-      <w:r>
-        <w:rPr>
-          <w:rFonts w:ascii="Times New Roman" w:hAnsi="Times New Roman" w:cs="Times New Roman"/>
-        </w:rPr>
-        <w:t>Vercel</w:t>
-      </w:r>
-      <w:proofErr w:type="spellEnd"/>
-      <w:r>
-        <w:rPr>
-          <w:rFonts w:ascii="Times New Roman" w:hAnsi="Times New Roman" w:cs="Times New Roman"/>
-        </w:rPr>
-        <w:t xml:space="preserve">, utilizando o </w:t>
-      </w:r>
-      <w:proofErr w:type="spellStart"/>
-      <w:r>
-        <w:rPr>
-          <w:rFonts w:ascii="Times New Roman" w:hAnsi="Times New Roman" w:cs="Times New Roman"/>
-        </w:rPr>
-        <w:t>Supabase</w:t>
-      </w:r>
-      <w:proofErr w:type="spellEnd"/>
-      <w:r>
-        <w:rPr>
-          <w:rFonts w:ascii="Times New Roman" w:hAnsi="Times New Roman" w:cs="Times New Roman"/>
-        </w:rPr>
-        <w:t xml:space="preserve"> como </w:t>
-      </w:r>
-      <w:proofErr w:type="spellStart"/>
-      <w:r>
-        <w:rPr>
-          <w:rFonts w:ascii="Times New Roman" w:hAnsi="Times New Roman" w:cs="Times New Roman"/>
-        </w:rPr>
-        <w:t>backend</w:t>
-      </w:r>
-      <w:proofErr w:type="spellEnd"/>
-      <w:r>
-        <w:rPr>
-          <w:rFonts w:ascii="Times New Roman" w:hAnsi="Times New Roman" w:cs="Times New Roman"/>
-        </w:rPr>
-        <w:t xml:space="preserve"> para autenticação, API REST e banco de dados.</w:t>
+        <w:t>O sistema Gestão Atípicos consiste em uma plataforma web hospedada no Vercel, utilizando o Supabase como backend para autenticação, API REST e banco de dados.</w:t>
       </w:r>
     </w:p>
     <w:p>
@@ -15787,21 +11651,7 @@
         <w:rPr>
           <w:rFonts w:ascii="Times New Roman" w:hAnsi="Times New Roman" w:cs="Times New Roman"/>
         </w:rPr>
-        <w:t xml:space="preserve"> Auditado e Aprovado (</w:t>
-      </w:r>
-      <w:proofErr w:type="gramStart"/>
-      <w:r>
-        <w:rPr>
-          <w:rFonts w:ascii="Times New Roman" w:hAnsi="Times New Roman" w:cs="Times New Roman"/>
-        </w:rPr>
-        <w:t>Dezembro</w:t>
-      </w:r>
-      <w:proofErr w:type="gramEnd"/>
-      <w:r>
-        <w:rPr>
-          <w:rFonts w:ascii="Times New Roman" w:hAnsi="Times New Roman" w:cs="Times New Roman"/>
-        </w:rPr>
-        <w:t>/</w:t>
+        <w:t xml:space="preserve"> Auditado e Aprovado (Dezembro/</w:t>
       </w:r>
       <w:r>
         <w:rPr>
@@ -15937,35 +11787,7 @@
         <w:rPr>
           <w:rFonts w:ascii="Times New Roman" w:hAnsi="Times New Roman" w:cs="Times New Roman"/>
         </w:rPr>
-        <w:t xml:space="preserve">Checklist OWASP </w:t>
-      </w:r>
-      <w:proofErr w:type="spellStart"/>
-      <w:r>
-        <w:rPr>
-          <w:rFonts w:ascii="Times New Roman" w:hAnsi="Times New Roman" w:cs="Times New Roman"/>
-        </w:rPr>
-        <w:t>Application</w:t>
-      </w:r>
-      <w:proofErr w:type="spellEnd"/>
-      <w:r>
-        <w:rPr>
-          <w:rFonts w:ascii="Times New Roman" w:hAnsi="Times New Roman" w:cs="Times New Roman"/>
-        </w:rPr>
-        <w:t xml:space="preserve"> Security </w:t>
-      </w:r>
-      <w:proofErr w:type="spellStart"/>
-      <w:r>
-        <w:rPr>
-          <w:rFonts w:ascii="Times New Roman" w:hAnsi="Times New Roman" w:cs="Times New Roman"/>
-        </w:rPr>
-        <w:t>Verification</w:t>
-      </w:r>
-      <w:proofErr w:type="spellEnd"/>
-      <w:r>
-        <w:rPr>
-          <w:rFonts w:ascii="Times New Roman" w:hAnsi="Times New Roman" w:cs="Times New Roman"/>
-        </w:rPr>
-        <w:t xml:space="preserve"> Standard – ASVS (arquivo OWASP_ASVS_CHECKLIST.md)</w:t>
+        <w:t>Checklist OWASP Application Security Verification Standard – ASVS (arquivo OWASP_ASVS_CHECKLIST.md)</w:t>
       </w:r>
     </w:p>
     <w:p>
@@ -15980,33 +11802,11 @@
           <w:rFonts w:ascii="Times New Roman" w:hAnsi="Times New Roman" w:cs="Times New Roman"/>
         </w:rPr>
       </w:pPr>
-      <w:proofErr w:type="spellStart"/>
-      <w:r>
-        <w:rPr>
-          <w:rFonts w:ascii="Times New Roman" w:hAnsi="Times New Roman" w:cs="Times New Roman"/>
-        </w:rPr>
-        <w:t>Playbook</w:t>
-      </w:r>
-      <w:proofErr w:type="spellEnd"/>
-      <w:r>
-        <w:rPr>
-          <w:rFonts w:ascii="Times New Roman" w:hAnsi="Times New Roman" w:cs="Times New Roman"/>
-        </w:rPr>
-        <w:t xml:space="preserve"> de Resposta a Incidentes com </w:t>
-      </w:r>
-      <w:proofErr w:type="spellStart"/>
-      <w:r>
-        <w:rPr>
-          <w:rFonts w:ascii="Times New Roman" w:hAnsi="Times New Roman" w:cs="Times New Roman"/>
-        </w:rPr>
-        <w:t>Honeytokens</w:t>
-      </w:r>
-      <w:proofErr w:type="spellEnd"/>
-      <w:r>
-        <w:rPr>
-          <w:rFonts w:ascii="Times New Roman" w:hAnsi="Times New Roman" w:cs="Times New Roman"/>
-        </w:rPr>
-        <w:t xml:space="preserve"> (arquivo HONEYTOKEN_PLAYBOOK.md)</w:t>
+      <w:r>
+        <w:rPr>
+          <w:rFonts w:ascii="Times New Roman" w:hAnsi="Times New Roman" w:cs="Times New Roman"/>
+        </w:rPr>
+        <w:t>Playbook de Resposta a Incidentes com Honeytokens (arquivo HONEYTOKEN_PLAYBOOK.md)</w:t>
       </w:r>
     </w:p>
     <w:p>
@@ -16117,33 +11917,11 @@
           <w:rFonts w:ascii="Times New Roman" w:hAnsi="Times New Roman" w:cs="Times New Roman"/>
         </w:rPr>
       </w:pPr>
-      <w:proofErr w:type="spellStart"/>
-      <w:r>
-        <w:rPr>
-          <w:rFonts w:ascii="Times New Roman" w:hAnsi="Times New Roman" w:cs="Times New Roman"/>
-        </w:rPr>
-        <w:t>Frontend</w:t>
-      </w:r>
-      <w:proofErr w:type="spellEnd"/>
-      <w:r>
-        <w:rPr>
-          <w:rFonts w:ascii="Times New Roman" w:hAnsi="Times New Roman" w:cs="Times New Roman"/>
-        </w:rPr>
-        <w:t xml:space="preserve"> hospedado no </w:t>
-      </w:r>
-      <w:proofErr w:type="spellStart"/>
-      <w:r>
-        <w:rPr>
-          <w:rFonts w:ascii="Times New Roman" w:hAnsi="Times New Roman" w:cs="Times New Roman"/>
-        </w:rPr>
-        <w:t>Vercel</w:t>
-      </w:r>
-      <w:proofErr w:type="spellEnd"/>
-      <w:r>
-        <w:rPr>
-          <w:rFonts w:ascii="Times New Roman" w:hAnsi="Times New Roman" w:cs="Times New Roman"/>
-        </w:rPr>
-        <w:t>.</w:t>
+      <w:r>
+        <w:rPr>
+          <w:rFonts w:ascii="Times New Roman" w:hAnsi="Times New Roman" w:cs="Times New Roman"/>
+        </w:rPr>
+        <w:t>Frontend hospedado no Vercel.</w:t>
       </w:r>
     </w:p>
     <w:p>
@@ -16181,35 +11959,7 @@
         <w:rPr>
           <w:rFonts w:ascii="Times New Roman" w:hAnsi="Times New Roman" w:cs="Times New Roman"/>
         </w:rPr>
-        <w:t xml:space="preserve">Autenticação via </w:t>
-      </w:r>
-      <w:proofErr w:type="spellStart"/>
-      <w:r>
-        <w:rPr>
-          <w:rFonts w:ascii="Times New Roman" w:hAnsi="Times New Roman" w:cs="Times New Roman"/>
-        </w:rPr>
-        <w:t>Supabase</w:t>
-      </w:r>
-      <w:proofErr w:type="spellEnd"/>
-      <w:r>
-        <w:rPr>
-          <w:rFonts w:ascii="Times New Roman" w:hAnsi="Times New Roman" w:cs="Times New Roman"/>
-        </w:rPr>
-        <w:t xml:space="preserve"> </w:t>
-      </w:r>
-      <w:proofErr w:type="spellStart"/>
-      <w:r>
-        <w:rPr>
-          <w:rFonts w:ascii="Times New Roman" w:hAnsi="Times New Roman" w:cs="Times New Roman"/>
-        </w:rPr>
-        <w:t>Auth</w:t>
-      </w:r>
-      <w:proofErr w:type="spellEnd"/>
-      <w:r>
-        <w:rPr>
-          <w:rFonts w:ascii="Times New Roman" w:hAnsi="Times New Roman" w:cs="Times New Roman"/>
-        </w:rPr>
-        <w:t>.</w:t>
+        <w:t>Autenticação via Supabase Auth.</w:t>
       </w:r>
     </w:p>
     <w:p>
@@ -16228,21 +11978,7 @@
         <w:rPr>
           <w:rFonts w:ascii="Times New Roman" w:hAnsi="Times New Roman" w:cs="Times New Roman"/>
         </w:rPr>
-        <w:t xml:space="preserve">API REST do </w:t>
-      </w:r>
-      <w:proofErr w:type="spellStart"/>
-      <w:r>
-        <w:rPr>
-          <w:rFonts w:ascii="Times New Roman" w:hAnsi="Times New Roman" w:cs="Times New Roman"/>
-        </w:rPr>
-        <w:t>Supabase</w:t>
-      </w:r>
-      <w:proofErr w:type="spellEnd"/>
-      <w:r>
-        <w:rPr>
-          <w:rFonts w:ascii="Times New Roman" w:hAnsi="Times New Roman" w:cs="Times New Roman"/>
-        </w:rPr>
-        <w:t>.</w:t>
+        <w:t>API REST do Supabase.</w:t>
       </w:r>
     </w:p>
     <w:p>
@@ -16262,21 +11998,7 @@
           <w:rFonts w:ascii="Times New Roman" w:hAnsi="Times New Roman" w:cs="Times New Roman"/>
         </w:rPr>
         <w:lastRenderedPageBreak/>
-        <w:t>Cabeçalhos HTTP (</w:t>
-      </w:r>
-      <w:proofErr w:type="spellStart"/>
-      <w:r>
-        <w:rPr>
-          <w:rFonts w:ascii="Times New Roman" w:hAnsi="Times New Roman" w:cs="Times New Roman"/>
-        </w:rPr>
-        <w:t>headers</w:t>
-      </w:r>
-      <w:proofErr w:type="spellEnd"/>
-      <w:r>
-        <w:rPr>
-          <w:rFonts w:ascii="Times New Roman" w:hAnsi="Times New Roman" w:cs="Times New Roman"/>
-        </w:rPr>
-        <w:t>).</w:t>
+        <w:t>Cabeçalhos HTTP (headers).</w:t>
       </w:r>
     </w:p>
     <w:p>
@@ -16467,35 +12189,7 @@
         <w:rPr>
           <w:rFonts w:ascii="Times New Roman" w:hAnsi="Times New Roman" w:cs="Times New Roman"/>
         </w:rPr>
-        <w:t>A autenticação encontra-se protegida por chave pública válida (</w:t>
-      </w:r>
-      <w:proofErr w:type="spellStart"/>
-      <w:r>
-        <w:rPr>
-          <w:rFonts w:ascii="Times New Roman" w:hAnsi="Times New Roman" w:cs="Times New Roman"/>
-        </w:rPr>
-        <w:t>anon</w:t>
-      </w:r>
-      <w:proofErr w:type="spellEnd"/>
-      <w:r>
-        <w:rPr>
-          <w:rFonts w:ascii="Times New Roman" w:hAnsi="Times New Roman" w:cs="Times New Roman"/>
-        </w:rPr>
-        <w:t xml:space="preserve"> </w:t>
-      </w:r>
-      <w:proofErr w:type="spellStart"/>
-      <w:r>
-        <w:rPr>
-          <w:rFonts w:ascii="Times New Roman" w:hAnsi="Times New Roman" w:cs="Times New Roman"/>
-        </w:rPr>
-        <w:t>key</w:t>
-      </w:r>
-      <w:proofErr w:type="spellEnd"/>
-      <w:r>
-        <w:rPr>
-          <w:rFonts w:ascii="Times New Roman" w:hAnsi="Times New Roman" w:cs="Times New Roman"/>
-        </w:rPr>
-        <w:t>).</w:t>
+        <w:t>A autenticação encontra-se protegida por chave pública válida (anon key).</w:t>
       </w:r>
     </w:p>
     <w:p>
@@ -16531,153 +12225,45 @@
           <w:b/>
           <w:bCs/>
         </w:rPr>
-        <w:t xml:space="preserve">5.2 Exposição de Chaves </w:t>
-      </w:r>
-      <w:proofErr w:type="spellStart"/>
+        <w:t>5.2 Exposição de Chaves Supabase</w:t>
+      </w:r>
+    </w:p>
+    <w:p>
+      <w:pPr>
+        <w:pStyle w:val="Corpodetexto"/>
+        <w:jc w:val="both"/>
+        <w:rPr>
+          <w:rFonts w:ascii="Times New Roman" w:hAnsi="Times New Roman" w:cs="Times New Roman"/>
+        </w:rPr>
+      </w:pPr>
+      <w:r>
+        <w:rPr>
+          <w:rFonts w:ascii="Times New Roman" w:hAnsi="Times New Roman" w:cs="Times New Roman"/>
+        </w:rPr>
+        <w:t>Identificou-se a presença da anon key no código frontend.</w:t>
+      </w:r>
+    </w:p>
+    <w:p>
+      <w:pPr>
+        <w:pStyle w:val="Corpodetexto"/>
+        <w:jc w:val="both"/>
+        <w:rPr>
+          <w:rFonts w:ascii="Times New Roman" w:hAnsi="Times New Roman" w:cs="Times New Roman"/>
+        </w:rPr>
+      </w:pPr>
       <w:r>
         <w:rPr>
           <w:rFonts w:ascii="Times New Roman" w:hAnsi="Times New Roman" w:cs="Times New Roman"/>
           <w:b/>
           <w:bCs/>
         </w:rPr>
-        <w:t>Supabase</w:t>
-      </w:r>
-      <w:proofErr w:type="spellEnd"/>
-    </w:p>
-    <w:p>
-      <w:pPr>
-        <w:pStyle w:val="Corpodetexto"/>
-        <w:jc w:val="both"/>
-        <w:rPr>
-          <w:rFonts w:ascii="Times New Roman" w:hAnsi="Times New Roman" w:cs="Times New Roman"/>
-        </w:rPr>
-      </w:pPr>
-      <w:r>
-        <w:rPr>
-          <w:rFonts w:ascii="Times New Roman" w:hAnsi="Times New Roman" w:cs="Times New Roman"/>
-        </w:rPr>
-        <w:t xml:space="preserve">Identificou-se a presença da </w:t>
-      </w:r>
-      <w:proofErr w:type="spellStart"/>
-      <w:r>
-        <w:rPr>
-          <w:rFonts w:ascii="Times New Roman" w:hAnsi="Times New Roman" w:cs="Times New Roman"/>
-        </w:rPr>
-        <w:t>anon</w:t>
-      </w:r>
-      <w:proofErr w:type="spellEnd"/>
-      <w:r>
-        <w:rPr>
-          <w:rFonts w:ascii="Times New Roman" w:hAnsi="Times New Roman" w:cs="Times New Roman"/>
-        </w:rPr>
-        <w:t xml:space="preserve"> </w:t>
-      </w:r>
-      <w:proofErr w:type="spellStart"/>
-      <w:r>
-        <w:rPr>
-          <w:rFonts w:ascii="Times New Roman" w:hAnsi="Times New Roman" w:cs="Times New Roman"/>
-        </w:rPr>
-        <w:t>key</w:t>
-      </w:r>
-      <w:proofErr w:type="spellEnd"/>
-      <w:r>
-        <w:rPr>
-          <w:rFonts w:ascii="Times New Roman" w:hAnsi="Times New Roman" w:cs="Times New Roman"/>
-        </w:rPr>
-        <w:t xml:space="preserve"> no código </w:t>
-      </w:r>
-      <w:proofErr w:type="spellStart"/>
-      <w:r>
-        <w:rPr>
-          <w:rFonts w:ascii="Times New Roman" w:hAnsi="Times New Roman" w:cs="Times New Roman"/>
-        </w:rPr>
-        <w:t>frontend</w:t>
-      </w:r>
-      <w:proofErr w:type="spellEnd"/>
-      <w:r>
-        <w:rPr>
-          <w:rFonts w:ascii="Times New Roman" w:hAnsi="Times New Roman" w:cs="Times New Roman"/>
-        </w:rPr>
-        <w:t>.</w:t>
-      </w:r>
-    </w:p>
-    <w:p>
-      <w:pPr>
-        <w:pStyle w:val="Corpodetexto"/>
-        <w:jc w:val="both"/>
-        <w:rPr>
-          <w:rFonts w:ascii="Times New Roman" w:hAnsi="Times New Roman" w:cs="Times New Roman"/>
-        </w:rPr>
-      </w:pPr>
-      <w:r>
-        <w:rPr>
-          <w:rFonts w:ascii="Times New Roman" w:hAnsi="Times New Roman" w:cs="Times New Roman"/>
-          <w:b/>
-          <w:bCs/>
-        </w:rPr>
         <w:t>Análise realizada:</w:t>
       </w:r>
       <w:r>
         <w:rPr>
           <w:rFonts w:ascii="Times New Roman" w:hAnsi="Times New Roman" w:cs="Times New Roman"/>
         </w:rPr>
-        <w:t xml:space="preserve"> A </w:t>
-      </w:r>
-      <w:proofErr w:type="spellStart"/>
-      <w:r>
-        <w:rPr>
-          <w:rFonts w:ascii="Times New Roman" w:hAnsi="Times New Roman" w:cs="Times New Roman"/>
-        </w:rPr>
-        <w:t>anon</w:t>
-      </w:r>
-      <w:proofErr w:type="spellEnd"/>
-      <w:r>
-        <w:rPr>
-          <w:rFonts w:ascii="Times New Roman" w:hAnsi="Times New Roman" w:cs="Times New Roman"/>
-        </w:rPr>
-        <w:t xml:space="preserve"> </w:t>
-      </w:r>
-      <w:proofErr w:type="spellStart"/>
-      <w:r>
-        <w:rPr>
-          <w:rFonts w:ascii="Times New Roman" w:hAnsi="Times New Roman" w:cs="Times New Roman"/>
-        </w:rPr>
-        <w:t>key</w:t>
-      </w:r>
-      <w:proofErr w:type="spellEnd"/>
-      <w:r>
-        <w:rPr>
-          <w:rFonts w:ascii="Times New Roman" w:hAnsi="Times New Roman" w:cs="Times New Roman"/>
-        </w:rPr>
-        <w:t xml:space="preserve"> é pública por design da arquitetura </w:t>
-      </w:r>
-      <w:proofErr w:type="spellStart"/>
-      <w:r>
-        <w:rPr>
-          <w:rFonts w:ascii="Times New Roman" w:hAnsi="Times New Roman" w:cs="Times New Roman"/>
-        </w:rPr>
-        <w:t>Supabase</w:t>
-      </w:r>
-      <w:proofErr w:type="spellEnd"/>
-      <w:r>
-        <w:rPr>
-          <w:rFonts w:ascii="Times New Roman" w:hAnsi="Times New Roman" w:cs="Times New Roman"/>
-        </w:rPr>
-        <w:t xml:space="preserve"> e não concede acesso privilegiado, dependendo exclusivamente das políticas de Row </w:t>
-      </w:r>
-      <w:proofErr w:type="spellStart"/>
-      <w:r>
-        <w:rPr>
-          <w:rFonts w:ascii="Times New Roman" w:hAnsi="Times New Roman" w:cs="Times New Roman"/>
-        </w:rPr>
-        <w:t>Level</w:t>
-      </w:r>
-      <w:proofErr w:type="spellEnd"/>
-      <w:r>
-        <w:rPr>
-          <w:rFonts w:ascii="Times New Roman" w:hAnsi="Times New Roman" w:cs="Times New Roman"/>
-        </w:rPr>
-        <w:t xml:space="preserve"> Security (RLS).</w:t>
+        <w:t xml:space="preserve"> A anon key é pública por design da arquitetura Supabase e não concede acesso privilegiado, dependendo exclusivamente das políticas de Row Level Security (RLS).</w:t>
       </w:r>
     </w:p>
     <w:p>
@@ -16751,21 +12337,7 @@
         <w:rPr>
           <w:rFonts w:ascii="Times New Roman" w:hAnsi="Times New Roman" w:cs="Times New Roman"/>
         </w:rPr>
-        <w:t xml:space="preserve">As tentativas resultaram em resposta 401 </w:t>
-      </w:r>
-      <w:proofErr w:type="spellStart"/>
-      <w:r>
-        <w:rPr>
-          <w:rFonts w:ascii="Times New Roman" w:hAnsi="Times New Roman" w:cs="Times New Roman"/>
-        </w:rPr>
-        <w:t>Unauthorized</w:t>
-      </w:r>
-      <w:proofErr w:type="spellEnd"/>
-      <w:r>
-        <w:rPr>
-          <w:rFonts w:ascii="Times New Roman" w:hAnsi="Times New Roman" w:cs="Times New Roman"/>
-        </w:rPr>
-        <w:t>.</w:t>
+        <w:t>As tentativas resultaram em resposta 401 Unauthorized.</w:t>
       </w:r>
     </w:p>
     <w:p>
@@ -16820,21 +12392,7 @@
         <w:rPr>
           <w:rFonts w:ascii="Times New Roman" w:hAnsi="Times New Roman" w:cs="Times New Roman"/>
         </w:rPr>
-        <w:t xml:space="preserve">Foram testados JWT incompleto, reaproveitado, sem assinatura válida e cabeçalhos </w:t>
-      </w:r>
-      <w:proofErr w:type="spellStart"/>
-      <w:r>
-        <w:rPr>
-          <w:rFonts w:ascii="Times New Roman" w:hAnsi="Times New Roman" w:cs="Times New Roman"/>
-        </w:rPr>
-        <w:t>Authorization</w:t>
-      </w:r>
-      <w:proofErr w:type="spellEnd"/>
-      <w:r>
-        <w:rPr>
-          <w:rFonts w:ascii="Times New Roman" w:hAnsi="Times New Roman" w:cs="Times New Roman"/>
-        </w:rPr>
-        <w:t xml:space="preserve"> forjados.</w:t>
+        <w:t>Foram testados JWT incompleto, reaproveitado, sem assinatura válida e cabeçalhos Authorization forjados.</w:t>
       </w:r>
     </w:p>
     <w:p>
@@ -16917,74 +12475,22 @@
           <w:b/>
           <w:bCs/>
         </w:rPr>
-        <w:t xml:space="preserve">5.4 API REST </w:t>
-      </w:r>
-      <w:proofErr w:type="spellStart"/>
-      <w:r>
-        <w:rPr>
-          <w:rFonts w:ascii="Times New Roman" w:hAnsi="Times New Roman" w:cs="Times New Roman"/>
-          <w:b/>
-          <w:bCs/>
-        </w:rPr>
-        <w:t>Supabase</w:t>
-      </w:r>
-      <w:proofErr w:type="spellEnd"/>
-    </w:p>
-    <w:p>
-      <w:pPr>
-        <w:pStyle w:val="Corpodetexto"/>
-        <w:jc w:val="both"/>
-        <w:rPr>
-          <w:rFonts w:ascii="Times New Roman" w:hAnsi="Times New Roman" w:cs="Times New Roman"/>
-        </w:rPr>
-      </w:pPr>
-      <w:r>
-        <w:rPr>
-          <w:rFonts w:ascii="Times New Roman" w:hAnsi="Times New Roman" w:cs="Times New Roman"/>
-        </w:rPr>
-        <w:t xml:space="preserve">Realizaram-se tentativas de acesso direto ao </w:t>
-      </w:r>
-      <w:proofErr w:type="spellStart"/>
-      <w:r>
-        <w:rPr>
-          <w:rFonts w:ascii="Times New Roman" w:hAnsi="Times New Roman" w:cs="Times New Roman"/>
-        </w:rPr>
-        <w:t>endpoint</w:t>
-      </w:r>
-      <w:proofErr w:type="spellEnd"/>
-      <w:r>
-        <w:rPr>
-          <w:rFonts w:ascii="Times New Roman" w:hAnsi="Times New Roman" w:cs="Times New Roman"/>
-        </w:rPr>
-        <w:t xml:space="preserve"> /</w:t>
-      </w:r>
-      <w:proofErr w:type="spellStart"/>
-      <w:r>
-        <w:rPr>
-          <w:rFonts w:ascii="Times New Roman" w:hAnsi="Times New Roman" w:cs="Times New Roman"/>
-        </w:rPr>
-        <w:t>rest</w:t>
-      </w:r>
-      <w:proofErr w:type="spellEnd"/>
-      <w:r>
-        <w:rPr>
-          <w:rFonts w:ascii="Times New Roman" w:hAnsi="Times New Roman" w:cs="Times New Roman"/>
-        </w:rPr>
-        <w:t xml:space="preserve">/v1/ utilizando </w:t>
-      </w:r>
-      <w:proofErr w:type="spellStart"/>
-      <w:r>
-        <w:rPr>
-          <w:rFonts w:ascii="Times New Roman" w:hAnsi="Times New Roman" w:cs="Times New Roman"/>
-        </w:rPr>
-        <w:t>apikey</w:t>
-      </w:r>
-      <w:proofErr w:type="spellEnd"/>
-      <w:r>
-        <w:rPr>
-          <w:rFonts w:ascii="Times New Roman" w:hAnsi="Times New Roman" w:cs="Times New Roman"/>
-        </w:rPr>
-        <w:t xml:space="preserve"> inválida, JWT inválido ou sem autenticação.</w:t>
+        <w:t>5.4 API REST Supabase</w:t>
+      </w:r>
+    </w:p>
+    <w:p>
+      <w:pPr>
+        <w:pStyle w:val="Corpodetexto"/>
+        <w:jc w:val="both"/>
+        <w:rPr>
+          <w:rFonts w:ascii="Times New Roman" w:hAnsi="Times New Roman" w:cs="Times New Roman"/>
+        </w:rPr>
+      </w:pPr>
+      <w:r>
+        <w:rPr>
+          <w:rFonts w:ascii="Times New Roman" w:hAnsi="Times New Roman" w:cs="Times New Roman"/>
+        </w:rPr>
+        <w:t>Realizaram-se tentativas de acesso direto ao endpoint /rest/v1/ utilizando apikey inválida, JWT inválido ou sem autenticação.</w:t>
       </w:r>
     </w:p>
     <w:p>
@@ -17020,21 +12526,7 @@
         <w:rPr>
           <w:rFonts w:ascii="Times New Roman" w:hAnsi="Times New Roman" w:cs="Times New Roman"/>
         </w:rPr>
-        <w:t xml:space="preserve">Acesso negado (401 </w:t>
-      </w:r>
-      <w:proofErr w:type="spellStart"/>
-      <w:r>
-        <w:rPr>
-          <w:rFonts w:ascii="Times New Roman" w:hAnsi="Times New Roman" w:cs="Times New Roman"/>
-        </w:rPr>
-        <w:t>Unauthorized</w:t>
-      </w:r>
-      <w:proofErr w:type="spellEnd"/>
-      <w:r>
-        <w:rPr>
-          <w:rFonts w:ascii="Times New Roman" w:hAnsi="Times New Roman" w:cs="Times New Roman"/>
-        </w:rPr>
-        <w:t>).</w:t>
+        <w:t>Acesso negado (401 Unauthorized).</w:t>
       </w:r>
     </w:p>
     <w:p>
@@ -17085,21 +12577,7 @@
         <w:rPr>
           <w:rFonts w:ascii="Times New Roman" w:hAnsi="Times New Roman" w:cs="Times New Roman"/>
         </w:rPr>
-        <w:t xml:space="preserve">Tentou-se escalação vertical (exemplo: de cuidador para gestor), manipulação do parâmetro role via requisição PATCH /profiles e Mass </w:t>
-      </w:r>
-      <w:proofErr w:type="spellStart"/>
-      <w:r>
-        <w:rPr>
-          <w:rFonts w:ascii="Times New Roman" w:hAnsi="Times New Roman" w:cs="Times New Roman"/>
-        </w:rPr>
-        <w:t>Assignment</w:t>
-      </w:r>
-      <w:proofErr w:type="spellEnd"/>
-      <w:r>
-        <w:rPr>
-          <w:rFonts w:ascii="Times New Roman" w:hAnsi="Times New Roman" w:cs="Times New Roman"/>
-        </w:rPr>
-        <w:t xml:space="preserve"> em campos sensíveis.</w:t>
+        <w:t>Tentou-se escalação vertical (exemplo: de cuidador para gestor), manipulação do parâmetro role via requisição PATCH /profiles e Mass Assignment em campos sensíveis.</w:t>
       </w:r>
     </w:p>
     <w:p>
@@ -17190,124 +12668,22 @@
           <w:b/>
           <w:bCs/>
         </w:rPr>
-        <w:t xml:space="preserve">5.6 Cross-Site </w:t>
-      </w:r>
-      <w:proofErr w:type="spellStart"/>
-      <w:r>
-        <w:rPr>
-          <w:rFonts w:ascii="Times New Roman" w:hAnsi="Times New Roman" w:cs="Times New Roman"/>
-          <w:b/>
-          <w:bCs/>
-        </w:rPr>
-        <w:t>Scripting</w:t>
-      </w:r>
-      <w:proofErr w:type="spellEnd"/>
-      <w:r>
-        <w:rPr>
-          <w:rFonts w:ascii="Times New Roman" w:hAnsi="Times New Roman" w:cs="Times New Roman"/>
-          <w:b/>
-          <w:bCs/>
-        </w:rPr>
-        <w:t xml:space="preserve"> (XSS)</w:t>
-      </w:r>
-    </w:p>
-    <w:p>
-      <w:pPr>
-        <w:pStyle w:val="Corpodetexto"/>
-        <w:jc w:val="both"/>
-        <w:rPr>
-          <w:rFonts w:ascii="Times New Roman" w:hAnsi="Times New Roman" w:cs="Times New Roman"/>
-        </w:rPr>
-      </w:pPr>
-      <w:r>
-        <w:rPr>
-          <w:rFonts w:ascii="Times New Roman" w:hAnsi="Times New Roman" w:cs="Times New Roman"/>
-        </w:rPr>
-        <w:t xml:space="preserve">Aplicaram-se </w:t>
-      </w:r>
-      <w:proofErr w:type="spellStart"/>
-      <w:r>
-        <w:rPr>
-          <w:rFonts w:ascii="Times New Roman" w:hAnsi="Times New Roman" w:cs="Times New Roman"/>
-        </w:rPr>
-        <w:t>payloads</w:t>
-      </w:r>
-      <w:proofErr w:type="spellEnd"/>
-      <w:r>
-        <w:rPr>
-          <w:rFonts w:ascii="Times New Roman" w:hAnsi="Times New Roman" w:cs="Times New Roman"/>
-        </w:rPr>
-        <w:t xml:space="preserve"> como &lt;script&gt;</w:t>
-      </w:r>
-      <w:proofErr w:type="spellStart"/>
-      <w:r>
-        <w:rPr>
-          <w:rFonts w:ascii="Times New Roman" w:hAnsi="Times New Roman" w:cs="Times New Roman"/>
-        </w:rPr>
-        <w:t>alert</w:t>
-      </w:r>
-      <w:proofErr w:type="spellEnd"/>
-      <w:r>
-        <w:rPr>
-          <w:rFonts w:ascii="Times New Roman" w:hAnsi="Times New Roman" w:cs="Times New Roman"/>
-        </w:rPr>
-        <w:t>(</w:t>
-      </w:r>
-      <w:proofErr w:type="gramStart"/>
-      <w:r>
-        <w:rPr>
-          <w:rFonts w:ascii="Times New Roman" w:hAnsi="Times New Roman" w:cs="Times New Roman"/>
-        </w:rPr>
-        <w:t>1)&lt;</w:t>
-      </w:r>
-      <w:proofErr w:type="gramEnd"/>
-      <w:r>
-        <w:rPr>
-          <w:rFonts w:ascii="Times New Roman" w:hAnsi="Times New Roman" w:cs="Times New Roman"/>
-        </w:rPr>
-        <w:t>/script&gt;, &lt;svg/</w:t>
-      </w:r>
-      <w:proofErr w:type="spellStart"/>
-      <w:r>
-        <w:rPr>
-          <w:rFonts w:ascii="Times New Roman" w:hAnsi="Times New Roman" w:cs="Times New Roman"/>
-        </w:rPr>
-        <w:t>onload</w:t>
-      </w:r>
-      <w:proofErr w:type="spellEnd"/>
-      <w:r>
-        <w:rPr>
-          <w:rFonts w:ascii="Times New Roman" w:hAnsi="Times New Roman" w:cs="Times New Roman"/>
-        </w:rPr>
-        <w:t>=</w:t>
-      </w:r>
-      <w:proofErr w:type="spellStart"/>
-      <w:r>
-        <w:rPr>
-          <w:rFonts w:ascii="Times New Roman" w:hAnsi="Times New Roman" w:cs="Times New Roman"/>
-        </w:rPr>
-        <w:t>alert</w:t>
-      </w:r>
-      <w:proofErr w:type="spellEnd"/>
-      <w:r>
-        <w:rPr>
-          <w:rFonts w:ascii="Times New Roman" w:hAnsi="Times New Roman" w:cs="Times New Roman"/>
-        </w:rPr>
-        <w:t xml:space="preserve">(1)&gt; e variações em query </w:t>
-      </w:r>
-      <w:proofErr w:type="spellStart"/>
-      <w:r>
-        <w:rPr>
-          <w:rFonts w:ascii="Times New Roman" w:hAnsi="Times New Roman" w:cs="Times New Roman"/>
-        </w:rPr>
-        <w:t>string</w:t>
-      </w:r>
-      <w:proofErr w:type="spellEnd"/>
-      <w:r>
-        <w:rPr>
-          <w:rFonts w:ascii="Times New Roman" w:hAnsi="Times New Roman" w:cs="Times New Roman"/>
-        </w:rPr>
-        <w:t>, rotas públicas e corpo JSON de requisições.</w:t>
+        <w:t>5.6 Cross-Site Scripting (XSS)</w:t>
+      </w:r>
+    </w:p>
+    <w:p>
+      <w:pPr>
+        <w:pStyle w:val="Corpodetexto"/>
+        <w:jc w:val="both"/>
+        <w:rPr>
+          <w:rFonts w:ascii="Times New Roman" w:hAnsi="Times New Roman" w:cs="Times New Roman"/>
+        </w:rPr>
+      </w:pPr>
+      <w:r>
+        <w:rPr>
+          <w:rFonts w:ascii="Times New Roman" w:hAnsi="Times New Roman" w:cs="Times New Roman"/>
+        </w:rPr>
+        <w:t>Aplicaram-se payloads como &lt;script&gt;alert(1)&lt;/script&gt;, &lt;svg/onload=alert(1)&gt; e variações em query string, rotas públicas e corpo JSON de requisições.</w:t>
       </w:r>
     </w:p>
     <w:p>
@@ -17343,21 +12719,7 @@
         <w:rPr>
           <w:rFonts w:ascii="Times New Roman" w:hAnsi="Times New Roman" w:cs="Times New Roman"/>
         </w:rPr>
-        <w:t xml:space="preserve">Nenhum </w:t>
-      </w:r>
-      <w:proofErr w:type="spellStart"/>
-      <w:r>
-        <w:rPr>
-          <w:rFonts w:ascii="Times New Roman" w:hAnsi="Times New Roman" w:cs="Times New Roman"/>
-        </w:rPr>
-        <w:t>payload</w:t>
-      </w:r>
-      <w:proofErr w:type="spellEnd"/>
-      <w:r>
-        <w:rPr>
-          <w:rFonts w:ascii="Times New Roman" w:hAnsi="Times New Roman" w:cs="Times New Roman"/>
-        </w:rPr>
-        <w:t xml:space="preserve"> foi executado.</w:t>
+        <w:t>Nenhum payload foi executado.</w:t>
       </w:r>
     </w:p>
     <w:p>
@@ -17427,105 +12789,7 @@
         <w:rPr>
           <w:rFonts w:ascii="Times New Roman" w:hAnsi="Times New Roman" w:cs="Times New Roman"/>
         </w:rPr>
-        <w:t xml:space="preserve">Cabeçalhos observados: </w:t>
-      </w:r>
-      <w:proofErr w:type="spellStart"/>
-      <w:r>
-        <w:rPr>
-          <w:rFonts w:ascii="Times New Roman" w:hAnsi="Times New Roman" w:cs="Times New Roman"/>
-        </w:rPr>
-        <w:t>Strict</w:t>
-      </w:r>
-      <w:proofErr w:type="spellEnd"/>
-      <w:r>
-        <w:rPr>
-          <w:rFonts w:ascii="Times New Roman" w:hAnsi="Times New Roman" w:cs="Times New Roman"/>
-        </w:rPr>
-        <w:t>-</w:t>
-      </w:r>
-      <w:proofErr w:type="spellStart"/>
-      <w:r>
-        <w:rPr>
-          <w:rFonts w:ascii="Times New Roman" w:hAnsi="Times New Roman" w:cs="Times New Roman"/>
-        </w:rPr>
-        <w:t>Transport</w:t>
-      </w:r>
-      <w:proofErr w:type="spellEnd"/>
-      <w:r>
-        <w:rPr>
-          <w:rFonts w:ascii="Times New Roman" w:hAnsi="Times New Roman" w:cs="Times New Roman"/>
-        </w:rPr>
-        <w:t>-Security, X-</w:t>
-      </w:r>
-      <w:proofErr w:type="spellStart"/>
-      <w:r>
-        <w:rPr>
-          <w:rFonts w:ascii="Times New Roman" w:hAnsi="Times New Roman" w:cs="Times New Roman"/>
-        </w:rPr>
-        <w:t>Content</w:t>
-      </w:r>
-      <w:proofErr w:type="spellEnd"/>
-      <w:r>
-        <w:rPr>
-          <w:rFonts w:ascii="Times New Roman" w:hAnsi="Times New Roman" w:cs="Times New Roman"/>
-        </w:rPr>
-        <w:t>-</w:t>
-      </w:r>
-      <w:proofErr w:type="spellStart"/>
-      <w:r>
-        <w:rPr>
-          <w:rFonts w:ascii="Times New Roman" w:hAnsi="Times New Roman" w:cs="Times New Roman"/>
-        </w:rPr>
-        <w:t>Type-Options</w:t>
-      </w:r>
-      <w:proofErr w:type="spellEnd"/>
-      <w:r>
-        <w:rPr>
-          <w:rFonts w:ascii="Times New Roman" w:hAnsi="Times New Roman" w:cs="Times New Roman"/>
-        </w:rPr>
-        <w:t xml:space="preserve">: </w:t>
-      </w:r>
-      <w:proofErr w:type="spellStart"/>
-      <w:r>
-        <w:rPr>
-          <w:rFonts w:ascii="Times New Roman" w:hAnsi="Times New Roman" w:cs="Times New Roman"/>
-        </w:rPr>
-        <w:t>nosniff</w:t>
-      </w:r>
-      <w:proofErr w:type="spellEnd"/>
-      <w:r>
-        <w:rPr>
-          <w:rFonts w:ascii="Times New Roman" w:hAnsi="Times New Roman" w:cs="Times New Roman"/>
-        </w:rPr>
-        <w:t xml:space="preserve">, redirecionamento forçado para HTTPS, proteções </w:t>
-      </w:r>
-      <w:proofErr w:type="spellStart"/>
-      <w:r>
-        <w:rPr>
-          <w:rFonts w:ascii="Times New Roman" w:hAnsi="Times New Roman" w:cs="Times New Roman"/>
-        </w:rPr>
-        <w:t>Cloudflare</w:t>
-      </w:r>
-      <w:proofErr w:type="spellEnd"/>
-      <w:r>
-        <w:rPr>
-          <w:rFonts w:ascii="Times New Roman" w:hAnsi="Times New Roman" w:cs="Times New Roman"/>
-        </w:rPr>
-        <w:t xml:space="preserve"> e </w:t>
-      </w:r>
-      <w:proofErr w:type="spellStart"/>
-      <w:r>
-        <w:rPr>
-          <w:rFonts w:ascii="Times New Roman" w:hAnsi="Times New Roman" w:cs="Times New Roman"/>
-        </w:rPr>
-        <w:t>Vercel</w:t>
-      </w:r>
-      <w:proofErr w:type="spellEnd"/>
-      <w:r>
-        <w:rPr>
-          <w:rFonts w:ascii="Times New Roman" w:hAnsi="Times New Roman" w:cs="Times New Roman"/>
-        </w:rPr>
-        <w:t>.</w:t>
+        <w:t>Cabeçalhos observados: Strict-Transport-Security, X-Content-Type-Options: nosniff, redirecionamento forçado para HTTPS, proteções Cloudflare e Vercel.</w:t>
       </w:r>
     </w:p>
     <w:p>
@@ -17597,92 +12861,22 @@
           <w:b/>
           <w:bCs/>
         </w:rPr>
-        <w:t xml:space="preserve">5.8 Rate </w:t>
-      </w:r>
-      <w:proofErr w:type="spellStart"/>
-      <w:r>
-        <w:rPr>
-          <w:rFonts w:ascii="Times New Roman" w:hAnsi="Times New Roman" w:cs="Times New Roman"/>
-          <w:b/>
-          <w:bCs/>
-        </w:rPr>
-        <w:t>Limiting</w:t>
-      </w:r>
-      <w:proofErr w:type="spellEnd"/>
-      <w:r>
-        <w:rPr>
-          <w:rFonts w:ascii="Times New Roman" w:hAnsi="Times New Roman" w:cs="Times New Roman"/>
-          <w:b/>
-          <w:bCs/>
-        </w:rPr>
-        <w:t xml:space="preserve"> e Proteção contra </w:t>
-      </w:r>
-      <w:proofErr w:type="spellStart"/>
-      <w:r>
-        <w:rPr>
-          <w:rFonts w:ascii="Times New Roman" w:hAnsi="Times New Roman" w:cs="Times New Roman"/>
-          <w:b/>
-          <w:bCs/>
-        </w:rPr>
-        <w:t>DDoS</w:t>
-      </w:r>
-      <w:proofErr w:type="spellEnd"/>
-    </w:p>
-    <w:p>
-      <w:pPr>
-        <w:pStyle w:val="Corpodetexto"/>
-        <w:jc w:val="both"/>
-        <w:rPr>
-          <w:rFonts w:ascii="Times New Roman" w:hAnsi="Times New Roman" w:cs="Times New Roman"/>
-        </w:rPr>
-      </w:pPr>
-      <w:r>
-        <w:rPr>
-          <w:rFonts w:ascii="Times New Roman" w:hAnsi="Times New Roman" w:cs="Times New Roman"/>
-        </w:rPr>
-        <w:t xml:space="preserve">A infraestrutura baseia-se em </w:t>
-      </w:r>
-      <w:proofErr w:type="spellStart"/>
-      <w:r>
-        <w:rPr>
-          <w:rFonts w:ascii="Times New Roman" w:hAnsi="Times New Roman" w:cs="Times New Roman"/>
-        </w:rPr>
-        <w:t>Vercel</w:t>
-      </w:r>
-      <w:proofErr w:type="spellEnd"/>
-      <w:r>
-        <w:rPr>
-          <w:rFonts w:ascii="Times New Roman" w:hAnsi="Times New Roman" w:cs="Times New Roman"/>
-        </w:rPr>
-        <w:t xml:space="preserve">, </w:t>
-      </w:r>
-      <w:proofErr w:type="spellStart"/>
-      <w:r>
-        <w:rPr>
-          <w:rFonts w:ascii="Times New Roman" w:hAnsi="Times New Roman" w:cs="Times New Roman"/>
-        </w:rPr>
-        <w:t>Cloudflare</w:t>
-      </w:r>
-      <w:proofErr w:type="spellEnd"/>
-      <w:r>
-        <w:rPr>
-          <w:rFonts w:ascii="Times New Roman" w:hAnsi="Times New Roman" w:cs="Times New Roman"/>
-        </w:rPr>
-        <w:t xml:space="preserve"> e </w:t>
-      </w:r>
-      <w:proofErr w:type="spellStart"/>
-      <w:r>
-        <w:rPr>
-          <w:rFonts w:ascii="Times New Roman" w:hAnsi="Times New Roman" w:cs="Times New Roman"/>
-        </w:rPr>
-        <w:t>Supabase</w:t>
-      </w:r>
-      <w:proofErr w:type="spellEnd"/>
-      <w:r>
-        <w:rPr>
-          <w:rFonts w:ascii="Times New Roman" w:hAnsi="Times New Roman" w:cs="Times New Roman"/>
-        </w:rPr>
-        <w:t>.</w:t>
+        <w:t>5.8 Rate Limiting e Proteção contra DDoS</w:t>
+      </w:r>
+    </w:p>
+    <w:p>
+      <w:pPr>
+        <w:pStyle w:val="Corpodetexto"/>
+        <w:jc w:val="both"/>
+        <w:rPr>
+          <w:rFonts w:ascii="Times New Roman" w:hAnsi="Times New Roman" w:cs="Times New Roman"/>
+        </w:rPr>
+      </w:pPr>
+      <w:r>
+        <w:rPr>
+          <w:rFonts w:ascii="Times New Roman" w:hAnsi="Times New Roman" w:cs="Times New Roman"/>
+        </w:rPr>
+        <w:t>A infraestrutura baseia-se em Vercel, Cloudflare e Supabase.</w:t>
       </w:r>
     </w:p>
     <w:p>
@@ -17738,21 +12932,7 @@
         <w:rPr>
           <w:rFonts w:ascii="Times New Roman" w:hAnsi="Times New Roman" w:cs="Times New Roman"/>
         </w:rPr>
-        <w:t xml:space="preserve">Nenhum </w:t>
-      </w:r>
-      <w:proofErr w:type="spellStart"/>
-      <w:r>
-        <w:rPr>
-          <w:rFonts w:ascii="Times New Roman" w:hAnsi="Times New Roman" w:cs="Times New Roman"/>
-        </w:rPr>
-        <w:t>endpoint</w:t>
-      </w:r>
-      <w:proofErr w:type="spellEnd"/>
-      <w:r>
-        <w:rPr>
-          <w:rFonts w:ascii="Times New Roman" w:hAnsi="Times New Roman" w:cs="Times New Roman"/>
-        </w:rPr>
-        <w:t xml:space="preserve"> crítico exposto.</w:t>
+        <w:t>Nenhum endpoint crítico exposto.</w:t>
       </w:r>
     </w:p>
     <w:p>
@@ -17998,19 +13178,11 @@
           <w:rFonts w:ascii="Times New Roman" w:hAnsi="Times New Roman" w:cs="Times New Roman"/>
         </w:rPr>
       </w:pPr>
-      <w:proofErr w:type="spellStart"/>
-      <w:r>
-        <w:rPr>
-          <w:rFonts w:ascii="Times New Roman" w:hAnsi="Times New Roman" w:cs="Times New Roman"/>
-        </w:rPr>
-        <w:t>Honeytokens</w:t>
-      </w:r>
-      <w:proofErr w:type="spellEnd"/>
-      <w:r>
-        <w:rPr>
-          <w:rFonts w:ascii="Times New Roman" w:hAnsi="Times New Roman" w:cs="Times New Roman"/>
-        </w:rPr>
-        <w:t>: credenciais falsas inseridas intencionalmente para detecção de vazamentos ou varreduras.</w:t>
+      <w:r>
+        <w:rPr>
+          <w:rFonts w:ascii="Times New Roman" w:hAnsi="Times New Roman" w:cs="Times New Roman"/>
+        </w:rPr>
+        <w:t>Honeytokens: credenciais falsas inseridas intencionalmente para detecção de vazamentos ou varreduras.</w:t>
       </w:r>
     </w:p>
     <w:p>
@@ -18025,47 +13197,11 @@
           <w:rFonts w:ascii="Times New Roman" w:hAnsi="Times New Roman" w:cs="Times New Roman"/>
         </w:rPr>
       </w:pPr>
-      <w:proofErr w:type="spellStart"/>
-      <w:r>
-        <w:rPr>
-          <w:rFonts w:ascii="Times New Roman" w:hAnsi="Times New Roman" w:cs="Times New Roman"/>
-        </w:rPr>
-        <w:t>Canary</w:t>
-      </w:r>
-      <w:proofErr w:type="spellEnd"/>
-      <w:r>
-        <w:rPr>
-          <w:rFonts w:ascii="Times New Roman" w:hAnsi="Times New Roman" w:cs="Times New Roman"/>
-        </w:rPr>
-        <w:t xml:space="preserve"> </w:t>
-      </w:r>
-      <w:proofErr w:type="spellStart"/>
-      <w:r>
-        <w:rPr>
-          <w:rFonts w:ascii="Times New Roman" w:hAnsi="Times New Roman" w:cs="Times New Roman"/>
-        </w:rPr>
-        <w:t>endpoints</w:t>
-      </w:r>
-      <w:proofErr w:type="spellEnd"/>
-      <w:r>
-        <w:rPr>
-          <w:rFonts w:ascii="Times New Roman" w:hAnsi="Times New Roman" w:cs="Times New Roman"/>
-        </w:rPr>
-        <w:t xml:space="preserve">: rotas monitoradas que simulam </w:t>
-      </w:r>
-      <w:proofErr w:type="spellStart"/>
-      <w:r>
-        <w:rPr>
-          <w:rFonts w:ascii="Times New Roman" w:hAnsi="Times New Roman" w:cs="Times New Roman"/>
-        </w:rPr>
-        <w:t>endpoints</w:t>
-      </w:r>
-      <w:proofErr w:type="spellEnd"/>
-      <w:r>
-        <w:rPr>
-          <w:rFonts w:ascii="Times New Roman" w:hAnsi="Times New Roman" w:cs="Times New Roman"/>
-        </w:rPr>
-        <w:t xml:space="preserve"> sensíveis.</w:t>
+      <w:r>
+        <w:rPr>
+          <w:rFonts w:ascii="Times New Roman" w:hAnsi="Times New Roman" w:cs="Times New Roman"/>
+        </w:rPr>
+        <w:t>Canary endpoints: rotas monitoradas que simulam endpoints sensíveis.</w:t>
       </w:r>
     </w:p>
     <w:p>
@@ -18114,19 +13250,11 @@
           <w:rFonts w:ascii="Times New Roman" w:hAnsi="Times New Roman" w:cs="Times New Roman"/>
         </w:rPr>
       </w:pPr>
-      <w:proofErr w:type="spellStart"/>
-      <w:r>
-        <w:rPr>
-          <w:rFonts w:ascii="Times New Roman" w:hAnsi="Times New Roman" w:cs="Times New Roman"/>
-        </w:rPr>
-        <w:t>Correlation</w:t>
-      </w:r>
-      <w:proofErr w:type="spellEnd"/>
-      <w:r>
-        <w:rPr>
-          <w:rFonts w:ascii="Times New Roman" w:hAnsi="Times New Roman" w:cs="Times New Roman"/>
-        </w:rPr>
-        <w:t xml:space="preserve"> ID: identificador único para rastreabilidade em logs.</w:t>
+      <w:r>
+        <w:rPr>
+          <w:rFonts w:ascii="Times New Roman" w:hAnsi="Times New Roman" w:cs="Times New Roman"/>
+        </w:rPr>
+        <w:t>Correlation ID: identificador único para rastreabilidade em logs.</w:t>
       </w:r>
     </w:p>
     <w:p>
@@ -18177,51 +13305,7 @@
         <w:rPr>
           <w:rFonts w:ascii="Times New Roman" w:hAnsi="Times New Roman" w:cs="Times New Roman"/>
         </w:rPr>
-        <w:t xml:space="preserve">Testes de upload e </w:t>
-      </w:r>
-      <w:proofErr w:type="spellStart"/>
-      <w:r>
-        <w:rPr>
-          <w:rFonts w:ascii="Times New Roman" w:hAnsi="Times New Roman" w:cs="Times New Roman"/>
-        </w:rPr>
-        <w:t>storage</w:t>
-      </w:r>
-      <w:proofErr w:type="spellEnd"/>
-      <w:r>
-        <w:rPr>
-          <w:rFonts w:ascii="Times New Roman" w:hAnsi="Times New Roman" w:cs="Times New Roman"/>
-        </w:rPr>
-        <w:t xml:space="preserve"> (arquivos maliciosos, </w:t>
-      </w:r>
-      <w:proofErr w:type="spellStart"/>
-      <w:r>
-        <w:rPr>
-          <w:rFonts w:ascii="Times New Roman" w:hAnsi="Times New Roman" w:cs="Times New Roman"/>
-        </w:rPr>
-        <w:t>Stored</w:t>
-      </w:r>
-      <w:proofErr w:type="spellEnd"/>
-      <w:r>
-        <w:rPr>
-          <w:rFonts w:ascii="Times New Roman" w:hAnsi="Times New Roman" w:cs="Times New Roman"/>
-        </w:rPr>
-        <w:t xml:space="preserve"> XSS via SVG, </w:t>
-      </w:r>
-      <w:proofErr w:type="spellStart"/>
-      <w:proofErr w:type="gramStart"/>
-      <w:r>
-        <w:rPr>
-          <w:rFonts w:ascii="Times New Roman" w:hAnsi="Times New Roman" w:cs="Times New Roman"/>
-        </w:rPr>
-        <w:t>DoS</w:t>
-      </w:r>
-      <w:proofErr w:type="spellEnd"/>
-      <w:proofErr w:type="gramEnd"/>
-      <w:r>
-        <w:rPr>
-          <w:rFonts w:ascii="Times New Roman" w:hAnsi="Times New Roman" w:cs="Times New Roman"/>
-        </w:rPr>
-        <w:t xml:space="preserve"> via imagens de grandes dimensões).</w:t>
+        <w:t>Testes de upload e storage (arquivos maliciosos, Stored XSS via SVG, DoS via imagens de grandes dimensões).</w:t>
       </w:r>
     </w:p>
     <w:p>
@@ -18240,35 +13324,7 @@
         <w:rPr>
           <w:rFonts w:ascii="Times New Roman" w:hAnsi="Times New Roman" w:cs="Times New Roman"/>
         </w:rPr>
-        <w:t xml:space="preserve">Verificação de </w:t>
-      </w:r>
-      <w:proofErr w:type="spellStart"/>
-      <w:r>
-        <w:rPr>
-          <w:rFonts w:ascii="Times New Roman" w:hAnsi="Times New Roman" w:cs="Times New Roman"/>
-        </w:rPr>
-        <w:t>race</w:t>
-      </w:r>
-      <w:proofErr w:type="spellEnd"/>
-      <w:r>
-        <w:rPr>
-          <w:rFonts w:ascii="Times New Roman" w:hAnsi="Times New Roman" w:cs="Times New Roman"/>
-        </w:rPr>
-        <w:t xml:space="preserve"> </w:t>
-      </w:r>
-      <w:proofErr w:type="spellStart"/>
-      <w:r>
-        <w:rPr>
-          <w:rFonts w:ascii="Times New Roman" w:hAnsi="Times New Roman" w:cs="Times New Roman"/>
-        </w:rPr>
-        <w:t>conditions</w:t>
-      </w:r>
-      <w:proofErr w:type="spellEnd"/>
-      <w:r>
-        <w:rPr>
-          <w:rFonts w:ascii="Times New Roman" w:hAnsi="Times New Roman" w:cs="Times New Roman"/>
-        </w:rPr>
-        <w:t xml:space="preserve"> em operações críticas.</w:t>
+        <w:t>Verificação de race conditions em operações críticas.</w:t>
       </w:r>
     </w:p>
     <w:p>
@@ -18287,35 +13343,7 @@
         <w:rPr>
           <w:rFonts w:ascii="Times New Roman" w:hAnsi="Times New Roman" w:cs="Times New Roman"/>
         </w:rPr>
-        <w:t>Auditoria periódica de dependências (</w:t>
-      </w:r>
-      <w:proofErr w:type="spellStart"/>
-      <w:r>
-        <w:rPr>
-          <w:rFonts w:ascii="Times New Roman" w:hAnsi="Times New Roman" w:cs="Times New Roman"/>
-        </w:rPr>
-        <w:t>npm</w:t>
-      </w:r>
-      <w:proofErr w:type="spellEnd"/>
-      <w:r>
-        <w:rPr>
-          <w:rFonts w:ascii="Times New Roman" w:hAnsi="Times New Roman" w:cs="Times New Roman"/>
-        </w:rPr>
-        <w:t xml:space="preserve"> </w:t>
-      </w:r>
-      <w:proofErr w:type="spellStart"/>
-      <w:r>
-        <w:rPr>
-          <w:rFonts w:ascii="Times New Roman" w:hAnsi="Times New Roman" w:cs="Times New Roman"/>
-        </w:rPr>
-        <w:t>audit</w:t>
-      </w:r>
-      <w:proofErr w:type="spellEnd"/>
-      <w:r>
-        <w:rPr>
-          <w:rFonts w:ascii="Times New Roman" w:hAnsi="Times New Roman" w:cs="Times New Roman"/>
-        </w:rPr>
-        <w:t>).</w:t>
+        <w:t>Auditoria periódica de dependências (npm audit).</w:t>
       </w:r>
     </w:p>
     <w:p>
@@ -18379,35 +13407,7 @@
         <w:rPr>
           <w:rFonts w:ascii="Times New Roman" w:hAnsi="Times New Roman" w:cs="Times New Roman"/>
         </w:rPr>
-        <w:t>Os testes realizados demonstram que a aplicação Gestão Atípicos apresenta elevado nível de maturidade em segurança, não tendo sido identificadas vulnerabilidades exploráveis. A arquitetura adotada (</w:t>
-      </w:r>
-      <w:proofErr w:type="spellStart"/>
-      <w:r>
-        <w:rPr>
-          <w:rFonts w:ascii="Times New Roman" w:hAnsi="Times New Roman" w:cs="Times New Roman"/>
-        </w:rPr>
-        <w:t>Vercel</w:t>
-      </w:r>
-      <w:proofErr w:type="spellEnd"/>
-      <w:r>
-        <w:rPr>
-          <w:rFonts w:ascii="Times New Roman" w:hAnsi="Times New Roman" w:cs="Times New Roman"/>
-        </w:rPr>
-        <w:t xml:space="preserve"> + </w:t>
-      </w:r>
-      <w:proofErr w:type="spellStart"/>
-      <w:r>
-        <w:rPr>
-          <w:rFonts w:ascii="Times New Roman" w:hAnsi="Times New Roman" w:cs="Times New Roman"/>
-        </w:rPr>
-        <w:t>Supabase</w:t>
-      </w:r>
-      <w:proofErr w:type="spellEnd"/>
-      <w:r>
-        <w:rPr>
-          <w:rFonts w:ascii="Times New Roman" w:hAnsi="Times New Roman" w:cs="Times New Roman"/>
-        </w:rPr>
-        <w:t xml:space="preserve"> com RLS) alinha-se às boas práticas modernas de segurança da informação.</w:t>
+        <w:t>Os testes realizados demonstram que a aplicação Gestão Atípicos apresenta elevado nível de maturidade em segurança, não tendo sido identificadas vulnerabilidades exploráveis. A arquitetura adotada (Vercel + Supabase com RLS) alinha-se às boas práticas modernas de segurança da informação.</w:t>
       </w:r>
     </w:p>
     <w:p>
@@ -18439,21 +13439,7 @@
         <w:rPr>
           <w:rFonts w:ascii="Times New Roman" w:hAnsi="Times New Roman" w:cs="Times New Roman"/>
         </w:rPr>
-        <w:t xml:space="preserve">Caso seja identificada qualquer falha de segurança, recomenda-se abrir </w:t>
-      </w:r>
-      <w:proofErr w:type="spellStart"/>
-      <w:r>
-        <w:rPr>
-          <w:rFonts w:ascii="Times New Roman" w:hAnsi="Times New Roman" w:cs="Times New Roman"/>
-        </w:rPr>
-        <w:t>issue</w:t>
-      </w:r>
-      <w:proofErr w:type="spellEnd"/>
-      <w:r>
-        <w:rPr>
-          <w:rFonts w:ascii="Times New Roman" w:hAnsi="Times New Roman" w:cs="Times New Roman"/>
-        </w:rPr>
-        <w:t xml:space="preserve"> privada no repositório ou contatar diretamente o mantenedor do projeto. Não deve ser realizada exploração ou divulgação pública sem coordenação prévia.</w:t>
+        <w:t>Caso seja identificada qualquer falha de segurança, recomenda-se abrir issue privada no repositório ou contatar diretamente o mantenedor do projeto. Não deve ser realizada exploração ou divulgação pública sem coordenação prévia.</w:t>
       </w:r>
     </w:p>
     <w:p>
@@ -18655,28 +13641,12 @@
                 <w:rFonts w:ascii="Times New Roman" w:hAnsi="Times New Roman" w:cs="Times New Roman"/>
               </w:rPr>
             </w:pPr>
-            <w:proofErr w:type="spellStart"/>
             <w:r>
               <w:rPr>
                 <w:rFonts w:ascii="Times New Roman" w:hAnsi="Times New Roman" w:cs="Times New Roman"/>
               </w:rPr>
-              <w:t>Pentest</w:t>
-            </w:r>
-            <w:proofErr w:type="spellEnd"/>
-            <w:r>
-              <w:rPr>
-                <w:rFonts w:ascii="Times New Roman" w:hAnsi="Times New Roman" w:cs="Times New Roman"/>
-              </w:rPr>
-              <w:t xml:space="preserve"> </w:t>
-            </w:r>
-            <w:proofErr w:type="spellStart"/>
-            <w:r>
-              <w:rPr>
-                <w:rFonts w:ascii="Times New Roman" w:hAnsi="Times New Roman" w:cs="Times New Roman"/>
-              </w:rPr>
-              <w:t>Blackbox</w:t>
-            </w:r>
-            <w:proofErr w:type="spellEnd"/>
+              <w:t>Pentest Blackbox</w:t>
+            </w:r>
           </w:p>
         </w:tc>
         <w:tc>
@@ -18697,35 +13667,7 @@
               <w:rPr>
                 <w:rFonts w:ascii="Times New Roman" w:hAnsi="Times New Roman" w:cs="Times New Roman"/>
               </w:rPr>
-              <w:t xml:space="preserve">Full </w:t>
-            </w:r>
-            <w:proofErr w:type="spellStart"/>
-            <w:r>
-              <w:rPr>
-                <w:rFonts w:ascii="Times New Roman" w:hAnsi="Times New Roman" w:cs="Times New Roman"/>
-              </w:rPr>
-              <w:t>Stack</w:t>
-            </w:r>
-            <w:proofErr w:type="spellEnd"/>
-            <w:r>
-              <w:rPr>
-                <w:rFonts w:ascii="Times New Roman" w:hAnsi="Times New Roman" w:cs="Times New Roman"/>
-              </w:rPr>
-              <w:t xml:space="preserve"> (</w:t>
-            </w:r>
-            <w:proofErr w:type="spellStart"/>
-            <w:r>
-              <w:rPr>
-                <w:rFonts w:ascii="Times New Roman" w:hAnsi="Times New Roman" w:cs="Times New Roman"/>
-              </w:rPr>
-              <w:t>Auth</w:t>
-            </w:r>
-            <w:proofErr w:type="spellEnd"/>
-            <w:r>
-              <w:rPr>
-                <w:rFonts w:ascii="Times New Roman" w:hAnsi="Times New Roman" w:cs="Times New Roman"/>
-              </w:rPr>
-              <w:t>, RLS, API)</w:t>
+              <w:t>Full Stack (Auth, RLS, API)</w:t>
             </w:r>
           </w:p>
         </w:tc>
@@ -18773,13 +13715,43 @@
         <w:rPr>
           <w:rFonts w:ascii="Times New Roman" w:hAnsi="Times New Roman" w:cs="Times New Roman"/>
         </w:rPr>
-        <w:t xml:space="preserve"> 15 de dezembro de </w:t>
-      </w:r>
-      <w:r>
-        <w:rPr>
-          <w:rFonts w:ascii="Times New Roman" w:hAnsi="Times New Roman" w:cs="Times New Roman"/>
-        </w:rPr>
-        <w:t>2026</w:t>
+        <w:t xml:space="preserve"> </w:t>
+      </w:r>
+      <w:r>
+        <w:rPr>
+          <w:rFonts w:ascii="Times New Roman" w:hAnsi="Times New Roman" w:cs="Times New Roman"/>
+        </w:rPr>
+        <w:t>20</w:t>
+      </w:r>
+      <w:r>
+        <w:rPr>
+          <w:rFonts w:ascii="Times New Roman" w:hAnsi="Times New Roman" w:cs="Times New Roman"/>
+        </w:rPr>
+        <w:t xml:space="preserve"> de </w:t>
+      </w:r>
+      <w:r>
+        <w:rPr>
+          <w:rFonts w:ascii="Times New Roman" w:hAnsi="Times New Roman" w:cs="Times New Roman"/>
+        </w:rPr>
+        <w:t>Janeiro</w:t>
+      </w:r>
+      <w:r>
+        <w:rPr>
+          <w:rFonts w:ascii="Times New Roman" w:hAnsi="Times New Roman" w:cs="Times New Roman"/>
+        </w:rPr>
+        <w:t xml:space="preserve"> de </w:t>
+      </w:r>
+      <w:r>
+        <w:rPr>
+          <w:rFonts w:ascii="Times New Roman" w:hAnsi="Times New Roman" w:cs="Times New Roman"/>
+        </w:rPr>
+        <w:t>202</w:t>
+      </w:r>
+      <w:r>
+        <w:rPr>
+          <w:rFonts w:ascii="Times New Roman" w:hAnsi="Times New Roman" w:cs="Times New Roman"/>
+        </w:rPr>
+        <w:t>6</w:t>
       </w:r>
       <w:r>
         <w:rPr>

--- a/tcc/TCC.docx
+++ b/tcc/TCC.docx
@@ -965,7 +965,7 @@
               <w:rPr>
                 <w:webHidden/>
               </w:rPr>
-              <w:t>9</w:t>
+              <w:t>4</w:t>
             </w:r>
             <w:r>
               <w:rPr>
@@ -1054,16 +1054,7 @@
                 <w:noProof/>
                 <w:webHidden/>
               </w:rPr>
-              <w:t>1</w:t>
-            </w:r>
-            <w:r>
-              <w:rPr>
-                <w:b/>
-                <w:bCs/>
-                <w:noProof/>
-                <w:webHidden/>
-              </w:rPr>
-              <w:t>0</w:t>
+              <w:t>5</w:t>
             </w:r>
             <w:r>
               <w:rPr>
@@ -1129,7 +1120,7 @@
               <w:rPr>
                 <w:webHidden/>
               </w:rPr>
-              <w:t>11</w:t>
+              <w:t>6</w:t>
             </w:r>
             <w:r>
               <w:rPr>
@@ -1192,7 +1183,7 @@
               <w:rPr>
                 <w:webHidden/>
               </w:rPr>
-              <w:t>12</w:t>
+              <w:t>7</w:t>
             </w:r>
             <w:r>
               <w:rPr>
@@ -1255,7 +1246,7 @@
               <w:rPr>
                 <w:webHidden/>
               </w:rPr>
-              <w:t>15</w:t>
+              <w:t>10</w:t>
             </w:r>
             <w:r>
               <w:rPr>
@@ -1318,7 +1309,7 @@
               <w:rPr>
                 <w:webHidden/>
               </w:rPr>
-              <w:t>20</w:t>
+              <w:t>15</w:t>
             </w:r>
             <w:r>
               <w:rPr>
@@ -1381,13 +1372,7 @@
               <w:rPr>
                 <w:webHidden/>
               </w:rPr>
-              <w:t>2</w:t>
-            </w:r>
-            <w:r>
-              <w:rPr>
-                <w:webHidden/>
-              </w:rPr>
-              <w:t>3</w:t>
+              <w:t>18</w:t>
             </w:r>
             <w:r>
               <w:rPr>
@@ -1450,7 +1435,7 @@
               <w:rPr>
                 <w:webHidden/>
               </w:rPr>
-              <w:t>25</w:t>
+              <w:t>20</w:t>
             </w:r>
             <w:r>
               <w:rPr>
@@ -1513,7 +1498,7 @@
               <w:rPr>
                 <w:webHidden/>
               </w:rPr>
-              <w:t>26</w:t>
+              <w:t>21</w:t>
             </w:r>
             <w:r>
               <w:rPr>
@@ -1576,7 +1561,7 @@
               <w:rPr>
                 <w:webHidden/>
               </w:rPr>
-              <w:t>27</w:t>
+              <w:t>22</w:t>
             </w:r>
             <w:r>
               <w:rPr>
@@ -1639,7 +1624,7 @@
               <w:rPr>
                 <w:webHidden/>
               </w:rPr>
-              <w:t>29</w:t>
+              <w:t>24</w:t>
             </w:r>
             <w:r>
               <w:rPr>
